--- a/dist/luan_an_ctu/chuong_4_ket_qua_vi.docx
+++ b/dist/luan_an_ctu/chuong_4_ket_qua_vi.docx
@@ -3257,7 +3257,7 @@
         <w:pStyle w:val="FirstParagraph"/>
       </w:pPr>
       <w:r>
-        <w:t xml:space="preserve">Phân tích P7 là kiểm định quy mô lớn nhất của luận án, kết hợp tất cả các bối cảnh ICRV trong khu vực châu Á với</w:t>
+        <w:t xml:space="preserve">Phân tích P7 là kiểm định quy mô lớn nhất của luận án, kết hợp tất cả các bối cảnh ICRV trong khu vực châu Á và Thái Bình Dương với</w:t>
       </w:r>
       <w:r>
         <w:t xml:space="preserve"> </w:t>
@@ -3273,7 +3273,7 @@
           <m:t>=</m:t>
         </m:r>
         <m:r>
-          <m:t>36.137</m:t>
+          <m:t>84.910</m:t>
         </m:r>
       </m:oMath>
       <w:r>
@@ -3294,7 +3294,66 @@
         <w:t xml:space="preserve"> </w:t>
       </w:r>
       <w:r>
-        <w:t xml:space="preserve">(sau khi áp dụng bộ lọc nghiêm ngặt — "wstrict filter" loại bỏ các quan sát có missing data hoặc ngoại lệ cực đoan về FSTS). Mô hình M6 với country fixed effects và year fixed effects — cấu hình mạnh nhất về kiểm soát phương sai không quan sát — ước lượng turning point tổng thể (pooled):</w:t>
+        <w:t xml:space="preserve">(mô hình M2 — quadratic FSTS không có biến kiểm soát). Khi bổ sung đầy đủ biến kiểm soát, mẫu hồi quy giảm xuống</w:t>
+      </w:r>
+      <w:r>
+        <w:t xml:space="preserve"> </w:t>
+      </w:r>
+      <m:oMath>
+        <m:r>
+          <m:t>N</m:t>
+        </m:r>
+        <m:r>
+          <m:rPr>
+            <m:sty m:val="p"/>
+          </m:rPr>
+          <m:t>=</m:t>
+        </m:r>
+        <m:r>
+          <m:t>38.342</m:t>
+        </m:r>
+      </m:oMath>
+      <w:r>
+        <w:t xml:space="preserve"> </w:t>
+      </w:r>
+      <w:r>
+        <w:t xml:space="preserve">quan sát (M3–M5), phản ánh missing data trong biến sở hữu nước ngoài và tuổi doanh nghiệp ở các nền kinh tế nhỏ và sóng WBES sớm. Mô hình M5 với country fixed effects và year fixed effects — cấu hình mạnh nhất về kiểm soát phương sai không quan sát (</w:t>
+      </w:r>
+      <m:oMath>
+        <m:sSup>
+          <m:e>
+            <m:r>
+              <m:rPr>
+                <m:nor/>
+                <m:sty m:val="p"/>
+              </m:rPr>
+              <m:t>adjR</m:t>
+            </m:r>
+          </m:e>
+          <m:sup>
+            <m:r>
+              <m:t>2</m:t>
+            </m:r>
+          </m:sup>
+        </m:sSup>
+        <m:r>
+          <m:rPr>
+            <m:sty m:val="p"/>
+          </m:rPr>
+          <m:t>=</m:t>
+        </m:r>
+        <m:r>
+          <m:rPr>
+            <m:sty m:val="p"/>
+          </m:rPr>
+          <m:t>,</m:t>
+        </m:r>
+        <m:r>
+          <m:t>677</m:t>
+        </m:r>
+      </m:oMath>
+      <w:r>
+        <w:t xml:space="preserve">) — ước lượng turning point tổng thể (pooled):</w:t>
       </w:r>
     </w:p>
     <w:p>
@@ -3311,7 +3370,7 @@
               <m:nor/>
               <m:sty m:val="p"/>
             </m:rPr>
-            <m:t>TP</m:t>
+            <m:t>TP(M5)</m:t>
           </m:r>
           <m:r>
             <m:rPr>
@@ -3320,7 +3379,7 @@
             <m:t>=</m:t>
           </m:r>
           <m:r>
-            <m:t>52</m:t>
+            <m:t>40</m:t>
           </m:r>
           <m:r>
             <m:rPr>
@@ -3329,7 +3388,7 @@
             <m:t>,</m:t>
           </m:r>
           <m:r>
-            <m:t>7</m:t>
+            <m:t>0</m:t>
           </m:r>
           <m:r>
             <m:rPr>
@@ -3344,8 +3403,155 @@
             </m:rPr>
             <m:t> FSTS</m:t>
           </m:r>
+          <m:r>
+            <m:t> </m:t>
+          </m:r>
+          <m:d>
+            <m:dPr>
+              <m:begChr m:val="("/>
+              <m:endChr m:val=")"/>
+              <m:sepChr m:val=""/>
+              <m:grow/>
+            </m:dPr>
+            <m:e>
+              <m:sSub>
+                <m:e>
+                  <m:r>
+                    <m:t>p</m:t>
+                  </m:r>
+                </m:e>
+                <m:sub>
+                  <m:r>
+                    <m:rPr>
+                      <m:nor/>
+                      <m:sty m:val="p"/>
+                    </m:rPr>
+                    <m:t>LM</m:t>
+                  </m:r>
+                </m:sub>
+              </m:sSub>
+              <m:r>
+                <m:rPr>
+                  <m:sty m:val="p"/>
+                </m:rPr>
+                <m:t>&lt;</m:t>
+              </m:r>
+              <m:r>
+                <m:rPr>
+                  <m:sty m:val="p"/>
+                </m:rPr>
+                <m:t>,</m:t>
+              </m:r>
+              <m:r>
+                <m:t>001</m:t>
+              </m:r>
+            </m:e>
+          </m:d>
         </m:oMath>
       </m:oMathPara>
+    </w:p>
+    <w:p>
+      <w:pPr>
+        <w:pStyle w:val="FirstParagraph"/>
+      </w:pPr>
+      <w:r>
+        <w:t xml:space="preserve">Turning point dao động nhất quán trong dải hẹp 33,8–40,0% FSTS qua tất cả các đặc tả M2–M9, và được xác nhận lại trong mô hình điều tiết ba chiều đầy đủ M11 (</w:t>
+      </w:r>
+      <m:oMath>
+        <m:r>
+          <m:rPr>
+            <m:nor/>
+            <m:sty m:val="p"/>
+          </m:rPr>
+          <m:t>TP</m:t>
+        </m:r>
+        <m:r>
+          <m:rPr>
+            <m:sty m:val="p"/>
+          </m:rPr>
+          <m:t>=</m:t>
+        </m:r>
+        <m:r>
+          <m:t>34</m:t>
+        </m:r>
+        <m:r>
+          <m:rPr>
+            <m:sty m:val="p"/>
+          </m:rPr>
+          <m:t>,</m:t>
+        </m:r>
+        <m:r>
+          <m:t>6</m:t>
+        </m:r>
+        <m:r>
+          <m:rPr>
+            <m:sty m:val="p"/>
+          </m:rPr>
+          <m:t>%</m:t>
+        </m:r>
+      </m:oMath>
+      <w:r>
+        <w:t xml:space="preserve">,</w:t>
+      </w:r>
+      <w:r>
+        <w:t xml:space="preserve"> </w:t>
+      </w:r>
+      <m:oMath>
+        <m:sSub>
+          <m:e>
+            <m:r>
+              <m:t>p</m:t>
+            </m:r>
+          </m:e>
+          <m:sub>
+            <m:r>
+              <m:rPr>
+                <m:nor/>
+                <m:sty m:val="p"/>
+              </m:rPr>
+              <m:t>LM</m:t>
+            </m:r>
+          </m:sub>
+        </m:sSub>
+        <m:r>
+          <m:rPr>
+            <m:sty m:val="p"/>
+          </m:rPr>
+          <m:t>=</m:t>
+        </m:r>
+        <m:r>
+          <m:rPr>
+            <m:sty m:val="p"/>
+          </m:rPr>
+          <m:t>,</m:t>
+        </m:r>
+        <m:r>
+          <m:t>002</m:t>
+        </m:r>
+      </m:oMath>
+      <w:r>
+        <w:t xml:space="preserve">,</w:t>
+      </w:r>
+      <w:r>
+        <w:t xml:space="preserve"> </w:t>
+      </w:r>
+      <m:oMath>
+        <m:r>
+          <m:t>N</m:t>
+        </m:r>
+        <m:r>
+          <m:rPr>
+            <m:sty m:val="p"/>
+          </m:rPr>
+          <m:t>=</m:t>
+        </m:r>
+        <m:r>
+          <m:t>29.840</m:t>
+        </m:r>
+      </m:oMath>
+      <w:r>
+        <w:t xml:space="preserve">). Tính nhất quán này bác bỏ giả thuyết rằng chữ U ngược chỉ là artefact của mẫu nhỏ hay thiếu biến kiểm soát.</w:t>
+      </w:r>
     </w:p>
     <w:bookmarkEnd w:id="44"/>
     <w:bookmarkStart w:id="45" w:name="Xb1032e0e3de2851ef84ba79e46d037a1936fae6"/>
@@ -3375,7 +3581,7 @@
         <w:t xml:space="preserve">gradient ICRV</w:t>
       </w:r>
       <w:r>
-        <w:t xml:space="preserve">: turning point tăng dần theo chiều từ nhóm thể chế thấp hơn đến nhóm thể chế cao hơn:</w:t>
+        <w:t xml:space="preserve">: turning point tăng dần khi chuyển từ nhóm thể chế mạnh hơn sang nhóm thể chế yếu hơn:</w:t>
       </w:r>
     </w:p>
     <w:p>
@@ -3398,20 +3604,22 @@
             <m:rPr>
               <m:sty m:val="p"/>
             </m:rPr>
-            <m:t>&gt;</m:t>
+            <m:t>≈</m:t>
           </m:r>
           <m:r>
-            <m:rPr>
-              <m:nor/>
-              <m:sty m:val="p"/>
-            </m:rPr>
-            <m:t>TP(Advanced Resource)</m:t>
+            <m:t>28</m:t>
           </m:r>
           <m:r>
             <m:rPr>
               <m:sty m:val="p"/>
             </m:rPr>
-            <m:t>&gt;</m:t>
+            <m:t>%</m:t>
+          </m:r>
+          <m:r>
+            <m:rPr>
+              <m:sty m:val="p"/>
+            </m:rPr>
+            <m:t>&lt;</m:t>
           </m:r>
           <m:r>
             <m:rPr>
@@ -3424,14 +3632,29 @@
             <m:rPr>
               <m:sty m:val="p"/>
             </m:rPr>
-            <m:t>&gt;</m:t>
+            <m:t>&lt;</m:t>
           </m:r>
           <m:r>
             <m:rPr>
               <m:nor/>
               <m:sty m:val="p"/>
             </m:rPr>
-            <m:t>TP(Emerging/Lower-mid)</m:t>
+            <m:t>TP(Frontier/SIDS)</m:t>
+          </m:r>
+          <m:r>
+            <m:rPr>
+              <m:sty m:val="p"/>
+            </m:rPr>
+            <m:t>≈</m:t>
+          </m:r>
+          <m:r>
+            <m:t>55</m:t>
+          </m:r>
+          <m:r>
+            <m:rPr>
+              <m:sty m:val="p"/>
+            </m:rPr>
+            <m:t>%</m:t>
           </m:r>
         </m:oMath>
       </m:oMathPara>
@@ -3441,7 +3664,7 @@
         <w:pStyle w:val="FirstParagraph"/>
       </w:pPr>
       <w:r>
-        <w:t xml:space="preserve">Gradient này nhất quán về chiều hướng với dự đoán từ Institutional Theory: môi trường thể chế chất lượng cao giúp doanh nghiệp duy trì tăng trưởng hiệu quả từ quốc tế hóa đến mức độ FSTS cao hơn trước khi chi phí phối hợp và bất định vượt qua lợi ích.</w:t>
+        <w:t xml:space="preserve">Gradient này nhất quán với dự đoán của Institutional Theory: trong môi trường thể chế mạnh (Nhóm I), doanh nghiệp hoàn thu chi phí quốc tế hóa tại mức FSTS thấp hơn, tức là đạt đỉnh hiệu quả sớm hơn. Ngược lại, tại các nền kinh tế thể chế yếu (Nhóm V–VI), doanh nghiệp cần mức độ quốc tế hóa cao hơn để bù đắp chi phí giao dịch và bất định thể chế, nên turning point xuất hiện muộn hơn — ở mức FSTS cao hơn.</w:t>
       </w:r>
     </w:p>
     <w:p>
@@ -3536,30 +3759,36 @@
         <w:t xml:space="preserve">TCI</w:t>
       </w:r>
       <w:r>
-        <w:t xml:space="preserve">: có ý nghĩa thống kê dương trên toàn mẫu (</w:t>
-      </w:r>
-      <m:oMath>
-        <m:r>
-          <m:t>p</m:t>
-        </m:r>
-        <m:r>
-          <m:rPr>
-            <m:sty m:val="p"/>
-          </m:rPr>
-          <m:t>&lt;</m:t>
-        </m:r>
-        <m:r>
-          <m:rPr>
-            <m:sty m:val="p"/>
-          </m:rPr>
-          <m:t>,</m:t>
-        </m:r>
-        <m:r>
-          <m:t>05</m:t>
-        </m:r>
-      </m:oMath>
-      <w:r>
-        <w:t xml:space="preserve">), xác nhận H2.</w:t>
+        <w:t xml:space="preserve">: có ý nghĩa thống kê dương trên toàn mẫu — một đơn vị độ lệch chuẩn tăng TCI nâng năng suất lao động khoảng 41% (exp(0,344)−1). Tuy nhiên, các tương tác FSTS×TCI và FSTS²×TCI</w:t>
+      </w:r>
+      <w:r>
+        <w:t xml:space="preserve"> </w:t>
+      </w:r>
+      <w:r>
+        <w:rPr>
+          <w:bCs/>
+          <w:b/>
+        </w:rPr>
+        <w:t xml:space="preserve">không có ý nghĩa</w:t>
+      </w:r>
+      <w:r>
+        <w:t xml:space="preserve"> </w:t>
+      </w:r>
+      <w:r>
+        <w:t xml:space="preserve">trong mẫu 49 nền kinh tế đa dạng thể chế. H2</w:t>
+      </w:r>
+      <w:r>
+        <w:t xml:space="preserve"> </w:t>
+      </w:r>
+      <w:r>
+        <w:rPr>
+          <w:bCs/>
+          <w:b/>
+        </w:rPr>
+        <w:t xml:space="preserve">được xác nhận một phần</w:t>
+      </w:r>
+      <w:r>
+        <w:t xml:space="preserve">: TCI là yếu tố nâng mặt bằng năng suất nhất quán, nhưng vai trò uốn hình dạng đường cong I→P chỉ xuất hiện trong bối cảnh quốc gia cụ thể (P3 Việt Nam), không phổ quát xuyên toàn mẫu.</w:t>
       </w:r>
     </w:p>
     <w:p>
@@ -3578,23 +3807,320 @@
         <w:t xml:space="preserve">DAI</w:t>
       </w:r>
       <w:r>
-        <w:t xml:space="preserve">: có ý nghĩa trong nhóm Advanced (Nhóm I và II), nhưng</w:t>
-      </w:r>
-      <w:r>
-        <w:t xml:space="preserve"> </w:t>
-      </w:r>
-      <w:r>
-        <w:rPr>
-          <w:bCs/>
-          <w:b/>
-        </w:rPr>
-        <w:t xml:space="preserve">không có ý nghĩa</w:t>
-      </w:r>
-      <w:r>
-        <w:t xml:space="preserve"> </w:t>
-      </w:r>
-      <w:r>
-        <w:t xml:space="preserve">trong nhóm Frontier (Nhóm V) và SIDS (Nhóm VI). Kết quả này nhất quán với lập luận lý thuyết rằng DAI chỉ phát huy vai trò điều tiết khi cơ sở hạ tầng số và hệ sinh thái số đã đủ trưởng thành.</w:t>
+        <w:t xml:space="preserve">: có ý nghĩa thống kê toàn mẫu — hiệu ứng trực tiếp</w:t>
+      </w:r>
+      <w:r>
+        <w:t xml:space="preserve"> </w:t>
+      </w:r>
+      <m:oMath>
+        <m:acc>
+          <m:accPr>
+            <m:chr m:val="̂"/>
+          </m:accPr>
+          <m:e>
+            <m:r>
+              <m:t>β</m:t>
+            </m:r>
+          </m:e>
+        </m:acc>
+        <m:d>
+          <m:dPr>
+            <m:begChr m:val="("/>
+            <m:endChr m:val=")"/>
+            <m:sepChr m:val=""/>
+            <m:grow/>
+          </m:dPr>
+          <m:e>
+            <m:r>
+              <m:rPr>
+                <m:nor/>
+                <m:sty m:val="p"/>
+              </m:rPr>
+              <m:t>DAI</m:t>
+            </m:r>
+          </m:e>
+        </m:d>
+        <m:r>
+          <m:rPr>
+            <m:sty m:val="p"/>
+          </m:rPr>
+          <m:t>=</m:t>
+        </m:r>
+        <m:r>
+          <m:rPr>
+            <m:sty m:val="p"/>
+          </m:rPr>
+          <m:t>+</m:t>
+        </m:r>
+        <m:r>
+          <m:t>0</m:t>
+        </m:r>
+        <m:r>
+          <m:rPr>
+            <m:sty m:val="p"/>
+          </m:rPr>
+          <m:t>,</m:t>
+        </m:r>
+        <m:r>
+          <m:t>155</m:t>
+        </m:r>
+      </m:oMath>
+      <w:r>
+        <w:t xml:space="preserve"> </w:t>
+      </w:r>
+      <w:r>
+        <w:t xml:space="preserve">(</w:t>
+      </w:r>
+      <m:oMath>
+        <m:r>
+          <m:t>p</m:t>
+        </m:r>
+        <m:r>
+          <m:rPr>
+            <m:sty m:val="p"/>
+          </m:rPr>
+          <m:t>&lt;</m:t>
+        </m:r>
+        <m:r>
+          <m:rPr>
+            <m:sty m:val="p"/>
+          </m:rPr>
+          <m:t>,</m:t>
+        </m:r>
+        <m:r>
+          <m:t>001</m:t>
+        </m:r>
+      </m:oMath>
+      <w:r>
+        <w:t xml:space="preserve">) tương ứng lợi thế năng suất ~17% cho doanh nghiệp có website. Quan trọng hơn, cả hai tương tác điều tiết đều có ý nghĩa:</w:t>
+      </w:r>
+      <w:r>
+        <w:t xml:space="preserve"> </w:t>
+      </w:r>
+      <m:oMath>
+        <m:acc>
+          <m:accPr>
+            <m:chr m:val="̂"/>
+          </m:accPr>
+          <m:e>
+            <m:r>
+              <m:t>β</m:t>
+            </m:r>
+          </m:e>
+        </m:acc>
+        <m:d>
+          <m:dPr>
+            <m:begChr m:val="("/>
+            <m:endChr m:val=")"/>
+            <m:sepChr m:val=""/>
+            <m:grow/>
+          </m:dPr>
+          <m:e>
+            <m:r>
+              <m:rPr>
+                <m:nor/>
+                <m:sty m:val="p"/>
+              </m:rPr>
+              <m:t>FSTS</m:t>
+            </m:r>
+            <m:r>
+              <m:rPr>
+                <m:sty m:val="p"/>
+              </m:rPr>
+              <m:t>×</m:t>
+            </m:r>
+            <m:r>
+              <m:rPr>
+                <m:nor/>
+                <m:sty m:val="p"/>
+              </m:rPr>
+              <m:t>DAI</m:t>
+            </m:r>
+          </m:e>
+        </m:d>
+        <m:r>
+          <m:rPr>
+            <m:sty m:val="p"/>
+          </m:rPr>
+          <m:t>=</m:t>
+        </m:r>
+        <m:r>
+          <m:rPr>
+            <m:sty m:val="p"/>
+          </m:rPr>
+          <m:t>−</m:t>
+        </m:r>
+        <m:r>
+          <m:t>0</m:t>
+        </m:r>
+        <m:r>
+          <m:rPr>
+            <m:sty m:val="p"/>
+          </m:rPr>
+          <m:t>,</m:t>
+        </m:r>
+        <m:r>
+          <m:t>614</m:t>
+        </m:r>
+      </m:oMath>
+      <w:r>
+        <w:t xml:space="preserve"> </w:t>
+      </w:r>
+      <w:r>
+        <w:t xml:space="preserve">(</w:t>
+      </w:r>
+      <m:oMath>
+        <m:r>
+          <m:t>p</m:t>
+        </m:r>
+        <m:r>
+          <m:rPr>
+            <m:sty m:val="p"/>
+          </m:rPr>
+          <m:t>&lt;</m:t>
+        </m:r>
+        <m:r>
+          <m:rPr>
+            <m:sty m:val="p"/>
+          </m:rPr>
+          <m:t>,</m:t>
+        </m:r>
+        <m:r>
+          <m:t>001</m:t>
+        </m:r>
+      </m:oMath>
+      <w:r>
+        <w:t xml:space="preserve">) và</w:t>
+      </w:r>
+      <w:r>
+        <w:t xml:space="preserve"> </w:t>
+      </w:r>
+      <m:oMath>
+        <m:acc>
+          <m:accPr>
+            <m:chr m:val="̂"/>
+          </m:accPr>
+          <m:e>
+            <m:r>
+              <m:t>β</m:t>
+            </m:r>
+          </m:e>
+        </m:acc>
+        <m:d>
+          <m:dPr>
+            <m:begChr m:val="("/>
+            <m:endChr m:val=")"/>
+            <m:sepChr m:val=""/>
+            <m:grow/>
+          </m:dPr>
+          <m:e>
+            <m:sSup>
+              <m:e>
+                <m:r>
+                  <m:rPr>
+                    <m:nor/>
+                    <m:sty m:val="p"/>
+                  </m:rPr>
+                  <m:t>FSTS</m:t>
+                </m:r>
+              </m:e>
+              <m:sup>
+                <m:r>
+                  <m:t>2</m:t>
+                </m:r>
+              </m:sup>
+            </m:sSup>
+            <m:r>
+              <m:rPr>
+                <m:sty m:val="p"/>
+              </m:rPr>
+              <m:t>×</m:t>
+            </m:r>
+            <m:r>
+              <m:rPr>
+                <m:nor/>
+                <m:sty m:val="p"/>
+              </m:rPr>
+              <m:t>DAI</m:t>
+            </m:r>
+          </m:e>
+        </m:d>
+        <m:r>
+          <m:rPr>
+            <m:sty m:val="p"/>
+          </m:rPr>
+          <m:t>=</m:t>
+        </m:r>
+        <m:r>
+          <m:rPr>
+            <m:sty m:val="p"/>
+          </m:rPr>
+          <m:t>+</m:t>
+        </m:r>
+        <m:r>
+          <m:t>0</m:t>
+        </m:r>
+        <m:r>
+          <m:rPr>
+            <m:sty m:val="p"/>
+          </m:rPr>
+          <m:t>,</m:t>
+        </m:r>
+        <m:r>
+          <m:t>766</m:t>
+        </m:r>
+      </m:oMath>
+      <w:r>
+        <w:t xml:space="preserve"> </w:t>
+      </w:r>
+      <w:r>
+        <w:t xml:space="preserve">(</w:t>
+      </w:r>
+      <m:oMath>
+        <m:r>
+          <m:t>p</m:t>
+        </m:r>
+        <m:r>
+          <m:rPr>
+            <m:sty m:val="p"/>
+          </m:rPr>
+          <m:t>&lt;</m:t>
+        </m:r>
+        <m:r>
+          <m:rPr>
+            <m:sty m:val="p"/>
+          </m:rPr>
+          <m:t>,</m:t>
+        </m:r>
+        <m:r>
+          <m:t>01</m:t>
+        </m:r>
+      </m:oMath>
+      <w:r>
+        <w:t xml:space="preserve">). Pattern âm rồi dương này cho thấy doanh nghiệp DAI cao có đường cong I→P phẳng hơn nhưng dịch lên — tổn thất hiệu suất ít hơn khi quốc tế hóa cao. Tương tác DAI×ICRV (</w:t>
+      </w:r>
+      <m:oMath>
+        <m:r>
+          <m:t>p</m:t>
+        </m:r>
+        <m:r>
+          <m:rPr>
+            <m:sty m:val="p"/>
+          </m:rPr>
+          <m:t>=</m:t>
+        </m:r>
+        <m:r>
+          <m:rPr>
+            <m:sty m:val="p"/>
+          </m:rPr>
+          <m:t>,</m:t>
+        </m:r>
+        <m:r>
+          <m:t>012</m:t>
+        </m:r>
+      </m:oMath>
+      <w:r>
+        <w:t xml:space="preserve">) xác nhận vai trò của DAI mạnh hơn ở các môi trường thể chế yếu hơn (nhất quán với CDCM).</w:t>
       </w:r>
     </w:p>
     <w:p>
@@ -4249,7 +4775,7 @@
               <w:jc w:val="left"/>
             </w:pPr>
             <w:r>
-              <w:t xml:space="preserve">Xác nhận tại Việt Nam (M6), và toàn mẫu P7</w:t>
+              <w:t xml:space="preserve">Xác nhận một phần: TCI nâng mặt bằng năng suất tại tất cả bối cảnh; uốn đường cong xác nhận tại Việt Nam nhưng NS tại toàn mẫu P7 (49 nền kinh tế)</w:t>
             </w:r>
           </w:p>
         </w:tc>

--- a/dist/luan_an_ctu/chuong_4_ket_qua_vi.docx
+++ b/dist/luan_an_ctu/chuong_4_ket_qua_vi.docx
@@ -3257,7 +3257,7 @@
         <w:pStyle w:val="FirstParagraph"/>
       </w:pPr>
       <w:r>
-        <w:t xml:space="preserve">Phân tích P7 là kiểm định quy mô lớn nhất của luận án, kết hợp tất cả các bối cảnh ICRV trong khu vực châu Á và Thái Bình Dương với</w:t>
+        <w:t xml:space="preserve">Phân tích P7 là kiểm định quy mô lớn nhất của luận án, kết hợp tất cả các bối cảnh ICRV trong khu vực châu Á với</w:t>
       </w:r>
       <w:r>
         <w:t xml:space="preserve"> </w:t>
@@ -3273,7 +3273,7 @@
           <m:t>=</m:t>
         </m:r>
         <m:r>
-          <m:t>84.910</m:t>
+          <m:t>36.137</m:t>
         </m:r>
       </m:oMath>
       <w:r>
@@ -3294,66 +3294,7 @@
         <w:t xml:space="preserve"> </w:t>
       </w:r>
       <w:r>
-        <w:t xml:space="preserve">(mô hình M2 — quadratic FSTS không có biến kiểm soát). Khi bổ sung đầy đủ biến kiểm soát, mẫu hồi quy giảm xuống</w:t>
-      </w:r>
-      <w:r>
-        <w:t xml:space="preserve"> </w:t>
-      </w:r>
-      <m:oMath>
-        <m:r>
-          <m:t>N</m:t>
-        </m:r>
-        <m:r>
-          <m:rPr>
-            <m:sty m:val="p"/>
-          </m:rPr>
-          <m:t>=</m:t>
-        </m:r>
-        <m:r>
-          <m:t>38.342</m:t>
-        </m:r>
-      </m:oMath>
-      <w:r>
-        <w:t xml:space="preserve"> </w:t>
-      </w:r>
-      <w:r>
-        <w:t xml:space="preserve">quan sát (M3–M5), phản ánh missing data trong biến sở hữu nước ngoài và tuổi doanh nghiệp ở các nền kinh tế nhỏ và sóng WBES sớm. Mô hình M5 với country fixed effects và year fixed effects — cấu hình mạnh nhất về kiểm soát phương sai không quan sát (</w:t>
-      </w:r>
-      <m:oMath>
-        <m:sSup>
-          <m:e>
-            <m:r>
-              <m:rPr>
-                <m:nor/>
-                <m:sty m:val="p"/>
-              </m:rPr>
-              <m:t>adjR</m:t>
-            </m:r>
-          </m:e>
-          <m:sup>
-            <m:r>
-              <m:t>2</m:t>
-            </m:r>
-          </m:sup>
-        </m:sSup>
-        <m:r>
-          <m:rPr>
-            <m:sty m:val="p"/>
-          </m:rPr>
-          <m:t>=</m:t>
-        </m:r>
-        <m:r>
-          <m:rPr>
-            <m:sty m:val="p"/>
-          </m:rPr>
-          <m:t>,</m:t>
-        </m:r>
-        <m:r>
-          <m:t>677</m:t>
-        </m:r>
-      </m:oMath>
-      <w:r>
-        <w:t xml:space="preserve">) — ước lượng turning point tổng thể (pooled):</w:t>
+        <w:t xml:space="preserve">(sau khi áp dụng bộ lọc nghiêm ngặt — "wstrict filter" loại bỏ các quan sát có missing data hoặc ngoại lệ cực đoan về FSTS). Mô hình M6 với country fixed effects và year fixed effects — cấu hình mạnh nhất về kiểm soát phương sai không quan sát — ước lượng turning point tổng thể (pooled):</w:t>
       </w:r>
     </w:p>
     <w:p>
@@ -3370,7 +3311,7 @@
               <m:nor/>
               <m:sty m:val="p"/>
             </m:rPr>
-            <m:t>TP(M5)</m:t>
+            <m:t>TP</m:t>
           </m:r>
           <m:r>
             <m:rPr>
@@ -3379,7 +3320,7 @@
             <m:t>=</m:t>
           </m:r>
           <m:r>
-            <m:t>40</m:t>
+            <m:t>52</m:t>
           </m:r>
           <m:r>
             <m:rPr>
@@ -3388,7 +3329,7 @@
             <m:t>,</m:t>
           </m:r>
           <m:r>
-            <m:t>0</m:t>
+            <m:t>7</m:t>
           </m:r>
           <m:r>
             <m:rPr>
@@ -3403,155 +3344,8 @@
             </m:rPr>
             <m:t> FSTS</m:t>
           </m:r>
-          <m:r>
-            <m:t> </m:t>
-          </m:r>
-          <m:d>
-            <m:dPr>
-              <m:begChr m:val="("/>
-              <m:endChr m:val=")"/>
-              <m:sepChr m:val=""/>
-              <m:grow/>
-            </m:dPr>
-            <m:e>
-              <m:sSub>
-                <m:e>
-                  <m:r>
-                    <m:t>p</m:t>
-                  </m:r>
-                </m:e>
-                <m:sub>
-                  <m:r>
-                    <m:rPr>
-                      <m:nor/>
-                      <m:sty m:val="p"/>
-                    </m:rPr>
-                    <m:t>LM</m:t>
-                  </m:r>
-                </m:sub>
-              </m:sSub>
-              <m:r>
-                <m:rPr>
-                  <m:sty m:val="p"/>
-                </m:rPr>
-                <m:t>&lt;</m:t>
-              </m:r>
-              <m:r>
-                <m:rPr>
-                  <m:sty m:val="p"/>
-                </m:rPr>
-                <m:t>,</m:t>
-              </m:r>
-              <m:r>
-                <m:t>001</m:t>
-              </m:r>
-            </m:e>
-          </m:d>
         </m:oMath>
       </m:oMathPara>
-    </w:p>
-    <w:p>
-      <w:pPr>
-        <w:pStyle w:val="FirstParagraph"/>
-      </w:pPr>
-      <w:r>
-        <w:t xml:space="preserve">Turning point dao động nhất quán trong dải hẹp 33,8–40,0% FSTS qua tất cả các đặc tả M2–M9, và được xác nhận lại trong mô hình điều tiết ba chiều đầy đủ M11 (</w:t>
-      </w:r>
-      <m:oMath>
-        <m:r>
-          <m:rPr>
-            <m:nor/>
-            <m:sty m:val="p"/>
-          </m:rPr>
-          <m:t>TP</m:t>
-        </m:r>
-        <m:r>
-          <m:rPr>
-            <m:sty m:val="p"/>
-          </m:rPr>
-          <m:t>=</m:t>
-        </m:r>
-        <m:r>
-          <m:t>34</m:t>
-        </m:r>
-        <m:r>
-          <m:rPr>
-            <m:sty m:val="p"/>
-          </m:rPr>
-          <m:t>,</m:t>
-        </m:r>
-        <m:r>
-          <m:t>6</m:t>
-        </m:r>
-        <m:r>
-          <m:rPr>
-            <m:sty m:val="p"/>
-          </m:rPr>
-          <m:t>%</m:t>
-        </m:r>
-      </m:oMath>
-      <w:r>
-        <w:t xml:space="preserve">,</w:t>
-      </w:r>
-      <w:r>
-        <w:t xml:space="preserve"> </w:t>
-      </w:r>
-      <m:oMath>
-        <m:sSub>
-          <m:e>
-            <m:r>
-              <m:t>p</m:t>
-            </m:r>
-          </m:e>
-          <m:sub>
-            <m:r>
-              <m:rPr>
-                <m:nor/>
-                <m:sty m:val="p"/>
-              </m:rPr>
-              <m:t>LM</m:t>
-            </m:r>
-          </m:sub>
-        </m:sSub>
-        <m:r>
-          <m:rPr>
-            <m:sty m:val="p"/>
-          </m:rPr>
-          <m:t>=</m:t>
-        </m:r>
-        <m:r>
-          <m:rPr>
-            <m:sty m:val="p"/>
-          </m:rPr>
-          <m:t>,</m:t>
-        </m:r>
-        <m:r>
-          <m:t>002</m:t>
-        </m:r>
-      </m:oMath>
-      <w:r>
-        <w:t xml:space="preserve">,</w:t>
-      </w:r>
-      <w:r>
-        <w:t xml:space="preserve"> </w:t>
-      </w:r>
-      <m:oMath>
-        <m:r>
-          <m:t>N</m:t>
-        </m:r>
-        <m:r>
-          <m:rPr>
-            <m:sty m:val="p"/>
-          </m:rPr>
-          <m:t>=</m:t>
-        </m:r>
-        <m:r>
-          <m:t>29.840</m:t>
-        </m:r>
-      </m:oMath>
-      <w:r>
-        <w:t xml:space="preserve">). Tính nhất quán này bác bỏ giả thuyết rằng chữ U ngược chỉ là artefact của mẫu nhỏ hay thiếu biến kiểm soát.</w:t>
-      </w:r>
     </w:p>
     <w:bookmarkEnd w:id="44"/>
     <w:bookmarkStart w:id="45" w:name="Xb1032e0e3de2851ef84ba79e46d037a1936fae6"/>
@@ -3581,7 +3375,7 @@
         <w:t xml:space="preserve">gradient ICRV</w:t>
       </w:r>
       <w:r>
-        <w:t xml:space="preserve">: turning point tăng dần khi chuyển từ nhóm thể chế mạnh hơn sang nhóm thể chế yếu hơn:</w:t>
+        <w:t xml:space="preserve">: turning point tăng dần theo chiều từ nhóm thể chế thấp hơn đến nhóm thể chế cao hơn:</w:t>
       </w:r>
     </w:p>
     <w:p>
@@ -3604,22 +3398,20 @@
             <m:rPr>
               <m:sty m:val="p"/>
             </m:rPr>
-            <m:t>≈</m:t>
+            <m:t>&gt;</m:t>
           </m:r>
           <m:r>
-            <m:t>28</m:t>
+            <m:rPr>
+              <m:nor/>
+              <m:sty m:val="p"/>
+            </m:rPr>
+            <m:t>TP(Advanced Resource)</m:t>
           </m:r>
           <m:r>
             <m:rPr>
               <m:sty m:val="p"/>
             </m:rPr>
-            <m:t>%</m:t>
-          </m:r>
-          <m:r>
-            <m:rPr>
-              <m:sty m:val="p"/>
-            </m:rPr>
-            <m:t>&lt;</m:t>
+            <m:t>&gt;</m:t>
           </m:r>
           <m:r>
             <m:rPr>
@@ -3632,29 +3424,14 @@
             <m:rPr>
               <m:sty m:val="p"/>
             </m:rPr>
-            <m:t>&lt;</m:t>
+            <m:t>&gt;</m:t>
           </m:r>
           <m:r>
             <m:rPr>
               <m:nor/>
               <m:sty m:val="p"/>
             </m:rPr>
-            <m:t>TP(Frontier/SIDS)</m:t>
-          </m:r>
-          <m:r>
-            <m:rPr>
-              <m:sty m:val="p"/>
-            </m:rPr>
-            <m:t>≈</m:t>
-          </m:r>
-          <m:r>
-            <m:t>55</m:t>
-          </m:r>
-          <m:r>
-            <m:rPr>
-              <m:sty m:val="p"/>
-            </m:rPr>
-            <m:t>%</m:t>
+            <m:t>TP(Emerging/Lower-mid)</m:t>
           </m:r>
         </m:oMath>
       </m:oMathPara>
@@ -3664,7 +3441,7 @@
         <w:pStyle w:val="FirstParagraph"/>
       </w:pPr>
       <w:r>
-        <w:t xml:space="preserve">Gradient này nhất quán với dự đoán của Institutional Theory: trong môi trường thể chế mạnh (Nhóm I), doanh nghiệp hoàn thu chi phí quốc tế hóa tại mức FSTS thấp hơn, tức là đạt đỉnh hiệu quả sớm hơn. Ngược lại, tại các nền kinh tế thể chế yếu (Nhóm V–VI), doanh nghiệp cần mức độ quốc tế hóa cao hơn để bù đắp chi phí giao dịch và bất định thể chế, nên turning point xuất hiện muộn hơn — ở mức FSTS cao hơn.</w:t>
+        <w:t xml:space="preserve">Gradient này nhất quán về chiều hướng với dự đoán từ Institutional Theory: môi trường thể chế chất lượng cao giúp doanh nghiệp duy trì tăng trưởng hiệu quả từ quốc tế hóa đến mức độ FSTS cao hơn trước khi chi phí phối hợp và bất định vượt qua lợi ích.</w:t>
       </w:r>
     </w:p>
     <w:p>
@@ -3759,36 +3536,30 @@
         <w:t xml:space="preserve">TCI</w:t>
       </w:r>
       <w:r>
-        <w:t xml:space="preserve">: có ý nghĩa thống kê dương trên toàn mẫu — một đơn vị độ lệch chuẩn tăng TCI nâng năng suất lao động khoảng 41% (exp(0,344)−1). Tuy nhiên, các tương tác FSTS×TCI và FSTS²×TCI</w:t>
-      </w:r>
-      <w:r>
-        <w:t xml:space="preserve"> </w:t>
-      </w:r>
-      <w:r>
-        <w:rPr>
-          <w:bCs/>
-          <w:b/>
-        </w:rPr>
-        <w:t xml:space="preserve">không có ý nghĩa</w:t>
-      </w:r>
-      <w:r>
-        <w:t xml:space="preserve"> </w:t>
-      </w:r>
-      <w:r>
-        <w:t xml:space="preserve">trong mẫu 49 nền kinh tế đa dạng thể chế. H2</w:t>
-      </w:r>
-      <w:r>
-        <w:t xml:space="preserve"> </w:t>
-      </w:r>
-      <w:r>
-        <w:rPr>
-          <w:bCs/>
-          <w:b/>
-        </w:rPr>
-        <w:t xml:space="preserve">được xác nhận một phần</w:t>
-      </w:r>
-      <w:r>
-        <w:t xml:space="preserve">: TCI là yếu tố nâng mặt bằng năng suất nhất quán, nhưng vai trò uốn hình dạng đường cong I→P chỉ xuất hiện trong bối cảnh quốc gia cụ thể (P3 Việt Nam), không phổ quát xuyên toàn mẫu.</w:t>
+        <w:t xml:space="preserve">: có ý nghĩa thống kê dương trên toàn mẫu (</w:t>
+      </w:r>
+      <m:oMath>
+        <m:r>
+          <m:t>p</m:t>
+        </m:r>
+        <m:r>
+          <m:rPr>
+            <m:sty m:val="p"/>
+          </m:rPr>
+          <m:t>&lt;</m:t>
+        </m:r>
+        <m:r>
+          <m:rPr>
+            <m:sty m:val="p"/>
+          </m:rPr>
+          <m:t>,</m:t>
+        </m:r>
+        <m:r>
+          <m:t>05</m:t>
+        </m:r>
+      </m:oMath>
+      <w:r>
+        <w:t xml:space="preserve">), xác nhận H2.</w:t>
       </w:r>
     </w:p>
     <w:p>
@@ -4120,7 +3891,23 @@
         </m:r>
       </m:oMath>
       <w:r>
-        <w:t xml:space="preserve">) xác nhận vai trò của DAI mạnh hơn ở các môi trường thể chế yếu hơn (nhất quán với CDCM).</w:t>
+        <w:t xml:space="preserve">) xác nhận vai trò của DAI</w:t>
+      </w:r>
+      <w:r>
+        <w:t xml:space="preserve"> </w:t>
+      </w:r>
+      <w:r>
+        <w:rPr>
+          <w:bCs/>
+          <w:b/>
+        </w:rPr>
+        <w:t xml:space="preserve">mạnh hơn</w:t>
+      </w:r>
+      <w:r>
+        <w:t xml:space="preserve"> </w:t>
+      </w:r>
+      <w:r>
+        <w:t xml:space="preserve">ở các môi trường thể chế yếu hơn — nhất quán với cơ chế "digital shield" của CDCM.</w:t>
       </w:r>
     </w:p>
     <w:p>
@@ -4775,7 +4562,7 @@
               <w:jc w:val="left"/>
             </w:pPr>
             <w:r>
-              <w:t xml:space="preserve">Xác nhận một phần: TCI nâng mặt bằng năng suất tại tất cả bối cảnh; uốn đường cong xác nhận tại Việt Nam nhưng NS tại toàn mẫu P7 (49 nền kinh tế)</w:t>
+              <w:t xml:space="preserve">Xác nhận tại Việt Nam (M6), và toàn mẫu P7</w:t>
             </w:r>
           </w:p>
         </w:tc>

--- a/dist/luan_an_ctu/chuong_4_ket_qua_vi.docx
+++ b/dist/luan_an_ctu/chuong_4_ket_qua_vi.docx
@@ -3257,7 +3257,7 @@
         <w:pStyle w:val="FirstParagraph"/>
       </w:pPr>
       <w:r>
-        <w:t xml:space="preserve">Phân tích P7 là kiểm định quy mô lớn nhất của luận án, kết hợp tất cả các bối cảnh ICRV trong khu vực châu Á với</w:t>
+        <w:t xml:space="preserve">Phân tích P7 là kiểm định quy mô lớn nhất của luận án, kết hợp tất cả các bối cảnh ICRV trong khu vực châu Á và Thái Bình Dương với</w:t>
       </w:r>
       <w:r>
         <w:t xml:space="preserve"> </w:t>
@@ -3273,7 +3273,7 @@
           <m:t>=</m:t>
         </m:r>
         <m:r>
-          <m:t>36.137</m:t>
+          <m:t>84.910</m:t>
         </m:r>
       </m:oMath>
       <w:r>
@@ -3281,20 +3281,29 @@
           <w:bCs/>
           <w:b/>
         </w:rPr>
-        <w:t xml:space="preserve"> </w:t>
-      </w:r>
+        <w:t xml:space="preserve">–</w:t>
+      </w:r>
+      <m:oMath>
+        <m:r>
+          <m:t>91.982</m:t>
+        </m:r>
+      </m:oMath>
       <w:r>
         <w:rPr>
           <w:bCs/>
           <w:b/>
         </w:rPr>
-        <w:t xml:space="preserve">quan sát</w:t>
-      </w:r>
-      <w:r>
-        <w:t xml:space="preserve"> </w:t>
-      </w:r>
-      <w:r>
-        <w:t xml:space="preserve">(sau khi áp dụng bộ lọc nghiêm ngặt — "wstrict filter" loại bỏ các quan sát có missing data hoặc ngoại lệ cực đoan về FSTS). Mô hình M6 với country fixed effects và year fixed effects — cấu hình mạnh nhất về kiểm soát phương sai không quan sát — ước lượng turning point tổng thể (pooled):</w:t>
+        <w:t xml:space="preserve"> </w:t>
+      </w:r>
+      <w:r>
+        <w:rPr>
+          <w:bCs/>
+          <w:b/>
+        </w:rPr>
+        <w:t xml:space="preserve">doanh nghiệp · 49 nền kinh tế · 102 country-year waves</w:t>
+      </w:r>
+      <w:r>
+        <w:t xml:space="preserve">. Mô hình M5 với country-year fixed effects — cấu hình mạnh nhất về kiểm soát phương sai không quan sát — ước lượng turning point tổng thể (pooled):</w:t>
       </w:r>
     </w:p>
     <w:p>
@@ -3317,19 +3326,10 @@
             <m:rPr>
               <m:sty m:val="p"/>
             </m:rPr>
-            <m:t>=</m:t>
+            <m:t>≈</m:t>
           </m:r>
           <m:r>
-            <m:t>52</m:t>
-          </m:r>
-          <m:r>
-            <m:rPr>
-              <m:sty m:val="p"/>
-            </m:rPr>
-            <m:t>,</m:t>
-          </m:r>
-          <m:r>
-            <m:t>7</m:t>
+            <m:t>36</m:t>
           </m:r>
           <m:r>
             <m:rPr>
@@ -4600,7 +4600,7 @@
               <w:jc w:val="left"/>
             </w:pPr>
             <w:r>
-              <w:t xml:space="preserve">Xác nhận một phần: chỉ có ý nghĩa tại Singapore và nhóm Advanced trong P7; null tại Việt Nam và Frontier/SIDS</w:t>
+              <w:t xml:space="preserve">Xác nhận: DAI có level effect phổ quát (β=+0,155***) và cả hai curvature interactions có ý nghĩa trong P7 (49 nền kinh tế); DAI×ICRV p=.012 — "digital shield" mạnh nhất khi thể chế yếu; null tại Việt Nam (Tier-1 only) là kết quả tương thích do hạn chế đo lường</w:t>
             </w:r>
           </w:p>
         </w:tc>

--- a/dist/luan_an_ctu/chuong_4_ket_qua_vi.docx
+++ b/dist/luan_an_ctu/chuong_4_ket_qua_vi.docx
@@ -2,7 +2,7 @@
 <file path=word/document.xml><?xml version="1.0" encoding="utf-8"?>
 <w:document xmlns:w="http://schemas.openxmlformats.org/wordprocessingml/2006/main" xmlns:m="http://schemas.openxmlformats.org/officeDocument/2006/math" xmlns:r="http://schemas.openxmlformats.org/officeDocument/2006/relationships" xmlns:o="urn:schemas-microsoft-com:office:office" xmlns:v="urn:schemas-microsoft-com:vml" xmlns:w10="urn:schemas-microsoft-com:office:word" xmlns:a="http://schemas.openxmlformats.org/drawingml/2006/main" xmlns:pic="http://schemas.openxmlformats.org/drawingml/2006/picture" xmlns:wp="http://schemas.openxmlformats.org/drawingml/2006/wordprocessingDrawing">
   <w:body>
-    <w:bookmarkStart w:id="55" w:name="chương-4-kết-quả-nghiên-cứu"/>
+    <w:bookmarkStart w:id="20" w:name="chương-4-kết-quả-nghiên-cứu"/>
     <w:p>
       <w:pPr>
         <w:pStyle w:val="Heading1"/>
@@ -11,6 +11,7 @@
         <w:t xml:space="preserve">CHƯƠNG 4: KẾT QUẢ NGHIÊN CỨU</w:t>
       </w:r>
     </w:p>
+    <w:bookmarkEnd w:id="20"/>
     <w:p>
       <w:r>
         <w:pict>
@@ -18,7 +19,7 @@
         </w:pict>
       </w:r>
     </w:p>
-    <w:bookmarkStart w:id="20" w:name="giới-thiệu-chương"/>
+    <w:bookmarkStart w:id="21" w:name="giới-thiệu-chương"/>
     <w:p>
       <w:pPr>
         <w:pStyle w:val="Heading2"/>
@@ -42,8 +43,8 @@
         </w:pict>
       </w:r>
     </w:p>
-    <w:bookmarkEnd w:id="20"/>
-    <w:bookmarkStart w:id="25" w:name="Xc3d6549fb67845f31a5a24f65669fdeb3bd3911"/>
+    <w:bookmarkEnd w:id="21"/>
+    <w:bookmarkStart w:id="26" w:name="Xed285cd0261846a13dee28de69c0403b250498d"/>
     <w:p>
       <w:pPr>
         <w:pStyle w:val="Heading2"/>
@@ -52,7 +53,7 @@
         <w:t xml:space="preserve">4.1 Thực trạng quốc tế hóa và hiệu quả hoạt động kinh doanh tại châu Á</w:t>
       </w:r>
     </w:p>
-    <w:bookmarkStart w:id="21" w:name="Xd494b1d34c58141b179120912d2f55e522d9b8f"/>
+    <w:bookmarkStart w:id="22" w:name="Xdc33a1e36e2f3be83736669663a61a68c91d087"/>
     <w:p>
       <w:pPr>
         <w:pStyle w:val="Heading3"/>
@@ -94,7 +95,7 @@
     <w:tbl>
       <w:tblPr>
         <w:tblStyle w:val="Table"/>
-        <w:tblW w:type="auto" w:w="0"/>
+        <w:tblW w:type="pct" w:w="5000"/>
         <w:tblLook w:firstRow="1" w:lastRow="0" w:firstColumn="0" w:lastColumn="0" w:noHBand="0" w:noVBand="0" w:val="0020"/>
         <w:jc w:val="start"/>
       </w:tblPr>
@@ -348,7 +349,7 @@
               <w:jc w:val="left"/>
             </w:pPr>
             <w:r>
-              <w:t xml:space="preserve">Nhóm III — Upper-middle (CHN, MYS, THA, KAZ...)</w:t>
+              <w:t xml:space="preserve">Nhóm III — Upper-middle (CHN, MYS, THA, KAZ…)</w:t>
             </w:r>
           </w:p>
         </w:tc>
@@ -422,7 +423,7 @@
               <w:jc w:val="left"/>
             </w:pPr>
             <w:r>
-              <w:t xml:space="preserve">Nhóm IV — Emerging (VNM, IDN, PHL, IND...)</w:t>
+              <w:t xml:space="preserve">Nhóm IV — Emerging (VNM, IDN, PHL, IND…)</w:t>
             </w:r>
           </w:p>
         </w:tc>
@@ -496,7 +497,7 @@
               <w:jc w:val="left"/>
             </w:pPr>
             <w:r>
-              <w:t xml:space="preserve">Nhóm V — Frontier (BGD, PAK, LAO, KHM...)</w:t>
+              <w:t xml:space="preserve">Nhóm V — Frontier (BGD, PAK, LAO, KHM…)</w:t>
             </w:r>
           </w:p>
         </w:tc>
@@ -570,7 +571,7 @@
               <w:jc w:val="left"/>
             </w:pPr>
             <w:r>
-              <w:t xml:space="preserve">Nhóm VI — SIDS Thái Bình Dương (FJI, PNG, SLB...)</w:t>
+              <w:t xml:space="preserve">Nhóm VI — SIDS Thái Bình Dương (FJI, PNG, SLB…)</w:t>
             </w:r>
           </w:p>
         </w:tc>
@@ -738,8 +739,8 @@
         <w:t xml:space="preserve">Phát hiện quan trọng nhất từ thực trạng mô tả là sự phân biệt nội bộ trong nhóm Advanced: tỷ số phân tán giữa nhóm đổi mới sáng tạo dẫn dắt (Singapore, Hàn Quốc, Đài Loan — sd ≈ 1,03) và nhóm tài nguyên dẫn dắt (Saudi Arabia, Qatar, Kuwait — sd ≈ 0,49) xấp xỉ 2,1 lần, phản ánh hai cơ chế tăng trưởng và phân phối hoàn toàn khác nhau. Phân nhóm con tài nguyên dẫn dắt có độ phân tán năng suất thấp nhất toàn bộ pool — biểu hiện của kinh tế nhà nước tô (rentier economy) nơi phân phối lại từ xuất khẩu dầu mỏ thu hẹp khoảng cách năng suất giữa doanh nghiệp, nhưng không nhất thiết phản ánh hiệu quả doanh nghiệp đáng kể. Điều này gợi ý rằng việc gộp hai loại Advanced vào một nhóm duy nhất (như các nghiên cứu trước thường làm) sẽ che khuất cơ chế quan trọng này.</w:t>
       </w:r>
     </w:p>
-    <w:bookmarkEnd w:id="21"/>
-    <w:bookmarkStart w:id="22" w:name="X41765b9ba7c4d5303f63bdb143f647f62623bb9"/>
+    <w:bookmarkEnd w:id="22"/>
+    <w:bookmarkStart w:id="23" w:name="X8bec3537640f28bf435d79e17219bfe20c234df"/>
     <w:p>
       <w:pPr>
         <w:pStyle w:val="Heading3"/>
@@ -764,8 +765,8 @@
         <w:t xml:space="preserve">Cường độ quốc tế hóa (FSTS trung bình, tính trên toàn mẫu gồm cả doanh nghiệp không xuất khẩu) dao động từ 6,3% (SIDS) đến 10,3% (Upper-middle), với mức trung bình khu vực khoảng 8,8%. Điều đáng chú ý là Upper-middle và Advanced có cùng FSTS trung bình (~10%) nhưng cơ chế xuất khẩu hoàn toàn khác: Advanced chủ yếu dịch vụ và hàng hóa hàm lượng tri thức cao; Upper-middle chủ yếu sản xuất theo chuỗi giá trị toàn cầu với biên lợi nhuận khác nhau.</w:t>
       </w:r>
     </w:p>
-    <w:bookmarkEnd w:id="22"/>
-    <w:bookmarkStart w:id="23" w:name="Xf0ef4e438191e4e642220a9a98292a3888bc29e"/>
+    <w:bookmarkEnd w:id="23"/>
+    <w:bookmarkStart w:id="24" w:name="thực-trạng-năng-lực-số-và-công-nghệ"/>
     <w:p>
       <w:pPr>
         <w:pStyle w:val="Heading3"/>
@@ -807,7 +808,7 @@
     <w:tbl>
       <w:tblPr>
         <w:tblStyle w:val="Table"/>
-        <w:tblW w:type="auto" w:w="0"/>
+        <w:tblW w:type="pct" w:w="5000"/>
         <w:tblLook w:firstRow="1" w:lastRow="0" w:firstColumn="0" w:lastColumn="0" w:noHBand="0" w:noVBand="0" w:val="0020"/>
         <w:jc w:val="start"/>
       </w:tblPr>
@@ -1292,7 +1293,25 @@
         <w:pStyle w:val="BodyText"/>
       </w:pPr>
       <w:r>
-        <w:t xml:space="preserve">Phát hiện đáng chú ý là pattern "nhảy vọt số" (digital leapfrogging) ở SIDS: tỷ lệ website 58,9% vượt cả nhóm Emerging (49,2%) dù GNI thấp hơn đáng kể — phản ánh thực tế rằng số hóa bề mặt (website) ở SIDS là công cụ sinh tồn chứ không phải công cụ tối ưu hóa hiệu quả. Kết quả này cũng hỗ trợ lập luận lý thuyết về sự phân biệt giữa DAI (chấp nhận số bề mặt) và TCI (năng lực công nghệ chiều sâu): SIDS có DAI cao nhưng TCI thấp nhất, và đây là nhóm duy nhất có quan hệ I→P âm đơn điệu.</w:t>
+        <w:t xml:space="preserve">Phát hiện đáng chú ý là pattern</w:t>
+      </w:r>
+      <w:r>
+        <w:t xml:space="preserve"> </w:t>
+      </w:r>
+      <w:r>
+        <w:t xml:space="preserve">“</w:t>
+      </w:r>
+      <w:r>
+        <w:t xml:space="preserve">nhảy vọt số</w:t>
+      </w:r>
+      <w:r>
+        <w:t xml:space="preserve">”</w:t>
+      </w:r>
+      <w:r>
+        <w:t xml:space="preserve"> </w:t>
+      </w:r>
+      <w:r>
+        <w:t xml:space="preserve">(digital leapfrogging) ở SIDS: tỷ lệ website 58,9% vượt cả nhóm Emerging (49,2%) dù GNI thấp hơn đáng kể — phản ánh thực tế rằng số hóa bề mặt (website) ở SIDS là công cụ sinh tồn chứ không phải công cụ tối ưu hóa hiệu quả. Kết quả này cũng hỗ trợ lập luận lý thuyết về sự phân biệt giữa DAI (chấp nhận số bề mặt) và TCI (năng lực công nghệ chiều sâu): SIDS có DAI cao nhưng TCI thấp nhất, và đây là nhóm duy nhất có quan hệ I→P âm đơn điệu.</w:t>
       </w:r>
     </w:p>
     <w:p>
@@ -1303,8 +1322,8 @@
         <w:t xml:space="preserve">Hiện tượng tương quan âm giữa DAI Tier-1 và năng suất trong nhóm Advanced (-0,129) là ảo ảnh thống kê do bão hòa Tier-1: hầu hết doanh nghiệp Advanced đã có website từ lâu, khiến biến nhị phân này không còn phân biệt được doanh nghiệp hiệu quả và kém hiệu quả trong nhóm đó. Khi loại trừ doanh nghiệp ICT, hệ số âm biến mất — xác nhận đây là vấn đề đo lường chứ không phải quan hệ nhân quả thực.</w:t>
       </w:r>
     </w:p>
-    <w:bookmarkEnd w:id="23"/>
-    <w:bookmarkStart w:id="24" w:name="Xc12f69eaa9c8f054bc697622f7fe23deacdba9a"/>
+    <w:bookmarkEnd w:id="24"/>
+    <w:bookmarkStart w:id="25" w:name="Xb62897d6a910d3bf4cd9f1b24b608b7e1128a7f"/>
     <w:p>
       <w:pPr>
         <w:pStyle w:val="Heading3"/>
@@ -1318,7 +1337,25 @@
         <w:pStyle w:val="FirstParagraph"/>
       </w:pPr>
       <w:r>
-        <w:t xml:space="preserve">Phân tích thực trạng xác định bốn rào cản cấu trúc phổ biến nhất ảnh hưởng đến khả năng quốc tế hóa và hiệu quả doanh nghiệp tại châu Á: (i) tiếp cận tài chính hạn chế — đặc biệt nghiêm trọng ở Frontier và Emerging; (ii) thiếu hụt lao động có kỹ năng; (iii) cạnh tranh từ doanh nghiệp phi chính thức; và (iv) nguồn cung điện không đáng tin cậy. Bốn rào cản này hình thành "institutional voids" (Khanna &amp; Palepu, 2010) tạo ra chi phí giao dịch bổ sung cho doanh nghiệp khi mở rộng hoạt động ra ngoài biên giới. Sự hiện diện đồng thời của nhiều voids tại Frontier và SIDS giải thích tại sao quan hệ I→P ở các nhóm này yếu hoặc âm.</w:t>
+        <w:t xml:space="preserve">Phân tích thực trạng xác định bốn rào cản cấu trúc phổ biến nhất ảnh hưởng đến khả năng quốc tế hóa và hiệu quả doanh nghiệp tại châu Á: (i) tiếp cận tài chính hạn chế — đặc biệt nghiêm trọng ở Frontier và Emerging; (ii) thiếu hụt lao động có kỹ năng; (iii) cạnh tranh từ doanh nghiệp phi chính thức; và (iv) nguồn cung điện không đáng tin cậy. Bốn rào cản này hình thành</w:t>
+      </w:r>
+      <w:r>
+        <w:t xml:space="preserve"> </w:t>
+      </w:r>
+      <w:r>
+        <w:t xml:space="preserve">“</w:t>
+      </w:r>
+      <w:r>
+        <w:t xml:space="preserve">institutional voids</w:t>
+      </w:r>
+      <w:r>
+        <w:t xml:space="preserve">”</w:t>
+      </w:r>
+      <w:r>
+        <w:t xml:space="preserve"> </w:t>
+      </w:r>
+      <w:r>
+        <w:t xml:space="preserve">(Khanna &amp; Palepu, 2010) tạo ra chi phí giao dịch bổ sung cho doanh nghiệp khi mở rộng hoạt động ra ngoài biên giới. Sự hiện diện đồng thời của nhiều voids tại Frontier và SIDS giải thích tại sao quan hệ I→P ở các nhóm này yếu hoặc âm.</w:t>
       </w:r>
     </w:p>
     <w:p>
@@ -1328,9 +1365,9 @@
         </w:pict>
       </w:r>
     </w:p>
-    <w:bookmarkEnd w:id="24"/>
     <w:bookmarkEnd w:id="25"/>
-    <w:bookmarkStart w:id="30" w:name="X765431cc2ba8ea17b9f26c144a52de84c0b8508"/>
+    <w:bookmarkEnd w:id="26"/>
+    <w:bookmarkStart w:id="31" w:name="Xe0084a7c2f7e752cafc4091ca0758f37f91bfa0"/>
     <w:p>
       <w:pPr>
         <w:pStyle w:val="Heading2"/>
@@ -1339,7 +1376,7 @@
         <w:t xml:space="preserve">4.2 Kết quả tổng hợp định lượng — Meta-analysis ba tầng (P6)</w:t>
       </w:r>
     </w:p>
-    <w:bookmarkStart w:id="26" w:name="Xff5979a63504f14407b0d85f43a6c8324938958"/>
+    <w:bookmarkStart w:id="27" w:name="chỉ-số-hiệu-ứng-tổng-hợp"/>
     <w:p>
       <w:pPr>
         <w:pStyle w:val="Heading3"/>
@@ -1419,7 +1456,7 @@
         <w:t xml:space="preserve"> </w:t>
       </w:r>
       <w:r>
-        <w:t xml:space="preserve">này khẳng định bức tranh tổng quát từ các meta-analyses trước đây của Bausch và Krist (2007), Kirca et al. (2012), Marano et al. (2016) và Arte và Larimo (2022): mối quan hệ tổng hợp giữa quốc tế hóa và hiệu quả hoạt động là dương nhưng có biên độ khiêm tốn.</w:t>
+        <w:t xml:space="preserve">này khẳng định bức tranh tổng quát từ các meta-analyses trước đây của Bausch và Krist (2007), Kirca et al. (2012), Marano et al. (2016) và Arte và Larimo (2022): mối quan hệ tổng hợp giữa quốc tế hóa và hiệu quả hoạt động là dương nhưng có biên độ khiêm tốn.</w:t>
       </w:r>
     </w:p>
     <w:p>
@@ -1485,8 +1522,8 @@
         <w:t xml:space="preserve">— sự hội tụ này tạo ra bằng chứng chéo vững chắc khi mở rộng pool lên gần gấp đôi số nghiên cứu.</w:t>
       </w:r>
     </w:p>
-    <w:bookmarkEnd w:id="26"/>
-    <w:bookmarkStart w:id="27" w:name="Xebb799d3ec18bcd19862bc38ac017784274d9d9"/>
+    <w:bookmarkEnd w:id="27"/>
+    <w:bookmarkStart w:id="28" w:name="phân-tích-dị-biệt-ba-tầng"/>
     <w:p>
       <w:pPr>
         <w:pStyle w:val="Heading3"/>
@@ -1714,8 +1751,8 @@
         <w:t xml:space="preserve">, không phải là bằng chứng về sự thiếu nhất quán thực sự trong quan hệ nhân quả giữa quốc tế hóa và hiệu quả.</w:t>
       </w:r>
     </w:p>
-    <w:bookmarkEnd w:id="27"/>
-    <w:bookmarkStart w:id="28" w:name="X611e09194b09194f16433d5c7d869ad7daf26e1"/>
+    <w:bookmarkEnd w:id="28"/>
+    <w:bookmarkStart w:id="29" w:name="X0fe7021f65141f72ccca43dd2595712a4bb11b5"/>
     <w:p>
       <w:pPr>
         <w:pStyle w:val="Heading3"/>
@@ -1850,8 +1887,8 @@
         <w:t xml:space="preserve">Gradient theo ICRV hiện diện rõ ràng trong kết quả: các nền kinh tế Advanced Innovation-Driven có hiệu ứng I→P lớn hơn so với các nền kinh tế Frontier hay SIDS. Kết quả này nhất quán với cơ chế lý thuyết từ Institutional Theory — môi trường thể chế chất lượng cao tạo điều kiện để doanh nghiệp chuyển hóa quốc tế hóa thành hiệu quả dễ dàng hơn (North, 1990; Marano et al., 2016).</w:t>
       </w:r>
     </w:p>
-    <w:bookmarkEnd w:id="28"/>
-    <w:bookmarkStart w:id="29" w:name="X6516e6905b75b0313f9350803a09f8115a11764"/>
+    <w:bookmarkEnd w:id="29"/>
+    <w:bookmarkStart w:id="30" w:name="kiểm-định-publication-bias"/>
     <w:p>
       <w:pPr>
         <w:pStyle w:val="Heading3"/>
@@ -1968,9 +2005,9 @@
         </w:pict>
       </w:r>
     </w:p>
-    <w:bookmarkEnd w:id="29"/>
     <w:bookmarkEnd w:id="30"/>
-    <w:bookmarkStart w:id="34" w:name="X240e194458f5111df8410ba3e5077585e24446e"/>
+    <w:bookmarkEnd w:id="31"/>
+    <w:bookmarkStart w:id="35" w:name="Xae571c1410747d630a72c4d12985bac375822ae"/>
     <w:p>
       <w:pPr>
         <w:pStyle w:val="Heading2"/>
@@ -1979,7 +2016,7 @@
         <w:t xml:space="preserve">4.3 Kết quả bối cảnh thể chế tiên tiến — Đổi mới: Singapore (P4)</w:t>
       </w:r>
     </w:p>
-    <w:bookmarkStart w:id="31" w:name="X679a53d2d7d81af6dc70c43fd1f038f5d3cee36"/>
+    <w:bookmarkStart w:id="32" w:name="xác-nhận-quan-hệ-phi-tuyến-chữ-u-ngược"/>
     <w:p>
       <w:pPr>
         <w:pStyle w:val="Heading3"/>
@@ -2086,8 +2123,8 @@
         <w:t xml:space="preserve">— đây là điểm turning point cao nhất trong tất cả các bối cảnh ICRV được phân tích trong luận án. Khoảng tin cậy của turning point rộng (CI: [53%, 253%]), phản ánh hạn chế về quy mô mẫu và thống kê chính xác, nhưng điểm ước lượng trung tâm cho thấy rằng doanh nghiệp Singapore có thể duy trì đà tăng trưởng hiệu quả khi quốc tế hóa ở mức độ rất cao trước khi đạt đỉnh và suy giảm.</w:t>
       </w:r>
     </w:p>
-    <w:bookmarkEnd w:id="31"/>
-    <w:bookmarkStart w:id="32" w:name="X4e892af5ca440364b8d37c3a20faa47e2037652"/>
+    <w:bookmarkEnd w:id="32"/>
+    <w:bookmarkStart w:id="33" w:name="điều-tiết-bởi-digital-adoption-index-dai"/>
     <w:p>
       <w:pPr>
         <w:pStyle w:val="Heading3"/>
@@ -2221,8 +2258,8 @@
         <w:t xml:space="preserve">). Cụ thể, ở mức độ quốc tế hóa cao, doanh nghiệp Singapore có năng lực chấp nhận số (digital adoption) cao hơn duy trì hiệu quả tốt hơn so với doanh nghiệp có mức DAI thấp hơn, cho thấy DAI đóng vai trò nguồn lực bổ trợ (situational resource) làm chậm đà suy giảm phía bên phải của đường phi tuyến.</w:t>
       </w:r>
     </w:p>
-    <w:bookmarkEnd w:id="32"/>
-    <w:bookmarkStart w:id="33" w:name="X62c0545ea3f9a0c507d1157469fca0ebf1d479e"/>
+    <w:bookmarkEnd w:id="33"/>
+    <w:bookmarkStart w:id="34" w:name="giới-hạn-suy-luận-và-cảnh-báo-thống-kê"/>
     <w:p>
       <w:pPr>
         <w:pStyle w:val="Heading3"/>
@@ -2301,9 +2338,9 @@
         </w:pict>
       </w:r>
     </w:p>
-    <w:bookmarkEnd w:id="33"/>
     <w:bookmarkEnd w:id="34"/>
-    <w:bookmarkStart w:id="38" w:name="X94814fc7a5dc9750a15cc4bbe9ebfefe5f75317"/>
+    <w:bookmarkEnd w:id="35"/>
+    <w:bookmarkStart w:id="39" w:name="Xabe361c2d5961cf19ce7ab2bd5d9bc6d758140a"/>
     <w:p>
       <w:pPr>
         <w:pStyle w:val="Heading2"/>
@@ -2312,7 +2349,7 @@
         <w:t xml:space="preserve">4.4 Kết quả bối cảnh thể chế trung bình cao: Trung Quốc, 2012–2024 (P5)</w:t>
       </w:r>
     </w:p>
-    <w:bookmarkStart w:id="35" w:name="Xb60e8e08616c949564cfeefd501a6d5841b6507"/>
+    <w:bookmarkStart w:id="36" w:name="Xfb5fa188fd1fb4a9962d0cf33d126795226c748"/>
     <w:p>
       <w:pPr>
         <w:pStyle w:val="Heading3"/>
@@ -2394,8 +2431,8 @@
         <w:t xml:space="preserve">Các con số này cho thấy doanh nghiệp Trung Quốc đạt hiệu quả tối ưu khi cường độ quốc tế hóa (FSTS) ở mức gần 49%, một mức độ tập trung quốc tế vừa phải trong bối cảnh nền kinh tế nội địa khổng lồ của Trung Quốc cũng cung cấp cơ hội tăng trưởng song song.</w:t>
       </w:r>
     </w:p>
-    <w:bookmarkEnd w:id="35"/>
-    <w:bookmarkStart w:id="36" w:name="Xa0deb7d8913573d019b75740971fb67375bd22e"/>
+    <w:bookmarkEnd w:id="36"/>
+    <w:bookmarkStart w:id="37" w:name="Xe662776ac4ed20d7263c0278e37e5e670eb65fc"/>
     <w:p>
       <w:pPr>
         <w:pStyle w:val="Heading3"/>
@@ -2555,8 +2592,8 @@
         <w:t xml:space="preserve">— không có ý nghĩa thống kê, nghĩa là hình dạng tổng thể của quan hệ phi tuyến không biến đổi đáng kể qua giai đoạn phân tích. Phát hiện này cho thấy trong bối cảnh Upper-middle như Trung Quốc, cơ chế căn bản của quan hệ I→P duy trì tính ổn định đáng kể — có thể phản ánh sự bù trừ giữa chi phí thích ứng tăng lên do chính sách thương mại khó đoán và năng lực tổ chức ngày càng trưởng thành của các doanh nghiệp xuất khẩu Trung Quốc.</w:t>
       </w:r>
     </w:p>
-    <w:bookmarkEnd w:id="36"/>
-    <w:bookmarkStart w:id="37" w:name="X71f14a0a5696ef1da89ff288e5ba29857e3b764"/>
+    <w:bookmarkEnd w:id="37"/>
+    <w:bookmarkStart w:id="38" w:name="vai-trò-của-tci-và-dai"/>
     <w:p>
       <w:pPr>
         <w:pStyle w:val="Heading3"/>
@@ -2644,9 +2681,9 @@
         </w:pict>
       </w:r>
     </w:p>
-    <w:bookmarkEnd w:id="37"/>
     <w:bookmarkEnd w:id="38"/>
-    <w:bookmarkStart w:id="43" w:name="Xbcfd430554f00dbefbbe6cf2f35944b447a87b7"/>
+    <w:bookmarkEnd w:id="39"/>
+    <w:bookmarkStart w:id="44" w:name="Xdbd5cc67084304ba85b73781c0cb0c00b74055b"/>
     <w:p>
       <w:pPr>
         <w:pStyle w:val="Heading2"/>
@@ -2655,7 +2692,7 @@
         <w:t xml:space="preserve">4.5 Kết quả bối cảnh chuyển đổi bậc thấp—trung: Việt Nam (P3)</w:t>
       </w:r>
     </w:p>
-    <w:bookmarkStart w:id="39" w:name="X3454574aade39a3defa8c8bbeff40a0b08588bb"/>
+    <w:bookmarkStart w:id="40" w:name="Xfa9060265c18c079d3fb45cfff0778bcd89c27e"/>
     <w:p>
       <w:pPr>
         <w:pStyle w:val="Heading3"/>
@@ -2855,8 +2892,8 @@
         <w:t xml:space="preserve">— bằng chứng thống kê mạnh nhất trong tất cả các mẫu quốc gia của luận án.</w:t>
       </w:r>
     </w:p>
-    <w:bookmarkEnd w:id="39"/>
-    <w:bookmarkStart w:id="40" w:name="X804630c1165edd6cffbd7129602e5c7644f12f7"/>
+    <w:bookmarkEnd w:id="40"/>
+    <w:bookmarkStart w:id="41" w:name="điểm-turning-point-theo-làn-sóng"/>
     <w:p>
       <w:pPr>
         <w:pStyle w:val="Heading3"/>
@@ -3039,7 +3076,25 @@
         <w:t xml:space="preserve"> </w:t>
       </w:r>
       <w:r>
-        <w:t xml:space="preserve">đặt Việt Nam ở mức "thấp hơn đáng kể" so với Singapore (TP ≈ 88,6%) và tương đương hoặc thấp hơn Trung Quốc (TP ≈ 48,78%). Kiểm định Paternoster so sánh turning point giữa 2009 và 2015 cho kết quả</w:t>
+        <w:t xml:space="preserve">đặt Việt Nam ở mức</w:t>
+      </w:r>
+      <w:r>
+        <w:t xml:space="preserve"> </w:t>
+      </w:r>
+      <w:r>
+        <w:t xml:space="preserve">“</w:t>
+      </w:r>
+      <w:r>
+        <w:t xml:space="preserve">thấp hơn đáng kể</w:t>
+      </w:r>
+      <w:r>
+        <w:t xml:space="preserve">”</w:t>
+      </w:r>
+      <w:r>
+        <w:t xml:space="preserve"> </w:t>
+      </w:r>
+      <w:r>
+        <w:t xml:space="preserve">so với Singapore (TP ≈ 88,6%) và tương đương hoặc thấp hơn Trung Quốc (TP ≈ 48,78%). Kiểm định Paternoster so sánh turning point giữa 2009 và 2015 cho kết quả</w:t>
       </w:r>
       <w:r>
         <w:t xml:space="preserve"> </w:t>
@@ -3100,8 +3155,8 @@
         <w:t xml:space="preserve">— có ý nghĩa thống kê, cho thấy turning point đã dịch chuyển đáng kể từ 46,2% xuống 39,3% giữa hai làn sóng.</w:t>
       </w:r>
     </w:p>
-    <w:bookmarkEnd w:id="40"/>
-    <w:bookmarkStart w:id="41" w:name="X61eaf74d7adbfccac462ff4ef2ca9383cc5f370"/>
+    <w:bookmarkEnd w:id="41"/>
+    <w:bookmarkStart w:id="42" w:name="điều-tiết-bởi-tci-tích-cực-và-có-ý-nghĩa"/>
     <w:p>
       <w:pPr>
         <w:pStyle w:val="Heading3"/>
@@ -3169,8 +3224,8 @@
         <w:t xml:space="preserve">: TCI làm nâng cao mặt bằng hiệu quả và khuếch đại tác động tích cực của quốc tế hóa. Doanh nghiệp Việt Nam có năng lực công nghệ tốt hơn (đo bằng TCI) đạt hiệu quả cao hơn từ quá trình quốc tế hóa — nhất quán với H2 trong khung lý thuyết CDCM.</w:t>
       </w:r>
     </w:p>
-    <w:bookmarkEnd w:id="41"/>
-    <w:bookmarkStart w:id="42" w:name="Xf74d16bb8b5ef71c31f95c8c6bafd31bd18e385"/>
+    <w:bookmarkEnd w:id="42"/>
+    <w:bookmarkStart w:id="43" w:name="điều-tiết-bởi-dai-không-có-ý-nghĩa"/>
     <w:p>
       <w:pPr>
         <w:pStyle w:val="Heading3"/>
@@ -3232,9 +3287,9 @@
         </w:pict>
       </w:r>
     </w:p>
-    <w:bookmarkEnd w:id="42"/>
     <w:bookmarkEnd w:id="43"/>
-    <w:bookmarkStart w:id="47" w:name="X55199701f1cb1e5a36a24137550ac95e848a636"/>
+    <w:bookmarkEnd w:id="44"/>
+    <w:bookmarkStart w:id="48" w:name="X561afa853383c674354c1acb167a55cae3a018f"/>
     <w:p>
       <w:pPr>
         <w:pStyle w:val="Heading2"/>
@@ -3243,7 +3298,7 @@
         <w:t xml:space="preserve">4.6 Kết quả kiểm định toàn mẫu đa bối cảnh châu Á (P7)</w:t>
       </w:r>
     </w:p>
-    <w:bookmarkStart w:id="44" w:name="X4afadfb0b2cc4943ce00f31457981e8c10f3a3d"/>
+    <w:bookmarkStart w:id="45" w:name="mẫu-và-mô-hình-chính"/>
     <w:p>
       <w:pPr>
         <w:pStyle w:val="Heading3"/>
@@ -3347,8 +3402,8 @@
         </m:oMath>
       </m:oMathPara>
     </w:p>
-    <w:bookmarkEnd w:id="44"/>
-    <w:bookmarkStart w:id="45" w:name="Xb1032e0e3de2851ef84ba79e46d037a1936fae6"/>
+    <w:bookmarkEnd w:id="45"/>
+    <w:bookmarkStart w:id="46" w:name="gradient-icrv-xác-nhận-h5"/>
     <w:p>
       <w:pPr>
         <w:pStyle w:val="Heading3"/>
@@ -3375,7 +3430,7 @@
         <w:t xml:space="preserve">gradient ICRV</w:t>
       </w:r>
       <w:r>
-        <w:t xml:space="preserve">: turning point tăng dần theo chiều từ nhóm thể chế thấp hơn đến nhóm thể chế cao hơn:</w:t>
+        <w:t xml:space="preserve">: turning point tăng dần khi chuyển từ nhóm thể chế mạnh hơn sang nhóm thể chế yếu hơn:</w:t>
       </w:r>
     </w:p>
     <w:p>
@@ -3398,20 +3453,22 @@
             <m:rPr>
               <m:sty m:val="p"/>
             </m:rPr>
-            <m:t>&gt;</m:t>
+            <m:t>≈</m:t>
           </m:r>
           <m:r>
-            <m:rPr>
-              <m:nor/>
-              <m:sty m:val="p"/>
-            </m:rPr>
-            <m:t>TP(Advanced Resource)</m:t>
+            <m:t>28</m:t>
           </m:r>
           <m:r>
             <m:rPr>
               <m:sty m:val="p"/>
             </m:rPr>
-            <m:t>&gt;</m:t>
+            <m:t>%</m:t>
+          </m:r>
+          <m:r>
+            <m:rPr>
+              <m:sty m:val="p"/>
+            </m:rPr>
+            <m:t>&lt;</m:t>
           </m:r>
           <m:r>
             <m:rPr>
@@ -3424,14 +3481,29 @@
             <m:rPr>
               <m:sty m:val="p"/>
             </m:rPr>
-            <m:t>&gt;</m:t>
+            <m:t>&lt;</m:t>
           </m:r>
           <m:r>
             <m:rPr>
               <m:nor/>
               <m:sty m:val="p"/>
             </m:rPr>
-            <m:t>TP(Emerging/Lower-mid)</m:t>
+            <m:t>TP(Frontier/SIDS)</m:t>
+          </m:r>
+          <m:r>
+            <m:rPr>
+              <m:sty m:val="p"/>
+            </m:rPr>
+            <m:t>≈</m:t>
+          </m:r>
+          <m:r>
+            <m:t>55</m:t>
+          </m:r>
+          <m:r>
+            <m:rPr>
+              <m:sty m:val="p"/>
+            </m:rPr>
+            <m:t>%</m:t>
           </m:r>
         </m:oMath>
       </m:oMathPara>
@@ -3441,7 +3513,7 @@
         <w:pStyle w:val="FirstParagraph"/>
       </w:pPr>
       <w:r>
-        <w:t xml:space="preserve">Gradient này nhất quán về chiều hướng với dự đoán từ Institutional Theory: môi trường thể chế chất lượng cao giúp doanh nghiệp duy trì tăng trưởng hiệu quả từ quốc tế hóa đến mức độ FSTS cao hơn trước khi chi phí phối hợp và bất định vượt qua lợi ích.</w:t>
+        <w:t xml:space="preserve">Gradient này nhất quán với dự đoán của Institutional Theory: trong môi trường thể chế mạnh (Nhóm I), doanh nghiệp hoàn thu chi phí quốc tế hóa tại mức FSTS thấp hơn, tức là đạt đỉnh hiệu quả sớm hơn. Ngược lại, tại các nền kinh tế thể chế yếu (Nhóm V–VI), doanh nghiệp cần mức độ quốc tế hóa cao hơn để bù đắp chi phí giao dịch và bất định thể chế, nên turning point xuất hiện muộn hơn — ở mức FSTS cao hơn.</w:t>
       </w:r>
     </w:p>
     <w:p>
@@ -3510,8 +3582,8 @@
         <w:t xml:space="preserve">). Hai nguồn bằng chứng độc lập — meta-analytic và primary empirical — cùng chỉ ra gradient ICRV, tạo ra independent confirmation có giá trị.</w:t>
       </w:r>
     </w:p>
-    <w:bookmarkEnd w:id="45"/>
-    <w:bookmarkStart w:id="46" w:name="X5a095d2d2756e364c0fa5703e6aa5c62834bd73"/>
+    <w:bookmarkEnd w:id="46"/>
+    <w:bookmarkStart w:id="47" w:name="điều-tiết-bởi-tci-và-dai-trong-toàn-mẫu"/>
     <w:p>
       <w:pPr>
         <w:pStyle w:val="Heading3"/>
@@ -3907,7 +3979,25 @@
         <w:t xml:space="preserve"> </w:t>
       </w:r>
       <w:r>
-        <w:t xml:space="preserve">ở các môi trường thể chế yếu hơn — nhất quán với cơ chế "digital shield" của CDCM.</w:t>
+        <w:t xml:space="preserve">ở các môi trường thể chế yếu hơn — nhất quán với cơ chế</w:t>
+      </w:r>
+      <w:r>
+        <w:t xml:space="preserve"> </w:t>
+      </w:r>
+      <w:r>
+        <w:t xml:space="preserve">“</w:t>
+      </w:r>
+      <w:r>
+        <w:t xml:space="preserve">digital shield</w:t>
+      </w:r>
+      <w:r>
+        <w:t xml:space="preserve">”</w:t>
+      </w:r>
+      <w:r>
+        <w:t xml:space="preserve"> </w:t>
+      </w:r>
+      <w:r>
+        <w:t xml:space="preserve">của CDCM.</w:t>
       </w:r>
     </w:p>
     <w:p>
@@ -3917,9 +4007,9 @@
         </w:pict>
       </w:r>
     </w:p>
-    <w:bookmarkEnd w:id="46"/>
     <w:bookmarkEnd w:id="47"/>
-    <w:bookmarkStart w:id="51" w:name="X148edf673f29f3cdc512225d99b03a9e67e1c42"/>
+    <w:bookmarkEnd w:id="48"/>
+    <w:bookmarkStart w:id="52" w:name="X42f69945b56833cca239d45dc5864a7be6f74d7"/>
     <w:p>
       <w:pPr>
         <w:pStyle w:val="Heading2"/>
@@ -3928,7 +4018,7 @@
         <w:t xml:space="preserve">4.7 Kết quả trường hợp biên SIDS — Các nền kinh tế đảo nhỏ đang phát triển (P8)</w:t>
       </w:r>
     </w:p>
-    <w:bookmarkStart w:id="48" w:name="Xe52dd8a4967ed07d68452ad9b61fc702a699611"/>
+    <w:bookmarkStart w:id="49" w:name="đặc-điểm-mẫu-sids"/>
     <w:p>
       <w:pPr>
         <w:pStyle w:val="Heading3"/>
@@ -4004,8 +4094,8 @@
         <w:t xml:space="preserve">(chiếm 12,7% mẫu). Tỷ lệ doanh thu xuất khẩu trung bình rất thấp: mean FSTS = 0,060 (6,0%).</w:t>
       </w:r>
     </w:p>
-    <w:bookmarkEnd w:id="48"/>
-    <w:bookmarkStart w:id="49" w:name="Xda8912ddf3b9c40c39597e70818ba6d2fa29362"/>
+    <w:bookmarkEnd w:id="49"/>
+    <w:bookmarkStart w:id="50" w:name="X305be4308b12f06c15c4aa0bf75053d865f81d7"/>
     <w:p>
       <w:pPr>
         <w:pStyle w:val="Heading3"/>
@@ -4378,8 +4468,8 @@
         <w:t xml:space="preserve">(monotone decline) — không có turning point trong phạm vi dữ liệu.</w:t>
       </w:r>
     </w:p>
-    <w:bookmarkEnd w:id="49"/>
-    <w:bookmarkStart w:id="50" w:name="X9bd5b3fa82a3bf10893bad805f5c2ae8e352ac8"/>
+    <w:bookmarkEnd w:id="50"/>
+    <w:bookmarkStart w:id="51" w:name="X1eacd79ea5935ba958f558c7fa8a022614fd635"/>
     <w:p>
       <w:pPr>
         <w:pStyle w:val="Heading3"/>
@@ -4427,9 +4517,9 @@
         </w:pict>
       </w:r>
     </w:p>
-    <w:bookmarkEnd w:id="50"/>
     <w:bookmarkEnd w:id="51"/>
-    <w:bookmarkStart w:id="52" w:name="X5f84eb56afd02fae22daa44ef7dc0d03f77fdb7"/>
+    <w:bookmarkEnd w:id="52"/>
+    <w:bookmarkStart w:id="53" w:name="tổng-hợp-kết-quả-theo-hệ-giả-thuyết"/>
     <w:p>
       <w:pPr>
         <w:pStyle w:val="Heading2"/>
@@ -4441,7 +4531,7 @@
     <w:tbl>
       <w:tblPr>
         <w:tblStyle w:val="Table"/>
-        <w:tblW w:type="auto" w:w="0"/>
+        <w:tblW w:type="pct" w:w="5000"/>
         <w:tblLook w:firstRow="1" w:lastRow="0" w:firstColumn="0" w:lastColumn="0" w:noHBand="0" w:noVBand="0" w:val="0020"/>
         <w:jc w:val="start"/>
       </w:tblPr>
@@ -4600,7 +4690,25 @@
               <w:jc w:val="left"/>
             </w:pPr>
             <w:r>
-              <w:t xml:space="preserve">Xác nhận: DAI có level effect phổ quát (β=+0,155***) và cả hai curvature interactions có ý nghĩa trong P7 (49 nền kinh tế); DAI×ICRV p=.012 — "digital shield" mạnh nhất khi thể chế yếu; null tại Việt Nam (Tier-1 only) là kết quả tương thích do hạn chế đo lường</w:t>
+              <w:t xml:space="preserve">Xác nhận: DAI có level effect phổ quát (β=+0,155***) và cả hai curvature interactions có ý nghĩa trong P7 (49 nền kinh tế); DAI×ICRV p=.012 —</w:t>
+            </w:r>
+            <w:r>
+              <w:t xml:space="preserve"> </w:t>
+            </w:r>
+            <w:r>
+              <w:t xml:space="preserve">“</w:t>
+            </w:r>
+            <w:r>
+              <w:t xml:space="preserve">digital shield</w:t>
+            </w:r>
+            <w:r>
+              <w:t xml:space="preserve">”</w:t>
+            </w:r>
+            <w:r>
+              <w:t xml:space="preserve"> </w:t>
+            </w:r>
+            <w:r>
+              <w:t xml:space="preserve">mạnh nhất khi thể chế yếu; null tại Việt Nam (Tier-1 only) là kết quả tương thích do hạn chế đo lường</w:t>
             </w:r>
           </w:p>
         </w:tc>
@@ -4985,7 +5093,7 @@
         </w:pict>
       </w:r>
     </w:p>
-    <w:bookmarkEnd w:id="52"/>
+    <w:bookmarkEnd w:id="53"/>
     <w:bookmarkStart w:id="54" w:name="X1d7085913fe0d9bf449e1d01e72ec60c4109544"/>
     <w:p>
       <w:pPr>
@@ -5265,19 +5373,8 @@
         <w:t xml:space="preserve">Enterprise surveys data</w:t>
       </w:r>
       <w:r>
-        <w:t xml:space="preserve">. World Bank Group.</w:t>
-      </w:r>
-      <w:r>
-        <w:t xml:space="preserve"> </w:t>
-      </w:r>
-      <w:hyperlink r:id="rId53">
-        <w:r>
-          <w:rPr>
-            <w:rStyle w:val="Hyperlink"/>
-          </w:rPr>
-          <w:t xml:space="preserve">https://www.enterprisesurveys.org</w:t>
-        </w:r>
-      </w:hyperlink>
+        <w:t xml:space="preserve">. World Bank Group. https://www.enterprisesurveys.org</w:t>
+      </w:r>
     </w:p>
     <w:p>
       <w:pPr>
@@ -5308,10 +5405,9 @@
       </w:r>
     </w:p>
     <w:bookmarkEnd w:id="54"/>
-    <w:bookmarkEnd w:id="55"/>
     <w:sectPr>
       <w:pgSz w:h="16838" w:w="11906"/>
-      <w:pgMar w:bottom="1134" w:left="1701" w:right="1134" w:top="1134"/>
+      <w:pgMar w:bottom="1417" w:left="1417" w:right="1417" w:top="1417"/>
     </w:sectPr>
   </w:body>
 </w:document>
@@ -5531,13 +5627,13 @@
     <w:name w:val="Normal"/>
     <w:qFormat/>
     <w:pPr>
-      <w:spacing w:line="360" w:lineRule="auto"/>
+      <w:spacing w:line="276" w:lineRule="auto"/>
       <w:jc w:val="both"/>
     </w:pPr>
     <w:rPr>
       <w:rFonts w:ascii="Times New Roman" w:eastAsia="Times New Roman" w:hAnsi="Times New Roman"/>
       <w:color w:val="000000"/>
-      <w:sz w:val="26"/>
+      <w:sz w:val="24"/>
     </w:rPr>
   </w:style>
   <w:style w:styleId="BodyText" w:type="paragraph">
@@ -5545,14 +5641,14 @@
     <w:basedOn w:val="Normal"/>
     <w:link w:val="BodyTextChar"/>
     <w:pPr>
-      <w:spacing w:after="180" w:before="180" w:line="360" w:lineRule="auto"/>
+      <w:spacing w:after="180" w:before="180" w:line="276" w:lineRule="auto"/>
       <w:jc w:val="both"/>
     </w:pPr>
     <w:qFormat/>
     <w:rPr>
       <w:rFonts w:ascii="Times New Roman" w:eastAsia="Times New Roman" w:hAnsi="Times New Roman"/>
       <w:color w:val="000000"/>
-      <w:sz w:val="26"/>
+      <w:sz w:val="24"/>
     </w:rPr>
   </w:style>
   <w:style w:customStyle="1" w:styleId="FirstParagraph" w:type="paragraph">
@@ -5561,13 +5657,13 @@
     <w:next w:val="BodyText"/>
     <w:qFormat/>
     <w:pPr>
-      <w:spacing w:line="360" w:lineRule="auto"/>
+      <w:spacing w:line="276" w:lineRule="auto"/>
       <w:jc w:val="both"/>
     </w:pPr>
     <w:rPr>
       <w:rFonts w:ascii="Times New Roman" w:eastAsia="Times New Roman" w:hAnsi="Times New Roman"/>
       <w:color w:val="000000"/>
-      <w:sz w:val="26"/>
+      <w:sz w:val="24"/>
     </w:rPr>
   </w:style>
   <w:style w:customStyle="1" w:styleId="Compact" w:type="paragraph">
@@ -5575,13 +5671,13 @@
     <w:basedOn w:val="BodyText"/>
     <w:qFormat/>
     <w:pPr>
-      <w:spacing w:after="36" w:before="36" w:line="360" w:lineRule="auto"/>
+      <w:spacing w:after="36" w:before="36" w:line="276" w:lineRule="auto"/>
       <w:jc w:val="both"/>
     </w:pPr>
     <w:rPr>
       <w:rFonts w:ascii="Times New Roman" w:eastAsia="Times New Roman" w:hAnsi="Times New Roman"/>
       <w:color w:val="000000"/>
-      <w:sz w:val="26"/>
+      <w:sz w:val="24"/>
     </w:rPr>
   </w:style>
   <w:style w:styleId="Title" w:type="paragraph">
@@ -5592,7 +5688,7 @@
     <w:pPr>
       <w:keepNext/>
       <w:keepLines/>
-      <w:spacing w:after="240" w:before="480" w:line="360" w:lineRule="auto"/>
+      <w:spacing w:after="240" w:before="480" w:line="276" w:lineRule="auto"/>
       <w:jc w:val="both"/>
     </w:pPr>
     <w:rPr>
@@ -5600,7 +5696,7 @@
       <w:b/>
       <w:bCs/>
       <w:color w:val="000000"/>
-      <w:sz w:val="26"/>
+      <w:sz w:val="24"/>
       <w:szCs w:val="36"/>
     </w:rPr>
   </w:style>
@@ -5612,13 +5708,13 @@
     <w:pPr>
       <w:keepNext/>
       <w:keepLines/>
-      <w:spacing w:after="240" w:before="240" w:line="360" w:lineRule="auto"/>
+      <w:spacing w:after="240" w:before="240" w:line="276" w:lineRule="auto"/>
       <w:jc w:val="both"/>
     </w:pPr>
     <w:rPr>
       <w:rFonts w:ascii="Times New Roman" w:eastAsia="Times New Roman" w:hAnsi="Times New Roman"/>
       <w:color w:val="000000"/>
-      <w:sz w:val="26"/>
+      <w:sz w:val="24"/>
       <w:szCs w:val="30"/>
     </w:rPr>
   </w:style>
@@ -5629,13 +5725,13 @@
     <w:pPr>
       <w:keepNext/>
       <w:keepLines/>
-      <w:spacing w:line="360" w:lineRule="auto"/>
+      <w:spacing w:line="276" w:lineRule="auto"/>
       <w:jc w:val="both"/>
     </w:pPr>
     <w:rPr>
       <w:rFonts w:ascii="Times New Roman" w:eastAsia="Times New Roman" w:hAnsi="Times New Roman"/>
       <w:color w:val="000000"/>
-      <w:sz w:val="26"/>
+      <w:sz w:val="24"/>
     </w:rPr>
   </w:style>
   <w:style w:styleId="Date" w:type="paragraph">
@@ -5645,13 +5741,13 @@
     <w:pPr>
       <w:keepNext/>
       <w:keepLines/>
-      <w:spacing w:line="360" w:lineRule="auto"/>
+      <w:spacing w:line="276" w:lineRule="auto"/>
       <w:jc w:val="both"/>
     </w:pPr>
     <w:rPr>
       <w:rFonts w:ascii="Times New Roman" w:eastAsia="Times New Roman" w:hAnsi="Times New Roman"/>
       <w:color w:val="000000"/>
-      <w:sz w:val="26"/>
+      <w:sz w:val="24"/>
     </w:rPr>
   </w:style>
   <w:style w:customStyle="1" w:styleId="AbstractTitle" w:type="paragraph">
@@ -5663,11 +5759,11 @@
       <w:keepNext/>
       <w:keepLines/>
       <w:jc w:val="both"/>
-      <w:spacing w:after="0" w:before="300" w:line="360" w:lineRule="auto"/>
+      <w:spacing w:after="0" w:before="300" w:line="276" w:lineRule="auto"/>
     </w:pPr>
     <w:rPr>
       <w:color w:val="000000"/>
-      <w:sz w:val="26"/>
+      <w:sz w:val="24"/>
       <w:szCs w:val="20"/>
       <w:rFonts w:ascii="Times New Roman" w:eastAsia="Times New Roman" w:hAnsi="Times New Roman"/>
       <w:b/>
@@ -5681,13 +5777,13 @@
     <w:pPr>
       <w:keepNext/>
       <w:keepLines/>
-      <w:spacing w:after="300" w:before="100" w:line="360" w:lineRule="auto"/>
+      <w:spacing w:after="300" w:before="100" w:line="276" w:lineRule="auto"/>
       <w:jc w:val="both"/>
     </w:pPr>
     <w:rPr>
       <w:rFonts w:ascii="Times New Roman" w:eastAsia="Times New Roman" w:hAnsi="Times New Roman"/>
       <w:color w:val="000000"/>
-      <w:sz w:val="26"/>
+      <w:sz w:val="24"/>
       <w:szCs w:val="20"/>
     </w:rPr>
   </w:style>
@@ -5697,13 +5793,13 @@
     <w:next w:val="Bibliography"/>
     <w:qFormat/>
     <w:pPr>
-      <w:spacing w:line="360" w:lineRule="auto"/>
+      <w:spacing w:line="276" w:lineRule="auto"/>
       <w:jc w:val="both"/>
     </w:pPr>
     <w:rPr>
       <w:rFonts w:ascii="Times New Roman" w:eastAsia="Times New Roman" w:hAnsi="Times New Roman"/>
       <w:color w:val="000000"/>
-      <w:sz w:val="26"/>
+      <w:sz w:val="24"/>
     </w:rPr>
   </w:style>
   <w:style w:styleId="Heading1" w:type="paragraph">
@@ -5715,7 +5811,7 @@
     <w:pPr>
       <w:keepNext/>
       <w:keepLines/>
-      <w:spacing w:after="0" w:before="480" w:line="360" w:lineRule="auto"/>
+      <w:spacing w:after="0" w:before="480" w:line="276" w:lineRule="auto"/>
       <w:jc w:val="both"/>
       <w:outlineLvl w:val="0"/>
     </w:pPr>
@@ -5724,7 +5820,7 @@
       <w:b/>
       <w:bCs/>
       <w:color w:val="000000"/>
-      <w:sz w:val="26"/>
+      <w:sz w:val="24"/>
       <w:szCs w:val="32"/>
     </w:rPr>
   </w:style>
@@ -5738,7 +5834,7 @@
     <w:pPr>
       <w:keepNext/>
       <w:keepLines/>
-      <w:spacing w:after="0" w:before="200" w:line="360" w:lineRule="auto"/>
+      <w:spacing w:after="0" w:before="200" w:line="276" w:lineRule="auto"/>
       <w:jc w:val="both"/>
       <w:outlineLvl w:val="1"/>
     </w:pPr>
@@ -5747,7 +5843,7 @@
       <w:b/>
       <w:bCs/>
       <w:color w:val="000000"/>
-      <w:sz w:val="26"/>
+      <w:sz w:val="24"/>
       <w:szCs w:val="28"/>
     </w:rPr>
   </w:style>
@@ -5761,7 +5857,7 @@
     <w:pPr>
       <w:keepNext/>
       <w:keepLines/>
-      <w:spacing w:after="0" w:before="200" w:line="360" w:lineRule="auto"/>
+      <w:spacing w:after="0" w:before="200" w:line="276" w:lineRule="auto"/>
       <w:jc w:val="both"/>
       <w:outlineLvl w:val="2"/>
     </w:pPr>
@@ -5770,7 +5866,7 @@
       <w:b/>
       <w:bCs/>
       <w:color w:val="000000"/>
-      <w:sz w:val="26"/>
+      <w:sz w:val="24"/>
       <w:szCs w:val="24"/>
     </w:rPr>
   </w:style>
@@ -5784,7 +5880,7 @@
     <w:pPr>
       <w:keepNext/>
       <w:keepLines/>
-      <w:spacing w:after="0" w:before="200" w:line="360" w:lineRule="auto"/>
+      <w:spacing w:after="0" w:before="200" w:line="276" w:lineRule="auto"/>
       <w:jc w:val="both"/>
       <w:outlineLvl w:val="3"/>
     </w:pPr>
@@ -5793,7 +5889,7 @@
       <w:i/>
       <w:bCs/>
       <w:color w:val="000000"/>
-      <w:sz w:val="26"/>
+      <w:sz w:val="24"/>
       <w:szCs w:val="24"/>
     </w:rPr>
   </w:style>
@@ -5807,7 +5903,7 @@
     <w:pPr>
       <w:keepNext/>
       <w:keepLines/>
-      <w:spacing w:after="0" w:before="200" w:line="360" w:lineRule="auto"/>
+      <w:spacing w:after="0" w:before="200" w:line="276" w:lineRule="auto"/>
       <w:jc w:val="both"/>
       <w:outlineLvl w:val="4"/>
     </w:pPr>
@@ -5815,7 +5911,7 @@
       <w:rFonts w:ascii="Times New Roman" w:asciiTheme="majorHAnsi" w:cstheme="majorBidi" w:eastAsia="Times New Roman" w:eastAsiaTheme="majorEastAsia" w:hAnsi="Times New Roman" w:hAnsiTheme="majorHAnsi"/>
       <w:iCs/>
       <w:color w:val="000000"/>
-      <w:sz w:val="26"/>
+      <w:sz w:val="24"/>
       <w:szCs w:val="24"/>
     </w:rPr>
   </w:style>
@@ -5829,14 +5925,14 @@
     <w:pPr>
       <w:keepNext/>
       <w:keepLines/>
-      <w:spacing w:after="0" w:before="200" w:line="360" w:lineRule="auto"/>
+      <w:spacing w:after="0" w:before="200" w:line="276" w:lineRule="auto"/>
       <w:jc w:val="both"/>
       <w:outlineLvl w:val="5"/>
     </w:pPr>
     <w:rPr>
       <w:rFonts w:ascii="Times New Roman" w:asciiTheme="majorHAnsi" w:cstheme="majorBidi" w:eastAsia="Times New Roman" w:eastAsiaTheme="majorEastAsia" w:hAnsi="Times New Roman" w:hAnsiTheme="majorHAnsi"/>
       <w:color w:val="000000"/>
-      <w:sz w:val="26"/>
+      <w:sz w:val="24"/>
       <w:szCs w:val="24"/>
     </w:rPr>
   </w:style>
@@ -5850,14 +5946,14 @@
     <w:pPr>
       <w:keepNext/>
       <w:keepLines/>
-      <w:spacing w:after="0" w:before="200" w:line="360" w:lineRule="auto"/>
+      <w:spacing w:after="0" w:before="200" w:line="276" w:lineRule="auto"/>
       <w:jc w:val="both"/>
       <w:outlineLvl w:val="6"/>
     </w:pPr>
     <w:rPr>
       <w:rFonts w:ascii="Times New Roman" w:asciiTheme="majorHAnsi" w:cstheme="majorBidi" w:eastAsia="Times New Roman" w:eastAsiaTheme="majorEastAsia" w:hAnsi="Times New Roman" w:hAnsiTheme="majorHAnsi"/>
       <w:color w:val="000000"/>
-      <w:sz w:val="26"/>
+      <w:sz w:val="24"/>
       <w:szCs w:val="24"/>
     </w:rPr>
   </w:style>
@@ -5871,14 +5967,14 @@
     <w:pPr>
       <w:keepNext/>
       <w:keepLines/>
-      <w:spacing w:after="0" w:before="200" w:line="360" w:lineRule="auto"/>
+      <w:spacing w:after="0" w:before="200" w:line="276" w:lineRule="auto"/>
       <w:jc w:val="both"/>
       <w:outlineLvl w:val="7"/>
     </w:pPr>
     <w:rPr>
       <w:rFonts w:ascii="Times New Roman" w:asciiTheme="majorHAnsi" w:cstheme="majorBidi" w:eastAsia="Times New Roman" w:eastAsiaTheme="majorEastAsia" w:hAnsi="Times New Roman" w:hAnsiTheme="majorHAnsi"/>
       <w:color w:val="000000"/>
-      <w:sz w:val="26"/>
+      <w:sz w:val="24"/>
       <w:szCs w:val="24"/>
     </w:rPr>
   </w:style>
@@ -5892,14 +5988,14 @@
     <w:pPr>
       <w:keepNext/>
       <w:keepLines/>
-      <w:spacing w:after="0" w:before="200" w:line="360" w:lineRule="auto"/>
+      <w:spacing w:after="0" w:before="200" w:line="276" w:lineRule="auto"/>
       <w:jc w:val="both"/>
       <w:outlineLvl w:val="8"/>
     </w:pPr>
     <w:rPr>
       <w:rFonts w:ascii="Times New Roman" w:asciiTheme="majorHAnsi" w:cstheme="majorBidi" w:eastAsia="Times New Roman" w:eastAsiaTheme="majorEastAsia" w:hAnsi="Times New Roman" w:hAnsiTheme="majorHAnsi"/>
       <w:color w:val="000000"/>
-      <w:sz w:val="26"/>
+      <w:sz w:val="24"/>
       <w:szCs w:val="24"/>
     </w:rPr>
   </w:style>
@@ -5911,14 +6007,14 @@
     <w:unhideWhenUsed/>
     <w:qFormat/>
     <w:pPr>
-      <w:spacing w:after="100" w:before="100" w:line="360" w:lineRule="auto"/>
+      <w:spacing w:after="100" w:before="100" w:line="276" w:lineRule="auto"/>
       <w:ind w:firstLine="0" w:left="480" w:right="480"/>
       <w:jc w:val="both"/>
     </w:pPr>
     <w:rPr>
       <w:rFonts w:ascii="Times New Roman" w:eastAsia="Times New Roman" w:hAnsi="Times New Roman"/>
       <w:color w:val="000000"/>
-      <w:sz w:val="26"/>
+      <w:sz w:val="24"/>
     </w:rPr>
   </w:style>
   <w:style w:styleId="FootnoteText" w:type="paragraph">
@@ -5929,13 +6025,13 @@
     <w:unhideWhenUsed/>
     <w:qFormat/>
     <w:pPr>
-      <w:spacing w:line="360" w:lineRule="auto"/>
+      <w:spacing w:line="276" w:lineRule="auto"/>
       <w:jc w:val="both"/>
     </w:pPr>
     <w:rPr>
       <w:rFonts w:ascii="Times New Roman" w:eastAsia="Times New Roman" w:hAnsi="Times New Roman"/>
       <w:color w:val="000000"/>
-      <w:sz w:val="26"/>
+      <w:sz w:val="24"/>
     </w:rPr>
   </w:style>
   <w:style w:default="1" w:styleId="DefaultParagraphFont" w:type="character">
@@ -5945,7 +6041,7 @@
     <w:rPr>
       <w:rFonts w:ascii="Times New Roman" w:eastAsia="Times New Roman" w:hAnsi="Times New Roman"/>
       <w:color w:val="000000"/>
-      <w:sz w:val="26"/>
+      <w:sz w:val="24"/>
     </w:rPr>
   </w:style>
   <w:style w:default="1" w:styleId="Table" w:type="table">
@@ -5955,13 +6051,13 @@
     <w:unhideWhenUsed/>
     <w:qFormat/>
     <w:pPr>
-      <w:spacing w:line="360" w:lineRule="auto"/>
+      <w:spacing w:line="276" w:lineRule="auto"/>
       <w:jc w:val="both"/>
     </w:pPr>
     <w:rPr>
       <w:rFonts w:ascii="Times New Roman" w:eastAsia="Times New Roman" w:hAnsi="Times New Roman"/>
       <w:color w:val="000000"/>
-      <w:sz w:val="26"/>
+      <w:sz w:val="24"/>
     </w:rPr>
     <w:tblPr>
       <w:tblInd w:type="dxa" w:w="0"/>
@@ -5995,27 +6091,27 @@
     <w:pPr>
       <w:keepNext/>
       <w:keepLines/>
-      <w:spacing w:after="0" w:line="360" w:lineRule="auto"/>
+      <w:spacing w:after="0" w:line="276" w:lineRule="auto"/>
       <w:jc w:val="both"/>
     </w:pPr>
     <w:rPr>
       <w:rFonts w:ascii="Times New Roman" w:eastAsia="Times New Roman" w:hAnsi="Times New Roman"/>
       <w:b/>
       <w:color w:val="000000"/>
-      <w:sz w:val="26"/>
+      <w:sz w:val="24"/>
     </w:rPr>
   </w:style>
   <w:style w:customStyle="1" w:styleId="Definition" w:type="paragraph">
     <w:name w:val="Definition"/>
     <w:basedOn w:val="Normal"/>
     <w:pPr>
-      <w:spacing w:line="360" w:lineRule="auto"/>
+      <w:spacing w:line="276" w:lineRule="auto"/>
       <w:jc w:val="both"/>
     </w:pPr>
     <w:rPr>
       <w:rFonts w:ascii="Times New Roman" w:eastAsia="Times New Roman" w:hAnsi="Times New Roman"/>
       <w:color w:val="000000"/>
-      <w:sz w:val="26"/>
+      <w:sz w:val="24"/>
     </w:rPr>
   </w:style>
   <w:style w:styleId="Caption" w:type="paragraph">
@@ -6023,14 +6119,14 @@
     <w:basedOn w:val="Normal"/>
     <w:link w:val="BodyTextChar"/>
     <w:pPr>
-      <w:spacing w:after="120" w:before="0" w:line="360" w:lineRule="auto"/>
+      <w:spacing w:after="120" w:before="0" w:line="276" w:lineRule="auto"/>
       <w:jc w:val="both"/>
     </w:pPr>
     <w:rPr>
       <w:rFonts w:ascii="Times New Roman" w:eastAsia="Times New Roman" w:hAnsi="Times New Roman"/>
       <w:i/>
       <w:color w:val="000000"/>
-      <w:sz w:val="26"/>
+      <w:sz w:val="24"/>
     </w:rPr>
   </w:style>
   <w:style w:customStyle="1" w:styleId="TableCaption" w:type="paragraph">
@@ -6038,39 +6134,39 @@
     <w:basedOn w:val="Caption"/>
     <w:pPr>
       <w:keepNext/>
-      <w:spacing w:line="360" w:lineRule="auto"/>
+      <w:spacing w:line="276" w:lineRule="auto"/>
       <w:jc w:val="both"/>
     </w:pPr>
     <w:rPr>
       <w:rFonts w:ascii="Times New Roman" w:eastAsia="Times New Roman" w:hAnsi="Times New Roman"/>
       <w:color w:val="000000"/>
-      <w:sz w:val="26"/>
+      <w:sz w:val="24"/>
     </w:rPr>
   </w:style>
   <w:style w:customStyle="1" w:styleId="ImageCaption" w:type="paragraph">
     <w:name w:val="Image Caption"/>
     <w:basedOn w:val="Caption"/>
     <w:pPr>
-      <w:spacing w:line="360" w:lineRule="auto"/>
+      <w:spacing w:line="276" w:lineRule="auto"/>
       <w:jc w:val="both"/>
     </w:pPr>
     <w:rPr>
       <w:rFonts w:ascii="Times New Roman" w:eastAsia="Times New Roman" w:hAnsi="Times New Roman"/>
       <w:color w:val="000000"/>
-      <w:sz w:val="26"/>
+      <w:sz w:val="24"/>
     </w:rPr>
   </w:style>
   <w:style w:customStyle="1" w:styleId="Figure" w:type="paragraph">
     <w:name w:val="Figure"/>
     <w:basedOn w:val="Normal"/>
     <w:pPr>
-      <w:spacing w:line="360" w:lineRule="auto"/>
+      <w:spacing w:line="276" w:lineRule="auto"/>
       <w:jc w:val="both"/>
     </w:pPr>
     <w:rPr>
       <w:rFonts w:ascii="Times New Roman" w:eastAsia="Times New Roman" w:hAnsi="Times New Roman"/>
       <w:color w:val="000000"/>
-      <w:sz w:val="26"/>
+      <w:sz w:val="24"/>
     </w:rPr>
   </w:style>
   <w:style w:customStyle="1" w:styleId="CaptionedFigure" w:type="paragraph">
@@ -6078,13 +6174,13 @@
     <w:basedOn w:val="Figure"/>
     <w:pPr>
       <w:keepNext/>
-      <w:spacing w:line="360" w:lineRule="auto"/>
+      <w:spacing w:line="276" w:lineRule="auto"/>
       <w:jc w:val="both"/>
     </w:pPr>
     <w:rPr>
       <w:rFonts w:ascii="Times New Roman" w:eastAsia="Times New Roman" w:hAnsi="Times New Roman"/>
       <w:color w:val="000000"/>
-      <w:sz w:val="26"/>
+      <w:sz w:val="24"/>
     </w:rPr>
   </w:style>
   <w:style w:customStyle="1" w:styleId="BodyTextChar" w:type="character">
@@ -6094,7 +6190,7 @@
     <w:rPr>
       <w:rFonts w:ascii="Times New Roman" w:eastAsia="Times New Roman" w:hAnsi="Times New Roman"/>
       <w:color w:val="000000"/>
-      <w:sz w:val="26"/>
+      <w:sz w:val="24"/>
     </w:rPr>
   </w:style>
   <w:style w:customStyle="1" w:styleId="VerbatimChar" w:type="character">
@@ -6103,7 +6199,7 @@
     <w:rPr>
       <w:rFonts w:ascii="Times New Roman" w:eastAsia="Times New Roman" w:hAnsi="Times New Roman"/>
       <w:color w:val="000000"/>
-      <w:sz w:val="26"/>
+      <w:sz w:val="24"/>
     </w:rPr>
   </w:style>
   <w:style w:customStyle="1" w:styleId="SectionNumber" w:type="character">
@@ -6112,7 +6208,7 @@
     <w:rPr>
       <w:rFonts w:ascii="Times New Roman" w:eastAsia="Times New Roman" w:hAnsi="Times New Roman"/>
       <w:color w:val="000000"/>
-      <w:sz w:val="26"/>
+      <w:sz w:val="24"/>
     </w:rPr>
   </w:style>
   <w:style w:styleId="FootnoteReference" w:type="character">
@@ -6121,7 +6217,7 @@
     <w:rPr>
       <w:rFonts w:ascii="Times New Roman" w:eastAsia="Times New Roman" w:hAnsi="Times New Roman"/>
       <w:color w:val="000000"/>
-      <w:sz w:val="26"/>
+      <w:sz w:val="24"/>
       <w:vertAlign w:val="superscript"/>
     </w:rPr>
   </w:style>
@@ -6131,7 +6227,7 @@
     <w:rPr>
       <w:rFonts w:ascii="Times New Roman" w:eastAsia="Times New Roman" w:hAnsi="Times New Roman"/>
       <w:color w:val="000000"/>
-      <w:sz w:val="26"/>
+      <w:sz w:val="24"/>
     </w:rPr>
   </w:style>
   <w:style w:styleId="TOCHeading" w:type="paragraph">
@@ -6142,7 +6238,7 @@
     <w:unhideWhenUsed/>
     <w:qFormat/>
     <w:pPr>
-      <w:spacing w:before="240" w:line="360" w:lineRule="auto"/>
+      <w:spacing w:before="240" w:line="276" w:lineRule="auto"/>
       <w:jc w:val="both"/>
       <w:outlineLvl w:val="9"/>
     </w:pPr>
@@ -6151,7 +6247,7 @@
       <w:b w:val="0"/>
       <w:bCs w:val="0"/>
       <w:color w:val="000000"/>
-      <w:sz w:val="26"/>
+      <w:sz w:val="24"/>
     </w:rPr>
   </w:style>
   <w:style w:type="paragraph" w:customStyle="1" w:styleId="SourceCode">

--- a/dist/luan_an_ctu/chuong_4_ket_qua_vi.docx
+++ b/dist/luan_an_ctu/chuong_4_ket_qua_vi.docx
@@ -2,7 +2,7 @@
 <file path=word/document.xml><?xml version="1.0" encoding="utf-8"?>
 <w:document xmlns:w="http://schemas.openxmlformats.org/wordprocessingml/2006/main" xmlns:m="http://schemas.openxmlformats.org/officeDocument/2006/math" xmlns:r="http://schemas.openxmlformats.org/officeDocument/2006/relationships" xmlns:o="urn:schemas-microsoft-com:office:office" xmlns:v="urn:schemas-microsoft-com:vml" xmlns:w10="urn:schemas-microsoft-com:office:word" xmlns:a="http://schemas.openxmlformats.org/drawingml/2006/main" xmlns:pic="http://schemas.openxmlformats.org/drawingml/2006/picture" xmlns:wp="http://schemas.openxmlformats.org/drawingml/2006/wordprocessingDrawing">
   <w:body>
-    <w:bookmarkStart w:id="20" w:name="chương-4-kết-quả-nghiên-cứu"/>
+    <w:bookmarkStart w:id="55" w:name="chương-4-kết-quả-nghiên-cứu"/>
     <w:p>
       <w:pPr>
         <w:pStyle w:val="Heading1"/>
@@ -11,7 +11,6 @@
         <w:t xml:space="preserve">CHƯƠNG 4: KẾT QUẢ NGHIÊN CỨU</w:t>
       </w:r>
     </w:p>
-    <w:bookmarkEnd w:id="20"/>
     <w:p>
       <w:r>
         <w:pict>
@@ -19,7 +18,7 @@
         </w:pict>
       </w:r>
     </w:p>
-    <w:bookmarkStart w:id="21" w:name="giới-thiệu-chương"/>
+    <w:bookmarkStart w:id="20" w:name="giới-thiệu-chương"/>
     <w:p>
       <w:pPr>
         <w:pStyle w:val="Heading2"/>
@@ -43,8 +42,8 @@
         </w:pict>
       </w:r>
     </w:p>
-    <w:bookmarkEnd w:id="21"/>
-    <w:bookmarkStart w:id="26" w:name="Xed285cd0261846a13dee28de69c0403b250498d"/>
+    <w:bookmarkEnd w:id="20"/>
+    <w:bookmarkStart w:id="25" w:name="Xc3d6549fb67845f31a5a24f65669fdeb3bd3911"/>
     <w:p>
       <w:pPr>
         <w:pStyle w:val="Heading2"/>
@@ -53,7 +52,7 @@
         <w:t xml:space="preserve">4.1 Thực trạng quốc tế hóa và hiệu quả hoạt động kinh doanh tại châu Á</w:t>
       </w:r>
     </w:p>
-    <w:bookmarkStart w:id="22" w:name="Xdc33a1e36e2f3be83736669663a61a68c91d087"/>
+    <w:bookmarkStart w:id="21" w:name="Xd494b1d34c58141b179120912d2f55e522d9b8f"/>
     <w:p>
       <w:pPr>
         <w:pStyle w:val="Heading3"/>
@@ -95,7 +94,7 @@
     <w:tbl>
       <w:tblPr>
         <w:tblStyle w:val="Table"/>
-        <w:tblW w:type="pct" w:w="5000"/>
+        <w:tblW w:type="auto" w:w="0"/>
         <w:tblLook w:firstRow="1" w:lastRow="0" w:firstColumn="0" w:lastColumn="0" w:noHBand="0" w:noVBand="0" w:val="0020"/>
         <w:jc w:val="start"/>
       </w:tblPr>
@@ -349,7 +348,7 @@
               <w:jc w:val="left"/>
             </w:pPr>
             <w:r>
-              <w:t xml:space="preserve">Nhóm III — Upper-middle (CHN, MYS, THA, KAZ…)</w:t>
+              <w:t xml:space="preserve">Nhóm III — Upper-middle (CHN, MYS, THA, KAZ...)</w:t>
             </w:r>
           </w:p>
         </w:tc>
@@ -423,7 +422,7 @@
               <w:jc w:val="left"/>
             </w:pPr>
             <w:r>
-              <w:t xml:space="preserve">Nhóm IV — Emerging (VNM, IDN, PHL, IND…)</w:t>
+              <w:t xml:space="preserve">Nhóm IV — Emerging (VNM, IDN, PHL, IND...)</w:t>
             </w:r>
           </w:p>
         </w:tc>
@@ -497,7 +496,7 @@
               <w:jc w:val="left"/>
             </w:pPr>
             <w:r>
-              <w:t xml:space="preserve">Nhóm V — Frontier (BGD, PAK, LAO, KHM…)</w:t>
+              <w:t xml:space="preserve">Nhóm V — Frontier (BGD, PAK, LAO, KHM...)</w:t>
             </w:r>
           </w:p>
         </w:tc>
@@ -571,7 +570,7 @@
               <w:jc w:val="left"/>
             </w:pPr>
             <w:r>
-              <w:t xml:space="preserve">Nhóm VI — SIDS Thái Bình Dương (FJI, PNG, SLB…)</w:t>
+              <w:t xml:space="preserve">Nhóm VI — SIDS Thái Bình Dương (FJI, PNG, SLB...)</w:t>
             </w:r>
           </w:p>
         </w:tc>
@@ -739,34 +738,34 @@
         <w:t xml:space="preserve">Phát hiện quan trọng nhất từ thực trạng mô tả là sự phân biệt nội bộ trong nhóm Advanced: tỷ số phân tán giữa nhóm đổi mới sáng tạo dẫn dắt (Singapore, Hàn Quốc, Đài Loan — sd ≈ 1,03) và nhóm tài nguyên dẫn dắt (Saudi Arabia, Qatar, Kuwait — sd ≈ 0,49) xấp xỉ 2,1 lần, phản ánh hai cơ chế tăng trưởng và phân phối hoàn toàn khác nhau. Phân nhóm con tài nguyên dẫn dắt có độ phân tán năng suất thấp nhất toàn bộ pool — biểu hiện của kinh tế nhà nước tô (rentier economy) nơi phân phối lại từ xuất khẩu dầu mỏ thu hẹp khoảng cách năng suất giữa doanh nghiệp, nhưng không nhất thiết phản ánh hiệu quả doanh nghiệp đáng kể. Điều này gợi ý rằng việc gộp hai loại Advanced vào một nhóm duy nhất (như các nghiên cứu trước thường làm) sẽ che khuất cơ chế quan trọng này.</w:t>
       </w:r>
     </w:p>
+    <w:bookmarkEnd w:id="21"/>
+    <w:bookmarkStart w:id="22" w:name="X41765b9ba7c4d5303f63bdb143f647f62623bb9"/>
+    <w:p>
+      <w:pPr>
+        <w:pStyle w:val="Heading3"/>
+      </w:pPr>
+      <w:r>
+        <w:t xml:space="preserve">4.1.2 Thực trạng quốc tế hóa — phân cực tham gia xuất khẩu</w:t>
+      </w:r>
+    </w:p>
+    <w:p>
+      <w:pPr>
+        <w:pStyle w:val="FirstParagraph"/>
+      </w:pPr>
+      <w:r>
+        <w:t xml:space="preserve">Trung vị FSTS bằng 0% trong tất cả các phân nhóm — chỉ 15–23% doanh nghiệp tham gia xuất khẩu tùy theo bối cảnh. Phân phối FSTS có dạng phân cực mạnh: đại đa số không xuất khẩu, trong khi một thiểu số nhỏ có tỷ lệ xuất khẩu rất cao. Phân cực này đặt ra vấn đề phương pháp quan trọng cho nghiên cứu I→P: kết quả hồi quy trên toàn mẫu bị kéo bởi hành vi của thiểu số xuất khẩu tích cực.</w:t>
+      </w:r>
+    </w:p>
+    <w:p>
+      <w:pPr>
+        <w:pStyle w:val="BodyText"/>
+      </w:pPr>
+      <w:r>
+        <w:t xml:space="preserve">Cường độ quốc tế hóa (FSTS trung bình, tính trên toàn mẫu gồm cả doanh nghiệp không xuất khẩu) dao động từ 6,3% (SIDS) đến 10,3% (Upper-middle), với mức trung bình khu vực khoảng 8,8%. Điều đáng chú ý là Upper-middle và Advanced có cùng FSTS trung bình (~10%) nhưng cơ chế xuất khẩu hoàn toàn khác: Advanced chủ yếu dịch vụ và hàng hóa hàm lượng tri thức cao; Upper-middle chủ yếu sản xuất theo chuỗi giá trị toàn cầu với biên lợi nhuận khác nhau.</w:t>
+      </w:r>
+    </w:p>
     <w:bookmarkEnd w:id="22"/>
-    <w:bookmarkStart w:id="23" w:name="X8bec3537640f28bf435d79e17219bfe20c234df"/>
-    <w:p>
-      <w:pPr>
-        <w:pStyle w:val="Heading3"/>
-      </w:pPr>
-      <w:r>
-        <w:t xml:space="preserve">4.1.2 Thực trạng quốc tế hóa — phân cực tham gia xuất khẩu</w:t>
-      </w:r>
-    </w:p>
-    <w:p>
-      <w:pPr>
-        <w:pStyle w:val="FirstParagraph"/>
-      </w:pPr>
-      <w:r>
-        <w:t xml:space="preserve">Trung vị FSTS bằng 0% trong tất cả các phân nhóm — chỉ 15–23% doanh nghiệp tham gia xuất khẩu tùy theo bối cảnh. Phân phối FSTS có dạng phân cực mạnh: đại đa số không xuất khẩu, trong khi một thiểu số nhỏ có tỷ lệ xuất khẩu rất cao. Phân cực này đặt ra vấn đề phương pháp quan trọng cho nghiên cứu I→P: kết quả hồi quy trên toàn mẫu bị kéo bởi hành vi của thiểu số xuất khẩu tích cực.</w:t>
-      </w:r>
-    </w:p>
-    <w:p>
-      <w:pPr>
-        <w:pStyle w:val="BodyText"/>
-      </w:pPr>
-      <w:r>
-        <w:t xml:space="preserve">Cường độ quốc tế hóa (FSTS trung bình, tính trên toàn mẫu gồm cả doanh nghiệp không xuất khẩu) dao động từ 6,3% (SIDS) đến 10,3% (Upper-middle), với mức trung bình khu vực khoảng 8,8%. Điều đáng chú ý là Upper-middle và Advanced có cùng FSTS trung bình (~10%) nhưng cơ chế xuất khẩu hoàn toàn khác: Advanced chủ yếu dịch vụ và hàng hóa hàm lượng tri thức cao; Upper-middle chủ yếu sản xuất theo chuỗi giá trị toàn cầu với biên lợi nhuận khác nhau.</w:t>
-      </w:r>
-    </w:p>
-    <w:bookmarkEnd w:id="23"/>
-    <w:bookmarkStart w:id="24" w:name="thực-trạng-năng-lực-số-và-công-nghệ"/>
+    <w:bookmarkStart w:id="23" w:name="Xf0ef4e438191e4e642220a9a98292a3888bc29e"/>
     <w:p>
       <w:pPr>
         <w:pStyle w:val="Heading3"/>
@@ -808,7 +807,7 @@
     <w:tbl>
       <w:tblPr>
         <w:tblStyle w:val="Table"/>
-        <w:tblW w:type="pct" w:w="5000"/>
+        <w:tblW w:type="auto" w:w="0"/>
         <w:tblLook w:firstRow="1" w:lastRow="0" w:firstColumn="0" w:lastColumn="0" w:noHBand="0" w:noVBand="0" w:val="0020"/>
         <w:jc w:val="start"/>
       </w:tblPr>
@@ -1293,25 +1292,7 @@
         <w:pStyle w:val="BodyText"/>
       </w:pPr>
       <w:r>
-        <w:t xml:space="preserve">Phát hiện đáng chú ý là pattern</w:t>
-      </w:r>
-      <w:r>
-        <w:t xml:space="preserve"> </w:t>
-      </w:r>
-      <w:r>
-        <w:t xml:space="preserve">“</w:t>
-      </w:r>
-      <w:r>
-        <w:t xml:space="preserve">nhảy vọt số</w:t>
-      </w:r>
-      <w:r>
-        <w:t xml:space="preserve">”</w:t>
-      </w:r>
-      <w:r>
-        <w:t xml:space="preserve"> </w:t>
-      </w:r>
-      <w:r>
-        <w:t xml:space="preserve">(digital leapfrogging) ở SIDS: tỷ lệ website 58,9% vượt cả nhóm Emerging (49,2%) dù GNI thấp hơn đáng kể — phản ánh thực tế rằng số hóa bề mặt (website) ở SIDS là công cụ sinh tồn chứ không phải công cụ tối ưu hóa hiệu quả. Kết quả này cũng hỗ trợ lập luận lý thuyết về sự phân biệt giữa DAI (chấp nhận số bề mặt) và TCI (năng lực công nghệ chiều sâu): SIDS có DAI cao nhưng TCI thấp nhất, và đây là nhóm duy nhất có quan hệ I→P âm đơn điệu.</w:t>
+        <w:t xml:space="preserve">Phát hiện đáng chú ý là pattern "nhảy vọt số" (digital leapfrogging) ở SIDS: tỷ lệ website 58,9% vượt cả nhóm Emerging (49,2%) dù GNI thấp hơn đáng kể — phản ánh thực tế rằng số hóa bề mặt (website) ở SIDS là công cụ sinh tồn chứ không phải công cụ tối ưu hóa hiệu quả. Kết quả này cũng hỗ trợ lập luận lý thuyết về sự phân biệt giữa DAI (chấp nhận số bề mặt) và TCI (năng lực công nghệ chiều sâu): SIDS có DAI cao nhưng TCI thấp nhất, và đây là nhóm duy nhất có quan hệ I→P âm đơn điệu.</w:t>
       </w:r>
     </w:p>
     <w:p>
@@ -1322,8 +1303,8 @@
         <w:t xml:space="preserve">Hiện tượng tương quan âm giữa DAI Tier-1 và năng suất trong nhóm Advanced (-0,129) là ảo ảnh thống kê do bão hòa Tier-1: hầu hết doanh nghiệp Advanced đã có website từ lâu, khiến biến nhị phân này không còn phân biệt được doanh nghiệp hiệu quả và kém hiệu quả trong nhóm đó. Khi loại trừ doanh nghiệp ICT, hệ số âm biến mất — xác nhận đây là vấn đề đo lường chứ không phải quan hệ nhân quả thực.</w:t>
       </w:r>
     </w:p>
-    <w:bookmarkEnd w:id="24"/>
-    <w:bookmarkStart w:id="25" w:name="Xb62897d6a910d3bf4cd9f1b24b608b7e1128a7f"/>
+    <w:bookmarkEnd w:id="23"/>
+    <w:bookmarkStart w:id="24" w:name="Xc12f69eaa9c8f054bc697622f7fe23deacdba9a"/>
     <w:p>
       <w:pPr>
         <w:pStyle w:val="Heading3"/>
@@ -1337,25 +1318,7 @@
         <w:pStyle w:val="FirstParagraph"/>
       </w:pPr>
       <w:r>
-        <w:t xml:space="preserve">Phân tích thực trạng xác định bốn rào cản cấu trúc phổ biến nhất ảnh hưởng đến khả năng quốc tế hóa và hiệu quả doanh nghiệp tại châu Á: (i) tiếp cận tài chính hạn chế — đặc biệt nghiêm trọng ở Frontier và Emerging; (ii) thiếu hụt lao động có kỹ năng; (iii) cạnh tranh từ doanh nghiệp phi chính thức; và (iv) nguồn cung điện không đáng tin cậy. Bốn rào cản này hình thành</w:t>
-      </w:r>
-      <w:r>
-        <w:t xml:space="preserve"> </w:t>
-      </w:r>
-      <w:r>
-        <w:t xml:space="preserve">“</w:t>
-      </w:r>
-      <w:r>
-        <w:t xml:space="preserve">institutional voids</w:t>
-      </w:r>
-      <w:r>
-        <w:t xml:space="preserve">”</w:t>
-      </w:r>
-      <w:r>
-        <w:t xml:space="preserve"> </w:t>
-      </w:r>
-      <w:r>
-        <w:t xml:space="preserve">(Khanna &amp; Palepu, 2010) tạo ra chi phí giao dịch bổ sung cho doanh nghiệp khi mở rộng hoạt động ra ngoài biên giới. Sự hiện diện đồng thời của nhiều voids tại Frontier và SIDS giải thích tại sao quan hệ I→P ở các nhóm này yếu hoặc âm.</w:t>
+        <w:t xml:space="preserve">Phân tích thực trạng xác định bốn rào cản cấu trúc phổ biến nhất ảnh hưởng đến khả năng quốc tế hóa và hiệu quả doanh nghiệp tại châu Á: (i) tiếp cận tài chính hạn chế — đặc biệt nghiêm trọng ở Frontier và Emerging; (ii) thiếu hụt lao động có kỹ năng; (iii) cạnh tranh từ doanh nghiệp phi chính thức; và (iv) nguồn cung điện không đáng tin cậy. Bốn rào cản này hình thành "institutional voids" (Khanna &amp; Palepu, 2010) tạo ra chi phí giao dịch bổ sung cho doanh nghiệp khi mở rộng hoạt động ra ngoài biên giới. Sự hiện diện đồng thời của nhiều voids tại Frontier và SIDS giải thích tại sao quan hệ I→P ở các nhóm này yếu hoặc âm.</w:t>
       </w:r>
     </w:p>
     <w:p>
@@ -1365,165 +1328,165 @@
         </w:pict>
       </w:r>
     </w:p>
+    <w:bookmarkEnd w:id="24"/>
     <w:bookmarkEnd w:id="25"/>
+    <w:bookmarkStart w:id="30" w:name="X765431cc2ba8ea17b9f26c144a52de84c0b8508"/>
+    <w:p>
+      <w:pPr>
+        <w:pStyle w:val="Heading2"/>
+      </w:pPr>
+      <w:r>
+        <w:t xml:space="preserve">4.2 Kết quả tổng hợp định lượng — Meta-analysis ba tầng (P6)</w:t>
+      </w:r>
+    </w:p>
+    <w:bookmarkStart w:id="26" w:name="Xff5979a63504f14407b0d85f43a6c8324938958"/>
+    <w:p>
+      <w:pPr>
+        <w:pStyle w:val="Heading3"/>
+      </w:pPr>
+      <w:r>
+        <w:t xml:space="preserve">4.2.1 Chỉ số hiệu ứng tổng hợp</w:t>
+      </w:r>
+    </w:p>
+    <w:p>
+      <w:pPr>
+        <w:pStyle w:val="FirstParagraph"/>
+      </w:pPr>
+      <w:r>
+        <w:t xml:space="preserve">Phân tích meta-analytic tổng hợp ba tầng (three-level multilevel meta-analysis — MARA) được tiến hành trên tập dữ liệu gồm</w:t>
+      </w:r>
+      <w:r>
+        <w:t xml:space="preserve"> </w:t>
+      </w:r>
+      <m:oMath>
+        <m:r>
+          <m:t>k</m:t>
+        </m:r>
+        <m:r>
+          <m:rPr>
+            <m:sty m:val="p"/>
+          </m:rPr>
+          <m:t>=</m:t>
+        </m:r>
+        <m:r>
+          <m:t>235</m:t>
+        </m:r>
+      </m:oMath>
+      <w:r>
+        <w:t xml:space="preserve"> </w:t>
+      </w:r>
+      <w:r>
+        <w:t xml:space="preserve">nghiên cứu với tổng cộng hàng trăm cặp effect-size đa dạng theo vùng địa lý, giai đoạn và phương pháp. Kết quả cho thấy hiệu ứng tổng hợp (pooled correlation) là</w:t>
+      </w:r>
+      <w:r>
+        <w:t xml:space="preserve"> </w:t>
+      </w:r>
+      <m:oMath>
+        <m:r>
+          <m:t>r</m:t>
+        </m:r>
+        <m:r>
+          <m:rPr>
+            <m:sty m:val="p"/>
+          </m:rPr>
+          <m:t>=</m:t>
+        </m:r>
+        <m:r>
+          <m:t>0</m:t>
+        </m:r>
+        <m:r>
+          <m:rPr>
+            <m:sty m:val="p"/>
+          </m:rPr>
+          <m:t>,</m:t>
+        </m:r>
+        <m:r>
+          <m:t>075</m:t>
+        </m:r>
+      </m:oMath>
+      <w:r>
+        <w:t xml:space="preserve">, với khoảng tin cậy 95% dương và có ý nghĩa thống kê. Giá trị</w:t>
+      </w:r>
+      <w:r>
+        <w:t xml:space="preserve"> </w:t>
+      </w:r>
+      <m:oMath>
+        <m:r>
+          <m:t>r</m:t>
+        </m:r>
+      </m:oMath>
+      <w:r>
+        <w:t xml:space="preserve"> </w:t>
+      </w:r>
+      <w:r>
+        <w:t xml:space="preserve">này khẳng định bức tranh tổng quát từ các meta-analyses trước đây của Bausch và Krist (2007), Kirca et al. (2012), Marano et al. (2016) và Arte và Larimo (2022): mối quan hệ tổng hợp giữa quốc tế hóa và hiệu quả hoạt động là dương nhưng có biên độ khiêm tốn.</w:t>
+      </w:r>
+    </w:p>
+    <w:p>
+      <w:pPr>
+        <w:pStyle w:val="BodyText"/>
+      </w:pPr>
+      <w:r>
+        <w:t xml:space="preserve">Đặc biệt đáng lưu ý, kết quả P6 hoàn toàn nhất quán với baseline meta-analysis đã công bố tại hội nghị ICBEF 2024 của Đỗ và Phan (2024), với</w:t>
+      </w:r>
+      <w:r>
+        <w:t xml:space="preserve"> </w:t>
+      </w:r>
+      <m:oMath>
+        <m:r>
+          <m:t>k</m:t>
+        </m:r>
+        <m:r>
+          <m:rPr>
+            <m:sty m:val="p"/>
+          </m:rPr>
+          <m:t>=</m:t>
+        </m:r>
+        <m:r>
+          <m:t>113</m:t>
+        </m:r>
+      </m:oMath>
+      <w:r>
+        <w:t xml:space="preserve"> </w:t>
+      </w:r>
+      <w:r>
+        <w:t xml:space="preserve">nghiên cứu và</w:t>
+      </w:r>
+      <w:r>
+        <w:t xml:space="preserve"> </w:t>
+      </w:r>
+      <m:oMath>
+        <m:r>
+          <m:t>r</m:t>
+        </m:r>
+        <m:r>
+          <m:rPr>
+            <m:sty m:val="p"/>
+          </m:rPr>
+          <m:t>=</m:t>
+        </m:r>
+        <m:r>
+          <m:t>0</m:t>
+        </m:r>
+        <m:r>
+          <m:rPr>
+            <m:sty m:val="p"/>
+          </m:rPr>
+          <m:t>,</m:t>
+        </m:r>
+        <m:r>
+          <m:t>07</m:t>
+        </m:r>
+      </m:oMath>
+      <w:r>
+        <w:t xml:space="preserve"> </w:t>
+      </w:r>
+      <w:r>
+        <w:t xml:space="preserve">— sự hội tụ này tạo ra bằng chứng chéo vững chắc khi mở rộng pool lên gần gấp đôi số nghiên cứu.</w:t>
+      </w:r>
+    </w:p>
     <w:bookmarkEnd w:id="26"/>
-    <w:bookmarkStart w:id="31" w:name="Xe0084a7c2f7e752cafc4091ca0758f37f91bfa0"/>
-    <w:p>
-      <w:pPr>
-        <w:pStyle w:val="Heading2"/>
-      </w:pPr>
-      <w:r>
-        <w:t xml:space="preserve">4.2 Kết quả tổng hợp định lượng — Meta-analysis ba tầng (P6)</w:t>
-      </w:r>
-    </w:p>
-    <w:bookmarkStart w:id="27" w:name="chỉ-số-hiệu-ứng-tổng-hợp"/>
-    <w:p>
-      <w:pPr>
-        <w:pStyle w:val="Heading3"/>
-      </w:pPr>
-      <w:r>
-        <w:t xml:space="preserve">4.2.1 Chỉ số hiệu ứng tổng hợp</w:t>
-      </w:r>
-    </w:p>
-    <w:p>
-      <w:pPr>
-        <w:pStyle w:val="FirstParagraph"/>
-      </w:pPr>
-      <w:r>
-        <w:t xml:space="preserve">Phân tích meta-analytic tổng hợp ba tầng (three-level multilevel meta-analysis — MARA) được tiến hành trên tập dữ liệu gồm</w:t>
-      </w:r>
-      <w:r>
-        <w:t xml:space="preserve"> </w:t>
-      </w:r>
-      <m:oMath>
-        <m:r>
-          <m:t>k</m:t>
-        </m:r>
-        <m:r>
-          <m:rPr>
-            <m:sty m:val="p"/>
-          </m:rPr>
-          <m:t>=</m:t>
-        </m:r>
-        <m:r>
-          <m:t>235</m:t>
-        </m:r>
-      </m:oMath>
-      <w:r>
-        <w:t xml:space="preserve"> </w:t>
-      </w:r>
-      <w:r>
-        <w:t xml:space="preserve">nghiên cứu với tổng cộng hàng trăm cặp effect-size đa dạng theo vùng địa lý, giai đoạn và phương pháp. Kết quả cho thấy hiệu ứng tổng hợp (pooled correlation) là</w:t>
-      </w:r>
-      <w:r>
-        <w:t xml:space="preserve"> </w:t>
-      </w:r>
-      <m:oMath>
-        <m:r>
-          <m:t>r</m:t>
-        </m:r>
-        <m:r>
-          <m:rPr>
-            <m:sty m:val="p"/>
-          </m:rPr>
-          <m:t>=</m:t>
-        </m:r>
-        <m:r>
-          <m:t>0</m:t>
-        </m:r>
-        <m:r>
-          <m:rPr>
-            <m:sty m:val="p"/>
-          </m:rPr>
-          <m:t>,</m:t>
-        </m:r>
-        <m:r>
-          <m:t>075</m:t>
-        </m:r>
-      </m:oMath>
-      <w:r>
-        <w:t xml:space="preserve">, với khoảng tin cậy 95% dương và có ý nghĩa thống kê. Giá trị</w:t>
-      </w:r>
-      <w:r>
-        <w:t xml:space="preserve"> </w:t>
-      </w:r>
-      <m:oMath>
-        <m:r>
-          <m:t>r</m:t>
-        </m:r>
-      </m:oMath>
-      <w:r>
-        <w:t xml:space="preserve"> </w:t>
-      </w:r>
-      <w:r>
-        <w:t xml:space="preserve">này khẳng định bức tranh tổng quát từ các meta-analyses trước đây của Bausch và Krist (2007), Kirca et al. (2012), Marano et al. (2016) và Arte và Larimo (2022): mối quan hệ tổng hợp giữa quốc tế hóa và hiệu quả hoạt động là dương nhưng có biên độ khiêm tốn.</w:t>
-      </w:r>
-    </w:p>
-    <w:p>
-      <w:pPr>
-        <w:pStyle w:val="BodyText"/>
-      </w:pPr>
-      <w:r>
-        <w:t xml:space="preserve">Đặc biệt đáng lưu ý, kết quả P6 hoàn toàn nhất quán với baseline meta-analysis đã công bố tại hội nghị ICBEF 2024 của Đỗ và Phan (2024), với</w:t>
-      </w:r>
-      <w:r>
-        <w:t xml:space="preserve"> </w:t>
-      </w:r>
-      <m:oMath>
-        <m:r>
-          <m:t>k</m:t>
-        </m:r>
-        <m:r>
-          <m:rPr>
-            <m:sty m:val="p"/>
-          </m:rPr>
-          <m:t>=</m:t>
-        </m:r>
-        <m:r>
-          <m:t>113</m:t>
-        </m:r>
-      </m:oMath>
-      <w:r>
-        <w:t xml:space="preserve"> </w:t>
-      </w:r>
-      <w:r>
-        <w:t xml:space="preserve">nghiên cứu và</w:t>
-      </w:r>
-      <w:r>
-        <w:t xml:space="preserve"> </w:t>
-      </w:r>
-      <m:oMath>
-        <m:r>
-          <m:t>r</m:t>
-        </m:r>
-        <m:r>
-          <m:rPr>
-            <m:sty m:val="p"/>
-          </m:rPr>
-          <m:t>=</m:t>
-        </m:r>
-        <m:r>
-          <m:t>0</m:t>
-        </m:r>
-        <m:r>
-          <m:rPr>
-            <m:sty m:val="p"/>
-          </m:rPr>
-          <m:t>,</m:t>
-        </m:r>
-        <m:r>
-          <m:t>07</m:t>
-        </m:r>
-      </m:oMath>
-      <w:r>
-        <w:t xml:space="preserve"> </w:t>
-      </w:r>
-      <w:r>
-        <w:t xml:space="preserve">— sự hội tụ này tạo ra bằng chứng chéo vững chắc khi mở rộng pool lên gần gấp đôi số nghiên cứu.</w:t>
-      </w:r>
-    </w:p>
-    <w:bookmarkEnd w:id="27"/>
-    <w:bookmarkStart w:id="28" w:name="phân-tích-dị-biệt-ba-tầng"/>
+    <w:bookmarkStart w:id="27" w:name="Xebb799d3ec18bcd19862bc38ac017784274d9d9"/>
     <w:p>
       <w:pPr>
         <w:pStyle w:val="Heading3"/>
@@ -1751,8 +1714,8 @@
         <w:t xml:space="preserve">, không phải là bằng chứng về sự thiếu nhất quán thực sự trong quan hệ nhân quả giữa quốc tế hóa và hiệu quả.</w:t>
       </w:r>
     </w:p>
-    <w:bookmarkEnd w:id="28"/>
-    <w:bookmarkStart w:id="29" w:name="X0fe7021f65141f72ccca43dd2595712a4bb11b5"/>
+    <w:bookmarkEnd w:id="27"/>
+    <w:bookmarkStart w:id="28" w:name="X611e09194b09194f16433d5c7d869ad7daf26e1"/>
     <w:p>
       <w:pPr>
         <w:pStyle w:val="Heading3"/>
@@ -1887,8 +1850,8 @@
         <w:t xml:space="preserve">Gradient theo ICRV hiện diện rõ ràng trong kết quả: các nền kinh tế Advanced Innovation-Driven có hiệu ứng I→P lớn hơn so với các nền kinh tế Frontier hay SIDS. Kết quả này nhất quán với cơ chế lý thuyết từ Institutional Theory — môi trường thể chế chất lượng cao tạo điều kiện để doanh nghiệp chuyển hóa quốc tế hóa thành hiệu quả dễ dàng hơn (North, 1990; Marano et al., 2016).</w:t>
       </w:r>
     </w:p>
-    <w:bookmarkEnd w:id="29"/>
-    <w:bookmarkStart w:id="30" w:name="kiểm-định-publication-bias"/>
+    <w:bookmarkEnd w:id="28"/>
+    <w:bookmarkStart w:id="29" w:name="X6516e6905b75b0313f9350803a09f8115a11764"/>
     <w:p>
       <w:pPr>
         <w:pStyle w:val="Heading3"/>
@@ -2005,9 +1968,9 @@
         </w:pict>
       </w:r>
     </w:p>
+    <w:bookmarkEnd w:id="29"/>
     <w:bookmarkEnd w:id="30"/>
-    <w:bookmarkEnd w:id="31"/>
-    <w:bookmarkStart w:id="35" w:name="Xae571c1410747d630a72c4d12985bac375822ae"/>
+    <w:bookmarkStart w:id="34" w:name="X240e194458f5111df8410ba3e5077585e24446e"/>
     <w:p>
       <w:pPr>
         <w:pStyle w:val="Heading2"/>
@@ -2016,7 +1979,7 @@
         <w:t xml:space="preserve">4.3 Kết quả bối cảnh thể chế tiên tiến — Đổi mới: Singapore (P4)</w:t>
       </w:r>
     </w:p>
-    <w:bookmarkStart w:id="32" w:name="xác-nhận-quan-hệ-phi-tuyến-chữ-u-ngược"/>
+    <w:bookmarkStart w:id="31" w:name="X679a53d2d7d81af6dc70c43fd1f038f5d3cee36"/>
     <w:p>
       <w:pPr>
         <w:pStyle w:val="Heading3"/>
@@ -2123,8 +2086,8 @@
         <w:t xml:space="preserve">— đây là điểm turning point cao nhất trong tất cả các bối cảnh ICRV được phân tích trong luận án. Khoảng tin cậy của turning point rộng (CI: [53%, 253%]), phản ánh hạn chế về quy mô mẫu và thống kê chính xác, nhưng điểm ước lượng trung tâm cho thấy rằng doanh nghiệp Singapore có thể duy trì đà tăng trưởng hiệu quả khi quốc tế hóa ở mức độ rất cao trước khi đạt đỉnh và suy giảm.</w:t>
       </w:r>
     </w:p>
-    <w:bookmarkEnd w:id="32"/>
-    <w:bookmarkStart w:id="33" w:name="điều-tiết-bởi-digital-adoption-index-dai"/>
+    <w:bookmarkEnd w:id="31"/>
+    <w:bookmarkStart w:id="32" w:name="X4e892af5ca440364b8d37c3a20faa47e2037652"/>
     <w:p>
       <w:pPr>
         <w:pStyle w:val="Heading3"/>
@@ -2258,8 +2221,8 @@
         <w:t xml:space="preserve">). Cụ thể, ở mức độ quốc tế hóa cao, doanh nghiệp Singapore có năng lực chấp nhận số (digital adoption) cao hơn duy trì hiệu quả tốt hơn so với doanh nghiệp có mức DAI thấp hơn, cho thấy DAI đóng vai trò nguồn lực bổ trợ (situational resource) làm chậm đà suy giảm phía bên phải của đường phi tuyến.</w:t>
       </w:r>
     </w:p>
-    <w:bookmarkEnd w:id="33"/>
-    <w:bookmarkStart w:id="34" w:name="giới-hạn-suy-luận-và-cảnh-báo-thống-kê"/>
+    <w:bookmarkEnd w:id="32"/>
+    <w:bookmarkStart w:id="33" w:name="X62c0545ea3f9a0c507d1157469fca0ebf1d479e"/>
     <w:p>
       <w:pPr>
         <w:pStyle w:val="Heading3"/>
@@ -2338,9 +2301,9 @@
         </w:pict>
       </w:r>
     </w:p>
+    <w:bookmarkEnd w:id="33"/>
     <w:bookmarkEnd w:id="34"/>
-    <w:bookmarkEnd w:id="35"/>
-    <w:bookmarkStart w:id="39" w:name="Xabe361c2d5961cf19ce7ab2bd5d9bc6d758140a"/>
+    <w:bookmarkStart w:id="38" w:name="X94814fc7a5dc9750a15cc4bbe9ebfefe5f75317"/>
     <w:p>
       <w:pPr>
         <w:pStyle w:val="Heading2"/>
@@ -2349,7 +2312,7 @@
         <w:t xml:space="preserve">4.4 Kết quả bối cảnh thể chế trung bình cao: Trung Quốc, 2012–2024 (P5)</w:t>
       </w:r>
     </w:p>
-    <w:bookmarkStart w:id="36" w:name="Xfb5fa188fd1fb4a9962d0cf33d126795226c748"/>
+    <w:bookmarkStart w:id="35" w:name="Xb60e8e08616c949564cfeefd501a6d5841b6507"/>
     <w:p>
       <w:pPr>
         <w:pStyle w:val="Heading3"/>
@@ -2431,8 +2394,8 @@
         <w:t xml:space="preserve">Các con số này cho thấy doanh nghiệp Trung Quốc đạt hiệu quả tối ưu khi cường độ quốc tế hóa (FSTS) ở mức gần 49%, một mức độ tập trung quốc tế vừa phải trong bối cảnh nền kinh tế nội địa khổng lồ của Trung Quốc cũng cung cấp cơ hội tăng trưởng song song.</w:t>
       </w:r>
     </w:p>
-    <w:bookmarkEnd w:id="36"/>
-    <w:bookmarkStart w:id="37" w:name="Xe662776ac4ed20d7263c0278e37e5e670eb65fc"/>
+    <w:bookmarkEnd w:id="35"/>
+    <w:bookmarkStart w:id="36" w:name="Xa0deb7d8913573d019b75740971fb67375bd22e"/>
     <w:p>
       <w:pPr>
         <w:pStyle w:val="Heading3"/>
@@ -2592,8 +2555,8 @@
         <w:t xml:space="preserve">— không có ý nghĩa thống kê, nghĩa là hình dạng tổng thể của quan hệ phi tuyến không biến đổi đáng kể qua giai đoạn phân tích. Phát hiện này cho thấy trong bối cảnh Upper-middle như Trung Quốc, cơ chế căn bản của quan hệ I→P duy trì tính ổn định đáng kể — có thể phản ánh sự bù trừ giữa chi phí thích ứng tăng lên do chính sách thương mại khó đoán và năng lực tổ chức ngày càng trưởng thành của các doanh nghiệp xuất khẩu Trung Quốc.</w:t>
       </w:r>
     </w:p>
-    <w:bookmarkEnd w:id="37"/>
-    <w:bookmarkStart w:id="38" w:name="vai-trò-của-tci-và-dai"/>
+    <w:bookmarkEnd w:id="36"/>
+    <w:bookmarkStart w:id="37" w:name="X71f14a0a5696ef1da89ff288e5ba29857e3b764"/>
     <w:p>
       <w:pPr>
         <w:pStyle w:val="Heading3"/>
@@ -2681,9 +2644,9 @@
         </w:pict>
       </w:r>
     </w:p>
+    <w:bookmarkEnd w:id="37"/>
     <w:bookmarkEnd w:id="38"/>
-    <w:bookmarkEnd w:id="39"/>
-    <w:bookmarkStart w:id="44" w:name="Xdbd5cc67084304ba85b73781c0cb0c00b74055b"/>
+    <w:bookmarkStart w:id="43" w:name="Xbcfd430554f00dbefbbe6cf2f35944b447a87b7"/>
     <w:p>
       <w:pPr>
         <w:pStyle w:val="Heading2"/>
@@ -2692,7 +2655,7 @@
         <w:t xml:space="preserve">4.5 Kết quả bối cảnh chuyển đổi bậc thấp—trung: Việt Nam (P3)</w:t>
       </w:r>
     </w:p>
-    <w:bookmarkStart w:id="40" w:name="Xfa9060265c18c079d3fb45cfff0778bcd89c27e"/>
+    <w:bookmarkStart w:id="39" w:name="X3454574aade39a3defa8c8bbeff40a0b08588bb"/>
     <w:p>
       <w:pPr>
         <w:pStyle w:val="Heading3"/>
@@ -2892,8 +2855,8 @@
         <w:t xml:space="preserve">— bằng chứng thống kê mạnh nhất trong tất cả các mẫu quốc gia của luận án.</w:t>
       </w:r>
     </w:p>
-    <w:bookmarkEnd w:id="40"/>
-    <w:bookmarkStart w:id="41" w:name="điểm-turning-point-theo-làn-sóng"/>
+    <w:bookmarkEnd w:id="39"/>
+    <w:bookmarkStart w:id="40" w:name="X804630c1165edd6cffbd7129602e5c7644f12f7"/>
     <w:p>
       <w:pPr>
         <w:pStyle w:val="Heading3"/>
@@ -3076,25 +3039,7 @@
         <w:t xml:space="preserve"> </w:t>
       </w:r>
       <w:r>
-        <w:t xml:space="preserve">đặt Việt Nam ở mức</w:t>
-      </w:r>
-      <w:r>
-        <w:t xml:space="preserve"> </w:t>
-      </w:r>
-      <w:r>
-        <w:t xml:space="preserve">“</w:t>
-      </w:r>
-      <w:r>
-        <w:t xml:space="preserve">thấp hơn đáng kể</w:t>
-      </w:r>
-      <w:r>
-        <w:t xml:space="preserve">”</w:t>
-      </w:r>
-      <w:r>
-        <w:t xml:space="preserve"> </w:t>
-      </w:r>
-      <w:r>
-        <w:t xml:space="preserve">so với Singapore (TP ≈ 88,6%) và tương đương hoặc thấp hơn Trung Quốc (TP ≈ 48,78%). Kiểm định Paternoster so sánh turning point giữa 2009 và 2015 cho kết quả</w:t>
+        <w:t xml:space="preserve">đặt Việt Nam ở mức "thấp hơn đáng kể" so với Singapore (TP ≈ 88,6%) và tương đương hoặc thấp hơn Trung Quốc (TP ≈ 48,78%). Kiểm định Paternoster so sánh turning point giữa 2009 và 2015 cho kết quả</w:t>
       </w:r>
       <w:r>
         <w:t xml:space="preserve"> </w:t>
@@ -3155,8 +3100,8 @@
         <w:t xml:space="preserve">— có ý nghĩa thống kê, cho thấy turning point đã dịch chuyển đáng kể từ 46,2% xuống 39,3% giữa hai làn sóng.</w:t>
       </w:r>
     </w:p>
-    <w:bookmarkEnd w:id="41"/>
-    <w:bookmarkStart w:id="42" w:name="điều-tiết-bởi-tci-tích-cực-và-có-ý-nghĩa"/>
+    <w:bookmarkEnd w:id="40"/>
+    <w:bookmarkStart w:id="41" w:name="X61eaf74d7adbfccac462ff4ef2ca9383cc5f370"/>
     <w:p>
       <w:pPr>
         <w:pStyle w:val="Heading3"/>
@@ -3224,8 +3169,8 @@
         <w:t xml:space="preserve">: TCI làm nâng cao mặt bằng hiệu quả và khuếch đại tác động tích cực của quốc tế hóa. Doanh nghiệp Việt Nam có năng lực công nghệ tốt hơn (đo bằng TCI) đạt hiệu quả cao hơn từ quá trình quốc tế hóa — nhất quán với H2 trong khung lý thuyết CDCM.</w:t>
       </w:r>
     </w:p>
-    <w:bookmarkEnd w:id="42"/>
-    <w:bookmarkStart w:id="43" w:name="điều-tiết-bởi-dai-không-có-ý-nghĩa"/>
+    <w:bookmarkEnd w:id="41"/>
+    <w:bookmarkStart w:id="42" w:name="Xf74d16bb8b5ef71c31f95c8c6bafd31bd18e385"/>
     <w:p>
       <w:pPr>
         <w:pStyle w:val="Heading3"/>
@@ -3287,9 +3232,9 @@
         </w:pict>
       </w:r>
     </w:p>
+    <w:bookmarkEnd w:id="42"/>
     <w:bookmarkEnd w:id="43"/>
-    <w:bookmarkEnd w:id="44"/>
-    <w:bookmarkStart w:id="48" w:name="X561afa853383c674354c1acb167a55cae3a018f"/>
+    <w:bookmarkStart w:id="47" w:name="X55199701f1cb1e5a36a24137550ac95e848a636"/>
     <w:p>
       <w:pPr>
         <w:pStyle w:val="Heading2"/>
@@ -3298,7 +3243,7 @@
         <w:t xml:space="preserve">4.6 Kết quả kiểm định toàn mẫu đa bối cảnh châu Á (P7)</w:t>
       </w:r>
     </w:p>
-    <w:bookmarkStart w:id="45" w:name="mẫu-và-mô-hình-chính"/>
+    <w:bookmarkStart w:id="44" w:name="X4afadfb0b2cc4943ce00f31457981e8c10f3a3d"/>
     <w:p>
       <w:pPr>
         <w:pStyle w:val="Heading3"/>
@@ -3336,29 +3281,79 @@
           <w:bCs/>
           <w:b/>
         </w:rPr>
-        <w:t xml:space="preserve">–</w:t>
-      </w:r>
-      <m:oMath>
-        <m:r>
-          <m:t>91.982</m:t>
-        </m:r>
-      </m:oMath>
+        <w:t xml:space="preserve"> </w:t>
+      </w:r>
       <w:r>
         <w:rPr>
           <w:bCs/>
           <w:b/>
         </w:rPr>
-        <w:t xml:space="preserve"> </w:t>
-      </w:r>
-      <w:r>
-        <w:rPr>
-          <w:bCs/>
-          <w:b/>
-        </w:rPr>
-        <w:t xml:space="preserve">doanh nghiệp · 49 nền kinh tế · 102 country-year waves</w:t>
-      </w:r>
-      <w:r>
-        <w:t xml:space="preserve">. Mô hình M5 với country-year fixed effects — cấu hình mạnh nhất về kiểm soát phương sai không quan sát — ước lượng turning point tổng thể (pooled):</w:t>
+        <w:t xml:space="preserve">quan sát</w:t>
+      </w:r>
+      <w:r>
+        <w:t xml:space="preserve"> </w:t>
+      </w:r>
+      <w:r>
+        <w:t xml:space="preserve">(mô hình M2 — quadratic FSTS không có biến kiểm soát). Khi bổ sung đầy đủ biến kiểm soát, mẫu hồi quy giảm xuống</w:t>
+      </w:r>
+      <w:r>
+        <w:t xml:space="preserve"> </w:t>
+      </w:r>
+      <m:oMath>
+        <m:r>
+          <m:t>N</m:t>
+        </m:r>
+        <m:r>
+          <m:rPr>
+            <m:sty m:val="p"/>
+          </m:rPr>
+          <m:t>=</m:t>
+        </m:r>
+        <m:r>
+          <m:t>38.342</m:t>
+        </m:r>
+      </m:oMath>
+      <w:r>
+        <w:t xml:space="preserve"> </w:t>
+      </w:r>
+      <w:r>
+        <w:t xml:space="preserve">quan sát (M3–M5), phản ánh missing data trong biến sở hữu nước ngoài và tuổi doanh nghiệp ở các nền kinh tế nhỏ và sóng WBES sớm. Mô hình M5 với country fixed effects và year fixed effects — cấu hình mạnh nhất về kiểm soát phương sai không quan sát (</w:t>
+      </w:r>
+      <m:oMath>
+        <m:sSup>
+          <m:e>
+            <m:r>
+              <m:rPr>
+                <m:nor/>
+                <m:sty m:val="p"/>
+              </m:rPr>
+              <m:t>adjR</m:t>
+            </m:r>
+          </m:e>
+          <m:sup>
+            <m:r>
+              <m:t>2</m:t>
+            </m:r>
+          </m:sup>
+        </m:sSup>
+        <m:r>
+          <m:rPr>
+            <m:sty m:val="p"/>
+          </m:rPr>
+          <m:t>=</m:t>
+        </m:r>
+        <m:r>
+          <m:rPr>
+            <m:sty m:val="p"/>
+          </m:rPr>
+          <m:t>,</m:t>
+        </m:r>
+        <m:r>
+          <m:t>677</m:t>
+        </m:r>
+      </m:oMath>
+      <w:r>
+        <w:t xml:space="preserve">) — ước lượng turning point tổng thể (pooled):</w:t>
       </w:r>
     </w:p>
     <w:p>
@@ -3375,16 +3370,25 @@
               <m:nor/>
               <m:sty m:val="p"/>
             </m:rPr>
-            <m:t>TP</m:t>
+            <m:t>TP(M5)</m:t>
           </m:r>
           <m:r>
             <m:rPr>
               <m:sty m:val="p"/>
             </m:rPr>
-            <m:t>≈</m:t>
+            <m:t>=</m:t>
           </m:r>
           <m:r>
-            <m:t>36</m:t>
+            <m:t>40</m:t>
+          </m:r>
+          <m:r>
+            <m:rPr>
+              <m:sty m:val="p"/>
+            </m:rPr>
+            <m:t>,</m:t>
+          </m:r>
+          <m:r>
+            <m:t>0</m:t>
           </m:r>
           <m:r>
             <m:rPr>
@@ -3399,11 +3403,158 @@
             </m:rPr>
             <m:t> FSTS</m:t>
           </m:r>
+          <m:r>
+            <m:t> </m:t>
+          </m:r>
+          <m:d>
+            <m:dPr>
+              <m:begChr m:val="("/>
+              <m:endChr m:val=")"/>
+              <m:sepChr m:val=""/>
+              <m:grow/>
+            </m:dPr>
+            <m:e>
+              <m:sSub>
+                <m:e>
+                  <m:r>
+                    <m:t>p</m:t>
+                  </m:r>
+                </m:e>
+                <m:sub>
+                  <m:r>
+                    <m:rPr>
+                      <m:nor/>
+                      <m:sty m:val="p"/>
+                    </m:rPr>
+                    <m:t>LM</m:t>
+                  </m:r>
+                </m:sub>
+              </m:sSub>
+              <m:r>
+                <m:rPr>
+                  <m:sty m:val="p"/>
+                </m:rPr>
+                <m:t>&lt;</m:t>
+              </m:r>
+              <m:r>
+                <m:rPr>
+                  <m:sty m:val="p"/>
+                </m:rPr>
+                <m:t>,</m:t>
+              </m:r>
+              <m:r>
+                <m:t>001</m:t>
+              </m:r>
+            </m:e>
+          </m:d>
         </m:oMath>
       </m:oMathPara>
     </w:p>
-    <w:bookmarkEnd w:id="45"/>
-    <w:bookmarkStart w:id="46" w:name="gradient-icrv-xác-nhận-h5"/>
+    <w:p>
+      <w:pPr>
+        <w:pStyle w:val="FirstParagraph"/>
+      </w:pPr>
+      <w:r>
+        <w:t xml:space="preserve">Turning point dao động nhất quán trong dải hẹp 33,8–40,0% FSTS qua tất cả các đặc tả M2–M9, và được xác nhận lại trong mô hình điều tiết ba chiều đầy đủ M11 (</w:t>
+      </w:r>
+      <m:oMath>
+        <m:r>
+          <m:rPr>
+            <m:nor/>
+            <m:sty m:val="p"/>
+          </m:rPr>
+          <m:t>TP</m:t>
+        </m:r>
+        <m:r>
+          <m:rPr>
+            <m:sty m:val="p"/>
+          </m:rPr>
+          <m:t>=</m:t>
+        </m:r>
+        <m:r>
+          <m:t>34</m:t>
+        </m:r>
+        <m:r>
+          <m:rPr>
+            <m:sty m:val="p"/>
+          </m:rPr>
+          <m:t>,</m:t>
+        </m:r>
+        <m:r>
+          <m:t>6</m:t>
+        </m:r>
+        <m:r>
+          <m:rPr>
+            <m:sty m:val="p"/>
+          </m:rPr>
+          <m:t>%</m:t>
+        </m:r>
+      </m:oMath>
+      <w:r>
+        <w:t xml:space="preserve">,</w:t>
+      </w:r>
+      <w:r>
+        <w:t xml:space="preserve"> </w:t>
+      </w:r>
+      <m:oMath>
+        <m:sSub>
+          <m:e>
+            <m:r>
+              <m:t>p</m:t>
+            </m:r>
+          </m:e>
+          <m:sub>
+            <m:r>
+              <m:rPr>
+                <m:nor/>
+                <m:sty m:val="p"/>
+              </m:rPr>
+              <m:t>LM</m:t>
+            </m:r>
+          </m:sub>
+        </m:sSub>
+        <m:r>
+          <m:rPr>
+            <m:sty m:val="p"/>
+          </m:rPr>
+          <m:t>=</m:t>
+        </m:r>
+        <m:r>
+          <m:rPr>
+            <m:sty m:val="p"/>
+          </m:rPr>
+          <m:t>,</m:t>
+        </m:r>
+        <m:r>
+          <m:t>002</m:t>
+        </m:r>
+      </m:oMath>
+      <w:r>
+        <w:t xml:space="preserve">,</w:t>
+      </w:r>
+      <w:r>
+        <w:t xml:space="preserve"> </w:t>
+      </w:r>
+      <m:oMath>
+        <m:r>
+          <m:t>N</m:t>
+        </m:r>
+        <m:r>
+          <m:rPr>
+            <m:sty m:val="p"/>
+          </m:rPr>
+          <m:t>=</m:t>
+        </m:r>
+        <m:r>
+          <m:t>29.840</m:t>
+        </m:r>
+      </m:oMath>
+      <w:r>
+        <w:t xml:space="preserve">). Tính nhất quán này bác bỏ giả thuyết rằng chữ U ngược chỉ là artefact của mẫu nhỏ hay thiếu biến kiểm soát.</w:t>
+      </w:r>
+    </w:p>
+    <w:bookmarkEnd w:id="44"/>
+    <w:bookmarkStart w:id="45" w:name="Xb1032e0e3de2851ef84ba79e46d037a1936fae6"/>
     <w:p>
       <w:pPr>
         <w:pStyle w:val="Heading3"/>
@@ -3582,8 +3733,8 @@
         <w:t xml:space="preserve">). Hai nguồn bằng chứng độc lập — meta-analytic và primary empirical — cùng chỉ ra gradient ICRV, tạo ra independent confirmation có giá trị.</w:t>
       </w:r>
     </w:p>
-    <w:bookmarkEnd w:id="46"/>
-    <w:bookmarkStart w:id="47" w:name="điều-tiết-bởi-tci-và-dai-trong-toàn-mẫu"/>
+    <w:bookmarkEnd w:id="45"/>
+    <w:bookmarkStart w:id="46" w:name="X5a095d2d2756e364c0fa5703e6aa5c62834bd73"/>
     <w:p>
       <w:pPr>
         <w:pStyle w:val="Heading3"/>
@@ -3608,30 +3759,36 @@
         <w:t xml:space="preserve">TCI</w:t>
       </w:r>
       <w:r>
-        <w:t xml:space="preserve">: có ý nghĩa thống kê dương trên toàn mẫu (</w:t>
-      </w:r>
-      <m:oMath>
-        <m:r>
-          <m:t>p</m:t>
-        </m:r>
-        <m:r>
-          <m:rPr>
-            <m:sty m:val="p"/>
-          </m:rPr>
-          <m:t>&lt;</m:t>
-        </m:r>
-        <m:r>
-          <m:rPr>
-            <m:sty m:val="p"/>
-          </m:rPr>
-          <m:t>,</m:t>
-        </m:r>
-        <m:r>
-          <m:t>05</m:t>
-        </m:r>
-      </m:oMath>
-      <w:r>
-        <w:t xml:space="preserve">), xác nhận H2.</w:t>
+        <w:t xml:space="preserve">: có ý nghĩa thống kê dương trên toàn mẫu — một đơn vị độ lệch chuẩn tăng TCI nâng năng suất lao động khoảng 41% (exp(0,344)−1). Tuy nhiên, các tương tác FSTS×TCI và FSTS²×TCI</w:t>
+      </w:r>
+      <w:r>
+        <w:t xml:space="preserve"> </w:t>
+      </w:r>
+      <w:r>
+        <w:rPr>
+          <w:bCs/>
+          <w:b/>
+        </w:rPr>
+        <w:t xml:space="preserve">không có ý nghĩa</w:t>
+      </w:r>
+      <w:r>
+        <w:t xml:space="preserve"> </w:t>
+      </w:r>
+      <w:r>
+        <w:t xml:space="preserve">trong mẫu 49 nền kinh tế đa dạng thể chế. H2</w:t>
+      </w:r>
+      <w:r>
+        <w:t xml:space="preserve"> </w:t>
+      </w:r>
+      <w:r>
+        <w:rPr>
+          <w:bCs/>
+          <w:b/>
+        </w:rPr>
+        <w:t xml:space="preserve">được xác nhận một phần</w:t>
+      </w:r>
+      <w:r>
+        <w:t xml:space="preserve">: TCI là yếu tố nâng mặt bằng năng suất nhất quán, nhưng vai trò uốn hình dạng đường cong I→P chỉ xuất hiện trong bối cảnh quốc gia cụ thể (P3 Việt Nam), không phổ quát xuyên toàn mẫu.</w:t>
       </w:r>
     </w:p>
     <w:p>
@@ -3963,41 +4120,7 @@
         </m:r>
       </m:oMath>
       <w:r>
-        <w:t xml:space="preserve">) xác nhận vai trò của DAI</w:t>
-      </w:r>
-      <w:r>
-        <w:t xml:space="preserve"> </w:t>
-      </w:r>
-      <w:r>
-        <w:rPr>
-          <w:bCs/>
-          <w:b/>
-        </w:rPr>
-        <w:t xml:space="preserve">mạnh hơn</w:t>
-      </w:r>
-      <w:r>
-        <w:t xml:space="preserve"> </w:t>
-      </w:r>
-      <w:r>
-        <w:t xml:space="preserve">ở các môi trường thể chế yếu hơn — nhất quán với cơ chế</w:t>
-      </w:r>
-      <w:r>
-        <w:t xml:space="preserve"> </w:t>
-      </w:r>
-      <w:r>
-        <w:t xml:space="preserve">“</w:t>
-      </w:r>
-      <w:r>
-        <w:t xml:space="preserve">digital shield</w:t>
-      </w:r>
-      <w:r>
-        <w:t xml:space="preserve">”</w:t>
-      </w:r>
-      <w:r>
-        <w:t xml:space="preserve"> </w:t>
-      </w:r>
-      <w:r>
-        <w:t xml:space="preserve">của CDCM.</w:t>
+        <w:t xml:space="preserve">) xác nhận vai trò của DAI mạnh hơn ở các môi trường thể chế yếu hơn (nhất quán với CDCM).</w:t>
       </w:r>
     </w:p>
     <w:p>
@@ -4007,9 +4130,9 @@
         </w:pict>
       </w:r>
     </w:p>
+    <w:bookmarkEnd w:id="46"/>
     <w:bookmarkEnd w:id="47"/>
-    <w:bookmarkEnd w:id="48"/>
-    <w:bookmarkStart w:id="52" w:name="X42f69945b56833cca239d45dc5864a7be6f74d7"/>
+    <w:bookmarkStart w:id="51" w:name="X148edf673f29f3cdc512225d99b03a9e67e1c42"/>
     <w:p>
       <w:pPr>
         <w:pStyle w:val="Heading2"/>
@@ -4018,7 +4141,7 @@
         <w:t xml:space="preserve">4.7 Kết quả trường hợp biên SIDS — Các nền kinh tế đảo nhỏ đang phát triển (P8)</w:t>
       </w:r>
     </w:p>
-    <w:bookmarkStart w:id="49" w:name="đặc-điểm-mẫu-sids"/>
+    <w:bookmarkStart w:id="48" w:name="Xe52dd8a4967ed07d68452ad9b61fc702a699611"/>
     <w:p>
       <w:pPr>
         <w:pStyle w:val="Heading3"/>
@@ -4094,8 +4217,8 @@
         <w:t xml:space="preserve">(chiếm 12,7% mẫu). Tỷ lệ doanh thu xuất khẩu trung bình rất thấp: mean FSTS = 0,060 (6,0%).</w:t>
       </w:r>
     </w:p>
-    <w:bookmarkEnd w:id="49"/>
-    <w:bookmarkStart w:id="50" w:name="X305be4308b12f06c15c4aa0bf75053d865f81d7"/>
+    <w:bookmarkEnd w:id="48"/>
+    <w:bookmarkStart w:id="49" w:name="Xda8912ddf3b9c40c39597e70818ba6d2fa29362"/>
     <w:p>
       <w:pPr>
         <w:pStyle w:val="Heading3"/>
@@ -4468,8 +4591,8 @@
         <w:t xml:space="preserve">(monotone decline) — không có turning point trong phạm vi dữ liệu.</w:t>
       </w:r>
     </w:p>
-    <w:bookmarkEnd w:id="50"/>
-    <w:bookmarkStart w:id="51" w:name="X1eacd79ea5935ba958f558c7fa8a022614fd635"/>
+    <w:bookmarkEnd w:id="49"/>
+    <w:bookmarkStart w:id="50" w:name="X9bd5b3fa82a3bf10893bad805f5c2ae8e352ac8"/>
     <w:p>
       <w:pPr>
         <w:pStyle w:val="Heading3"/>
@@ -4517,9 +4640,9 @@
         </w:pict>
       </w:r>
     </w:p>
+    <w:bookmarkEnd w:id="50"/>
     <w:bookmarkEnd w:id="51"/>
-    <w:bookmarkEnd w:id="52"/>
-    <w:bookmarkStart w:id="53" w:name="tổng-hợp-kết-quả-theo-hệ-giả-thuyết"/>
+    <w:bookmarkStart w:id="52" w:name="X5f84eb56afd02fae22daa44ef7dc0d03f77fdb7"/>
     <w:p>
       <w:pPr>
         <w:pStyle w:val="Heading2"/>
@@ -4531,7 +4654,7 @@
     <w:tbl>
       <w:tblPr>
         <w:tblStyle w:val="Table"/>
-        <w:tblW w:type="pct" w:w="5000"/>
+        <w:tblW w:type="auto" w:w="0"/>
         <w:tblLook w:firstRow="1" w:lastRow="0" w:firstColumn="0" w:lastColumn="0" w:noHBand="0" w:noVBand="0" w:val="0020"/>
         <w:jc w:val="start"/>
       </w:tblPr>
@@ -4652,7 +4775,7 @@
               <w:jc w:val="left"/>
             </w:pPr>
             <w:r>
-              <w:t xml:space="preserve">Xác nhận tại Việt Nam (M6), và toàn mẫu P7</w:t>
+              <w:t xml:space="preserve">Xác nhận một phần: TCI nâng mặt bằng năng suất tại tất cả bối cảnh; uốn đường cong xác nhận tại Việt Nam nhưng NS tại toàn mẫu P7 (49 nền kinh tế)</w:t>
             </w:r>
           </w:p>
         </w:tc>
@@ -4690,25 +4813,7 @@
               <w:jc w:val="left"/>
             </w:pPr>
             <w:r>
-              <w:t xml:space="preserve">Xác nhận: DAI có level effect phổ quát (β=+0,155***) và cả hai curvature interactions có ý nghĩa trong P7 (49 nền kinh tế); DAI×ICRV p=.012 —</w:t>
-            </w:r>
-            <w:r>
-              <w:t xml:space="preserve"> </w:t>
-            </w:r>
-            <w:r>
-              <w:t xml:space="preserve">“</w:t>
-            </w:r>
-            <w:r>
-              <w:t xml:space="preserve">digital shield</w:t>
-            </w:r>
-            <w:r>
-              <w:t xml:space="preserve">”</w:t>
-            </w:r>
-            <w:r>
-              <w:t xml:space="preserve"> </w:t>
-            </w:r>
-            <w:r>
-              <w:t xml:space="preserve">mạnh nhất khi thể chế yếu; null tại Việt Nam (Tier-1 only) là kết quả tương thích do hạn chế đo lường</w:t>
+              <w:t xml:space="preserve">Xác nhận: DAI có level effect phổ quát (β=+0,155***) và cả hai curvature interactions có ý nghĩa trong P7 (49 nền kinh tế); DAI×ICRV p=.012 — "digital shield" mạnh nhất khi thể chế yếu; null tại Việt Nam (Tier-1 only) là kết quả tương thích do hạn chế đo lường</w:t>
             </w:r>
           </w:p>
         </w:tc>
@@ -5093,7 +5198,7 @@
         </w:pict>
       </w:r>
     </w:p>
-    <w:bookmarkEnd w:id="53"/>
+    <w:bookmarkEnd w:id="52"/>
     <w:bookmarkStart w:id="54" w:name="X1d7085913fe0d9bf449e1d01e72ec60c4109544"/>
     <w:p>
       <w:pPr>
@@ -5373,8 +5478,19 @@
         <w:t xml:space="preserve">Enterprise surveys data</w:t>
       </w:r>
       <w:r>
-        <w:t xml:space="preserve">. World Bank Group. https://www.enterprisesurveys.org</w:t>
-      </w:r>
+        <w:t xml:space="preserve">. World Bank Group.</w:t>
+      </w:r>
+      <w:r>
+        <w:t xml:space="preserve"> </w:t>
+      </w:r>
+      <w:hyperlink r:id="rId53">
+        <w:r>
+          <w:rPr>
+            <w:rStyle w:val="Hyperlink"/>
+          </w:rPr>
+          <w:t xml:space="preserve">https://www.enterprisesurveys.org</w:t>
+        </w:r>
+      </w:hyperlink>
     </w:p>
     <w:p>
       <w:pPr>
@@ -5405,9 +5521,10 @@
       </w:r>
     </w:p>
     <w:bookmarkEnd w:id="54"/>
+    <w:bookmarkEnd w:id="55"/>
     <w:sectPr>
       <w:pgSz w:h="16838" w:w="11906"/>
-      <w:pgMar w:bottom="1417" w:left="1417" w:right="1417" w:top="1417"/>
+      <w:pgMar w:bottom="1134" w:left="1701" w:right="1134" w:top="1134"/>
     </w:sectPr>
   </w:body>
 </w:document>
@@ -5627,13 +5744,13 @@
     <w:name w:val="Normal"/>
     <w:qFormat/>
     <w:pPr>
-      <w:spacing w:line="276" w:lineRule="auto"/>
+      <w:spacing w:line="360" w:lineRule="auto"/>
       <w:jc w:val="both"/>
     </w:pPr>
     <w:rPr>
       <w:rFonts w:ascii="Times New Roman" w:eastAsia="Times New Roman" w:hAnsi="Times New Roman"/>
       <w:color w:val="000000"/>
-      <w:sz w:val="24"/>
+      <w:sz w:val="26"/>
     </w:rPr>
   </w:style>
   <w:style w:styleId="BodyText" w:type="paragraph">
@@ -5641,14 +5758,14 @@
     <w:basedOn w:val="Normal"/>
     <w:link w:val="BodyTextChar"/>
     <w:pPr>
-      <w:spacing w:after="180" w:before="180" w:line="276" w:lineRule="auto"/>
+      <w:spacing w:after="180" w:before="180" w:line="360" w:lineRule="auto"/>
       <w:jc w:val="both"/>
     </w:pPr>
     <w:qFormat/>
     <w:rPr>
       <w:rFonts w:ascii="Times New Roman" w:eastAsia="Times New Roman" w:hAnsi="Times New Roman"/>
       <w:color w:val="000000"/>
-      <w:sz w:val="24"/>
+      <w:sz w:val="26"/>
     </w:rPr>
   </w:style>
   <w:style w:customStyle="1" w:styleId="FirstParagraph" w:type="paragraph">
@@ -5657,13 +5774,13 @@
     <w:next w:val="BodyText"/>
     <w:qFormat/>
     <w:pPr>
-      <w:spacing w:line="276" w:lineRule="auto"/>
+      <w:spacing w:line="360" w:lineRule="auto"/>
       <w:jc w:val="both"/>
     </w:pPr>
     <w:rPr>
       <w:rFonts w:ascii="Times New Roman" w:eastAsia="Times New Roman" w:hAnsi="Times New Roman"/>
       <w:color w:val="000000"/>
-      <w:sz w:val="24"/>
+      <w:sz w:val="26"/>
     </w:rPr>
   </w:style>
   <w:style w:customStyle="1" w:styleId="Compact" w:type="paragraph">
@@ -5671,13 +5788,13 @@
     <w:basedOn w:val="BodyText"/>
     <w:qFormat/>
     <w:pPr>
-      <w:spacing w:after="36" w:before="36" w:line="276" w:lineRule="auto"/>
+      <w:spacing w:after="36" w:before="36" w:line="360" w:lineRule="auto"/>
       <w:jc w:val="both"/>
     </w:pPr>
     <w:rPr>
       <w:rFonts w:ascii="Times New Roman" w:eastAsia="Times New Roman" w:hAnsi="Times New Roman"/>
       <w:color w:val="000000"/>
-      <w:sz w:val="24"/>
+      <w:sz w:val="26"/>
     </w:rPr>
   </w:style>
   <w:style w:styleId="Title" w:type="paragraph">
@@ -5688,7 +5805,7 @@
     <w:pPr>
       <w:keepNext/>
       <w:keepLines/>
-      <w:spacing w:after="240" w:before="480" w:line="276" w:lineRule="auto"/>
+      <w:spacing w:after="240" w:before="480" w:line="360" w:lineRule="auto"/>
       <w:jc w:val="both"/>
     </w:pPr>
     <w:rPr>
@@ -5696,7 +5813,7 @@
       <w:b/>
       <w:bCs/>
       <w:color w:val="000000"/>
-      <w:sz w:val="24"/>
+      <w:sz w:val="26"/>
       <w:szCs w:val="36"/>
     </w:rPr>
   </w:style>
@@ -5708,13 +5825,13 @@
     <w:pPr>
       <w:keepNext/>
       <w:keepLines/>
-      <w:spacing w:after="240" w:before="240" w:line="276" w:lineRule="auto"/>
+      <w:spacing w:after="240" w:before="240" w:line="360" w:lineRule="auto"/>
       <w:jc w:val="both"/>
     </w:pPr>
     <w:rPr>
       <w:rFonts w:ascii="Times New Roman" w:eastAsia="Times New Roman" w:hAnsi="Times New Roman"/>
       <w:color w:val="000000"/>
-      <w:sz w:val="24"/>
+      <w:sz w:val="26"/>
       <w:szCs w:val="30"/>
     </w:rPr>
   </w:style>
@@ -5725,13 +5842,13 @@
     <w:pPr>
       <w:keepNext/>
       <w:keepLines/>
-      <w:spacing w:line="276" w:lineRule="auto"/>
+      <w:spacing w:line="360" w:lineRule="auto"/>
       <w:jc w:val="both"/>
     </w:pPr>
     <w:rPr>
       <w:rFonts w:ascii="Times New Roman" w:eastAsia="Times New Roman" w:hAnsi="Times New Roman"/>
       <w:color w:val="000000"/>
-      <w:sz w:val="24"/>
+      <w:sz w:val="26"/>
     </w:rPr>
   </w:style>
   <w:style w:styleId="Date" w:type="paragraph">
@@ -5741,13 +5858,13 @@
     <w:pPr>
       <w:keepNext/>
       <w:keepLines/>
-      <w:spacing w:line="276" w:lineRule="auto"/>
+      <w:spacing w:line="360" w:lineRule="auto"/>
       <w:jc w:val="both"/>
     </w:pPr>
     <w:rPr>
       <w:rFonts w:ascii="Times New Roman" w:eastAsia="Times New Roman" w:hAnsi="Times New Roman"/>
       <w:color w:val="000000"/>
-      <w:sz w:val="24"/>
+      <w:sz w:val="26"/>
     </w:rPr>
   </w:style>
   <w:style w:customStyle="1" w:styleId="AbstractTitle" w:type="paragraph">
@@ -5759,11 +5876,11 @@
       <w:keepNext/>
       <w:keepLines/>
       <w:jc w:val="both"/>
-      <w:spacing w:after="0" w:before="300" w:line="276" w:lineRule="auto"/>
+      <w:spacing w:after="0" w:before="300" w:line="360" w:lineRule="auto"/>
     </w:pPr>
     <w:rPr>
       <w:color w:val="000000"/>
-      <w:sz w:val="24"/>
+      <w:sz w:val="26"/>
       <w:szCs w:val="20"/>
       <w:rFonts w:ascii="Times New Roman" w:eastAsia="Times New Roman" w:hAnsi="Times New Roman"/>
       <w:b/>
@@ -5777,13 +5894,13 @@
     <w:pPr>
       <w:keepNext/>
       <w:keepLines/>
-      <w:spacing w:after="300" w:before="100" w:line="276" w:lineRule="auto"/>
+      <w:spacing w:after="300" w:before="100" w:line="360" w:lineRule="auto"/>
       <w:jc w:val="both"/>
     </w:pPr>
     <w:rPr>
       <w:rFonts w:ascii="Times New Roman" w:eastAsia="Times New Roman" w:hAnsi="Times New Roman"/>
       <w:color w:val="000000"/>
-      <w:sz w:val="24"/>
+      <w:sz w:val="26"/>
       <w:szCs w:val="20"/>
     </w:rPr>
   </w:style>
@@ -5793,13 +5910,13 @@
     <w:next w:val="Bibliography"/>
     <w:qFormat/>
     <w:pPr>
-      <w:spacing w:line="276" w:lineRule="auto"/>
+      <w:spacing w:line="360" w:lineRule="auto"/>
       <w:jc w:val="both"/>
     </w:pPr>
     <w:rPr>
       <w:rFonts w:ascii="Times New Roman" w:eastAsia="Times New Roman" w:hAnsi="Times New Roman"/>
       <w:color w:val="000000"/>
-      <w:sz w:val="24"/>
+      <w:sz w:val="26"/>
     </w:rPr>
   </w:style>
   <w:style w:styleId="Heading1" w:type="paragraph">
@@ -5811,7 +5928,7 @@
     <w:pPr>
       <w:keepNext/>
       <w:keepLines/>
-      <w:spacing w:after="0" w:before="480" w:line="276" w:lineRule="auto"/>
+      <w:spacing w:after="0" w:before="480" w:line="360" w:lineRule="auto"/>
       <w:jc w:val="both"/>
       <w:outlineLvl w:val="0"/>
     </w:pPr>
@@ -5820,7 +5937,7 @@
       <w:b/>
       <w:bCs/>
       <w:color w:val="000000"/>
-      <w:sz w:val="24"/>
+      <w:sz w:val="26"/>
       <w:szCs w:val="32"/>
     </w:rPr>
   </w:style>
@@ -5834,7 +5951,7 @@
     <w:pPr>
       <w:keepNext/>
       <w:keepLines/>
-      <w:spacing w:after="0" w:before="200" w:line="276" w:lineRule="auto"/>
+      <w:spacing w:after="0" w:before="200" w:line="360" w:lineRule="auto"/>
       <w:jc w:val="both"/>
       <w:outlineLvl w:val="1"/>
     </w:pPr>
@@ -5843,7 +5960,7 @@
       <w:b/>
       <w:bCs/>
       <w:color w:val="000000"/>
-      <w:sz w:val="24"/>
+      <w:sz w:val="26"/>
       <w:szCs w:val="28"/>
     </w:rPr>
   </w:style>
@@ -5857,7 +5974,7 @@
     <w:pPr>
       <w:keepNext/>
       <w:keepLines/>
-      <w:spacing w:after="0" w:before="200" w:line="276" w:lineRule="auto"/>
+      <w:spacing w:after="0" w:before="200" w:line="360" w:lineRule="auto"/>
       <w:jc w:val="both"/>
       <w:outlineLvl w:val="2"/>
     </w:pPr>
@@ -5866,7 +5983,7 @@
       <w:b/>
       <w:bCs/>
       <w:color w:val="000000"/>
-      <w:sz w:val="24"/>
+      <w:sz w:val="26"/>
       <w:szCs w:val="24"/>
     </w:rPr>
   </w:style>
@@ -5880,7 +5997,7 @@
     <w:pPr>
       <w:keepNext/>
       <w:keepLines/>
-      <w:spacing w:after="0" w:before="200" w:line="276" w:lineRule="auto"/>
+      <w:spacing w:after="0" w:before="200" w:line="360" w:lineRule="auto"/>
       <w:jc w:val="both"/>
       <w:outlineLvl w:val="3"/>
     </w:pPr>
@@ -5889,7 +6006,7 @@
       <w:i/>
       <w:bCs/>
       <w:color w:val="000000"/>
-      <w:sz w:val="24"/>
+      <w:sz w:val="26"/>
       <w:szCs w:val="24"/>
     </w:rPr>
   </w:style>
@@ -5903,7 +6020,7 @@
     <w:pPr>
       <w:keepNext/>
       <w:keepLines/>
-      <w:spacing w:after="0" w:before="200" w:line="276" w:lineRule="auto"/>
+      <w:spacing w:after="0" w:before="200" w:line="360" w:lineRule="auto"/>
       <w:jc w:val="both"/>
       <w:outlineLvl w:val="4"/>
     </w:pPr>
@@ -5911,7 +6028,7 @@
       <w:rFonts w:ascii="Times New Roman" w:asciiTheme="majorHAnsi" w:cstheme="majorBidi" w:eastAsia="Times New Roman" w:eastAsiaTheme="majorEastAsia" w:hAnsi="Times New Roman" w:hAnsiTheme="majorHAnsi"/>
       <w:iCs/>
       <w:color w:val="000000"/>
-      <w:sz w:val="24"/>
+      <w:sz w:val="26"/>
       <w:szCs w:val="24"/>
     </w:rPr>
   </w:style>
@@ -5925,14 +6042,14 @@
     <w:pPr>
       <w:keepNext/>
       <w:keepLines/>
-      <w:spacing w:after="0" w:before="200" w:line="276" w:lineRule="auto"/>
+      <w:spacing w:after="0" w:before="200" w:line="360" w:lineRule="auto"/>
       <w:jc w:val="both"/>
       <w:outlineLvl w:val="5"/>
     </w:pPr>
     <w:rPr>
       <w:rFonts w:ascii="Times New Roman" w:asciiTheme="majorHAnsi" w:cstheme="majorBidi" w:eastAsia="Times New Roman" w:eastAsiaTheme="majorEastAsia" w:hAnsi="Times New Roman" w:hAnsiTheme="majorHAnsi"/>
       <w:color w:val="000000"/>
-      <w:sz w:val="24"/>
+      <w:sz w:val="26"/>
       <w:szCs w:val="24"/>
     </w:rPr>
   </w:style>
@@ -5946,14 +6063,14 @@
     <w:pPr>
       <w:keepNext/>
       <w:keepLines/>
-      <w:spacing w:after="0" w:before="200" w:line="276" w:lineRule="auto"/>
+      <w:spacing w:after="0" w:before="200" w:line="360" w:lineRule="auto"/>
       <w:jc w:val="both"/>
       <w:outlineLvl w:val="6"/>
     </w:pPr>
     <w:rPr>
       <w:rFonts w:ascii="Times New Roman" w:asciiTheme="majorHAnsi" w:cstheme="majorBidi" w:eastAsia="Times New Roman" w:eastAsiaTheme="majorEastAsia" w:hAnsi="Times New Roman" w:hAnsiTheme="majorHAnsi"/>
       <w:color w:val="000000"/>
-      <w:sz w:val="24"/>
+      <w:sz w:val="26"/>
       <w:szCs w:val="24"/>
     </w:rPr>
   </w:style>
@@ -5967,14 +6084,14 @@
     <w:pPr>
       <w:keepNext/>
       <w:keepLines/>
-      <w:spacing w:after="0" w:before="200" w:line="276" w:lineRule="auto"/>
+      <w:spacing w:after="0" w:before="200" w:line="360" w:lineRule="auto"/>
       <w:jc w:val="both"/>
       <w:outlineLvl w:val="7"/>
     </w:pPr>
     <w:rPr>
       <w:rFonts w:ascii="Times New Roman" w:asciiTheme="majorHAnsi" w:cstheme="majorBidi" w:eastAsia="Times New Roman" w:eastAsiaTheme="majorEastAsia" w:hAnsi="Times New Roman" w:hAnsiTheme="majorHAnsi"/>
       <w:color w:val="000000"/>
-      <w:sz w:val="24"/>
+      <w:sz w:val="26"/>
       <w:szCs w:val="24"/>
     </w:rPr>
   </w:style>
@@ -5988,14 +6105,14 @@
     <w:pPr>
       <w:keepNext/>
       <w:keepLines/>
-      <w:spacing w:after="0" w:before="200" w:line="276" w:lineRule="auto"/>
+      <w:spacing w:after="0" w:before="200" w:line="360" w:lineRule="auto"/>
       <w:jc w:val="both"/>
       <w:outlineLvl w:val="8"/>
     </w:pPr>
     <w:rPr>
       <w:rFonts w:ascii="Times New Roman" w:asciiTheme="majorHAnsi" w:cstheme="majorBidi" w:eastAsia="Times New Roman" w:eastAsiaTheme="majorEastAsia" w:hAnsi="Times New Roman" w:hAnsiTheme="majorHAnsi"/>
       <w:color w:val="000000"/>
-      <w:sz w:val="24"/>
+      <w:sz w:val="26"/>
       <w:szCs w:val="24"/>
     </w:rPr>
   </w:style>
@@ -6007,14 +6124,14 @@
     <w:unhideWhenUsed/>
     <w:qFormat/>
     <w:pPr>
-      <w:spacing w:after="100" w:before="100" w:line="276" w:lineRule="auto"/>
+      <w:spacing w:after="100" w:before="100" w:line="360" w:lineRule="auto"/>
       <w:ind w:firstLine="0" w:left="480" w:right="480"/>
       <w:jc w:val="both"/>
     </w:pPr>
     <w:rPr>
       <w:rFonts w:ascii="Times New Roman" w:eastAsia="Times New Roman" w:hAnsi="Times New Roman"/>
       <w:color w:val="000000"/>
-      <w:sz w:val="24"/>
+      <w:sz w:val="26"/>
     </w:rPr>
   </w:style>
   <w:style w:styleId="FootnoteText" w:type="paragraph">
@@ -6025,13 +6142,13 @@
     <w:unhideWhenUsed/>
     <w:qFormat/>
     <w:pPr>
-      <w:spacing w:line="276" w:lineRule="auto"/>
+      <w:spacing w:line="360" w:lineRule="auto"/>
       <w:jc w:val="both"/>
     </w:pPr>
     <w:rPr>
       <w:rFonts w:ascii="Times New Roman" w:eastAsia="Times New Roman" w:hAnsi="Times New Roman"/>
       <w:color w:val="000000"/>
-      <w:sz w:val="24"/>
+      <w:sz w:val="26"/>
     </w:rPr>
   </w:style>
   <w:style w:default="1" w:styleId="DefaultParagraphFont" w:type="character">
@@ -6041,7 +6158,7 @@
     <w:rPr>
       <w:rFonts w:ascii="Times New Roman" w:eastAsia="Times New Roman" w:hAnsi="Times New Roman"/>
       <w:color w:val="000000"/>
-      <w:sz w:val="24"/>
+      <w:sz w:val="26"/>
     </w:rPr>
   </w:style>
   <w:style w:default="1" w:styleId="Table" w:type="table">
@@ -6051,13 +6168,13 @@
     <w:unhideWhenUsed/>
     <w:qFormat/>
     <w:pPr>
-      <w:spacing w:line="276" w:lineRule="auto"/>
+      <w:spacing w:line="360" w:lineRule="auto"/>
       <w:jc w:val="both"/>
     </w:pPr>
     <w:rPr>
       <w:rFonts w:ascii="Times New Roman" w:eastAsia="Times New Roman" w:hAnsi="Times New Roman"/>
       <w:color w:val="000000"/>
-      <w:sz w:val="24"/>
+      <w:sz w:val="26"/>
     </w:rPr>
     <w:tblPr>
       <w:tblInd w:type="dxa" w:w="0"/>
@@ -6091,27 +6208,27 @@
     <w:pPr>
       <w:keepNext/>
       <w:keepLines/>
-      <w:spacing w:after="0" w:line="276" w:lineRule="auto"/>
+      <w:spacing w:after="0" w:line="360" w:lineRule="auto"/>
       <w:jc w:val="both"/>
     </w:pPr>
     <w:rPr>
       <w:rFonts w:ascii="Times New Roman" w:eastAsia="Times New Roman" w:hAnsi="Times New Roman"/>
       <w:b/>
       <w:color w:val="000000"/>
-      <w:sz w:val="24"/>
+      <w:sz w:val="26"/>
     </w:rPr>
   </w:style>
   <w:style w:customStyle="1" w:styleId="Definition" w:type="paragraph">
     <w:name w:val="Definition"/>
     <w:basedOn w:val="Normal"/>
     <w:pPr>
-      <w:spacing w:line="276" w:lineRule="auto"/>
+      <w:spacing w:line="360" w:lineRule="auto"/>
       <w:jc w:val="both"/>
     </w:pPr>
     <w:rPr>
       <w:rFonts w:ascii="Times New Roman" w:eastAsia="Times New Roman" w:hAnsi="Times New Roman"/>
       <w:color w:val="000000"/>
-      <w:sz w:val="24"/>
+      <w:sz w:val="26"/>
     </w:rPr>
   </w:style>
   <w:style w:styleId="Caption" w:type="paragraph">
@@ -6119,14 +6236,14 @@
     <w:basedOn w:val="Normal"/>
     <w:link w:val="BodyTextChar"/>
     <w:pPr>
-      <w:spacing w:after="120" w:before="0" w:line="276" w:lineRule="auto"/>
+      <w:spacing w:after="120" w:before="0" w:line="360" w:lineRule="auto"/>
       <w:jc w:val="both"/>
     </w:pPr>
     <w:rPr>
       <w:rFonts w:ascii="Times New Roman" w:eastAsia="Times New Roman" w:hAnsi="Times New Roman"/>
       <w:i/>
       <w:color w:val="000000"/>
-      <w:sz w:val="24"/>
+      <w:sz w:val="26"/>
     </w:rPr>
   </w:style>
   <w:style w:customStyle="1" w:styleId="TableCaption" w:type="paragraph">
@@ -6134,39 +6251,39 @@
     <w:basedOn w:val="Caption"/>
     <w:pPr>
       <w:keepNext/>
-      <w:spacing w:line="276" w:lineRule="auto"/>
+      <w:spacing w:line="360" w:lineRule="auto"/>
       <w:jc w:val="both"/>
     </w:pPr>
     <w:rPr>
       <w:rFonts w:ascii="Times New Roman" w:eastAsia="Times New Roman" w:hAnsi="Times New Roman"/>
       <w:color w:val="000000"/>
-      <w:sz w:val="24"/>
+      <w:sz w:val="26"/>
     </w:rPr>
   </w:style>
   <w:style w:customStyle="1" w:styleId="ImageCaption" w:type="paragraph">
     <w:name w:val="Image Caption"/>
     <w:basedOn w:val="Caption"/>
     <w:pPr>
-      <w:spacing w:line="276" w:lineRule="auto"/>
+      <w:spacing w:line="360" w:lineRule="auto"/>
       <w:jc w:val="both"/>
     </w:pPr>
     <w:rPr>
       <w:rFonts w:ascii="Times New Roman" w:eastAsia="Times New Roman" w:hAnsi="Times New Roman"/>
       <w:color w:val="000000"/>
-      <w:sz w:val="24"/>
+      <w:sz w:val="26"/>
     </w:rPr>
   </w:style>
   <w:style w:customStyle="1" w:styleId="Figure" w:type="paragraph">
     <w:name w:val="Figure"/>
     <w:basedOn w:val="Normal"/>
     <w:pPr>
-      <w:spacing w:line="276" w:lineRule="auto"/>
+      <w:spacing w:line="360" w:lineRule="auto"/>
       <w:jc w:val="both"/>
     </w:pPr>
     <w:rPr>
       <w:rFonts w:ascii="Times New Roman" w:eastAsia="Times New Roman" w:hAnsi="Times New Roman"/>
       <w:color w:val="000000"/>
-      <w:sz w:val="24"/>
+      <w:sz w:val="26"/>
     </w:rPr>
   </w:style>
   <w:style w:customStyle="1" w:styleId="CaptionedFigure" w:type="paragraph">
@@ -6174,13 +6291,13 @@
     <w:basedOn w:val="Figure"/>
     <w:pPr>
       <w:keepNext/>
-      <w:spacing w:line="276" w:lineRule="auto"/>
+      <w:spacing w:line="360" w:lineRule="auto"/>
       <w:jc w:val="both"/>
     </w:pPr>
     <w:rPr>
       <w:rFonts w:ascii="Times New Roman" w:eastAsia="Times New Roman" w:hAnsi="Times New Roman"/>
       <w:color w:val="000000"/>
-      <w:sz w:val="24"/>
+      <w:sz w:val="26"/>
     </w:rPr>
   </w:style>
   <w:style w:customStyle="1" w:styleId="BodyTextChar" w:type="character">
@@ -6190,7 +6307,7 @@
     <w:rPr>
       <w:rFonts w:ascii="Times New Roman" w:eastAsia="Times New Roman" w:hAnsi="Times New Roman"/>
       <w:color w:val="000000"/>
-      <w:sz w:val="24"/>
+      <w:sz w:val="26"/>
     </w:rPr>
   </w:style>
   <w:style w:customStyle="1" w:styleId="VerbatimChar" w:type="character">
@@ -6199,7 +6316,7 @@
     <w:rPr>
       <w:rFonts w:ascii="Times New Roman" w:eastAsia="Times New Roman" w:hAnsi="Times New Roman"/>
       <w:color w:val="000000"/>
-      <w:sz w:val="24"/>
+      <w:sz w:val="26"/>
     </w:rPr>
   </w:style>
   <w:style w:customStyle="1" w:styleId="SectionNumber" w:type="character">
@@ -6208,7 +6325,7 @@
     <w:rPr>
       <w:rFonts w:ascii="Times New Roman" w:eastAsia="Times New Roman" w:hAnsi="Times New Roman"/>
       <w:color w:val="000000"/>
-      <w:sz w:val="24"/>
+      <w:sz w:val="26"/>
     </w:rPr>
   </w:style>
   <w:style w:styleId="FootnoteReference" w:type="character">
@@ -6217,7 +6334,7 @@
     <w:rPr>
       <w:rFonts w:ascii="Times New Roman" w:eastAsia="Times New Roman" w:hAnsi="Times New Roman"/>
       <w:color w:val="000000"/>
-      <w:sz w:val="24"/>
+      <w:sz w:val="26"/>
       <w:vertAlign w:val="superscript"/>
     </w:rPr>
   </w:style>
@@ -6227,7 +6344,7 @@
     <w:rPr>
       <w:rFonts w:ascii="Times New Roman" w:eastAsia="Times New Roman" w:hAnsi="Times New Roman"/>
       <w:color w:val="000000"/>
-      <w:sz w:val="24"/>
+      <w:sz w:val="26"/>
     </w:rPr>
   </w:style>
   <w:style w:styleId="TOCHeading" w:type="paragraph">
@@ -6238,7 +6355,7 @@
     <w:unhideWhenUsed/>
     <w:qFormat/>
     <w:pPr>
-      <w:spacing w:before="240" w:line="276" w:lineRule="auto"/>
+      <w:spacing w:before="240" w:line="360" w:lineRule="auto"/>
       <w:jc w:val="both"/>
       <w:outlineLvl w:val="9"/>
     </w:pPr>
@@ -6247,7 +6364,7 @@
       <w:b w:val="0"/>
       <w:bCs w:val="0"/>
       <w:color w:val="000000"/>
-      <w:sz w:val="24"/>
+      <w:sz w:val="26"/>
     </w:rPr>
   </w:style>
   <w:style w:type="paragraph" w:customStyle="1" w:styleId="SourceCode">

--- a/dist/luan_an_ctu/chuong_4_ket_qua_vi.docx
+++ b/dist/luan_an_ctu/chuong_4_ket_qua_vi.docx
@@ -1369,7 +1369,7 @@
           <m:t>=</m:t>
         </m:r>
         <m:r>
-          <m:t>235</m:t>
+          <m:t>238</m:t>
         </m:r>
       </m:oMath>
       <w:r>
@@ -1575,7 +1575,7 @@
         </m:r>
       </m:oMath>
       <w:r>
-        <w:t xml:space="preserve">, cho thấy mức dị biệt đáng kể trong tập hợp 235 nghiên cứu không phải do sai số lấy mẫu. Quan trọng hơn, khi phân tách theo cấu trúc ba tầng:</w:t>
+        <w:t xml:space="preserve">, cho thấy mức dị biệt đáng kể trong tập hợp 238 nghiên cứu không phải do sai số lấy mẫu. Quan trọng hơn, khi phân tách theo cấu trúc ba tầng:</w:t>
       </w:r>
     </w:p>
     <w:p>
@@ -1816,7 +1816,7 @@
         </m:r>
       </m:oMath>
       <w:r>
-        <w:t xml:space="preserve">. Điều này xác nhận rằng chế độ thể chế — được phân loại thành sáu nhóm từ Advanced Innovation-Driven (Nhóm I: Singapore, Hong Kong, Đài Loan, Nhật Bản, Hàn Quốc) đến SIDS Thái Bình Dương (Nhóm VI) — là moderator có ý nghĩa thực sự cho mối quan hệ tổng hợp I→P trong văn liệu. Kiểm định</w:t>
+        <w:t xml:space="preserve">. Điều này xác nhận rằng chế độ thể chế — được phân loại thành sáu nhóm từ Advanced Innovation-Driven (Nhóm I: Singapore, Hong Kong, Đài Loan, Hàn Quốc) đến SIDS Thái Bình Dương (Nhóm VI) — là moderator có ý nghĩa thực sự cho mối quan hệ tổng hợp I→P trong văn liệu. Kiểm định</w:t>
       </w:r>
       <w:r>
         <w:t xml:space="preserve"> </w:t>
@@ -1894,7 +1894,7 @@
         <w:t xml:space="preserve"> </w:t>
       </w:r>
       <w:r>
-        <w:t xml:space="preserve">(không có ý nghĩa thống kê), tức không có bằng chứng về publication bias trong tập hợp 235 nghiên cứu. Phân tích trim-and-fill điều chỉnh ước lượng hiệu ứng từ</w:t>
+        <w:t xml:space="preserve">(không có ý nghĩa thống kê), tức không có bằng chứng về publication bias trong tập hợp 238 nghiên cứu. Phân tích trim-and-fill điều chỉnh ước lượng hiệu ứng từ</w:t>
       </w:r>
       <w:r>
         <w:t xml:space="preserve"> </w:t>

--- a/dist/luan_an_ctu/chuong_4_ket_qua_vi.docx
+++ b/dist/luan_an_ctu/chuong_4_ket_qua_vi.docx
@@ -5244,10 +5244,10 @@
           <w:iCs/>
           <w:i/>
         </w:rPr>
-        <w:t xml:space="preserve">Management International Review</w:t>
-      </w:r>
-      <w:r>
-        <w:t xml:space="preserve">, 47(3), 319–347.</w:t>
+        <w:t xml:space="preserve">Management International Review, 47</w:t>
+      </w:r>
+      <w:r>
+        <w:t xml:space="preserve">(3), 319–347.</w:t>
       </w:r>
     </w:p>
     <w:p>
@@ -5286,10 +5286,10 @@
           <w:iCs/>
           <w:i/>
         </w:rPr>
-        <w:t xml:space="preserve">Quarterly Journal of Economics</w:t>
-      </w:r>
-      <w:r>
-        <w:t xml:space="preserve">, 124(4), 1403–1448.</w:t>
+        <w:t xml:space="preserve">Quarterly Journal of Economics, 124</w:t>
+      </w:r>
+      <w:r>
+        <w:t xml:space="preserve">(4), 1403–1448.</w:t>
       </w:r>
     </w:p>
     <w:p>
@@ -5307,10 +5307,10 @@
           <w:iCs/>
           <w:i/>
         </w:rPr>
-        <w:t xml:space="preserve">Hague Journal on the Rule of Law</w:t>
-      </w:r>
-      <w:r>
-        <w:t xml:space="preserve">, 3(2), 220–246.</w:t>
+        <w:t xml:space="preserve">Hague Journal on the Rule of Law, 3</w:t>
+      </w:r>
+      <w:r>
+        <w:t xml:space="preserve">(2), 220–246.</w:t>
       </w:r>
     </w:p>
     <w:p>
@@ -5349,10 +5349,10 @@
           <w:iCs/>
           <w:i/>
         </w:rPr>
-        <w:t xml:space="preserve">Global Strategy Journal</w:t>
-      </w:r>
-      <w:r>
-        <w:t xml:space="preserve">, 2(2), 108–121.</w:t>
+        <w:t xml:space="preserve">Global Strategy Journal, 2</w:t>
+      </w:r>
+      <w:r>
+        <w:t xml:space="preserve">(2), 108–121.</w:t>
       </w:r>
     </w:p>
     <w:p>
@@ -5370,10 +5370,10 @@
           <w:iCs/>
           <w:i/>
         </w:rPr>
-        <w:t xml:space="preserve">Oxford Bulletin of Economics and Statistics</w:t>
-      </w:r>
-      <w:r>
-        <w:t xml:space="preserve">, 72(1), 109–118.</w:t>
+        <w:t xml:space="preserve">Oxford Bulletin of Economics and Statistics, 72</w:t>
+      </w:r>
+      <w:r>
+        <w:t xml:space="preserve">(1), 109–118.</w:t>
       </w:r>
     </w:p>
     <w:p>
@@ -5391,10 +5391,10 @@
           <w:iCs/>
           <w:i/>
         </w:rPr>
-        <w:t xml:space="preserve">Journal of Management</w:t>
-      </w:r>
-      <w:r>
-        <w:t xml:space="preserve">, 42(5), 1075–1110.</w:t>
+        <w:t xml:space="preserve">Journal of Management, 42</w:t>
+      </w:r>
+      <w:r>
+        <w:t xml:space="preserve">(5), 1075–1110.</w:t>
       </w:r>
     </w:p>
     <w:p>
@@ -5433,10 +5433,10 @@
           <w:iCs/>
           <w:i/>
         </w:rPr>
-        <w:t xml:space="preserve">Criminology</w:t>
-      </w:r>
-      <w:r>
-        <w:t xml:space="preserve">, 36(4), 859–866.</w:t>
+        <w:t xml:space="preserve">Criminology, 36</w:t>
+      </w:r>
+      <w:r>
+        <w:t xml:space="preserve">(4), 859–866.</w:t>
       </w:r>
     </w:p>
     <w:p>
@@ -5507,10 +5507,10 @@
           <w:iCs/>
           <w:i/>
         </w:rPr>
-        <w:t xml:space="preserve">International Business Review</w:t>
-      </w:r>
-      <w:r>
-        <w:t xml:space="preserve">, 31(5), 102003.</w:t>
+        <w:t xml:space="preserve">International Business Review, 31</w:t>
+      </w:r>
+      <w:r>
+        <w:t xml:space="preserve">(5), 102003.</w:t>
       </w:r>
     </w:p>
     <w:p>

--- a/dist/luan_an_ctu/chuong_4_ket_qua_vi.docx
+++ b/dist/luan_an_ctu/chuong_4_ket_qua_vi.docx
@@ -32,7 +32,7 @@
         <w:pStyle w:val="FirstParagraph"/>
       </w:pPr>
       <w:r>
-        <w:t xml:space="preserve">Chương 4 trình bày toàn bộ kết quả nghiên cứu của luận án theo logic đi từ bức tranh thực trạng mô tả (Mục 4.1) đến bằng chứng tổng hợp ở cấp meta-analytic (Mục 4.2), sau đó đến bằng chứng quốc gia cụ thể và cuối cùng là kiểm định toàn mẫu đa quốc gia. Cấu trúc trình bày gồm tám phần chính, bắt đầu bằng thực trạng quốc tế hóa và hiệu quả hoạt động kinh doanh tại châu Á theo các phân nhóm con thể chế ICRV, tiếp theo là: (ii) kết quả meta-analysis ba tầng (P6); (iii) bối cảnh thể chế tiên tiến—đổi mới tại Singapore (P4); (iv) bối cảnh thể chế trung bình cao tại Trung Quốc (P5); (v) bối cảnh chuyển đổi bậc thấp—trung tại Việt Nam (P3); (vi) kiểm định toàn mẫu châu Á đa bối cảnh (P7); (vii) trường hợp biên là các nền kinh tế đảo nhỏ đang phát triển ở Thái Bình Dương (P8); và (viii) tổng hợp kết quả theo hệ giả thuyết.</w:t>
+        <w:t xml:space="preserve">Chương 4 trình bày toàn bộ kết quả nghiên cứu của luận án theo logic ba bước. Bước đầu đi từ bức tranh thực trạng mô tả (Mục 4.1) đến bằng chứng tổng hợp ở cấp meta-analytic (Mục 4.2). Tiếp theo là bằng chứng quốc gia cụ thể. Cuối cùng là kiểm định toàn mẫu đa quốc gia. Cấu trúc trình bày gồm tám phần chính. Phần đầu trình bày thực trạng quốc tế hóa và hiệu quả hoạt động kinh doanh tại châu Á theo các phân nhóm con thể chế ICRV. Các phần tiếp theo lần lượt là (ii) kết quả meta-analysis ba tầng (P6) và (iii) bối cảnh thể chế tiên tiến-đổi mới tại Singapore (P4). Tiếp đến là (iv) bối cảnh thể chế trung bình cao tại Trung Quốc (P5) và (v) bối cảnh chuyển đổi bậc thấp-trung tại Việt Nam (P3). Ba phần cuối gồm (vi) kiểm định toàn mẫu châu Á đa bối cảnh (P7), (vii) trường hợp biên là các nền kinh tế đảo nhỏ đang phát triển ở Thái Bình Dương (P8), và (viii) tổng hợp kết quả theo hệ giả thuyết.</w:t>
       </w:r>
     </w:p>
     <w:p>
@@ -735,7 +735,7 @@
         <w:pStyle w:val="BodyText"/>
       </w:pPr>
       <w:r>
-        <w:t xml:space="preserve">Phát hiện quan trọng nhất từ thực trạng mô tả là sự phân biệt nội bộ trong nhóm Advanced: tỷ số phân tán giữa nhóm đổi mới sáng tạo dẫn dắt (Singapore, Hàn Quốc, Đài Loan, sd ≈ 1,03) và nhóm tài nguyên dẫn dắt (Saudi Arabia, Qatar, Kuwait, sd ≈ 0,49) xấp xỉ 2,1 lần, phản ánh hai cơ chế tăng trưởng và phân phối hoàn toàn khác nhau. Phân nhóm con tài nguyên dẫn dắt có độ phân tán năng suất thấp nhất toàn bộ pool, biểu hiện của kinh tế nhà nước tô (rentier economy) nơi phân phối lại từ xuất khẩu dầu mỏ thu hẹp khoảng cách năng suất giữa doanh nghiệp, nhưng không nhất thiết phản ánh hiệu quả doanh nghiệp đáng kể. Điều này gợi ý rằng việc gộp hai loại Advanced vào một nhóm duy nhất (như các nghiên cứu trước thường làm) sẽ che khuất cơ chế quan trọng này.</w:t>
+        <w:t xml:space="preserve">Phát hiện quan trọng nhất từ thực trạng mô tả là sự phân biệt nội bộ trong nhóm Advanced. Tỷ số phân tán giữa nhóm đổi mới sáng tạo dẫn dắt (Singapore, Hàn Quốc, Đài Loan, sd ≈ 1,03) và nhóm tài nguyên dẫn dắt (Saudi Arabia, Qatar, Kuwait, sd ≈ 0,49) xấp xỉ 2,1 lần. Tỷ số này phản ánh hai cơ chế tăng trưởng và phân phối khác nhau. Phân nhóm con tài nguyên dẫn dắt có độ phân tán năng suất thấp nhất toàn bộ pool. Đây là biểu hiện của kinh tế nhà nước tô (rentier economy): phân phối lại từ xuất khẩu dầu mỏ thu hẹp khoảng cách năng suất giữa doanh nghiệp, nhưng không nhất thiết phản ánh hiệu quả doanh nghiệp đáng kể. Phát hiện này gợi ý rằng việc gộp hai loại Advanced vào một nhóm duy nhất (như các nghiên cứu trước thường làm) sẽ che khuất cơ chế quan trọng.</w:t>
       </w:r>
     </w:p>
     <w:bookmarkEnd w:id="21"/>
@@ -761,7 +761,7 @@
         <w:pStyle w:val="BodyText"/>
       </w:pPr>
       <w:r>
-        <w:t xml:space="preserve">Cường độ quốc tế hóa (FSTS trung bình, tính trên toàn mẫu gồm cả doanh nghiệp không xuất khẩu) dao động từ 6,3% (SIDS) đến 10,3% (Upper-middle), với mức trung bình khu vực khoảng 8,8%. Điều đáng chú ý là Upper-middle và Advanced có cùng FSTS trung bình (~10%) nhưng cơ chế xuất khẩu hoàn toàn khác: Advanced chủ yếu dịch vụ và hàng hóa hàm lượng tri thức cao; Upper-middle chủ yếu sản xuất theo chuỗi giá trị toàn cầu với biên lợi nhuận khác nhau.</w:t>
+        <w:t xml:space="preserve">Cường độ quốc tế hóa (FSTS trung bình, tính trên toàn mẫu gồm cả doanh nghiệp không xuất khẩu) dao động từ 6,3% (SIDS) đến 10,3% (Upper-middle), với mức trung bình khu vực khoảng 8,8%. Đáng chú ý là Upper-middle và Advanced có cùng FSTS trung bình (~10%) nhưng cơ chế xuất khẩu khác nhau. Advanced chủ yếu xuất khẩu dịch vụ và hàng hóa hàm lượng tri thức cao. Upper-middle chủ yếu sản xuất theo chuỗi giá trị toàn cầu với biên lợi nhuận khác nhau.</w:t>
       </w:r>
     </w:p>
     <w:bookmarkEnd w:id="22"/>
@@ -1292,7 +1292,7 @@
         <w:pStyle w:val="BodyText"/>
       </w:pPr>
       <w:r>
-        <w:t xml:space="preserve">Phát hiện đáng chú ý là pattern "nhảy vọt số" (digital leapfrogging) ở SIDS: tỷ lệ website 58,9% vượt cả nhóm Emerging (49,2%) dù GNI thấp hơn đáng kể, phản ánh thực tế rằng số hóa bề mặt (website) ở SIDS là công cụ sinh tồn chứ không phải công cụ tối ưu hóa hiệu quả. Kết quả này cũng hỗ trợ lập luận lý thuyết về sự phân biệt giữa DAI (chấp nhận số bề mặt) và TCI (năng lực công nghệ chiều sâu): SIDS có DAI cao nhưng TCI thấp nhất, và đây là nhóm duy nhất có quan hệ I→P âm đơn điệu.</w:t>
+        <w:t xml:space="preserve">Phát hiện đáng chú ý là pattern "nhảy vọt số" (digital leapfrogging) ở SIDS. Tỷ lệ website 58,9% vượt cả nhóm Emerging (49,2%) dù GNI thấp hơn đáng kể. Pattern này phản ánh thực tế rằng số hóa bề mặt (website) ở SIDS là công cụ sinh tồn chứ không phải công cụ tối ưu hóa hiệu quả. Kết quả này hỗ trợ lập luận lý thuyết về sự phân biệt giữa DAI (chấp nhận số bề mặt) và TCI (năng lực công nghệ chiều sâu). SIDS có DAI cao nhưng TCI thấp nhất, và đây là nhóm duy nhất có quan hệ I→P âm đơn điệu.</w:t>
       </w:r>
     </w:p>
     <w:p>
@@ -1300,7 +1300,7 @@
         <w:pStyle w:val="BodyText"/>
       </w:pPr>
       <w:r>
-        <w:t xml:space="preserve">Hiện tượng tương quan âm giữa DAI Tier-1 và năng suất trong nhóm Advanced (-0,129) là ảo ảnh thống kê do bão hòa Tier-1: hầu hết doanh nghiệp Advanced đã có website từ lâu, khiến biến nhị phân này không còn phân biệt được doanh nghiệp hiệu quả và kém hiệu quả trong nhóm đó. Khi loại trừ doanh nghiệp ICT, hệ số âm biến mất, xác nhận đây là vấn đề đo lường chứ không phải quan hệ nhân quả thực.</w:t>
+        <w:t xml:space="preserve">Hiện tượng tương quan âm giữa DAI Tier-1 và năng suất trong nhóm Advanced (-0,129) là ảo ảnh thống kê do bão hòa Tier-1. Hầu hết doanh nghiệp Advanced đã có website từ lâu. Biến nhị phân này do đó không còn phân biệt được doanh nghiệp hiệu quả và kém hiệu quả trong nhóm. Khi loại trừ doanh nghiệp ICT, hệ số âm biến mất, xác nhận đây là vấn đề đo lường chứ không phải quan hệ nhân quả thực.</w:t>
       </w:r>
     </w:p>
     <w:bookmarkEnd w:id="23"/>
@@ -1318,7 +1318,7 @@
         <w:pStyle w:val="FirstParagraph"/>
       </w:pPr>
       <w:r>
-        <w:t xml:space="preserve">Phân tích thực trạng xác định bốn rào cản cấu trúc phổ biến nhất ảnh hưởng đến khả năng quốc tế hóa và hiệu quả doanh nghiệp tại châu Á: (i) tiếp cận tài chính hạn chế, đặc biệt nghiêm trọng ở Frontier và Emerging; (ii) thiếu hụt lao động có kỹ năng; (iii) cạnh tranh từ doanh nghiệp phi chính thức; và (iv) nguồn cung điện không đáng tin cậy. Bốn rào cản này hình thành "institutional voids" (Khanna &amp; Palepu, 2010) tạo ra chi phí giao dịch bổ sung cho doanh nghiệp khi mở rộng hoạt động ra ngoài biên giới. Sự hiện diện đồng thời của nhiều voids tại Frontier và SIDS giải thích tại sao quan hệ I→P ở các nhóm này yếu hoặc âm.</w:t>
+        <w:t xml:space="preserve">Phân tích thực trạng xác định bốn rào cản cấu trúc phổ biến nhất ảnh hưởng đến khả năng quốc tế hóa và hiệu quả doanh nghiệp tại châu Á. Đó là: (i) tiếp cận tài chính hạn chế, đặc biệt nghiêm trọng ở Frontier và Emerging; (ii) thiếu hụt lao động có kỹ năng; (iii) cạnh tranh từ doanh nghiệp phi chính thức; và (iv) nguồn cung điện không đáng tin cậy. Bốn rào cản này hình thành "institutional voids" (Khanna &amp; Palepu, 2010) tạo ra chi phí giao dịch bổ sung cho doanh nghiệp khi mở rộng hoạt động ra ngoài biên giới. Sự hiện diện đồng thời của nhiều voids tại Frontier và SIDS giải thích tại sao quan hệ I→P ở các nhóm này yếu hoặc âm.</w:t>
       </w:r>
     </w:p>
     <w:p>
@@ -1353,7 +1353,7 @@
         <w:pStyle w:val="FirstParagraph"/>
       </w:pPr>
       <w:r>
-        <w:t xml:space="preserve">Phân tích meta-analytic tổng hợp ba tầng (three-level multilevel meta-analysis — MARA) được tiến hành trên tập dữ liệu gồm</w:t>
+        <w:t xml:space="preserve">Phân tích meta-analytic tổng hợp ba tầng (three-level multilevel meta-analysis, MARA) được tiến hành trên tập dữ liệu gồm</w:t>
       </w:r>
       <w:r>
         <w:t xml:space="preserve"> </w:t>
@@ -1479,7 +1479,7 @@
         </m:r>
       </m:oMath>
       <w:r>
-        <w:t xml:space="preserve">, sự hội tụ này tạo ra bằng chứng chéo vững chắc khi mở rộng pool lên gần gấp đôi số nghiên cứu.</w:t>
+        <w:t xml:space="preserve">. Sự hội tụ này tạo ra bằng chứng chéo vững chắc khi mở rộng pool lên gần gấp đôi số nghiên cứu.</w:t>
       </w:r>
     </w:p>
     <w:bookmarkEnd w:id="26"/>
@@ -1679,7 +1679,7 @@
         <w:pStyle w:val="FirstParagraph"/>
       </w:pPr>
       <w:r>
-        <w:t xml:space="preserve">Phát hiện này có hàm ý lý thuyết sâu sắc: heterogeneity trong I→P literature xuất phát chủ yếu từ sự biến thiên</w:t>
+        <w:t xml:space="preserve">Phát hiện này có hàm ý lý thuyết sâu sắc. Heterogeneity trong I→P literature xuất phát chủ yếu từ sự biến thiên</w:t>
       </w:r>
       <w:r>
         <w:t xml:space="preserve"> </w:t>
@@ -1692,10 +1692,7 @@
         <w:t xml:space="preserve">bên trong các nghiên cứu</w:t>
       </w:r>
       <w:r>
-        <w:t xml:space="preserve"> </w:t>
-      </w:r>
-      <w:r>
-        <w:t xml:space="preserve">(ví dụ: cùng một mẫu doanh nghiệp nhưng dùng các thước đo khác nhau cho cùng cấu trúc cho ra kết quả khác nhau), chứ không phải giữa các nghiên cứu với nhau. Điều này gợi ý rằng sự không nhất quán trong literature I→P phần lớn là vấn đề</w:t>
+        <w:t xml:space="preserve">, chứ không phải giữa các nghiên cứu với nhau. Ví dụ điển hình là cùng một mẫu doanh nghiệp nhưng dùng các thước đo khác nhau cho cùng cấu trúc cho ra kết quả khác nhau. Phát hiện này gợi ý rằng sự không nhất quán trong literature I→P phần lớn là vấn đề</w:t>
       </w:r>
       <w:r>
         <w:t xml:space="preserve"> </w:t>
@@ -1813,7 +1810,7 @@
         </m:r>
       </m:oMath>
       <w:r>
-        <w:t xml:space="preserve">. Điều này xác nhận rằng chế độ thể chế, được phân loại thành sáu nhóm từ Advanced Innovation-Driven (Nhóm I: Singapore, Hong Kong, Đài Loan, Hàn Quốc) đến SIDS Thái Bình Dương (Nhóm VI), là moderator có ý nghĩa thực sự cho mối quan hệ tổng hợp I→P trong văn liệu. Kiểm định</w:t>
+        <w:t xml:space="preserve">. Kết quả này xác nhận rằng chế độ thể chế là moderator có ý nghĩa thực sự cho mối quan hệ tổng hợp I→P trong văn liệu. Chế độ thể chế được phân loại thành sáu nhóm từ Advanced Innovation-Driven (Nhóm I: Singapore, Hong Kong, Đài Loan, Hàn Quốc) đến SIDS Thái Bình Dương (Nhóm VI). Kiểm định</w:t>
       </w:r>
       <w:r>
         <w:t xml:space="preserve"> </w:t>
@@ -2065,7 +2062,7 @@
         </m:r>
       </m:oMath>
       <w:r>
-        <w:t xml:space="preserve">), có ý nghĩa thống kê rõ ràng, cho thấy các nghiên cứu với sai số chuẩn lớn hơn (mẫu nhỏ hơn) có xu hướng báo cáo effect size thấp hơn, phù hợp với lệch lạc công bố ưu tiên kết quả dương tính.</w:t>
+        <w:t xml:space="preserve">), có ý nghĩa thống kê rõ ràng. Các nghiên cứu với sai số chuẩn lớn hơn (mẫu nhỏ hơn) có xu hướng báo cáo effect size thấp hơn. Kết quả này phù hợp với lệch lạc công bố ưu tiên kết quả dương tính.</w:t>
       </w:r>
       <w:r>
         <w:t xml:space="preserve"> </w:t>
@@ -2457,7 +2454,7 @@
         <w:t xml:space="preserve">TP ≈ 88,6% FSTS</w:t>
       </w:r>
       <w:r>
-        <w:t xml:space="preserve">, đây là điểm turning point cao nhất trong tất cả các bối cảnh ICRV được phân tích trong luận án. Khoảng tin cậy của turning point rộng (CI: [53%, 253%]), phản ánh hạn chế về quy mô mẫu và thống kê chính xác, nhưng điểm ước lượng trung tâm cho thấy rằng doanh nghiệp Singapore có thể duy trì đà tăng trưởng hiệu quả khi quốc tế hóa ở mức độ rất cao trước khi đạt đỉnh và suy giảm.</w:t>
+        <w:t xml:space="preserve">, đây là điểm turning point cao nhất trong tất cả các bối cảnh ICRV được phân tích trong luận án. Khoảng tin cậy của turning point rộng (CI: [53%, 253%]), phản ánh hạn chế về quy mô mẫu và thống kê chính xác. Tuy nhiên, điểm ước lượng trung tâm cho thấy rằng doanh nghiệp Singapore có thể duy trì đà tăng trưởng hiệu quả khi quốc tế hóa ở mức độ rất cao trước khi đạt đỉnh và suy giảm.</w:t>
       </w:r>
     </w:p>
     <w:bookmarkEnd w:id="31"/>
@@ -2592,7 +2589,7 @@
         </m:r>
       </m:oMath>
       <w:r>
-        <w:t xml:space="preserve">). Cụ thể, ở mức độ quốc tế hóa cao, doanh nghiệp Singapore có năng lực chấp nhận số (digital adoption) cao hơn duy trì hiệu quả tốt hơn so với doanh nghiệp có mức DAI thấp hơn, cho thấy DAI đóng vai trò nguồn lực bổ trợ (situational resource) làm chậm đà suy giảm phía bên phải của đường phi tuyến.</w:t>
+        <w:t xml:space="preserve">). Cụ thể, ở mức độ quốc tế hóa cao, doanh nghiệp Singapore có năng lực chấp nhận số (digital adoption) cao hơn duy trì hiệu quả tốt hơn so với doanh nghiệp có mức DAI thấp hơn. Kết quả này cho thấy DAI đóng vai trò nguồn lực bổ trợ (situational resource) làm chậm đà suy giảm phía bên phải của đường phi tuyến.</w:t>
       </w:r>
     </w:p>
     <w:bookmarkEnd w:id="32"/>
@@ -2700,7 +2697,7 @@
         <w:pStyle w:val="FirstParagraph"/>
       </w:pPr>
       <w:r>
-        <w:t xml:space="preserve">Phân tích hai giai đoạn trên dữ liệu WBES Trung Quốc (Nhóm III — Upper-middle) giai đoạn 2012–2024 xác nhận dạng quan hệ phi tuyến chữ U ngược giữa FSTS và hiệu quả hoạt động doanh nghiệp. Điểm turning point được ước lượng tại:</w:t>
+        <w:t xml:space="preserve">Phân tích hai giai đoạn trên dữ liệu WBES Trung Quốc (Nhóm III, Upper-middle) giai đoạn 2012–2024 xác nhận dạng quan hệ phi tuyến chữ U ngược giữa FSTS và hiệu quả hoạt động doanh nghiệp. Điểm turning point được ước lượng tại:</w:t>
       </w:r>
     </w:p>
     <w:p>
@@ -2765,7 +2762,7 @@
         <w:pStyle w:val="FirstParagraph"/>
       </w:pPr>
       <w:r>
-        <w:t xml:space="preserve">Các con số này cho thấy doanh nghiệp Trung Quốc đạt hiệu quả tối ưu khi cường độ quốc tế hóa (FSTS) ở mức gần 49%, một mức độ tập trung quốc tế vừa phải trong bối cảnh nền kinh tế nội địa khổng lồ của Trung Quốc cũng cung cấp cơ hội tăng trưởng song song.</w:t>
+        <w:t xml:space="preserve">Các con số này cho thấy doanh nghiệp Trung Quốc đạt hiệu quả tối ưu khi cường độ quốc tế hóa (FSTS) ở mức gần 49%. Đây là một mức độ tập trung quốc tế vừa phải. Trong bối cảnh nền kinh tế nội địa khổng lồ của Trung Quốc, thị trường nội địa cũng cung cấp cơ hội tăng trưởng song song.</w:t>
       </w:r>
     </w:p>
     <w:bookmarkEnd w:id="35"/>
@@ -2920,7 +2917,7 @@
         </m:r>
       </m:oMath>
       <w:r>
-        <w:t xml:space="preserve">, không có ý nghĩa thống kê, nghĩa là hình dạng tổng thể của quan hệ phi tuyến không biến đổi đáng kể qua giai đoạn phân tích. Phát hiện này cho thấy trong bối cảnh Upper-middle như Trung Quốc, cơ chế căn bản của quan hệ I→P duy trì tính ổn định đáng kể, có thể phản ánh sự bù trừ giữa chi phí thích ứng tăng lên do chính sách thương mại khó đoán và năng lực tổ chức ngày càng trưởng thành của các doanh nghiệp xuất khẩu Trung Quốc.</w:t>
+        <w:t xml:space="preserve">, không có ý nghĩa thống kê, nghĩa là hình dạng tổng thể của quan hệ phi tuyến không biến đổi đáng kể qua giai đoạn phân tích. Phát hiện này cho thấy trong bối cảnh Upper-middle như Trung Quốc, cơ chế căn bản của quan hệ I→P duy trì tính ổn định đáng kể. Kết quả này có thể phản ánh sự bù trừ giữa hai yếu tố. Một bên là chi phí thích ứng tăng lên do chính sách thương mại khó đoán. Bên kia là năng lực tổ chức ngày càng trưởng thành của các doanh nghiệp xuất khẩu Trung Quốc.</w:t>
       </w:r>
     </w:p>
     <w:bookmarkEnd w:id="36"/>
@@ -3217,10 +3214,7 @@
         </m:r>
       </m:oMath>
       <w:r>
-        <w:t xml:space="preserve"> </w:t>
-      </w:r>
-      <w:r>
-        <w:t xml:space="preserve">— bằng chứng thống kê mạnh nhất trong tất cả các mẫu quốc gia của luận án.</w:t>
+        <w:t xml:space="preserve">. Đây là bằng chứng thống kê mạnh nhất trong tất cả các mẫu quốc gia của luận án.</w:t>
       </w:r>
     </w:p>
     <w:bookmarkEnd w:id="39"/>
@@ -3462,10 +3456,7 @@
         </m:r>
       </m:oMath>
       <w:r>
-        <w:t xml:space="preserve"> </w:t>
-      </w:r>
-      <w:r>
-        <w:t xml:space="preserve">— có ý nghĩa thống kê, cho thấy turning point đã dịch chuyển đáng kể từ 46,2% xuống 39,3% giữa hai làn sóng.</w:t>
+        <w:t xml:space="preserve">, có ý nghĩa thống kê. Turning point đã dịch chuyển đáng kể từ 46,2% xuống 39,3% giữa hai làn sóng.</w:t>
       </w:r>
     </w:p>
     <w:bookmarkEnd w:id="40"/>
@@ -3534,7 +3525,7 @@
         <w:t xml:space="preserve">dương và có ý nghĩa thống kê</w:t>
       </w:r>
       <w:r>
-        <w:t xml:space="preserve">: TCI làm nâng cao mặt bằng hiệu quả và khuếch đại tác động tích cực của quốc tế hóa. Doanh nghiệp Việt Nam có năng lực công nghệ tốt hơn (đo bằng TCI) đạt hiệu quả cao hơn từ quá trình quốc tế hóa — nhất quán với H2 trong khung lý thuyết CDCM.</w:t>
+        <w:t xml:space="preserve">: TCI làm nâng cao mặt bằng hiệu quả và khuếch đại tác động tích cực của quốc tế hóa. Doanh nghiệp Việt Nam có năng lực công nghệ tốt hơn (đo bằng TCI) đạt hiệu quả cao hơn từ quá trình quốc tế hóa. Kết quả này nhất quán với H2 trong khung lý thuyết CDCM.</w:t>
       </w:r>
     </w:p>
     <w:bookmarkEnd w:id="41"/>
@@ -3662,7 +3653,7 @@
         <w:t xml:space="preserve"> </w:t>
       </w:r>
       <w:r>
-        <w:t xml:space="preserve">(mô hình M2 — quadratic FSTS không có biến kiểm soát). Khi bổ sung đầy đủ biến kiểm soát, mẫu hồi quy giảm xuống</w:t>
+        <w:t xml:space="preserve">(mô hình M2: quadratic FSTS không có biến kiểm soát). Khi bổ sung đầy đủ biến kiểm soát, mẫu hồi quy giảm xuống</w:t>
       </w:r>
       <w:r>
         <w:t xml:space="preserve"> </w:t>
@@ -3685,7 +3676,7 @@
         <w:t xml:space="preserve"> </w:t>
       </w:r>
       <w:r>
-        <w:t xml:space="preserve">quan sát (M3–M5), phản ánh missing data trong biến sở hữu nước ngoài và tuổi doanh nghiệp ở các nền kinh tế nhỏ và sóng WBES sớm. Mô hình M5 với country fixed effects và year fixed effects — cấu hình mạnh nhất về kiểm soát phương sai không quan sát (</w:t>
+        <w:t xml:space="preserve">quan sát (M3–M5), phản ánh missing data trong biến sở hữu nước ngoài và tuổi doanh nghiệp ở các nền kinh tế nhỏ và sóng WBES sớm. Mô hình M5 với country fixed effects và year fixed effects là cấu hình mạnh nhất về kiểm soát phương sai không quan sát (</w:t>
       </w:r>
       <m:oMath>
         <m:sSup>
@@ -3721,7 +3712,7 @@
         </m:r>
       </m:oMath>
       <w:r>
-        <w:t xml:space="preserve">) — ước lượng turning point tổng thể (pooled):</w:t>
+        <w:t xml:space="preserve">). Mô hình này ước lượng turning point tổng thể (pooled):</w:t>
       </w:r>
     </w:p>
     <w:p>
@@ -4032,7 +4023,7 @@
         <w:pStyle w:val="FirstParagraph"/>
       </w:pPr>
       <w:r>
-        <w:t xml:space="preserve">Gradient này nhất quán với dự đoán của Institutional Theory: trong môi trường thể chế mạnh (Nhóm I), doanh nghiệp hoàn thu chi phí quốc tế hóa tại mức FSTS thấp hơn, tức là đạt đỉnh hiệu quả sớm hơn. Ngược lại, tại các nền kinh tế thể chế yếu (Nhóm V–VI), doanh nghiệp cần mức độ quốc tế hóa cao hơn để bù đắp chi phí giao dịch và bất định thể chế, nên turning point xuất hiện muộn hơn — ở mức FSTS cao hơn.</w:t>
+        <w:t xml:space="preserve">Gradient này nhất quán với dự đoán của Institutional Theory: trong môi trường thể chế mạnh (Nhóm I), doanh nghiệp hoàn thu chi phí quốc tế hóa tại mức FSTS thấp hơn, tức là đạt đỉnh hiệu quả sớm hơn. Ngược lại, tại các nền kinh tế thể chế yếu (Nhóm V–VI), doanh nghiệp cần mức độ quốc tế hóa cao hơn để bù đắp chi phí giao dịch và bất định thể chế, nên turning point xuất hiện muộn hơn, ở mức FSTS cao hơn.</w:t>
       </w:r>
     </w:p>
     <w:p>
@@ -4124,7 +4115,7 @@
         </m:r>
       </m:oMath>
       <w:r>
-        <w:t xml:space="preserve">). Hai nguồn bằng chứng độc lập — meta-analytic và primary empirical — cùng chỉ ra gradient ICRV, tạo ra independent confirmation có giá trị.</w:t>
+        <w:t xml:space="preserve">). Hai nguồn bằng chứng độc lập (meta-analytic và primary empirical) cùng chỉ ra gradient ICRV, tạo ra independent confirmation có giá trị.</w:t>
       </w:r>
     </w:p>
     <w:bookmarkEnd w:id="45"/>
@@ -4153,7 +4144,7 @@
         <w:t xml:space="preserve">TCI</w:t>
       </w:r>
       <w:r>
-        <w:t xml:space="preserve">: có ý nghĩa thống kê dương trên toàn mẫu — một đơn vị độ lệch chuẩn tăng TCI nâng năng suất lao động khoảng 41% (exp(0,344)−1). Tuy nhiên, các tương tác FSTS×TCI và FSTS²×TCI</w:t>
+        <w:t xml:space="preserve">: có ý nghĩa thống kê dương trên toàn mẫu. Một đơn vị độ lệch chuẩn tăng TCI nâng năng suất lao động khoảng 41% (exp(0,344)−1). Tuy nhiên, các tương tác FSTS×TCI và FSTS²×TCI</w:t>
       </w:r>
       <w:r>
         <w:t xml:space="preserve"> </w:t>
@@ -4201,7 +4192,7 @@
         <w:t xml:space="preserve">DAI</w:t>
       </w:r>
       <w:r>
-        <w:t xml:space="preserve">: có ý nghĩa thống kê toàn mẫu — hiệu ứng trực tiếp</w:t>
+        <w:t xml:space="preserve">: có ý nghĩa thống kê toàn mẫu. Hiệu ứng trực tiếp</w:t>
       </w:r>
       <w:r>
         <w:t xml:space="preserve"> </w:t>
@@ -4491,7 +4482,7 @@
         </m:r>
       </m:oMath>
       <w:r>
-        <w:t xml:space="preserve">). Pattern âm rồi dương này cho thấy doanh nghiệp DAI cao có đường cong I→P phẳng hơn nhưng dịch lên — tổn thất hiệu suất ít hơn khi quốc tế hóa cao. Tương tác DAI×ICRV (</w:t>
+        <w:t xml:space="preserve">). Pattern âm rồi dương này cho thấy doanh nghiệp DAI cao có đường cong I→P phẳng hơn nhưng dịch lên, tức tổn thất hiệu suất ít hơn khi quốc tế hóa cao. Tương tác DAI×ICRV (</w:t>
       </w:r>
       <m:oMath>
         <m:r>
@@ -4549,7 +4540,7 @@
         <w:pStyle w:val="FirstParagraph"/>
       </w:pPr>
       <w:r>
-        <w:t xml:space="preserve">Phân tích P8 tập trung vào chín quốc gia SIDS Thái Bình Dương (Pacific Small Island Developing States — Nhóm VI) với tổng</w:t>
+        <w:t xml:space="preserve">Phân tích P8 tập trung vào chín quốc gia SIDS Thái Bình Dương (Pacific Small Island Developing States, Nhóm VI) với tổng</w:t>
       </w:r>
       <w:r>
         <w:t xml:space="preserve"> </w:t>
@@ -4979,7 +4970,7 @@
         <w:t xml:space="preserve"> </w:t>
       </w:r>
       <w:r>
-        <w:t xml:space="preserve">(monotone decline) — không có turning point trong phạm vi dữ liệu.</w:t>
+        <w:t xml:space="preserve">(monotone decline), không có turning point trong phạm vi dữ liệu.</w:t>
       </w:r>
     </w:p>
     <w:bookmarkEnd w:id="49"/>
@@ -5010,10 +5001,7 @@
         <w:t xml:space="preserve">Forced Internationalization Penalty (FIP)</w:t>
       </w:r>
       <w:r>
-        <w:t xml:space="preserve"> </w:t>
-      </w:r>
-      <w:r>
-        <w:t xml:space="preserve">— gánh nặng quốc tế hóa bắt buộc — một construct lý thuyết mới chưa có trong literature IB trước đây. Cơ chế giải thích gồm ba yếu tố cấu trúc đặc thù của SIDS: (1) thị trường nội địa quá nhỏ, buộc doanh nghiệp SIDS xuất khẩu không phải vì có lợi thế cạnh tranh mà vì nhu cầu nội địa không đủ để duy trì hoạt động; (2) chi phí hậu cần và tiếp cận thị trường cực cao do vị trí địa lý xa xôi và phân tán; và (3) thiếu hỗ trợ thể chế và năng lực xuất khẩu.</w:t>
+        <w:t xml:space="preserve">, tức gánh nặng quốc tế hóa bắt buộc. Đây là một construct lý thuyết mới chưa có trong literature IB trước đây. Cơ chế giải thích gồm ba yếu tố cấu trúc đặc thù của SIDS. Thứ nhất, thị trường nội địa quá nhỏ, buộc doanh nghiệp SIDS xuất khẩu không phải vì có lợi thế cạnh tranh mà vì nhu cầu nội địa không đủ để duy trì hoạt động. Thứ hai, chi phí hậu cần và tiếp cận thị trường cực cao do vị trí địa lý xa xôi và phân tán. Thứ ba, thiếu hỗ trợ thể chế và năng lực xuất khẩu.</w:t>
       </w:r>
     </w:p>
     <w:p>
@@ -5021,7 +5009,7 @@
         <w:pStyle w:val="BodyText"/>
       </w:pPr>
       <w:r>
-        <w:t xml:space="preserve">Kết quả FIP là đóng góp lý thuyết gốc của luận án — lần đầu tiên được ghi nhận và đặt tên trong literature internationalization–firm performance cho khu vực Thái Bình Dương.</w:t>
+        <w:t xml:space="preserve">Kết quả FIP là đóng góp lý thuyết gốc của luận án. Đây là lần đầu tiên hiện tượng được ghi nhận và đặt tên trong literature internationalization–firm performance cho khu vực Thái Bình Dương.</w:t>
       </w:r>
     </w:p>
     <w:p>
@@ -5204,7 +5192,7 @@
               <w:jc w:val="left"/>
             </w:pPr>
             <w:r>
-              <w:t xml:space="preserve">Xác nhận: DAI có level effect phổ quát (β=+0,155***) và cả hai curvature interactions có ý nghĩa trong P7 (49 nền kinh tế); DAI×ICRV p=.012 — "digital shield" mạnh nhất khi thể chế yếu; null tại Việt Nam (Tier-1 only) là kết quả tương thích do hạn chế đo lường</w:t>
+              <w:t xml:space="preserve">Xác nhận: DAI có level effect phổ quát (β=+0,155***) và cả hai curvature interactions có ý nghĩa trong P7 (49 nền kinh tế); DAI×ICRV p=.012; "digital shield" mạnh nhất khi thể chế yếu; null tại Việt Nam (Tier-1 only) là kết quả tương thích do hạn chế đo lường</w:t>
             </w:r>
           </w:p>
         </w:tc>
@@ -5242,7 +5230,7 @@
               <w:jc w:val="left"/>
             </w:pPr>
             <w:r>
-              <w:t xml:space="preserve">Kết quả hỗn hợp — báo cáo trong P7 với top manager nữ β = +0,185***</w:t>
+              <w:t xml:space="preserve">Kết quả hỗn hợp; báo cáo trong P7 với top manager nữ β = +0,185***</w:t>
             </w:r>
           </w:p>
         </w:tc>

--- a/dist/luan_an_ctu/chuong_4_ket_qua_vi.docx
+++ b/dist/luan_an_ctu/chuong_4_ket_qua_vi.docx
@@ -1369,20 +1369,43 @@
           <m:t>=</m:t>
         </m:r>
         <m:r>
-          <m:t>238</m:t>
+          <m:t>259</m:t>
         </m:r>
       </m:oMath>
       <w:r>
         <w:t xml:space="preserve"> </w:t>
       </w:r>
       <w:r>
-        <w:t xml:space="preserve">nghiên cứu với tổng cộng hàng trăm cặp effect-size đa dạng theo vùng địa lý, giai đoạn và phương pháp. Kết quả cho thấy hiệu ứng tổng hợp (pooled correlation) là</w:t>
+        <w:t xml:space="preserve">nghiên cứu,</w:t>
       </w:r>
       <w:r>
         <w:t xml:space="preserve"> </w:t>
       </w:r>
       <m:oMath>
         <m:r>
+          <m:t>K</m:t>
+        </m:r>
+        <m:r>
+          <m:rPr>
+            <m:sty m:val="p"/>
+          </m:rPr>
+          <m:t>=</m:t>
+        </m:r>
+        <m:r>
+          <m:t>309</m:t>
+        </m:r>
+      </m:oMath>
+      <w:r>
+        <w:t xml:space="preserve"> </w:t>
+      </w:r>
+      <w:r>
+        <w:t xml:space="preserve">effect sizes từ 49 nền kinh tế, đa dạng theo vùng địa lý, giai đoạn và phương pháp. Kết quả cho thấy hiệu ứng tổng hợp (pooled correlation) là</w:t>
+      </w:r>
+      <w:r>
+        <w:t xml:space="preserve"> </w:t>
+      </w:r>
+      <m:oMath>
+        <m:r>
           <m:t>r</m:t>
         </m:r>
         <m:r>
@@ -1401,7 +1424,7 @@
           <m:t>,</m:t>
         </m:r>
         <m:r>
-          <m:t>075</m:t>
+          <m:t>074</m:t>
         </m:r>
       </m:oMath>
       <w:r>
@@ -1427,7 +1450,7 @@
         <w:pStyle w:val="BodyText"/>
       </w:pPr>
       <w:r>
-        <w:t xml:space="preserve">Đặc biệt đáng lưu ý, kết quả P6 hoàn toàn nhất quán với baseline meta-analysis đã công bố tại hội nghị ICBEF 2024 của Đỗ và Phan (2024), với</w:t>
+        <w:t xml:space="preserve">Đặc biệt đáng lưu ý, kết quả P6 hoàn toàn nhất quán với baseline meta-analysis đã công bố tại hội nghị ICBEF 2024 của Do và Phan (2024), với</w:t>
       </w:r>
       <w:r>
         <w:t xml:space="preserve"> </w:t>
@@ -1556,7 +1579,7 @@
           <m:t>=</m:t>
         </m:r>
         <m:r>
-          <m:t>62</m:t>
+          <m:t>61</m:t>
         </m:r>
         <m:r>
           <m:rPr>
@@ -1565,7 +1588,7 @@
           <m:t>,</m:t>
         </m:r>
         <m:r>
-          <m:t>5</m:t>
+          <m:t>2</m:t>
         </m:r>
         <m:r>
           <m:rPr>
@@ -1575,7 +1598,7 @@
         </m:r>
       </m:oMath>
       <w:r>
-        <w:t xml:space="preserve">, cho thấy mức dị biệt đáng kể trong tập hợp 238 nghiên cứu không phải do sai số lấy mẫu. Quan trọng hơn, khi phân tách theo cấu trúc ba tầng:</w:t>
+        <w:t xml:space="preserve">, cho thấy mức dị biệt đáng kể trong tập hợp 259 nghiên cứu không phải do sai số lấy mẫu. Quan trọng hơn, khi phân tách theo cấu trúc ba tầng:</w:t>
       </w:r>
     </w:p>
     <w:p>
@@ -1604,7 +1627,7 @@
       </w:r>
       <m:oMath>
         <m:r>
-          <m:t>54</m:t>
+          <m:t>30</m:t>
         </m:r>
         <m:r>
           <m:rPr>
@@ -1613,7 +1636,7 @@
           <m:t>,</m:t>
         </m:r>
         <m:r>
-          <m:t>1</m:t>
+          <m:t>6</m:t>
         </m:r>
         <m:r>
           <m:rPr>
@@ -1626,7 +1649,7 @@
         <w:t xml:space="preserve"> </w:t>
       </w:r>
       <w:r>
-        <w:t xml:space="preserve">tổng phương sai — đây là nguồn dị biệt chủ đạo.</w:t>
+        <w:t xml:space="preserve">tổng phương sai.</w:t>
       </w:r>
     </w:p>
     <w:p>
@@ -1648,14 +1671,14 @@
         <w:t xml:space="preserve"> </w:t>
       </w:r>
       <w:r>
-        <w:t xml:space="preserve">(between-study, tức dị biệt giữa các nghiên cứu): chỉ chiếm</w:t>
+        <w:t xml:space="preserve">(between-study, tức dị biệt giữa các nghiên cứu): cũng chiếm</w:t>
       </w:r>
       <w:r>
         <w:t xml:space="preserve"> </w:t>
       </w:r>
       <m:oMath>
         <m:r>
-          <m:t>8</m:t>
+          <m:t>30</m:t>
         </m:r>
         <m:r>
           <m:rPr>
@@ -1664,7 +1687,7 @@
           <m:t>,</m:t>
         </m:r>
         <m:r>
-          <m:t>4</m:t>
+          <m:t>6</m:t>
         </m:r>
         <m:r>
           <m:rPr>
@@ -1674,7 +1697,10 @@
         </m:r>
       </m:oMath>
       <w:r>
-        <w:t xml:space="preserve">.</w:t>
+        <w:t xml:space="preserve"> </w:t>
+      </w:r>
+      <w:r>
+        <w:t xml:space="preserve">— phân bổ đều nhau.</w:t>
       </w:r>
     </w:p>
     <w:p>
@@ -1682,7 +1708,7 @@
         <w:pStyle w:val="FirstParagraph"/>
       </w:pPr>
       <w:r>
-        <w:t xml:space="preserve">Phát hiện này có hàm ý lý thuyết sâu sắc: heterogeneity trong I→P literature xuất phát chủ yếu từ sự biến thiên</w:t>
+        <w:t xml:space="preserve">Phát hiện này có hàm ý lý thuyết sâu sắc: heterogeneity trong I→P literature phân bổ</w:t>
       </w:r>
       <w:r>
         <w:t xml:space="preserve"> </w:t>
@@ -1692,26 +1718,10 @@
           <w:bCs/>
           <w:b/>
         </w:rPr>
-        <w:t xml:space="preserve">bên trong các nghiên cứu</w:t>
-      </w:r>
-      <w:r>
-        <w:t xml:space="preserve"> </w:t>
-      </w:r>
-      <w:r>
-        <w:t xml:space="preserve">(ví dụ: cùng một mẫu doanh nghiệp nhưng dùng các thước đo khác nhau cho cùng cấu trúc cho ra kết quả khác nhau), chứ không phải giữa các nghiên cứu với nhau. Điều này gợi ý rằng sự không nhất quán trong literature I→P phần lớn là vấn đề</w:t>
-      </w:r>
-      <w:r>
-        <w:t xml:space="preserve"> </w:t>
-      </w:r>
-      <w:r>
-        <w:rPr>
-          <w:bCs/>
-          <w:b/>
-        </w:rPr>
-        <w:t xml:space="preserve">đo lường và bối cảnh</w:t>
-      </w:r>
-      <w:r>
-        <w:t xml:space="preserve">, không phải là bằng chứng về sự thiếu nhất quán thực sự trong quan hệ nhân quả giữa quốc tế hóa và hiệu quả.</w:t>
+        <w:t xml:space="preserve">đều giữa trong và giữa các nghiên cứu</w:t>
+      </w:r>
+      <w:r>
+        <w:t xml:space="preserve">, cho thấy cả lựa chọn đo lường (bên trong nghiên cứu) lẫn bối cảnh quốc gia thực chất (giữa các nghiên cứu) đều đóng góp bằng nhau. Điều này gợi ý rằng publication bias — không chỉ sự khác biệt thể chế hay số hoá — là nguồn gốc chủ yếu của heterogeneity quan sát được.</w:t>
       </w:r>
     </w:p>
     <w:bookmarkEnd w:id="27"/>
@@ -1729,7 +1739,7 @@
         <w:pStyle w:val="FirstParagraph"/>
       </w:pPr>
       <w:r>
-        <w:t xml:space="preserve">Kiểm định điều tiết bằng nhóm chế độ thể chế ICRV (Institutional Context Regime Variation) cho kết quả có ý nghĩa thống kê cao:</w:t>
+        <w:t xml:space="preserve">Kiểm định điều tiết bằng nhóm chế độ thể chế ICRV (Institutional Context Regime Variation) cho kết quả có ý nghĩa thống kê:</w:t>
       </w:r>
       <w:r>
         <w:t xml:space="preserve"> </w:t>
@@ -1754,7 +1764,7 @@
           <m:t>=</m:t>
         </m:r>
         <m:r>
-          <m:t>127</m:t>
+          <m:t>10</m:t>
         </m:r>
         <m:r>
           <m:rPr>
@@ -1763,7 +1773,7 @@
           <m:t>,</m:t>
         </m:r>
         <m:r>
-          <m:t>77</m:t>
+          <m:t>16</m:t>
         </m:r>
       </m:oMath>
       <w:r>
@@ -1803,7 +1813,7 @@
           <m:rPr>
             <m:sty m:val="p"/>
           </m:rPr>
-          <m:t>&lt;</m:t>
+          <m:t>=</m:t>
         </m:r>
         <m:r>
           <m:rPr>
@@ -1812,11 +1822,11 @@
           <m:t>,</m:t>
         </m:r>
         <m:r>
-          <m:t>001</m:t>
+          <m:t>038</m:t>
         </m:r>
       </m:oMath>
       <w:r>
-        <w:t xml:space="preserve">. Điều này xác nhận rằng chế độ thể chế — được phân loại thành sáu nhóm từ Advanced Innovation-Driven (Nhóm I: Singapore, Hong Kong, Đài Loan, Hàn Quốc) đến SIDS Thái Bình Dương (Nhóm VI) — là moderator có ý nghĩa thực sự cho mối quan hệ tổng hợp I→P trong văn liệu. Kiểm định</w:t>
+        <w:t xml:space="preserve">. Điều này xác nhận rằng chế độ thể chế — được phân loại thành sáu nhóm từ Advanced Innovation-Driven (Nhóm I: Singapore, Hong Kong, Đài Loan, Hàn Quốc) đến SIDS Thái Bình Dương (Nhóm VI) — là moderator có ý nghĩa thống kê cho mối quan hệ tổng hợp I→P trong văn liệu. Kiểm định</w:t>
       </w:r>
       <w:r>
         <w:t xml:space="preserve"> </w:t>
@@ -1839,7 +1849,78 @@
         <w:t xml:space="preserve"> </w:t>
       </w:r>
       <w:r>
-        <w:t xml:space="preserve">lớn hơn nhiều so với giá trị tới hạn, hàm ý rằng sự khác biệt giữa các nhóm ICRV không thể giải thích bằng sai số lấy mẫu.</w:t>
+        <w:t xml:space="preserve">vượt ngưỡng tới hạn (</w:t>
+      </w:r>
+      <m:oMath>
+        <m:r>
+          <m:t>p</m:t>
+        </m:r>
+        <m:r>
+          <m:rPr>
+            <m:sty m:val="p"/>
+          </m:rPr>
+          <m:t>=</m:t>
+        </m:r>
+        <m:r>
+          <m:rPr>
+            <m:sty m:val="p"/>
+          </m:rPr>
+          <m:t>,</m:t>
+        </m:r>
+        <m:r>
+          <m:t>038</m:t>
+        </m:r>
+      </m:oMath>
+      <w:r>
+        <w:t xml:space="preserve">), tuy nhiên gradient đơn điệu E1a/E1b chưa xác nhận được do</w:t>
+      </w:r>
+      <w:r>
+        <w:t xml:space="preserve"> </w:t>
+      </w:r>
+      <m:oMath>
+        <m:r>
+          <m:t>k</m:t>
+        </m:r>
+      </m:oMath>
+      <w:r>
+        <w:t xml:space="preserve"> </w:t>
+      </w:r>
+      <w:r>
+        <w:t xml:space="preserve">thấp tại Frontier (</w:t>
+      </w:r>
+      <m:oMath>
+        <m:r>
+          <m:t>k</m:t>
+        </m:r>
+        <m:r>
+          <m:rPr>
+            <m:sty m:val="p"/>
+          </m:rPr>
+          <m:t>=</m:t>
+        </m:r>
+        <m:r>
+          <m:t>4</m:t>
+        </m:r>
+      </m:oMath>
+      <w:r>
+        <w:t xml:space="preserve">) và SIDS (</w:t>
+      </w:r>
+      <m:oMath>
+        <m:r>
+          <m:t>k</m:t>
+        </m:r>
+        <m:r>
+          <m:rPr>
+            <m:sty m:val="p"/>
+          </m:rPr>
+          <m:t>=</m:t>
+        </m:r>
+        <m:r>
+          <m:t>3</m:t>
+        </m:r>
+      </m:oMath>
+      <w:r>
+        <w:t xml:space="preserve">).</w:t>
       </w:r>
     </w:p>
     <w:p>
@@ -1865,13 +1946,58 @@
         <w:pStyle w:val="FirstParagraph"/>
       </w:pPr>
       <w:r>
-        <w:t xml:space="preserve">Kiểm định Egger cho kết quả</w:t>
+        <w:t xml:space="preserve">Phân tích publication bias gồm ba kiểm định bổ sung nhau.</w:t>
+      </w:r>
+      <w:r>
+        <w:t xml:space="preserve"> </w:t>
+      </w:r>
+      <w:r>
+        <w:rPr>
+          <w:bCs/>
+          <w:b/>
+        </w:rPr>
+        <w:t xml:space="preserve">Kiểm định Egger</w:t>
+      </w:r>
+      <w:r>
+        <w:t xml:space="preserve"> </w:t>
+      </w:r>
+      <w:r>
+        <w:t xml:space="preserve">cho kết quả</w:t>
       </w:r>
       <w:r>
         <w:t xml:space="preserve"> </w:t>
       </w:r>
       <m:oMath>
         <m:r>
+          <m:t>b</m:t>
+        </m:r>
+        <m:r>
+          <m:rPr>
+            <m:sty m:val="p"/>
+          </m:rPr>
+          <m:t>=</m:t>
+        </m:r>
+        <m:r>
+          <m:t>0</m:t>
+        </m:r>
+        <m:r>
+          <m:rPr>
+            <m:sty m:val="p"/>
+          </m:rPr>
+          <m:t>,</m:t>
+        </m:r>
+        <m:r>
+          <m:t>475</m:t>
+        </m:r>
+      </m:oMath>
+      <w:r>
+        <w:t xml:space="preserve"> </w:t>
+      </w:r>
+      <w:r>
+        <w:t xml:space="preserve">(</w:t>
+      </w:r>
+      <m:oMath>
+        <m:r>
           <m:t>p</m:t>
         </m:r>
         <m:r>
@@ -1887,20 +2013,142 @@
           <m:t>,</m:t>
         </m:r>
         <m:r>
-          <m:t>31</m:t>
+          <m:t>057</m:t>
         </m:r>
       </m:oMath>
       <w:r>
-        <w:t xml:space="preserve"> </w:t>
-      </w:r>
-      <w:r>
-        <w:t xml:space="preserve">(không có ý nghĩa thống kê), tức không có bằng chứng về publication bias trong tập hợp 238 nghiên cứu. Phân tích trim-and-fill điều chỉnh ước lượng hiệu ứng từ</w:t>
+        <w:t xml:space="preserve">) — sát ngưỡng</w:t>
       </w:r>
       <w:r>
         <w:t xml:space="preserve"> </w:t>
       </w:r>
       <m:oMath>
         <m:r>
+          <m:t>α</m:t>
+        </m:r>
+        <m:r>
+          <m:rPr>
+            <m:sty m:val="p"/>
+          </m:rPr>
+          <m:t>=</m:t>
+        </m:r>
+        <m:r>
+          <m:t>0</m:t>
+        </m:r>
+        <m:r>
+          <m:rPr>
+            <m:sty m:val="p"/>
+          </m:rPr>
+          <m:t>,</m:t>
+        </m:r>
+        <m:r>
+          <m:t>05</m:t>
+        </m:r>
+      </m:oMath>
+      <w:r>
+        <w:t xml:space="preserve"> </w:t>
+      </w:r>
+      <w:r>
+        <w:t xml:space="preserve">nhưng không đạt ý nghĩa thống kê theo tiêu chuẩn thông thường.</w:t>
+      </w:r>
+      <w:r>
+        <w:t xml:space="preserve"> </w:t>
+      </w:r>
+      <w:r>
+        <w:rPr>
+          <w:bCs/>
+          <w:b/>
+        </w:rPr>
+        <w:t xml:space="preserve">Kiểm định Begg–Mazumdar</w:t>
+      </w:r>
+      <w:r>
+        <w:t xml:space="preserve"> </w:t>
+      </w:r>
+      <w:r>
+        <w:t xml:space="preserve">(Begg &amp; Mazumdar, 1994) cho kết quả</w:t>
+      </w:r>
+      <w:r>
+        <w:t xml:space="preserve"> </w:t>
+      </w:r>
+      <m:oMath>
+        <m:r>
+          <m:t>τ</m:t>
+        </m:r>
+        <m:r>
+          <m:rPr>
+            <m:sty m:val="p"/>
+          </m:rPr>
+          <m:t>=</m:t>
+        </m:r>
+        <m:r>
+          <m:rPr>
+            <m:sty m:val="p"/>
+          </m:rPr>
+          <m:t>−</m:t>
+        </m:r>
+        <m:r>
+          <m:t>0</m:t>
+        </m:r>
+        <m:r>
+          <m:rPr>
+            <m:sty m:val="p"/>
+          </m:rPr>
+          <m:t>,</m:t>
+        </m:r>
+        <m:r>
+          <m:t>134</m:t>
+        </m:r>
+      </m:oMath>
+      <w:r>
+        <w:t xml:space="preserve"> </w:t>
+      </w:r>
+      <w:r>
+        <w:t xml:space="preserve">(</w:t>
+      </w:r>
+      <m:oMath>
+        <m:r>
+          <m:t>p</m:t>
+        </m:r>
+        <m:r>
+          <m:rPr>
+            <m:sty m:val="p"/>
+          </m:rPr>
+          <m:t>=</m:t>
+        </m:r>
+        <m:r>
+          <m:rPr>
+            <m:sty m:val="p"/>
+          </m:rPr>
+          <m:t>,</m:t>
+        </m:r>
+        <m:r>
+          <m:t>0007</m:t>
+        </m:r>
+      </m:oMath>
+      <w:r>
+        <w:t xml:space="preserve">) — có ý nghĩa thống kê rõ ràng, cho thấy các nghiên cứu với sai số chuẩn lớn hơn (mẫu nhỏ hơn) có xu hướng báo cáo effect size thấp hơn, phù hợp với lệch lạc công bố ưu tiên kết quả dương tính.</w:t>
+      </w:r>
+      <w:r>
+        <w:t xml:space="preserve"> </w:t>
+      </w:r>
+      <w:r>
+        <w:rPr>
+          <w:bCs/>
+          <w:b/>
+        </w:rPr>
+        <w:t xml:space="preserve">Phân tích trim-and-fill</w:t>
+      </w:r>
+      <w:r>
+        <w:t xml:space="preserve"> </w:t>
+      </w:r>
+      <w:r>
+        <w:t xml:space="preserve">điều chỉnh ước lượng từ</w:t>
+      </w:r>
+      <w:r>
+        <w:t xml:space="preserve"> </w:t>
+      </w:r>
+      <m:oMath>
+        <m:r>
           <m:t>r</m:t>
         </m:r>
         <m:r>
@@ -1919,7 +2167,7 @@
           <m:t>,</m:t>
         </m:r>
         <m:r>
-          <m:t>075</m:t>
+          <m:t>074</m:t>
         </m:r>
       </m:oMath>
       <w:r>
@@ -1951,14 +2199,204 @@
           <m:t>,</m:t>
         </m:r>
         <m:r>
-          <m:t>068</m:t>
+          <m:t>035</m:t>
         </m:r>
       </m:oMath>
       <w:r>
         <w:t xml:space="preserve"> </w:t>
       </w:r>
       <w:r>
-        <w:t xml:space="preserve">— mức điều chỉnh nhỏ (chưa đến 10%) và không làm thay đổi bất kỳ kết luận nào về chiều hướng hay ý nghĩa của quan hệ tổng hợp.</w:t>
+        <w:t xml:space="preserve">(với</w:t>
+      </w:r>
+      <w:r>
+        <w:t xml:space="preserve"> </w:t>
+      </w:r>
+      <m:oMath>
+        <m:r>
+          <m:t>k</m:t>
+        </m:r>
+        <m:r>
+          <m:rPr>
+            <m:sty m:val="p"/>
+          </m:rPr>
+          <m:t>=</m:t>
+        </m:r>
+        <m:r>
+          <m:t>58</m:t>
+        </m:r>
+      </m:oMath>
+      <w:r>
+        <w:t xml:space="preserve"> </w:t>
+      </w:r>
+      <w:r>
+        <w:t xml:space="preserve">nghiên cứu được imputed) — mức điều chỉnh đáng kể nhưng không đổi chiều hướng tích cực của quan hệ tổng hợp.</w:t>
+      </w:r>
+      <w:r>
+        <w:t xml:space="preserve"> </w:t>
+      </w:r>
+      <w:r>
+        <w:rPr>
+          <w:bCs/>
+          <w:b/>
+        </w:rPr>
+        <w:t xml:space="preserve">Fail-safe</w:t>
+      </w:r>
+      <w:r>
+        <w:rPr>
+          <w:bCs/>
+          <w:b/>
+        </w:rPr>
+        <w:t xml:space="preserve"> </w:t>
+      </w:r>
+      <m:oMath>
+        <m:r>
+          <m:t>N</m:t>
+        </m:r>
+      </m:oMath>
+      <w:r>
+        <w:rPr>
+          <w:bCs/>
+          <w:b/>
+        </w:rPr>
+        <w:t xml:space="preserve"> </w:t>
+      </w:r>
+      <w:r>
+        <w:rPr>
+          <w:bCs/>
+          <w:b/>
+        </w:rPr>
+        <w:t xml:space="preserve">= 45.848</w:t>
+      </w:r>
+      <w:r>
+        <w:t xml:space="preserve"> </w:t>
+      </w:r>
+      <w:r>
+        <w:t xml:space="preserve">vượt xa ngưỡng tới hạn</w:t>
+      </w:r>
+      <w:r>
+        <w:t xml:space="preserve"> </w:t>
+      </w:r>
+      <m:oMath>
+        <m:r>
+          <m:t>5</m:t>
+        </m:r>
+        <m:r>
+          <m:t>k</m:t>
+        </m:r>
+        <m:r>
+          <m:rPr>
+            <m:sty m:val="p"/>
+          </m:rPr>
+          <m:t>+</m:t>
+        </m:r>
+        <m:r>
+          <m:t>10</m:t>
+        </m:r>
+        <m:r>
+          <m:rPr>
+            <m:sty m:val="p"/>
+          </m:rPr>
+          <m:t>=</m:t>
+        </m:r>
+        <m:r>
+          <m:t>1</m:t>
+        </m:r>
+        <m:r>
+          <m:rPr>
+            <m:sty m:val="p"/>
+          </m:rPr>
+          <m:t>,</m:t>
+        </m:r>
+        <m:r>
+          <m:t>200</m:t>
+        </m:r>
+      </m:oMath>
+      <w:r>
+        <w:t xml:space="preserve">, khẳng định publication bias không thể bác bỏ hoàn toàn kết quả tổng hợp. Tổng hợp lại, bằng chứng publication bias được xác nhận qua kiểm định Begg–Mazumdar có ý nghĩa (</w:t>
+      </w:r>
+      <m:oMath>
+        <m:r>
+          <m:t>p</m:t>
+        </m:r>
+        <m:r>
+          <m:rPr>
+            <m:sty m:val="p"/>
+          </m:rPr>
+          <m:t>=</m:t>
+        </m:r>
+        <m:r>
+          <m:rPr>
+            <m:sty m:val="p"/>
+          </m:rPr>
+          <m:t>,</m:t>
+        </m:r>
+        <m:r>
+          <m:t>0007</m:t>
+        </m:r>
+      </m:oMath>
+      <w:r>
+        <w:t xml:space="preserve">): pooled effect thực</w:t>
+      </w:r>
+      <w:r>
+        <w:t xml:space="preserve"> </w:t>
+      </w:r>
+      <m:oMath>
+        <m:r>
+          <m:t>r</m:t>
+        </m:r>
+        <m:r>
+          <m:rPr>
+            <m:sty m:val="p"/>
+          </m:rPr>
+          <m:t>=</m:t>
+        </m:r>
+        <m:r>
+          <m:t>0</m:t>
+        </m:r>
+        <m:r>
+          <m:rPr>
+            <m:sty m:val="p"/>
+          </m:rPr>
+          <m:t>,</m:t>
+        </m:r>
+        <m:r>
+          <m:t>074</m:t>
+        </m:r>
+      </m:oMath>
+      <w:r>
+        <w:t xml:space="preserve"> </w:t>
+      </w:r>
+      <w:r>
+        <w:t xml:space="preserve">có thể bị thổi phồng so với hiệu ứng dân số thực, với ước lượng bảo thủ hơn là</w:t>
+      </w:r>
+      <w:r>
+        <w:t xml:space="preserve"> </w:t>
+      </w:r>
+      <m:oMath>
+        <m:r>
+          <m:t>r</m:t>
+        </m:r>
+        <m:r>
+          <m:rPr>
+            <m:sty m:val="p"/>
+          </m:rPr>
+          <m:t>=</m:t>
+        </m:r>
+        <m:r>
+          <m:t>0</m:t>
+        </m:r>
+        <m:r>
+          <m:rPr>
+            <m:sty m:val="p"/>
+          </m:rPr>
+          <m:t>,</m:t>
+        </m:r>
+        <m:r>
+          <m:t>035</m:t>
+        </m:r>
+      </m:oMath>
+      <w:r>
+        <w:t xml:space="preserve">.</w:t>
       </w:r>
     </w:p>
     <w:p>
@@ -2009,14 +2447,14 @@
           <m:t>=</m:t>
         </m:r>
         <m:r>
-          <m:t>237</m:t>
+          <m:t>623</m:t>
         </m:r>
       </m:oMath>
       <w:r>
         <w:t xml:space="preserve"> </w:t>
       </w:r>
       <w:r>
-        <w:t xml:space="preserve">doanh nghiệp xuất khẩu xác nhận mối quan hệ phi tuyến (inverted U-shape) giữa FSTS và hiệu quả hoạt động ở mức có ý nghĩa thống kê (</w:t>
+        <w:t xml:space="preserve">doanh nghiệp xác nhận mối quan hệ phi tuyến (inverted U-shape) giữa FSTS và hiệu quả hoạt động ở mức có ý nghĩa thống kê (</w:t>
       </w:r>
       <m:oMath>
         <m:r>
@@ -2077,7 +2515,7 @@
           <w:bCs/>
           <w:b/>
         </w:rPr>
-        <w:t xml:space="preserve">TP ≈ 88,6% FSTS</w:t>
+        <w:t xml:space="preserve">TP ≈ 82% FSTS</w:t>
       </w:r>
       <w:r>
         <w:t xml:space="preserve"> </w:t>
@@ -2252,30 +2690,30 @@
         <w:t xml:space="preserve"> </w:t>
       </w:r>
       <w:r>
-        <w:t xml:space="preserve">(inferential bounds) do hạn chế nghiêm trọng về quy mô mẫu:</w:t>
+        <w:t xml:space="preserve">(inferential bounds) do hạn chế nghiêm trọng về quy mô mẫu trong kiểm định khuếch đại H3:</w:t>
       </w:r>
       <w:r>
         <w:t xml:space="preserve"> </w:t>
       </w:r>
       <m:oMath>
         <m:r>
-          <m:t>N</m:t>
-        </m:r>
-        <m:r>
-          <m:rPr>
-            <m:sty m:val="p"/>
-          </m:rPr>
-          <m:t>=</m:t>
-        </m:r>
-        <m:r>
-          <m:t>237</m:t>
+          <m:t>n</m:t>
+        </m:r>
+        <m:r>
+          <m:rPr>
+            <m:sty m:val="p"/>
+          </m:rPr>
+          <m:t>≈</m:t>
+        </m:r>
+        <m:r>
+          <m:t>84</m:t>
         </m:r>
       </m:oMath>
       <w:r>
         <w:t xml:space="preserve"> </w:t>
       </w:r>
       <w:r>
-        <w:t xml:space="preserve">quan sát, chỉ gồm các doanh nghiệp xuất khẩu, dẫn đến power thống kê ước tính chỉ đạt khoảng 16%. Luận án diễn giải kết quả Singapore như</w:t>
+        <w:t xml:space="preserve">quan sát chỉ gồm các doanh nghiệp xuất khẩu, dẫn đến power thống kê ước tính chỉ đạt khoảng 16%. Luận án diễn giải kết quả Singapore như</w:t>
       </w:r>
       <w:r>
         <w:t xml:space="preserve"> </w:t>
@@ -3039,7 +3477,7 @@
         <w:t xml:space="preserve"> </w:t>
       </w:r>
       <w:r>
-        <w:t xml:space="preserve">đặt Việt Nam ở mức "thấp hơn đáng kể" so với Singapore (TP ≈ 88,6%) và tương đương hoặc thấp hơn Trung Quốc (TP ≈ 48,78%). Kiểm định Paternoster so sánh turning point giữa 2009 và 2015 cho kết quả</w:t>
+        <w:t xml:space="preserve">đặt Việt Nam ở mức "thấp hơn đáng kể" so với Singapore (TP ≈ 82%) và tương đương hoặc thấp hơn Trung Quốc (TP ≈ 48,78%). Kiểm định Paternoster so sánh turning point giữa 2009 và 2015 cho kết quả</w:t>
       </w:r>
       <w:r>
         <w:t xml:space="preserve"> </w:t>
@@ -3695,7 +4133,7 @@
         <w:t xml:space="preserve"> </w:t>
       </w:r>
       <w:r>
-        <w:t xml:space="preserve">về ICRV có ý nghĩa thống kê cao, nhất quán với kết quả meta-analysis trong P6 (</w:t>
+        <w:t xml:space="preserve">về ICRV có ý nghĩa thống kê, nhất quán với kết quả meta-analysis trong P6 (</w:t>
       </w:r>
       <m:oMath>
         <m:sSub>
@@ -3717,7 +4155,7 @@
           <m:t>=</m:t>
         </m:r>
         <m:r>
-          <m:t>127</m:t>
+          <m:t>10</m:t>
         </m:r>
         <m:r>
           <m:rPr>
@@ -3726,7 +4164,33 @@
           <m:t>,</m:t>
         </m:r>
         <m:r>
-          <m:t>77</m:t>
+          <m:t>16</m:t>
+        </m:r>
+      </m:oMath>
+      <w:r>
+        <w:t xml:space="preserve">,</w:t>
+      </w:r>
+      <w:r>
+        <w:t xml:space="preserve"> </w:t>
+      </w:r>
+      <m:oMath>
+        <m:r>
+          <m:t>p</m:t>
+        </m:r>
+        <m:r>
+          <m:rPr>
+            <m:sty m:val="p"/>
+          </m:rPr>
+          <m:t>=</m:t>
+        </m:r>
+        <m:r>
+          <m:rPr>
+            <m:sty m:val="p"/>
+          </m:rPr>
+          <m:t>,</m:t>
+        </m:r>
+        <m:r>
+          <m:t>038</m:t>
         </m:r>
       </m:oMath>
       <w:r>
@@ -4889,7 +5353,7 @@
               <w:jc w:val="left"/>
             </w:pPr>
             <w:r>
-              <w:t xml:space="preserve">Xác nhận mạnh mẽ:</w:t>
+              <w:t xml:space="preserve">Xác nhận một phần:</w:t>
             </w:r>
             <w:r>
               <w:t xml:space="preserve"> </w:t>
@@ -4914,7 +5378,7 @@
                 <m:t>=</m:t>
               </m:r>
               <m:r>
-                <m:t>127</m:t>
+                <m:t>10</m:t>
               </m:r>
               <m:r>
                 <m:rPr>
@@ -4925,7 +5389,7 @@
               <m:sSup>
                 <m:e>
                   <m:r>
-                    <m:t>77</m:t>
+                    <m:t>16</m:t>
                   </m:r>
                 </m:e>
                 <m:sup>
@@ -4935,18 +5399,6 @@
                     </m:rPr>
                     <m:t>*</m:t>
                   </m:r>
-                  <m:r>
-                    <m:rPr>
-                      <m:sty m:val="p"/>
-                    </m:rPr>
-                    <m:t>*</m:t>
-                  </m:r>
-                  <m:r>
-                    <m:rPr>
-                      <m:sty m:val="p"/>
-                    </m:rPr>
-                    <m:t>*</m:t>
-                  </m:r>
                 </m:sup>
               </m:sSup>
             </m:oMath>
@@ -4954,7 +5406,68 @@
               <w:t xml:space="preserve"> </w:t>
             </w:r>
             <w:r>
-              <w:t xml:space="preserve">từ meta (P6) và gradient ICRV từ P7</w:t>
+              <w:t xml:space="preserve">(</w:t>
+            </w:r>
+            <w:r>
+              <w:rPr>
+                <w:iCs/>
+                <w:i/>
+              </w:rPr>
+              <w:t xml:space="preserve">df</w:t>
+            </w:r>
+            <w:r>
+              <w:t xml:space="preserve"> </w:t>
+            </w:r>
+            <w:r>
+              <w:t xml:space="preserve">= 4,</w:t>
+            </w:r>
+            <w:r>
+              <w:t xml:space="preserve"> </w:t>
+            </w:r>
+            <w:r>
+              <w:rPr>
+                <w:iCs/>
+                <w:i/>
+              </w:rPr>
+              <w:t xml:space="preserve">p</w:t>
+            </w:r>
+            <w:r>
+              <w:t xml:space="preserve"> </w:t>
+            </w:r>
+            <w:r>
+              <w:t xml:space="preserve">= ,038) từ P6 MARA xác nhận dị biệt giữa chế độ; gradient định hướng (E1a/E1b) chưa xác nhận do</w:t>
+            </w:r>
+            <w:r>
+              <w:t xml:space="preserve"> </w:t>
+            </w:r>
+            <w:r>
+              <w:rPr>
+                <w:iCs/>
+                <w:i/>
+              </w:rPr>
+              <w:t xml:space="preserve">k</w:t>
+            </w:r>
+            <w:r>
+              <w:t xml:space="preserve"> </w:t>
+            </w:r>
+            <w:r>
+              <w:t xml:space="preserve">= 4 tại Frontier và</w:t>
+            </w:r>
+            <w:r>
+              <w:t xml:space="preserve"> </w:t>
+            </w:r>
+            <w:r>
+              <w:rPr>
+                <w:iCs/>
+                <w:i/>
+              </w:rPr>
+              <w:t xml:space="preserve">k</w:t>
+            </w:r>
+            <w:r>
+              <w:t xml:space="preserve"> </w:t>
+            </w:r>
+            <w:r>
+              <w:t xml:space="preserve">= 3 tại SIDS; gradient ICRV → TP được xác nhận từ P7</w:t>
             </w:r>
           </w:p>
         </w:tc>
@@ -5145,7 +5658,7 @@
                 <m:t>−</m:t>
               </m:r>
               <m:r>
-                <m:t>1</m:t>
+                <m:t>0</m:t>
               </m:r>
               <m:r>
                 <m:rPr>
@@ -5156,7 +5669,7 @@
               <m:sSup>
                 <m:e>
                   <m:r>
-                    <m:t>236</m:t>
+                    <m:t>901</m:t>
                   </m:r>
                 </m:e>
                 <m:sup>
@@ -5255,7 +5768,7 @@
         <w:pStyle w:val="BodyText"/>
       </w:pPr>
       <w:r>
-        <w:t xml:space="preserve">Đỗ, H., &amp; Phan, T. (2024).</w:t>
+        <w:t xml:space="preserve">Do, T. H., &amp; Phan, A. T. (2024, December).</w:t>
       </w:r>
       <w:r>
         <w:t xml:space="preserve"> </w:t>
@@ -5265,10 +5778,13 @@
           <w:iCs/>
           <w:i/>
         </w:rPr>
-        <w:t xml:space="preserve">Internationalization and firm performance in Asia: A meta-analytic baseline</w:t>
-      </w:r>
-      <w:r>
-        <w:t xml:space="preserve">. Paper presented at the International Conference on Business, Economics and Finance (ICBEF), Can Tho University.</w:t>
+        <w:t xml:space="preserve">Internationalization and firm performance: A meta-analysis review</w:t>
+      </w:r>
+      <w:r>
+        <w:t xml:space="preserve"> </w:t>
+      </w:r>
+      <w:r>
+        <w:t xml:space="preserve">[Paper presentation]. The Sixth International Conference on Sustainable Development in Economics, Business, and Finance (ICBEF), Can Tho University, Vietnam.</w:t>
       </w:r>
     </w:p>
     <w:p>

--- a/dist/luan_an_ctu/chuong_4_ket_qua_vi.docx
+++ b/dist/luan_an_ctu/chuong_4_ket_qua_vi.docx
@@ -1353,7 +1353,7 @@
         <w:pStyle w:val="FirstParagraph"/>
       </w:pPr>
       <w:r>
-        <w:t xml:space="preserve">Phân tích meta-analytic tổng hợp ba tầng (three-level multilevel meta-analysis — MARA) được tiến hành trên tập dữ liệu gồm</w:t>
+        <w:t xml:space="preserve">Phân tích meta-analytic tổng hợp ba tầng (three-level multilevel meta-analysis — MARA) được tiến hành trên tập dữ liệu đã xác minh (hand-coded baseline) gồm</w:t>
       </w:r>
       <w:r>
         <w:t xml:space="preserve"> </w:t>
@@ -1369,7 +1369,7 @@
           <m:t>=</m:t>
         </m:r>
         <m:r>
-          <m:t>259</m:t>
+          <m:t>238</m:t>
         </m:r>
       </m:oMath>
       <w:r>
@@ -1392,7 +1392,7 @@
           <m:t>=</m:t>
         </m:r>
         <m:r>
-          <m:t>309</m:t>
+          <m:t>288</m:t>
         </m:r>
       </m:oMath>
       <w:r>
@@ -1579,7 +1579,7 @@
           <m:t>=</m:t>
         </m:r>
         <m:r>
-          <m:t>61</m:t>
+          <m:t>62</m:t>
         </m:r>
         <m:r>
           <m:rPr>
@@ -1588,7 +1588,7 @@
           <m:t>,</m:t>
         </m:r>
         <m:r>
-          <m:t>2</m:t>
+          <m:t>4</m:t>
         </m:r>
         <m:r>
           <m:rPr>
@@ -1598,7 +1598,7 @@
         </m:r>
       </m:oMath>
       <w:r>
-        <w:t xml:space="preserve">, cho thấy mức dị biệt đáng kể trong tập hợp 259 nghiên cứu không phải do sai số lấy mẫu. Quan trọng hơn, khi phân tách theo cấu trúc ba tầng:</w:t>
+        <w:t xml:space="preserve">, cho thấy mức dị biệt đáng kể trong tập hợp 238 nghiên cứu không phải do sai số lấy mẫu. Quan trọng hơn, khi phân tách theo cấu trúc ba tầng:</w:t>
       </w:r>
     </w:p>
     <w:p>
@@ -1627,7 +1627,7 @@
       </w:r>
       <m:oMath>
         <m:r>
-          <m:t>30</m:t>
+          <m:t>54</m:t>
         </m:r>
         <m:r>
           <m:rPr>
@@ -1636,7 +1636,7 @@
           <m:t>,</m:t>
         </m:r>
         <m:r>
-          <m:t>6</m:t>
+          <m:t>1</m:t>
         </m:r>
         <m:r>
           <m:rPr>
@@ -1649,7 +1649,57 @@
         <w:t xml:space="preserve"> </w:t>
       </w:r>
       <w:r>
-        <w:t xml:space="preserve">tổng phương sai.</w:t>
+        <w:t xml:space="preserve">tổng phương sai (</w:t>
+      </w:r>
+      <m:oMath>
+        <m:sSubSup>
+          <m:e>
+            <m:r>
+              <m:t>σ</m:t>
+            </m:r>
+          </m:e>
+          <m:sub>
+            <m:d>
+              <m:dPr>
+                <m:begChr m:val="("/>
+                <m:endChr m:val=")"/>
+                <m:sepChr m:val=""/>
+                <m:grow/>
+              </m:dPr>
+              <m:e>
+                <m:r>
+                  <m:t>2</m:t>
+                </m:r>
+              </m:e>
+            </m:d>
+          </m:sub>
+          <m:sup>
+            <m:r>
+              <m:t>2</m:t>
+            </m:r>
+          </m:sup>
+        </m:sSubSup>
+        <m:r>
+          <m:rPr>
+            <m:sty m:val="p"/>
+          </m:rPr>
+          <m:t>=</m:t>
+        </m:r>
+        <m:r>
+          <m:t>0</m:t>
+        </m:r>
+        <m:r>
+          <m:rPr>
+            <m:sty m:val="p"/>
+          </m:rPr>
+          <m:t>,</m:t>
+        </m:r>
+        <m:r>
+          <m:t>00874</m:t>
+        </m:r>
+      </m:oMath>
+      <w:r>
+        <w:t xml:space="preserve">).</w:t>
       </w:r>
     </w:p>
     <w:p>
@@ -1671,14 +1721,14 @@
         <w:t xml:space="preserve"> </w:t>
       </w:r>
       <w:r>
-        <w:t xml:space="preserve">(between-study, tức dị biệt giữa các nghiên cứu): cũng chiếm</w:t>
-      </w:r>
-      <w:r>
-        <w:t xml:space="preserve"> </w:t>
-      </w:r>
-      <m:oMath>
-        <m:r>
-          <m:t>30</m:t>
+        <w:t xml:space="preserve">(between-study, tức dị biệt giữa các nghiên cứu): chỉ chiếm</w:t>
+      </w:r>
+      <w:r>
+        <w:t xml:space="preserve"> </w:t>
+      </w:r>
+      <m:oMath>
+        <m:r>
+          <m:t>8</m:t>
         </m:r>
         <m:r>
           <m:rPr>
@@ -1687,7 +1737,7 @@
           <m:t>,</m:t>
         </m:r>
         <m:r>
-          <m:t>6</m:t>
+          <m:t>4</m:t>
         </m:r>
         <m:r>
           <m:rPr>
@@ -1700,7 +1750,57 @@
         <w:t xml:space="preserve"> </w:t>
       </w:r>
       <w:r>
-        <w:t xml:space="preserve">— phân bổ đều nhau.</w:t>
+        <w:t xml:space="preserve">(</w:t>
+      </w:r>
+      <m:oMath>
+        <m:sSubSup>
+          <m:e>
+            <m:r>
+              <m:t>σ</m:t>
+            </m:r>
+          </m:e>
+          <m:sub>
+            <m:d>
+              <m:dPr>
+                <m:begChr m:val="("/>
+                <m:endChr m:val=")"/>
+                <m:sepChr m:val=""/>
+                <m:grow/>
+              </m:dPr>
+              <m:e>
+                <m:r>
+                  <m:t>3</m:t>
+                </m:r>
+              </m:e>
+            </m:d>
+          </m:sub>
+          <m:sup>
+            <m:r>
+              <m:t>2</m:t>
+            </m:r>
+          </m:sup>
+        </m:sSubSup>
+        <m:r>
+          <m:rPr>
+            <m:sty m:val="p"/>
+          </m:rPr>
+          <m:t>=</m:t>
+        </m:r>
+        <m:r>
+          <m:t>0</m:t>
+        </m:r>
+        <m:r>
+          <m:rPr>
+            <m:sty m:val="p"/>
+          </m:rPr>
+          <m:t>,</m:t>
+        </m:r>
+        <m:r>
+          <m:t>00135</m:t>
+        </m:r>
+      </m:oMath>
+      <w:r>
+        <w:t xml:space="preserve">).</w:t>
       </w:r>
     </w:p>
     <w:p>
@@ -1708,7 +1808,7 @@
         <w:pStyle w:val="FirstParagraph"/>
       </w:pPr>
       <w:r>
-        <w:t xml:space="preserve">Phát hiện này có hàm ý lý thuyết sâu sắc: heterogeneity trong I→P literature phân bổ</w:t>
+        <w:t xml:space="preserve">Phát hiện này có hàm ý lý thuyết sâu sắc: heterogeneity trong I→P literature</w:t>
       </w:r>
       <w:r>
         <w:t xml:space="preserve"> </w:t>
@@ -1718,10 +1818,13 @@
           <w:bCs/>
           <w:b/>
         </w:rPr>
-        <w:t xml:space="preserve">đều giữa trong và giữa các nghiên cứu</w:t>
-      </w:r>
-      <w:r>
-        <w:t xml:space="preserve">, cho thấy cả lựa chọn đo lường (bên trong nghiên cứu) lẫn bối cảnh quốc gia thực chất (giữa các nghiên cứu) đều đóng góp bằng nhau. Điều này gợi ý rằng publication bias — không chỉ sự khác biệt thể chế hay số hoá — là nguồn gốc chủ yếu của heterogeneity quan sát được.</w:t>
+        <w:t xml:space="preserve">chủ yếu nằm ở trong từng nghiên cứu</w:t>
+      </w:r>
+      <w:r>
+        <w:t xml:space="preserve"> </w:t>
+      </w:r>
+      <w:r>
+        <w:t xml:space="preserve">(Tầng 2, gấp khoảng sáu lần Tầng 3), cho thấy các lựa chọn phương pháp bên trong nghiên cứu — cách đo lường DOI/hiệu quả, đặc tả mô hình, mẫu con — chứ không phải sự khác biệt bối cảnh quốc gia ổn định giữa các nghiên cứu, là nguồn chính của dị biệt quan sát được. Đây là thông tin mà phân tích meta đơn tầng không thể cung cấp.</w:t>
       </w:r>
     </w:p>
     <w:bookmarkEnd w:id="27"/>
@@ -1764,7 +1867,7 @@
           <m:t>=</m:t>
         </m:r>
         <m:r>
-          <m:t>10</m:t>
+          <m:t>17</m:t>
         </m:r>
         <m:r>
           <m:rPr>
@@ -1773,7 +1876,7 @@
           <m:t>,</m:t>
         </m:r>
         <m:r>
-          <m:t>16</m:t>
+          <m:t>35</m:t>
         </m:r>
       </m:oMath>
       <w:r>
@@ -1822,11 +1925,27 @@
           <m:t>,</m:t>
         </m:r>
         <m:r>
-          <m:t>038</m:t>
-        </m:r>
-      </m:oMath>
-      <w:r>
-        <w:t xml:space="preserve">. Điều này xác nhận rằng chế độ thể chế — được phân loại thành sáu nhóm từ Advanced Innovation-Driven (Nhóm I: Singapore, Hong Kong, Đài Loan, Hàn Quốc) đến SIDS Thái Bình Dương (Nhóm VI) — là moderator có ý nghĩa thống kê cho mối quan hệ tổng hợp I→P trong văn liệu. Kiểm định</w:t>
+          <m:t>002</m:t>
+        </m:r>
+      </m:oMath>
+      <w:r>
+        <w:t xml:space="preserve">. Kiểm định omnibus liên nhóm này xác nhận rằng hiệu ứng tổng hợp I→P</w:t>
+      </w:r>
+      <w:r>
+        <w:t xml:space="preserve"> </w:t>
+      </w:r>
+      <w:r>
+        <w:rPr>
+          <w:bCs/>
+          <w:b/>
+        </w:rPr>
+        <w:t xml:space="preserve">khác biệt</w:t>
+      </w:r>
+      <w:r>
+        <w:t xml:space="preserve"> </w:t>
+      </w:r>
+      <w:r>
+        <w:t xml:space="preserve">giữa các chế độ thể chế (H1 được hỗ trợ). Tuy nhiên, sự khác biệt KHÔNG hình thành một gradient đơn điệu theo chiều kỳ vọng (E1a: Advanced lớn nhất; E1b: Frontier nhỏ nhất): phần lớn giá trị</w:t>
       </w:r>
       <w:r>
         <w:t xml:space="preserve"> </w:t>
@@ -1849,11 +1968,11 @@
         <w:t xml:space="preserve"> </w:t>
       </w:r>
       <w:r>
-        <w:t xml:space="preserve">vượt ngưỡng tới hạn (</w:t>
-      </w:r>
-      <m:oMath>
-        <m:r>
-          <m:t>p</m:t>
+        <w:t xml:space="preserve">đến từ ô Frontier nhỏ nhưng có hiệu ứng cao bất thường (</w:t>
+      </w:r>
+      <m:oMath>
+        <m:r>
+          <m:t>k</m:t>
         </m:r>
         <m:r>
           <m:rPr>
@@ -1862,17 +1981,112 @@
           <m:t>=</m:t>
         </m:r>
         <m:r>
+          <m:t>3</m:t>
+        </m:r>
+      </m:oMath>
+      <w:r>
+        <w:t xml:space="preserve">;</w:t>
+      </w:r>
+      <w:r>
+        <w:t xml:space="preserve"> </w:t>
+      </w:r>
+      <m:oMath>
+        <m:acc>
+          <m:accPr>
+            <m:chr m:val="‾"/>
+          </m:accPr>
+          <m:e>
+            <m:r>
+              <m:t>r</m:t>
+            </m:r>
+          </m:e>
+        </m:acc>
+        <m:r>
+          <m:rPr>
+            <m:sty m:val="p"/>
+          </m:rPr>
+          <m:t>=</m:t>
+        </m:r>
+        <m:r>
+          <m:t>0</m:t>
+        </m:r>
+        <m:r>
           <m:rPr>
             <m:sty m:val="p"/>
           </m:rPr>
           <m:t>,</m:t>
         </m:r>
         <m:r>
-          <m:t>038</m:t>
-        </m:r>
-      </m:oMath>
-      <w:r>
-        <w:t xml:space="preserve">), tuy nhiên gradient đơn điệu E1a/E1b chưa xác nhận được do</w:t>
+          <m:t>349</m:t>
+        </m:r>
+      </m:oMath>
+      <w:r>
+        <w:t xml:space="preserve">, chịu ảnh hưởng của một outlier — Pouresmaeili et al., 2018,</w:t>
+      </w:r>
+      <w:r>
+        <w:t xml:space="preserve"> </w:t>
+      </w:r>
+      <m:oMath>
+        <m:r>
+          <m:t>r</m:t>
+        </m:r>
+        <m:r>
+          <m:rPr>
+            <m:sty m:val="p"/>
+          </m:rPr>
+          <m:t>=</m:t>
+        </m:r>
+        <m:r>
+          <m:t>0</m:t>
+        </m:r>
+        <m:r>
+          <m:rPr>
+            <m:sty m:val="p"/>
+          </m:rPr>
+          <m:t>,</m:t>
+        </m:r>
+        <m:r>
+          <m:t>69</m:t>
+        </m:r>
+      </m:oMath>
+      <w:r>
+        <w:t xml:space="preserve">), trong khi các nhóm đông quan sát lại có hiệu ứng gần như tương đương (Advanced-Innovation</w:t>
+      </w:r>
+      <w:r>
+        <w:t xml:space="preserve"> </w:t>
+      </w:r>
+      <m:oMath>
+        <m:acc>
+          <m:accPr>
+            <m:chr m:val="‾"/>
+          </m:accPr>
+          <m:e>
+            <m:r>
+              <m:t>r</m:t>
+            </m:r>
+          </m:e>
+        </m:acc>
+        <m:r>
+          <m:rPr>
+            <m:sty m:val="p"/>
+          </m:rPr>
+          <m:t>=</m:t>
+        </m:r>
+        <m:r>
+          <m:t>0</m:t>
+        </m:r>
+        <m:r>
+          <m:rPr>
+            <m:sty m:val="p"/>
+          </m:rPr>
+          <m:t>,</m:t>
+        </m:r>
+        <m:r>
+          <m:t>079</m:t>
+        </m:r>
+      </m:oMath>
+      <w:r>
+        <w:t xml:space="preserve">,</w:t>
       </w:r>
       <w:r>
         <w:t xml:space="preserve"> </w:t>
@@ -1881,12 +2095,57 @@
         <m:r>
           <m:t>k</m:t>
         </m:r>
-      </m:oMath>
-      <w:r>
-        <w:t xml:space="preserve"> </w:t>
-      </w:r>
-      <w:r>
-        <w:t xml:space="preserve">thấp tại Frontier (</w:t>
+        <m:r>
+          <m:rPr>
+            <m:sty m:val="p"/>
+          </m:rPr>
+          <m:t>=</m:t>
+        </m:r>
+        <m:r>
+          <m:t>139</m:t>
+        </m:r>
+      </m:oMath>
+      <w:r>
+        <w:t xml:space="preserve">; Emerging</w:t>
+      </w:r>
+      <w:r>
+        <w:t xml:space="preserve"> </w:t>
+      </w:r>
+      <m:oMath>
+        <m:acc>
+          <m:accPr>
+            <m:chr m:val="‾"/>
+          </m:accPr>
+          <m:e>
+            <m:r>
+              <m:t>r</m:t>
+            </m:r>
+          </m:e>
+        </m:acc>
+        <m:r>
+          <m:rPr>
+            <m:sty m:val="p"/>
+          </m:rPr>
+          <m:t>=</m:t>
+        </m:r>
+        <m:r>
+          <m:t>0</m:t>
+        </m:r>
+        <m:r>
+          <m:rPr>
+            <m:sty m:val="p"/>
+          </m:rPr>
+          <m:t>,</m:t>
+        </m:r>
+        <m:r>
+          <m:t>069</m:t>
+        </m:r>
+      </m:oMath>
+      <w:r>
+        <w:t xml:space="preserve">,</w:t>
+      </w:r>
+      <w:r>
+        <w:t xml:space="preserve"> </w:t>
       </w:r>
       <m:oMath>
         <m:r>
@@ -1899,11 +2158,50 @@
           <m:t>=</m:t>
         </m:r>
         <m:r>
-          <m:t>4</m:t>
-        </m:r>
-      </m:oMath>
-      <w:r>
-        <w:t xml:space="preserve">) và SIDS (</w:t>
+          <m:t>91</m:t>
+        </m:r>
+      </m:oMath>
+      <w:r>
+        <w:t xml:space="preserve">; Upper-middle</w:t>
+      </w:r>
+      <w:r>
+        <w:t xml:space="preserve"> </w:t>
+      </w:r>
+      <m:oMath>
+        <m:acc>
+          <m:accPr>
+            <m:chr m:val="‾"/>
+          </m:accPr>
+          <m:e>
+            <m:r>
+              <m:t>r</m:t>
+            </m:r>
+          </m:e>
+        </m:acc>
+        <m:r>
+          <m:rPr>
+            <m:sty m:val="p"/>
+          </m:rPr>
+          <m:t>=</m:t>
+        </m:r>
+        <m:r>
+          <m:t>0</m:t>
+        </m:r>
+        <m:r>
+          <m:rPr>
+            <m:sty m:val="p"/>
+          </m:rPr>
+          <m:t>,</m:t>
+        </m:r>
+        <m:r>
+          <m:t>065</m:t>
+        </m:r>
+      </m:oMath>
+      <w:r>
+        <w:t xml:space="preserve">,</w:t>
+      </w:r>
+      <w:r>
+        <w:t xml:space="preserve"> </w:t>
       </w:r>
       <m:oMath>
         <m:r>
@@ -1916,7 +2214,63 @@
           <m:t>=</m:t>
         </m:r>
         <m:r>
-          <m:t>3</m:t>
+          <m:t>25</m:t>
+        </m:r>
+      </m:oMath>
+      <w:r>
+        <w:t xml:space="preserve">; Mixed/đa quốc gia</w:t>
+      </w:r>
+      <w:r>
+        <w:t xml:space="preserve"> </w:t>
+      </w:r>
+      <m:oMath>
+        <m:acc>
+          <m:accPr>
+            <m:chr m:val="‾"/>
+          </m:accPr>
+          <m:e>
+            <m:r>
+              <m:t>r</m:t>
+            </m:r>
+          </m:e>
+        </m:acc>
+        <m:r>
+          <m:rPr>
+            <m:sty m:val="p"/>
+          </m:rPr>
+          <m:t>=</m:t>
+        </m:r>
+        <m:r>
+          <m:t>0</m:t>
+        </m:r>
+        <m:r>
+          <m:rPr>
+            <m:sty m:val="p"/>
+          </m:rPr>
+          <m:t>,</m:t>
+        </m:r>
+        <m:r>
+          <m:t>053</m:t>
+        </m:r>
+      </m:oMath>
+      <w:r>
+        <w:t xml:space="preserve">,</w:t>
+      </w:r>
+      <w:r>
+        <w:t xml:space="preserve"> </w:t>
+      </w:r>
+      <m:oMath>
+        <m:r>
+          <m:t>k</m:t>
+        </m:r>
+        <m:r>
+          <m:rPr>
+            <m:sty m:val="p"/>
+          </m:rPr>
+          <m:t>=</m:t>
+        </m:r>
+        <m:r>
+          <m:t>30</m:t>
         </m:r>
       </m:oMath>
       <w:r>
@@ -1928,7 +2282,53 @@
         <w:pStyle w:val="BodyText"/>
       </w:pPr>
       <w:r>
-        <w:t xml:space="preserve">Gradient theo ICRV hiện diện rõ ràng trong kết quả: các nền kinh tế Advanced Innovation-Driven có hiệu ứng I→P lớn hơn so với các nền kinh tế Frontier hay SIDS. Kết quả này nhất quán với cơ chế lý thuyết từ Institutional Theory — môi trường thể chế chất lượng cao tạo điều kiện để doanh nghiệp chuyển hóa quốc tế hóa thành hiệu quả dễ dàng hơn (North, 1990; Marano et al., 2016).</w:t>
+        <w:t xml:space="preserve">Vì vậy, các Exploratory Propositions E1a/E1b về gradient đơn điệu</w:t>
+      </w:r>
+      <w:r>
+        <w:t xml:space="preserve"> </w:t>
+      </w:r>
+      <w:r>
+        <w:rPr>
+          <w:bCs/>
+          <w:b/>
+        </w:rPr>
+        <w:t xml:space="preserve">chưa được xác nhận</w:t>
+      </w:r>
+      <w:r>
+        <w:t xml:space="preserve"> </w:t>
+      </w:r>
+      <w:r>
+        <w:t xml:space="preserve">trong meta-analysis; bằng chứng về gradient thể chế (turning point giảm dần theo chất lượng thể chế) được thiết lập chủ yếu từ phân tích dữ liệu sơ cấp toàn mẫu của Nghiên cứu P7 (49 nền kinh tế), trong khi P6 chỉ xác nhận rằng các chế độ thể chế</w:t>
+      </w:r>
+      <w:r>
+        <w:t xml:space="preserve"> </w:t>
+      </w:r>
+      <w:r>
+        <w:rPr>
+          <w:bCs/>
+          <w:b/>
+        </w:rPr>
+        <w:t xml:space="preserve">có</w:t>
+      </w:r>
+      <w:r>
+        <w:t xml:space="preserve"> </w:t>
+      </w:r>
+      <w:r>
+        <w:t xml:space="preserve">khác biệt thống kê. Việc kết luận chắc chắn về gradient trong meta-analysis đòi hỏi</w:t>
+      </w:r>
+      <w:r>
+        <w:t xml:space="preserve"> </w:t>
+      </w:r>
+      <m:oMath>
+        <m:r>
+          <m:t>k</m:t>
+        </m:r>
+      </m:oMath>
+      <w:r>
+        <w:t xml:space="preserve"> </w:t>
+      </w:r>
+      <w:r>
+        <w:t xml:space="preserve">lớn hơn nhiều ở các ô Frontier và SIDS.</w:t>
       </w:r>
     </w:p>
     <w:bookmarkEnd w:id="28"/>
@@ -4133,7 +4533,7 @@
         <w:t xml:space="preserve"> </w:t>
       </w:r>
       <w:r>
-        <w:t xml:space="preserve">về ICRV có ý nghĩa thống kê, nhất quán với kết quả meta-analysis trong P6 (</w:t>
+        <w:t xml:space="preserve">về ICRV trong P7 có ý nghĩa thống kê, và kiểm định omnibus liên nhóm trong meta-analysis P6 cũng có ý nghĩa (</w:t>
       </w:r>
       <m:oMath>
         <m:sSub>
@@ -4155,7 +4555,7 @@
           <m:t>=</m:t>
         </m:r>
         <m:r>
-          <m:t>10</m:t>
+          <m:t>17</m:t>
         </m:r>
         <m:r>
           <m:rPr>
@@ -4164,7 +4564,7 @@
           <m:t>,</m:t>
         </m:r>
         <m:r>
-          <m:t>16</m:t>
+          <m:t>35</m:t>
         </m:r>
       </m:oMath>
       <w:r>
@@ -4175,6 +4575,29 @@
       </w:r>
       <m:oMath>
         <m:r>
+          <m:t>d</m:t>
+        </m:r>
+        <m:r>
+          <m:t>f</m:t>
+        </m:r>
+        <m:r>
+          <m:rPr>
+            <m:sty m:val="p"/>
+          </m:rPr>
+          <m:t>=</m:t>
+        </m:r>
+        <m:r>
+          <m:t>4</m:t>
+        </m:r>
+      </m:oMath>
+      <w:r>
+        <w:t xml:space="preserve">,</w:t>
+      </w:r>
+      <w:r>
+        <w:t xml:space="preserve"> </w:t>
+      </w:r>
+      <m:oMath>
+        <m:r>
           <m:t>p</m:t>
         </m:r>
         <m:r>
@@ -4190,11 +4613,27 @@
           <m:t>,</m:t>
         </m:r>
         <m:r>
-          <m:t>038</m:t>
-        </m:r>
-      </m:oMath>
-      <w:r>
-        <w:t xml:space="preserve">). Hai nguồn bằng chứng độc lập — meta-analytic và primary empirical — cùng chỉ ra gradient ICRV, tạo ra independent confirmation có giá trị.</w:t>
+          <m:t>002</m:t>
+        </m:r>
+      </m:oMath>
+      <w:r>
+        <w:t xml:space="preserve">). Hai nguồn bằng chứng độc lập đều xác nhận rằng chế độ thể chế</w:t>
+      </w:r>
+      <w:r>
+        <w:t xml:space="preserve"> </w:t>
+      </w:r>
+      <w:r>
+        <w:rPr>
+          <w:bCs/>
+          <w:b/>
+        </w:rPr>
+        <w:t xml:space="preserve">tạo ra khác biệt</w:t>
+      </w:r>
+      <w:r>
+        <w:t xml:space="preserve"> </w:t>
+      </w:r>
+      <w:r>
+        <w:t xml:space="preserve">trong quan hệ I→P; tuy nhiên, hình dạng gradient đơn điệu (turning point giảm dần theo chất lượng thể chế) được thiết lập từ phân tích primary của P7, trong khi P6 — với các ô Frontier/SIDS thưa — chỉ xác nhận sự khác biệt liên nhóm. Sự bổ trợ giữa hai nguồn này tạo ra independent confirmation có giá trị về vai trò điều tiết của thể chế.</w:t>
       </w:r>
     </w:p>
     <w:bookmarkEnd w:id="45"/>
@@ -5378,7 +5817,7 @@
                 <m:t>=</m:t>
               </m:r>
               <m:r>
-                <m:t>10</m:t>
+                <m:t>17</m:t>
               </m:r>
               <m:r>
                 <m:rPr>
@@ -5386,21 +5825,9 @@
                 </m:rPr>
                 <m:t>,</m:t>
               </m:r>
-              <m:sSup>
-                <m:e>
-                  <m:r>
-                    <m:t>16</m:t>
-                  </m:r>
-                </m:e>
-                <m:sup>
-                  <m:r>
-                    <m:rPr>
-                      <m:sty m:val="p"/>
-                    </m:rPr>
-                    <m:t>*</m:t>
-                  </m:r>
-                </m:sup>
-              </m:sSup>
+              <m:r>
+                <m:t>35</m:t>
+              </m:r>
             </m:oMath>
             <w:r>
               <w:t xml:space="preserve"> </w:t>
@@ -5435,10 +5862,7 @@
               <w:t xml:space="preserve"> </w:t>
             </w:r>
             <w:r>
-              <w:t xml:space="preserve">= ,038) từ P6 MARA xác nhận dị biệt giữa chế độ; gradient định hướng (E1a/E1b) chưa xác nhận do</w:t>
-            </w:r>
-            <w:r>
-              <w:t xml:space="preserve"> </w:t>
+              <w:t xml:space="preserve">= ,002) từ P6 MARA xác nhận dị biệt liên nhóm; gradient định hướng (E1a/E1b) chưa xác nhận trong meta do ô Frontier thưa (</w:t>
             </w:r>
             <w:r>
               <w:rPr>
@@ -5451,23 +5875,27 @@
               <w:t xml:space="preserve"> </w:t>
             </w:r>
             <w:r>
-              <w:t xml:space="preserve">= 4 tại Frontier và</w:t>
+              <w:t xml:space="preserve">= 3) chi phối</w:t>
             </w:r>
             <w:r>
               <w:t xml:space="preserve"> </w:t>
             </w:r>
-            <w:r>
-              <w:rPr>
-                <w:iCs/>
-                <w:i/>
-              </w:rPr>
-              <w:t xml:space="preserve">k</w:t>
-            </w:r>
-            <w:r>
-              <w:t xml:space="preserve"> </w:t>
-            </w:r>
-            <w:r>
-              <w:t xml:space="preserve">= 3 tại SIDS; gradient ICRV → TP được xác nhận từ P7</w:t>
+            <m:oMath>
+              <m:sSub>
+                <m:e>
+                  <m:r>
+                    <m:t>Q</m:t>
+                  </m:r>
+                </m:e>
+                <m:sub>
+                  <m:r>
+                    <m:t>M</m:t>
+                  </m:r>
+                </m:sub>
+              </m:sSub>
+            </m:oMath>
+            <w:r>
+              <w:t xml:space="preserve">; gradient ICRV → TP được xác nhận từ P7</w:t>
             </w:r>
           </w:p>
         </w:tc>

--- a/dist/luan_an_ctu/chuong_4_ket_qua_vi.docx
+++ b/dist/luan_an_ctu/chuong_4_ket_qua_vi.docx
@@ -52,13 +52,13 @@
         <w:t xml:space="preserve">4.1 Thực trạng quốc tế hóa và hiệu quả hoạt động kinh doanh tại châu Á</w:t>
       </w:r>
     </w:p>
-    <w:bookmarkStart w:id="21" w:name="Xd494b1d34c58141b179120912d2f55e522d9b8f"/>
+    <w:bookmarkStart w:id="21" w:name="Xf95c7730b12bb358984d0151e871f53db56111f"/>
     <w:p>
       <w:pPr>
         <w:pStyle w:val="Heading3"/>
       </w:pPr>
       <w:r>
-        <w:t xml:space="preserve">4.1.1 Bức tranh tổng thể về hiệu quả doanh nghiệp châu Á</w:t>
+        <w:t xml:space="preserve">4.1.1 Bức tranh tổng thể về hiệu quả hoạt động kinh doanh châu Á</w:t>
       </w:r>
     </w:p>
     <w:p>
@@ -735,7 +735,7 @@
         <w:pStyle w:val="BodyText"/>
       </w:pPr>
       <w:r>
-        <w:t xml:space="preserve">Phát hiện quan trọng nhất từ thực trạng mô tả là sự phân biệt nội bộ trong nhóm Advanced: tỷ số phân tán giữa nhóm đổi mới sáng tạo dẫn dắt (Singapore, Hàn Quốc, Đài Loan — sd ≈ 1,03) và nhóm tài nguyên dẫn dắt (Saudi Arabia, Qatar, Kuwait — sd ≈ 0,49) xấp xỉ 2,1 lần, phản ánh hai cơ chế tăng trưởng và phân phối hoàn toàn khác nhau. Phân nhóm con tài nguyên dẫn dắt có độ phân tán năng suất thấp nhất toàn bộ pool — biểu hiện của kinh tế nhà nước tô (rentier economy) nơi phân phối lại từ xuất khẩu dầu mỏ thu hẹp khoảng cách năng suất giữa doanh nghiệp, nhưng không nhất thiết phản ánh hiệu quả doanh nghiệp đáng kể. Điều này gợi ý rằng việc gộp hai loại Advanced vào một nhóm duy nhất (như các nghiên cứu trước thường làm) sẽ che khuất cơ chế quan trọng này.</w:t>
+        <w:t xml:space="preserve">Phát hiện quan trọng nhất từ thực trạng mô tả là sự phân biệt nội bộ trong nhóm Advanced: tỷ số phân tán giữa nhóm đổi mới sáng tạo dẫn dắt (Singapore, Hàn Quốc, Đài Loan — sd ≈ 1,03) và nhóm tài nguyên dẫn dắt (Saudi Arabia, Qatar, Kuwait — sd ≈ 0,49) xấp xỉ 2,1 lần, phản ánh hai cơ chế tăng trưởng và phân phối hoàn toàn khác nhau. Phân nhóm con tài nguyên dẫn dắt có độ phân tán năng suất thấp nhất toàn bộ pool — biểu hiện của kinh tế nhà nước tô (rentier economy) nơi phân phối lại từ xuất khẩu dầu mỏ thu hẹp khoảng cách năng suất giữa doanh nghiệp, nhưng không nhất thiết phản ánh hiệu quả hoạt động kinh doanh đáng kể. Điều này gợi ý rằng việc gộp hai loại Advanced vào một nhóm duy nhất (như các nghiên cứu trước thường làm) sẽ che khuất cơ chế quan trọng này.</w:t>
       </w:r>
     </w:p>
     <w:bookmarkEnd w:id="21"/>
@@ -1318,7 +1318,7 @@
         <w:pStyle w:val="FirstParagraph"/>
       </w:pPr>
       <w:r>
-        <w:t xml:space="preserve">Phân tích thực trạng xác định bốn rào cản cấu trúc phổ biến nhất ảnh hưởng đến khả năng quốc tế hóa và hiệu quả doanh nghiệp tại châu Á: (i) tiếp cận tài chính hạn chế — đặc biệt nghiêm trọng ở Frontier và Emerging; (ii) thiếu hụt lao động có kỹ năng; (iii) cạnh tranh từ doanh nghiệp phi chính thức; và (iv) nguồn cung điện không đáng tin cậy. Bốn rào cản này hình thành "institutional voids" (Khanna &amp; Palepu, 2010) tạo ra chi phí giao dịch bổ sung cho doanh nghiệp khi mở rộng hoạt động ra ngoài biên giới. Sự hiện diện đồng thời của nhiều voids tại Frontier và SIDS giải thích tại sao quan hệ I→P ở các nhóm này yếu hoặc âm.</w:t>
+        <w:t xml:space="preserve">Phân tích thực trạng xác định bốn rào cản cấu trúc phổ biến nhất ảnh hưởng đến khả năng quốc tế hóa và hiệu quả hoạt động kinh doanh tại châu Á: (i) tiếp cận tài chính hạn chế — đặc biệt nghiêm trọng ở Frontier và Emerging; (ii) thiếu hụt lao động có kỹ năng; (iii) cạnh tranh từ doanh nghiệp phi chính thức; và (iv) nguồn cung điện không đáng tin cậy. Bốn rào cản này hình thành "institutional voids" (Khanna &amp; Palepu, 2010) tạo ra chi phí giao dịch bổ sung cho doanh nghiệp khi mở rộng hoạt động ra ngoài biên giới. Sự hiện diện đồng thời của nhiều voids tại Frontier và SIDS giải thích tại sao quan hệ I→P ở các nhóm này yếu hoặc âm.</w:t>
       </w:r>
     </w:p>
     <w:p>
@@ -3164,7 +3164,7 @@
         <w:pStyle w:val="FirstParagraph"/>
       </w:pPr>
       <w:r>
-        <w:t xml:space="preserve">Phân tích hai giai đoạn trên dữ liệu WBES Trung Quốc (Nhóm III — Upper-middle) giai đoạn 2012–2024 xác nhận dạng quan hệ phi tuyến chữ U ngược giữa FSTS và hiệu quả hoạt động doanh nghiệp. Điểm turning point được ước lượng tại:</w:t>
+        <w:t xml:space="preserve">Phân tích hai giai đoạn trên dữ liệu WBES Trung Quốc (Nhóm III — Upper-middle) giai đoạn 2012–2024 xác nhận dạng quan hệ phi tuyến chữ U ngược giữa FSTS và hiệu quả hoạt động kinh doanh. Điểm turning point được ước lượng tại:</w:t>
       </w:r>
     </w:p>
     <w:p>
@@ -5287,7 +5287,7 @@
         <w:pStyle w:val="FirstParagraph"/>
       </w:pPr>
       <w:r>
-        <w:t xml:space="preserve">Hệ số hồi quy âm và có ý nghĩa thống kê, nghĩa là tại các nền kinh tế SIDS, quốc tế hóa càng cao thì hiệu quả hoạt động doanh nghiệp càng</w:t>
+        <w:t xml:space="preserve">Hệ số hồi quy âm và có ý nghĩa thống kê, nghĩa là tại các nền kinh tế SIDS, quốc tế hóa càng cao thì hiệu quả hoạt động kinh doanh càng</w:t>
       </w:r>
       <w:r>
         <w:t xml:space="preserve"> </w:t>

--- a/dist/luan_an_ctu/chuong_4_ket_qua_vi.docx
+++ b/dist/luan_an_ctu/chuong_4_ket_qua_vi.docx
@@ -2,7 +2,7 @@
 <file path=word/document.xml><?xml version="1.0" encoding="utf-8"?>
 <w:document xmlns:w="http://schemas.openxmlformats.org/wordprocessingml/2006/main" xmlns:m="http://schemas.openxmlformats.org/officeDocument/2006/math" xmlns:r="http://schemas.openxmlformats.org/officeDocument/2006/relationships" xmlns:o="urn:schemas-microsoft-com:office:office" xmlns:v="urn:schemas-microsoft-com:vml" xmlns:w10="urn:schemas-microsoft-com:office:word" xmlns:a="http://schemas.openxmlformats.org/drawingml/2006/main" xmlns:pic="http://schemas.openxmlformats.org/drawingml/2006/picture" xmlns:wp="http://schemas.openxmlformats.org/drawingml/2006/wordprocessingDrawing">
   <w:body>
-    <w:bookmarkStart w:id="55" w:name="chương-4-kết-quả-nghiên-cứu"/>
+    <w:bookmarkStart w:id="20" w:name="chương-4-kết-quả-nghiên-cứu"/>
     <w:p>
       <w:pPr>
         <w:pStyle w:val="Heading1"/>
@@ -11,6 +11,7 @@
         <w:t xml:space="preserve">CHƯƠNG 4: KẾT QUẢ NGHIÊN CỨU</w:t>
       </w:r>
     </w:p>
+    <w:bookmarkEnd w:id="20"/>
     <w:p>
       <w:r>
         <w:pict>
@@ -18,7 +19,7 @@
         </w:pict>
       </w:r>
     </w:p>
-    <w:bookmarkStart w:id="20" w:name="giới-thiệu-chương"/>
+    <w:bookmarkStart w:id="21" w:name="giới-thiệu-chương"/>
     <w:p>
       <w:pPr>
         <w:pStyle w:val="Heading2"/>
@@ -32,7 +33,7 @@
         <w:pStyle w:val="FirstParagraph"/>
       </w:pPr>
       <w:r>
-        <w:t xml:space="preserve">Chương 4 trình bày toàn bộ kết quả nghiên cứu của luận án theo logic đi từ bức tranh thực trạng mô tả (§4.1) đến bằng chứng tổng hợp ở cấp meta-analytic (§4.2), sau đó đến bằng chứng quốc gia cụ thể và cuối cùng là kiểm định toàn mẫu đa quốc gia. Cấu trúc trình bày gồm tám phần chính, bắt đầu bằng thực trạng quốc tế hóa và hiệu quả hoạt động kinh doanh tại châu Á theo các phân nhóm con thể chế ICRV, tiếp theo là: (ii) kết quả meta-analysis ba tầng (P6); (iii) bối cảnh thể chế tiên tiến—đổi mới tại Singapore (P4); (iv) bối cảnh thể chế trung bình cao tại Trung Quốc (P5); (v) bối cảnh chuyển đổi bậc thấp—trung tại Việt Nam (P3); (vi) kiểm định toàn mẫu châu Á đa bối cảnh (P7); (vii) trường hợp biên là các nền kinh tế đảo nhỏ đang phát triển ở Thái Bình Dương (P8); và (viii) tổng hợp kết quả theo hệ giả thuyết.</w:t>
+        <w:t xml:space="preserve">Chương 4 trình bày toàn bộ kết quả nghiên cứu của luận án theo logic đi từ bức tranh thực trạng mô tả (§4.1) đến bằng chứng tổng hợp ở cấp meta-analytic (§4.2), sau đó đến bằng chứng quốc gia cụ thể và cuối cùng là kiểm định toàn mẫu đa quốc gia. Cấu trúc trình bày gồm tám phần chính, bắt đầu bằng thực trạng quốc tế hóa và hiệu quả hoạt động kinh doanh tại châu Á theo các phân nhóm con thể chế ICRV, tiếp theo là: (ii) kết quả meta-analysis ba tầng (P6); (iii) bối cảnh thể chế tiên tiến đổi mới tại Singapore (P4); (iv) bối cảnh thể chế trung bình cao tại Trung Quốc (P5); (v) bối cảnh chuyển đổi bậc thấp đến trung tại Việt Nam (P3); (vi) kiểm định toàn mẫu châu Á đa bối cảnh (P7); (vii) trường hợp biên là các nền kinh tế đảo nhỏ đang phát triển ở Thái Bình Dương (P8); và (viii) tổng hợp kết quả theo hệ giả thuyết.</w:t>
       </w:r>
     </w:p>
     <w:p>
@@ -42,8 +43,8 @@
         </w:pict>
       </w:r>
     </w:p>
-    <w:bookmarkEnd w:id="20"/>
-    <w:bookmarkStart w:id="25" w:name="Xc3d6549fb67845f31a5a24f65669fdeb3bd3911"/>
+    <w:bookmarkEnd w:id="21"/>
+    <w:bookmarkStart w:id="26" w:name="Xed285cd0261846a13dee28de69c0403b250498d"/>
     <w:p>
       <w:pPr>
         <w:pStyle w:val="Heading2"/>
@@ -52,7 +53,7 @@
         <w:t xml:space="preserve">4.1 Thực trạng quốc tế hóa và hiệu quả hoạt động kinh doanh tại châu Á</w:t>
       </w:r>
     </w:p>
-    <w:bookmarkStart w:id="21" w:name="Xd494b1d34c58141b179120912d2f55e522d9b8f"/>
+    <w:bookmarkStart w:id="22" w:name="Xdc33a1e36e2f3be83736669663a61a68c91d087"/>
     <w:p>
       <w:pPr>
         <w:pStyle w:val="Heading3"/>
@@ -66,7 +67,7 @@
         <w:pStyle w:val="FirstParagraph"/>
       </w:pPr>
       <w:r>
-        <w:t xml:space="preserve">Phân tích mô tả trên pool 101.185 doanh nghiệp từ 47 nền kinh tế châu Á và Thái Bình Dương trong giai đoạn 2009–2025 cho thấy bức tranh hiệu quả hoạt động kinh doanh có sự phân tán lớn và không hội tụ. Năng suất lao động — đo bằng ln(doanh thu/lao động) — có độ lệch chuẩn dao động từ 0,49 (Advanced tài nguyên dẫn dắt) đến 1,36 (Frontier), với tỷ số P90/P10 tăng đơn điệu theo chiều từ nhóm thể chế cao đến nhóm thể chế thấp.</w:t>
+        <w:t xml:space="preserve">Phân tích mô tả trên pool 101.185 doanh nghiệp từ 47 nền kinh tế châu Á và Thái Bình Dương trong giai đoạn 2009-2025 cho thấy bức tranh hiệu quả hoạt động kinh doanh có sự phân tán lớn và không hội tụ. Năng suất lao động, đo bằng ln(doanh thu/lao động), có độ lệch chuẩn dao động từ 0,49 (Advanced tài nguyên dẫn dắt) đến 1,36 (Frontier), với tỷ số P90/P10 tăng đơn điệu theo chiều từ nhóm thể chế cao đến nhóm thể chế thấp.</w:t>
       </w:r>
     </w:p>
     <w:p>
@@ -88,13 +89,13 @@
           <w:iCs/>
           <w:i/>
         </w:rPr>
-        <w:t xml:space="preserve">Phân tán năng suất lao động và đặc điểm quốc tế hóa theo phân nhóm con ICRV (n = 101.185 doanh nghiệp, 2009–2025).</w:t>
+        <w:t xml:space="preserve">Phân tán năng suất lao động và đặc điểm quốc tế hóa theo phân nhóm con ICRV (n = 101.185 doanh nghiệp, 2009-2025).</w:t>
       </w:r>
     </w:p>
     <w:tbl>
       <w:tblPr>
         <w:tblStyle w:val="Table"/>
-        <w:tblW w:type="auto" w:w="0"/>
+        <w:tblW w:type="pct" w:w="5000"/>
         <w:tblLook w:firstRow="1" w:lastRow="0" w:firstColumn="0" w:lastColumn="0" w:noHBand="0" w:noVBand="0" w:val="0020"/>
         <w:jc w:val="start"/>
       </w:tblPr>
@@ -178,7 +179,10 @@
               <w:jc w:val="left"/>
             </w:pPr>
             <w:r>
-              <w:t xml:space="preserve">FDI≥10% (%)</w:t>
+              <w:t xml:space="preserve">FDI$</w:t>
+            </w:r>
+            <w:r>
+              <w:t xml:space="preserve">$10% (%)</w:t>
             </w:r>
           </w:p>
         </w:tc>
@@ -192,7 +196,7 @@
               <w:jc w:val="left"/>
             </w:pPr>
             <w:r>
-              <w:t xml:space="preserve">Nhóm I — Advanced đổi mới (SG, HK, KOR, TWN, ISR)</w:t>
+              <w:t xml:space="preserve">Nhóm I, Advanced đổi mới (SG, HK, KOR, TWN, ISR)</w:t>
             </w:r>
           </w:p>
         </w:tc>
@@ -270,7 +274,7 @@
               <w:jc w:val="left"/>
             </w:pPr>
             <w:r>
-              <w:t xml:space="preserve">Nhóm II — Advanced tài nguyên (GCC)</w:t>
+              <w:t xml:space="preserve">Nhóm II, Advanced tài nguyên (GCC)</w:t>
             </w:r>
           </w:p>
         </w:tc>
@@ -334,7 +338,7 @@
               <w:jc w:val="left"/>
             </w:pPr>
             <w:r>
-              <w:t xml:space="preserve">—</w:t>
+              <w:t xml:space="preserve">,</w:t>
             </w:r>
           </w:p>
         </w:tc>
@@ -348,7 +352,7 @@
               <w:jc w:val="left"/>
             </w:pPr>
             <w:r>
-              <w:t xml:space="preserve">Nhóm III — Upper-middle (CHN, MYS, THA, KAZ...)</w:t>
+              <w:t xml:space="preserve">Nhóm III, Upper-middle (CHN, MYS, THA, KAZ…)</w:t>
             </w:r>
           </w:p>
         </w:tc>
@@ -422,7 +426,7 @@
               <w:jc w:val="left"/>
             </w:pPr>
             <w:r>
-              <w:t xml:space="preserve">Nhóm IV — Emerging (VNM, IDN, PHL, IND...)</w:t>
+              <w:t xml:space="preserve">Nhóm IV, Emerging (VNM, IDN, PHL, IND…)</w:t>
             </w:r>
           </w:p>
         </w:tc>
@@ -496,7 +500,7 @@
               <w:jc w:val="left"/>
             </w:pPr>
             <w:r>
-              <w:t xml:space="preserve">Nhóm V — Frontier (BGD, PAK, LAO, KHM...)</w:t>
+              <w:t xml:space="preserve">Nhóm V, Frontier (BGD, PAK, LAO, KHM…)</w:t>
             </w:r>
           </w:p>
         </w:tc>
@@ -570,7 +574,7 @@
               <w:jc w:val="left"/>
             </w:pPr>
             <w:r>
-              <w:t xml:space="preserve">Nhóm VI — SIDS Thái Bình Dương (FJI, PNG, SLB...)</w:t>
+              <w:t xml:space="preserve">Nhóm VI, SIDS Thái Bình Dương (FJI, PNG, SLB…)</w:t>
             </w:r>
           </w:p>
         </w:tc>
@@ -676,43 +680,43 @@
               <w:jc w:val="left"/>
             </w:pPr>
             <w:r>
-              <w:t xml:space="preserve">—</w:t>
-            </w:r>
-          </w:p>
-        </w:tc>
-        <w:tc>
-          <w:tcPr/>
-          <w:p>
-            <w:pPr>
-              <w:pStyle w:val="Compact"/>
-              <w:jc w:val="left"/>
-            </w:pPr>
-            <w:r>
-              <w:t xml:space="preserve">—</w:t>
-            </w:r>
-          </w:p>
-        </w:tc>
-        <w:tc>
-          <w:tcPr/>
-          <w:p>
-            <w:pPr>
-              <w:pStyle w:val="Compact"/>
-              <w:jc w:val="left"/>
-            </w:pPr>
-            <w:r>
-              <w:t xml:space="preserve">—</w:t>
-            </w:r>
-          </w:p>
-        </w:tc>
-        <w:tc>
-          <w:tcPr/>
-          <w:p>
-            <w:pPr>
-              <w:pStyle w:val="Compact"/>
-              <w:jc w:val="left"/>
-            </w:pPr>
-            <w:r>
-              <w:t xml:space="preserve">—</w:t>
+              <w:t xml:space="preserve">,</w:t>
+            </w:r>
+          </w:p>
+        </w:tc>
+        <w:tc>
+          <w:tcPr/>
+          <w:p>
+            <w:pPr>
+              <w:pStyle w:val="Compact"/>
+              <w:jc w:val="left"/>
+            </w:pPr>
+            <w:r>
+              <w:t xml:space="preserve">,</w:t>
+            </w:r>
+          </w:p>
+        </w:tc>
+        <w:tc>
+          <w:tcPr/>
+          <w:p>
+            <w:pPr>
+              <w:pStyle w:val="Compact"/>
+              <w:jc w:val="left"/>
+            </w:pPr>
+            <w:r>
+              <w:t xml:space="preserve">,</w:t>
+            </w:r>
+          </w:p>
+        </w:tc>
+        <w:tc>
+          <w:tcPr/>
+          <w:p>
+            <w:pPr>
+              <w:pStyle w:val="Compact"/>
+              <w:jc w:val="left"/>
+            </w:pPr>
+            <w:r>
+              <w:t xml:space="preserve">,</w:t>
             </w:r>
           </w:p>
         </w:tc>
@@ -727,7 +731,7 @@
           <w:iCs/>
           <w:i/>
         </w:rPr>
-        <w:t xml:space="preserve">Nguồn: Phân tích của tác giả từ World Bank Enterprise Surveys (WBES), 2009–2025.</w:t>
+        <w:t xml:space="preserve">Nguồn: Phân tích của tác giả từ World Bank Enterprise Surveys (WBES), 2009-2025.</w:t>
       </w:r>
     </w:p>
     <w:p>
@@ -735,17 +739,51 @@
         <w:pStyle w:val="BodyText"/>
       </w:pPr>
       <w:r>
-        <w:t xml:space="preserve">Phát hiện quan trọng nhất từ thực trạng mô tả là sự phân biệt nội bộ trong nhóm Advanced: tỷ số phân tán giữa nhóm đổi mới sáng tạo dẫn dắt (Singapore, Hàn Quốc, Đài Loan — sd ≈ 1,03) và nhóm tài nguyên dẫn dắt (Saudi Arabia, Qatar, Kuwait — sd ≈ 0,49) xấp xỉ 2,1 lần, phản ánh hai cơ chế tăng trưởng và phân phối hoàn toàn khác nhau. Phân nhóm con tài nguyên dẫn dắt có độ phân tán năng suất thấp nhất toàn bộ pool — biểu hiện của kinh tế nhà nước tô (rentier economy) nơi phân phối lại từ xuất khẩu dầu mỏ thu hẹp khoảng cách năng suất giữa doanh nghiệp, nhưng không nhất thiết phản ánh hiệu quả doanh nghiệp đáng kể. Điều này gợi ý rằng việc gộp hai loại Advanced vào một nhóm duy nhất (như các nghiên cứu trước thường làm) sẽ che khuất cơ chế quan trọng này.</w:t>
-      </w:r>
-    </w:p>
-    <w:bookmarkEnd w:id="21"/>
-    <w:bookmarkStart w:id="22" w:name="X41765b9ba7c4d5303f63bdb143f647f62623bb9"/>
+        <w:t xml:space="preserve">Phát hiện quan trọng nhất từ thực trạng mô tả là sự phân biệt nội bộ trong nhóm Advanced: tỷ số phân tán giữa nhóm đổi mới sáng tạo dẫn dắt (Singapore, Hàn Quốc, Đài Loan, sd</w:t>
+      </w:r>
+      <w:r>
+        <w:t xml:space="preserve"> </w:t>
+      </w:r>
+      <m:oMath>
+        <m:r>
+          <m:rPr>
+            <m:sty m:val="p"/>
+          </m:rPr>
+          <m:t>≈</m:t>
+        </m:r>
+      </m:oMath>
+      <w:r>
+        <w:t xml:space="preserve"> </w:t>
+      </w:r>
+      <w:r>
+        <w:t xml:space="preserve">1,03) và nhóm tài nguyên dẫn dắt (Saudi Arabia, Qatar, Kuwait, sd</w:t>
+      </w:r>
+      <w:r>
+        <w:t xml:space="preserve"> </w:t>
+      </w:r>
+      <m:oMath>
+        <m:r>
+          <m:rPr>
+            <m:sty m:val="p"/>
+          </m:rPr>
+          <m:t>≈</m:t>
+        </m:r>
+      </m:oMath>
+      <w:r>
+        <w:t xml:space="preserve"> </w:t>
+      </w:r>
+      <w:r>
+        <w:t xml:space="preserve">0,49) xấp xỉ 2,1 lần, phản ánh hai cơ chế tăng trưởng và phân phối hoàn toàn khác nhau. Phân nhóm con tài nguyên dẫn dắt có độ phân tán năng suất thấp nhất toàn bộ pool, biểu hiện của kinh tế nhà nước tô (rentier economy) nơi phân phối lại từ xuất khẩu dầu mỏ thu hẹp khoảng cách năng suất giữa doanh nghiệp, nhưng không nhất thiết phản ánh hiệu quả doanh nghiệp đáng kể. Điều này gợi ý rằng việc gộp hai loại Advanced vào một nhóm duy nhất (như các nghiên cứu trước thường làm) sẽ che khuất cơ chế quan trọng này.</w:t>
+      </w:r>
+    </w:p>
+    <w:bookmarkEnd w:id="22"/>
+    <w:bookmarkStart w:id="23" w:name="X8bec3537640f28bf435d79e17219bfe20c234df"/>
     <w:p>
       <w:pPr>
         <w:pStyle w:val="Heading3"/>
       </w:pPr>
       <w:r>
-        <w:t xml:space="preserve">4.1.2 Thực trạng quốc tế hóa — phân cực tham gia xuất khẩu</w:t>
+        <w:t xml:space="preserve">4.1.2 Thực trạng quốc tế hóa, phân cực tham gia xuất khẩu</w:t>
       </w:r>
     </w:p>
     <w:p>
@@ -753,7 +791,7 @@
         <w:pStyle w:val="FirstParagraph"/>
       </w:pPr>
       <w:r>
-        <w:t xml:space="preserve">Trung vị FSTS bằng 0% trong tất cả các phân nhóm — chỉ 15–23% doanh nghiệp tham gia xuất khẩu tùy theo bối cảnh. Phân phối FSTS có dạng phân cực mạnh: đại đa số không xuất khẩu, trong khi một thiểu số nhỏ có tỷ lệ xuất khẩu rất cao. Phân cực này đặt ra vấn đề phương pháp quan trọng cho nghiên cứu I→P: kết quả hồi quy trên toàn mẫu bị kéo bởi hành vi của thiểu số xuất khẩu tích cực.</w:t>
+        <w:t xml:space="preserve">Trung vị FSTS bằng 0% trong tất cả các phân nhóm, chỉ 15-23% doanh nghiệp tham gia xuất khẩu tùy theo bối cảnh. Phân phối FSTS có dạng phân cực mạnh: đại đa số không xuất khẩu, trong khi một thiểu số nhỏ có tỷ lệ xuất khẩu rất cao. Phân cực này đặt ra vấn đề phương pháp quan trọng cho nghiên cứu I-P: kết quả hồi quy trên toàn mẫu bị kéo bởi hành vi của thiểu số xuất khẩu tích cực.</w:t>
       </w:r>
     </w:p>
     <w:p>
@@ -764,8 +802,8 @@
         <w:t xml:space="preserve">Cường độ quốc tế hóa (FSTS trung bình, tính trên toàn mẫu gồm cả doanh nghiệp không xuất khẩu) dao động từ 6,3% (SIDS) đến 10,3% (Upper-middle), với mức trung bình khu vực khoảng 8,8%. Điều đáng chú ý là Upper-middle và Advanced có cùng FSTS trung bình (~10%) nhưng cơ chế xuất khẩu hoàn toàn khác: Advanced chủ yếu dịch vụ và hàng hóa hàm lượng tri thức cao; Upper-middle chủ yếu sản xuất theo chuỗi giá trị toàn cầu với biên lợi nhuận khác nhau.</w:t>
       </w:r>
     </w:p>
-    <w:bookmarkEnd w:id="22"/>
-    <w:bookmarkStart w:id="23" w:name="Xf0ef4e438191e4e642220a9a98292a3888bc29e"/>
+    <w:bookmarkEnd w:id="23"/>
+    <w:bookmarkStart w:id="24" w:name="thực-trạng-năng-lực-số-và-công-nghệ"/>
     <w:p>
       <w:pPr>
         <w:pStyle w:val="Heading3"/>
@@ -807,7 +845,7 @@
     <w:tbl>
       <w:tblPr>
         <w:tblStyle w:val="Table"/>
-        <w:tblW w:type="auto" w:w="0"/>
+        <w:tblW w:type="pct" w:w="5000"/>
         <w:tblLook w:firstRow="1" w:lastRow="0" w:firstColumn="0" w:lastColumn="0" w:noHBand="0" w:noVBand="0" w:val="0020"/>
         <w:jc w:val="start"/>
       </w:tblPr>
@@ -1284,7 +1322,7 @@
           <w:iCs/>
           <w:i/>
         </w:rPr>
-        <w:t xml:space="preserve">Nguồn: Phân tích của tác giả từ WBES, 2009–2025.</w:t>
+        <w:t xml:space="preserve">Nguồn: Phân tích của tác giả từ WBES, 2009-2025.</w:t>
       </w:r>
     </w:p>
     <w:p>
@@ -1292,7 +1330,25 @@
         <w:pStyle w:val="BodyText"/>
       </w:pPr>
       <w:r>
-        <w:t xml:space="preserve">Phát hiện đáng chú ý là pattern "nhảy vọt số" (digital leapfrogging) ở SIDS: tỷ lệ website 58,9% vượt cả nhóm Emerging (49,2%) dù GNI thấp hơn đáng kể — phản ánh thực tế rằng số hóa bề mặt (website) ở SIDS là công cụ sinh tồn chứ không phải công cụ tối ưu hóa hiệu quả. Kết quả này cũng hỗ trợ lập luận lý thuyết về sự phân biệt giữa DAI (chấp nhận số bề mặt) và TCI (năng lực công nghệ chiều sâu): SIDS có DAI cao nhưng TCI thấp nhất, và đây là nhóm duy nhất có quan hệ I→P âm đơn điệu.</w:t>
+        <w:t xml:space="preserve">Phát hiện đáng chú ý là pattern</w:t>
+      </w:r>
+      <w:r>
+        <w:t xml:space="preserve"> </w:t>
+      </w:r>
+      <w:r>
+        <w:t xml:space="preserve">“</w:t>
+      </w:r>
+      <w:r>
+        <w:t xml:space="preserve">nhảy vọt số</w:t>
+      </w:r>
+      <w:r>
+        <w:t xml:space="preserve">”</w:t>
+      </w:r>
+      <w:r>
+        <w:t xml:space="preserve"> </w:t>
+      </w:r>
+      <w:r>
+        <w:t xml:space="preserve">(digital leapfrogging) ở SIDS: tỷ lệ website 58,9% vượt cả nhóm Emerging (49,2%) dù GNI thấp hơn đáng kể, phản ánh thực tế rằng số hóa bề mặt (website) ở SIDS là công cụ sinh tồn chứ không phải công cụ tối ưu hóa hiệu quả. Kết quả này cũng hỗ trợ lập luận lý thuyết về sự phân biệt giữa DAI (chấp nhận số bề mặt) và TCI (năng lực công nghệ chiều sâu): SIDS có DAI cao nhưng TCI thấp nhất, và đây là nhóm duy nhất có quan hệ I-P âm đơn điệu.</w:t>
       </w:r>
     </w:p>
     <w:p>
@@ -1300,11 +1356,11 @@
         <w:pStyle w:val="BodyText"/>
       </w:pPr>
       <w:r>
-        <w:t xml:space="preserve">Hiện tượng tương quan âm giữa DAI Tier-1 và năng suất trong nhóm Advanced (-0,129) là ảo ảnh thống kê do bão hòa Tier-1: hầu hết doanh nghiệp Advanced đã có website từ lâu, khiến biến nhị phân này không còn phân biệt được doanh nghiệp hiệu quả và kém hiệu quả trong nhóm đó. Khi loại trừ doanh nghiệp ICT, hệ số âm biến mất — xác nhận đây là vấn đề đo lường chứ không phải quan hệ nhân quả thực.</w:t>
-      </w:r>
-    </w:p>
-    <w:bookmarkEnd w:id="23"/>
-    <w:bookmarkStart w:id="24" w:name="Xc12f69eaa9c8f054bc697622f7fe23deacdba9a"/>
+        <w:t xml:space="preserve">Hiện tượng tương quan âm giữa DAI Tier-1 và năng suất trong nhóm Advanced (-0,129) là ảo ảnh thống kê do bão hòa Tier-1: hầu hết doanh nghiệp Advanced đã có website từ lâu, khiến biến nhị phân này không còn phân biệt được doanh nghiệp hiệu quả và kém hiệu quả trong nhóm đó. Khi loại trừ doanh nghiệp ICT, hệ số âm biến mất, xác nhận đây là vấn đề đo lường chứ không phải quan hệ nhân quả thực.</w:t>
+      </w:r>
+    </w:p>
+    <w:bookmarkEnd w:id="24"/>
+    <w:bookmarkStart w:id="25" w:name="Xb62897d6a910d3bf4cd9f1b24b608b7e1128a7f"/>
     <w:p>
       <w:pPr>
         <w:pStyle w:val="Heading3"/>
@@ -1318,7 +1374,25 @@
         <w:pStyle w:val="FirstParagraph"/>
       </w:pPr>
       <w:r>
-        <w:t xml:space="preserve">Phân tích thực trạng xác định bốn rào cản cấu trúc phổ biến nhất ảnh hưởng đến khả năng quốc tế hóa và hiệu quả doanh nghiệp tại châu Á: (i) tiếp cận tài chính hạn chế — đặc biệt nghiêm trọng ở Frontier và Emerging; (ii) thiếu hụt lao động có kỹ năng; (iii) cạnh tranh từ doanh nghiệp phi chính thức; và (iv) nguồn cung điện không đáng tin cậy. Bốn rào cản này hình thành "institutional voids" (Khanna &amp; Palepu, 2010) tạo ra chi phí giao dịch bổ sung cho doanh nghiệp khi mở rộng hoạt động ra ngoài biên giới. Sự hiện diện đồng thời của nhiều voids tại Frontier và SIDS giải thích tại sao quan hệ I→P ở các nhóm này yếu hoặc âm.</w:t>
+        <w:t xml:space="preserve">Phân tích thực trạng xác định bốn rào cản cấu trúc phổ biến nhất ảnh hưởng đến khả năng quốc tế hóa và hiệu quả doanh nghiệp tại châu Á: (i) tiếp cận tài chính hạn chế, đặc biệt nghiêm trọng ở Frontier và Emerging; (ii) thiếu hụt lao động có kỹ năng; (iii) cạnh tranh từ doanh nghiệp phi chính thức; và (iv) nguồn cung điện không đáng tin cậy. Bốn rào cản này hình thành</w:t>
+      </w:r>
+      <w:r>
+        <w:t xml:space="preserve"> </w:t>
+      </w:r>
+      <w:r>
+        <w:t xml:space="preserve">“</w:t>
+      </w:r>
+      <w:r>
+        <w:t xml:space="preserve">institutional voids</w:t>
+      </w:r>
+      <w:r>
+        <w:t xml:space="preserve">”</w:t>
+      </w:r>
+      <w:r>
+        <w:t xml:space="preserve"> </w:t>
+      </w:r>
+      <w:r>
+        <w:t xml:space="preserve">(Khanna &amp; Palepu, 2010) tạo ra chi phí giao dịch bổ sung cho doanh nghiệp khi mở rộng hoạt động ra ngoài biên giới. Sự hiện diện đồng thời của nhiều voids tại Frontier và SIDS giải thích tại sao quan hệ I-P ở các nhóm này yếu hoặc âm.</w:t>
       </w:r>
     </w:p>
     <w:p>
@@ -1328,18 +1402,18 @@
         </w:pict>
       </w:r>
     </w:p>
-    <w:bookmarkEnd w:id="24"/>
     <w:bookmarkEnd w:id="25"/>
-    <w:bookmarkStart w:id="30" w:name="X765431cc2ba8ea17b9f26c144a52de84c0b8508"/>
+    <w:bookmarkEnd w:id="26"/>
+    <w:bookmarkStart w:id="31" w:name="Xe0084a7c2f7e752cafc4091ca0758f37f91bfa0"/>
     <w:p>
       <w:pPr>
         <w:pStyle w:val="Heading2"/>
       </w:pPr>
       <w:r>
-        <w:t xml:space="preserve">4.2 Kết quả tổng hợp định lượng — Meta-analysis ba tầng (P6)</w:t>
-      </w:r>
-    </w:p>
-    <w:bookmarkStart w:id="26" w:name="Xff5979a63504f14407b0d85f43a6c8324938958"/>
+        <w:t xml:space="preserve">4.2 Kết quả tổng hợp định lượng, Meta-analysis ba tầng (P6)</w:t>
+      </w:r>
+    </w:p>
+    <w:bookmarkStart w:id="27" w:name="chỉ-số-hiệu-ứng-tổng-hợp"/>
     <w:p>
       <w:pPr>
         <w:pStyle w:val="Heading3"/>
@@ -1353,7 +1427,7 @@
         <w:pStyle w:val="FirstParagraph"/>
       </w:pPr>
       <w:r>
-        <w:t xml:space="preserve">Phân tích meta-analytic tổng hợp ba tầng (three-level multilevel meta-analysis — MARA) được tiến hành trên tập dữ liệu gồm</w:t>
+        <w:t xml:space="preserve">Phân tích meta-analytic tổng hợp ba tầng (three-level multilevel meta-analysis, MARA) được tiến hành trên tập dữ liệu gồm</w:t>
       </w:r>
       <w:r>
         <w:t xml:space="preserve"> </w:t>
@@ -1401,7 +1475,7 @@
           <m:t>,</m:t>
         </m:r>
         <m:r>
-          <m:t>075</m:t>
+          <m:t>074</m:t>
         </m:r>
       </m:oMath>
       <w:r>
@@ -1419,7 +1493,7 @@
         <w:t xml:space="preserve"> </w:t>
       </w:r>
       <w:r>
-        <w:t xml:space="preserve">này khẳng định bức tranh tổng quát từ các meta-analyses trước đây của Bausch và Krist (2007), Kirca et al. (2012), Marano et al. (2016) và Arte và Larimo (2022): mối quan hệ tổng hợp giữa quốc tế hóa và hiệu quả hoạt động là dương nhưng có biên độ khiêm tốn.</w:t>
+        <w:t xml:space="preserve">này khẳng định bức tranh tổng quát từ các meta-analyses trước đây của Bausch và Krist (2007), Kirca et al. (2012), Marano et al. (2016) và Arte và Larimo (2022): mối quan hệ tổng hợp giữa quốc tế hóa và hiệu quả hoạt động là dương nhưng có biên độ khiêm tốn.</w:t>
       </w:r>
     </w:p>
     <w:p>
@@ -1427,7 +1501,7 @@
         <w:pStyle w:val="BodyText"/>
       </w:pPr>
       <w:r>
-        <w:t xml:space="preserve">Đặc biệt đáng lưu ý, kết quả P6 hoàn toàn nhất quán với baseline meta-analysis đã công bố tại hội nghị ICBEF 2024 của Đỗ và Phan (2024), với</w:t>
+        <w:t xml:space="preserve">Đặc biệt đáng lưu ý, kết quả P6 hoàn toàn nhất quán với baseline meta-analysis đã công bố tại hội nghị ICBEF 2024 của Do và Phan (2024), với</w:t>
       </w:r>
       <w:r>
         <w:t xml:space="preserve"> </w:t>
@@ -1479,14 +1553,11 @@
         </m:r>
       </m:oMath>
       <w:r>
-        <w:t xml:space="preserve"> </w:t>
-      </w:r>
-      <w:r>
-        <w:t xml:space="preserve">— sự hội tụ này tạo ra bằng chứng chéo vững chắc khi mở rộng pool lên gần gấp đôi số nghiên cứu.</w:t>
-      </w:r>
-    </w:p>
-    <w:bookmarkEnd w:id="26"/>
-    <w:bookmarkStart w:id="27" w:name="Xebb799d3ec18bcd19862bc38ac017784274d9d9"/>
+        <w:t xml:space="preserve">, sự hội tụ này tạo ra bằng chứng chéo vững chắc khi mở rộng pool lên gần gấp đôi số nghiên cứu.</w:t>
+      </w:r>
+    </w:p>
+    <w:bookmarkEnd w:id="27"/>
+    <w:bookmarkStart w:id="28" w:name="phân-tích-dị-biệt-ba-tầng"/>
     <w:p>
       <w:pPr>
         <w:pStyle w:val="Heading3"/>
@@ -1565,7 +1636,7 @@
           <m:t>,</m:t>
         </m:r>
         <m:r>
-          <m:t>5</m:t>
+          <m:t>4</m:t>
         </m:r>
         <m:r>
           <m:rPr>
@@ -1626,7 +1697,7 @@
         <w:t xml:space="preserve"> </w:t>
       </w:r>
       <w:r>
-        <w:t xml:space="preserve">tổng phương sai — đây là nguồn dị biệt chủ đạo.</w:t>
+        <w:t xml:space="preserve">tổng phương sai, đây là nguồn dị biệt chủ đạo.</w:t>
       </w:r>
     </w:p>
     <w:p>
@@ -1682,7 +1753,7 @@
         <w:pStyle w:val="FirstParagraph"/>
       </w:pPr>
       <w:r>
-        <w:t xml:space="preserve">Phát hiện này có hàm ý lý thuyết sâu sắc: heterogeneity trong I→P literature xuất phát chủ yếu từ sự biến thiên</w:t>
+        <w:t xml:space="preserve">Phát hiện này có hàm ý lý thuyết sâu sắc: heterogeneity trong các nghiên cứu I-P xuất phát chủ yếu từ sự biến thiên</w:t>
       </w:r>
       <w:r>
         <w:t xml:space="preserve"> </w:t>
@@ -1698,7 +1769,7 @@
         <w:t xml:space="preserve"> </w:t>
       </w:r>
       <w:r>
-        <w:t xml:space="preserve">(ví dụ: cùng một mẫu doanh nghiệp nhưng dùng các thước đo khác nhau cho cùng cấu trúc cho ra kết quả khác nhau), chứ không phải giữa các nghiên cứu với nhau. Điều này gợi ý rằng sự không nhất quán trong literature I→P phần lớn là vấn đề</w:t>
+        <w:t xml:space="preserve">(ví dụ: cùng một mẫu doanh nghiệp nhưng dùng các thước đo khác nhau cho cùng cấu trúc cho ra kết quả khác nhau), chứ không phải giữa các nghiên cứu với nhau. Điều này gợi ý rằng sự không nhất quán trong các nghiên cứu I-P phần lớn là vấn đề</w:t>
       </w:r>
       <w:r>
         <w:t xml:space="preserve"> </w:t>
@@ -1714,14 +1785,14 @@
         <w:t xml:space="preserve">, không phải là bằng chứng về sự thiếu nhất quán thực sự trong quan hệ nhân quả giữa quốc tế hóa và hiệu quả.</w:t>
       </w:r>
     </w:p>
-    <w:bookmarkEnd w:id="27"/>
-    <w:bookmarkStart w:id="28" w:name="X611e09194b09194f16433d5c7d869ad7daf26e1"/>
+    <w:bookmarkEnd w:id="28"/>
+    <w:bookmarkStart w:id="29" w:name="X0fe7021f65141f72ccca43dd2595712a4bb11b5"/>
     <w:p>
       <w:pPr>
         <w:pStyle w:val="Heading3"/>
       </w:pPr>
       <w:r>
-        <w:t xml:space="preserve">4.2.3 Điều tiết bởi chế độ thể chế — ICRV moderation</w:t>
+        <w:t xml:space="preserve">4.2.3 Điều tiết bởi chế độ thể chế, ICRV moderation</w:t>
       </w:r>
     </w:p>
     <w:p>
@@ -1729,7 +1800,7 @@
         <w:pStyle w:val="FirstParagraph"/>
       </w:pPr>
       <w:r>
-        <w:t xml:space="preserve">Kiểm định điều tiết bằng nhóm chế độ thể chế ICRV (Institutional Context Regime Variation) cho kết quả có ý nghĩa thống kê cao:</w:t>
+        <w:t xml:space="preserve">Kiểm định điều tiết bằng nhóm chế độ thể chế ICRV (Institutional Context Regime Variation) cho kết quả có ý nghĩa thống kê:</w:t>
       </w:r>
       <w:r>
         <w:t xml:space="preserve"> </w:t>
@@ -1754,7 +1825,7 @@
           <m:t>=</m:t>
         </m:r>
         <m:r>
-          <m:t>127</m:t>
+          <m:t>17</m:t>
         </m:r>
         <m:r>
           <m:rPr>
@@ -1763,7 +1834,7 @@
           <m:t>,</m:t>
         </m:r>
         <m:r>
-          <m:t>77</m:t>
+          <m:t>35</m:t>
         </m:r>
       </m:oMath>
       <w:r>
@@ -1803,7 +1874,7 @@
           <m:rPr>
             <m:sty m:val="p"/>
           </m:rPr>
-          <m:t>&lt;</m:t>
+          <m:t>=</m:t>
         </m:r>
         <m:r>
           <m:rPr>
@@ -1812,11 +1883,11 @@
           <m:t>,</m:t>
         </m:r>
         <m:r>
-          <m:t>001</m:t>
+          <m:t>002</m:t>
         </m:r>
       </m:oMath>
       <w:r>
-        <w:t xml:space="preserve">. Điều này xác nhận rằng chế độ thể chế — được phân loại thành sáu nhóm từ Advanced Innovation-Driven (Nhóm I: Singapore, Hong Kong, Đài Loan, Hàn Quốc) đến SIDS Thái Bình Dương (Nhóm VI) — là moderator có ý nghĩa thực sự cho mối quan hệ tổng hợp I→P trong văn liệu. Kiểm định</w:t>
+        <w:t xml:space="preserve">. Điều này xác nhận rằng chế độ thể chế, được phân loại thành sáu nhóm từ Advanced Innovation-Driven (Nhóm I: Singapore, Hong Kong, Đài Loan, Hàn Quốc) đến SIDS Thái Bình Dương (Nhóm VI), là moderator có ý nghĩa thực sự cho mối quan hệ tổng hợp I-P trong các nghiên cứu. Kiểm định</w:t>
       </w:r>
       <w:r>
         <w:t xml:space="preserve"> </w:t>
@@ -1839,7 +1910,30 @@
         <w:t xml:space="preserve"> </w:t>
       </w:r>
       <w:r>
-        <w:t xml:space="preserve">lớn hơn nhiều so với giá trị tới hạn, hàm ý rằng sự khác biệt giữa các nhóm ICRV không thể giải thích bằng sai số lấy mẫu.</w:t>
+        <w:t xml:space="preserve">vượt ngưỡng tới hạn (</w:t>
+      </w:r>
+      <m:oMath>
+        <m:r>
+          <m:t>p</m:t>
+        </m:r>
+        <m:r>
+          <m:rPr>
+            <m:sty m:val="p"/>
+          </m:rPr>
+          <m:t>=</m:t>
+        </m:r>
+        <m:r>
+          <m:rPr>
+            <m:sty m:val="p"/>
+          </m:rPr>
+          <m:t>,</m:t>
+        </m:r>
+        <m:r>
+          <m:t>002</m:t>
+        </m:r>
+      </m:oMath>
+      <w:r>
+        <w:t xml:space="preserve">), hàm ý rằng sự khác biệt giữa các nhóm ICRV không thể giải thích bằng sai số lấy mẫu.</w:t>
       </w:r>
     </w:p>
     <w:p>
@@ -1847,11 +1941,11 @@
         <w:pStyle w:val="BodyText"/>
       </w:pPr>
       <w:r>
-        <w:t xml:space="preserve">Gradient theo ICRV hiện diện rõ ràng trong kết quả: các nền kinh tế Advanced Innovation-Driven có hiệu ứng I→P lớn hơn so với các nền kinh tế Frontier hay SIDS. Kết quả này nhất quán với cơ chế lý thuyết từ Institutional Theory — môi trường thể chế chất lượng cao tạo điều kiện để doanh nghiệp chuyển hóa quốc tế hóa thành hiệu quả dễ dàng hơn (North, 1990; Marano et al., 2016).</w:t>
-      </w:r>
-    </w:p>
-    <w:bookmarkEnd w:id="28"/>
-    <w:bookmarkStart w:id="29" w:name="X6516e6905b75b0313f9350803a09f8115a11764"/>
+        <w:t xml:space="preserve">Gradient theo ICRV hiện diện rõ ràng trong kết quả: các nền kinh tế Advanced Innovation-Driven có hiệu ứng I-P lớn hơn so với các nền kinh tế Frontier hay SIDS. Kết quả này nhất quán với cơ chế lý thuyết từ Institutional Theory, môi trường thể chế chất lượng cao tạo điều kiện để doanh nghiệp chuyển hóa quốc tế hóa thành hiệu quả dễ dàng hơn (North, 1990; Marano et al., 2016).</w:t>
+      </w:r>
+    </w:p>
+    <w:bookmarkEnd w:id="29"/>
+    <w:bookmarkStart w:id="30" w:name="kiểm-định-publication-bias"/>
     <w:p>
       <w:pPr>
         <w:pStyle w:val="Heading3"/>
@@ -1865,13 +1959,58 @@
         <w:pStyle w:val="FirstParagraph"/>
       </w:pPr>
       <w:r>
-        <w:t xml:space="preserve">Kiểm định Egger cho kết quả</w:t>
+        <w:t xml:space="preserve">Phân tích publication bias gồm ba kiểm định bổ sung nhau.</w:t>
+      </w:r>
+      <w:r>
+        <w:t xml:space="preserve"> </w:t>
+      </w:r>
+      <w:r>
+        <w:rPr>
+          <w:bCs/>
+          <w:b/>
+        </w:rPr>
+        <w:t xml:space="preserve">Kiểm định Egger</w:t>
+      </w:r>
+      <w:r>
+        <w:t xml:space="preserve"> </w:t>
+      </w:r>
+      <w:r>
+        <w:t xml:space="preserve">cho kết quả</w:t>
       </w:r>
       <w:r>
         <w:t xml:space="preserve"> </w:t>
       </w:r>
       <m:oMath>
         <m:r>
+          <m:t>b</m:t>
+        </m:r>
+        <m:r>
+          <m:rPr>
+            <m:sty m:val="p"/>
+          </m:rPr>
+          <m:t>=</m:t>
+        </m:r>
+        <m:r>
+          <m:t>0</m:t>
+        </m:r>
+        <m:r>
+          <m:rPr>
+            <m:sty m:val="p"/>
+          </m:rPr>
+          <m:t>,</m:t>
+        </m:r>
+        <m:r>
+          <m:t>475</m:t>
+        </m:r>
+      </m:oMath>
+      <w:r>
+        <w:t xml:space="preserve"> </w:t>
+      </w:r>
+      <w:r>
+        <w:t xml:space="preserve">(</w:t>
+      </w:r>
+      <m:oMath>
+        <m:r>
           <m:t>p</m:t>
         </m:r>
         <m:r>
@@ -1887,20 +2026,142 @@
           <m:t>,</m:t>
         </m:r>
         <m:r>
-          <m:t>31</m:t>
+          <m:t>057</m:t>
         </m:r>
       </m:oMath>
       <w:r>
-        <w:t xml:space="preserve"> </w:t>
-      </w:r>
-      <w:r>
-        <w:t xml:space="preserve">(không có ý nghĩa thống kê), tức không có bằng chứng về publication bias trong tập hợp 238 nghiên cứu. Phân tích trim-and-fill điều chỉnh ước lượng hiệu ứng từ</w:t>
+        <w:t xml:space="preserve">), sát ngưỡng</w:t>
       </w:r>
       <w:r>
         <w:t xml:space="preserve"> </w:t>
       </w:r>
       <m:oMath>
         <m:r>
+          <m:t>α</m:t>
+        </m:r>
+        <m:r>
+          <m:rPr>
+            <m:sty m:val="p"/>
+          </m:rPr>
+          <m:t>=</m:t>
+        </m:r>
+        <m:r>
+          <m:t>0</m:t>
+        </m:r>
+        <m:r>
+          <m:rPr>
+            <m:sty m:val="p"/>
+          </m:rPr>
+          <m:t>,</m:t>
+        </m:r>
+        <m:r>
+          <m:t>05</m:t>
+        </m:r>
+      </m:oMath>
+      <w:r>
+        <w:t xml:space="preserve"> </w:t>
+      </w:r>
+      <w:r>
+        <w:t xml:space="preserve">nhưng không đạt ý nghĩa thống kê theo tiêu chuẩn thông thường.</w:t>
+      </w:r>
+      <w:r>
+        <w:t xml:space="preserve"> </w:t>
+      </w:r>
+      <w:r>
+        <w:rPr>
+          <w:bCs/>
+          <w:b/>
+        </w:rPr>
+        <w:t xml:space="preserve">Kiểm định Begg-Mazumdar</w:t>
+      </w:r>
+      <w:r>
+        <w:t xml:space="preserve"> </w:t>
+      </w:r>
+      <w:r>
+        <w:t xml:space="preserve">(Begg &amp; Mazumdar, 1994) cho kết quả</w:t>
+      </w:r>
+      <w:r>
+        <w:t xml:space="preserve"> </w:t>
+      </w:r>
+      <m:oMath>
+        <m:r>
+          <m:t>τ</m:t>
+        </m:r>
+        <m:r>
+          <m:rPr>
+            <m:sty m:val="p"/>
+          </m:rPr>
+          <m:t>=</m:t>
+        </m:r>
+        <m:r>
+          <m:rPr>
+            <m:sty m:val="p"/>
+          </m:rPr>
+          <m:t>−</m:t>
+        </m:r>
+        <m:r>
+          <m:t>0</m:t>
+        </m:r>
+        <m:r>
+          <m:rPr>
+            <m:sty m:val="p"/>
+          </m:rPr>
+          <m:t>,</m:t>
+        </m:r>
+        <m:r>
+          <m:t>134</m:t>
+        </m:r>
+      </m:oMath>
+      <w:r>
+        <w:t xml:space="preserve"> </w:t>
+      </w:r>
+      <w:r>
+        <w:t xml:space="preserve">(</w:t>
+      </w:r>
+      <m:oMath>
+        <m:r>
+          <m:t>p</m:t>
+        </m:r>
+        <m:r>
+          <m:rPr>
+            <m:sty m:val="p"/>
+          </m:rPr>
+          <m:t>=</m:t>
+        </m:r>
+        <m:r>
+          <m:rPr>
+            <m:sty m:val="p"/>
+          </m:rPr>
+          <m:t>,</m:t>
+        </m:r>
+        <m:r>
+          <m:t>0007</m:t>
+        </m:r>
+      </m:oMath>
+      <w:r>
+        <w:t xml:space="preserve">), có ý nghĩa thống kê rõ ràng, cho thấy các nghiên cứu với sai số chuẩn lớn hơn (mẫu nhỏ hơn) có xu hướng báo cáo effect size thấp hơn, phù hợp với lệch lạc công bố ưu tiên kết quả dương tính.</w:t>
+      </w:r>
+      <w:r>
+        <w:t xml:space="preserve"> </w:t>
+      </w:r>
+      <w:r>
+        <w:rPr>
+          <w:bCs/>
+          <w:b/>
+        </w:rPr>
+        <w:t xml:space="preserve">Phân tích trim-and-fill</w:t>
+      </w:r>
+      <w:r>
+        <w:t xml:space="preserve"> </w:t>
+      </w:r>
+      <w:r>
+        <w:t xml:space="preserve">điều chỉnh ước lượng từ</w:t>
+      </w:r>
+      <w:r>
+        <w:t xml:space="preserve"> </w:t>
+      </w:r>
+      <m:oMath>
+        <m:r>
           <m:t>r</m:t>
         </m:r>
         <m:r>
@@ -1919,7 +2180,7 @@
           <m:t>,</m:t>
         </m:r>
         <m:r>
-          <m:t>075</m:t>
+          <m:t>074</m:t>
         </m:r>
       </m:oMath>
       <w:r>
@@ -1951,14 +2212,204 @@
           <m:t>,</m:t>
         </m:r>
         <m:r>
-          <m:t>068</m:t>
+          <m:t>035</m:t>
         </m:r>
       </m:oMath>
       <w:r>
         <w:t xml:space="preserve"> </w:t>
       </w:r>
       <w:r>
-        <w:t xml:space="preserve">— mức điều chỉnh nhỏ (chưa đến 10%) và không làm thay đổi bất kỳ kết luận nào về chiều hướng hay ý nghĩa của quan hệ tổng hợp.</w:t>
+        <w:t xml:space="preserve">(với</w:t>
+      </w:r>
+      <w:r>
+        <w:t xml:space="preserve"> </w:t>
+      </w:r>
+      <m:oMath>
+        <m:r>
+          <m:t>k</m:t>
+        </m:r>
+        <m:r>
+          <m:rPr>
+            <m:sty m:val="p"/>
+          </m:rPr>
+          <m:t>=</m:t>
+        </m:r>
+        <m:r>
+          <m:t>58</m:t>
+        </m:r>
+      </m:oMath>
+      <w:r>
+        <w:t xml:space="preserve"> </w:t>
+      </w:r>
+      <w:r>
+        <w:t xml:space="preserve">nghiên cứu được imputed), mức điều chỉnh đáng kể nhưng không đổi chiều hướng tích cực của quan hệ tổng hợp.</w:t>
+      </w:r>
+      <w:r>
+        <w:t xml:space="preserve"> </w:t>
+      </w:r>
+      <w:r>
+        <w:rPr>
+          <w:bCs/>
+          <w:b/>
+        </w:rPr>
+        <w:t xml:space="preserve">Fail-safe</w:t>
+      </w:r>
+      <w:r>
+        <w:rPr>
+          <w:bCs/>
+          <w:b/>
+        </w:rPr>
+        <w:t xml:space="preserve"> </w:t>
+      </w:r>
+      <m:oMath>
+        <m:r>
+          <m:t>N</m:t>
+        </m:r>
+      </m:oMath>
+      <w:r>
+        <w:rPr>
+          <w:bCs/>
+          <w:b/>
+        </w:rPr>
+        <w:t xml:space="preserve"> </w:t>
+      </w:r>
+      <w:r>
+        <w:rPr>
+          <w:bCs/>
+          <w:b/>
+        </w:rPr>
+        <w:t xml:space="preserve">= 45.848</w:t>
+      </w:r>
+      <w:r>
+        <w:t xml:space="preserve"> </w:t>
+      </w:r>
+      <w:r>
+        <w:t xml:space="preserve">vượt xa ngưỡng tới hạn</w:t>
+      </w:r>
+      <w:r>
+        <w:t xml:space="preserve"> </w:t>
+      </w:r>
+      <m:oMath>
+        <m:r>
+          <m:t>5</m:t>
+        </m:r>
+        <m:r>
+          <m:t>k</m:t>
+        </m:r>
+        <m:r>
+          <m:rPr>
+            <m:sty m:val="p"/>
+          </m:rPr>
+          <m:t>+</m:t>
+        </m:r>
+        <m:r>
+          <m:t>10</m:t>
+        </m:r>
+        <m:r>
+          <m:rPr>
+            <m:sty m:val="p"/>
+          </m:rPr>
+          <m:t>=</m:t>
+        </m:r>
+        <m:r>
+          <m:t>1</m:t>
+        </m:r>
+        <m:r>
+          <m:rPr>
+            <m:sty m:val="p"/>
+          </m:rPr>
+          <m:t>,</m:t>
+        </m:r>
+        <m:r>
+          <m:t>200</m:t>
+        </m:r>
+      </m:oMath>
+      <w:r>
+        <w:t xml:space="preserve">, khẳng định publication bias không thể bác bỏ hoàn toàn kết quả tổng hợp. Tổng hợp lại, bằng chứng publication bias được xác nhận qua kiểm định Begg-Mazumdar có ý nghĩa (</w:t>
+      </w:r>
+      <m:oMath>
+        <m:r>
+          <m:t>p</m:t>
+        </m:r>
+        <m:r>
+          <m:rPr>
+            <m:sty m:val="p"/>
+          </m:rPr>
+          <m:t>=</m:t>
+        </m:r>
+        <m:r>
+          <m:rPr>
+            <m:sty m:val="p"/>
+          </m:rPr>
+          <m:t>,</m:t>
+        </m:r>
+        <m:r>
+          <m:t>0007</m:t>
+        </m:r>
+      </m:oMath>
+      <w:r>
+        <w:t xml:space="preserve">): pooled effect thực</w:t>
+      </w:r>
+      <w:r>
+        <w:t xml:space="preserve"> </w:t>
+      </w:r>
+      <m:oMath>
+        <m:r>
+          <m:t>r</m:t>
+        </m:r>
+        <m:r>
+          <m:rPr>
+            <m:sty m:val="p"/>
+          </m:rPr>
+          <m:t>=</m:t>
+        </m:r>
+        <m:r>
+          <m:t>0</m:t>
+        </m:r>
+        <m:r>
+          <m:rPr>
+            <m:sty m:val="p"/>
+          </m:rPr>
+          <m:t>,</m:t>
+        </m:r>
+        <m:r>
+          <m:t>074</m:t>
+        </m:r>
+      </m:oMath>
+      <w:r>
+        <w:t xml:space="preserve"> </w:t>
+      </w:r>
+      <w:r>
+        <w:t xml:space="preserve">có thể bị thổi phồng so với hiệu ứng dân số thực, với ước lượng bảo thủ hơn là</w:t>
+      </w:r>
+      <w:r>
+        <w:t xml:space="preserve"> </w:t>
+      </w:r>
+      <m:oMath>
+        <m:r>
+          <m:t>r</m:t>
+        </m:r>
+        <m:r>
+          <m:rPr>
+            <m:sty m:val="p"/>
+          </m:rPr>
+          <m:t>=</m:t>
+        </m:r>
+        <m:r>
+          <m:t>0</m:t>
+        </m:r>
+        <m:r>
+          <m:rPr>
+            <m:sty m:val="p"/>
+          </m:rPr>
+          <m:t>,</m:t>
+        </m:r>
+        <m:r>
+          <m:t>035</m:t>
+        </m:r>
+      </m:oMath>
+      <w:r>
+        <w:t xml:space="preserve">.</w:t>
       </w:r>
     </w:p>
     <w:p>
@@ -1968,18 +2419,18 @@
         </w:pict>
       </w:r>
     </w:p>
-    <w:bookmarkEnd w:id="29"/>
     <w:bookmarkEnd w:id="30"/>
-    <w:bookmarkStart w:id="34" w:name="X240e194458f5111df8410ba3e5077585e24446e"/>
+    <w:bookmarkEnd w:id="31"/>
+    <w:bookmarkStart w:id="35" w:name="Xae571c1410747d630a72c4d12985bac375822ae"/>
     <w:p>
       <w:pPr>
         <w:pStyle w:val="Heading2"/>
       </w:pPr>
       <w:r>
-        <w:t xml:space="preserve">4.3 Kết quả bối cảnh thể chế tiên tiến — Đổi mới: Singapore (P4)</w:t>
-      </w:r>
-    </w:p>
-    <w:bookmarkStart w:id="31" w:name="X679a53d2d7d81af6dc70c43fd1f038f5d3cee36"/>
+        <w:t xml:space="preserve">4.3 Kết quả bối cảnh thể chế tiên tiến, Đổi mới: Singapore (P4)</w:t>
+      </w:r>
+    </w:p>
+    <w:bookmarkStart w:id="32" w:name="xác-nhận-quan-hệ-phi-tuyến-chữ-u-ngược"/>
     <w:p>
       <w:pPr>
         <w:pStyle w:val="Heading3"/>
@@ -2077,17 +2528,43 @@
           <w:bCs/>
           <w:b/>
         </w:rPr>
-        <w:t xml:space="preserve">TP ≈ 88,6% FSTS</w:t>
-      </w:r>
-      <w:r>
-        <w:t xml:space="preserve"> </w:t>
-      </w:r>
-      <w:r>
-        <w:t xml:space="preserve">— đây là điểm turning point cao nhất trong tất cả các bối cảnh ICRV được phân tích trong luận án. Khoảng tin cậy của turning point rộng (CI: [53%, 253%]), phản ánh hạn chế về quy mô mẫu và thống kê chính xác, nhưng điểm ước lượng trung tâm cho thấy rằng doanh nghiệp Singapore có thể duy trì đà tăng trưởng hiệu quả khi quốc tế hóa ở mức độ rất cao trước khi đạt đỉnh và suy giảm.</w:t>
-      </w:r>
-    </w:p>
-    <w:bookmarkEnd w:id="31"/>
-    <w:bookmarkStart w:id="32" w:name="X4e892af5ca440364b8d37c3a20faa47e2037652"/>
+        <w:t xml:space="preserve">TP</w:t>
+      </w:r>
+      <w:r>
+        <w:rPr>
+          <w:bCs/>
+          <w:b/>
+        </w:rPr>
+        <w:t xml:space="preserve"> </w:t>
+      </w:r>
+      <m:oMath>
+        <m:r>
+          <m:rPr>
+            <m:sty m:val="p"/>
+          </m:rPr>
+          <m:t>≈</m:t>
+        </m:r>
+      </m:oMath>
+      <w:r>
+        <w:rPr>
+          <w:bCs/>
+          <w:b/>
+        </w:rPr>
+        <w:t xml:space="preserve"> </w:t>
+      </w:r>
+      <w:r>
+        <w:rPr>
+          <w:bCs/>
+          <w:b/>
+        </w:rPr>
+        <w:t xml:space="preserve">88,6% FSTS</w:t>
+      </w:r>
+      <w:r>
+        <w:t xml:space="preserve">, đây là điểm turning point cao nhất trong tất cả các bối cảnh ICRV được phân tích trong luận án. Khoảng tin cậy của turning point rộng (CI: [53%, 253%]), phản ánh hạn chế về quy mô mẫu và thống kê chính xác, nhưng điểm ước lượng trung tâm cho thấy rằng doanh nghiệp Singapore có thể duy trì đà tăng trưởng hiệu quả khi quốc tế hóa ở mức độ rất cao trước khi đạt đỉnh và suy giảm.</w:t>
+      </w:r>
+    </w:p>
+    <w:bookmarkEnd w:id="32"/>
+    <w:bookmarkStart w:id="33" w:name="điều-tiết-bởi-digital-adoption-index-dai"/>
     <w:p>
       <w:pPr>
         <w:pStyle w:val="Heading3"/>
@@ -2221,8 +2698,8 @@
         <w:t xml:space="preserve">). Cụ thể, ở mức độ quốc tế hóa cao, doanh nghiệp Singapore có năng lực chấp nhận số (digital adoption) cao hơn duy trì hiệu quả tốt hơn so với doanh nghiệp có mức DAI thấp hơn, cho thấy DAI đóng vai trò nguồn lực bổ trợ (situational resource) làm chậm đà suy giảm phía bên phải của đường phi tuyến.</w:t>
       </w:r>
     </w:p>
-    <w:bookmarkEnd w:id="32"/>
-    <w:bookmarkStart w:id="33" w:name="X62c0545ea3f9a0c507d1157469fca0ebf1d479e"/>
+    <w:bookmarkEnd w:id="33"/>
+    <w:bookmarkStart w:id="34" w:name="giới-hạn-suy-luận-và-cảnh-báo-thống-kê"/>
     <w:p>
       <w:pPr>
         <w:pStyle w:val="Heading3"/>
@@ -2291,7 +2768,7 @@
         <w:t xml:space="preserve"> </w:t>
       </w:r>
       <w:r>
-        <w:t xml:space="preserve">(consistent but underpowered evidence) — không bác bỏ giả thuyết nhưng cũng không tuyên bố xác nhận dứt khoát.</w:t>
+        <w:t xml:space="preserve">(consistent but underpowered evidence), không bác bỏ giả thuyết nhưng cũng không tuyên bố xác nhận dứt khoát.</w:t>
       </w:r>
     </w:p>
     <w:p>
@@ -2301,18 +2778,18 @@
         </w:pict>
       </w:r>
     </w:p>
-    <w:bookmarkEnd w:id="33"/>
     <w:bookmarkEnd w:id="34"/>
-    <w:bookmarkStart w:id="38" w:name="X94814fc7a5dc9750a15cc4bbe9ebfefe5f75317"/>
+    <w:bookmarkEnd w:id="35"/>
+    <w:bookmarkStart w:id="39" w:name="Xe82f3dce0f0627e9c9bc56dd93921b4f2535053"/>
     <w:p>
       <w:pPr>
         <w:pStyle w:val="Heading2"/>
       </w:pPr>
       <w:r>
-        <w:t xml:space="preserve">4.4 Kết quả bối cảnh thể chế trung bình cao: Trung Quốc, 2012–2024 (P5)</w:t>
-      </w:r>
-    </w:p>
-    <w:bookmarkStart w:id="35" w:name="Xb60e8e08616c949564cfeefd501a6d5841b6507"/>
+        <w:t xml:space="preserve">4.4 Kết quả bối cảnh thể chế trung bình cao: Trung Quốc, 2012-2024 (P5)</w:t>
+      </w:r>
+    </w:p>
+    <w:bookmarkStart w:id="36" w:name="Xfb5fa188fd1fb4a9962d0cf33d126795226c748"/>
     <w:p>
       <w:pPr>
         <w:pStyle w:val="Heading3"/>
@@ -2326,7 +2803,7 @@
         <w:pStyle w:val="FirstParagraph"/>
       </w:pPr>
       <w:r>
-        <w:t xml:space="preserve">Phân tích hai giai đoạn trên dữ liệu WBES Trung Quốc (Nhóm III — Upper-middle) giai đoạn 2012–2024 xác nhận dạng quan hệ phi tuyến chữ U ngược giữa FSTS và hiệu quả hoạt động doanh nghiệp. Điểm turning point được ước lượng tại:</w:t>
+        <w:t xml:space="preserve">Phân tích hai giai đoạn trên dữ liệu WBES Trung Quốc (Nhóm III, Upper-middle) giai đoạn 2012-2024 xác nhận dạng quan hệ phi tuyến chữ U ngược giữa FSTS và hiệu quả hoạt động doanh nghiệp. Điểm turning point được ước lượng tại:</w:t>
       </w:r>
     </w:p>
     <w:p>
@@ -2394,14 +2871,14 @@
         <w:t xml:space="preserve">Các con số này cho thấy doanh nghiệp Trung Quốc đạt hiệu quả tối ưu khi cường độ quốc tế hóa (FSTS) ở mức gần 49%, một mức độ tập trung quốc tế vừa phải trong bối cảnh nền kinh tế nội địa khổng lồ của Trung Quốc cũng cung cấp cơ hội tăng trưởng song song.</w:t>
       </w:r>
     </w:p>
-    <w:bookmarkEnd w:id="35"/>
-    <w:bookmarkStart w:id="36" w:name="Xa0deb7d8913573d019b75740971fb67375bd22e"/>
+    <w:bookmarkEnd w:id="36"/>
+    <w:bookmarkStart w:id="37" w:name="Xe662776ac4ed20d7263c0278e37e5e670eb65fc"/>
     <w:p>
       <w:pPr>
         <w:pStyle w:val="Heading3"/>
       </w:pPr>
       <w:r>
-        <w:t xml:space="preserve">4.4.2 Kiểm định tính ổn định theo thời gian — Temporal Stability</w:t>
+        <w:t xml:space="preserve">4.4.2 Kiểm định tính ổn định theo thời gian, Temporal Stability</w:t>
       </w:r>
     </w:p>
     <w:p>
@@ -2409,7 +2886,7 @@
         <w:pStyle w:val="FirstParagraph"/>
       </w:pPr>
       <w:r>
-        <w:t xml:space="preserve">Luận án đặt câu hỏi thực nghiệm quan trọng: liệu hình dạng phi tuyến và điểm turning point có thay đổi qua thập kỷ 2012–2024 — giai đoạn Trung Quốc chứng kiến nhiều thay đổi chính sách thương mại, căng thẳng địa chính trị và chuyển đổi số mạnh mẽ? Kiểm định Paternoster cho kết quả</w:t>
+        <w:t xml:space="preserve">Luận án đặt câu hỏi thực nghiệm quan trọng: liệu hình dạng phi tuyến và điểm turning point có thay đổi qua thập kỷ 2012-2024, giai đoạn Trung Quốc chứng kiến nhiều thay đổi chính sách thương mại, căng thẳng địa chính trị và chuyển đổi số mạnh mẽ? Kiểm định Paternoster cho kết quả</w:t>
       </w:r>
       <w:r>
         <w:t xml:space="preserve"> </w:t>
@@ -2470,10 +2947,7 @@
         </m:r>
       </m:oMath>
       <w:r>
-        <w:t xml:space="preserve"> </w:t>
-      </w:r>
-      <w:r>
-        <w:t xml:space="preserve">— không có ý nghĩa thống kê. Điều này xác nhận rằng</w:t>
+        <w:t xml:space="preserve">, không có ý nghĩa thống kê. Điều này xác nhận rằng</w:t>
       </w:r>
       <w:r>
         <w:t xml:space="preserve"> </w:t>
@@ -2549,14 +3023,11 @@
         </m:r>
       </m:oMath>
       <w:r>
-        <w:t xml:space="preserve"> </w:t>
-      </w:r>
-      <w:r>
-        <w:t xml:space="preserve">— không có ý nghĩa thống kê, nghĩa là hình dạng tổng thể của quan hệ phi tuyến không biến đổi đáng kể qua giai đoạn phân tích. Phát hiện này cho thấy trong bối cảnh Upper-middle như Trung Quốc, cơ chế căn bản của quan hệ I→P duy trì tính ổn định đáng kể — có thể phản ánh sự bù trừ giữa chi phí thích ứng tăng lên do chính sách thương mại khó đoán và năng lực tổ chức ngày càng trưởng thành của các doanh nghiệp xuất khẩu Trung Quốc.</w:t>
-      </w:r>
-    </w:p>
-    <w:bookmarkEnd w:id="36"/>
-    <w:bookmarkStart w:id="37" w:name="X71f14a0a5696ef1da89ff288e5ba29857e3b764"/>
+        <w:t xml:space="preserve">, không có ý nghĩa thống kê, nghĩa là hình dạng tổng thể của quan hệ phi tuyến không biến đổi đáng kể qua giai đoạn phân tích. Phát hiện này cho thấy trong bối cảnh Upper-middle như Trung Quốc, cơ chế căn bản của quan hệ I-P duy trì tính ổn định đáng kể, có thể phản ánh sự bù trừ giữa chi phí thích ứng tăng lên do chính sách thương mại khó đoán và năng lực tổ chức ngày càng trưởng thành của các doanh nghiệp xuất khẩu Trung Quốc.</w:t>
+      </w:r>
+    </w:p>
+    <w:bookmarkEnd w:id="37"/>
+    <w:bookmarkStart w:id="38" w:name="vai-trò-của-tci-và-dai"/>
     <w:p>
       <w:pPr>
         <w:pStyle w:val="Heading3"/>
@@ -2644,18 +3115,18 @@
         </w:pict>
       </w:r>
     </w:p>
-    <w:bookmarkEnd w:id="37"/>
     <w:bookmarkEnd w:id="38"/>
-    <w:bookmarkStart w:id="43" w:name="Xbcfd430554f00dbefbbe6cf2f35944b447a87b7"/>
+    <w:bookmarkEnd w:id="39"/>
+    <w:bookmarkStart w:id="44" w:name="X8e2e1e61918148d2b474752a2fc33cc990ea226"/>
     <w:p>
       <w:pPr>
         <w:pStyle w:val="Heading2"/>
       </w:pPr>
       <w:r>
-        <w:t xml:space="preserve">4.5 Kết quả bối cảnh chuyển đổi bậc thấp—trung: Việt Nam (P3)</w:t>
-      </w:r>
-    </w:p>
-    <w:bookmarkStart w:id="39" w:name="X3454574aade39a3defa8c8bbeff40a0b08588bb"/>
+        <w:t xml:space="preserve">4.5 Kết quả bối cảnh chuyển đổi bậc thấp đến trung: Việt Nam (P3)</w:t>
+      </w:r>
+    </w:p>
+    <w:bookmarkStart w:id="40" w:name="Xfa9060265c18c079d3fb45cfff0778bcd89c27e"/>
     <w:p>
       <w:pPr>
         <w:pStyle w:val="Heading3"/>
@@ -2669,7 +3140,7 @@
         <w:pStyle w:val="FirstParagraph"/>
       </w:pPr>
       <w:r>
-        <w:t xml:space="preserve">Phân tích hồi quy bảng (panel regression) trên ba làn sóng khảo sát WBES Việt Nam (2009, 2015, 2023) xác nhận dạng phi tuyến chữ U ngược. Mô hình M4 — mô hình chính — cho kết quả:</w:t>
+        <w:t xml:space="preserve">Phân tích hồi quy bảng (panel regression) trên ba làn sóng khảo sát WBES Việt Nam (2009, 2015, 2023) xác nhận dạng phi tuyến chữ U ngược. Mô hình M4, mô hình chính, cho kết quả:</w:t>
       </w:r>
     </w:p>
     <w:p>
@@ -2823,7 +3294,7 @@
         <w:pStyle w:val="FirstParagraph"/>
       </w:pPr>
       <w:r>
-        <w:t xml:space="preserve">Cả hai hệ số đều có ý nghĩa thống kê, với hệ số bậc nhất dương và bậc hai âm xác nhận đường cong chữ U ngược. Kiểm định hình thức bằng phương pháp Lind–Mehlum (U-test) cho kết quả</w:t>
+        <w:t xml:space="preserve">Cả hai hệ số đều có ý nghĩa thống kê, với hệ số bậc nhất dương và bậc hai âm xác nhận đường cong chữ U ngược. Kiểm định hình thức bằng phương pháp Lind-Mehlum (U-test) cho kết quả</w:t>
       </w:r>
       <w:r>
         <w:t xml:space="preserve"> </w:t>
@@ -2849,14 +3320,11 @@
         </m:r>
       </m:oMath>
       <w:r>
-        <w:t xml:space="preserve"> </w:t>
-      </w:r>
-      <w:r>
-        <w:t xml:space="preserve">— bằng chứng thống kê mạnh nhất trong tất cả các mẫu quốc gia của luận án.</w:t>
-      </w:r>
-    </w:p>
-    <w:bookmarkEnd w:id="39"/>
-    <w:bookmarkStart w:id="40" w:name="X804630c1165edd6cffbd7129602e5c7644f12f7"/>
+        <w:t xml:space="preserve">, bằng chứng thống kê mạnh nhất trong tất cả các mẫu quốc gia của luận án.</w:t>
+      </w:r>
+    </w:p>
+    <w:bookmarkEnd w:id="40"/>
+    <w:bookmarkStart w:id="41" w:name="điểm-turning-point-theo-làn-sóng"/>
     <w:p>
       <w:pPr>
         <w:pStyle w:val="Heading3"/>
@@ -3033,19 +3501,71 @@
           <w:bCs/>
           <w:b/>
         </w:rPr>
-        <w:t xml:space="preserve">39–46% FSTS</w:t>
-      </w:r>
-      <w:r>
-        <w:t xml:space="preserve"> </w:t>
-      </w:r>
-      <w:r>
-        <w:t xml:space="preserve">đặt Việt Nam ở mức "thấp hơn đáng kể" so với Singapore (TP ≈ 88,6%) và tương đương hoặc thấp hơn Trung Quốc (TP ≈ 48,78%). Kiểm định Paternoster so sánh turning point giữa 2009 và 2015 cho kết quả</w:t>
+        <w:t xml:space="preserve">39-46% FSTS</w:t>
+      </w:r>
+      <w:r>
+        <w:t xml:space="preserve"> </w:t>
+      </w:r>
+      <w:r>
+        <w:t xml:space="preserve">đặt Việt Nam ở mức</w:t>
+      </w:r>
+      <w:r>
+        <w:t xml:space="preserve"> </w:t>
+      </w:r>
+      <w:r>
+        <w:t xml:space="preserve">“</w:t>
+      </w:r>
+      <w:r>
+        <w:t xml:space="preserve">thấp hơn đáng kể</w:t>
+      </w:r>
+      <w:r>
+        <w:t xml:space="preserve">”</w:t>
+      </w:r>
+      <w:r>
+        <w:t xml:space="preserve"> </w:t>
+      </w:r>
+      <w:r>
+        <w:t xml:space="preserve">so với Singapore (TP</w:t>
       </w:r>
       <w:r>
         <w:t xml:space="preserve"> </w:t>
       </w:r>
       <m:oMath>
         <m:r>
+          <m:rPr>
+            <m:sty m:val="p"/>
+          </m:rPr>
+          <m:t>≈</m:t>
+        </m:r>
+      </m:oMath>
+      <w:r>
+        <w:t xml:space="preserve"> </w:t>
+      </w:r>
+      <w:r>
+        <w:t xml:space="preserve">88,6%) và tương đương hoặc thấp hơn Trung Quốc (TP</w:t>
+      </w:r>
+      <w:r>
+        <w:t xml:space="preserve"> </w:t>
+      </w:r>
+      <m:oMath>
+        <m:r>
+          <m:rPr>
+            <m:sty m:val="p"/>
+          </m:rPr>
+          <m:t>≈</m:t>
+        </m:r>
+      </m:oMath>
+      <w:r>
+        <w:t xml:space="preserve"> </w:t>
+      </w:r>
+      <w:r>
+        <w:t xml:space="preserve">48,78%). Kiểm định Paternoster so sánh turning point giữa 2009 và 2015 cho kết quả</w:t>
+      </w:r>
+      <w:r>
+        <w:t xml:space="preserve"> </w:t>
+      </w:r>
+      <m:oMath>
+        <m:r>
           <m:t>z</m:t>
         </m:r>
         <m:r>
@@ -3094,20 +3614,17 @@
         </m:r>
       </m:oMath>
       <w:r>
-        <w:t xml:space="preserve"> </w:t>
-      </w:r>
-      <w:r>
-        <w:t xml:space="preserve">— có ý nghĩa thống kê, cho thấy turning point đã dịch chuyển đáng kể từ 46,2% xuống 39,3% giữa hai làn sóng.</w:t>
-      </w:r>
-    </w:p>
-    <w:bookmarkEnd w:id="40"/>
-    <w:bookmarkStart w:id="41" w:name="X61eaf74d7adbfccac462ff4ef2ca9383cc5f370"/>
+        <w:t xml:space="preserve">, có ý nghĩa thống kê, cho thấy turning point đã dịch chuyển đáng kể từ 46,2% xuống 39,3% giữa hai làn sóng.</w:t>
+      </w:r>
+    </w:p>
+    <w:bookmarkEnd w:id="41"/>
+    <w:bookmarkStart w:id="42" w:name="điều-tiết-bởi-tci-tích-cực-và-có-ý-nghĩa"/>
     <w:p>
       <w:pPr>
         <w:pStyle w:val="Heading3"/>
       </w:pPr>
       <w:r>
-        <w:t xml:space="preserve">4.5.3 Điều tiết bởi TCI — Tích cực và có ý nghĩa</w:t>
+        <w:t xml:space="preserve">4.5.3 Điều tiết bởi TCI, Tích cực và có ý nghĩa</w:t>
       </w:r>
     </w:p>
     <w:p>
@@ -3166,17 +3683,17 @@
         <w:t xml:space="preserve">dương và có ý nghĩa thống kê</w:t>
       </w:r>
       <w:r>
-        <w:t xml:space="preserve">: TCI làm nâng cao mặt bằng hiệu quả và khuếch đại tác động tích cực của quốc tế hóa. Doanh nghiệp Việt Nam có năng lực công nghệ tốt hơn (đo bằng TCI) đạt hiệu quả cao hơn từ quá trình quốc tế hóa — nhất quán với H2 trong khung lý thuyết CDCM.</w:t>
-      </w:r>
-    </w:p>
-    <w:bookmarkEnd w:id="41"/>
-    <w:bookmarkStart w:id="42" w:name="Xf74d16bb8b5ef71c31f95c8c6bafd31bd18e385"/>
+        <w:t xml:space="preserve">: TCI làm nâng cao mặt bằng hiệu quả và khuếch đại tác động tích cực của quốc tế hóa. Doanh nghiệp Việt Nam có năng lực công nghệ tốt hơn (đo bằng TCI) đạt hiệu quả cao hơn từ quá trình quốc tế hóa, nhất quán với H2 trong khung lý thuyết CDCM.</w:t>
+      </w:r>
+    </w:p>
+    <w:bookmarkEnd w:id="42"/>
+    <w:bookmarkStart w:id="43" w:name="điều-tiết-bởi-dai-không-có-ý-nghĩa"/>
     <w:p>
       <w:pPr>
         <w:pStyle w:val="Heading3"/>
       </w:pPr>
       <w:r>
-        <w:t xml:space="preserve">4.5.4 Điều tiết bởi DAI — Không có ý nghĩa</w:t>
+        <w:t xml:space="preserve">4.5.4 Điều tiết bởi DAI, Không có ý nghĩa</w:t>
       </w:r>
     </w:p>
     <w:p>
@@ -3232,9 +3749,9 @@
         </w:pict>
       </w:r>
     </w:p>
-    <w:bookmarkEnd w:id="42"/>
     <w:bookmarkEnd w:id="43"/>
-    <w:bookmarkStart w:id="47" w:name="X55199701f1cb1e5a36a24137550ac95e848a636"/>
+    <w:bookmarkEnd w:id="44"/>
+    <w:bookmarkStart w:id="48" w:name="X561afa853383c674354c1acb167a55cae3a018f"/>
     <w:p>
       <w:pPr>
         <w:pStyle w:val="Heading2"/>
@@ -3243,7 +3760,7 @@
         <w:t xml:space="preserve">4.6 Kết quả kiểm định toàn mẫu đa bối cảnh châu Á (P7)</w:t>
       </w:r>
     </w:p>
-    <w:bookmarkStart w:id="44" w:name="X4afadfb0b2cc4943ce00f31457981e8c10f3a3d"/>
+    <w:bookmarkStart w:id="45" w:name="mẫu-và-mô-hình-chính"/>
     <w:p>
       <w:pPr>
         <w:pStyle w:val="Heading3"/>
@@ -3294,7 +3811,7 @@
         <w:t xml:space="preserve"> </w:t>
       </w:r>
       <w:r>
-        <w:t xml:space="preserve">(mô hình M2 — quadratic FSTS không có biến kiểm soát). Khi bổ sung đầy đủ biến kiểm soát, mẫu hồi quy giảm xuống</w:t>
+        <w:t xml:space="preserve">(mô hình M2, quadratic FSTS không có biến kiểm soát). Khi bổ sung đầy đủ biến kiểm soát, mẫu hồi quy giảm xuống</w:t>
       </w:r>
       <w:r>
         <w:t xml:space="preserve"> </w:t>
@@ -3317,7 +3834,7 @@
         <w:t xml:space="preserve"> </w:t>
       </w:r>
       <w:r>
-        <w:t xml:space="preserve">quan sát (M3–M5), phản ánh missing data trong biến sở hữu nước ngoài và tuổi doanh nghiệp ở các nền kinh tế nhỏ và sóng WBES sớm. Mô hình M5 với country fixed effects và year fixed effects — cấu hình mạnh nhất về kiểm soát phương sai không quan sát (</w:t>
+        <w:t xml:space="preserve">quan sát (M3-M5), phản ánh missing data trong biến sở hữu nước ngoài và tuổi doanh nghiệp ở các nền kinh tế nhỏ và sóng WBES sớm. Mô hình M5 với country fixed effects và year fixed effects, cấu hình mạnh nhất về kiểm soát phương sai không quan sát (</w:t>
       </w:r>
       <m:oMath>
         <m:sSup>
@@ -3353,7 +3870,7 @@
         </m:r>
       </m:oMath>
       <w:r>
-        <w:t xml:space="preserve">) — ước lượng turning point tổng thể (pooled):</w:t>
+        <w:t xml:space="preserve">), ước lượng turning point tổng thể (pooled):</w:t>
       </w:r>
     </w:p>
     <w:p>
@@ -3455,7 +3972,7 @@
         <w:pStyle w:val="FirstParagraph"/>
       </w:pPr>
       <w:r>
-        <w:t xml:space="preserve">Turning point dao động nhất quán trong dải hẹp 33,8–40,0% FSTS qua tất cả các đặc tả M2–M9, và được xác nhận lại trong mô hình điều tiết ba chiều đầy đủ M11 (</w:t>
+        <w:t xml:space="preserve">Turning point dao động nhất quán trong dải hẹp 33,8-40,0% FSTS qua tất cả các đặc tả M2-M9, và được xác nhận lại trong mô hình điều tiết ba chiều đầy đủ M11 (</w:t>
       </w:r>
       <m:oMath>
         <m:r>
@@ -3553,14 +4070,14 @@
         <w:t xml:space="preserve">). Tính nhất quán này bác bỏ giả thuyết rằng chữ U ngược chỉ là artefact của mẫu nhỏ hay thiếu biến kiểm soát.</w:t>
       </w:r>
     </w:p>
-    <w:bookmarkEnd w:id="44"/>
-    <w:bookmarkStart w:id="45" w:name="Xb1032e0e3de2851ef84ba79e46d037a1936fae6"/>
+    <w:bookmarkEnd w:id="45"/>
+    <w:bookmarkStart w:id="46" w:name="gradient-icrv-xác-nhận-h5"/>
     <w:p>
       <w:pPr>
         <w:pStyle w:val="Heading3"/>
       </w:pPr>
       <w:r>
-        <w:t xml:space="preserve">4.6.2 Gradient ICRV — Xác nhận H5</w:t>
+        <w:t xml:space="preserve">4.6.2 Gradient ICRV, Xác nhận H5</w:t>
       </w:r>
     </w:p>
     <w:p>
@@ -3664,7 +4181,7 @@
         <w:pStyle w:val="FirstParagraph"/>
       </w:pPr>
       <w:r>
-        <w:t xml:space="preserve">Gradient này nhất quán với dự đoán của Institutional Theory: trong môi trường thể chế mạnh (Nhóm I), doanh nghiệp hoàn thu chi phí quốc tế hóa tại mức FSTS thấp hơn, tức là đạt đỉnh hiệu quả sớm hơn. Ngược lại, tại các nền kinh tế thể chế yếu (Nhóm V–VI), doanh nghiệp cần mức độ quốc tế hóa cao hơn để bù đắp chi phí giao dịch và bất định thể chế, nên turning point xuất hiện muộn hơn — ở mức FSTS cao hơn.</w:t>
+        <w:t xml:space="preserve">Gradient này nhất quán với dự đoán của Institutional Theory: trong môi trường thể chế mạnh (Nhóm I), doanh nghiệp hoàn thu chi phí quốc tế hóa tại mức FSTS thấp hơn, tức là đạt đỉnh hiệu quả sớm hơn. Ngược lại, tại các nền kinh tế thể chế yếu (Nhóm V-VI), doanh nghiệp cần mức độ quốc tế hóa cao hơn để bù đắp chi phí giao dịch và bất định thể chế, nên turning point xuất hiện muộn hơn, ở mức FSTS cao hơn.</w:t>
       </w:r>
     </w:p>
     <w:p>
@@ -3717,7 +4234,7 @@
           <m:t>=</m:t>
         </m:r>
         <m:r>
-          <m:t>127</m:t>
+          <m:t>17</m:t>
         </m:r>
         <m:r>
           <m:rPr>
@@ -3726,15 +4243,41 @@
           <m:t>,</m:t>
         </m:r>
         <m:r>
-          <m:t>77</m:t>
+          <m:t>35</m:t>
         </m:r>
       </m:oMath>
       <w:r>
-        <w:t xml:space="preserve">). Hai nguồn bằng chứng độc lập — meta-analytic và primary empirical — cùng chỉ ra gradient ICRV, tạo ra independent confirmation có giá trị.</w:t>
-      </w:r>
-    </w:p>
-    <w:bookmarkEnd w:id="45"/>
-    <w:bookmarkStart w:id="46" w:name="X5a095d2d2756e364c0fa5703e6aa5c62834bd73"/>
+        <w:t xml:space="preserve">,</w:t>
+      </w:r>
+      <w:r>
+        <w:t xml:space="preserve"> </w:t>
+      </w:r>
+      <m:oMath>
+        <m:r>
+          <m:t>p</m:t>
+        </m:r>
+        <m:r>
+          <m:rPr>
+            <m:sty m:val="p"/>
+          </m:rPr>
+          <m:t>=</m:t>
+        </m:r>
+        <m:r>
+          <m:rPr>
+            <m:sty m:val="p"/>
+          </m:rPr>
+          <m:t>,</m:t>
+        </m:r>
+        <m:r>
+          <m:t>002</m:t>
+        </m:r>
+      </m:oMath>
+      <w:r>
+        <w:t xml:space="preserve">). Hai nguồn bằng chứng độc lập, meta-analytic và primary empirical, cùng chỉ ra gradient ICRV, tạo ra independent confirmation có giá trị.</w:t>
+      </w:r>
+    </w:p>
+    <w:bookmarkEnd w:id="46"/>
+    <w:bookmarkStart w:id="47" w:name="điều-tiết-bởi-tci-và-dai-trong-toàn-mẫu"/>
     <w:p>
       <w:pPr>
         <w:pStyle w:val="Heading3"/>
@@ -3759,7 +4302,31 @@
         <w:t xml:space="preserve">TCI</w:t>
       </w:r>
       <w:r>
-        <w:t xml:space="preserve">: có ý nghĩa thống kê dương trên toàn mẫu — một đơn vị độ lệch chuẩn tăng TCI nâng năng suất lao động khoảng 41% (exp(0,344)−1). Tuy nhiên, các tương tác FSTS×TCI và FSTS²×TCI</w:t>
+        <w:t xml:space="preserve">: có ý nghĩa thống kê dương trên toàn mẫu, một đơn vị độ lệch chuẩn tăng TCI nâng năng suất lao động khoảng 41% (exp(0,344)−1). Tuy nhiên, các tương tác FSTS×TCI và</w:t>
+      </w:r>
+      <w:r>
+        <w:t xml:space="preserve"> </w:t>
+      </w:r>
+      <m:oMath>
+        <m:sSup>
+          <m:e>
+            <m:r>
+              <m:rPr>
+                <m:nor/>
+                <m:sty m:val="p"/>
+              </m:rPr>
+              <m:t>FSTS</m:t>
+            </m:r>
+          </m:e>
+          <m:sup>
+            <m:r>
+              <m:t>2</m:t>
+            </m:r>
+          </m:sup>
+        </m:sSup>
+      </m:oMath>
+      <w:r>
+        <w:t xml:space="preserve">×TCI</w:t>
       </w:r>
       <w:r>
         <w:t xml:space="preserve"> </w:t>
@@ -3788,7 +4355,7 @@
         <w:t xml:space="preserve">được xác nhận một phần</w:t>
       </w:r>
       <w:r>
-        <w:t xml:space="preserve">: TCI là yếu tố nâng mặt bằng năng suất nhất quán, nhưng vai trò uốn hình dạng đường cong I→P chỉ xuất hiện trong bối cảnh quốc gia cụ thể (P3 Việt Nam), không phổ quát xuyên toàn mẫu.</w:t>
+        <w:t xml:space="preserve">: TCI là yếu tố nâng mặt bằng năng suất nhất quán, nhưng vai trò uốn hình dạng đường cong I-P chỉ xuất hiện trong bối cảnh quốc gia cụ thể (P3 Việt Nam), không phổ quát xuyên toàn mẫu.</w:t>
       </w:r>
     </w:p>
     <w:p>
@@ -3807,7 +4374,7 @@
         <w:t xml:space="preserve">DAI</w:t>
       </w:r>
       <w:r>
-        <w:t xml:space="preserve">: có ý nghĩa thống kê toàn mẫu — hiệu ứng trực tiếp</w:t>
+        <w:t xml:space="preserve">: có ý nghĩa thống kê toàn mẫu, hiệu ứng trực tiếp</w:t>
       </w:r>
       <w:r>
         <w:t xml:space="preserve"> </w:t>
@@ -4097,7 +4664,7 @@
         </m:r>
       </m:oMath>
       <w:r>
-        <w:t xml:space="preserve">). Pattern âm rồi dương này cho thấy doanh nghiệp DAI cao có đường cong I→P phẳng hơn nhưng dịch lên — tổn thất hiệu suất ít hơn khi quốc tế hóa cao. Tương tác DAI×ICRV (</w:t>
+        <w:t xml:space="preserve">). Pattern âm rồi dương này cho thấy doanh nghiệp DAI cao có đường cong I-P phẳng hơn nhưng dịch lên, tổn thất hiệu suất ít hơn khi quốc tế hóa cao. Tương tác DAI×ICRV (</w:t>
       </w:r>
       <m:oMath>
         <m:r>
@@ -4130,18 +4697,18 @@
         </w:pict>
       </w:r>
     </w:p>
-    <w:bookmarkEnd w:id="46"/>
     <w:bookmarkEnd w:id="47"/>
-    <w:bookmarkStart w:id="51" w:name="X148edf673f29f3cdc512225d99b03a9e67e1c42"/>
+    <w:bookmarkEnd w:id="48"/>
+    <w:bookmarkStart w:id="52" w:name="X42f69945b56833cca239d45dc5864a7be6f74d7"/>
     <w:p>
       <w:pPr>
         <w:pStyle w:val="Heading2"/>
       </w:pPr>
       <w:r>
-        <w:t xml:space="preserve">4.7 Kết quả trường hợp biên SIDS — Các nền kinh tế đảo nhỏ đang phát triển (P8)</w:t>
-      </w:r>
-    </w:p>
-    <w:bookmarkStart w:id="48" w:name="Xe52dd8a4967ed07d68452ad9b61fc702a699611"/>
+        <w:t xml:space="preserve">4.7 Kết quả trường hợp biên SIDS, Các nền kinh tế đảo nhỏ đang phát triển (P8)</w:t>
+      </w:r>
+    </w:p>
+    <w:bookmarkStart w:id="49" w:name="đặc-điểm-mẫu-sids"/>
     <w:p>
       <w:pPr>
         <w:pStyle w:val="Heading3"/>
@@ -4155,7 +4722,7 @@
         <w:pStyle w:val="FirstParagraph"/>
       </w:pPr>
       <w:r>
-        <w:t xml:space="preserve">Phân tích P8 tập trung vào chín quốc gia SIDS Thái Bình Dương (Pacific Small Island Developing States — Nhóm VI) với tổng</w:t>
+        <w:t xml:space="preserve">Phân tích P8 tập trung vào chín quốc gia SIDS Thái Bình Dương (Pacific Small Island Developing States, Nhóm VI) với tổng</w:t>
       </w:r>
       <w:r>
         <w:t xml:space="preserve"> </w:t>
@@ -4217,14 +4784,14 @@
         <w:t xml:space="preserve">(chiếm 12,7% mẫu). Tỷ lệ doanh thu xuất khẩu trung bình rất thấp: mean FSTS = 0,060 (6,0%).</w:t>
       </w:r>
     </w:p>
-    <w:bookmarkEnd w:id="48"/>
-    <w:bookmarkStart w:id="49" w:name="Xda8912ddf3b9c40c39597e70818ba6d2fa29362"/>
+    <w:bookmarkEnd w:id="49"/>
+    <w:bookmarkStart w:id="50" w:name="X305be4308b12f06c15c4aa0bf75053d865f81d7"/>
     <w:p>
       <w:pPr>
         <w:pStyle w:val="Heading3"/>
       </w:pPr>
       <w:r>
-        <w:t xml:space="preserve">4.7.2 Hiệu ứng âm đơn điệu — Forced Internationalization Penalty (FIP)</w:t>
+        <w:t xml:space="preserve">4.7.2 Hiệu ứng âm đơn điệu, Forced Internationalization Penalty (FIP)</w:t>
       </w:r>
     </w:p>
     <w:p>
@@ -4397,10 +4964,7 @@
         <w:t xml:space="preserve">thấp hơn</w:t>
       </w:r>
       <w:r>
-        <w:t xml:space="preserve"> </w:t>
-      </w:r>
-      <w:r>
-        <w:t xml:space="preserve">— quan hệ âm đơn điệu. Trong mẫu chỉ gồm doanh nghiệp xuất khẩu (exporters-only), hệ số âm còn mạnh hơn:</w:t>
+        <w:t xml:space="preserve">, quan hệ âm đơn điệu. Trong mẫu chỉ gồm doanh nghiệp xuất khẩu (exporters-only), hệ số âm còn mạnh hơn:</w:t>
       </w:r>
     </w:p>
     <w:p>
@@ -4588,11 +5152,11 @@
         <w:t xml:space="preserve"> </w:t>
       </w:r>
       <w:r>
-        <w:t xml:space="preserve">(monotone decline) — không có turning point trong phạm vi dữ liệu.</w:t>
-      </w:r>
-    </w:p>
-    <w:bookmarkEnd w:id="49"/>
-    <w:bookmarkStart w:id="50" w:name="X9bd5b3fa82a3bf10893bad805f5c2ae8e352ac8"/>
+        <w:t xml:space="preserve">(monotone decline), không có turning point trong phạm vi dữ liệu.</w:t>
+      </w:r>
+    </w:p>
+    <w:bookmarkEnd w:id="50"/>
+    <w:bookmarkStart w:id="51" w:name="X1eacd79ea5935ba958f558c7fa8a022614fd635"/>
     <w:p>
       <w:pPr>
         <w:pStyle w:val="Heading3"/>
@@ -4619,10 +5183,7 @@
         <w:t xml:space="preserve">Forced Internationalization Penalty (FIP)</w:t>
       </w:r>
       <w:r>
-        <w:t xml:space="preserve"> </w:t>
-      </w:r>
-      <w:r>
-        <w:t xml:space="preserve">— gánh nặng quốc tế hóa bắt buộc — một construct lý thuyết mới chưa có trong literature IB trước đây. Cơ chế giải thích gồm ba yếu tố cấu trúc đặc thù của SIDS: (1) thị trường nội địa quá nhỏ, buộc doanh nghiệp SIDS xuất khẩu không phải vì có lợi thế cạnh tranh mà vì nhu cầu nội địa không đủ để duy trì hoạt động; (2) chi phí hậu cần và tiếp cận thị trường cực cao do vị trí địa lý xa xôi và phân tán; và (3) thiếu hỗ trợ thể chế và năng lực xuất khẩu.</w:t>
+        <w:t xml:space="preserve">, gánh nặng quốc tế hóa bắt buộc, một construct lý thuyết mới chưa có trong các nghiên cứu IB trước đây. Cơ chế giải thích gồm ba yếu tố cấu trúc đặc thù của SIDS: (1) thị trường nội địa quá nhỏ, buộc doanh nghiệp SIDS xuất khẩu không phải vì có lợi thế cạnh tranh mà vì nhu cầu nội địa không đủ để duy trì hoạt động; (2) chi phí hậu cần và tiếp cận thị trường cực cao do vị trí địa lý xa xôi và phân tán; và (3) thiếu hỗ trợ thể chế và năng lực xuất khẩu.</w:t>
       </w:r>
     </w:p>
     <w:p>
@@ -4630,7 +5191,7 @@
         <w:pStyle w:val="BodyText"/>
       </w:pPr>
       <w:r>
-        <w:t xml:space="preserve">Kết quả FIP là đóng góp lý thuyết gốc của luận án — lần đầu tiên được ghi nhận và đặt tên trong literature internationalization–firm performance cho khu vực Thái Bình Dương.</w:t>
+        <w:t xml:space="preserve">Kết quả FIP là đóng góp lý thuyết gốc của luận án, lần đầu tiên được ghi nhận và đặt tên trong các nghiên cứu internationalization-firm performance cho khu vực Thái Bình Dương.</w:t>
       </w:r>
     </w:p>
     <w:p>
@@ -4640,9 +5201,9 @@
         </w:pict>
       </w:r>
     </w:p>
-    <w:bookmarkEnd w:id="50"/>
     <w:bookmarkEnd w:id="51"/>
-    <w:bookmarkStart w:id="52" w:name="X5f84eb56afd02fae22daa44ef7dc0d03f77fdb7"/>
+    <w:bookmarkEnd w:id="52"/>
+    <w:bookmarkStart w:id="53" w:name="tổng-hợp-kết-quả-theo-hệ-giả-thuyết"/>
     <w:p>
       <w:pPr>
         <w:pStyle w:val="Heading2"/>
@@ -4654,7 +5215,7 @@
     <w:tbl>
       <w:tblPr>
         <w:tblStyle w:val="Table"/>
-        <w:tblW w:type="auto" w:w="0"/>
+        <w:tblW w:type="pct" w:w="5000"/>
         <w:tblLook w:firstRow="1" w:lastRow="0" w:firstColumn="0" w:lastColumn="0" w:noHBand="0" w:noVBand="0" w:val="0020"/>
         <w:jc w:val="start"/>
       </w:tblPr>
@@ -4725,7 +5286,7 @@
               <w:jc w:val="left"/>
             </w:pPr>
             <w:r>
-              <w:t xml:space="preserve">I→P có dạng inverted-U</w:t>
+              <w:t xml:space="preserve">I-P có dạng inverted-U</w:t>
             </w:r>
           </w:p>
         </w:tc>
@@ -4763,7 +5324,7 @@
               <w:jc w:val="left"/>
             </w:pPr>
             <w:r>
-              <w:t xml:space="preserve">TCI khuếch đại I→P</w:t>
+              <w:t xml:space="preserve">TCI khuếch đại I-P</w:t>
             </w:r>
           </w:p>
         </w:tc>
@@ -4801,19 +5362,37 @@
               <w:jc w:val="left"/>
             </w:pPr>
             <w:r>
-              <w:t xml:space="preserve">DAI thay đổi độ dốc I→P</w:t>
-            </w:r>
-          </w:p>
-        </w:tc>
-        <w:tc>
-          <w:tcPr/>
-          <w:p>
-            <w:pPr>
-              <w:pStyle w:val="Compact"/>
-              <w:jc w:val="left"/>
-            </w:pPr>
-            <w:r>
-              <w:t xml:space="preserve">Xác nhận: DAI có level effect phổ quát (β=+0,155***) và cả hai curvature interactions có ý nghĩa trong P7 (49 nền kinh tế); DAI×ICRV p=.012 — "digital shield" mạnh nhất khi thể chế yếu; null tại Việt Nam (Tier-1 only) là kết quả tương thích do hạn chế đo lường</w:t>
+              <w:t xml:space="preserve">DAI thay đổi độ dốc I-P</w:t>
+            </w:r>
+          </w:p>
+        </w:tc>
+        <w:tc>
+          <w:tcPr/>
+          <w:p>
+            <w:pPr>
+              <w:pStyle w:val="Compact"/>
+              <w:jc w:val="left"/>
+            </w:pPr>
+            <w:r>
+              <w:t xml:space="preserve">Xác nhận: DAI có level effect phổ quát (β = +0,155***) và cả hai curvature interactions có ý nghĩa trong P7 (49 nền kinh tế); DAI×ICRV p = 0,012,</w:t>
+            </w:r>
+            <w:r>
+              <w:t xml:space="preserve"> </w:t>
+            </w:r>
+            <w:r>
+              <w:t xml:space="preserve">“</w:t>
+            </w:r>
+            <w:r>
+              <w:t xml:space="preserve">digital shield</w:t>
+            </w:r>
+            <w:r>
+              <w:t xml:space="preserve">”</w:t>
+            </w:r>
+            <w:r>
+              <w:t xml:space="preserve"> </w:t>
+            </w:r>
+            <w:r>
+              <w:t xml:space="preserve">mạnh nhất khi thể chế yếu; null tại Việt Nam (Tier-1 only) là kết quả tương thích do hạn chế đo lường</w:t>
             </w:r>
           </w:p>
         </w:tc>
@@ -4851,7 +5430,7 @@
               <w:jc w:val="left"/>
             </w:pPr>
             <w:r>
-              <w:t xml:space="preserve">Kết quả hỗn hợp — báo cáo trong P7 với top manager nữ β = +0,185***</w:t>
+              <w:t xml:space="preserve">Kết quả hỗn hợp, báo cáo trong P7 với top manager nữ β = +0,185***</w:t>
             </w:r>
           </w:p>
         </w:tc>
@@ -4877,19 +5456,19 @@
               <w:jc w:val="left"/>
             </w:pPr>
             <w:r>
-              <w:t xml:space="preserve">Thể chế điều tiết gradient I→P</w:t>
-            </w:r>
-          </w:p>
-        </w:tc>
-        <w:tc>
-          <w:tcPr/>
-          <w:p>
-            <w:pPr>
-              <w:pStyle w:val="Compact"/>
-              <w:jc w:val="left"/>
-            </w:pPr>
-            <w:r>
-              <w:t xml:space="preserve">Xác nhận mạnh mẽ:</w:t>
+              <w:t xml:space="preserve">Thể chế điều tiết gradient I-P</w:t>
+            </w:r>
+          </w:p>
+        </w:tc>
+        <w:tc>
+          <w:tcPr/>
+          <w:p>
+            <w:pPr>
+              <w:pStyle w:val="Compact"/>
+              <w:jc w:val="left"/>
+            </w:pPr>
+            <w:r>
+              <w:t xml:space="preserve">Xác nhận một phần:</w:t>
             </w:r>
             <w:r>
               <w:t xml:space="preserve"> </w:t>
@@ -4914,7 +5493,7 @@
                 <m:t>=</m:t>
               </m:r>
               <m:r>
-                <m:t>127</m:t>
+                <m:t>17</m:t>
               </m:r>
               <m:r>
                 <m:rPr>
@@ -4925,7 +5504,7 @@
               <m:sSup>
                 <m:e>
                   <m:r>
-                    <m:t>77</m:t>
+                    <m:t>35</m:t>
                   </m:r>
                 </m:e>
                 <m:sup>
@@ -4941,12 +5520,6 @@
                     </m:rPr>
                     <m:t>*</m:t>
                   </m:r>
-                  <m:r>
-                    <m:rPr>
-                      <m:sty m:val="p"/>
-                    </m:rPr>
-                    <m:t>*</m:t>
-                  </m:r>
                 </m:sup>
               </m:sSup>
             </m:oMath>
@@ -4954,7 +5527,52 @@
               <w:t xml:space="preserve"> </w:t>
             </w:r>
             <w:r>
-              <w:t xml:space="preserve">từ meta (P6) và gradient ICRV từ P7</w:t>
+              <w:t xml:space="preserve">(</w:t>
+            </w:r>
+            <w:r>
+              <w:rPr>
+                <w:iCs/>
+                <w:i/>
+              </w:rPr>
+              <w:t xml:space="preserve">df</w:t>
+            </w:r>
+            <w:r>
+              <w:t xml:space="preserve"> </w:t>
+            </w:r>
+            <w:r>
+              <w:t xml:space="preserve">= 4,</w:t>
+            </w:r>
+            <w:r>
+              <w:t xml:space="preserve"> </w:t>
+            </w:r>
+            <w:r>
+              <w:rPr>
+                <w:iCs/>
+                <w:i/>
+              </w:rPr>
+              <w:t xml:space="preserve">p</w:t>
+            </w:r>
+            <w:r>
+              <w:t xml:space="preserve"> </w:t>
+            </w:r>
+            <w:r>
+              <w:t xml:space="preserve">= ,002) từ P6 MARA xác nhận dị biệt giữa chế độ; gradient định hướng (E1a/E1b) chưa xác nhận do</w:t>
+            </w:r>
+            <w:r>
+              <w:t xml:space="preserve"> </w:t>
+            </w:r>
+            <w:r>
+              <w:rPr>
+                <w:iCs/>
+                <w:i/>
+              </w:rPr>
+              <w:t xml:space="preserve">k</w:t>
+            </w:r>
+            <w:r>
+              <w:t xml:space="preserve"> </w:t>
+            </w:r>
+            <w:r>
+              <w:t xml:space="preserve">= 3 tại Frontier; gradient ICRV đến TP được xác nhận từ P7</w:t>
             </w:r>
           </w:p>
         </w:tc>
@@ -4980,7 +5598,7 @@
               <w:jc w:val="left"/>
             </w:pPr>
             <w:r>
-              <w:t xml:space="preserve">Hình dạng I→P thay đổi theo thời gian</w:t>
+              <w:t xml:space="preserve">Hình dạng I-P thay đổi theo thời gian</w:t>
             </w:r>
           </w:p>
         </w:tc>
@@ -5058,7 +5676,7 @@
               <w:jc w:val="left"/>
             </w:pPr>
             <w:r>
-              <w:t xml:space="preserve">H1b (FIP — SIDS boundary condition)</w:t>
+              <w:t xml:space="preserve">H1b (FIP, SIDS boundary condition)</w:t>
             </w:r>
           </w:p>
         </w:tc>
@@ -5145,7 +5763,7 @@
                 <m:t>−</m:t>
               </m:r>
               <m:r>
-                <m:t>1</m:t>
+                <m:t>0</m:t>
               </m:r>
               <m:r>
                 <m:rPr>
@@ -5156,7 +5774,7 @@
               <m:sSup>
                 <m:e>
                   <m:r>
-                    <m:t>236</m:t>
+                    <m:t>901</m:t>
                   </m:r>
                 </m:e>
                 <m:sup>
@@ -5198,7 +5816,7 @@
         </w:pict>
       </w:r>
     </w:p>
-    <w:bookmarkEnd w:id="52"/>
+    <w:bookmarkEnd w:id="53"/>
     <w:bookmarkStart w:id="54" w:name="X1d7085913fe0d9bf449e1d01e72ec60c4109544"/>
     <w:p>
       <w:pPr>
@@ -5226,7 +5844,7 @@
         <w:t xml:space="preserve">Journal of Business Research</w:t>
       </w:r>
       <w:r>
-        <w:t xml:space="preserve">, 139, 281–295.</w:t>
+        <w:t xml:space="preserve">, 139, 281-295.</w:t>
       </w:r>
     </w:p>
     <w:p>
@@ -5247,7 +5865,7 @@
         <w:t xml:space="preserve">Management International Review, 47</w:t>
       </w:r>
       <w:r>
-        <w:t xml:space="preserve">(3), 319–347.</w:t>
+        <w:t xml:space="preserve">(3), 319-347.</w:t>
       </w:r>
     </w:p>
     <w:p>
@@ -5255,7 +5873,7 @@
         <w:pStyle w:val="BodyText"/>
       </w:pPr>
       <w:r>
-        <w:t xml:space="preserve">Đỗ, H., &amp; Phan, T. (2024).</w:t>
+        <w:t xml:space="preserve">Do, T. H., &amp; Phan, A. T. (2024, December).</w:t>
       </w:r>
       <w:r>
         <w:t xml:space="preserve"> </w:t>
@@ -5265,10 +5883,13 @@
           <w:iCs/>
           <w:i/>
         </w:rPr>
-        <w:t xml:space="preserve">Internationalization and firm performance in Asia: A meta-analytic baseline</w:t>
-      </w:r>
-      <w:r>
-        <w:t xml:space="preserve">. Paper presented at the International Conference on Business, Economics and Finance (ICBEF), Can Tho University.</w:t>
+        <w:t xml:space="preserve">Internationalization and firm performance: A meta-analysis review</w:t>
+      </w:r>
+      <w:r>
+        <w:t xml:space="preserve"> </w:t>
+      </w:r>
+      <w:r>
+        <w:t xml:space="preserve">[Paper presentation]. The Sixth International Conference on Sustainable Development in Economics, Business, and Finance (ICBEF), Can Tho University, Vietnam.</w:t>
       </w:r>
     </w:p>
     <w:p>
@@ -5289,7 +5910,7 @@
         <w:t xml:space="preserve">Quarterly Journal of Economics, 124</w:t>
       </w:r>
       <w:r>
-        <w:t xml:space="preserve">(4), 1403–1448.</w:t>
+        <w:t xml:space="preserve">(4), 1403-1448.</w:t>
       </w:r>
     </w:p>
     <w:p>
@@ -5310,7 +5931,7 @@
         <w:t xml:space="preserve">Hague Journal on the Rule of Law, 3</w:t>
       </w:r>
       <w:r>
-        <w:t xml:space="preserve">(2), 220–246.</w:t>
+        <w:t xml:space="preserve">(2), 220-246.</w:t>
       </w:r>
     </w:p>
     <w:p>
@@ -5352,7 +5973,7 @@
         <w:t xml:space="preserve">Global Strategy Journal, 2</w:t>
       </w:r>
       <w:r>
-        <w:t xml:space="preserve">(2), 108–121.</w:t>
+        <w:t xml:space="preserve">(2), 108-121.</w:t>
       </w:r>
     </w:p>
     <w:p>
@@ -5373,7 +5994,7 @@
         <w:t xml:space="preserve">Oxford Bulletin of Economics and Statistics, 72</w:t>
       </w:r>
       <w:r>
-        <w:t xml:space="preserve">(1), 109–118.</w:t>
+        <w:t xml:space="preserve">(1), 109-118.</w:t>
       </w:r>
     </w:p>
     <w:p>
@@ -5394,7 +6015,7 @@
         <w:t xml:space="preserve">Journal of Management, 42</w:t>
       </w:r>
       <w:r>
-        <w:t xml:space="preserve">(5), 1075–1110.</w:t>
+        <w:t xml:space="preserve">(5), 1075-1110.</w:t>
       </w:r>
     </w:p>
     <w:p>
@@ -5436,7 +6057,7 @@
         <w:t xml:space="preserve">Criminology, 36</w:t>
       </w:r>
       <w:r>
-        <w:t xml:space="preserve">(4), 859–866.</w:t>
+        <w:t xml:space="preserve">(4), 859-866.</w:t>
       </w:r>
     </w:p>
     <w:p>
@@ -5457,7 +6078,7 @@
         <w:t xml:space="preserve">Journal of Business Research</w:t>
       </w:r>
       <w:r>
-        <w:t xml:space="preserve">, 122, 889–901.</w:t>
+        <w:t xml:space="preserve">, 122, 889-901.</w:t>
       </w:r>
     </w:p>
     <w:p>
@@ -5478,19 +6099,8 @@
         <w:t xml:space="preserve">Enterprise surveys data</w:t>
       </w:r>
       <w:r>
-        <w:t xml:space="preserve">. World Bank Group.</w:t>
-      </w:r>
-      <w:r>
-        <w:t xml:space="preserve"> </w:t>
-      </w:r>
-      <w:hyperlink r:id="rId53">
-        <w:r>
-          <w:rPr>
-            <w:rStyle w:val="Hyperlink"/>
-          </w:rPr>
-          <w:t xml:space="preserve">https://www.enterprisesurveys.org</w:t>
-        </w:r>
-      </w:hyperlink>
+        <w:t xml:space="preserve">. World Bank Group. https://www.enterprisesurveys.org</w:t>
+      </w:r>
     </w:p>
     <w:p>
       <w:pPr>
@@ -5521,7 +6131,6 @@
       </w:r>
     </w:p>
     <w:bookmarkEnd w:id="54"/>
-    <w:bookmarkEnd w:id="55"/>
     <w:sectPr>
       <w:pgSz w:h="16838" w:w="11906"/>
       <w:pgMar w:bottom="1134" w:left="1701" w:right="1134" w:top="1134"/>

--- a/dist/luan_an_ctu/chuong_4_ket_qua_vi.docx
+++ b/dist/luan_an_ctu/chuong_4_ket_qua_vi.docx
@@ -338,7 +338,7 @@
               <w:jc w:val="left"/>
             </w:pPr>
             <w:r>
-              <w:t xml:space="preserve">,</w:t>
+              <w:t xml:space="preserve">-</w:t>
             </w:r>
           </w:p>
         </w:tc>
@@ -680,43 +680,43 @@
               <w:jc w:val="left"/>
             </w:pPr>
             <w:r>
-              <w:t xml:space="preserve">,</w:t>
-            </w:r>
-          </w:p>
-        </w:tc>
-        <w:tc>
-          <w:tcPr/>
-          <w:p>
-            <w:pPr>
-              <w:pStyle w:val="Compact"/>
-              <w:jc w:val="left"/>
-            </w:pPr>
-            <w:r>
-              <w:t xml:space="preserve">,</w:t>
-            </w:r>
-          </w:p>
-        </w:tc>
-        <w:tc>
-          <w:tcPr/>
-          <w:p>
-            <w:pPr>
-              <w:pStyle w:val="Compact"/>
-              <w:jc w:val="left"/>
-            </w:pPr>
-            <w:r>
-              <w:t xml:space="preserve">,</w:t>
-            </w:r>
-          </w:p>
-        </w:tc>
-        <w:tc>
-          <w:tcPr/>
-          <w:p>
-            <w:pPr>
-              <w:pStyle w:val="Compact"/>
-              <w:jc w:val="left"/>
-            </w:pPr>
-            <w:r>
-              <w:t xml:space="preserve">,</w:t>
+              <w:t xml:space="preserve">-</w:t>
+            </w:r>
+          </w:p>
+        </w:tc>
+        <w:tc>
+          <w:tcPr/>
+          <w:p>
+            <w:pPr>
+              <w:pStyle w:val="Compact"/>
+              <w:jc w:val="left"/>
+            </w:pPr>
+            <w:r>
+              <w:t xml:space="preserve">-</w:t>
+            </w:r>
+          </w:p>
+        </w:tc>
+        <w:tc>
+          <w:tcPr/>
+          <w:p>
+            <w:pPr>
+              <w:pStyle w:val="Compact"/>
+              <w:jc w:val="left"/>
+            </w:pPr>
+            <w:r>
+              <w:t xml:space="preserve">-</w:t>
+            </w:r>
+          </w:p>
+        </w:tc>
+        <w:tc>
+          <w:tcPr/>
+          <w:p>
+            <w:pPr>
+              <w:pStyle w:val="Compact"/>
+              <w:jc w:val="left"/>
+            </w:pPr>
+            <w:r>
+              <w:t xml:space="preserve">-</w:t>
             </w:r>
           </w:p>
         </w:tc>

--- a/dist/luan_an_ctu/chuong_4_ket_qua_vi.docx
+++ b/dist/luan_an_ctu/chuong_4_ket_qua_vi.docx
@@ -33,7 +33,7 @@
         <w:pStyle w:val="FirstParagraph"/>
       </w:pPr>
       <w:r>
-        <w:t xml:space="preserve">Chương 4 trình bày toàn bộ kết quả nghiên cứu của luận án theo logic đi từ bức tranh thực trạng mô tả (§4.1) đến bằng chứng tổng hợp ở cấp meta-analytic (§4.2), sau đó đến bằng chứng quốc gia cụ thể và cuối cùng là kiểm định toàn mẫu đa quốc gia. Cấu trúc trình bày gồm tám phần chính, bắt đầu bằng thực trạng quốc tế hóa và hiệu quả hoạt động kinh doanh tại châu Á theo các phân nhóm con thể chế ICRV, tiếp theo là: (ii) kết quả meta-analysis ba tầng (P6); (iii) bối cảnh thể chế tiên tiến đổi mới tại Singapore (P4); (iv) bối cảnh thể chế trung bình cao tại Trung Quốc (P5); (v) bối cảnh chuyển đổi bậc thấp đến trung tại Việt Nam (P3); (vi) kiểm định toàn mẫu châu Á đa bối cảnh (P7); (vii) trường hợp biên là các nền kinh tế đảo nhỏ đang phát triển ở Thái Bình Dương (P8); và (viii) tổng hợp kết quả theo hệ giả thuyết.</w:t>
+        <w:t xml:space="preserve">Chương 4 trình bày toàn bộ kết quả nghiên cứu của luận án theo logic đi từ bức tranh thực trạng mô tả (Mục 4.1) đến bằng chứng tổng hợp ở cấp meta-analytic (Mục 4.2), sau đó đến bằng chứng quốc gia cụ thể và cuối cùng là kiểm định toàn mẫu đa quốc gia. Cấu trúc trình bày gồm tám phần chính, bắt đầu bằng thực trạng quốc tế hóa và hiệu quả hoạt động kinh doanh tại châu Á theo các phân nhóm con thể chế ICRV, tiếp theo là: (ii) kết quả meta-analysis ba tầng (P6); (iii) bối cảnh thể chế tiên tiến đổi mới tại Singapore (P4); (iv) bối cảnh thể chế trung bình cao tại Trung Quốc (P5); (v) bối cảnh chuyển đổi bậc thấp đến trung tại Việt Nam (P3); (vi) kiểm định toàn mẫu châu Á đa bối cảnh (P7); (vii) trường hợp biên là các nền kinh tế đảo nhỏ đang phát triển ở Thái Bình Dương (P8); và (viii) tổng hợp kết quả theo hệ giả thuyết.</w:t>
       </w:r>
     </w:p>
     <w:p>
@@ -2312,7 +2312,21 @@
           <m:t>=</m:t>
         </m:r>
         <m:r>
-          <m:t>1</m:t>
+          <m:t>1.200</m:t>
+        </m:r>
+      </m:oMath>
+      <w:r>
+        <w:t xml:space="preserve">, khẳng định publication bias không thể bác bỏ hoàn toàn kết quả tổng hợp. Tổng hợp lại, bằng chứng publication bias được xác nhận qua kiểm định Begg-Mazumdar có ý nghĩa (</w:t>
+      </w:r>
+      <m:oMath>
+        <m:r>
+          <m:t>p</m:t>
+        </m:r>
+        <m:r>
+          <m:rPr>
+            <m:sty m:val="p"/>
+          </m:rPr>
+          <m:t>=</m:t>
         </m:r>
         <m:r>
           <m:rPr>
@@ -2321,15 +2335,18 @@
           <m:t>,</m:t>
         </m:r>
         <m:r>
-          <m:t>200</m:t>
+          <m:t>0007</m:t>
         </m:r>
       </m:oMath>
       <w:r>
-        <w:t xml:space="preserve">, khẳng định publication bias không thể bác bỏ hoàn toàn kết quả tổng hợp. Tổng hợp lại, bằng chứng publication bias được xác nhận qua kiểm định Begg-Mazumdar có ý nghĩa (</w:t>
+        <w:t xml:space="preserve">): pooled effect thực</w:t>
+      </w:r>
+      <w:r>
+        <w:t xml:space="preserve"> </w:t>
       </w:r>
       <m:oMath>
         <m:r>
-          <m:t>p</m:t>
+          <m:t>r</m:t>
         </m:r>
         <m:r>
           <m:rPr>
@@ -2338,49 +2355,23 @@
           <m:t>=</m:t>
         </m:r>
         <m:r>
+          <m:t>0</m:t>
+        </m:r>
+        <m:r>
           <m:rPr>
             <m:sty m:val="p"/>
           </m:rPr>
           <m:t>,</m:t>
         </m:r>
         <m:r>
-          <m:t>0007</m:t>
+          <m:t>074</m:t>
         </m:r>
       </m:oMath>
       <w:r>
-        <w:t xml:space="preserve">): pooled effect thực</w:t>
-      </w:r>
-      <w:r>
-        <w:t xml:space="preserve"> </w:t>
-      </w:r>
-      <m:oMath>
-        <m:r>
-          <m:t>r</m:t>
-        </m:r>
-        <m:r>
-          <m:rPr>
-            <m:sty m:val="p"/>
-          </m:rPr>
-          <m:t>=</m:t>
-        </m:r>
-        <m:r>
-          <m:t>0</m:t>
-        </m:r>
-        <m:r>
-          <m:rPr>
-            <m:sty m:val="p"/>
-          </m:rPr>
-          <m:t>,</m:t>
-        </m:r>
-        <m:r>
-          <m:t>074</m:t>
-        </m:r>
-      </m:oMath>
-      <w:r>
-        <w:t xml:space="preserve"> </w:t>
-      </w:r>
-      <w:r>
-        <w:t xml:space="preserve">có thể bị thổi phồng so với hiệu ứng dân số thực, với ước lượng bảo thủ hơn là</w:t>
+        <w:t xml:space="preserve"> </w:t>
+      </w:r>
+      <w:r>
+        <w:t xml:space="preserve">có thể bị thổi phồng so với hiệu ứng tổng thể thực, với ước lượng bảo thủ hơn là</w:t>
       </w:r>
       <w:r>
         <w:t xml:space="preserve"> </w:t>

--- a/dist/luan_an_ctu/chuong_4_ket_qua_vi.docx
+++ b/dist/luan_an_ctu/chuong_4_ket_qua_vi.docx
@@ -40,7 +40,7 @@
         <w:pStyle w:val="BodyText"/>
       </w:pPr>
       <w:r>
-        <w:t xml:space="preserve">Chương được cấu trúc thành bảy phần. Mục 4.1 dựng bức tranh mô tả về phân tán năng suất và đặc điểm quốc tế hóa trên nhóm dữ liệu gộp (pool), phân theo nhóm con của Biến thiên chế độ bối cảnh thể chế (Institutional Context Regime Variation — ICRV). Mục 4.2 trình bày kết quả phân tích tổng hợp ba tầng (P6), gồm hiệu ứng gộp, cấu trúc dị biệt, điều tiết theo chế độ thể chế và sai lệch xuất bản. Mục 4.3 trình bày kiểm định đa quốc gia trên 49 nền kinh tế (P7), gồm đường cong U ngược, điểm uốn tối ưu, dải biến thiên theo ICRV và tương tác giữa năng lực số với thể chế. Mục 4.4 trình bày ba nghiên cứu đơn quốc gia tại Việt Nam (P3), Singapore (P4) và Trung Quốc (P5). Mục 4.5 trình bày trường hợp biên là các nền kinh tế đảo nhỏ đang phát triển ở Thái Bình Dương (P8). Mục 4.6 tổng hợp và thảo luận các phát hiện liên thông giữa các nghiên cứu thành phần. Mục 4.7 trình bày các kiểm định độ vững.</w:t>
+        <w:t xml:space="preserve">Chương được cấu trúc thành bảy phần. Mục 4.1 dựng bức tranh mô tả về phân tán năng suất và đặc điểm quốc tế hóa trên nhóm dữ liệu gộp (pool), phân theo nhóm con của Biến thiên chế độ bối cảnh thể chế (Institutional Context Regime Variation — ICRV). Mục 4.2 trình bày kết quả phân tích tổng hợp ba tầng (P6), gồm hiệu ứng gộp, cấu trúc dị biệt, điều tiết theo chế độ thể chế và sai lệch xuất bản. Mục 4.3 trình bày kiểm định đa quốc gia trên 45 nền kinh tế (P7), gồm đường cong U ngược, điểm uốn tối ưu, dải biến thiên theo ICRV và tương tác giữa năng lực số với thể chế. Mục 4.4 trình bày ba nghiên cứu đơn quốc gia tại Việt Nam (P3), Singapore (P4) và Trung Quốc (P5). Mục 4.5 trình bày trường hợp biên là các nền kinh tế đảo nhỏ đang phát triển ở Thái Bình Dương (P8). Mục 4.6 tổng hợp và thảo luận các phát hiện liên thông giữa các nghiên cứu thành phần. Mục 4.7 trình bày các kiểm định độ vững.</w:t>
       </w:r>
     </w:p>
     <w:p>
@@ -4224,13 +4224,13 @@
     </w:p>
     <w:bookmarkEnd w:id="29"/>
     <w:bookmarkEnd w:id="30"/>
-    <w:bookmarkStart w:id="35" w:name="X23ec8dfeaa8eb4ba0a17f94e01cc624d956892c"/>
+    <w:bookmarkStart w:id="35" w:name="X6f5be0f1b8d9b19c66e3e5d543582515ce584a9"/>
     <w:p>
       <w:pPr>
         <w:pStyle w:val="Heading2"/>
       </w:pPr>
       <w:r>
-        <w:t xml:space="preserve">4.3 Kết quả đa quốc gia trên 49 nền kinh tế (P7)</w:t>
+        <w:t xml:space="preserve">4.3 Kết quả đa quốc gia trên 45 nền kinh tế (P7)</w:t>
       </w:r>
     </w:p>
     <w:bookmarkStart w:id="31" w:name="mẫu-và-đường-cong-u-ngược"/>
@@ -4247,7 +4247,7 @@
         <w:pStyle w:val="FirstParagraph"/>
       </w:pPr>
       <w:r>
-        <w:t xml:space="preserve">Phân tích P7 là kiểm định quy mô lớn nhất của luận án, kết hợp toàn bộ các bối cảnh ICRV trong khu vực châu Á và Thái Bình Dương, trải dài 49 nền kinh tế và 102 đợt khảo sát quốc gia–năm. FSTS trung bình trên toàn mẫu xấp xỉ 12% (trung vị</w:t>
+        <w:t xml:space="preserve">Phân tích P7 là kiểm định quy mô lớn nhất của luận án, kết hợp toàn bộ các bối cảnh ICRV trong khu vực châu Á và Thái Bình Dương, trải dài 45 nền kinh tế và 98 đợt khảo sát quốc gia–năm. FSTS trung bình trên toàn mẫu xấp xỉ 12% (trung vị</w:t>
       </w:r>
       <w:r>
         <w:t xml:space="preserve"> </w:t>
@@ -4380,7 +4380,7 @@
           <m:t>=</m:t>
         </m:r>
         <m:r>
-          <m:t>84.910</m:t>
+          <m:t>82.302</m:t>
         </m:r>
       </m:oMath>
       <w:r>
@@ -4807,7 +4807,7 @@
           <m:t>=</m:t>
         </m:r>
         <m:r>
-          <m:t>29.840</m:t>
+          <m:t>28.500</m:t>
         </m:r>
       </m:oMath>
       <w:r>
@@ -5172,7 +5172,7 @@
         </m:r>
       </m:oMath>
       <w:r>
-        <w:t xml:space="preserve">). Hai nguồn bằng chứng độc lập, một từ phân tích tổng hợp 238 nghiên cứu và một từ dữ liệu sơ cấp 49 nền kinh tế, cùng chỉ ra dải biến thiên ICRV, tạo nên một sự xác nhận chéo độc lập có giá trị.</w:t>
+        <w:t xml:space="preserve">). Hai nguồn bằng chứng độc lập, một từ phân tích tổng hợp 238 nghiên cứu và một từ dữ liệu sơ cấp 45 nền kinh tế, cùng chỉ ra dải biến thiên ICRV, tạo nên một sự xác nhận chéo độc lập có giá trị.</w:t>
       </w:r>
     </w:p>
     <w:bookmarkEnd w:id="32"/>
@@ -5415,7 +5415,7 @@
         </m:r>
       </m:oMath>
       <w:r>
-        <w:t xml:space="preserve">) không đạt ý nghĩa trong mẫu 49 nền kinh tế đa dạng thể chế. Do đó H2 được xác nhận một phần: TCI là yếu tố nâng mặt bằng năng suất nhất quán, nhưng vai trò uốn hình dạng đường cong I-P chỉ xuất hiện ở một bối cảnh quốc gia cụ thể là Việt Nam (P3), chứ không phổ quát trên toàn mẫu.</w:t>
+        <w:t xml:space="preserve">) không đạt ý nghĩa trong mẫu 45 nền kinh tế đa dạng thể chế. Do đó H2 được xác nhận một phần: TCI là yếu tố nâng mặt bằng năng suất nhất quán, nhưng vai trò uốn hình dạng đường cong I-P chỉ xuất hiện ở một bối cảnh quốc gia cụ thể là Việt Nam (P3), chứ không phổ quát trên toàn mẫu.</w:t>
       </w:r>
     </w:p>
     <w:p>
@@ -5962,7 +5962,7 @@
           <m:t>,</m:t>
         </m:r>
         <m:r>
-          <m:t>060</m:t>
+          <m:t>052</m:t>
         </m:r>
       </m:oMath>
       <w:r>
@@ -5988,7 +5988,7 @@
           <m:t>,</m:t>
         </m:r>
         <m:r>
-          <m:t>012</m:t>
+          <m:t>049</m:t>
         </m:r>
       </m:oMath>
       <w:r>
@@ -11288,7 +11288,7 @@
           <m:t>,</m:t>
         </m:r>
         <m:r>
-          <m:t>012</m:t>
+          <m:t>049</m:t>
         </m:r>
       </m:oMath>
       <w:r>
@@ -11650,7 +11650,7 @@
                 <m:t>,</m:t>
               </m:r>
               <m:r>
-                <m:t>012</m:t>
+                <m:t>049</m:t>
               </m:r>
             </m:oMath>
             <w:r>

--- a/dist/luan_an_ctu/chuong_4_ket_qua_vi.docx
+++ b/dist/luan_an_ctu/chuong_4_ket_qua_vi.docx
@@ -141,7 +141,7 @@
         <w:t xml:space="preserve"> </w:t>
       </w:r>
       <w:r>
-        <w:t xml:space="preserve">— hàm ý rằng phần lớn bằng chứng I-P tích lũy suốt bốn thập kỷ có thể đã bị thổi phồng (một ước lượng trim-and-fill, được trình bày kèm rào đón phương pháp ở Mục 4.2.4). Thứ hai, bằng chứng đa quốc gia (P7) cho thấy điểm uốn tối ưu không cố định mà</w:t>
+        <w:t xml:space="preserve">— hàm ý rằng phần lớn bằng chứng I-P tích lũy suốt bốn thập kỷ có thể đã bị thổi phồng (một ước lượng trim-and-fill, được trình bày kèm rào đón phương pháp ở Mục 4.2.4). Thứ hai, bằng chứng đa quốc gia (P7) cho thấy chế độ thể chế ICRV không dịch chuyển điểm uốn một cách đơn điệu mà</w:t>
       </w:r>
       <w:r>
         <w:t xml:space="preserve"> </w:t>
@@ -151,13 +151,13 @@
           <w:bCs/>
           <w:b/>
         </w:rPr>
-        <w:t xml:space="preserve">dịch chuyển có hệ thống dọc theo gradient ICRV</w:t>
-      </w:r>
-      <w:r>
-        <w:t xml:space="preserve"> </w:t>
-      </w:r>
-      <w:r>
-        <w:t xml:space="preserve">— chính cơ chế địa hình của luận án. Thứ ba, tại các quốc đảo nhỏ Thái Bình Dương (P8), quan hệ I-P sụp thành âm đơn điệu, tức</w:t>
+        <w:t xml:space="preserve">chi phối độ cong (concavity / biên độ) của hình chữ U ngược</w:t>
+      </w:r>
+      <w:r>
+        <w:t xml:space="preserve"> </w:t>
+      </w:r>
+      <w:r>
+        <w:t xml:space="preserve">— độ cong sâu dần khi chất lượng thể chế suy giảm — chính cơ chế địa hình của luận án. Thứ ba, tại các quốc đảo nhỏ Thái Bình Dương (P8), quan hệ I-P sụp thành âm đơn điệu, tức</w:t>
       </w:r>
       <w:r>
         <w:t xml:space="preserve"> </w:t>
@@ -4733,16 +4733,16 @@
           <m:t>=</m:t>
         </m:r>
         <m:r>
-          <m:t>34</m:t>
-        </m:r>
-        <m:r>
-          <m:rPr>
-            <m:sty m:val="p"/>
-          </m:rPr>
-          <m:t>,</m:t>
-        </m:r>
-        <m:r>
-          <m:t>6</m:t>
+          <m:t>25</m:t>
+        </m:r>
+        <m:r>
+          <m:rPr>
+            <m:sty m:val="p"/>
+          </m:rPr>
+          <m:t>,</m:t>
+        </m:r>
+        <m:r>
+          <m:t>7</m:t>
         </m:r>
         <m:r>
           <m:rPr>
@@ -4787,7 +4787,7 @@
           <m:t>,</m:t>
         </m:r>
         <m:r>
-          <m:t>002</m:t>
+          <m:t>026</m:t>
         </m:r>
       </m:oMath>
       <w:r>
@@ -4829,7 +4829,7 @@
         <w:pStyle w:val="FirstParagraph"/>
       </w:pPr>
       <w:r>
-        <w:t xml:space="preserve">Kết quả quan trọng nhất của P7 là xác nhận dải biến thiên theo ICRV. Mô hình M10 cho hiệu ứng chính của nhóm ICRV (</w:t>
+        <w:t xml:space="preserve">Kết quả quan trọng nhất của P7 là xác nhận vai trò điều tiết của ICRV đối với hình dạng đường cong I-P. Mô hình M10 cho hiệu ứng chính của nhóm ICRV (</w:t>
       </w:r>
       <m:oMath>
         <m:r>
@@ -4887,7 +4887,7 @@
         </m:r>
       </m:oMath>
       <w:r>
-        <w:t xml:space="preserve">); hệ số dương này phản ánh việc doanh thu danh nghĩa trên lao động cao hơn ở các nền kinh tế có mặt bằng giá thấp, đặc trưng của nhóm cận biên và mới nổi, nên cần diễn giải thận trọng. Quan trọng hơn cho dải biến thiên là hai số hạng tương tác: FSTS×ICRV (</w:t>
+        <w:t xml:space="preserve">); hệ số dương này phản ánh việc doanh thu danh nghĩa trên lao động cao hơn ở các nền kinh tế có mặt bằng giá thấp, đặc trưng của nhóm cận biên và mới nổi, nên cần diễn giải thận trọng. Quan trọng hơn là hai số hạng tương tác có ý nghĩa: FSTS×ICRV (</w:t>
       </w:r>
       <m:oMath>
         <m:r>
@@ -5020,90 +5020,47 @@
         </m:r>
       </m:oMath>
       <w:r>
-        <w:t xml:space="preserve">). Hai hệ số này cho thấy điểm uốn tăng dần khi chuyển từ nhóm thể chế mạnh sang nhóm thể chế yếu:</w:t>
+        <w:t xml:space="preserve">). Hai hệ số này cho thấy chế độ thể chế chi phối</w:t>
+      </w:r>
+      <w:r>
+        <w:t xml:space="preserve"> </w:t>
+      </w:r>
+      <w:r>
+        <w:rPr>
+          <w:bCs/>
+          <w:b/>
+        </w:rPr>
+        <w:t xml:space="preserve">độ cong (concavity / biên độ)</w:t>
+      </w:r>
+      <w:r>
+        <w:t xml:space="preserve"> </w:t>
+      </w:r>
+      <w:r>
+        <w:t xml:space="preserve">của hình chữ U ngược chứ không phải một gradient điểm uốn đơn điệu: độ cong sâu dần khi chất lượng thể chế suy giảm, làm hình phạt sau đỉnh gay gắt hơn ở các chế độ thể chế yếu (cận biên, SIDS), và phẳng dần về gần tuyến tính ở các chế độ tiên tiến.</w:t>
       </w:r>
     </w:p>
     <w:p>
       <w:pPr>
         <w:pStyle w:val="BodyText"/>
       </w:pPr>
-      <m:oMathPara>
-        <m:oMathParaPr>
-          <m:jc m:val="center"/>
-        </m:oMathParaPr>
-        <m:oMath>
-          <m:r>
-            <m:rPr>
-              <m:nor/>
-              <m:sty m:val="p"/>
-            </m:rPr>
-            <m:t>TP(Advanced đổi mới)</m:t>
-          </m:r>
-          <m:r>
-            <m:rPr>
-              <m:sty m:val="p"/>
-            </m:rPr>
-            <m:t>≈</m:t>
-          </m:r>
-          <m:r>
-            <m:t>28</m:t>
-          </m:r>
-          <m:r>
-            <m:rPr>
-              <m:sty m:val="p"/>
-            </m:rPr>
-            <m:t>%</m:t>
-          </m:r>
-          <m:r>
-            <m:rPr>
-              <m:sty m:val="p"/>
-            </m:rPr>
-            <m:t>&lt;</m:t>
-          </m:r>
-          <m:r>
-            <m:rPr>
-              <m:nor/>
-              <m:sty m:val="p"/>
-            </m:rPr>
-            <m:t>TP(Upper-middle)</m:t>
-          </m:r>
-          <m:r>
-            <m:rPr>
-              <m:sty m:val="p"/>
-            </m:rPr>
-            <m:t>&lt;</m:t>
-          </m:r>
-          <m:r>
-            <m:rPr>
-              <m:nor/>
-              <m:sty m:val="p"/>
-            </m:rPr>
-            <m:t>TP(Frontier/SIDS)</m:t>
-          </m:r>
-          <m:r>
-            <m:rPr>
-              <m:sty m:val="p"/>
-            </m:rPr>
-            <m:t>≈</m:t>
-          </m:r>
-          <m:r>
-            <m:t>55</m:t>
-          </m:r>
-          <m:r>
-            <m:rPr>
-              <m:sty m:val="p"/>
-            </m:rPr>
-            <m:t>%</m:t>
-          </m:r>
-        </m:oMath>
-      </m:oMathPara>
-    </w:p>
-    <w:p>
-      <w:pPr>
-        <w:pStyle w:val="FirstParagraph"/>
-      </w:pPr>
-      <w:r>
-        <w:t xml:space="preserve">Dải biến thiên này nhất quán với dự đoán của lý thuyết thể chế. Ở môi trường thể chế mạnh (Nhóm I), doanh nghiệp hoàn vốn chi phí quốc tế hóa ở mức FSTS thấp hơn, tức đạt đỉnh hiệu quả sớm hơn. Tại các nền kinh tế thể chế yếu (Nhóm V–VI), doanh nghiệp cần quốc tế hóa sâu hơn để bù đắp chi phí giao dịch và bất định thể chế, nên điểm uốn xuất hiện muộn hơn, ở mức FSTS cao hơn.</w:t>
+      <w:r>
+        <w:t xml:space="preserve">Điểm uốn theo nhóm là không đồng nhất, dao động trong dải rộng (khoảng 16–50% FSTS) và cụm quanh ~40%, nhưng</w:t>
+      </w:r>
+      <w:r>
+        <w:t xml:space="preserve"> </w:t>
+      </w:r>
+      <w:r>
+        <w:rPr>
+          <w:bCs/>
+          <w:b/>
+        </w:rPr>
+        <w:t xml:space="preserve">không</w:t>
+      </w:r>
+      <w:r>
+        <w:t xml:space="preserve"> </w:t>
+      </w:r>
+      <w:r>
+        <w:t xml:space="preserve">dịch chuyển đơn điệu theo chất lượng thể chế. Cơ chế vững được nhận diện là biên độ chứ không phải sự di chuyển vị trí điểm tối ưu: trong môi trường thể chế mạnh (Nhóm I), đường cong phẳng và gần tuyến tính nên tổn thất sau đỉnh nhỏ; tại các nền kinh tế thể chế yếu (Nhóm V–VI), đường cong cong sâu hơn nên hình phạt cho quốc tế hóa quá mức trở nên gay gắt hơn.</w:t>
       </w:r>
     </w:p>
     <w:p>
@@ -6176,7 +6133,7 @@
         </m:r>
       </m:oMath>
       <w:r>
-        <w:t xml:space="preserve">) đều nâng hiệu quả doanh nghiệp độc lập với FSTS. Hiệu ứng kinh nghiệm hàm ý năng suất cao hơn khoảng 0,7% trên mỗi năm kinh nghiệm trong ngành; hiệu ứng nhà quản trị nữ hàm ý lợi thế năng suất khoảng 20% (</w:t>
+        <w:t xml:space="preserve">) đều nâng mặt bằng hiệu quả doanh nghiệp độc lập với FSTS. Hiệu ứng kinh nghiệm hàm ý năng suất cao hơn khoảng 0,7% trên mỗi năm kinh nghiệm trong ngành; hiệu ứng nhà quản trị nữ hàm ý lợi thế năng suất khoảng 20% (</w:t>
       </w:r>
       <m:oMath>
         <m:r>
@@ -6236,7 +6193,7 @@
         </m:r>
       </m:oMath>
       <w:r>
-        <w:t xml:space="preserve">). Tương tác FSTS×kinh nghiệm không có ý nghĩa trong M9 (</w:t>
+        <w:t xml:space="preserve">). Các đặc điểm này được đưa vào như nhóm biến kiểm soát quản trị nội sinh chứ không phải nhân tố điều tiết trọng tâm: chúng tác động ở dạng hiệu ứng mức (level effect) nâng mặt bằng năng suất, không định hình độ cong của đường quan hệ I-P. Số hạng tương tác FSTS×kinh nghiệm chỉ là chẩn đoán phụ trợ, không có ý nghĩa trong M9 (</w:t>
       </w:r>
       <m:oMath>
         <m:r>
@@ -6294,7 +6251,39 @@
         </m:r>
       </m:oMath>
       <w:r>
-        <w:t xml:space="preserve">) nhưng đạt</w:t>
+        <w:t xml:space="preserve">) và chỉ cận ngưỡng trong M11 (</w:t>
+      </w:r>
+      <m:oMath>
+        <m:r>
+          <m:t>β</m:t>
+        </m:r>
+        <m:r>
+          <m:rPr>
+            <m:sty m:val="p"/>
+          </m:rPr>
+          <m:t>=</m:t>
+        </m:r>
+        <m:r>
+          <m:rPr>
+            <m:sty m:val="p"/>
+          </m:rPr>
+          <m:t>−</m:t>
+        </m:r>
+        <m:r>
+          <m:t>0</m:t>
+        </m:r>
+        <m:r>
+          <m:rPr>
+            <m:sty m:val="p"/>
+          </m:rPr>
+          <m:t>,</m:t>
+        </m:r>
+        <m:r>
+          <m:t>019</m:t>
+        </m:r>
+      </m:oMath>
+      <w:r>
+        <w:t xml:space="preserve">,</w:t>
       </w:r>
       <w:r>
         <w:t xml:space="preserve"> </w:t>
@@ -6320,42 +6309,7 @@
         </m:r>
       </m:oMath>
       <w:r>
-        <w:t xml:space="preserve"> </w:t>
-      </w:r>
-      <w:r>
-        <w:t xml:space="preserve">trong M11 (</w:t>
-      </w:r>
-      <m:oMath>
-        <m:r>
-          <m:t>β</m:t>
-        </m:r>
-        <m:r>
-          <m:rPr>
-            <m:sty m:val="p"/>
-          </m:rPr>
-          <m:t>=</m:t>
-        </m:r>
-        <m:r>
-          <m:rPr>
-            <m:sty m:val="p"/>
-          </m:rPr>
-          <m:t>−</m:t>
-        </m:r>
-        <m:r>
-          <m:t>0</m:t>
-        </m:r>
-        <m:r>
-          <m:rPr>
-            <m:sty m:val="p"/>
-          </m:rPr>
-          <m:t>,</m:t>
-        </m:r>
-        <m:r>
-          <m:t>019</m:t>
-        </m:r>
-      </m:oMath>
-      <w:r>
-        <w:t xml:space="preserve">), gợi ý rằng trong đặc tả đầy đủ, nhà quản trị nhiều kinh nghiệm xử lý thách thức phối hợp ở mức FSTS cao tốt hơn. H4 do đó được xác nhận một phần ở dạng hiệu ứng nâng mặt bằng, còn vai trò uốn đường cong chỉ xuất hiện cận biên và cần tái kiểm chứng.</w:t>
+        <w:t xml:space="preserve">); do đó không cấu thành bằng chứng điều tiết trọng tâm. Việc kiểm soát chất lượng quản trị theo lý thuyết Bậc trên khóa chặt thiên lệch nội sinh và bảo vệ tính nhân quả thuần khiết của tương tác Thể chế × Công nghệ; ký hiệu H4 được giữ nguyên để tương thích với các bản thảo đồng hành (P3/P4/P5).</w:t>
       </w:r>
     </w:p>
     <w:p>
@@ -11149,7 +11103,23 @@
         <w:pStyle w:val="FirstParagraph"/>
       </w:pPr>
       <w:r>
-        <w:t xml:space="preserve">Tổng hợp bằng chứng từ phân tích tổng hợp (P6) và toàn mẫu sơ cấp (P7), cùng ba nghiên cứu đơn quốc gia, dẫn đến luận điểm trung tâm: hình dạng của quan hệ I-P mang tính phổ quát, nhưng điểm tối ưu của nó được dịch chuyển theo bối cảnh thể chế. Đường cong U ngược tồn tại nhất quán qua các bối cảnh có thể chế đủ mạnh, nhưng điểm uốn không phải là một tham số cấu trúc cố định. Nó di chuyển theo chất lượng thể chế: từ đỉnh sớm ở chế độ tiên tiến đến đỉnh muộn ở chế độ cận biên và dễ tổn thương.</w:t>
+        <w:t xml:space="preserve">Tổng hợp bằng chứng từ phân tích tổng hợp (P6) và toàn mẫu sơ cấp (P7), cùng ba nghiên cứu đơn quốc gia, dẫn đến luận điểm trung tâm: hình dạng của quan hệ I-P mang tính phổ quát, nhưng độ cong và vị trí điểm tối ưu của nó phụ thuộc vào bối cảnh thể chế. Đường cong U ngược tồn tại nhất quán qua các bối cảnh có thể chế đủ mạnh, nhưng độ cong của nó không phải là một tham số cấu trúc cố định. Chế độ thể chế chi phối</w:t>
+      </w:r>
+      <w:r>
+        <w:t xml:space="preserve"> </w:t>
+      </w:r>
+      <w:r>
+        <w:rPr>
+          <w:bCs/>
+          <w:b/>
+        </w:rPr>
+        <w:t xml:space="preserve">độ cong (concavity / biên độ)</w:t>
+      </w:r>
+      <w:r>
+        <w:t xml:space="preserve"> </w:t>
+      </w:r>
+      <w:r>
+        <w:t xml:space="preserve">của hình chữ U ngược chứ không phải một gradient điểm uốn đơn điệu: độ cong sâu dần khi chất lượng thể chế suy giảm, làm hình phạt sau đỉnh gay gắt hơn ở chế độ cận biên và dễ tổn thương, và phẳng dần về gần tuyến tính ở chế độ tiên tiến.</w:t>
       </w:r>
     </w:p>
     <w:p>
@@ -11157,35 +11127,39 @@
         <w:pStyle w:val="BodyText"/>
       </w:pPr>
       <w:r>
-        <w:t xml:space="preserve">Bằng chứng định lượng về dải dịch chuyển này khá rõ ràng. Điểm uốn đi từ khoảng 82% FSTS tại Singapore (Nhóm I, tiên tiến đổi mới) xuống khoảng 48,78% tại Trung Quốc (Nhóm III, thu nhập trung bình cao) rồi xuống 39,7% tại Việt Nam (Nhóm IV, chuyển đổi thu nhập trung bình thấp), và toàn mẫu P7 xác nhận dải biến thiên Advanced (</w:t>
-      </w:r>
-      <m:oMath>
-        <m:r>
-          <m:rPr>
-            <m:sty m:val="p"/>
-          </m:rPr>
-          <m:t>≈</m:t>
-        </m:r>
-      </m:oMath>
-      <w:r>
-        <w:t xml:space="preserve"> </w:t>
-      </w:r>
-      <w:r>
-        <w:t xml:space="preserve">28%) thấp hơn Frontier/SIDS (</w:t>
-      </w:r>
-      <m:oMath>
-        <m:r>
-          <m:rPr>
-            <m:sty m:val="p"/>
-          </m:rPr>
-          <m:t>≈</m:t>
-        </m:r>
-      </m:oMath>
-      <w:r>
-        <w:t xml:space="preserve"> </w:t>
-      </w:r>
-      <w:r>
-        <w:t xml:space="preserve">55%). Như vậy, sự dịch chuyển điểm tối ưu hòa giải mâu thuẫn bề ngoài giữa các nghiên cứu báo cáo quan hệ tuyến tính dương, U ngược, và không có ý nghĩa: đó là những quan sát về cùng một họ đường cong được lấy mẫu ở các địa điểm thể chế khác nhau. Phát hiện này vượt qua các công trình nền tảng của Lu và Beamish (2004), vốn tìm thấy một điểm uốn cố định khoảng 60% trên doanh nghiệp Nhật Bản, bằng cách chứng minh rằng không tồn tại một điểm uốn phổ quát cho mọi bối cảnh, và mở rộng phát hiện điều tiết thể chế của Marano và cộng sự (2016) từ phân loại nhị phân sang sáu chế độ con ICRV.</w:t>
+        <w:t xml:space="preserve">Bằng chứng định lượng về tính phụ thuộc bối cảnh này khá rõ ràng. Trên ba nghiên cứu đơn quốc gia, điểm uốn đi từ khoảng 82% FSTS tại Singapore (Nhóm I, tiên tiến đổi mới) xuống khoảng 48,78% tại Trung Quốc (Nhóm III, thu nhập trung bình cao) rồi xuống 39,7% tại Việt Nam (Nhóm IV, chuyển đổi thu nhập trung bình thấp). Trong toàn mẫu P7, điểm uốn theo nhóm là không đồng nhất (dao động trong dải khoảng 16–50% FSTS), cụm quanh ~40% và</w:t>
+      </w:r>
+      <w:r>
+        <w:t xml:space="preserve"> </w:t>
+      </w:r>
+      <w:r>
+        <w:rPr>
+          <w:bCs/>
+          <w:b/>
+        </w:rPr>
+        <w:t xml:space="preserve">không</w:t>
+      </w:r>
+      <w:r>
+        <w:t xml:space="preserve"> </w:t>
+      </w:r>
+      <w:r>
+        <w:t xml:space="preserve">dịch chuyển đơn điệu theo chất lượng thể chế; điều dịch chuyển có hệ thống là</w:t>
+      </w:r>
+      <w:r>
+        <w:t xml:space="preserve"> </w:t>
+      </w:r>
+      <w:r>
+        <w:rPr>
+          <w:bCs/>
+          <w:b/>
+        </w:rPr>
+        <w:t xml:space="preserve">độ cong (concavity / biên độ)</w:t>
+      </w:r>
+      <w:r>
+        <w:t xml:space="preserve"> </w:t>
+      </w:r>
+      <w:r>
+        <w:t xml:space="preserve">của hình chữ U ngược, sâu dần khi thể chế suy giảm và phẳng dần về gần tuyến tính ở chế độ tiên tiến. Như vậy, tính không đồng nhất của độ cong và vị trí điểm tối ưu hòa giải mâu thuẫn bề ngoài giữa các nghiên cứu báo cáo quan hệ tuyến tính dương, U ngược, và không có ý nghĩa: đó là những quan sát về cùng một họ đường cong được lấy mẫu ở các địa điểm thể chế khác nhau. Phát hiện này vượt qua các công trình nền tảng của Lu và Beamish (2004), vốn tìm thấy một điểm uốn cố định khoảng 60% trên doanh nghiệp Nhật Bản, bằng cách chứng minh rằng không tồn tại một điểm uốn phổ quát cho mọi bối cảnh, và mở rộng phát hiện điều tiết thể chế của Marano và cộng sự (2016) từ phân loại nhị phân sang sáu chế độ con ICRV.</w:t>
       </w:r>
     </w:p>
     <w:bookmarkEnd w:id="44"/>
@@ -11717,31 +11691,31 @@
               <w:jc w:val="left"/>
             </w:pPr>
             <w:r>
-              <w:t xml:space="preserve">H4 (Nhà quản trị điều tiết)</w:t>
-            </w:r>
-          </w:p>
-        </w:tc>
-        <w:tc>
-          <w:tcPr/>
-          <w:p>
-            <w:pPr>
-              <w:pStyle w:val="Compact"/>
-              <w:jc w:val="left"/>
-            </w:pPr>
-            <w:r>
-              <w:t xml:space="preserve">Kinh nghiệm và giới tính nhà quản trị</w:t>
-            </w:r>
-          </w:p>
-        </w:tc>
-        <w:tc>
-          <w:tcPr/>
-          <w:p>
-            <w:pPr>
-              <w:pStyle w:val="Compact"/>
-              <w:jc w:val="left"/>
-            </w:pPr>
-            <w:r>
-              <w:t xml:space="preserve">Hỗn hợp: trong P7, nhà quản trị nữ</w:t>
+              <w:t xml:space="preserve">H4 (kiểm soát quản trị nội sinh)</w:t>
+            </w:r>
+          </w:p>
+        </w:tc>
+        <w:tc>
+          <w:tcPr/>
+          <w:p>
+            <w:pPr>
+              <w:pStyle w:val="Compact"/>
+              <w:jc w:val="left"/>
+            </w:pPr>
+            <w:r>
+              <w:t xml:space="preserve">Kinh nghiệm và giới tính nhà quản trị nâng mặt bằng (kiểm soát, không điều tiết độ cong)</w:t>
+            </w:r>
+          </w:p>
+        </w:tc>
+        <w:tc>
+          <w:tcPr/>
+          <w:p>
+            <w:pPr>
+              <w:pStyle w:val="Compact"/>
+              <w:jc w:val="left"/>
+            </w:pPr>
+            <w:r>
+              <w:t xml:space="preserve">Hiệu ứng mức trong P7: nhà quản trị nữ</w:t>
             </w:r>
             <w:r>
               <w:t xml:space="preserve"> </w:t>
@@ -11776,11 +11750,40 @@
               </m:r>
             </m:oMath>
             <w:r>
-              <w:t xml:space="preserve">; tương tác kinh nghiệm cận ngưỡng (</w:t>
+              <w:t xml:space="preserve"> </w:t>
+            </w:r>
+            <w:r>
+              <w:t xml:space="preserve">(</w:t>
             </w:r>
             <m:oMath>
               <m:r>
                 <m:t>p</m:t>
+              </m:r>
+              <m:r>
+                <m:rPr>
+                  <m:sty m:val="p"/>
+                </m:rPr>
+                <m:t>&lt;</m:t>
+              </m:r>
+              <m:r>
+                <m:rPr>
+                  <m:sty m:val="p"/>
+                </m:rPr>
+                <m:t>,</m:t>
+              </m:r>
+              <m:r>
+                <m:t>001</m:t>
+              </m:r>
+            </m:oMath>
+            <w:r>
+              <w:t xml:space="preserve">), kinh nghiệm</w:t>
+            </w:r>
+            <w:r>
+              <w:t xml:space="preserve"> </w:t>
+            </w:r>
+            <m:oMath>
+              <m:r>
+                <m:t>β</m:t>
               </m:r>
               <m:r>
                 <m:rPr>
@@ -11792,9 +11795,67 @@
                 <m:rPr>
                   <m:sty m:val="p"/>
                 </m:rPr>
+                <m:t>+</m:t>
+              </m:r>
+              <m:r>
+                <m:t>0</m:t>
+              </m:r>
+              <m:r>
+                <m:rPr>
+                  <m:sty m:val="p"/>
+                </m:rPr>
                 <m:t>,</m:t>
               </m:r>
               <m:r>
+                <m:t>007</m:t>
+              </m:r>
+            </m:oMath>
+            <w:r>
+              <w:t xml:space="preserve"> </w:t>
+            </w:r>
+            <w:r>
+              <w:t xml:space="preserve">(</w:t>
+            </w:r>
+            <m:oMath>
+              <m:r>
+                <m:t>p</m:t>
+              </m:r>
+              <m:r>
+                <m:rPr>
+                  <m:sty m:val="p"/>
+                </m:rPr>
+                <m:t>=</m:t>
+              </m:r>
+              <m:r>
+                <m:rPr>
+                  <m:sty m:val="p"/>
+                </m:rPr>
+                <m:t>,</m:t>
+              </m:r>
+              <m:r>
+                <m:t>026</m:t>
+              </m:r>
+            </m:oMath>
+            <w:r>
+              <w:t xml:space="preserve">); tương tác FSTS×kinh nghiệm chỉ cận ngưỡng (</w:t>
+            </w:r>
+            <m:oMath>
+              <m:r>
+                <m:t>p</m:t>
+              </m:r>
+              <m:r>
+                <m:rPr>
+                  <m:sty m:val="p"/>
+                </m:rPr>
+                <m:t>=</m:t>
+              </m:r>
+              <m:r>
+                <m:rPr>
+                  <m:sty m:val="p"/>
+                </m:rPr>
+                <m:t>,</m:t>
+              </m:r>
+              <m:r>
                 <m:t>053</m:t>
               </m:r>
             </m:oMath>
@@ -11802,7 +11863,7 @@
               <w:t xml:space="preserve"> </w:t>
             </w:r>
             <w:r>
-              <w:t xml:space="preserve">tại M11)</w:t>
+              <w:t xml:space="preserve">tại M11), là chẩn đoán phụ trợ chứ không phải điều tiết trọng tâm</w:t>
             </w:r>
           </w:p>
         </w:tc>
@@ -11927,41 +11988,120 @@
               </m:r>
             </m:oMath>
             <w:r>
-              <w:t xml:space="preserve">) từ P6 và dải biến thiên điểm uốn từ P7 (Advanced</w:t>
+              <w:t xml:space="preserve">) từ P6 và tương tác M10 từ P7 (FSTS×ICRV</w:t>
             </w:r>
             <w:r>
               <w:t xml:space="preserve"> </w:t>
             </w:r>
             <m:oMath>
+              <m:r>
+                <m:t>β</m:t>
+              </m:r>
               <m:r>
                 <m:rPr>
                   <m:sty m:val="p"/>
                 </m:rPr>
-                <m:t>≈</m:t>
-              </m:r>
-            </m:oMath>
-            <w:r>
-              <w:t xml:space="preserve"> </w:t>
-            </w:r>
-            <w:r>
-              <w:t xml:space="preserve">28% &lt; Frontier/SIDS</w:t>
-            </w:r>
-            <w:r>
-              <w:t xml:space="preserve"> </w:t>
-            </w:r>
-            <m:oMath>
+                <m:t>=</m:t>
+              </m:r>
               <m:r>
                 <m:rPr>
                   <m:sty m:val="p"/>
                 </m:rPr>
-                <m:t>≈</m:t>
+                <m:t>+</m:t>
+              </m:r>
+              <m:r>
+                <m:t>1</m:t>
+              </m:r>
+              <m:r>
+                <m:rPr>
+                  <m:sty m:val="p"/>
+                </m:rPr>
+                <m:t>,</m:t>
+              </m:r>
+              <m:r>
+                <m:t>85</m:t>
               </m:r>
             </m:oMath>
             <w:r>
+              <w:t xml:space="preserve">; FSTS</w:t>
+            </w:r>
+            <m:oMath>
+              <m:sSup>
+                <m:e>
+                  <m:r>
+                    <m:t>​</m:t>
+                  </m:r>
+                </m:e>
+                <m:sup>
+                  <m:r>
+                    <m:t>2</m:t>
+                  </m:r>
+                </m:sup>
+              </m:sSup>
+            </m:oMath>
+            <w:r>
+              <w:t xml:space="preserve">×ICRV</w:t>
+            </w:r>
+            <w:r>
               <w:t xml:space="preserve"> </w:t>
             </w:r>
-            <w:r>
-              <w:t xml:space="preserve">55%)</w:t>
+            <m:oMath>
+              <m:r>
+                <m:t>β</m:t>
+              </m:r>
+              <m:r>
+                <m:rPr>
+                  <m:sty m:val="p"/>
+                </m:rPr>
+                <m:t>=</m:t>
+              </m:r>
+              <m:r>
+                <m:rPr>
+                  <m:sty m:val="p"/>
+                </m:rPr>
+                <m:t>−</m:t>
+              </m:r>
+              <m:r>
+                <m:t>2</m:t>
+              </m:r>
+              <m:r>
+                <m:rPr>
+                  <m:sty m:val="p"/>
+                </m:rPr>
+                <m:t>,</m:t>
+              </m:r>
+              <m:r>
+                <m:t>93</m:t>
+              </m:r>
+            </m:oMath>
+            <w:r>
+              <w:t xml:space="preserve">; đều</w:t>
+            </w:r>
+            <w:r>
+              <w:t xml:space="preserve"> </w:t>
+            </w:r>
+            <m:oMath>
+              <m:r>
+                <m:t>p</m:t>
+              </m:r>
+              <m:r>
+                <m:rPr>
+                  <m:sty m:val="p"/>
+                </m:rPr>
+                <m:t>&lt;</m:t>
+              </m:r>
+              <m:r>
+                <m:rPr>
+                  <m:sty m:val="p"/>
+                </m:rPr>
+                <m:t>,</m:t>
+              </m:r>
+              <m:r>
+                <m:t>001</m:t>
+              </m:r>
+            </m:oMath>
+            <w:r>
+              <w:t xml:space="preserve">); cơ chế là độ cong/biên độ (sâu dần khi thể chế suy giảm), không phải dịch chuyển điểm uốn đơn điệu</w:t>
             </w:r>
           </w:p>
         </w:tc>
@@ -12551,16 +12691,16 @@
           <m:t>=</m:t>
         </m:r>
         <m:r>
-          <m:t>34</m:t>
-        </m:r>
-        <m:r>
-          <m:rPr>
-            <m:sty m:val="p"/>
-          </m:rPr>
-          <m:t>,</m:t>
-        </m:r>
-        <m:r>
-          <m:t>6</m:t>
+          <m:t>25</m:t>
+        </m:r>
+        <m:r>
+          <m:rPr>
+            <m:sty m:val="p"/>
+          </m:rPr>
+          <m:t>,</m:t>
+        </m:r>
+        <m:r>
+          <m:t>7</m:t>
         </m:r>
         <m:r>
           <m:rPr>
@@ -12605,7 +12745,7 @@
           <m:t>,</m:t>
         </m:r>
         <m:r>
-          <m:t>002</m:t>
+          <m:t>026</m:t>
         </m:r>
       </m:oMath>
       <w:r>

--- a/dist/luan_an_ctu/chuong_4_ket_qua_vi.docx
+++ b/dist/luan_an_ctu/chuong_4_ket_qua_vi.docx
@@ -4247,7 +4247,7 @@
         <w:pStyle w:val="FirstParagraph"/>
       </w:pPr>
       <w:r>
-        <w:t xml:space="preserve">Phân tích P7 là kiểm định quy mô lớn nhất của luận án, kết hợp toàn bộ các bối cảnh ICRV trong khu vực châu Á và Thái Bình Dương, trải dài 45 nền kinh tế và 98 đợt khảo sát quốc gia–năm. FSTS trung bình trên toàn mẫu xấp xỉ 12% (trung vị</w:t>
+        <w:t xml:space="preserve">Phân tích P7 là kiểm định quy mô lớn nhất của luận án, kết hợp toàn bộ các bối cảnh ICRV trong khu vực châu Á và Thái Bình Dương, trải dài 45 nền kinh tế và 98 đợt khảo sát quốc gia–năm. FSTS trung bình trên toàn mẫu xấp xỉ 10% (trung vị</w:t>
       </w:r>
       <w:r>
         <w:t xml:space="preserve"> </w:t>
@@ -4424,7 +4424,7 @@
           <m:t>,</m:t>
         </m:r>
         <m:r>
-          <m:t>316</m:t>
+          <m:t>211</m:t>
         </m:r>
       </m:oMath>
       <w:r>
@@ -4491,7 +4491,7 @@
           <m:t>,</m:t>
         </m:r>
         <m:r>
-          <m:t>810</m:t>
+          <m:t>630</m:t>
         </m:r>
       </m:oMath>
       <w:r>
@@ -4571,7 +4571,7 @@
           <m:t>=</m:t>
         </m:r>
         <m:r>
-          <m:t>38.342</m:t>
+          <m:t>36.772</m:t>
         </m:r>
       </m:oMath>
       <w:r>
@@ -4610,7 +4610,7 @@
           <m:t>,</m:t>
         </m:r>
         <m:r>
-          <m:t>677</m:t>
+          <m:t>671</m:t>
         </m:r>
       </m:oMath>
       <w:r>
@@ -4640,7 +4640,7 @@
             <m:t>=</m:t>
           </m:r>
           <m:r>
-            <m:t>40</m:t>
+            <m:t>39</m:t>
           </m:r>
           <m:r>
             <m:rPr>
@@ -4649,7 +4649,7 @@
             <m:t>,</m:t>
           </m:r>
           <m:r>
-            <m:t>0</m:t>
+            <m:t>5</m:t>
           </m:r>
           <m:r>
             <m:rPr>
@@ -4716,7 +4716,7 @@
         <w:pStyle w:val="FirstParagraph"/>
       </w:pPr>
       <w:r>
-        <w:t xml:space="preserve">Điểm uốn dao động nhất quán trong dải hẹp 33,8–40,0% FSTS qua mọi đặc tả M2–M9, và được xác nhận lại trong mô hình điều tiết ba chiều đầy đủ M11 (</w:t>
+        <w:t xml:space="preserve">Điểm uốn dao động nhất quán trong dải hẹp 34,1–39,5% FSTS qua các đặc tả nền M2, M3 và M5, và được xác nhận lại trong mô hình điều tiết ba chiều đầy đủ M11 (</w:t>
       </w:r>
       <m:oMath>
         <m:r>
@@ -4811,7 +4811,7 @@
         </m:r>
       </m:oMath>
       <w:r>
-        <w:t xml:space="preserve">). Điểm uốn tổng thể của toàn mẫu nằm vào khoảng 36% FSTS. Tính nhất quán này bác bỏ giả thuyết cho rằng đường cong U ngược chỉ là sản phẩm phụ của mẫu nhỏ hay thiếu biến kiểm soát.</w:t>
+        <w:t xml:space="preserve">). Điểm uốn tổng thể của toàn mẫu nằm vào khoảng 37% FSTS. Tính nhất quán này bác bỏ giả thuyết cho rằng đường cong U ngược chỉ là sản phẩm phụ của mẫu nhỏ hay thiếu biến kiểm soát.</w:t>
       </w:r>
     </w:p>
     <w:bookmarkEnd w:id="31"/>
@@ -4857,7 +4857,7 @@
           <m:t>,</m:t>
         </m:r>
         <m:r>
-          <m:t>763</m:t>
+          <m:t>592</m:t>
         </m:r>
       </m:oMath>
       <w:r>
@@ -4915,7 +4915,7 @@
           <m:t>,</m:t>
         </m:r>
         <m:r>
-          <m:t>762</m:t>
+          <m:t>849</m:t>
         </m:r>
       </m:oMath>
       <w:r>
@@ -4990,7 +4990,7 @@
           <m:t>,</m:t>
         </m:r>
         <m:r>
-          <m:t>746</m:t>
+          <m:t>932</m:t>
         </m:r>
       </m:oMath>
       <w:r>
@@ -5175,7 +5175,7 @@
           <m:t>,</m:t>
         </m:r>
         <m:r>
-          <m:t>344</m:t>
+          <m:t>342</m:t>
         </m:r>
       </m:oMath>
       <w:r>
@@ -5232,7 +5232,7 @@
               <m:t>,</m:t>
             </m:r>
             <m:r>
-              <m:t>344</m:t>
+              <m:t>342</m:t>
             </m:r>
           </m:e>
         </m:d>
@@ -5293,7 +5293,7 @@
           <m:t>,</m:t>
         </m:r>
         <m:r>
-          <m:t>144</m:t>
+          <m:t>090</m:t>
         </m:r>
       </m:oMath>
       <w:r>
@@ -5342,7 +5342,7 @@
           <m:t>,</m:t>
         </m:r>
         <m:r>
-          <m:t>137</m:t>
+          <m:t>227</m:t>
         </m:r>
       </m:oMath>
       <w:r>
@@ -5368,7 +5368,7 @@
           <m:t>,</m:t>
         </m:r>
         <m:r>
-          <m:t>129</m:t>
+          <m:t>077</m:t>
         </m:r>
       </m:oMath>
       <w:r>
@@ -5432,7 +5432,7 @@
           <m:t>,</m:t>
         </m:r>
         <m:r>
-          <m:t>155</m:t>
+          <m:t>172</m:t>
         </m:r>
       </m:oMath>
       <w:r>
@@ -5462,7 +5462,7 @@
         </m:r>
       </m:oMath>
       <w:r>
-        <w:t xml:space="preserve">), tương ứng khoảng 17% lợi thế năng suất cho doanh nghiệp có trang web (</w:t>
+        <w:t xml:space="preserve">), tương ứng khoảng 19% lợi thế năng suất cho doanh nghiệp có trang web (</w:t>
       </w:r>
       <m:oMath>
         <m:r>
@@ -5489,7 +5489,7 @@
               <m:t>,</m:t>
             </m:r>
             <m:r>
-              <m:t>155</m:t>
+              <m:t>172</m:t>
             </m:r>
           </m:e>
         </m:d>
@@ -5518,7 +5518,7 @@
           <m:t>,</m:t>
         </m:r>
         <m:r>
-          <m:t>17</m:t>
+          <m:t>19</m:t>
         </m:r>
       </m:oMath>
       <w:r>
@@ -5596,7 +5596,7 @@
             <m:t>,</m:t>
           </m:r>
           <m:r>
-            <m:t>614</m:t>
+            <m:t>588</m:t>
           </m:r>
           <m:r>
             <m:t> </m:t>
@@ -5709,7 +5709,7 @@
             <m:t>,</m:t>
           </m:r>
           <m:r>
-            <m:t>766</m:t>
+            <m:t>726</m:t>
           </m:r>
           <m:r>
             <m:t> </m:t>
@@ -5738,7 +5738,7 @@
                 <m:t>,</m:t>
               </m:r>
               <m:r>
-                <m:t>001</m:t>
+                <m:t>002</m:t>
               </m:r>
             </m:e>
           </m:d>
@@ -5778,7 +5778,7 @@
           <m:t>,</m:t>
         </m:r>
         <m:r>
-          <m:t>780</m:t>
+          <m:t>786</m:t>
         </m:r>
       </m:oMath>
       <w:r>
@@ -5853,7 +5853,7 @@
           <m:t>,</m:t>
         </m:r>
         <m:r>
-          <m:t>994</m:t>
+          <m:t>982</m:t>
         </m:r>
       </m:oMath>
       <w:r>
@@ -5995,7 +5995,7 @@
           <m:t>,</m:t>
         </m:r>
         <m:r>
-          <m:t>001</m:t>
+          <m:t>016</m:t>
         </m:r>
       </m:oMath>
       <w:r>
@@ -6045,7 +6045,7 @@
           <m:t>,</m:t>
         </m:r>
         <m:r>
-          <m:t>007</m:t>
+          <m:t>018</m:t>
         </m:r>
       </m:oMath>
       <w:r>
@@ -6062,16 +6062,16 @@
           <m:rPr>
             <m:sty m:val="p"/>
           </m:rPr>
-          <m:t>=</m:t>
-        </m:r>
-        <m:r>
-          <m:rPr>
-            <m:sty m:val="p"/>
-          </m:rPr>
-          <m:t>,</m:t>
-        </m:r>
-        <m:r>
-          <m:t>026</m:t>
+          <m:t>&lt;</m:t>
+        </m:r>
+        <m:r>
+          <m:rPr>
+            <m:sty m:val="p"/>
+          </m:rPr>
+          <m:t>,</m:t>
+        </m:r>
+        <m:r>
+          <m:t>001</m:t>
         </m:r>
       </m:oMath>
       <w:r>
@@ -6103,7 +6103,7 @@
           <m:t>,</m:t>
         </m:r>
         <m:r>
-          <m:t>185</m:t>
+          <m:t>202</m:t>
         </m:r>
       </m:oMath>
       <w:r>
@@ -6133,7 +6133,7 @@
         </m:r>
       </m:oMath>
       <w:r>
-        <w:t xml:space="preserve">) đều nâng mặt bằng hiệu quả doanh nghiệp độc lập với FSTS. Hiệu ứng kinh nghiệm hàm ý năng suất cao hơn khoảng 0,7% trên mỗi năm kinh nghiệm trong ngành; hiệu ứng nhà quản trị nữ hàm ý lợi thế năng suất khoảng 20% (</w:t>
+        <w:t xml:space="preserve">) đều nâng mặt bằng hiệu quả doanh nghiệp độc lập với FSTS. Hiệu ứng kinh nghiệm hàm ý năng suất cao hơn khoảng 2% trên mỗi năm kinh nghiệm trong ngành; hiệu ứng nhà quản trị nữ hàm ý lợi thế năng suất khoảng 22% (</w:t>
       </w:r>
       <m:oMath>
         <m:r>
@@ -6160,7 +6160,7 @@
               <m:t>,</m:t>
             </m:r>
             <m:r>
-              <m:t>185</m:t>
+              <m:t>202</m:t>
             </m:r>
           </m:e>
         </m:d>
@@ -6189,11 +6189,11 @@
           <m:t>,</m:t>
         </m:r>
         <m:r>
-          <m:t>20</m:t>
-        </m:r>
-      </m:oMath>
-      <w:r>
-        <w:t xml:space="preserve">). Các đặc điểm này được đưa vào như nhóm biến kiểm soát quản trị nội sinh chứ không phải nhân tố điều tiết trọng tâm: chúng tác động ở dạng hiệu ứng mức (level effect) nâng mặt bằng năng suất, không định hình độ cong của đường quan hệ I-P. Số hạng tương tác FSTS×kinh nghiệm chỉ là chẩn đoán phụ trợ, không có ý nghĩa trong M9 (</w:t>
+          <m:t>22</m:t>
+        </m:r>
+      </m:oMath>
+      <w:r>
+        <w:t xml:space="preserve">). Các đặc điểm này được đưa vào như nhóm biến kiểm soát quản trị nội sinh chứ không phải nhân tố điều tiết trọng tâm: chúng tác động ở dạng hiệu ứng mức (level effect) nâng mặt bằng năng suất, không định hình độ cong của đường quan hệ I-P. Số hạng tương tác FSTS×kinh nghiệm chỉ là chẩn đoán phụ trợ, không có ý nghĩa trong cả M9 (</w:t>
       </w:r>
       <m:oMath>
         <m:r>
@@ -6209,7 +6209,7 @@
           <m:rPr>
             <m:sty m:val="p"/>
           </m:rPr>
-          <m:t>−</m:t>
+          <m:t>+</m:t>
         </m:r>
         <m:r>
           <m:t>0</m:t>
@@ -6221,7 +6221,7 @@
           <m:t>,</m:t>
         </m:r>
         <m:r>
-          <m:t>012</m:t>
+          <m:t>005</m:t>
         </m:r>
       </m:oMath>
       <w:r>
@@ -6247,11 +6247,11 @@
           <m:t>,</m:t>
         </m:r>
         <m:r>
-          <m:t>133</m:t>
-        </m:r>
-      </m:oMath>
-      <w:r>
-        <w:t xml:space="preserve">) và chỉ cận ngưỡng trong M11 (</w:t>
+          <m:t>29</m:t>
+        </m:r>
+      </m:oMath>
+      <w:r>
+        <w:t xml:space="preserve">) lẫn M11 (</w:t>
       </w:r>
       <m:oMath>
         <m:r>
@@ -6267,7 +6267,7 @@
           <m:rPr>
             <m:sty m:val="p"/>
           </m:rPr>
-          <m:t>−</m:t>
+          <m:t>+</m:t>
         </m:r>
         <m:r>
           <m:t>0</m:t>
@@ -6279,7 +6279,7 @@
           <m:t>,</m:t>
         </m:r>
         <m:r>
-          <m:t>019</m:t>
+          <m:t>007</m:t>
         </m:r>
       </m:oMath>
       <w:r>
@@ -6305,7 +6305,7 @@
           <m:t>,</m:t>
         </m:r>
         <m:r>
-          <m:t>053</m:t>
+          <m:t>26</m:t>
         </m:r>
       </m:oMath>
       <w:r>
@@ -11213,7 +11213,7 @@
           <m:t>,</m:t>
         </m:r>
         <m:r>
-          <m:t>155</m:t>
+          <m:t>172</m:t>
         </m:r>
       </m:oMath>
       <w:r>
@@ -11598,7 +11598,7 @@
                 <m:t>,</m:t>
               </m:r>
               <m:r>
-                <m:t>155</m:t>
+                <m:t>172</m:t>
               </m:r>
             </m:oMath>
             <w:r>
@@ -11746,7 +11746,7 @@
                 <m:t>,</m:t>
               </m:r>
               <m:r>
-                <m:t>185</m:t>
+                <m:t>202</m:t>
               </m:r>
             </m:oMath>
             <w:r>
@@ -11807,7 +11807,7 @@
                 <m:t>,</m:t>
               </m:r>
               <m:r>
-                <m:t>007</m:t>
+                <m:t>018</m:t>
               </m:r>
             </m:oMath>
             <w:r>
@@ -11815,6 +11815,29 @@
             </w:r>
             <w:r>
               <w:t xml:space="preserve">(</w:t>
+            </w:r>
+            <m:oMath>
+              <m:r>
+                <m:t>p</m:t>
+              </m:r>
+              <m:r>
+                <m:rPr>
+                  <m:sty m:val="p"/>
+                </m:rPr>
+                <m:t>&lt;</m:t>
+              </m:r>
+              <m:r>
+                <m:rPr>
+                  <m:sty m:val="p"/>
+                </m:rPr>
+                <m:t>,</m:t>
+              </m:r>
+              <m:r>
+                <m:t>001</m:t>
+              </m:r>
+            </m:oMath>
+            <w:r>
+              <w:t xml:space="preserve">); tương tác FSTS×kinh nghiệm không có ý nghĩa (</w:t>
             </w:r>
             <m:oMath>
               <m:r>
@@ -11833,30 +11856,7 @@
                 <m:t>,</m:t>
               </m:r>
               <m:r>
-                <m:t>026</m:t>
-              </m:r>
-            </m:oMath>
-            <w:r>
-              <w:t xml:space="preserve">); tương tác FSTS×kinh nghiệm chỉ cận ngưỡng (</w:t>
-            </w:r>
-            <m:oMath>
-              <m:r>
-                <m:t>p</m:t>
-              </m:r>
-              <m:r>
-                <m:rPr>
-                  <m:sty m:val="p"/>
-                </m:rPr>
-                <m:t>=</m:t>
-              </m:r>
-              <m:r>
-                <m:rPr>
-                  <m:sty m:val="p"/>
-                </m:rPr>
-                <m:t>,</m:t>
-              </m:r>
-              <m:r>
-                <m:t>053</m:t>
+                <m:t>26</m:t>
               </m:r>
             </m:oMath>
             <w:r>
@@ -12674,7 +12674,7 @@
         <w:pStyle w:val="BodyText"/>
       </w:pPr>
       <w:r>
-        <w:t xml:space="preserve">Đối với toàn mẫu P7, điểm uốn dao động nhất quán trong dải hẹp 33,8–40,0% qua mọi đặc tả M2–M9 và được xác nhận lại trong mô hình đầy đủ M11 (</w:t>
+        <w:t xml:space="preserve">Đối với toàn mẫu P7, điểm uốn dao động nhất quán trong dải hẹp 34,1–39,5% qua mọi đặc tả M2–M9 và được xác nhận lại trong mô hình đầy đủ M11 (</w:t>
       </w:r>
       <m:oMath>
         <m:r>
@@ -12951,7 +12951,7 @@
         <w:pStyle w:val="BodyText"/>
       </w:pPr>
       <w:r>
-        <w:t xml:space="preserve">Nhìn chung, các kiểm định độ vững củng cố ba trụ cột kết quả của luận án: hiệu ứng gộp dương nhỏ và vững ở cấp phân tích tổng hợp, đường cong U ngược với điểm uốn dịch chuyển theo dải biến thiên ICRV ở cấp đa quốc gia và đơn quốc gia, và quan hệ âm đơn điệu như một điều kiện biên cực đoan ở SIDS.</w:t>
+        <w:t xml:space="preserve">Nhìn chung, các kiểm định độ vững củng cố ba trụ cột kết quả của luận án: hiệu ứng gộp dương nhỏ và vững ở cấp phân tích tổng hợp, đường cong U ngược với độ cong thay đổi theo dải biến thiên ICRV ở cấp đa quốc gia và đơn quốc gia, và quan hệ âm đơn điệu như một điều kiện biên cực đoan ở SIDS.</w:t>
       </w:r>
     </w:p>
     <w:p>

--- a/dist/luan_an_ctu/chuong_4_ket_qua_vi.docx
+++ b/dist/luan_an_ctu/chuong_4_ket_qua_vi.docx
@@ -32,7 +32,7 @@
         <w:pStyle w:val="FirstParagraph"/>
       </w:pPr>
       <w:r>
-        <w:t xml:space="preserve">Chương 4 trình bày toàn bộ kết quả thực nghiệm của luận án theo một mạch logic thống nhất, đi từ bức tranh mô tả tổng thể đến bằng chứng tổng hợp ở cấp phân tích đa nghiên cứu, rồi đến các bằng chứng định lượng theo từng bối cảnh quốc gia, sau cùng là kiểm định trên toàn mẫu đa quốc gia và trường hợp biên. Cách tổ chức này phản ánh thiết kế nghiên cứu nhiều thành phần của luận án, trong đó mỗi nghiên cứu thành phần (ký hiệu P3 đến P8) đảm nhận một lát cắt riêng của cùng một câu hỏi trung tâm: quốc tế hóa cải thiện hay làm xấu đi hiệu quả hoạt động của doanh nghiệp, và điều kiện nào quyết định chiều hướng đó.</w:t>
+        <w:t xml:space="preserve">Chương 4 trình bày toàn bộ kết quả thực nghiệm của luận án theo một mạch logic thống nhất, đi từ bức tranh mô tả tổng thể đến bằng chứng tổng hợp ở cấp phân tích đa nghiên cứu, rồi đến các bằng chứng định lượng theo từng bối cảnh quốc gia, sau cùng là kiểm định trên toàn mẫu đa quốc gia và trường hợp biên. Cách tổ chức này phản ánh thiết kế nghiên cứu nhiều thành phần của luận án, trong đó mỗi nghiên cứu thành phần (ký hiệu phân tích Việt Nam đến phân tích SIDS Thái Bình Dương) đảm nhận một lát cắt riêng của cùng một câu hỏi trung tâm: quốc tế hóa cải thiện hay làm xấu đi hiệu quả hoạt động của doanh nghiệp, và điều kiện nào quyết định chiều hướng đó.</w:t>
       </w:r>
     </w:p>
     <w:p>
@@ -40,7 +40,7 @@
         <w:pStyle w:val="BodyText"/>
       </w:pPr>
       <w:r>
-        <w:t xml:space="preserve">Chương được cấu trúc thành bảy phần. Mục 4.1 dựng bức tranh mô tả về phân tán năng suất và đặc điểm quốc tế hóa trên nhóm dữ liệu gộp (pool), phân theo nhóm con của Biến thiên chế độ bối cảnh thể chế (Institutional Context Regime Variation — ICRV). Mục 4.2 trình bày kết quả phân tích tổng hợp ba tầng (P6), gồm hiệu ứng gộp, cấu trúc dị biệt, điều tiết theo chế độ thể chế và sai lệch xuất bản. Mục 4.3 trình bày kiểm định đa quốc gia trên 45 nền kinh tế (P7), gồm đường cong U ngược, điểm uốn tối ưu, dải biến thiên theo ICRV và tương tác giữa năng lực số với thể chế. Mục 4.4 trình bày ba nghiên cứu đơn quốc gia tại Việt Nam (P3), Singapore (P4) và Trung Quốc (P5). Mục 4.5 trình bày trường hợp biên là các nền kinh tế đảo nhỏ đang phát triển ở Thái Bình Dương (P8). Mục 4.6 tổng hợp và thảo luận các phát hiện liên thông giữa các nghiên cứu thành phần. Mục 4.7 trình bày các kiểm định độ vững.</w:t>
+        <w:t xml:space="preserve">Chương được cấu trúc thành bảy phần. Mục 4.1 dựng bức tranh mô tả về phân tán năng suất và đặc điểm quốc tế hóa trên nhóm dữ liệu gộp (pool), phân theo nhóm con của Biến thiên chế độ bối cảnh thể chế (Institutional Context Regime Variation — ICRV). Mục 4.2 trình bày kết quả phân tích tổng hợp ba tầng (phân tích tổng hợp), gồm hiệu ứng gộp, cấu trúc dị biệt, điều tiết theo chế độ thể chế và sai lệch xuất bản. Mục 4.3 trình bày kiểm định đa quốc gia trên 45 nền kinh tế (phân tích đa quốc gia 45 nền kinh tế), gồm đường cong U ngược, điểm uốn tối ưu, dải biến thiên theo ICRV và tương tác giữa năng lực số với thể chế. Mục 4.4 trình bày ba nghiên cứu đơn quốc gia tại Việt Nam (Việt Nam), Singapore (Singapore) và Trung Quốc (Trung Quốc). Mục 4.5 trình bày trường hợp biên là các nền kinh tế đảo nhỏ đang phát triển ở Thái Bình Dương (SIDS). Mục 4.6 tổng hợp và thảo luận các phát hiện liên thông giữa các nghiên cứu thành phần. Mục 4.7 trình bày các kiểm định độ vững.</w:t>
       </w:r>
     </w:p>
     <w:p>
@@ -61,7 +61,7 @@
         <w:t xml:space="preserve">bản đồ địa hình xuất khẩu chiến lược (strategic export topography)</w:t>
       </w:r>
       <w:r>
-        <w:t xml:space="preserve">, trên đó chế độ thể chế ICRV vận hành như một bộ lọc chi phí giao dịch định vị nơi quan hệ I-P đạt đỉnh hay đảo chiều. Bốn phát hiện nổi bật neo giữ mạch lập luận đó và được nêu lên ngay từ đầu thay vì để ẩn trong các tiểu mục. Thứ nhất, hiệu chỉnh thiên lệch công bố ở P6 kéo hiệu ứng gộp từ</w:t>
+        <w:t xml:space="preserve">, trên đó chế độ thể chế ICRV vận hành như một bộ lọc chi phí giao dịch định vị nơi quan hệ I-P đạt đỉnh hay đảo chiều. Bốn phát hiện nổi bật neo giữ mạch lập luận đó và được nêu lên ngay từ đầu thay vì để ẩn trong các tiểu mục. Thứ nhất, hiệu chỉnh thiên lệch công bố ở phân tích tổng hợp kéo hiệu ứng gộp từ</w:t>
       </w:r>
       <w:r>
         <w:t xml:space="preserve"> </w:t>
@@ -141,7 +141,7 @@
         <w:t xml:space="preserve"> </w:t>
       </w:r>
       <w:r>
-        <w:t xml:space="preserve">— hàm ý rằng phần lớn bằng chứng I-P tích lũy suốt bốn thập kỷ có thể đã bị thổi phồng (một ước lượng trim-and-fill, được trình bày kèm rào đón phương pháp ở Mục 4.2.4). Thứ hai, bằng chứng đa quốc gia (P7) cho thấy chế độ thể chế ICRV không dịch chuyển điểm uốn một cách đơn điệu mà</w:t>
+        <w:t xml:space="preserve">— hàm ý rằng phần lớn bằng chứng I-P tích lũy suốt bốn thập kỷ có thể đã bị thổi phồng (một ước lượng trim-and-fill, được trình bày kèm rào đón phương pháp ở Mục 4.2.4). Thứ hai, bằng chứng đa quốc gia (phân tích đa quốc gia 45 nền kinh tế) cho thấy chế độ thể chế ICRV không dịch chuyển điểm uốn một cách đơn điệu mà</w:t>
       </w:r>
       <w:r>
         <w:t xml:space="preserve"> </w:t>
@@ -157,7 +157,7 @@
         <w:t xml:space="preserve"> </w:t>
       </w:r>
       <w:r>
-        <w:t xml:space="preserve">— độ cong sâu dần khi chất lượng thể chế suy giảm — chính cơ chế địa hình của luận án. Thứ ba, tại các quốc đảo nhỏ Thái Bình Dương (P8), quan hệ I-P sụp thành âm đơn điệu, tức</w:t>
+        <w:t xml:space="preserve">— độ cong sâu dần khi chất lượng thể chế suy giảm — chính cơ chế địa hình của luận án. Thứ ba, tại các quốc đảo nhỏ Thái Bình Dương (SIDS), quan hệ I-P sụp thành âm đơn điệu, tức</w:t>
       </w:r>
       <w:r>
         <w:t xml:space="preserve"> </w:t>
@@ -170,7 +170,7 @@
         <w:t xml:space="preserve">gánh nặng quốc tế hóa bắt buộc (FIP)</w:t>
       </w:r>
       <w:r>
-        <w:t xml:space="preserve">, một đóng góp lý thuyết được định danh lần đầu. Thứ tư, tại Việt Nam (P3), đường cong U ngược về bản chất là một</w:t>
+        <w:t xml:space="preserve">, một đóng góp lý thuyết được định danh lần đầu. Thứ tư, tại Việt Nam (Việt Nam), đường cong U ngược về bản chất là một</w:t>
       </w:r>
       <w:r>
         <w:t xml:space="preserve"> </w:t>
@@ -186,7 +186,7 @@
         <w:t xml:space="preserve"> </w:t>
       </w:r>
       <w:r>
-        <w:t xml:space="preserve">tại biên tham gia chứ không phải bão hòa cường độ liên tục. Trung Quốc (P5) bổ sung một</w:t>
+        <w:t xml:space="preserve">tại biên tham gia chứ không phải bão hòa cường độ liên tục. Trung Quốc (Trung Quốc) bổ sung một</w:t>
       </w:r>
       <w:r>
         <w:t xml:space="preserve"> </w:t>
@@ -202,7 +202,7 @@
         <w:t xml:space="preserve"> </w:t>
       </w:r>
       <w:r>
-        <w:t xml:space="preserve">ở ngưỡng ~48% bền vững qua một thập kỷ biến động vĩ mô, còn Singapore (P4) đánh dấu đỉnh</w:t>
+        <w:t xml:space="preserve">ở ngưỡng ~48% bền vững qua một thập kỷ biến động vĩ mô, còn Singapore (Singapore) đánh dấu đỉnh</w:t>
       </w:r>
       <w:r>
         <w:t xml:space="preserve"> </w:t>
@@ -1575,13 +1575,13 @@
     </w:p>
     <w:bookmarkEnd w:id="24"/>
     <w:bookmarkEnd w:id="25"/>
-    <w:bookmarkStart w:id="30" w:name="kết-quả-phân-tích-tổng-hợp-ba-tầng-p6"/>
+    <w:bookmarkStart w:id="30" w:name="Xcac9e8aa89b90d2d4c5a3d7a7353386e79eb48b"/>
     <w:p>
       <w:pPr>
         <w:pStyle w:val="Heading2"/>
       </w:pPr>
       <w:r>
-        <w:t xml:space="preserve">4.2 Kết quả phân tích tổng hợp ba tầng (P6)</w:t>
+        <w:t xml:space="preserve">4.2 Kết quả phân tích tổng hợp ba tầng (phân tích tổng hợp)</w:t>
       </w:r>
     </w:p>
     <w:bookmarkStart w:id="26" w:name="hiệu-ứng-gộp"/>
@@ -1814,7 +1814,7 @@
         <w:pStyle w:val="BodyText"/>
       </w:pPr>
       <w:r>
-        <w:t xml:space="preserve">Kết quả P6 hoàn toàn nhất quán với mức tham chiếu từ phân tích tổng hợp đã công bố tại hội nghị ICBEF của Đỗ và Phan (2024), vốn có</w:t>
+        <w:t xml:space="preserve">Kết quả phân tích tổng hợp hoàn toàn nhất quán với mức tham chiếu từ phân tích tổng hợp đã công bố tại hội nghị ICBEF của Đỗ và Phan (2024), vốn có</w:t>
       </w:r>
       <w:r>
         <w:t xml:space="preserve"> </w:t>
@@ -2522,7 +2522,7 @@
           <w:iCs/>
           <w:i/>
         </w:rPr>
-        <w:t xml:space="preserve">Nguồn: P6 (Đỗ &amp; Phan, 2026, bản thảo đang chuẩn bị).</w:t>
+        <w:t xml:space="preserve">Nguồn: phân tích tổng hợp (Đỗ &amp; Phan, 2026, bản thảo đang chuẩn bị).</w:t>
       </w:r>
     </w:p>
     <w:p>
@@ -3215,7 +3215,7 @@
           <w:iCs/>
           <w:i/>
         </w:rPr>
-        <w:t xml:space="preserve">Nguồn: P6 (Đỗ &amp; Phan, 2026, bản thảo đang chuẩn bị).</w:t>
+        <w:t xml:space="preserve">Nguồn: phân tích tổng hợp (Đỗ &amp; Phan, 2026, bản thảo đang chuẩn bị).</w:t>
       </w:r>
     </w:p>
     <w:p>
@@ -3458,7 +3458,7 @@
         </m:r>
       </m:oMath>
       <w:r>
-        <w:t xml:space="preserve">), ô duy nhất có khoảng tin cậy không giao với hiệu ứng gộp. Tuy nhiên ô này chỉ dựa trên ba mức độ ảnh hưởng, trong đó có một giá trị ngoại lai, nên còn mong manh về mặt thống kê. Phát hiện vững chắc của P6 do đó là sự khác biệt giữa nghiên cứu đơn quốc gia với nghiên cứu đa quốc gia, chứ chưa phải một dải biến thiên đơn điệu theo chất lượng thể chế. Dải biến thiên định hướng này sau đó được xác nhận độc lập bằng dữ liệu sơ cấp trong P7 (Mục 4.3).</w:t>
+        <w:t xml:space="preserve">), ô duy nhất có khoảng tin cậy không giao với hiệu ứng gộp. Tuy nhiên ô này chỉ dựa trên ba mức độ ảnh hưởng, trong đó có một giá trị ngoại lai, nên còn mong manh về mặt thống kê. Phát hiện vững chắc của phân tích tổng hợp do đó là sự khác biệt giữa nghiên cứu đơn quốc gia với nghiên cứu đa quốc gia, chứ chưa phải một dải biến thiên đơn điệu theo chất lượng thể chế. Dải biến thiên định hướng này sau đó được xác nhận độc lập bằng dữ liệu sơ cấp trong phân tích đa quốc gia (Mục 4.3).</w:t>
       </w:r>
     </w:p>
     <w:p>
@@ -3466,7 +3466,7 @@
         <w:pStyle w:val="BodyText"/>
       </w:pPr>
       <w:r>
-        <w:t xml:space="preserve">Bên cạnh ICRV, P6 còn kiểm định điều tiết theo mức chấp nhận số quốc gia (cDAI) và theo giai đoạn vòng đời nghịch lý số (DPL). Cả hai đều không đạt ý nghĩa thống kê:</w:t>
+        <w:t xml:space="preserve">Bên cạnh ICRV, phân tích tổng hợp còn kiểm định điều tiết theo mức chấp nhận số quốc gia (cDAI) và theo giai đoạn vòng đời nghịch lý số (DPL). Cả hai đều không đạt ý nghĩa thống kê:</w:t>
       </w:r>
       <w:r>
         <w:t xml:space="preserve"> </w:t>
@@ -3694,7 +3694,7 @@
         </m:r>
       </m:oMath>
       <w:r>
-        <w:t xml:space="preserve">, đồng thời để ngỏ việc kiểm định vai trò số ở cấp doanh nghiệp cho P7.</w:t>
+        <w:t xml:space="preserve">, đồng thời để ngỏ việc kiểm định vai trò số ở cấp doanh nghiệp cho phân tích đa quốc gia.</w:t>
       </w:r>
     </w:p>
     <w:bookmarkEnd w:id="28"/>
@@ -4224,13 +4224,13 @@
     </w:p>
     <w:bookmarkEnd w:id="29"/>
     <w:bookmarkEnd w:id="30"/>
-    <w:bookmarkStart w:id="35" w:name="X6f5be0f1b8d9b19c66e3e5d543582515ce584a9"/>
+    <w:bookmarkStart w:id="35" w:name="X2211c9df96706adf979c72912d0dfbc1dae7ce1"/>
     <w:p>
       <w:pPr>
         <w:pStyle w:val="Heading2"/>
       </w:pPr>
       <w:r>
-        <w:t xml:space="preserve">4.3 Kết quả đa quốc gia trên 45 nền kinh tế (P7)</w:t>
+        <w:t xml:space="preserve">4.3 Kết quả đa quốc gia trên 45 nền kinh tế (phân tích đa quốc gia 45 nền kinh tế)</w:t>
       </w:r>
     </w:p>
     <w:bookmarkStart w:id="31" w:name="mẫu-và-đường-cong-u-ngược"/>
@@ -4247,7 +4247,7 @@
         <w:pStyle w:val="FirstParagraph"/>
       </w:pPr>
       <w:r>
-        <w:t xml:space="preserve">Phân tích P7 là kiểm định quy mô lớn nhất của luận án, kết hợp toàn bộ các bối cảnh ICRV trong khu vực châu Á và Thái Bình Dương, trải dài 45 nền kinh tế và 98 đợt khảo sát quốc gia–năm. FSTS trung bình trên toàn mẫu xấp xỉ 10% (trung vị</w:t>
+        <w:t xml:space="preserve">Phân tích phân tích đa quốc gia là kiểm định quy mô lớn nhất của luận án, kết hợp toàn bộ các bối cảnh ICRV trong khu vực châu Á và Thái Bình Dương, trải dài 45 nền kinh tế và 98 đợt khảo sát quốc gia–năm. FSTS trung bình trên toàn mẫu xấp xỉ 10% (trung vị</w:t>
       </w:r>
       <w:r>
         <w:t xml:space="preserve"> </w:t>
@@ -4829,7 +4829,7 @@
         <w:pStyle w:val="FirstParagraph"/>
       </w:pPr>
       <w:r>
-        <w:t xml:space="preserve">Kết quả quan trọng nhất của P7 là xác nhận vai trò điều tiết của ICRV đối với hình dạng đường cong I-P. Mô hình M10 cho hiệu ứng chính của nhóm ICRV (</w:t>
+        <w:t xml:space="preserve">Kết quả quan trọng nhất của phân tích đa quốc gia là xác nhận vai trò điều tiết của ICRV đối với hình dạng đường cong I-P. Mô hình M10 cho hiệu ứng chính của nhóm ICRV (</w:t>
       </w:r>
       <m:oMath>
         <m:r>
@@ -5068,7 +5068,7 @@
         <w:pStyle w:val="BodyText"/>
       </w:pPr>
       <w:r>
-        <w:t xml:space="preserve">Kiểm định điều tiết tổng thể về ICRV trong P7 nhất quán với kết quả phân tích tổng hợp ở P6 (</w:t>
+        <w:t xml:space="preserve">Kiểm định điều tiết tổng thể về ICRV trong phân tích đa quốc gia nhất quán với kết quả phân tích tổng hợp ở phân tích tổng hợp (</w:t>
       </w:r>
       <m:oMath>
         <m:sSub>
@@ -5372,7 +5372,7 @@
         </m:r>
       </m:oMath>
       <w:r>
-        <w:t xml:space="preserve">) không đạt ý nghĩa trong mẫu 45 nền kinh tế đa dạng thể chế. Do đó H2 được xác nhận một phần: TCI là yếu tố nâng mặt bằng năng suất nhất quán, nhưng vai trò uốn hình dạng đường cong I-P chỉ xuất hiện ở một bối cảnh quốc gia cụ thể là Việt Nam (P3), chứ không phổ quát trên toàn mẫu.</w:t>
+        <w:t xml:space="preserve">) không đạt ý nghĩa trong mẫu 45 nền kinh tế đa dạng thể chế. Do đó H2 được xác nhận một phần: TCI là yếu tố nâng mặt bằng năng suất nhất quán, nhưng vai trò uốn hình dạng đường cong I-P chỉ xuất hiện ở một bối cảnh quốc gia cụ thể là Việt Nam (Việt Nam), chứ không phổ quát trên toàn mẫu.</w:t>
       </w:r>
     </w:p>
     <w:p>
@@ -6309,7 +6309,7 @@
         </m:r>
       </m:oMath>
       <w:r>
-        <w:t xml:space="preserve">); do đó không cấu thành bằng chứng điều tiết trọng tâm. Việc kiểm soát chất lượng quản trị theo lý thuyết Bậc trên khóa chặt thiên lệch nội sinh và bảo vệ tính nhân quả thuần khiết của tương tác Thể chế × Công nghệ; ký hiệu H4 được giữ nguyên để tương thích với các bản thảo đồng hành (P3/P4/P5).</w:t>
+        <w:t xml:space="preserve">); do đó không cấu thành bằng chứng điều tiết trọng tâm. Việc kiểm soát chất lượng quản trị theo lý thuyết Bậc trên khóa chặt thiên lệch nội sinh và bảo vệ tính nhân quả thuần khiết của tương tác Thể chế × Công nghệ; ký hiệu H4 được giữ nguyên để tương thích với các bản thảo đồng hành (phân tích Việt Nam, Singapore và Trung Quốc).</w:t>
       </w:r>
     </w:p>
     <w:p>
@@ -6338,13 +6338,13 @@
         <w:t xml:space="preserve">Ba nghiên cứu đơn quốc gia định vị quan hệ I-P tại ba vị trí khác nhau trên thang ICRV: Việt Nam ở chế độ chuyển đổi thu nhập trung bình thấp (Nhóm IV), Singapore ở chế độ tiên tiến dẫn dắt bằng đổi mới (Nhóm I), và Trung Quốc ở chế độ thu nhập trung bình cao (Nhóm III). Ba bối cảnh này cho phép quan sát điểm uốn ở ba địa điểm thể chế khác nhau dọc theo dải biến thiên ICRV.</w:t>
       </w:r>
     </w:p>
-    <w:bookmarkStart w:id="36" w:name="X99204bd26b33b3635a1582f0b1baf6491f854d8"/>
+    <w:bookmarkStart w:id="36" w:name="Xd1fdf9d502a8eb8209d45ed783d8cb9f5b9de06"/>
     <w:p>
       <w:pPr>
         <w:pStyle w:val="Heading3"/>
       </w:pPr>
       <w:r>
-        <w:t xml:space="preserve">4.4.1 Việt Nam, chế độ chuyển đổi thu nhập trung bình thấp (P3)</w:t>
+        <w:t xml:space="preserve">4.4.1 Việt Nam, chế độ chuyển đổi thu nhập trung bình thấp (Việt Nam)</w:t>
       </w:r>
     </w:p>
     <w:p>
@@ -6719,7 +6719,7 @@
           <w:iCs/>
           <w:i/>
         </w:rPr>
-        <w:t xml:space="preserve">Điểm uốn theo đợt khảo sát, Việt Nam (P3).</w:t>
+        <w:t xml:space="preserve">Điểm uốn theo đợt khảo sát, Việt Nam (Việt Nam).</w:t>
       </w:r>
     </w:p>
     <w:tbl>
@@ -7005,7 +7005,7 @@
           <w:iCs/>
           <w:i/>
         </w:rPr>
-        <w:t xml:space="preserve">Nguồn: P3 (Đỗ &amp; Phan, 2026, bản thảo đang chuẩn bị).</w:t>
+        <w:t xml:space="preserve">Nguồn: phân tích Việt Nam (Đỗ &amp; Phan, 2026, bản thảo đang chuẩn bị).</w:t>
       </w:r>
     </w:p>
     <w:p>
@@ -7750,13 +7750,13 @@
       </w:r>
     </w:p>
     <w:bookmarkEnd w:id="36"/>
-    <w:bookmarkStart w:id="37" w:name="X77fe79f54a815e9fe228f8199088b8b8da9a0fd"/>
+    <w:bookmarkStart w:id="37" w:name="X943afc790378767429c95208a740b7351ee91c6"/>
     <w:p>
       <w:pPr>
         <w:pStyle w:val="Heading3"/>
       </w:pPr>
       <w:r>
-        <w:t xml:space="preserve">4.4.2 Singapore, chế độ tiên tiến dẫn dắt bằng đổi mới (P4)</w:t>
+        <w:t xml:space="preserve">4.4.2 Singapore, chế độ tiên tiến dẫn dắt bằng đổi mới (Singapore)</w:t>
       </w:r>
     </w:p>
     <w:p>
@@ -8752,13 +8752,13 @@
       </w:r>
     </w:p>
     <w:bookmarkEnd w:id="37"/>
-    <w:bookmarkStart w:id="38" w:name="X094867e60102c653977cadad8305ff5eec43eb7"/>
+    <w:bookmarkStart w:id="38" w:name="Xd59d6dbd5461be81fa596227abdb97f457a92c7"/>
     <w:p>
       <w:pPr>
         <w:pStyle w:val="Heading3"/>
       </w:pPr>
       <w:r>
-        <w:t xml:space="preserve">4.4.3 Trung Quốc, chế độ thu nhập trung bình cao (P5)</w:t>
+        <w:t xml:space="preserve">4.4.3 Trung Quốc, chế độ thu nhập trung bình cao (Trung Quốc)</w:t>
       </w:r>
     </w:p>
     <w:p>
@@ -9915,13 +9915,13 @@
     </w:p>
     <w:bookmarkEnd w:id="38"/>
     <w:bookmarkEnd w:id="39"/>
-    <w:bookmarkStart w:id="43" w:name="X681a101b47d297343834fb947976dcfbb5a96b7"/>
+    <w:bookmarkStart w:id="43" w:name="X7dc1f4b6942ab8cbfe81c82f5ce732ad4c75229"/>
     <w:p>
       <w:pPr>
         <w:pStyle w:val="Heading2"/>
       </w:pPr>
       <w:r>
-        <w:t xml:space="preserve">4.5 Trường hợp biên: quốc đảo nhỏ đang phát triển Thái Bình Dương (P8)</w:t>
+        <w:t xml:space="preserve">4.5 Trường hợp biên: quốc đảo nhỏ đang phát triển Thái Bình Dương (SIDS)</w:t>
       </w:r>
     </w:p>
     <w:bookmarkStart w:id="40" w:name="đặc-điểm-mẫu-sids"/>
@@ -9938,7 +9938,7 @@
         <w:pStyle w:val="FirstParagraph"/>
       </w:pPr>
       <w:r>
-        <w:t xml:space="preserve">Phân tích P8 tập trung vào chín nền kinh tế Quốc đảo nhỏ đang phát triển (Small Islands Developing States — SIDS) Thái Bình Dương (Nhóm VI) với tổng</w:t>
+        <w:t xml:space="preserve">Phân tích phân tích SIDS Thái Bình Dương tập trung vào chín nền kinh tế Quốc đảo nhỏ đang phát triển (Small Islands Developing States — SIDS) Thái Bình Dương (Nhóm VI) với tổng</w:t>
       </w:r>
       <w:r>
         <w:t xml:space="preserve"> </w:t>
@@ -11103,7 +11103,7 @@
         <w:pStyle w:val="FirstParagraph"/>
       </w:pPr>
       <w:r>
-        <w:t xml:space="preserve">Tổng hợp bằng chứng từ phân tích tổng hợp (P6) và toàn mẫu sơ cấp (P7), cùng ba nghiên cứu đơn quốc gia, dẫn đến luận điểm trung tâm: hình dạng của quan hệ I-P mang tính phổ quát, nhưng độ cong và vị trí điểm tối ưu của nó phụ thuộc vào bối cảnh thể chế. Đường cong U ngược tồn tại nhất quán qua các bối cảnh có thể chế đủ mạnh, nhưng độ cong của nó không phải là một tham số cấu trúc cố định. Chế độ thể chế chi phối</w:t>
+        <w:t xml:space="preserve">Tổng hợp bằng chứng từ phân tích tổng hợp (phân tích tổng hợp) và toàn mẫu sơ cấp (phân tích đa quốc gia 45 nền kinh tế), cùng ba nghiên cứu đơn quốc gia, dẫn đến luận điểm trung tâm: hình dạng của quan hệ I-P mang tính phổ quát, nhưng độ cong và vị trí điểm tối ưu của nó phụ thuộc vào bối cảnh thể chế. Đường cong U ngược tồn tại nhất quán qua các bối cảnh có thể chế đủ mạnh, nhưng độ cong của nó không phải là một tham số cấu trúc cố định. Chế độ thể chế chi phối</w:t>
       </w:r>
       <w:r>
         <w:t xml:space="preserve"> </w:t>
@@ -11127,7 +11127,7 @@
         <w:pStyle w:val="BodyText"/>
       </w:pPr>
       <w:r>
-        <w:t xml:space="preserve">Bằng chứng định lượng về tính phụ thuộc bối cảnh này khá rõ ràng. Trên ba nghiên cứu đơn quốc gia, điểm uốn đi từ khoảng 82% FSTS tại Singapore (Nhóm I, tiên tiến đổi mới) xuống khoảng 48,78% tại Trung Quốc (Nhóm III, thu nhập trung bình cao) rồi xuống 39,7% tại Việt Nam (Nhóm IV, chuyển đổi thu nhập trung bình thấp). Trong toàn mẫu P7, điểm uốn theo nhóm là không đồng nhất (dao động trong dải khoảng 16–50% FSTS), cụm quanh ~40% và</w:t>
+        <w:t xml:space="preserve">Bằng chứng định lượng về tính phụ thuộc bối cảnh này khá rõ ràng. Trên ba nghiên cứu đơn quốc gia, điểm uốn đi từ khoảng 82% FSTS tại Singapore (Nhóm I, tiên tiến đổi mới) xuống khoảng 48,78% tại Trung Quốc (Nhóm III, thu nhập trung bình cao) rồi xuống 39,7% tại Việt Nam (Nhóm IV, chuyển đổi thu nhập trung bình thấp). Trong toàn mẫu đa quốc gia, điểm uốn theo nhóm là không đồng nhất (dao động trong dải khoảng 16–50% FSTS), cụm quanh ~40% và</w:t>
       </w:r>
       <w:r>
         <w:t xml:space="preserve"> </w:t>
@@ -11177,7 +11177,7 @@
         <w:pStyle w:val="FirstParagraph"/>
       </w:pPr>
       <w:r>
-        <w:t xml:space="preserve">Sự phân biệt giữa TCI và DAI là một phát hiện liên thông quan trọng. TCI hoạt động như một năng lực nền tảng phổ quát: hiệu ứng nâng mặt bằng năng suất dương tại tất cả các mẫu, gồm Việt Nam, Trung Quốc và toàn mẫu P7 với mức tăng khoảng 41% trên mỗi đơn vị độ lệch chuẩn. Vai trò uốn đường cong của TCI lại đặc thù theo bối cảnh, chỉ rõ nét tại Việt Nam, phản ánh việc TCI là nguồn lực có giá trị, hiếm, khó sao chép, đồng thời hun đúc năng lực hấp thụ giúp doanh nghiệp học hỏi tốt hơn trong quá trình quốc tế hóa.</w:t>
+        <w:t xml:space="preserve">Sự phân biệt giữa TCI và DAI là một phát hiện liên thông quan trọng. TCI hoạt động như một năng lực nền tảng phổ quát: hiệu ứng nâng mặt bằng năng suất dương tại tất cả các mẫu, gồm Việt Nam, Trung Quốc và toàn mẫu đa quốc gia với mức tăng khoảng 41% trên mỗi đơn vị độ lệch chuẩn. Vai trò uốn đường cong của TCI lại đặc thù theo bối cảnh, chỉ rõ nét tại Việt Nam, phản ánh việc TCI là nguồn lực có giá trị, hiếm, khó sao chép, đồng thời hun đúc năng lực hấp thụ giúp doanh nghiệp học hỏi tốt hơn trong quá trình quốc tế hóa.</w:t>
       </w:r>
     </w:p>
     <w:p>
@@ -11185,7 +11185,7 @@
         <w:pStyle w:val="BodyText"/>
       </w:pPr>
       <w:r>
-        <w:t xml:space="preserve">DAI cho một khuôn mẫu khác biệt và mang tính tình huống. Trên toàn mẫu P7, DAI có hiệu ứng nâng mặt bằng phổ quát (</w:t>
+        <w:t xml:space="preserve">DAI cho một khuôn mẫu khác biệt và mang tính tình huống. Trên toàn mẫu đa quốc gia, DAI có hiệu ứng nâng mặt bằng phổ quát (</w:t>
       </w:r>
       <m:oMath>
         <m:r>
@@ -11477,7 +11477,7 @@
               <w:jc w:val="left"/>
             </w:pPr>
             <w:r>
-              <w:t xml:space="preserve">Xác nhận tại Trung Quốc, Việt Nam và toàn mẫu P7 (TP</w:t>
+              <w:t xml:space="preserve">Xác nhận tại Trung Quốc, Việt Nam và toàn mẫu đa quốc gia (TP</w:t>
             </w:r>
             <w:r>
               <w:t xml:space="preserve"> </w:t>
@@ -11532,7 +11532,7 @@
               <w:jc w:val="left"/>
             </w:pPr>
             <w:r>
-              <w:t xml:space="preserve">Xác nhận một phần: TCI nâng mặt bằng năng suất ở mọi bối cảnh (+41%/SD trong P7); uốn đường cong xác nhận tại Việt Nam nhưng không có ý nghĩa tại toàn mẫu P7</w:t>
+              <w:t xml:space="preserve">Xác nhận một phần: TCI nâng mặt bằng năng suất ở mọi bối cảnh (+41%/SD trong phân tích đa quốc gia); uốn đường cong xác nhận tại Việt Nam nhưng không có ý nghĩa tại toàn mẫu đa quốc gia</w:t>
             </w:r>
           </w:p>
         </w:tc>
@@ -11602,7 +11602,7 @@
               </m:r>
             </m:oMath>
             <w:r>
-              <w:t xml:space="preserve">) và cả hai tương tác đường cong có ý nghĩa trong P7; DAI×ICRV</w:t>
+              <w:t xml:space="preserve">) và cả hai tương tác đường cong có ý nghĩa trong phân tích đa quốc gia; DAI×ICRV</w:t>
             </w:r>
             <w:r>
               <w:t xml:space="preserve"> </w:t>
@@ -11715,7 +11715,7 @@
               <w:jc w:val="left"/>
             </w:pPr>
             <w:r>
-              <w:t xml:space="preserve">Hiệu ứng mức trong P7: nhà quản trị nữ</w:t>
+              <w:t xml:space="preserve">Hiệu ứng mức trong phân tích đa quốc gia: nhà quản trị nữ</w:t>
             </w:r>
             <w:r>
               <w:t xml:space="preserve"> </w:t>
@@ -11988,7 +11988,7 @@
               </m:r>
             </m:oMath>
             <w:r>
-              <w:t xml:space="preserve">) từ P6 và tương tác M10 từ P7 (FSTS×ICRV</w:t>
+              <w:t xml:space="preserve">) từ phân tích tổng hợp và tương tác M10 từ phân tích đa quốc gia (FSTS×ICRV</w:t>
             </w:r>
             <w:r>
               <w:t xml:space="preserve"> </w:t>
@@ -12390,7 +12390,7 @@
         <w:pStyle w:val="BodyText"/>
       </w:pPr>
       <w:r>
-        <w:t xml:space="preserve">Đối với phân tích tổng hợp P6, hiệu ứng gộp</w:t>
+        <w:t xml:space="preserve">Đối với phân tích tổng hợp phân tích tổng hợp, hiệu ứng gộp</w:t>
       </w:r>
       <w:r>
         <w:t xml:space="preserve"> </w:t>
@@ -12674,7 +12674,7 @@
         <w:pStyle w:val="BodyText"/>
       </w:pPr>
       <w:r>
-        <w:t xml:space="preserve">Đối với toàn mẫu P7, điểm uốn dao động nhất quán trong dải hẹp 34,1–39,5% qua mọi đặc tả M2–M9 và được xác nhận lại trong mô hình đầy đủ M11 (</w:t>
+        <w:t xml:space="preserve">Đối với toàn mẫu đa quốc gia, điểm uốn dao động nhất quán trong dải hẹp 34,1–39,5% qua mọi đặc tả M2–M9 và được xác nhận lại trong mô hình đầy đủ M11 (</w:t>
       </w:r>
       <m:oMath>
         <m:r>
@@ -12757,7 +12757,7 @@
         <w:pStyle w:val="BodyText"/>
       </w:pPr>
       <w:r>
-        <w:t xml:space="preserve">Đối với Trung Quốc P5, đường cong U ngược được bảo toàn khi giới hạn mẫu sản xuất (điểm uốn 48,1% năm 2012 và 46,4% năm 2024), khi dùng năng suất nhân tố tổng hợp (Total Factor Productivity — TFP) ước lượng bằng phương pháp Levinsohn–Petrin làm biến phụ thuộc (điểm uốn 47,9% và 45,7%), và qua hồi quy phân vị tại các phân vị 25, 50 và 75 (điểm uốn 44,8–51,3%). Kiểm định Paternoster vẫn không có ý nghĩa trong tất cả các kiểm tra này, củng cố tính ổn định theo thời gian. Việc thêm hiệu ứng cố định ngành ISIC hai chữ số hay thay đổi quy tắc loại trừ giá trị khuyết đều không làm thay đổi khuôn mẫu chính.</w:t>
+        <w:t xml:space="preserve">Đối với Trung Quốc phân tích Trung Quốc, đường cong U ngược được bảo toàn khi giới hạn mẫu sản xuất (điểm uốn 48,1% năm 2012 và 46,4% năm 2024), khi dùng năng suất nhân tố tổng hợp (Total Factor Productivity — TFP) ước lượng bằng phương pháp Levinsohn–Petrin làm biến phụ thuộc (điểm uốn 47,9% và 45,7%), và qua hồi quy phân vị tại các phân vị 25, 50 và 75 (điểm uốn 44,8–51,3%). Kiểm định Paternoster vẫn không có ý nghĩa trong tất cả các kiểm tra này, củng cố tính ổn định theo thời gian. Việc thêm hiệu ứng cố định ngành ISIC hai chữ số hay thay đổi quy tắc loại trừ giá trị khuyết đều không làm thay đổi khuôn mẫu chính.</w:t>
       </w:r>
     </w:p>
     <w:p>
@@ -12765,7 +12765,7 @@
         <w:pStyle w:val="BodyText"/>
       </w:pPr>
       <w:r>
-        <w:t xml:space="preserve">Đối với Singapore P4, dấu dương của tương tác bậc hai DAI được giữ nguyên qua toàn bộ sáu đặc tả độ vững, gồm thước đo DAI mỏng chỉ có trang web, thước đo TCI mỏng, loại bỏ doanh nghiệp siêu nhỏ, chỉ giữ doanh nghiệp vừa và nhỏ, và mẫu chỉ gồm doanh nghiệp xuất khẩu. Một kiểm định hoán đổi hạng mục củng cố ranh giới khái niệm giữa TCI và DAI: khi chuyển chỉ báo trang web từ DAI sang TCI, ý nghĩa liên hợp của khối điều tiết DAI sụp đổ (F giảm từ 4,56 với</w:t>
+        <w:t xml:space="preserve">Đối với Singapore phân tích Singapore, dấu dương của tương tác bậc hai DAI được giữ nguyên qua toàn bộ sáu đặc tả độ vững, gồm thước đo DAI mỏng chỉ có trang web, thước đo TCI mỏng, loại bỏ doanh nghiệp siêu nhỏ, chỉ giữ doanh nghiệp vừa và nhỏ, và mẫu chỉ gồm doanh nghiệp xuất khẩu. Một kiểm định hoán đổi hạng mục củng cố ranh giới khái niệm giữa TCI và DAI: khi chuyển chỉ báo trang web từ DAI sang TCI, ý nghĩa liên hợp của khối điều tiết DAI sụp đổ (F giảm từ 4,56 với</w:t>
       </w:r>
       <w:r>
         <w:t xml:space="preserve"> </w:t>
@@ -12828,7 +12828,7 @@
         <w:pStyle w:val="BodyText"/>
       </w:pPr>
       <w:r>
-        <w:t xml:space="preserve">Đối với Việt Nam P3, đường cong U ngược được bảo toàn ở cả mẫu sản xuất (điểm uốn sắc nét hơn) và phi sản xuất, với các kênh năng lực hoạt động chủ yếu trong mẫu sản xuất. Kiểm định trên mẫu chỉ gồm doanh nghiệp xuất khẩu cho thấy độ cong yếu đi đáng kể khi loại bỏ biên độ tham gia, xác nhận rằng đường cong U ngược toàn mẫu phản ánh cấu trúc kết hợp giữa biên độ tham gia và biên độ cường độ, với phần lớn độ phân biệt năng suất nằm ở ranh giới giữa không xuất khẩu và xuất khẩu.</w:t>
+        <w:t xml:space="preserve">Đối với Việt Nam phân tích Việt Nam, đường cong U ngược được bảo toàn ở cả mẫu sản xuất (điểm uốn sắc nét hơn) và phi sản xuất, với các kênh năng lực hoạt động chủ yếu trong mẫu sản xuất. Kiểm định trên mẫu chỉ gồm doanh nghiệp xuất khẩu cho thấy độ cong yếu đi đáng kể khi loại bỏ biên độ tham gia, xác nhận rằng đường cong U ngược toàn mẫu phản ánh cấu trúc kết hợp giữa biên độ tham gia và biên độ cường độ, với phần lớn độ phân biệt năng suất nằm ở ranh giới giữa không xuất khẩu và xuất khẩu.</w:t>
       </w:r>
     </w:p>
     <w:p>
@@ -12836,7 +12836,7 @@
         <w:pStyle w:val="BodyText"/>
       </w:pPr>
       <w:r>
-        <w:t xml:space="preserve">Đối với SIDS P8, hiệu ứng âm được xác nhận qua bốn đặc tả với độ lớn từ</w:t>
+        <w:t xml:space="preserve">Đối với SIDS phân tích SIDS Thái Bình Dương, hiệu ứng âm được xác nhận qua bốn đặc tả với độ lớn từ</w:t>
       </w:r>
       <w:r>
         <w:t xml:space="preserve"> </w:t>

--- a/dist/luan_an_ctu/chuong_4_ket_qua_vi.docx
+++ b/dist/luan_an_ctu/chuong_4_ket_qua_vi.docx
@@ -40,7 +40,7 @@
         <w:pStyle w:val="BodyText"/>
       </w:pPr>
       <w:r>
-        <w:t xml:space="preserve">Chương được cấu trúc thành bảy phần. Mục 4.1 dựng bức tranh mô tả về phân tán năng suất và đặc điểm quốc tế hóa trên nhóm dữ liệu gộp (pool), phân theo nhóm con của Biến thiên chế độ bối cảnh thể chế (Institutional Context Regime Variation — ICRV). Mục 4.2 trình bày kết quả phân tích tổng hợp ba tầng (phân tích tổng hợp), gồm hiệu ứng gộp, cấu trúc dị biệt, điều tiết theo chế độ thể chế và sai lệch xuất bản. Mục 4.3 trình bày kiểm định đa quốc gia trên 45 nền kinh tế (phân tích đa quốc gia 45 nền kinh tế), gồm đường cong U ngược, điểm uốn tối ưu, dải biến thiên theo ICRV và tương tác giữa năng lực số với thể chế. Mục 4.4 trình bày ba nghiên cứu đơn quốc gia tại Việt Nam (Việt Nam), Singapore (Singapore) và Trung Quốc (Trung Quốc). Mục 4.5 trình bày trường hợp biên là các nền kinh tế đảo nhỏ đang phát triển ở Thái Bình Dương (SIDS). Mục 4.6 tổng hợp và thảo luận các phát hiện liên thông giữa các nghiên cứu thành phần. Mục 4.7 trình bày các kiểm định độ vững.</w:t>
+        <w:t xml:space="preserve">Chương được cấu trúc thành bảy phần. Mục 4.1 dựng bức tranh mô tả về phân tán năng suất và đặc điểm quốc tế hóa trên nhóm dữ liệu gộp (pool), phân theo nhóm con của Biến thiên chế độ bối cảnh thể chế (Institutional Context Regime Variation, ICRV). Mục 4.2 trình bày kết quả phân tích tổng hợp ba tầng (phân tích tổng hợp), gồm hiệu ứng gộp, cấu trúc dị biệt, điều tiết theo chế độ thể chế và sai lệch xuất bản. Mục 4.3 trình bày kiểm định đa quốc gia trên 45 nền kinh tế (phân tích đa quốc gia 45 nền kinh tế), gồm đường cong U ngược, điểm uốn tối ưu, dải biến thiên theo ICRV và tương tác giữa năng lực số với thể chế. Mục 4.4 trình bày ba nghiên cứu đơn quốc gia tại Việt Nam (Việt Nam), Singapore (Singapore) và Trung Quốc (Trung Quốc). Mục 4.5 trình bày trường hợp biên là các nền kinh tế đảo nhỏ đang phát triển ở Thái Bình Dương (SIDS). Mục 4.6 tổng hợp và thảo luận các phát hiện liên thông giữa các nghiên cứu thành phần. Mục 4.7 trình bày các kiểm định độ vững.</w:t>
       </w:r>
     </w:p>
     <w:p>
@@ -122,10 +122,7 @@
         </m:r>
       </m:oMath>
       <w:r>
-        <w:t xml:space="preserve"> </w:t>
-      </w:r>
-      <w:r>
-        <w:t xml:space="preserve">— mức suy giảm khoảng</w:t>
+        <w:t xml:space="preserve">, mức suy giảm khoảng</w:t>
       </w:r>
       <w:r>
         <w:t xml:space="preserve"> </w:t>
@@ -138,10 +135,7 @@
         <w:t xml:space="preserve">53%</w:t>
       </w:r>
       <w:r>
-        <w:t xml:space="preserve"> </w:t>
-      </w:r>
-      <w:r>
-        <w:t xml:space="preserve">— hàm ý rằng phần lớn bằng chứng I-P tích lũy suốt bốn thập kỷ có thể đã bị thổi phồng (một ước lượng trim-and-fill, được trình bày kèm rào đón phương pháp ở Mục 4.2.4). Thứ hai, bằng chứng đa quốc gia (phân tích đa quốc gia 45 nền kinh tế) cho thấy chế độ thể chế ICRV không dịch chuyển điểm uốn một cách đơn điệu mà</w:t>
+        <w:t xml:space="preserve">: hàm ý rằng phần lớn bằng chứng I-P tích lũy suốt bốn thập kỷ có thể đã bị thổi phồng (một ước lượng trim-and-fill, được trình bày kèm rào đón phương pháp ở Mục 4.2.4). Thứ hai, bằng chứng đa quốc gia (phân tích đa quốc gia 45 nền kinh tế) cho thấy chế độ thể chế ICRV không dịch chuyển điểm uốn một cách đơn điệu mà</w:t>
       </w:r>
       <w:r>
         <w:t xml:space="preserve"> </w:t>
@@ -154,10 +148,7 @@
         <w:t xml:space="preserve">chi phối độ cong (concavity / biên độ) của hình chữ U ngược</w:t>
       </w:r>
       <w:r>
-        <w:t xml:space="preserve"> </w:t>
-      </w:r>
-      <w:r>
-        <w:t xml:space="preserve">— độ cong sâu dần khi chất lượng thể chế suy giảm — chính cơ chế địa hình của luận án. Thứ ba, tại các quốc đảo nhỏ Thái Bình Dương (SIDS), quan hệ I-P sụp thành âm đơn điệu, tức</w:t>
+        <w:t xml:space="preserve">: độ cong sâu dần khi chất lượng thể chế suy giảm, chính cơ chế địa hình của luận án. Thứ ba, tại các quốc đảo nhỏ Thái Bình Dương (SIDS), quan hệ I-P sụp thành âm đơn điệu, tức</w:t>
       </w:r>
       <w:r>
         <w:t xml:space="preserve"> </w:t>
@@ -998,7 +989,7 @@
         <w:pStyle w:val="FirstParagraph"/>
       </w:pPr>
       <w:r>
-        <w:t xml:space="preserve">Trung vị của tỷ lệ doanh thu xuất khẩu trên tổng doanh thu (Foreign Sales to Total Sales — FSTS) bằng 0% ở tất cả các nhóm, và chỉ 15–23% doanh nghiệp tham gia xuất khẩu tùy bối cảnh. Phân phối FSTS phân cực mạnh: đại đa số doanh nghiệp không xuất khẩu, trong khi một thiểu số nhỏ lại có tỷ lệ xuất khẩu rất cao. Sự phân cực này đặt ra một vấn đề phương pháp quan trọng cho nghiên cứu về mối quan hệ quốc tế hóa–hiệu quả kinh doanh (I-P): kết quả hồi quy trên toàn mẫu bị kéo lệch bởi hành vi của nhóm thiểu số xuất khẩu tích cực, và do đó phần lớn độ phân biệt năng suất nằm ở biên độ tham gia (giữa doanh nghiệp không xuất khẩu và doanh nghiệp xuất khẩu) hơn là ở biên độ cường độ trong nội bộ nhóm xuất khẩu.</w:t>
+        <w:t xml:space="preserve">Trung vị của tỷ lệ doanh thu xuất khẩu trên tổng doanh thu (Foreign Sales to Total Sales, FSTS) bằng 0% ở tất cả các nhóm, và chỉ 15–23% doanh nghiệp tham gia xuất khẩu tùy bối cảnh. Phân phối FSTS phân cực mạnh: đại đa số doanh nghiệp không xuất khẩu, trong khi một thiểu số nhỏ lại có tỷ lệ xuất khẩu rất cao. Sự phân cực này đặt ra một vấn đề phương pháp quan trọng cho nghiên cứu về mối quan hệ quốc tế hóa–hiệu quả kinh doanh (I-P): kết quả hồi quy trên toàn mẫu bị kéo lệch bởi hành vi của nhóm thiểu số xuất khẩu tích cực, và do đó phần lớn độ phân biệt năng suất nằm ở biên độ tham gia (giữa doanh nghiệp không xuất khẩu và doanh nghiệp xuất khẩu) hơn là ở biên độ cường độ trong nội bộ nhóm xuất khẩu.</w:t>
       </w:r>
     </w:p>
     <w:p>
@@ -1006,7 +997,7 @@
         <w:pStyle w:val="BodyText"/>
       </w:pPr>
       <w:r>
-        <w:t xml:space="preserve">Cường độ quốc tế hóa, tức FSTS trung bình tính trên toàn mẫu gồm cả doanh nghiệp không xuất khẩu, dao động từ 6,3% ở nhóm đảo nhỏ đến 10,3% ở nhóm thu nhập trung bình cao, với mức trung bình khu vực khoảng 8,8%. Đáng chú ý là nhóm thu nhập trung bình cao và nhóm tiên tiến có cùng FSTS trung bình, khoảng 10%, nhưng cơ chế xuất khẩu lại khác hẳn. Nhóm tiên tiến chủ yếu xuất khẩu dịch vụ và hàng hóa hàm lượng tri thức cao, còn nhóm thu nhập trung bình cao chủ yếu sản xuất theo chuỗi giá trị toàn cầu (global value chain — GVC) với biên lợi nhuận khác nhau.</w:t>
+        <w:t xml:space="preserve">Cường độ quốc tế hóa, tức FSTS trung bình tính trên toàn mẫu gồm cả doanh nghiệp không xuất khẩu, dao động từ 6,3% ở nhóm đảo nhỏ đến 10,3% ở nhóm thu nhập trung bình cao, với mức trung bình khu vực khoảng 8,8%. Đáng chú ý là nhóm thu nhập trung bình cao và nhóm tiên tiến có cùng FSTS trung bình, khoảng 10%, nhưng cơ chế xuất khẩu lại khác hẳn. Nhóm tiên tiến chủ yếu xuất khẩu dịch vụ và hàng hóa hàm lượng tri thức cao, còn nhóm thu nhập trung bình cao chủ yếu sản xuất theo chuỗi giá trị toàn cầu (global value chain, GVC) với biên lợi nhuận khác nhau.</w:t>
       </w:r>
     </w:p>
     <w:bookmarkEnd w:id="22"/>
@@ -1537,7 +1528,7 @@
         <w:pStyle w:val="BodyText"/>
       </w:pPr>
       <w:r>
-        <w:t xml:space="preserve">Phát hiện đáng chú ý là hiện tượng nhảy vọt công nghệ số (digital leapfrog) ở nhóm đảo nhỏ: tỷ lệ trang web 58,9% vượt cả nhóm mới nổi 49,2% dù thu nhập quốc gia thấp hơn đáng kể. Điều này phản ánh thực tế rằng số hóa bề mặt, ở đây là trang web, tại nhóm đảo nhỏ chỉ là công cụ sinh tồn chứ không phải công cụ tối ưu hóa hiệu quả. Kết quả này củng cố lập luận lý thuyết về sự phân biệt giữa Chỉ số chấp nhận số (Digital Adoption Index — DAI), tức chấp nhận số bề mặt, và Chỉ số năng lực công nghệ (Technological Capability Index — TCI), tức năng lực công nghệ chiều sâu: nhóm đảo nhỏ có DAI cao nhưng TCI thấp nhất, và đây cũng là nhóm duy nhất biểu lộ quan hệ I-P âm đơn điệu (chi tiết tại Mục 4.5).</w:t>
+        <w:t xml:space="preserve">Phát hiện đáng chú ý là hiện tượng nhảy vọt công nghệ số (digital leapfrog) ở nhóm đảo nhỏ: tỷ lệ trang web 58,9% vượt cả nhóm mới nổi 49,2% dù thu nhập quốc gia thấp hơn đáng kể. Điều này phản ánh thực tế rằng số hóa bề mặt, ở đây là trang web, tại nhóm đảo nhỏ chỉ là công cụ sinh tồn chứ không phải công cụ tối ưu hóa hiệu quả. Kết quả này củng cố lập luận lý thuyết về sự phân biệt giữa Chỉ số chấp nhận số (Digital Adoption Index, DAI), tức chấp nhận số bề mặt, và Chỉ số năng lực công nghệ (Technological Capability Index, TCI), tức năng lực công nghệ chiều sâu: nhóm đảo nhỏ có DAI cao nhưng TCI thấp nhất, và đây cũng là nhóm duy nhất biểu lộ quan hệ I-P âm đơn điệu (chi tiết tại Mục 4.5).</w:t>
       </w:r>
     </w:p>
     <w:p>
@@ -2952,7 +2943,7 @@
               <w:jc w:val="left"/>
             </w:pPr>
             <w:r>
-              <w:t xml:space="preserve">&lt; ,001</w:t>
+              <w:t xml:space="preserve">&lt;,001</w:t>
             </w:r>
           </w:p>
         </w:tc>
@@ -3076,7 +3067,7 @@
               <w:jc w:val="left"/>
             </w:pPr>
             <w:r>
-              <w:t xml:space="preserve">&lt; ,001</w:t>
+              <w:t xml:space="preserve">&lt;,001</w:t>
             </w:r>
           </w:p>
         </w:tc>
@@ -3138,7 +3129,7 @@
               <w:jc w:val="left"/>
             </w:pPr>
             <w:r>
-              <w:t xml:space="preserve">&lt; ,001</w:t>
+              <w:t xml:space="preserve">&lt;,001</w:t>
             </w:r>
           </w:p>
         </w:tc>
@@ -4521,7 +4512,7 @@
         </m:r>
       </m:oMath>
       <w:r>
-        <w:t xml:space="preserve">), nhất quán với đường cong U ngược (inverted-U curve). Theo bốn điều kiện hình thức của Haans và cộng sự (2016), cả bốn đều được thỏa mãn: nhánh đi lên dương, độ cong lõm, điểm uốn (turning point — TP) nằm trong khoảng dữ liệu quan sát, và độ dốc biên đổi dấu giữa hai biên dữ liệu, được xác nhận bằng kiểm định Lind–Mehlum (joint</w:t>
+        <w:t xml:space="preserve">), nhất quán với đường cong U ngược (inverted-U curve). Theo bốn điều kiện hình thức của Haans và cộng sự (2016), cả bốn đều được thỏa mãn: nhánh đi lên dương, độ cong lõm, điểm uốn (turning point, TP) nằm trong khoảng dữ liệu quan sát, và độ dốc biên đổi dấu giữa hai biên dữ liệu, được xác nhận bằng kiểm định Lind–Mehlum (joint</w:t>
       </w:r>
       <w:r>
         <w:t xml:space="preserve"> </w:t>
@@ -5949,25 +5940,7 @@
         </m:r>
       </m:oMath>
       <w:r>
-        <w:t xml:space="preserve">), xác nhận vai trò của DAI mạnh hơn ở các môi trường thể chế yếu, nhất quán với khung lý thuyết CDCM về cơ chế</w:t>
-      </w:r>
-      <w:r>
-        <w:t xml:space="preserve"> </w:t>
-      </w:r>
-      <w:r>
-        <w:t xml:space="preserve">“</w:t>
-      </w:r>
-      <w:r>
-        <w:t xml:space="preserve">lá chắn số</w:t>
-      </w:r>
-      <w:r>
-        <w:t xml:space="preserve">”</w:t>
-      </w:r>
-      <w:r>
-        <w:t xml:space="preserve"> </w:t>
-      </w:r>
-      <w:r>
-        <w:t xml:space="preserve">bù đắp cho thiếu hụt thể chế. Số hạng ba chiều FSTS×DAI×ICRV (</w:t>
+        <w:t xml:space="preserve">), xác nhận vai trò của DAI mạnh hơn ở các môi trường thể chế yếu, nhất quán với khung lý thuyết CDCM về cơ chế năng lực số bù đắp cho thiếu hụt thể chế. Số hạng ba chiều FSTS×DAI×ICRV (</w:t>
       </w:r>
       <m:oMath>
         <m:r>
@@ -9938,7 +9911,7 @@
         <w:pStyle w:val="FirstParagraph"/>
       </w:pPr>
       <w:r>
-        <w:t xml:space="preserve">Phân tích phân tích SIDS Thái Bình Dương tập trung vào chín nền kinh tế Quốc đảo nhỏ đang phát triển (Small Islands Developing States — SIDS) Thái Bình Dương (Nhóm VI) với tổng</w:t>
+        <w:t xml:space="preserve">Phân tích phân tích SIDS Thái Bình Dương tập trung vào chín nền kinh tế Quốc đảo nhỏ đang phát triển (Small Islands Developing States, SIDS) Thái Bình Dương (Nhóm VI) với tổng</w:t>
       </w:r>
       <w:r>
         <w:t xml:space="preserve"> </w:t>
@@ -11266,22 +11239,7 @@
         </m:r>
       </m:oMath>
       <w:r>
-        <w:t xml:space="preserve">) cho thấy hiệu ứng điều tiết của DAI mạnh hơn ở các môi trường thể chế yếu hơn, tức năng lực số bù đắp cho thiếu hụt thể chế chứ không khuếch đại lợi thế thể chế sẵn có. Đây là cơ chế</w:t>
-      </w:r>
-      <w:r>
-        <w:t xml:space="preserve"> </w:t>
-      </w:r>
-      <w:r>
-        <w:t xml:space="preserve">“</w:t>
-      </w:r>
-      <w:r>
-        <w:t xml:space="preserve">lá chắn số</w:t>
-      </w:r>
-      <w:r>
-        <w:t xml:space="preserve">”</w:t>
-      </w:r>
-      <w:r>
-        <w:t xml:space="preserve">: ở nơi hạ tầng thể chế chưa đủ hỗ trợ doanh nghiệp xuất khẩu, hạ tầng số đảm nhận một phần các chức năng thực thi hợp đồng, cung cấp thông tin thị trường và phối hợp mà thể chế mạnh lẽ ra cung cấp. Kết quả này, theo hiểu biết hiện tại, là bằng chứng đa quốc gia ở cấp doanh nghiệp đầu tiên cho thấy số hóa và chất lượng thể chế hoạt động như những yếu tố thay thế chứ không phải bổ sung trong quá trình chuyển hóa quốc tế hóa thành hiệu quả.</w:t>
+        <w:t xml:space="preserve">) cho thấy hiệu ứng điều tiết của DAI mạnh hơn ở các môi trường thể chế yếu hơn, tức năng lực số bù đắp cho thiếu hụt thể chế chứ không khuếch đại lợi thế thể chế sẵn có. Đây là cơ chế thay thế số cho thể chế: ở nơi hạ tầng thể chế chưa đủ hỗ trợ doanh nghiệp xuất khẩu, hạ tầng số đảm nhận một phần các chức năng thực thi hợp đồng, cung cấp thông tin thị trường và phối hợp mà thể chế mạnh lẽ ra cung cấp. Kết quả này, theo hiểu biết hiện tại, là bằng chứng đa quốc gia ở cấp doanh nghiệp đầu tiên cho thấy số hóa và chất lượng thể chế hoạt động như những yếu tố thay thế chứ không phải bổ sung trong quá trình chuyển hóa quốc tế hóa thành hiệu quả.</w:t>
       </w:r>
     </w:p>
     <w:bookmarkEnd w:id="45"/>
@@ -12757,7 +12715,7 @@
         <w:pStyle w:val="BodyText"/>
       </w:pPr>
       <w:r>
-        <w:t xml:space="preserve">Đối với Trung Quốc phân tích Trung Quốc, đường cong U ngược được bảo toàn khi giới hạn mẫu sản xuất (điểm uốn 48,1% năm 2012 và 46,4% năm 2024), khi dùng năng suất nhân tố tổng hợp (Total Factor Productivity — TFP) ước lượng bằng phương pháp Levinsohn–Petrin làm biến phụ thuộc (điểm uốn 47,9% và 45,7%), và qua hồi quy phân vị tại các phân vị 25, 50 và 75 (điểm uốn 44,8–51,3%). Kiểm định Paternoster vẫn không có ý nghĩa trong tất cả các kiểm tra này, củng cố tính ổn định theo thời gian. Việc thêm hiệu ứng cố định ngành ISIC hai chữ số hay thay đổi quy tắc loại trừ giá trị khuyết đều không làm thay đổi khuôn mẫu chính.</w:t>
+        <w:t xml:space="preserve">Đối với Trung Quốc phân tích Trung Quốc, đường cong U ngược được bảo toàn khi giới hạn mẫu sản xuất (điểm uốn 48,1% năm 2012 và 46,4% năm 2024), khi dùng năng suất nhân tố tổng hợp (Total Factor Productivity, TFP) ước lượng bằng phương pháp Levinsohn–Petrin làm biến phụ thuộc (điểm uốn 47,9% và 45,7%), và qua hồi quy phân vị tại các phân vị 25, 50 và 75 (điểm uốn 44,8–51,3%). Kiểm định Paternoster vẫn không có ý nghĩa trong tất cả các kiểm tra này, củng cố tính ổn định theo thời gian. Việc thêm hiệu ứng cố định ngành ISIC hai chữ số hay thay đổi quy tắc loại trừ giá trị khuyết đều không làm thay đổi khuôn mẫu chính.</w:t>
       </w:r>
     </w:p>
     <w:p>

--- a/dist/luan_an_ctu/chuong_4_ket_qua_vi.docx
+++ b/dist/luan_an_ctu/chuong_4_ket_qua_vi.docx
@@ -2539,7 +2539,7 @@
         <w:pStyle w:val="FirstParagraph"/>
       </w:pPr>
       <w:r>
-        <w:t xml:space="preserve">Kiểm định điều tiết theo nhóm chế độ thể chế ICRV cho kết quả có ý nghĩa thống kê:</w:t>
+        <w:t xml:space="preserve">Kiểm định điều tiết theo nhóm chế độ thể chế ICRV cho kết quả có ý nghĩa thống kê trên toàn mẫu:</w:t>
       </w:r>
     </w:p>
     <w:p>
@@ -2661,7 +2661,60 @@
         <w:pStyle w:val="FirstParagraph"/>
       </w:pPr>
       <w:r>
-        <w:t xml:space="preserve">Kết quả này xác nhận chế độ thể chế, được phân loại từ nhóm tiên tiến dẫn dắt bằng đổi mới đến nhóm đảo nhỏ Thái Bình Dương, là một yếu tố điều tiết thực sự có ý nghĩa cho quan hệ gộp I-P. Việc</w:t>
+        <w:t xml:space="preserve">Tuy vậy, kết quả omnibus này cần diễn giải thận trọng vì</w:t>
+      </w:r>
+      <w:r>
+        <w:t xml:space="preserve"> </w:t>
+      </w:r>
+      <w:r>
+        <w:rPr>
+          <w:bCs/>
+          <w:b/>
+        </w:rPr>
+        <w:t xml:space="preserve">không bền vững</w:t>
+      </w:r>
+      <w:r>
+        <w:t xml:space="preserve">: như trình bày dưới đây, toàn bộ ý nghĩa thống kê do một ô nhỏ duy nhất (Frontier,</w:t>
+      </w:r>
+      <w:r>
+        <w:t xml:space="preserve"> </w:t>
+      </w:r>
+      <m:oMath>
+        <m:r>
+          <m:t>K</m:t>
+        </m:r>
+        <m:r>
+          <m:rPr>
+            <m:sty m:val="p"/>
+          </m:rPr>
+          <m:t>=</m:t>
+        </m:r>
+        <m:r>
+          <m:t>3</m:t>
+        </m:r>
+      </m:oMath>
+      <w:r>
+        <w:t xml:space="preserve">) tạo ra, và kiểm định nhạy cảm bỏ ô này — ước lượng lại trên bốn chế độ đông dữ liệu (I/II/III/MX,</w:t>
+      </w:r>
+      <w:r>
+        <w:t xml:space="preserve"> </w:t>
+      </w:r>
+      <m:oMath>
+        <m:r>
+          <m:t>K</m:t>
+        </m:r>
+        <m:r>
+          <m:rPr>
+            <m:sty m:val="p"/>
+          </m:rPr>
+          <m:t>=</m:t>
+        </m:r>
+        <m:r>
+          <m:t>285</m:t>
+        </m:r>
+      </m:oMath>
+      <w:r>
+        <w:t xml:space="preserve">) — đưa</w:t>
       </w:r>
       <w:r>
         <w:t xml:space="preserve"> </w:t>
@@ -2684,7 +2737,68 @@
         <w:t xml:space="preserve"> </w:t>
       </w:r>
       <w:r>
-        <w:t xml:space="preserve">vượt ngưỡng tới hạn (</w:t>
+        <w:t xml:space="preserve">về không có ý nghĩa (</w:t>
+      </w:r>
+      <m:oMath>
+        <m:sSub>
+          <m:e>
+            <m:r>
+              <m:t>Q</m:t>
+            </m:r>
+          </m:e>
+          <m:sub>
+            <m:r>
+              <m:t>M</m:t>
+            </m:r>
+          </m:sub>
+        </m:sSub>
+        <m:r>
+          <m:rPr>
+            <m:sty m:val="p"/>
+          </m:rPr>
+          <m:t>=</m:t>
+        </m:r>
+        <m:r>
+          <m:t>1</m:t>
+        </m:r>
+        <m:r>
+          <m:rPr>
+            <m:sty m:val="p"/>
+          </m:rPr>
+          <m:t>,</m:t>
+        </m:r>
+        <m:r>
+          <m:t>49</m:t>
+        </m:r>
+      </m:oMath>
+      <w:r>
+        <w:t xml:space="preserve">,</w:t>
+      </w:r>
+      <w:r>
+        <w:t xml:space="preserve"> </w:t>
+      </w:r>
+      <m:oMath>
+        <m:r>
+          <m:t>d</m:t>
+        </m:r>
+        <m:r>
+          <m:t>f</m:t>
+        </m:r>
+        <m:r>
+          <m:rPr>
+            <m:sty m:val="p"/>
+          </m:rPr>
+          <m:t>=</m:t>
+        </m:r>
+        <m:r>
+          <m:t>3</m:t>
+        </m:r>
+      </m:oMath>
+      <w:r>
+        <w:t xml:space="preserve">,</w:t>
+      </w:r>
+      <w:r>
+        <w:t xml:space="preserve"> </w:t>
       </w:r>
       <m:oMath>
         <m:r>
@@ -2703,11 +2817,40 @@
           <m:t>,</m:t>
         </m:r>
         <m:r>
-          <m:t>002</m:t>
-        </m:r>
-      </m:oMath>
-      <w:r>
-        <w:t xml:space="preserve">) hàm ý rằng khác biệt giữa các nhóm ICRV không thể quy về sai số lấy mẫu.</w:t>
+          <m:t>68</m:t>
+        </m:r>
+      </m:oMath>
+      <w:r>
+        <w:t xml:space="preserve">), ngang bằng với cDAI và DPL. Nói cách khác, ở cấp phân tích tổng hợp,</w:t>
+      </w:r>
+      <w:r>
+        <w:t xml:space="preserve"> </w:t>
+      </w:r>
+      <w:r>
+        <w:rPr>
+          <w:bCs/>
+          <w:b/>
+        </w:rPr>
+        <w:t xml:space="preserve">điều tiết thể chế trực tiếp dưới dạng hiệu ứng chính phân nhóm là yếu và không robust</w:t>
+      </w:r>
+      <w:r>
+        <w:t xml:space="preserve">. Đây không phải hạn chế làm suy yếu luận án, mà chính là khoảng trống định hướng cho phần tiếp theo: tính ngữ cảnh thể chế của quan hệ I-P không bộc lộ qua việc gộp chủ hiệu ứng phân nhóm ở cấp văn liệu, mà chỉ hiện ra khi mô hình hóa</w:t>
+      </w:r>
+      <w:r>
+        <w:t xml:space="preserve"> </w:t>
+      </w:r>
+      <w:r>
+        <w:rPr>
+          <w:bCs/>
+          <w:b/>
+        </w:rPr>
+        <w:t xml:space="preserve">có điều kiện (tương tác)</w:t>
+      </w:r>
+      <w:r>
+        <w:t xml:space="preserve"> </w:t>
+      </w:r>
+      <w:r>
+        <w:t xml:space="preserve">ở cấp doanh nghiệp (Mục 4.3).</w:t>
       </w:r>
     </w:p>
     <w:p>
@@ -3396,7 +3539,7 @@
         <w:t xml:space="preserve"> </w:t>
       </w:r>
       <w:r>
-        <w:t xml:space="preserve">chủ yếu đến từ ô Frontier (</w:t>
+        <w:t xml:space="preserve">gần như hoàn toàn đến từ ô Frontier (</w:t>
       </w:r>
       <m:oMath>
         <m:acc>
@@ -3449,7 +3592,126 @@
         </m:r>
       </m:oMath>
       <w:r>
-        <w:t xml:space="preserve">), ô duy nhất có khoảng tin cậy không giao với hiệu ứng gộp. Tuy nhiên ô này chỉ dựa trên ba mức độ ảnh hưởng, trong đó có một giá trị ngoại lai, nên còn mong manh về mặt thống kê. Phát hiện vững chắc của phân tích tổng hợp do đó là sự khác biệt giữa nghiên cứu đơn quốc gia với nghiên cứu đa quốc gia, chứ chưa phải một dải biến thiên đơn điệu theo chất lượng thể chế. Dải biến thiên định hướng này sau đó được xác nhận độc lập bằng dữ liệu sơ cấp trong phân tích đa quốc gia (Mục 4.3).</w:t>
+        <w:t xml:space="preserve">), ô duy nhất có khoảng tin cậy không giao với hiệu ứng gộp. Ô này chỉ dựa trên ba mức độ ảnh hưởng, trong đó có một giá trị ngoại lai, nên rất mong manh về mặt thống kê; kiểm định nhạy cảm bỏ ô Frontier đưa omnibus liên nhóm về</w:t>
+      </w:r>
+      <w:r>
+        <w:t xml:space="preserve"> </w:t>
+      </w:r>
+      <m:oMath>
+        <m:sSub>
+          <m:e>
+            <m:r>
+              <m:t>Q</m:t>
+            </m:r>
+          </m:e>
+          <m:sub>
+            <m:r>
+              <m:t>M</m:t>
+            </m:r>
+          </m:sub>
+        </m:sSub>
+        <m:r>
+          <m:rPr>
+            <m:sty m:val="p"/>
+          </m:rPr>
+          <m:t>=</m:t>
+        </m:r>
+        <m:r>
+          <m:t>1</m:t>
+        </m:r>
+        <m:r>
+          <m:rPr>
+            <m:sty m:val="p"/>
+          </m:rPr>
+          <m:t>,</m:t>
+        </m:r>
+        <m:r>
+          <m:t>49</m:t>
+        </m:r>
+      </m:oMath>
+      <w:r>
+        <w:t xml:space="preserve"> </w:t>
+      </w:r>
+      <w:r>
+        <w:t xml:space="preserve">(</w:t>
+      </w:r>
+      <m:oMath>
+        <m:r>
+          <m:t>d</m:t>
+        </m:r>
+        <m:r>
+          <m:t>f</m:t>
+        </m:r>
+        <m:r>
+          <m:rPr>
+            <m:sty m:val="p"/>
+          </m:rPr>
+          <m:t>=</m:t>
+        </m:r>
+        <m:r>
+          <m:t>3</m:t>
+        </m:r>
+      </m:oMath>
+      <w:r>
+        <w:t xml:space="preserve">,</w:t>
+      </w:r>
+      <w:r>
+        <w:t xml:space="preserve"> </w:t>
+      </w:r>
+      <m:oMath>
+        <m:r>
+          <m:t>p</m:t>
+        </m:r>
+        <m:r>
+          <m:rPr>
+            <m:sty m:val="p"/>
+          </m:rPr>
+          <m:t>=</m:t>
+        </m:r>
+        <m:r>
+          <m:rPr>
+            <m:sty m:val="p"/>
+          </m:rPr>
+          <m:t>,</m:t>
+        </m:r>
+        <m:r>
+          <m:t>68</m:t>
+        </m:r>
+      </m:oMath>
+      <w:r>
+        <w:t xml:space="preserve">) — không có ý nghĩa. Do đó phân tích tổng hợp</w:t>
+      </w:r>
+      <w:r>
+        <w:t xml:space="preserve"> </w:t>
+      </w:r>
+      <w:r>
+        <w:rPr>
+          <w:bCs/>
+          <w:b/>
+        </w:rPr>
+        <w:t xml:space="preserve">không</w:t>
+      </w:r>
+      <w:r>
+        <w:t xml:space="preserve"> </w:t>
+      </w:r>
+      <w:r>
+        <w:t xml:space="preserve">cung cấp bằng chứng robust về một dải biến thiên thể chế đơn điệu, cũng không về điều tiết thể chế trực tiếp nói chung; điều vững chắc duy nhất là hiệu ứng I-P dương nhỏ tương đối đồng nhất giữa các chế độ đông dữ liệu. Khoảng trống này được lấp ở cấp doanh nghiệp: phân tích đa quốc gia (Mục 4.3) cho thấy ICRV điều tiết quan hệ I-P một cách</w:t>
+      </w:r>
+      <w:r>
+        <w:t xml:space="preserve"> </w:t>
+      </w:r>
+      <w:r>
+        <w:rPr>
+          <w:bCs/>
+          <w:b/>
+        </w:rPr>
+        <w:t xml:space="preserve">có điều kiện</w:t>
+      </w:r>
+      <w:r>
+        <w:t xml:space="preserve"> </w:t>
+      </w:r>
+      <w:r>
+        <w:t xml:space="preserve">(qua các số hạng tương tác FSTS×ICRV và FSTS²×ICRV), tức là tính ngữ cảnh thể chế chỉ bộc lộ khi được mô hình hóa dưới dạng tương tác, chứ không phải dưới dạng so sánh chủ hiệu ứng phân nhóm ở cấp văn liệu.</w:t>
       </w:r>
     </w:p>
     <w:p>
@@ -3665,27 +3927,51 @@
         </m:r>
       </m:oMath>
       <w:r>
-        <w:t xml:space="preserve">). Các kết quả không có ý nghĩa này có thể phản ánh hạn chế về công suất ở cấp phân tích tổng hợp với</w:t>
-      </w:r>
-      <w:r>
-        <w:t xml:space="preserve"> </w:t>
-      </w:r>
-      <m:oMath>
-        <m:r>
-          <m:t>k</m:t>
-        </m:r>
-        <m:r>
-          <m:rPr>
-            <m:sty m:val="p"/>
-          </m:rPr>
-          <m:t>=</m:t>
-        </m:r>
-        <m:r>
-          <m:t>238</m:t>
-        </m:r>
-      </m:oMath>
-      <w:r>
-        <w:t xml:space="preserve">, đồng thời để ngỏ việc kiểm định vai trò số ở cấp doanh nghiệp cho phân tích đa quốc gia.</w:t>
+        <w:t xml:space="preserve">). Như vậy, giống ICRV, các yếu tố số ở cấp quốc gia cũng không dịch chuyển quan hệ I-P dưới dạng</w:t>
+      </w:r>
+      <w:r>
+        <w:t xml:space="preserve"> </w:t>
+      </w:r>
+      <w:r>
+        <w:rPr>
+          <w:bCs/>
+          <w:b/>
+        </w:rPr>
+        <w:t xml:space="preserve">chủ hiệu ứng điều tiết</w:t>
+      </w:r>
+      <w:r>
+        <w:t xml:space="preserve"> </w:t>
+      </w:r>
+      <w:r>
+        <w:t xml:space="preserve">ở cấp văn liệu. Mẫu hình thống nhất này — không một chủ hiệu ứng điều tiết nào (thể chế hay số) robust ở cấp tổng hợp — chính là cơ sở để chuyển sang đặc tả</w:t>
+      </w:r>
+      <w:r>
+        <w:t xml:space="preserve"> </w:t>
+      </w:r>
+      <w:r>
+        <w:rPr>
+          <w:bCs/>
+          <w:b/>
+        </w:rPr>
+        <w:t xml:space="preserve">có điều kiện</w:t>
+      </w:r>
+      <w:r>
+        <w:t xml:space="preserve">: vai trò số chỉ được kỳ vọng bộc lộ khi tương tác với bối cảnh thể chế (cơ chế</w:t>
+      </w:r>
+      <w:r>
+        <w:t xml:space="preserve"> </w:t>
+      </w:r>
+      <w:r>
+        <w:t xml:space="preserve">“</w:t>
+      </w:r>
+      <w:r>
+        <w:t xml:space="preserve">thay thế số cho thể chế</w:t>
+      </w:r>
+      <w:r>
+        <w:t xml:space="preserve">”</w:t>
+      </w:r>
+      <w:r>
+        <w:t xml:space="preserve">, DAI×ICRV), điều được kiểm định trực tiếp ở cấp doanh nghiệp trong phân tích đa quốc gia và là đóng góp thực nghiệm cốt lõi của luận án.</w:t>
       </w:r>
     </w:p>
     <w:bookmarkEnd w:id="28"/>
@@ -5059,7 +5345,79 @@
         <w:pStyle w:val="BodyText"/>
       </w:pPr>
       <w:r>
-        <w:t xml:space="preserve">Kiểm định điều tiết tổng thể về ICRV trong phân tích đa quốc gia nhất quán với kết quả phân tích tổng hợp ở phân tích tổng hợp (</w:t>
+        <w:t xml:space="preserve">Điều quan trọng cần làm rõ là quan hệ giữa hai cấp bằng chứng. Điều tiết thể chế ở cấp doanh nghiệp — qua hai số hạng tương tác FSTS×ICRV và FSTS²×ICRV (đều</w:t>
+      </w:r>
+      <w:r>
+        <w:t xml:space="preserve"> </w:t>
+      </w:r>
+      <m:oMath>
+        <m:r>
+          <m:t>p</m:t>
+        </m:r>
+        <m:r>
+          <m:rPr>
+            <m:sty m:val="p"/>
+          </m:rPr>
+          <m:t>&lt;</m:t>
+        </m:r>
+        <m:r>
+          <m:rPr>
+            <m:sty m:val="p"/>
+          </m:rPr>
+          <m:t>,</m:t>
+        </m:r>
+        <m:r>
+          <m:t>001</m:t>
+        </m:r>
+      </m:oMath>
+      <w:r>
+        <w:t xml:space="preserve">) — là</w:t>
+      </w:r>
+      <w:r>
+        <w:t xml:space="preserve"> </w:t>
+      </w:r>
+      <w:r>
+        <w:rPr>
+          <w:bCs/>
+          <w:b/>
+        </w:rPr>
+        <w:t xml:space="preserve">robust</w:t>
+      </w:r>
+      <w:r>
+        <w:t xml:space="preserve"> </w:t>
+      </w:r>
+      <w:r>
+        <w:t xml:space="preserve">và là kết quả trọng tâm của phân tích đa quốc gia. Trong khi đó, điều tiết thể chế ở cấp văn liệu (omnibus phân nhóm ICRV trong phân tích tổng hợp) lại</w:t>
+      </w:r>
+      <w:r>
+        <w:t xml:space="preserve"> </w:t>
+      </w:r>
+      <w:r>
+        <w:rPr>
+          <w:bCs/>
+          <w:b/>
+        </w:rPr>
+        <w:t xml:space="preserve">không bền vững</w:t>
+      </w:r>
+      <w:r>
+        <w:t xml:space="preserve">: như đã chỉ ra ở Mục 4.2.3, bỏ ô Frontier (</w:t>
+      </w:r>
+      <m:oMath>
+        <m:r>
+          <m:t>K</m:t>
+        </m:r>
+        <m:r>
+          <m:rPr>
+            <m:sty m:val="p"/>
+          </m:rPr>
+          <m:t>=</m:t>
+        </m:r>
+        <m:r>
+          <m:t>3</m:t>
+        </m:r>
+      </m:oMath>
+      <w:r>
+        <w:t xml:space="preserve">) thì omnibus về không có ý nghĩa (</w:t>
       </w:r>
       <m:oMath>
         <m:sSub>
@@ -5081,16 +5439,16 @@
           <m:t>=</m:t>
         </m:r>
         <m:r>
-          <m:t>17</m:t>
-        </m:r>
-        <m:r>
-          <m:rPr>
-            <m:sty m:val="p"/>
-          </m:rPr>
-          <m:t>,</m:t>
-        </m:r>
-        <m:r>
-          <m:t>35</m:t>
+          <m:t>1</m:t>
+        </m:r>
+        <m:r>
+          <m:rPr>
+            <m:sty m:val="p"/>
+          </m:rPr>
+          <m:t>,</m:t>
+        </m:r>
+        <m:r>
+          <m:t>49</m:t>
         </m:r>
       </m:oMath>
       <w:r>
@@ -5116,11 +5474,24 @@
           <m:t>,</m:t>
         </m:r>
         <m:r>
-          <m:t>002</m:t>
-        </m:r>
-      </m:oMath>
-      <w:r>
-        <w:t xml:space="preserve">). Hai nguồn bằng chứng độc lập, một từ phân tích tổng hợp 238 nghiên cứu và một từ dữ liệu sơ cấp 45 nền kinh tế, cùng chỉ ra dải biến thiên ICRV, tạo nên một sự xác nhận chéo độc lập có giá trị.</w:t>
+          <m:t>68</m:t>
+        </m:r>
+      </m:oMath>
+      <w:r>
+        <w:t xml:space="preserve">). Hai cấp phân tích vì vậy</w:t>
+      </w:r>
+      <w:r>
+        <w:t xml:space="preserve"> </w:t>
+      </w:r>
+      <w:r>
+        <w:rPr>
+          <w:bCs/>
+          <w:b/>
+        </w:rPr>
+        <w:t xml:space="preserve">bổ sung chứ không trùng lặp</w:t>
+      </w:r>
+      <w:r>
+        <w:t xml:space="preserve">: đặc tả có điều kiện (tương tác) ở cấp doanh nghiệp làm lộ ra vai trò điều tiết của chế độ thể chế mà việc gộp chủ hiệu ứng phân nhóm ở cấp tổng hợp không phát hiện được một cách robust. Đây chính là giá trị gia tăng cốt lõi của phân tích sơ cấp 45 nền kinh tế so với tổng hợp văn liệu hiện có, và là lý do biện minh cho việc luận án không dừng ở meta-analysis mà tiến đến mô hình hóa tương tác ở cấp vi mô.</w:t>
       </w:r>
     </w:p>
     <w:bookmarkEnd w:id="32"/>
@@ -11859,94 +12230,7 @@
               <w:jc w:val="left"/>
             </w:pPr>
             <w:r>
-              <w:t xml:space="preserve">Xác nhận:</w:t>
-            </w:r>
-            <w:r>
-              <w:t xml:space="preserve"> </w:t>
-            </w:r>
-            <m:oMath>
-              <m:sSub>
-                <m:e>
-                  <m:r>
-                    <m:t>Q</m:t>
-                  </m:r>
-                </m:e>
-                <m:sub>
-                  <m:r>
-                    <m:t>M</m:t>
-                  </m:r>
-                </m:sub>
-              </m:sSub>
-              <m:r>
-                <m:rPr>
-                  <m:sty m:val="p"/>
-                </m:rPr>
-                <m:t>=</m:t>
-              </m:r>
-              <m:r>
-                <m:t>17</m:t>
-              </m:r>
-              <m:r>
-                <m:rPr>
-                  <m:sty m:val="p"/>
-                </m:rPr>
-                <m:t>,</m:t>
-              </m:r>
-              <m:r>
-                <m:t>35</m:t>
-              </m:r>
-            </m:oMath>
-            <w:r>
-              <w:t xml:space="preserve"> </w:t>
-            </w:r>
-            <w:r>
-              <w:t xml:space="preserve">(</w:t>
-            </w:r>
-            <m:oMath>
-              <m:r>
-                <m:t>d</m:t>
-              </m:r>
-              <m:r>
-                <m:t>f</m:t>
-              </m:r>
-              <m:r>
-                <m:rPr>
-                  <m:sty m:val="p"/>
-                </m:rPr>
-                <m:t>=</m:t>
-              </m:r>
-              <m:r>
-                <m:t>4</m:t>
-              </m:r>
-            </m:oMath>
-            <w:r>
-              <w:t xml:space="preserve">,</w:t>
-            </w:r>
-            <w:r>
-              <w:t xml:space="preserve"> </w:t>
-            </w:r>
-            <m:oMath>
-              <m:r>
-                <m:t>p</m:t>
-              </m:r>
-              <m:r>
-                <m:rPr>
-                  <m:sty m:val="p"/>
-                </m:rPr>
-                <m:t>=</m:t>
-              </m:r>
-              <m:r>
-                <m:rPr>
-                  <m:sty m:val="p"/>
-                </m:rPr>
-                <m:t>,</m:t>
-              </m:r>
-              <m:r>
-                <m:t>002</m:t>
-              </m:r>
-            </m:oMath>
-            <w:r>
-              <w:t xml:space="preserve">) từ phân tích tổng hợp và tương tác M10 từ phân tích đa quốc gia (FSTS×ICRV</w:t>
+              <w:t xml:space="preserve">Xác nhận ở cấp doanh nghiệp qua tương tác có điều kiện M10 (FSTS×ICRV</w:t>
             </w:r>
             <w:r>
               <w:t xml:space="preserve"> </w:t>
@@ -12059,7 +12343,148 @@
               </m:r>
             </m:oMath>
             <w:r>
-              <w:t xml:space="preserve">); cơ chế là độ cong/biên độ (sâu dần khi thể chế suy giảm), không phải dịch chuyển điểm uốn đơn điệu</w:t>
+              <w:t xml:space="preserve">). Ở cấp phân tích tổng hợp, omnibus ICRV</w:t>
+            </w:r>
+            <w:r>
+              <w:t xml:space="preserve"> </w:t>
+            </w:r>
+            <w:r>
+              <w:rPr>
+                <w:bCs/>
+                <w:b/>
+              </w:rPr>
+              <w:t xml:space="preserve">không bền vững</w:t>
+            </w:r>
+            <w:r>
+              <w:t xml:space="preserve"> </w:t>
+            </w:r>
+            <w:r>
+              <w:t xml:space="preserve">(</w:t>
+            </w:r>
+            <m:oMath>
+              <m:sSub>
+                <m:e>
+                  <m:r>
+                    <m:t>Q</m:t>
+                  </m:r>
+                </m:e>
+                <m:sub>
+                  <m:r>
+                    <m:t>M</m:t>
+                  </m:r>
+                </m:sub>
+              </m:sSub>
+              <m:r>
+                <m:rPr>
+                  <m:sty m:val="p"/>
+                </m:rPr>
+                <m:t>=</m:t>
+              </m:r>
+              <m:r>
+                <m:t>17</m:t>
+              </m:r>
+              <m:r>
+                <m:rPr>
+                  <m:sty m:val="p"/>
+                </m:rPr>
+                <m:t>,</m:t>
+              </m:r>
+              <m:r>
+                <m:t>35</m:t>
+              </m:r>
+            </m:oMath>
+            <w:r>
+              <w:t xml:space="preserve"> </w:t>
+            </w:r>
+            <w:r>
+              <w:t xml:space="preserve">nhưng bỏ ô Frontier</w:t>
+            </w:r>
+            <w:r>
+              <w:t xml:space="preserve"> </w:t>
+            </w:r>
+            <m:oMath>
+              <m:r>
+                <m:t>K</m:t>
+              </m:r>
+              <m:r>
+                <m:rPr>
+                  <m:sty m:val="p"/>
+                </m:rPr>
+                <m:t>=</m:t>
+              </m:r>
+              <m:r>
+                <m:t>3</m:t>
+              </m:r>
+            </m:oMath>
+            <w:r>
+              <w:t xml:space="preserve"> </w:t>
+            </w:r>
+            <w:r>
+              <w:t xml:space="preserve">→</w:t>
+            </w:r>
+            <w:r>
+              <w:t xml:space="preserve"> </w:t>
+            </w:r>
+            <m:oMath>
+              <m:sSub>
+                <m:e>
+                  <m:r>
+                    <m:t>Q</m:t>
+                  </m:r>
+                </m:e>
+                <m:sub>
+                  <m:r>
+                    <m:t>M</m:t>
+                  </m:r>
+                </m:sub>
+              </m:sSub>
+              <m:r>
+                <m:rPr>
+                  <m:sty m:val="p"/>
+                </m:rPr>
+                <m:t>=</m:t>
+              </m:r>
+              <m:r>
+                <m:t>1</m:t>
+              </m:r>
+              <m:r>
+                <m:rPr>
+                  <m:sty m:val="p"/>
+                </m:rPr>
+                <m:t>,</m:t>
+              </m:r>
+              <m:r>
+                <m:t>49</m:t>
+              </m:r>
+            </m:oMath>
+            <w:r>
+              <w:t xml:space="preserve">,</w:t>
+            </w:r>
+            <w:r>
+              <w:t xml:space="preserve"> </w:t>
+            </w:r>
+            <m:oMath>
+              <m:r>
+                <m:t>p</m:t>
+              </m:r>
+              <m:r>
+                <m:rPr>
+                  <m:sty m:val="p"/>
+                </m:rPr>
+                <m:t>=</m:t>
+              </m:r>
+              <m:r>
+                <m:rPr>
+                  <m:sty m:val="p"/>
+                </m:rPr>
+                <m:t>,</m:t>
+              </m:r>
+              <m:r>
+                <m:t>68</m:t>
+              </m:r>
+            </m:oMath>
+            <w:r>
+              <w:t xml:space="preserve">): điều tiết thể chế chỉ bộc lộ robust khi mô hình hóa tương tác, không phải khi so sánh chủ hiệu ứng phân nhóm. Cơ chế là độ cong/biên độ (sâu dần khi thể chế suy giảm), không phải dịch chuyển điểm uốn đơn điệu</w:t>
             </w:r>
           </w:p>
         </w:tc>

--- a/dist/luan_an_ctu/chuong_4_ket_qua_vi.docx
+++ b/dist/luan_an_ctu/chuong_4_ket_qua_vi.docx
@@ -1945,16 +1945,16 @@
           <m:t>=</m:t>
         </m:r>
         <m:r>
-          <m:t>62</m:t>
-        </m:r>
-        <m:r>
-          <m:rPr>
-            <m:sty m:val="p"/>
-          </m:rPr>
-          <m:t>,</m:t>
-        </m:r>
-        <m:r>
-          <m:t>4</m:t>
+          <m:t>87</m:t>
+        </m:r>
+        <m:r>
+          <m:rPr>
+            <m:sty m:val="p"/>
+          </m:rPr>
+          <m:t>,</m:t>
+        </m:r>
+        <m:r>
+          <m:t>8</m:t>
         </m:r>
         <m:r>
           <m:rPr>
@@ -2257,7 +2257,7 @@
               <w:jc w:val="left"/>
             </w:pPr>
             <w:r>
-              <w:t xml:space="preserve">54,1%</w:t>
+              <w:t xml:space="preserve">76,1%</w:t>
             </w:r>
           </w:p>
         </w:tc>
@@ -2315,7 +2315,7 @@
               <w:jc w:val="left"/>
             </w:pPr>
             <w:r>
-              <w:t xml:space="preserve">8,4%</w:t>
+              <w:t xml:space="preserve">11,8%</w:t>
             </w:r>
           </w:p>
         </w:tc>
@@ -2358,7 +2358,7 @@
               <w:jc w:val="left"/>
             </w:pPr>
             <w:r>
-              <w:t xml:space="preserve">62,4%</w:t>
+              <w:t xml:space="preserve">87,8%</w:t>
             </w:r>
           </w:p>
         </w:tc>
@@ -2521,7 +2521,7 @@
         <w:pStyle w:val="BodyText"/>
       </w:pPr>
       <w:r>
-        <w:t xml:space="preserve">Dị biệt bên trong từng nghiên cứu, tức biến thiên giữa các mức độ ảnh hưởng trong cùng một nghiên cứu (Tầng 2), chiếm 54,1% tổng phương sai và là nguồn dị biệt chủ đạo. Dị biệt giữa các nghiên cứu với nhau (Tầng 3) chỉ chiếm 8,4%, nghĩa là dị biệt Tầng 2 lớn hơn Tầng 3 khoảng sáu lần. Phát hiện này mang hàm ý lý thuyết sâu sắc. Sự thiếu nhất quán trong tài liệu nghiên cứu I-P chủ yếu xuất phát từ biến thiên bên trong từng nghiên cứu, chẳng hạn cùng một mẫu doanh nghiệp nhưng dùng các thước đo khác nhau cho cùng một khái niệm lại cho ra kết quả khác nhau, chứ không phải từ khác biệt giữa các nghiên cứu. Như vậy, tính không nhất quán phần lớn là vấn đề đo lường và vận hành hóa khái niệm về quốc tế hóa cùng hiệu quả, chứ không phải bằng chứng về một sự thiếu nhất quán thực sự trong quan hệ nhân quả.</w:t>
+        <w:t xml:space="preserve">Dị biệt bên trong từng nghiên cứu, tức biến thiên giữa các mức độ ảnh hưởng trong cùng một nghiên cứu (Tầng 2), chiếm 76,1% tổng phương sai và là nguồn dị biệt chủ đạo. Dị biệt giữa các nghiên cứu với nhau (Tầng 3) chỉ chiếm 11,8%, nghĩa là dị biệt Tầng 2 lớn hơn Tầng 3 khoảng sáu lần. Phát hiện này mang hàm ý lý thuyết sâu sắc. Sự thiếu nhất quán trong tài liệu nghiên cứu I-P chủ yếu xuất phát từ biến thiên bên trong từng nghiên cứu, chẳng hạn cùng một mẫu doanh nghiệp nhưng dùng các thước đo khác nhau cho cùng một khái niệm lại cho ra kết quả khác nhau, chứ không phải từ khác biệt giữa các nghiên cứu. Như vậy, tính không nhất quán phần lớn là vấn đề đo lường và vận hành hóa khái niệm về quốc tế hóa cùng hiệu quả, chứ không phải bằng chứng về một sự thiếu nhất quán thực sự trong quan hệ nhân quả.</w:t>
       </w:r>
     </w:p>
     <w:bookmarkEnd w:id="27"/>
@@ -4438,16 +4438,16 @@
           <m:t>=</m:t>
         </m:r>
         <m:r>
-          <m:t>62</m:t>
-        </m:r>
-        <m:r>
-          <m:rPr>
-            <m:sty m:val="p"/>
-          </m:rPr>
-          <m:t>,</m:t>
-        </m:r>
-        <m:r>
-          <m:t>4</m:t>
+          <m:t>87</m:t>
+        </m:r>
+        <m:r>
+          <m:rPr>
+            <m:sty m:val="p"/>
+          </m:rPr>
+          <m:t>,</m:t>
+        </m:r>
+        <m:r>
+          <m:t>8</m:t>
         </m:r>
         <m:r>
           <m:rPr>

--- a/dist/luan_an_ctu/chuong_4_ket_qua_vi.docx
+++ b/dist/luan_an_ctu/chuong_4_ket_qua_vi.docx
@@ -2831,7 +2831,7 @@
           <w:bCs/>
           <w:b/>
         </w:rPr>
-        <w:t xml:space="preserve">điều tiết thể chế trực tiếp dưới dạng hiệu ứng chính phân nhóm là yếu và không robust</w:t>
+        <w:t xml:space="preserve">điều tiết thể chế trực tiếp dưới dạng hiệu ứng chính phân nhóm là yếu và không vững chắc</w:t>
       </w:r>
       <w:r>
         <w:t xml:space="preserve">. Đây không phải hạn chế làm suy yếu luận án, mà chính là khoảng trống định hướng cho phần tiếp theo: tính ngữ cảnh thể chế của quan hệ I-P không bộc lộ qua việc gộp chủ hiệu ứng phân nhóm ở cấp văn liệu, mà chỉ hiện ra khi mô hình hóa</w:t>
@@ -3695,7 +3695,7 @@
         <w:t xml:space="preserve"> </w:t>
       </w:r>
       <w:r>
-        <w:t xml:space="preserve">cung cấp bằng chứng robust về một dải biến thiên thể chế đơn điệu, cũng không về điều tiết thể chế trực tiếp nói chung; điều vững chắc duy nhất là hiệu ứng I-P dương nhỏ tương đối đồng nhất giữa các chế độ đông dữ liệu. Khoảng trống này được lấp ở cấp doanh nghiệp: phân tích đa quốc gia (Mục 4.3) cho thấy ICRV điều tiết quan hệ I-P một cách</w:t>
+        <w:t xml:space="preserve">cung cấp bằng chứng vững chắc về một dải biến thiên thể chế đơn điệu, cũng không về điều tiết thể chế trực tiếp nói chung; điều vững chắc duy nhất là hiệu ứng I-P dương nhỏ tương đối đồng nhất giữa các chế độ đông dữ liệu. Khoảng trống này được lấp ở cấp doanh nghiệp: phân tích đa quốc gia (Mục 4.3) cho thấy ICRV điều tiết quan hệ I-P một cách</w:t>
       </w:r>
       <w:r>
         <w:t xml:space="preserve"> </w:t>
@@ -3943,7 +3943,7 @@
         <w:t xml:space="preserve"> </w:t>
       </w:r>
       <w:r>
-        <w:t xml:space="preserve">ở cấp văn liệu. Mẫu hình thống nhất này — không một chủ hiệu ứng điều tiết nào (thể chế hay số) robust ở cấp tổng hợp — chính là cơ sở để chuyển sang đặc tả</w:t>
+        <w:t xml:space="preserve">ở cấp văn liệu. Mẫu hình thống nhất này — không một chủ hiệu ứng điều tiết nào (thể chế hay số) vững chắc ở cấp tổng hợp — chính là cơ sở để chuyển sang đặc tả</w:t>
       </w:r>
       <w:r>
         <w:t xml:space="preserve"> </w:t>
@@ -5313,7 +5313,7 @@
         <w:t xml:space="preserve"> </w:t>
       </w:r>
       <w:r>
-        <w:t xml:space="preserve">của hình chữ U ngược chứ không phải một gradient điểm uốn đơn điệu: độ cong sâu dần khi chất lượng thể chế suy giảm, làm hình phạt sau đỉnh gay gắt hơn ở các chế độ thể chế yếu (cận biên, SIDS), và phẳng dần về gần tuyến tính ở các chế độ tiên tiến.</w:t>
+        <w:t xml:space="preserve">của hình chữ U ngược chứ không phải một dải biến thiên điểm uốn đơn điệu: độ cong sâu dần khi chất lượng thể chế suy giảm, làm hình phạt sau đỉnh gay gắt hơn ở các chế độ thể chế yếu (cận biên, SIDS), và phẳng dần về gần tuyến tính ở các chế độ tiên tiến.</w:t>
       </w:r>
     </w:p>
     <w:p>
@@ -5381,7 +5381,7 @@
           <w:bCs/>
           <w:b/>
         </w:rPr>
-        <w:t xml:space="preserve">robust</w:t>
+        <w:t xml:space="preserve">vững chắc</w:t>
       </w:r>
       <w:r>
         <w:t xml:space="preserve"> </w:t>
@@ -5491,7 +5491,7 @@
         <w:t xml:space="preserve">bổ sung chứ không trùng lặp</w:t>
       </w:r>
       <w:r>
-        <w:t xml:space="preserve">: đặc tả có điều kiện (tương tác) ở cấp doanh nghiệp làm lộ ra vai trò điều tiết của chế độ thể chế mà việc gộp chủ hiệu ứng phân nhóm ở cấp tổng hợp không phát hiện được một cách robust. Đây chính là giá trị gia tăng cốt lõi của phân tích sơ cấp 45 nền kinh tế so với tổng hợp văn liệu hiện có, và là lý do biện minh cho việc luận án không dừng ở meta-analysis mà tiến đến mô hình hóa tương tác ở cấp vi mô.</w:t>
+        <w:t xml:space="preserve">: đặc tả có điều kiện (tương tác) ở cấp doanh nghiệp làm lộ ra vai trò điều tiết của chế độ thể chế mà việc gộp chủ hiệu ứng phân nhóm ở cấp tổng hợp không phát hiện được một cách vững chắc. Đây chính là giá trị gia tăng cốt lõi của phân tích sơ cấp 45 nền kinh tế so với tổng hợp văn liệu hiện có, và là lý do biện minh cho việc luận án không dừng ở meta-analysis mà tiến đến mô hình hóa tương tác ở cấp vi mô.</w:t>
       </w:r>
     </w:p>
     <w:bookmarkEnd w:id="32"/>
@@ -11463,7 +11463,7 @@
         <w:t xml:space="preserve"> </w:t>
       </w:r>
       <w:r>
-        <w:t xml:space="preserve">của hình chữ U ngược chứ không phải một gradient điểm uốn đơn điệu: độ cong sâu dần khi chất lượng thể chế suy giảm, làm hình phạt sau đỉnh gay gắt hơn ở chế độ cận biên và dễ tổn thương, và phẳng dần về gần tuyến tính ở chế độ tiên tiến.</w:t>
+        <w:t xml:space="preserve">của hình chữ U ngược chứ không phải một dải biến thiên điểm uốn đơn điệu: độ cong sâu dần khi chất lượng thể chế suy giảm, làm hình phạt sau đỉnh gay gắt hơn ở chế độ cận biên và dễ tổn thương, và phẳng dần về gần tuyến tính ở chế độ tiên tiến.</w:t>
       </w:r>
     </w:p>
     <w:p>
@@ -12484,7 +12484,7 @@
               </m:r>
             </m:oMath>
             <w:r>
-              <w:t xml:space="preserve">): điều tiết thể chế chỉ bộc lộ robust khi mô hình hóa tương tác, không phải khi so sánh chủ hiệu ứng phân nhóm. Cơ chế là độ cong/biên độ (sâu dần khi thể chế suy giảm), không phải dịch chuyển điểm uốn đơn điệu</w:t>
+              <w:t xml:space="preserve">): điều tiết thể chế chỉ bộc lộ vững chắc khi mô hình hóa tương tác, không phải khi so sánh chủ hiệu ứng phân nhóm. Cơ chế là độ cong/biên độ (sâu dần khi thể chế suy giảm), không phải dịch chuyển điểm uốn đơn điệu</w:t>
             </w:r>
           </w:p>
         </w:tc>

--- a/dist/luan_an_ctu/chuong_4_ket_qua_vi.docx
+++ b/dist/luan_an_ctu/chuong_4_ket_qua_vi.docx
@@ -6653,7 +6653,7 @@
         </m:r>
       </m:oMath>
       <w:r>
-        <w:t xml:space="preserve">); do đó không cấu thành bằng chứng điều tiết trọng tâm. Việc kiểm soát chất lượng quản trị theo lý thuyết Bậc trên khóa chặt thiên lệch nội sinh và bảo vệ tính nhân quả thuần khiết của tương tác Thể chế × Công nghệ; ký hiệu H4 được giữ nguyên để tương thích với các bản thảo đồng hành (phân tích Việt Nam, Singapore và Trung Quốc).</w:t>
+        <w:t xml:space="preserve">); do đó không cấu thành bằng chứng điều tiết trọng tâm. Việc kiểm soát chất lượng quản trị theo lý thuyết Bậc trên khóa chặt thiên lệch nội sinh và bảo vệ tính nhân quả riêng phần của tương tác Thể chế × Công nghệ; ký hiệu H4 được giữ nguyên để tương thích với các bản thảo đồng hành (phân tích Việt Nam, Singapore và Trung Quốc).</w:t>
       </w:r>
     </w:p>
     <w:p>
@@ -10558,7 +10558,91 @@
         <w:pStyle w:val="FirstParagraph"/>
       </w:pPr>
       <w:r>
-        <w:t xml:space="preserve">Hệ số hồi quy âm và có ý nghĩa thống kê ở mức 5%, nghĩa là tại các nền kinh tế đảo nhỏ, quốc tế hóa càng cao thì hiệu quả hoạt động doanh nghiệp càng thấp hơn, tức một quan hệ âm đơn điệu. Một bước tăng từ không xuất khẩu sang định hướng xuất khẩu hoàn toàn gắn với năng suất lao động thấp hơn khoảng 40,4%.</w:t>
+        <w:t xml:space="preserve">Hệ số hồi quy âm và có ý nghĩa thống kê ở mức 5%, nghĩa là tại các nền kinh tế đảo nhỏ, quốc tế hóa càng cao thì hiệu quả hoạt động doanh nghiệp càng thấp hơn, tức một quan hệ âm đơn điệu. Vì biến phụ thuộc là logarit năng suất lao động, một bước tăng FSTS từ 0 lên 1 (từ không xuất khẩu sang xuất khẩu hoàn toàn) gắn với mức giảm năng suất khoảng</w:t>
+      </w:r>
+      <w:r>
+        <w:t xml:space="preserve"> </w:t>
+      </w:r>
+      <m:oMath>
+        <m:r>
+          <m:rPr>
+            <m:sty m:val="p"/>
+          </m:rPr>
+          <m:t>exp</m:t>
+        </m:r>
+        <m:d>
+          <m:dPr>
+            <m:begChr m:val="("/>
+            <m:endChr m:val=")"/>
+            <m:sepChr m:val=""/>
+            <m:grow/>
+          </m:dPr>
+          <m:e>
+            <m:r>
+              <m:rPr>
+                <m:sty m:val="p"/>
+              </m:rPr>
+              <m:t>−</m:t>
+            </m:r>
+            <m:r>
+              <m:t>0</m:t>
+            </m:r>
+            <m:r>
+              <m:rPr>
+                <m:sty m:val="p"/>
+              </m:rPr>
+              <m:t>,</m:t>
+            </m:r>
+            <m:r>
+              <m:t>404</m:t>
+            </m:r>
+          </m:e>
+        </m:d>
+        <m:r>
+          <m:rPr>
+            <m:sty m:val="p"/>
+          </m:rPr>
+          <m:t>−</m:t>
+        </m:r>
+        <m:r>
+          <m:t>1</m:t>
+        </m:r>
+        <m:r>
+          <m:rPr>
+            <m:sty m:val="p"/>
+          </m:rPr>
+          <m:t>≈</m:t>
+        </m:r>
+        <m:r>
+          <m:rPr>
+            <m:sty m:val="p"/>
+          </m:rPr>
+          <m:t>−</m:t>
+        </m:r>
+        <m:r>
+          <m:t>33</m:t>
+        </m:r>
+        <m:r>
+          <m:rPr>
+            <m:sty m:val="p"/>
+          </m:rPr>
+          <m:t>,</m:t>
+        </m:r>
+        <m:r>
+          <m:t>2</m:t>
+        </m:r>
+        <m:r>
+          <m:rPr>
+            <m:sty m:val="p"/>
+          </m:rPr>
+          <m:t>%</m:t>
+        </m:r>
+      </m:oMath>
+      <w:r>
+        <w:t xml:space="preserve"> </w:t>
+      </w:r>
+      <w:r>
+        <w:t xml:space="preserve">(không phải −40,4% như diễn giải tuyến tính sai sẽ gợi ý).</w:t>
       </w:r>
     </w:p>
     <w:p>
@@ -11371,7 +11455,21 @@
         <w:pStyle w:val="FirstParagraph"/>
       </w:pPr>
       <w:r>
-        <w:t xml:space="preserve">Luận án đặt tên cho hiện tượng này là gánh nặng quốc tế hóa bắt buộc (forced internationalization penalty), một cấu trúc lý thuyết mới chưa từng được định danh trong tài liệu nghiên cứu kinh doanh quốc tế. Cơ chế giải thích gồm ba yếu tố cấu trúc đặc thù của các nền kinh tế đảo nhỏ. Thị trường nội địa quá nhỏ buộc doanh nghiệp xuất khẩu không phải vì có lợi thế cạnh tranh mà vì cầu nội địa không đủ để duy trì hoạt động, tức quốc tế hóa bắt buộc chứ không phải quốc tế hóa chiến lược. Chi phí hậu cần và tiếp cận thị trường cực cao do vị trí địa lý xa xôi và phân tán, làm chi phí giao dịch xuyên biên giới không tương xứng với giá trị hàng hóa có thể xuất khẩu, có thể khuếch đại chi phí kinh doanh của doanh thu xuất khẩu thêm 30–210%. Sự thiếu hụt hỗ trợ thể chế cùng năng lực xuất khẩu, thể hiện qua khoảng trống thể chế toàn diện với việc thiếu trung gian tài chính thương mại, thực thi hợp đồng kém và hạ tầng tiêu chuẩn hạn chế, khiến doanh nghiệp không thể chiếm dụng các lợi ích học hỏi và quy mô mà lý thuyết quốc tế hóa hứa hẹn.</w:t>
+        <w:t xml:space="preserve">Luận án đặt tên cho hiện tượng này là gánh nặng quốc tế hóa bắt buộc (forced internationalization penalty, FIP). Khái niệm này không phải hoàn toàn mới: cấu trúc kinh tế của SIDS với ba ràng buộc đồng thời (thị trường nội địa nhỏ, chi phí thương mại cao, hỗ trợ thể chế yếu) đã được phân tích trong các nghiên cứu SIDS từ Briguglio (1995) và mô hình MIRAB của Bertram (2006). Đóng góp của luận án là (i) chính thức kết nối ràng buộc cấu trúc SIDS với dấu của hệ số FSTS trong hồi quy I-P ở cấp doanh nghiệp, (ii) cung cấp ước lượng định lượng đầu tiên (β = −0,404,</w:t>
+      </w:r>
+      <w:r>
+        <w:t xml:space="preserve"> </w:t>
+      </w:r>
+      <m:oMath>
+        <m:r>
+          <m:t>p</m:t>
+        </m:r>
+      </m:oMath>
+      <w:r>
+        <w:t xml:space="preserve"> </w:t>
+      </w:r>
+      <w:r>
+        <w:t xml:space="preserve">= ,032) trên dữ liệu WBES, và (iii) đặt FIP như một điều kiện biên rõ ràng cho lý thuyết quan hệ I-P phi tuyến. Cơ chế giải thích gồm ba yếu tố cấu trúc đặc thù của các nền kinh tế đảo nhỏ. Thị trường nội địa quá nhỏ buộc doanh nghiệp xuất khẩu không phải vì có lợi thế cạnh tranh mà vì cầu nội địa không đủ để duy trì hoạt động, tức quốc tế hóa bắt buộc chứ không phải quốc tế hóa chiến lược. Chi phí hậu cần và tiếp cận thị trường cực cao do vị trí địa lý xa xôi và phân tán, làm chi phí giao dịch xuyên biên giới không tương xứng với giá trị hàng hóa có thể xuất khẩu, có thể khuếch đại chi phí kinh doanh của doanh thu xuất khẩu thêm 30–210%. Sự thiếu hụt hỗ trợ thể chế cùng năng lực xuất khẩu, thể hiện qua khoảng trống thể chế toàn diện với việc thiếu trung gian tài chính thương mại, thực thi hợp đồng kém và hạ tầng tiêu chuẩn hạn chế, khiến doanh nghiệp không thể chiếm dụng các lợi ích học hỏi và quy mô mà lý thuyết quốc tế hóa hứa hẹn.</w:t>
       </w:r>
     </w:p>
     <w:p>
@@ -11610,7 +11708,39 @@
         </m:r>
       </m:oMath>
       <w:r>
-        <w:t xml:space="preserve">) cho thấy hiệu ứng điều tiết của DAI mạnh hơn ở các môi trường thể chế yếu hơn, tức năng lực số bù đắp cho thiếu hụt thể chế chứ không khuếch đại lợi thế thể chế sẵn có. Đây là cơ chế thay thế số cho thể chế: ở nơi hạ tầng thể chế chưa đủ hỗ trợ doanh nghiệp xuất khẩu, hạ tầng số đảm nhận một phần các chức năng thực thi hợp đồng, cung cấp thông tin thị trường và phối hợp mà thể chế mạnh lẽ ra cung cấp. Kết quả này, theo hiểu biết hiện tại, là bằng chứng đa quốc gia ở cấp doanh nghiệp đầu tiên cho thấy số hóa và chất lượng thể chế hoạt động như những yếu tố thay thế chứ không phải bổ sung trong quá trình chuyển hóa quốc tế hóa thành hiệu quả.</w:t>
+        <w:t xml:space="preserve">) cho thấy hiệu ứng điều tiết của DAI mạnh hơn ở các môi trường thể chế yếu hơn, tức năng lực số bù đắp cho thiếu hụt thể chế chứ không khuếch đại lợi thế thể chế sẵn có. Đây là cơ chế thay thế số cho thể chế: ở nơi hạ tầng thể chế chưa đủ hỗ trợ doanh nghiệp xuất khẩu, hạ tầng số đảm nhận một phần các chức năng thực thi hợp đồng, cung cấp thông tin thị trường và phối hợp mà thể chế mạnh lẽ ra cung cấp. Kết quả này nối tiếp và mở rộng phát hiện của Bustamante et al. (2022) về tương tác cDAI-thể chế ở cấp SME đa quốc gia. Đóng góp tăng thêm của luận án là (i) áp dụng trên mẫu lớn hơn nhiều (28.500 quan sát so với mẫu SME của Bustamante), (ii) phân tách rõ TCI khỏi DAI để cô lập cơ chế số bề mặt khỏi năng lực công nghệ chiều sâu, và (iii) xác nhận hướng tương tác là</w:t>
+      </w:r>
+      <w:r>
+        <w:t xml:space="preserve"> </w:t>
+      </w:r>
+      <w:r>
+        <w:rPr>
+          <w:iCs/>
+          <w:i/>
+        </w:rPr>
+        <w:t xml:space="preserve">thay thế</w:t>
+      </w:r>
+      <w:r>
+        <w:t xml:space="preserve"> </w:t>
+      </w:r>
+      <w:r>
+        <w:t xml:space="preserve">chứ không phải</w:t>
+      </w:r>
+      <w:r>
+        <w:t xml:space="preserve"> </w:t>
+      </w:r>
+      <w:r>
+        <w:rPr>
+          <w:iCs/>
+          <w:i/>
+        </w:rPr>
+        <w:t xml:space="preserve">bổ sung</w:t>
+      </w:r>
+      <w:r>
+        <w:t xml:space="preserve"> </w:t>
+      </w:r>
+      <w:r>
+        <w:t xml:space="preserve">trên dải sáu chế độ ICRV, một kết luận mạnh hơn về mặt phương pháp do dải biến thiên thể chế của mẫu luận án rộng hơn đáng kể.</w:t>
       </w:r>
     </w:p>
     <w:bookmarkEnd w:id="45"/>

--- a/dist/luan_an_ctu/chuong_4_ket_qua_vi.docx
+++ b/dist/luan_an_ctu/chuong_4_ket_qua_vi.docx
@@ -2,7 +2,7 @@
 <file path=word/document.xml><?xml version="1.0" encoding="utf-8"?>
 <w:document xmlns:w="http://schemas.openxmlformats.org/wordprocessingml/2006/main" xmlns:m="http://schemas.openxmlformats.org/officeDocument/2006/math" xmlns:r="http://schemas.openxmlformats.org/officeDocument/2006/relationships" xmlns:o="urn:schemas-microsoft-com:office:office" xmlns:v="urn:schemas-microsoft-com:vml" xmlns:w10="urn:schemas-microsoft-com:office:word" xmlns:a="http://schemas.openxmlformats.org/drawingml/2006/main" xmlns:pic="http://schemas.openxmlformats.org/drawingml/2006/picture" xmlns:wp="http://schemas.openxmlformats.org/drawingml/2006/wordprocessingDrawing">
   <w:body>
-    <w:bookmarkStart w:id="55" w:name="chương-4-kết-quả-nghiên-cứu"/>
+    <w:bookmarkStart w:id="58" w:name="chương-4-kết-quả-nghiên-cứu"/>
     <w:p>
       <w:pPr>
         <w:pStyle w:val="Heading1"/>
@@ -66,7 +66,7 @@
         <w:pStyle w:val="FirstParagraph"/>
       </w:pPr>
       <w:r>
-        <w:t xml:space="preserve">Phân tích mô tả trên pool 101.185 doanh nghiệp từ 47 nền kinh tế châu Á và Thái Bình Dương trong giai đoạn 2009–2025 cho thấy bức tranh hiệu quả hoạt động kinh doanh có sự phân tán lớn và không hội tụ. Năng suất lao động — đo bằng ln(doanh thu/lao động) — có độ lệch chuẩn dao động từ 0,49 (Advanced tài nguyên dẫn dắt) đến 1,36 (Frontier), với tỷ số P90/P10 tăng đơn điệu theo chiều từ nhóm thể chế cao đến nhóm thể chế thấp.</w:t>
+        <w:t xml:space="preserve">Phân tích mô tả trên pool 91.982 doanh nghiệp từ 49 nền kinh tế châu Á và Thái Bình Dương trong giai đoạn 2009–2025 cho thấy bức tranh hiệu quả hoạt động kinh doanh có sự phân tán lớn và không hội tụ. Năng suất lao động — đo bằng ln(doanh thu/lao động) — có độ lệch chuẩn dao động từ 0,49 (Advanced tài nguyên dẫn dắt) đến 1,36 (Frontier), với tỷ số P90/P10 tăng đơn điệu theo chiều từ nhóm thể chế cao đến nhóm thể chế thấp.</w:t>
       </w:r>
     </w:p>
     <w:p>
@@ -88,7 +88,7 @@
           <w:iCs/>
           <w:i/>
         </w:rPr>
-        <w:t xml:space="preserve">Phân tán năng suất lao động và đặc điểm quốc tế hóa theo phân nhóm con ICRV (n = 101.185 doanh nghiệp, 2009–2025).</w:t>
+        <w:t xml:space="preserve">Phân tán năng suất lao động và đặc điểm quốc tế hóa theo phân nhóm con ICRV (pool gộp WBES 2009–2025; số doanh nghiệp phân loại ICRV ≈ 96.415; mẫu phân tích hồi quy chính N = 91.982 từ 49 nền kinh tế).</w:t>
       </w:r>
     </w:p>
     <w:tbl>
@@ -130,7 +130,7 @@
               <w:jc w:val="left"/>
             </w:pPr>
             <w:r>
-              <w:t xml:space="preserve">n (ước tính)</w:t>
+              <w:t xml:space="preserve">n</w:t>
             </w:r>
           </w:p>
         </w:tc>
@@ -204,7 +204,7 @@
               <w:jc w:val="left"/>
             </w:pPr>
             <w:r>
-              <w:t xml:space="preserve">~4.220</w:t>
+              <w:t xml:space="preserve">4.708</w:t>
             </w:r>
           </w:p>
         </w:tc>
@@ -282,7 +282,7 @@
               <w:jc w:val="left"/>
             </w:pPr>
             <w:r>
-              <w:t xml:space="preserve">~1.932</w:t>
+              <w:t xml:space="preserve">2.269</w:t>
             </w:r>
           </w:p>
         </w:tc>
@@ -360,7 +360,7 @@
               <w:jc w:val="left"/>
             </w:pPr>
             <w:r>
-              <w:t xml:space="preserve">~16.693</w:t>
+              <w:t xml:space="preserve">17.905</w:t>
             </w:r>
           </w:p>
         </w:tc>
@@ -434,7 +434,7 @@
               <w:jc w:val="left"/>
             </w:pPr>
             <w:r>
-              <w:t xml:space="preserve">~47.803</w:t>
+              <w:t xml:space="preserve">50.926</w:t>
             </w:r>
           </w:p>
         </w:tc>
@@ -508,7 +508,7 @@
               <w:jc w:val="left"/>
             </w:pPr>
             <w:r>
-              <w:t xml:space="preserve">~28.678</w:t>
+              <w:t xml:space="preserve">18.569</w:t>
             </w:r>
           </w:p>
         </w:tc>
@@ -570,19 +570,19 @@
               <w:jc w:val="left"/>
             </w:pPr>
             <w:r>
-              <w:t xml:space="preserve">Nhóm VI — SIDS Thái Bình Dương (FJI, PNG, SLB...)</w:t>
-            </w:r>
-          </w:p>
-        </w:tc>
-        <w:tc>
-          <w:tcPr/>
-          <w:p>
-            <w:pPr>
-              <w:pStyle w:val="Compact"/>
-              <w:jc w:val="left"/>
-            </w:pPr>
-            <w:r>
-              <w:t xml:space="preserve">~1.371</w:t>
+              <w:t xml:space="preserve">Nhóm VI — SIDS (FJI, PNG, SLB...)</w:t>
+            </w:r>
+          </w:p>
+        </w:tc>
+        <w:tc>
+          <w:tcPr/>
+          <w:p>
+            <w:pPr>
+              <w:pStyle w:val="Compact"/>
+              <w:jc w:val="left"/>
+            </w:pPr>
+            <w:r>
+              <w:t xml:space="preserve">2.038</w:t>
             </w:r>
           </w:p>
         </w:tc>
@@ -648,7 +648,7 @@
                 <w:bCs/>
                 <w:b/>
               </w:rPr>
-              <w:t xml:space="preserve">Tổng</w:t>
+              <w:t xml:space="preserve">Tổng (phân loại ICRV)</w:t>
             </w:r>
           </w:p>
         </w:tc>
@@ -664,7 +664,7 @@
                 <w:bCs/>
                 <w:b/>
               </w:rPr>
-              <w:t xml:space="preserve">101.185</w:t>
+              <w:t xml:space="preserve">96.415</w:t>
             </w:r>
           </w:p>
         </w:tc>
@@ -728,6 +728,18 @@
           <w:i/>
         </w:rPr>
         <w:t xml:space="preserve">Nguồn: Phân tích của tác giả từ World Bank Enterprise Surveys (WBES), 2009–2025.</w:t>
+      </w:r>
+    </w:p>
+    <w:p>
+      <w:pPr>
+        <w:pStyle w:val="BodyText"/>
+      </w:pPr>
+      <w:r>
+        <w:rPr>
+          <w:iCs/>
+          <w:i/>
+        </w:rPr>
+        <w:t xml:space="preserve">Ghi chú: Cột n là số doanh nghiệp được phân loại vào sáu nhóm ICRV trong pool gộp WBES (tổng 96.415; ngoài ra còn ~10.350 doanh nghiệp chưa gán nhóm ICRV do thiếu chỉ số thể chế). Mẫu phân tích hồi quy chính của P7 là N = 91.982 (mô hình baseline) và giảm dần khi bổ sung biến kiểm soát (xem §4.6.1), do loại các quan sát thiếu biến phụ thuộc/FSTS. Các thống kê độ phân tán (sd log LP) và tỷ lệ (%) được tính trên năng suất lao động đã hiệu chỉnh PPP/winsorize theo từng country-year (xem §3.5.3).</w:t>
       </w:r>
     </w:p>
     <w:p>
@@ -1201,7 +1213,7 @@
               <w:jc w:val="left"/>
             </w:pPr>
             <w:r>
-              <w:t xml:space="preserve">SIDS Thái Bình Dương</w:t>
+              <w:t xml:space="preserve">SIDS</w:t>
             </w:r>
           </w:p>
         </w:tc>
@@ -1401,7 +1413,7 @@
           <m:t>,</m:t>
         </m:r>
         <m:r>
-          <m:t>075</m:t>
+          <m:t>074</m:t>
         </m:r>
       </m:oMath>
       <w:r>
@@ -1427,7 +1439,7 @@
         <w:pStyle w:val="BodyText"/>
       </w:pPr>
       <w:r>
-        <w:t xml:space="preserve">Đặc biệt đáng lưu ý, kết quả P6 hoàn toàn nhất quán với baseline meta-analysis đã công bố tại hội nghị ICBEF 2024 của Đỗ và Phan (2024), với</w:t>
+        <w:t xml:space="preserve">Đặc biệt đáng lưu ý, kết quả P6 hoàn toàn nhất quán với baseline meta-analysis đã công bố tại hội nghị ICBEF 2024, với</w:t>
       </w:r>
       <w:r>
         <w:t xml:space="preserve"> </w:t>
@@ -1565,7 +1577,7 @@
           <m:t>,</m:t>
         </m:r>
         <m:r>
-          <m:t>5</m:t>
+          <m:t>4</m:t>
         </m:r>
         <m:r>
           <m:rPr>
@@ -1729,7 +1741,7 @@
         <w:pStyle w:val="FirstParagraph"/>
       </w:pPr>
       <w:r>
-        <w:t xml:space="preserve">Kiểm định điều tiết bằng nhóm chế độ thể chế ICRV (Institutional Context Regime Variation) cho kết quả có ý nghĩa thống kê cao:</w:t>
+        <w:t xml:space="preserve">Kiểm định điều tiết bằng nhóm chế độ thể chế ICRV (Institutional Context Regime Variation) cho kết quả có ý nghĩa thống kê:</w:t>
       </w:r>
       <w:r>
         <w:t xml:space="preserve"> </w:t>
@@ -1754,7 +1766,7 @@
           <m:t>=</m:t>
         </m:r>
         <m:r>
-          <m:t>127</m:t>
+          <m:t>17</m:t>
         </m:r>
         <m:r>
           <m:rPr>
@@ -1763,7 +1775,7 @@
           <m:t>,</m:t>
         </m:r>
         <m:r>
-          <m:t>77</m:t>
+          <m:t>35</m:t>
         </m:r>
       </m:oMath>
       <w:r>
@@ -1803,7 +1815,7 @@
           <m:rPr>
             <m:sty m:val="p"/>
           </m:rPr>
-          <m:t>&lt;</m:t>
+          <m:t>=</m:t>
         </m:r>
         <m:r>
           <m:rPr>
@@ -1812,11 +1824,11 @@
           <m:t>,</m:t>
         </m:r>
         <m:r>
-          <m:t>001</m:t>
+          <m:t>002</m:t>
         </m:r>
       </m:oMath>
       <w:r>
-        <w:t xml:space="preserve">. Điều này xác nhận rằng chế độ thể chế — được phân loại thành sáu nhóm từ Advanced Innovation-Driven (Nhóm I: Singapore, Hong Kong, Đài Loan, Hàn Quốc) đến SIDS Thái Bình Dương (Nhóm VI) — là moderator có ý nghĩa thực sự cho mối quan hệ tổng hợp I→P trong văn liệu. Kiểm định</w:t>
+        <w:t xml:space="preserve">. Điều này xác nhận rằng chế độ thể chế — được phân loại thành sáu nhóm từ Advanced Innovation-Driven (Nhóm I: Singapore, Hong Kong, Đài Loan, Hàn Quốc) đến SIDS (Nhóm VI) — là moderator có ý nghĩa thực sự cho mối quan hệ tổng hợp I→P trong văn liệu. Kiểm định</w:t>
       </w:r>
       <w:r>
         <w:t xml:space="preserve"> </w:t>
@@ -1839,7 +1851,30 @@
         <w:t xml:space="preserve"> </w:t>
       </w:r>
       <w:r>
-        <w:t xml:space="preserve">lớn hơn nhiều so với giá trị tới hạn, hàm ý rằng sự khác biệt giữa các nhóm ICRV không thể giải thích bằng sai số lấy mẫu.</w:t>
+        <w:t xml:space="preserve">vượt ngưỡng tới hạn (</w:t>
+      </w:r>
+      <m:oMath>
+        <m:r>
+          <m:t>p</m:t>
+        </m:r>
+        <m:r>
+          <m:rPr>
+            <m:sty m:val="p"/>
+          </m:rPr>
+          <m:t>=</m:t>
+        </m:r>
+        <m:r>
+          <m:rPr>
+            <m:sty m:val="p"/>
+          </m:rPr>
+          <m:t>,</m:t>
+        </m:r>
+        <m:r>
+          <m:t>002</m:t>
+        </m:r>
+      </m:oMath>
+      <w:r>
+        <w:t xml:space="preserve">), hàm ý rằng sự khác biệt giữa các nhóm ICRV không thể giải thích bằng sai số lấy mẫu.</w:t>
       </w:r>
     </w:p>
     <w:p>
@@ -1865,13 +1900,58 @@
         <w:pStyle w:val="FirstParagraph"/>
       </w:pPr>
       <w:r>
-        <w:t xml:space="preserve">Kiểm định Egger cho kết quả</w:t>
+        <w:t xml:space="preserve">Phân tích publication bias gồm ba kiểm định bổ sung nhau.</w:t>
+      </w:r>
+      <w:r>
+        <w:t xml:space="preserve"> </w:t>
+      </w:r>
+      <w:r>
+        <w:rPr>
+          <w:bCs/>
+          <w:b/>
+        </w:rPr>
+        <w:t xml:space="preserve">Kiểm định Egger</w:t>
+      </w:r>
+      <w:r>
+        <w:t xml:space="preserve"> </w:t>
+      </w:r>
+      <w:r>
+        <w:t xml:space="preserve">cho kết quả</w:t>
       </w:r>
       <w:r>
         <w:t xml:space="preserve"> </w:t>
       </w:r>
       <m:oMath>
         <m:r>
+          <m:t>b</m:t>
+        </m:r>
+        <m:r>
+          <m:rPr>
+            <m:sty m:val="p"/>
+          </m:rPr>
+          <m:t>=</m:t>
+        </m:r>
+        <m:r>
+          <m:t>0</m:t>
+        </m:r>
+        <m:r>
+          <m:rPr>
+            <m:sty m:val="p"/>
+          </m:rPr>
+          <m:t>,</m:t>
+        </m:r>
+        <m:r>
+          <m:t>475</m:t>
+        </m:r>
+      </m:oMath>
+      <w:r>
+        <w:t xml:space="preserve"> </w:t>
+      </w:r>
+      <w:r>
+        <w:t xml:space="preserve">(</w:t>
+      </w:r>
+      <m:oMath>
+        <m:r>
           <m:t>p</m:t>
         </m:r>
         <m:r>
@@ -1887,20 +1967,142 @@
           <m:t>,</m:t>
         </m:r>
         <m:r>
-          <m:t>31</m:t>
+          <m:t>057</m:t>
         </m:r>
       </m:oMath>
       <w:r>
-        <w:t xml:space="preserve"> </w:t>
-      </w:r>
-      <w:r>
-        <w:t xml:space="preserve">(không có ý nghĩa thống kê), tức không có bằng chứng về publication bias trong tập hợp 238 nghiên cứu. Phân tích trim-and-fill điều chỉnh ước lượng hiệu ứng từ</w:t>
+        <w:t xml:space="preserve">) — sát ngưỡng</w:t>
       </w:r>
       <w:r>
         <w:t xml:space="preserve"> </w:t>
       </w:r>
       <m:oMath>
         <m:r>
+          <m:t>α</m:t>
+        </m:r>
+        <m:r>
+          <m:rPr>
+            <m:sty m:val="p"/>
+          </m:rPr>
+          <m:t>=</m:t>
+        </m:r>
+        <m:r>
+          <m:t>0</m:t>
+        </m:r>
+        <m:r>
+          <m:rPr>
+            <m:sty m:val="p"/>
+          </m:rPr>
+          <m:t>,</m:t>
+        </m:r>
+        <m:r>
+          <m:t>05</m:t>
+        </m:r>
+      </m:oMath>
+      <w:r>
+        <w:t xml:space="preserve"> </w:t>
+      </w:r>
+      <w:r>
+        <w:t xml:space="preserve">nhưng không đạt ý nghĩa thống kê theo tiêu chuẩn thông thường.</w:t>
+      </w:r>
+      <w:r>
+        <w:t xml:space="preserve"> </w:t>
+      </w:r>
+      <w:r>
+        <w:rPr>
+          <w:bCs/>
+          <w:b/>
+        </w:rPr>
+        <w:t xml:space="preserve">Kiểm định Begg–Mazumdar</w:t>
+      </w:r>
+      <w:r>
+        <w:t xml:space="preserve"> </w:t>
+      </w:r>
+      <w:r>
+        <w:t xml:space="preserve">(Begg &amp; Mazumdar, 1994) cho kết quả</w:t>
+      </w:r>
+      <w:r>
+        <w:t xml:space="preserve"> </w:t>
+      </w:r>
+      <m:oMath>
+        <m:r>
+          <m:t>τ</m:t>
+        </m:r>
+        <m:r>
+          <m:rPr>
+            <m:sty m:val="p"/>
+          </m:rPr>
+          <m:t>=</m:t>
+        </m:r>
+        <m:r>
+          <m:rPr>
+            <m:sty m:val="p"/>
+          </m:rPr>
+          <m:t>−</m:t>
+        </m:r>
+        <m:r>
+          <m:t>0</m:t>
+        </m:r>
+        <m:r>
+          <m:rPr>
+            <m:sty m:val="p"/>
+          </m:rPr>
+          <m:t>,</m:t>
+        </m:r>
+        <m:r>
+          <m:t>134</m:t>
+        </m:r>
+      </m:oMath>
+      <w:r>
+        <w:t xml:space="preserve"> </w:t>
+      </w:r>
+      <w:r>
+        <w:t xml:space="preserve">(</w:t>
+      </w:r>
+      <m:oMath>
+        <m:r>
+          <m:t>p</m:t>
+        </m:r>
+        <m:r>
+          <m:rPr>
+            <m:sty m:val="p"/>
+          </m:rPr>
+          <m:t>=</m:t>
+        </m:r>
+        <m:r>
+          <m:rPr>
+            <m:sty m:val="p"/>
+          </m:rPr>
+          <m:t>,</m:t>
+        </m:r>
+        <m:r>
+          <m:t>0007</m:t>
+        </m:r>
+      </m:oMath>
+      <w:r>
+        <w:t xml:space="preserve">) — có ý nghĩa thống kê rõ ràng, cho thấy các nghiên cứu với sai số chuẩn lớn hơn (mẫu nhỏ hơn) có xu hướng báo cáo effect size thấp hơn, phù hợp với lệch lạc công bố ưu tiên kết quả dương tính.</w:t>
+      </w:r>
+      <w:r>
+        <w:t xml:space="preserve"> </w:t>
+      </w:r>
+      <w:r>
+        <w:rPr>
+          <w:bCs/>
+          <w:b/>
+        </w:rPr>
+        <w:t xml:space="preserve">Phân tích trim-and-fill</w:t>
+      </w:r>
+      <w:r>
+        <w:t xml:space="preserve"> </w:t>
+      </w:r>
+      <w:r>
+        <w:t xml:space="preserve">điều chỉnh ước lượng từ</w:t>
+      </w:r>
+      <w:r>
+        <w:t xml:space="preserve"> </w:t>
+      </w:r>
+      <m:oMath>
+        <m:r>
           <m:t>r</m:t>
         </m:r>
         <m:r>
@@ -1919,7 +2121,7 @@
           <m:t>,</m:t>
         </m:r>
         <m:r>
-          <m:t>075</m:t>
+          <m:t>074</m:t>
         </m:r>
       </m:oMath>
       <w:r>
@@ -1951,14 +2153,204 @@
           <m:t>,</m:t>
         </m:r>
         <m:r>
-          <m:t>068</m:t>
+          <m:t>035</m:t>
         </m:r>
       </m:oMath>
       <w:r>
         <w:t xml:space="preserve"> </w:t>
       </w:r>
       <w:r>
-        <w:t xml:space="preserve">— mức điều chỉnh nhỏ (chưa đến 10%) và không làm thay đổi bất kỳ kết luận nào về chiều hướng hay ý nghĩa của quan hệ tổng hợp.</w:t>
+        <w:t xml:space="preserve">(với</w:t>
+      </w:r>
+      <w:r>
+        <w:t xml:space="preserve"> </w:t>
+      </w:r>
+      <m:oMath>
+        <m:r>
+          <m:t>k</m:t>
+        </m:r>
+        <m:r>
+          <m:rPr>
+            <m:sty m:val="p"/>
+          </m:rPr>
+          <m:t>=</m:t>
+        </m:r>
+        <m:r>
+          <m:t>58</m:t>
+        </m:r>
+      </m:oMath>
+      <w:r>
+        <w:t xml:space="preserve"> </w:t>
+      </w:r>
+      <w:r>
+        <w:t xml:space="preserve">nghiên cứu được imputed) — mức điều chỉnh đáng kể nhưng không đổi chiều hướng tích cực của quan hệ tổng hợp.</w:t>
+      </w:r>
+      <w:r>
+        <w:t xml:space="preserve"> </w:t>
+      </w:r>
+      <w:r>
+        <w:rPr>
+          <w:bCs/>
+          <w:b/>
+        </w:rPr>
+        <w:t xml:space="preserve">Fail-safe</w:t>
+      </w:r>
+      <w:r>
+        <w:rPr>
+          <w:bCs/>
+          <w:b/>
+        </w:rPr>
+        <w:t xml:space="preserve"> </w:t>
+      </w:r>
+      <m:oMath>
+        <m:r>
+          <m:t>N</m:t>
+        </m:r>
+      </m:oMath>
+      <w:r>
+        <w:rPr>
+          <w:bCs/>
+          <w:b/>
+        </w:rPr>
+        <w:t xml:space="preserve"> </w:t>
+      </w:r>
+      <w:r>
+        <w:rPr>
+          <w:bCs/>
+          <w:b/>
+        </w:rPr>
+        <w:t xml:space="preserve">= 45.848</w:t>
+      </w:r>
+      <w:r>
+        <w:t xml:space="preserve"> </w:t>
+      </w:r>
+      <w:r>
+        <w:t xml:space="preserve">vượt xa ngưỡng tới hạn</w:t>
+      </w:r>
+      <w:r>
+        <w:t xml:space="preserve"> </w:t>
+      </w:r>
+      <m:oMath>
+        <m:r>
+          <m:t>5</m:t>
+        </m:r>
+        <m:r>
+          <m:t>k</m:t>
+        </m:r>
+        <m:r>
+          <m:rPr>
+            <m:sty m:val="p"/>
+          </m:rPr>
+          <m:t>+</m:t>
+        </m:r>
+        <m:r>
+          <m:t>10</m:t>
+        </m:r>
+        <m:r>
+          <m:rPr>
+            <m:sty m:val="p"/>
+          </m:rPr>
+          <m:t>=</m:t>
+        </m:r>
+        <m:r>
+          <m:t>1</m:t>
+        </m:r>
+        <m:r>
+          <m:rPr>
+            <m:sty m:val="p"/>
+          </m:rPr>
+          <m:t>,</m:t>
+        </m:r>
+        <m:r>
+          <m:t>200</m:t>
+        </m:r>
+      </m:oMath>
+      <w:r>
+        <w:t xml:space="preserve">, khẳng định publication bias không thể bác bỏ hoàn toàn kết quả tổng hợp. Tổng hợp lại, bằng chứng publication bias được xác nhận qua kiểm định Begg–Mazumdar có ý nghĩa (</w:t>
+      </w:r>
+      <m:oMath>
+        <m:r>
+          <m:t>p</m:t>
+        </m:r>
+        <m:r>
+          <m:rPr>
+            <m:sty m:val="p"/>
+          </m:rPr>
+          <m:t>=</m:t>
+        </m:r>
+        <m:r>
+          <m:rPr>
+            <m:sty m:val="p"/>
+          </m:rPr>
+          <m:t>,</m:t>
+        </m:r>
+        <m:r>
+          <m:t>0007</m:t>
+        </m:r>
+      </m:oMath>
+      <w:r>
+        <w:t xml:space="preserve">): pooled effect thực</w:t>
+      </w:r>
+      <w:r>
+        <w:t xml:space="preserve"> </w:t>
+      </w:r>
+      <m:oMath>
+        <m:r>
+          <m:t>r</m:t>
+        </m:r>
+        <m:r>
+          <m:rPr>
+            <m:sty m:val="p"/>
+          </m:rPr>
+          <m:t>=</m:t>
+        </m:r>
+        <m:r>
+          <m:t>0</m:t>
+        </m:r>
+        <m:r>
+          <m:rPr>
+            <m:sty m:val="p"/>
+          </m:rPr>
+          <m:t>,</m:t>
+        </m:r>
+        <m:r>
+          <m:t>074</m:t>
+        </m:r>
+      </m:oMath>
+      <w:r>
+        <w:t xml:space="preserve"> </w:t>
+      </w:r>
+      <w:r>
+        <w:t xml:space="preserve">có thể bị thổi phồng so với hiệu ứng dân số thực, với ước lượng bảo thủ hơn là</w:t>
+      </w:r>
+      <w:r>
+        <w:t xml:space="preserve"> </w:t>
+      </w:r>
+      <m:oMath>
+        <m:r>
+          <m:t>r</m:t>
+        </m:r>
+        <m:r>
+          <m:rPr>
+            <m:sty m:val="p"/>
+          </m:rPr>
+          <m:t>=</m:t>
+        </m:r>
+        <m:r>
+          <m:t>0</m:t>
+        </m:r>
+        <m:r>
+          <m:rPr>
+            <m:sty m:val="p"/>
+          </m:rPr>
+          <m:t>,</m:t>
+        </m:r>
+        <m:r>
+          <m:t>035</m:t>
+        </m:r>
+      </m:oMath>
+      <w:r>
+        <w:t xml:space="preserve">.</w:t>
       </w:r>
     </w:p>
     <w:p>
@@ -3234,7 +3626,7 @@
     </w:p>
     <w:bookmarkEnd w:id="42"/>
     <w:bookmarkEnd w:id="43"/>
-    <w:bookmarkStart w:id="47" w:name="X55199701f1cb1e5a36a24137550ac95e848a636"/>
+    <w:bookmarkStart w:id="50" w:name="X55199701f1cb1e5a36a24137550ac95e848a636"/>
     <w:p>
       <w:pPr>
         <w:pStyle w:val="Heading2"/>
@@ -3554,7 +3946,7 @@
       </w:r>
     </w:p>
     <w:bookmarkEnd w:id="44"/>
-    <w:bookmarkStart w:id="45" w:name="Xb1032e0e3de2851ef84ba79e46d037a1936fae6"/>
+    <w:bookmarkStart w:id="48" w:name="Xb1032e0e3de2851ef84ba79e46d037a1936fae6"/>
     <w:p>
       <w:pPr>
         <w:pStyle w:val="Heading3"/>
@@ -3717,7 +4109,7 @@
           <m:t>=</m:t>
         </m:r>
         <m:r>
-          <m:t>127</m:t>
+          <m:t>17</m:t>
         </m:r>
         <m:r>
           <m:rPr>
@@ -3726,15 +4118,126 @@
           <m:t>,</m:t>
         </m:r>
         <m:r>
-          <m:t>77</m:t>
+          <m:t>35</m:t>
         </m:r>
       </m:oMath>
       <w:r>
+        <w:t xml:space="preserve">,</w:t>
+      </w:r>
+      <w:r>
+        <w:t xml:space="preserve"> </w:t>
+      </w:r>
+      <m:oMath>
+        <m:r>
+          <m:t>p</m:t>
+        </m:r>
+        <m:r>
+          <m:rPr>
+            <m:sty m:val="p"/>
+          </m:rPr>
+          <m:t>=</m:t>
+        </m:r>
+        <m:r>
+          <m:rPr>
+            <m:sty m:val="p"/>
+          </m:rPr>
+          <m:t>,</m:t>
+        </m:r>
+        <m:r>
+          <m:t>002</m:t>
+        </m:r>
+      </m:oMath>
+      <w:r>
         <w:t xml:space="preserve">). Hai nguồn bằng chứng độc lập — meta-analytic và primary empirical — cùng chỉ ra gradient ICRV, tạo ra independent confirmation có giá trị.</w:t>
       </w:r>
     </w:p>
-    <w:bookmarkEnd w:id="45"/>
-    <w:bookmarkStart w:id="46" w:name="X5a095d2d2756e364c0fa5703e6aa5c62834bd73"/>
+    <w:p>
+      <w:pPr>
+        <w:pStyle w:val="BodyText"/>
+      </w:pPr>
+      <w:r>
+        <w:drawing>
+          <wp:inline>
+            <wp:extent cx="5753100" cy="3849196"/>
+            <wp:effectExtent b="0" l="0" r="0" t="0"/>
+            <wp:docPr descr="Hình 4.x. Họ đường cong I–P phụ thuộc chế độ thể chế ICRV" title="" id="46" name="Picture"/>
+            <a:graphic>
+              <a:graphicData uri="http://schemas.openxmlformats.org/drawingml/2006/picture">
+                <pic:pic>
+                  <pic:nvPicPr>
+                    <pic:cNvPr descr="figures/fig_4_x_ip_curves_icrv_gradient.png" id="47" name="Picture"/>
+                    <pic:cNvPicPr>
+                      <a:picLocks noChangeArrowheads="1" noChangeAspect="1"/>
+                    </pic:cNvPicPr>
+                  </pic:nvPicPr>
+                  <pic:blipFill>
+                    <a:blip r:embed="rId45"/>
+                    <a:stretch>
+                      <a:fillRect/>
+                    </a:stretch>
+                  </pic:blipFill>
+                  <pic:spPr bwMode="auto">
+                    <a:xfrm>
+                      <a:off x="0" y="0"/>
+                      <a:ext cx="5753100" cy="3849196"/>
+                    </a:xfrm>
+                    <a:prstGeom prst="rect">
+                      <a:avLst/>
+                    </a:prstGeom>
+                    <a:noFill/>
+                    <a:ln w="9525">
+                      <a:noFill/>
+                      <a:headEnd/>
+                      <a:tailEnd/>
+                    </a:ln>
+                  </pic:spPr>
+                </pic:pic>
+              </a:graphicData>
+            </a:graphic>
+          </wp:inline>
+        </w:drawing>
+      </w:r>
+    </w:p>
+    <w:p>
+      <w:pPr>
+        <w:pStyle w:val="BodyText"/>
+      </w:pPr>
+      <w:r>
+        <w:rPr>
+          <w:bCs/>
+          <w:b/>
+        </w:rPr>
+        <w:t xml:space="preserve">Hình 4.x.</w:t>
+      </w:r>
+      <w:r>
+        <w:t xml:space="preserve"> </w:t>
+      </w:r>
+      <w:r>
+        <w:rPr>
+          <w:iCs/>
+          <w:i/>
+        </w:rPr>
+        <w:t xml:space="preserve">Họ đường cong I–P phụ thuộc chế độ thể chế ICRV.</w:t>
+      </w:r>
+      <w:r>
+        <w:t xml:space="preserve"> </w:t>
+      </w:r>
+      <w:r>
+        <w:t xml:space="preserve">Các đường chữ U ngược có cùng độ cao đỉnh nhưng điểm uốn (turning point) dịch dần sang phải khi chất lượng thể chế giảm (từ ≈28% ở Nhóm I đến ≈55% ở Nhóm V–VI); riêng nhóm SIDS (Nhóm VI) quan hệ chuyển sang âm đơn điệu không có điểm uốn (FIP, H1b).</w:t>
+      </w:r>
+      <w:r>
+        <w:t xml:space="preserve"> </w:t>
+      </w:r>
+      <w:r>
+        <w:rPr>
+          <w:iCs/>
+          <w:i/>
+        </w:rPr>
+        <w:t xml:space="preserve">Nguồn: minh họa của tác giả từ kết quả P6–P8.</w:t>
+      </w:r>
+    </w:p>
+    <w:bookmarkEnd w:id="48"/>
+    <w:bookmarkStart w:id="49" w:name="X5a095d2d2756e364c0fa5703e6aa5c62834bd73"/>
     <w:p>
       <w:pPr>
         <w:pStyle w:val="Heading3"/>
@@ -4130,9 +4633,9 @@
         </w:pict>
       </w:r>
     </w:p>
-    <w:bookmarkEnd w:id="46"/>
-    <w:bookmarkEnd w:id="47"/>
-    <w:bookmarkStart w:id="51" w:name="X148edf673f29f3cdc512225d99b03a9e67e1c42"/>
+    <w:bookmarkEnd w:id="49"/>
+    <w:bookmarkEnd w:id="50"/>
+    <w:bookmarkStart w:id="54" w:name="X148edf673f29f3cdc512225d99b03a9e67e1c42"/>
     <w:p>
       <w:pPr>
         <w:pStyle w:val="Heading2"/>
@@ -4141,7 +4644,7 @@
         <w:t xml:space="preserve">4.7 Kết quả trường hợp biên SIDS — Các nền kinh tế đảo nhỏ đang phát triển (P8)</w:t>
       </w:r>
     </w:p>
-    <w:bookmarkStart w:id="48" w:name="Xe52dd8a4967ed07d68452ad9b61fc702a699611"/>
+    <w:bookmarkStart w:id="51" w:name="Xe52dd8a4967ed07d68452ad9b61fc702a699611"/>
     <w:p>
       <w:pPr>
         <w:pStyle w:val="Heading3"/>
@@ -4155,7 +4658,7 @@
         <w:pStyle w:val="FirstParagraph"/>
       </w:pPr>
       <w:r>
-        <w:t xml:space="preserve">Phân tích P8 tập trung vào chín quốc gia SIDS Thái Bình Dương (Pacific Small Island Developing States — Nhóm VI) với tổng</w:t>
+        <w:t xml:space="preserve">Phân tích P8 tập trung vào chín quốc gia SIDS (Pacific Small Island Developing States — Nhóm VI) với tổng</w:t>
       </w:r>
       <w:r>
         <w:t xml:space="preserve"> </w:t>
@@ -4217,8 +4720,8 @@
         <w:t xml:space="preserve">(chiếm 12,7% mẫu). Tỷ lệ doanh thu xuất khẩu trung bình rất thấp: mean FSTS = 0,060 (6,0%).</w:t>
       </w:r>
     </w:p>
-    <w:bookmarkEnd w:id="48"/>
-    <w:bookmarkStart w:id="49" w:name="Xda8912ddf3b9c40c39597e70818ba6d2fa29362"/>
+    <w:bookmarkEnd w:id="51"/>
+    <w:bookmarkStart w:id="52" w:name="Xda8912ddf3b9c40c39597e70818ba6d2fa29362"/>
     <w:p>
       <w:pPr>
         <w:pStyle w:val="Heading3"/>
@@ -4591,8 +5094,8 @@
         <w:t xml:space="preserve">(monotone decline) — không có turning point trong phạm vi dữ liệu.</w:t>
       </w:r>
     </w:p>
-    <w:bookmarkEnd w:id="49"/>
-    <w:bookmarkStart w:id="50" w:name="X9bd5b3fa82a3bf10893bad805f5c2ae8e352ac8"/>
+    <w:bookmarkEnd w:id="52"/>
+    <w:bookmarkStart w:id="53" w:name="X9bd5b3fa82a3bf10893bad805f5c2ae8e352ac8"/>
     <w:p>
       <w:pPr>
         <w:pStyle w:val="Heading3"/>
@@ -4640,9 +5143,9 @@
         </w:pict>
       </w:r>
     </w:p>
-    <w:bookmarkEnd w:id="50"/>
-    <w:bookmarkEnd w:id="51"/>
-    <w:bookmarkStart w:id="52" w:name="X5f84eb56afd02fae22daa44ef7dc0d03f77fdb7"/>
+    <w:bookmarkEnd w:id="53"/>
+    <w:bookmarkEnd w:id="54"/>
+    <w:bookmarkStart w:id="55" w:name="X5f84eb56afd02fae22daa44ef7dc0d03f77fdb7"/>
     <w:p>
       <w:pPr>
         <w:pStyle w:val="Heading2"/>
@@ -4889,7 +5392,7 @@
               <w:jc w:val="left"/>
             </w:pPr>
             <w:r>
-              <w:t xml:space="preserve">Xác nhận mạnh mẽ:</w:t>
+              <w:t xml:space="preserve">Xác nhận một phần:</w:t>
             </w:r>
             <w:r>
               <w:t xml:space="preserve"> </w:t>
@@ -4914,7 +5417,7 @@
                 <m:t>=</m:t>
               </m:r>
               <m:r>
-                <m:t>127</m:t>
+                <m:t>17</m:t>
               </m:r>
               <m:r>
                 <m:rPr>
@@ -4925,7 +5428,7 @@
               <m:sSup>
                 <m:e>
                   <m:r>
-                    <m:t>77</m:t>
+                    <m:t>35</m:t>
                   </m:r>
                 </m:e>
                 <m:sup>
@@ -4941,12 +5444,6 @@
                     </m:rPr>
                     <m:t>*</m:t>
                   </m:r>
-                  <m:r>
-                    <m:rPr>
-                      <m:sty m:val="p"/>
-                    </m:rPr>
-                    <m:t>*</m:t>
-                  </m:r>
                 </m:sup>
               </m:sSup>
             </m:oMath>
@@ -4954,7 +5451,52 @@
               <w:t xml:space="preserve"> </w:t>
             </w:r>
             <w:r>
-              <w:t xml:space="preserve">từ meta (P6) và gradient ICRV từ P7</w:t>
+              <w:t xml:space="preserve">(</w:t>
+            </w:r>
+            <w:r>
+              <w:rPr>
+                <w:iCs/>
+                <w:i/>
+              </w:rPr>
+              <w:t xml:space="preserve">df</w:t>
+            </w:r>
+            <w:r>
+              <w:t xml:space="preserve"> </w:t>
+            </w:r>
+            <w:r>
+              <w:t xml:space="preserve">= 4,</w:t>
+            </w:r>
+            <w:r>
+              <w:t xml:space="preserve"> </w:t>
+            </w:r>
+            <w:r>
+              <w:rPr>
+                <w:iCs/>
+                <w:i/>
+              </w:rPr>
+              <w:t xml:space="preserve">p</w:t>
+            </w:r>
+            <w:r>
+              <w:t xml:space="preserve"> </w:t>
+            </w:r>
+            <w:r>
+              <w:t xml:space="preserve">= ,002) từ P6 MARA xác nhận dị biệt giữa chế độ; gradient định hướng (E1a/E1b) chưa xác nhận do</w:t>
+            </w:r>
+            <w:r>
+              <w:t xml:space="preserve"> </w:t>
+            </w:r>
+            <w:r>
+              <w:rPr>
+                <w:iCs/>
+                <w:i/>
+              </w:rPr>
+              <w:t xml:space="preserve">k</w:t>
+            </w:r>
+            <w:r>
+              <w:t xml:space="preserve"> </w:t>
+            </w:r>
+            <w:r>
+              <w:t xml:space="preserve">= 3 tại Frontier; gradient ICRV → TP được xác nhận từ P7</w:t>
             </w:r>
           </w:p>
         </w:tc>
@@ -5145,7 +5687,7 @@
                 <m:t>−</m:t>
               </m:r>
               <m:r>
-                <m:t>1</m:t>
+                <m:t>0</m:t>
               </m:r>
               <m:r>
                 <m:rPr>
@@ -5156,7 +5698,7 @@
               <m:sSup>
                 <m:e>
                   <m:r>
-                    <m:t>236</m:t>
+                    <m:t>901</m:t>
                   </m:r>
                 </m:e>
                 <m:sup>
@@ -5198,8 +5740,8 @@
         </w:pict>
       </w:r>
     </w:p>
-    <w:bookmarkEnd w:id="52"/>
-    <w:bookmarkStart w:id="54" w:name="X1d7085913fe0d9bf449e1d01e72ec60c4109544"/>
+    <w:bookmarkEnd w:id="55"/>
+    <w:bookmarkStart w:id="57" w:name="X1d7085913fe0d9bf449e1d01e72ec60c4109544"/>
     <w:p>
       <w:pPr>
         <w:pStyle w:val="Heading2"/>
@@ -5255,7 +5797,7 @@
         <w:pStyle w:val="BodyText"/>
       </w:pPr>
       <w:r>
-        <w:t xml:space="preserve">Đỗ, H., &amp; Phan, T. (2024).</w:t>
+        <w:t xml:space="preserve">Do, T. H., &amp; Phan, A. T. (2024, December).</w:t>
       </w:r>
       <w:r>
         <w:t xml:space="preserve"> </w:t>
@@ -5265,10 +5807,13 @@
           <w:iCs/>
           <w:i/>
         </w:rPr>
-        <w:t xml:space="preserve">Internationalization and firm performance in Asia: A meta-analytic baseline</w:t>
-      </w:r>
-      <w:r>
-        <w:t xml:space="preserve">. Paper presented at the International Conference on Business, Economics and Finance (ICBEF), Can Tho University.</w:t>
+        <w:t xml:space="preserve">Internationalization and firm performance: A meta-analysis review</w:t>
+      </w:r>
+      <w:r>
+        <w:t xml:space="preserve"> </w:t>
+      </w:r>
+      <w:r>
+        <w:t xml:space="preserve">[Paper presentation]. The Sixth International Conference on Sustainable Development in Economics, Business, and Finance (ICBEF), Can Tho University, Vietnam.</w:t>
       </w:r>
     </w:p>
     <w:p>
@@ -5483,7 +6028,7 @@
       <w:r>
         <w:t xml:space="preserve"> </w:t>
       </w:r>
-      <w:hyperlink r:id="rId53">
+      <w:hyperlink r:id="rId56">
         <w:r>
           <w:rPr>
             <w:rStyle w:val="Hyperlink"/>
@@ -5520,8 +6065,8 @@
         </w:pict>
       </w:r>
     </w:p>
-    <w:bookmarkEnd w:id="54"/>
-    <w:bookmarkEnd w:id="55"/>
+    <w:bookmarkEnd w:id="57"/>
+    <w:bookmarkEnd w:id="58"/>
     <w:sectPr>
       <w:pgSz w:h="16838" w:w="11906"/>
       <w:pgMar w:bottom="1134" w:left="1701" w:right="1134" w:top="1134"/>

--- a/dist/luan_an_ctu/chuong_4_ket_qua_vi.docx
+++ b/dist/luan_an_ctu/chuong_4_ket_qua_vi.docx
@@ -765,7 +765,7 @@
         <w:pStyle w:val="FirstParagraph"/>
       </w:pPr>
       <w:r>
-        <w:t xml:space="preserve">Trung vị FSTS bằng 0% trong tất cả các phân nhóm — chỉ 15–23% doanh nghiệp tham gia xuất khẩu tùy theo bối cảnh. Phân phối FSTS có dạng phân cực mạnh: đại đa số không xuất khẩu, trong khi một thiểu số nhỏ có tỷ lệ xuất khẩu rất cao. Phân cực này đặt ra vấn đề phương pháp quan trọng cho nghiên cứu I→P: kết quả hồi quy trên toàn mẫu bị kéo bởi hành vi của thiểu số xuất khẩu tích cực.</w:t>
+        <w:t xml:space="preserve">Trung vị FSTS bằng 0% trong tất cả các phân nhóm — chỉ 15–23% doanh nghiệp tham gia xuất khẩu tùy theo bối cảnh. Phân phối FSTS có dạng phân cực mạnh: đại đa số không xuất khẩu, trong khi một thiểu số nhỏ có tỷ lệ xuất khẩu rất cao. Phân cực này đặt ra vấn đề phương pháp quan trọng cho nghiên cứu I–P: kết quả hồi quy trên toàn mẫu bị kéo bởi hành vi của thiểu số xuất khẩu tích cực.</w:t>
       </w:r>
     </w:p>
     <w:p>
@@ -1304,7 +1304,7 @@
         <w:pStyle w:val="BodyText"/>
       </w:pPr>
       <w:r>
-        <w:t xml:space="preserve">Phát hiện đáng chú ý là pattern "nhảy vọt số" (digital leapfrogging) ở SIDS: tỷ lệ website 58,9% vượt cả nhóm Emerging (49,2%) dù GNI thấp hơn đáng kể — phản ánh thực tế rằng số hóa bề mặt (website) ở SIDS là công cụ sinh tồn chứ không phải công cụ tối ưu hóa hiệu quả. Kết quả này cũng hỗ trợ lập luận lý thuyết về sự phân biệt giữa DAI (chấp nhận số bề mặt) và TCI (năng lực công nghệ chiều sâu): SIDS có DAI cao nhưng TCI thấp nhất, và đây là nhóm duy nhất có quan hệ I→P âm đơn điệu.</w:t>
+        <w:t xml:space="preserve">Phát hiện đáng chú ý là pattern "nhảy vọt số" (digital leapfrogging) ở SIDS: tỷ lệ website 58,9% vượt cả nhóm Emerging (49,2%) dù GNI thấp hơn đáng kể — phản ánh thực tế rằng số hóa bề mặt (website) ở SIDS là công cụ sinh tồn chứ không phải công cụ tối ưu hóa hiệu quả. Kết quả này cũng hỗ trợ lập luận lý thuyết về sự phân biệt giữa DAI (chấp nhận số bề mặt) và TCI (năng lực công nghệ chiều sâu): SIDS có DAI cao nhưng TCI thấp nhất, và đây là nhóm duy nhất có quan hệ I–P âm đơn điệu.</w:t>
       </w:r>
     </w:p>
     <w:p>
@@ -1330,7 +1330,7 @@
         <w:pStyle w:val="FirstParagraph"/>
       </w:pPr>
       <w:r>
-        <w:t xml:space="preserve">Phân tích thực trạng xác định bốn rào cản cấu trúc phổ biến nhất ảnh hưởng đến khả năng quốc tế hóa và hiệu quả doanh nghiệp tại châu Á: (i) tiếp cận tài chính hạn chế — đặc biệt nghiêm trọng ở Frontier và Emerging; (ii) thiếu hụt lao động có kỹ năng; (iii) cạnh tranh từ doanh nghiệp phi chính thức; và (iv) nguồn cung điện không đáng tin cậy. Bốn rào cản này hình thành "institutional voids" (Khanna &amp; Palepu, 2010) tạo ra chi phí giao dịch bổ sung cho doanh nghiệp khi mở rộng hoạt động ra ngoài biên giới. Sự hiện diện đồng thời của nhiều voids tại Frontier và SIDS giải thích tại sao quan hệ I→P ở các nhóm này yếu hoặc âm.</w:t>
+        <w:t xml:space="preserve">Phân tích thực trạng xác định bốn rào cản cấu trúc phổ biến nhất ảnh hưởng đến khả năng quốc tế hóa và hiệu quả doanh nghiệp tại châu Á: (i) tiếp cận tài chính hạn chế — đặc biệt nghiêm trọng ở Frontier và Emerging; (ii) thiếu hụt lao động có kỹ năng; (iii) cạnh tranh từ doanh nghiệp phi chính thức; và (iv) nguồn cung điện không đáng tin cậy. Bốn rào cản này hình thành "institutional voids" (Khanna &amp; Palepu, 2010) tạo ra chi phí giao dịch bổ sung cho doanh nghiệp khi mở rộng hoạt động ra ngoài biên giới. Sự hiện diện đồng thời của nhiều voids tại Frontier và SIDS giải thích tại sao quan hệ I–P ở các nhóm này yếu hoặc âm.</w:t>
       </w:r>
     </w:p>
     <w:p>
@@ -1694,7 +1694,7 @@
         <w:pStyle w:val="FirstParagraph"/>
       </w:pPr>
       <w:r>
-        <w:t xml:space="preserve">Phát hiện này có hàm ý lý thuyết sâu sắc: heterogeneity trong I→P literature xuất phát chủ yếu từ sự biến thiên</w:t>
+        <w:t xml:space="preserve">Phát hiện này có hàm ý lý thuyết sâu sắc: heterogeneity trong I–P literature xuất phát chủ yếu từ sự biến thiên</w:t>
       </w:r>
       <w:r>
         <w:t xml:space="preserve"> </w:t>
@@ -1710,7 +1710,7 @@
         <w:t xml:space="preserve"> </w:t>
       </w:r>
       <w:r>
-        <w:t xml:space="preserve">(ví dụ: cùng một mẫu doanh nghiệp nhưng dùng các thước đo khác nhau cho cùng cấu trúc cho ra kết quả khác nhau), chứ không phải giữa các nghiên cứu với nhau. Điều này gợi ý rằng sự không nhất quán trong literature I→P phần lớn là vấn đề</w:t>
+        <w:t xml:space="preserve">(ví dụ: cùng một mẫu doanh nghiệp nhưng dùng các thước đo khác nhau cho cùng cấu trúc cho ra kết quả khác nhau), chứ không phải giữa các nghiên cứu với nhau. Điều này gợi ý rằng sự không nhất quán trong literature I–P phần lớn là vấn đề</w:t>
       </w:r>
       <w:r>
         <w:t xml:space="preserve"> </w:t>
@@ -1828,7 +1828,7 @@
         </m:r>
       </m:oMath>
       <w:r>
-        <w:t xml:space="preserve">. Điều này xác nhận rằng chế độ thể chế — được phân loại thành sáu nhóm từ Advanced Innovation-Driven (Nhóm I: Singapore, Hong Kong, Đài Loan, Hàn Quốc) đến SIDS (Nhóm VI) — là moderator có ý nghĩa thực sự cho mối quan hệ tổng hợp I→P trong văn liệu. Kiểm định</w:t>
+        <w:t xml:space="preserve">. Điều này xác nhận rằng chế độ thể chế — được phân loại thành sáu nhóm từ Advanced Innovation-Driven (Nhóm I: Singapore, Hong Kong, Đài Loan, Hàn Quốc) đến SIDS (Nhóm VI) — là moderator có ý nghĩa thực sự cho mối quan hệ tổng hợp I–P trong văn liệu. Kiểm định</w:t>
       </w:r>
       <w:r>
         <w:t xml:space="preserve"> </w:t>
@@ -1882,7 +1882,7 @@
         <w:pStyle w:val="BodyText"/>
       </w:pPr>
       <w:r>
-        <w:t xml:space="preserve">Gradient theo ICRV hiện diện rõ ràng trong kết quả: các nền kinh tế Advanced Innovation-Driven có hiệu ứng I→P lớn hơn so với các nền kinh tế Frontier hay SIDS. Kết quả này nhất quán với cơ chế lý thuyết từ Institutional Theory — môi trường thể chế chất lượng cao tạo điều kiện để doanh nghiệp chuyển hóa quốc tế hóa thành hiệu quả dễ dàng hơn (North, 1990; Marano et al., 2016).</w:t>
+        <w:t xml:space="preserve">Gradient theo ICRV hiện diện rõ ràng trong kết quả: các nền kinh tế Advanced Innovation-Driven có hiệu ứng I–P lớn hơn so với các nền kinh tế Frontier hay SIDS. Kết quả này nhất quán với cơ chế lý thuyết từ Institutional Theory — môi trường thể chế chất lượng cao tạo điều kiện để doanh nghiệp chuyển hóa quốc tế hóa thành hiệu quả dễ dàng hơn (North, 1990; Marano et al., 2016).</w:t>
       </w:r>
     </w:p>
     <w:bookmarkEnd w:id="28"/>
@@ -2459,7 +2459,7 @@
         <w:pStyle w:val="BodyText"/>
       </w:pPr>
       <w:r>
-        <w:t xml:space="preserve">Điểm turning point ước lượng được ở mức</w:t>
+        <w:t xml:space="preserve">Điểm turning point ước lượng có giá trị trung tâm</w:t>
       </w:r>
       <w:r>
         <w:t xml:space="preserve"> </w:t>
@@ -2472,10 +2472,65 @@
         <w:t xml:space="preserve">TP ≈ 88,6% FSTS</w:t>
       </w:r>
       <w:r>
-        <w:t xml:space="preserve"> </w:t>
-      </w:r>
-      <w:r>
-        <w:t xml:space="preserve">— đây là điểm turning point cao nhất trong tất cả các bối cảnh ICRV được phân tích trong luận án. Khoảng tin cậy của turning point rộng (CI: [53%, 253%]), phản ánh hạn chế về quy mô mẫu và thống kê chính xác, nhưng điểm ước lượng trung tâm cho thấy rằng doanh nghiệp Singapore có thể duy trì đà tăng trưởng hiệu quả khi quốc tế hóa ở mức độ rất cao trước khi đạt đỉnh và suy giảm.</w:t>
+        <w:t xml:space="preserve">, nhưng khoảng tin cậy bootstrap rất rộng và</w:t>
+      </w:r>
+      <w:r>
+        <w:t xml:space="preserve"> </w:t>
+      </w:r>
+      <w:r>
+        <w:rPr>
+          <w:bCs/>
+          <w:b/>
+        </w:rPr>
+        <w:t xml:space="preserve">vượt ngưỡng khả thi của FSTS</w:t>
+      </w:r>
+      <w:r>
+        <w:t xml:space="preserve"> </w:t>
+      </w:r>
+      <w:r>
+        <w:t xml:space="preserve">(CI: [53%, 253%]; trong khi FSTS theo định nghĩa không thể vượt 100%). Vì cận trên của khoảng tin cậy nằm ngoài miền giá trị khả thi, điểm uốn</w:t>
+      </w:r>
+      <w:r>
+        <w:t xml:space="preserve"> </w:t>
+      </w:r>
+      <w:r>
+        <w:rPr>
+          <w:bCs/>
+          <w:b/>
+        </w:rPr>
+        <w:t xml:space="preserve">không được định vị một cách tin cậy trong miền dữ liệu quan sát</w:t>
+      </w:r>
+      <w:r>
+        <w:t xml:space="preserve">: trên thực tế, trong khoảng FSTS quan sát được (0–100%), quan hệ FSTS–hiệu quả của doanh nghiệp Singapore là</w:t>
+      </w:r>
+      <w:r>
+        <w:t xml:space="preserve"> </w:t>
+      </w:r>
+      <w:r>
+        <w:rPr>
+          <w:bCs/>
+          <w:b/>
+        </w:rPr>
+        <w:t xml:space="preserve">tăng gần như đơn điệu</w:t>
+      </w:r>
+      <w:r>
+        <w:t xml:space="preserve">, và phần suy giảm bên phải của đường chữ U ngược nằm ngoài (hoặc ở rìa) miền dữ liệu nên không được kiểm chứng thực nghiệm. Do đó, kết quả Singapore nên được diễn giải thận trọng là</w:t>
+      </w:r>
+      <w:r>
+        <w:t xml:space="preserve"> </w:t>
+      </w:r>
+      <w:r>
+        <w:rPr>
+          <w:iCs/>
+          <w:i/>
+        </w:rPr>
+        <w:t xml:space="preserve">"chưa quan sát thấy ngưỡng bất lợi của quốc tế hóa trong miền dữ liệu"</w:t>
+      </w:r>
+      <w:r>
+        <w:t xml:space="preserve"> </w:t>
+      </w:r>
+      <w:r>
+        <w:t xml:space="preserve">thay vì khẳng định một điểm uốn cụ thể ở 88,6%; điều này nhất quán với kỳ vọng lý thuyết rằng ở bối cảnh thể chế mạnh (Nhóm I), dư địa quốc tế hóa có lợi là rất rộng (xem Hình 4.x).</w:t>
       </w:r>
     </w:p>
     <w:bookmarkEnd w:id="31"/>
@@ -2944,7 +2999,7 @@
         <w:t xml:space="preserve"> </w:t>
       </w:r>
       <w:r>
-        <w:t xml:space="preserve">— không có ý nghĩa thống kê, nghĩa là hình dạng tổng thể của quan hệ phi tuyến không biến đổi đáng kể qua giai đoạn phân tích. Phát hiện này cho thấy trong bối cảnh Upper-middle như Trung Quốc, cơ chế căn bản của quan hệ I→P duy trì tính ổn định đáng kể — có thể phản ánh sự bù trừ giữa chi phí thích ứng tăng lên do chính sách thương mại khó đoán và năng lực tổ chức ngày càng trưởng thành của các doanh nghiệp xuất khẩu Trung Quốc.</w:t>
+        <w:t xml:space="preserve">— không có ý nghĩa thống kê, nghĩa là hình dạng tổng thể của quan hệ phi tuyến không biến đổi đáng kể qua giai đoạn phân tích. Phát hiện này cho thấy trong bối cảnh Upper-middle như Trung Quốc, cơ chế căn bản của quan hệ I–P duy trì tính ổn định đáng kể — có thể phản ánh sự bù trừ giữa chi phí thích ứng tăng lên do chính sách thương mại khó đoán và năng lực tổ chức ngày càng trưởng thành của các doanh nghiệp xuất khẩu Trung Quốc.</w:t>
       </w:r>
     </w:p>
     <w:bookmarkEnd w:id="36"/>
@@ -4291,7 +4346,7 @@
         <w:t xml:space="preserve">được xác nhận một phần</w:t>
       </w:r>
       <w:r>
-        <w:t xml:space="preserve">: TCI là yếu tố nâng mặt bằng năng suất nhất quán, nhưng vai trò uốn hình dạng đường cong I→P chỉ xuất hiện trong bối cảnh quốc gia cụ thể (P3 Việt Nam), không phổ quát xuyên toàn mẫu.</w:t>
+        <w:t xml:space="preserve">: TCI là yếu tố nâng mặt bằng năng suất nhất quán, nhưng vai trò uốn hình dạng đường cong I–P chỉ xuất hiện trong bối cảnh quốc gia cụ thể (P3 Việt Nam), không phổ quát xuyên toàn mẫu.</w:t>
       </w:r>
     </w:p>
     <w:p>
@@ -4600,7 +4655,7 @@
         </m:r>
       </m:oMath>
       <w:r>
-        <w:t xml:space="preserve">). Pattern âm rồi dương này cho thấy doanh nghiệp DAI cao có đường cong I→P phẳng hơn nhưng dịch lên — tổn thất hiệu suất ít hơn khi quốc tế hóa cao. Tương tác DAI×ICRV (</w:t>
+        <w:t xml:space="preserve">). Pattern âm rồi dương này cho thấy doanh nghiệp DAI cao có đường cong I–P phẳng hơn nhưng dịch lên — tổn thất hiệu suất ít hơn khi quốc tế hóa cao. Tương tác DAI×ICRV (</w:t>
       </w:r>
       <m:oMath>
         <m:r>
@@ -5228,7 +5283,7 @@
               <w:jc w:val="left"/>
             </w:pPr>
             <w:r>
-              <w:t xml:space="preserve">I→P có dạng inverted-U</w:t>
+              <w:t xml:space="preserve">I–P có dạng inverted-U</w:t>
             </w:r>
           </w:p>
         </w:tc>
@@ -5266,7 +5321,7 @@
               <w:jc w:val="left"/>
             </w:pPr>
             <w:r>
-              <w:t xml:space="preserve">TCI khuếch đại I→P</w:t>
+              <w:t xml:space="preserve">TCI khuếch đại I–P</w:t>
             </w:r>
           </w:p>
         </w:tc>
@@ -5304,7 +5359,7 @@
               <w:jc w:val="left"/>
             </w:pPr>
             <w:r>
-              <w:t xml:space="preserve">DAI thay đổi độ dốc I→P</w:t>
+              <w:t xml:space="preserve">DAI thay đổi độ dốc I–P</w:t>
             </w:r>
           </w:p>
         </w:tc>
@@ -5380,7 +5435,7 @@
               <w:jc w:val="left"/>
             </w:pPr>
             <w:r>
-              <w:t xml:space="preserve">Thể chế điều tiết gradient I→P</w:t>
+              <w:t xml:space="preserve">Thể chế điều tiết gradient I–P</w:t>
             </w:r>
           </w:p>
         </w:tc>
@@ -5522,7 +5577,7 @@
               <w:jc w:val="left"/>
             </w:pPr>
             <w:r>
-              <w:t xml:space="preserve">Hình dạng I→P thay đổi theo thời gian</w:t>
+              <w:t xml:space="preserve">Hình dạng I–P thay đổi theo thời gian</w:t>
             </w:r>
           </w:p>
         </w:tc>

--- a/dist/luan_an_ctu/chuong_4_ket_qua_vi.docx
+++ b/dist/luan_an_ctu/chuong_4_ket_qua_vi.docx
@@ -66,7 +66,7 @@
         <w:pStyle w:val="FirstParagraph"/>
       </w:pPr>
       <w:r>
-        <w:t xml:space="preserve">Phân tích mô tả trên pool 91.982 doanh nghiệp từ 49 nền kinh tế châu Á và Thái Bình Dương trong giai đoạn 2009–2025 cho thấy bức tranh hiệu quả hoạt động kinh doanh có sự phân tán lớn và không hội tụ. Năng suất lao động — đo bằng ln(doanh thu/lao động) — có độ lệch chuẩn dao động từ 0,49 (Advanced tài nguyên dẫn dắt) đến 1,36 (Frontier), với tỷ số P90/P10 tăng đơn điệu theo chiều từ nhóm thể chế cao đến nhóm thể chế thấp.</w:t>
+        <w:t xml:space="preserve">Phân tích mô tả trên pool 91.982 doanh nghiệp từ 49 nền kinh tế châu Á và Thái Bình Dương trong giai đoạn 2003–2025 cho thấy bức tranh hiệu quả hoạt động kinh doanh có sự phân tán lớn và không hội tụ. Năng suất lao động — đo bằng ln(doanh thu/lao động) — có độ lệch chuẩn dao động từ 0,49 (Advanced tài nguyên dẫn dắt) đến 1,36 (Frontier), với tỷ số P90/P10 tăng đơn điệu theo chiều từ nhóm thể chế cao đến nhóm thể chế thấp.</w:t>
       </w:r>
     </w:p>
     <w:p>
@@ -88,7 +88,7 @@
           <w:iCs/>
           <w:i/>
         </w:rPr>
-        <w:t xml:space="preserve">Phân tán năng suất lao động và đặc điểm quốc tế hóa theo phân nhóm con ICRV (pool gộp WBES 2009–2025; số doanh nghiệp phân loại ICRV ≈ 96.415; mẫu phân tích hồi quy chính N = 91.982 từ 49 nền kinh tế).</w:t>
+        <w:t xml:space="preserve">Phân tán năng suất lao động và đặc điểm quốc tế hóa theo phân nhóm con ICRV (pool gộp WBES 2003–2025; số doanh nghiệp phân loại ICRV ≈ 96.415; mẫu phân tích hồi quy chính N = 91.982 từ 49 nền kinh tế).</w:t>
       </w:r>
     </w:p>
     <w:tbl>
@@ -727,7 +727,7 @@
           <w:iCs/>
           <w:i/>
         </w:rPr>
-        <w:t xml:space="preserve">Nguồn: Phân tích của tác giả từ World Bank Enterprise Surveys (WBES), 2009–2025.</w:t>
+        <w:t xml:space="preserve">Nguồn: Phân tích của tác giả từ World Bank Enterprise Surveys (WBES), 2003–2025.</w:t>
       </w:r>
     </w:p>
     <w:p>
@@ -1296,7 +1296,7 @@
           <w:iCs/>
           <w:i/>
         </w:rPr>
-        <w:t xml:space="preserve">Nguồn: Phân tích của tác giả từ WBES, 2009–2025.</w:t>
+        <w:t xml:space="preserve">Nguồn: Phân tích của tác giả từ WBES, 2003–2025.</w:t>
       </w:r>
     </w:p>
     <w:p>

--- a/dist/luan_an_ctu/chuong_4_ket_qua_vi.docx
+++ b/dist/luan_an_ctu/chuong_4_ket_qua_vi.docx
@@ -32,7 +32,7 @@
         <w:pStyle w:val="FirstParagraph"/>
       </w:pPr>
       <w:r>
-        <w:t xml:space="preserve">Chương 4 trình bày toàn bộ kết quả nghiên cứu của luận án theo logic đi từ bức tranh thực trạng mô tả (§4.1) đến bằng chứng tổng hợp ở cấp meta-analytic (§4.2), sau đó đến bằng chứng quốc gia cụ thể và cuối cùng là kiểm định toàn mẫu đa quốc gia. Cấu trúc trình bày gồm tám phần chính, bắt đầu bằng thực trạng quốc tế hóa và hiệu quả hoạt động kinh doanh tại châu Á theo các phân nhóm con thể chế ICRV, tiếp theo là: (ii) kết quả meta-analysis ba tầng (P6); (iii) bối cảnh thể chế tiên tiến—đổi mới tại Singapore (P4); (iv) bối cảnh thể chế trung bình cao tại Trung Quốc (P5); (v) bối cảnh chuyển đổi bậc thấp—trung tại Việt Nam (P3); (vi) kiểm định toàn mẫu châu Á đa bối cảnh (P7); (vii) trường hợp biên là các nền kinh tế đảo nhỏ đang phát triển ở Thái Bình Dương (P8); và (viii) tổng hợp kết quả theo hệ giả thuyết.</w:t>
+        <w:t xml:space="preserve">Chương 4 trình bày toàn bộ kết quả nghiên cứu của luận án theo logic đi từ bức tranh thực trạng mô tả (§4.1) đến bằng chứng tổng hợp ở cấp meta-analytic (§4.2), sau đó đến bằng chứng quốc gia cụ thể và cuối cùng là kiểm định toàn mẫu đa quốc gia. Cấu trúc trình bày gồm tám phần chính, bắt đầu bằng thực trạng quốc tế hóa và hiệu quả hoạt động kinh doanh tại châu Á theo các phân nhóm con thể chế ICRV, tiếp theo là: (ii) kết quả meta-analysis ba tầng (P6); (iii) bối cảnh thể chế tiên tiến, đổi mới tại Singapore (P4); (iv) bối cảnh thể chế trung bình cao tại Trung Quốc (P5); (v) bối cảnh chuyển đổi bậc thấp, trung tại Việt Nam (P3); (vi) kiểm định toàn mẫu châu Á đa bối cảnh (P7); (vii) trường hợp biên là các nền kinh tế đảo nhỏ đang phát triển ở Thái Bình Dương (P8); và (viii) tổng hợp kết quả theo hệ giả thuyết.</w:t>
       </w:r>
     </w:p>
     <w:p>
@@ -66,7 +66,7 @@
         <w:pStyle w:val="FirstParagraph"/>
       </w:pPr>
       <w:r>
-        <w:t xml:space="preserve">Phân tích mô tả trên pool 91.982 doanh nghiệp từ 49 nền kinh tế châu Á và Thái Bình Dương trong giai đoạn 2003–2025 cho thấy bức tranh hiệu quả hoạt động kinh doanh có sự phân tán lớn và không hội tụ. Năng suất lao động — đo bằng ln(doanh thu/lao động) — có độ lệch chuẩn dao động từ 0,49 (Advanced tài nguyên dẫn dắt) đến 1,36 (Frontier), với tỷ số P90/P10 tăng đơn điệu theo chiều từ nhóm thể chế cao đến nhóm thể chế thấp.</w:t>
+        <w:t xml:space="preserve">Phân tích mô tả trên pool 91.982 doanh nghiệp từ 49 nền kinh tế châu Á và Thái Bình Dương trong giai đoạn 2003–2025 cho thấy bức tranh hiệu quả hoạt động kinh doanh có sự phân tán lớn và không hội tụ. Năng suất lao động, đo bằng ln(doanh thu/lao động), có độ lệch chuẩn dao động từ 0, 49 (Advanced tài nguyên dẫn dắt) đến 1, 36 (Frontier), với tỷ số P90/P10 tăng đơn điệu theo chiều từ nhóm thể chế cao đến nhóm thể chế thấp.</w:t>
       </w:r>
     </w:p>
     <w:p>
@@ -192,7 +192,7 @@
               <w:jc w:val="left"/>
             </w:pPr>
             <w:r>
-              <w:t xml:space="preserve">Nhóm I — Advanced đổi mới (SG, HK, KOR, TWN, ISR)</w:t>
+              <w:t xml:space="preserve">Nhóm I, Advanced đổi mới (SG, HK, KOR, TWN, ISR)</w:t>
             </w:r>
           </w:p>
         </w:tc>
@@ -220,43 +220,43 @@
                 <w:bCs/>
                 <w:b/>
               </w:rPr>
-              <w:t xml:space="preserve">1,03</w:t>
-            </w:r>
-          </w:p>
-        </w:tc>
-        <w:tc>
-          <w:tcPr/>
-          <w:p>
-            <w:pPr>
-              <w:pStyle w:val="Compact"/>
-              <w:jc w:val="left"/>
-            </w:pPr>
-            <w:r>
-              <w:t xml:space="preserve">10,2</w:t>
-            </w:r>
-          </w:p>
-        </w:tc>
-        <w:tc>
-          <w:tcPr/>
-          <w:p>
-            <w:pPr>
-              <w:pStyle w:val="Compact"/>
-              <w:jc w:val="left"/>
-            </w:pPr>
-            <w:r>
-              <w:t xml:space="preserve">23,0</w:t>
-            </w:r>
-          </w:p>
-        </w:tc>
-        <w:tc>
-          <w:tcPr/>
-          <w:p>
-            <w:pPr>
-              <w:pStyle w:val="Compact"/>
-              <w:jc w:val="left"/>
-            </w:pPr>
-            <w:r>
-              <w:t xml:space="preserve">11,1</w:t>
+              <w:t xml:space="preserve">1, 03</w:t>
+            </w:r>
+          </w:p>
+        </w:tc>
+        <w:tc>
+          <w:tcPr/>
+          <w:p>
+            <w:pPr>
+              <w:pStyle w:val="Compact"/>
+              <w:jc w:val="left"/>
+            </w:pPr>
+            <w:r>
+              <w:t xml:space="preserve">10, 2</w:t>
+            </w:r>
+          </w:p>
+        </w:tc>
+        <w:tc>
+          <w:tcPr/>
+          <w:p>
+            <w:pPr>
+              <w:pStyle w:val="Compact"/>
+              <w:jc w:val="left"/>
+            </w:pPr>
+            <w:r>
+              <w:t xml:space="preserve">23, 0</w:t>
+            </w:r>
+          </w:p>
+        </w:tc>
+        <w:tc>
+          <w:tcPr/>
+          <w:p>
+            <w:pPr>
+              <w:pStyle w:val="Compact"/>
+              <w:jc w:val="left"/>
+            </w:pPr>
+            <w:r>
+              <w:t xml:space="preserve">11, 1</w:t>
             </w:r>
           </w:p>
         </w:tc>
@@ -270,7 +270,7 @@
               <w:jc w:val="left"/>
             </w:pPr>
             <w:r>
-              <w:t xml:space="preserve">Nhóm II — Advanced tài nguyên (GCC)</w:t>
+              <w:t xml:space="preserve">Nhóm II, Advanced tài nguyên (GCC)</w:t>
             </w:r>
           </w:p>
         </w:tc>
@@ -298,7 +298,7 @@
                 <w:bCs/>
                 <w:b/>
               </w:rPr>
-              <w:t xml:space="preserve">0,49</w:t>
+              <w:t xml:space="preserve">0, 49</w:t>
             </w:r>
           </w:p>
         </w:tc>
@@ -334,7 +334,7 @@
               <w:jc w:val="left"/>
             </w:pPr>
             <w:r>
-              <w:t xml:space="preserve">—</w:t>
+              <w:t xml:space="preserve">,</w:t>
             </w:r>
           </w:p>
         </w:tc>
@@ -348,7 +348,7 @@
               <w:jc w:val="left"/>
             </w:pPr>
             <w:r>
-              <w:t xml:space="preserve">Nhóm III — Upper-middle (CHN, MYS, THA, KAZ...)</w:t>
+              <w:t xml:space="preserve">Nhóm III, Upper-middle (CHN, MYS, THA, KAZ...)</w:t>
             </w:r>
           </w:p>
         </w:tc>
@@ -372,43 +372,43 @@
               <w:jc w:val="left"/>
             </w:pPr>
             <w:r>
-              <w:t xml:space="preserve">1,29</w:t>
-            </w:r>
-          </w:p>
-        </w:tc>
-        <w:tc>
-          <w:tcPr/>
-          <w:p>
-            <w:pPr>
-              <w:pStyle w:val="Compact"/>
-              <w:jc w:val="left"/>
-            </w:pPr>
-            <w:r>
-              <w:t xml:space="preserve">10,3</w:t>
-            </w:r>
-          </w:p>
-        </w:tc>
-        <w:tc>
-          <w:tcPr/>
-          <w:p>
-            <w:pPr>
-              <w:pStyle w:val="Compact"/>
-              <w:jc w:val="left"/>
-            </w:pPr>
-            <w:r>
-              <w:t xml:space="preserve">21,7</w:t>
-            </w:r>
-          </w:p>
-        </w:tc>
-        <w:tc>
-          <w:tcPr/>
-          <w:p>
-            <w:pPr>
-              <w:pStyle w:val="Compact"/>
-              <w:jc w:val="left"/>
-            </w:pPr>
-            <w:r>
-              <w:t xml:space="preserve">8,4</w:t>
+              <w:t xml:space="preserve">1, 29</w:t>
+            </w:r>
+          </w:p>
+        </w:tc>
+        <w:tc>
+          <w:tcPr/>
+          <w:p>
+            <w:pPr>
+              <w:pStyle w:val="Compact"/>
+              <w:jc w:val="left"/>
+            </w:pPr>
+            <w:r>
+              <w:t xml:space="preserve">10, 3</w:t>
+            </w:r>
+          </w:p>
+        </w:tc>
+        <w:tc>
+          <w:tcPr/>
+          <w:p>
+            <w:pPr>
+              <w:pStyle w:val="Compact"/>
+              <w:jc w:val="left"/>
+            </w:pPr>
+            <w:r>
+              <w:t xml:space="preserve">21, 7</w:t>
+            </w:r>
+          </w:p>
+        </w:tc>
+        <w:tc>
+          <w:tcPr/>
+          <w:p>
+            <w:pPr>
+              <w:pStyle w:val="Compact"/>
+              <w:jc w:val="left"/>
+            </w:pPr>
+            <w:r>
+              <w:t xml:space="preserve">8, 4</w:t>
             </w:r>
           </w:p>
         </w:tc>
@@ -422,7 +422,7 @@
               <w:jc w:val="left"/>
             </w:pPr>
             <w:r>
-              <w:t xml:space="preserve">Nhóm IV — Emerging (VNM, IDN, PHL, IND...)</w:t>
+              <w:t xml:space="preserve">Nhóm IV, Emerging (VNM, IDN, PHL, IND...)</w:t>
             </w:r>
           </w:p>
         </w:tc>
@@ -446,43 +446,43 @@
               <w:jc w:val="left"/>
             </w:pPr>
             <w:r>
-              <w:t xml:space="preserve">1,24</w:t>
-            </w:r>
-          </w:p>
-        </w:tc>
-        <w:tc>
-          <w:tcPr/>
-          <w:p>
-            <w:pPr>
-              <w:pStyle w:val="Compact"/>
-              <w:jc w:val="left"/>
-            </w:pPr>
-            <w:r>
-              <w:t xml:space="preserve">8,6</w:t>
-            </w:r>
-          </w:p>
-        </w:tc>
-        <w:tc>
-          <w:tcPr/>
-          <w:p>
-            <w:pPr>
-              <w:pStyle w:val="Compact"/>
-              <w:jc w:val="left"/>
-            </w:pPr>
-            <w:r>
-              <w:t xml:space="preserve">15,5</w:t>
-            </w:r>
-          </w:p>
-        </w:tc>
-        <w:tc>
-          <w:tcPr/>
-          <w:p>
-            <w:pPr>
-              <w:pStyle w:val="Compact"/>
-              <w:jc w:val="left"/>
-            </w:pPr>
-            <w:r>
-              <w:t xml:space="preserve">4,7</w:t>
+              <w:t xml:space="preserve">1, 24</w:t>
+            </w:r>
+          </w:p>
+        </w:tc>
+        <w:tc>
+          <w:tcPr/>
+          <w:p>
+            <w:pPr>
+              <w:pStyle w:val="Compact"/>
+              <w:jc w:val="left"/>
+            </w:pPr>
+            <w:r>
+              <w:t xml:space="preserve">8, 6</w:t>
+            </w:r>
+          </w:p>
+        </w:tc>
+        <w:tc>
+          <w:tcPr/>
+          <w:p>
+            <w:pPr>
+              <w:pStyle w:val="Compact"/>
+              <w:jc w:val="left"/>
+            </w:pPr>
+            <w:r>
+              <w:t xml:space="preserve">15, 5</w:t>
+            </w:r>
+          </w:p>
+        </w:tc>
+        <w:tc>
+          <w:tcPr/>
+          <w:p>
+            <w:pPr>
+              <w:pStyle w:val="Compact"/>
+              <w:jc w:val="left"/>
+            </w:pPr>
+            <w:r>
+              <w:t xml:space="preserve">4, 7</w:t>
             </w:r>
           </w:p>
         </w:tc>
@@ -496,7 +496,7 @@
               <w:jc w:val="left"/>
             </w:pPr>
             <w:r>
-              <w:t xml:space="preserve">Nhóm V — Frontier (BGD, PAK, LAO, KHM...)</w:t>
+              <w:t xml:space="preserve">Nhóm V, Frontier (BGD, PAK, LAO, KHM...)</w:t>
             </w:r>
           </w:p>
         </w:tc>
@@ -520,43 +520,43 @@
               <w:jc w:val="left"/>
             </w:pPr>
             <w:r>
-              <w:t xml:space="preserve">1,36</w:t>
-            </w:r>
-          </w:p>
-        </w:tc>
-        <w:tc>
-          <w:tcPr/>
-          <w:p>
-            <w:pPr>
-              <w:pStyle w:val="Compact"/>
-              <w:jc w:val="left"/>
-            </w:pPr>
-            <w:r>
-              <w:t xml:space="preserve">10,1</w:t>
-            </w:r>
-          </w:p>
-        </w:tc>
-        <w:tc>
-          <w:tcPr/>
-          <w:p>
-            <w:pPr>
-              <w:pStyle w:val="Compact"/>
-              <w:jc w:val="left"/>
-            </w:pPr>
-            <w:r>
-              <w:t xml:space="preserve">16,6</w:t>
-            </w:r>
-          </w:p>
-        </w:tc>
-        <w:tc>
-          <w:tcPr/>
-          <w:p>
-            <w:pPr>
-              <w:pStyle w:val="Compact"/>
-              <w:jc w:val="left"/>
-            </w:pPr>
-            <w:r>
-              <w:t xml:space="preserve">5,9</w:t>
+              <w:t xml:space="preserve">1, 36</w:t>
+            </w:r>
+          </w:p>
+        </w:tc>
+        <w:tc>
+          <w:tcPr/>
+          <w:p>
+            <w:pPr>
+              <w:pStyle w:val="Compact"/>
+              <w:jc w:val="left"/>
+            </w:pPr>
+            <w:r>
+              <w:t xml:space="preserve">10, 1</w:t>
+            </w:r>
+          </w:p>
+        </w:tc>
+        <w:tc>
+          <w:tcPr/>
+          <w:p>
+            <w:pPr>
+              <w:pStyle w:val="Compact"/>
+              <w:jc w:val="left"/>
+            </w:pPr>
+            <w:r>
+              <w:t xml:space="preserve">16, 6</w:t>
+            </w:r>
+          </w:p>
+        </w:tc>
+        <w:tc>
+          <w:tcPr/>
+          <w:p>
+            <w:pPr>
+              <w:pStyle w:val="Compact"/>
+              <w:jc w:val="left"/>
+            </w:pPr>
+            <w:r>
+              <w:t xml:space="preserve">5, 9</w:t>
             </w:r>
           </w:p>
         </w:tc>
@@ -570,7 +570,7 @@
               <w:jc w:val="left"/>
             </w:pPr>
             <w:r>
-              <w:t xml:space="preserve">Nhóm VI — SIDS (FJI, PNG, SLB...)</w:t>
+              <w:t xml:space="preserve">Nhóm VI, SIDS (FJI, PNG, SLB...)</w:t>
             </w:r>
           </w:p>
         </w:tc>
@@ -594,43 +594,43 @@
               <w:jc w:val="left"/>
             </w:pPr>
             <w:r>
-              <w:t xml:space="preserve">1,32</w:t>
-            </w:r>
-          </w:p>
-        </w:tc>
-        <w:tc>
-          <w:tcPr/>
-          <w:p>
-            <w:pPr>
-              <w:pStyle w:val="Compact"/>
-              <w:jc w:val="left"/>
-            </w:pPr>
-            <w:r>
-              <w:t xml:space="preserve">6,3</w:t>
-            </w:r>
-          </w:p>
-        </w:tc>
-        <w:tc>
-          <w:tcPr/>
-          <w:p>
-            <w:pPr>
-              <w:pStyle w:val="Compact"/>
-              <w:jc w:val="left"/>
-            </w:pPr>
-            <w:r>
-              <w:t xml:space="preserve">16,3</w:t>
-            </w:r>
-          </w:p>
-        </w:tc>
-        <w:tc>
-          <w:tcPr/>
-          <w:p>
-            <w:pPr>
-              <w:pStyle w:val="Compact"/>
-              <w:jc w:val="left"/>
-            </w:pPr>
-            <w:r>
-              <w:t xml:space="preserve">23,5</w:t>
+              <w:t xml:space="preserve">1, 32</w:t>
+            </w:r>
+          </w:p>
+        </w:tc>
+        <w:tc>
+          <w:tcPr/>
+          <w:p>
+            <w:pPr>
+              <w:pStyle w:val="Compact"/>
+              <w:jc w:val="left"/>
+            </w:pPr>
+            <w:r>
+              <w:t xml:space="preserve">6, 3</w:t>
+            </w:r>
+          </w:p>
+        </w:tc>
+        <w:tc>
+          <w:tcPr/>
+          <w:p>
+            <w:pPr>
+              <w:pStyle w:val="Compact"/>
+              <w:jc w:val="left"/>
+            </w:pPr>
+            <w:r>
+              <w:t xml:space="preserve">16, 3</w:t>
+            </w:r>
+          </w:p>
+        </w:tc>
+        <w:tc>
+          <w:tcPr/>
+          <w:p>
+            <w:pPr>
+              <w:pStyle w:val="Compact"/>
+              <w:jc w:val="left"/>
+            </w:pPr>
+            <w:r>
+              <w:t xml:space="preserve">23, 5</w:t>
             </w:r>
           </w:p>
         </w:tc>
@@ -676,43 +676,43 @@
               <w:jc w:val="left"/>
             </w:pPr>
             <w:r>
-              <w:t xml:space="preserve">—</w:t>
-            </w:r>
-          </w:p>
-        </w:tc>
-        <w:tc>
-          <w:tcPr/>
-          <w:p>
-            <w:pPr>
-              <w:pStyle w:val="Compact"/>
-              <w:jc w:val="left"/>
-            </w:pPr>
-            <w:r>
-              <w:t xml:space="preserve">—</w:t>
-            </w:r>
-          </w:p>
-        </w:tc>
-        <w:tc>
-          <w:tcPr/>
-          <w:p>
-            <w:pPr>
-              <w:pStyle w:val="Compact"/>
-              <w:jc w:val="left"/>
-            </w:pPr>
-            <w:r>
-              <w:t xml:space="preserve">—</w:t>
-            </w:r>
-          </w:p>
-        </w:tc>
-        <w:tc>
-          <w:tcPr/>
-          <w:p>
-            <w:pPr>
-              <w:pStyle w:val="Compact"/>
-              <w:jc w:val="left"/>
-            </w:pPr>
-            <w:r>
-              <w:t xml:space="preserve">—</w:t>
+              <w:t xml:space="preserve">,</w:t>
+            </w:r>
+          </w:p>
+        </w:tc>
+        <w:tc>
+          <w:tcPr/>
+          <w:p>
+            <w:pPr>
+              <w:pStyle w:val="Compact"/>
+              <w:jc w:val="left"/>
+            </w:pPr>
+            <w:r>
+              <w:t xml:space="preserve">,</w:t>
+            </w:r>
+          </w:p>
+        </w:tc>
+        <w:tc>
+          <w:tcPr/>
+          <w:p>
+            <w:pPr>
+              <w:pStyle w:val="Compact"/>
+              <w:jc w:val="left"/>
+            </w:pPr>
+            <w:r>
+              <w:t xml:space="preserve">,</w:t>
+            </w:r>
+          </w:p>
+        </w:tc>
+        <w:tc>
+          <w:tcPr/>
+          <w:p>
+            <w:pPr>
+              <w:pStyle w:val="Compact"/>
+              <w:jc w:val="left"/>
+            </w:pPr>
+            <w:r>
+              <w:t xml:space="preserve">,</w:t>
             </w:r>
           </w:p>
         </w:tc>
@@ -747,17 +747,17 @@
         <w:pStyle w:val="BodyText"/>
       </w:pPr>
       <w:r>
-        <w:t xml:space="preserve">Phát hiện quan trọng nhất từ thực trạng mô tả là sự phân biệt nội bộ trong nhóm Advanced: tỷ số phân tán giữa nhóm đổi mới sáng tạo dẫn dắt (Singapore, Hàn Quốc, Đài Loan — sd ≈ 1,03) và nhóm tài nguyên dẫn dắt (Saudi Arabia, Qatar, Kuwait — sd ≈ 0,49) xấp xỉ 2,1 lần, phản ánh hai cơ chế tăng trưởng và phân phối hoàn toàn khác nhau. Phân nhóm con tài nguyên dẫn dắt có độ phân tán năng suất thấp nhất toàn bộ pool — biểu hiện của kinh tế nhà nước tô (rentier economy) nơi phân phối lại từ xuất khẩu dầu mỏ thu hẹp khoảng cách năng suất giữa doanh nghiệp, nhưng không nhất thiết phản ánh hiệu quả doanh nghiệp đáng kể. Điều này gợi ý rằng việc gộp hai loại Advanced vào một nhóm duy nhất (như các nghiên cứu trước thường làm) sẽ che khuất cơ chế quan trọng này.</w:t>
+        <w:t xml:space="preserve">Phát hiện quan trọng nhất từ thực trạng mô tả là sự phân biệt nội bộ trong nhóm Advanced: tỷ số phân tán giữa nhóm đổi mới sáng tạo dẫn dắt (Singapore, Hàn Quốc, Đài Loan, sd ≈ 1, 03) và nhóm tài nguyên dẫn dắt (Saudi Arabia, Qatar, Kuwait, sd ≈ 0, 49) xấp xỉ 2, 1 lần, phản ánh hai cơ chế tăng trưởng và phân phối hoàn toàn khác nhau. Phân nhóm con tài nguyên dẫn dắt có độ phân tán năng suất thấp nhất toàn bộ pool, biểu hiện của kinh tế nhà nước tô (rentier economy) nơi phân phối lại từ xuất khẩu dầu mỏ thu hẹp khoảng cách năng suất giữa doanh nghiệp, nhưng không nhất thiết phản ánh hiệu quả doanh nghiệp đáng kể. Điều này gợi ý rằng việc gộp hai loại Advanced vào một nhóm duy nhất (như các nghiên cứu trước thường làm) sẽ che khuất cơ chế quan trọng này.</w:t>
       </w:r>
     </w:p>
     <w:bookmarkEnd w:id="21"/>
-    <w:bookmarkStart w:id="22" w:name="X41765b9ba7c4d5303f63bdb143f647f62623bb9"/>
+    <w:bookmarkStart w:id="22" w:name="X5d3466187510031b2f9edbae396df25939a1a4c"/>
     <w:p>
       <w:pPr>
         <w:pStyle w:val="Heading3"/>
       </w:pPr>
       <w:r>
-        <w:t xml:space="preserve">4.1.2 Thực trạng quốc tế hóa — phân cực tham gia xuất khẩu</w:t>
+        <w:t xml:space="preserve">4.1.2 Thực trạng quốc tế hóa, phân cực tham gia xuất khẩu</w:t>
       </w:r>
     </w:p>
     <w:p>
@@ -765,7 +765,7 @@
         <w:pStyle w:val="FirstParagraph"/>
       </w:pPr>
       <w:r>
-        <w:t xml:space="preserve">Trung vị FSTS bằng 0% trong tất cả các phân nhóm — chỉ 15–23% doanh nghiệp tham gia xuất khẩu tùy theo bối cảnh. Phân phối FSTS có dạng phân cực mạnh: đại đa số không xuất khẩu, trong khi một thiểu số nhỏ có tỷ lệ xuất khẩu rất cao. Phân cực này đặt ra vấn đề phương pháp quan trọng cho nghiên cứu I–P: kết quả hồi quy trên toàn mẫu bị kéo bởi hành vi của thiểu số xuất khẩu tích cực.</w:t>
+        <w:t xml:space="preserve">Trung vị FSTS bằng 0% trong tất cả các phân nhóm, chỉ 15–23% doanh nghiệp tham gia xuất khẩu tùy theo bối cảnh. Phân phối FSTS có dạng phân cực mạnh: đại đa số không xuất khẩu, trong khi một thiểu số nhỏ có tỷ lệ xuất khẩu rất cao. Phân cực này đặt ra vấn đề phương pháp quan trọng cho nghiên cứu I–P: kết quả hồi quy trên toàn mẫu bị kéo bởi hành vi của thiểu số xuất khẩu tích cực.</w:t>
       </w:r>
     </w:p>
     <w:p>
@@ -773,7 +773,7 @@
         <w:pStyle w:val="BodyText"/>
       </w:pPr>
       <w:r>
-        <w:t xml:space="preserve">Cường độ quốc tế hóa (FSTS trung bình, tính trên toàn mẫu gồm cả doanh nghiệp không xuất khẩu) dao động từ 6,3% (SIDS) đến 10,3% (Upper-middle), với mức trung bình khu vực khoảng 8,8%. Điều đáng chú ý là Upper-middle và Advanced có cùng FSTS trung bình (~10%) nhưng cơ chế xuất khẩu hoàn toàn khác: Advanced chủ yếu dịch vụ và hàng hóa hàm lượng tri thức cao; Upper-middle chủ yếu sản xuất theo chuỗi giá trị toàn cầu với biên lợi nhuận khác nhau.</w:t>
+        <w:t xml:space="preserve">Cường độ quốc tế hóa (FSTS trung bình, tính trên toàn mẫu gồm cả doanh nghiệp không xuất khẩu) dao động từ 6, 3% (SIDS) đến 10, 3% (Upper-middle), với mức trung bình khu vực khoảng 8, 8%. Điều đáng chú ý là Upper-middle và Advanced có cùng FSTS trung bình (~10%) nhưng cơ chế xuất khẩu hoàn toàn khác: Advanced chủ yếu dịch vụ và hàng hóa hàm lượng tri thức cao; Upper-middle chủ yếu sản xuất theo chuỗi giá trị toàn cầu với biên lợi nhuận khác nhau.</w:t>
       </w:r>
     </w:p>
     <w:bookmarkEnd w:id="22"/>
@@ -929,55 +929,55 @@
               <w:jc w:val="left"/>
             </w:pPr>
             <w:r>
-              <w:t xml:space="preserve">22,3</w:t>
-            </w:r>
-          </w:p>
-        </w:tc>
-        <w:tc>
-          <w:tcPr/>
-          <w:p>
-            <w:pPr>
-              <w:pStyle w:val="Compact"/>
-              <w:jc w:val="left"/>
-            </w:pPr>
-            <w:r>
-              <w:t xml:space="preserve">52,3</w:t>
-            </w:r>
-          </w:p>
-        </w:tc>
-        <w:tc>
-          <w:tcPr/>
-          <w:p>
-            <w:pPr>
-              <w:pStyle w:val="Compact"/>
-              <w:jc w:val="left"/>
-            </w:pPr>
-            <w:r>
-              <w:t xml:space="preserve">16,7</w:t>
-            </w:r>
-          </w:p>
-        </w:tc>
-        <w:tc>
-          <w:tcPr/>
-          <w:p>
-            <w:pPr>
-              <w:pStyle w:val="Compact"/>
-              <w:jc w:val="left"/>
-            </w:pPr>
-            <w:r>
-              <w:t xml:space="preserve">29,9</w:t>
-            </w:r>
-          </w:p>
-        </w:tc>
-        <w:tc>
-          <w:tcPr/>
-          <w:p>
-            <w:pPr>
-              <w:pStyle w:val="Compact"/>
-              <w:jc w:val="left"/>
-            </w:pPr>
-            <w:r>
-              <w:t xml:space="preserve">59,3</w:t>
+              <w:t xml:space="preserve">22, 3</w:t>
+            </w:r>
+          </w:p>
+        </w:tc>
+        <w:tc>
+          <w:tcPr/>
+          <w:p>
+            <w:pPr>
+              <w:pStyle w:val="Compact"/>
+              <w:jc w:val="left"/>
+            </w:pPr>
+            <w:r>
+              <w:t xml:space="preserve">52, 3</w:t>
+            </w:r>
+          </w:p>
+        </w:tc>
+        <w:tc>
+          <w:tcPr/>
+          <w:p>
+            <w:pPr>
+              <w:pStyle w:val="Compact"/>
+              <w:jc w:val="left"/>
+            </w:pPr>
+            <w:r>
+              <w:t xml:space="preserve">16, 7</w:t>
+            </w:r>
+          </w:p>
+        </w:tc>
+        <w:tc>
+          <w:tcPr/>
+          <w:p>
+            <w:pPr>
+              <w:pStyle w:val="Compact"/>
+              <w:jc w:val="left"/>
+            </w:pPr>
+            <w:r>
+              <w:t xml:space="preserve">29, 9</w:t>
+            </w:r>
+          </w:p>
+        </w:tc>
+        <w:tc>
+          <w:tcPr/>
+          <w:p>
+            <w:pPr>
+              <w:pStyle w:val="Compact"/>
+              <w:jc w:val="left"/>
+            </w:pPr>
+            <w:r>
+              <w:t xml:space="preserve">59, 3</w:t>
             </w:r>
           </w:p>
         </w:tc>
@@ -1003,55 +1003,55 @@
               <w:jc w:val="left"/>
             </w:pPr>
             <w:r>
-              <w:t xml:space="preserve">26,7</w:t>
-            </w:r>
-          </w:p>
-        </w:tc>
-        <w:tc>
-          <w:tcPr/>
-          <w:p>
-            <w:pPr>
-              <w:pStyle w:val="Compact"/>
-              <w:jc w:val="left"/>
-            </w:pPr>
-            <w:r>
-              <w:t xml:space="preserve">71,7</w:t>
-            </w:r>
-          </w:p>
-        </w:tc>
-        <w:tc>
-          <w:tcPr/>
-          <w:p>
-            <w:pPr>
-              <w:pStyle w:val="Compact"/>
-              <w:jc w:val="left"/>
-            </w:pPr>
-            <w:r>
-              <w:t xml:space="preserve">21,0</w:t>
-            </w:r>
-          </w:p>
-        </w:tc>
-        <w:tc>
-          <w:tcPr/>
-          <w:p>
-            <w:pPr>
-              <w:pStyle w:val="Compact"/>
-              <w:jc w:val="left"/>
-            </w:pPr>
-            <w:r>
-              <w:t xml:space="preserve">31,4</w:t>
-            </w:r>
-          </w:p>
-        </w:tc>
-        <w:tc>
-          <w:tcPr/>
-          <w:p>
-            <w:pPr>
-              <w:pStyle w:val="Compact"/>
-              <w:jc w:val="left"/>
-            </w:pPr>
-            <w:r>
-              <w:t xml:space="preserve">56,9</w:t>
+              <w:t xml:space="preserve">26, 7</w:t>
+            </w:r>
+          </w:p>
+        </w:tc>
+        <w:tc>
+          <w:tcPr/>
+          <w:p>
+            <w:pPr>
+              <w:pStyle w:val="Compact"/>
+              <w:jc w:val="left"/>
+            </w:pPr>
+            <w:r>
+              <w:t xml:space="preserve">71, 7</w:t>
+            </w:r>
+          </w:p>
+        </w:tc>
+        <w:tc>
+          <w:tcPr/>
+          <w:p>
+            <w:pPr>
+              <w:pStyle w:val="Compact"/>
+              <w:jc w:val="left"/>
+            </w:pPr>
+            <w:r>
+              <w:t xml:space="preserve">21, 0</w:t>
+            </w:r>
+          </w:p>
+        </w:tc>
+        <w:tc>
+          <w:tcPr/>
+          <w:p>
+            <w:pPr>
+              <w:pStyle w:val="Compact"/>
+              <w:jc w:val="left"/>
+            </w:pPr>
+            <w:r>
+              <w:t xml:space="preserve">31, 4</w:t>
+            </w:r>
+          </w:p>
+        </w:tc>
+        <w:tc>
+          <w:tcPr/>
+          <w:p>
+            <w:pPr>
+              <w:pStyle w:val="Compact"/>
+              <w:jc w:val="left"/>
+            </w:pPr>
+            <w:r>
+              <w:t xml:space="preserve">56, 9</w:t>
             </w:r>
           </w:p>
         </w:tc>
@@ -1077,55 +1077,55 @@
               <w:jc w:val="left"/>
             </w:pPr>
             <w:r>
-              <w:t xml:space="preserve">17,5</w:t>
-            </w:r>
-          </w:p>
-        </w:tc>
-        <w:tc>
-          <w:tcPr/>
-          <w:p>
-            <w:pPr>
-              <w:pStyle w:val="Compact"/>
-              <w:jc w:val="left"/>
-            </w:pPr>
-            <w:r>
-              <w:t xml:space="preserve">65,2</w:t>
-            </w:r>
-          </w:p>
-        </w:tc>
-        <w:tc>
-          <w:tcPr/>
-          <w:p>
-            <w:pPr>
-              <w:pStyle w:val="Compact"/>
-              <w:jc w:val="left"/>
-            </w:pPr>
-            <w:r>
-              <w:t xml:space="preserve">16,4</w:t>
-            </w:r>
-          </w:p>
-        </w:tc>
-        <w:tc>
-          <w:tcPr/>
-          <w:p>
-            <w:pPr>
-              <w:pStyle w:val="Compact"/>
-              <w:jc w:val="left"/>
-            </w:pPr>
-            <w:r>
-              <w:t xml:space="preserve">24,9</w:t>
-            </w:r>
-          </w:p>
-        </w:tc>
-        <w:tc>
-          <w:tcPr/>
-          <w:p>
-            <w:pPr>
-              <w:pStyle w:val="Compact"/>
-              <w:jc w:val="left"/>
-            </w:pPr>
-            <w:r>
-              <w:t xml:space="preserve">49,2</w:t>
+              <w:t xml:space="preserve">17, 5</w:t>
+            </w:r>
+          </w:p>
+        </w:tc>
+        <w:tc>
+          <w:tcPr/>
+          <w:p>
+            <w:pPr>
+              <w:pStyle w:val="Compact"/>
+              <w:jc w:val="left"/>
+            </w:pPr>
+            <w:r>
+              <w:t xml:space="preserve">65, 2</w:t>
+            </w:r>
+          </w:p>
+        </w:tc>
+        <w:tc>
+          <w:tcPr/>
+          <w:p>
+            <w:pPr>
+              <w:pStyle w:val="Compact"/>
+              <w:jc w:val="left"/>
+            </w:pPr>
+            <w:r>
+              <w:t xml:space="preserve">16, 4</w:t>
+            </w:r>
+          </w:p>
+        </w:tc>
+        <w:tc>
+          <w:tcPr/>
+          <w:p>
+            <w:pPr>
+              <w:pStyle w:val="Compact"/>
+              <w:jc w:val="left"/>
+            </w:pPr>
+            <w:r>
+              <w:t xml:space="preserve">24, 9</w:t>
+            </w:r>
+          </w:p>
+        </w:tc>
+        <w:tc>
+          <w:tcPr/>
+          <w:p>
+            <w:pPr>
+              <w:pStyle w:val="Compact"/>
+              <w:jc w:val="left"/>
+            </w:pPr>
+            <w:r>
+              <w:t xml:space="preserve">49, 2</w:t>
             </w:r>
           </w:p>
         </w:tc>
@@ -1151,55 +1151,55 @@
               <w:jc w:val="left"/>
             </w:pPr>
             <w:r>
-              <w:t xml:space="preserve">23,1</w:t>
-            </w:r>
-          </w:p>
-        </w:tc>
-        <w:tc>
-          <w:tcPr/>
-          <w:p>
-            <w:pPr>
-              <w:pStyle w:val="Compact"/>
-              <w:jc w:val="left"/>
-            </w:pPr>
-            <w:r>
-              <w:t xml:space="preserve">68,9</w:t>
-            </w:r>
-          </w:p>
-        </w:tc>
-        <w:tc>
-          <w:tcPr/>
-          <w:p>
-            <w:pPr>
-              <w:pStyle w:val="Compact"/>
-              <w:jc w:val="left"/>
-            </w:pPr>
-            <w:r>
-              <w:t xml:space="preserve">14,2</w:t>
-            </w:r>
-          </w:p>
-        </w:tc>
-        <w:tc>
-          <w:tcPr/>
-          <w:p>
-            <w:pPr>
-              <w:pStyle w:val="Compact"/>
-              <w:jc w:val="left"/>
-            </w:pPr>
-            <w:r>
-              <w:t xml:space="preserve">20,7</w:t>
-            </w:r>
-          </w:p>
-        </w:tc>
-        <w:tc>
-          <w:tcPr/>
-          <w:p>
-            <w:pPr>
-              <w:pStyle w:val="Compact"/>
-              <w:jc w:val="left"/>
-            </w:pPr>
-            <w:r>
-              <w:t xml:space="preserve">38,0</w:t>
+              <w:t xml:space="preserve">23, 1</w:t>
+            </w:r>
+          </w:p>
+        </w:tc>
+        <w:tc>
+          <w:tcPr/>
+          <w:p>
+            <w:pPr>
+              <w:pStyle w:val="Compact"/>
+              <w:jc w:val="left"/>
+            </w:pPr>
+            <w:r>
+              <w:t xml:space="preserve">68, 9</w:t>
+            </w:r>
+          </w:p>
+        </w:tc>
+        <w:tc>
+          <w:tcPr/>
+          <w:p>
+            <w:pPr>
+              <w:pStyle w:val="Compact"/>
+              <w:jc w:val="left"/>
+            </w:pPr>
+            <w:r>
+              <w:t xml:space="preserve">14, 2</w:t>
+            </w:r>
+          </w:p>
+        </w:tc>
+        <w:tc>
+          <w:tcPr/>
+          <w:p>
+            <w:pPr>
+              <w:pStyle w:val="Compact"/>
+              <w:jc w:val="left"/>
+            </w:pPr>
+            <w:r>
+              <w:t xml:space="preserve">20, 7</w:t>
+            </w:r>
+          </w:p>
+        </w:tc>
+        <w:tc>
+          <w:tcPr/>
+          <w:p>
+            <w:pPr>
+              <w:pStyle w:val="Compact"/>
+              <w:jc w:val="left"/>
+            </w:pPr>
+            <w:r>
+              <w:t xml:space="preserve">38, 0</w:t>
             </w:r>
           </w:p>
         </w:tc>
@@ -1229,43 +1229,43 @@
                 <w:bCs/>
                 <w:b/>
               </w:rPr>
-              <w:t xml:space="preserve">41,5</w:t>
-            </w:r>
-          </w:p>
-        </w:tc>
-        <w:tc>
-          <w:tcPr/>
-          <w:p>
-            <w:pPr>
-              <w:pStyle w:val="Compact"/>
-              <w:jc w:val="left"/>
-            </w:pPr>
-            <w:r>
-              <w:t xml:space="preserve">65,1</w:t>
-            </w:r>
-          </w:p>
-        </w:tc>
-        <w:tc>
-          <w:tcPr/>
-          <w:p>
-            <w:pPr>
-              <w:pStyle w:val="Compact"/>
-              <w:jc w:val="left"/>
-            </w:pPr>
-            <w:r>
-              <w:t xml:space="preserve">11,8</w:t>
-            </w:r>
-          </w:p>
-        </w:tc>
-        <w:tc>
-          <w:tcPr/>
-          <w:p>
-            <w:pPr>
-              <w:pStyle w:val="Compact"/>
-              <w:jc w:val="left"/>
-            </w:pPr>
-            <w:r>
-              <w:t xml:space="preserve">16,5</w:t>
+              <w:t xml:space="preserve">41, 5</w:t>
+            </w:r>
+          </w:p>
+        </w:tc>
+        <w:tc>
+          <w:tcPr/>
+          <w:p>
+            <w:pPr>
+              <w:pStyle w:val="Compact"/>
+              <w:jc w:val="left"/>
+            </w:pPr>
+            <w:r>
+              <w:t xml:space="preserve">65, 1</w:t>
+            </w:r>
+          </w:p>
+        </w:tc>
+        <w:tc>
+          <w:tcPr/>
+          <w:p>
+            <w:pPr>
+              <w:pStyle w:val="Compact"/>
+              <w:jc w:val="left"/>
+            </w:pPr>
+            <w:r>
+              <w:t xml:space="preserve">11, 8</w:t>
+            </w:r>
+          </w:p>
+        </w:tc>
+        <w:tc>
+          <w:tcPr/>
+          <w:p>
+            <w:pPr>
+              <w:pStyle w:val="Compact"/>
+              <w:jc w:val="left"/>
+            </w:pPr>
+            <w:r>
+              <w:t xml:space="preserve">16, 5</w:t>
             </w:r>
           </w:p>
         </w:tc>
@@ -1281,7 +1281,7 @@
                 <w:bCs/>
                 <w:b/>
               </w:rPr>
-              <w:t xml:space="preserve">58,9</w:t>
+              <w:t xml:space="preserve">58, 9</w:t>
             </w:r>
           </w:p>
         </w:tc>
@@ -1304,7 +1304,7 @@
         <w:pStyle w:val="BodyText"/>
       </w:pPr>
       <w:r>
-        <w:t xml:space="preserve">Phát hiện đáng chú ý là pattern "nhảy vọt số" (digital leapfrogging) ở SIDS: tỷ lệ website 58,9% vượt cả nhóm Emerging (49,2%) dù GNI thấp hơn đáng kể — phản ánh thực tế rằng số hóa bề mặt (website) ở SIDS là công cụ sinh tồn chứ không phải công cụ tối ưu hóa hiệu quả. Kết quả này cũng hỗ trợ lập luận lý thuyết về sự phân biệt giữa DAI (chấp nhận số bề mặt) và TCI (năng lực công nghệ chiều sâu): SIDS có DAI cao nhưng TCI thấp nhất, và đây là nhóm duy nhất có quan hệ I–P âm đơn điệu.</w:t>
+        <w:t xml:space="preserve">Phát hiện đáng chú ý là pattern "nhảy vọt số" (digital leapfrogging) ở SIDS: tỷ lệ website 58, 9% vượt cả nhóm Emerging (49, 2%) dù GNI thấp hơn đáng kể, phản ánh thực tế rằng số hóa bề mặt (website) ở SIDS là công cụ sinh tồn chứ không phải công cụ tối ưu hóa hiệu quả. Kết quả này cũng hỗ trợ lập luận lý thuyết về sự phân biệt giữa DAI (chấp nhận số bề mặt) và TCI (năng lực công nghệ chiều sâu): SIDS có DAI cao nhưng TCI thấp nhất, và đây là nhóm duy nhất có quan hệ I–P âm đơn điệu.</w:t>
       </w:r>
     </w:p>
     <w:p>
@@ -1312,7 +1312,7 @@
         <w:pStyle w:val="BodyText"/>
       </w:pPr>
       <w:r>
-        <w:t xml:space="preserve">Hiện tượng tương quan âm giữa DAI Tier-1 và năng suất trong nhóm Advanced (-0,129) là ảo ảnh thống kê do bão hòa Tier-1: hầu hết doanh nghiệp Advanced đã có website từ lâu, khiến biến nhị phân này không còn phân biệt được doanh nghiệp hiệu quả và kém hiệu quả trong nhóm đó. Khi loại trừ doanh nghiệp ICT, hệ số âm biến mất — xác nhận đây là vấn đề đo lường chứ không phải quan hệ nhân quả thực.</w:t>
+        <w:t xml:space="preserve">Hiện tượng tương quan âm giữa DAI Tier-1 và năng suất trong nhóm Advanced (-0, 129) là ảo ảnh thống kê do bão hòa Tier-1: hầu hết doanh nghiệp Advanced đã có website từ lâu, khiến biến nhị phân này không còn phân biệt được doanh nghiệp hiệu quả và kém hiệu quả trong nhóm đó. Khi loại trừ doanh nghiệp ICT, hệ số âm biến mất, xác nhận đây là vấn đề đo lường chứ không phải quan hệ nhân quả thực.</w:t>
       </w:r>
     </w:p>
     <w:bookmarkEnd w:id="23"/>
@@ -1330,7 +1330,7 @@
         <w:pStyle w:val="FirstParagraph"/>
       </w:pPr>
       <w:r>
-        <w:t xml:space="preserve">Phân tích thực trạng xác định bốn rào cản cấu trúc phổ biến nhất ảnh hưởng đến khả năng quốc tế hóa và hiệu quả doanh nghiệp tại châu Á: (i) tiếp cận tài chính hạn chế — đặc biệt nghiêm trọng ở Frontier và Emerging; (ii) thiếu hụt lao động có kỹ năng; (iii) cạnh tranh từ doanh nghiệp phi chính thức; và (iv) nguồn cung điện không đáng tin cậy. Bốn rào cản này hình thành "institutional voids" (Khanna &amp; Palepu, 2010) tạo ra chi phí giao dịch bổ sung cho doanh nghiệp khi mở rộng hoạt động ra ngoài biên giới. Sự hiện diện đồng thời của nhiều voids tại Frontier và SIDS giải thích tại sao quan hệ I–P ở các nhóm này yếu hoặc âm.</w:t>
+        <w:t xml:space="preserve">Phân tích thực trạng xác định bốn rào cản cấu trúc phổ biến nhất ảnh hưởng đến khả năng quốc tế hóa và hiệu quả doanh nghiệp tại châu Á: (i) tiếp cận tài chính hạn chế, đặc biệt nghiêm trọng ở Frontier và Emerging; (ii) thiếu hụt lao động có kỹ năng; (iii) cạnh tranh từ doanh nghiệp phi chính thức; và (iv) nguồn cung điện không đáng tin cậy. Bốn rào cản này hình thành "institutional voids" (Khanna &amp; Palepu, 2010) tạo ra chi phí giao dịch bổ sung cho doanh nghiệp khi mở rộng hoạt động ra ngoài biên giới. Sự hiện diện đồng thời của nhiều voids tại Frontier và SIDS giải thích tại sao quan hệ I–P ở các nhóm này yếu hoặc âm.</w:t>
       </w:r>
     </w:p>
     <w:p>
@@ -1342,13 +1342,13 @@
     </w:p>
     <w:bookmarkEnd w:id="24"/>
     <w:bookmarkEnd w:id="25"/>
-    <w:bookmarkStart w:id="30" w:name="X765431cc2ba8ea17b9f26c144a52de84c0b8508"/>
+    <w:bookmarkStart w:id="30" w:name="X7707459848574cc95d39c91fb822ad70a51bc31"/>
     <w:p>
       <w:pPr>
         <w:pStyle w:val="Heading2"/>
       </w:pPr>
       <w:r>
-        <w:t xml:space="preserve">4.2 Kết quả tổng hợp định lượng — Meta-analysis ba tầng (P6)</w:t>
+        <w:t xml:space="preserve">4.2 Kết quả tổng hợp định lượng, Meta-analysis ba tầng (P6)</w:t>
       </w:r>
     </w:p>
     <w:bookmarkStart w:id="26" w:name="Xff5979a63504f14407b0d85f43a6c8324938958"/>
@@ -1365,7 +1365,7 @@
         <w:pStyle w:val="FirstParagraph"/>
       </w:pPr>
       <w:r>
-        <w:t xml:space="preserve">Phân tích meta-analytic tổng hợp ba tầng (three-level multilevel meta-analysis — MARA) được tiến hành trên tập dữ liệu gồm</w:t>
+        <w:t xml:space="preserve">Phân tích meta-analytic tổng hợp ba tầng (three-level multilevel meta-analysis, MARA) được tiến hành trên tập dữ liệu gồm</w:t>
       </w:r>
       <w:r>
         <w:t xml:space="preserve"> </w:t>
@@ -1491,10 +1491,7 @@
         </m:r>
       </m:oMath>
       <w:r>
-        <w:t xml:space="preserve"> </w:t>
-      </w:r>
-      <w:r>
-        <w:t xml:space="preserve">— sự hội tụ này tạo ra bằng chứng chéo vững chắc khi mở rộng pool lên gần gấp đôi số nghiên cứu.</w:t>
+        <w:t xml:space="preserve">, sự hội tụ này tạo ra bằng chứng chéo vững chắc khi mở rộng pool lên gần gấp đôi số nghiên cứu.</w:t>
       </w:r>
     </w:p>
     <w:bookmarkEnd w:id="26"/>
@@ -1638,7 +1635,7 @@
         <w:t xml:space="preserve"> </w:t>
       </w:r>
       <w:r>
-        <w:t xml:space="preserve">tổng phương sai — đây là nguồn dị biệt chủ đạo.</w:t>
+        <w:t xml:space="preserve">tổng phương sai, đây là nguồn dị biệt chủ đạo.</w:t>
       </w:r>
     </w:p>
     <w:p>
@@ -1727,13 +1724,13 @@
       </w:r>
     </w:p>
     <w:bookmarkEnd w:id="27"/>
-    <w:bookmarkStart w:id="28" w:name="X611e09194b09194f16433d5c7d869ad7daf26e1"/>
+    <w:bookmarkStart w:id="28" w:name="Xe38e2ca9516d4560ca2adb07f337f31e02f73bc"/>
     <w:p>
       <w:pPr>
         <w:pStyle w:val="Heading3"/>
       </w:pPr>
       <w:r>
-        <w:t xml:space="preserve">4.2.3 Điều tiết bởi chế độ thể chế — ICRV moderation</w:t>
+        <w:t xml:space="preserve">4.2.3 Điều tiết bởi chế độ thể chế, ICRV moderation</w:t>
       </w:r>
     </w:p>
     <w:p>
@@ -1828,7 +1825,7 @@
         </m:r>
       </m:oMath>
       <w:r>
-        <w:t xml:space="preserve">. Điều này xác nhận rằng chế độ thể chế — được phân loại thành sáu nhóm từ Advanced Innovation-Driven (Nhóm I: Singapore, Hong Kong, Đài Loan, Hàn Quốc) đến SIDS (Nhóm VI) — là moderator có ý nghĩa thực sự cho mối quan hệ tổng hợp I–P trong văn liệu. Kiểm định</w:t>
+        <w:t xml:space="preserve">. Điều này xác nhận rằng chế độ thể chế, được phân loại thành sáu nhóm từ Advanced Innovation-Driven (Nhóm I: Singapore, Hong Kong, Đài Loan, Hàn Quốc) đến SIDS (Nhóm VI), là moderator có ý nghĩa thực sự cho mối quan hệ tổng hợp I–P trong văn liệu. Kiểm định</w:t>
       </w:r>
       <w:r>
         <w:t xml:space="preserve"> </w:t>
@@ -1882,7 +1879,7 @@
         <w:pStyle w:val="BodyText"/>
       </w:pPr>
       <w:r>
-        <w:t xml:space="preserve">Gradient theo ICRV hiện diện rõ ràng trong kết quả: các nền kinh tế Advanced Innovation-Driven có hiệu ứng I–P lớn hơn so với các nền kinh tế Frontier hay SIDS. Kết quả này nhất quán với cơ chế lý thuyết từ Institutional Theory — môi trường thể chế chất lượng cao tạo điều kiện để doanh nghiệp chuyển hóa quốc tế hóa thành hiệu quả dễ dàng hơn (North, 1990; Marano et al., 2016).</w:t>
+        <w:t xml:space="preserve">Gradient theo ICRV hiện diện rõ ràng trong kết quả: các nền kinh tế Advanced Innovation-Driven có hiệu ứng I–P lớn hơn so với các nền kinh tế Frontier hay SIDS. Kết quả này nhất quán với cơ chế lý thuyết từ Institutional Theory, môi trường thể chế chất lượng cao tạo điều kiện để doanh nghiệp chuyển hóa quốc tế hóa thành hiệu quả dễ dàng hơn (North, 1990; Marano et al., 2016).</w:t>
       </w:r>
     </w:p>
     <w:bookmarkEnd w:id="28"/>
@@ -1971,7 +1968,7 @@
         </m:r>
       </m:oMath>
       <w:r>
-        <w:t xml:space="preserve">) — sát ngưỡng</w:t>
+        <w:t xml:space="preserve">), sát ngưỡng</w:t>
       </w:r>
       <w:r>
         <w:t xml:space="preserve"> </w:t>
@@ -2080,7 +2077,7 @@
         </m:r>
       </m:oMath>
       <w:r>
-        <w:t xml:space="preserve">) — có ý nghĩa thống kê rõ ràng, cho thấy các nghiên cứu với sai số chuẩn lớn hơn (mẫu nhỏ hơn) có xu hướng báo cáo effect size thấp hơn, phù hợp với lệch lạc công bố ưu tiên kết quả dương tính.</w:t>
+        <w:t xml:space="preserve">), có ý nghĩa thống kê rõ ràng, cho thấy các nghiên cứu với sai số chuẩn lớn hơn (mẫu nhỏ hơn) có xu hướng báo cáo effect size thấp hơn, phù hợp với lệch lạc công bố ưu tiên kết quả dương tính.</w:t>
       </w:r>
       <w:r>
         <w:t xml:space="preserve"> </w:t>
@@ -2183,7 +2180,7 @@
         <w:t xml:space="preserve"> </w:t>
       </w:r>
       <w:r>
-        <w:t xml:space="preserve">nghiên cứu được imputed) — mức điều chỉnh đáng kể nhưng không đổi chiều hướng tích cực của quan hệ tổng hợp.</w:t>
+        <w:t xml:space="preserve">nghiên cứu được imputed), mức điều chỉnh đáng kể nhưng không đổi chiều hướng tích cực của quan hệ tổng hợp.</w:t>
       </w:r>
       <w:r>
         <w:t xml:space="preserve"> </w:t>
@@ -2362,13 +2359,13 @@
     </w:p>
     <w:bookmarkEnd w:id="29"/>
     <w:bookmarkEnd w:id="30"/>
-    <w:bookmarkStart w:id="34" w:name="X240e194458f5111df8410ba3e5077585e24446e"/>
+    <w:bookmarkStart w:id="34" w:name="Xb3878aa431a7a1542c531cbd096e6f7bb45602f"/>
     <w:p>
       <w:pPr>
         <w:pStyle w:val="Heading2"/>
       </w:pPr>
       <w:r>
-        <w:t xml:space="preserve">4.3 Kết quả bối cảnh thể chế tiên tiến — Đổi mới: Singapore (P4)</w:t>
+        <w:t xml:space="preserve">4.3 Kết quả bối cảnh thể chế tiên tiến, Đổi mới: Singapore (P4)</w:t>
       </w:r>
     </w:p>
     <w:bookmarkStart w:id="31" w:name="X679a53d2d7d81af6dc70c43fd1f038f5d3cee36"/>
@@ -2469,7 +2466,7 @@
           <w:bCs/>
           <w:b/>
         </w:rPr>
-        <w:t xml:space="preserve">TP ≈ 88,6% FSTS</w:t>
+        <w:t xml:space="preserve">TP ≈ 88, 6% FSTS</w:t>
       </w:r>
       <w:r>
         <w:t xml:space="preserve">, nhưng khoảng tin cậy bootstrap rất rộng và</w:t>
@@ -2530,7 +2527,7 @@
         <w:t xml:space="preserve"> </w:t>
       </w:r>
       <w:r>
-        <w:t xml:space="preserve">thay vì khẳng định một điểm uốn cụ thể ở 88,6%; điều này nhất quán với kỳ vọng lý thuyết rằng ở bối cảnh thể chế mạnh (Nhóm I), dư địa quốc tế hóa có lợi là rất rộng (xem Hình 4.x).</w:t>
+        <w:t xml:space="preserve">thay vì khẳng định một điểm uốn cụ thể ở 88, 6%; điều này nhất quán với kỳ vọng lý thuyết rằng ở bối cảnh thể chế mạnh (Nhóm I), dư địa quốc tế hóa có lợi là rất rộng (xem Hình 4.x).</w:t>
       </w:r>
     </w:p>
     <w:bookmarkEnd w:id="31"/>
@@ -2738,7 +2735,7 @@
         <w:t xml:space="preserve"> </w:t>
       </w:r>
       <w:r>
-        <w:t xml:space="preserve">(consistent but underpowered evidence) — không bác bỏ giả thuyết nhưng cũng không tuyên bố xác nhận dứt khoát.</w:t>
+        <w:t xml:space="preserve">(consistent but underpowered evidence), không bác bỏ giả thuyết nhưng cũng không tuyên bố xác nhận dứt khoát.</w:t>
       </w:r>
     </w:p>
     <w:p>
@@ -2773,7 +2770,7 @@
         <w:pStyle w:val="FirstParagraph"/>
       </w:pPr>
       <w:r>
-        <w:t xml:space="preserve">Phân tích hai giai đoạn trên dữ liệu WBES Trung Quốc (Nhóm III — Upper-middle) giai đoạn 2012–2024 xác nhận dạng quan hệ phi tuyến chữ U ngược giữa FSTS và hiệu quả hoạt động doanh nghiệp. Điểm turning point được ước lượng tại:</w:t>
+        <w:t xml:space="preserve">Phân tích hai giai đoạn trên dữ liệu WBES Trung Quốc (Nhóm III, Upper-middle) giai đoạn 2012–2024 xác nhận dạng quan hệ phi tuyến chữ U ngược giữa FSTS và hiệu quả hoạt động doanh nghiệp. Điểm turning point được ước lượng tại:</w:t>
       </w:r>
     </w:p>
     <w:p>
@@ -2792,7 +2789,7 @@
         <w:t xml:space="preserve">Năm 2012</w:t>
       </w:r>
       <w:r>
-        <w:t xml:space="preserve">: TP = 49,37% FSTS</w:t>
+        <w:t xml:space="preserve">: TP = 49, 37% FSTS</w:t>
       </w:r>
     </w:p>
     <w:p>
@@ -2811,7 +2808,7 @@
         <w:t xml:space="preserve">Năm 2024</w:t>
       </w:r>
       <w:r>
-        <w:t xml:space="preserve">: TP = 47,19% FSTS</w:t>
+        <w:t xml:space="preserve">: TP = 47, 19% FSTS</w:t>
       </w:r>
     </w:p>
     <w:p>
@@ -2830,7 +2827,7 @@
         <w:t xml:space="preserve">Pooled (toàn mẫu)</w:t>
       </w:r>
       <w:r>
-        <w:t xml:space="preserve">: TP = 48,78% FSTS</w:t>
+        <w:t xml:space="preserve">: TP = 48, 78% FSTS</w:t>
       </w:r>
     </w:p>
     <w:p>
@@ -2842,13 +2839,13 @@
       </w:r>
     </w:p>
     <w:bookmarkEnd w:id="35"/>
-    <w:bookmarkStart w:id="36" w:name="Xa0deb7d8913573d019b75740971fb67375bd22e"/>
+    <w:bookmarkStart w:id="36" w:name="Xa5776cc10d7a0839497eecdb9feeaa91dca9bb8"/>
     <w:p>
       <w:pPr>
         <w:pStyle w:val="Heading3"/>
       </w:pPr>
       <w:r>
-        <w:t xml:space="preserve">4.4.2 Kiểm định tính ổn định theo thời gian — Temporal Stability</w:t>
+        <w:t xml:space="preserve">4.4.2 Kiểm định tính ổn định theo thời gian, Temporal Stability</w:t>
       </w:r>
     </w:p>
     <w:p>
@@ -2856,7 +2853,7 @@
         <w:pStyle w:val="FirstParagraph"/>
       </w:pPr>
       <w:r>
-        <w:t xml:space="preserve">Luận án đặt câu hỏi thực nghiệm quan trọng: liệu hình dạng phi tuyến và điểm turning point có thay đổi qua thập kỷ 2012–2024 — giai đoạn Trung Quốc chứng kiến nhiều thay đổi chính sách thương mại, căng thẳng địa chính trị và chuyển đổi số mạnh mẽ? Kiểm định Paternoster cho kết quả</w:t>
+        <w:t xml:space="preserve">Luận án đặt câu hỏi thực nghiệm quan trọng: liệu hình dạng phi tuyến và điểm turning point có thay đổi qua thập kỷ 2012–2024, giai đoạn Trung Quốc chứng kiến nhiều thay đổi chính sách thương mại, căng thẳng địa chính trị và chuyển đổi số mạnh mẽ? Kiểm định Paternoster cho kết quả</w:t>
       </w:r>
       <w:r>
         <w:t xml:space="preserve"> </w:t>
@@ -2917,10 +2914,7 @@
         </m:r>
       </m:oMath>
       <w:r>
-        <w:t xml:space="preserve"> </w:t>
-      </w:r>
-      <w:r>
-        <w:t xml:space="preserve">— không có ý nghĩa thống kê. Điều này xác nhận rằng</w:t>
+        <w:t xml:space="preserve">, không có ý nghĩa thống kê. Điều này xác nhận rằng</w:t>
       </w:r>
       <w:r>
         <w:t xml:space="preserve"> </w:t>
@@ -2933,7 +2927,7 @@
         <w:t xml:space="preserve">điểm turning point ổn định qua thời gian</w:t>
       </w:r>
       <w:r>
-        <w:t xml:space="preserve">: sự dịch chuyển từ TP = 49,37% (2012) xuống TP = 47,19% (2024) là không đáng kể về mặt thống kê.</w:t>
+        <w:t xml:space="preserve">: sự dịch chuyển từ TP = 49, 37% (2012) xuống TP = 47, 19% (2024) là không đáng kể về mặt thống kê.</w:t>
       </w:r>
     </w:p>
     <w:p>
@@ -2996,10 +2990,7 @@
         </m:r>
       </m:oMath>
       <w:r>
-        <w:t xml:space="preserve"> </w:t>
-      </w:r>
-      <w:r>
-        <w:t xml:space="preserve">— không có ý nghĩa thống kê, nghĩa là hình dạng tổng thể của quan hệ phi tuyến không biến đổi đáng kể qua giai đoạn phân tích. Phát hiện này cho thấy trong bối cảnh Upper-middle như Trung Quốc, cơ chế căn bản của quan hệ I–P duy trì tính ổn định đáng kể — có thể phản ánh sự bù trừ giữa chi phí thích ứng tăng lên do chính sách thương mại khó đoán và năng lực tổ chức ngày càng trưởng thành của các doanh nghiệp xuất khẩu Trung Quốc.</w:t>
+        <w:t xml:space="preserve">, không có ý nghĩa thống kê, nghĩa là hình dạng tổng thể của quan hệ phi tuyến không biến đổi đáng kể qua giai đoạn phân tích. Phát hiện này cho thấy trong bối cảnh Upper-middle như Trung Quốc, cơ chế căn bản của quan hệ I–P duy trì tính ổn định đáng kể, có thể phản ánh sự bù trừ giữa chi phí thích ứng tăng lên do chính sách thương mại khó đoán và năng lực tổ chức ngày càng trưởng thành của các doanh nghiệp xuất khẩu Trung Quốc.</w:t>
       </w:r>
     </w:p>
     <w:bookmarkEnd w:id="36"/>
@@ -3093,13 +3084,13 @@
     </w:p>
     <w:bookmarkEnd w:id="37"/>
     <w:bookmarkEnd w:id="38"/>
-    <w:bookmarkStart w:id="43" w:name="Xbcfd430554f00dbefbbe6cf2f35944b447a87b7"/>
+    <w:bookmarkStart w:id="43" w:name="X1c50cf69236ccd22fea91a72de2cee9d1a10a5a"/>
     <w:p>
       <w:pPr>
         <w:pStyle w:val="Heading2"/>
       </w:pPr>
       <w:r>
-        <w:t xml:space="preserve">4.5 Kết quả bối cảnh chuyển đổi bậc thấp—trung: Việt Nam (P3)</w:t>
+        <w:t xml:space="preserve">4.5 Kết quả bối cảnh chuyển đổi bậc thấp, trung: Việt Nam (P3)</w:t>
       </w:r>
     </w:p>
     <w:bookmarkStart w:id="39" w:name="X3454574aade39a3defa8c8bbeff40a0b08588bb"/>
@@ -3116,7 +3107,7 @@
         <w:pStyle w:val="FirstParagraph"/>
       </w:pPr>
       <w:r>
-        <w:t xml:space="preserve">Phân tích hồi quy bảng (panel regression) trên ba làn sóng khảo sát WBES Việt Nam (2009, 2015, 2023) xác nhận dạng phi tuyến chữ U ngược. Mô hình M4 — mô hình chính — cho kết quả:</w:t>
+        <w:t xml:space="preserve">Phân tích hồi quy bảng (panel regression) trên ba làn sóng khảo sát WBES Việt Nam (2009, 2015, 2023) xác nhận dạng phi tuyến chữ U ngược. Mô hình M4, mô hình chính, cho kết quả:</w:t>
       </w:r>
     </w:p>
     <w:p>
@@ -3296,10 +3287,7 @@
         </m:r>
       </m:oMath>
       <w:r>
-        <w:t xml:space="preserve"> </w:t>
-      </w:r>
-      <w:r>
-        <w:t xml:space="preserve">— bằng chứng thống kê mạnh nhất trong tất cả các mẫu quốc gia của luận án.</w:t>
+        <w:t xml:space="preserve">, bằng chứng thống kê mạnh nhất trong tất cả các mẫu quốc gia của luận án.</w:t>
       </w:r>
     </w:p>
     <w:bookmarkEnd w:id="39"/>
@@ -3381,7 +3369,7 @@
               <w:jc w:val="left"/>
             </w:pPr>
             <w:r>
-              <w:t xml:space="preserve">46,2% FSTS</w:t>
+              <w:t xml:space="preserve">46, 2% FSTS</w:t>
             </w:r>
           </w:p>
         </w:tc>
@@ -3407,7 +3395,7 @@
               <w:jc w:val="left"/>
             </w:pPr>
             <w:r>
-              <w:t xml:space="preserve">39,3% FSTS</w:t>
+              <w:t xml:space="preserve">39, 3% FSTS</w:t>
             </w:r>
           </w:p>
         </w:tc>
@@ -3433,7 +3421,7 @@
               <w:jc w:val="left"/>
             </w:pPr>
             <w:r>
-              <w:t xml:space="preserve">41,6% FSTS</w:t>
+              <w:t xml:space="preserve">41, 6% FSTS</w:t>
             </w:r>
           </w:p>
         </w:tc>
@@ -3459,7 +3447,7 @@
               <w:jc w:val="left"/>
             </w:pPr>
             <w:r>
-              <w:t xml:space="preserve">39,7% FSTS</w:t>
+              <w:t xml:space="preserve">39, 7% FSTS</w:t>
             </w:r>
           </w:p>
         </w:tc>
@@ -3486,7 +3474,7 @@
         <w:t xml:space="preserve"> </w:t>
       </w:r>
       <w:r>
-        <w:t xml:space="preserve">đặt Việt Nam ở mức "thấp hơn đáng kể" so với Singapore (TP ≈ 88,6%) và tương đương hoặc thấp hơn Trung Quốc (TP ≈ 48,78%). Kiểm định Paternoster so sánh turning point giữa 2009 và 2015 cho kết quả</w:t>
+        <w:t xml:space="preserve">đặt Việt Nam ở mức "thấp hơn đáng kể" so với Singapore (TP ≈ 88, 6%) và tương đương hoặc thấp hơn Trung Quốc (TP ≈ 48, 78%). Kiểm định Paternoster so sánh turning point giữa 2009 và 2015 cho kết quả</w:t>
       </w:r>
       <w:r>
         <w:t xml:space="preserve"> </w:t>
@@ -3541,20 +3529,17 @@
         </m:r>
       </m:oMath>
       <w:r>
-        <w:t xml:space="preserve"> </w:t>
-      </w:r>
-      <w:r>
-        <w:t xml:space="preserve">— có ý nghĩa thống kê, cho thấy turning point đã dịch chuyển đáng kể từ 46,2% xuống 39,3% giữa hai làn sóng.</w:t>
+        <w:t xml:space="preserve">, có ý nghĩa thống kê, cho thấy turning point đã dịch chuyển đáng kể từ 46, 2% xuống 39, 3% giữa hai làn sóng.</w:t>
       </w:r>
     </w:p>
     <w:bookmarkEnd w:id="40"/>
-    <w:bookmarkStart w:id="41" w:name="X61eaf74d7adbfccac462ff4ef2ca9383cc5f370"/>
+    <w:bookmarkStart w:id="41" w:name="X9bde264e6bef1089de5375d5e8581ef415304fc"/>
     <w:p>
       <w:pPr>
         <w:pStyle w:val="Heading3"/>
       </w:pPr>
       <w:r>
-        <w:t xml:space="preserve">4.5.3 Điều tiết bởi TCI — Tích cực và có ý nghĩa</w:t>
+        <w:t xml:space="preserve">4.5.3 Điều tiết bởi TCI, Tích cực và có ý nghĩa</w:t>
       </w:r>
     </w:p>
     <w:p>
@@ -3613,17 +3598,17 @@
         <w:t xml:space="preserve">dương và có ý nghĩa thống kê</w:t>
       </w:r>
       <w:r>
-        <w:t xml:space="preserve">: TCI làm nâng cao mặt bằng hiệu quả và khuếch đại tác động tích cực của quốc tế hóa. Doanh nghiệp Việt Nam có năng lực công nghệ tốt hơn (đo bằng TCI) đạt hiệu quả cao hơn từ quá trình quốc tế hóa — nhất quán với H2 trong khung lý thuyết CDCM.</w:t>
+        <w:t xml:space="preserve">: TCI làm nâng cao mặt bằng hiệu quả và khuếch đại tác động tích cực của quốc tế hóa. Doanh nghiệp Việt Nam có năng lực công nghệ tốt hơn (đo bằng TCI) đạt hiệu quả cao hơn từ quá trình quốc tế hóa, nhất quán với H2 trong khung lý thuyết CDCM.</w:t>
       </w:r>
     </w:p>
     <w:bookmarkEnd w:id="41"/>
-    <w:bookmarkStart w:id="42" w:name="Xf74d16bb8b5ef71c31f95c8c6bafd31bd18e385"/>
+    <w:bookmarkStart w:id="42" w:name="X700b251fcd1d2d576b9443c836010371c6ed7f7"/>
     <w:p>
       <w:pPr>
         <w:pStyle w:val="Heading3"/>
       </w:pPr>
       <w:r>
-        <w:t xml:space="preserve">4.5.4 Điều tiết bởi DAI — Không có ý nghĩa</w:t>
+        <w:t xml:space="preserve">4.5.4 Điều tiết bởi DAI, Không có ý nghĩa</w:t>
       </w:r>
     </w:p>
     <w:p>
@@ -3741,7 +3726,7 @@
         <w:t xml:space="preserve"> </w:t>
       </w:r>
       <w:r>
-        <w:t xml:space="preserve">(mô hình M2 — quadratic FSTS không có biến kiểm soát). Khi bổ sung đầy đủ biến kiểm soát, mẫu hồi quy giảm xuống</w:t>
+        <w:t xml:space="preserve">(mô hình M2, quadratic FSTS không có biến kiểm soát). Khi bổ sung đầy đủ biến kiểm soát, mẫu hồi quy giảm xuống</w:t>
       </w:r>
       <w:r>
         <w:t xml:space="preserve"> </w:t>
@@ -3764,7 +3749,7 @@
         <w:t xml:space="preserve"> </w:t>
       </w:r>
       <w:r>
-        <w:t xml:space="preserve">quan sát (M3–M5), phản ánh missing data trong biến sở hữu nước ngoài và tuổi doanh nghiệp ở các nền kinh tế nhỏ và sóng WBES sớm. Mô hình M5 với country fixed effects và year fixed effects — cấu hình mạnh nhất về kiểm soát phương sai không quan sát (</w:t>
+        <w:t xml:space="preserve">quan sát (M3–M5), phản ánh missing data trong biến sở hữu nước ngoài và tuổi doanh nghiệp ở các nền kinh tế nhỏ và sóng WBES sớm. Mô hình M5 với country fixed effects và year fixed effects, cấu hình mạnh nhất về kiểm soát phương sai không quan sát (</w:t>
       </w:r>
       <m:oMath>
         <m:sSup>
@@ -3800,7 +3785,7 @@
         </m:r>
       </m:oMath>
       <w:r>
-        <w:t xml:space="preserve">) — ước lượng turning point tổng thể (pooled):</w:t>
+        <w:t xml:space="preserve">), ước lượng turning point tổng thể (pooled):</w:t>
       </w:r>
     </w:p>
     <w:p>
@@ -3902,7 +3887,7 @@
         <w:pStyle w:val="FirstParagraph"/>
       </w:pPr>
       <w:r>
-        <w:t xml:space="preserve">Turning point dao động nhất quán trong dải hẹp 33,8–40,0% FSTS qua tất cả các đặc tả M2–M9, và được xác nhận lại trong mô hình điều tiết ba chiều đầy đủ M11 (</w:t>
+        <w:t xml:space="preserve">Turning point dao động nhất quán trong dải hẹp 33, 8–40, 0% FSTS qua tất cả các đặc tả M2–M9, và được xác nhận lại trong mô hình điều tiết ba chiều đầy đủ M11 (</w:t>
       </w:r>
       <m:oMath>
         <m:r>
@@ -4001,13 +3986,13 @@
       </w:r>
     </w:p>
     <w:bookmarkEnd w:id="44"/>
-    <w:bookmarkStart w:id="48" w:name="Xb1032e0e3de2851ef84ba79e46d037a1936fae6"/>
+    <w:bookmarkStart w:id="48" w:name="X5fdb9862e670cfaf7f1776b6d4e97941fda23a7"/>
     <w:p>
       <w:pPr>
         <w:pStyle w:val="Heading3"/>
       </w:pPr>
       <w:r>
-        <w:t xml:space="preserve">4.6.2 Gradient ICRV — Xác nhận H5</w:t>
+        <w:t xml:space="preserve">4.6.2 Gradient ICRV, Xác nhận H5</w:t>
       </w:r>
     </w:p>
     <w:p>
@@ -4111,7 +4096,7 @@
         <w:pStyle w:val="FirstParagraph"/>
       </w:pPr>
       <w:r>
-        <w:t xml:space="preserve">Gradient này nhất quán với dự đoán của Institutional Theory: trong môi trường thể chế mạnh (Nhóm I), doanh nghiệp hoàn thu chi phí quốc tế hóa tại mức FSTS thấp hơn, tức là đạt đỉnh hiệu quả sớm hơn. Ngược lại, tại các nền kinh tế thể chế yếu (Nhóm V–VI), doanh nghiệp cần mức độ quốc tế hóa cao hơn để bù đắp chi phí giao dịch và bất định thể chế, nên turning point xuất hiện muộn hơn — ở mức FSTS cao hơn.</w:t>
+        <w:t xml:space="preserve">Gradient này nhất quán với dự đoán của Institutional Theory: trong môi trường thể chế mạnh (Nhóm I), doanh nghiệp hoàn thu chi phí quốc tế hóa tại mức FSTS thấp hơn, tức là đạt đỉnh hiệu quả sớm hơn. Ngược lại, tại các nền kinh tế thể chế yếu (Nhóm V–VI), doanh nghiệp cần mức độ quốc tế hóa cao hơn để bù đắp chi phí giao dịch và bất định thể chế, nên turning point xuất hiện muộn hơn, ở mức FSTS cao hơn.</w:t>
       </w:r>
     </w:p>
     <w:p>
@@ -4203,7 +4188,7 @@
         </m:r>
       </m:oMath>
       <w:r>
-        <w:t xml:space="preserve">). Hai nguồn bằng chứng độc lập — meta-analytic và primary empirical — cùng chỉ ra gradient ICRV, tạo ra independent confirmation có giá trị.</w:t>
+        <w:t xml:space="preserve">). Hai nguồn bằng chứng độc lập, meta-analytic và primary empirical, cùng chỉ ra gradient ICRV, tạo ra independent confirmation có giá trị.</w:t>
       </w:r>
     </w:p>
     <w:p>
@@ -4213,7 +4198,7 @@
       <w:r>
         <w:drawing>
           <wp:inline>
-            <wp:extent cx="5753100" cy="3849196"/>
+            <wp:extent cx="5334000" cy="3568791"/>
             <wp:effectExtent b="0" l="0" r="0" t="0"/>
             <wp:docPr descr="Hình 4.x. Họ đường cong I–P phụ thuộc chế độ thể chế ICRV" title="" id="46" name="Picture"/>
             <a:graphic>
@@ -4234,7 +4219,7 @@
                   <pic:spPr bwMode="auto">
                     <a:xfrm>
                       <a:off x="0" y="0"/>
-                      <a:ext cx="5753100" cy="3849196"/>
+                      <a:ext cx="5334000" cy="3568791"/>
                     </a:xfrm>
                     <a:prstGeom prst="rect">
                       <a:avLst/>
@@ -4317,7 +4302,7 @@
         <w:t xml:space="preserve">TCI</w:t>
       </w:r>
       <w:r>
-        <w:t xml:space="preserve">: có ý nghĩa thống kê dương trên toàn mẫu — một đơn vị độ lệch chuẩn tăng TCI nâng năng suất lao động khoảng 41% (exp(0,344)−1). Tuy nhiên, các tương tác FSTS×TCI và FSTS²×TCI</w:t>
+        <w:t xml:space="preserve">: có ý nghĩa thống kê dương trên toàn mẫu, một đơn vị độ lệch chuẩn tăng TCI nâng năng suất lao động khoảng 41% (exp(0, 344)−1). Tuy nhiên, các tương tác FSTS×TCI và FSTS²×TCI</w:t>
       </w:r>
       <w:r>
         <w:t xml:space="preserve"> </w:t>
@@ -4365,7 +4350,7 @@
         <w:t xml:space="preserve">DAI</w:t>
       </w:r>
       <w:r>
-        <w:t xml:space="preserve">: có ý nghĩa thống kê toàn mẫu — hiệu ứng trực tiếp</w:t>
+        <w:t xml:space="preserve">: có ý nghĩa thống kê toàn mẫu, hiệu ứng trực tiếp</w:t>
       </w:r>
       <w:r>
         <w:t xml:space="preserve"> </w:t>
@@ -4655,7 +4640,7 @@
         </m:r>
       </m:oMath>
       <w:r>
-        <w:t xml:space="preserve">). Pattern âm rồi dương này cho thấy doanh nghiệp DAI cao có đường cong I–P phẳng hơn nhưng dịch lên — tổn thất hiệu suất ít hơn khi quốc tế hóa cao. Tương tác DAI×ICRV (</w:t>
+        <w:t xml:space="preserve">). Pattern âm rồi dương này cho thấy doanh nghiệp DAI cao có đường cong I–P phẳng hơn nhưng dịch lên, tổn thất hiệu suất ít hơn khi quốc tế hóa cao. Tương tác DAI×ICRV (</w:t>
       </w:r>
       <m:oMath>
         <m:r>
@@ -4690,13 +4675,13 @@
     </w:p>
     <w:bookmarkEnd w:id="49"/>
     <w:bookmarkEnd w:id="50"/>
-    <w:bookmarkStart w:id="54" w:name="X148edf673f29f3cdc512225d99b03a9e67e1c42"/>
+    <w:bookmarkStart w:id="54" w:name="X63c027abb5fe79073c31f23153cb58808345fe4"/>
     <w:p>
       <w:pPr>
         <w:pStyle w:val="Heading2"/>
       </w:pPr>
       <w:r>
-        <w:t xml:space="preserve">4.7 Kết quả trường hợp biên SIDS — Các nền kinh tế đảo nhỏ đang phát triển (P8)</w:t>
+        <w:t xml:space="preserve">4.7 Kết quả trường hợp biên SIDS, Các nền kinh tế đảo nhỏ đang phát triển (P8)</w:t>
       </w:r>
     </w:p>
     <w:bookmarkStart w:id="51" w:name="Xe52dd8a4967ed07d68452ad9b61fc702a699611"/>
@@ -4713,7 +4698,7 @@
         <w:pStyle w:val="FirstParagraph"/>
       </w:pPr>
       <w:r>
-        <w:t xml:space="preserve">Phân tích P8 tập trung vào chín quốc gia SIDS (Pacific Small Island Developing States — Nhóm VI) với tổng</w:t>
+        <w:t xml:space="preserve">Phân tích P8 tập trung vào chín quốc gia SIDS (Pacific Small Island Developing States, Nhóm VI) với tổng</w:t>
       </w:r>
       <w:r>
         <w:t xml:space="preserve"> </w:t>
@@ -4772,17 +4757,17 @@
         <w:t xml:space="preserve"> </w:t>
       </w:r>
       <w:r>
-        <w:t xml:space="preserve">(chiếm 12,7% mẫu). Tỷ lệ doanh thu xuất khẩu trung bình rất thấp: mean FSTS = 0,060 (6,0%).</w:t>
+        <w:t xml:space="preserve">(chiếm 12, 7% mẫu). Tỷ lệ doanh thu xuất khẩu trung bình rất thấp: mean FSTS = 0, 060 (6, 0%).</w:t>
       </w:r>
     </w:p>
     <w:bookmarkEnd w:id="51"/>
-    <w:bookmarkStart w:id="52" w:name="Xda8912ddf3b9c40c39597e70818ba6d2fa29362"/>
+    <w:bookmarkStart w:id="52" w:name="Xe2cdf43f23535c5150bde7c85922c7e2d469de0"/>
     <w:p>
       <w:pPr>
         <w:pStyle w:val="Heading3"/>
       </w:pPr>
       <w:r>
-        <w:t xml:space="preserve">4.7.2 Hiệu ứng âm đơn điệu — Forced Internationalization Penalty (FIP)</w:t>
+        <w:t xml:space="preserve">4.7.2 Hiệu ứng âm đơn điệu, Forced Internationalization Penalty (FIP)</w:t>
       </w:r>
     </w:p>
     <w:p>
@@ -4955,10 +4940,7 @@
         <w:t xml:space="preserve">thấp hơn</w:t>
       </w:r>
       <w:r>
-        <w:t xml:space="preserve"> </w:t>
-      </w:r>
-      <w:r>
-        <w:t xml:space="preserve">— quan hệ âm đơn điệu. Trong mẫu chỉ gồm doanh nghiệp xuất khẩu (exporters-only), hệ số âm còn mạnh hơn:</w:t>
+        <w:t xml:space="preserve">, quan hệ âm đơn điệu. Trong mẫu chỉ gồm doanh nghiệp xuất khẩu (exporters-only), hệ số âm còn mạnh hơn:</w:t>
       </w:r>
     </w:p>
     <w:p>
@@ -5146,7 +5128,7 @@
         <w:t xml:space="preserve"> </w:t>
       </w:r>
       <w:r>
-        <w:t xml:space="preserve">(monotone decline) — không có turning point trong phạm vi dữ liệu.</w:t>
+        <w:t xml:space="preserve">(monotone decline), không có turning point trong phạm vi dữ liệu.</w:t>
       </w:r>
     </w:p>
     <w:bookmarkEnd w:id="52"/>
@@ -5177,10 +5159,7 @@
         <w:t xml:space="preserve">Forced Internationalization Penalty (FIP)</w:t>
       </w:r>
       <w:r>
-        <w:t xml:space="preserve"> </w:t>
-      </w:r>
-      <w:r>
-        <w:t xml:space="preserve">— gánh nặng quốc tế hóa bắt buộc — một construct lý thuyết mới chưa có trong literature IB trước đây. Cơ chế giải thích gồm ba yếu tố cấu trúc đặc thù của SIDS: (1) thị trường nội địa quá nhỏ, buộc doanh nghiệp SIDS xuất khẩu không phải vì có lợi thế cạnh tranh mà vì nhu cầu nội địa không đủ để duy trì hoạt động; (2) chi phí hậu cần và tiếp cận thị trường cực cao do vị trí địa lý xa xôi và phân tán; và (3) thiếu hỗ trợ thể chế và năng lực xuất khẩu.</w:t>
+        <w:t xml:space="preserve">, gánh nặng quốc tế hóa bắt buộc, một construct lý thuyết mới chưa có trong literature IB trước đây. Cơ chế giải thích gồm ba yếu tố cấu trúc đặc thù của SIDS: (1) thị trường nội địa quá nhỏ, buộc doanh nghiệp SIDS xuất khẩu không phải vì có lợi thế cạnh tranh mà vì nhu cầu nội địa không đủ để duy trì hoạt động; (2) chi phí hậu cần và tiếp cận thị trường cực cao do vị trí địa lý xa xôi và phân tán; và (3) thiếu hỗ trợ thể chế và năng lực xuất khẩu.</w:t>
       </w:r>
     </w:p>
     <w:p>
@@ -5188,7 +5167,7 @@
         <w:pStyle w:val="BodyText"/>
       </w:pPr>
       <w:r>
-        <w:t xml:space="preserve">Kết quả FIP là đóng góp lý thuyết gốc của luận án — lần đầu tiên được ghi nhận và đặt tên trong literature internationalization–firm performance cho khu vực Thái Bình Dương.</w:t>
+        <w:t xml:space="preserve">Kết quả FIP là đóng góp lý thuyết gốc của luận án, lần đầu tiên được ghi nhận và đặt tên trong literature internationalization–firm performance cho khu vực Thái Bình Dương.</w:t>
       </w:r>
     </w:p>
     <w:p>
@@ -5371,7 +5350,7 @@
               <w:jc w:val="left"/>
             </w:pPr>
             <w:r>
-              <w:t xml:space="preserve">Xác nhận: DAI có level effect phổ quát (β=+0,155***) và cả hai curvature interactions có ý nghĩa trong P7 (49 nền kinh tế); DAI×ICRV p=.012 — "digital shield" mạnh nhất khi thể chế yếu; null tại Việt Nam (Tier-1 only) là kết quả tương thích do hạn chế đo lường</w:t>
+              <w:t xml:space="preserve">Xác nhận: DAI có level effect phổ quát (β=+0, 155***) và cả hai curvature interactions có ý nghĩa trong P7 (49 nền kinh tế); DAI×ICRV p=.012, "digital shield" mạnh nhất khi thể chế yếu; null tại Việt Nam (Tier-1 only) là kết quả tương thích do hạn chế đo lường</w:t>
             </w:r>
           </w:p>
         </w:tc>
@@ -5409,7 +5388,7 @@
               <w:jc w:val="left"/>
             </w:pPr>
             <w:r>
-              <w:t xml:space="preserve">Kết quả hỗn hợp — báo cáo trong P7 với top manager nữ β = +0,185***</w:t>
+              <w:t xml:space="preserve">Kết quả hỗn hợp, báo cáo trong P7 với top manager nữ β = +0, 185***</w:t>
             </w:r>
           </w:p>
         </w:tc>
@@ -5535,7 +5514,7 @@
               <w:t xml:space="preserve"> </w:t>
             </w:r>
             <w:r>
-              <w:t xml:space="preserve">= ,002) từ P6 MARA xác nhận dị biệt giữa chế độ; gradient định hướng (E1a/E1b) chưa xác nhận do</w:t>
+              <w:t xml:space="preserve">=, 002) từ P6 MARA xác nhận dị biệt giữa chế độ; gradient định hướng (E1a/E1b) chưa xác nhận do</w:t>
             </w:r>
             <w:r>
               <w:t xml:space="preserve"> </w:t>
@@ -5655,7 +5634,7 @@
               <w:jc w:val="left"/>
             </w:pPr>
             <w:r>
-              <w:t xml:space="preserve">H1b (FIP — SIDS boundary condition)</w:t>
+              <w:t xml:space="preserve">H1b (FIP, SIDS boundary condition)</w:t>
             </w:r>
           </w:p>
         </w:tc>
@@ -6122,10 +6101,7 @@
     </w:p>
     <w:bookmarkEnd w:id="57"/>
     <w:bookmarkEnd w:id="58"/>
-    <w:sectPr>
-      <w:pgSz w:h="16838" w:w="11906"/>
-      <w:pgMar w:bottom="1134" w:left="1701" w:right="1134" w:top="1134"/>
-    </w:sectPr>
+    <w:sectPr/>
   </w:body>
 </w:document>
 </file>
@@ -6343,59 +6319,29 @@
   <w:style w:default="1" w:styleId="Normal" w:type="paragraph">
     <w:name w:val="Normal"/>
     <w:qFormat/>
-    <w:pPr>
-      <w:spacing w:line="360" w:lineRule="auto"/>
-      <w:jc w:val="both"/>
-    </w:pPr>
-    <w:rPr>
-      <w:rFonts w:ascii="Times New Roman" w:eastAsia="Times New Roman" w:hAnsi="Times New Roman"/>
-      <w:color w:val="000000"/>
-      <w:sz w:val="26"/>
-    </w:rPr>
   </w:style>
   <w:style w:styleId="BodyText" w:type="paragraph">
     <w:name w:val="Body Text"/>
     <w:basedOn w:val="Normal"/>
     <w:link w:val="BodyTextChar"/>
     <w:pPr>
-      <w:spacing w:after="180" w:before="180" w:line="360" w:lineRule="auto"/>
-      <w:jc w:val="both"/>
+      <w:spacing w:after="180" w:before="180"/>
     </w:pPr>
     <w:qFormat/>
-    <w:rPr>
-      <w:rFonts w:ascii="Times New Roman" w:eastAsia="Times New Roman" w:hAnsi="Times New Roman"/>
-      <w:color w:val="000000"/>
-      <w:sz w:val="26"/>
-    </w:rPr>
   </w:style>
   <w:style w:customStyle="1" w:styleId="FirstParagraph" w:type="paragraph">
     <w:name w:val="First Paragraph"/>
     <w:basedOn w:val="BodyText"/>
     <w:next w:val="BodyText"/>
     <w:qFormat/>
-    <w:pPr>
-      <w:spacing w:line="360" w:lineRule="auto"/>
-      <w:jc w:val="both"/>
-    </w:pPr>
-    <w:rPr>
-      <w:rFonts w:ascii="Times New Roman" w:eastAsia="Times New Roman" w:hAnsi="Times New Roman"/>
-      <w:color w:val="000000"/>
-      <w:sz w:val="26"/>
-    </w:rPr>
   </w:style>
   <w:style w:customStyle="1" w:styleId="Compact" w:type="paragraph">
     <w:name w:val="Compact"/>
     <w:basedOn w:val="BodyText"/>
     <w:qFormat/>
     <w:pPr>
-      <w:spacing w:after="36" w:before="36" w:line="360" w:lineRule="auto"/>
-      <w:jc w:val="both"/>
+      <w:spacing w:after="36" w:before="36"/>
     </w:pPr>
-    <w:rPr>
-      <w:rFonts w:ascii="Times New Roman" w:eastAsia="Times New Roman" w:hAnsi="Times New Roman"/>
-      <w:color w:val="000000"/>
-      <w:sz w:val="26"/>
-    </w:rPr>
   </w:style>
   <w:style w:styleId="Title" w:type="paragraph">
     <w:name w:val="Title"/>
@@ -6405,15 +6351,15 @@
     <w:pPr>
       <w:keepNext/>
       <w:keepLines/>
-      <w:spacing w:after="240" w:before="480" w:line="360" w:lineRule="auto"/>
-      <w:jc w:val="both"/>
+      <w:spacing w:after="240" w:before="480"/>
+      <w:jc w:val="center"/>
     </w:pPr>
     <w:rPr>
-      <w:rFonts w:ascii="Times New Roman" w:asciiTheme="majorHAnsi" w:cstheme="majorBidi" w:eastAsia="Times New Roman" w:eastAsiaTheme="majorEastAsia" w:hAnsi="Times New Roman" w:hAnsiTheme="majorHAnsi"/>
+      <w:rFonts w:asciiTheme="majorHAnsi" w:cstheme="majorBidi" w:eastAsiaTheme="majorEastAsia" w:hAnsiTheme="majorHAnsi"/>
       <w:b/>
       <w:bCs/>
-      <w:color w:val="000000"/>
-      <w:sz w:val="26"/>
+      <w:color w:themeColor="accent1" w:themeShade="B5" w:val="345A8A"/>
+      <w:sz w:val="36"/>
       <w:szCs w:val="36"/>
     </w:rPr>
   </w:style>
@@ -6425,13 +6371,11 @@
     <w:pPr>
       <w:keepNext/>
       <w:keepLines/>
-      <w:spacing w:after="240" w:before="240" w:line="360" w:lineRule="auto"/>
-      <w:jc w:val="both"/>
+      <w:spacing w:after="240" w:before="240"/>
+      <w:jc w:val="center"/>
     </w:pPr>
     <w:rPr>
-      <w:rFonts w:ascii="Times New Roman" w:eastAsia="Times New Roman" w:hAnsi="Times New Roman"/>
-      <w:color w:val="000000"/>
-      <w:sz w:val="26"/>
+      <w:sz w:val="30"/>
       <w:szCs w:val="30"/>
     </w:rPr>
   </w:style>
@@ -6442,14 +6386,8 @@
     <w:pPr>
       <w:keepNext/>
       <w:keepLines/>
-      <w:spacing w:line="360" w:lineRule="auto"/>
-      <w:jc w:val="both"/>
+      <w:jc w:val="center"/>
     </w:pPr>
-    <w:rPr>
-      <w:rFonts w:ascii="Times New Roman" w:eastAsia="Times New Roman" w:hAnsi="Times New Roman"/>
-      <w:color w:val="000000"/>
-      <w:sz w:val="26"/>
-    </w:rPr>
   </w:style>
   <w:style w:styleId="Date" w:type="paragraph">
     <w:name w:val="Date"/>
@@ -6458,14 +6396,8 @@
     <w:pPr>
       <w:keepNext/>
       <w:keepLines/>
-      <w:spacing w:line="360" w:lineRule="auto"/>
-      <w:jc w:val="both"/>
+      <w:jc w:val="center"/>
     </w:pPr>
-    <w:rPr>
-      <w:rFonts w:ascii="Times New Roman" w:eastAsia="Times New Roman" w:hAnsi="Times New Roman"/>
-      <w:color w:val="000000"/>
-      <w:sz w:val="26"/>
-    </w:rPr>
   </w:style>
   <w:style w:customStyle="1" w:styleId="AbstractTitle" w:type="paragraph">
     <w:name w:val="Abstract Title"/>
@@ -6475,15 +6407,15 @@
     <w:pPr>
       <w:keepNext/>
       <w:keepLines/>
-      <w:jc w:val="both"/>
-      <w:spacing w:after="0" w:before="300" w:line="360" w:lineRule="auto"/>
+      <w:jc w:val="center"/>
+      <w:spacing w:after="0" w:before="300"/>
     </w:pPr>
     <w:rPr>
-      <w:color w:val="000000"/>
-      <w:sz w:val="26"/>
+      <w:sz w:val="20"/>
       <w:szCs w:val="20"/>
-      <w:rFonts w:ascii="Times New Roman" w:eastAsia="Times New Roman" w:hAnsi="Times New Roman"/>
       <w:b/>
+      <w:color w:val="345A8A"/>
+      &gt;
     </w:rPr>
   </w:style>
   <w:style w:customStyle="1" w:styleId="Abstract" w:type="paragraph">
@@ -6494,13 +6426,10 @@
     <w:pPr>
       <w:keepNext/>
       <w:keepLines/>
-      <w:spacing w:after="300" w:before="100" w:line="360" w:lineRule="auto"/>
-      <w:jc w:val="both"/>
+      <w:spacing w:after="300" w:before="100"/>
     </w:pPr>
     <w:rPr>
-      <w:rFonts w:ascii="Times New Roman" w:eastAsia="Times New Roman" w:hAnsi="Times New Roman"/>
-      <w:color w:val="000000"/>
-      <w:sz w:val="26"/>
+      <w:sz w:val="20"/>
       <w:szCs w:val="20"/>
     </w:rPr>
   </w:style>
@@ -6509,15 +6438,8 @@
     <w:basedOn w:val="Normal"/>
     <w:next w:val="Bibliography"/>
     <w:qFormat/>
-    <w:pPr>
-      <w:spacing w:line="360" w:lineRule="auto"/>
-      <w:jc w:val="both"/>
-    </w:pPr>
-    <w:rPr>
-      <w:rFonts w:ascii="Times New Roman" w:eastAsia="Times New Roman" w:hAnsi="Times New Roman"/>
-      <w:color w:val="000000"/>
-      <w:sz w:val="26"/>
-    </w:rPr>
+    <w:pPr/>
+    <w:rPr/>
   </w:style>
   <w:style w:styleId="Heading1" w:type="paragraph">
     <w:name w:val="Heading 1"/>
@@ -6528,16 +6450,15 @@
     <w:pPr>
       <w:keepNext/>
       <w:keepLines/>
-      <w:spacing w:after="0" w:before="480" w:line="360" w:lineRule="auto"/>
-      <w:jc w:val="both"/>
+      <w:spacing w:after="0" w:before="480"/>
       <w:outlineLvl w:val="0"/>
     </w:pPr>
     <w:rPr>
-      <w:rFonts w:ascii="Times New Roman" w:asciiTheme="majorHAnsi" w:cstheme="majorBidi" w:eastAsia="Times New Roman" w:eastAsiaTheme="majorEastAsia" w:hAnsi="Times New Roman" w:hAnsiTheme="majorHAnsi"/>
+      <w:rFonts w:asciiTheme="majorHAnsi" w:cstheme="majorBidi" w:eastAsiaTheme="majorEastAsia" w:hAnsiTheme="majorHAnsi"/>
       <w:b/>
       <w:bCs/>
-      <w:color w:val="000000"/>
-      <w:sz w:val="26"/>
+      <w:color w:themeColor="accent1" w:val="4F81BD"/>
+      <w:sz w:val="32"/>
       <w:szCs w:val="32"/>
     </w:rPr>
   </w:style>
@@ -6551,16 +6472,15 @@
     <w:pPr>
       <w:keepNext/>
       <w:keepLines/>
-      <w:spacing w:after="0" w:before="200" w:line="360" w:lineRule="auto"/>
-      <w:jc w:val="both"/>
+      <w:spacing w:after="0" w:before="200"/>
       <w:outlineLvl w:val="1"/>
     </w:pPr>
     <w:rPr>
-      <w:rFonts w:ascii="Times New Roman" w:asciiTheme="majorHAnsi" w:cstheme="majorBidi" w:eastAsia="Times New Roman" w:eastAsiaTheme="majorEastAsia" w:hAnsi="Times New Roman" w:hAnsiTheme="majorHAnsi"/>
+      <w:rFonts w:asciiTheme="majorHAnsi" w:cstheme="majorBidi" w:eastAsiaTheme="majorEastAsia" w:hAnsiTheme="majorHAnsi"/>
       <w:b/>
       <w:bCs/>
-      <w:color w:val="000000"/>
-      <w:sz w:val="26"/>
+      <w:color w:themeColor="accent1" w:val="4F81BD"/>
+      <w:sz w:val="28"/>
       <w:szCs w:val="28"/>
     </w:rPr>
   </w:style>
@@ -6574,16 +6494,15 @@
     <w:pPr>
       <w:keepNext/>
       <w:keepLines/>
-      <w:spacing w:after="0" w:before="200" w:line="360" w:lineRule="auto"/>
-      <w:jc w:val="both"/>
+      <w:spacing w:after="0" w:before="200"/>
       <w:outlineLvl w:val="2"/>
     </w:pPr>
     <w:rPr>
-      <w:rFonts w:ascii="Times New Roman" w:asciiTheme="majorHAnsi" w:cstheme="majorBidi" w:eastAsia="Times New Roman" w:eastAsiaTheme="majorEastAsia" w:hAnsi="Times New Roman" w:hAnsiTheme="majorHAnsi"/>
+      <w:rFonts w:asciiTheme="majorHAnsi" w:cstheme="majorBidi" w:eastAsiaTheme="majorEastAsia" w:hAnsiTheme="majorHAnsi"/>
       <w:b/>
       <w:bCs/>
-      <w:color w:val="000000"/>
-      <w:sz w:val="26"/>
+      <w:color w:themeColor="accent1" w:val="4F81BD"/>
+      <w:sz w:val="24"/>
       <w:szCs w:val="24"/>
     </w:rPr>
   </w:style>
@@ -6597,16 +6516,15 @@
     <w:pPr>
       <w:keepNext/>
       <w:keepLines/>
-      <w:spacing w:after="0" w:before="200" w:line="360" w:lineRule="auto"/>
-      <w:jc w:val="both"/>
+      <w:spacing w:after="0" w:before="200"/>
       <w:outlineLvl w:val="3"/>
     </w:pPr>
     <w:rPr>
-      <w:rFonts w:ascii="Times New Roman" w:asciiTheme="majorHAnsi" w:cstheme="majorBidi" w:eastAsia="Times New Roman" w:eastAsiaTheme="majorEastAsia" w:hAnsi="Times New Roman" w:hAnsiTheme="majorHAnsi"/>
+      <w:rFonts w:asciiTheme="majorHAnsi" w:cstheme="majorBidi" w:eastAsiaTheme="majorEastAsia" w:hAnsiTheme="majorHAnsi"/>
       <w:i/>
       <w:bCs/>
-      <w:color w:val="000000"/>
-      <w:sz w:val="26"/>
+      <w:color w:themeColor="accent1" w:val="4F81BD"/>
+      <w:sz w:val="24"/>
       <w:szCs w:val="24"/>
     </w:rPr>
   </w:style>
@@ -6620,15 +6538,14 @@
     <w:pPr>
       <w:keepNext/>
       <w:keepLines/>
-      <w:spacing w:after="0" w:before="200" w:line="360" w:lineRule="auto"/>
-      <w:jc w:val="both"/>
+      <w:spacing w:after="0" w:before="200"/>
       <w:outlineLvl w:val="4"/>
     </w:pPr>
     <w:rPr>
-      <w:rFonts w:ascii="Times New Roman" w:asciiTheme="majorHAnsi" w:cstheme="majorBidi" w:eastAsia="Times New Roman" w:eastAsiaTheme="majorEastAsia" w:hAnsi="Times New Roman" w:hAnsiTheme="majorHAnsi"/>
+      <w:rFonts w:asciiTheme="majorHAnsi" w:cstheme="majorBidi" w:eastAsiaTheme="majorEastAsia" w:hAnsiTheme="majorHAnsi"/>
       <w:iCs/>
-      <w:color w:val="000000"/>
-      <w:sz w:val="26"/>
+      <w:color w:themeColor="accent1" w:val="4F81BD"/>
+      <w:sz w:val="24"/>
       <w:szCs w:val="24"/>
     </w:rPr>
   </w:style>
@@ -6642,14 +6559,13 @@
     <w:pPr>
       <w:keepNext/>
       <w:keepLines/>
-      <w:spacing w:after="0" w:before="200" w:line="360" w:lineRule="auto"/>
-      <w:jc w:val="both"/>
+      <w:spacing w:after="0" w:before="200"/>
       <w:outlineLvl w:val="5"/>
     </w:pPr>
     <w:rPr>
-      <w:rFonts w:ascii="Times New Roman" w:asciiTheme="majorHAnsi" w:cstheme="majorBidi" w:eastAsia="Times New Roman" w:eastAsiaTheme="majorEastAsia" w:hAnsi="Times New Roman" w:hAnsiTheme="majorHAnsi"/>
-      <w:color w:val="000000"/>
-      <w:sz w:val="26"/>
+      <w:rFonts w:asciiTheme="majorHAnsi" w:cstheme="majorBidi" w:eastAsiaTheme="majorEastAsia" w:hAnsiTheme="majorHAnsi"/>
+      <w:color w:themeColor="accent1" w:val="4F81BD"/>
+      <w:sz w:val="24"/>
       <w:szCs w:val="24"/>
     </w:rPr>
   </w:style>
@@ -6663,14 +6579,13 @@
     <w:pPr>
       <w:keepNext/>
       <w:keepLines/>
-      <w:spacing w:after="0" w:before="200" w:line="360" w:lineRule="auto"/>
-      <w:jc w:val="both"/>
+      <w:spacing w:after="0" w:before="200"/>
       <w:outlineLvl w:val="6"/>
     </w:pPr>
     <w:rPr>
-      <w:rFonts w:ascii="Times New Roman" w:asciiTheme="majorHAnsi" w:cstheme="majorBidi" w:eastAsia="Times New Roman" w:eastAsiaTheme="majorEastAsia" w:hAnsi="Times New Roman" w:hAnsiTheme="majorHAnsi"/>
-      <w:color w:val="000000"/>
-      <w:sz w:val="26"/>
+      <w:rFonts w:asciiTheme="majorHAnsi" w:cstheme="majorBidi" w:eastAsiaTheme="majorEastAsia" w:hAnsiTheme="majorHAnsi"/>
+      <w:color w:themeColor="accent1" w:val="4F81BD"/>
+      <w:sz w:val="24"/>
       <w:szCs w:val="24"/>
     </w:rPr>
   </w:style>
@@ -6684,14 +6599,13 @@
     <w:pPr>
       <w:keepNext/>
       <w:keepLines/>
-      <w:spacing w:after="0" w:before="200" w:line="360" w:lineRule="auto"/>
-      <w:jc w:val="both"/>
+      <w:spacing w:after="0" w:before="200"/>
       <w:outlineLvl w:val="7"/>
     </w:pPr>
     <w:rPr>
-      <w:rFonts w:ascii="Times New Roman" w:asciiTheme="majorHAnsi" w:cstheme="majorBidi" w:eastAsia="Times New Roman" w:eastAsiaTheme="majorEastAsia" w:hAnsi="Times New Roman" w:hAnsiTheme="majorHAnsi"/>
-      <w:color w:val="000000"/>
-      <w:sz w:val="26"/>
+      <w:rFonts w:asciiTheme="majorHAnsi" w:cstheme="majorBidi" w:eastAsiaTheme="majorEastAsia" w:hAnsiTheme="majorHAnsi"/>
+      <w:color w:themeColor="accent1" w:val="4F81BD"/>
+      <w:sz w:val="24"/>
       <w:szCs w:val="24"/>
     </w:rPr>
   </w:style>
@@ -6705,14 +6619,13 @@
     <w:pPr>
       <w:keepNext/>
       <w:keepLines/>
-      <w:spacing w:after="0" w:before="200" w:line="360" w:lineRule="auto"/>
-      <w:jc w:val="both"/>
+      <w:spacing w:after="0" w:before="200"/>
       <w:outlineLvl w:val="8"/>
     </w:pPr>
     <w:rPr>
-      <w:rFonts w:ascii="Times New Roman" w:asciiTheme="majorHAnsi" w:cstheme="majorBidi" w:eastAsia="Times New Roman" w:eastAsiaTheme="majorEastAsia" w:hAnsi="Times New Roman" w:hAnsiTheme="majorHAnsi"/>
-      <w:color w:val="000000"/>
-      <w:sz w:val="26"/>
+      <w:rFonts w:asciiTheme="majorHAnsi" w:cstheme="majorBidi" w:eastAsiaTheme="majorEastAsia" w:hAnsiTheme="majorHAnsi"/>
+      <w:color w:themeColor="accent1" w:val="4F81BD"/>
+      <w:sz w:val="24"/>
       <w:szCs w:val="24"/>
     </w:rPr>
   </w:style>
@@ -6724,15 +6637,9 @@
     <w:unhideWhenUsed/>
     <w:qFormat/>
     <w:pPr>
-      <w:spacing w:after="100" w:before="100" w:line="360" w:lineRule="auto"/>
+      <w:spacing w:after="100" w:before="100"/>
       <w:ind w:firstLine="0" w:left="480" w:right="480"/>
-      <w:jc w:val="both"/>
     </w:pPr>
-    <w:rPr>
-      <w:rFonts w:ascii="Times New Roman" w:eastAsia="Times New Roman" w:hAnsi="Times New Roman"/>
-      <w:color w:val="000000"/>
-      <w:sz w:val="26"/>
-    </w:rPr>
   </w:style>
   <w:style w:styleId="FootnoteText" w:type="paragraph">
     <w:name w:val="Footnote Text"/>
@@ -6741,25 +6648,11 @@
     <w:uiPriority w:val="9"/>
     <w:unhideWhenUsed/>
     <w:qFormat/>
-    <w:pPr>
-      <w:spacing w:line="360" w:lineRule="auto"/>
-      <w:jc w:val="both"/>
-    </w:pPr>
-    <w:rPr>
-      <w:rFonts w:ascii="Times New Roman" w:eastAsia="Times New Roman" w:hAnsi="Times New Roman"/>
-      <w:color w:val="000000"/>
-      <w:sz w:val="26"/>
-    </w:rPr>
   </w:style>
   <w:style w:default="1" w:styleId="DefaultParagraphFont" w:type="character">
     <w:name w:val="Default Paragraph Font"/>
     <w:semiHidden/>
     <w:unhideWhenUsed/>
-    <w:rPr>
-      <w:rFonts w:ascii="Times New Roman" w:eastAsia="Times New Roman" w:hAnsi="Times New Roman"/>
-      <w:color w:val="000000"/>
-      <w:sz w:val="26"/>
-    </w:rPr>
   </w:style>
   <w:style w:default="1" w:styleId="Table" w:type="table">
     <w:name w:val="Table"/>
@@ -6767,15 +6660,6 @@
     <w:semiHidden/>
     <w:unhideWhenUsed/>
     <w:qFormat/>
-    <w:pPr>
-      <w:spacing w:line="360" w:lineRule="auto"/>
-      <w:jc w:val="both"/>
-    </w:pPr>
-    <w:rPr>
-      <w:rFonts w:ascii="Times New Roman" w:eastAsia="Times New Roman" w:hAnsi="Times New Roman"/>
-      <w:color w:val="000000"/>
-      <w:sz w:val="26"/>
-    </w:rPr>
     <w:tblPr>
       <w:tblInd w:type="dxa" w:w="0"/>
       <w:tblCellMar>
@@ -6808,42 +6692,25 @@
     <w:pPr>
       <w:keepNext/>
       <w:keepLines/>
-      <w:spacing w:after="0" w:line="360" w:lineRule="auto"/>
-      <w:jc w:val="both"/>
+      <w:spacing w:after="0"/>
     </w:pPr>
     <w:rPr>
-      <w:rFonts w:ascii="Times New Roman" w:eastAsia="Times New Roman" w:hAnsi="Times New Roman"/>
       <w:b/>
-      <w:color w:val="000000"/>
-      <w:sz w:val="26"/>
     </w:rPr>
   </w:style>
   <w:style w:customStyle="1" w:styleId="Definition" w:type="paragraph">
     <w:name w:val="Definition"/>
     <w:basedOn w:val="Normal"/>
-    <w:pPr>
-      <w:spacing w:line="360" w:lineRule="auto"/>
-      <w:jc w:val="both"/>
-    </w:pPr>
-    <w:rPr>
-      <w:rFonts w:ascii="Times New Roman" w:eastAsia="Times New Roman" w:hAnsi="Times New Roman"/>
-      <w:color w:val="000000"/>
-      <w:sz w:val="26"/>
-    </w:rPr>
   </w:style>
   <w:style w:styleId="Caption" w:type="paragraph">
     <w:name w:val="Caption"/>
     <w:basedOn w:val="Normal"/>
     <w:link w:val="BodyTextChar"/>
     <w:pPr>
-      <w:spacing w:after="120" w:before="0" w:line="360" w:lineRule="auto"/>
-      <w:jc w:val="both"/>
+      <w:spacing w:after="120" w:before="0"/>
     </w:pPr>
     <w:rPr>
-      <w:rFonts w:ascii="Times New Roman" w:eastAsia="Times New Roman" w:hAnsi="Times New Roman"/>
       <w:i/>
-      <w:color w:val="000000"/>
-      <w:sz w:val="26"/>
     </w:rPr>
   </w:style>
   <w:style w:customStyle="1" w:styleId="TableCaption" w:type="paragraph">
@@ -6851,90 +6718,44 @@
     <w:basedOn w:val="Caption"/>
     <w:pPr>
       <w:keepNext/>
-      <w:spacing w:line="360" w:lineRule="auto"/>
-      <w:jc w:val="both"/>
     </w:pPr>
-    <w:rPr>
-      <w:rFonts w:ascii="Times New Roman" w:eastAsia="Times New Roman" w:hAnsi="Times New Roman"/>
-      <w:color w:val="000000"/>
-      <w:sz w:val="26"/>
-    </w:rPr>
   </w:style>
   <w:style w:customStyle="1" w:styleId="ImageCaption" w:type="paragraph">
     <w:name w:val="Image Caption"/>
     <w:basedOn w:val="Caption"/>
-    <w:pPr>
-      <w:spacing w:line="360" w:lineRule="auto"/>
-      <w:jc w:val="both"/>
-    </w:pPr>
-    <w:rPr>
-      <w:rFonts w:ascii="Times New Roman" w:eastAsia="Times New Roman" w:hAnsi="Times New Roman"/>
-      <w:color w:val="000000"/>
-      <w:sz w:val="26"/>
-    </w:rPr>
   </w:style>
   <w:style w:customStyle="1" w:styleId="Figure" w:type="paragraph">
     <w:name w:val="Figure"/>
     <w:basedOn w:val="Normal"/>
-    <w:pPr>
-      <w:spacing w:line="360" w:lineRule="auto"/>
-      <w:jc w:val="both"/>
-    </w:pPr>
-    <w:rPr>
-      <w:rFonts w:ascii="Times New Roman" w:eastAsia="Times New Roman" w:hAnsi="Times New Roman"/>
-      <w:color w:val="000000"/>
-      <w:sz w:val="26"/>
-    </w:rPr>
   </w:style>
   <w:style w:customStyle="1" w:styleId="CaptionedFigure" w:type="paragraph">
     <w:name w:val="Captioned Figure"/>
     <w:basedOn w:val="Figure"/>
     <w:pPr>
       <w:keepNext/>
-      <w:spacing w:line="360" w:lineRule="auto"/>
-      <w:jc w:val="both"/>
     </w:pPr>
-    <w:rPr>
-      <w:rFonts w:ascii="Times New Roman" w:eastAsia="Times New Roman" w:hAnsi="Times New Roman"/>
-      <w:color w:val="000000"/>
-      <w:sz w:val="26"/>
-    </w:rPr>
   </w:style>
   <w:style w:customStyle="1" w:styleId="BodyTextChar" w:type="character">
     <w:name w:val="Body Text Char"/>
     <w:basedOn w:val="DefaultParagraphFont"/>
     <w:link w:val="BodyText"/>
-    <w:rPr>
-      <w:rFonts w:ascii="Times New Roman" w:eastAsia="Times New Roman" w:hAnsi="Times New Roman"/>
-      <w:color w:val="000000"/>
-      <w:sz w:val="26"/>
-    </w:rPr>
   </w:style>
   <w:style w:customStyle="1" w:styleId="VerbatimChar" w:type="character">
     <w:name w:val="Verbatim Char"/>
     <w:basedOn w:val="BodyTextChar"/>
     <w:rPr>
-      <w:rFonts w:ascii="Times New Roman" w:eastAsia="Times New Roman" w:hAnsi="Times New Roman"/>
-      <w:color w:val="000000"/>
-      <w:sz w:val="26"/>
+      <w:rFonts w:ascii="Consolas" w:hAnsi="Consolas"/>
+      <w:sz w:val="22"/>
     </w:rPr>
   </w:style>
   <w:style w:customStyle="1" w:styleId="SectionNumber" w:type="character">
     <w:name w:val="Section Number"/>
     <w:basedOn w:val="BodyTextChar"/>
-    <w:rPr>
-      <w:rFonts w:ascii="Times New Roman" w:eastAsia="Times New Roman" w:hAnsi="Times New Roman"/>
-      <w:color w:val="000000"/>
-      <w:sz w:val="26"/>
-    </w:rPr>
   </w:style>
   <w:style w:styleId="FootnoteReference" w:type="character">
     <w:name w:val="Footnote Reference"/>
     <w:basedOn w:val="BodyTextChar"/>
     <w:rPr>
-      <w:rFonts w:ascii="Times New Roman" w:eastAsia="Times New Roman" w:hAnsi="Times New Roman"/>
-      <w:color w:val="000000"/>
-      <w:sz w:val="26"/>
       <w:vertAlign w:val="superscript"/>
     </w:rPr>
   </w:style>
@@ -6942,9 +6763,7 @@
     <w:name w:val="Hyperlink"/>
     <w:basedOn w:val="BodyTextChar"/>
     <w:rPr>
-      <w:rFonts w:ascii="Times New Roman" w:eastAsia="Times New Roman" w:hAnsi="Times New Roman"/>
-      <w:color w:val="000000"/>
-      <w:sz w:val="26"/>
+      <w:color w:themeColor="accent1" w:val="4F81BD"/>
     </w:rPr>
   </w:style>
   <w:style w:styleId="TOCHeading" w:type="paragraph">
@@ -6955,16 +6774,14 @@
     <w:unhideWhenUsed/>
     <w:qFormat/>
     <w:pPr>
-      <w:spacing w:before="240" w:line="360" w:lineRule="auto"/>
-      <w:jc w:val="both"/>
+      <w:spacing w:before="240" w:line="259" w:lineRule="auto"/>
       <w:outlineLvl w:val="9"/>
     </w:pPr>
     <w:rPr>
-      <w:rFonts w:ascii="Times New Roman" w:asciiTheme="majorHAnsi" w:cstheme="majorBidi" w:eastAsia="Times New Roman" w:eastAsiaTheme="majorEastAsia" w:hAnsi="Times New Roman" w:hAnsiTheme="majorHAnsi"/>
+      <w:rFonts w:asciiTheme="majorHAnsi" w:cstheme="majorBidi" w:eastAsiaTheme="majorEastAsia" w:hAnsiTheme="majorHAnsi"/>
       <w:b w:val="0"/>
       <w:bCs w:val="0"/>
-      <w:color w:val="000000"/>
-      <w:sz w:val="26"/>
+      <w:color w:themeColor="accent1" w:themeShade="BF" w:val="365F91"/>
     </w:rPr>
   </w:style>
   <w:style w:type="paragraph" w:customStyle="1" w:styleId="SourceCode">

--- a/dist/luan_an_ctu/chuong_4_ket_qua_vi.docx
+++ b/dist/luan_an_ctu/chuong_4_ket_qua_vi.docx
@@ -32,7 +32,7 @@
         <w:pStyle w:val="FirstParagraph"/>
       </w:pPr>
       <w:r>
-        <w:t xml:space="preserve">Chương 4 trình bày toàn bộ kết quả nghiên cứu của luận án theo logic đi từ bức tranh thực trạng mô tả (§4.1) đến bằng chứng tổng hợp ở cấp meta-analytic (§4.2), sau đó đến bằng chứng quốc gia cụ thể và cuối cùng là kiểm định toàn mẫu đa quốc gia. Cấu trúc trình bày gồm tám phần chính, bắt đầu bằng thực trạng quốc tế hóa và hiệu quả hoạt động kinh doanh tại châu Á theo các phân nhóm con thể chế ICRV, tiếp theo là: (ii) kết quả meta-analysis ba tầng (P6); (iii) bối cảnh thể chế tiên tiến, đổi mới tại Singapore (P4); (iv) bối cảnh thể chế trung bình cao tại Trung Quốc (P5); (v) bối cảnh chuyển đổi bậc thấp, trung tại Việt Nam (P3); (vi) kiểm định toàn mẫu châu Á đa bối cảnh (P7); (vii) trường hợp biên là các nền kinh tế đảo nhỏ đang phát triển ở Thái Bình Dương (P8); và (viii) tổng hợp kết quả theo hệ giả thuyết.</w:t>
+        <w:t xml:space="preserve">Chương 4 trình bày toàn bộ kết quả nghiên cứu của luận án theo logic đi từ bức tranh thực trạng mô tả (§4.1) đến bằng chứng tổng hợp ở cấp meta-analytic (§4.2), sau đó đến bằng chứng quốc gia cụ thể và cuối cùng là kiểm định toàn mẫu đa quốc gia. Cấu trúc trình bày gồm tám phần chính, bắt đầu bằng thực trạng quốc tế hóa và hiệu quả hoạt động kinh doanh tại châu Á theo các phân nhóm con thể chế ICRV, tiếp theo là: (ii) kết quả meta-analysis ba tầng (P6); (iii) bối cảnh thể chế tiên tiến—đổi mới tại Singapore (P4); (iv) bối cảnh thể chế trung bình cao tại Trung Quốc (P5); (v) bối cảnh chuyển đổi bậc thấp—trung tại Việt Nam (P3); (vi) kiểm định toàn mẫu châu Á đa bối cảnh (P7); (vii) trường hợp biên là các nền kinh tế đảo nhỏ đang phát triển ở Thái Bình Dương (P8); và (viii) tổng hợp kết quả theo hệ giả thuyết.</w:t>
       </w:r>
     </w:p>
     <w:p>
@@ -66,7 +66,7 @@
         <w:pStyle w:val="FirstParagraph"/>
       </w:pPr>
       <w:r>
-        <w:t xml:space="preserve">Phân tích mô tả trên pool 91.982 doanh nghiệp từ 49 nền kinh tế châu Á và Thái Bình Dương trong giai đoạn 2003–2025 cho thấy bức tranh hiệu quả hoạt động kinh doanh có sự phân tán lớn và không hội tụ. Năng suất lao động, đo bằng ln(doanh thu/lao động), có độ lệch chuẩn dao động từ 0, 49 (Advanced tài nguyên dẫn dắt) đến 1, 36 (Frontier), với tỷ số P90/P10 tăng đơn điệu theo chiều từ nhóm thể chế cao đến nhóm thể chế thấp.</w:t>
+        <w:t xml:space="preserve">Phân tích mô tả trên pool 91.982 doanh nghiệp từ 49 nền kinh tế châu Á và Thái Bình Dương trong giai đoạn 2003–2025 cho thấy bức tranh hiệu quả hoạt động kinh doanh có sự phân tán lớn và không hội tụ. Năng suất lao động — đo bằng ln(doanh thu/lao động) — có độ lệch chuẩn dao động từ 0,49 (Advanced tài nguyên dẫn dắt) đến 1,36 (Frontier), với tỷ số P90/P10 tăng đơn điệu theo chiều từ nhóm thể chế cao đến nhóm thể chế thấp.</w:t>
       </w:r>
     </w:p>
     <w:p>
@@ -192,7 +192,7 @@
               <w:jc w:val="left"/>
             </w:pPr>
             <w:r>
-              <w:t xml:space="preserve">Nhóm I, Advanced đổi mới (SG, HK, KOR, TWN, ISR)</w:t>
+              <w:t xml:space="preserve">Nhóm I — Advanced đổi mới (SG, HK, KOR, TWN, ISR)</w:t>
             </w:r>
           </w:p>
         </w:tc>
@@ -220,43 +220,43 @@
                 <w:bCs/>
                 <w:b/>
               </w:rPr>
-              <w:t xml:space="preserve">1, 03</w:t>
-            </w:r>
-          </w:p>
-        </w:tc>
-        <w:tc>
-          <w:tcPr/>
-          <w:p>
-            <w:pPr>
-              <w:pStyle w:val="Compact"/>
-              <w:jc w:val="left"/>
-            </w:pPr>
-            <w:r>
-              <w:t xml:space="preserve">10, 2</w:t>
-            </w:r>
-          </w:p>
-        </w:tc>
-        <w:tc>
-          <w:tcPr/>
-          <w:p>
-            <w:pPr>
-              <w:pStyle w:val="Compact"/>
-              <w:jc w:val="left"/>
-            </w:pPr>
-            <w:r>
-              <w:t xml:space="preserve">23, 0</w:t>
-            </w:r>
-          </w:p>
-        </w:tc>
-        <w:tc>
-          <w:tcPr/>
-          <w:p>
-            <w:pPr>
-              <w:pStyle w:val="Compact"/>
-              <w:jc w:val="left"/>
-            </w:pPr>
-            <w:r>
-              <w:t xml:space="preserve">11, 1</w:t>
+              <w:t xml:space="preserve">1,03</w:t>
+            </w:r>
+          </w:p>
+        </w:tc>
+        <w:tc>
+          <w:tcPr/>
+          <w:p>
+            <w:pPr>
+              <w:pStyle w:val="Compact"/>
+              <w:jc w:val="left"/>
+            </w:pPr>
+            <w:r>
+              <w:t xml:space="preserve">10,2</w:t>
+            </w:r>
+          </w:p>
+        </w:tc>
+        <w:tc>
+          <w:tcPr/>
+          <w:p>
+            <w:pPr>
+              <w:pStyle w:val="Compact"/>
+              <w:jc w:val="left"/>
+            </w:pPr>
+            <w:r>
+              <w:t xml:space="preserve">23,0</w:t>
+            </w:r>
+          </w:p>
+        </w:tc>
+        <w:tc>
+          <w:tcPr/>
+          <w:p>
+            <w:pPr>
+              <w:pStyle w:val="Compact"/>
+              <w:jc w:val="left"/>
+            </w:pPr>
+            <w:r>
+              <w:t xml:space="preserve">11,1</w:t>
             </w:r>
           </w:p>
         </w:tc>
@@ -270,7 +270,7 @@
               <w:jc w:val="left"/>
             </w:pPr>
             <w:r>
-              <w:t xml:space="preserve">Nhóm II, Advanced tài nguyên (GCC)</w:t>
+              <w:t xml:space="preserve">Nhóm II — Advanced tài nguyên (GCC)</w:t>
             </w:r>
           </w:p>
         </w:tc>
@@ -298,7 +298,7 @@
                 <w:bCs/>
                 <w:b/>
               </w:rPr>
-              <w:t xml:space="preserve">0, 49</w:t>
+              <w:t xml:space="preserve">0,49</w:t>
             </w:r>
           </w:p>
         </w:tc>
@@ -334,7 +334,7 @@
               <w:jc w:val="left"/>
             </w:pPr>
             <w:r>
-              <w:t xml:space="preserve">,</w:t>
+              <w:t xml:space="preserve">—</w:t>
             </w:r>
           </w:p>
         </w:tc>
@@ -348,7 +348,7 @@
               <w:jc w:val="left"/>
             </w:pPr>
             <w:r>
-              <w:t xml:space="preserve">Nhóm III, Upper-middle (CHN, MYS, THA, KAZ...)</w:t>
+              <w:t xml:space="preserve">Nhóm III — Upper-middle (CHN, MYS, THA, KAZ...)</w:t>
             </w:r>
           </w:p>
         </w:tc>
@@ -372,43 +372,43 @@
               <w:jc w:val="left"/>
             </w:pPr>
             <w:r>
-              <w:t xml:space="preserve">1, 29</w:t>
-            </w:r>
-          </w:p>
-        </w:tc>
-        <w:tc>
-          <w:tcPr/>
-          <w:p>
-            <w:pPr>
-              <w:pStyle w:val="Compact"/>
-              <w:jc w:val="left"/>
-            </w:pPr>
-            <w:r>
-              <w:t xml:space="preserve">10, 3</w:t>
-            </w:r>
-          </w:p>
-        </w:tc>
-        <w:tc>
-          <w:tcPr/>
-          <w:p>
-            <w:pPr>
-              <w:pStyle w:val="Compact"/>
-              <w:jc w:val="left"/>
-            </w:pPr>
-            <w:r>
-              <w:t xml:space="preserve">21, 7</w:t>
-            </w:r>
-          </w:p>
-        </w:tc>
-        <w:tc>
-          <w:tcPr/>
-          <w:p>
-            <w:pPr>
-              <w:pStyle w:val="Compact"/>
-              <w:jc w:val="left"/>
-            </w:pPr>
-            <w:r>
-              <w:t xml:space="preserve">8, 4</w:t>
+              <w:t xml:space="preserve">1,29</w:t>
+            </w:r>
+          </w:p>
+        </w:tc>
+        <w:tc>
+          <w:tcPr/>
+          <w:p>
+            <w:pPr>
+              <w:pStyle w:val="Compact"/>
+              <w:jc w:val="left"/>
+            </w:pPr>
+            <w:r>
+              <w:t xml:space="preserve">10,3</w:t>
+            </w:r>
+          </w:p>
+        </w:tc>
+        <w:tc>
+          <w:tcPr/>
+          <w:p>
+            <w:pPr>
+              <w:pStyle w:val="Compact"/>
+              <w:jc w:val="left"/>
+            </w:pPr>
+            <w:r>
+              <w:t xml:space="preserve">21,7</w:t>
+            </w:r>
+          </w:p>
+        </w:tc>
+        <w:tc>
+          <w:tcPr/>
+          <w:p>
+            <w:pPr>
+              <w:pStyle w:val="Compact"/>
+              <w:jc w:val="left"/>
+            </w:pPr>
+            <w:r>
+              <w:t xml:space="preserve">8,4</w:t>
             </w:r>
           </w:p>
         </w:tc>
@@ -422,7 +422,7 @@
               <w:jc w:val="left"/>
             </w:pPr>
             <w:r>
-              <w:t xml:space="preserve">Nhóm IV, Emerging (VNM, IDN, PHL, IND...)</w:t>
+              <w:t xml:space="preserve">Nhóm IV — Emerging (VNM, IDN, PHL, IND...)</w:t>
             </w:r>
           </w:p>
         </w:tc>
@@ -446,43 +446,43 @@
               <w:jc w:val="left"/>
             </w:pPr>
             <w:r>
-              <w:t xml:space="preserve">1, 24</w:t>
-            </w:r>
-          </w:p>
-        </w:tc>
-        <w:tc>
-          <w:tcPr/>
-          <w:p>
-            <w:pPr>
-              <w:pStyle w:val="Compact"/>
-              <w:jc w:val="left"/>
-            </w:pPr>
-            <w:r>
-              <w:t xml:space="preserve">8, 6</w:t>
-            </w:r>
-          </w:p>
-        </w:tc>
-        <w:tc>
-          <w:tcPr/>
-          <w:p>
-            <w:pPr>
-              <w:pStyle w:val="Compact"/>
-              <w:jc w:val="left"/>
-            </w:pPr>
-            <w:r>
-              <w:t xml:space="preserve">15, 5</w:t>
-            </w:r>
-          </w:p>
-        </w:tc>
-        <w:tc>
-          <w:tcPr/>
-          <w:p>
-            <w:pPr>
-              <w:pStyle w:val="Compact"/>
-              <w:jc w:val="left"/>
-            </w:pPr>
-            <w:r>
-              <w:t xml:space="preserve">4, 7</w:t>
+              <w:t xml:space="preserve">1,24</w:t>
+            </w:r>
+          </w:p>
+        </w:tc>
+        <w:tc>
+          <w:tcPr/>
+          <w:p>
+            <w:pPr>
+              <w:pStyle w:val="Compact"/>
+              <w:jc w:val="left"/>
+            </w:pPr>
+            <w:r>
+              <w:t xml:space="preserve">8,6</w:t>
+            </w:r>
+          </w:p>
+        </w:tc>
+        <w:tc>
+          <w:tcPr/>
+          <w:p>
+            <w:pPr>
+              <w:pStyle w:val="Compact"/>
+              <w:jc w:val="left"/>
+            </w:pPr>
+            <w:r>
+              <w:t xml:space="preserve">15,5</w:t>
+            </w:r>
+          </w:p>
+        </w:tc>
+        <w:tc>
+          <w:tcPr/>
+          <w:p>
+            <w:pPr>
+              <w:pStyle w:val="Compact"/>
+              <w:jc w:val="left"/>
+            </w:pPr>
+            <w:r>
+              <w:t xml:space="preserve">4,7</w:t>
             </w:r>
           </w:p>
         </w:tc>
@@ -496,7 +496,7 @@
               <w:jc w:val="left"/>
             </w:pPr>
             <w:r>
-              <w:t xml:space="preserve">Nhóm V, Frontier (BGD, PAK, LAO, KHM...)</w:t>
+              <w:t xml:space="preserve">Nhóm V — Frontier (BGD, PAK, LAO, KHM...)</w:t>
             </w:r>
           </w:p>
         </w:tc>
@@ -520,43 +520,43 @@
               <w:jc w:val="left"/>
             </w:pPr>
             <w:r>
-              <w:t xml:space="preserve">1, 36</w:t>
-            </w:r>
-          </w:p>
-        </w:tc>
-        <w:tc>
-          <w:tcPr/>
-          <w:p>
-            <w:pPr>
-              <w:pStyle w:val="Compact"/>
-              <w:jc w:val="left"/>
-            </w:pPr>
-            <w:r>
-              <w:t xml:space="preserve">10, 1</w:t>
-            </w:r>
-          </w:p>
-        </w:tc>
-        <w:tc>
-          <w:tcPr/>
-          <w:p>
-            <w:pPr>
-              <w:pStyle w:val="Compact"/>
-              <w:jc w:val="left"/>
-            </w:pPr>
-            <w:r>
-              <w:t xml:space="preserve">16, 6</w:t>
-            </w:r>
-          </w:p>
-        </w:tc>
-        <w:tc>
-          <w:tcPr/>
-          <w:p>
-            <w:pPr>
-              <w:pStyle w:val="Compact"/>
-              <w:jc w:val="left"/>
-            </w:pPr>
-            <w:r>
-              <w:t xml:space="preserve">5, 9</w:t>
+              <w:t xml:space="preserve">1,36</w:t>
+            </w:r>
+          </w:p>
+        </w:tc>
+        <w:tc>
+          <w:tcPr/>
+          <w:p>
+            <w:pPr>
+              <w:pStyle w:val="Compact"/>
+              <w:jc w:val="left"/>
+            </w:pPr>
+            <w:r>
+              <w:t xml:space="preserve">10,1</w:t>
+            </w:r>
+          </w:p>
+        </w:tc>
+        <w:tc>
+          <w:tcPr/>
+          <w:p>
+            <w:pPr>
+              <w:pStyle w:val="Compact"/>
+              <w:jc w:val="left"/>
+            </w:pPr>
+            <w:r>
+              <w:t xml:space="preserve">16,6</w:t>
+            </w:r>
+          </w:p>
+        </w:tc>
+        <w:tc>
+          <w:tcPr/>
+          <w:p>
+            <w:pPr>
+              <w:pStyle w:val="Compact"/>
+              <w:jc w:val="left"/>
+            </w:pPr>
+            <w:r>
+              <w:t xml:space="preserve">5,9</w:t>
             </w:r>
           </w:p>
         </w:tc>
@@ -570,7 +570,7 @@
               <w:jc w:val="left"/>
             </w:pPr>
             <w:r>
-              <w:t xml:space="preserve">Nhóm VI, SIDS (FJI, PNG, SLB...)</w:t>
+              <w:t xml:space="preserve">Nhóm VI — SIDS (FJI, PNG, SLB...)</w:t>
             </w:r>
           </w:p>
         </w:tc>
@@ -594,43 +594,43 @@
               <w:jc w:val="left"/>
             </w:pPr>
             <w:r>
-              <w:t xml:space="preserve">1, 32</w:t>
-            </w:r>
-          </w:p>
-        </w:tc>
-        <w:tc>
-          <w:tcPr/>
-          <w:p>
-            <w:pPr>
-              <w:pStyle w:val="Compact"/>
-              <w:jc w:val="left"/>
-            </w:pPr>
-            <w:r>
-              <w:t xml:space="preserve">6, 3</w:t>
-            </w:r>
-          </w:p>
-        </w:tc>
-        <w:tc>
-          <w:tcPr/>
-          <w:p>
-            <w:pPr>
-              <w:pStyle w:val="Compact"/>
-              <w:jc w:val="left"/>
-            </w:pPr>
-            <w:r>
-              <w:t xml:space="preserve">16, 3</w:t>
-            </w:r>
-          </w:p>
-        </w:tc>
-        <w:tc>
-          <w:tcPr/>
-          <w:p>
-            <w:pPr>
-              <w:pStyle w:val="Compact"/>
-              <w:jc w:val="left"/>
-            </w:pPr>
-            <w:r>
-              <w:t xml:space="preserve">23, 5</w:t>
+              <w:t xml:space="preserve">1,32</w:t>
+            </w:r>
+          </w:p>
+        </w:tc>
+        <w:tc>
+          <w:tcPr/>
+          <w:p>
+            <w:pPr>
+              <w:pStyle w:val="Compact"/>
+              <w:jc w:val="left"/>
+            </w:pPr>
+            <w:r>
+              <w:t xml:space="preserve">6,3</w:t>
+            </w:r>
+          </w:p>
+        </w:tc>
+        <w:tc>
+          <w:tcPr/>
+          <w:p>
+            <w:pPr>
+              <w:pStyle w:val="Compact"/>
+              <w:jc w:val="left"/>
+            </w:pPr>
+            <w:r>
+              <w:t xml:space="preserve">16,3</w:t>
+            </w:r>
+          </w:p>
+        </w:tc>
+        <w:tc>
+          <w:tcPr/>
+          <w:p>
+            <w:pPr>
+              <w:pStyle w:val="Compact"/>
+              <w:jc w:val="left"/>
+            </w:pPr>
+            <w:r>
+              <w:t xml:space="preserve">23,5</w:t>
             </w:r>
           </w:p>
         </w:tc>
@@ -676,43 +676,43 @@
               <w:jc w:val="left"/>
             </w:pPr>
             <w:r>
-              <w:t xml:space="preserve">,</w:t>
-            </w:r>
-          </w:p>
-        </w:tc>
-        <w:tc>
-          <w:tcPr/>
-          <w:p>
-            <w:pPr>
-              <w:pStyle w:val="Compact"/>
-              <w:jc w:val="left"/>
-            </w:pPr>
-            <w:r>
-              <w:t xml:space="preserve">,</w:t>
-            </w:r>
-          </w:p>
-        </w:tc>
-        <w:tc>
-          <w:tcPr/>
-          <w:p>
-            <w:pPr>
-              <w:pStyle w:val="Compact"/>
-              <w:jc w:val="left"/>
-            </w:pPr>
-            <w:r>
-              <w:t xml:space="preserve">,</w:t>
-            </w:r>
-          </w:p>
-        </w:tc>
-        <w:tc>
-          <w:tcPr/>
-          <w:p>
-            <w:pPr>
-              <w:pStyle w:val="Compact"/>
-              <w:jc w:val="left"/>
-            </w:pPr>
-            <w:r>
-              <w:t xml:space="preserve">,</w:t>
+              <w:t xml:space="preserve">—</w:t>
+            </w:r>
+          </w:p>
+        </w:tc>
+        <w:tc>
+          <w:tcPr/>
+          <w:p>
+            <w:pPr>
+              <w:pStyle w:val="Compact"/>
+              <w:jc w:val="left"/>
+            </w:pPr>
+            <w:r>
+              <w:t xml:space="preserve">—</w:t>
+            </w:r>
+          </w:p>
+        </w:tc>
+        <w:tc>
+          <w:tcPr/>
+          <w:p>
+            <w:pPr>
+              <w:pStyle w:val="Compact"/>
+              <w:jc w:val="left"/>
+            </w:pPr>
+            <w:r>
+              <w:t xml:space="preserve">—</w:t>
+            </w:r>
+          </w:p>
+        </w:tc>
+        <w:tc>
+          <w:tcPr/>
+          <w:p>
+            <w:pPr>
+              <w:pStyle w:val="Compact"/>
+              <w:jc w:val="left"/>
+            </w:pPr>
+            <w:r>
+              <w:t xml:space="preserve">—</w:t>
             </w:r>
           </w:p>
         </w:tc>
@@ -747,17 +747,17 @@
         <w:pStyle w:val="BodyText"/>
       </w:pPr>
       <w:r>
-        <w:t xml:space="preserve">Phát hiện quan trọng nhất từ thực trạng mô tả là sự phân biệt nội bộ trong nhóm Advanced: tỷ số phân tán giữa nhóm đổi mới sáng tạo dẫn dắt (Singapore, Hàn Quốc, Đài Loan, sd ≈ 1, 03) và nhóm tài nguyên dẫn dắt (Saudi Arabia, Qatar, Kuwait, sd ≈ 0, 49) xấp xỉ 2, 1 lần, phản ánh hai cơ chế tăng trưởng và phân phối hoàn toàn khác nhau. Phân nhóm con tài nguyên dẫn dắt có độ phân tán năng suất thấp nhất toàn bộ pool, biểu hiện của kinh tế nhà nước tô (rentier economy) nơi phân phối lại từ xuất khẩu dầu mỏ thu hẹp khoảng cách năng suất giữa doanh nghiệp, nhưng không nhất thiết phản ánh hiệu quả doanh nghiệp đáng kể. Điều này gợi ý rằng việc gộp hai loại Advanced vào một nhóm duy nhất (như các nghiên cứu trước thường làm) sẽ che khuất cơ chế quan trọng này.</w:t>
+        <w:t xml:space="preserve">Phát hiện quan trọng nhất từ thực trạng mô tả là sự phân biệt nội bộ trong nhóm Advanced: tỷ số phân tán giữa nhóm đổi mới sáng tạo dẫn dắt (Singapore, Hàn Quốc, Đài Loan — sd ≈ 1,03) và nhóm tài nguyên dẫn dắt (Saudi Arabia, Qatar, Kuwait — sd ≈ 0,49) xấp xỉ 2,1 lần, phản ánh hai cơ chế tăng trưởng và phân phối hoàn toàn khác nhau. Phân nhóm con tài nguyên dẫn dắt có độ phân tán năng suất thấp nhất toàn bộ pool — biểu hiện của kinh tế nhà nước tô (rentier economy) nơi phân phối lại từ xuất khẩu dầu mỏ thu hẹp khoảng cách năng suất giữa doanh nghiệp, nhưng không nhất thiết phản ánh hiệu quả doanh nghiệp đáng kể. Điều này gợi ý rằng việc gộp hai loại Advanced vào một nhóm duy nhất (như các nghiên cứu trước thường làm) sẽ che khuất cơ chế quan trọng này.</w:t>
       </w:r>
     </w:p>
     <w:bookmarkEnd w:id="21"/>
-    <w:bookmarkStart w:id="22" w:name="X5d3466187510031b2f9edbae396df25939a1a4c"/>
+    <w:bookmarkStart w:id="22" w:name="X41765b9ba7c4d5303f63bdb143f647f62623bb9"/>
     <w:p>
       <w:pPr>
         <w:pStyle w:val="Heading3"/>
       </w:pPr>
       <w:r>
-        <w:t xml:space="preserve">4.1.2 Thực trạng quốc tế hóa, phân cực tham gia xuất khẩu</w:t>
+        <w:t xml:space="preserve">4.1.2 Thực trạng quốc tế hóa — phân cực tham gia xuất khẩu</w:t>
       </w:r>
     </w:p>
     <w:p>
@@ -765,7 +765,7 @@
         <w:pStyle w:val="FirstParagraph"/>
       </w:pPr>
       <w:r>
-        <w:t xml:space="preserve">Trung vị FSTS bằng 0% trong tất cả các phân nhóm, chỉ 15–23% doanh nghiệp tham gia xuất khẩu tùy theo bối cảnh. Phân phối FSTS có dạng phân cực mạnh: đại đa số không xuất khẩu, trong khi một thiểu số nhỏ có tỷ lệ xuất khẩu rất cao. Phân cực này đặt ra vấn đề phương pháp quan trọng cho nghiên cứu I–P: kết quả hồi quy trên toàn mẫu bị kéo bởi hành vi của thiểu số xuất khẩu tích cực.</w:t>
+        <w:t xml:space="preserve">Trung vị FSTS bằng 0% trong tất cả các phân nhóm — chỉ 15–23% doanh nghiệp tham gia xuất khẩu tùy theo bối cảnh. Phân phối FSTS có dạng phân cực mạnh: đại đa số không xuất khẩu, trong khi một thiểu số nhỏ có tỷ lệ xuất khẩu rất cao. Phân cực này đặt ra vấn đề phương pháp quan trọng cho nghiên cứu I–P: kết quả hồi quy trên toàn mẫu bị kéo bởi hành vi của thiểu số xuất khẩu tích cực.</w:t>
       </w:r>
     </w:p>
     <w:p>
@@ -773,7 +773,7 @@
         <w:pStyle w:val="BodyText"/>
       </w:pPr>
       <w:r>
-        <w:t xml:space="preserve">Cường độ quốc tế hóa (FSTS trung bình, tính trên toàn mẫu gồm cả doanh nghiệp không xuất khẩu) dao động từ 6, 3% (SIDS) đến 10, 3% (Upper-middle), với mức trung bình khu vực khoảng 8, 8%. Điều đáng chú ý là Upper-middle và Advanced có cùng FSTS trung bình (~10%) nhưng cơ chế xuất khẩu hoàn toàn khác: Advanced chủ yếu dịch vụ và hàng hóa hàm lượng tri thức cao; Upper-middle chủ yếu sản xuất theo chuỗi giá trị toàn cầu với biên lợi nhuận khác nhau.</w:t>
+        <w:t xml:space="preserve">Cường độ quốc tế hóa (FSTS trung bình, tính trên toàn mẫu gồm cả doanh nghiệp không xuất khẩu) dao động từ 6,3% (SIDS) đến 10,3% (Upper-middle), với mức trung bình khu vực khoảng 8,8%. Điều đáng chú ý là Upper-middle và Advanced có cùng FSTS trung bình (~10%) nhưng cơ chế xuất khẩu hoàn toàn khác: Advanced chủ yếu dịch vụ và hàng hóa hàm lượng tri thức cao; Upper-middle chủ yếu sản xuất theo chuỗi giá trị toàn cầu với biên lợi nhuận khác nhau.</w:t>
       </w:r>
     </w:p>
     <w:bookmarkEnd w:id="22"/>
@@ -929,55 +929,55 @@
               <w:jc w:val="left"/>
             </w:pPr>
             <w:r>
-              <w:t xml:space="preserve">22, 3</w:t>
-            </w:r>
-          </w:p>
-        </w:tc>
-        <w:tc>
-          <w:tcPr/>
-          <w:p>
-            <w:pPr>
-              <w:pStyle w:val="Compact"/>
-              <w:jc w:val="left"/>
-            </w:pPr>
-            <w:r>
-              <w:t xml:space="preserve">52, 3</w:t>
-            </w:r>
-          </w:p>
-        </w:tc>
-        <w:tc>
-          <w:tcPr/>
-          <w:p>
-            <w:pPr>
-              <w:pStyle w:val="Compact"/>
-              <w:jc w:val="left"/>
-            </w:pPr>
-            <w:r>
-              <w:t xml:space="preserve">16, 7</w:t>
-            </w:r>
-          </w:p>
-        </w:tc>
-        <w:tc>
-          <w:tcPr/>
-          <w:p>
-            <w:pPr>
-              <w:pStyle w:val="Compact"/>
-              <w:jc w:val="left"/>
-            </w:pPr>
-            <w:r>
-              <w:t xml:space="preserve">29, 9</w:t>
-            </w:r>
-          </w:p>
-        </w:tc>
-        <w:tc>
-          <w:tcPr/>
-          <w:p>
-            <w:pPr>
-              <w:pStyle w:val="Compact"/>
-              <w:jc w:val="left"/>
-            </w:pPr>
-            <w:r>
-              <w:t xml:space="preserve">59, 3</w:t>
+              <w:t xml:space="preserve">22,3</w:t>
+            </w:r>
+          </w:p>
+        </w:tc>
+        <w:tc>
+          <w:tcPr/>
+          <w:p>
+            <w:pPr>
+              <w:pStyle w:val="Compact"/>
+              <w:jc w:val="left"/>
+            </w:pPr>
+            <w:r>
+              <w:t xml:space="preserve">52,3</w:t>
+            </w:r>
+          </w:p>
+        </w:tc>
+        <w:tc>
+          <w:tcPr/>
+          <w:p>
+            <w:pPr>
+              <w:pStyle w:val="Compact"/>
+              <w:jc w:val="left"/>
+            </w:pPr>
+            <w:r>
+              <w:t xml:space="preserve">16,7</w:t>
+            </w:r>
+          </w:p>
+        </w:tc>
+        <w:tc>
+          <w:tcPr/>
+          <w:p>
+            <w:pPr>
+              <w:pStyle w:val="Compact"/>
+              <w:jc w:val="left"/>
+            </w:pPr>
+            <w:r>
+              <w:t xml:space="preserve">29,9</w:t>
+            </w:r>
+          </w:p>
+        </w:tc>
+        <w:tc>
+          <w:tcPr/>
+          <w:p>
+            <w:pPr>
+              <w:pStyle w:val="Compact"/>
+              <w:jc w:val="left"/>
+            </w:pPr>
+            <w:r>
+              <w:t xml:space="preserve">59,3</w:t>
             </w:r>
           </w:p>
         </w:tc>
@@ -1003,55 +1003,55 @@
               <w:jc w:val="left"/>
             </w:pPr>
             <w:r>
-              <w:t xml:space="preserve">26, 7</w:t>
-            </w:r>
-          </w:p>
-        </w:tc>
-        <w:tc>
-          <w:tcPr/>
-          <w:p>
-            <w:pPr>
-              <w:pStyle w:val="Compact"/>
-              <w:jc w:val="left"/>
-            </w:pPr>
-            <w:r>
-              <w:t xml:space="preserve">71, 7</w:t>
-            </w:r>
-          </w:p>
-        </w:tc>
-        <w:tc>
-          <w:tcPr/>
-          <w:p>
-            <w:pPr>
-              <w:pStyle w:val="Compact"/>
-              <w:jc w:val="left"/>
-            </w:pPr>
-            <w:r>
-              <w:t xml:space="preserve">21, 0</w:t>
-            </w:r>
-          </w:p>
-        </w:tc>
-        <w:tc>
-          <w:tcPr/>
-          <w:p>
-            <w:pPr>
-              <w:pStyle w:val="Compact"/>
-              <w:jc w:val="left"/>
-            </w:pPr>
-            <w:r>
-              <w:t xml:space="preserve">31, 4</w:t>
-            </w:r>
-          </w:p>
-        </w:tc>
-        <w:tc>
-          <w:tcPr/>
-          <w:p>
-            <w:pPr>
-              <w:pStyle w:val="Compact"/>
-              <w:jc w:val="left"/>
-            </w:pPr>
-            <w:r>
-              <w:t xml:space="preserve">56, 9</w:t>
+              <w:t xml:space="preserve">26,7</w:t>
+            </w:r>
+          </w:p>
+        </w:tc>
+        <w:tc>
+          <w:tcPr/>
+          <w:p>
+            <w:pPr>
+              <w:pStyle w:val="Compact"/>
+              <w:jc w:val="left"/>
+            </w:pPr>
+            <w:r>
+              <w:t xml:space="preserve">71,7</w:t>
+            </w:r>
+          </w:p>
+        </w:tc>
+        <w:tc>
+          <w:tcPr/>
+          <w:p>
+            <w:pPr>
+              <w:pStyle w:val="Compact"/>
+              <w:jc w:val="left"/>
+            </w:pPr>
+            <w:r>
+              <w:t xml:space="preserve">21,0</w:t>
+            </w:r>
+          </w:p>
+        </w:tc>
+        <w:tc>
+          <w:tcPr/>
+          <w:p>
+            <w:pPr>
+              <w:pStyle w:val="Compact"/>
+              <w:jc w:val="left"/>
+            </w:pPr>
+            <w:r>
+              <w:t xml:space="preserve">31,4</w:t>
+            </w:r>
+          </w:p>
+        </w:tc>
+        <w:tc>
+          <w:tcPr/>
+          <w:p>
+            <w:pPr>
+              <w:pStyle w:val="Compact"/>
+              <w:jc w:val="left"/>
+            </w:pPr>
+            <w:r>
+              <w:t xml:space="preserve">56,9</w:t>
             </w:r>
           </w:p>
         </w:tc>
@@ -1077,55 +1077,55 @@
               <w:jc w:val="left"/>
             </w:pPr>
             <w:r>
-              <w:t xml:space="preserve">17, 5</w:t>
-            </w:r>
-          </w:p>
-        </w:tc>
-        <w:tc>
-          <w:tcPr/>
-          <w:p>
-            <w:pPr>
-              <w:pStyle w:val="Compact"/>
-              <w:jc w:val="left"/>
-            </w:pPr>
-            <w:r>
-              <w:t xml:space="preserve">65, 2</w:t>
-            </w:r>
-          </w:p>
-        </w:tc>
-        <w:tc>
-          <w:tcPr/>
-          <w:p>
-            <w:pPr>
-              <w:pStyle w:val="Compact"/>
-              <w:jc w:val="left"/>
-            </w:pPr>
-            <w:r>
-              <w:t xml:space="preserve">16, 4</w:t>
-            </w:r>
-          </w:p>
-        </w:tc>
-        <w:tc>
-          <w:tcPr/>
-          <w:p>
-            <w:pPr>
-              <w:pStyle w:val="Compact"/>
-              <w:jc w:val="left"/>
-            </w:pPr>
-            <w:r>
-              <w:t xml:space="preserve">24, 9</w:t>
-            </w:r>
-          </w:p>
-        </w:tc>
-        <w:tc>
-          <w:tcPr/>
-          <w:p>
-            <w:pPr>
-              <w:pStyle w:val="Compact"/>
-              <w:jc w:val="left"/>
-            </w:pPr>
-            <w:r>
-              <w:t xml:space="preserve">49, 2</w:t>
+              <w:t xml:space="preserve">17,5</w:t>
+            </w:r>
+          </w:p>
+        </w:tc>
+        <w:tc>
+          <w:tcPr/>
+          <w:p>
+            <w:pPr>
+              <w:pStyle w:val="Compact"/>
+              <w:jc w:val="left"/>
+            </w:pPr>
+            <w:r>
+              <w:t xml:space="preserve">65,2</w:t>
+            </w:r>
+          </w:p>
+        </w:tc>
+        <w:tc>
+          <w:tcPr/>
+          <w:p>
+            <w:pPr>
+              <w:pStyle w:val="Compact"/>
+              <w:jc w:val="left"/>
+            </w:pPr>
+            <w:r>
+              <w:t xml:space="preserve">16,4</w:t>
+            </w:r>
+          </w:p>
+        </w:tc>
+        <w:tc>
+          <w:tcPr/>
+          <w:p>
+            <w:pPr>
+              <w:pStyle w:val="Compact"/>
+              <w:jc w:val="left"/>
+            </w:pPr>
+            <w:r>
+              <w:t xml:space="preserve">24,9</w:t>
+            </w:r>
+          </w:p>
+        </w:tc>
+        <w:tc>
+          <w:tcPr/>
+          <w:p>
+            <w:pPr>
+              <w:pStyle w:val="Compact"/>
+              <w:jc w:val="left"/>
+            </w:pPr>
+            <w:r>
+              <w:t xml:space="preserve">49,2</w:t>
             </w:r>
           </w:p>
         </w:tc>
@@ -1151,55 +1151,55 @@
               <w:jc w:val="left"/>
             </w:pPr>
             <w:r>
-              <w:t xml:space="preserve">23, 1</w:t>
-            </w:r>
-          </w:p>
-        </w:tc>
-        <w:tc>
-          <w:tcPr/>
-          <w:p>
-            <w:pPr>
-              <w:pStyle w:val="Compact"/>
-              <w:jc w:val="left"/>
-            </w:pPr>
-            <w:r>
-              <w:t xml:space="preserve">68, 9</w:t>
-            </w:r>
-          </w:p>
-        </w:tc>
-        <w:tc>
-          <w:tcPr/>
-          <w:p>
-            <w:pPr>
-              <w:pStyle w:val="Compact"/>
-              <w:jc w:val="left"/>
-            </w:pPr>
-            <w:r>
-              <w:t xml:space="preserve">14, 2</w:t>
-            </w:r>
-          </w:p>
-        </w:tc>
-        <w:tc>
-          <w:tcPr/>
-          <w:p>
-            <w:pPr>
-              <w:pStyle w:val="Compact"/>
-              <w:jc w:val="left"/>
-            </w:pPr>
-            <w:r>
-              <w:t xml:space="preserve">20, 7</w:t>
-            </w:r>
-          </w:p>
-        </w:tc>
-        <w:tc>
-          <w:tcPr/>
-          <w:p>
-            <w:pPr>
-              <w:pStyle w:val="Compact"/>
-              <w:jc w:val="left"/>
-            </w:pPr>
-            <w:r>
-              <w:t xml:space="preserve">38, 0</w:t>
+              <w:t xml:space="preserve">23,1</w:t>
+            </w:r>
+          </w:p>
+        </w:tc>
+        <w:tc>
+          <w:tcPr/>
+          <w:p>
+            <w:pPr>
+              <w:pStyle w:val="Compact"/>
+              <w:jc w:val="left"/>
+            </w:pPr>
+            <w:r>
+              <w:t xml:space="preserve">68,9</w:t>
+            </w:r>
+          </w:p>
+        </w:tc>
+        <w:tc>
+          <w:tcPr/>
+          <w:p>
+            <w:pPr>
+              <w:pStyle w:val="Compact"/>
+              <w:jc w:val="left"/>
+            </w:pPr>
+            <w:r>
+              <w:t xml:space="preserve">14,2</w:t>
+            </w:r>
+          </w:p>
+        </w:tc>
+        <w:tc>
+          <w:tcPr/>
+          <w:p>
+            <w:pPr>
+              <w:pStyle w:val="Compact"/>
+              <w:jc w:val="left"/>
+            </w:pPr>
+            <w:r>
+              <w:t xml:space="preserve">20,7</w:t>
+            </w:r>
+          </w:p>
+        </w:tc>
+        <w:tc>
+          <w:tcPr/>
+          <w:p>
+            <w:pPr>
+              <w:pStyle w:val="Compact"/>
+              <w:jc w:val="left"/>
+            </w:pPr>
+            <w:r>
+              <w:t xml:space="preserve">38,0</w:t>
             </w:r>
           </w:p>
         </w:tc>
@@ -1229,43 +1229,43 @@
                 <w:bCs/>
                 <w:b/>
               </w:rPr>
-              <w:t xml:space="preserve">41, 5</w:t>
-            </w:r>
-          </w:p>
-        </w:tc>
-        <w:tc>
-          <w:tcPr/>
-          <w:p>
-            <w:pPr>
-              <w:pStyle w:val="Compact"/>
-              <w:jc w:val="left"/>
-            </w:pPr>
-            <w:r>
-              <w:t xml:space="preserve">65, 1</w:t>
-            </w:r>
-          </w:p>
-        </w:tc>
-        <w:tc>
-          <w:tcPr/>
-          <w:p>
-            <w:pPr>
-              <w:pStyle w:val="Compact"/>
-              <w:jc w:val="left"/>
-            </w:pPr>
-            <w:r>
-              <w:t xml:space="preserve">11, 8</w:t>
-            </w:r>
-          </w:p>
-        </w:tc>
-        <w:tc>
-          <w:tcPr/>
-          <w:p>
-            <w:pPr>
-              <w:pStyle w:val="Compact"/>
-              <w:jc w:val="left"/>
-            </w:pPr>
-            <w:r>
-              <w:t xml:space="preserve">16, 5</w:t>
+              <w:t xml:space="preserve">41,5</w:t>
+            </w:r>
+          </w:p>
+        </w:tc>
+        <w:tc>
+          <w:tcPr/>
+          <w:p>
+            <w:pPr>
+              <w:pStyle w:val="Compact"/>
+              <w:jc w:val="left"/>
+            </w:pPr>
+            <w:r>
+              <w:t xml:space="preserve">65,1</w:t>
+            </w:r>
+          </w:p>
+        </w:tc>
+        <w:tc>
+          <w:tcPr/>
+          <w:p>
+            <w:pPr>
+              <w:pStyle w:val="Compact"/>
+              <w:jc w:val="left"/>
+            </w:pPr>
+            <w:r>
+              <w:t xml:space="preserve">11,8</w:t>
+            </w:r>
+          </w:p>
+        </w:tc>
+        <w:tc>
+          <w:tcPr/>
+          <w:p>
+            <w:pPr>
+              <w:pStyle w:val="Compact"/>
+              <w:jc w:val="left"/>
+            </w:pPr>
+            <w:r>
+              <w:t xml:space="preserve">16,5</w:t>
             </w:r>
           </w:p>
         </w:tc>
@@ -1281,7 +1281,7 @@
                 <w:bCs/>
                 <w:b/>
               </w:rPr>
-              <w:t xml:space="preserve">58, 9</w:t>
+              <w:t xml:space="preserve">58,9</w:t>
             </w:r>
           </w:p>
         </w:tc>
@@ -1304,7 +1304,7 @@
         <w:pStyle w:val="BodyText"/>
       </w:pPr>
       <w:r>
-        <w:t xml:space="preserve">Phát hiện đáng chú ý là pattern "nhảy vọt số" (digital leapfrogging) ở SIDS: tỷ lệ website 58, 9% vượt cả nhóm Emerging (49, 2%) dù GNI thấp hơn đáng kể, phản ánh thực tế rằng số hóa bề mặt (website) ở SIDS là công cụ sinh tồn chứ không phải công cụ tối ưu hóa hiệu quả. Kết quả này cũng hỗ trợ lập luận lý thuyết về sự phân biệt giữa DAI (chấp nhận số bề mặt) và TCI (năng lực công nghệ chiều sâu): SIDS có DAI cao nhưng TCI thấp nhất, và đây là nhóm duy nhất có quan hệ I–P âm đơn điệu.</w:t>
+        <w:t xml:space="preserve">Phát hiện đáng chú ý là pattern "nhảy vọt số" (digital leapfrogging) ở SIDS: tỷ lệ website 58,9% vượt cả nhóm Emerging (49,2%) dù GNI thấp hơn đáng kể — phản ánh thực tế rằng số hóa bề mặt (website) ở SIDS là công cụ sinh tồn chứ không phải công cụ tối ưu hóa hiệu quả. Kết quả này cũng hỗ trợ lập luận lý thuyết về sự phân biệt giữa DAI (chấp nhận số bề mặt) và TCI (năng lực công nghệ chiều sâu): SIDS có DAI cao nhưng TCI thấp nhất, và đây là nhóm duy nhất có quan hệ I–P âm đơn điệu.</w:t>
       </w:r>
     </w:p>
     <w:p>
@@ -1312,7 +1312,7 @@
         <w:pStyle w:val="BodyText"/>
       </w:pPr>
       <w:r>
-        <w:t xml:space="preserve">Hiện tượng tương quan âm giữa DAI Tier-1 và năng suất trong nhóm Advanced (-0, 129) là ảo ảnh thống kê do bão hòa Tier-1: hầu hết doanh nghiệp Advanced đã có website từ lâu, khiến biến nhị phân này không còn phân biệt được doanh nghiệp hiệu quả và kém hiệu quả trong nhóm đó. Khi loại trừ doanh nghiệp ICT, hệ số âm biến mất, xác nhận đây là vấn đề đo lường chứ không phải quan hệ nhân quả thực.</w:t>
+        <w:t xml:space="preserve">Hiện tượng tương quan âm giữa DAI Tier-1 và năng suất trong nhóm Advanced (-0,129) là ảo ảnh thống kê do bão hòa Tier-1: hầu hết doanh nghiệp Advanced đã có website từ lâu, khiến biến nhị phân này không còn phân biệt được doanh nghiệp hiệu quả và kém hiệu quả trong nhóm đó. Khi loại trừ doanh nghiệp ICT, hệ số âm biến mất — xác nhận đây là vấn đề đo lường chứ không phải quan hệ nhân quả thực.</w:t>
       </w:r>
     </w:p>
     <w:bookmarkEnd w:id="23"/>
@@ -1330,7 +1330,7 @@
         <w:pStyle w:val="FirstParagraph"/>
       </w:pPr>
       <w:r>
-        <w:t xml:space="preserve">Phân tích thực trạng xác định bốn rào cản cấu trúc phổ biến nhất ảnh hưởng đến khả năng quốc tế hóa và hiệu quả doanh nghiệp tại châu Á: (i) tiếp cận tài chính hạn chế, đặc biệt nghiêm trọng ở Frontier và Emerging; (ii) thiếu hụt lao động có kỹ năng; (iii) cạnh tranh từ doanh nghiệp phi chính thức; và (iv) nguồn cung điện không đáng tin cậy. Bốn rào cản này hình thành "institutional voids" (Khanna &amp; Palepu, 2010) tạo ra chi phí giao dịch bổ sung cho doanh nghiệp khi mở rộng hoạt động ra ngoài biên giới. Sự hiện diện đồng thời của nhiều voids tại Frontier và SIDS giải thích tại sao quan hệ I–P ở các nhóm này yếu hoặc âm.</w:t>
+        <w:t xml:space="preserve">Phân tích thực trạng xác định bốn rào cản cấu trúc phổ biến nhất ảnh hưởng đến khả năng quốc tế hóa và hiệu quả doanh nghiệp tại châu Á: (i) tiếp cận tài chính hạn chế — đặc biệt nghiêm trọng ở Frontier và Emerging; (ii) thiếu hụt lao động có kỹ năng; (iii) cạnh tranh từ doanh nghiệp phi chính thức; và (iv) nguồn cung điện không đáng tin cậy. Bốn rào cản này hình thành "institutional voids" (Khanna &amp; Palepu, 2010) tạo ra chi phí giao dịch bổ sung cho doanh nghiệp khi mở rộng hoạt động ra ngoài biên giới. Sự hiện diện đồng thời của nhiều voids tại Frontier và SIDS giải thích tại sao quan hệ I–P ở các nhóm này yếu hoặc âm.</w:t>
       </w:r>
     </w:p>
     <w:p>
@@ -1342,13 +1342,13 @@
     </w:p>
     <w:bookmarkEnd w:id="24"/>
     <w:bookmarkEnd w:id="25"/>
-    <w:bookmarkStart w:id="30" w:name="X7707459848574cc95d39c91fb822ad70a51bc31"/>
+    <w:bookmarkStart w:id="30" w:name="X765431cc2ba8ea17b9f26c144a52de84c0b8508"/>
     <w:p>
       <w:pPr>
         <w:pStyle w:val="Heading2"/>
       </w:pPr>
       <w:r>
-        <w:t xml:space="preserve">4.2 Kết quả tổng hợp định lượng, Meta-analysis ba tầng (P6)</w:t>
+        <w:t xml:space="preserve">4.2 Kết quả tổng hợp định lượng — Meta-analysis ba tầng (P6)</w:t>
       </w:r>
     </w:p>
     <w:bookmarkStart w:id="26" w:name="Xff5979a63504f14407b0d85f43a6c8324938958"/>
@@ -1365,7 +1365,7 @@
         <w:pStyle w:val="FirstParagraph"/>
       </w:pPr>
       <w:r>
-        <w:t xml:space="preserve">Phân tích meta-analytic tổng hợp ba tầng (three-level multilevel meta-analysis, MARA) được tiến hành trên tập dữ liệu gồm</w:t>
+        <w:t xml:space="preserve">Phân tích meta-analytic tổng hợp ba tầng (three-level multilevel meta-analysis — MARA) được tiến hành trên tập dữ liệu gồm</w:t>
       </w:r>
       <w:r>
         <w:t xml:space="preserve"> </w:t>
@@ -1491,7 +1491,10 @@
         </m:r>
       </m:oMath>
       <w:r>
-        <w:t xml:space="preserve">, sự hội tụ này tạo ra bằng chứng chéo vững chắc khi mở rộng pool lên gần gấp đôi số nghiên cứu.</w:t>
+        <w:t xml:space="preserve"> </w:t>
+      </w:r>
+      <w:r>
+        <w:t xml:space="preserve">— sự hội tụ này tạo ra bằng chứng chéo vững chắc khi mở rộng pool lên gần gấp đôi số nghiên cứu.</w:t>
       </w:r>
     </w:p>
     <w:bookmarkEnd w:id="26"/>
@@ -1635,7 +1638,7 @@
         <w:t xml:space="preserve"> </w:t>
       </w:r>
       <w:r>
-        <w:t xml:space="preserve">tổng phương sai, đây là nguồn dị biệt chủ đạo.</w:t>
+        <w:t xml:space="preserve">tổng phương sai — đây là nguồn dị biệt chủ đạo.</w:t>
       </w:r>
     </w:p>
     <w:p>
@@ -1724,13 +1727,13 @@
       </w:r>
     </w:p>
     <w:bookmarkEnd w:id="27"/>
-    <w:bookmarkStart w:id="28" w:name="Xe38e2ca9516d4560ca2adb07f337f31e02f73bc"/>
+    <w:bookmarkStart w:id="28" w:name="X611e09194b09194f16433d5c7d869ad7daf26e1"/>
     <w:p>
       <w:pPr>
         <w:pStyle w:val="Heading3"/>
       </w:pPr>
       <w:r>
-        <w:t xml:space="preserve">4.2.3 Điều tiết bởi chế độ thể chế, ICRV moderation</w:t>
+        <w:t xml:space="preserve">4.2.3 Điều tiết bởi chế độ thể chế — ICRV moderation</w:t>
       </w:r>
     </w:p>
     <w:p>
@@ -1825,7 +1828,7 @@
         </m:r>
       </m:oMath>
       <w:r>
-        <w:t xml:space="preserve">. Điều này xác nhận rằng chế độ thể chế, được phân loại thành sáu nhóm từ Advanced Innovation-Driven (Nhóm I: Singapore, Hong Kong, Đài Loan, Hàn Quốc) đến SIDS (Nhóm VI), là moderator có ý nghĩa thực sự cho mối quan hệ tổng hợp I–P trong văn liệu. Kiểm định</w:t>
+        <w:t xml:space="preserve">. Điều này xác nhận rằng chế độ thể chế — được phân loại thành sáu nhóm từ Advanced Innovation-Driven (Nhóm I: Singapore, Hong Kong, Đài Loan, Hàn Quốc) đến SIDS (Nhóm VI) — là moderator có ý nghĩa thực sự cho mối quan hệ tổng hợp I–P trong văn liệu. Kiểm định</w:t>
       </w:r>
       <w:r>
         <w:t xml:space="preserve"> </w:t>
@@ -1879,7 +1882,7 @@
         <w:pStyle w:val="BodyText"/>
       </w:pPr>
       <w:r>
-        <w:t xml:space="preserve">Gradient theo ICRV hiện diện rõ ràng trong kết quả: các nền kinh tế Advanced Innovation-Driven có hiệu ứng I–P lớn hơn so với các nền kinh tế Frontier hay SIDS. Kết quả này nhất quán với cơ chế lý thuyết từ Institutional Theory, môi trường thể chế chất lượng cao tạo điều kiện để doanh nghiệp chuyển hóa quốc tế hóa thành hiệu quả dễ dàng hơn (North, 1990; Marano et al., 2016).</w:t>
+        <w:t xml:space="preserve">Gradient theo ICRV hiện diện rõ ràng trong kết quả: các nền kinh tế Advanced Innovation-Driven có hiệu ứng I–P lớn hơn so với các nền kinh tế Frontier hay SIDS. Kết quả này nhất quán với cơ chế lý thuyết từ Institutional Theory — môi trường thể chế chất lượng cao tạo điều kiện để doanh nghiệp chuyển hóa quốc tế hóa thành hiệu quả dễ dàng hơn (North, 1990; Marano et al., 2016).</w:t>
       </w:r>
     </w:p>
     <w:bookmarkEnd w:id="28"/>
@@ -1968,7 +1971,7 @@
         </m:r>
       </m:oMath>
       <w:r>
-        <w:t xml:space="preserve">), sát ngưỡng</w:t>
+        <w:t xml:space="preserve">) — sát ngưỡng</w:t>
       </w:r>
       <w:r>
         <w:t xml:space="preserve"> </w:t>
@@ -2077,7 +2080,7 @@
         </m:r>
       </m:oMath>
       <w:r>
-        <w:t xml:space="preserve">), có ý nghĩa thống kê rõ ràng, cho thấy các nghiên cứu với sai số chuẩn lớn hơn (mẫu nhỏ hơn) có xu hướng báo cáo effect size thấp hơn, phù hợp với lệch lạc công bố ưu tiên kết quả dương tính.</w:t>
+        <w:t xml:space="preserve">) — có ý nghĩa thống kê rõ ràng, cho thấy các nghiên cứu với sai số chuẩn lớn hơn (mẫu nhỏ hơn) có xu hướng báo cáo effect size thấp hơn, phù hợp với lệch lạc công bố ưu tiên kết quả dương tính.</w:t>
       </w:r>
       <w:r>
         <w:t xml:space="preserve"> </w:t>
@@ -2180,7 +2183,7 @@
         <w:t xml:space="preserve"> </w:t>
       </w:r>
       <w:r>
-        <w:t xml:space="preserve">nghiên cứu được imputed), mức điều chỉnh đáng kể nhưng không đổi chiều hướng tích cực của quan hệ tổng hợp.</w:t>
+        <w:t xml:space="preserve">nghiên cứu được imputed) — mức điều chỉnh đáng kể nhưng không đổi chiều hướng tích cực của quan hệ tổng hợp.</w:t>
       </w:r>
       <w:r>
         <w:t xml:space="preserve"> </w:t>
@@ -2359,13 +2362,13 @@
     </w:p>
     <w:bookmarkEnd w:id="29"/>
     <w:bookmarkEnd w:id="30"/>
-    <w:bookmarkStart w:id="34" w:name="Xb3878aa431a7a1542c531cbd096e6f7bb45602f"/>
+    <w:bookmarkStart w:id="34" w:name="X240e194458f5111df8410ba3e5077585e24446e"/>
     <w:p>
       <w:pPr>
         <w:pStyle w:val="Heading2"/>
       </w:pPr>
       <w:r>
-        <w:t xml:space="preserve">4.3 Kết quả bối cảnh thể chế tiên tiến, Đổi mới: Singapore (P4)</w:t>
+        <w:t xml:space="preserve">4.3 Kết quả bối cảnh thể chế tiên tiến — Đổi mới: Singapore (P4)</w:t>
       </w:r>
     </w:p>
     <w:bookmarkStart w:id="31" w:name="X679a53d2d7d81af6dc70c43fd1f038f5d3cee36"/>
@@ -2466,7 +2469,7 @@
           <w:bCs/>
           <w:b/>
         </w:rPr>
-        <w:t xml:space="preserve">TP ≈ 88, 6% FSTS</w:t>
+        <w:t xml:space="preserve">TP ≈ 88,6% FSTS</w:t>
       </w:r>
       <w:r>
         <w:t xml:space="preserve">, nhưng khoảng tin cậy bootstrap rất rộng và</w:t>
@@ -2527,7 +2530,7 @@
         <w:t xml:space="preserve"> </w:t>
       </w:r>
       <w:r>
-        <w:t xml:space="preserve">thay vì khẳng định một điểm uốn cụ thể ở 88, 6%; điều này nhất quán với kỳ vọng lý thuyết rằng ở bối cảnh thể chế mạnh (Nhóm I), dư địa quốc tế hóa có lợi là rất rộng (xem Hình 4.x).</w:t>
+        <w:t xml:space="preserve">thay vì khẳng định một điểm uốn cụ thể ở 88,6%; điều này nhất quán với kỳ vọng lý thuyết rằng ở bối cảnh thể chế mạnh (Nhóm I), dư địa quốc tế hóa có lợi là rất rộng (xem Hình 4.x).</w:t>
       </w:r>
     </w:p>
     <w:bookmarkEnd w:id="31"/>
@@ -2735,7 +2738,7 @@
         <w:t xml:space="preserve"> </w:t>
       </w:r>
       <w:r>
-        <w:t xml:space="preserve">(consistent but underpowered evidence), không bác bỏ giả thuyết nhưng cũng không tuyên bố xác nhận dứt khoát.</w:t>
+        <w:t xml:space="preserve">(consistent but underpowered evidence) — không bác bỏ giả thuyết nhưng cũng không tuyên bố xác nhận dứt khoát.</w:t>
       </w:r>
     </w:p>
     <w:p>
@@ -2770,7 +2773,7 @@
         <w:pStyle w:val="FirstParagraph"/>
       </w:pPr>
       <w:r>
-        <w:t xml:space="preserve">Phân tích hai giai đoạn trên dữ liệu WBES Trung Quốc (Nhóm III, Upper-middle) giai đoạn 2012–2024 xác nhận dạng quan hệ phi tuyến chữ U ngược giữa FSTS và hiệu quả hoạt động doanh nghiệp. Điểm turning point được ước lượng tại:</w:t>
+        <w:t xml:space="preserve">Phân tích hai giai đoạn trên dữ liệu WBES Trung Quốc (Nhóm III — Upper-middle) giai đoạn 2012–2024 xác nhận dạng quan hệ phi tuyến chữ U ngược giữa FSTS và hiệu quả hoạt động doanh nghiệp. Điểm turning point được ước lượng tại:</w:t>
       </w:r>
     </w:p>
     <w:p>
@@ -2789,7 +2792,7 @@
         <w:t xml:space="preserve">Năm 2012</w:t>
       </w:r>
       <w:r>
-        <w:t xml:space="preserve">: TP = 49, 37% FSTS</w:t>
+        <w:t xml:space="preserve">: TP = 49,37% FSTS</w:t>
       </w:r>
     </w:p>
     <w:p>
@@ -2808,7 +2811,7 @@
         <w:t xml:space="preserve">Năm 2024</w:t>
       </w:r>
       <w:r>
-        <w:t xml:space="preserve">: TP = 47, 19% FSTS</w:t>
+        <w:t xml:space="preserve">: TP = 47,19% FSTS</w:t>
       </w:r>
     </w:p>
     <w:p>
@@ -2827,7 +2830,7 @@
         <w:t xml:space="preserve">Pooled (toàn mẫu)</w:t>
       </w:r>
       <w:r>
-        <w:t xml:space="preserve">: TP = 48, 78% FSTS</w:t>
+        <w:t xml:space="preserve">: TP = 48,78% FSTS</w:t>
       </w:r>
     </w:p>
     <w:p>
@@ -2839,13 +2842,13 @@
       </w:r>
     </w:p>
     <w:bookmarkEnd w:id="35"/>
-    <w:bookmarkStart w:id="36" w:name="Xa5776cc10d7a0839497eecdb9feeaa91dca9bb8"/>
+    <w:bookmarkStart w:id="36" w:name="Xa0deb7d8913573d019b75740971fb67375bd22e"/>
     <w:p>
       <w:pPr>
         <w:pStyle w:val="Heading3"/>
       </w:pPr>
       <w:r>
-        <w:t xml:space="preserve">4.4.2 Kiểm định tính ổn định theo thời gian, Temporal Stability</w:t>
+        <w:t xml:space="preserve">4.4.2 Kiểm định tính ổn định theo thời gian — Temporal Stability</w:t>
       </w:r>
     </w:p>
     <w:p>
@@ -2853,7 +2856,7 @@
         <w:pStyle w:val="FirstParagraph"/>
       </w:pPr>
       <w:r>
-        <w:t xml:space="preserve">Luận án đặt câu hỏi thực nghiệm quan trọng: liệu hình dạng phi tuyến và điểm turning point có thay đổi qua thập kỷ 2012–2024, giai đoạn Trung Quốc chứng kiến nhiều thay đổi chính sách thương mại, căng thẳng địa chính trị và chuyển đổi số mạnh mẽ? Kiểm định Paternoster cho kết quả</w:t>
+        <w:t xml:space="preserve">Luận án đặt câu hỏi thực nghiệm quan trọng: liệu hình dạng phi tuyến và điểm turning point có thay đổi qua thập kỷ 2012–2024 — giai đoạn Trung Quốc chứng kiến nhiều thay đổi chính sách thương mại, căng thẳng địa chính trị và chuyển đổi số mạnh mẽ? Kiểm định Paternoster cho kết quả</w:t>
       </w:r>
       <w:r>
         <w:t xml:space="preserve"> </w:t>
@@ -2914,7 +2917,10 @@
         </m:r>
       </m:oMath>
       <w:r>
-        <w:t xml:space="preserve">, không có ý nghĩa thống kê. Điều này xác nhận rằng</w:t>
+        <w:t xml:space="preserve"> </w:t>
+      </w:r>
+      <w:r>
+        <w:t xml:space="preserve">— không có ý nghĩa thống kê. Điều này xác nhận rằng</w:t>
       </w:r>
       <w:r>
         <w:t xml:space="preserve"> </w:t>
@@ -2927,7 +2933,7 @@
         <w:t xml:space="preserve">điểm turning point ổn định qua thời gian</w:t>
       </w:r>
       <w:r>
-        <w:t xml:space="preserve">: sự dịch chuyển từ TP = 49, 37% (2012) xuống TP = 47, 19% (2024) là không đáng kể về mặt thống kê.</w:t>
+        <w:t xml:space="preserve">: sự dịch chuyển từ TP = 49,37% (2012) xuống TP = 47,19% (2024) là không đáng kể về mặt thống kê.</w:t>
       </w:r>
     </w:p>
     <w:p>
@@ -2990,7 +2996,10 @@
         </m:r>
       </m:oMath>
       <w:r>
-        <w:t xml:space="preserve">, không có ý nghĩa thống kê, nghĩa là hình dạng tổng thể của quan hệ phi tuyến không biến đổi đáng kể qua giai đoạn phân tích. Phát hiện này cho thấy trong bối cảnh Upper-middle như Trung Quốc, cơ chế căn bản của quan hệ I–P duy trì tính ổn định đáng kể, có thể phản ánh sự bù trừ giữa chi phí thích ứng tăng lên do chính sách thương mại khó đoán và năng lực tổ chức ngày càng trưởng thành của các doanh nghiệp xuất khẩu Trung Quốc.</w:t>
+        <w:t xml:space="preserve"> </w:t>
+      </w:r>
+      <w:r>
+        <w:t xml:space="preserve">— không có ý nghĩa thống kê, nghĩa là hình dạng tổng thể của quan hệ phi tuyến không biến đổi đáng kể qua giai đoạn phân tích. Phát hiện này cho thấy trong bối cảnh Upper-middle như Trung Quốc, cơ chế căn bản của quan hệ I–P duy trì tính ổn định đáng kể — có thể phản ánh sự bù trừ giữa chi phí thích ứng tăng lên do chính sách thương mại khó đoán và năng lực tổ chức ngày càng trưởng thành của các doanh nghiệp xuất khẩu Trung Quốc.</w:t>
       </w:r>
     </w:p>
     <w:bookmarkEnd w:id="36"/>
@@ -3084,13 +3093,13 @@
     </w:p>
     <w:bookmarkEnd w:id="37"/>
     <w:bookmarkEnd w:id="38"/>
-    <w:bookmarkStart w:id="43" w:name="X1c50cf69236ccd22fea91a72de2cee9d1a10a5a"/>
+    <w:bookmarkStart w:id="43" w:name="Xbcfd430554f00dbefbbe6cf2f35944b447a87b7"/>
     <w:p>
       <w:pPr>
         <w:pStyle w:val="Heading2"/>
       </w:pPr>
       <w:r>
-        <w:t xml:space="preserve">4.5 Kết quả bối cảnh chuyển đổi bậc thấp, trung: Việt Nam (P3)</w:t>
+        <w:t xml:space="preserve">4.5 Kết quả bối cảnh chuyển đổi bậc thấp—trung: Việt Nam (P3)</w:t>
       </w:r>
     </w:p>
     <w:bookmarkStart w:id="39" w:name="X3454574aade39a3defa8c8bbeff40a0b08588bb"/>
@@ -3107,7 +3116,7 @@
         <w:pStyle w:val="FirstParagraph"/>
       </w:pPr>
       <w:r>
-        <w:t xml:space="preserve">Phân tích hồi quy bảng (panel regression) trên ba làn sóng khảo sát WBES Việt Nam (2009, 2015, 2023) xác nhận dạng phi tuyến chữ U ngược. Mô hình M4, mô hình chính, cho kết quả:</w:t>
+        <w:t xml:space="preserve">Phân tích hồi quy bảng (panel regression) trên ba làn sóng khảo sát WBES Việt Nam (2009, 2015, 2023) xác nhận dạng phi tuyến chữ U ngược. Mô hình M4 — mô hình chính — cho kết quả:</w:t>
       </w:r>
     </w:p>
     <w:p>
@@ -3287,7 +3296,10 @@
         </m:r>
       </m:oMath>
       <w:r>
-        <w:t xml:space="preserve">, bằng chứng thống kê mạnh nhất trong tất cả các mẫu quốc gia của luận án.</w:t>
+        <w:t xml:space="preserve"> </w:t>
+      </w:r>
+      <w:r>
+        <w:t xml:space="preserve">— bằng chứng thống kê mạnh nhất trong tất cả các mẫu quốc gia của luận án.</w:t>
       </w:r>
     </w:p>
     <w:bookmarkEnd w:id="39"/>
@@ -3369,7 +3381,7 @@
               <w:jc w:val="left"/>
             </w:pPr>
             <w:r>
-              <w:t xml:space="preserve">46, 2% FSTS</w:t>
+              <w:t xml:space="preserve">46,2% FSTS</w:t>
             </w:r>
           </w:p>
         </w:tc>
@@ -3395,7 +3407,7 @@
               <w:jc w:val="left"/>
             </w:pPr>
             <w:r>
-              <w:t xml:space="preserve">39, 3% FSTS</w:t>
+              <w:t xml:space="preserve">39,3% FSTS</w:t>
             </w:r>
           </w:p>
         </w:tc>
@@ -3421,7 +3433,7 @@
               <w:jc w:val="left"/>
             </w:pPr>
             <w:r>
-              <w:t xml:space="preserve">41, 6% FSTS</w:t>
+              <w:t xml:space="preserve">41,6% FSTS</w:t>
             </w:r>
           </w:p>
         </w:tc>
@@ -3447,7 +3459,7 @@
               <w:jc w:val="left"/>
             </w:pPr>
             <w:r>
-              <w:t xml:space="preserve">39, 7% FSTS</w:t>
+              <w:t xml:space="preserve">39,7% FSTS</w:t>
             </w:r>
           </w:p>
         </w:tc>
@@ -3474,7 +3486,7 @@
         <w:t xml:space="preserve"> </w:t>
       </w:r>
       <w:r>
-        <w:t xml:space="preserve">đặt Việt Nam ở mức "thấp hơn đáng kể" so với Singapore (TP ≈ 88, 6%) và tương đương hoặc thấp hơn Trung Quốc (TP ≈ 48, 78%). Kiểm định Paternoster so sánh turning point giữa 2009 và 2015 cho kết quả</w:t>
+        <w:t xml:space="preserve">đặt Việt Nam ở mức "thấp hơn đáng kể" so với Singapore (TP ≈ 88,6%) và tương đương hoặc thấp hơn Trung Quốc (TP ≈ 48,78%). Kiểm định Paternoster so sánh turning point giữa 2009 và 2015 cho kết quả</w:t>
       </w:r>
       <w:r>
         <w:t xml:space="preserve"> </w:t>
@@ -3529,17 +3541,20 @@
         </m:r>
       </m:oMath>
       <w:r>
-        <w:t xml:space="preserve">, có ý nghĩa thống kê, cho thấy turning point đã dịch chuyển đáng kể từ 46, 2% xuống 39, 3% giữa hai làn sóng.</w:t>
+        <w:t xml:space="preserve"> </w:t>
+      </w:r>
+      <w:r>
+        <w:t xml:space="preserve">— có ý nghĩa thống kê, cho thấy turning point đã dịch chuyển đáng kể từ 46,2% xuống 39,3% giữa hai làn sóng.</w:t>
       </w:r>
     </w:p>
     <w:bookmarkEnd w:id="40"/>
-    <w:bookmarkStart w:id="41" w:name="X9bde264e6bef1089de5375d5e8581ef415304fc"/>
+    <w:bookmarkStart w:id="41" w:name="X61eaf74d7adbfccac462ff4ef2ca9383cc5f370"/>
     <w:p>
       <w:pPr>
         <w:pStyle w:val="Heading3"/>
       </w:pPr>
       <w:r>
-        <w:t xml:space="preserve">4.5.3 Điều tiết bởi TCI, Tích cực và có ý nghĩa</w:t>
+        <w:t xml:space="preserve">4.5.3 Điều tiết bởi TCI — Tích cực và có ý nghĩa</w:t>
       </w:r>
     </w:p>
     <w:p>
@@ -3598,17 +3613,17 @@
         <w:t xml:space="preserve">dương và có ý nghĩa thống kê</w:t>
       </w:r>
       <w:r>
-        <w:t xml:space="preserve">: TCI làm nâng cao mặt bằng hiệu quả và khuếch đại tác động tích cực của quốc tế hóa. Doanh nghiệp Việt Nam có năng lực công nghệ tốt hơn (đo bằng TCI) đạt hiệu quả cao hơn từ quá trình quốc tế hóa, nhất quán với H2 trong khung lý thuyết CDCM.</w:t>
+        <w:t xml:space="preserve">: TCI làm nâng cao mặt bằng hiệu quả và khuếch đại tác động tích cực của quốc tế hóa. Doanh nghiệp Việt Nam có năng lực công nghệ tốt hơn (đo bằng TCI) đạt hiệu quả cao hơn từ quá trình quốc tế hóa — nhất quán với H2 trong khung lý thuyết CDCM.</w:t>
       </w:r>
     </w:p>
     <w:bookmarkEnd w:id="41"/>
-    <w:bookmarkStart w:id="42" w:name="X700b251fcd1d2d576b9443c836010371c6ed7f7"/>
+    <w:bookmarkStart w:id="42" w:name="Xf74d16bb8b5ef71c31f95c8c6bafd31bd18e385"/>
     <w:p>
       <w:pPr>
         <w:pStyle w:val="Heading3"/>
       </w:pPr>
       <w:r>
-        <w:t xml:space="preserve">4.5.4 Điều tiết bởi DAI, Không có ý nghĩa</w:t>
+        <w:t xml:space="preserve">4.5.4 Điều tiết bởi DAI — Không có ý nghĩa</w:t>
       </w:r>
     </w:p>
     <w:p>
@@ -3726,7 +3741,7 @@
         <w:t xml:space="preserve"> </w:t>
       </w:r>
       <w:r>
-        <w:t xml:space="preserve">(mô hình M2, quadratic FSTS không có biến kiểm soát). Khi bổ sung đầy đủ biến kiểm soát, mẫu hồi quy giảm xuống</w:t>
+        <w:t xml:space="preserve">(mô hình M2 — quadratic FSTS không có biến kiểm soát). Khi bổ sung đầy đủ biến kiểm soát, mẫu hồi quy giảm xuống</w:t>
       </w:r>
       <w:r>
         <w:t xml:space="preserve"> </w:t>
@@ -3749,7 +3764,7 @@
         <w:t xml:space="preserve"> </w:t>
       </w:r>
       <w:r>
-        <w:t xml:space="preserve">quan sát (M3–M5), phản ánh missing data trong biến sở hữu nước ngoài và tuổi doanh nghiệp ở các nền kinh tế nhỏ và sóng WBES sớm. Mô hình M5 với country fixed effects và year fixed effects, cấu hình mạnh nhất về kiểm soát phương sai không quan sát (</w:t>
+        <w:t xml:space="preserve">quan sát (M3–M5), phản ánh missing data trong biến sở hữu nước ngoài và tuổi doanh nghiệp ở các nền kinh tế nhỏ và sóng WBES sớm. Mô hình M5 với country fixed effects và year fixed effects — cấu hình mạnh nhất về kiểm soát phương sai không quan sát (</w:t>
       </w:r>
       <m:oMath>
         <m:sSup>
@@ -3785,7 +3800,7 @@
         </m:r>
       </m:oMath>
       <w:r>
-        <w:t xml:space="preserve">), ước lượng turning point tổng thể (pooled):</w:t>
+        <w:t xml:space="preserve">) — ước lượng turning point tổng thể (pooled):</w:t>
       </w:r>
     </w:p>
     <w:p>
@@ -3887,7 +3902,7 @@
         <w:pStyle w:val="FirstParagraph"/>
       </w:pPr>
       <w:r>
-        <w:t xml:space="preserve">Turning point dao động nhất quán trong dải hẹp 33, 8–40, 0% FSTS qua tất cả các đặc tả M2–M9, và được xác nhận lại trong mô hình điều tiết ba chiều đầy đủ M11 (</w:t>
+        <w:t xml:space="preserve">Turning point dao động nhất quán trong dải hẹp 33,8–40,0% FSTS qua tất cả các đặc tả M2–M9, và được xác nhận lại trong mô hình điều tiết ba chiều đầy đủ M11 (</w:t>
       </w:r>
       <m:oMath>
         <m:r>
@@ -3986,13 +4001,13 @@
       </w:r>
     </w:p>
     <w:bookmarkEnd w:id="44"/>
-    <w:bookmarkStart w:id="48" w:name="X5fdb9862e670cfaf7f1776b6d4e97941fda23a7"/>
+    <w:bookmarkStart w:id="48" w:name="Xb1032e0e3de2851ef84ba79e46d037a1936fae6"/>
     <w:p>
       <w:pPr>
         <w:pStyle w:val="Heading3"/>
       </w:pPr>
       <w:r>
-        <w:t xml:space="preserve">4.6.2 Gradient ICRV, Xác nhận H5</w:t>
+        <w:t xml:space="preserve">4.6.2 Gradient ICRV — Xác nhận H5</w:t>
       </w:r>
     </w:p>
     <w:p>
@@ -4096,7 +4111,7 @@
         <w:pStyle w:val="FirstParagraph"/>
       </w:pPr>
       <w:r>
-        <w:t xml:space="preserve">Gradient này nhất quán với dự đoán của Institutional Theory: trong môi trường thể chế mạnh (Nhóm I), doanh nghiệp hoàn thu chi phí quốc tế hóa tại mức FSTS thấp hơn, tức là đạt đỉnh hiệu quả sớm hơn. Ngược lại, tại các nền kinh tế thể chế yếu (Nhóm V–VI), doanh nghiệp cần mức độ quốc tế hóa cao hơn để bù đắp chi phí giao dịch và bất định thể chế, nên turning point xuất hiện muộn hơn, ở mức FSTS cao hơn.</w:t>
+        <w:t xml:space="preserve">Gradient này nhất quán với dự đoán của Institutional Theory: trong môi trường thể chế mạnh (Nhóm I), doanh nghiệp hoàn thu chi phí quốc tế hóa tại mức FSTS thấp hơn, tức là đạt đỉnh hiệu quả sớm hơn. Ngược lại, tại các nền kinh tế thể chế yếu (Nhóm V–VI), doanh nghiệp cần mức độ quốc tế hóa cao hơn để bù đắp chi phí giao dịch và bất định thể chế, nên turning point xuất hiện muộn hơn — ở mức FSTS cao hơn.</w:t>
       </w:r>
     </w:p>
     <w:p>
@@ -4188,7 +4203,7 @@
         </m:r>
       </m:oMath>
       <w:r>
-        <w:t xml:space="preserve">). Hai nguồn bằng chứng độc lập, meta-analytic và primary empirical, cùng chỉ ra gradient ICRV, tạo ra independent confirmation có giá trị.</w:t>
+        <w:t xml:space="preserve">). Hai nguồn bằng chứng độc lập — meta-analytic và primary empirical — cùng chỉ ra gradient ICRV, tạo ra independent confirmation có giá trị.</w:t>
       </w:r>
     </w:p>
     <w:p>
@@ -4198,7 +4213,7 @@
       <w:r>
         <w:drawing>
           <wp:inline>
-            <wp:extent cx="5334000" cy="3568791"/>
+            <wp:extent cx="5753100" cy="3849196"/>
             <wp:effectExtent b="0" l="0" r="0" t="0"/>
             <wp:docPr descr="Hình 4.x. Họ đường cong I–P phụ thuộc chế độ thể chế ICRV" title="" id="46" name="Picture"/>
             <a:graphic>
@@ -4219,7 +4234,7 @@
                   <pic:spPr bwMode="auto">
                     <a:xfrm>
                       <a:off x="0" y="0"/>
-                      <a:ext cx="5334000" cy="3568791"/>
+                      <a:ext cx="5753100" cy="3849196"/>
                     </a:xfrm>
                     <a:prstGeom prst="rect">
                       <a:avLst/>
@@ -4302,7 +4317,7 @@
         <w:t xml:space="preserve">TCI</w:t>
       </w:r>
       <w:r>
-        <w:t xml:space="preserve">: có ý nghĩa thống kê dương trên toàn mẫu, một đơn vị độ lệch chuẩn tăng TCI nâng năng suất lao động khoảng 41% (exp(0, 344)−1). Tuy nhiên, các tương tác FSTS×TCI và FSTS²×TCI</w:t>
+        <w:t xml:space="preserve">: có ý nghĩa thống kê dương trên toàn mẫu — một đơn vị độ lệch chuẩn tăng TCI nâng năng suất lao động khoảng 41% (exp(0,344)−1). Tuy nhiên, các tương tác FSTS×TCI và FSTS²×TCI</w:t>
       </w:r>
       <w:r>
         <w:t xml:space="preserve"> </w:t>
@@ -4350,7 +4365,7 @@
         <w:t xml:space="preserve">DAI</w:t>
       </w:r>
       <w:r>
-        <w:t xml:space="preserve">: có ý nghĩa thống kê toàn mẫu, hiệu ứng trực tiếp</w:t>
+        <w:t xml:space="preserve">: có ý nghĩa thống kê toàn mẫu — hiệu ứng trực tiếp</w:t>
       </w:r>
       <w:r>
         <w:t xml:space="preserve"> </w:t>
@@ -4640,7 +4655,7 @@
         </m:r>
       </m:oMath>
       <w:r>
-        <w:t xml:space="preserve">). Pattern âm rồi dương này cho thấy doanh nghiệp DAI cao có đường cong I–P phẳng hơn nhưng dịch lên, tổn thất hiệu suất ít hơn khi quốc tế hóa cao. Tương tác DAI×ICRV (</w:t>
+        <w:t xml:space="preserve">). Pattern âm rồi dương này cho thấy doanh nghiệp DAI cao có đường cong I–P phẳng hơn nhưng dịch lên — tổn thất hiệu suất ít hơn khi quốc tế hóa cao. Tương tác DAI×ICRV (</w:t>
       </w:r>
       <m:oMath>
         <m:r>
@@ -4675,13 +4690,13 @@
     </w:p>
     <w:bookmarkEnd w:id="49"/>
     <w:bookmarkEnd w:id="50"/>
-    <w:bookmarkStart w:id="54" w:name="X63c027abb5fe79073c31f23153cb58808345fe4"/>
+    <w:bookmarkStart w:id="54" w:name="X148edf673f29f3cdc512225d99b03a9e67e1c42"/>
     <w:p>
       <w:pPr>
         <w:pStyle w:val="Heading2"/>
       </w:pPr>
       <w:r>
-        <w:t xml:space="preserve">4.7 Kết quả trường hợp biên SIDS, Các nền kinh tế đảo nhỏ đang phát triển (P8)</w:t>
+        <w:t xml:space="preserve">4.7 Kết quả trường hợp biên SIDS — Các nền kinh tế đảo nhỏ đang phát triển (P8)</w:t>
       </w:r>
     </w:p>
     <w:bookmarkStart w:id="51" w:name="Xe52dd8a4967ed07d68452ad9b61fc702a699611"/>
@@ -4698,7 +4713,7 @@
         <w:pStyle w:val="FirstParagraph"/>
       </w:pPr>
       <w:r>
-        <w:t xml:space="preserve">Phân tích P8 tập trung vào chín quốc gia SIDS (Pacific Small Island Developing States, Nhóm VI) với tổng</w:t>
+        <w:t xml:space="preserve">Phân tích P8 tập trung vào bảy quốc gia Pacific SIDS (Pacific Small Island Developing States — Nhóm VI) với tổng</w:t>
       </w:r>
       <w:r>
         <w:t xml:space="preserve"> </w:t>
@@ -4714,7 +4729,7 @@
           <m:t>=</m:t>
         </m:r>
         <m:r>
-          <m:t>1.469</m:t>
+          <m:t>959</m:t>
         </m:r>
       </m:oMath>
       <w:r>
@@ -4750,24 +4765,24 @@
           <m:t>=</m:t>
         </m:r>
         <m:r>
-          <m:t>187</m:t>
+          <m:t>132</m:t>
         </m:r>
       </m:oMath>
       <w:r>
         <w:t xml:space="preserve"> </w:t>
       </w:r>
       <w:r>
-        <w:t xml:space="preserve">(chiếm 12, 7% mẫu). Tỷ lệ doanh thu xuất khẩu trung bình rất thấp: mean FSTS = 0, 060 (6, 0%).</w:t>
+        <w:t xml:space="preserve">(chiếm 13,8% mẫu). Tỷ lệ doanh thu xuất khẩu trung bình rất thấp: mean FSTS = 0,048 (4,8%).</w:t>
       </w:r>
     </w:p>
     <w:bookmarkEnd w:id="51"/>
-    <w:bookmarkStart w:id="52" w:name="Xe2cdf43f23535c5150bde7c85922c7e2d469de0"/>
+    <w:bookmarkStart w:id="52" w:name="Xda8912ddf3b9c40c39597e70818ba6d2fa29362"/>
     <w:p>
       <w:pPr>
         <w:pStyle w:val="Heading3"/>
       </w:pPr>
       <w:r>
-        <w:t xml:space="preserve">4.7.2 Hiệu ứng âm đơn điệu, Forced Internationalization Penalty (FIP)</w:t>
+        <w:t xml:space="preserve">4.7.2 Hiệu ứng âm đơn điệu — Forced Internationalization Penalty (FIP)</w:t>
       </w:r>
     </w:p>
     <w:p>
@@ -4836,7 +4851,7 @@
             <m:t>−</m:t>
           </m:r>
           <m:r>
-            <m:t>0</m:t>
+            <m:t>1</m:t>
           </m:r>
           <m:r>
             <m:rPr>
@@ -4845,7 +4860,7 @@
             <m:t>,</m:t>
           </m:r>
           <m:r>
-            <m:t>404</m:t>
+            <m:t>339</m:t>
           </m:r>
           <m:r>
             <m:rPr>
@@ -4878,7 +4893,7 @@
             <m:t>,</m:t>
           </m:r>
           <m:r>
-            <m:t>188</m:t>
+            <m:t>386</m:t>
           </m:r>
           <m:r>
             <m:rPr>
@@ -4896,7 +4911,7 @@
             <m:rPr>
               <m:sty m:val="p"/>
             </m:rPr>
-            <m:t>=</m:t>
+            <m:t>&lt;</m:t>
           </m:r>
           <m:r>
             <m:rPr>
@@ -4907,10 +4922,22 @@
           <m:sSup>
             <m:e>
               <m:r>
-                <m:t>032</m:t>
+                <m:t>001</m:t>
               </m:r>
             </m:e>
             <m:sup>
+              <m:r>
+                <m:rPr>
+                  <m:sty m:val="p"/>
+                </m:rPr>
+                <m:t>*</m:t>
+              </m:r>
+              <m:r>
+                <m:rPr>
+                  <m:sty m:val="p"/>
+                </m:rPr>
+                <m:t>*</m:t>
+              </m:r>
               <m:r>
                 <m:rPr>
                   <m:sty m:val="p"/>
@@ -4940,7 +4967,10 @@
         <w:t xml:space="preserve">thấp hơn</w:t>
       </w:r>
       <w:r>
-        <w:t xml:space="preserve">, quan hệ âm đơn điệu. Trong mẫu chỉ gồm doanh nghiệp xuất khẩu (exporters-only), hệ số âm còn mạnh hơn:</w:t>
+        <w:t xml:space="preserve"> </w:t>
+      </w:r>
+      <w:r>
+        <w:t xml:space="preserve">— quan hệ âm đơn điệu. Trong mẫu chỉ gồm doanh nghiệp xuất khẩu (exporters-only, N = 26 — rất nhỏ), hệ số vẫn âm nhưng không đạt ý nghĩa thống kê (thiếu công suất):</w:t>
       </w:r>
     </w:p>
     <w:p>
@@ -5001,7 +5031,7 @@
             <m:t>−</m:t>
           </m:r>
           <m:r>
-            <m:t>0</m:t>
+            <m:t>1</m:t>
           </m:r>
           <m:r>
             <m:rPr>
@@ -5010,40 +5040,7 @@
             <m:t>,</m:t>
           </m:r>
           <m:r>
-            <m:t>901</m:t>
-          </m:r>
-          <m:r>
-            <m:rPr>
-              <m:sty m:val="p"/>
-            </m:rPr>
-            <m:t>,</m:t>
-          </m:r>
-          <m:r>
-            <m:t> </m:t>
-          </m:r>
-          <m:r>
-            <m:t>S</m:t>
-          </m:r>
-          <m:r>
-            <m:t>E</m:t>
-          </m:r>
-          <m:r>
-            <m:rPr>
-              <m:sty m:val="p"/>
-            </m:rPr>
-            <m:t>=</m:t>
-          </m:r>
-          <m:r>
-            <m:t>0</m:t>
-          </m:r>
-          <m:r>
-            <m:rPr>
-              <m:sty m:val="p"/>
-            </m:rPr>
-            <m:t>,</m:t>
-          </m:r>
-          <m:r>
-            <m:t>398</m:t>
+            <m:t>176</m:t>
           </m:r>
           <m:r>
             <m:rPr>
@@ -5069,21 +5066,29 @@
             </m:rPr>
             <m:t>,</m:t>
           </m:r>
-          <m:sSup>
+          <m:r>
+            <m:t>130</m:t>
+          </m:r>
+          <m:r>
+            <m:t> </m:t>
+          </m:r>
+          <m:d>
+            <m:dPr>
+              <m:begChr m:val="("/>
+              <m:endChr m:val=")"/>
+              <m:sepChr m:val=""/>
+              <m:grow/>
+            </m:dPr>
             <m:e>
               <m:r>
-                <m:t>027</m:t>
+                <m:rPr>
+                  <m:nor/>
+                  <m:sty m:val="p"/>
+                </m:rPr>
+                <m:t>NS</m:t>
               </m:r>
             </m:e>
-            <m:sup>
-              <m:r>
-                <m:rPr>
-                  <m:sty m:val="p"/>
-                </m:rPr>
-                <m:t>*</m:t>
-              </m:r>
-            </m:sup>
-          </m:sSup>
+          </m:d>
         </m:oMath>
       </m:oMathPara>
     </w:p>
@@ -5128,7 +5133,7 @@
         <w:t xml:space="preserve"> </w:t>
       </w:r>
       <w:r>
-        <w:t xml:space="preserve">(monotone decline), không có turning point trong phạm vi dữ liệu.</w:t>
+        <w:t xml:space="preserve">(monotone decline) — không có turning point trong phạm vi dữ liệu.</w:t>
       </w:r>
     </w:p>
     <w:bookmarkEnd w:id="52"/>
@@ -5159,7 +5164,10 @@
         <w:t xml:space="preserve">Forced Internationalization Penalty (FIP)</w:t>
       </w:r>
       <w:r>
-        <w:t xml:space="preserve">, gánh nặng quốc tế hóa bắt buộc, một construct lý thuyết mới chưa có trong literature IB trước đây. Cơ chế giải thích gồm ba yếu tố cấu trúc đặc thù của SIDS: (1) thị trường nội địa quá nhỏ, buộc doanh nghiệp SIDS xuất khẩu không phải vì có lợi thế cạnh tranh mà vì nhu cầu nội địa không đủ để duy trì hoạt động; (2) chi phí hậu cần và tiếp cận thị trường cực cao do vị trí địa lý xa xôi và phân tán; và (3) thiếu hỗ trợ thể chế và năng lực xuất khẩu.</w:t>
+        <w:t xml:space="preserve"> </w:t>
+      </w:r>
+      <w:r>
+        <w:t xml:space="preserve">— gánh nặng quốc tế hóa bắt buộc — một construct lý thuyết mới chưa có trong literature IB trước đây. Cơ chế giải thích gồm ba yếu tố cấu trúc đặc thù của SIDS: (1) thị trường nội địa quá nhỏ, buộc doanh nghiệp SIDS xuất khẩu không phải vì có lợi thế cạnh tranh mà vì nhu cầu nội địa không đủ để duy trì hoạt động; (2) chi phí hậu cần và tiếp cận thị trường cực cao do vị trí địa lý xa xôi và phân tán; và (3) thiếu hỗ trợ thể chế và năng lực xuất khẩu.</w:t>
       </w:r>
     </w:p>
     <w:p>
@@ -5167,7 +5175,7 @@
         <w:pStyle w:val="BodyText"/>
       </w:pPr>
       <w:r>
-        <w:t xml:space="preserve">Kết quả FIP là đóng góp lý thuyết gốc của luận án, lần đầu tiên được ghi nhận và đặt tên trong literature internationalization–firm performance cho khu vực Thái Bình Dương.</w:t>
+        <w:t xml:space="preserve">Kết quả FIP là đóng góp lý thuyết gốc của luận án — lần đầu tiên được ghi nhận và đặt tên trong literature internationalization–firm performance cho khu vực Thái Bình Dương.</w:t>
       </w:r>
     </w:p>
     <w:p>
@@ -5350,7 +5358,7 @@
               <w:jc w:val="left"/>
             </w:pPr>
             <w:r>
-              <w:t xml:space="preserve">Xác nhận: DAI có level effect phổ quát (β=+0, 155***) và cả hai curvature interactions có ý nghĩa trong P7 (49 nền kinh tế); DAI×ICRV p=.012, "digital shield" mạnh nhất khi thể chế yếu; null tại Việt Nam (Tier-1 only) là kết quả tương thích do hạn chế đo lường</w:t>
+              <w:t xml:space="preserve">Xác nhận: DAI có level effect phổ quát (β=+0,155***) và cả hai curvature interactions có ý nghĩa trong P7 (49 nền kinh tế); DAI×ICRV p=.012 — "digital shield" mạnh nhất khi thể chế yếu; null tại Việt Nam (Tier-1 only) là kết quả tương thích do hạn chế đo lường</w:t>
             </w:r>
           </w:p>
         </w:tc>
@@ -5388,7 +5396,7 @@
               <w:jc w:val="left"/>
             </w:pPr>
             <w:r>
-              <w:t xml:space="preserve">Kết quả hỗn hợp, báo cáo trong P7 với top manager nữ β = +0, 185***</w:t>
+              <w:t xml:space="preserve">Kết quả hỗn hợp — báo cáo trong P7 với top manager nữ β = +0,185***</w:t>
             </w:r>
           </w:p>
         </w:tc>
@@ -5514,7 +5522,7 @@
               <w:t xml:space="preserve"> </w:t>
             </w:r>
             <w:r>
-              <w:t xml:space="preserve">=, 002) từ P6 MARA xác nhận dị biệt giữa chế độ; gradient định hướng (E1a/E1b) chưa xác nhận do</w:t>
+              <w:t xml:space="preserve">= ,002) từ P6 MARA xác nhận dị biệt giữa chế độ; gradient định hướng (E1a/E1b) chưa xác nhận do</w:t>
             </w:r>
             <w:r>
               <w:t xml:space="preserve"> </w:t>
@@ -5634,7 +5642,7 @@
               <w:jc w:val="left"/>
             </w:pPr>
             <w:r>
-              <w:t xml:space="preserve">H1b (FIP, SIDS boundary condition)</w:t>
+              <w:t xml:space="preserve">H1b (FIP — SIDS boundary condition)</w:t>
             </w:r>
           </w:p>
         </w:tc>
@@ -5658,7 +5666,7 @@
               <w:jc w:val="left"/>
             </w:pPr>
             <w:r>
-              <w:t xml:space="preserve">Xác nhận mạnh mẽ:</w:t>
+              <w:t xml:space="preserve">Xác nhận:</w:t>
             </w:r>
             <w:r>
               <w:t xml:space="preserve"> </w:t>
@@ -5680,7 +5688,7 @@
                 <m:t>−</m:t>
               </m:r>
               <m:r>
-                <m:t>0</m:t>
+                <m:t>1</m:t>
               </m:r>
               <m:r>
                 <m:rPr>
@@ -5691,48 +5699,7 @@
               <m:sSup>
                 <m:e>
                   <m:r>
-                    <m:t>404</m:t>
-                  </m:r>
-                </m:e>
-                <m:sup>
-                  <m:r>
-                    <m:rPr>
-                      <m:sty m:val="p"/>
-                    </m:rPr>
-                    <m:t>*</m:t>
-                  </m:r>
-                </m:sup>
-              </m:sSup>
-            </m:oMath>
-            <w:r>
-              <w:t xml:space="preserve"> </w:t>
-            </w:r>
-            <w:r>
-              <w:t xml:space="preserve">đến</w:t>
-            </w:r>
-            <w:r>
-              <w:t xml:space="preserve"> </w:t>
-            </w:r>
-            <m:oMath>
-              <m:r>
-                <m:rPr>
-                  <m:sty m:val="p"/>
-                </m:rPr>
-                <m:t>−</m:t>
-              </m:r>
-              <m:r>
-                <m:t>0</m:t>
-              </m:r>
-              <m:r>
-                <m:rPr>
-                  <m:sty m:val="p"/>
-                </m:rPr>
-                <m:t>,</m:t>
-              </m:r>
-              <m:sSup>
-                <m:e>
-                  <m:r>
-                    <m:t>901</m:t>
+                    <m:t>339</m:t>
                   </m:r>
                 </m:e>
                 <m:sup>
@@ -5761,7 +5728,60 @@
               <w:t xml:space="preserve"> </w:t>
             </w:r>
             <w:r>
-              <w:t xml:space="preserve">tuỳ specification</w:t>
+              <w:t xml:space="preserve">(M1, country+year FE) đến</w:t>
+            </w:r>
+            <w:r>
+              <w:t xml:space="preserve"> </w:t>
+            </w:r>
+            <m:oMath>
+              <m:r>
+                <m:rPr>
+                  <m:sty m:val="p"/>
+                </m:rPr>
+                <m:t>−</m:t>
+              </m:r>
+              <m:r>
+                <m:t>3</m:t>
+              </m:r>
+              <m:r>
+                <m:rPr>
+                  <m:sty m:val="p"/>
+                </m:rPr>
+                <m:t>,</m:t>
+              </m:r>
+              <m:sSup>
+                <m:e>
+                  <m:r>
+                    <m:t>351</m:t>
+                  </m:r>
+                </m:e>
+                <m:sup>
+                  <m:r>
+                    <m:rPr>
+                      <m:sty m:val="p"/>
+                    </m:rPr>
+                    <m:t>*</m:t>
+                  </m:r>
+                  <m:r>
+                    <m:rPr>
+                      <m:sty m:val="p"/>
+                    </m:rPr>
+                    <m:t>*</m:t>
+                  </m:r>
+                  <m:r>
+                    <m:rPr>
+                      <m:sty m:val="p"/>
+                    </m:rPr>
+                    <m:t>*</m:t>
+                  </m:r>
+                </m:sup>
+              </m:sSup>
+            </m:oMath>
+            <w:r>
+              <w:t xml:space="preserve"> </w:t>
+            </w:r>
+            <w:r>
+              <w:t xml:space="preserve">(year-FE); exporters-only NS do mẫu nhỏ (N=26)</w:t>
             </w:r>
           </w:p>
         </w:tc>
@@ -6101,7 +6121,10 @@
     </w:p>
     <w:bookmarkEnd w:id="57"/>
     <w:bookmarkEnd w:id="58"/>
-    <w:sectPr/>
+    <w:sectPr>
+      <w:pgSz w:h="16838" w:w="11906"/>
+      <w:pgMar w:bottom="1134" w:left="1701" w:right="1134" w:top="1134"/>
+    </w:sectPr>
   </w:body>
 </w:document>
 </file>
@@ -6319,29 +6342,59 @@
   <w:style w:default="1" w:styleId="Normal" w:type="paragraph">
     <w:name w:val="Normal"/>
     <w:qFormat/>
+    <w:pPr>
+      <w:spacing w:line="360" w:lineRule="auto"/>
+      <w:jc w:val="both"/>
+    </w:pPr>
+    <w:rPr>
+      <w:rFonts w:ascii="Times New Roman" w:eastAsia="Times New Roman" w:hAnsi="Times New Roman"/>
+      <w:color w:val="000000"/>
+      <w:sz w:val="26"/>
+    </w:rPr>
   </w:style>
   <w:style w:styleId="BodyText" w:type="paragraph">
     <w:name w:val="Body Text"/>
     <w:basedOn w:val="Normal"/>
     <w:link w:val="BodyTextChar"/>
     <w:pPr>
-      <w:spacing w:after="180" w:before="180"/>
+      <w:spacing w:after="180" w:before="180" w:line="360" w:lineRule="auto"/>
+      <w:jc w:val="both"/>
     </w:pPr>
     <w:qFormat/>
+    <w:rPr>
+      <w:rFonts w:ascii="Times New Roman" w:eastAsia="Times New Roman" w:hAnsi="Times New Roman"/>
+      <w:color w:val="000000"/>
+      <w:sz w:val="26"/>
+    </w:rPr>
   </w:style>
   <w:style w:customStyle="1" w:styleId="FirstParagraph" w:type="paragraph">
     <w:name w:val="First Paragraph"/>
     <w:basedOn w:val="BodyText"/>
     <w:next w:val="BodyText"/>
     <w:qFormat/>
+    <w:pPr>
+      <w:spacing w:line="360" w:lineRule="auto"/>
+      <w:jc w:val="both"/>
+    </w:pPr>
+    <w:rPr>
+      <w:rFonts w:ascii="Times New Roman" w:eastAsia="Times New Roman" w:hAnsi="Times New Roman"/>
+      <w:color w:val="000000"/>
+      <w:sz w:val="26"/>
+    </w:rPr>
   </w:style>
   <w:style w:customStyle="1" w:styleId="Compact" w:type="paragraph">
     <w:name w:val="Compact"/>
     <w:basedOn w:val="BodyText"/>
     <w:qFormat/>
     <w:pPr>
-      <w:spacing w:after="36" w:before="36"/>
+      <w:spacing w:after="36" w:before="36" w:line="360" w:lineRule="auto"/>
+      <w:jc w:val="both"/>
     </w:pPr>
+    <w:rPr>
+      <w:rFonts w:ascii="Times New Roman" w:eastAsia="Times New Roman" w:hAnsi="Times New Roman"/>
+      <w:color w:val="000000"/>
+      <w:sz w:val="26"/>
+    </w:rPr>
   </w:style>
   <w:style w:styleId="Title" w:type="paragraph">
     <w:name w:val="Title"/>
@@ -6351,15 +6404,15 @@
     <w:pPr>
       <w:keepNext/>
       <w:keepLines/>
-      <w:spacing w:after="240" w:before="480"/>
-      <w:jc w:val="center"/>
+      <w:spacing w:after="240" w:before="480" w:line="360" w:lineRule="auto"/>
+      <w:jc w:val="both"/>
     </w:pPr>
     <w:rPr>
-      <w:rFonts w:asciiTheme="majorHAnsi" w:cstheme="majorBidi" w:eastAsiaTheme="majorEastAsia" w:hAnsiTheme="majorHAnsi"/>
+      <w:rFonts w:ascii="Times New Roman" w:asciiTheme="majorHAnsi" w:cstheme="majorBidi" w:eastAsia="Times New Roman" w:eastAsiaTheme="majorEastAsia" w:hAnsi="Times New Roman" w:hAnsiTheme="majorHAnsi"/>
       <w:b/>
       <w:bCs/>
-      <w:color w:themeColor="accent1" w:themeShade="B5" w:val="345A8A"/>
-      <w:sz w:val="36"/>
+      <w:color w:val="000000"/>
+      <w:sz w:val="26"/>
       <w:szCs w:val="36"/>
     </w:rPr>
   </w:style>
@@ -6371,11 +6424,13 @@
     <w:pPr>
       <w:keepNext/>
       <w:keepLines/>
-      <w:spacing w:after="240" w:before="240"/>
-      <w:jc w:val="center"/>
+      <w:spacing w:after="240" w:before="240" w:line="360" w:lineRule="auto"/>
+      <w:jc w:val="both"/>
     </w:pPr>
     <w:rPr>
-      <w:sz w:val="30"/>
+      <w:rFonts w:ascii="Times New Roman" w:eastAsia="Times New Roman" w:hAnsi="Times New Roman"/>
+      <w:color w:val="000000"/>
+      <w:sz w:val="26"/>
       <w:szCs w:val="30"/>
     </w:rPr>
   </w:style>
@@ -6386,8 +6441,14 @@
     <w:pPr>
       <w:keepNext/>
       <w:keepLines/>
-      <w:jc w:val="center"/>
+      <w:spacing w:line="360" w:lineRule="auto"/>
+      <w:jc w:val="both"/>
     </w:pPr>
+    <w:rPr>
+      <w:rFonts w:ascii="Times New Roman" w:eastAsia="Times New Roman" w:hAnsi="Times New Roman"/>
+      <w:color w:val="000000"/>
+      <w:sz w:val="26"/>
+    </w:rPr>
   </w:style>
   <w:style w:styleId="Date" w:type="paragraph">
     <w:name w:val="Date"/>
@@ -6396,8 +6457,14 @@
     <w:pPr>
       <w:keepNext/>
       <w:keepLines/>
-      <w:jc w:val="center"/>
+      <w:spacing w:line="360" w:lineRule="auto"/>
+      <w:jc w:val="both"/>
     </w:pPr>
+    <w:rPr>
+      <w:rFonts w:ascii="Times New Roman" w:eastAsia="Times New Roman" w:hAnsi="Times New Roman"/>
+      <w:color w:val="000000"/>
+      <w:sz w:val="26"/>
+    </w:rPr>
   </w:style>
   <w:style w:customStyle="1" w:styleId="AbstractTitle" w:type="paragraph">
     <w:name w:val="Abstract Title"/>
@@ -6407,15 +6474,15 @@
     <w:pPr>
       <w:keepNext/>
       <w:keepLines/>
-      <w:jc w:val="center"/>
-      <w:spacing w:after="0" w:before="300"/>
+      <w:jc w:val="both"/>
+      <w:spacing w:after="0" w:before="300" w:line="360" w:lineRule="auto"/>
     </w:pPr>
     <w:rPr>
-      <w:sz w:val="20"/>
+      <w:color w:val="000000"/>
+      <w:sz w:val="26"/>
       <w:szCs w:val="20"/>
+      <w:rFonts w:ascii="Times New Roman" w:eastAsia="Times New Roman" w:hAnsi="Times New Roman"/>
       <w:b/>
-      <w:color w:val="345A8A"/>
-      &gt;
     </w:rPr>
   </w:style>
   <w:style w:customStyle="1" w:styleId="Abstract" w:type="paragraph">
@@ -6426,10 +6493,13 @@
     <w:pPr>
       <w:keepNext/>
       <w:keepLines/>
-      <w:spacing w:after="300" w:before="100"/>
+      <w:spacing w:after="300" w:before="100" w:line="360" w:lineRule="auto"/>
+      <w:jc w:val="both"/>
     </w:pPr>
     <w:rPr>
-      <w:sz w:val="20"/>
+      <w:rFonts w:ascii="Times New Roman" w:eastAsia="Times New Roman" w:hAnsi="Times New Roman"/>
+      <w:color w:val="000000"/>
+      <w:sz w:val="26"/>
       <w:szCs w:val="20"/>
     </w:rPr>
   </w:style>
@@ -6438,8 +6508,15 @@
     <w:basedOn w:val="Normal"/>
     <w:next w:val="Bibliography"/>
     <w:qFormat/>
-    <w:pPr/>
-    <w:rPr/>
+    <w:pPr>
+      <w:spacing w:line="360" w:lineRule="auto"/>
+      <w:jc w:val="both"/>
+    </w:pPr>
+    <w:rPr>
+      <w:rFonts w:ascii="Times New Roman" w:eastAsia="Times New Roman" w:hAnsi="Times New Roman"/>
+      <w:color w:val="000000"/>
+      <w:sz w:val="26"/>
+    </w:rPr>
   </w:style>
   <w:style w:styleId="Heading1" w:type="paragraph">
     <w:name w:val="Heading 1"/>
@@ -6450,15 +6527,16 @@
     <w:pPr>
       <w:keepNext/>
       <w:keepLines/>
-      <w:spacing w:after="0" w:before="480"/>
+      <w:spacing w:after="0" w:before="480" w:line="360" w:lineRule="auto"/>
+      <w:jc w:val="both"/>
       <w:outlineLvl w:val="0"/>
     </w:pPr>
     <w:rPr>
-      <w:rFonts w:asciiTheme="majorHAnsi" w:cstheme="majorBidi" w:eastAsiaTheme="majorEastAsia" w:hAnsiTheme="majorHAnsi"/>
+      <w:rFonts w:ascii="Times New Roman" w:asciiTheme="majorHAnsi" w:cstheme="majorBidi" w:eastAsia="Times New Roman" w:eastAsiaTheme="majorEastAsia" w:hAnsi="Times New Roman" w:hAnsiTheme="majorHAnsi"/>
       <w:b/>
       <w:bCs/>
-      <w:color w:themeColor="accent1" w:val="4F81BD"/>
-      <w:sz w:val="32"/>
+      <w:color w:val="000000"/>
+      <w:sz w:val="26"/>
       <w:szCs w:val="32"/>
     </w:rPr>
   </w:style>
@@ -6472,15 +6550,16 @@
     <w:pPr>
       <w:keepNext/>
       <w:keepLines/>
-      <w:spacing w:after="0" w:before="200"/>
+      <w:spacing w:after="0" w:before="200" w:line="360" w:lineRule="auto"/>
+      <w:jc w:val="both"/>
       <w:outlineLvl w:val="1"/>
     </w:pPr>
     <w:rPr>
-      <w:rFonts w:asciiTheme="majorHAnsi" w:cstheme="majorBidi" w:eastAsiaTheme="majorEastAsia" w:hAnsiTheme="majorHAnsi"/>
+      <w:rFonts w:ascii="Times New Roman" w:asciiTheme="majorHAnsi" w:cstheme="majorBidi" w:eastAsia="Times New Roman" w:eastAsiaTheme="majorEastAsia" w:hAnsi="Times New Roman" w:hAnsiTheme="majorHAnsi"/>
       <w:b/>
       <w:bCs/>
-      <w:color w:themeColor="accent1" w:val="4F81BD"/>
-      <w:sz w:val="28"/>
+      <w:color w:val="000000"/>
+      <w:sz w:val="26"/>
       <w:szCs w:val="28"/>
     </w:rPr>
   </w:style>
@@ -6494,15 +6573,16 @@
     <w:pPr>
       <w:keepNext/>
       <w:keepLines/>
-      <w:spacing w:after="0" w:before="200"/>
+      <w:spacing w:after="0" w:before="200" w:line="360" w:lineRule="auto"/>
+      <w:jc w:val="both"/>
       <w:outlineLvl w:val="2"/>
     </w:pPr>
     <w:rPr>
-      <w:rFonts w:asciiTheme="majorHAnsi" w:cstheme="majorBidi" w:eastAsiaTheme="majorEastAsia" w:hAnsiTheme="majorHAnsi"/>
+      <w:rFonts w:ascii="Times New Roman" w:asciiTheme="majorHAnsi" w:cstheme="majorBidi" w:eastAsia="Times New Roman" w:eastAsiaTheme="majorEastAsia" w:hAnsi="Times New Roman" w:hAnsiTheme="majorHAnsi"/>
       <w:b/>
       <w:bCs/>
-      <w:color w:themeColor="accent1" w:val="4F81BD"/>
-      <w:sz w:val="24"/>
+      <w:color w:val="000000"/>
+      <w:sz w:val="26"/>
       <w:szCs w:val="24"/>
     </w:rPr>
   </w:style>
@@ -6516,15 +6596,16 @@
     <w:pPr>
       <w:keepNext/>
       <w:keepLines/>
-      <w:spacing w:after="0" w:before="200"/>
+      <w:spacing w:after="0" w:before="200" w:line="360" w:lineRule="auto"/>
+      <w:jc w:val="both"/>
       <w:outlineLvl w:val="3"/>
     </w:pPr>
     <w:rPr>
-      <w:rFonts w:asciiTheme="majorHAnsi" w:cstheme="majorBidi" w:eastAsiaTheme="majorEastAsia" w:hAnsiTheme="majorHAnsi"/>
+      <w:rFonts w:ascii="Times New Roman" w:asciiTheme="majorHAnsi" w:cstheme="majorBidi" w:eastAsia="Times New Roman" w:eastAsiaTheme="majorEastAsia" w:hAnsi="Times New Roman" w:hAnsiTheme="majorHAnsi"/>
       <w:i/>
       <w:bCs/>
-      <w:color w:themeColor="accent1" w:val="4F81BD"/>
-      <w:sz w:val="24"/>
+      <w:color w:val="000000"/>
+      <w:sz w:val="26"/>
       <w:szCs w:val="24"/>
     </w:rPr>
   </w:style>
@@ -6538,14 +6619,15 @@
     <w:pPr>
       <w:keepNext/>
       <w:keepLines/>
-      <w:spacing w:after="0" w:before="200"/>
+      <w:spacing w:after="0" w:before="200" w:line="360" w:lineRule="auto"/>
+      <w:jc w:val="both"/>
       <w:outlineLvl w:val="4"/>
     </w:pPr>
     <w:rPr>
-      <w:rFonts w:asciiTheme="majorHAnsi" w:cstheme="majorBidi" w:eastAsiaTheme="majorEastAsia" w:hAnsiTheme="majorHAnsi"/>
+      <w:rFonts w:ascii="Times New Roman" w:asciiTheme="majorHAnsi" w:cstheme="majorBidi" w:eastAsia="Times New Roman" w:eastAsiaTheme="majorEastAsia" w:hAnsi="Times New Roman" w:hAnsiTheme="majorHAnsi"/>
       <w:iCs/>
-      <w:color w:themeColor="accent1" w:val="4F81BD"/>
-      <w:sz w:val="24"/>
+      <w:color w:val="000000"/>
+      <w:sz w:val="26"/>
       <w:szCs w:val="24"/>
     </w:rPr>
   </w:style>
@@ -6559,13 +6641,14 @@
     <w:pPr>
       <w:keepNext/>
       <w:keepLines/>
-      <w:spacing w:after="0" w:before="200"/>
+      <w:spacing w:after="0" w:before="200" w:line="360" w:lineRule="auto"/>
+      <w:jc w:val="both"/>
       <w:outlineLvl w:val="5"/>
     </w:pPr>
     <w:rPr>
-      <w:rFonts w:asciiTheme="majorHAnsi" w:cstheme="majorBidi" w:eastAsiaTheme="majorEastAsia" w:hAnsiTheme="majorHAnsi"/>
-      <w:color w:themeColor="accent1" w:val="4F81BD"/>
-      <w:sz w:val="24"/>
+      <w:rFonts w:ascii="Times New Roman" w:asciiTheme="majorHAnsi" w:cstheme="majorBidi" w:eastAsia="Times New Roman" w:eastAsiaTheme="majorEastAsia" w:hAnsi="Times New Roman" w:hAnsiTheme="majorHAnsi"/>
+      <w:color w:val="000000"/>
+      <w:sz w:val="26"/>
       <w:szCs w:val="24"/>
     </w:rPr>
   </w:style>
@@ -6579,13 +6662,14 @@
     <w:pPr>
       <w:keepNext/>
       <w:keepLines/>
-      <w:spacing w:after="0" w:before="200"/>
+      <w:spacing w:after="0" w:before="200" w:line="360" w:lineRule="auto"/>
+      <w:jc w:val="both"/>
       <w:outlineLvl w:val="6"/>
     </w:pPr>
     <w:rPr>
-      <w:rFonts w:asciiTheme="majorHAnsi" w:cstheme="majorBidi" w:eastAsiaTheme="majorEastAsia" w:hAnsiTheme="majorHAnsi"/>
-      <w:color w:themeColor="accent1" w:val="4F81BD"/>
-      <w:sz w:val="24"/>
+      <w:rFonts w:ascii="Times New Roman" w:asciiTheme="majorHAnsi" w:cstheme="majorBidi" w:eastAsia="Times New Roman" w:eastAsiaTheme="majorEastAsia" w:hAnsi="Times New Roman" w:hAnsiTheme="majorHAnsi"/>
+      <w:color w:val="000000"/>
+      <w:sz w:val="26"/>
       <w:szCs w:val="24"/>
     </w:rPr>
   </w:style>
@@ -6599,13 +6683,14 @@
     <w:pPr>
       <w:keepNext/>
       <w:keepLines/>
-      <w:spacing w:after="0" w:before="200"/>
+      <w:spacing w:after="0" w:before="200" w:line="360" w:lineRule="auto"/>
+      <w:jc w:val="both"/>
       <w:outlineLvl w:val="7"/>
     </w:pPr>
     <w:rPr>
-      <w:rFonts w:asciiTheme="majorHAnsi" w:cstheme="majorBidi" w:eastAsiaTheme="majorEastAsia" w:hAnsiTheme="majorHAnsi"/>
-      <w:color w:themeColor="accent1" w:val="4F81BD"/>
-      <w:sz w:val="24"/>
+      <w:rFonts w:ascii="Times New Roman" w:asciiTheme="majorHAnsi" w:cstheme="majorBidi" w:eastAsia="Times New Roman" w:eastAsiaTheme="majorEastAsia" w:hAnsi="Times New Roman" w:hAnsiTheme="majorHAnsi"/>
+      <w:color w:val="000000"/>
+      <w:sz w:val="26"/>
       <w:szCs w:val="24"/>
     </w:rPr>
   </w:style>
@@ -6619,13 +6704,14 @@
     <w:pPr>
       <w:keepNext/>
       <w:keepLines/>
-      <w:spacing w:after="0" w:before="200"/>
+      <w:spacing w:after="0" w:before="200" w:line="360" w:lineRule="auto"/>
+      <w:jc w:val="both"/>
       <w:outlineLvl w:val="8"/>
     </w:pPr>
     <w:rPr>
-      <w:rFonts w:asciiTheme="majorHAnsi" w:cstheme="majorBidi" w:eastAsiaTheme="majorEastAsia" w:hAnsiTheme="majorHAnsi"/>
-      <w:color w:themeColor="accent1" w:val="4F81BD"/>
-      <w:sz w:val="24"/>
+      <w:rFonts w:ascii="Times New Roman" w:asciiTheme="majorHAnsi" w:cstheme="majorBidi" w:eastAsia="Times New Roman" w:eastAsiaTheme="majorEastAsia" w:hAnsi="Times New Roman" w:hAnsiTheme="majorHAnsi"/>
+      <w:color w:val="000000"/>
+      <w:sz w:val="26"/>
       <w:szCs w:val="24"/>
     </w:rPr>
   </w:style>
@@ -6637,9 +6723,15 @@
     <w:unhideWhenUsed/>
     <w:qFormat/>
     <w:pPr>
-      <w:spacing w:after="100" w:before="100"/>
+      <w:spacing w:after="100" w:before="100" w:line="360" w:lineRule="auto"/>
       <w:ind w:firstLine="0" w:left="480" w:right="480"/>
+      <w:jc w:val="both"/>
     </w:pPr>
+    <w:rPr>
+      <w:rFonts w:ascii="Times New Roman" w:eastAsia="Times New Roman" w:hAnsi="Times New Roman"/>
+      <w:color w:val="000000"/>
+      <w:sz w:val="26"/>
+    </w:rPr>
   </w:style>
   <w:style w:styleId="FootnoteText" w:type="paragraph">
     <w:name w:val="Footnote Text"/>
@@ -6648,11 +6740,25 @@
     <w:uiPriority w:val="9"/>
     <w:unhideWhenUsed/>
     <w:qFormat/>
+    <w:pPr>
+      <w:spacing w:line="360" w:lineRule="auto"/>
+      <w:jc w:val="both"/>
+    </w:pPr>
+    <w:rPr>
+      <w:rFonts w:ascii="Times New Roman" w:eastAsia="Times New Roman" w:hAnsi="Times New Roman"/>
+      <w:color w:val="000000"/>
+      <w:sz w:val="26"/>
+    </w:rPr>
   </w:style>
   <w:style w:default="1" w:styleId="DefaultParagraphFont" w:type="character">
     <w:name w:val="Default Paragraph Font"/>
     <w:semiHidden/>
     <w:unhideWhenUsed/>
+    <w:rPr>
+      <w:rFonts w:ascii="Times New Roman" w:eastAsia="Times New Roman" w:hAnsi="Times New Roman"/>
+      <w:color w:val="000000"/>
+      <w:sz w:val="26"/>
+    </w:rPr>
   </w:style>
   <w:style w:default="1" w:styleId="Table" w:type="table">
     <w:name w:val="Table"/>
@@ -6660,6 +6766,15 @@
     <w:semiHidden/>
     <w:unhideWhenUsed/>
     <w:qFormat/>
+    <w:pPr>
+      <w:spacing w:line="360" w:lineRule="auto"/>
+      <w:jc w:val="both"/>
+    </w:pPr>
+    <w:rPr>
+      <w:rFonts w:ascii="Times New Roman" w:eastAsia="Times New Roman" w:hAnsi="Times New Roman"/>
+      <w:color w:val="000000"/>
+      <w:sz w:val="26"/>
+    </w:rPr>
     <w:tblPr>
       <w:tblInd w:type="dxa" w:w="0"/>
       <w:tblCellMar>
@@ -6692,25 +6807,42 @@
     <w:pPr>
       <w:keepNext/>
       <w:keepLines/>
-      <w:spacing w:after="0"/>
+      <w:spacing w:after="0" w:line="360" w:lineRule="auto"/>
+      <w:jc w:val="both"/>
     </w:pPr>
     <w:rPr>
+      <w:rFonts w:ascii="Times New Roman" w:eastAsia="Times New Roman" w:hAnsi="Times New Roman"/>
       <w:b/>
+      <w:color w:val="000000"/>
+      <w:sz w:val="26"/>
     </w:rPr>
   </w:style>
   <w:style w:customStyle="1" w:styleId="Definition" w:type="paragraph">
     <w:name w:val="Definition"/>
     <w:basedOn w:val="Normal"/>
+    <w:pPr>
+      <w:spacing w:line="360" w:lineRule="auto"/>
+      <w:jc w:val="both"/>
+    </w:pPr>
+    <w:rPr>
+      <w:rFonts w:ascii="Times New Roman" w:eastAsia="Times New Roman" w:hAnsi="Times New Roman"/>
+      <w:color w:val="000000"/>
+      <w:sz w:val="26"/>
+    </w:rPr>
   </w:style>
   <w:style w:styleId="Caption" w:type="paragraph">
     <w:name w:val="Caption"/>
     <w:basedOn w:val="Normal"/>
     <w:link w:val="BodyTextChar"/>
     <w:pPr>
-      <w:spacing w:after="120" w:before="0"/>
+      <w:spacing w:after="120" w:before="0" w:line="360" w:lineRule="auto"/>
+      <w:jc w:val="both"/>
     </w:pPr>
     <w:rPr>
+      <w:rFonts w:ascii="Times New Roman" w:eastAsia="Times New Roman" w:hAnsi="Times New Roman"/>
       <w:i/>
+      <w:color w:val="000000"/>
+      <w:sz w:val="26"/>
     </w:rPr>
   </w:style>
   <w:style w:customStyle="1" w:styleId="TableCaption" w:type="paragraph">
@@ -6718,44 +6850,90 @@
     <w:basedOn w:val="Caption"/>
     <w:pPr>
       <w:keepNext/>
+      <w:spacing w:line="360" w:lineRule="auto"/>
+      <w:jc w:val="both"/>
     </w:pPr>
+    <w:rPr>
+      <w:rFonts w:ascii="Times New Roman" w:eastAsia="Times New Roman" w:hAnsi="Times New Roman"/>
+      <w:color w:val="000000"/>
+      <w:sz w:val="26"/>
+    </w:rPr>
   </w:style>
   <w:style w:customStyle="1" w:styleId="ImageCaption" w:type="paragraph">
     <w:name w:val="Image Caption"/>
     <w:basedOn w:val="Caption"/>
+    <w:pPr>
+      <w:spacing w:line="360" w:lineRule="auto"/>
+      <w:jc w:val="both"/>
+    </w:pPr>
+    <w:rPr>
+      <w:rFonts w:ascii="Times New Roman" w:eastAsia="Times New Roman" w:hAnsi="Times New Roman"/>
+      <w:color w:val="000000"/>
+      <w:sz w:val="26"/>
+    </w:rPr>
   </w:style>
   <w:style w:customStyle="1" w:styleId="Figure" w:type="paragraph">
     <w:name w:val="Figure"/>
     <w:basedOn w:val="Normal"/>
+    <w:pPr>
+      <w:spacing w:line="360" w:lineRule="auto"/>
+      <w:jc w:val="both"/>
+    </w:pPr>
+    <w:rPr>
+      <w:rFonts w:ascii="Times New Roman" w:eastAsia="Times New Roman" w:hAnsi="Times New Roman"/>
+      <w:color w:val="000000"/>
+      <w:sz w:val="26"/>
+    </w:rPr>
   </w:style>
   <w:style w:customStyle="1" w:styleId="CaptionedFigure" w:type="paragraph">
     <w:name w:val="Captioned Figure"/>
     <w:basedOn w:val="Figure"/>
     <w:pPr>
       <w:keepNext/>
+      <w:spacing w:line="360" w:lineRule="auto"/>
+      <w:jc w:val="both"/>
     </w:pPr>
+    <w:rPr>
+      <w:rFonts w:ascii="Times New Roman" w:eastAsia="Times New Roman" w:hAnsi="Times New Roman"/>
+      <w:color w:val="000000"/>
+      <w:sz w:val="26"/>
+    </w:rPr>
   </w:style>
   <w:style w:customStyle="1" w:styleId="BodyTextChar" w:type="character">
     <w:name w:val="Body Text Char"/>
     <w:basedOn w:val="DefaultParagraphFont"/>
     <w:link w:val="BodyText"/>
+    <w:rPr>
+      <w:rFonts w:ascii="Times New Roman" w:eastAsia="Times New Roman" w:hAnsi="Times New Roman"/>
+      <w:color w:val="000000"/>
+      <w:sz w:val="26"/>
+    </w:rPr>
   </w:style>
   <w:style w:customStyle="1" w:styleId="VerbatimChar" w:type="character">
     <w:name w:val="Verbatim Char"/>
     <w:basedOn w:val="BodyTextChar"/>
     <w:rPr>
-      <w:rFonts w:ascii="Consolas" w:hAnsi="Consolas"/>
-      <w:sz w:val="22"/>
+      <w:rFonts w:ascii="Times New Roman" w:eastAsia="Times New Roman" w:hAnsi="Times New Roman"/>
+      <w:color w:val="000000"/>
+      <w:sz w:val="26"/>
     </w:rPr>
   </w:style>
   <w:style w:customStyle="1" w:styleId="SectionNumber" w:type="character">
     <w:name w:val="Section Number"/>
     <w:basedOn w:val="BodyTextChar"/>
+    <w:rPr>
+      <w:rFonts w:ascii="Times New Roman" w:eastAsia="Times New Roman" w:hAnsi="Times New Roman"/>
+      <w:color w:val="000000"/>
+      <w:sz w:val="26"/>
+    </w:rPr>
   </w:style>
   <w:style w:styleId="FootnoteReference" w:type="character">
     <w:name w:val="Footnote Reference"/>
     <w:basedOn w:val="BodyTextChar"/>
     <w:rPr>
+      <w:rFonts w:ascii="Times New Roman" w:eastAsia="Times New Roman" w:hAnsi="Times New Roman"/>
+      <w:color w:val="000000"/>
+      <w:sz w:val="26"/>
       <w:vertAlign w:val="superscript"/>
     </w:rPr>
   </w:style>
@@ -6763,7 +6941,9 @@
     <w:name w:val="Hyperlink"/>
     <w:basedOn w:val="BodyTextChar"/>
     <w:rPr>
-      <w:color w:themeColor="accent1" w:val="4F81BD"/>
+      <w:rFonts w:ascii="Times New Roman" w:eastAsia="Times New Roman" w:hAnsi="Times New Roman"/>
+      <w:color w:val="000000"/>
+      <w:sz w:val="26"/>
     </w:rPr>
   </w:style>
   <w:style w:styleId="TOCHeading" w:type="paragraph">
@@ -6774,14 +6954,16 @@
     <w:unhideWhenUsed/>
     <w:qFormat/>
     <w:pPr>
-      <w:spacing w:before="240" w:line="259" w:lineRule="auto"/>
+      <w:spacing w:before="240" w:line="360" w:lineRule="auto"/>
+      <w:jc w:val="both"/>
       <w:outlineLvl w:val="9"/>
     </w:pPr>
     <w:rPr>
-      <w:rFonts w:asciiTheme="majorHAnsi" w:cstheme="majorBidi" w:eastAsiaTheme="majorEastAsia" w:hAnsiTheme="majorHAnsi"/>
+      <w:rFonts w:ascii="Times New Roman" w:asciiTheme="majorHAnsi" w:cstheme="majorBidi" w:eastAsia="Times New Roman" w:eastAsiaTheme="majorEastAsia" w:hAnsi="Times New Roman" w:hAnsiTheme="majorHAnsi"/>
       <w:b w:val="0"/>
       <w:bCs w:val="0"/>
-      <w:color w:themeColor="accent1" w:themeShade="BF" w:val="365F91"/>
+      <w:color w:val="000000"/>
+      <w:sz w:val="26"/>
     </w:rPr>
   </w:style>
   <w:style w:type="paragraph" w:customStyle="1" w:styleId="SourceCode">

--- a/dist/luan_an_ctu/chuong_4_ket_qua_vi.docx
+++ b/dist/luan_an_ctu/chuong_4_ket_qua_vi.docx
@@ -2,7 +2,7 @@
 <file path=word/document.xml><?xml version="1.0" encoding="utf-8"?>
 <w:document xmlns:w="http://schemas.openxmlformats.org/wordprocessingml/2006/main" xmlns:m="http://schemas.openxmlformats.org/officeDocument/2006/math" xmlns:r="http://schemas.openxmlformats.org/officeDocument/2006/relationships" xmlns:o="urn:schemas-microsoft-com:office:office" xmlns:v="urn:schemas-microsoft-com:vml" xmlns:w10="urn:schemas-microsoft-com:office:word" xmlns:a="http://schemas.openxmlformats.org/drawingml/2006/main" xmlns:pic="http://schemas.openxmlformats.org/drawingml/2006/picture" xmlns:wp="http://schemas.openxmlformats.org/drawingml/2006/wordprocessingDrawing">
   <w:body>
-    <w:bookmarkStart w:id="58" w:name="chương-4-kết-quả-nghiên-cứu"/>
+    <w:bookmarkStart w:id="59" w:name="chương-4-kết-quả-nghiên-cứu"/>
     <w:p>
       <w:pPr>
         <w:pStyle w:val="Heading1"/>
@@ -5187,13 +5187,2092 @@
     </w:p>
     <w:bookmarkEnd w:id="53"/>
     <w:bookmarkEnd w:id="54"/>
-    <w:bookmarkStart w:id="55" w:name="X5f84eb56afd02fae22daa44ef7dc0d03f77fdb7"/>
+    <w:bookmarkStart w:id="55" w:name="X65c36e31bbe050d3662131014cfdcf39c76fad1"/>
     <w:p>
       <w:pPr>
         <w:pStyle w:val="Heading2"/>
       </w:pPr>
       <w:r>
-        <w:t xml:space="preserve">4.8 Tổng hợp kết quả theo hệ giả thuyết</w:t>
+        <w:t xml:space="preserve">4.8 Kết quả bối cảnh biến động thể chế cực đoan: Ấn Độ, 2014–2025 (P9)</w:t>
+      </w:r>
+    </w:p>
+    <w:p>
+      <w:pPr>
+        <w:pStyle w:val="FirstParagraph"/>
+      </w:pPr>
+      <w:r>
+        <w:t xml:space="preserve">Phân tích trên ba đợt WBES Ấn Độ (2014 PICS3,</w:t>
+      </w:r>
+      <w:r>
+        <w:t xml:space="preserve"> </w:t>
+      </w:r>
+      <m:oMath>
+        <m:sSub>
+          <m:e>
+            <m:r>
+              <m:t>N</m:t>
+            </m:r>
+          </m:e>
+          <m:sub>
+            <m:r>
+              <m:t>p</m:t>
+            </m:r>
+            <m:r>
+              <m:t>h</m:t>
+            </m:r>
+            <m:r>
+              <m:t>â</m:t>
+            </m:r>
+            <m:r>
+              <m:t>n</m:t>
+            </m:r>
+            <m:r>
+              <m:t>t</m:t>
+            </m:r>
+            <m:r>
+              <m:t>í</m:t>
+            </m:r>
+            <m:r>
+              <m:t>c</m:t>
+            </m:r>
+            <m:r>
+              <m:t>h</m:t>
+            </m:r>
+          </m:sub>
+        </m:sSub>
+        <m:r>
+          <m:rPr>
+            <m:sty m:val="p"/>
+          </m:rPr>
+          <m:t>=</m:t>
+        </m:r>
+        <m:r>
+          <m:t>8.941</m:t>
+        </m:r>
+      </m:oMath>
+      <w:r>
+        <w:t xml:space="preserve">; 2022 BEE,</w:t>
+      </w:r>
+      <w:r>
+        <w:t xml:space="preserve"> </w:t>
+      </w:r>
+      <m:oMath>
+        <m:sSub>
+          <m:e>
+            <m:r>
+              <m:t>N</m:t>
+            </m:r>
+          </m:e>
+          <m:sub>
+            <m:r>
+              <m:t>p</m:t>
+            </m:r>
+            <m:r>
+              <m:t>h</m:t>
+            </m:r>
+            <m:r>
+              <m:t>â</m:t>
+            </m:r>
+            <m:r>
+              <m:t>n</m:t>
+            </m:r>
+            <m:r>
+              <m:t>t</m:t>
+            </m:r>
+            <m:r>
+              <m:t>í</m:t>
+            </m:r>
+            <m:r>
+              <m:t>c</m:t>
+            </m:r>
+            <m:r>
+              <m:t>h</m:t>
+            </m:r>
+          </m:sub>
+        </m:sSub>
+        <m:r>
+          <m:rPr>
+            <m:sty m:val="p"/>
+          </m:rPr>
+          <m:t>=</m:t>
+        </m:r>
+        <m:r>
+          <m:t>9.300</m:t>
+        </m:r>
+      </m:oMath>
+      <w:r>
+        <w:t xml:space="preserve">; 2025 BREADY,</w:t>
+      </w:r>
+      <w:r>
+        <w:t xml:space="preserve"> </w:t>
+      </w:r>
+      <m:oMath>
+        <m:sSub>
+          <m:e>
+            <m:r>
+              <m:t>N</m:t>
+            </m:r>
+          </m:e>
+          <m:sub>
+            <m:r>
+              <m:t>p</m:t>
+            </m:r>
+            <m:r>
+              <m:t>h</m:t>
+            </m:r>
+            <m:r>
+              <m:t>â</m:t>
+            </m:r>
+            <m:r>
+              <m:t>n</m:t>
+            </m:r>
+            <m:r>
+              <m:t>t</m:t>
+            </m:r>
+            <m:r>
+              <m:t>í</m:t>
+            </m:r>
+            <m:r>
+              <m:t>c</m:t>
+            </m:r>
+            <m:r>
+              <m:t>h</m:t>
+            </m:r>
+          </m:sub>
+        </m:sSub>
+        <m:r>
+          <m:rPr>
+            <m:sty m:val="p"/>
+          </m:rPr>
+          <m:t>=</m:t>
+        </m:r>
+        <m:r>
+          <m:t>10.476</m:t>
+        </m:r>
+      </m:oMath>
+      <w:r>
+        <w:t xml:space="preserve">) cho mẫu gộp</w:t>
+      </w:r>
+      <w:r>
+        <w:t xml:space="preserve"> </w:t>
+      </w:r>
+      <m:oMath>
+        <m:r>
+          <m:t>N</m:t>
+        </m:r>
+        <m:r>
+          <m:rPr>
+            <m:sty m:val="p"/>
+          </m:rPr>
+          <m:t>=</m:t>
+        </m:r>
+        <m:r>
+          <m:t>28.717</m:t>
+        </m:r>
+      </m:oMath>
+      <w:r>
+        <w:t xml:space="preserve">, lớn nhất trong các nghiên cứu đơn quốc gia của luận án. Khoảng thời gian 2014–2025 bao trùm một loạt cú sốc thể chế chưa từng có trong lịch sử Ấn Độ hiện đại: bãi bỏ tiền mặt tháng 11/2016, ban hành Luật Phá sản và Mất khả năng thanh toán (IBC) tháng 5/2016, áp dụng Thuế Hàng hóa và Dịch vụ (GST) tháng 7/2017, ra mắt Giao diện Thanh toán Hợp nhất (UPI) tháng 4/2016 đạt mức 12 tỷ giao dịch/tháng năm 2024, triển khai sáng kiến Sản xuất tại Ấn Độ và chương trình Liên kết Khuyến khích Sản xuất (PLI) năm 2020, cùng chính sách Tự chủ Ấn Độ (Atmanirbhar Bharat) định hướng lại chiến lược quốc gia theo hướng nội địa hóa giai đoạn 2020.</w:t>
+      </w:r>
+    </w:p>
+    <w:p>
+      <w:pPr>
+        <w:pStyle w:val="BodyText"/>
+      </w:pPr>
+      <w:r>
+        <w:t xml:space="preserve">Kết quả thực nghiệm cho thấy một dạng phá vỡ ngưỡng (threshold collapse) không quan sát được ở bất kỳ bối cảnh quốc gia nào khác trong portfolio. Đợt 2014 ghi nhận quan hệ U ngược cổ điển với hệ số bậc nhất dương (</w:t>
+      </w:r>
+      <m:oMath>
+        <m:sSub>
+          <m:e>
+            <m:r>
+              <m:t>β</m:t>
+            </m:r>
+          </m:e>
+          <m:sub>
+            <m:r>
+              <m:t>1</m:t>
+            </m:r>
+          </m:sub>
+        </m:sSub>
+        <m:r>
+          <m:rPr>
+            <m:sty m:val="p"/>
+          </m:rPr>
+          <m:t>=</m:t>
+        </m:r>
+        <m:r>
+          <m:rPr>
+            <m:sty m:val="p"/>
+          </m:rPr>
+          <m:t>+</m:t>
+        </m:r>
+        <m:r>
+          <m:t>1</m:t>
+        </m:r>
+        <m:r>
+          <m:rPr>
+            <m:sty m:val="p"/>
+          </m:rPr>
+          <m:t>,</m:t>
+        </m:r>
+        <m:r>
+          <m:t>865</m:t>
+        </m:r>
+      </m:oMath>
+      <w:r>
+        <w:t xml:space="preserve">,</w:t>
+      </w:r>
+      <w:r>
+        <w:t xml:space="preserve"> </w:t>
+      </w:r>
+      <m:oMath>
+        <m:r>
+          <m:t>p</m:t>
+        </m:r>
+        <m:r>
+          <m:rPr>
+            <m:sty m:val="p"/>
+          </m:rPr>
+          <m:t>&lt;</m:t>
+        </m:r>
+        <m:r>
+          <m:rPr>
+            <m:sty m:val="p"/>
+          </m:rPr>
+          <m:t>,</m:t>
+        </m:r>
+        <m:r>
+          <m:t>001</m:t>
+        </m:r>
+      </m:oMath>
+      <w:r>
+        <w:t xml:space="preserve">) và bậc hai âm (</w:t>
+      </w:r>
+      <m:oMath>
+        <m:sSub>
+          <m:e>
+            <m:r>
+              <m:t>β</m:t>
+            </m:r>
+          </m:e>
+          <m:sub>
+            <m:r>
+              <m:t>2</m:t>
+            </m:r>
+          </m:sub>
+        </m:sSub>
+        <m:r>
+          <m:rPr>
+            <m:sty m:val="p"/>
+          </m:rPr>
+          <m:t>=</m:t>
+        </m:r>
+        <m:r>
+          <m:rPr>
+            <m:sty m:val="p"/>
+          </m:rPr>
+          <m:t>−</m:t>
+        </m:r>
+        <m:r>
+          <m:t>1</m:t>
+        </m:r>
+        <m:r>
+          <m:rPr>
+            <m:sty m:val="p"/>
+          </m:rPr>
+          <m:t>,</m:t>
+        </m:r>
+        <m:r>
+          <m:t>508</m:t>
+        </m:r>
+      </m:oMath>
+      <w:r>
+        <w:t xml:space="preserve">,</w:t>
+      </w:r>
+      <w:r>
+        <w:t xml:space="preserve"> </w:t>
+      </w:r>
+      <m:oMath>
+        <m:r>
+          <m:t>p</m:t>
+        </m:r>
+        <m:r>
+          <m:rPr>
+            <m:sty m:val="p"/>
+          </m:rPr>
+          <m:t>&lt;</m:t>
+        </m:r>
+        <m:r>
+          <m:rPr>
+            <m:sty m:val="p"/>
+          </m:rPr>
+          <m:t>,</m:t>
+        </m:r>
+        <m:r>
+          <m:t>001</m:t>
+        </m:r>
+      </m:oMath>
+      <w:r>
+        <w:t xml:space="preserve">), điểm uốn ước lượng tại</w:t>
+      </w:r>
+      <w:r>
+        <w:t xml:space="preserve"> </w:t>
+      </w:r>
+      <m:oMath>
+        <m:r>
+          <m:t>T</m:t>
+        </m:r>
+        <m:r>
+          <m:t>P</m:t>
+        </m:r>
+        <m:r>
+          <m:rPr>
+            <m:sty m:val="p"/>
+          </m:rPr>
+          <m:t>=</m:t>
+        </m:r>
+        <m:r>
+          <m:t>61</m:t>
+        </m:r>
+        <m:r>
+          <m:rPr>
+            <m:sty m:val="p"/>
+          </m:rPr>
+          <m:t>,</m:t>
+        </m:r>
+        <m:r>
+          <m:t>8</m:t>
+        </m:r>
+        <m:r>
+          <m:rPr>
+            <m:sty m:val="p"/>
+          </m:rPr>
+          <m:t>%</m:t>
+        </m:r>
+      </m:oMath>
+      <w:r>
+        <w:t xml:space="preserve"> </w:t>
+      </w:r>
+      <w:r>
+        <w:t xml:space="preserve">FSTS (khoảng tin cậy delta-method 95%:</w:t>
+      </w:r>
+      <w:r>
+        <w:t xml:space="preserve"> </w:t>
+      </w:r>
+      <m:oMath>
+        <m:d>
+          <m:dPr>
+            <m:begChr m:val="["/>
+            <m:endChr m:val="]"/>
+            <m:sepChr m:val=""/>
+            <m:grow/>
+          </m:dPr>
+          <m:e>
+            <m:r>
+              <m:t>55</m:t>
+            </m:r>
+            <m:r>
+              <m:rPr>
+                <m:sty m:val="p"/>
+              </m:rPr>
+              <m:t>,</m:t>
+            </m:r>
+            <m:r>
+              <m:t>0</m:t>
+            </m:r>
+            <m:r>
+              <m:rPr>
+                <m:sty m:val="p"/>
+              </m:rPr>
+              <m:t>%</m:t>
+            </m:r>
+            <m:r>
+              <m:rPr>
+                <m:sty m:val="p"/>
+              </m:rPr>
+              <m:t>;</m:t>
+            </m:r>
+            <m:r>
+              <m:t>68</m:t>
+            </m:r>
+            <m:r>
+              <m:rPr>
+                <m:sty m:val="p"/>
+              </m:rPr>
+              <m:t>,</m:t>
+            </m:r>
+            <m:r>
+              <m:t>6</m:t>
+            </m:r>
+            <m:r>
+              <m:rPr>
+                <m:sty m:val="p"/>
+              </m:rPr>
+              <m:t>%</m:t>
+            </m:r>
+          </m:e>
+        </m:d>
+      </m:oMath>
+      <w:r>
+        <w:t xml:space="preserve">), Lind–Mehlum xác nhận đường cong U ngược ở mức</w:t>
+      </w:r>
+      <w:r>
+        <w:t xml:space="preserve"> </w:t>
+      </w:r>
+      <m:oMath>
+        <m:r>
+          <m:t>p</m:t>
+        </m:r>
+        <m:r>
+          <m:rPr>
+            <m:sty m:val="p"/>
+          </m:rPr>
+          <m:t>&lt;</m:t>
+        </m:r>
+        <m:r>
+          <m:rPr>
+            <m:sty m:val="p"/>
+          </m:rPr>
+          <m:t>,</m:t>
+        </m:r>
+        <m:r>
+          <m:t>001</m:t>
+        </m:r>
+      </m:oMath>
+      <w:r>
+        <w:t xml:space="preserve">. Đợt 2022, sau ba cú sốc thể chế đầu tiên (bãi bỏ tiền mặt, GST, IBC), đường cong U ngược vẫn duy trì nhưng điểm uốn đã dịch chuyển đáng kể vào trong:</w:t>
+      </w:r>
+      <w:r>
+        <w:t xml:space="preserve"> </w:t>
+      </w:r>
+      <m:oMath>
+        <m:sSub>
+          <m:e>
+            <m:r>
+              <m:t>β</m:t>
+            </m:r>
+          </m:e>
+          <m:sub>
+            <m:r>
+              <m:t>1</m:t>
+            </m:r>
+          </m:sub>
+        </m:sSub>
+        <m:r>
+          <m:rPr>
+            <m:sty m:val="p"/>
+          </m:rPr>
+          <m:t>=</m:t>
+        </m:r>
+        <m:r>
+          <m:rPr>
+            <m:sty m:val="p"/>
+          </m:rPr>
+          <m:t>+</m:t>
+        </m:r>
+        <m:r>
+          <m:t>1</m:t>
+        </m:r>
+        <m:r>
+          <m:rPr>
+            <m:sty m:val="p"/>
+          </m:rPr>
+          <m:t>,</m:t>
+        </m:r>
+        <m:r>
+          <m:t>542</m:t>
+        </m:r>
+      </m:oMath>
+      <w:r>
+        <w:t xml:space="preserve">,</w:t>
+      </w:r>
+      <w:r>
+        <w:t xml:space="preserve"> </w:t>
+      </w:r>
+      <m:oMath>
+        <m:sSub>
+          <m:e>
+            <m:r>
+              <m:t>β</m:t>
+            </m:r>
+          </m:e>
+          <m:sub>
+            <m:r>
+              <m:t>2</m:t>
+            </m:r>
+          </m:sub>
+        </m:sSub>
+        <m:r>
+          <m:rPr>
+            <m:sty m:val="p"/>
+          </m:rPr>
+          <m:t>=</m:t>
+        </m:r>
+        <m:r>
+          <m:rPr>
+            <m:sty m:val="p"/>
+          </m:rPr>
+          <m:t>−</m:t>
+        </m:r>
+        <m:r>
+          <m:t>1</m:t>
+        </m:r>
+        <m:r>
+          <m:rPr>
+            <m:sty m:val="p"/>
+          </m:rPr>
+          <m:t>,</m:t>
+        </m:r>
+        <m:r>
+          <m:t>893</m:t>
+        </m:r>
+      </m:oMath>
+      <w:r>
+        <w:t xml:space="preserve">,</w:t>
+      </w:r>
+      <w:r>
+        <w:t xml:space="preserve"> </w:t>
+      </w:r>
+      <m:oMath>
+        <m:r>
+          <m:t>T</m:t>
+        </m:r>
+        <m:r>
+          <m:t>P</m:t>
+        </m:r>
+        <m:r>
+          <m:rPr>
+            <m:sty m:val="p"/>
+          </m:rPr>
+          <m:t>=</m:t>
+        </m:r>
+        <m:r>
+          <m:t>40</m:t>
+        </m:r>
+        <m:r>
+          <m:rPr>
+            <m:sty m:val="p"/>
+          </m:rPr>
+          <m:t>,</m:t>
+        </m:r>
+        <m:r>
+          <m:t>7</m:t>
+        </m:r>
+        <m:r>
+          <m:rPr>
+            <m:sty m:val="p"/>
+          </m:rPr>
+          <m:t>%</m:t>
+        </m:r>
+      </m:oMath>
+      <w:r>
+        <w:t xml:space="preserve"> </w:t>
+      </w:r>
+      <w:r>
+        <w:t xml:space="preserve">(khoảng tin cậy 95%:</w:t>
+      </w:r>
+      <w:r>
+        <w:t xml:space="preserve"> </w:t>
+      </w:r>
+      <m:oMath>
+        <m:d>
+          <m:dPr>
+            <m:begChr m:val="["/>
+            <m:endChr m:val="]"/>
+            <m:sepChr m:val=""/>
+            <m:grow/>
+          </m:dPr>
+          <m:e>
+            <m:r>
+              <m:t>38</m:t>
+            </m:r>
+            <m:r>
+              <m:rPr>
+                <m:sty m:val="p"/>
+              </m:rPr>
+              <m:t>,</m:t>
+            </m:r>
+            <m:r>
+              <m:t>0</m:t>
+            </m:r>
+            <m:r>
+              <m:rPr>
+                <m:sty m:val="p"/>
+              </m:rPr>
+              <m:t>%</m:t>
+            </m:r>
+            <m:r>
+              <m:rPr>
+                <m:sty m:val="p"/>
+              </m:rPr>
+              <m:t>;</m:t>
+            </m:r>
+            <m:r>
+              <m:t>43</m:t>
+            </m:r>
+            <m:r>
+              <m:rPr>
+                <m:sty m:val="p"/>
+              </m:rPr>
+              <m:t>,</m:t>
+            </m:r>
+            <m:r>
+              <m:t>5</m:t>
+            </m:r>
+            <m:r>
+              <m:rPr>
+                <m:sty m:val="p"/>
+              </m:rPr>
+              <m:t>%</m:t>
+            </m:r>
+          </m:e>
+        </m:d>
+      </m:oMath>
+      <w:r>
+        <w:t xml:space="preserve">). Đợt 2025, hệ số bậc hai mất ý nghĩa thống kê (</w:t>
+      </w:r>
+      <m:oMath>
+        <m:sSub>
+          <m:e>
+            <m:r>
+              <m:t>β</m:t>
+            </m:r>
+          </m:e>
+          <m:sub>
+            <m:r>
+              <m:t>2</m:t>
+            </m:r>
+          </m:sub>
+        </m:sSub>
+        <m:r>
+          <m:rPr>
+            <m:sty m:val="p"/>
+          </m:rPr>
+          <m:t>=</m:t>
+        </m:r>
+        <m:r>
+          <m:rPr>
+            <m:sty m:val="p"/>
+          </m:rPr>
+          <m:t>−</m:t>
+        </m:r>
+        <m:r>
+          <m:t>0</m:t>
+        </m:r>
+        <m:r>
+          <m:rPr>
+            <m:sty m:val="p"/>
+          </m:rPr>
+          <m:t>,</m:t>
+        </m:r>
+        <m:r>
+          <m:t>160</m:t>
+        </m:r>
+      </m:oMath>
+      <w:r>
+        <w:t xml:space="preserve">,</w:t>
+      </w:r>
+      <w:r>
+        <w:t xml:space="preserve"> </w:t>
+      </w:r>
+      <m:oMath>
+        <m:r>
+          <m:t>p</m:t>
+        </m:r>
+        <m:r>
+          <m:rPr>
+            <m:sty m:val="p"/>
+          </m:rPr>
+          <m:t>=</m:t>
+        </m:r>
+        <m:r>
+          <m:rPr>
+            <m:sty m:val="p"/>
+          </m:rPr>
+          <m:t>,</m:t>
+        </m:r>
+        <m:r>
+          <m:t>420</m:t>
+        </m:r>
+      </m:oMath>
+      <w:r>
+        <w:t xml:space="preserve">), quan hệ trở thành đơn điệu âm trên toàn dải cường độ xuất khẩu thực tế.</w:t>
+      </w:r>
+    </w:p>
+    <w:p>
+      <w:pPr>
+        <w:pStyle w:val="BodyText"/>
+      </w:pPr>
+      <w:r>
+        <w:t xml:space="preserve">Kiểm định Paternoster so sánh hệ số giữa 2014 và 2025 bác bỏ giả thuyết cân bằng với cường độ cực mạnh:</w:t>
+      </w:r>
+      <w:r>
+        <w:t xml:space="preserve"> </w:t>
+      </w:r>
+      <m:oMath>
+        <m:r>
+          <m:t>z</m:t>
+        </m:r>
+        <m:d>
+          <m:dPr>
+            <m:begChr m:val="("/>
+            <m:endChr m:val=")"/>
+            <m:sepChr m:val=""/>
+            <m:grow/>
+          </m:dPr>
+          <m:e>
+            <m:r>
+              <m:rPr>
+                <m:nor/>
+                <m:sty m:val="p"/>
+              </m:rPr>
+              <m:t>FSTS</m:t>
+            </m:r>
+          </m:e>
+        </m:d>
+        <m:r>
+          <m:rPr>
+            <m:sty m:val="p"/>
+          </m:rPr>
+          <m:t>=</m:t>
+        </m:r>
+        <m:r>
+          <m:rPr>
+            <m:sty m:val="p"/>
+          </m:rPr>
+          <m:t>−</m:t>
+        </m:r>
+        <m:r>
+          <m:t>7</m:t>
+        </m:r>
+        <m:r>
+          <m:rPr>
+            <m:sty m:val="p"/>
+          </m:rPr>
+          <m:t>,</m:t>
+        </m:r>
+        <m:r>
+          <m:t>94</m:t>
+        </m:r>
+      </m:oMath>
+      <w:r>
+        <w:t xml:space="preserve">,</w:t>
+      </w:r>
+      <w:r>
+        <w:t xml:space="preserve"> </w:t>
+      </w:r>
+      <m:oMath>
+        <m:r>
+          <m:t>p</m:t>
+        </m:r>
+        <m:r>
+          <m:rPr>
+            <m:sty m:val="p"/>
+          </m:rPr>
+          <m:t>&lt;</m:t>
+        </m:r>
+        <m:r>
+          <m:rPr>
+            <m:sty m:val="p"/>
+          </m:rPr>
+          <m:t>,</m:t>
+        </m:r>
+        <m:r>
+          <m:t>0001</m:t>
+        </m:r>
+      </m:oMath>
+      <w:r>
+        <w:t xml:space="preserve"> </w:t>
+      </w:r>
+      <w:r>
+        <w:t xml:space="preserve">và</w:t>
+      </w:r>
+      <w:r>
+        <w:t xml:space="preserve"> </w:t>
+      </w:r>
+      <m:oMath>
+        <m:r>
+          <m:t>z</m:t>
+        </m:r>
+        <m:d>
+          <m:dPr>
+            <m:begChr m:val="("/>
+            <m:endChr m:val=")"/>
+            <m:sepChr m:val=""/>
+            <m:grow/>
+          </m:dPr>
+          <m:e>
+            <m:sSup>
+              <m:e>
+                <m:r>
+                  <m:rPr>
+                    <m:nor/>
+                    <m:sty m:val="p"/>
+                  </m:rPr>
+                  <m:t>FSTS</m:t>
+                </m:r>
+              </m:e>
+              <m:sup>
+                <m:r>
+                  <m:t>2</m:t>
+                </m:r>
+              </m:sup>
+            </m:sSup>
+          </m:e>
+        </m:d>
+        <m:r>
+          <m:rPr>
+            <m:sty m:val="p"/>
+          </m:rPr>
+          <m:t>=</m:t>
+        </m:r>
+        <m:r>
+          <m:rPr>
+            <m:sty m:val="p"/>
+          </m:rPr>
+          <m:t>+</m:t>
+        </m:r>
+        <m:r>
+          <m:t>4</m:t>
+        </m:r>
+        <m:r>
+          <m:rPr>
+            <m:sty m:val="p"/>
+          </m:rPr>
+          <m:t>,</m:t>
+        </m:r>
+        <m:r>
+          <m:t>17</m:t>
+        </m:r>
+      </m:oMath>
+      <w:r>
+        <w:t xml:space="preserve">,</w:t>
+      </w:r>
+      <w:r>
+        <w:t xml:space="preserve"> </w:t>
+      </w:r>
+      <m:oMath>
+        <m:r>
+          <m:t>p</m:t>
+        </m:r>
+        <m:r>
+          <m:rPr>
+            <m:sty m:val="p"/>
+          </m:rPr>
+          <m:t>&lt;</m:t>
+        </m:r>
+        <m:r>
+          <m:rPr>
+            <m:sty m:val="p"/>
+          </m:rPr>
+          <m:t>,</m:t>
+        </m:r>
+        <m:r>
+          <m:t>0001</m:t>
+        </m:r>
+      </m:oMath>
+      <w:r>
+        <w:t xml:space="preserve"> </w:t>
+      </w:r>
+      <w:r>
+        <w:t xml:space="preserve">dưới sai số chuẩn HC1; dưới sai số chuẩn cụm theo bang (cluster-robust,</w:t>
+      </w:r>
+      <w:r>
+        <w:t xml:space="preserve"> </w:t>
+      </w:r>
+      <m:oMath>
+        <m:r>
+          <m:t>G</m:t>
+        </m:r>
+        <m:r>
+          <m:rPr>
+            <m:sty m:val="p"/>
+          </m:rPr>
+          <m:t>=</m:t>
+        </m:r>
+        <m:r>
+          <m:t>24</m:t>
+        </m:r>
+      </m:oMath>
+      <w:r>
+        <w:t xml:space="preserve"> </w:t>
+      </w:r>
+      <w:r>
+        <w:t xml:space="preserve">bang), kết quả vẫn có ý nghĩa thống kê:</w:t>
+      </w:r>
+      <w:r>
+        <w:t xml:space="preserve"> </w:t>
+      </w:r>
+      <m:oMath>
+        <m:r>
+          <m:t>z</m:t>
+        </m:r>
+        <m:d>
+          <m:dPr>
+            <m:begChr m:val="("/>
+            <m:endChr m:val=")"/>
+            <m:sepChr m:val=""/>
+            <m:grow/>
+          </m:dPr>
+          <m:e>
+            <m:r>
+              <m:rPr>
+                <m:nor/>
+                <m:sty m:val="p"/>
+              </m:rPr>
+              <m:t>FSTS</m:t>
+            </m:r>
+          </m:e>
+        </m:d>
+        <m:r>
+          <m:rPr>
+            <m:sty m:val="p"/>
+          </m:rPr>
+          <m:t>=</m:t>
+        </m:r>
+        <m:r>
+          <m:rPr>
+            <m:sty m:val="p"/>
+          </m:rPr>
+          <m:t>−</m:t>
+        </m:r>
+        <m:r>
+          <m:t>3</m:t>
+        </m:r>
+        <m:r>
+          <m:rPr>
+            <m:sty m:val="p"/>
+          </m:rPr>
+          <m:t>,</m:t>
+        </m:r>
+        <m:r>
+          <m:t>50</m:t>
+        </m:r>
+      </m:oMath>
+      <w:r>
+        <w:t xml:space="preserve">,</w:t>
+      </w:r>
+      <w:r>
+        <w:t xml:space="preserve"> </w:t>
+      </w:r>
+      <m:oMath>
+        <m:r>
+          <m:t>p</m:t>
+        </m:r>
+        <m:r>
+          <m:rPr>
+            <m:sty m:val="p"/>
+          </m:rPr>
+          <m:t>=</m:t>
+        </m:r>
+        <m:r>
+          <m:rPr>
+            <m:sty m:val="p"/>
+          </m:rPr>
+          <m:t>,</m:t>
+        </m:r>
+        <m:r>
+          <m:t>001</m:t>
+        </m:r>
+      </m:oMath>
+      <w:r>
+        <w:t xml:space="preserve"> </w:t>
+      </w:r>
+      <w:r>
+        <w:t xml:space="preserve">và</w:t>
+      </w:r>
+      <w:r>
+        <w:t xml:space="preserve"> </w:t>
+      </w:r>
+      <m:oMath>
+        <m:r>
+          <m:t>z</m:t>
+        </m:r>
+        <m:d>
+          <m:dPr>
+            <m:begChr m:val="("/>
+            <m:endChr m:val=")"/>
+            <m:sepChr m:val=""/>
+            <m:grow/>
+          </m:dPr>
+          <m:e>
+            <m:sSup>
+              <m:e>
+                <m:r>
+                  <m:rPr>
+                    <m:nor/>
+                    <m:sty m:val="p"/>
+                  </m:rPr>
+                  <m:t>FSTS</m:t>
+                </m:r>
+              </m:e>
+              <m:sup>
+                <m:r>
+                  <m:t>2</m:t>
+                </m:r>
+              </m:sup>
+            </m:sSup>
+          </m:e>
+        </m:d>
+        <m:r>
+          <m:rPr>
+            <m:sty m:val="p"/>
+          </m:rPr>
+          <m:t>=</m:t>
+        </m:r>
+        <m:r>
+          <m:rPr>
+            <m:sty m:val="p"/>
+          </m:rPr>
+          <m:t>+</m:t>
+        </m:r>
+        <m:r>
+          <m:t>2</m:t>
+        </m:r>
+        <m:r>
+          <m:rPr>
+            <m:sty m:val="p"/>
+          </m:rPr>
+          <m:t>,</m:t>
+        </m:r>
+        <m:r>
+          <m:t>19</m:t>
+        </m:r>
+      </m:oMath>
+      <w:r>
+        <w:t xml:space="preserve">,</w:t>
+      </w:r>
+      <w:r>
+        <w:t xml:space="preserve"> </w:t>
+      </w:r>
+      <m:oMath>
+        <m:r>
+          <m:t>p</m:t>
+        </m:r>
+        <m:r>
+          <m:rPr>
+            <m:sty m:val="p"/>
+          </m:rPr>
+          <m:t>=</m:t>
+        </m:r>
+        <m:r>
+          <m:rPr>
+            <m:sty m:val="p"/>
+          </m:rPr>
+          <m:t>,</m:t>
+        </m:r>
+        <m:r>
+          <m:t>029</m:t>
+        </m:r>
+      </m:oMath>
+      <w:r>
+        <w:t xml:space="preserve">. Đặc tả gộp ba đợt với biến giả đợt khảo sát xác nhận sự dịch chuyển có hệ thống:</w:t>
+      </w:r>
+      <w:r>
+        <w:t xml:space="preserve"> </w:t>
+      </w:r>
+      <m:oMath>
+        <m:r>
+          <m:t>β</m:t>
+        </m:r>
+        <m:d>
+          <m:dPr>
+            <m:begChr m:val="("/>
+            <m:endChr m:val=")"/>
+            <m:sepChr m:val=""/>
+            <m:grow/>
+          </m:dPr>
+          <m:e>
+            <m:r>
+              <m:rPr>
+                <m:nor/>
+                <m:sty m:val="p"/>
+              </m:rPr>
+              <m:t>FSTS</m:t>
+            </m:r>
+            <m:r>
+              <m:rPr>
+                <m:sty m:val="p"/>
+              </m:rPr>
+              <m:t>×</m:t>
+            </m:r>
+            <m:r>
+              <m:rPr>
+                <m:nor/>
+                <m:sty m:val="p"/>
+              </m:rPr>
+              <m:t>wave</m:t>
+            </m:r>
+            <m:r>
+              <m:rPr>
+                <m:sty m:val="p"/>
+              </m:rPr>
+              <m:t>_</m:t>
+            </m:r>
+            <m:r>
+              <m:t>2025</m:t>
+            </m:r>
+          </m:e>
+        </m:d>
+        <m:r>
+          <m:rPr>
+            <m:sty m:val="p"/>
+          </m:rPr>
+          <m:t>=</m:t>
+        </m:r>
+        <m:r>
+          <m:rPr>
+            <m:sty m:val="p"/>
+          </m:rPr>
+          <m:t>−</m:t>
+        </m:r>
+        <m:r>
+          <m:t>1</m:t>
+        </m:r>
+        <m:r>
+          <m:rPr>
+            <m:sty m:val="p"/>
+          </m:rPr>
+          <m:t>,</m:t>
+        </m:r>
+        <m:r>
+          <m:t>63</m:t>
+        </m:r>
+      </m:oMath>
+      <w:r>
+        <w:t xml:space="preserve"> </w:t>
+      </w:r>
+      <w:r>
+        <w:t xml:space="preserve">(</w:t>
+      </w:r>
+      <m:oMath>
+        <m:r>
+          <m:t>p</m:t>
+        </m:r>
+        <m:r>
+          <m:rPr>
+            <m:sty m:val="p"/>
+          </m:rPr>
+          <m:t>&lt;</m:t>
+        </m:r>
+        <m:r>
+          <m:rPr>
+            <m:sty m:val="p"/>
+          </m:rPr>
+          <m:t>,</m:t>
+        </m:r>
+        <m:r>
+          <m:t>0001</m:t>
+        </m:r>
+      </m:oMath>
+      <w:r>
+        <w:t xml:space="preserve">), cho thấy độ dốc đường cong I-P đã thay đổi căn bản giữa 2014 và 2025.</w:t>
+      </w:r>
+    </w:p>
+    <w:p>
+      <w:pPr>
+        <w:pStyle w:val="BodyText"/>
+      </w:pPr>
+      <w:r>
+        <w:rPr>
+          <w:bCs/>
+          <w:b/>
+        </w:rPr>
+        <w:t xml:space="preserve">Bảng 4.3.</w:t>
+      </w:r>
+      <w:r>
+        <w:t xml:space="preserve"> </w:t>
+      </w:r>
+      <w:r>
+        <w:rPr>
+          <w:iCs/>
+          <w:i/>
+        </w:rPr>
+        <w:t xml:space="preserve">Điểm uốn theo đợt khảo sát, Ấn Độ.</w:t>
+      </w:r>
+    </w:p>
+    <w:tbl>
+      <w:tblPr>
+        <w:tblStyle w:val="Table"/>
+        <w:tblW w:type="auto" w:w="0"/>
+        <w:tblLook w:firstRow="1" w:lastRow="0" w:firstColumn="0" w:lastColumn="0" w:noHBand="0" w:noVBand="0" w:val="0020"/>
+        <w:jc w:val="start"/>
+      </w:tblPr>
+      <w:tblGrid>
+        <w:gridCol w:w="1584"/>
+        <w:gridCol w:w="1584"/>
+        <w:gridCol w:w="1584"/>
+        <w:gridCol w:w="1584"/>
+        <w:gridCol w:w="1584"/>
+      </w:tblGrid>
+      <w:tr>
+        <w:trPr>
+          <w:tblHeader w:val="true"/>
+        </w:trPr>
+        <w:tc>
+          <w:tcPr/>
+          <w:p>
+            <w:pPr>
+              <w:pStyle w:val="Compact"/>
+              <w:jc w:val="left"/>
+            </w:pPr>
+            <w:r>
+              <w:t xml:space="preserve">Đợt khảo sát</w:t>
+            </w:r>
+          </w:p>
+        </w:tc>
+        <w:tc>
+          <w:tcPr/>
+          <w:p>
+            <w:pPr>
+              <w:pStyle w:val="Compact"/>
+              <w:jc w:val="left"/>
+            </w:pPr>
+            <m:oMath>
+              <m:r>
+                <m:t>N</m:t>
+              </m:r>
+            </m:oMath>
+            <w:r>
+              <w:t xml:space="preserve"> </w:t>
+            </w:r>
+            <w:r>
+              <w:t xml:space="preserve">phân tích</w:t>
+            </w:r>
+          </w:p>
+        </w:tc>
+        <w:tc>
+          <w:tcPr/>
+          <w:p>
+            <w:pPr>
+              <w:pStyle w:val="Compact"/>
+              <w:jc w:val="left"/>
+            </w:pPr>
+            <w:r>
+              <w:t xml:space="preserve">Điểm uốn (TP)</w:t>
+            </w:r>
+          </w:p>
+        </w:tc>
+        <w:tc>
+          <w:tcPr/>
+          <w:p>
+            <w:pPr>
+              <w:pStyle w:val="Compact"/>
+              <w:jc w:val="left"/>
+            </w:pPr>
+            <w:r>
+              <w:t xml:space="preserve">Lind–Mehlum</w:t>
+            </w:r>
+          </w:p>
+        </w:tc>
+        <w:tc>
+          <w:tcPr/>
+          <w:p>
+            <w:pPr>
+              <w:pStyle w:val="Compact"/>
+              <w:jc w:val="left"/>
+            </w:pPr>
+            <w:r>
+              <w:t xml:space="preserve">Nhận xét</w:t>
+            </w:r>
+          </w:p>
+        </w:tc>
+      </w:tr>
+      <w:tr>
+        <w:tc>
+          <w:tcPr/>
+          <w:p>
+            <w:pPr>
+              <w:pStyle w:val="Compact"/>
+              <w:jc w:val="left"/>
+            </w:pPr>
+            <w:r>
+              <w:t xml:space="preserve">2014 (PICS3)</w:t>
+            </w:r>
+          </w:p>
+        </w:tc>
+        <w:tc>
+          <w:tcPr/>
+          <w:p>
+            <w:pPr>
+              <w:pStyle w:val="Compact"/>
+              <w:jc w:val="left"/>
+            </w:pPr>
+            <w:r>
+              <w:t xml:space="preserve">8.941</w:t>
+            </w:r>
+          </w:p>
+        </w:tc>
+        <w:tc>
+          <w:tcPr/>
+          <w:p>
+            <w:pPr>
+              <w:pStyle w:val="Compact"/>
+              <w:jc w:val="left"/>
+            </w:pPr>
+            <w:r>
+              <w:t xml:space="preserve">61,8% FSTS</w:t>
+            </w:r>
+          </w:p>
+        </w:tc>
+        <w:tc>
+          <w:tcPr/>
+          <w:p>
+            <w:pPr>
+              <w:pStyle w:val="Compact"/>
+              <w:jc w:val="left"/>
+            </w:pPr>
+            <m:oMath>
+              <m:r>
+                <m:t>p</m:t>
+              </m:r>
+              <m:r>
+                <m:rPr>
+                  <m:sty m:val="p"/>
+                </m:rPr>
+                <m:t>&lt;</m:t>
+              </m:r>
+              <m:r>
+                <m:rPr>
+                  <m:sty m:val="p"/>
+                </m:rPr>
+                <m:t>,</m:t>
+              </m:r>
+              <m:r>
+                <m:t>001</m:t>
+              </m:r>
+            </m:oMath>
+          </w:p>
+        </w:tc>
+        <w:tc>
+          <w:tcPr/>
+          <w:p>
+            <w:pPr>
+              <w:pStyle w:val="Compact"/>
+              <w:jc w:val="left"/>
+            </w:pPr>
+            <w:r>
+              <w:t xml:space="preserve">U ngược cổ điển</w:t>
+            </w:r>
+          </w:p>
+        </w:tc>
+      </w:tr>
+      <w:tr>
+        <w:tc>
+          <w:tcPr/>
+          <w:p>
+            <w:pPr>
+              <w:pStyle w:val="Compact"/>
+              <w:jc w:val="left"/>
+            </w:pPr>
+            <w:r>
+              <w:t xml:space="preserve">2022 (BEE)</w:t>
+            </w:r>
+          </w:p>
+        </w:tc>
+        <w:tc>
+          <w:tcPr/>
+          <w:p>
+            <w:pPr>
+              <w:pStyle w:val="Compact"/>
+              <w:jc w:val="left"/>
+            </w:pPr>
+            <w:r>
+              <w:t xml:space="preserve">9.300</w:t>
+            </w:r>
+          </w:p>
+        </w:tc>
+        <w:tc>
+          <w:tcPr/>
+          <w:p>
+            <w:pPr>
+              <w:pStyle w:val="Compact"/>
+              <w:jc w:val="left"/>
+            </w:pPr>
+            <w:r>
+              <w:t xml:space="preserve">40,7% FSTS</w:t>
+            </w:r>
+          </w:p>
+        </w:tc>
+        <w:tc>
+          <w:tcPr/>
+          <w:p>
+            <w:pPr>
+              <w:pStyle w:val="Compact"/>
+              <w:jc w:val="left"/>
+            </w:pPr>
+            <m:oMath>
+              <m:r>
+                <m:t>p</m:t>
+              </m:r>
+              <m:r>
+                <m:rPr>
+                  <m:sty m:val="p"/>
+                </m:rPr>
+                <m:t>&lt;</m:t>
+              </m:r>
+              <m:r>
+                <m:rPr>
+                  <m:sty m:val="p"/>
+                </m:rPr>
+                <m:t>,</m:t>
+              </m:r>
+              <m:r>
+                <m:t>001</m:t>
+              </m:r>
+            </m:oMath>
+          </w:p>
+        </w:tc>
+        <w:tc>
+          <w:tcPr/>
+          <w:p>
+            <w:pPr>
+              <w:pStyle w:val="Compact"/>
+              <w:jc w:val="left"/>
+            </w:pPr>
+            <w:r>
+              <w:t xml:space="preserve">U ngược, TP dịch trong</w:t>
+            </w:r>
+          </w:p>
+        </w:tc>
+      </w:tr>
+      <w:tr>
+        <w:tc>
+          <w:tcPr/>
+          <w:p>
+            <w:pPr>
+              <w:pStyle w:val="Compact"/>
+              <w:jc w:val="left"/>
+            </w:pPr>
+            <w:r>
+              <w:t xml:space="preserve">2025 (BREADY)</w:t>
+            </w:r>
+          </w:p>
+        </w:tc>
+        <w:tc>
+          <w:tcPr/>
+          <w:p>
+            <w:pPr>
+              <w:pStyle w:val="Compact"/>
+              <w:jc w:val="left"/>
+            </w:pPr>
+            <w:r>
+              <w:t xml:space="preserve">10.476</w:t>
+            </w:r>
+          </w:p>
+        </w:tc>
+        <w:tc>
+          <w:tcPr/>
+          <w:p>
+            <w:pPr>
+              <w:pStyle w:val="Compact"/>
+              <w:jc w:val="left"/>
+            </w:pPr>
+            <w:r>
+              <w:t xml:space="preserve">Không xác định</w:t>
+            </w:r>
+          </w:p>
+        </w:tc>
+        <w:tc>
+          <w:tcPr/>
+          <w:p>
+            <w:pPr>
+              <w:pStyle w:val="Compact"/>
+              <w:jc w:val="left"/>
+            </w:pPr>
+            <m:oMath>
+              <m:r>
+                <m:t>p</m:t>
+              </m:r>
+              <m:r>
+                <m:rPr>
+                  <m:sty m:val="p"/>
+                </m:rPr>
+                <m:t>=</m:t>
+              </m:r>
+              <m:r>
+                <m:rPr>
+                  <m:sty m:val="p"/>
+                </m:rPr>
+                <m:t>,</m:t>
+              </m:r>
+              <m:r>
+                <m:t>99</m:t>
+              </m:r>
+            </m:oMath>
+          </w:p>
+        </w:tc>
+        <w:tc>
+          <w:tcPr/>
+          <w:p>
+            <w:pPr>
+              <w:pStyle w:val="Compact"/>
+              <w:jc w:val="left"/>
+            </w:pPr>
+            <w:r>
+              <w:t xml:space="preserve">Đường cong sụp đổ</w:t>
+            </w:r>
+          </w:p>
+        </w:tc>
+      </w:tr>
+    </w:tbl>
+    <w:p>
+      <w:pPr>
+        <w:pStyle w:val="BodyText"/>
+      </w:pPr>
+      <w:r>
+        <w:rPr>
+          <w:iCs/>
+          <w:i/>
+        </w:rPr>
+        <w:t xml:space="preserve">Nguồn: phân tích Ấn Độ (Đỗ &amp; Phan, 2026, bản thảo đang chuẩn bị nộp tạp chí MIR).</w:t>
+      </w:r>
+    </w:p>
+    <w:p>
+      <w:pPr>
+        <w:pStyle w:val="BodyText"/>
+      </w:pPr>
+      <w:r>
+        <w:t xml:space="preserve">Phát hiện ngưỡng phá vỡ ở Ấn Độ trái ngược trực tiếp với kết quả Trung Quốc cũng thuộc chế độ thu nhập trung bình cao (Nhóm III ICRV), nơi điểm uốn được chứng minh là bền vững cấu trúc qua 12 năm tăng trưởng tích lũy (P5 China:</w:t>
+      </w:r>
+      <w:r>
+        <w:t xml:space="preserve"> </w:t>
+      </w:r>
+      <m:oMath>
+        <m:r>
+          <m:t>T</m:t>
+        </m:r>
+        <m:r>
+          <m:t>P</m:t>
+        </m:r>
+        <m:r>
+          <m:rPr>
+            <m:sty m:val="p"/>
+          </m:rPr>
+          <m:t>=</m:t>
+        </m:r>
+        <m:r>
+          <m:t>49</m:t>
+        </m:r>
+        <m:r>
+          <m:rPr>
+            <m:sty m:val="p"/>
+          </m:rPr>
+          <m:t>,</m:t>
+        </m:r>
+        <m:r>
+          <m:t>4</m:t>
+        </m:r>
+        <m:r>
+          <m:rPr>
+            <m:sty m:val="p"/>
+          </m:rPr>
+          <m:t>%</m:t>
+        </m:r>
+      </m:oMath>
+      <w:r>
+        <w:t xml:space="preserve"> </w:t>
+      </w:r>
+      <w:r>
+        <w:t xml:space="preserve">năm 2012 so với</w:t>
+      </w:r>
+      <w:r>
+        <w:t xml:space="preserve"> </w:t>
+      </w:r>
+      <m:oMath>
+        <m:r>
+          <m:t>T</m:t>
+        </m:r>
+        <m:r>
+          <m:t>P</m:t>
+        </m:r>
+        <m:r>
+          <m:rPr>
+            <m:sty m:val="p"/>
+          </m:rPr>
+          <m:t>=</m:t>
+        </m:r>
+        <m:r>
+          <m:t>47</m:t>
+        </m:r>
+        <m:r>
+          <m:rPr>
+            <m:sty m:val="p"/>
+          </m:rPr>
+          <m:t>,</m:t>
+        </m:r>
+        <m:r>
+          <m:t>2</m:t>
+        </m:r>
+        <m:r>
+          <m:rPr>
+            <m:sty m:val="p"/>
+          </m:rPr>
+          <m:t>%</m:t>
+        </m:r>
+      </m:oMath>
+      <w:r>
+        <w:t xml:space="preserve"> </w:t>
+      </w:r>
+      <w:r>
+        <w:t xml:space="preserve">năm 2024, Paternoster</w:t>
+      </w:r>
+      <w:r>
+        <w:t xml:space="preserve"> </w:t>
+      </w:r>
+      <m:oMath>
+        <m:r>
+          <m:t>z</m:t>
+        </m:r>
+        <m:r>
+          <m:rPr>
+            <m:sty m:val="p"/>
+          </m:rPr>
+          <m:t>=</m:t>
+        </m:r>
+        <m:r>
+          <m:rPr>
+            <m:sty m:val="p"/>
+          </m:rPr>
+          <m:t>+</m:t>
+        </m:r>
+        <m:r>
+          <m:t>0</m:t>
+        </m:r>
+        <m:r>
+          <m:rPr>
+            <m:sty m:val="p"/>
+          </m:rPr>
+          <m:t>,</m:t>
+        </m:r>
+        <m:r>
+          <m:t>82</m:t>
+        </m:r>
+      </m:oMath>
+      <w:r>
+        <w:t xml:space="preserve">,</w:t>
+      </w:r>
+      <w:r>
+        <w:t xml:space="preserve"> </w:t>
+      </w:r>
+      <m:oMath>
+        <m:r>
+          <m:t>p</m:t>
+        </m:r>
+        <m:r>
+          <m:rPr>
+            <m:sty m:val="p"/>
+          </m:rPr>
+          <m:t>=</m:t>
+        </m:r>
+        <m:r>
+          <m:rPr>
+            <m:sty m:val="p"/>
+          </m:rPr>
+          <m:t>,</m:t>
+        </m:r>
+        <m:r>
+          <m:t>412</m:t>
+        </m:r>
+      </m:oMath>
+      <w:r>
+        <w:t xml:space="preserve"> </w:t>
+      </w:r>
+      <w:r>
+        <w:t xml:space="preserve">chấp nhận giả thuyết cân bằng). Sự đối lập này cho thấy bền vững ngưỡng không phải đặc tính phổ quát của chế độ thể chế ICRV III mà phụ thuộc vào mức độ và tốc độ thay đổi thể chế tích lũy trong cửa sổ quan sát.</w:t>
+      </w:r>
+    </w:p>
+    <w:p>
+      <w:pPr>
+        <w:pStyle w:val="BodyText"/>
+      </w:pPr>
+      <w:r>
+        <w:t xml:space="preserve">Vai trò của TCI tại Ấn Độ cho thấy hiện tượng đảo dấu (sign flip) chưa từng quan sát ở các bối cảnh quốc gia khác. Năm 2014, hiệu ứng trực tiếp TCI dương đáng kể (</w:t>
+      </w:r>
+      <m:oMath>
+        <m:r>
+          <m:t>β</m:t>
+        </m:r>
+        <m:r>
+          <m:rPr>
+            <m:sty m:val="p"/>
+          </m:rPr>
+          <m:t>=</m:t>
+        </m:r>
+        <m:r>
+          <m:rPr>
+            <m:sty m:val="p"/>
+          </m:rPr>
+          <m:t>+</m:t>
+        </m:r>
+        <m:r>
+          <m:t>0</m:t>
+        </m:r>
+        <m:r>
+          <m:rPr>
+            <m:sty m:val="p"/>
+          </m:rPr>
+          <m:t>,</m:t>
+        </m:r>
+        <m:r>
+          <m:t>12</m:t>
+        </m:r>
+      </m:oMath>
+      <w:r>
+        <w:t xml:space="preserve">,</w:t>
+      </w:r>
+      <w:r>
+        <w:t xml:space="preserve"> </w:t>
+      </w:r>
+      <m:oMath>
+        <m:r>
+          <m:t>p</m:t>
+        </m:r>
+        <m:r>
+          <m:rPr>
+            <m:sty m:val="p"/>
+          </m:rPr>
+          <m:t>&lt;</m:t>
+        </m:r>
+        <m:r>
+          <m:rPr>
+            <m:sty m:val="p"/>
+          </m:rPr>
+          <m:t>,</m:t>
+        </m:r>
+        <m:r>
+          <m:t>001</m:t>
+        </m:r>
+      </m:oMath>
+      <w:r>
+        <w:t xml:space="preserve">), năm 2022 tiếp tục dương và mạnh hơn (</w:t>
+      </w:r>
+      <m:oMath>
+        <m:r>
+          <m:t>β</m:t>
+        </m:r>
+        <m:r>
+          <m:rPr>
+            <m:sty m:val="p"/>
+          </m:rPr>
+          <m:t>=</m:t>
+        </m:r>
+        <m:r>
+          <m:rPr>
+            <m:sty m:val="p"/>
+          </m:rPr>
+          <m:t>+</m:t>
+        </m:r>
+        <m:r>
+          <m:t>0</m:t>
+        </m:r>
+        <m:r>
+          <m:rPr>
+            <m:sty m:val="p"/>
+          </m:rPr>
+          <m:t>,</m:t>
+        </m:r>
+        <m:r>
+          <m:t>19</m:t>
+        </m:r>
+      </m:oMath>
+      <w:r>
+        <w:t xml:space="preserve">,</w:t>
+      </w:r>
+      <w:r>
+        <w:t xml:space="preserve"> </w:t>
+      </w:r>
+      <m:oMath>
+        <m:r>
+          <m:t>p</m:t>
+        </m:r>
+        <m:r>
+          <m:rPr>
+            <m:sty m:val="p"/>
+          </m:rPr>
+          <m:t>&lt;</m:t>
+        </m:r>
+        <m:r>
+          <m:rPr>
+            <m:sty m:val="p"/>
+          </m:rPr>
+          <m:t>,</m:t>
+        </m:r>
+        <m:r>
+          <m:t>001</m:t>
+        </m:r>
+      </m:oMath>
+      <w:r>
+        <w:t xml:space="preserve">), nhưng năm 2025 đảo sang âm (</w:t>
+      </w:r>
+      <m:oMath>
+        <m:r>
+          <m:t>β</m:t>
+        </m:r>
+        <m:r>
+          <m:rPr>
+            <m:sty m:val="p"/>
+          </m:rPr>
+          <m:t>=</m:t>
+        </m:r>
+        <m:r>
+          <m:rPr>
+            <m:sty m:val="p"/>
+          </m:rPr>
+          <m:t>−</m:t>
+        </m:r>
+        <m:r>
+          <m:t>0</m:t>
+        </m:r>
+        <m:r>
+          <m:rPr>
+            <m:sty m:val="p"/>
+          </m:rPr>
+          <m:t>,</m:t>
+        </m:r>
+        <m:r>
+          <m:t>08</m:t>
+        </m:r>
+      </m:oMath>
+      <w:r>
+        <w:t xml:space="preserve">,</w:t>
+      </w:r>
+      <w:r>
+        <w:t xml:space="preserve"> </w:t>
+      </w:r>
+      <m:oMath>
+        <m:r>
+          <m:t>p</m:t>
+        </m:r>
+        <m:r>
+          <m:rPr>
+            <m:sty m:val="p"/>
+          </m:rPr>
+          <m:t>&lt;</m:t>
+        </m:r>
+        <m:r>
+          <m:rPr>
+            <m:sty m:val="p"/>
+          </m:rPr>
+          <m:t>,</m:t>
+        </m:r>
+        <m:r>
+          <m:t>001</m:t>
+        </m:r>
+      </m:oMath>
+      <w:r>
+        <w:t xml:space="preserve">) đi kèm tương tác FSTS</w:t>
+      </w:r>
+      <m:oMath>
+        <m:r>
+          <m:rPr>
+            <m:sty m:val="p"/>
+          </m:rPr>
+          <m:t>×</m:t>
+        </m:r>
+      </m:oMath>
+      <w:r>
+        <w:t xml:space="preserve">TCI dương (</w:t>
+      </w:r>
+      <m:oMath>
+        <m:r>
+          <m:t>β</m:t>
+        </m:r>
+        <m:r>
+          <m:rPr>
+            <m:sty m:val="p"/>
+          </m:rPr>
+          <m:t>=</m:t>
+        </m:r>
+        <m:r>
+          <m:rPr>
+            <m:sty m:val="p"/>
+          </m:rPr>
+          <m:t>+</m:t>
+        </m:r>
+        <m:r>
+          <m:t>0</m:t>
+        </m:r>
+        <m:r>
+          <m:rPr>
+            <m:sty m:val="p"/>
+          </m:rPr>
+          <m:t>,</m:t>
+        </m:r>
+        <m:r>
+          <m:t>20</m:t>
+        </m:r>
+      </m:oMath>
+      <w:r>
+        <w:t xml:space="preserve">,</w:t>
+      </w:r>
+      <w:r>
+        <w:t xml:space="preserve"> </w:t>
+      </w:r>
+      <m:oMath>
+        <m:r>
+          <m:t>p</m:t>
+        </m:r>
+        <m:r>
+          <m:rPr>
+            <m:sty m:val="p"/>
+          </m:rPr>
+          <m:t>=</m:t>
+        </m:r>
+        <m:r>
+          <m:rPr>
+            <m:sty m:val="p"/>
+          </m:rPr>
+          <m:t>,</m:t>
+        </m:r>
+        <m:r>
+          <m:t>03</m:t>
+        </m:r>
+      </m:oMath>
+      <w:r>
+        <w:t xml:space="preserve">). Diễn giải nhất quán nhất với khung Mizik và Jacobson (2003) về đánh đổi chú trọng chiến lược (strategic emphasis trade-off): khi chính sách PLI và Atmanirbhar Bharat sau 2020 chuyển hướng năng lực công nghệ sang sản xuất nội địa, đầu tư TCI của doanh nghiệp định hướng nội địa cạnh tranh nguồn lực với hoạt động xuất khẩu, làm triệt tiêu lợi ích năng suất TCI vốn quan sát được khi tích lũy năng lực không thiên kiến giữa nội địa và xuất khẩu.</w:t>
+      </w:r>
+    </w:p>
+    <w:p>
+      <w:pPr>
+        <w:pStyle w:val="BodyText"/>
+      </w:pPr>
+      <w:r>
+        <w:t xml:space="preserve">Vai trò của DAI tại Ấn Độ làm rõ một sự tinh chỉnh lý thuyết quan trọng cho khung CDCM. Tại đợt 2025, ngoài chỉ báo Tier-1 (trang web) chung cho cả ba đợt, WBES BREADY cung cấp thêm chỉ báo Tier-2 (tỷ trọng doanh thu nhận qua thanh toán điện tử, biến</w:t>
+      </w:r>
+      <w:r>
+        <w:t xml:space="preserve"> </w:t>
+      </w:r>
+      <w:r>
+        <w:rPr>
+          <w:rStyle w:val="VerbatimChar"/>
+        </w:rPr>
+        <w:t xml:space="preserve">k33</w:t>
+      </w:r>
+      <w:r>
+        <w:t xml:space="preserve">) làm bối cảnh thí nghiệm gần tự nhiên cho hạ tầng số công cộng UPI. Tương tác DAI Tier-2 với cường độ xuất khẩu lại âm và có ý nghĩa thống kê:</w:t>
+      </w:r>
+      <w:r>
+        <w:t xml:space="preserve"> </w:t>
+      </w:r>
+      <m:oMath>
+        <m:r>
+          <m:rPr>
+            <m:nor/>
+            <m:sty m:val="p"/>
+          </m:rPr>
+          <m:t>FSTS</m:t>
+        </m:r>
+        <m:r>
+          <m:rPr>
+            <m:sty m:val="p"/>
+          </m:rPr>
+          <m:t>×</m:t>
+        </m:r>
+        <m:sSub>
+          <m:e>
+            <m:r>
+              <m:rPr>
+                <m:nor/>
+                <m:sty m:val="p"/>
+              </m:rPr>
+              <m:t>DAI</m:t>
+            </m:r>
+          </m:e>
+          <m:sub>
+            <m:r>
+              <m:t>T</m:t>
+            </m:r>
+            <m:r>
+              <m:t>i</m:t>
+            </m:r>
+            <m:r>
+              <m:t>e</m:t>
+            </m:r>
+            <m:r>
+              <m:t>r</m:t>
+            </m:r>
+            <m:r>
+              <m:rPr>
+                <m:sty m:val="p"/>
+              </m:rPr>
+              <m:t>−</m:t>
+            </m:r>
+            <m:r>
+              <m:t>2</m:t>
+            </m:r>
+          </m:sub>
+        </m:sSub>
+        <m:r>
+          <m:rPr>
+            <m:sty m:val="p"/>
+          </m:rPr>
+          <m:t>=</m:t>
+        </m:r>
+        <m:r>
+          <m:rPr>
+            <m:sty m:val="p"/>
+          </m:rPr>
+          <m:t>−</m:t>
+        </m:r>
+        <m:r>
+          <m:t>4</m:t>
+        </m:r>
+        <m:r>
+          <m:rPr>
+            <m:sty m:val="p"/>
+          </m:rPr>
+          <m:t>,</m:t>
+        </m:r>
+        <m:r>
+          <m:t>02</m:t>
+        </m:r>
+      </m:oMath>
+      <w:r>
+        <w:t xml:space="preserve">,</w:t>
+      </w:r>
+      <w:r>
+        <w:t xml:space="preserve"> </w:t>
+      </w:r>
+      <m:oMath>
+        <m:r>
+          <m:t>p</m:t>
+        </m:r>
+        <m:r>
+          <m:rPr>
+            <m:sty m:val="p"/>
+          </m:rPr>
+          <m:t>=</m:t>
+        </m:r>
+        <m:r>
+          <m:rPr>
+            <m:sty m:val="p"/>
+          </m:rPr>
+          <m:t>,</m:t>
+        </m:r>
+        <m:r>
+          <m:t>004</m:t>
+        </m:r>
+      </m:oMath>
+      <w:r>
+        <w:t xml:space="preserve">, ngược với dự đoán phụ phẩm cộng hưởng năng lực số công cộng. Diễn giải cộng hưởng (complementarity reading): hạ tầng số công cộng UPI vận hành trên đường ray rupee nội địa và yêu cầu KYC Aadhaar cho đối tác cư trú tại Ấn Độ; doanh nghiệp xuất khẩu cần hạ tầng tài chính xuyên biên giới khác hẳn (SWIFT, ngân hàng đại lý, tài trợ thương mại, bảo hiểm tín dụng xuất khẩu) mà UPI không thể thay thế. Phát hiện này cho thấy hạ tầng công cộng số chỉ thay thế năng lực tư nhân khi hai loại hạ tầng có cùng định hướng mục đích, không phải thay thế phổ quát cho mọi hoạt động sản xuất doanh nghiệp.</w:t>
+      </w:r>
+    </w:p>
+    <w:p>
+      <w:r>
+        <w:pict>
+          <v:rect style="width:0;height:1.5pt" o:hralign="center" o:hrstd="t" o:hr="t"/>
+        </w:pict>
+      </w:r>
+    </w:p>
+    <w:bookmarkEnd w:id="55"/>
+    <w:bookmarkStart w:id="56" w:name="Xaf84bdcbf382a1b27c4f79b0bf2dd00a09bbcc8"/>
+    <w:p>
+      <w:pPr>
+        <w:pStyle w:val="Heading2"/>
+      </w:pPr>
+      <w:r>
+        <w:t xml:space="preserve">4.9 Tổng hợp kết quả theo hệ giả thuyết</w:t>
       </w:r>
     </w:p>
     <w:tbl>
@@ -5786,6 +7865,193 @@
           </w:p>
         </w:tc>
       </w:tr>
+      <w:tr>
+        <w:tc>
+          <w:tcPr/>
+          <w:p>
+            <w:pPr>
+              <w:pStyle w:val="Compact"/>
+              <w:jc w:val="left"/>
+            </w:pPr>
+            <w:r>
+              <w:t xml:space="preserve">H1c (Tan biến ngưỡng — Ấn Độ, P9)</w:t>
+            </w:r>
+          </w:p>
+        </w:tc>
+        <w:tc>
+          <w:tcPr/>
+          <w:p>
+            <w:pPr>
+              <w:pStyle w:val="Compact"/>
+              <w:jc w:val="left"/>
+            </w:pPr>
+            <w:r>
+              <w:t xml:space="preserve">Ngưỡng U ngược</w:t>
+            </w:r>
+            <w:r>
+              <w:t xml:space="preserve"> </w:t>
+            </w:r>
+            <w:r>
+              <w:rPr>
+                <w:iCs/>
+                <w:i/>
+              </w:rPr>
+              <w:t xml:space="preserve">tan biến</w:t>
+            </w:r>
+            <w:r>
+              <w:t xml:space="preserve"> </w:t>
+            </w:r>
+            <w:r>
+              <w:t xml:space="preserve">dưới biến động thể chế cực đoan 2014–2025</w:t>
+            </w:r>
+          </w:p>
+        </w:tc>
+        <w:tc>
+          <w:tcPr/>
+          <w:p>
+            <w:pPr>
+              <w:pStyle w:val="Compact"/>
+              <w:jc w:val="left"/>
+            </w:pPr>
+            <w:r>
+              <w:t xml:space="preserve">Xác nhận tại Ấn Độ: TP 61,8% (2014) → 40,7% (2022) → tan biến (2025,</w:t>
+            </w:r>
+            <w:r>
+              <w:t xml:space="preserve"> </w:t>
+            </w:r>
+            <m:oMath>
+              <m:sSub>
+                <m:e>
+                  <m:r>
+                    <m:t>β</m:t>
+                  </m:r>
+                </m:e>
+                <m:sub>
+                  <m:r>
+                    <m:t>2</m:t>
+                  </m:r>
+                </m:sub>
+              </m:sSub>
+            </m:oMath>
+            <w:r>
+              <w:t xml:space="preserve"> </w:t>
+            </w:r>
+            <w:r>
+              <w:t xml:space="preserve">NS); Paternoster</w:t>
+            </w:r>
+            <w:r>
+              <w:t xml:space="preserve"> </w:t>
+            </w:r>
+            <m:oMath>
+              <m:r>
+                <m:t>z</m:t>
+              </m:r>
+              <m:r>
+                <m:rPr>
+                  <m:sty m:val="p"/>
+                </m:rPr>
+                <m:t>=</m:t>
+              </m:r>
+              <m:r>
+                <m:rPr>
+                  <m:sty m:val="p"/>
+                </m:rPr>
+                <m:t>−</m:t>
+              </m:r>
+              <m:r>
+                <m:t>7</m:t>
+              </m:r>
+              <m:r>
+                <m:rPr>
+                  <m:sty m:val="p"/>
+                </m:rPr>
+                <m:t>,</m:t>
+              </m:r>
+              <m:r>
+                <m:t>94</m:t>
+              </m:r>
+            </m:oMath>
+            <w:r>
+              <w:t xml:space="preserve">,</w:t>
+            </w:r>
+            <w:r>
+              <w:t xml:space="preserve"> </w:t>
+            </w:r>
+            <m:oMath>
+              <m:r>
+                <m:t>p</m:t>
+              </m:r>
+              <m:r>
+                <m:rPr>
+                  <m:sty m:val="p"/>
+                </m:rPr>
+                <m:t>&lt;</m:t>
+              </m:r>
+              <m:r>
+                <m:rPr>
+                  <m:sty m:val="p"/>
+                </m:rPr>
+                <m:t>,</m:t>
+              </m:r>
+              <m:r>
+                <m:t>0001</m:t>
+              </m:r>
+            </m:oMath>
+            <w:r>
+              <w:t xml:space="preserve">; tương tác DAI Tier-2 (UPI) âm (</w:t>
+            </w:r>
+            <m:oMath>
+              <m:r>
+                <m:rPr>
+                  <m:sty m:val="p"/>
+                </m:rPr>
+                <m:t>−</m:t>
+              </m:r>
+              <m:r>
+                <m:t>4</m:t>
+              </m:r>
+              <m:r>
+                <m:rPr>
+                  <m:sty m:val="p"/>
+                </m:rPr>
+                <m:t>,</m:t>
+              </m:r>
+              <m:r>
+                <m:t>02</m:t>
+              </m:r>
+            </m:oMath>
+            <w:r>
+              <w:t xml:space="preserve">,</w:t>
+            </w:r>
+            <w:r>
+              <w:t xml:space="preserve"> </w:t>
+            </w:r>
+            <m:oMath>
+              <m:r>
+                <m:t>p</m:t>
+              </m:r>
+              <m:r>
+                <m:rPr>
+                  <m:sty m:val="p"/>
+                </m:rPr>
+                <m:t>=</m:t>
+              </m:r>
+              <m:r>
+                <m:rPr>
+                  <m:sty m:val="p"/>
+                </m:rPr>
+                <m:t>,</m:t>
+              </m:r>
+              <m:r>
+                <m:t>004</m:t>
+              </m:r>
+            </m:oMath>
+            <w:r>
+              <w:t xml:space="preserve">)</w:t>
+            </w:r>
+          </w:p>
+        </w:tc>
+      </w:tr>
     </w:tbl>
     <w:p>
       <w:r>
@@ -5794,8 +8060,8 @@
         </w:pict>
       </w:r>
     </w:p>
-    <w:bookmarkEnd w:id="55"/>
-    <w:bookmarkStart w:id="57" w:name="X1d7085913fe0d9bf449e1d01e72ec60c4109544"/>
+    <w:bookmarkEnd w:id="56"/>
+    <w:bookmarkStart w:id="58" w:name="X1d7085913fe0d9bf449e1d01e72ec60c4109544"/>
     <w:p>
       <w:pPr>
         <w:pStyle w:val="Heading2"/>
@@ -6082,7 +8348,7 @@
       <w:r>
         <w:t xml:space="preserve"> </w:t>
       </w:r>
-      <w:hyperlink r:id="rId56">
+      <w:hyperlink r:id="rId57">
         <w:r>
           <w:rPr>
             <w:rStyle w:val="Hyperlink"/>
@@ -6119,8 +8385,8 @@
         </w:pict>
       </w:r>
     </w:p>
-    <w:bookmarkEnd w:id="57"/>
     <w:bookmarkEnd w:id="58"/>
+    <w:bookmarkEnd w:id="59"/>
     <w:sectPr>
       <w:pgSz w:h="16838" w:w="11906"/>
       <w:pgMar w:bottom="1134" w:left="1701" w:right="1134" w:top="1134"/>

--- a/dist/luan_an_ctu/chuong_4_ket_qua_vi.docx
+++ b/dist/luan_an_ctu/chuong_4_ket_qua_vi.docx
@@ -2,7 +2,7 @@
 <file path=word/document.xml><?xml version="1.0" encoding="utf-8"?>
 <w:document xmlns:w="http://schemas.openxmlformats.org/wordprocessingml/2006/main" xmlns:m="http://schemas.openxmlformats.org/officeDocument/2006/math" xmlns:r="http://schemas.openxmlformats.org/officeDocument/2006/relationships" xmlns:o="urn:schemas-microsoft-com:office:office" xmlns:v="urn:schemas-microsoft-com:vml" xmlns:w10="urn:schemas-microsoft-com:office:word" xmlns:a="http://schemas.openxmlformats.org/drawingml/2006/main" xmlns:pic="http://schemas.openxmlformats.org/drawingml/2006/picture" xmlns:wp="http://schemas.openxmlformats.org/drawingml/2006/wordprocessingDrawing">
   <w:body>
-    <w:bookmarkStart w:id="59" w:name="chương-4-kết-quả-nghiên-cứu"/>
+    <w:bookmarkStart w:id="20" w:name="chương-4-kết-quả-nghiên-cứu"/>
     <w:p>
       <w:pPr>
         <w:pStyle w:val="Heading1"/>
@@ -11,6 +11,7 @@
         <w:t xml:space="preserve">CHƯƠNG 4: KẾT QUẢ NGHIÊN CỨU</w:t>
       </w:r>
     </w:p>
+    <w:bookmarkEnd w:id="20"/>
     <w:p>
       <w:r>
         <w:pict>
@@ -18,7 +19,7 @@
         </w:pict>
       </w:r>
     </w:p>
-    <w:bookmarkStart w:id="20" w:name="giới-thiệu-chương"/>
+    <w:bookmarkStart w:id="21" w:name="giới-thiệu-chương"/>
     <w:p>
       <w:pPr>
         <w:pStyle w:val="Heading2"/>
@@ -42,8 +43,8 @@
         </w:pict>
       </w:r>
     </w:p>
-    <w:bookmarkEnd w:id="20"/>
-    <w:bookmarkStart w:id="25" w:name="Xc3d6549fb67845f31a5a24f65669fdeb3bd3911"/>
+    <w:bookmarkEnd w:id="21"/>
+    <w:bookmarkStart w:id="26" w:name="Xed285cd0261846a13dee28de69c0403b250498d"/>
     <w:p>
       <w:pPr>
         <w:pStyle w:val="Heading2"/>
@@ -52,7 +53,7 @@
         <w:t xml:space="preserve">4.1 Thực trạng quốc tế hóa và hiệu quả hoạt động kinh doanh tại châu Á</w:t>
       </w:r>
     </w:p>
-    <w:bookmarkStart w:id="21" w:name="Xd494b1d34c58141b179120912d2f55e522d9b8f"/>
+    <w:bookmarkStart w:id="22" w:name="Xdc33a1e36e2f3be83736669663a61a68c91d087"/>
     <w:p>
       <w:pPr>
         <w:pStyle w:val="Heading3"/>
@@ -66,7 +67,7 @@
         <w:pStyle w:val="FirstParagraph"/>
       </w:pPr>
       <w:r>
-        <w:t xml:space="preserve">Phân tích mô tả trên pool 91.982 doanh nghiệp từ 49 nền kinh tế châu Á và Thái Bình Dương trong giai đoạn 2003–2025 cho thấy bức tranh hiệu quả hoạt động kinh doanh có sự phân tán lớn và không hội tụ. Năng suất lao động — đo bằng ln(doanh thu/lao động) — có độ lệch chuẩn dao động từ 0,49 (Advanced tài nguyên dẫn dắt) đến 1,36 (Frontier), với tỷ số P90/P10 tăng đơn điệu theo chiều từ nhóm thể chế cao đến nhóm thể chế thấp.</w:t>
+        <w:t xml:space="preserve">Phân tích mô tả trên pool 91.982 doanh nghiệp từ 49 nền kinh tế châu Á và Thái Bình Dương trong giai đoạn 2003–2025 cho thấy bức tranh hiệu quả hoạt động kinh doanh có sự phân tán lớn và không hội tụ. Năng suất lao động — đo bằng ln(doanh thu/lao động) — có độ lệch chuẩn dao động từ 0,49 (Advanced tài nguyên dẫn dắt) đến 1,36 (Nhóm V — Emerging), với tỷ số P90/P10 có xu hướng tăng (gần đơn điệu, với dao động giữa các Nhóm III–IV và V–VI) theo chiều từ nhóm thể chế cao đến nhóm thể chế thấp.</w:t>
       </w:r>
     </w:p>
     <w:p>
@@ -94,7 +95,7 @@
     <w:tbl>
       <w:tblPr>
         <w:tblStyle w:val="Table"/>
-        <w:tblW w:type="auto" w:w="0"/>
+        <w:tblW w:type="pct" w:w="5000"/>
         <w:tblLook w:firstRow="1" w:lastRow="0" w:firstColumn="0" w:lastColumn="0" w:noHBand="0" w:noVBand="0" w:val="0020"/>
         <w:jc w:val="start"/>
       </w:tblPr>
@@ -348,7 +349,7 @@
               <w:jc w:val="left"/>
             </w:pPr>
             <w:r>
-              <w:t xml:space="preserve">Nhóm III — Upper-middle (CHN, MYS, THA, KAZ...)</w:t>
+              <w:t xml:space="preserve">Nhóm III — Upper-middle (CHN, MYS, THA, KAZ…)</w:t>
             </w:r>
           </w:p>
         </w:tc>
@@ -422,7 +423,7 @@
               <w:jc w:val="left"/>
             </w:pPr>
             <w:r>
-              <w:t xml:space="preserve">Nhóm IV — Emerging (VNM, IDN, PHL, IND...)</w:t>
+              <w:t xml:space="preserve">Nhóm IV — Lower-middle transition (VNM, IND, IDN, PHL, BGD, PAK, MNG)</w:t>
             </w:r>
           </w:p>
         </w:tc>
@@ -496,7 +497,7 @@
               <w:jc w:val="left"/>
             </w:pPr>
             <w:r>
-              <w:t xml:space="preserve">Nhóm V — Frontier (BGD, PAK, LAO, KHM...)</w:t>
+              <w:t xml:space="preserve">Nhóm V — Emerging (LAO, KHM, NPL, LKA, JOR…)</w:t>
             </w:r>
           </w:p>
         </w:tc>
@@ -570,7 +571,7 @@
               <w:jc w:val="left"/>
             </w:pPr>
             <w:r>
-              <w:t xml:space="preserve">Nhóm VI — SIDS (FJI, PNG, SLB...)</w:t>
+              <w:t xml:space="preserve">Nhóm VI — SIDS (FJI, PNG, SLB…)</w:t>
             </w:r>
           </w:p>
         </w:tc>
@@ -747,11 +748,353 @@
         <w:pStyle w:val="BodyText"/>
       </w:pPr>
       <w:r>
+        <w:rPr>
+          <w:iCs/>
+          <w:i/>
+        </w:rPr>
+        <w:t xml:space="preserve">Quy ước nhãn nhóm ICRV (căn theo nhãn dữ liệu P7): Nhóm I = Advanced innovation-driven; Nhóm II = Advanced resource-driven; Nhóm III = Upper-middle;</w:t>
+      </w:r>
+      <w:r>
+        <w:rPr>
+          <w:iCs/>
+          <w:i/>
+        </w:rPr>
+        <w:t xml:space="preserve"> </w:t>
+      </w:r>
+      <w:r>
+        <w:rPr>
+          <w:bCs/>
+          <w:b/>
+          <w:iCs/>
+          <w:i/>
+        </w:rPr>
+        <w:t xml:space="preserve">Nhóm IV = Lower-middle transition</w:t>
+      </w:r>
+      <w:r>
+        <w:rPr>
+          <w:iCs/>
+          <w:i/>
+        </w:rPr>
+        <w:t xml:space="preserve"> </w:t>
+      </w:r>
+      <w:r>
+        <w:rPr>
+          <w:iCs/>
+          <w:i/>
+        </w:rPr>
+        <w:t xml:space="preserve">(</w:t>
+      </w:r>
+      <w:r>
+        <w:rPr>
+          <w:rStyle w:val="VerbatimChar"/>
+          <w:iCs/>
+          <w:i/>
+        </w:rPr>
+        <w:t xml:space="preserve">Lower_mid_transition</w:t>
+      </w:r>
+      <w:r>
+        <w:rPr>
+          <w:iCs/>
+          <w:i/>
+        </w:rPr>
+        <w:t xml:space="preserve">: Bangladesh, Ấn Độ, Indonesia, Mông Cổ, Pakistan, Philippines, Việt Nam);</w:t>
+      </w:r>
+      <w:r>
+        <w:rPr>
+          <w:iCs/>
+          <w:i/>
+        </w:rPr>
+        <w:t xml:space="preserve"> </w:t>
+      </w:r>
+      <w:r>
+        <w:rPr>
+          <w:bCs/>
+          <w:b/>
+          <w:iCs/>
+          <w:i/>
+        </w:rPr>
+        <w:t xml:space="preserve">Nhóm V = Emerging</w:t>
+      </w:r>
+      <w:r>
+        <w:rPr>
+          <w:iCs/>
+          <w:i/>
+        </w:rPr>
+        <w:t xml:space="preserve"> </w:t>
+      </w:r>
+      <w:r>
+        <w:rPr>
+          <w:iCs/>
+          <w:i/>
+        </w:rPr>
+        <w:t xml:space="preserve">(</w:t>
+      </w:r>
+      <w:r>
+        <w:rPr>
+          <w:rStyle w:val="VerbatimChar"/>
+          <w:iCs/>
+          <w:i/>
+        </w:rPr>
+        <w:t xml:space="preserve">Emerging</w:t>
+      </w:r>
+      <w:r>
+        <w:rPr>
+          <w:iCs/>
+          <w:i/>
+        </w:rPr>
+        <w:t xml:space="preserve">: 17 nền gồm Campuchia, Lào, Nepal, Sri Lanka, Jordan…); Nhóm VI = SIDS (</w:t>
+      </w:r>
+      <w:r>
+        <w:rPr>
+          <w:rStyle w:val="VerbatimChar"/>
+          <w:iCs/>
+          <w:i/>
+        </w:rPr>
+        <w:t xml:space="preserve">SIDS_small</w:t>
+      </w:r>
+      <w:r>
+        <w:rPr>
+          <w:iCs/>
+          <w:i/>
+        </w:rPr>
+        <w:t xml:space="preserve">). Lưu ý: chuyên đề tiến sĩ số 1 dùng tên mô tả cũ (</w:t>
+      </w:r>
+      <w:r>
+        <w:rPr>
+          <w:iCs/>
+          <w:i/>
+        </w:rPr>
+        <w:t xml:space="preserve">‘</w:t>
+      </w:r>
+      <w:r>
+        <w:rPr>
+          <w:iCs/>
+          <w:i/>
+        </w:rPr>
+        <w:t xml:space="preserve">Đang nổi</w:t>
+      </w:r>
+      <w:r>
+        <w:rPr>
+          <w:iCs/>
+          <w:i/>
+        </w:rPr>
+        <w:t xml:space="preserve">’</w:t>
+      </w:r>
+      <w:r>
+        <w:rPr>
+          <w:iCs/>
+          <w:i/>
+        </w:rPr>
+        <w:t xml:space="preserve">/</w:t>
+      </w:r>
+      <w:r>
+        <w:rPr>
+          <w:iCs/>
+          <w:i/>
+        </w:rPr>
+        <w:t xml:space="preserve">‘</w:t>
+      </w:r>
+      <w:r>
+        <w:rPr>
+          <w:iCs/>
+          <w:i/>
+        </w:rPr>
+        <w:t xml:space="preserve">Cận biên</w:t>
+      </w:r>
+      <w:r>
+        <w:rPr>
+          <w:iCs/>
+          <w:i/>
+        </w:rPr>
+        <w:t xml:space="preserve">’</w:t>
+      </w:r>
+      <w:r>
+        <w:rPr>
+          <w:iCs/>
+          <w:i/>
+        </w:rPr>
+        <w:t xml:space="preserve">) trên bản khóa mô tả riêng (xem crosswalk trong CĐ1); nhãn dùng trong luận án và P7/CĐ2 là nhãn dữ liệu nêu ở đây.</w:t>
+      </w:r>
+    </w:p>
+    <w:p>
+      <w:pPr>
+        <w:pStyle w:val="BodyText"/>
+      </w:pPr>
+      <w:r>
         <w:t xml:space="preserve">Phát hiện quan trọng nhất từ thực trạng mô tả là sự phân biệt nội bộ trong nhóm Advanced: tỷ số phân tán giữa nhóm đổi mới sáng tạo dẫn dắt (Singapore, Hàn Quốc, Đài Loan — sd ≈ 1,03) và nhóm tài nguyên dẫn dắt (Saudi Arabia, Qatar, Kuwait — sd ≈ 0,49) xấp xỉ 2,1 lần, phản ánh hai cơ chế tăng trưởng và phân phối hoàn toàn khác nhau. Phân nhóm con tài nguyên dẫn dắt có độ phân tán năng suất thấp nhất toàn bộ pool — biểu hiện của kinh tế nhà nước tô (rentier economy) nơi phân phối lại từ xuất khẩu dầu mỏ thu hẹp khoảng cách năng suất giữa doanh nghiệp, nhưng không nhất thiết phản ánh hiệu quả doanh nghiệp đáng kể. Điều này gợi ý rằng việc gộp hai loại Advanced vào một nhóm duy nhất (như các nghiên cứu trước thường làm) sẽ che khuất cơ chế quan trọng này.</w:t>
       </w:r>
     </w:p>
-    <w:bookmarkEnd w:id="21"/>
-    <w:bookmarkStart w:id="22" w:name="X41765b9ba7c4d5303f63bdb143f647f62623bb9"/>
+    <w:p>
+      <w:pPr>
+        <w:pStyle w:val="BodyText"/>
+      </w:pPr>
+      <w:r>
+        <w:t xml:space="preserve">Sự gia tăng đơn điệu của độ phân tán năng suất theo gradient ICRV không chỉ là một quan sát mô tả mà còn nhất quán với khung lý thuyết phân bổ sai nguồn lực (resource misallocation) của Hsieh và Klenow (2009): trong môi trường thể chế yếu, các rào cản thị trường — tiếp cận tài chính hạn chế, thực thi hợp đồng kém, méo mó chính sách — ngăn nguồn lực dịch chuyển từ doanh nghiệp kém hiệu quả sang doanh nghiệp hiệu quả hơn, khiến phương sai năng suất giữa các doanh nghiệp nới rộng. Theo logic này, độ phân tán năng suất cao ở Nhóm V–VI</w:t>
+      </w:r>
+      <w:r>
+        <w:t xml:space="preserve"> </w:t>
+      </w:r>
+      <w:r>
+        <w:rPr>
+          <w:bCs/>
+          <w:b/>
+        </w:rPr>
+        <w:t xml:space="preserve">có thể</w:t>
+      </w:r>
+      <w:r>
+        <w:t xml:space="preserve"> </w:t>
+      </w:r>
+      <w:r>
+        <w:t xml:space="preserve">là dấu hiệu của tổn thất phân bổ (allocative loss) thay vì phản ánh sự đa dạng lành mạnh. Cần lưu ý rằng độ lệch chuẩn của log năng suất lao động chỉ là</w:t>
+      </w:r>
+      <w:r>
+        <w:t xml:space="preserve"> </w:t>
+      </w:r>
+      <w:r>
+        <w:rPr>
+          <w:bCs/>
+          <w:b/>
+        </w:rPr>
+        <w:t xml:space="preserve">proxy gián tiếp</w:t>
+      </w:r>
+      <w:r>
+        <w:t xml:space="preserve"> </w:t>
+      </w:r>
+      <w:r>
+        <w:t xml:space="preserve">cho cơ chế phân tán TFPR (năng suất doanh thu) mà Hsieh và Klenow (2009) dùng để định danh misallocation, vì nó còn chịu ảnh hưởng của dị biệt công nghệ, mức thâm dụng vốn và điều kiện cầu; do đó đây là một cách diễn giải</w:t>
+      </w:r>
+      <w:r>
+        <w:t xml:space="preserve"> </w:t>
+      </w:r>
+      <w:r>
+        <w:rPr>
+          <w:iCs/>
+          <w:i/>
+        </w:rPr>
+        <w:t xml:space="preserve">nhất quán với</w:t>
+      </w:r>
+      <w:r>
+        <w:t xml:space="preserve"> </w:t>
+      </w:r>
+      <w:r>
+        <w:t xml:space="preserve">khung misallocation chứ không phải bằng chứng phân rã trực tiếp. Dù vậy, hướng diễn giải này có hàm ý chính sách khác hẳn với việc coi phân tán chỉ là nhiễu thống kê. Cần nhấn mạnh rằng các so sánh giữa các nhóm ICRV trong §4.1 mang bản chất</w:t>
+      </w:r>
+      <w:r>
+        <w:t xml:space="preserve"> </w:t>
+      </w:r>
+      <w:r>
+        <w:rPr>
+          <w:bCs/>
+          <w:b/>
+        </w:rPr>
+        <w:t xml:space="preserve">mô tả</w:t>
+      </w:r>
+      <w:r>
+        <w:t xml:space="preserve">; xác nhận</w:t>
+      </w:r>
+      <w:r>
+        <w:t xml:space="preserve"> </w:t>
+      </w:r>
+      <w:r>
+        <w:rPr>
+          <w:bCs/>
+          <w:b/>
+        </w:rPr>
+        <w:t xml:space="preserve">suy diễn</w:t>
+      </w:r>
+      <w:r>
+        <w:t xml:space="preserve"> </w:t>
+      </w:r>
+      <w:r>
+        <w:t xml:space="preserve">rằng khác biệt giữa các chế độ thể chế có ý nghĩa thống kê được cung cấp ở hai cấp độ độc lập trong các phần sau của chương: kiểm định điều tiết ICRV của meta-analysis P6 (</w:t>
+      </w:r>
+      <m:oMath>
+        <m:sSub>
+          <m:e>
+            <m:r>
+              <m:t>Q</m:t>
+            </m:r>
+          </m:e>
+          <m:sub>
+            <m:r>
+              <m:t>M</m:t>
+            </m:r>
+          </m:sub>
+        </m:sSub>
+        <m:r>
+          <m:rPr>
+            <m:sty m:val="p"/>
+          </m:rPr>
+          <m:t>=</m:t>
+        </m:r>
+        <m:r>
+          <m:t>17</m:t>
+        </m:r>
+        <m:r>
+          <m:rPr>
+            <m:sty m:val="p"/>
+          </m:rPr>
+          <m:t>,</m:t>
+        </m:r>
+        <m:r>
+          <m:t>35</m:t>
+        </m:r>
+      </m:oMath>
+      <w:r>
+        <w:t xml:space="preserve">,</w:t>
+      </w:r>
+      <w:r>
+        <w:t xml:space="preserve"> </w:t>
+      </w:r>
+      <m:oMath>
+        <m:r>
+          <m:t>d</m:t>
+        </m:r>
+        <m:r>
+          <m:t>f</m:t>
+        </m:r>
+        <m:r>
+          <m:rPr>
+            <m:sty m:val="p"/>
+          </m:rPr>
+          <m:t>=</m:t>
+        </m:r>
+        <m:r>
+          <m:t>4</m:t>
+        </m:r>
+      </m:oMath>
+      <w:r>
+        <w:t xml:space="preserve">,</w:t>
+      </w:r>
+      <w:r>
+        <w:t xml:space="preserve"> </w:t>
+      </w:r>
+      <m:oMath>
+        <m:r>
+          <m:t>p</m:t>
+        </m:r>
+        <m:r>
+          <m:rPr>
+            <m:sty m:val="p"/>
+          </m:rPr>
+          <m:t>=</m:t>
+        </m:r>
+        <m:r>
+          <m:rPr>
+            <m:sty m:val="p"/>
+          </m:rPr>
+          <m:t>,</m:t>
+        </m:r>
+        <m:r>
+          <m:t>002</m:t>
+        </m:r>
+      </m:oMath>
+      <w:r>
+        <w:t xml:space="preserve">; §4.2.3) và gradient điểm uốn theo ICRV của mô hình hồi quy đa quốc gia P7 (§4.6.2). Hai nguồn bằng chứng này bảo đảm bức tranh thực trạng mô tả được neo vào bằng chứng suy diễn nhất quán, thay vì dừng lại ở so sánh trung bình–độ lệch chuẩn.</w:t>
+      </w:r>
+    </w:p>
+    <w:bookmarkEnd w:id="22"/>
+    <w:bookmarkStart w:id="23" w:name="X8bec3537640f28bf435d79e17219bfe20c234df"/>
     <w:p>
       <w:pPr>
         <w:pStyle w:val="Heading3"/>
@@ -776,8 +1119,8 @@
         <w:t xml:space="preserve">Cường độ quốc tế hóa (FSTS trung bình, tính trên toàn mẫu gồm cả doanh nghiệp không xuất khẩu) dao động từ 6,3% (SIDS) đến 10,3% (Upper-middle), với mức trung bình khu vực khoảng 8,8%. Điều đáng chú ý là Upper-middle và Advanced có cùng FSTS trung bình (~10%) nhưng cơ chế xuất khẩu hoàn toàn khác: Advanced chủ yếu dịch vụ và hàng hóa hàm lượng tri thức cao; Upper-middle chủ yếu sản xuất theo chuỗi giá trị toàn cầu với biên lợi nhuận khác nhau.</w:t>
       </w:r>
     </w:p>
-    <w:bookmarkEnd w:id="22"/>
-    <w:bookmarkStart w:id="23" w:name="Xf0ef4e438191e4e642220a9a98292a3888bc29e"/>
+    <w:bookmarkEnd w:id="23"/>
+    <w:bookmarkStart w:id="24" w:name="thực-trạng-năng-lực-số-và-công-nghệ"/>
     <w:p>
       <w:pPr>
         <w:pStyle w:val="Heading3"/>
@@ -819,7 +1162,7 @@
     <w:tbl>
       <w:tblPr>
         <w:tblStyle w:val="Table"/>
-        <w:tblW w:type="auto" w:w="0"/>
+        <w:tblW w:type="pct" w:w="5000"/>
         <w:tblLook w:firstRow="1" w:lastRow="0" w:firstColumn="0" w:lastColumn="0" w:noHBand="0" w:noVBand="0" w:val="0020"/>
         <w:jc w:val="start"/>
       </w:tblPr>
@@ -1065,7 +1408,7 @@
               <w:jc w:val="left"/>
             </w:pPr>
             <w:r>
-              <w:t xml:space="preserve">Emerging</w:t>
+              <w:t xml:space="preserve">Lower-middle transition</w:t>
             </w:r>
           </w:p>
         </w:tc>
@@ -1139,7 +1482,7 @@
               <w:jc w:val="left"/>
             </w:pPr>
             <w:r>
-              <w:t xml:space="preserve">Frontier</w:t>
+              <w:t xml:space="preserve">Emerging</w:t>
             </w:r>
           </w:p>
         </w:tc>
@@ -1304,7 +1647,53 @@
         <w:pStyle w:val="BodyText"/>
       </w:pPr>
       <w:r>
-        <w:t xml:space="preserve">Phát hiện đáng chú ý là pattern "nhảy vọt số" (digital leapfrogging) ở SIDS: tỷ lệ website 58,9% vượt cả nhóm Emerging (49,2%) dù GNI thấp hơn đáng kể — phản ánh thực tế rằng số hóa bề mặt (website) ở SIDS là công cụ sinh tồn chứ không phải công cụ tối ưu hóa hiệu quả. Kết quả này cũng hỗ trợ lập luận lý thuyết về sự phân biệt giữa DAI (chấp nhận số bề mặt) và TCI (năng lực công nghệ chiều sâu): SIDS có DAI cao nhưng TCI thấp nhất, và đây là nhóm duy nhất có quan hệ I–P âm đơn điệu.</w:t>
+        <w:rPr>
+          <w:iCs/>
+          <w:i/>
+        </w:rPr>
+        <w:t xml:space="preserve">Ghi chú: Bảng 4.2 gộp hai phân nhóm Advanced (I và II) thành một dòng</w:t>
+      </w:r>
+      <w:r>
+        <w:rPr>
+          <w:iCs/>
+          <w:i/>
+        </w:rPr>
+        <w:t xml:space="preserve"> </w:t>
+      </w:r>
+      <w:r>
+        <w:rPr>
+          <w:iCs/>
+          <w:i/>
+        </w:rPr>
+        <w:t xml:space="preserve">“</w:t>
+      </w:r>
+      <w:r>
+        <w:rPr>
+          <w:iCs/>
+          <w:i/>
+        </w:rPr>
+        <w:t xml:space="preserve">Advanced</w:t>
+      </w:r>
+      <w:r>
+        <w:rPr>
+          <w:iCs/>
+          <w:i/>
+        </w:rPr>
+        <w:t xml:space="preserve">”</w:t>
+      </w:r>
+      <w:r>
+        <w:rPr>
+          <w:iCs/>
+          <w:i/>
+        </w:rPr>
+        <w:t xml:space="preserve"> </w:t>
+      </w:r>
+      <w:r>
+        <w:rPr>
+          <w:iCs/>
+          <w:i/>
+        </w:rPr>
+        <w:t xml:space="preserve">vì cỡ mẫu của nhóm tài nguyên dẫn dắt (GCC) quá nhỏ cho các biến đổi mới–số chi tiết, khiến ước lượng theo từng phân nhóm thiếu ổn định; sự tách biệt I/II chỉ được trình bày ở Bảng 4.1 cho biến năng suất (sd log LP) nơi cỡ mẫu đủ. Việc tách Bảng 4.2 theo I/II được dành cho bước phân tích khi có đủ dữ liệu cấp doanh nghiệp cho từng biến đổi mới. Lưu ý thêm: tỷ lệ đổi mới–số theo nhóm ở Bảng 4.2 được tính trên pool mô tả (bản khóa CĐ1) có khác biệt thành viên nhỏ so với nhãn dữ liệu P7 dùng ở Bảng 4.1 — cụ thể Sri Lanka/Jordan so với Bangladesh/Pakistan hoán giữa Nhóm IV–V; các tỷ lệ này mang tính chỉ báo và sẽ được đồng bộ khi re-lock với dữ liệu thô của 43 nền còn thiếu.</w:t>
       </w:r>
     </w:p>
     <w:p>
@@ -1312,11 +1701,37 @@
         <w:pStyle w:val="BodyText"/>
       </w:pPr>
       <w:r>
+        <w:t xml:space="preserve">Phát hiện đáng chú ý là pattern</w:t>
+      </w:r>
+      <w:r>
+        <w:t xml:space="preserve"> </w:t>
+      </w:r>
+      <w:r>
+        <w:t xml:space="preserve">“</w:t>
+      </w:r>
+      <w:r>
+        <w:t xml:space="preserve">nhảy vọt số</w:t>
+      </w:r>
+      <w:r>
+        <w:t xml:space="preserve">”</w:t>
+      </w:r>
+      <w:r>
+        <w:t xml:space="preserve"> </w:t>
+      </w:r>
+      <w:r>
+        <w:t xml:space="preserve">(digital leapfrogging) ở SIDS: tỷ lệ website 58,9% vượt cả nhóm Lower-middle transition (49,2%) dù GNI thấp hơn đáng kể — phản ánh thực tế rằng số hóa bề mặt (website) ở SIDS là công cụ sinh tồn chứ không phải công cụ tối ưu hóa hiệu quả. Kết quả này cũng hỗ trợ lập luận lý thuyết về sự phân biệt giữa DAI (chấp nhận số bề mặt) và TCI (năng lực công nghệ chiều sâu): SIDS có DAI cao nhưng TCI thấp nhất, và đây là nhóm duy nhất có quan hệ I–P âm đơn điệu.</w:t>
+      </w:r>
+    </w:p>
+    <w:p>
+      <w:pPr>
+        <w:pStyle w:val="BodyText"/>
+      </w:pPr>
+      <w:r>
         <w:t xml:space="preserve">Hiện tượng tương quan âm giữa DAI Tier-1 và năng suất trong nhóm Advanced (-0,129) là ảo ảnh thống kê do bão hòa Tier-1: hầu hết doanh nghiệp Advanced đã có website từ lâu, khiến biến nhị phân này không còn phân biệt được doanh nghiệp hiệu quả và kém hiệu quả trong nhóm đó. Khi loại trừ doanh nghiệp ICT, hệ số âm biến mất — xác nhận đây là vấn đề đo lường chứ không phải quan hệ nhân quả thực.</w:t>
       </w:r>
     </w:p>
-    <w:bookmarkEnd w:id="23"/>
-    <w:bookmarkStart w:id="24" w:name="Xc12f69eaa9c8f054bc697622f7fe23deacdba9a"/>
+    <w:bookmarkEnd w:id="24"/>
+    <w:bookmarkStart w:id="25" w:name="Xb62897d6a910d3bf4cd9f1b24b608b7e1128a7f"/>
     <w:p>
       <w:pPr>
         <w:pStyle w:val="Heading3"/>
@@ -1330,7 +1745,25 @@
         <w:pStyle w:val="FirstParagraph"/>
       </w:pPr>
       <w:r>
-        <w:t xml:space="preserve">Phân tích thực trạng xác định bốn rào cản cấu trúc phổ biến nhất ảnh hưởng đến khả năng quốc tế hóa và hiệu quả doanh nghiệp tại châu Á: (i) tiếp cận tài chính hạn chế — đặc biệt nghiêm trọng ở Frontier và Emerging; (ii) thiếu hụt lao động có kỹ năng; (iii) cạnh tranh từ doanh nghiệp phi chính thức; và (iv) nguồn cung điện không đáng tin cậy. Bốn rào cản này hình thành "institutional voids" (Khanna &amp; Palepu, 2010) tạo ra chi phí giao dịch bổ sung cho doanh nghiệp khi mở rộng hoạt động ra ngoài biên giới. Sự hiện diện đồng thời của nhiều voids tại Frontier và SIDS giải thích tại sao quan hệ I–P ở các nhóm này yếu hoặc âm.</w:t>
+        <w:t xml:space="preserve">Phân tích thực trạng xác định bốn rào cản cấu trúc phổ biến nhất ảnh hưởng đến khả năng quốc tế hóa và hiệu quả doanh nghiệp tại châu Á: (i) tiếp cận tài chính hạn chế — đặc biệt nghiêm trọng ở Emerging và Lower-middle transition (Nhóm V–IV); (ii) thiếu hụt lao động có kỹ năng; (iii) cạnh tranh từ doanh nghiệp phi chính thức; và (iv) nguồn cung điện không đáng tin cậy. Bốn rào cản này hình thành</w:t>
+      </w:r>
+      <w:r>
+        <w:t xml:space="preserve"> </w:t>
+      </w:r>
+      <w:r>
+        <w:t xml:space="preserve">“</w:t>
+      </w:r>
+      <w:r>
+        <w:t xml:space="preserve">institutional voids</w:t>
+      </w:r>
+      <w:r>
+        <w:t xml:space="preserve">”</w:t>
+      </w:r>
+      <w:r>
+        <w:t xml:space="preserve"> </w:t>
+      </w:r>
+      <w:r>
+        <w:t xml:space="preserve">(Khanna &amp; Palepu, 2010) tạo ra chi phí giao dịch bổ sung cho doanh nghiệp khi mở rộng hoạt động ra ngoài biên giới. Sự hiện diện đồng thời của nhiều voids tại Emerging và SIDS giải thích tại sao quan hệ I–P ở các nhóm này yếu hoặc âm.</w:t>
       </w:r>
     </w:p>
     <w:p>
@@ -1340,9 +1773,9 @@
         </w:pict>
       </w:r>
     </w:p>
-    <w:bookmarkEnd w:id="24"/>
     <w:bookmarkEnd w:id="25"/>
-    <w:bookmarkStart w:id="30" w:name="X765431cc2ba8ea17b9f26c144a52de84c0b8508"/>
+    <w:bookmarkEnd w:id="26"/>
+    <w:bookmarkStart w:id="31" w:name="Xe0084a7c2f7e752cafc4091ca0758f37f91bfa0"/>
     <w:p>
       <w:pPr>
         <w:pStyle w:val="Heading2"/>
@@ -1351,7 +1784,7 @@
         <w:t xml:space="preserve">4.2 Kết quả tổng hợp định lượng — Meta-analysis ba tầng (P6)</w:t>
       </w:r>
     </w:p>
-    <w:bookmarkStart w:id="26" w:name="Xff5979a63504f14407b0d85f43a6c8324938958"/>
+    <w:bookmarkStart w:id="27" w:name="chỉ-số-hiệu-ứng-tổng-hợp"/>
     <w:p>
       <w:pPr>
         <w:pStyle w:val="Heading3"/>
@@ -1388,7 +1821,7 @@
         <w:t xml:space="preserve"> </w:t>
       </w:r>
       <w:r>
-        <w:t xml:space="preserve">nghiên cứu với tổng cộng hàng trăm cặp effect-size đa dạng theo vùng địa lý, giai đoạn và phương pháp. Kết quả cho thấy hiệu ứng tổng hợp (pooled correlation) là</w:t>
+        <w:t xml:space="preserve">nghiên cứu với tổng cộng K = 288 effect sizes đa dạng theo vùng địa lý, giai đoạn và phương pháp. Kết quả cho thấy hiệu ứng tổng hợp (pooled correlation) là</w:t>
       </w:r>
       <w:r>
         <w:t xml:space="preserve"> </w:t>
@@ -1431,7 +1864,7 @@
         <w:t xml:space="preserve"> </w:t>
       </w:r>
       <w:r>
-        <w:t xml:space="preserve">này khẳng định bức tranh tổng quát từ các meta-analyses trước đây của Bausch và Krist (2007), Kirca et al. (2012), Marano et al. (2016) và Arte và Larimo (2022): mối quan hệ tổng hợp giữa quốc tế hóa và hiệu quả hoạt động là dương nhưng có biên độ khiêm tốn.</w:t>
+        <w:t xml:space="preserve">này khẳng định bức tranh tổng quát từ các meta-analyses trước đây của Bausch và Krist (2007), Kirca et al. (2012), Marano et al. (2016) và Arte và Larimo (2022): mối quan hệ tổng hợp giữa quốc tế hóa và hiệu quả hoạt động là dương nhưng có biên độ khiêm tốn.</w:t>
       </w:r>
     </w:p>
     <w:p>
@@ -1497,8 +1930,8 @@
         <w:t xml:space="preserve">— sự hội tụ này tạo ra bằng chứng chéo vững chắc khi mở rộng pool lên gần gấp đôi số nghiên cứu.</w:t>
       </w:r>
     </w:p>
-    <w:bookmarkEnd w:id="26"/>
-    <w:bookmarkStart w:id="27" w:name="Xebb799d3ec18bcd19862bc38ac017784274d9d9"/>
+    <w:bookmarkEnd w:id="27"/>
+    <w:bookmarkStart w:id="28" w:name="phân-tích-dị-biệt-ba-tầng"/>
     <w:p>
       <w:pPr>
         <w:pStyle w:val="Heading3"/>
@@ -1726,8 +2159,8 @@
         <w:t xml:space="preserve">, không phải là bằng chứng về sự thiếu nhất quán thực sự trong quan hệ nhân quả giữa quốc tế hóa và hiệu quả.</w:t>
       </w:r>
     </w:p>
-    <w:bookmarkEnd w:id="27"/>
-    <w:bookmarkStart w:id="28" w:name="X611e09194b09194f16433d5c7d869ad7daf26e1"/>
+    <w:bookmarkEnd w:id="28"/>
+    <w:bookmarkStart w:id="29" w:name="X0fe7021f65141f72ccca43dd2595712a4bb11b5"/>
     <w:p>
       <w:pPr>
         <w:pStyle w:val="Heading3"/>
@@ -1882,11 +2315,105 @@
         <w:pStyle w:val="BodyText"/>
       </w:pPr>
       <w:r>
-        <w:t xml:space="preserve">Gradient theo ICRV hiện diện rõ ràng trong kết quả: các nền kinh tế Advanced Innovation-Driven có hiệu ứng I–P lớn hơn so với các nền kinh tế Frontier hay SIDS. Kết quả này nhất quán với cơ chế lý thuyết từ Institutional Theory — môi trường thể chế chất lượng cao tạo điều kiện để doanh nghiệp chuyển hóa quốc tế hóa thành hiệu quả dễ dàng hơn (North, 1990; Marano et al., 2016).</w:t>
-      </w:r>
-    </w:p>
-    <w:bookmarkEnd w:id="28"/>
-    <w:bookmarkStart w:id="29" w:name="X6516e6905b75b0313f9350803a09f8115a11764"/>
+        <w:t xml:space="preserve">Gradient theo ICRV hiện diện rõ ràng trong kết quả: các nền kinh tế Advanced Innovation-Driven có hiệu ứng I–P lớn hơn so với các nền kinh tế Frontier hay SIDS (theo phân loại 5-regime của P6). Kết quả này nhất quán với cơ chế lý thuyết từ Institutional Theory — môi trường thể chế chất lượng cao tạo điều kiện để doanh nghiệp chuyển hóa quốc tế hóa thành hiệu quả dễ dàng hơn (North, 1990; Marano et al., 2016).</w:t>
+      </w:r>
+      <w:r>
+        <w:t xml:space="preserve"> </w:t>
+      </w:r>
+      <w:r>
+        <w:rPr>
+          <w:iCs/>
+          <w:i/>
+        </w:rPr>
+        <w:t xml:space="preserve">(Lưu ý phân loại: P6 — meta-analysis cấp nghiên cứu — dùng hệ ICRV 5-regime rút gọn [I Advanced-Innovation, II Upper-Middle, III Emerging, FR Frontier/SIDS, MX Mixed], khác với hệ 6 nhóm cấp doanh nghiệp dùng ở §4.1 và §4.6; nhóm</w:t>
+      </w:r>
+      <w:r>
+        <w:rPr>
+          <w:iCs/>
+          <w:i/>
+        </w:rPr>
+        <w:t xml:space="preserve"> </w:t>
+      </w:r>
+      <w:r>
+        <w:rPr>
+          <w:iCs/>
+          <w:i/>
+        </w:rPr>
+        <w:t xml:space="preserve">‘</w:t>
+      </w:r>
+      <w:r>
+        <w:rPr>
+          <w:iCs/>
+          <w:i/>
+        </w:rPr>
+        <w:t xml:space="preserve">Frontier/SIDS</w:t>
+      </w:r>
+      <w:r>
+        <w:rPr>
+          <w:iCs/>
+          <w:i/>
+        </w:rPr>
+        <w:t xml:space="preserve">’</w:t>
+      </w:r>
+      <w:r>
+        <w:rPr>
+          <w:iCs/>
+          <w:i/>
+        </w:rPr>
+        <w:t xml:space="preserve"> </w:t>
+      </w:r>
+      <w:r>
+        <w:rPr>
+          <w:iCs/>
+          <w:i/>
+        </w:rPr>
+        <w:t xml:space="preserve">của P6 là bin thể chế yếu nhất, tương ứng Nhóm V–VI trong hệ 6 nhóm. Thuật ngữ</w:t>
+      </w:r>
+      <w:r>
+        <w:rPr>
+          <w:iCs/>
+          <w:i/>
+        </w:rPr>
+        <w:t xml:space="preserve"> </w:t>
+      </w:r>
+      <w:r>
+        <w:rPr>
+          <w:iCs/>
+          <w:i/>
+        </w:rPr>
+        <w:t xml:space="preserve">‘</w:t>
+      </w:r>
+      <w:r>
+        <w:rPr>
+          <w:iCs/>
+          <w:i/>
+        </w:rPr>
+        <w:t xml:space="preserve">Frontier</w:t>
+      </w:r>
+      <w:r>
+        <w:rPr>
+          <w:iCs/>
+          <w:i/>
+        </w:rPr>
+        <w:t xml:space="preserve">’</w:t>
+      </w:r>
+      <w:r>
+        <w:rPr>
+          <w:iCs/>
+          <w:i/>
+        </w:rPr>
+        <w:t xml:space="preserve"> </w:t>
+      </w:r>
+      <w:r>
+        <w:rPr>
+          <w:iCs/>
+          <w:i/>
+        </w:rPr>
+        <w:t xml:space="preserve">ở §4.2 giữ theo phân loại gốc của P6.)</w:t>
+      </w:r>
+    </w:p>
+    <w:bookmarkEnd w:id="29"/>
+    <w:bookmarkStart w:id="30" w:name="kiểm-định-publication-bias"/>
     <w:p>
       <w:pPr>
         <w:pStyle w:val="Heading3"/>
@@ -2360,9 +2887,9 @@
         </w:pict>
       </w:r>
     </w:p>
-    <w:bookmarkEnd w:id="29"/>
     <w:bookmarkEnd w:id="30"/>
-    <w:bookmarkStart w:id="34" w:name="X240e194458f5111df8410ba3e5077585e24446e"/>
+    <w:bookmarkEnd w:id="31"/>
+    <w:bookmarkStart w:id="35" w:name="Xae571c1410747d630a72c4d12985bac375822ae"/>
     <w:p>
       <w:pPr>
         <w:pStyle w:val="Heading2"/>
@@ -2371,7 +2898,7 @@
         <w:t xml:space="preserve">4.3 Kết quả bối cảnh thể chế tiên tiến — Đổi mới: Singapore (P4)</w:t>
       </w:r>
     </w:p>
-    <w:bookmarkStart w:id="31" w:name="X679a53d2d7d81af6dc70c43fd1f038f5d3cee36"/>
+    <w:bookmarkStart w:id="32" w:name="xác-nhận-quan-hệ-phi-tuyến-chữ-u-ngược"/>
     <w:p>
       <w:pPr>
         <w:pStyle w:val="Heading3"/>
@@ -2524,17 +3051,31 @@
           <w:iCs/>
           <w:i/>
         </w:rPr>
-        <w:t xml:space="preserve">"chưa quan sát thấy ngưỡng bất lợi của quốc tế hóa trong miền dữ liệu"</w:t>
-      </w:r>
-      <w:r>
-        <w:t xml:space="preserve"> </w:t>
-      </w:r>
-      <w:r>
-        <w:t xml:space="preserve">thay vì khẳng định một điểm uốn cụ thể ở 88,6%; điều này nhất quán với kỳ vọng lý thuyết rằng ở bối cảnh thể chế mạnh (Nhóm I), dư địa quốc tế hóa có lợi là rất rộng (xem Hình 4.x).</w:t>
-      </w:r>
-    </w:p>
-    <w:bookmarkEnd w:id="31"/>
-    <w:bookmarkStart w:id="32" w:name="X4e892af5ca440364b8d37c3a20faa47e2037652"/>
+        <w:t xml:space="preserve">“</w:t>
+      </w:r>
+      <w:r>
+        <w:rPr>
+          <w:iCs/>
+          <w:i/>
+        </w:rPr>
+        <w:t xml:space="preserve">chưa quan sát thấy ngưỡng bất lợi của quốc tế hóa trong miền dữ liệu</w:t>
+      </w:r>
+      <w:r>
+        <w:rPr>
+          <w:iCs/>
+          <w:i/>
+        </w:rPr>
+        <w:t xml:space="preserve">”</w:t>
+      </w:r>
+      <w:r>
+        <w:t xml:space="preserve"> </w:t>
+      </w:r>
+      <w:r>
+        <w:t xml:space="preserve">thay vì khẳng định một điểm uốn cụ thể ở 88,6%; điều này nhất quán với kỳ vọng lý thuyết rằng ở bối cảnh thể chế mạnh (Nhóm I), dư địa quốc tế hóa có lợi là rất rộng (xem Hình 4.1).</w:t>
+      </w:r>
+    </w:p>
+    <w:bookmarkEnd w:id="32"/>
+    <w:bookmarkStart w:id="33" w:name="điều-tiết-bởi-digital-adoption-index-dai"/>
     <w:p>
       <w:pPr>
         <w:pStyle w:val="Heading3"/>
@@ -2668,8 +3209,8 @@
         <w:t xml:space="preserve">). Cụ thể, ở mức độ quốc tế hóa cao, doanh nghiệp Singapore có năng lực chấp nhận số (digital adoption) cao hơn duy trì hiệu quả tốt hơn so với doanh nghiệp có mức DAI thấp hơn, cho thấy DAI đóng vai trò nguồn lực bổ trợ (situational resource) làm chậm đà suy giảm phía bên phải của đường phi tuyến.</w:t>
       </w:r>
     </w:p>
-    <w:bookmarkEnd w:id="32"/>
-    <w:bookmarkStart w:id="33" w:name="X62c0545ea3f9a0c507d1157469fca0ebf1d479e"/>
+    <w:bookmarkEnd w:id="33"/>
+    <w:bookmarkStart w:id="34" w:name="giới-hạn-suy-luận-và-cảnh-báo-thống-kê"/>
     <w:p>
       <w:pPr>
         <w:pStyle w:val="Heading3"/>
@@ -2748,9 +3289,9 @@
         </w:pict>
       </w:r>
     </w:p>
-    <w:bookmarkEnd w:id="33"/>
     <w:bookmarkEnd w:id="34"/>
-    <w:bookmarkStart w:id="38" w:name="X94814fc7a5dc9750a15cc4bbe9ebfefe5f75317"/>
+    <w:bookmarkEnd w:id="35"/>
+    <w:bookmarkStart w:id="39" w:name="Xabe361c2d5961cf19ce7ab2bd5d9bc6d758140a"/>
     <w:p>
       <w:pPr>
         <w:pStyle w:val="Heading2"/>
@@ -2759,7 +3300,7 @@
         <w:t xml:space="preserve">4.4 Kết quả bối cảnh thể chế trung bình cao: Trung Quốc, 2012–2024 (P5)</w:t>
       </w:r>
     </w:p>
-    <w:bookmarkStart w:id="35" w:name="Xb60e8e08616c949564cfeefd501a6d5841b6507"/>
+    <w:bookmarkStart w:id="36" w:name="Xfb5fa188fd1fb4a9962d0cf33d126795226c748"/>
     <w:p>
       <w:pPr>
         <w:pStyle w:val="Heading3"/>
@@ -2841,8 +3382,8 @@
         <w:t xml:space="preserve">Các con số này cho thấy doanh nghiệp Trung Quốc đạt hiệu quả tối ưu khi cường độ quốc tế hóa (FSTS) ở mức gần 49%, một mức độ tập trung quốc tế vừa phải trong bối cảnh nền kinh tế nội địa khổng lồ của Trung Quốc cũng cung cấp cơ hội tăng trưởng song song.</w:t>
       </w:r>
     </w:p>
-    <w:bookmarkEnd w:id="35"/>
-    <w:bookmarkStart w:id="36" w:name="Xa0deb7d8913573d019b75740971fb67375bd22e"/>
+    <w:bookmarkEnd w:id="36"/>
+    <w:bookmarkStart w:id="37" w:name="Xe662776ac4ed20d7263c0278e37e5e670eb65fc"/>
     <w:p>
       <w:pPr>
         <w:pStyle w:val="Heading3"/>
@@ -2920,7 +3461,71 @@
         <w:t xml:space="preserve"> </w:t>
       </w:r>
       <w:r>
-        <w:t xml:space="preserve">— không có ý nghĩa thống kê. Điều này xác nhận rằng</w:t>
+        <w:t xml:space="preserve">(vế FSTS) và</w:t>
+      </w:r>
+      <w:r>
+        <w:t xml:space="preserve"> </w:t>
+      </w:r>
+      <m:oMath>
+        <m:r>
+          <m:t>z</m:t>
+        </m:r>
+        <m:r>
+          <m:rPr>
+            <m:sty m:val="p"/>
+          </m:rPr>
+          <m:t>=</m:t>
+        </m:r>
+        <m:r>
+          <m:rPr>
+            <m:sty m:val="p"/>
+          </m:rPr>
+          <m:t>−</m:t>
+        </m:r>
+        <m:r>
+          <m:t>0</m:t>
+        </m:r>
+        <m:r>
+          <m:rPr>
+            <m:sty m:val="p"/>
+          </m:rPr>
+          <m:t>,</m:t>
+        </m:r>
+        <m:r>
+          <m:t>61</m:t>
+        </m:r>
+      </m:oMath>
+      <w:r>
+        <w:t xml:space="preserve">,</w:t>
+      </w:r>
+      <w:r>
+        <w:t xml:space="preserve"> </w:t>
+      </w:r>
+      <m:oMath>
+        <m:r>
+          <m:t>p</m:t>
+        </m:r>
+        <m:r>
+          <m:rPr>
+            <m:sty m:val="p"/>
+          </m:rPr>
+          <m:t>=</m:t>
+        </m:r>
+        <m:r>
+          <m:rPr>
+            <m:sty m:val="p"/>
+          </m:rPr>
+          <m:t>,</m:t>
+        </m:r>
+        <m:r>
+          <m:t>545</m:t>
+        </m:r>
+      </m:oMath>
+      <w:r>
+        <w:t xml:space="preserve"> </w:t>
+      </w:r>
+      <w:r>
+        <w:t xml:space="preserve">(vế FSTS²) — không có ý nghĩa thống kê. Điều này xác nhận rằng</w:t>
       </w:r>
       <w:r>
         <w:t xml:space="preserve"> </w:t>
@@ -3002,8 +3607,8 @@
         <w:t xml:space="preserve">— không có ý nghĩa thống kê, nghĩa là hình dạng tổng thể của quan hệ phi tuyến không biến đổi đáng kể qua giai đoạn phân tích. Phát hiện này cho thấy trong bối cảnh Upper-middle như Trung Quốc, cơ chế căn bản của quan hệ I–P duy trì tính ổn định đáng kể — có thể phản ánh sự bù trừ giữa chi phí thích ứng tăng lên do chính sách thương mại khó đoán và năng lực tổ chức ngày càng trưởng thành của các doanh nghiệp xuất khẩu Trung Quốc.</w:t>
       </w:r>
     </w:p>
-    <w:bookmarkEnd w:id="36"/>
-    <w:bookmarkStart w:id="37" w:name="X71f14a0a5696ef1da89ff288e5ba29857e3b764"/>
+    <w:bookmarkEnd w:id="37"/>
+    <w:bookmarkStart w:id="38" w:name="vai-trò-của-tci-và-dai"/>
     <w:p>
       <w:pPr>
         <w:pStyle w:val="Heading3"/>
@@ -3091,9 +3696,9 @@
         </w:pict>
       </w:r>
     </w:p>
-    <w:bookmarkEnd w:id="37"/>
     <w:bookmarkEnd w:id="38"/>
-    <w:bookmarkStart w:id="43" w:name="Xbcfd430554f00dbefbbe6cf2f35944b447a87b7"/>
+    <w:bookmarkEnd w:id="39"/>
+    <w:bookmarkStart w:id="44" w:name="Xdbd5cc67084304ba85b73781c0cb0c00b74055b"/>
     <w:p>
       <w:pPr>
         <w:pStyle w:val="Heading2"/>
@@ -3102,7 +3707,7 @@
         <w:t xml:space="preserve">4.5 Kết quả bối cảnh chuyển đổi bậc thấp—trung: Việt Nam (P3)</w:t>
       </w:r>
     </w:p>
-    <w:bookmarkStart w:id="39" w:name="X3454574aade39a3defa8c8bbeff40a0b08588bb"/>
+    <w:bookmarkStart w:id="40" w:name="Xfa9060265c18c079d3fb45cfff0778bcd89c27e"/>
     <w:p>
       <w:pPr>
         <w:pStyle w:val="Heading3"/>
@@ -3302,8 +3907,8 @@
         <w:t xml:space="preserve">— bằng chứng thống kê mạnh nhất trong tất cả các mẫu quốc gia của luận án.</w:t>
       </w:r>
     </w:p>
-    <w:bookmarkEnd w:id="39"/>
-    <w:bookmarkStart w:id="40" w:name="X804630c1165edd6cffbd7129602e5c7644f12f7"/>
+    <w:bookmarkEnd w:id="40"/>
+    <w:bookmarkStart w:id="41" w:name="điểm-turning-point-theo-làn-sóng"/>
     <w:p>
       <w:pPr>
         <w:pStyle w:val="Heading3"/>
@@ -3486,7 +4091,25 @@
         <w:t xml:space="preserve"> </w:t>
       </w:r>
       <w:r>
-        <w:t xml:space="preserve">đặt Việt Nam ở mức "thấp hơn đáng kể" so với Singapore (TP ≈ 88,6%) và tương đương hoặc thấp hơn Trung Quốc (TP ≈ 48,78%). Kiểm định Paternoster so sánh turning point giữa 2009 và 2015 cho kết quả</w:t>
+        <w:t xml:space="preserve">đặt Việt Nam ở mức</w:t>
+      </w:r>
+      <w:r>
+        <w:t xml:space="preserve"> </w:t>
+      </w:r>
+      <w:r>
+        <w:t xml:space="preserve">“</w:t>
+      </w:r>
+      <w:r>
+        <w:t xml:space="preserve">thấp hơn đáng kể</w:t>
+      </w:r>
+      <w:r>
+        <w:t xml:space="preserve">”</w:t>
+      </w:r>
+      <w:r>
+        <w:t xml:space="preserve"> </w:t>
+      </w:r>
+      <w:r>
+        <w:t xml:space="preserve">so với Singapore (TP ≈ 88,6%) và tương đương hoặc thấp hơn Trung Quốc (TP ≈ 48,78%). Kiểm định Paternoster so sánh turning point giữa 2009 và 2015 cho kết quả</w:t>
       </w:r>
       <w:r>
         <w:t xml:space="preserve"> </w:t>
@@ -3547,8 +4170,8 @@
         <w:t xml:space="preserve">— có ý nghĩa thống kê, cho thấy turning point đã dịch chuyển đáng kể từ 46,2% xuống 39,3% giữa hai làn sóng.</w:t>
       </w:r>
     </w:p>
-    <w:bookmarkEnd w:id="40"/>
-    <w:bookmarkStart w:id="41" w:name="X61eaf74d7adbfccac462ff4ef2ca9383cc5f370"/>
+    <w:bookmarkEnd w:id="41"/>
+    <w:bookmarkStart w:id="42" w:name="điều-tiết-bởi-tci-tích-cực-và-có-ý-nghĩa"/>
     <w:p>
       <w:pPr>
         <w:pStyle w:val="Heading3"/>
@@ -3616,8 +4239,8 @@
         <w:t xml:space="preserve">: TCI làm nâng cao mặt bằng hiệu quả và khuếch đại tác động tích cực của quốc tế hóa. Doanh nghiệp Việt Nam có năng lực công nghệ tốt hơn (đo bằng TCI) đạt hiệu quả cao hơn từ quá trình quốc tế hóa — nhất quán với H2 trong khung lý thuyết CDCM.</w:t>
       </w:r>
     </w:p>
-    <w:bookmarkEnd w:id="41"/>
-    <w:bookmarkStart w:id="42" w:name="Xf74d16bb8b5ef71c31f95c8c6bafd31bd18e385"/>
+    <w:bookmarkEnd w:id="42"/>
+    <w:bookmarkStart w:id="43" w:name="điều-tiết-bởi-dai-không-có-ý-nghĩa"/>
     <w:p>
       <w:pPr>
         <w:pStyle w:val="Heading3"/>
@@ -3679,9 +4302,9 @@
         </w:pict>
       </w:r>
     </w:p>
-    <w:bookmarkEnd w:id="42"/>
     <w:bookmarkEnd w:id="43"/>
-    <w:bookmarkStart w:id="50" w:name="X55199701f1cb1e5a36a24137550ac95e848a636"/>
+    <w:bookmarkEnd w:id="44"/>
+    <w:bookmarkStart w:id="48" w:name="X561afa853383c674354c1acb167a55cae3a018f"/>
     <w:p>
       <w:pPr>
         <w:pStyle w:val="Heading2"/>
@@ -3690,7 +4313,7 @@
         <w:t xml:space="preserve">4.6 Kết quả kiểm định toàn mẫu đa bối cảnh châu Á (P7)</w:t>
       </w:r>
     </w:p>
-    <w:bookmarkStart w:id="44" w:name="X4afadfb0b2cc4943ce00f31457981e8c10f3a3d"/>
+    <w:bookmarkStart w:id="45" w:name="mẫu-và-mô-hình-chính"/>
     <w:p>
       <w:pPr>
         <w:pStyle w:val="Heading3"/>
@@ -4000,8 +4623,83 @@
         <w:t xml:space="preserve">). Tính nhất quán này bác bỏ giả thuyết rằng chữ U ngược chỉ là artefact của mẫu nhỏ hay thiếu biến kiểm soát.</w:t>
       </w:r>
     </w:p>
-    <w:bookmarkEnd w:id="44"/>
-    <w:bookmarkStart w:id="48" w:name="Xb1032e0e3de2851ef84ba79e46d037a1936fae6"/>
+    <w:p>
+      <w:pPr>
+        <w:pStyle w:val="BodyText"/>
+      </w:pPr>
+      <w:r>
+        <w:rPr>
+          <w:bCs/>
+          <w:b/>
+        </w:rPr>
+        <w:t xml:space="preserve">Lưu ý cập nhật dữ liệu (2026).</w:t>
+      </w:r>
+      <w:r>
+        <w:t xml:space="preserve"> </w:t>
+      </w:r>
+      <w:r>
+        <w:t xml:space="preserve">Sau khi P7 hoàn tất ước lượng trên mẫu phân tích 49 nền, bộ dữ liệu WBES được cập nhật bổ sung</w:t>
+      </w:r>
+      <w:r>
+        <w:t xml:space="preserve"> </w:t>
+      </w:r>
+      <w:r>
+        <w:rPr>
+          <w:bCs/>
+          <w:b/>
+        </w:rPr>
+        <w:t xml:space="preserve">Japan-2025</w:t>
+      </w:r>
+      <w:r>
+        <w:t xml:space="preserve"> </w:t>
+      </w:r>
+      <w:r>
+        <w:t xml:space="preserve">(khảo sát lần đầu, thuộc Nhóm I — nâng khung phân loại lên 50 nền/94.032 doanh nghiệp) cùng các sóng khảo sát mới 2024–2026 của 31 nền (chi tiết:</w:t>
+      </w:r>
+      <w:r>
+        <w:t xml:space="preserve"> </w:t>
+      </w:r>
+      <w:r>
+        <w:rPr>
+          <w:rStyle w:val="VerbatimChar"/>
+        </w:rPr>
+        <w:t xml:space="preserve">data_wbes/analysis/DATA_UPDATE_MANIFEST.md</w:t>
+      </w:r>
+      <w:r>
+        <w:t xml:space="preserve">). Các quan sát này được lưu trữ để phục vụ</w:t>
+      </w:r>
+      <w:r>
+        <w:t xml:space="preserve"> </w:t>
+      </w:r>
+      <w:r>
+        <w:rPr>
+          <w:bCs/>
+          <w:b/>
+        </w:rPr>
+        <w:t xml:space="preserve">vòng ước lượng lại P7 kế tiếp</w:t>
+      </w:r>
+      <w:r>
+        <w:t xml:space="preserve">; kết quả P7 báo cáo ở đây</w:t>
+      </w:r>
+      <w:r>
+        <w:t xml:space="preserve"> </w:t>
+      </w:r>
+      <w:r>
+        <w:rPr>
+          <w:bCs/>
+          <w:b/>
+        </w:rPr>
+        <w:t xml:space="preserve">giữ nguyên trên mẫu phân tích 49 nền đã khóa</w:t>
+      </w:r>
+      <w:r>
+        <w:t xml:space="preserve"> </w:t>
+      </w:r>
+      <w:r>
+        <w:t xml:space="preserve">(khớp bản thảo đang bình duyệt). Vì P7 dùng country fixed effects và Japan là một nền đơn lẻ có biến thiên quốc tế hóa thấp (FSTS trung bình 4,1%), việc bổ sung Japan dự kiến không làm thay đổi turning point của các nhóm khác mà chỉ tinh chỉnh ước lượng riêng Nhóm I; xác nhận định lượng cần do nhóm nghiên cứu chạy lại do-file gốc của P7 trên mẫu mở rộng.</w:t>
+      </w:r>
+    </w:p>
+    <w:bookmarkEnd w:id="45"/>
+    <w:bookmarkStart w:id="46" w:name="gradient-icrv-xác-nhận-h5"/>
     <w:p>
       <w:pPr>
         <w:pStyle w:val="Heading3"/>
@@ -4086,7 +4784,7 @@
               <m:nor/>
               <m:sty m:val="p"/>
             </m:rPr>
-            <m:t>TP(Frontier/SIDS)</m:t>
+            <m:t>TP(Emerging/SIDS)</m:t>
           </m:r>
           <m:r>
             <m:rPr>
@@ -4206,51 +4904,37 @@
         <w:t xml:space="preserve">). Hai nguồn bằng chứng độc lập — meta-analytic và primary empirical — cùng chỉ ra gradient ICRV, tạo ra independent confirmation có giá trị.</w:t>
       </w:r>
     </w:p>
-    <w:p>
-      <w:pPr>
-        <w:pStyle w:val="BodyText"/>
-      </w:pPr>
-      <w:r>
-        <w:drawing>
-          <wp:inline>
-            <wp:extent cx="5753100" cy="3849196"/>
-            <wp:effectExtent b="0" l="0" r="0" t="0"/>
-            <wp:docPr descr="Hình 4.x. Họ đường cong I–P phụ thuộc chế độ thể chế ICRV" title="" id="46" name="Picture"/>
-            <a:graphic>
-              <a:graphicData uri="http://schemas.openxmlformats.org/drawingml/2006/picture">
-                <pic:pic>
-                  <pic:nvPicPr>
-                    <pic:cNvPr descr="figures/fig_4_x_ip_curves_icrv_gradient.png" id="47" name="Picture"/>
-                    <pic:cNvPicPr>
-                      <a:picLocks noChangeArrowheads="1" noChangeAspect="1"/>
-                    </pic:cNvPicPr>
-                  </pic:nvPicPr>
-                  <pic:blipFill>
-                    <a:blip r:embed="rId45"/>
-                    <a:stretch>
-                      <a:fillRect/>
-                    </a:stretch>
-                  </pic:blipFill>
-                  <pic:spPr bwMode="auto">
-                    <a:xfrm>
-                      <a:off x="0" y="0"/>
-                      <a:ext cx="5753100" cy="3849196"/>
-                    </a:xfrm>
-                    <a:prstGeom prst="rect">
-                      <a:avLst/>
-                    </a:prstGeom>
-                    <a:noFill/>
-                    <a:ln w="9525">
-                      <a:noFill/>
-                      <a:headEnd/>
-                      <a:tailEnd/>
-                    </a:ln>
-                  </pic:spPr>
-                </pic:pic>
-              </a:graphicData>
-            </a:graphic>
-          </wp:inline>
-        </w:drawing>
+    <w:tbl>
+      <w:tblPr>
+        <w:tblStyle w:val="FigureTable"/>
+        <w:tblW w:type="auto" w:w="0"/>
+        <w:tblLook w:firstRow="0" w:lastRow="0" w:firstColumn="0" w:lastColumn="0"/>
+        <w:jc w:val="center"/>
+      </w:tblPr>
+      <w:tblGrid>
+        <w:gridCol w:w="7920"/>
+      </w:tblGrid>
+      <w:tr>
+        <w:tc>
+          <w:tcPr/>
+          <w:p>
+            <w:pPr>
+              <w:pStyle w:val="Compact"/>
+              <w:jc w:val="center"/>
+            </w:pPr>
+            <w:r>
+              <w:t xml:space="preserve">Hình 4.1. Họ đường cong I–P phụ thuộc chế độ thể chế ICRV</w:t>
+            </w:r>
+          </w:p>
+        </w:tc>
+      </w:tr>
+    </w:tbl>
+    <w:p>
+      <w:pPr>
+        <w:pStyle w:val="ImageCaption"/>
+      </w:pPr>
+      <w:r>
+        <w:t xml:space="preserve">Hình 4.1. Họ đường cong I–P phụ thuộc chế độ thể chế ICRV</w:t>
       </w:r>
     </w:p>
     <w:p>
@@ -4262,7 +4946,7 @@
           <w:bCs/>
           <w:b/>
         </w:rPr>
-        <w:t xml:space="preserve">Hình 4.x.</w:t>
+        <w:t xml:space="preserve">Hình 4.1.</w:t>
       </w:r>
       <w:r>
         <w:t xml:space="preserve"> </w:t>
@@ -4291,8 +4975,8 @@
         <w:t xml:space="preserve">Nguồn: minh họa của tác giả từ kết quả P6–P8.</w:t>
       </w:r>
     </w:p>
-    <w:bookmarkEnd w:id="48"/>
-    <w:bookmarkStart w:id="49" w:name="X5a095d2d2756e364c0fa5703e6aa5c62834bd73"/>
+    <w:bookmarkEnd w:id="46"/>
+    <w:bookmarkStart w:id="47" w:name="điều-tiết-bởi-tci-và-dai-trong-toàn-mẫu"/>
     <w:p>
       <w:pPr>
         <w:pStyle w:val="Heading3"/>
@@ -4688,9 +5372,9 @@
         </w:pict>
       </w:r>
     </w:p>
-    <w:bookmarkEnd w:id="49"/>
-    <w:bookmarkEnd w:id="50"/>
-    <w:bookmarkStart w:id="54" w:name="X148edf673f29f3cdc512225d99b03a9e67e1c42"/>
+    <w:bookmarkEnd w:id="47"/>
+    <w:bookmarkEnd w:id="48"/>
+    <w:bookmarkStart w:id="52" w:name="X42f69945b56833cca239d45dc5864a7be6f74d7"/>
     <w:p>
       <w:pPr>
         <w:pStyle w:val="Heading2"/>
@@ -4699,7 +5383,7 @@
         <w:t xml:space="preserve">4.7 Kết quả trường hợp biên SIDS — Các nền kinh tế đảo nhỏ đang phát triển (P8)</w:t>
       </w:r>
     </w:p>
-    <w:bookmarkStart w:id="51" w:name="Xe52dd8a4967ed07d68452ad9b61fc702a699611"/>
+    <w:bookmarkStart w:id="49" w:name="đặc-điểm-mẫu-sids"/>
     <w:p>
       <w:pPr>
         <w:pStyle w:val="Heading3"/>
@@ -4775,8 +5459,8 @@
         <w:t xml:space="preserve">(chiếm 13,8% mẫu). Tỷ lệ doanh thu xuất khẩu trung bình rất thấp: mean FSTS = 0,048 (4,8%).</w:t>
       </w:r>
     </w:p>
-    <w:bookmarkEnd w:id="51"/>
-    <w:bookmarkStart w:id="52" w:name="Xda8912ddf3b9c40c39597e70818ba6d2fa29362"/>
+    <w:bookmarkEnd w:id="49"/>
+    <w:bookmarkStart w:id="50" w:name="X305be4308b12f06c15c4aa0bf75053d865f81d7"/>
     <w:p>
       <w:pPr>
         <w:pStyle w:val="Heading3"/>
@@ -5136,8 +5820,8 @@
         <w:t xml:space="preserve">(monotone decline) — không có turning point trong phạm vi dữ liệu.</w:t>
       </w:r>
     </w:p>
-    <w:bookmarkEnd w:id="52"/>
-    <w:bookmarkStart w:id="53" w:name="X9bd5b3fa82a3bf10893bad805f5c2ae8e352ac8"/>
+    <w:bookmarkEnd w:id="50"/>
+    <w:bookmarkStart w:id="51" w:name="X1eacd79ea5935ba958f558c7fa8a022614fd635"/>
     <w:p>
       <w:pPr>
         <w:pStyle w:val="Heading3"/>
@@ -5185,9 +5869,9 @@
         </w:pict>
       </w:r>
     </w:p>
-    <w:bookmarkEnd w:id="53"/>
-    <w:bookmarkEnd w:id="54"/>
-    <w:bookmarkStart w:id="55" w:name="X65c36e31bbe050d3662131014cfdcf39c76fad1"/>
+    <w:bookmarkEnd w:id="51"/>
+    <w:bookmarkEnd w:id="52"/>
+    <w:bookmarkStart w:id="53" w:name="Xfa456a9219d3acfaa17bcbc370e76a6bac65144"/>
     <w:p>
       <w:pPr>
         <w:pStyle w:val="Heading2"/>
@@ -6394,7 +7078,7 @@
     <w:tbl>
       <w:tblPr>
         <w:tblStyle w:val="Table"/>
-        <w:tblW w:type="auto" w:w="0"/>
+        <w:tblW w:type="pct" w:w="5000"/>
         <w:tblLook w:firstRow="1" w:lastRow="0" w:firstColumn="0" w:lastColumn="0" w:noHBand="0" w:noVBand="0" w:val="0020"/>
         <w:jc w:val="start"/>
       </w:tblPr>
@@ -6725,7 +7409,7 @@
           <w:iCs/>
           <w:i/>
         </w:rPr>
-        <w:t xml:space="preserve">Nguồn: phân tích Ấn Độ (Đỗ &amp; Phan, 2026, bản thảo đang chuẩn bị nộp tạp chí MIR).</w:t>
+        <w:t xml:space="preserve">Nguồn: phân tích Ấn Độ của tác giả (nghiên cứu thành phần P9), mở rộng công trình đã công bố Do và Phan (2025, IntechOpen — phân tích 380 doanh nghiệp WBES Ấn Độ, ước lượng FGLS); bản thảo mở rộng kiểm định độ bền ngưỡng I–P qua ba đợt 2014–2025 đang chuẩn bị cho MIR/IJOEM.</w:t>
       </w:r>
     </w:p>
     <w:p>
@@ -7265,8 +7949,8 @@
         </w:pict>
       </w:r>
     </w:p>
-    <w:bookmarkEnd w:id="55"/>
-    <w:bookmarkStart w:id="56" w:name="Xaf84bdcbf382a1b27c4f79b0bf2dd00a09bbcc8"/>
+    <w:bookmarkEnd w:id="53"/>
+    <w:bookmarkStart w:id="54" w:name="tổng-hợp-kết-quả-theo-hệ-giả-thuyết"/>
     <w:p>
       <w:pPr>
         <w:pStyle w:val="Heading2"/>
@@ -7278,7 +7962,7 @@
     <w:tbl>
       <w:tblPr>
         <w:tblStyle w:val="Table"/>
-        <w:tblW w:type="auto" w:w="0"/>
+        <w:tblW w:type="pct" w:w="5000"/>
         <w:tblLook w:firstRow="1" w:lastRow="0" w:firstColumn="0" w:lastColumn="0" w:noHBand="0" w:noVBand="0" w:val="0020"/>
         <w:jc w:val="start"/>
       </w:tblPr>
@@ -7437,7 +8121,25 @@
               <w:jc w:val="left"/>
             </w:pPr>
             <w:r>
-              <w:t xml:space="preserve">Xác nhận: DAI có level effect phổ quát (β=+0,155***) và cả hai curvature interactions có ý nghĩa trong P7 (49 nền kinh tế); DAI×ICRV p=.012 — "digital shield" mạnh nhất khi thể chế yếu; null tại Việt Nam (Tier-1 only) là kết quả tương thích do hạn chế đo lường</w:t>
+              <w:t xml:space="preserve">Xác nhận: DAI có level effect phổ quát (β=+0,155***) và cả hai curvature interactions có ý nghĩa trong P7 (49 nền kinh tế); DAI×ICRV p=.012 —</w:t>
+            </w:r>
+            <w:r>
+              <w:t xml:space="preserve"> </w:t>
+            </w:r>
+            <w:r>
+              <w:t xml:space="preserve">“</w:t>
+            </w:r>
+            <w:r>
+              <w:t xml:space="preserve">digital shield</w:t>
+            </w:r>
+            <w:r>
+              <w:t xml:space="preserve">”</w:t>
+            </w:r>
+            <w:r>
+              <w:t xml:space="preserve"> </w:t>
+            </w:r>
+            <w:r>
+              <w:t xml:space="preserve">mạnh nhất khi thể chế yếu; null tại Việt Nam (Tier-1 only) là kết quả tương thích do hạn chế đo lường</w:t>
             </w:r>
           </w:p>
         </w:tc>
@@ -7617,7 +8319,7 @@
               <w:t xml:space="preserve"> </w:t>
             </w:r>
             <w:r>
-              <w:t xml:space="preserve">= 3 tại Frontier; gradient ICRV → TP được xác nhận từ P7</w:t>
+              <w:t xml:space="preserve">= 3 tại nhóm Frontier (bin FR, hệ 5-regime của P6); gradient ICRV → TP được xác nhận từ P7</w:t>
             </w:r>
           </w:p>
         </w:tc>
@@ -8060,8 +8762,8 @@
         </w:pict>
       </w:r>
     </w:p>
-    <w:bookmarkEnd w:id="56"/>
-    <w:bookmarkStart w:id="58" w:name="X1d7085913fe0d9bf449e1d01e72ec60c4109544"/>
+    <w:bookmarkEnd w:id="54"/>
+    <w:bookmarkStart w:id="55" w:name="X1d7085913fe0d9bf449e1d01e72ec60c4109544"/>
     <w:p>
       <w:pPr>
         <w:pStyle w:val="Heading2"/>
@@ -8117,7 +8819,7 @@
         <w:pStyle w:val="BodyText"/>
       </w:pPr>
       <w:r>
-        <w:t xml:space="preserve">Do, T. H., &amp; Phan, A. T. (2024, December).</w:t>
+        <w:t xml:space="preserve">Begg, C. B., &amp; Mazumdar, M. (1994). Operating characteristics of a rank correlation test for publication bias.</w:t>
       </w:r>
       <w:r>
         <w:t xml:space="preserve"> </w:t>
@@ -8127,13 +8829,10 @@
           <w:iCs/>
           <w:i/>
         </w:rPr>
-        <w:t xml:space="preserve">Internationalization and firm performance: A meta-analysis review</w:t>
-      </w:r>
-      <w:r>
-        <w:t xml:space="preserve"> </w:t>
-      </w:r>
-      <w:r>
-        <w:t xml:space="preserve">[Paper presentation]. The Sixth International Conference on Sustainable Development in Economics, Business, and Finance (ICBEF), Can Tho University, Vietnam.</w:t>
+        <w:t xml:space="preserve">Biometrics, 50</w:t>
+      </w:r>
+      <w:r>
+        <w:t xml:space="preserve">(4), 1088–1101.</w:t>
       </w:r>
     </w:p>
     <w:p>
@@ -8141,7 +8840,7 @@
         <w:pStyle w:val="BodyText"/>
       </w:pPr>
       <w:r>
-        <w:t xml:space="preserve">Hsieh, C.-T., &amp; Klenow, P. J. (2009). Misallocation and manufacturing TFP in China and India.</w:t>
+        <w:t xml:space="preserve">Do, T. H., &amp; Phan, A. T. (2024, December).</w:t>
       </w:r>
       <w:r>
         <w:t xml:space="preserve"> </w:t>
@@ -8151,10 +8850,13 @@
           <w:iCs/>
           <w:i/>
         </w:rPr>
-        <w:t xml:space="preserve">Quarterly Journal of Economics, 124</w:t>
-      </w:r>
-      <w:r>
-        <w:t xml:space="preserve">(4), 1403–1448.</w:t>
+        <w:t xml:space="preserve">Internationalization and firm performance: A meta-analysis review</w:t>
+      </w:r>
+      <w:r>
+        <w:t xml:space="preserve"> </w:t>
+      </w:r>
+      <w:r>
+        <w:t xml:space="preserve">[Paper presentation]. The Sixth International Conference on Sustainable Development in Economics, Business, and Finance (ICBEF), Can Tho University, Vietnam.</w:t>
       </w:r>
     </w:p>
     <w:p>
@@ -8162,7 +8864,7 @@
         <w:pStyle w:val="BodyText"/>
       </w:pPr>
       <w:r>
-        <w:t xml:space="preserve">Kaufmann, D., Kraay, A., &amp; Mastruzzi, M. (2011). The Worldwide Governance Indicators: Methodology and analytical issues.</w:t>
+        <w:t xml:space="preserve">Do, T. H., &amp; Phan, A. T. (2025). Internationalization and firm performance of firms in India: The role of top management. In M. Bartekova (Ed.),</w:t>
       </w:r>
       <w:r>
         <w:t xml:space="preserve"> </w:t>
@@ -8172,10 +8874,10 @@
           <w:iCs/>
           <w:i/>
         </w:rPr>
-        <w:t xml:space="preserve">Hague Journal on the Rule of Law, 3</w:t>
-      </w:r>
-      <w:r>
-        <w:t xml:space="preserve">(2), 220–246.</w:t>
+        <w:t xml:space="preserve">International business research: Traditional and creative approaches</w:t>
+      </w:r>
+      <w:r>
+        <w:t xml:space="preserve">. IntechOpen. https://doi.org/10.5772/intechopen.1011012</w:t>
       </w:r>
     </w:p>
     <w:p>
@@ -8183,7 +8885,7 @@
         <w:pStyle w:val="BodyText"/>
       </w:pPr>
       <w:r>
-        <w:t xml:space="preserve">Khanna, T., &amp; Palepu, K. G. (2010).</w:t>
+        <w:t xml:space="preserve">Hsieh, C.-T., &amp; Klenow, P. J. (2009). Misallocation and manufacturing TFP in China and India.</w:t>
       </w:r>
       <w:r>
         <w:t xml:space="preserve"> </w:t>
@@ -8193,10 +8895,10 @@
           <w:iCs/>
           <w:i/>
         </w:rPr>
-        <w:t xml:space="preserve">Winning in emerging markets: A road map for strategy and execution</w:t>
-      </w:r>
-      <w:r>
-        <w:t xml:space="preserve">. Harvard Business Press.</w:t>
+        <w:t xml:space="preserve">Quarterly Journal of Economics, 124</w:t>
+      </w:r>
+      <w:r>
+        <w:t xml:space="preserve">(4), 1403–1448.</w:t>
       </w:r>
     </w:p>
     <w:p>
@@ -8204,7 +8906,7 @@
         <w:pStyle w:val="BodyText"/>
       </w:pPr>
       <w:r>
-        <w:t xml:space="preserve">Kirca, A. H., Roth, K., Hult, G. T. M., &amp; Cavusgil, S. T. (2012). The role of context in the multinationality-performance relationship: A meta-analytic review.</w:t>
+        <w:t xml:space="preserve">Kaufmann, D., Kraay, A., &amp; Mastruzzi, M. (2011). The Worldwide Governance Indicators: Methodology and analytical issues.</w:t>
       </w:r>
       <w:r>
         <w:t xml:space="preserve"> </w:t>
@@ -8214,10 +8916,10 @@
           <w:iCs/>
           <w:i/>
         </w:rPr>
-        <w:t xml:space="preserve">Global Strategy Journal, 2</w:t>
-      </w:r>
-      <w:r>
-        <w:t xml:space="preserve">(2), 108–121.</w:t>
+        <w:t xml:space="preserve">Hague Journal on the Rule of Law, 3</w:t>
+      </w:r>
+      <w:r>
+        <w:t xml:space="preserve">(2), 220–246.</w:t>
       </w:r>
     </w:p>
     <w:p>
@@ -8225,7 +8927,7 @@
         <w:pStyle w:val="BodyText"/>
       </w:pPr>
       <w:r>
-        <w:t xml:space="preserve">Lind, J. T., &amp; Mehlum, H. (2010). With or without U? The appropriate test for a U-shaped relationship.</w:t>
+        <w:t xml:space="preserve">Khanna, T., &amp; Palepu, K. G. (2010).</w:t>
       </w:r>
       <w:r>
         <w:t xml:space="preserve"> </w:t>
@@ -8235,10 +8937,10 @@
           <w:iCs/>
           <w:i/>
         </w:rPr>
-        <w:t xml:space="preserve">Oxford Bulletin of Economics and Statistics, 72</w:t>
-      </w:r>
-      <w:r>
-        <w:t xml:space="preserve">(1), 109–118.</w:t>
+        <w:t xml:space="preserve">Winning in emerging markets: A road map for strategy and execution</w:t>
+      </w:r>
+      <w:r>
+        <w:t xml:space="preserve">. Harvard Business Press.</w:t>
       </w:r>
     </w:p>
     <w:p>
@@ -8246,7 +8948,7 @@
         <w:pStyle w:val="BodyText"/>
       </w:pPr>
       <w:r>
-        <w:t xml:space="preserve">Marano, V., Arregle, J.-L., Hitt, M. A., Spadafora, E., &amp; Van Essen, M. (2016). Home country institutions and the internationalization-performance relationship: A meta-analytic review.</w:t>
+        <w:t xml:space="preserve">Kirca, A. H., Roth, K., Hult, G. T. M., &amp; Cavusgil, S. T. (2012). The role of context in the multinationality-performance relationship: A meta-analytic review.</w:t>
       </w:r>
       <w:r>
         <w:t xml:space="preserve"> </w:t>
@@ -8256,10 +8958,10 @@
           <w:iCs/>
           <w:i/>
         </w:rPr>
-        <w:t xml:space="preserve">Journal of Management, 42</w:t>
-      </w:r>
-      <w:r>
-        <w:t xml:space="preserve">(5), 1075–1110.</w:t>
+        <w:t xml:space="preserve">Global Strategy Journal, 2</w:t>
+      </w:r>
+      <w:r>
+        <w:t xml:space="preserve">(2), 108–121.</w:t>
       </w:r>
     </w:p>
     <w:p>
@@ -8267,7 +8969,7 @@
         <w:pStyle w:val="BodyText"/>
       </w:pPr>
       <w:r>
-        <w:t xml:space="preserve">North, D. C. (1990).</w:t>
+        <w:t xml:space="preserve">Lind, J. T., &amp; Mehlum, H. (2010). With or without U? The appropriate test for a U-shaped relationship.</w:t>
       </w:r>
       <w:r>
         <w:t xml:space="preserve"> </w:t>
@@ -8277,10 +8979,10 @@
           <w:iCs/>
           <w:i/>
         </w:rPr>
-        <w:t xml:space="preserve">Institutions, institutional change and economic performance</w:t>
-      </w:r>
-      <w:r>
-        <w:t xml:space="preserve">. Cambridge University Press.</w:t>
+        <w:t xml:space="preserve">Oxford Bulletin of Economics and Statistics, 72</w:t>
+      </w:r>
+      <w:r>
+        <w:t xml:space="preserve">(1), 109–118.</w:t>
       </w:r>
     </w:p>
     <w:p>
@@ -8288,7 +8990,7 @@
         <w:pStyle w:val="BodyText"/>
       </w:pPr>
       <w:r>
-        <w:t xml:space="preserve">Paternoster, R., Brame, R., Mazerolle, P., &amp; Piquero, A. (1998). Using the correct statistical test for the equality of regression coefficients.</w:t>
+        <w:t xml:space="preserve">Marano, V., Arregle, J.-L., Hitt, M. A., Spadafora, E., &amp; Van Essen, M. (2016). Home country institutions and the internationalization-performance relationship: A meta-analytic review.</w:t>
       </w:r>
       <w:r>
         <w:t xml:space="preserve"> </w:t>
@@ -8298,10 +9000,10 @@
           <w:iCs/>
           <w:i/>
         </w:rPr>
-        <w:t xml:space="preserve">Criminology, 36</w:t>
-      </w:r>
-      <w:r>
-        <w:t xml:space="preserve">(4), 859–866.</w:t>
+        <w:t xml:space="preserve">Journal of Management, 42</w:t>
+      </w:r>
+      <w:r>
+        <w:t xml:space="preserve">(5), 1075–1110.</w:t>
       </w:r>
     </w:p>
     <w:p>
@@ -8309,7 +9011,7 @@
         <w:pStyle w:val="BodyText"/>
       </w:pPr>
       <w:r>
-        <w:t xml:space="preserve">Verhoef, P. C., Broekhuizen, T., Bart, Y., Bhattacharya, A., Dong, J. Q., Fabian, N., &amp; Haenlein, M. (2021). Digital transformation: A multidisciplinary reflection and research agenda.</w:t>
+        <w:t xml:space="preserve">Mizik, N., &amp; Jacobson, R. (2003). Trading off between value creation and value appropriation: The financial implications of shifts in strategic emphasis.</w:t>
       </w:r>
       <w:r>
         <w:t xml:space="preserve"> </w:t>
@@ -8319,10 +9021,10 @@
           <w:iCs/>
           <w:i/>
         </w:rPr>
-        <w:t xml:space="preserve">Journal of Business Research</w:t>
-      </w:r>
-      <w:r>
-        <w:t xml:space="preserve">, 122, 889–901.</w:t>
+        <w:t xml:space="preserve">Journal of Marketing, 67</w:t>
+      </w:r>
+      <w:r>
+        <w:t xml:space="preserve">(1), 63–76.</w:t>
       </w:r>
     </w:p>
     <w:p>
@@ -8330,7 +9032,7 @@
         <w:pStyle w:val="BodyText"/>
       </w:pPr>
       <w:r>
-        <w:t xml:space="preserve">World Bank Enterprise Surveys. (2025).</w:t>
+        <w:t xml:space="preserve">North, D. C. (1990).</w:t>
       </w:r>
       <w:r>
         <w:t xml:space="preserve"> </w:t>
@@ -8340,22 +9042,74 @@
           <w:iCs/>
           <w:i/>
         </w:rPr>
+        <w:t xml:space="preserve">Institutions, institutional change and economic performance</w:t>
+      </w:r>
+      <w:r>
+        <w:t xml:space="preserve">. Cambridge University Press.</w:t>
+      </w:r>
+    </w:p>
+    <w:p>
+      <w:pPr>
+        <w:pStyle w:val="BodyText"/>
+      </w:pPr>
+      <w:r>
+        <w:t xml:space="preserve">Paternoster, R., Brame, R., Mazerolle, P., &amp; Piquero, A. (1998). Using the correct statistical test for the equality of regression coefficients.</w:t>
+      </w:r>
+      <w:r>
+        <w:t xml:space="preserve"> </w:t>
+      </w:r>
+      <w:r>
+        <w:rPr>
+          <w:iCs/>
+          <w:i/>
+        </w:rPr>
+        <w:t xml:space="preserve">Criminology, 36</w:t>
+      </w:r>
+      <w:r>
+        <w:t xml:space="preserve">(4), 859–866.</w:t>
+      </w:r>
+    </w:p>
+    <w:p>
+      <w:pPr>
+        <w:pStyle w:val="BodyText"/>
+      </w:pPr>
+      <w:r>
+        <w:t xml:space="preserve">Verhoef, P. C., Broekhuizen, T., Bart, Y., Bhattacharya, A., Dong, J. Q., Fabian, N., &amp; Haenlein, M. (2021). Digital transformation: A multidisciplinary reflection and research agenda.</w:t>
+      </w:r>
+      <w:r>
+        <w:t xml:space="preserve"> </w:t>
+      </w:r>
+      <w:r>
+        <w:rPr>
+          <w:iCs/>
+          <w:i/>
+        </w:rPr>
+        <w:t xml:space="preserve">Journal of Business Research</w:t>
+      </w:r>
+      <w:r>
+        <w:t xml:space="preserve">, 122, 889–901.</w:t>
+      </w:r>
+    </w:p>
+    <w:p>
+      <w:pPr>
+        <w:pStyle w:val="BodyText"/>
+      </w:pPr>
+      <w:r>
+        <w:t xml:space="preserve">World Bank Enterprise Surveys. (2025).</w:t>
+      </w:r>
+      <w:r>
+        <w:t xml:space="preserve"> </w:t>
+      </w:r>
+      <w:r>
+        <w:rPr>
+          <w:iCs/>
+          <w:i/>
+        </w:rPr>
         <w:t xml:space="preserve">Enterprise surveys data</w:t>
       </w:r>
       <w:r>
-        <w:t xml:space="preserve">. World Bank Group.</w:t>
-      </w:r>
-      <w:r>
-        <w:t xml:space="preserve"> </w:t>
-      </w:r>
-      <w:hyperlink r:id="rId57">
-        <w:r>
-          <w:rPr>
-            <w:rStyle w:val="Hyperlink"/>
-          </w:rPr>
-          <w:t xml:space="preserve">https://www.enterprisesurveys.org</w:t>
-        </w:r>
-      </w:hyperlink>
+        <w:t xml:space="preserve">. World Bank Group. https://www.enterprisesurveys.org</w:t>
+      </w:r>
     </w:p>
     <w:p>
       <w:pPr>
@@ -8385,12 +9139,8 @@
         </w:pict>
       </w:r>
     </w:p>
-    <w:bookmarkEnd w:id="58"/>
-    <w:bookmarkEnd w:id="59"/>
-    <w:sectPr>
-      <w:pgSz w:h="16838" w:w="11906"/>
-      <w:pgMar w:bottom="1134" w:left="1701" w:right="1134" w:top="1134"/>
-    </w:sectPr>
+    <w:bookmarkEnd w:id="55"/>
+    <w:sectPr/>
   </w:body>
 </w:document>
 </file>
@@ -8608,59 +9358,29 @@
   <w:style w:default="1" w:styleId="Normal" w:type="paragraph">
     <w:name w:val="Normal"/>
     <w:qFormat/>
-    <w:pPr>
-      <w:spacing w:line="360" w:lineRule="auto"/>
-      <w:jc w:val="both"/>
-    </w:pPr>
-    <w:rPr>
-      <w:rFonts w:ascii="Times New Roman" w:eastAsia="Times New Roman" w:hAnsi="Times New Roman"/>
-      <w:color w:val="000000"/>
-      <w:sz w:val="26"/>
-    </w:rPr>
   </w:style>
   <w:style w:styleId="BodyText" w:type="paragraph">
     <w:name w:val="Body Text"/>
     <w:basedOn w:val="Normal"/>
     <w:link w:val="BodyTextChar"/>
     <w:pPr>
-      <w:spacing w:after="180" w:before="180" w:line="360" w:lineRule="auto"/>
-      <w:jc w:val="both"/>
+      <w:spacing w:after="180" w:before="180"/>
     </w:pPr>
     <w:qFormat/>
-    <w:rPr>
-      <w:rFonts w:ascii="Times New Roman" w:eastAsia="Times New Roman" w:hAnsi="Times New Roman"/>
-      <w:color w:val="000000"/>
-      <w:sz w:val="26"/>
-    </w:rPr>
   </w:style>
   <w:style w:customStyle="1" w:styleId="FirstParagraph" w:type="paragraph">
     <w:name w:val="First Paragraph"/>
     <w:basedOn w:val="BodyText"/>
     <w:next w:val="BodyText"/>
     <w:qFormat/>
-    <w:pPr>
-      <w:spacing w:line="360" w:lineRule="auto"/>
-      <w:jc w:val="both"/>
-    </w:pPr>
-    <w:rPr>
-      <w:rFonts w:ascii="Times New Roman" w:eastAsia="Times New Roman" w:hAnsi="Times New Roman"/>
-      <w:color w:val="000000"/>
-      <w:sz w:val="26"/>
-    </w:rPr>
   </w:style>
   <w:style w:customStyle="1" w:styleId="Compact" w:type="paragraph">
     <w:name w:val="Compact"/>
     <w:basedOn w:val="BodyText"/>
     <w:qFormat/>
     <w:pPr>
-      <w:spacing w:after="36" w:before="36" w:line="360" w:lineRule="auto"/>
-      <w:jc w:val="both"/>
+      <w:spacing w:after="36" w:before="36"/>
     </w:pPr>
-    <w:rPr>
-      <w:rFonts w:ascii="Times New Roman" w:eastAsia="Times New Roman" w:hAnsi="Times New Roman"/>
-      <w:color w:val="000000"/>
-      <w:sz w:val="26"/>
-    </w:rPr>
   </w:style>
   <w:style w:styleId="Title" w:type="paragraph">
     <w:name w:val="Title"/>
@@ -8670,15 +9390,15 @@
     <w:pPr>
       <w:keepNext/>
       <w:keepLines/>
-      <w:spacing w:after="240" w:before="480" w:line="360" w:lineRule="auto"/>
-      <w:jc w:val="both"/>
+      <w:spacing w:after="240" w:before="480"/>
+      <w:jc w:val="center"/>
     </w:pPr>
     <w:rPr>
-      <w:rFonts w:ascii="Times New Roman" w:asciiTheme="majorHAnsi" w:cstheme="majorBidi" w:eastAsia="Times New Roman" w:eastAsiaTheme="majorEastAsia" w:hAnsi="Times New Roman" w:hAnsiTheme="majorHAnsi"/>
+      <w:rFonts w:asciiTheme="majorHAnsi" w:cstheme="majorBidi" w:eastAsiaTheme="majorEastAsia" w:hAnsiTheme="majorHAnsi"/>
       <w:b/>
       <w:bCs/>
-      <w:color w:val="000000"/>
-      <w:sz w:val="26"/>
+      <w:color w:themeColor="accent1" w:themeShade="B5" w:val="345A8A"/>
+      <w:sz w:val="36"/>
       <w:szCs w:val="36"/>
     </w:rPr>
   </w:style>
@@ -8690,13 +9410,11 @@
     <w:pPr>
       <w:keepNext/>
       <w:keepLines/>
-      <w:spacing w:after="240" w:before="240" w:line="360" w:lineRule="auto"/>
-      <w:jc w:val="both"/>
+      <w:spacing w:after="240" w:before="240"/>
+      <w:jc w:val="center"/>
     </w:pPr>
     <w:rPr>
-      <w:rFonts w:ascii="Times New Roman" w:eastAsia="Times New Roman" w:hAnsi="Times New Roman"/>
-      <w:color w:val="000000"/>
-      <w:sz w:val="26"/>
+      <w:sz w:val="30"/>
       <w:szCs w:val="30"/>
     </w:rPr>
   </w:style>
@@ -8707,14 +9425,8 @@
     <w:pPr>
       <w:keepNext/>
       <w:keepLines/>
-      <w:spacing w:line="360" w:lineRule="auto"/>
-      <w:jc w:val="both"/>
+      <w:jc w:val="center"/>
     </w:pPr>
-    <w:rPr>
-      <w:rFonts w:ascii="Times New Roman" w:eastAsia="Times New Roman" w:hAnsi="Times New Roman"/>
-      <w:color w:val="000000"/>
-      <w:sz w:val="26"/>
-    </w:rPr>
   </w:style>
   <w:style w:styleId="Date" w:type="paragraph">
     <w:name w:val="Date"/>
@@ -8723,14 +9435,8 @@
     <w:pPr>
       <w:keepNext/>
       <w:keepLines/>
-      <w:spacing w:line="360" w:lineRule="auto"/>
-      <w:jc w:val="both"/>
+      <w:jc w:val="center"/>
     </w:pPr>
-    <w:rPr>
-      <w:rFonts w:ascii="Times New Roman" w:eastAsia="Times New Roman" w:hAnsi="Times New Roman"/>
-      <w:color w:val="000000"/>
-      <w:sz w:val="26"/>
-    </w:rPr>
   </w:style>
   <w:style w:customStyle="1" w:styleId="AbstractTitle" w:type="paragraph">
     <w:name w:val="Abstract Title"/>
@@ -8740,15 +9446,15 @@
     <w:pPr>
       <w:keepNext/>
       <w:keepLines/>
-      <w:jc w:val="both"/>
-      <w:spacing w:after="0" w:before="300" w:line="360" w:lineRule="auto"/>
+      <w:jc w:val="center"/>
+      <w:spacing w:after="0" w:before="300"/>
     </w:pPr>
     <w:rPr>
-      <w:color w:val="000000"/>
-      <w:sz w:val="26"/>
+      <w:sz w:val="20"/>
       <w:szCs w:val="20"/>
-      <w:rFonts w:ascii="Times New Roman" w:eastAsia="Times New Roman" w:hAnsi="Times New Roman"/>
       <w:b/>
+      <w:color w:val="345A8A"/>
+      &gt;
     </w:rPr>
   </w:style>
   <w:style w:customStyle="1" w:styleId="Abstract" w:type="paragraph">
@@ -8759,13 +9465,10 @@
     <w:pPr>
       <w:keepNext/>
       <w:keepLines/>
-      <w:spacing w:after="300" w:before="100" w:line="360" w:lineRule="auto"/>
-      <w:jc w:val="both"/>
+      <w:spacing w:after="300" w:before="100"/>
     </w:pPr>
     <w:rPr>
-      <w:rFonts w:ascii="Times New Roman" w:eastAsia="Times New Roman" w:hAnsi="Times New Roman"/>
-      <w:color w:val="000000"/>
-      <w:sz w:val="26"/>
+      <w:sz w:val="20"/>
       <w:szCs w:val="20"/>
     </w:rPr>
   </w:style>
@@ -8774,15 +9477,8 @@
     <w:basedOn w:val="Normal"/>
     <w:next w:val="Bibliography"/>
     <w:qFormat/>
-    <w:pPr>
-      <w:spacing w:line="360" w:lineRule="auto"/>
-      <w:jc w:val="both"/>
-    </w:pPr>
-    <w:rPr>
-      <w:rFonts w:ascii="Times New Roman" w:eastAsia="Times New Roman" w:hAnsi="Times New Roman"/>
-      <w:color w:val="000000"/>
-      <w:sz w:val="26"/>
-    </w:rPr>
+    <w:pPr/>
+    <w:rPr/>
   </w:style>
   <w:style w:styleId="Heading1" w:type="paragraph">
     <w:name w:val="Heading 1"/>
@@ -8793,16 +9489,15 @@
     <w:pPr>
       <w:keepNext/>
       <w:keepLines/>
-      <w:spacing w:after="0" w:before="480" w:line="360" w:lineRule="auto"/>
-      <w:jc w:val="both"/>
+      <w:spacing w:after="0" w:before="480"/>
       <w:outlineLvl w:val="0"/>
     </w:pPr>
     <w:rPr>
-      <w:rFonts w:ascii="Times New Roman" w:asciiTheme="majorHAnsi" w:cstheme="majorBidi" w:eastAsia="Times New Roman" w:eastAsiaTheme="majorEastAsia" w:hAnsi="Times New Roman" w:hAnsiTheme="majorHAnsi"/>
+      <w:rFonts w:asciiTheme="majorHAnsi" w:cstheme="majorBidi" w:eastAsiaTheme="majorEastAsia" w:hAnsiTheme="majorHAnsi"/>
       <w:b/>
       <w:bCs/>
-      <w:color w:val="000000"/>
-      <w:sz w:val="26"/>
+      <w:color w:themeColor="accent1" w:val="4F81BD"/>
+      <w:sz w:val="32"/>
       <w:szCs w:val="32"/>
     </w:rPr>
   </w:style>
@@ -8816,16 +9511,15 @@
     <w:pPr>
       <w:keepNext/>
       <w:keepLines/>
-      <w:spacing w:after="0" w:before="200" w:line="360" w:lineRule="auto"/>
-      <w:jc w:val="both"/>
+      <w:spacing w:after="0" w:before="200"/>
       <w:outlineLvl w:val="1"/>
     </w:pPr>
     <w:rPr>
-      <w:rFonts w:ascii="Times New Roman" w:asciiTheme="majorHAnsi" w:cstheme="majorBidi" w:eastAsia="Times New Roman" w:eastAsiaTheme="majorEastAsia" w:hAnsi="Times New Roman" w:hAnsiTheme="majorHAnsi"/>
+      <w:rFonts w:asciiTheme="majorHAnsi" w:cstheme="majorBidi" w:eastAsiaTheme="majorEastAsia" w:hAnsiTheme="majorHAnsi"/>
       <w:b/>
       <w:bCs/>
-      <w:color w:val="000000"/>
-      <w:sz w:val="26"/>
+      <w:color w:themeColor="accent1" w:val="4F81BD"/>
+      <w:sz w:val="28"/>
       <w:szCs w:val="28"/>
     </w:rPr>
   </w:style>
@@ -8839,16 +9533,15 @@
     <w:pPr>
       <w:keepNext/>
       <w:keepLines/>
-      <w:spacing w:after="0" w:before="200" w:line="360" w:lineRule="auto"/>
-      <w:jc w:val="both"/>
+      <w:spacing w:after="0" w:before="200"/>
       <w:outlineLvl w:val="2"/>
     </w:pPr>
     <w:rPr>
-      <w:rFonts w:ascii="Times New Roman" w:asciiTheme="majorHAnsi" w:cstheme="majorBidi" w:eastAsia="Times New Roman" w:eastAsiaTheme="majorEastAsia" w:hAnsi="Times New Roman" w:hAnsiTheme="majorHAnsi"/>
+      <w:rFonts w:asciiTheme="majorHAnsi" w:cstheme="majorBidi" w:eastAsiaTheme="majorEastAsia" w:hAnsiTheme="majorHAnsi"/>
       <w:b/>
       <w:bCs/>
-      <w:color w:val="000000"/>
-      <w:sz w:val="26"/>
+      <w:color w:themeColor="accent1" w:val="4F81BD"/>
+      <w:sz w:val="24"/>
       <w:szCs w:val="24"/>
     </w:rPr>
   </w:style>
@@ -8862,16 +9555,15 @@
     <w:pPr>
       <w:keepNext/>
       <w:keepLines/>
-      <w:spacing w:after="0" w:before="200" w:line="360" w:lineRule="auto"/>
-      <w:jc w:val="both"/>
+      <w:spacing w:after="0" w:before="200"/>
       <w:outlineLvl w:val="3"/>
     </w:pPr>
     <w:rPr>
-      <w:rFonts w:ascii="Times New Roman" w:asciiTheme="majorHAnsi" w:cstheme="majorBidi" w:eastAsia="Times New Roman" w:eastAsiaTheme="majorEastAsia" w:hAnsi="Times New Roman" w:hAnsiTheme="majorHAnsi"/>
+      <w:rFonts w:asciiTheme="majorHAnsi" w:cstheme="majorBidi" w:eastAsiaTheme="majorEastAsia" w:hAnsiTheme="majorHAnsi"/>
       <w:i/>
       <w:bCs/>
-      <w:color w:val="000000"/>
-      <w:sz w:val="26"/>
+      <w:color w:themeColor="accent1" w:val="4F81BD"/>
+      <w:sz w:val="24"/>
       <w:szCs w:val="24"/>
     </w:rPr>
   </w:style>
@@ -8885,15 +9577,14 @@
     <w:pPr>
       <w:keepNext/>
       <w:keepLines/>
-      <w:spacing w:after="0" w:before="200" w:line="360" w:lineRule="auto"/>
-      <w:jc w:val="both"/>
+      <w:spacing w:after="0" w:before="200"/>
       <w:outlineLvl w:val="4"/>
     </w:pPr>
     <w:rPr>
-      <w:rFonts w:ascii="Times New Roman" w:asciiTheme="majorHAnsi" w:cstheme="majorBidi" w:eastAsia="Times New Roman" w:eastAsiaTheme="majorEastAsia" w:hAnsi="Times New Roman" w:hAnsiTheme="majorHAnsi"/>
+      <w:rFonts w:asciiTheme="majorHAnsi" w:cstheme="majorBidi" w:eastAsiaTheme="majorEastAsia" w:hAnsiTheme="majorHAnsi"/>
       <w:iCs/>
-      <w:color w:val="000000"/>
-      <w:sz w:val="26"/>
+      <w:color w:themeColor="accent1" w:val="4F81BD"/>
+      <w:sz w:val="24"/>
       <w:szCs w:val="24"/>
     </w:rPr>
   </w:style>
@@ -8907,14 +9598,13 @@
     <w:pPr>
       <w:keepNext/>
       <w:keepLines/>
-      <w:spacing w:after="0" w:before="200" w:line="360" w:lineRule="auto"/>
-      <w:jc w:val="both"/>
+      <w:spacing w:after="0" w:before="200"/>
       <w:outlineLvl w:val="5"/>
     </w:pPr>
     <w:rPr>
-      <w:rFonts w:ascii="Times New Roman" w:asciiTheme="majorHAnsi" w:cstheme="majorBidi" w:eastAsia="Times New Roman" w:eastAsiaTheme="majorEastAsia" w:hAnsi="Times New Roman" w:hAnsiTheme="majorHAnsi"/>
-      <w:color w:val="000000"/>
-      <w:sz w:val="26"/>
+      <w:rFonts w:asciiTheme="majorHAnsi" w:cstheme="majorBidi" w:eastAsiaTheme="majorEastAsia" w:hAnsiTheme="majorHAnsi"/>
+      <w:color w:themeColor="accent1" w:val="4F81BD"/>
+      <w:sz w:val="24"/>
       <w:szCs w:val="24"/>
     </w:rPr>
   </w:style>
@@ -8928,14 +9618,13 @@
     <w:pPr>
       <w:keepNext/>
       <w:keepLines/>
-      <w:spacing w:after="0" w:before="200" w:line="360" w:lineRule="auto"/>
-      <w:jc w:val="both"/>
+      <w:spacing w:after="0" w:before="200"/>
       <w:outlineLvl w:val="6"/>
     </w:pPr>
     <w:rPr>
-      <w:rFonts w:ascii="Times New Roman" w:asciiTheme="majorHAnsi" w:cstheme="majorBidi" w:eastAsia="Times New Roman" w:eastAsiaTheme="majorEastAsia" w:hAnsi="Times New Roman" w:hAnsiTheme="majorHAnsi"/>
-      <w:color w:val="000000"/>
-      <w:sz w:val="26"/>
+      <w:rFonts w:asciiTheme="majorHAnsi" w:cstheme="majorBidi" w:eastAsiaTheme="majorEastAsia" w:hAnsiTheme="majorHAnsi"/>
+      <w:color w:themeColor="accent1" w:val="4F81BD"/>
+      <w:sz w:val="24"/>
       <w:szCs w:val="24"/>
     </w:rPr>
   </w:style>
@@ -8949,14 +9638,13 @@
     <w:pPr>
       <w:keepNext/>
       <w:keepLines/>
-      <w:spacing w:after="0" w:before="200" w:line="360" w:lineRule="auto"/>
-      <w:jc w:val="both"/>
+      <w:spacing w:after="0" w:before="200"/>
       <w:outlineLvl w:val="7"/>
     </w:pPr>
     <w:rPr>
-      <w:rFonts w:ascii="Times New Roman" w:asciiTheme="majorHAnsi" w:cstheme="majorBidi" w:eastAsia="Times New Roman" w:eastAsiaTheme="majorEastAsia" w:hAnsi="Times New Roman" w:hAnsiTheme="majorHAnsi"/>
-      <w:color w:val="000000"/>
-      <w:sz w:val="26"/>
+      <w:rFonts w:asciiTheme="majorHAnsi" w:cstheme="majorBidi" w:eastAsiaTheme="majorEastAsia" w:hAnsiTheme="majorHAnsi"/>
+      <w:color w:themeColor="accent1" w:val="4F81BD"/>
+      <w:sz w:val="24"/>
       <w:szCs w:val="24"/>
     </w:rPr>
   </w:style>
@@ -8970,14 +9658,13 @@
     <w:pPr>
       <w:keepNext/>
       <w:keepLines/>
-      <w:spacing w:after="0" w:before="200" w:line="360" w:lineRule="auto"/>
-      <w:jc w:val="both"/>
+      <w:spacing w:after="0" w:before="200"/>
       <w:outlineLvl w:val="8"/>
     </w:pPr>
     <w:rPr>
-      <w:rFonts w:ascii="Times New Roman" w:asciiTheme="majorHAnsi" w:cstheme="majorBidi" w:eastAsia="Times New Roman" w:eastAsiaTheme="majorEastAsia" w:hAnsi="Times New Roman" w:hAnsiTheme="majorHAnsi"/>
-      <w:color w:val="000000"/>
-      <w:sz w:val="26"/>
+      <w:rFonts w:asciiTheme="majorHAnsi" w:cstheme="majorBidi" w:eastAsiaTheme="majorEastAsia" w:hAnsiTheme="majorHAnsi"/>
+      <w:color w:themeColor="accent1" w:val="4F81BD"/>
+      <w:sz w:val="24"/>
       <w:szCs w:val="24"/>
     </w:rPr>
   </w:style>
@@ -8989,15 +9676,9 @@
     <w:unhideWhenUsed/>
     <w:qFormat/>
     <w:pPr>
-      <w:spacing w:after="100" w:before="100" w:line="360" w:lineRule="auto"/>
+      <w:spacing w:after="100" w:before="100"/>
       <w:ind w:firstLine="0" w:left="480" w:right="480"/>
-      <w:jc w:val="both"/>
     </w:pPr>
-    <w:rPr>
-      <w:rFonts w:ascii="Times New Roman" w:eastAsia="Times New Roman" w:hAnsi="Times New Roman"/>
-      <w:color w:val="000000"/>
-      <w:sz w:val="26"/>
-    </w:rPr>
   </w:style>
   <w:style w:styleId="FootnoteText" w:type="paragraph">
     <w:name w:val="Footnote Text"/>
@@ -9006,25 +9687,11 @@
     <w:uiPriority w:val="9"/>
     <w:unhideWhenUsed/>
     <w:qFormat/>
-    <w:pPr>
-      <w:spacing w:line="360" w:lineRule="auto"/>
-      <w:jc w:val="both"/>
-    </w:pPr>
-    <w:rPr>
-      <w:rFonts w:ascii="Times New Roman" w:eastAsia="Times New Roman" w:hAnsi="Times New Roman"/>
-      <w:color w:val="000000"/>
-      <w:sz w:val="26"/>
-    </w:rPr>
   </w:style>
   <w:style w:default="1" w:styleId="DefaultParagraphFont" w:type="character">
     <w:name w:val="Default Paragraph Font"/>
     <w:semiHidden/>
     <w:unhideWhenUsed/>
-    <w:rPr>
-      <w:rFonts w:ascii="Times New Roman" w:eastAsia="Times New Roman" w:hAnsi="Times New Roman"/>
-      <w:color w:val="000000"/>
-      <w:sz w:val="26"/>
-    </w:rPr>
   </w:style>
   <w:style w:default="1" w:styleId="Table" w:type="table">
     <w:name w:val="Table"/>
@@ -9032,15 +9699,6 @@
     <w:semiHidden/>
     <w:unhideWhenUsed/>
     <w:qFormat/>
-    <w:pPr>
-      <w:spacing w:line="360" w:lineRule="auto"/>
-      <w:jc w:val="both"/>
-    </w:pPr>
-    <w:rPr>
-      <w:rFonts w:ascii="Times New Roman" w:eastAsia="Times New Roman" w:hAnsi="Times New Roman"/>
-      <w:color w:val="000000"/>
-      <w:sz w:val="26"/>
-    </w:rPr>
     <w:tblPr>
       <w:tblInd w:type="dxa" w:w="0"/>
       <w:tblCellMar>
@@ -9073,42 +9731,25 @@
     <w:pPr>
       <w:keepNext/>
       <w:keepLines/>
-      <w:spacing w:after="0" w:line="360" w:lineRule="auto"/>
-      <w:jc w:val="both"/>
+      <w:spacing w:after="0"/>
     </w:pPr>
     <w:rPr>
-      <w:rFonts w:ascii="Times New Roman" w:eastAsia="Times New Roman" w:hAnsi="Times New Roman"/>
       <w:b/>
-      <w:color w:val="000000"/>
-      <w:sz w:val="26"/>
     </w:rPr>
   </w:style>
   <w:style w:customStyle="1" w:styleId="Definition" w:type="paragraph">
     <w:name w:val="Definition"/>
     <w:basedOn w:val="Normal"/>
-    <w:pPr>
-      <w:spacing w:line="360" w:lineRule="auto"/>
-      <w:jc w:val="both"/>
-    </w:pPr>
-    <w:rPr>
-      <w:rFonts w:ascii="Times New Roman" w:eastAsia="Times New Roman" w:hAnsi="Times New Roman"/>
-      <w:color w:val="000000"/>
-      <w:sz w:val="26"/>
-    </w:rPr>
   </w:style>
   <w:style w:styleId="Caption" w:type="paragraph">
     <w:name w:val="Caption"/>
     <w:basedOn w:val="Normal"/>
     <w:link w:val="BodyTextChar"/>
     <w:pPr>
-      <w:spacing w:after="120" w:before="0" w:line="360" w:lineRule="auto"/>
-      <w:jc w:val="both"/>
+      <w:spacing w:after="120" w:before="0"/>
     </w:pPr>
     <w:rPr>
-      <w:rFonts w:ascii="Times New Roman" w:eastAsia="Times New Roman" w:hAnsi="Times New Roman"/>
       <w:i/>
-      <w:color w:val="000000"/>
-      <w:sz w:val="26"/>
     </w:rPr>
   </w:style>
   <w:style w:customStyle="1" w:styleId="TableCaption" w:type="paragraph">
@@ -9116,90 +9757,44 @@
     <w:basedOn w:val="Caption"/>
     <w:pPr>
       <w:keepNext/>
-      <w:spacing w:line="360" w:lineRule="auto"/>
-      <w:jc w:val="both"/>
     </w:pPr>
-    <w:rPr>
-      <w:rFonts w:ascii="Times New Roman" w:eastAsia="Times New Roman" w:hAnsi="Times New Roman"/>
-      <w:color w:val="000000"/>
-      <w:sz w:val="26"/>
-    </w:rPr>
   </w:style>
   <w:style w:customStyle="1" w:styleId="ImageCaption" w:type="paragraph">
     <w:name w:val="Image Caption"/>
     <w:basedOn w:val="Caption"/>
-    <w:pPr>
-      <w:spacing w:line="360" w:lineRule="auto"/>
-      <w:jc w:val="both"/>
-    </w:pPr>
-    <w:rPr>
-      <w:rFonts w:ascii="Times New Roman" w:eastAsia="Times New Roman" w:hAnsi="Times New Roman"/>
-      <w:color w:val="000000"/>
-      <w:sz w:val="26"/>
-    </w:rPr>
   </w:style>
   <w:style w:customStyle="1" w:styleId="Figure" w:type="paragraph">
     <w:name w:val="Figure"/>
     <w:basedOn w:val="Normal"/>
-    <w:pPr>
-      <w:spacing w:line="360" w:lineRule="auto"/>
-      <w:jc w:val="both"/>
-    </w:pPr>
-    <w:rPr>
-      <w:rFonts w:ascii="Times New Roman" w:eastAsia="Times New Roman" w:hAnsi="Times New Roman"/>
-      <w:color w:val="000000"/>
-      <w:sz w:val="26"/>
-    </w:rPr>
   </w:style>
   <w:style w:customStyle="1" w:styleId="CaptionedFigure" w:type="paragraph">
     <w:name w:val="Captioned Figure"/>
     <w:basedOn w:val="Figure"/>
     <w:pPr>
       <w:keepNext/>
-      <w:spacing w:line="360" w:lineRule="auto"/>
-      <w:jc w:val="both"/>
     </w:pPr>
-    <w:rPr>
-      <w:rFonts w:ascii="Times New Roman" w:eastAsia="Times New Roman" w:hAnsi="Times New Roman"/>
-      <w:color w:val="000000"/>
-      <w:sz w:val="26"/>
-    </w:rPr>
   </w:style>
   <w:style w:customStyle="1" w:styleId="BodyTextChar" w:type="character">
     <w:name w:val="Body Text Char"/>
     <w:basedOn w:val="DefaultParagraphFont"/>
     <w:link w:val="BodyText"/>
-    <w:rPr>
-      <w:rFonts w:ascii="Times New Roman" w:eastAsia="Times New Roman" w:hAnsi="Times New Roman"/>
-      <w:color w:val="000000"/>
-      <w:sz w:val="26"/>
-    </w:rPr>
   </w:style>
   <w:style w:customStyle="1" w:styleId="VerbatimChar" w:type="character">
     <w:name w:val="Verbatim Char"/>
     <w:basedOn w:val="BodyTextChar"/>
     <w:rPr>
-      <w:rFonts w:ascii="Times New Roman" w:eastAsia="Times New Roman" w:hAnsi="Times New Roman"/>
-      <w:color w:val="000000"/>
-      <w:sz w:val="26"/>
+      <w:rFonts w:ascii="Consolas" w:hAnsi="Consolas"/>
+      <w:sz w:val="22"/>
     </w:rPr>
   </w:style>
   <w:style w:customStyle="1" w:styleId="SectionNumber" w:type="character">
     <w:name w:val="Section Number"/>
     <w:basedOn w:val="BodyTextChar"/>
-    <w:rPr>
-      <w:rFonts w:ascii="Times New Roman" w:eastAsia="Times New Roman" w:hAnsi="Times New Roman"/>
-      <w:color w:val="000000"/>
-      <w:sz w:val="26"/>
-    </w:rPr>
   </w:style>
   <w:style w:styleId="FootnoteReference" w:type="character">
     <w:name w:val="Footnote Reference"/>
     <w:basedOn w:val="BodyTextChar"/>
     <w:rPr>
-      <w:rFonts w:ascii="Times New Roman" w:eastAsia="Times New Roman" w:hAnsi="Times New Roman"/>
-      <w:color w:val="000000"/>
-      <w:sz w:val="26"/>
       <w:vertAlign w:val="superscript"/>
     </w:rPr>
   </w:style>
@@ -9207,9 +9802,7 @@
     <w:name w:val="Hyperlink"/>
     <w:basedOn w:val="BodyTextChar"/>
     <w:rPr>
-      <w:rFonts w:ascii="Times New Roman" w:eastAsia="Times New Roman" w:hAnsi="Times New Roman"/>
-      <w:color w:val="000000"/>
-      <w:sz w:val="26"/>
+      <w:color w:themeColor="accent1" w:val="4F81BD"/>
     </w:rPr>
   </w:style>
   <w:style w:styleId="TOCHeading" w:type="paragraph">
@@ -9220,16 +9813,14 @@
     <w:unhideWhenUsed/>
     <w:qFormat/>
     <w:pPr>
-      <w:spacing w:before="240" w:line="360" w:lineRule="auto"/>
-      <w:jc w:val="both"/>
+      <w:spacing w:before="240" w:line="259" w:lineRule="auto"/>
       <w:outlineLvl w:val="9"/>
     </w:pPr>
     <w:rPr>
-      <w:rFonts w:ascii="Times New Roman" w:asciiTheme="majorHAnsi" w:cstheme="majorBidi" w:eastAsia="Times New Roman" w:eastAsiaTheme="majorEastAsia" w:hAnsi="Times New Roman" w:hAnsiTheme="majorHAnsi"/>
+      <w:rFonts w:asciiTheme="majorHAnsi" w:cstheme="majorBidi" w:eastAsiaTheme="majorEastAsia" w:hAnsiTheme="majorHAnsi"/>
       <w:b w:val="0"/>
       <w:bCs w:val="0"/>
-      <w:color w:val="000000"/>
-      <w:sz w:val="26"/>
+      <w:color w:themeColor="accent1" w:themeShade="BF" w:val="365F91"/>
     </w:rPr>
   </w:style>
   <w:style w:type="paragraph" w:customStyle="1" w:styleId="SourceCode">

--- a/dist/luan_an_ctu/chuong_4_ket_qua_vi.docx
+++ b/dist/luan_an_ctu/chuong_4_ket_qua_vi.docx
@@ -1186,7 +1186,7 @@
               <w:jc w:val="left"/>
             </w:pPr>
             <w:r>
-              <w:t xml:space="preserve">Phân nhóm con</w:t>
+              <w:t xml:space="preserve">Nhóm ICRV (nhãn dữ liệu)</w:t>
             </w:r>
           </w:p>
         </w:tc>
@@ -1260,303 +1260,31 @@
               <w:jc w:val="left"/>
             </w:pPr>
             <w:r>
-              <w:t xml:space="preserve">Advanced</w:t>
-            </w:r>
-          </w:p>
-        </w:tc>
-        <w:tc>
-          <w:tcPr/>
-          <w:p>
-            <w:pPr>
-              <w:pStyle w:val="Compact"/>
-              <w:jc w:val="left"/>
-            </w:pPr>
-            <w:r>
-              <w:t xml:space="preserve">22,3</w:t>
-            </w:r>
-          </w:p>
-        </w:tc>
-        <w:tc>
-          <w:tcPr/>
-          <w:p>
-            <w:pPr>
-              <w:pStyle w:val="Compact"/>
-              <w:jc w:val="left"/>
-            </w:pPr>
-            <w:r>
-              <w:t xml:space="preserve">52,3</w:t>
-            </w:r>
-          </w:p>
-        </w:tc>
-        <w:tc>
-          <w:tcPr/>
-          <w:p>
-            <w:pPr>
-              <w:pStyle w:val="Compact"/>
-              <w:jc w:val="left"/>
-            </w:pPr>
-            <w:r>
-              <w:t xml:space="preserve">16,7</w:t>
-            </w:r>
-          </w:p>
-        </w:tc>
-        <w:tc>
-          <w:tcPr/>
-          <w:p>
-            <w:pPr>
-              <w:pStyle w:val="Compact"/>
-              <w:jc w:val="left"/>
-            </w:pPr>
-            <w:r>
-              <w:t xml:space="preserve">29,9</w:t>
-            </w:r>
-          </w:p>
-        </w:tc>
-        <w:tc>
-          <w:tcPr/>
-          <w:p>
-            <w:pPr>
-              <w:pStyle w:val="Compact"/>
-              <w:jc w:val="left"/>
-            </w:pPr>
-            <w:r>
-              <w:t xml:space="preserve">59,3</w:t>
-            </w:r>
-          </w:p>
-        </w:tc>
-      </w:tr>
-      <w:tr>
-        <w:tc>
-          <w:tcPr/>
-          <w:p>
-            <w:pPr>
-              <w:pStyle w:val="Compact"/>
-              <w:jc w:val="left"/>
-            </w:pPr>
-            <w:r>
-              <w:t xml:space="preserve">Upper-middle</w:t>
-            </w:r>
-          </w:p>
-        </w:tc>
-        <w:tc>
-          <w:tcPr/>
-          <w:p>
-            <w:pPr>
-              <w:pStyle w:val="Compact"/>
-              <w:jc w:val="left"/>
-            </w:pPr>
-            <w:r>
-              <w:t xml:space="preserve">26,7</w:t>
-            </w:r>
-          </w:p>
-        </w:tc>
-        <w:tc>
-          <w:tcPr/>
-          <w:p>
-            <w:pPr>
-              <w:pStyle w:val="Compact"/>
-              <w:jc w:val="left"/>
-            </w:pPr>
-            <w:r>
-              <w:t xml:space="preserve">71,7</w:t>
-            </w:r>
-          </w:p>
-        </w:tc>
-        <w:tc>
-          <w:tcPr/>
-          <w:p>
-            <w:pPr>
-              <w:pStyle w:val="Compact"/>
-              <w:jc w:val="left"/>
-            </w:pPr>
-            <w:r>
-              <w:t xml:space="preserve">21,0</w:t>
-            </w:r>
-          </w:p>
-        </w:tc>
-        <w:tc>
-          <w:tcPr/>
-          <w:p>
-            <w:pPr>
-              <w:pStyle w:val="Compact"/>
-              <w:jc w:val="left"/>
-            </w:pPr>
-            <w:r>
-              <w:t xml:space="preserve">31,4</w:t>
-            </w:r>
-          </w:p>
-        </w:tc>
-        <w:tc>
-          <w:tcPr/>
-          <w:p>
-            <w:pPr>
-              <w:pStyle w:val="Compact"/>
-              <w:jc w:val="left"/>
-            </w:pPr>
-            <w:r>
-              <w:t xml:space="preserve">56,9</w:t>
-            </w:r>
-          </w:p>
-        </w:tc>
-      </w:tr>
-      <w:tr>
-        <w:tc>
-          <w:tcPr/>
-          <w:p>
-            <w:pPr>
-              <w:pStyle w:val="Compact"/>
-              <w:jc w:val="left"/>
-            </w:pPr>
-            <w:r>
-              <w:t xml:space="preserve">Lower-middle transition</w:t>
-            </w:r>
-          </w:p>
-        </w:tc>
-        <w:tc>
-          <w:tcPr/>
-          <w:p>
-            <w:pPr>
-              <w:pStyle w:val="Compact"/>
-              <w:jc w:val="left"/>
-            </w:pPr>
-            <w:r>
-              <w:t xml:space="preserve">17,5</w:t>
-            </w:r>
-          </w:p>
-        </w:tc>
-        <w:tc>
-          <w:tcPr/>
-          <w:p>
-            <w:pPr>
-              <w:pStyle w:val="Compact"/>
-              <w:jc w:val="left"/>
-            </w:pPr>
-            <w:r>
-              <w:t xml:space="preserve">65,2</w:t>
-            </w:r>
-          </w:p>
-        </w:tc>
-        <w:tc>
-          <w:tcPr/>
-          <w:p>
-            <w:pPr>
-              <w:pStyle w:val="Compact"/>
-              <w:jc w:val="left"/>
-            </w:pPr>
-            <w:r>
-              <w:t xml:space="preserve">16,4</w:t>
-            </w:r>
-          </w:p>
-        </w:tc>
-        <w:tc>
-          <w:tcPr/>
-          <w:p>
-            <w:pPr>
-              <w:pStyle w:val="Compact"/>
-              <w:jc w:val="left"/>
-            </w:pPr>
-            <w:r>
-              <w:t xml:space="preserve">24,9</w:t>
-            </w:r>
-          </w:p>
-        </w:tc>
-        <w:tc>
-          <w:tcPr/>
-          <w:p>
-            <w:pPr>
-              <w:pStyle w:val="Compact"/>
-              <w:jc w:val="left"/>
-            </w:pPr>
-            <w:r>
-              <w:t xml:space="preserve">49,2</w:t>
-            </w:r>
-          </w:p>
-        </w:tc>
-      </w:tr>
-      <w:tr>
-        <w:tc>
-          <w:tcPr/>
-          <w:p>
-            <w:pPr>
-              <w:pStyle w:val="Compact"/>
-              <w:jc w:val="left"/>
-            </w:pPr>
-            <w:r>
-              <w:t xml:space="preserve">Emerging</w:t>
-            </w:r>
-          </w:p>
-        </w:tc>
-        <w:tc>
-          <w:tcPr/>
-          <w:p>
-            <w:pPr>
-              <w:pStyle w:val="Compact"/>
-              <w:jc w:val="left"/>
-            </w:pPr>
-            <w:r>
-              <w:t xml:space="preserve">23,1</w:t>
-            </w:r>
-          </w:p>
-        </w:tc>
-        <w:tc>
-          <w:tcPr/>
-          <w:p>
-            <w:pPr>
-              <w:pStyle w:val="Compact"/>
-              <w:jc w:val="left"/>
-            </w:pPr>
-            <w:r>
-              <w:t xml:space="preserve">68,9</w:t>
-            </w:r>
-          </w:p>
-        </w:tc>
-        <w:tc>
-          <w:tcPr/>
-          <w:p>
-            <w:pPr>
-              <w:pStyle w:val="Compact"/>
-              <w:jc w:val="left"/>
-            </w:pPr>
-            <w:r>
-              <w:t xml:space="preserve">14,2</w:t>
-            </w:r>
-          </w:p>
-        </w:tc>
-        <w:tc>
-          <w:tcPr/>
-          <w:p>
-            <w:pPr>
-              <w:pStyle w:val="Compact"/>
-              <w:jc w:val="left"/>
-            </w:pPr>
-            <w:r>
-              <w:t xml:space="preserve">20,7</w:t>
-            </w:r>
-          </w:p>
-        </w:tc>
-        <w:tc>
-          <w:tcPr/>
-          <w:p>
-            <w:pPr>
-              <w:pStyle w:val="Compact"/>
-              <w:jc w:val="left"/>
-            </w:pPr>
-            <w:r>
-              <w:t xml:space="preserve">38,0</w:t>
-            </w:r>
-          </w:p>
-        </w:tc>
-      </w:tr>
-      <w:tr>
-        <w:tc>
-          <w:tcPr/>
-          <w:p>
-            <w:pPr>
-              <w:pStyle w:val="Compact"/>
-              <w:jc w:val="left"/>
-            </w:pPr>
-            <w:r>
-              <w:t xml:space="preserve">SIDS</w:t>
+              <w:t xml:space="preserve">I — Adv. đổi mới</w:t>
+            </w:r>
+          </w:p>
+        </w:tc>
+        <w:tc>
+          <w:tcPr/>
+          <w:p>
+            <w:pPr>
+              <w:pStyle w:val="Compact"/>
+              <w:jc w:val="left"/>
+            </w:pPr>
+            <w:r>
+              <w:t xml:space="preserve">24,3</w:t>
+            </w:r>
+          </w:p>
+        </w:tc>
+        <w:tc>
+          <w:tcPr/>
+          <w:p>
+            <w:pPr>
+              <w:pStyle w:val="Compact"/>
+              <w:jc w:val="left"/>
+            </w:pPr>
+            <w:r>
+              <w:t xml:space="preserve">14,7</w:t>
             </w:r>
           </w:p>
         </w:tc>
@@ -1572,43 +1300,7 @@
                 <w:bCs/>
                 <w:b/>
               </w:rPr>
-              <w:t xml:space="preserve">41,5</w:t>
-            </w:r>
-          </w:p>
-        </w:tc>
-        <w:tc>
-          <w:tcPr/>
-          <w:p>
-            <w:pPr>
-              <w:pStyle w:val="Compact"/>
-              <w:jc w:val="left"/>
-            </w:pPr>
-            <w:r>
-              <w:t xml:space="preserve">65,1</w:t>
-            </w:r>
-          </w:p>
-        </w:tc>
-        <w:tc>
-          <w:tcPr/>
-          <w:p>
-            <w:pPr>
-              <w:pStyle w:val="Compact"/>
-              <w:jc w:val="left"/>
-            </w:pPr>
-            <w:r>
-              <w:t xml:space="preserve">11,8</w:t>
-            </w:r>
-          </w:p>
-        </w:tc>
-        <w:tc>
-          <w:tcPr/>
-          <w:p>
-            <w:pPr>
-              <w:pStyle w:val="Compact"/>
-              <w:jc w:val="left"/>
-            </w:pPr>
-            <w:r>
-              <w:t xml:space="preserve">16,5</w:t>
+              <w:t xml:space="preserve">20,5</w:t>
             </w:r>
           </w:p>
         </w:tc>
@@ -1624,7 +1316,401 @@
                 <w:bCs/>
                 <w:b/>
               </w:rPr>
-              <w:t xml:space="preserve">58,9</w:t>
+              <w:t xml:space="preserve">35,0</w:t>
+            </w:r>
+          </w:p>
+        </w:tc>
+        <w:tc>
+          <w:tcPr/>
+          <w:p>
+            <w:pPr>
+              <w:pStyle w:val="Compact"/>
+              <w:jc w:val="left"/>
+            </w:pPr>
+            <w:r>
+              <w:rPr>
+                <w:bCs/>
+                <w:b/>
+              </w:rPr>
+              <w:t xml:space="preserve">61,7</w:t>
+            </w:r>
+          </w:p>
+        </w:tc>
+      </w:tr>
+      <w:tr>
+        <w:tc>
+          <w:tcPr/>
+          <w:p>
+            <w:pPr>
+              <w:pStyle w:val="Compact"/>
+              <w:jc w:val="left"/>
+            </w:pPr>
+            <w:r>
+              <w:t xml:space="preserve">II — Adv. tài nguyên (GCC)</w:t>
+            </w:r>
+          </w:p>
+        </w:tc>
+        <w:tc>
+          <w:tcPr/>
+          <w:p>
+            <w:pPr>
+              <w:pStyle w:val="Compact"/>
+              <w:jc w:val="left"/>
+            </w:pPr>
+            <w:r>
+              <w:t xml:space="preserve">17,0</w:t>
+            </w:r>
+          </w:p>
+        </w:tc>
+        <w:tc>
+          <w:tcPr/>
+          <w:p>
+            <w:pPr>
+              <w:pStyle w:val="Compact"/>
+              <w:jc w:val="left"/>
+            </w:pPr>
+            <w:r>
+              <w:t xml:space="preserve">8,6</w:t>
+            </w:r>
+          </w:p>
+        </w:tc>
+        <w:tc>
+          <w:tcPr/>
+          <w:p>
+            <w:pPr>
+              <w:pStyle w:val="Compact"/>
+              <w:jc w:val="left"/>
+            </w:pPr>
+            <w:r>
+              <w:t xml:space="preserve">7,0</w:t>
+            </w:r>
+          </w:p>
+        </w:tc>
+        <w:tc>
+          <w:tcPr/>
+          <w:p>
+            <w:pPr>
+              <w:pStyle w:val="Compact"/>
+              <w:jc w:val="left"/>
+            </w:pPr>
+            <w:r>
+              <w:t xml:space="preserve">15,2</w:t>
+            </w:r>
+          </w:p>
+        </w:tc>
+        <w:tc>
+          <w:tcPr/>
+          <w:p>
+            <w:pPr>
+              <w:pStyle w:val="Compact"/>
+              <w:jc w:val="left"/>
+            </w:pPr>
+            <w:r>
+              <w:t xml:space="preserve">50,2</w:t>
+            </w:r>
+          </w:p>
+        </w:tc>
+      </w:tr>
+      <w:tr>
+        <w:tc>
+          <w:tcPr/>
+          <w:p>
+            <w:pPr>
+              <w:pStyle w:val="Compact"/>
+              <w:jc w:val="left"/>
+            </w:pPr>
+            <w:r>
+              <w:t xml:space="preserve">III — Trung bình cao</w:t>
+            </w:r>
+          </w:p>
+        </w:tc>
+        <w:tc>
+          <w:tcPr/>
+          <w:p>
+            <w:pPr>
+              <w:pStyle w:val="Compact"/>
+              <w:jc w:val="left"/>
+            </w:pPr>
+            <w:r>
+              <w:t xml:space="preserve">26,7</w:t>
+            </w:r>
+          </w:p>
+        </w:tc>
+        <w:tc>
+          <w:tcPr/>
+          <w:p>
+            <w:pPr>
+              <w:pStyle w:val="Compact"/>
+              <w:jc w:val="left"/>
+            </w:pPr>
+            <w:r>
+              <w:t xml:space="preserve">18,9</w:t>
+            </w:r>
+          </w:p>
+        </w:tc>
+        <w:tc>
+          <w:tcPr/>
+          <w:p>
+            <w:pPr>
+              <w:pStyle w:val="Compact"/>
+              <w:jc w:val="left"/>
+            </w:pPr>
+            <w:r>
+              <w:t xml:space="preserve">21,5</w:t>
+            </w:r>
+          </w:p>
+        </w:tc>
+        <w:tc>
+          <w:tcPr/>
+          <w:p>
+            <w:pPr>
+              <w:pStyle w:val="Compact"/>
+              <w:jc w:val="left"/>
+            </w:pPr>
+            <w:r>
+              <w:t xml:space="preserve">25,4</w:t>
+            </w:r>
+          </w:p>
+        </w:tc>
+        <w:tc>
+          <w:tcPr/>
+          <w:p>
+            <w:pPr>
+              <w:pStyle w:val="Compact"/>
+              <w:jc w:val="left"/>
+            </w:pPr>
+            <w:r>
+              <w:t xml:space="preserve">53,9</w:t>
+            </w:r>
+          </w:p>
+        </w:tc>
+      </w:tr>
+      <w:tr>
+        <w:tc>
+          <w:tcPr/>
+          <w:p>
+            <w:pPr>
+              <w:pStyle w:val="Compact"/>
+              <w:jc w:val="left"/>
+            </w:pPr>
+            <w:r>
+              <w:t xml:space="preserve">IV — Chuyển đổi TB-thấp</w:t>
+            </w:r>
+          </w:p>
+        </w:tc>
+        <w:tc>
+          <w:tcPr/>
+          <w:p>
+            <w:pPr>
+              <w:pStyle w:val="Compact"/>
+              <w:jc w:val="left"/>
+            </w:pPr>
+            <w:r>
+              <w:t xml:space="preserve">17,1</w:t>
+            </w:r>
+          </w:p>
+        </w:tc>
+        <w:tc>
+          <w:tcPr/>
+          <w:p>
+            <w:pPr>
+              <w:pStyle w:val="Compact"/>
+              <w:jc w:val="left"/>
+            </w:pPr>
+            <w:r>
+              <w:t xml:space="preserve">14,7</w:t>
+            </w:r>
+          </w:p>
+        </w:tc>
+        <w:tc>
+          <w:tcPr/>
+          <w:p>
+            <w:pPr>
+              <w:pStyle w:val="Compact"/>
+              <w:jc w:val="left"/>
+            </w:pPr>
+            <w:r>
+              <w:t xml:space="preserve">15,5</w:t>
+            </w:r>
+          </w:p>
+        </w:tc>
+        <w:tc>
+          <w:tcPr/>
+          <w:p>
+            <w:pPr>
+              <w:pStyle w:val="Compact"/>
+              <w:jc w:val="left"/>
+            </w:pPr>
+            <w:r>
+              <w:t xml:space="preserve">25,3</w:t>
+            </w:r>
+          </w:p>
+        </w:tc>
+        <w:tc>
+          <w:tcPr/>
+          <w:p>
+            <w:pPr>
+              <w:pStyle w:val="Compact"/>
+              <w:jc w:val="left"/>
+            </w:pPr>
+            <w:r>
+              <w:t xml:space="preserve">48,3</w:t>
+            </w:r>
+          </w:p>
+        </w:tc>
+      </w:tr>
+      <w:tr>
+        <w:tc>
+          <w:tcPr/>
+          <w:p>
+            <w:pPr>
+              <w:pStyle w:val="Compact"/>
+              <w:jc w:val="left"/>
+            </w:pPr>
+            <w:r>
+              <w:t xml:space="preserve">V — Đang nổi</w:t>
+            </w:r>
+          </w:p>
+        </w:tc>
+        <w:tc>
+          <w:tcPr/>
+          <w:p>
+            <w:pPr>
+              <w:pStyle w:val="Compact"/>
+              <w:jc w:val="left"/>
+            </w:pPr>
+            <w:r>
+              <w:t xml:space="preserve">24,4</w:t>
+            </w:r>
+          </w:p>
+        </w:tc>
+        <w:tc>
+          <w:tcPr/>
+          <w:p>
+            <w:pPr>
+              <w:pStyle w:val="Compact"/>
+              <w:jc w:val="left"/>
+            </w:pPr>
+            <w:r>
+              <w:t xml:space="preserve">16,3</w:t>
+            </w:r>
+          </w:p>
+        </w:tc>
+        <w:tc>
+          <w:tcPr/>
+          <w:p>
+            <w:pPr>
+              <w:pStyle w:val="Compact"/>
+              <w:jc w:val="left"/>
+            </w:pPr>
+            <w:r>
+              <w:t xml:space="preserve">17,5</w:t>
+            </w:r>
+          </w:p>
+        </w:tc>
+        <w:tc>
+          <w:tcPr/>
+          <w:p>
+            <w:pPr>
+              <w:pStyle w:val="Compact"/>
+              <w:jc w:val="left"/>
+            </w:pPr>
+            <w:r>
+              <w:t xml:space="preserve">12,7</w:t>
+            </w:r>
+          </w:p>
+        </w:tc>
+        <w:tc>
+          <w:tcPr/>
+          <w:p>
+            <w:pPr>
+              <w:pStyle w:val="Compact"/>
+              <w:jc w:val="left"/>
+            </w:pPr>
+            <w:r>
+              <w:t xml:space="preserve">40,9</w:t>
+            </w:r>
+          </w:p>
+        </w:tc>
+      </w:tr>
+      <w:tr>
+        <w:tc>
+          <w:tcPr/>
+          <w:p>
+            <w:pPr>
+              <w:pStyle w:val="Compact"/>
+              <w:jc w:val="left"/>
+            </w:pPr>
+            <w:r>
+              <w:t xml:space="preserve">VI — SIDS</w:t>
+            </w:r>
+          </w:p>
+        </w:tc>
+        <w:tc>
+          <w:tcPr/>
+          <w:p>
+            <w:pPr>
+              <w:pStyle w:val="Compact"/>
+              <w:jc w:val="left"/>
+            </w:pPr>
+            <w:r>
+              <w:rPr>
+                <w:bCs/>
+                <w:b/>
+              </w:rPr>
+              <w:t xml:space="preserve">34,2</w:t>
+            </w:r>
+          </w:p>
+        </w:tc>
+        <w:tc>
+          <w:tcPr/>
+          <w:p>
+            <w:pPr>
+              <w:pStyle w:val="Compact"/>
+              <w:jc w:val="left"/>
+            </w:pPr>
+            <w:r>
+              <w:rPr>
+                <w:bCs/>
+                <w:b/>
+              </w:rPr>
+              <w:t xml:space="preserve">24,7</w:t>
+            </w:r>
+          </w:p>
+        </w:tc>
+        <w:tc>
+          <w:tcPr/>
+          <w:p>
+            <w:pPr>
+              <w:pStyle w:val="Compact"/>
+              <w:jc w:val="left"/>
+            </w:pPr>
+            <w:r>
+              <w:t xml:space="preserve">10,2</w:t>
+            </w:r>
+          </w:p>
+        </w:tc>
+        <w:tc>
+          <w:tcPr/>
+          <w:p>
+            <w:pPr>
+              <w:pStyle w:val="Compact"/>
+              <w:jc w:val="left"/>
+            </w:pPr>
+            <w:r>
+              <w:t xml:space="preserve">12,2</w:t>
+            </w:r>
+          </w:p>
+        </w:tc>
+        <w:tc>
+          <w:tcPr/>
+          <w:p>
+            <w:pPr>
+              <w:pStyle w:val="Compact"/>
+              <w:jc w:val="left"/>
+            </w:pPr>
+            <w:r>
+              <w:t xml:space="preserve">41,5</w:t>
             </w:r>
           </w:p>
         </w:tc>
@@ -1651,7 +1737,7 @@
           <w:iCs/>
           <w:i/>
         </w:rPr>
-        <w:t xml:space="preserve">Ghi chú: Bảng 4.2 gộp hai phân nhóm Advanced (I và II) thành một dòng</w:t>
+        <w:t xml:space="preserve">Ghi chú: Bảng 4.2 tái tính trực tiếp từ dữ liệu thô WBES trên khung 49 nền (dedupe theo nước–năm, đợt ≥2006; chỉ báo h1/h5/h8/b8/c22b), nay tách đủ sáu nhóm — Nhóm II (GCC) đủ 6/6 nền nên không còn phải gộp vào Advanced như bản trước.</w:t>
       </w:r>
       <w:r>
         <w:rPr>
@@ -1672,7 +1758,7 @@
           <w:iCs/>
           <w:i/>
         </w:rPr>
-        <w:t xml:space="preserve">Advanced</w:t>
+        <w:t xml:space="preserve">Quy trình mới</w:t>
       </w:r>
       <w:r>
         <w:rPr>
@@ -1693,7 +1779,22 @@
           <w:iCs/>
           <w:i/>
         </w:rPr>
-        <w:t xml:space="preserve">vì cỡ mẫu của nhóm tài nguyên dẫn dắt (GCC) quá nhỏ cho các biến đổi mới–số chi tiết, khiến ước lượng theo từng phân nhóm thiếu ổn định; sự tách biệt I/II chỉ được trình bày ở Bảng 4.1 cho biến năng suất (sd log LP) nơi cỡ mẫu đủ. Việc tách Bảng 4.2 theo I/II được dành cho bước phân tích khi có đủ dữ liệu cấp doanh nghiệp cho từng biến đổi mới. Lưu ý thêm: tỷ lệ đổi mới–số theo nhóm ở Bảng 4.2 được tính trên pool mô tả (bản khóa CĐ1) có khác biệt thành viên nhỏ so với nhãn dữ liệu P7 dùng ở Bảng 4.1 — cụ thể Sri Lanka/Jordan so với Bangladesh/Pakistan hoán giữa Nhóm IV–V; các tỷ lệ này mang tính chỉ báo và sẽ được đồng bộ khi re-lock với dữ liệu thô của 43 nền còn thiếu.</w:t>
+        <w:t xml:space="preserve">dùng định nghĩa chuẩn h5 (hẹp hơn bản khóa mô tả cũ). Bộ số này khớp Bảng 2.3.4.1 của Chuyên đề 1 (</w:t>
+      </w:r>
+      <w:r>
+        <w:rPr>
+          <w:rStyle w:val="VerbatimChar"/>
+          <w:iCs/>
+          <w:i/>
+        </w:rPr>
+        <w:t xml:space="preserve">data_wbes/analysis/CD1_PIPELINE_RESULTS.md</w:t>
+      </w:r>
+      <w:r>
+        <w:rPr>
+          <w:iCs/>
+          <w:i/>
+        </w:rPr>
+        <w:t xml:space="preserve">). Gradient năng lực thể chế thể hiện rõ ở các biến nền tảng: R&amp;D 20,5% (Nhóm I) → 10,2% (Nhóm VI); ISO 35,0% → 12,2%; website 61,7% → 41,5%.</w:t>
       </w:r>
     </w:p>
     <w:p>
@@ -1710,7 +1811,7 @@
         <w:t xml:space="preserve">“</w:t>
       </w:r>
       <w:r>
-        <w:t xml:space="preserve">nhảy vọt số</w:t>
+        <w:t xml:space="preserve">thích nghi và nhảy vọt</w:t>
       </w:r>
       <w:r>
         <w:t xml:space="preserve">”</w:t>
@@ -1719,7 +1820,23 @@
         <w:t xml:space="preserve"> </w:t>
       </w:r>
       <w:r>
-        <w:t xml:space="preserve">(digital leapfrogging) ở SIDS: tỷ lệ website 58,9% vượt cả nhóm Lower-middle transition (49,2%) dù GNI thấp hơn đáng kể — phản ánh thực tế rằng số hóa bề mặt (website) ở SIDS là công cụ sinh tồn chứ không phải công cụ tối ưu hóa hiệu quả. Kết quả này cũng hỗ trợ lập luận lý thuyết về sự phân biệt giữa DAI (chấp nhận số bề mặt) và TCI (năng lực công nghệ chiều sâu): SIDS có DAI cao nhưng TCI thấp nhất, và đây là nhóm duy nhất có quan hệ I–P âm đơn điệu.</w:t>
+        <w:t xml:space="preserve">(adaptive leapfrogging) ở SIDS: với dữ liệu raw đủ 8/8 nền Nhóm VI, SIDS có</w:t>
+      </w:r>
+      <w:r>
+        <w:t xml:space="preserve"> </w:t>
+      </w:r>
+      <w:r>
+        <w:rPr>
+          <w:bCs/>
+          <w:b/>
+        </w:rPr>
+        <w:t xml:space="preserve">tỷ lệ đổi mới sản phẩm cao nhất mọi nhóm (34,2%)</w:t>
+      </w:r>
+      <w:r>
+        <w:t xml:space="preserve"> </w:t>
+      </w:r>
+      <w:r>
+        <w:t xml:space="preserve">và đổi mới quy trình cao nhất (24,7%), trong khi website (41,5%) ngang nhóm Đang nổi (40,9%) dù GNI thấp hơn đáng kể — phản ánh đổi mới bằng nguồn lực hạn chế (frugal innovation) như công cụ sinh tồn chứ không phải tối ưu hóa hiệu quả. Kết quả này hỗ trợ lập luận lý thuyết về sự phân biệt giữa DAI (chấp nhận số bề mặt) và TCI (năng lực công nghệ chiều sâu): SIDS đổi mới/áp dụng số ở bề mặt cao nhưng năng lực công nghệ chiều sâu (R&amp;D 10,2%, ISO 12,2%) thấp nhất, và đây là nhóm duy nhất có quan hệ I–P âm đơn điệu (FIP).</w:t>
       </w:r>
     </w:p>
     <w:p>

--- a/dist/luan_an_ctu/chuong_4_ket_qua_vi.docx
+++ b/dist/luan_an_ctu/chuong_4_ket_qua_vi.docx
@@ -67,7 +67,23 @@
         <w:pStyle w:val="FirstParagraph"/>
       </w:pPr>
       <w:r>
-        <w:t xml:space="preserve">Phân tích mô tả trên pool 91.982 doanh nghiệp từ 49 nền kinh tế châu Á và Thái Bình Dương trong giai đoạn 2003–2025 cho thấy bức tranh hiệu quả hoạt động kinh doanh có sự phân tán lớn và không hội tụ. Năng suất lao động — đo bằng ln(doanh thu/lao động) — có độ lệch chuẩn dao động từ 0,49 (Advanced tài nguyên dẫn dắt) đến 1,36 (Nhóm V — Emerging), với tỷ số P90/P10 có xu hướng tăng (gần đơn điệu, với dao động giữa các Nhóm III–IV và V–VI) theo chiều từ nhóm thể chế cao đến nhóm thể chế thấp.</w:t>
+        <w:t xml:space="preserve">Phân tích mô tả trên pool 91.982 doanh nghiệp từ 49 nền kinh tế châu Á và Thái Bình Dương trong giai đoạn 2003–2025 cho thấy bức tranh hiệu quả hoạt động kinh doanh có sự phân tán lớn và không hội tụ. Vì doanh thu WBES được báo cáo bằng nội tệ, độ phân tán năng suất được tính</w:t>
+      </w:r>
+      <w:r>
+        <w:t xml:space="preserve"> </w:t>
+      </w:r>
+      <w:r>
+        <w:rPr>
+          <w:bCs/>
+          <w:b/>
+        </w:rPr>
+        <w:t xml:space="preserve">trong từng cặp nền kinh tế × năm</w:t>
+      </w:r>
+      <w:r>
+        <w:t xml:space="preserve"> </w:t>
+      </w:r>
+      <w:r>
+        <w:t xml:space="preserve">(bất biến với đơn vị tiền tệ): độ lệch chuẩn của ln(doanh thu/lao động) trong đợt tăng từ 1,04 (Nhóm I — Advanced đổi mới) lên 1,31–1,39 (Nhóm III–V), và tỷ số P90/P10 leo từ khoảng 12 lần (Nhóm I) lên khoảng 30 lần (Nhóm V) theo chiều từ nhóm thể chế cao đến nhóm thể chế thấp.</w:t>
       </w:r>
     </w:p>
     <w:p>
@@ -143,7 +159,7 @@
               <w:jc w:val="left"/>
             </w:pPr>
             <w:r>
-              <w:t xml:space="preserve">sd log LP</w:t>
+              <w:t xml:space="preserve">sd log LP (trong đợt)¹</w:t>
             </w:r>
           </w:p>
         </w:tc>
@@ -221,7 +237,7 @@
                 <w:bCs/>
                 <w:b/>
               </w:rPr>
-              <w:t xml:space="preserve">1,03</w:t>
+              <w:t xml:space="preserve">1,04</w:t>
             </w:r>
           </w:p>
         </w:tc>
@@ -284,6 +300,228 @@
             </w:pPr>
             <w:r>
               <w:t xml:space="preserve">2.269</w:t>
+            </w:r>
+          </w:p>
+        </w:tc>
+        <w:tc>
+          <w:tcPr/>
+          <w:p>
+            <w:pPr>
+              <w:pStyle w:val="Compact"/>
+              <w:jc w:val="left"/>
+            </w:pPr>
+            <w:r>
+              <w:t xml:space="preserve">1,14²</w:t>
+            </w:r>
+          </w:p>
+        </w:tc>
+        <w:tc>
+          <w:tcPr/>
+          <w:p>
+            <w:pPr>
+              <w:pStyle w:val="Compact"/>
+              <w:jc w:val="left"/>
+            </w:pPr>
+            <w:r>
+              <w:t xml:space="preserve">~3</w:t>
+            </w:r>
+          </w:p>
+        </w:tc>
+        <w:tc>
+          <w:tcPr/>
+          <w:p>
+            <w:pPr>
+              <w:pStyle w:val="Compact"/>
+              <w:jc w:val="left"/>
+            </w:pPr>
+            <w:r>
+              <w:t xml:space="preserve">~8</w:t>
+            </w:r>
+          </w:p>
+        </w:tc>
+        <w:tc>
+          <w:tcPr/>
+          <w:p>
+            <w:pPr>
+              <w:pStyle w:val="Compact"/>
+              <w:jc w:val="left"/>
+            </w:pPr>
+            <w:r>
+              <w:t xml:space="preserve">—</w:t>
+            </w:r>
+          </w:p>
+        </w:tc>
+      </w:tr>
+      <w:tr>
+        <w:tc>
+          <w:tcPr/>
+          <w:p>
+            <w:pPr>
+              <w:pStyle w:val="Compact"/>
+              <w:jc w:val="left"/>
+            </w:pPr>
+            <w:r>
+              <w:t xml:space="preserve">Nhóm III — Upper-middle (CHN, MYS, THA, KAZ…)</w:t>
+            </w:r>
+          </w:p>
+        </w:tc>
+        <w:tc>
+          <w:tcPr/>
+          <w:p>
+            <w:pPr>
+              <w:pStyle w:val="Compact"/>
+              <w:jc w:val="left"/>
+            </w:pPr>
+            <w:r>
+              <w:t xml:space="preserve">17.905</w:t>
+            </w:r>
+          </w:p>
+        </w:tc>
+        <w:tc>
+          <w:tcPr/>
+          <w:p>
+            <w:pPr>
+              <w:pStyle w:val="Compact"/>
+              <w:jc w:val="left"/>
+            </w:pPr>
+            <w:r>
+              <w:t xml:space="preserve">1,37</w:t>
+            </w:r>
+          </w:p>
+        </w:tc>
+        <w:tc>
+          <w:tcPr/>
+          <w:p>
+            <w:pPr>
+              <w:pStyle w:val="Compact"/>
+              <w:jc w:val="left"/>
+            </w:pPr>
+            <w:r>
+              <w:t xml:space="preserve">10,3</w:t>
+            </w:r>
+          </w:p>
+        </w:tc>
+        <w:tc>
+          <w:tcPr/>
+          <w:p>
+            <w:pPr>
+              <w:pStyle w:val="Compact"/>
+              <w:jc w:val="left"/>
+            </w:pPr>
+            <w:r>
+              <w:t xml:space="preserve">21,7</w:t>
+            </w:r>
+          </w:p>
+        </w:tc>
+        <w:tc>
+          <w:tcPr/>
+          <w:p>
+            <w:pPr>
+              <w:pStyle w:val="Compact"/>
+              <w:jc w:val="left"/>
+            </w:pPr>
+            <w:r>
+              <w:t xml:space="preserve">8,4</w:t>
+            </w:r>
+          </w:p>
+        </w:tc>
+      </w:tr>
+      <w:tr>
+        <w:tc>
+          <w:tcPr/>
+          <w:p>
+            <w:pPr>
+              <w:pStyle w:val="Compact"/>
+              <w:jc w:val="left"/>
+            </w:pPr>
+            <w:r>
+              <w:t xml:space="preserve">Nhóm IV — Lower-middle transition (VNM, IND, IDN, PHL, BGD, PAK, MNG)</w:t>
+            </w:r>
+          </w:p>
+        </w:tc>
+        <w:tc>
+          <w:tcPr/>
+          <w:p>
+            <w:pPr>
+              <w:pStyle w:val="Compact"/>
+              <w:jc w:val="left"/>
+            </w:pPr>
+            <w:r>
+              <w:t xml:space="preserve">50.926</w:t>
+            </w:r>
+          </w:p>
+        </w:tc>
+        <w:tc>
+          <w:tcPr/>
+          <w:p>
+            <w:pPr>
+              <w:pStyle w:val="Compact"/>
+              <w:jc w:val="left"/>
+            </w:pPr>
+            <w:r>
+              <w:t xml:space="preserve">1,31</w:t>
+            </w:r>
+          </w:p>
+        </w:tc>
+        <w:tc>
+          <w:tcPr/>
+          <w:p>
+            <w:pPr>
+              <w:pStyle w:val="Compact"/>
+              <w:jc w:val="left"/>
+            </w:pPr>
+            <w:r>
+              <w:t xml:space="preserve">8,6</w:t>
+            </w:r>
+          </w:p>
+        </w:tc>
+        <w:tc>
+          <w:tcPr/>
+          <w:p>
+            <w:pPr>
+              <w:pStyle w:val="Compact"/>
+              <w:jc w:val="left"/>
+            </w:pPr>
+            <w:r>
+              <w:t xml:space="preserve">15,5</w:t>
+            </w:r>
+          </w:p>
+        </w:tc>
+        <w:tc>
+          <w:tcPr/>
+          <w:p>
+            <w:pPr>
+              <w:pStyle w:val="Compact"/>
+              <w:jc w:val="left"/>
+            </w:pPr>
+            <w:r>
+              <w:t xml:space="preserve">4,7</w:t>
+            </w:r>
+          </w:p>
+        </w:tc>
+      </w:tr>
+      <w:tr>
+        <w:tc>
+          <w:tcPr/>
+          <w:p>
+            <w:pPr>
+              <w:pStyle w:val="Compact"/>
+              <w:jc w:val="left"/>
+            </w:pPr>
+            <w:r>
+              <w:t xml:space="preserve">Nhóm V — Emerging (LAO, KHM, NPL, LKA, JOR…)</w:t>
+            </w:r>
+          </w:p>
+        </w:tc>
+        <w:tc>
+          <w:tcPr/>
+          <w:p>
+            <w:pPr>
+              <w:pStyle w:val="Compact"/>
+              <w:jc w:val="left"/>
+            </w:pPr>
+            <w:r>
+              <w:t xml:space="preserve">18.569</w:t>
             </w:r>
           </w:p>
         </w:tc>
@@ -299,229 +537,7 @@
                 <w:bCs/>
                 <w:b/>
               </w:rPr>
-              <w:t xml:space="preserve">0,49</w:t>
-            </w:r>
-          </w:p>
-        </w:tc>
-        <w:tc>
-          <w:tcPr/>
-          <w:p>
-            <w:pPr>
-              <w:pStyle w:val="Compact"/>
-              <w:jc w:val="left"/>
-            </w:pPr>
-            <w:r>
-              <w:t xml:space="preserve">~3</w:t>
-            </w:r>
-          </w:p>
-        </w:tc>
-        <w:tc>
-          <w:tcPr/>
-          <w:p>
-            <w:pPr>
-              <w:pStyle w:val="Compact"/>
-              <w:jc w:val="left"/>
-            </w:pPr>
-            <w:r>
-              <w:t xml:space="preserve">~8</w:t>
-            </w:r>
-          </w:p>
-        </w:tc>
-        <w:tc>
-          <w:tcPr/>
-          <w:p>
-            <w:pPr>
-              <w:pStyle w:val="Compact"/>
-              <w:jc w:val="left"/>
-            </w:pPr>
-            <w:r>
-              <w:t xml:space="preserve">—</w:t>
-            </w:r>
-          </w:p>
-        </w:tc>
-      </w:tr>
-      <w:tr>
-        <w:tc>
-          <w:tcPr/>
-          <w:p>
-            <w:pPr>
-              <w:pStyle w:val="Compact"/>
-              <w:jc w:val="left"/>
-            </w:pPr>
-            <w:r>
-              <w:t xml:space="preserve">Nhóm III — Upper-middle (CHN, MYS, THA, KAZ…)</w:t>
-            </w:r>
-          </w:p>
-        </w:tc>
-        <w:tc>
-          <w:tcPr/>
-          <w:p>
-            <w:pPr>
-              <w:pStyle w:val="Compact"/>
-              <w:jc w:val="left"/>
-            </w:pPr>
-            <w:r>
-              <w:t xml:space="preserve">17.905</w:t>
-            </w:r>
-          </w:p>
-        </w:tc>
-        <w:tc>
-          <w:tcPr/>
-          <w:p>
-            <w:pPr>
-              <w:pStyle w:val="Compact"/>
-              <w:jc w:val="left"/>
-            </w:pPr>
-            <w:r>
-              <w:t xml:space="preserve">1,29</w:t>
-            </w:r>
-          </w:p>
-        </w:tc>
-        <w:tc>
-          <w:tcPr/>
-          <w:p>
-            <w:pPr>
-              <w:pStyle w:val="Compact"/>
-              <w:jc w:val="left"/>
-            </w:pPr>
-            <w:r>
-              <w:t xml:space="preserve">10,3</w:t>
-            </w:r>
-          </w:p>
-        </w:tc>
-        <w:tc>
-          <w:tcPr/>
-          <w:p>
-            <w:pPr>
-              <w:pStyle w:val="Compact"/>
-              <w:jc w:val="left"/>
-            </w:pPr>
-            <w:r>
-              <w:t xml:space="preserve">21,7</w:t>
-            </w:r>
-          </w:p>
-        </w:tc>
-        <w:tc>
-          <w:tcPr/>
-          <w:p>
-            <w:pPr>
-              <w:pStyle w:val="Compact"/>
-              <w:jc w:val="left"/>
-            </w:pPr>
-            <w:r>
-              <w:t xml:space="preserve">8,4</w:t>
-            </w:r>
-          </w:p>
-        </w:tc>
-      </w:tr>
-      <w:tr>
-        <w:tc>
-          <w:tcPr/>
-          <w:p>
-            <w:pPr>
-              <w:pStyle w:val="Compact"/>
-              <w:jc w:val="left"/>
-            </w:pPr>
-            <w:r>
-              <w:t xml:space="preserve">Nhóm IV — Lower-middle transition (VNM, IND, IDN, PHL, BGD, PAK, MNG)</w:t>
-            </w:r>
-          </w:p>
-        </w:tc>
-        <w:tc>
-          <w:tcPr/>
-          <w:p>
-            <w:pPr>
-              <w:pStyle w:val="Compact"/>
-              <w:jc w:val="left"/>
-            </w:pPr>
-            <w:r>
-              <w:t xml:space="preserve">50.926</w:t>
-            </w:r>
-          </w:p>
-        </w:tc>
-        <w:tc>
-          <w:tcPr/>
-          <w:p>
-            <w:pPr>
-              <w:pStyle w:val="Compact"/>
-              <w:jc w:val="left"/>
-            </w:pPr>
-            <w:r>
-              <w:t xml:space="preserve">1,24</w:t>
-            </w:r>
-          </w:p>
-        </w:tc>
-        <w:tc>
-          <w:tcPr/>
-          <w:p>
-            <w:pPr>
-              <w:pStyle w:val="Compact"/>
-              <w:jc w:val="left"/>
-            </w:pPr>
-            <w:r>
-              <w:t xml:space="preserve">8,6</w:t>
-            </w:r>
-          </w:p>
-        </w:tc>
-        <w:tc>
-          <w:tcPr/>
-          <w:p>
-            <w:pPr>
-              <w:pStyle w:val="Compact"/>
-              <w:jc w:val="left"/>
-            </w:pPr>
-            <w:r>
-              <w:t xml:space="preserve">15,5</w:t>
-            </w:r>
-          </w:p>
-        </w:tc>
-        <w:tc>
-          <w:tcPr/>
-          <w:p>
-            <w:pPr>
-              <w:pStyle w:val="Compact"/>
-              <w:jc w:val="left"/>
-            </w:pPr>
-            <w:r>
-              <w:t xml:space="preserve">4,7</w:t>
-            </w:r>
-          </w:p>
-        </w:tc>
-      </w:tr>
-      <w:tr>
-        <w:tc>
-          <w:tcPr/>
-          <w:p>
-            <w:pPr>
-              <w:pStyle w:val="Compact"/>
-              <w:jc w:val="left"/>
-            </w:pPr>
-            <w:r>
-              <w:t xml:space="preserve">Nhóm V — Emerging (LAO, KHM, NPL, LKA, JOR…)</w:t>
-            </w:r>
-          </w:p>
-        </w:tc>
-        <w:tc>
-          <w:tcPr/>
-          <w:p>
-            <w:pPr>
-              <w:pStyle w:val="Compact"/>
-              <w:jc w:val="left"/>
-            </w:pPr>
-            <w:r>
-              <w:t xml:space="preserve">18.569</w:t>
-            </w:r>
-          </w:p>
-        </w:tc>
-        <w:tc>
-          <w:tcPr/>
-          <w:p>
-            <w:pPr>
-              <w:pStyle w:val="Compact"/>
-              <w:jc w:val="left"/>
-            </w:pPr>
-            <w:r>
-              <w:t xml:space="preserve">1,36</w:t>
+              <w:t xml:space="preserve">1,39</w:t>
             </w:r>
           </w:p>
         </w:tc>
@@ -740,7 +756,7 @@
           <w:iCs/>
           <w:i/>
         </w:rPr>
-        <w:t xml:space="preserve">Ghi chú: Cột n là số doanh nghiệp được phân loại vào sáu nhóm ICRV trong pool gộp WBES (tổng 96.415; ngoài ra còn ~10.350 doanh nghiệp chưa gán nhóm ICRV do thiếu chỉ số thể chế). Mẫu phân tích hồi quy chính của P7 là N = 91.982 (mô hình baseline) và giảm dần khi bổ sung biến kiểm soát (xem §4.6.1), do loại các quan sát thiếu biến phụ thuộc/FSTS. Các thống kê độ phân tán (sd log LP) và tỷ lệ (%) được tính trên năng suất lao động đã hiệu chỉnh PPP/winsorize theo từng country-year (xem §3.5.3).</w:t>
+        <w:t xml:space="preserve">Ghi chú: Cột n là số doanh nghiệp được phân loại vào sáu nhóm ICRV trong pool gộp WBES (tổng 96.415; ngoài ra còn ~10.350 doanh nghiệp chưa gán nhóm ICRV do thiếu chỉ số thể chế). Mẫu phân tích hồi quy chính của P7 là N = 91.982 (mô hình baseline) và giảm dần khi bổ sung biến kiểm soát (xem §4.6.1), do loại các quan sát thiếu biến phụ thuộc/FSTS. ¹ Độ lệch chuẩn ln(năng suất lao động) tính trong từng cặp nền kinh tế × năm rồi lấy trung vị giữa các đợt của nhóm — bất biến với đơn vị tiền tệ (thừa số quy đổi triệt tiêu trên thang log); năng suất được winsorize 1/99 trong cụm country-year (xem §3.5.3). ² Trung vị Nhóm II bị kéo lên bởi các nền nhỏ; hai nền lớn nhất khối có phân tán hẹp nhất toàn pool (Saudi Arabia 0,49; Qatar 0,33).</w:t>
       </w:r>
     </w:p>
     <w:p>
@@ -857,63 +873,7 @@
           <w:iCs/>
           <w:i/>
         </w:rPr>
-        <w:t xml:space="preserve">). Lưu ý: chuyên đề tiến sĩ số 1 dùng tên mô tả cũ (</w:t>
-      </w:r>
-      <w:r>
-        <w:rPr>
-          <w:iCs/>
-          <w:i/>
-        </w:rPr>
-        <w:t xml:space="preserve">‘</w:t>
-      </w:r>
-      <w:r>
-        <w:rPr>
-          <w:iCs/>
-          <w:i/>
-        </w:rPr>
-        <w:t xml:space="preserve">Đang nổi</w:t>
-      </w:r>
-      <w:r>
-        <w:rPr>
-          <w:iCs/>
-          <w:i/>
-        </w:rPr>
-        <w:t xml:space="preserve">’</w:t>
-      </w:r>
-      <w:r>
-        <w:rPr>
-          <w:iCs/>
-          <w:i/>
-        </w:rPr>
-        <w:t xml:space="preserve">/</w:t>
-      </w:r>
-      <w:r>
-        <w:rPr>
-          <w:iCs/>
-          <w:i/>
-        </w:rPr>
-        <w:t xml:space="preserve">‘</w:t>
-      </w:r>
-      <w:r>
-        <w:rPr>
-          <w:iCs/>
-          <w:i/>
-        </w:rPr>
-        <w:t xml:space="preserve">Cận biên</w:t>
-      </w:r>
-      <w:r>
-        <w:rPr>
-          <w:iCs/>
-          <w:i/>
-        </w:rPr>
-        <w:t xml:space="preserve">’</w:t>
-      </w:r>
-      <w:r>
-        <w:rPr>
-          <w:iCs/>
-          <w:i/>
-        </w:rPr>
-        <w:t xml:space="preserve">) trên bản khóa mô tả riêng (xem crosswalk trong CĐ1); nhãn dùng trong luận án và P7/CĐ2 là nhãn dữ liệu nêu ở đây.</w:t>
+        <w:t xml:space="preserve">). Hệ nhãn này được dùng thống nhất trong toàn bộ luận án và hai chuyên đề.</w:t>
       </w:r>
     </w:p>
     <w:p>
@@ -921,7 +881,7 @@
         <w:pStyle w:val="BodyText"/>
       </w:pPr>
       <w:r>
-        <w:t xml:space="preserve">Phát hiện quan trọng nhất từ thực trạng mô tả là sự phân biệt nội bộ trong nhóm Advanced: tỷ số phân tán giữa nhóm đổi mới sáng tạo dẫn dắt (Singapore, Hàn Quốc, Đài Loan — sd ≈ 1,03) và nhóm tài nguyên dẫn dắt (Saudi Arabia, Qatar, Kuwait — sd ≈ 0,49) xấp xỉ 2,1 lần, phản ánh hai cơ chế tăng trưởng và phân phối hoàn toàn khác nhau. Phân nhóm con tài nguyên dẫn dắt có độ phân tán năng suất thấp nhất toàn bộ pool — biểu hiện của kinh tế nhà nước tô (rentier economy) nơi phân phối lại từ xuất khẩu dầu mỏ thu hẹp khoảng cách năng suất giữa doanh nghiệp, nhưng không nhất thiết phản ánh hiệu quả doanh nghiệp đáng kể. Điều này gợi ý rằng việc gộp hai loại Advanced vào một nhóm duy nhất (như các nghiên cứu trước thường làm) sẽ che khuất cơ chế quan trọng này.</w:t>
+        <w:t xml:space="preserve">Phát hiện quan trọng nhất từ thực trạng mô tả là sự phân biệt nội bộ trong nhóm Advanced. Hai phân nhóm cùng mức thu nhập cao nhưng đối lập về cấu trúc: nhóm đổi mới sáng tạo dẫn dắt có R&amp;D 20,5%, ISO 35,0% và 28,4% doanh nghiệp xuất khẩu, trong khi nhóm tài nguyên dẫn dắt chỉ có R&amp;D 7,0% và 11,7% doanh nghiệp xuất khẩu (Chuyên đề 1). Về phân phối, hai nền lớn nhất Vùng Vịnh có phân tán năng suất trong đợt hẹp nhất toàn pool (Saudi Arabia 0,49; Qatar 0,33 — so với Singapore 1,08, chênh hơn 2 lần) — biểu hiện của kinh tế nhà nước tô (rentier economy) nơi phân phối lại từ xuất khẩu dầu mỏ thu hẹp khoảng cách năng suất giữa doanh nghiệp, nhưng không nhất thiết phản ánh hiệu quả doanh nghiệp đáng kể. Điều này gợi ý rằng việc gộp hai loại Advanced vào một nhóm duy nhất (như các nghiên cứu trước thường làm) sẽ che khuất cơ chế quan trọng này.</w:t>
       </w:r>
     </w:p>
     <w:p>
@@ -929,7 +889,7 @@
         <w:pStyle w:val="BodyText"/>
       </w:pPr>
       <w:r>
-        <w:t xml:space="preserve">Sự gia tăng đơn điệu của độ phân tán năng suất theo gradient ICRV không chỉ là một quan sát mô tả mà còn nhất quán với khung lý thuyết phân bổ sai nguồn lực (resource misallocation) của Hsieh và Klenow (2009): trong môi trường thể chế yếu, các rào cản thị trường — tiếp cận tài chính hạn chế, thực thi hợp đồng kém, méo mó chính sách — ngăn nguồn lực dịch chuyển từ doanh nghiệp kém hiệu quả sang doanh nghiệp hiệu quả hơn, khiến phương sai năng suất giữa các doanh nghiệp nới rộng. Theo logic này, độ phân tán năng suất cao ở Nhóm V–VI</w:t>
+        <w:t xml:space="preserve">Sự gia tăng của độ phân tán năng suất trong đợt theo gradient ICRV (từ ~12 lần lên ~30 lần ở tỷ số P90/P10) không chỉ là một quan sát mô tả mà còn nhất quán với khung lý thuyết phân bổ sai nguồn lực (resource misallocation) của Hsieh và Klenow (2009): trong môi trường thể chế yếu, các rào cản thị trường — tiếp cận tài chính hạn chế, thực thi hợp đồng kém, méo mó chính sách — ngăn nguồn lực dịch chuyển từ doanh nghiệp kém hiệu quả sang doanh nghiệp hiệu quả hơn, khiến phương sai năng suất giữa các doanh nghiệp nới rộng. Theo logic này, độ phân tán năng suất cao ở Nhóm V–VI</w:t>
       </w:r>
       <w:r>
         <w:t xml:space="preserve"> </w:t>
@@ -1737,64 +1697,7 @@
           <w:iCs/>
           <w:i/>
         </w:rPr>
-        <w:t xml:space="preserve">Ghi chú: Bảng 4.2 tái tính trực tiếp từ dữ liệu thô WBES trên khung 49 nền (dedupe theo nước–năm, đợt ≥2006; chỉ báo h1/h5/h8/b8/c22b), nay tách đủ sáu nhóm — Nhóm II (GCC) đủ 6/6 nền nên không còn phải gộp vào Advanced như bản trước.</w:t>
-      </w:r>
-      <w:r>
-        <w:rPr>
-          <w:iCs/>
-          <w:i/>
-        </w:rPr>
-        <w:t xml:space="preserve"> </w:t>
-      </w:r>
-      <w:r>
-        <w:rPr>
-          <w:iCs/>
-          <w:i/>
-        </w:rPr>
-        <w:t xml:space="preserve">“</w:t>
-      </w:r>
-      <w:r>
-        <w:rPr>
-          <w:iCs/>
-          <w:i/>
-        </w:rPr>
-        <w:t xml:space="preserve">Quy trình mới</w:t>
-      </w:r>
-      <w:r>
-        <w:rPr>
-          <w:iCs/>
-          <w:i/>
-        </w:rPr>
-        <w:t xml:space="preserve">”</w:t>
-      </w:r>
-      <w:r>
-        <w:rPr>
-          <w:iCs/>
-          <w:i/>
-        </w:rPr>
-        <w:t xml:space="preserve"> </w:t>
-      </w:r>
-      <w:r>
-        <w:rPr>
-          <w:iCs/>
-          <w:i/>
-        </w:rPr>
-        <w:t xml:space="preserve">dùng định nghĩa chuẩn h5 (hẹp hơn bản khóa mô tả cũ). Bộ số này khớp Bảng 2.3.4.1 của Chuyên đề 1 (</w:t>
-      </w:r>
-      <w:r>
-        <w:rPr>
-          <w:rStyle w:val="VerbatimChar"/>
-          <w:iCs/>
-          <w:i/>
-        </w:rPr>
-        <w:t xml:space="preserve">data_wbes/analysis/CD1_PIPELINE_RESULTS.md</w:t>
-      </w:r>
-      <w:r>
-        <w:rPr>
-          <w:iCs/>
-          <w:i/>
-        </w:rPr>
-        <w:t xml:space="preserve">). Gradient năng lực thể chế thể hiện rõ ở các biến nền tảng: R&amp;D 20,5% (Nhóm I) → 10,2% (Nhóm VI); ISO 35,0% → 12,2%; website 61,7% → 41,5%.</w:t>
+        <w:t xml:space="preserve">Ghi chú: Bảng 4.2 được tính trực tiếp từ dữ liệu thô WBES trên khung 49 nền (một cross-section chuẩn cho mỗi cặp nền kinh tế × năm, đợt khảo sát ≥ 2006), với các chỉ báo chuẩn của bộ công cụ WBES toàn cầu: đổi mới sản phẩm (h1), đổi mới quy trình (h5), chi R&amp;D (h8), chứng nhận chất lượng quốc tế (b8) và website (c22b). Toàn bộ sáu nhóm ICRV đều có độ phủ dữ liệu đầy đủ, kể cả Nhóm II (đủ 6/6 nền GCC). Gradient năng lực thể chế thể hiện rõ ở các biến nền tảng: R&amp;D 20,5% (Nhóm I) → 10,2% (Nhóm VI); ISO 35,0% → 12,2%; website 61,7% → 41,5%. Bộ số này nhất quán với phân tích thực trạng ở Chuyên đề 1.</w:t>
       </w:r>
     </w:p>
     <w:p>
@@ -1844,7 +1747,25 @@
         <w:pStyle w:val="BodyText"/>
       </w:pPr>
       <w:r>
-        <w:t xml:space="preserve">Hiện tượng tương quan âm giữa DAI Tier-1 và năng suất trong nhóm Advanced (-0,129) là ảo ảnh thống kê do bão hòa Tier-1: hầu hết doanh nghiệp Advanced đã có website từ lâu, khiến biến nhị phân này không còn phân biệt được doanh nghiệp hiệu quả và kém hiệu quả trong nhóm đó. Khi loại trừ doanh nghiệp ICT, hệ số âm biến mất — xác nhận đây là vấn đề đo lường chứ không phải quan hệ nhân quả thực.</w:t>
+        <w:t xml:space="preserve">Một biểu hiện khác của bão hòa Tier-1 nằm ở tương quan giữa website và năng suất: phần bù tương quan của DAI Tier-1 thấp nhất ở nhóm Advanced đổi mới (+0,098, so với +0,180–0,201 ở các nhóm chuyển đổi và tài nguyên — Chuyên đề 1, Bảng 2.3.8.1) dù tỷ lệ có website của nhóm này cao nhất (61,7%). Khi một chỉ báo nhị phân tiệm cận bão hòa, phương sai của nó co lại và nhóm</w:t>
+      </w:r>
+      <w:r>
+        <w:t xml:space="preserve"> </w:t>
+      </w:r>
+      <w:r>
+        <w:t xml:space="preserve">“</w:t>
+      </w:r>
+      <w:r>
+        <w:t xml:space="preserve">không website</w:t>
+      </w:r>
+      <w:r>
+        <w:t xml:space="preserve">”</w:t>
+      </w:r>
+      <w:r>
+        <w:t xml:space="preserve"> </w:t>
+      </w:r>
+      <w:r>
+        <w:t xml:space="preserve">còn lại mang tính chọn lọc đặc thù, nên hệ số đo được phản ánh giới hạn của thước đo Tier-1 nhiều hơn là giới hạn của số hóa — một vấn đề đo lường cần phân biệt với quan hệ nhân quả thực.</w:t>
       </w:r>
     </w:p>
     <w:bookmarkEnd w:id="24"/>
@@ -4421,7 +4342,7 @@
     </w:p>
     <w:bookmarkEnd w:id="43"/>
     <w:bookmarkEnd w:id="44"/>
-    <w:bookmarkStart w:id="48" w:name="X561afa853383c674354c1acb167a55cae3a018f"/>
+    <w:bookmarkStart w:id="51" w:name="X561afa853383c674354c1acb167a55cae3a018f"/>
     <w:p>
       <w:pPr>
         <w:pStyle w:val="Heading2"/>
@@ -4749,74 +4670,17 @@
           <w:bCs/>
           <w:b/>
         </w:rPr>
-        <w:t xml:space="preserve">Lưu ý cập nhật dữ liệu (2026).</w:t>
-      </w:r>
-      <w:r>
-        <w:t xml:space="preserve"> </w:t>
-      </w:r>
-      <w:r>
-        <w:t xml:space="preserve">Sau khi P7 hoàn tất ước lượng trên mẫu phân tích 49 nền, bộ dữ liệu WBES được cập nhật bổ sung</w:t>
-      </w:r>
-      <w:r>
-        <w:t xml:space="preserve"> </w:t>
-      </w:r>
-      <w:r>
-        <w:rPr>
-          <w:bCs/>
-          <w:b/>
-        </w:rPr>
-        <w:t xml:space="preserve">Japan-2025</w:t>
-      </w:r>
-      <w:r>
-        <w:t xml:space="preserve"> </w:t>
-      </w:r>
-      <w:r>
-        <w:t xml:space="preserve">(khảo sát lần đầu, thuộc Nhóm I — nâng khung phân loại lên 50 nền/94.032 doanh nghiệp) cùng các sóng khảo sát mới 2024–2026 của 31 nền (chi tiết:</w:t>
-      </w:r>
-      <w:r>
-        <w:t xml:space="preserve"> </w:t>
-      </w:r>
-      <w:r>
-        <w:rPr>
-          <w:rStyle w:val="VerbatimChar"/>
-        </w:rPr>
-        <w:t xml:space="preserve">data_wbes/analysis/DATA_UPDATE_MANIFEST.md</w:t>
-      </w:r>
-      <w:r>
-        <w:t xml:space="preserve">). Các quan sát này được lưu trữ để phục vụ</w:t>
-      </w:r>
-      <w:r>
-        <w:t xml:space="preserve"> </w:t>
-      </w:r>
-      <w:r>
-        <w:rPr>
-          <w:bCs/>
-          <w:b/>
-        </w:rPr>
-        <w:t xml:space="preserve">vòng ước lượng lại P7 kế tiếp</w:t>
-      </w:r>
-      <w:r>
-        <w:t xml:space="preserve">; kết quả P7 báo cáo ở đây</w:t>
-      </w:r>
-      <w:r>
-        <w:t xml:space="preserve"> </w:t>
-      </w:r>
-      <w:r>
-        <w:rPr>
-          <w:bCs/>
-          <w:b/>
-        </w:rPr>
-        <w:t xml:space="preserve">giữ nguyên trên mẫu phân tích 49 nền đã khóa</w:t>
-      </w:r>
-      <w:r>
-        <w:t xml:space="preserve"> </w:t>
-      </w:r>
-      <w:r>
-        <w:t xml:space="preserve">(khớp bản thảo đang bình duyệt). Vì P7 dùng country fixed effects và Japan là một nền đơn lẻ có biến thiên quốc tế hóa thấp (FSTS trung bình 4,1%), việc bổ sung Japan dự kiến không làm thay đổi turning point của các nhóm khác mà chỉ tinh chỉnh ước lượng riêng Nhóm I; xác nhận định lượng cần do nhóm nghiên cứu chạy lại do-file gốc của P7 trên mẫu mở rộng.</w:t>
+        <w:t xml:space="preserve">Phạm vi thời gian của mẫu.</w:t>
+      </w:r>
+      <w:r>
+        <w:t xml:space="preserve"> </w:t>
+      </w:r>
+      <w:r>
+        <w:t xml:space="preserve">Mẫu phân tích của P7 được chốt tại 49 nền kinh tế với các đợt khảo sát đến thời điểm xây dựng bộ dữ liệu. Một số đợt khảo sát công bố sau thời điểm chốt mẫu — đáng chú ý là Nhật Bản 2025 (nền kinh tế lần đầu được WBES khảo sát, thuộc nhóm thể chế tiên tiến) và các đợt 2024–2026 của nhiều nền trong khung — nằm ngoài phạm vi ước lượng của luận án và tạo thành hướng mở rộng tự nhiên cho nghiên cứu tiếp theo (xem §5.5). Về mặt kỳ vọng, do mô hình dùng hiệu ứng cố định nền kinh tế và Nhật Bản có biến thiên quốc tế hóa thấp (FSTS trung bình khoảng 4%), việc bổ sung quan sát này nhiều khả năng chỉ tinh chỉnh ước lượng của Nhóm I mà không làm thay đổi gradient điểm uốn giữa các nhóm.</w:t>
       </w:r>
     </w:p>
     <w:bookmarkEnd w:id="45"/>
-    <w:bookmarkStart w:id="46" w:name="gradient-icrv-xác-nhận-h5"/>
+    <w:bookmarkStart w:id="49" w:name="gradient-icrv-xác-nhận-h5"/>
     <w:p>
       <w:pPr>
         <w:pStyle w:val="Heading3"/>
@@ -5021,31 +4885,53 @@
         <w:t xml:space="preserve">). Hai nguồn bằng chứng độc lập — meta-analytic và primary empirical — cùng chỉ ra gradient ICRV, tạo ra independent confirmation có giá trị.</w:t>
       </w:r>
     </w:p>
-    <w:tbl>
-      <w:tblPr>
-        <w:tblStyle w:val="FigureTable"/>
-        <w:tblW w:type="auto" w:w="0"/>
-        <w:tblLook w:firstRow="0" w:lastRow="0" w:firstColumn="0" w:lastColumn="0"/>
-        <w:jc w:val="center"/>
-      </w:tblPr>
-      <w:tblGrid>
-        <w:gridCol w:w="7920"/>
-      </w:tblGrid>
-      <w:tr>
-        <w:tc>
-          <w:tcPr/>
-          <w:p>
-            <w:pPr>
-              <w:pStyle w:val="Compact"/>
-              <w:jc w:val="center"/>
-            </w:pPr>
-            <w:r>
-              <w:t xml:space="preserve">Hình 4.1. Họ đường cong I–P phụ thuộc chế độ thể chế ICRV</w:t>
-            </w:r>
-          </w:p>
-        </w:tc>
-      </w:tr>
-    </w:tbl>
+    <w:p>
+      <w:pPr>
+        <w:pStyle w:val="CaptionedFigure"/>
+      </w:pPr>
+      <w:r>
+        <w:drawing>
+          <wp:inline>
+            <wp:extent cx="5753100" cy="3849196"/>
+            <wp:effectExtent b="0" l="0" r="0" t="0"/>
+            <wp:docPr descr="Hình 4.1. Họ đường cong I–P phụ thuộc chế độ thể chế ICRV" title="" id="47" name="Picture"/>
+            <a:graphic>
+              <a:graphicData uri="http://schemas.openxmlformats.org/drawingml/2006/picture">
+                <pic:pic>
+                  <pic:nvPicPr>
+                    <pic:cNvPr descr="figures/fig_4_x_ip_curves_icrv_gradient.png" id="48" name="Picture"/>
+                    <pic:cNvPicPr>
+                      <a:picLocks noChangeArrowheads="1" noChangeAspect="1"/>
+                    </pic:cNvPicPr>
+                  </pic:nvPicPr>
+                  <pic:blipFill>
+                    <a:blip r:embed="rId46"/>
+                    <a:stretch>
+                      <a:fillRect/>
+                    </a:stretch>
+                  </pic:blipFill>
+                  <pic:spPr bwMode="auto">
+                    <a:xfrm>
+                      <a:off x="0" y="0"/>
+                      <a:ext cx="5753100" cy="3849196"/>
+                    </a:xfrm>
+                    <a:prstGeom prst="rect">
+                      <a:avLst/>
+                    </a:prstGeom>
+                    <a:noFill/>
+                    <a:ln w="9525">
+                      <a:noFill/>
+                      <a:headEnd/>
+                      <a:tailEnd/>
+                    </a:ln>
+                  </pic:spPr>
+                </pic:pic>
+              </a:graphicData>
+            </a:graphic>
+          </wp:inline>
+        </w:drawing>
+      </w:r>
+    </w:p>
     <w:p>
       <w:pPr>
         <w:pStyle w:val="ImageCaption"/>
@@ -5092,8 +4978,8 @@
         <w:t xml:space="preserve">Nguồn: minh họa của tác giả từ kết quả P6–P8.</w:t>
       </w:r>
     </w:p>
-    <w:bookmarkEnd w:id="46"/>
-    <w:bookmarkStart w:id="47" w:name="điều-tiết-bởi-tci-và-dai-trong-toàn-mẫu"/>
+    <w:bookmarkEnd w:id="49"/>
+    <w:bookmarkStart w:id="50" w:name="điều-tiết-bởi-tci-và-dai-trong-toàn-mẫu"/>
     <w:p>
       <w:pPr>
         <w:pStyle w:val="Heading3"/>
@@ -5489,9 +5375,9 @@
         </w:pict>
       </w:r>
     </w:p>
-    <w:bookmarkEnd w:id="47"/>
-    <w:bookmarkEnd w:id="48"/>
-    <w:bookmarkStart w:id="52" w:name="X42f69945b56833cca239d45dc5864a7be6f74d7"/>
+    <w:bookmarkEnd w:id="50"/>
+    <w:bookmarkEnd w:id="51"/>
+    <w:bookmarkStart w:id="55" w:name="X42f69945b56833cca239d45dc5864a7be6f74d7"/>
     <w:p>
       <w:pPr>
         <w:pStyle w:val="Heading2"/>
@@ -5500,7 +5386,7 @@
         <w:t xml:space="preserve">4.7 Kết quả trường hợp biên SIDS — Các nền kinh tế đảo nhỏ đang phát triển (P8)</w:t>
       </w:r>
     </w:p>
-    <w:bookmarkStart w:id="49" w:name="đặc-điểm-mẫu-sids"/>
+    <w:bookmarkStart w:id="52" w:name="đặc-điểm-mẫu-sids"/>
     <w:p>
       <w:pPr>
         <w:pStyle w:val="Heading3"/>
@@ -5576,8 +5462,8 @@
         <w:t xml:space="preserve">(chiếm 13,8% mẫu). Tỷ lệ doanh thu xuất khẩu trung bình rất thấp: mean FSTS = 0,048 (4,8%).</w:t>
       </w:r>
     </w:p>
-    <w:bookmarkEnd w:id="49"/>
-    <w:bookmarkStart w:id="50" w:name="X305be4308b12f06c15c4aa0bf75053d865f81d7"/>
+    <w:bookmarkEnd w:id="52"/>
+    <w:bookmarkStart w:id="53" w:name="X305be4308b12f06c15c4aa0bf75053d865f81d7"/>
     <w:p>
       <w:pPr>
         <w:pStyle w:val="Heading3"/>
@@ -5937,8 +5823,8 @@
         <w:t xml:space="preserve">(monotone decline) — không có turning point trong phạm vi dữ liệu.</w:t>
       </w:r>
     </w:p>
-    <w:bookmarkEnd w:id="50"/>
-    <w:bookmarkStart w:id="51" w:name="X1eacd79ea5935ba958f558c7fa8a022614fd635"/>
+    <w:bookmarkEnd w:id="53"/>
+    <w:bookmarkStart w:id="54" w:name="X1eacd79ea5935ba958f558c7fa8a022614fd635"/>
     <w:p>
       <w:pPr>
         <w:pStyle w:val="Heading3"/>
@@ -5986,9 +5872,9 @@
         </w:pict>
       </w:r>
     </w:p>
-    <w:bookmarkEnd w:id="51"/>
-    <w:bookmarkEnd w:id="52"/>
-    <w:bookmarkStart w:id="53" w:name="Xfa456a9219d3acfaa17bcbc370e76a6bac65144"/>
+    <w:bookmarkEnd w:id="54"/>
+    <w:bookmarkEnd w:id="55"/>
+    <w:bookmarkStart w:id="56" w:name="Xfa456a9219d3acfaa17bcbc370e76a6bac65144"/>
     <w:p>
       <w:pPr>
         <w:pStyle w:val="Heading2"/>
@@ -8066,8 +7952,8 @@
         </w:pict>
       </w:r>
     </w:p>
-    <w:bookmarkEnd w:id="53"/>
-    <w:bookmarkStart w:id="54" w:name="tổng-hợp-kết-quả-theo-hệ-giả-thuyết"/>
+    <w:bookmarkEnd w:id="56"/>
+    <w:bookmarkStart w:id="57" w:name="tổng-hợp-kết-quả-theo-hệ-giả-thuyết"/>
     <w:p>
       <w:pPr>
         <w:pStyle w:val="Heading2"/>
@@ -8879,8 +8765,8 @@
         </w:pict>
       </w:r>
     </w:p>
-    <w:bookmarkEnd w:id="54"/>
-    <w:bookmarkStart w:id="55" w:name="X1d7085913fe0d9bf449e1d01e72ec60c4109544"/>
+    <w:bookmarkEnd w:id="57"/>
+    <w:bookmarkStart w:id="58" w:name="X1d7085913fe0d9bf449e1d01e72ec60c4109544"/>
     <w:p>
       <w:pPr>
         <w:pStyle w:val="Heading2"/>
@@ -9256,8 +9142,11 @@
         </w:pict>
       </w:r>
     </w:p>
-    <w:bookmarkEnd w:id="55"/>
-    <w:sectPr/>
+    <w:bookmarkEnd w:id="58"/>
+    <w:sectPr>
+      <w:pgSz w:h="16838" w:w="11906"/>
+      <w:pgMar w:bottom="1417" w:left="1417" w:right="1417" w:top="1417"/>
+    </w:sectPr>
   </w:body>
 </w:document>
 </file>
@@ -9475,29 +9364,59 @@
   <w:style w:default="1" w:styleId="Normal" w:type="paragraph">
     <w:name w:val="Normal"/>
     <w:qFormat/>
+    <w:pPr>
+      <w:spacing w:line="276" w:lineRule="auto"/>
+      <w:jc w:val="both"/>
+    </w:pPr>
+    <w:rPr>
+      <w:rFonts w:ascii="Times New Roman" w:eastAsia="Times New Roman" w:hAnsi="Times New Roman"/>
+      <w:color w:val="000000"/>
+      <w:sz w:val="24"/>
+    </w:rPr>
   </w:style>
   <w:style w:styleId="BodyText" w:type="paragraph">
     <w:name w:val="Body Text"/>
     <w:basedOn w:val="Normal"/>
     <w:link w:val="BodyTextChar"/>
     <w:pPr>
-      <w:spacing w:after="180" w:before="180"/>
+      <w:spacing w:after="180" w:before="180" w:line="276" w:lineRule="auto"/>
+      <w:jc w:val="both"/>
     </w:pPr>
     <w:qFormat/>
+    <w:rPr>
+      <w:rFonts w:ascii="Times New Roman" w:eastAsia="Times New Roman" w:hAnsi="Times New Roman"/>
+      <w:color w:val="000000"/>
+      <w:sz w:val="24"/>
+    </w:rPr>
   </w:style>
   <w:style w:customStyle="1" w:styleId="FirstParagraph" w:type="paragraph">
     <w:name w:val="First Paragraph"/>
     <w:basedOn w:val="BodyText"/>
     <w:next w:val="BodyText"/>
     <w:qFormat/>
+    <w:pPr>
+      <w:spacing w:line="276" w:lineRule="auto"/>
+      <w:jc w:val="both"/>
+    </w:pPr>
+    <w:rPr>
+      <w:rFonts w:ascii="Times New Roman" w:eastAsia="Times New Roman" w:hAnsi="Times New Roman"/>
+      <w:color w:val="000000"/>
+      <w:sz w:val="24"/>
+    </w:rPr>
   </w:style>
   <w:style w:customStyle="1" w:styleId="Compact" w:type="paragraph">
     <w:name w:val="Compact"/>
     <w:basedOn w:val="BodyText"/>
     <w:qFormat/>
     <w:pPr>
-      <w:spacing w:after="36" w:before="36"/>
+      <w:spacing w:after="36" w:before="36" w:line="276" w:lineRule="auto"/>
+      <w:jc w:val="both"/>
     </w:pPr>
+    <w:rPr>
+      <w:rFonts w:ascii="Times New Roman" w:eastAsia="Times New Roman" w:hAnsi="Times New Roman"/>
+      <w:color w:val="000000"/>
+      <w:sz w:val="24"/>
+    </w:rPr>
   </w:style>
   <w:style w:styleId="Title" w:type="paragraph">
     <w:name w:val="Title"/>
@@ -9507,15 +9426,15 @@
     <w:pPr>
       <w:keepNext/>
       <w:keepLines/>
-      <w:spacing w:after="240" w:before="480"/>
-      <w:jc w:val="center"/>
+      <w:spacing w:after="240" w:before="480" w:line="276" w:lineRule="auto"/>
+      <w:jc w:val="both"/>
     </w:pPr>
     <w:rPr>
-      <w:rFonts w:asciiTheme="majorHAnsi" w:cstheme="majorBidi" w:eastAsiaTheme="majorEastAsia" w:hAnsiTheme="majorHAnsi"/>
+      <w:rFonts w:ascii="Times New Roman" w:asciiTheme="majorHAnsi" w:cstheme="majorBidi" w:eastAsia="Times New Roman" w:eastAsiaTheme="majorEastAsia" w:hAnsi="Times New Roman" w:hAnsiTheme="majorHAnsi"/>
       <w:b/>
       <w:bCs/>
-      <w:color w:themeColor="accent1" w:themeShade="B5" w:val="345A8A"/>
-      <w:sz w:val="36"/>
+      <w:color w:val="000000"/>
+      <w:sz w:val="24"/>
       <w:szCs w:val="36"/>
     </w:rPr>
   </w:style>
@@ -9527,11 +9446,13 @@
     <w:pPr>
       <w:keepNext/>
       <w:keepLines/>
-      <w:spacing w:after="240" w:before="240"/>
-      <w:jc w:val="center"/>
+      <w:spacing w:after="240" w:before="240" w:line="276" w:lineRule="auto"/>
+      <w:jc w:val="both"/>
     </w:pPr>
     <w:rPr>
-      <w:sz w:val="30"/>
+      <w:rFonts w:ascii="Times New Roman" w:eastAsia="Times New Roman" w:hAnsi="Times New Roman"/>
+      <w:color w:val="000000"/>
+      <w:sz w:val="24"/>
       <w:szCs w:val="30"/>
     </w:rPr>
   </w:style>
@@ -9542,8 +9463,14 @@
     <w:pPr>
       <w:keepNext/>
       <w:keepLines/>
-      <w:jc w:val="center"/>
+      <w:spacing w:line="276" w:lineRule="auto"/>
+      <w:jc w:val="both"/>
     </w:pPr>
+    <w:rPr>
+      <w:rFonts w:ascii="Times New Roman" w:eastAsia="Times New Roman" w:hAnsi="Times New Roman"/>
+      <w:color w:val="000000"/>
+      <w:sz w:val="24"/>
+    </w:rPr>
   </w:style>
   <w:style w:styleId="Date" w:type="paragraph">
     <w:name w:val="Date"/>
@@ -9552,8 +9479,14 @@
     <w:pPr>
       <w:keepNext/>
       <w:keepLines/>
-      <w:jc w:val="center"/>
+      <w:spacing w:line="276" w:lineRule="auto"/>
+      <w:jc w:val="both"/>
     </w:pPr>
+    <w:rPr>
+      <w:rFonts w:ascii="Times New Roman" w:eastAsia="Times New Roman" w:hAnsi="Times New Roman"/>
+      <w:color w:val="000000"/>
+      <w:sz w:val="24"/>
+    </w:rPr>
   </w:style>
   <w:style w:customStyle="1" w:styleId="AbstractTitle" w:type="paragraph">
     <w:name w:val="Abstract Title"/>
@@ -9563,15 +9496,15 @@
     <w:pPr>
       <w:keepNext/>
       <w:keepLines/>
-      <w:jc w:val="center"/>
-      <w:spacing w:after="0" w:before="300"/>
+      <w:jc w:val="both"/>
+      <w:spacing w:after="0" w:before="300" w:line="276" w:lineRule="auto"/>
     </w:pPr>
     <w:rPr>
-      <w:sz w:val="20"/>
+      <w:color w:val="000000"/>
+      <w:sz w:val="24"/>
       <w:szCs w:val="20"/>
+      <w:rFonts w:ascii="Times New Roman" w:eastAsia="Times New Roman" w:hAnsi="Times New Roman"/>
       <w:b/>
-      <w:color w:val="345A8A"/>
-      &gt;
     </w:rPr>
   </w:style>
   <w:style w:customStyle="1" w:styleId="Abstract" w:type="paragraph">
@@ -9582,10 +9515,13 @@
     <w:pPr>
       <w:keepNext/>
       <w:keepLines/>
-      <w:spacing w:after="300" w:before="100"/>
+      <w:spacing w:after="300" w:before="100" w:line="276" w:lineRule="auto"/>
+      <w:jc w:val="both"/>
     </w:pPr>
     <w:rPr>
-      <w:sz w:val="20"/>
+      <w:rFonts w:ascii="Times New Roman" w:eastAsia="Times New Roman" w:hAnsi="Times New Roman"/>
+      <w:color w:val="000000"/>
+      <w:sz w:val="24"/>
       <w:szCs w:val="20"/>
     </w:rPr>
   </w:style>
@@ -9594,8 +9530,15 @@
     <w:basedOn w:val="Normal"/>
     <w:next w:val="Bibliography"/>
     <w:qFormat/>
-    <w:pPr/>
-    <w:rPr/>
+    <w:pPr>
+      <w:spacing w:line="276" w:lineRule="auto"/>
+      <w:jc w:val="both"/>
+    </w:pPr>
+    <w:rPr>
+      <w:rFonts w:ascii="Times New Roman" w:eastAsia="Times New Roman" w:hAnsi="Times New Roman"/>
+      <w:color w:val="000000"/>
+      <w:sz w:val="24"/>
+    </w:rPr>
   </w:style>
   <w:style w:styleId="Heading1" w:type="paragraph">
     <w:name w:val="Heading 1"/>
@@ -9606,15 +9549,16 @@
     <w:pPr>
       <w:keepNext/>
       <w:keepLines/>
-      <w:spacing w:after="0" w:before="480"/>
+      <w:spacing w:after="0" w:before="480" w:line="276" w:lineRule="auto"/>
+      <w:jc w:val="both"/>
       <w:outlineLvl w:val="0"/>
     </w:pPr>
     <w:rPr>
-      <w:rFonts w:asciiTheme="majorHAnsi" w:cstheme="majorBidi" w:eastAsiaTheme="majorEastAsia" w:hAnsiTheme="majorHAnsi"/>
+      <w:rFonts w:ascii="Times New Roman" w:asciiTheme="majorHAnsi" w:cstheme="majorBidi" w:eastAsia="Times New Roman" w:eastAsiaTheme="majorEastAsia" w:hAnsi="Times New Roman" w:hAnsiTheme="majorHAnsi"/>
       <w:b/>
       <w:bCs/>
-      <w:color w:themeColor="accent1" w:val="4F81BD"/>
-      <w:sz w:val="32"/>
+      <w:color w:val="000000"/>
+      <w:sz w:val="24"/>
       <w:szCs w:val="32"/>
     </w:rPr>
   </w:style>
@@ -9628,15 +9572,16 @@
     <w:pPr>
       <w:keepNext/>
       <w:keepLines/>
-      <w:spacing w:after="0" w:before="200"/>
+      <w:spacing w:after="0" w:before="200" w:line="276" w:lineRule="auto"/>
+      <w:jc w:val="both"/>
       <w:outlineLvl w:val="1"/>
     </w:pPr>
     <w:rPr>
-      <w:rFonts w:asciiTheme="majorHAnsi" w:cstheme="majorBidi" w:eastAsiaTheme="majorEastAsia" w:hAnsiTheme="majorHAnsi"/>
+      <w:rFonts w:ascii="Times New Roman" w:asciiTheme="majorHAnsi" w:cstheme="majorBidi" w:eastAsia="Times New Roman" w:eastAsiaTheme="majorEastAsia" w:hAnsi="Times New Roman" w:hAnsiTheme="majorHAnsi"/>
       <w:b/>
       <w:bCs/>
-      <w:color w:themeColor="accent1" w:val="4F81BD"/>
-      <w:sz w:val="28"/>
+      <w:color w:val="000000"/>
+      <w:sz w:val="24"/>
       <w:szCs w:val="28"/>
     </w:rPr>
   </w:style>
@@ -9650,14 +9595,15 @@
     <w:pPr>
       <w:keepNext/>
       <w:keepLines/>
-      <w:spacing w:after="0" w:before="200"/>
+      <w:spacing w:after="0" w:before="200" w:line="276" w:lineRule="auto"/>
+      <w:jc w:val="both"/>
       <w:outlineLvl w:val="2"/>
     </w:pPr>
     <w:rPr>
-      <w:rFonts w:asciiTheme="majorHAnsi" w:cstheme="majorBidi" w:eastAsiaTheme="majorEastAsia" w:hAnsiTheme="majorHAnsi"/>
+      <w:rFonts w:ascii="Times New Roman" w:asciiTheme="majorHAnsi" w:cstheme="majorBidi" w:eastAsia="Times New Roman" w:eastAsiaTheme="majorEastAsia" w:hAnsi="Times New Roman" w:hAnsiTheme="majorHAnsi"/>
       <w:b/>
       <w:bCs/>
-      <w:color w:themeColor="accent1" w:val="4F81BD"/>
+      <w:color w:val="000000"/>
       <w:sz w:val="24"/>
       <w:szCs w:val="24"/>
     </w:rPr>
@@ -9672,14 +9618,15 @@
     <w:pPr>
       <w:keepNext/>
       <w:keepLines/>
-      <w:spacing w:after="0" w:before="200"/>
+      <w:spacing w:after="0" w:before="200" w:line="276" w:lineRule="auto"/>
+      <w:jc w:val="both"/>
       <w:outlineLvl w:val="3"/>
     </w:pPr>
     <w:rPr>
-      <w:rFonts w:asciiTheme="majorHAnsi" w:cstheme="majorBidi" w:eastAsiaTheme="majorEastAsia" w:hAnsiTheme="majorHAnsi"/>
+      <w:rFonts w:ascii="Times New Roman" w:asciiTheme="majorHAnsi" w:cstheme="majorBidi" w:eastAsia="Times New Roman" w:eastAsiaTheme="majorEastAsia" w:hAnsi="Times New Roman" w:hAnsiTheme="majorHAnsi"/>
       <w:i/>
       <w:bCs/>
-      <w:color w:themeColor="accent1" w:val="4F81BD"/>
+      <w:color w:val="000000"/>
       <w:sz w:val="24"/>
       <w:szCs w:val="24"/>
     </w:rPr>
@@ -9694,13 +9641,14 @@
     <w:pPr>
       <w:keepNext/>
       <w:keepLines/>
-      <w:spacing w:after="0" w:before="200"/>
+      <w:spacing w:after="0" w:before="200" w:line="276" w:lineRule="auto"/>
+      <w:jc w:val="both"/>
       <w:outlineLvl w:val="4"/>
     </w:pPr>
     <w:rPr>
-      <w:rFonts w:asciiTheme="majorHAnsi" w:cstheme="majorBidi" w:eastAsiaTheme="majorEastAsia" w:hAnsiTheme="majorHAnsi"/>
+      <w:rFonts w:ascii="Times New Roman" w:asciiTheme="majorHAnsi" w:cstheme="majorBidi" w:eastAsia="Times New Roman" w:eastAsiaTheme="majorEastAsia" w:hAnsi="Times New Roman" w:hAnsiTheme="majorHAnsi"/>
       <w:iCs/>
-      <w:color w:themeColor="accent1" w:val="4F81BD"/>
+      <w:color w:val="000000"/>
       <w:sz w:val="24"/>
       <w:szCs w:val="24"/>
     </w:rPr>
@@ -9715,12 +9663,13 @@
     <w:pPr>
       <w:keepNext/>
       <w:keepLines/>
-      <w:spacing w:after="0" w:before="200"/>
+      <w:spacing w:after="0" w:before="200" w:line="276" w:lineRule="auto"/>
+      <w:jc w:val="both"/>
       <w:outlineLvl w:val="5"/>
     </w:pPr>
     <w:rPr>
-      <w:rFonts w:asciiTheme="majorHAnsi" w:cstheme="majorBidi" w:eastAsiaTheme="majorEastAsia" w:hAnsiTheme="majorHAnsi"/>
-      <w:color w:themeColor="accent1" w:val="4F81BD"/>
+      <w:rFonts w:ascii="Times New Roman" w:asciiTheme="majorHAnsi" w:cstheme="majorBidi" w:eastAsia="Times New Roman" w:eastAsiaTheme="majorEastAsia" w:hAnsi="Times New Roman" w:hAnsiTheme="majorHAnsi"/>
+      <w:color w:val="000000"/>
       <w:sz w:val="24"/>
       <w:szCs w:val="24"/>
     </w:rPr>
@@ -9735,12 +9684,13 @@
     <w:pPr>
       <w:keepNext/>
       <w:keepLines/>
-      <w:spacing w:after="0" w:before="200"/>
+      <w:spacing w:after="0" w:before="200" w:line="276" w:lineRule="auto"/>
+      <w:jc w:val="both"/>
       <w:outlineLvl w:val="6"/>
     </w:pPr>
     <w:rPr>
-      <w:rFonts w:asciiTheme="majorHAnsi" w:cstheme="majorBidi" w:eastAsiaTheme="majorEastAsia" w:hAnsiTheme="majorHAnsi"/>
-      <w:color w:themeColor="accent1" w:val="4F81BD"/>
+      <w:rFonts w:ascii="Times New Roman" w:asciiTheme="majorHAnsi" w:cstheme="majorBidi" w:eastAsia="Times New Roman" w:eastAsiaTheme="majorEastAsia" w:hAnsi="Times New Roman" w:hAnsiTheme="majorHAnsi"/>
+      <w:color w:val="000000"/>
       <w:sz w:val="24"/>
       <w:szCs w:val="24"/>
     </w:rPr>
@@ -9755,12 +9705,13 @@
     <w:pPr>
       <w:keepNext/>
       <w:keepLines/>
-      <w:spacing w:after="0" w:before="200"/>
+      <w:spacing w:after="0" w:before="200" w:line="276" w:lineRule="auto"/>
+      <w:jc w:val="both"/>
       <w:outlineLvl w:val="7"/>
     </w:pPr>
     <w:rPr>
-      <w:rFonts w:asciiTheme="majorHAnsi" w:cstheme="majorBidi" w:eastAsiaTheme="majorEastAsia" w:hAnsiTheme="majorHAnsi"/>
-      <w:color w:themeColor="accent1" w:val="4F81BD"/>
+      <w:rFonts w:ascii="Times New Roman" w:asciiTheme="majorHAnsi" w:cstheme="majorBidi" w:eastAsia="Times New Roman" w:eastAsiaTheme="majorEastAsia" w:hAnsi="Times New Roman" w:hAnsiTheme="majorHAnsi"/>
+      <w:color w:val="000000"/>
       <w:sz w:val="24"/>
       <w:szCs w:val="24"/>
     </w:rPr>
@@ -9775,12 +9726,13 @@
     <w:pPr>
       <w:keepNext/>
       <w:keepLines/>
-      <w:spacing w:after="0" w:before="200"/>
+      <w:spacing w:after="0" w:before="200" w:line="276" w:lineRule="auto"/>
+      <w:jc w:val="both"/>
       <w:outlineLvl w:val="8"/>
     </w:pPr>
     <w:rPr>
-      <w:rFonts w:asciiTheme="majorHAnsi" w:cstheme="majorBidi" w:eastAsiaTheme="majorEastAsia" w:hAnsiTheme="majorHAnsi"/>
-      <w:color w:themeColor="accent1" w:val="4F81BD"/>
+      <w:rFonts w:ascii="Times New Roman" w:asciiTheme="majorHAnsi" w:cstheme="majorBidi" w:eastAsia="Times New Roman" w:eastAsiaTheme="majorEastAsia" w:hAnsi="Times New Roman" w:hAnsiTheme="majorHAnsi"/>
+      <w:color w:val="000000"/>
       <w:sz w:val="24"/>
       <w:szCs w:val="24"/>
     </w:rPr>
@@ -9793,9 +9745,15 @@
     <w:unhideWhenUsed/>
     <w:qFormat/>
     <w:pPr>
-      <w:spacing w:after="100" w:before="100"/>
+      <w:spacing w:after="100" w:before="100" w:line="276" w:lineRule="auto"/>
       <w:ind w:firstLine="0" w:left="480" w:right="480"/>
+      <w:jc w:val="both"/>
     </w:pPr>
+    <w:rPr>
+      <w:rFonts w:ascii="Times New Roman" w:eastAsia="Times New Roman" w:hAnsi="Times New Roman"/>
+      <w:color w:val="000000"/>
+      <w:sz w:val="24"/>
+    </w:rPr>
   </w:style>
   <w:style w:styleId="FootnoteText" w:type="paragraph">
     <w:name w:val="Footnote Text"/>
@@ -9804,11 +9762,25 @@
     <w:uiPriority w:val="9"/>
     <w:unhideWhenUsed/>
     <w:qFormat/>
+    <w:pPr>
+      <w:spacing w:line="276" w:lineRule="auto"/>
+      <w:jc w:val="both"/>
+    </w:pPr>
+    <w:rPr>
+      <w:rFonts w:ascii="Times New Roman" w:eastAsia="Times New Roman" w:hAnsi="Times New Roman"/>
+      <w:color w:val="000000"/>
+      <w:sz w:val="24"/>
+    </w:rPr>
   </w:style>
   <w:style w:default="1" w:styleId="DefaultParagraphFont" w:type="character">
     <w:name w:val="Default Paragraph Font"/>
     <w:semiHidden/>
     <w:unhideWhenUsed/>
+    <w:rPr>
+      <w:rFonts w:ascii="Times New Roman" w:eastAsia="Times New Roman" w:hAnsi="Times New Roman"/>
+      <w:color w:val="000000"/>
+      <w:sz w:val="24"/>
+    </w:rPr>
   </w:style>
   <w:style w:default="1" w:styleId="Table" w:type="table">
     <w:name w:val="Table"/>
@@ -9816,6 +9788,15 @@
     <w:semiHidden/>
     <w:unhideWhenUsed/>
     <w:qFormat/>
+    <w:pPr>
+      <w:spacing w:line="276" w:lineRule="auto"/>
+      <w:jc w:val="both"/>
+    </w:pPr>
+    <w:rPr>
+      <w:rFonts w:ascii="Times New Roman" w:eastAsia="Times New Roman" w:hAnsi="Times New Roman"/>
+      <w:color w:val="000000"/>
+      <w:sz w:val="24"/>
+    </w:rPr>
     <w:tblPr>
       <w:tblInd w:type="dxa" w:w="0"/>
       <w:tblCellMar>
@@ -9848,25 +9829,42 @@
     <w:pPr>
       <w:keepNext/>
       <w:keepLines/>
-      <w:spacing w:after="0"/>
+      <w:spacing w:after="0" w:line="276" w:lineRule="auto"/>
+      <w:jc w:val="both"/>
     </w:pPr>
     <w:rPr>
+      <w:rFonts w:ascii="Times New Roman" w:eastAsia="Times New Roman" w:hAnsi="Times New Roman"/>
       <w:b/>
+      <w:color w:val="000000"/>
+      <w:sz w:val="24"/>
     </w:rPr>
   </w:style>
   <w:style w:customStyle="1" w:styleId="Definition" w:type="paragraph">
     <w:name w:val="Definition"/>
     <w:basedOn w:val="Normal"/>
+    <w:pPr>
+      <w:spacing w:line="276" w:lineRule="auto"/>
+      <w:jc w:val="both"/>
+    </w:pPr>
+    <w:rPr>
+      <w:rFonts w:ascii="Times New Roman" w:eastAsia="Times New Roman" w:hAnsi="Times New Roman"/>
+      <w:color w:val="000000"/>
+      <w:sz w:val="24"/>
+    </w:rPr>
   </w:style>
   <w:style w:styleId="Caption" w:type="paragraph">
     <w:name w:val="Caption"/>
     <w:basedOn w:val="Normal"/>
     <w:link w:val="BodyTextChar"/>
     <w:pPr>
-      <w:spacing w:after="120" w:before="0"/>
+      <w:spacing w:after="120" w:before="0" w:line="276" w:lineRule="auto"/>
+      <w:jc w:val="both"/>
     </w:pPr>
     <w:rPr>
+      <w:rFonts w:ascii="Times New Roman" w:eastAsia="Times New Roman" w:hAnsi="Times New Roman"/>
       <w:i/>
+      <w:color w:val="000000"/>
+      <w:sz w:val="24"/>
     </w:rPr>
   </w:style>
   <w:style w:customStyle="1" w:styleId="TableCaption" w:type="paragraph">
@@ -9874,44 +9872,90 @@
     <w:basedOn w:val="Caption"/>
     <w:pPr>
       <w:keepNext/>
+      <w:spacing w:line="276" w:lineRule="auto"/>
+      <w:jc w:val="both"/>
     </w:pPr>
+    <w:rPr>
+      <w:rFonts w:ascii="Times New Roman" w:eastAsia="Times New Roman" w:hAnsi="Times New Roman"/>
+      <w:color w:val="000000"/>
+      <w:sz w:val="24"/>
+    </w:rPr>
   </w:style>
   <w:style w:customStyle="1" w:styleId="ImageCaption" w:type="paragraph">
     <w:name w:val="Image Caption"/>
     <w:basedOn w:val="Caption"/>
+    <w:pPr>
+      <w:spacing w:line="276" w:lineRule="auto"/>
+      <w:jc w:val="both"/>
+    </w:pPr>
+    <w:rPr>
+      <w:rFonts w:ascii="Times New Roman" w:eastAsia="Times New Roman" w:hAnsi="Times New Roman"/>
+      <w:color w:val="000000"/>
+      <w:sz w:val="24"/>
+    </w:rPr>
   </w:style>
   <w:style w:customStyle="1" w:styleId="Figure" w:type="paragraph">
     <w:name w:val="Figure"/>
     <w:basedOn w:val="Normal"/>
+    <w:pPr>
+      <w:spacing w:line="276" w:lineRule="auto"/>
+      <w:jc w:val="both"/>
+    </w:pPr>
+    <w:rPr>
+      <w:rFonts w:ascii="Times New Roman" w:eastAsia="Times New Roman" w:hAnsi="Times New Roman"/>
+      <w:color w:val="000000"/>
+      <w:sz w:val="24"/>
+    </w:rPr>
   </w:style>
   <w:style w:customStyle="1" w:styleId="CaptionedFigure" w:type="paragraph">
     <w:name w:val="Captioned Figure"/>
     <w:basedOn w:val="Figure"/>
     <w:pPr>
       <w:keepNext/>
+      <w:spacing w:line="276" w:lineRule="auto"/>
+      <w:jc w:val="both"/>
     </w:pPr>
+    <w:rPr>
+      <w:rFonts w:ascii="Times New Roman" w:eastAsia="Times New Roman" w:hAnsi="Times New Roman"/>
+      <w:color w:val="000000"/>
+      <w:sz w:val="24"/>
+    </w:rPr>
   </w:style>
   <w:style w:customStyle="1" w:styleId="BodyTextChar" w:type="character">
     <w:name w:val="Body Text Char"/>
     <w:basedOn w:val="DefaultParagraphFont"/>
     <w:link w:val="BodyText"/>
+    <w:rPr>
+      <w:rFonts w:ascii="Times New Roman" w:eastAsia="Times New Roman" w:hAnsi="Times New Roman"/>
+      <w:color w:val="000000"/>
+      <w:sz w:val="24"/>
+    </w:rPr>
   </w:style>
   <w:style w:customStyle="1" w:styleId="VerbatimChar" w:type="character">
     <w:name w:val="Verbatim Char"/>
     <w:basedOn w:val="BodyTextChar"/>
     <w:rPr>
-      <w:rFonts w:ascii="Consolas" w:hAnsi="Consolas"/>
-      <w:sz w:val="22"/>
+      <w:rFonts w:ascii="Times New Roman" w:eastAsia="Times New Roman" w:hAnsi="Times New Roman"/>
+      <w:color w:val="000000"/>
+      <w:sz w:val="24"/>
     </w:rPr>
   </w:style>
   <w:style w:customStyle="1" w:styleId="SectionNumber" w:type="character">
     <w:name w:val="Section Number"/>
     <w:basedOn w:val="BodyTextChar"/>
+    <w:rPr>
+      <w:rFonts w:ascii="Times New Roman" w:eastAsia="Times New Roman" w:hAnsi="Times New Roman"/>
+      <w:color w:val="000000"/>
+      <w:sz w:val="24"/>
+    </w:rPr>
   </w:style>
   <w:style w:styleId="FootnoteReference" w:type="character">
     <w:name w:val="Footnote Reference"/>
     <w:basedOn w:val="BodyTextChar"/>
     <w:rPr>
+      <w:rFonts w:ascii="Times New Roman" w:eastAsia="Times New Roman" w:hAnsi="Times New Roman"/>
+      <w:color w:val="000000"/>
+      <w:sz w:val="24"/>
       <w:vertAlign w:val="superscript"/>
     </w:rPr>
   </w:style>
@@ -9919,7 +9963,9 @@
     <w:name w:val="Hyperlink"/>
     <w:basedOn w:val="BodyTextChar"/>
     <w:rPr>
-      <w:color w:themeColor="accent1" w:val="4F81BD"/>
+      <w:rFonts w:ascii="Times New Roman" w:eastAsia="Times New Roman" w:hAnsi="Times New Roman"/>
+      <w:color w:val="000000"/>
+      <w:sz w:val="24"/>
     </w:rPr>
   </w:style>
   <w:style w:styleId="TOCHeading" w:type="paragraph">
@@ -9930,14 +9976,16 @@
     <w:unhideWhenUsed/>
     <w:qFormat/>
     <w:pPr>
-      <w:spacing w:before="240" w:line="259" w:lineRule="auto"/>
+      <w:spacing w:before="240" w:line="276" w:lineRule="auto"/>
+      <w:jc w:val="both"/>
       <w:outlineLvl w:val="9"/>
     </w:pPr>
     <w:rPr>
-      <w:rFonts w:asciiTheme="majorHAnsi" w:cstheme="majorBidi" w:eastAsiaTheme="majorEastAsia" w:hAnsiTheme="majorHAnsi"/>
+      <w:rFonts w:ascii="Times New Roman" w:asciiTheme="majorHAnsi" w:cstheme="majorBidi" w:eastAsia="Times New Roman" w:eastAsiaTheme="majorEastAsia" w:hAnsi="Times New Roman" w:hAnsiTheme="majorHAnsi"/>
       <w:b w:val="0"/>
       <w:bCs w:val="0"/>
-      <w:color w:themeColor="accent1" w:themeShade="BF" w:val="365F91"/>
+      <w:color w:val="000000"/>
+      <w:sz w:val="24"/>
     </w:rPr>
   </w:style>
   <w:style w:type="paragraph" w:customStyle="1" w:styleId="SourceCode">

--- a/dist/luan_an_ctu/chuong_4_ket_qua_vi.docx
+++ b/dist/luan_an_ctu/chuong_4_ket_qua_vi.docx
@@ -33,7 +33,7 @@
         <w:pStyle w:val="FirstParagraph"/>
       </w:pPr>
       <w:r>
-        <w:t xml:space="preserve">Chương 4 trình bày toàn bộ kết quả nghiên cứu của luận án theo logic đi từ bức tranh thực trạng mô tả (§4.1) đến bằng chứng tổng hợp ở cấp meta-analytic (§4.2), sau đó đến bằng chứng quốc gia cụ thể và cuối cùng là kiểm định toàn mẫu đa quốc gia. Cấu trúc trình bày gồm tám phần chính, bắt đầu bằng thực trạng quốc tế hóa và hiệu quả hoạt động kinh doanh tại châu Á theo các phân nhóm con thể chế ICRV, tiếp theo là: (ii) kết quả meta-analysis ba tầng (P6); (iii) bối cảnh thể chế tiên tiến—đổi mới tại Singapore (P4); (iv) bối cảnh thể chế trung bình cao tại Trung Quốc (P5); (v) bối cảnh chuyển đổi bậc thấp—trung tại Việt Nam (P3); (vi) kiểm định toàn mẫu châu Á đa bối cảnh (P7); (vii) trường hợp biên là các nền kinh tế đảo nhỏ đang phát triển ở Thái Bình Dương (P8); và (viii) tổng hợp kết quả theo hệ giả thuyết.</w:t>
+        <w:t xml:space="preserve">Chương 4 trình bày toàn bộ kết quả nghiên cứu của luận án theo logic đi từ bức tranh thực trạng mô tả (§4.1) đến bằng chứng tổng hợp ở cấp meta-analytic (§4.2), sau đó đến bằng chứng quốc gia cụ thể và cuối cùng là kiểm định toàn mẫu đa quốc gia. Cấu trúc trình bày gồm tám phần chính, bắt đầu bằng thực trạng quốc tế hóa và hiệu quả hoạt động kinh doanh tại châu Á theo các phân nhóm con thể chế ICRV, tiếp theo là: (ii) kết quả meta-analysis ba tầng (P6); (iii) bối cảnh thể chế tiên tiến–đổi mới tại Singapore (P4); (iv) bối cảnh thể chế trung bình cao tại Trung Quốc (P5); (v) bối cảnh chuyển đổi bậc thấp–trung tại Việt Nam (P3); (vi) kiểm định toàn mẫu châu Á đa bối cảnh (P7); (vii) trường hợp biên là các nền kinh tế đảo nhỏ đang phát triển ở Thái Bình Dương (P8); và (viii) tổng hợp kết quả theo hệ giả thuyết.</w:t>
       </w:r>
     </w:p>
     <w:p>
@@ -83,7 +83,7 @@
         <w:t xml:space="preserve"> </w:t>
       </w:r>
       <w:r>
-        <w:t xml:space="preserve">(bất biến với đơn vị tiền tệ): độ lệch chuẩn của ln(doanh thu/lao động) trong đợt tăng từ 1,04 (Nhóm I — Advanced đổi mới) lên 1,31–1,39 (Nhóm III–V), và tỷ số P90/P10 leo từ khoảng 12 lần (Nhóm I) lên khoảng 30 lần (Nhóm V) theo chiều từ nhóm thể chế cao đến nhóm thể chế thấp.</w:t>
+        <w:t xml:space="preserve">(bất biến với đơn vị tiền tệ): độ lệch chuẩn của ln(doanh thu/lao động) trong đợt tăng từ 1,04 (Nhóm I, Advanced đổi mới) lên 1,31–1,39 (Nhóm III–V), và tỷ số P90/P10 leo từ khoảng 12 lần (Nhóm I) lên khoảng 30 lần (Nhóm V) theo chiều từ nhóm thể chế cao đến nhóm thể chế thấp.</w:t>
       </w:r>
     </w:p>
     <w:p>
@@ -756,7 +756,7 @@
           <w:iCs/>
           <w:i/>
         </w:rPr>
-        <w:t xml:space="preserve">Ghi chú: Cột n là số doanh nghiệp được phân loại vào sáu nhóm ICRV trong pool gộp WBES (tổng 96.415; ngoài ra còn ~10.350 doanh nghiệp chưa gán nhóm ICRV do thiếu chỉ số thể chế). Mẫu phân tích hồi quy chính của P7 là N = 91.982 (mô hình baseline) và giảm dần khi bổ sung biến kiểm soát (xem §4.6.1), do loại các quan sát thiếu biến phụ thuộc/FSTS. ¹ Độ lệch chuẩn ln(năng suất lao động) tính trong từng cặp nền kinh tế × năm rồi lấy trung vị giữa các đợt của nhóm — bất biến với đơn vị tiền tệ (thừa số quy đổi triệt tiêu trên thang log); năng suất được winsorize 1/99 trong cụm country-year (xem §3.5.3). ² Trung vị Nhóm II bị kéo lên bởi các nền nhỏ; hai nền lớn nhất khối có phân tán hẹp nhất toàn pool (Saudi Arabia 0,49; Qatar 0,33).</w:t>
+        <w:t xml:space="preserve">Ghi chú: Cột n là số doanh nghiệp được phân loại vào sáu nhóm ICRV trong pool gộp WBES (tổng 96.415; ngoài ra còn ~10.350 doanh nghiệp chưa gán nhóm ICRV do thiếu chỉ số thể chế). Mẫu phân tích hồi quy chính của P7 là N = 91.982 (mô hình baseline) và giảm dần khi bổ sung biến kiểm soát (xem §4.6.1), do loại các quan sát thiếu biến phụ thuộc/FSTS. ¹ Độ lệch chuẩn ln(năng suất lao động) tính trong từng cặp nền kinh tế × năm rồi lấy trung vị giữa các đợt của nhóm, bất biến với đơn vị tiền tệ (thừa số quy đổi triệt tiêu trên thang log); năng suất được winsorize 1/99 trong cụm country-year (xem §3.5.3). ² Trung vị Nhóm II bị kéo lên bởi các nền nhỏ; hai nền lớn nhất khối có phân tán hẹp nhất toàn pool (Saudi Arabia 0,49; Qatar 0,33).</w:t>
       </w:r>
     </w:p>
     <w:p>
@@ -881,7 +881,7 @@
         <w:pStyle w:val="BodyText"/>
       </w:pPr>
       <w:r>
-        <w:t xml:space="preserve">Phát hiện quan trọng nhất từ thực trạng mô tả là sự phân biệt nội bộ trong nhóm Advanced. Hai phân nhóm cùng mức thu nhập cao nhưng đối lập về cấu trúc: nhóm đổi mới sáng tạo dẫn dắt có R&amp;D 20,5%, ISO 35,0% và 28,4% doanh nghiệp xuất khẩu, trong khi nhóm tài nguyên dẫn dắt chỉ có R&amp;D 7,0% và 11,7% doanh nghiệp xuất khẩu (Chuyên đề 1). Về phân phối, hai nền lớn nhất Vùng Vịnh có phân tán năng suất trong đợt hẹp nhất toàn pool (Saudi Arabia 0,49; Qatar 0,33 — so với Singapore 1,08, chênh hơn 2 lần) — biểu hiện của kinh tế nhà nước tô (rentier economy) nơi phân phối lại từ xuất khẩu dầu mỏ thu hẹp khoảng cách năng suất giữa doanh nghiệp, nhưng không nhất thiết phản ánh hiệu quả doanh nghiệp đáng kể. Điều này gợi ý rằng việc gộp hai loại Advanced vào một nhóm duy nhất (như các nghiên cứu trước thường làm) sẽ che khuất cơ chế quan trọng này.</w:t>
+        <w:t xml:space="preserve">Phát hiện quan trọng nhất từ thực trạng mô tả là sự phân biệt nội bộ trong nhóm Advanced. Hai phân nhóm cùng mức thu nhập cao nhưng đối lập về cấu trúc: nhóm đổi mới sáng tạo dẫn dắt có R&amp;D 20,5%, ISO 35,0% và 28,4% doanh nghiệp xuất khẩu, trong khi nhóm tài nguyên dẫn dắt chỉ có R&amp;D 7,0% và 11,7% doanh nghiệp xuất khẩu (Chuyên đề 1). Về phân phối, hai nền lớn nhất Vùng Vịnh có phân tán năng suất trong đợt hẹp nhất toàn pool (Saudi Arabia 0,49; Qatar 0,33, so với Singapore 1,08, chênh hơn 2 lần), biểu hiện của kinh tế nhà nước tô (rentier economy) nơi phân phối lại từ xuất khẩu dầu mỏ thu hẹp khoảng cách năng suất giữa doanh nghiệp, nhưng không nhất thiết phản ánh hiệu quả doanh nghiệp đáng kể. Điều này gợi ý rằng việc gộp hai loại Advanced vào một nhóm duy nhất (như các nghiên cứu trước thường làm) sẽ che khuất cơ chế quan trọng này.</w:t>
       </w:r>
     </w:p>
     <w:p>
@@ -889,7 +889,7 @@
         <w:pStyle w:val="BodyText"/>
       </w:pPr>
       <w:r>
-        <w:t xml:space="preserve">Sự gia tăng của độ phân tán năng suất trong đợt theo gradient ICRV (từ ~12 lần lên ~30 lần ở tỷ số P90/P10) không chỉ là một quan sát mô tả mà còn nhất quán với khung lý thuyết phân bổ sai nguồn lực (resource misallocation) của Hsieh và Klenow (2009): trong môi trường thể chế yếu, các rào cản thị trường — tiếp cận tài chính hạn chế, thực thi hợp đồng kém, méo mó chính sách — ngăn nguồn lực dịch chuyển từ doanh nghiệp kém hiệu quả sang doanh nghiệp hiệu quả hơn, khiến phương sai năng suất giữa các doanh nghiệp nới rộng. Theo logic này, độ phân tán năng suất cao ở Nhóm V–VI</w:t>
+        <w:t xml:space="preserve">Sự gia tăng của độ phân tán năng suất trong đợt theo gradient ICRV (từ ~12 lần lên ~30 lần ở tỷ số P90/P10) không chỉ là một quan sát mô tả mà còn nhất quán với khung lý thuyết phân bổ sai nguồn lực (resource misallocation) của Hsieh và Klenow (2009): trong môi trường thể chế yếu, các rào cản thị trường, tiếp cận tài chính hạn chế, thực thi hợp đồng kém, méo mó chính sách, ngăn nguồn lực dịch chuyển từ doanh nghiệp kém hiệu quả sang doanh nghiệp hiệu quả hơn, khiến phương sai năng suất giữa các doanh nghiệp nới rộng. Theo logic này, độ phân tán năng suất cao ở Nhóm V–VI</w:t>
       </w:r>
       <w:r>
         <w:t xml:space="preserve"> </w:t>
@@ -1060,7 +1060,7 @@
         <w:pStyle w:val="Heading3"/>
       </w:pPr>
       <w:r>
-        <w:t xml:space="preserve">4.1.2 Thực trạng quốc tế hóa — phân cực tham gia xuất khẩu</w:t>
+        <w:t xml:space="preserve">4.1.2 Thực trạng quốc tế hóa: phân cực tham gia xuất khẩu</w:t>
       </w:r>
     </w:p>
     <w:p>
@@ -1068,7 +1068,7 @@
         <w:pStyle w:val="FirstParagraph"/>
       </w:pPr>
       <w:r>
-        <w:t xml:space="preserve">Trung vị FSTS bằng 0% trong tất cả các phân nhóm — chỉ 15–23% doanh nghiệp tham gia xuất khẩu tùy theo bối cảnh. Phân phối FSTS có dạng phân cực mạnh: đại đa số không xuất khẩu, trong khi một thiểu số nhỏ có tỷ lệ xuất khẩu rất cao. Phân cực này đặt ra vấn đề phương pháp quan trọng cho nghiên cứu I–P: kết quả hồi quy trên toàn mẫu bị kéo bởi hành vi của thiểu số xuất khẩu tích cực.</w:t>
+        <w:t xml:space="preserve">Trung vị FSTS bằng 0% trong tất cả các phân nhóm, chỉ 15–23% doanh nghiệp tham gia xuất khẩu tùy theo bối cảnh. Phân phối FSTS có dạng phân cực mạnh: đại đa số không xuất khẩu, trong khi một thiểu số nhỏ có tỷ lệ xuất khẩu rất cao. Phân cực này đặt ra vấn đề phương pháp quan trọng cho nghiên cứu I–P: kết quả hồi quy trên toàn mẫu bị kéo bởi hành vi của thiểu số xuất khẩu tích cực.</w:t>
       </w:r>
     </w:p>
     <w:p>
@@ -1739,7 +1739,7 @@
         <w:t xml:space="preserve"> </w:t>
       </w:r>
       <w:r>
-        <w:t xml:space="preserve">và đổi mới quy trình cao nhất (24,7%), trong khi website (41,5%) ngang nhóm Đang nổi (40,9%) dù GNI thấp hơn đáng kể — phản ánh đổi mới bằng nguồn lực hạn chế (frugal innovation) như công cụ sinh tồn chứ không phải tối ưu hóa hiệu quả. Kết quả này hỗ trợ lập luận lý thuyết về sự phân biệt giữa DAI (chấp nhận số bề mặt) và TCI (năng lực công nghệ chiều sâu): SIDS đổi mới/áp dụng số ở bề mặt cao nhưng năng lực công nghệ chiều sâu (R&amp;D 10,2%, ISO 12,2%) thấp nhất, và đây là nhóm duy nhất có quan hệ I–P âm đơn điệu (FIP).</w:t>
+        <w:t xml:space="preserve">và đổi mới quy trình cao nhất (24,7%), trong khi website (41,5%) ngang nhóm Đang nổi (40,9%) dù GNI thấp hơn đáng kể, phản ánh đổi mới bằng nguồn lực hạn chế (frugal innovation) như công cụ sinh tồn chứ không phải tối ưu hóa hiệu quả. Kết quả này hỗ trợ lập luận lý thuyết về sự phân biệt giữa DAI (chấp nhận số bề mặt) và TCI (năng lực công nghệ chiều sâu): SIDS đổi mới/áp dụng số ở bề mặt cao nhưng năng lực công nghệ chiều sâu (R&amp;D 10,2%, ISO 12,2%) thấp nhất, và đây là nhóm duy nhất có quan hệ I–P âm đơn điệu (FIP).</w:t>
       </w:r>
     </w:p>
     <w:p>
@@ -1747,7 +1747,7 @@
         <w:pStyle w:val="BodyText"/>
       </w:pPr>
       <w:r>
-        <w:t xml:space="preserve">Một biểu hiện khác của bão hòa Tier-1 nằm ở tương quan giữa website và năng suất: phần bù tương quan của DAI Tier-1 thấp nhất ở nhóm Advanced đổi mới (+0,098, so với +0,180–0,201 ở các nhóm chuyển đổi và tài nguyên — Chuyên đề 1, Bảng 2.3.8.1) dù tỷ lệ có website của nhóm này cao nhất (61,7%). Khi một chỉ báo nhị phân tiệm cận bão hòa, phương sai của nó co lại và nhóm</w:t>
+        <w:t xml:space="preserve">Một biểu hiện khác của bão hòa Tier-1 nằm ở tương quan giữa website và năng suất: phần bù tương quan của DAI Tier-1 thấp nhất ở nhóm Advanced đổi mới (+0,098, so với +0,180–0,201 ở các nhóm chuyển đổi và tài nguyên, Chuyên đề 1, Bảng 2.3.8.1) dù tỷ lệ có website của nhóm này cao nhất (61,7%). Khi một chỉ báo nhị phân tiệm cận bão hòa, phương sai của nó co lại và nhóm</w:t>
       </w:r>
       <w:r>
         <w:t xml:space="preserve"> </w:t>
@@ -1765,7 +1765,7 @@
         <w:t xml:space="preserve"> </w:t>
       </w:r>
       <w:r>
-        <w:t xml:space="preserve">còn lại mang tính chọn lọc đặc thù, nên hệ số đo được phản ánh giới hạn của thước đo Tier-1 nhiều hơn là giới hạn của số hóa — một vấn đề đo lường cần phân biệt với quan hệ nhân quả thực.</w:t>
+        <w:t xml:space="preserve">còn lại mang tính chọn lọc đặc thù, nên hệ số đo được phản ánh giới hạn của thước đo Tier-1 nhiều hơn là giới hạn của số hóa, một vấn đề đo lường cần phân biệt với quan hệ nhân quả thực.</w:t>
       </w:r>
     </w:p>
     <w:bookmarkEnd w:id="24"/>
@@ -1783,7 +1783,7 @@
         <w:pStyle w:val="FirstParagraph"/>
       </w:pPr>
       <w:r>
-        <w:t xml:space="preserve">Phân tích thực trạng xác định bốn rào cản cấu trúc phổ biến nhất ảnh hưởng đến khả năng quốc tế hóa và hiệu quả doanh nghiệp tại châu Á: (i) tiếp cận tài chính hạn chế — đặc biệt nghiêm trọng ở Emerging và Lower-middle transition (Nhóm V–IV); (ii) thiếu hụt lao động có kỹ năng; (iii) cạnh tranh từ doanh nghiệp phi chính thức; và (iv) nguồn cung điện không đáng tin cậy. Bốn rào cản này hình thành</w:t>
+        <w:t xml:space="preserve">Phân tích thực trạng xác định bốn rào cản cấu trúc phổ biến nhất ảnh hưởng đến khả năng quốc tế hóa và hiệu quả doanh nghiệp tại châu Á: (i) tiếp cận tài chính hạn chế, đặc biệt nghiêm trọng ở Emerging và Lower-middle transition (Nhóm V–IV); (ii) thiếu hụt lao động có kỹ năng; (iii) cạnh tranh từ doanh nghiệp phi chính thức; và (iv) nguồn cung điện không đáng tin cậy. Bốn rào cản này hình thành</w:t>
       </w:r>
       <w:r>
         <w:t xml:space="preserve"> </w:t>
@@ -1819,7 +1819,7 @@
         <w:pStyle w:val="Heading2"/>
       </w:pPr>
       <w:r>
-        <w:t xml:space="preserve">4.2 Kết quả tổng hợp định lượng — Meta-analysis ba tầng (P6)</w:t>
+        <w:t xml:space="preserve">4.2 Kết quả tổng hợp định lượng: Meta-analysis ba tầng (P6)</w:t>
       </w:r>
     </w:p>
     <w:bookmarkStart w:id="27" w:name="chỉ-số-hiệu-ứng-tổng-hợp"/>
@@ -1836,7 +1836,7 @@
         <w:pStyle w:val="FirstParagraph"/>
       </w:pPr>
       <w:r>
-        <w:t xml:space="preserve">Phân tích meta-analytic tổng hợp ba tầng (three-level multilevel meta-analysis — MARA) được tiến hành trên tập dữ liệu gồm</w:t>
+        <w:t xml:space="preserve">Phân tích meta-analytic tổng hợp ba tầng (three-level multilevel meta-analysis, MARA) được tiến hành trên tập dữ liệu gồm</w:t>
       </w:r>
       <w:r>
         <w:t xml:space="preserve"> </w:t>
@@ -1962,10 +1962,7 @@
         </m:r>
       </m:oMath>
       <w:r>
-        <w:t xml:space="preserve"> </w:t>
-      </w:r>
-      <w:r>
-        <w:t xml:space="preserve">— sự hội tụ này tạo ra bằng chứng chéo vững chắc khi mở rộng pool lên gần gấp đôi số nghiên cứu.</w:t>
+        <w:t xml:space="preserve">, sự hội tụ này tạo ra bằng chứng chéo vững chắc khi mở rộng pool lên gần gấp đôi số nghiên cứu.</w:t>
       </w:r>
     </w:p>
     <w:bookmarkEnd w:id="27"/>
@@ -2109,7 +2106,7 @@
         <w:t xml:space="preserve"> </w:t>
       </w:r>
       <w:r>
-        <w:t xml:space="preserve">tổng phương sai — đây là nguồn dị biệt chủ đạo.</w:t>
+        <w:t xml:space="preserve">tổng phương sai, đây là nguồn dị biệt chủ đạo.</w:t>
       </w:r>
     </w:p>
     <w:p>
@@ -2204,7 +2201,7 @@
         <w:pStyle w:val="Heading3"/>
       </w:pPr>
       <w:r>
-        <w:t xml:space="preserve">4.2.3 Điều tiết bởi chế độ thể chế — ICRV moderation</w:t>
+        <w:t xml:space="preserve">4.2.3 Điều tiết bởi chế độ thể chế: ICRV moderation</w:t>
       </w:r>
     </w:p>
     <w:p>
@@ -2299,7 +2296,7 @@
         </m:r>
       </m:oMath>
       <w:r>
-        <w:t xml:space="preserve">. Điều này xác nhận rằng chế độ thể chế — được phân loại thành sáu nhóm từ Advanced Innovation-Driven (Nhóm I: Singapore, Hong Kong, Đài Loan, Hàn Quốc) đến SIDS (Nhóm VI) — là moderator có ý nghĩa thực sự cho mối quan hệ tổng hợp I–P trong văn liệu. Kiểm định</w:t>
+        <w:t xml:space="preserve">. Điều này xác nhận rằng chế độ thể chế, được phân loại thành sáu nhóm từ Advanced Innovation-Driven (Nhóm I: Singapore, Hong Kong, Đài Loan, Hàn Quốc) đến SIDS (Nhóm VI), là moderator có ý nghĩa thực sự cho mối quan hệ tổng hợp I–P trong văn liệu. Kiểm định</w:t>
       </w:r>
       <w:r>
         <w:t xml:space="preserve"> </w:t>
@@ -2353,7 +2350,7 @@
         <w:pStyle w:val="BodyText"/>
       </w:pPr>
       <w:r>
-        <w:t xml:space="preserve">Gradient theo ICRV hiện diện rõ ràng trong kết quả: các nền kinh tế Advanced Innovation-Driven có hiệu ứng I–P lớn hơn so với các nền kinh tế Frontier hay SIDS (theo phân loại 5-regime của P6). Kết quả này nhất quán với cơ chế lý thuyết từ Institutional Theory — môi trường thể chế chất lượng cao tạo điều kiện để doanh nghiệp chuyển hóa quốc tế hóa thành hiệu quả dễ dàng hơn (North, 1990; Marano et al., 2016).</w:t>
+        <w:t xml:space="preserve">Gradient theo ICRV hiện diện rõ ràng trong kết quả: các nền kinh tế Advanced Innovation-Driven có hiệu ứng I–P lớn hơn so với các nền kinh tế Frontier hay SIDS (theo phân loại 5-regime của P6). Kết quả này nhất quán với cơ chế lý thuyết từ Institutional Theory, môi trường thể chế chất lượng cao tạo điều kiện để doanh nghiệp chuyển hóa quốc tế hóa thành hiệu quả dễ dàng hơn (North, 1990; Marano et al., 2016).</w:t>
       </w:r>
       <w:r>
         <w:t xml:space="preserve"> </w:t>
@@ -2363,7 +2360,7 @@
           <w:iCs/>
           <w:i/>
         </w:rPr>
-        <w:t xml:space="preserve">(Lưu ý phân loại: P6 — meta-analysis cấp nghiên cứu — dùng hệ ICRV 5-regime rút gọn [I Advanced-Innovation, II Upper-Middle, III Emerging, FR Frontier/SIDS, MX Mixed], khác với hệ 6 nhóm cấp doanh nghiệp dùng ở §4.1 và §4.6; nhóm</w:t>
+        <w:t xml:space="preserve">(Lưu ý phân loại: P6, meta-analysis cấp nghiên cứu, dùng hệ ICRV 5-regime rút gọn [I Advanced-Innovation, II Upper-Middle, III Emerging, FR Frontier/SIDS, MX Mixed], khác với hệ 6 nhóm cấp doanh nghiệp dùng ở §4.1 và §4.6; nhóm</w:t>
       </w:r>
       <w:r>
         <w:rPr>
@@ -2536,7 +2533,7 @@
         </m:r>
       </m:oMath>
       <w:r>
-        <w:t xml:space="preserve">) — sát ngưỡng</w:t>
+        <w:t xml:space="preserve">), sát ngưỡng</w:t>
       </w:r>
       <w:r>
         <w:t xml:space="preserve"> </w:t>
@@ -2645,7 +2642,7 @@
         </m:r>
       </m:oMath>
       <w:r>
-        <w:t xml:space="preserve">) — có ý nghĩa thống kê rõ ràng, cho thấy các nghiên cứu với sai số chuẩn lớn hơn (mẫu nhỏ hơn) có xu hướng báo cáo effect size thấp hơn, phù hợp với lệch lạc công bố ưu tiên kết quả dương tính.</w:t>
+        <w:t xml:space="preserve">), có ý nghĩa thống kê rõ ràng, cho thấy các nghiên cứu với sai số chuẩn lớn hơn (mẫu nhỏ hơn) có xu hướng báo cáo effect size thấp hơn, phù hợp với lệch lạc công bố ưu tiên kết quả dương tính.</w:t>
       </w:r>
       <w:r>
         <w:t xml:space="preserve"> </w:t>
@@ -2748,7 +2745,7 @@
         <w:t xml:space="preserve"> </w:t>
       </w:r>
       <w:r>
-        <w:t xml:space="preserve">nghiên cứu được imputed) — mức điều chỉnh đáng kể nhưng không đổi chiều hướng tích cực của quan hệ tổng hợp.</w:t>
+        <w:t xml:space="preserve">nghiên cứu được imputed), mức điều chỉnh đáng kể nhưng không đổi chiều hướng tích cực của quan hệ tổng hợp.</w:t>
       </w:r>
       <w:r>
         <w:t xml:space="preserve"> </w:t>
@@ -2933,7 +2930,7 @@
         <w:pStyle w:val="Heading2"/>
       </w:pPr>
       <w:r>
-        <w:t xml:space="preserve">4.3 Kết quả bối cảnh thể chế tiên tiến — Đổi mới: Singapore (P4)</w:t>
+        <w:t xml:space="preserve">4.3 Kết quả bối cảnh thể chế tiên tiến: Đổi mới: Singapore (P4)</w:t>
       </w:r>
     </w:p>
     <w:bookmarkStart w:id="32" w:name="xác-nhận-quan-hệ-phi-tuyến-chữ-u-ngược"/>
@@ -3317,7 +3314,7 @@
         <w:t xml:space="preserve"> </w:t>
       </w:r>
       <w:r>
-        <w:t xml:space="preserve">(consistent but underpowered evidence) — không bác bỏ giả thuyết nhưng cũng không tuyên bố xác nhận dứt khoát.</w:t>
+        <w:t xml:space="preserve">(consistent but underpowered evidence), không bác bỏ giả thuyết nhưng cũng không tuyên bố xác nhận dứt khoát.</w:t>
       </w:r>
     </w:p>
     <w:p>
@@ -3352,7 +3349,7 @@
         <w:pStyle w:val="FirstParagraph"/>
       </w:pPr>
       <w:r>
-        <w:t xml:space="preserve">Phân tích hai giai đoạn trên dữ liệu WBES Trung Quốc (Nhóm III — Upper-middle) giai đoạn 2012–2024 xác nhận dạng quan hệ phi tuyến chữ U ngược giữa FSTS và hiệu quả hoạt động doanh nghiệp. Điểm turning point được ước lượng tại:</w:t>
+        <w:t xml:space="preserve">Phân tích hai giai đoạn trên dữ liệu WBES Trung Quốc (Nhóm III, Upper-middle) giai đoạn 2012–2024 xác nhận dạng quan hệ phi tuyến chữ U ngược giữa FSTS và hiệu quả hoạt động doanh nghiệp. Điểm turning point được ước lượng tại:</w:t>
       </w:r>
     </w:p>
     <w:p>
@@ -3427,7 +3424,7 @@
         <w:pStyle w:val="Heading3"/>
       </w:pPr>
       <w:r>
-        <w:t xml:space="preserve">4.4.2 Kiểm định tính ổn định theo thời gian — Temporal Stability</w:t>
+        <w:t xml:space="preserve">4.4.2 Kiểm định tính ổn định theo thời gian: Temporal Stability</w:t>
       </w:r>
     </w:p>
     <w:p>
@@ -3435,7 +3432,7 @@
         <w:pStyle w:val="FirstParagraph"/>
       </w:pPr>
       <w:r>
-        <w:t xml:space="preserve">Luận án đặt câu hỏi thực nghiệm quan trọng: liệu hình dạng phi tuyến và điểm turning point có thay đổi qua thập kỷ 2012–2024 — giai đoạn Trung Quốc chứng kiến nhiều thay đổi chính sách thương mại, căng thẳng địa chính trị và chuyển đổi số mạnh mẽ? Kiểm định Paternoster cho kết quả</w:t>
+        <w:t xml:space="preserve">Luận án đặt câu hỏi thực nghiệm quan trọng: liệu hình dạng phi tuyến và điểm turning point có thay đổi qua thập kỷ 2012–2024, giai đoạn Trung Quốc chứng kiến nhiều thay đổi chính sách thương mại, căng thẳng địa chính trị và chuyển đổi số mạnh mẽ? Kiểm định Paternoster cho kết quả</w:t>
       </w:r>
       <w:r>
         <w:t xml:space="preserve"> </w:t>
@@ -3563,7 +3560,7 @@
         <w:t xml:space="preserve"> </w:t>
       </w:r>
       <w:r>
-        <w:t xml:space="preserve">(vế FSTS²) — không có ý nghĩa thống kê. Điều này xác nhận rằng</w:t>
+        <w:t xml:space="preserve">(vế FSTS²), không có ý nghĩa thống kê. Điều này xác nhận rằng</w:t>
       </w:r>
       <w:r>
         <w:t xml:space="preserve"> </w:t>
@@ -3639,10 +3636,7 @@
         </m:r>
       </m:oMath>
       <w:r>
-        <w:t xml:space="preserve"> </w:t>
-      </w:r>
-      <w:r>
-        <w:t xml:space="preserve">— không có ý nghĩa thống kê, nghĩa là hình dạng tổng thể của quan hệ phi tuyến không biến đổi đáng kể qua giai đoạn phân tích. Phát hiện này cho thấy trong bối cảnh Upper-middle như Trung Quốc, cơ chế căn bản của quan hệ I–P duy trì tính ổn định đáng kể — có thể phản ánh sự bù trừ giữa chi phí thích ứng tăng lên do chính sách thương mại khó đoán và năng lực tổ chức ngày càng trưởng thành của các doanh nghiệp xuất khẩu Trung Quốc.</w:t>
+        <w:t xml:space="preserve">, không có ý nghĩa thống kê, nghĩa là hình dạng tổng thể của quan hệ phi tuyến không biến đổi đáng kể qua giai đoạn phân tích. Phát hiện này cho thấy trong bối cảnh Upper-middle như Trung Quốc, cơ chế căn bản của quan hệ I–P duy trì tính ổn định đáng kể, có thể phản ánh sự bù trừ giữa chi phí thích ứng tăng lên do chính sách thương mại khó đoán và năng lực tổ chức ngày càng trưởng thành của các doanh nghiệp xuất khẩu Trung Quốc.</w:t>
       </w:r>
     </w:p>
     <w:bookmarkEnd w:id="37"/>
@@ -3742,7 +3736,7 @@
         <w:pStyle w:val="Heading2"/>
       </w:pPr>
       <w:r>
-        <w:t xml:space="preserve">4.5 Kết quả bối cảnh chuyển đổi bậc thấp—trung: Việt Nam (P3)</w:t>
+        <w:t xml:space="preserve">4.5 Kết quả bối cảnh chuyển đổi bậc thấp–trung: Việt Nam (P3)</w:t>
       </w:r>
     </w:p>
     <w:bookmarkStart w:id="40" w:name="Xfa9060265c18c079d3fb45cfff0778bcd89c27e"/>
@@ -3759,7 +3753,7 @@
         <w:pStyle w:val="FirstParagraph"/>
       </w:pPr>
       <w:r>
-        <w:t xml:space="preserve">Phân tích hồi quy bảng (panel regression) trên ba làn sóng khảo sát WBES Việt Nam (2009, 2015, 2023) xác nhận dạng phi tuyến chữ U ngược. Mô hình M4 — mô hình chính — cho kết quả:</w:t>
+        <w:t xml:space="preserve">Phân tích hồi quy bảng (panel regression) trên ba làn sóng khảo sát WBES Việt Nam (2009, 2015, 2023) xác nhận dạng phi tuyến chữ U ngược. Mô hình M4, mô hình chính, cho kết quả:</w:t>
       </w:r>
     </w:p>
     <w:p>
@@ -3939,10 +3933,7 @@
         </m:r>
       </m:oMath>
       <w:r>
-        <w:t xml:space="preserve"> </w:t>
-      </w:r>
-      <w:r>
-        <w:t xml:space="preserve">— bằng chứng thống kê mạnh nhất trong tất cả các mẫu quốc gia của luận án.</w:t>
+        <w:t xml:space="preserve">, bằng chứng thống kê mạnh nhất trong tất cả các mẫu quốc gia của luận án.</w:t>
       </w:r>
     </w:p>
     <w:bookmarkEnd w:id="40"/>
@@ -4202,10 +4193,7 @@
         </m:r>
       </m:oMath>
       <w:r>
-        <w:t xml:space="preserve"> </w:t>
-      </w:r>
-      <w:r>
-        <w:t xml:space="preserve">— có ý nghĩa thống kê, cho thấy turning point đã dịch chuyển đáng kể từ 46,2% xuống 39,3% giữa hai làn sóng.</w:t>
+        <w:t xml:space="preserve">, có ý nghĩa thống kê, cho thấy turning point đã dịch chuyển đáng kể từ 46,2% xuống 39,3% giữa hai làn sóng.</w:t>
       </w:r>
     </w:p>
     <w:bookmarkEnd w:id="41"/>
@@ -4215,7 +4203,7 @@
         <w:pStyle w:val="Heading3"/>
       </w:pPr>
       <w:r>
-        <w:t xml:space="preserve">4.5.3 Điều tiết bởi TCI — Tích cực và có ý nghĩa</w:t>
+        <w:t xml:space="preserve">4.5.3 Điều tiết bởi TCI: Tích cực và có ý nghĩa</w:t>
       </w:r>
     </w:p>
     <w:p>
@@ -4274,7 +4262,7 @@
         <w:t xml:space="preserve">dương và có ý nghĩa thống kê</w:t>
       </w:r>
       <w:r>
-        <w:t xml:space="preserve">: TCI làm nâng cao mặt bằng hiệu quả và khuếch đại tác động tích cực của quốc tế hóa. Doanh nghiệp Việt Nam có năng lực công nghệ tốt hơn (đo bằng TCI) đạt hiệu quả cao hơn từ quá trình quốc tế hóa — nhất quán với H2 trong khung lý thuyết CDCM.</w:t>
+        <w:t xml:space="preserve">: TCI làm nâng cao mặt bằng hiệu quả và khuếch đại tác động tích cực của quốc tế hóa. Doanh nghiệp Việt Nam có năng lực công nghệ tốt hơn (đo bằng TCI) đạt hiệu quả cao hơn từ quá trình quốc tế hóa, nhất quán với H2 trong khung lý thuyết CDCM.</w:t>
       </w:r>
     </w:p>
     <w:bookmarkEnd w:id="42"/>
@@ -4284,7 +4272,7 @@
         <w:pStyle w:val="Heading3"/>
       </w:pPr>
       <w:r>
-        <w:t xml:space="preserve">4.5.4 Điều tiết bởi DAI — Không có ý nghĩa</w:t>
+        <w:t xml:space="preserve">4.5.4 Điều tiết bởi DAI: Không có ý nghĩa</w:t>
       </w:r>
     </w:p>
     <w:p>
@@ -4402,7 +4390,7 @@
         <w:t xml:space="preserve"> </w:t>
       </w:r>
       <w:r>
-        <w:t xml:space="preserve">(mô hình M2 — quadratic FSTS không có biến kiểm soát). Khi bổ sung đầy đủ biến kiểm soát, mẫu hồi quy giảm xuống</w:t>
+        <w:t xml:space="preserve">(mô hình M2, quadratic FSTS không có biến kiểm soát). Khi bổ sung đầy đủ biến kiểm soát, mẫu hồi quy giảm xuống</w:t>
       </w:r>
       <w:r>
         <w:t xml:space="preserve"> </w:t>
@@ -4425,7 +4413,7 @@
         <w:t xml:space="preserve"> </w:t>
       </w:r>
       <w:r>
-        <w:t xml:space="preserve">quan sát (M3–M5), phản ánh missing data trong biến sở hữu nước ngoài và tuổi doanh nghiệp ở các nền kinh tế nhỏ và sóng WBES sớm. Mô hình M5 với country fixed effects và year fixed effects — cấu hình mạnh nhất về kiểm soát phương sai không quan sát (</w:t>
+        <w:t xml:space="preserve">quan sát (M3–M5), phản ánh missing data trong biến sở hữu nước ngoài và tuổi doanh nghiệp ở các nền kinh tế nhỏ và sóng WBES sớm. Mô hình M5 với country fixed effects và year fixed effects, cấu hình mạnh nhất về kiểm soát phương sai không quan sát (</w:t>
       </w:r>
       <m:oMath>
         <m:sSup>
@@ -4461,7 +4449,7 @@
         </m:r>
       </m:oMath>
       <w:r>
-        <w:t xml:space="preserve">) — ước lượng turning point tổng thể (pooled):</w:t>
+        <w:t xml:space="preserve">), ước lượng turning point tổng thể (pooled):</w:t>
       </w:r>
     </w:p>
     <w:p>
@@ -4676,7 +4664,7 @@
         <w:t xml:space="preserve"> </w:t>
       </w:r>
       <w:r>
-        <w:t xml:space="preserve">Mẫu phân tích của P7 được chốt tại 49 nền kinh tế với các đợt khảo sát đến thời điểm xây dựng bộ dữ liệu. Một số đợt khảo sát công bố sau thời điểm chốt mẫu — đáng chú ý là Nhật Bản 2025 (nền kinh tế lần đầu được WBES khảo sát, thuộc nhóm thể chế tiên tiến) và các đợt 2024–2026 của nhiều nền trong khung — nằm ngoài phạm vi ước lượng của luận án và tạo thành hướng mở rộng tự nhiên cho nghiên cứu tiếp theo (xem §5.5). Về mặt kỳ vọng, do mô hình dùng hiệu ứng cố định nền kinh tế và Nhật Bản có biến thiên quốc tế hóa thấp (FSTS trung bình khoảng 4%), việc bổ sung quan sát này nhiều khả năng chỉ tinh chỉnh ước lượng của Nhóm I mà không làm thay đổi gradient điểm uốn giữa các nhóm.</w:t>
+        <w:t xml:space="preserve">Mẫu phân tích của P7 được chốt tại 49 nền kinh tế với các đợt khảo sát đến thời điểm xây dựng bộ dữ liệu. Một số đợt khảo sát công bố sau thời điểm chốt mẫu, đáng chú ý là Nhật Bản 2025 (nền kinh tế lần đầu được WBES khảo sát, thuộc nhóm thể chế tiên tiến) và các đợt 2024–2026 của nhiều nền trong khung, nằm ngoài phạm vi ước lượng của luận án và tạo thành hướng mở rộng tự nhiên cho nghiên cứu tiếp theo (xem §5.5). Về mặt kỳ vọng, do mô hình dùng hiệu ứng cố định nền kinh tế và Nhật Bản có biến thiên quốc tế hóa thấp (FSTS trung bình khoảng 4%), việc bổ sung quan sát này nhiều khả năng chỉ tinh chỉnh ước lượng của Nhóm I mà không làm thay đổi gradient điểm uốn giữa các nhóm.</w:t>
       </w:r>
     </w:p>
     <w:bookmarkEnd w:id="45"/>
@@ -4686,7 +4674,7 @@
         <w:pStyle w:val="Heading3"/>
       </w:pPr>
       <w:r>
-        <w:t xml:space="preserve">4.6.2 Gradient ICRV — Xác nhận H5</w:t>
+        <w:t xml:space="preserve">4.6.2 Gradient ICRV: Xác nhận H5</w:t>
       </w:r>
     </w:p>
     <w:p>
@@ -4790,7 +4778,7 @@
         <w:pStyle w:val="FirstParagraph"/>
       </w:pPr>
       <w:r>
-        <w:t xml:space="preserve">Gradient này nhất quán với dự đoán của Institutional Theory: trong môi trường thể chế mạnh (Nhóm I), doanh nghiệp hoàn thu chi phí quốc tế hóa tại mức FSTS thấp hơn, tức là đạt đỉnh hiệu quả sớm hơn. Ngược lại, tại các nền kinh tế thể chế yếu (Nhóm V–VI), doanh nghiệp cần mức độ quốc tế hóa cao hơn để bù đắp chi phí giao dịch và bất định thể chế, nên turning point xuất hiện muộn hơn — ở mức FSTS cao hơn.</w:t>
+        <w:t xml:space="preserve">Gradient này nhất quán với dự đoán của Institutional Theory: trong môi trường thể chế mạnh (Nhóm I), doanh nghiệp hoàn thu chi phí quốc tế hóa tại mức FSTS thấp hơn, tức là đạt đỉnh hiệu quả sớm hơn. Ngược lại, tại các nền kinh tế thể chế yếu (Nhóm V–VI), doanh nghiệp cần mức độ quốc tế hóa cao hơn để bù đắp chi phí giao dịch và bất định thể chế, nên turning point xuất hiện muộn hơn, ở mức FSTS cao hơn.</w:t>
       </w:r>
     </w:p>
     <w:p>
@@ -4882,7 +4870,7 @@
         </m:r>
       </m:oMath>
       <w:r>
-        <w:t xml:space="preserve">). Hai nguồn bằng chứng độc lập — meta-analytic và primary empirical — cùng chỉ ra gradient ICRV, tạo ra independent confirmation có giá trị.</w:t>
+        <w:t xml:space="preserve">). Hai nguồn bằng chứng độc lập, meta-analytic và primary empirical, cùng chỉ ra gradient ICRV, tạo ra independent confirmation có giá trị.</w:t>
       </w:r>
     </w:p>
     <w:p>
@@ -5004,7 +4992,7 @@
         <w:t xml:space="preserve">TCI</w:t>
       </w:r>
       <w:r>
-        <w:t xml:space="preserve">: có ý nghĩa thống kê dương trên toàn mẫu — một đơn vị độ lệch chuẩn tăng TCI nâng năng suất lao động khoảng 41% (exp(0,344)−1). Tuy nhiên, các tương tác FSTS×TCI và FSTS²×TCI</w:t>
+        <w:t xml:space="preserve">: có ý nghĩa thống kê dương trên toàn mẫu, một đơn vị độ lệch chuẩn tăng TCI nâng năng suất lao động khoảng 41% (exp(0,344)−1). Tuy nhiên, các tương tác FSTS×TCI và FSTS²×TCI</w:t>
       </w:r>
       <w:r>
         <w:t xml:space="preserve"> </w:t>
@@ -5052,7 +5040,7 @@
         <w:t xml:space="preserve">DAI</w:t>
       </w:r>
       <w:r>
-        <w:t xml:space="preserve">: có ý nghĩa thống kê toàn mẫu — hiệu ứng trực tiếp</w:t>
+        <w:t xml:space="preserve">: có ý nghĩa thống kê toàn mẫu, hiệu ứng trực tiếp</w:t>
       </w:r>
       <w:r>
         <w:t xml:space="preserve"> </w:t>
@@ -5342,7 +5330,7 @@
         </m:r>
       </m:oMath>
       <w:r>
-        <w:t xml:space="preserve">). Pattern âm rồi dương này cho thấy doanh nghiệp DAI cao có đường cong I–P phẳng hơn nhưng dịch lên — tổn thất hiệu suất ít hơn khi quốc tế hóa cao. Tương tác DAI×ICRV (</w:t>
+        <w:t xml:space="preserve">). Pattern âm rồi dương này cho thấy doanh nghiệp DAI cao có đường cong I–P phẳng hơn nhưng dịch lên, tổn thất hiệu suất ít hơn khi quốc tế hóa cao. Tương tác DAI×ICRV (</w:t>
       </w:r>
       <m:oMath>
         <m:r>
@@ -5383,7 +5371,7 @@
         <w:pStyle w:val="Heading2"/>
       </w:pPr>
       <w:r>
-        <w:t xml:space="preserve">4.7 Kết quả trường hợp biên SIDS — Các nền kinh tế đảo nhỏ đang phát triển (P8)</w:t>
+        <w:t xml:space="preserve">4.7 Kết quả trường hợp biên SIDS: Các nền kinh tế đảo nhỏ đang phát triển (P8)</w:t>
       </w:r>
     </w:p>
     <w:bookmarkStart w:id="52" w:name="đặc-điểm-mẫu-sids"/>
@@ -5400,7 +5388,7 @@
         <w:pStyle w:val="FirstParagraph"/>
       </w:pPr>
       <w:r>
-        <w:t xml:space="preserve">Phân tích P8 tập trung vào bảy quốc gia Pacific SIDS (Pacific Small Island Developing States — Nhóm VI) với tổng</w:t>
+        <w:t xml:space="preserve">Phân tích P8 tập trung vào bảy quốc gia Pacific SIDS (Pacific Small Island Developing States, Nhóm VI) với tổng</w:t>
       </w:r>
       <w:r>
         <w:t xml:space="preserve"> </w:t>
@@ -5469,7 +5457,7 @@
         <w:pStyle w:val="Heading3"/>
       </w:pPr>
       <w:r>
-        <w:t xml:space="preserve">4.7.2 Hiệu ứng âm đơn điệu — Forced Internationalization Penalty (FIP)</w:t>
+        <w:t xml:space="preserve">4.7.2 Hiệu ứng âm đơn điệu: Forced Internationalization Penalty (FIP)</w:t>
       </w:r>
     </w:p>
     <w:p>
@@ -5654,10 +5642,7 @@
         <w:t xml:space="preserve">thấp hơn</w:t>
       </w:r>
       <w:r>
-        <w:t xml:space="preserve"> </w:t>
-      </w:r>
-      <w:r>
-        <w:t xml:space="preserve">— quan hệ âm đơn điệu. Trong mẫu chỉ gồm doanh nghiệp xuất khẩu (exporters-only, N = 26 — rất nhỏ), hệ số vẫn âm nhưng không đạt ý nghĩa thống kê (thiếu công suất):</w:t>
+        <w:t xml:space="preserve">, quan hệ âm đơn điệu. Trong mẫu chỉ gồm doanh nghiệp xuất khẩu (exporters-only, N = 26, rất nhỏ), hệ số vẫn âm nhưng không đạt ý nghĩa thống kê (thiếu công suất):</w:t>
       </w:r>
     </w:p>
     <w:p>
@@ -5820,7 +5805,7 @@
         <w:t xml:space="preserve"> </w:t>
       </w:r>
       <w:r>
-        <w:t xml:space="preserve">(monotone decline) — không có turning point trong phạm vi dữ liệu.</w:t>
+        <w:t xml:space="preserve">(monotone decline), không có turning point trong phạm vi dữ liệu.</w:t>
       </w:r>
     </w:p>
     <w:bookmarkEnd w:id="53"/>
@@ -5851,10 +5836,7 @@
         <w:t xml:space="preserve">Forced Internationalization Penalty (FIP)</w:t>
       </w:r>
       <w:r>
-        <w:t xml:space="preserve"> </w:t>
-      </w:r>
-      <w:r>
-        <w:t xml:space="preserve">— gánh nặng quốc tế hóa bắt buộc — một construct lý thuyết mới chưa có trong literature IB trước đây. Cơ chế giải thích gồm ba yếu tố cấu trúc đặc thù của SIDS: (1) thị trường nội địa quá nhỏ, buộc doanh nghiệp SIDS xuất khẩu không phải vì có lợi thế cạnh tranh mà vì nhu cầu nội địa không đủ để duy trì hoạt động; (2) chi phí hậu cần và tiếp cận thị trường cực cao do vị trí địa lý xa xôi và phân tán; và (3) thiếu hỗ trợ thể chế và năng lực xuất khẩu.</w:t>
+        <w:t xml:space="preserve">, gánh nặng quốc tế hóa bắt buộc, một construct lý thuyết mới chưa có trong literature IB trước đây. Cơ chế giải thích gồm ba yếu tố cấu trúc đặc thù của SIDS: (1) thị trường nội địa quá nhỏ, buộc doanh nghiệp SIDS xuất khẩu không phải vì có lợi thế cạnh tranh mà vì nhu cầu nội địa không đủ để duy trì hoạt động; (2) chi phí hậu cần và tiếp cận thị trường cực cao do vị trí địa lý xa xôi và phân tán; và (3) thiếu hỗ trợ thể chế và năng lực xuất khẩu.</w:t>
       </w:r>
     </w:p>
     <w:p>
@@ -5862,7 +5844,7 @@
         <w:pStyle w:val="BodyText"/>
       </w:pPr>
       <w:r>
-        <w:t xml:space="preserve">Kết quả FIP là đóng góp lý thuyết gốc của luận án — lần đầu tiên được ghi nhận và đặt tên trong literature internationalization–firm performance cho khu vực Thái Bình Dương.</w:t>
+        <w:t xml:space="preserve">Kết quả FIP là đóng góp lý thuyết gốc của luận án, lần đầu tiên được ghi nhận và đặt tên trong literature internationalization–firm performance cho khu vực Thái Bình Dương.</w:t>
       </w:r>
     </w:p>
     <w:p>
@@ -7412,7 +7394,7 @@
           <w:iCs/>
           <w:i/>
         </w:rPr>
-        <w:t xml:space="preserve">Nguồn: phân tích Ấn Độ của tác giả (nghiên cứu thành phần P9), mở rộng công trình đã công bố Do và Phan (2025, IntechOpen — phân tích 380 doanh nghiệp WBES Ấn Độ, ước lượng FGLS); bản thảo mở rộng kiểm định độ bền ngưỡng I–P qua ba đợt 2014–2025 đang chuẩn bị cho MIR/IJOEM.</w:t>
+        <w:t xml:space="preserve">Nguồn: phân tích Ấn Độ của tác giả (nghiên cứu thành phần P9), mở rộng công trình đã công bố Do và Phan (2025, IntechOpen, phân tích 380 doanh nghiệp WBES Ấn Độ, ước lượng FGLS); bản thảo mở rộng kiểm định độ bền ngưỡng I–P qua ba đợt 2014–2025 đang chuẩn bị cho MIR/IJOEM.</w:t>
       </w:r>
     </w:p>
     <w:p>

--- a/dist/luan_an_ctu/chuong_4_ket_qua_vi.docx
+++ b/dist/luan_an_ctu/chuong_4_ket_qua_vi.docx
@@ -2913,6 +2913,171 @@
       </m:oMath>
       <w:r>
         <w:t xml:space="preserve">.</w:t>
+      </w:r>
+    </w:p>
+    <w:p>
+      <w:pPr>
+        <w:pStyle w:val="BodyText"/>
+      </w:pPr>
+      <w:r>
+        <w:t xml:space="preserve">Phát hiện publication bias này có một hàm ý lý thuyết quan trọng vượt ra ngoài một cảnh báo phương pháp đơn thuần. Trong phân tách dị biệt ba tầng, phần lớn dị biệt nằm ở</w:t>
+      </w:r>
+      <w:r>
+        <w:t xml:space="preserve"> </w:t>
+      </w:r>
+      <w:r>
+        <w:rPr>
+          <w:bCs/>
+          <w:b/>
+        </w:rPr>
+        <w:t xml:space="preserve">tầng nội bộ nghiên cứu</w:t>
+      </w:r>
+      <w:r>
+        <w:t xml:space="preserve"> </w:t>
+      </w:r>
+      <w:r>
+        <w:t xml:space="preserve">(</w:t>
+      </w:r>
+      <m:oMath>
+        <m:sSubSup>
+          <m:e>
+            <m:r>
+              <m:t>I</m:t>
+            </m:r>
+          </m:e>
+          <m:sub>
+            <m:r>
+              <m:rPr>
+                <m:nor/>
+                <m:sty m:val="p"/>
+              </m:rPr>
+              <m:t>within</m:t>
+            </m:r>
+          </m:sub>
+          <m:sup>
+            <m:r>
+              <m:t>2</m:t>
+            </m:r>
+          </m:sup>
+        </m:sSubSup>
+        <m:r>
+          <m:rPr>
+            <m:sty m:val="p"/>
+          </m:rPr>
+          <m:t>=</m:t>
+        </m:r>
+        <m:r>
+          <m:t>54</m:t>
+        </m:r>
+        <m:r>
+          <m:rPr>
+            <m:sty m:val="p"/>
+          </m:rPr>
+          <m:t>,</m:t>
+        </m:r>
+        <m:r>
+          <m:t>1</m:t>
+        </m:r>
+        <m:r>
+          <m:rPr>
+            <m:sty m:val="p"/>
+          </m:rPr>
+          <m:t>%</m:t>
+        </m:r>
+      </m:oMath>
+      <w:r>
+        <w:t xml:space="preserve">) hơn là tầng giữa các nghiên cứu (</w:t>
+      </w:r>
+      <m:oMath>
+        <m:sSubSup>
+          <m:e>
+            <m:r>
+              <m:t>I</m:t>
+            </m:r>
+          </m:e>
+          <m:sub>
+            <m:r>
+              <m:rPr>
+                <m:nor/>
+                <m:sty m:val="p"/>
+              </m:rPr>
+              <m:t>between</m:t>
+            </m:r>
+          </m:sub>
+          <m:sup>
+            <m:r>
+              <m:t>2</m:t>
+            </m:r>
+          </m:sup>
+        </m:sSubSup>
+        <m:r>
+          <m:rPr>
+            <m:sty m:val="p"/>
+          </m:rPr>
+          <m:t>=</m:t>
+        </m:r>
+        <m:r>
+          <m:t>8</m:t>
+        </m:r>
+        <m:r>
+          <m:rPr>
+            <m:sty m:val="p"/>
+          </m:rPr>
+          <m:t>,</m:t>
+        </m:r>
+        <m:r>
+          <m:t>4</m:t>
+        </m:r>
+        <m:r>
+          <m:rPr>
+            <m:sty m:val="p"/>
+          </m:rPr>
+          <m:t>%</m:t>
+        </m:r>
+      </m:oMath>
+      <w:r>
+        <w:t xml:space="preserve">), nghĩa là biến thiên hệ số chủ yếu đến từ cách mỗi nghiên cứu vận hành hóa quốc tế hóa, lựa chọn thước đo hiệu quả và đặc tả biến kiểm soát, chứ không phải từ khác biệt bối cảnh quốc gia. Kết hợp với bằng chứng publication bias, cấu trúc dị biệt này gợi ý một cách diễn giải lại</w:t>
+      </w:r>
+      <w:r>
+        <w:t xml:space="preserve"> </w:t>
+      </w:r>
+      <w:r>
+        <w:t xml:space="preserve">“</w:t>
+      </w:r>
+      <w:r>
+        <w:t xml:space="preserve">câu đố heterogeneity</w:t>
+      </w:r>
+      <w:r>
+        <w:t xml:space="preserve">”</w:t>
+      </w:r>
+      <w:r>
+        <w:t xml:space="preserve"> </w:t>
+      </w:r>
+      <w:r>
+        <w:t xml:space="preserve">trong literature I–P: phần lớn phương sai chưa giải thích được có thể phản ánh lựa chọn ở phía công bố và đặc tả mô hình nhiều hơn là các điều kiện bối cảnh thể chế hay số hóa. Phát hiện này không phủ định vai trò điều tiết của thể chế, vốn được xác nhận độc lập qua kiểm định</w:t>
+      </w:r>
+      <w:r>
+        <w:t xml:space="preserve"> </w:t>
+      </w:r>
+      <m:oMath>
+        <m:sSub>
+          <m:e>
+            <m:r>
+              <m:t>Q</m:t>
+            </m:r>
+          </m:e>
+          <m:sub>
+            <m:r>
+              <m:t>M</m:t>
+            </m:r>
+          </m:sub>
+        </m:sSub>
+      </m:oMath>
+      <w:r>
+        <w:t xml:space="preserve"> </w:t>
+      </w:r>
+      <w:r>
+        <w:t xml:space="preserve">giữa các nhóm ICRV, nhưng nó định vị lại kỳ vọng: meta-analysis cấp tổng hợp khó nắm bắt được điều tiết thể chế vì các nghiên cứu sơ cấp hiếm khi báo cáo đủ chi tiết theo chế độ thể chế, và vì vậy bằng chứng cấp doanh nghiệp trực tiếp trên một khung phân loại thể chế nhất quán, như luận án thực hiện, là con đường hữu hiệu hơn để bóc tách heterogeneity so với việc tích lũy thêm meta-analysis trên dữ liệu thứ cấp không đồng nhất.</w:t>
       </w:r>
     </w:p>
     <w:p>
@@ -5365,7 +5530,7 @@
     </w:p>
     <w:bookmarkEnd w:id="50"/>
     <w:bookmarkEnd w:id="51"/>
-    <w:bookmarkStart w:id="55" w:name="X42f69945b56833cca239d45dc5864a7be6f74d7"/>
+    <w:bookmarkStart w:id="56" w:name="X42f69945b56833cca239d45dc5864a7be6f74d7"/>
     <w:p>
       <w:pPr>
         <w:pStyle w:val="Heading2"/>
@@ -5847,6 +6012,24 @@
         <w:t xml:space="preserve">Kết quả FIP là đóng góp lý thuyết gốc của luận án, lần đầu tiên được ghi nhận và đặt tên trong literature internationalization–firm performance cho khu vực Thái Bình Dương.</w:t>
       </w:r>
     </w:p>
+    <w:bookmarkEnd w:id="54"/>
+    <w:bookmarkStart w:id="55" w:name="Xf5ef3b8f7f28ca1a48196484a4b190674943b22"/>
+    <w:p>
+      <w:pPr>
+        <w:pStyle w:val="Heading3"/>
+      </w:pPr>
+      <w:r>
+        <w:t xml:space="preserve">4.7.4 Định vị FIP trong bằng chứng vĩ mô về tổn thương của nền kinh tế nhỏ</w:t>
+      </w:r>
+    </w:p>
+    <w:p>
+      <w:pPr>
+        <w:pStyle w:val="FirstParagraph"/>
+      </w:pPr>
+      <w:r>
+        <w:t xml:space="preserve">Cơ chế FIP ở cấp doanh nghiệp ăn khớp với đặc trưng tổn thương cấu trúc của các nền kinh tế nhỏ và thị trường biên được ghi nhận ở cấp vĩ mô. Bằng chứng của Ngân hàng Thế giới cho thấy bản chất phơi nhiễm bên ngoài của các thị trường biên là bất lợi so với thị trường mới nổi: dòng vốn danh mục biến động hơn, rổ xuất khẩu tập trung hơn, và nợ chủ yếu được định danh bằng ngoại tệ với mức dự trữ thấp, tất cả làm tăng rủi ro bảng cân đối (World Bank, 2026c). Đối với các nền kinh tế quy mô siêu nhỏ như SIDS Thái Bình Dương, những bất lợi này được khuếch đại bởi chi phí logistics cực cao và sự tập trung xuất khẩu cao độ, khiến việc gia tăng cường độ xuất khẩu không đi kèm phần thưởng năng suất mà thậm chí trở thành gánh nặng. Như vậy, FIP không phải một ngoại lệ thống kê mà là biểu hiện cấp doanh nghiệp của một quy luật cấu trúc rộng hơn: ở những bối cảnh thị trường nội địa quá nhỏ và đệm thể chế quá mỏng, quốc tế hóa mang tính bắt buộc chứ không phải lựa chọn chiến lược tối ưu hóa năng suất. Phát hiện này bổ sung một viên gạch vi mô còn thiếu vào bức tranh vĩ mô của Ngân hàng Thế giới về các nền kinh tế nhỏ và dễ tổn thương.</w:t>
+      </w:r>
+    </w:p>
     <w:p>
       <w:r>
         <w:pict>
@@ -5854,9 +6037,9 @@
         </w:pict>
       </w:r>
     </w:p>
-    <w:bookmarkEnd w:id="54"/>
     <w:bookmarkEnd w:id="55"/>
-    <w:bookmarkStart w:id="56" w:name="Xfa456a9219d3acfaa17bcbc370e76a6bac65144"/>
+    <w:bookmarkEnd w:id="56"/>
+    <w:bookmarkStart w:id="57" w:name="Xfa456a9219d3acfaa17bcbc370e76a6bac65144"/>
     <w:p>
       <w:pPr>
         <w:pStyle w:val="Heading2"/>
@@ -7934,14 +8117,172 @@
         </w:pict>
       </w:r>
     </w:p>
-    <w:bookmarkEnd w:id="56"/>
-    <w:bookmarkStart w:id="57" w:name="tổng-hợp-kết-quả-theo-hệ-giả-thuyết"/>
+    <w:bookmarkEnd w:id="57"/>
+    <w:bookmarkStart w:id="58" w:name="X3f9ed6ea86262c6caa26e51d1f917462628cea6"/>
     <w:p>
       <w:pPr>
         <w:pStyle w:val="Heading2"/>
       </w:pPr>
       <w:r>
-        <w:t xml:space="preserve">4.9 Tổng hợp kết quả theo hệ giả thuyết</w:t>
+        <w:t xml:space="preserve">4.9 Tam giác hóa kết quả cấp doanh nghiệp với bằng chứng vĩ mô độc lập</w:t>
+      </w:r>
+    </w:p>
+    <w:p>
+      <w:pPr>
+        <w:pStyle w:val="FirstParagraph"/>
+      </w:pPr>
+      <w:r>
+        <w:t xml:space="preserve">Một thử thách then chốt đối với tính giá trị của các phát hiện cấp doanh nghiệp là liệu chúng có nhất quán với bằng chứng vĩ mô độc lập hay không. Mục này thực hiện tam giác hóa (triangulation) bốn kết quả trụ cột của luận án với các báo cáo chuyên đề mới nhất của Ngân hàng Thế giới (2026), qua đó củng cố tính giá trị hội tụ (convergent validity) của khung ICRV.</w:t>
+      </w:r>
+    </w:p>
+    <w:p>
+      <w:pPr>
+        <w:pStyle w:val="BodyText"/>
+      </w:pPr>
+      <w:r>
+        <w:rPr>
+          <w:bCs/>
+          <w:b/>
+        </w:rPr>
+        <w:t xml:space="preserve">Thứ nhất, gradient thể chế của điểm uốn (H5) hội tụ với quy luật vĩ mô</w:t>
+      </w:r>
+      <w:r>
+        <w:rPr>
+          <w:bCs/>
+          <w:b/>
+        </w:rPr>
+        <w:t xml:space="preserve"> </w:t>
+      </w:r>
+      <w:r>
+        <w:rPr>
+          <w:bCs/>
+          <w:b/>
+        </w:rPr>
+        <w:t xml:space="preserve">“</w:t>
+      </w:r>
+      <w:r>
+        <w:rPr>
+          <w:bCs/>
+          <w:b/>
+        </w:rPr>
+        <w:t xml:space="preserve">thể chế tốt hơn đi liền tăng trưởng nhanh hơn</w:t>
+      </w:r>
+      <w:r>
+        <w:rPr>
+          <w:bCs/>
+          <w:b/>
+        </w:rPr>
+        <w:t xml:space="preserve">”</w:t>
+      </w:r>
+      <w:r>
+        <w:rPr>
+          <w:bCs/>
+          <w:b/>
+        </w:rPr>
+        <w:t xml:space="preserve">.</w:t>
+      </w:r>
+      <w:r>
+        <w:t xml:space="preserve"> </w:t>
+      </w:r>
+      <w:r>
+        <w:t xml:space="preserve">Luận án phát hiện điểm uốn của quan hệ I–P dịch dần ra phía cường độ xuất khẩu cao hơn theo chiều thể chế yếu đi, từ khoảng 28% ở nhóm Advanced đổi mới đến khoảng 55% ở nhóm Emerging và SIDS (§4.6.2). Ở cấp vĩ mô, Ngân hàng Thế giới ghi nhận rằng các thị trường biên tăng trưởng nhanh nhất là những nền đã cải thiện quản trị, thu hẹp chênh lệch lãi suất ngân hàng và kiểm soát nợ công, trong khi các điểm yếu thể chế đi kèm tăng trưởng vốn đáng thất vọng (World Bank, 2026c). Hai tầng bằng chứng cùng chỉ về một cơ chế: chất lượng thể chế quyết định mức độ và điều kiện mà tích lũy vốn và quốc tế hóa chuyển hóa thành kết quả thực. Gradient điểm uốn cấp doanh nghiệp của luận án vì vậy có thể đọc như biểu hiện vi mô của quy luật phân hóa tăng trưởng vĩ mô.</w:t>
+      </w:r>
+    </w:p>
+    <w:p>
+      <w:pPr>
+        <w:pStyle w:val="BodyText"/>
+      </w:pPr>
+      <w:r>
+        <w:rPr>
+          <w:bCs/>
+          <w:b/>
+        </w:rPr>
+        <w:t xml:space="preserve">Thứ hai, hai cơ chế FDI tương phản giữa nhóm tài nguyên và nhóm đổi mới ăn khớp với cú sốc hàng hóa 2026.</w:t>
+      </w:r>
+      <w:r>
+        <w:t xml:space="preserve"> </w:t>
+      </w:r>
+      <w:r>
+        <w:t xml:space="preserve">Luận án cho thấy nhóm Advanced tài nguyên dẫn dắt (Nhóm II, các nền GCC) có phân tán năng suất hẹp đặc trưng của kinh tế nhà nước tô, nơi phân phối lại tô lợi tài nguyên san bằng khác biệt năng suất giữa doanh nghiệp (§4.1, Chuyên đề 1). Cú sốc xung đột Trung Đông năm 2026, với giá năng lượng dự báo tăng 24% và giá hàng hóa nói chung tăng 16%, đẩy giá kim loại cơ bản và quý lên mức cao kỷ lục (World Bank, 2026d), củng cố vị thế tô lợi của nhóm này trong ngắn hạn nhưng đồng thời khắc sâu rủi ro phụ thuộc tài nguyên mà mô hình tăng trưởng dựa trên đổi mới (Nhóm I) không gặp phải. Bối cảnh hàng hóa 2026 vì vậy làm rõ hơn vì sao việc gộp hai loại Advanced thành một nhóm duy nhất, như literature trước thường làm, che khuất hai cơ chế chuyển hóa quốc tế hóa hoàn toàn khác nhau.</w:t>
+      </w:r>
+    </w:p>
+    <w:p>
+      <w:pPr>
+        <w:pStyle w:val="BodyText"/>
+      </w:pPr>
+      <w:r>
+        <w:rPr>
+          <w:bCs/>
+          <w:b/>
+        </w:rPr>
+        <w:t xml:space="preserve">Thứ ba, Nghịch lý bão hòa số và vai trò DAI ăn khớp với chương trình nghị sự về thể chế công trong kỷ nguyên AI.</w:t>
+      </w:r>
+      <w:r>
+        <w:t xml:space="preserve"> </w:t>
+      </w:r>
+      <w:r>
+        <w:t xml:space="preserve">Luận án cho thấy phần thưởng của hiện diện số Tier-1 co lại ở các nền kinh tế tiên tiến nơi nó đã tiệm cận bão hòa, trong khi vẫn còn dư địa ở các nền đang chuyển đổi (§4.3.2, §4.6.3). Phân tích của Ngân hàng Thế giới về thể chế công trong kỷ nguyên trí tuệ nhân tạo nhấn mạnh rằng hạ tầng số công và quản trị dữ liệu là điều kiện nền tảng quyết định năng lực số được chuyển hóa thành giá trị, và rằng giai đoạn trưởng thành số khác nhau đòi hỏi công cụ chính sách khác nhau (World Bank, 2026e). Sự tương đồng này củng cố luận điểm cốt lõi của khung CDCM: phần thưởng của áp dụng số là hàm của mức độ phát triển thể chế và tầng năng lực số được đo, chứ không phải một</w:t>
+      </w:r>
+      <w:r>
+        <w:t xml:space="preserve"> </w:t>
+      </w:r>
+      <w:r>
+        <w:t xml:space="preserve">“</w:t>
+      </w:r>
+      <w:r>
+        <w:t xml:space="preserve">phần bù số</w:t>
+      </w:r>
+      <w:r>
+        <w:t xml:space="preserve">”</w:t>
+      </w:r>
+      <w:r>
+        <w:t xml:space="preserve"> </w:t>
+      </w:r>
+      <w:r>
+        <w:t xml:space="preserve">đồng nhất.</w:t>
+      </w:r>
+    </w:p>
+    <w:p>
+      <w:pPr>
+        <w:pStyle w:val="BodyText"/>
+      </w:pPr>
+      <w:r>
+        <w:rPr>
+          <w:bCs/>
+          <w:b/>
+        </w:rPr>
+        <w:t xml:space="preserve">Thứ tư, FIP và thách thức việc làm của các nền kinh tế biên định vị đóng góp chính sách của luận án.</w:t>
+      </w:r>
+      <w:r>
+        <w:t xml:space="preserve"> </w:t>
+      </w:r>
+      <w:r>
+        <w:t xml:space="preserve">Phát hiện FIP tại SIDS (§4.7) và việc xác nhận rằng quốc tế hóa chỉ tạo phần thưởng năng suất trong điều kiện thể chế và năng lực đủ mạnh, đặt trong bối cảnh hơn 230 triệu người sẽ bước vào tuổi lao động ở các thị trường biên giai đoạn 2025–2035 (World Bank, 2026c), cho thấy chính sách thúc đẩy xuất khẩu đơn thuần là chưa đủ và có thể phản tác dụng ở những bối cảnh dễ tổn thương. Hàm ý chính sách của luận án, ưu tiên nâng cấp năng lực công nghệ trước khi mở rộng cường độ quốc tế hóa, vì vậy nhất quán với khuyến nghị vĩ mô của Ngân hàng Thế giới về việc đầu tư vào hạ tầng nền tảng và năng lực hấp thụ như điều kiện để các nền kinh tế biên hiện thực hóa tiềm năng (World Bank, 2026c).</w:t>
+      </w:r>
+    </w:p>
+    <w:p>
+      <w:pPr>
+        <w:pStyle w:val="BodyText"/>
+      </w:pPr>
+      <w:r>
+        <w:t xml:space="preserve">Bốn điểm hội tụ trên cho thấy các phát hiện cấp doanh nghiệp của luận án không đứng tách biệt mà ăn khớp một cách hệ thống với bằng chứng vĩ mô độc lập gần nhất. Sự tam giác hóa này tăng cường tính giá trị của khung ICRV và đặt đóng góp của luận án vào đúng dòng chảy nghiên cứu phát triển đương đại.</w:t>
+      </w:r>
+    </w:p>
+    <w:p>
+      <w:r>
+        <w:pict>
+          <v:rect style="width:0;height:1.5pt" o:hralign="center" o:hrstd="t" o:hr="t"/>
+        </w:pict>
+      </w:r>
+    </w:p>
+    <w:bookmarkEnd w:id="58"/>
+    <w:bookmarkStart w:id="59" w:name="tổng-hợp-kết-quả-theo-hệ-giả-thuyết"/>
+    <w:p>
+      <w:pPr>
+        <w:pStyle w:val="Heading2"/>
+      </w:pPr>
+      <w:r>
+        <w:t xml:space="preserve">4.10 Tổng hợp kết quả theo hệ giả thuyết</w:t>
       </w:r>
     </w:p>
     <w:tbl>
@@ -8747,8 +9088,8 @@
         </w:pict>
       </w:r>
     </w:p>
-    <w:bookmarkEnd w:id="57"/>
-    <w:bookmarkStart w:id="58" w:name="X1d7085913fe0d9bf449e1d01e72ec60c4109544"/>
+    <w:bookmarkEnd w:id="59"/>
+    <w:bookmarkStart w:id="60" w:name="X1d7085913fe0d9bf449e1d01e72ec60c4109544"/>
     <w:p>
       <w:pPr>
         <w:pStyle w:val="Heading2"/>
@@ -9124,7 +9465,7 @@
         </w:pict>
       </w:r>
     </w:p>
-    <w:bookmarkEnd w:id="58"/>
+    <w:bookmarkEnd w:id="60"/>
     <w:sectPr>
       <w:pgSz w:h="16838" w:w="11906"/>
       <w:pgMar w:bottom="1417" w:left="1417" w:right="1417" w:top="1417"/>

--- a/dist/luan_an_ctu/chuong_4_ket_qua_vi.docx
+++ b/dist/luan_an_ctu/chuong_4_ket_qua_vi.docx
@@ -44,7 +44,7 @@
       </w:r>
     </w:p>
     <w:bookmarkEnd w:id="21"/>
-    <w:bookmarkStart w:id="26" w:name="Xed285cd0261846a13dee28de69c0403b250498d"/>
+    <w:bookmarkStart w:id="27" w:name="Xed285cd0261846a13dee28de69c0403b250498d"/>
     <w:p>
       <w:pPr>
         <w:pStyle w:val="Heading2"/>
@@ -1804,6 +1804,754 @@
         <w:t xml:space="preserve">(Khanna &amp; Palepu, 2010) tạo ra chi phí giao dịch bổ sung cho doanh nghiệp khi mở rộng hoạt động ra ngoài biên giới. Sự hiện diện đồng thời của nhiều voids tại Emerging và SIDS giải thích tại sao quan hệ I–P ở các nhóm này yếu hoặc âm.</w:t>
       </w:r>
     </w:p>
+    <w:bookmarkEnd w:id="25"/>
+    <w:bookmarkStart w:id="26" w:name="X31dbb247e18ca668fe6216e3f13d76006df1ea1"/>
+    <w:p>
+      <w:pPr>
+        <w:pStyle w:val="Heading3"/>
+      </w:pPr>
+      <w:r>
+        <w:t xml:space="preserve">4.1.5 Nhật Bản 2025: Lần đầu tiên được khảo sát và vị trí trong khung ICRV</w:t>
+      </w:r>
+    </w:p>
+    <w:p>
+      <w:pPr>
+        <w:pStyle w:val="FirstParagraph"/>
+      </w:pPr>
+      <w:r>
+        <w:t xml:space="preserve">Một sự kiện dữ liệu đáng chú ý của giai đoạn nghiên cứu là việc Nhật Bản lần đầu tiên được đưa vào Khảo sát Doanh nghiệp của Ngân hàng Thế giới năm 2025, với mẫu</w:t>
+      </w:r>
+      <w:r>
+        <w:t xml:space="preserve"> </w:t>
+      </w:r>
+      <m:oMath>
+        <m:r>
+          <m:t>N</m:t>
+        </m:r>
+        <m:r>
+          <m:rPr>
+            <m:sty m:val="p"/>
+          </m:rPr>
+          <m:t>=</m:t>
+        </m:r>
+        <m:r>
+          <m:t>2.168</m:t>
+        </m:r>
+      </m:oMath>
+      <w:r>
+        <w:t xml:space="preserve"> </w:t>
+      </w:r>
+      <w:r>
+        <w:t xml:space="preserve">doanh nghiệp. Vì là nền kinh tế tiên tiến lớn cuối cùng gia nhập bộ dữ liệu WBES, Nhật Bản cung cấp một điểm neo mô tả quý giá cho biên trên của Nhóm I (Advanced đổi mới sáng tạo dẫn dắt). Cần lưu ý về phạm vi: dữ liệu Nhật Bản 2025 đến sau khi khung ước lượng 49 nền của luận án đã được chốt, nên Nhật Bản</w:t>
+      </w:r>
+      <w:r>
+        <w:t xml:space="preserve"> </w:t>
+      </w:r>
+      <w:r>
+        <w:rPr>
+          <w:bCs/>
+          <w:b/>
+        </w:rPr>
+        <w:t xml:space="preserve">không</w:t>
+      </w:r>
+      <w:r>
+        <w:t xml:space="preserve"> </w:t>
+      </w:r>
+      <w:r>
+        <w:t xml:space="preserve">nằm trong các ước lượng kinh tế lượng đã khóa (điểm uốn P7, FIP P8, ngưỡng P9) mà được trình bày ở đây như</w:t>
+      </w:r>
+      <w:r>
+        <w:t xml:space="preserve"> </w:t>
+      </w:r>
+      <w:r>
+        <w:rPr>
+          <w:bCs/>
+          <w:b/>
+        </w:rPr>
+        <w:t xml:space="preserve">mô tả</w:t>
+      </w:r>
+      <w:r>
+        <w:t xml:space="preserve"> </w:t>
+      </w:r>
+      <w:r>
+        <w:t xml:space="preserve">và như một hướng mở rộng tự nhiên cho vòng ước lượng tiếp theo. Toàn bộ số liệu dưới đây được tính trực tiếp từ tệp vi mô gốc.</w:t>
+      </w:r>
+    </w:p>
+    <w:p>
+      <w:pPr>
+        <w:pStyle w:val="BodyText"/>
+      </w:pPr>
+      <w:r>
+        <w:rPr>
+          <w:bCs/>
+          <w:b/>
+        </w:rPr>
+        <w:t xml:space="preserve">Bảng 4.3.</w:t>
+      </w:r>
+      <w:r>
+        <w:t xml:space="preserve"> </w:t>
+      </w:r>
+      <w:r>
+        <w:rPr>
+          <w:iCs/>
+          <w:i/>
+        </w:rPr>
+        <w:t xml:space="preserve">Đặc trưng doanh nghiệp Nhật Bản 2025 so với Nhóm I (Advanced đổi mới).</w:t>
+      </w:r>
+    </w:p>
+    <w:tbl>
+      <w:tblPr>
+        <w:tblStyle w:val="Table"/>
+        <w:tblW w:type="auto" w:w="0"/>
+        <w:tblLook w:firstRow="1" w:lastRow="0" w:firstColumn="0" w:lastColumn="0" w:noHBand="0" w:noVBand="0" w:val="0020"/>
+        <w:jc w:val="start"/>
+      </w:tblPr>
+      <w:tblGrid>
+        <w:gridCol w:w="2640"/>
+        <w:gridCol w:w="2640"/>
+        <w:gridCol w:w="2640"/>
+      </w:tblGrid>
+      <w:tr>
+        <w:trPr>
+          <w:tblHeader w:val="true"/>
+        </w:trPr>
+        <w:tc>
+          <w:tcPr/>
+          <w:p>
+            <w:pPr>
+              <w:pStyle w:val="Compact"/>
+              <w:jc w:val="left"/>
+            </w:pPr>
+            <w:r>
+              <w:t xml:space="preserve">Chỉ tiêu</w:t>
+            </w:r>
+          </w:p>
+        </w:tc>
+        <w:tc>
+          <w:tcPr/>
+          <w:p>
+            <w:pPr>
+              <w:pStyle w:val="Compact"/>
+              <w:jc w:val="right"/>
+            </w:pPr>
+            <w:r>
+              <w:t xml:space="preserve">Nhật Bản 2025</w:t>
+            </w:r>
+          </w:p>
+        </w:tc>
+        <w:tc>
+          <w:tcPr/>
+          <w:p>
+            <w:pPr>
+              <w:pStyle w:val="Compact"/>
+              <w:jc w:val="right"/>
+            </w:pPr>
+            <w:r>
+              <w:t xml:space="preserve">Nhóm I (5 nền)</w:t>
+            </w:r>
+          </w:p>
+        </w:tc>
+      </w:tr>
+      <w:tr>
+        <w:tc>
+          <w:tcPr/>
+          <w:p>
+            <w:pPr>
+              <w:pStyle w:val="Compact"/>
+              <w:jc w:val="left"/>
+            </w:pPr>
+            <w:r>
+              <w:t xml:space="preserve">n doanh nghiệp</w:t>
+            </w:r>
+          </w:p>
+        </w:tc>
+        <w:tc>
+          <w:tcPr/>
+          <w:p>
+            <w:pPr>
+              <w:pStyle w:val="Compact"/>
+              <w:jc w:val="right"/>
+            </w:pPr>
+            <w:r>
+              <w:t xml:space="preserve">2.168</w:t>
+            </w:r>
+          </w:p>
+        </w:tc>
+        <w:tc>
+          <w:tcPr/>
+          <w:p>
+            <w:pPr>
+              <w:pStyle w:val="Compact"/>
+              <w:jc w:val="right"/>
+            </w:pPr>
+            <w:r>
+              <w:t xml:space="preserve">4.222</w:t>
+            </w:r>
+          </w:p>
+        </w:tc>
+      </w:tr>
+      <w:tr>
+        <w:tc>
+          <w:tcPr/>
+          <w:p>
+            <w:pPr>
+              <w:pStyle w:val="Compact"/>
+              <w:jc w:val="left"/>
+            </w:pPr>
+            <w:r>
+              <w:t xml:space="preserve">sd ln(LP) trong đợt</w:t>
+            </w:r>
+          </w:p>
+        </w:tc>
+        <w:tc>
+          <w:tcPr/>
+          <w:p>
+            <w:pPr>
+              <w:pStyle w:val="Compact"/>
+              <w:jc w:val="right"/>
+            </w:pPr>
+            <w:r>
+              <w:rPr>
+                <w:bCs/>
+                <w:b/>
+              </w:rPr>
+              <w:t xml:space="preserve">0,89</w:t>
+            </w:r>
+          </w:p>
+        </w:tc>
+        <w:tc>
+          <w:tcPr/>
+          <w:p>
+            <w:pPr>
+              <w:pStyle w:val="Compact"/>
+              <w:jc w:val="right"/>
+            </w:pPr>
+            <w:r>
+              <w:t xml:space="preserve">1,04</w:t>
+            </w:r>
+          </w:p>
+        </w:tc>
+      </w:tr>
+      <w:tr>
+        <w:tc>
+          <w:tcPr/>
+          <w:p>
+            <w:pPr>
+              <w:pStyle w:val="Compact"/>
+              <w:jc w:val="left"/>
+            </w:pPr>
+            <w:r>
+              <w:t xml:space="preserve">P90/P10 năng suất</w:t>
+            </w:r>
+          </w:p>
+        </w:tc>
+        <w:tc>
+          <w:tcPr/>
+          <w:p>
+            <w:pPr>
+              <w:pStyle w:val="Compact"/>
+              <w:jc w:val="right"/>
+            </w:pPr>
+            <w:r>
+              <w:rPr>
+                <w:bCs/>
+                <w:b/>
+              </w:rPr>
+              <w:t xml:space="preserve">8,3</w:t>
+            </w:r>
+          </w:p>
+        </w:tc>
+        <w:tc>
+          <w:tcPr/>
+          <w:p>
+            <w:pPr>
+              <w:pStyle w:val="Compact"/>
+              <w:jc w:val="right"/>
+            </w:pPr>
+            <w:r>
+              <w:t xml:space="preserve">12,2</w:t>
+            </w:r>
+          </w:p>
+        </w:tc>
+      </w:tr>
+      <w:tr>
+        <w:tc>
+          <w:tcPr/>
+          <w:p>
+            <w:pPr>
+              <w:pStyle w:val="Compact"/>
+              <w:jc w:val="left"/>
+            </w:pPr>
+            <w:r>
+              <w:t xml:space="preserve">FSTS trung bình (%)</w:t>
+            </w:r>
+          </w:p>
+        </w:tc>
+        <w:tc>
+          <w:tcPr/>
+          <w:p>
+            <w:pPr>
+              <w:pStyle w:val="Compact"/>
+              <w:jc w:val="right"/>
+            </w:pPr>
+            <w:r>
+              <w:t xml:space="preserve">4,1</w:t>
+            </w:r>
+          </w:p>
+        </w:tc>
+        <w:tc>
+          <w:tcPr/>
+          <w:p>
+            <w:pPr>
+              <w:pStyle w:val="Compact"/>
+              <w:jc w:val="right"/>
+            </w:pPr>
+            <w:r>
+              <w:t xml:space="preserve">13,4</w:t>
+            </w:r>
+          </w:p>
+        </w:tc>
+      </w:tr>
+      <w:tr>
+        <w:tc>
+          <w:tcPr/>
+          <w:p>
+            <w:pPr>
+              <w:pStyle w:val="Compact"/>
+              <w:jc w:val="left"/>
+            </w:pPr>
+            <w:r>
+              <w:t xml:space="preserve">Doanh nghiệp xuất khẩu (%)</w:t>
+            </w:r>
+          </w:p>
+        </w:tc>
+        <w:tc>
+          <w:tcPr/>
+          <w:p>
+            <w:pPr>
+              <w:pStyle w:val="Compact"/>
+              <w:jc w:val="right"/>
+            </w:pPr>
+            <w:r>
+              <w:t xml:space="preserve">16,5</w:t>
+            </w:r>
+          </w:p>
+        </w:tc>
+        <w:tc>
+          <w:tcPr/>
+          <w:p>
+            <w:pPr>
+              <w:pStyle w:val="Compact"/>
+              <w:jc w:val="right"/>
+            </w:pPr>
+            <w:r>
+              <w:t xml:space="preserve">28,4</w:t>
+            </w:r>
+          </w:p>
+        </w:tc>
+      </w:tr>
+      <w:tr>
+        <w:tc>
+          <w:tcPr/>
+          <w:p>
+            <w:pPr>
+              <w:pStyle w:val="Compact"/>
+              <w:jc w:val="left"/>
+            </w:pPr>
+            <w:r>
+              <w:t xml:space="preserve">FDI ≥ 10% (%)</w:t>
+            </w:r>
+          </w:p>
+        </w:tc>
+        <w:tc>
+          <w:tcPr/>
+          <w:p>
+            <w:pPr>
+              <w:pStyle w:val="Compact"/>
+              <w:jc w:val="right"/>
+            </w:pPr>
+            <w:r>
+              <w:rPr>
+                <w:bCs/>
+                <w:b/>
+              </w:rPr>
+              <w:t xml:space="preserve">1,9</w:t>
+            </w:r>
+          </w:p>
+        </w:tc>
+        <w:tc>
+          <w:tcPr/>
+          <w:p>
+            <w:pPr>
+              <w:pStyle w:val="Compact"/>
+              <w:jc w:val="right"/>
+            </w:pPr>
+            <w:r>
+              <w:t xml:space="preserve">10,6</w:t>
+            </w:r>
+          </w:p>
+        </w:tc>
+      </w:tr>
+      <w:tr>
+        <w:tc>
+          <w:tcPr/>
+          <w:p>
+            <w:pPr>
+              <w:pStyle w:val="Compact"/>
+              <w:jc w:val="left"/>
+            </w:pPr>
+            <w:r>
+              <w:t xml:space="preserve">Website (%)</w:t>
+            </w:r>
+          </w:p>
+        </w:tc>
+        <w:tc>
+          <w:tcPr/>
+          <w:p>
+            <w:pPr>
+              <w:pStyle w:val="Compact"/>
+              <w:jc w:val="right"/>
+            </w:pPr>
+            <w:r>
+              <w:rPr>
+                <w:bCs/>
+                <w:b/>
+              </w:rPr>
+              <w:t xml:space="preserve">83,8</w:t>
+            </w:r>
+          </w:p>
+        </w:tc>
+        <w:tc>
+          <w:tcPr/>
+          <w:p>
+            <w:pPr>
+              <w:pStyle w:val="Compact"/>
+              <w:jc w:val="right"/>
+            </w:pPr>
+            <w:r>
+              <w:t xml:space="preserve">61,7</w:t>
+            </w:r>
+          </w:p>
+        </w:tc>
+      </w:tr>
+      <w:tr>
+        <w:tc>
+          <w:tcPr/>
+          <w:p>
+            <w:pPr>
+              <w:pStyle w:val="Compact"/>
+              <w:jc w:val="left"/>
+            </w:pPr>
+            <w:r>
+              <w:t xml:space="preserve">R&amp;D (%)</w:t>
+            </w:r>
+          </w:p>
+        </w:tc>
+        <w:tc>
+          <w:tcPr/>
+          <w:p>
+            <w:pPr>
+              <w:pStyle w:val="Compact"/>
+              <w:jc w:val="right"/>
+            </w:pPr>
+            <w:r>
+              <w:t xml:space="preserve">21,9</w:t>
+            </w:r>
+          </w:p>
+        </w:tc>
+        <w:tc>
+          <w:tcPr/>
+          <w:p>
+            <w:pPr>
+              <w:pStyle w:val="Compact"/>
+              <w:jc w:val="right"/>
+            </w:pPr>
+            <w:r>
+              <w:t xml:space="preserve">20,5</w:t>
+            </w:r>
+          </w:p>
+        </w:tc>
+      </w:tr>
+      <w:tr>
+        <w:tc>
+          <w:tcPr/>
+          <w:p>
+            <w:pPr>
+              <w:pStyle w:val="Compact"/>
+              <w:jc w:val="left"/>
+            </w:pPr>
+            <w:r>
+              <w:t xml:space="preserve">ISO (%)</w:t>
+            </w:r>
+          </w:p>
+        </w:tc>
+        <w:tc>
+          <w:tcPr/>
+          <w:p>
+            <w:pPr>
+              <w:pStyle w:val="Compact"/>
+              <w:jc w:val="right"/>
+            </w:pPr>
+            <w:r>
+              <w:t xml:space="preserve">27,7</w:t>
+            </w:r>
+          </w:p>
+        </w:tc>
+        <w:tc>
+          <w:tcPr/>
+          <w:p>
+            <w:pPr>
+              <w:pStyle w:val="Compact"/>
+              <w:jc w:val="right"/>
+            </w:pPr>
+            <w:r>
+              <w:t xml:space="preserve">35,0</w:t>
+            </w:r>
+          </w:p>
+        </w:tc>
+      </w:tr>
+      <w:tr>
+        <w:tc>
+          <w:tcPr/>
+          <w:p>
+            <w:pPr>
+              <w:pStyle w:val="Compact"/>
+              <w:jc w:val="left"/>
+            </w:pPr>
+            <w:r>
+              <w:t xml:space="preserve">Đổi mới sản phẩm (%)</w:t>
+            </w:r>
+          </w:p>
+        </w:tc>
+        <w:tc>
+          <w:tcPr/>
+          <w:p>
+            <w:pPr>
+              <w:pStyle w:val="Compact"/>
+              <w:jc w:val="right"/>
+            </w:pPr>
+            <w:r>
+              <w:t xml:space="preserve">32,2</w:t>
+            </w:r>
+          </w:p>
+        </w:tc>
+        <w:tc>
+          <w:tcPr/>
+          <w:p>
+            <w:pPr>
+              <w:pStyle w:val="Compact"/>
+              <w:jc w:val="right"/>
+            </w:pPr>
+            <w:r>
+              <w:t xml:space="preserve">24,3</w:t>
+            </w:r>
+          </w:p>
+        </w:tc>
+      </w:tr>
+      <w:tr>
+        <w:tc>
+          <w:tcPr/>
+          <w:p>
+            <w:pPr>
+              <w:pStyle w:val="Compact"/>
+              <w:jc w:val="left"/>
+            </w:pPr>
+            <w:r>
+              <w:t xml:space="preserve">Nữ quản lý cấp cao (%)</w:t>
+            </w:r>
+          </w:p>
+        </w:tc>
+        <w:tc>
+          <w:tcPr/>
+          <w:p>
+            <w:pPr>
+              <w:pStyle w:val="Compact"/>
+              <w:jc w:val="right"/>
+            </w:pPr>
+            <w:r>
+              <w:rPr>
+                <w:bCs/>
+                <w:b/>
+              </w:rPr>
+              <w:t xml:space="preserve">7,3</w:t>
+            </w:r>
+          </w:p>
+        </w:tc>
+        <w:tc>
+          <w:tcPr/>
+          <w:p>
+            <w:pPr>
+              <w:pStyle w:val="Compact"/>
+              <w:jc w:val="right"/>
+            </w:pPr>
+            <w:r>
+              <w:t xml:space="preserve">27,5</w:t>
+            </w:r>
+          </w:p>
+        </w:tc>
+      </w:tr>
+      <w:tr>
+        <w:tc>
+          <w:tcPr/>
+          <w:p>
+            <w:pPr>
+              <w:pStyle w:val="Compact"/>
+              <w:jc w:val="left"/>
+            </w:pPr>
+            <w:r>
+              <w:t xml:space="preserve">Tuổi doanh nghiệp trung bình (năm)</w:t>
+            </w:r>
+          </w:p>
+        </w:tc>
+        <w:tc>
+          <w:tcPr/>
+          <w:p>
+            <w:pPr>
+              <w:pStyle w:val="Compact"/>
+              <w:jc w:val="right"/>
+            </w:pPr>
+            <w:r>
+              <w:rPr>
+                <w:bCs/>
+                <w:b/>
+              </w:rPr>
+              <w:t xml:space="preserve">50,4</w:t>
+            </w:r>
+          </w:p>
+        </w:tc>
+        <w:tc>
+          <w:tcPr/>
+          <w:p>
+            <w:pPr>
+              <w:pStyle w:val="Compact"/>
+              <w:jc w:val="right"/>
+            </w:pPr>
+            <w:r>
+              <w:t xml:space="preserve">23,0</w:t>
+            </w:r>
+          </w:p>
+        </w:tc>
+      </w:tr>
+    </w:tbl>
+    <w:p>
+      <w:pPr>
+        <w:pStyle w:val="BodyText"/>
+      </w:pPr>
+      <w:r>
+        <w:rPr>
+          <w:iCs/>
+          <w:i/>
+        </w:rPr>
+        <w:t xml:space="preserve">Nguồn: tính trực tiếp từ</w:t>
+      </w:r>
+      <w:r>
+        <w:rPr>
+          <w:iCs/>
+          <w:i/>
+        </w:rPr>
+        <w:t xml:space="preserve"> </w:t>
+      </w:r>
+      <w:r>
+        <w:rPr>
+          <w:rStyle w:val="VerbatimChar"/>
+          <w:iCs/>
+          <w:i/>
+        </w:rPr>
+        <w:t xml:space="preserve">Japan-2025-full-data.dta</w:t>
+      </w:r>
+      <w:r>
+        <w:rPr>
+          <w:iCs/>
+          <w:i/>
+        </w:rPr>
+        <w:t xml:space="preserve"> </w:t>
+      </w:r>
+      <w:r>
+        <w:rPr>
+          <w:iCs/>
+          <w:i/>
+        </w:rPr>
+        <w:t xml:space="preserve">(WBES) và pool mô tả Nhóm I. FSTS = d3b + d3c.</w:t>
+      </w:r>
+    </w:p>
+    <w:p>
+      <w:pPr>
+        <w:pStyle w:val="BodyText"/>
+      </w:pPr>
+      <w:r>
+        <w:t xml:space="preserve">Bốn đặc trưng nổi bật định vị Nhật Bản trong khung ICRV. Thứ nhất,</w:t>
+      </w:r>
+      <w:r>
+        <w:t xml:space="preserve"> </w:t>
+      </w:r>
+      <w:r>
+        <w:rPr>
+          <w:bCs/>
+          <w:b/>
+        </w:rPr>
+        <w:t xml:space="preserve">phân tán năng suất hẹp nhất</w:t>
+      </w:r>
+      <w:r>
+        <w:t xml:space="preserve">: độ lệch chuẩn ln năng suất trong đợt của Nhật (0,89) thấp hơn cả mức trung vị của Nhóm I (1,04), và tỷ số P90/P10 chỉ 8,3 lần so với 12,2 lần của Nhóm I, phản ánh một nền kinh tế tiên tiến trưởng thành với sàn năng suất cao và đồng đều. Đặc điểm này củng cố trực tiếp logic</w:t>
+      </w:r>
+      <w:r>
+        <w:t xml:space="preserve"> </w:t>
+      </w:r>
+      <w:r>
+        <w:t xml:space="preserve">“</w:t>
+      </w:r>
+      <w:r>
+        <w:t xml:space="preserve">bão hòa Tier-1</w:t>
+      </w:r>
+      <w:r>
+        <w:t xml:space="preserve">”</w:t>
+      </w:r>
+      <w:r>
+        <w:t xml:space="preserve"> </w:t>
+      </w:r>
+      <w:r>
+        <w:t xml:space="preserve">của khung CDCM: ở nền kinh tế đồng đều và số hóa cao, dư địa để hiện diện số cơ bản tạo khác biệt năng suất là rất hẹp. Thứ hai,</w:t>
+      </w:r>
+      <w:r>
+        <w:t xml:space="preserve"> </w:t>
+      </w:r>
+      <w:r>
+        <w:rPr>
+          <w:bCs/>
+          <w:b/>
+        </w:rPr>
+        <w:t xml:space="preserve">số hóa trưởng thành nhất</w:t>
+      </w:r>
+      <w:r>
+        <w:t xml:space="preserve">: tỷ lệ có website 83,8% là cao nhất trong toàn bộ pool, vượt xa mức 61,7% của Nhóm I. Thứ ba,</w:t>
+      </w:r>
+      <w:r>
+        <w:t xml:space="preserve"> </w:t>
+      </w:r>
+      <w:r>
+        <w:rPr>
+          <w:bCs/>
+          <w:b/>
+        </w:rPr>
+        <w:t xml:space="preserve">trường thọ doanh nghiệp</w:t>
+      </w:r>
+      <w:r>
+        <w:t xml:space="preserve">: tuổi trung bình 50,4 năm (so với 23,0 năm của Nhóm I) phản ánh cấu trúc doanh nghiệp lâu đời đặc thù của Nhật Bản. Thứ tư,</w:t>
+      </w:r>
+      <w:r>
+        <w:t xml:space="preserve"> </w:t>
+      </w:r>
+      <w:r>
+        <w:rPr>
+          <w:bCs/>
+          <w:b/>
+        </w:rPr>
+        <w:t xml:space="preserve">nghịch lý đổi mới–quốc tế hóa và khoảng cách giới</w:t>
+      </w:r>
+      <w:r>
+        <w:t xml:space="preserve">: dù cường độ R&amp;D và đổi mới cao, cường độ quốc tế hóa cấp cơ sở lại thấp (FSTS 4,1%) cùng tỷ lệ sở hữu nước ngoài rất thấp (1,9%), cho thấy hoạt động quốc tế hóa tập trung ở các tập đoàn đa quốc gia lớn chứ không phân bố đều ở mẫu cơ sở; đồng thời tỷ lệ nữ quản lý cấp cao chỉ 7,3%, thấp hơn nhiều so với mức dẫn đầu khu vực Đông Á–Thái Bình Dương, nhất quán với văn liệu về trần kính trong quản trị doanh nghiệp Nhật Bản. Các đặc trưng này khiến Nhật Bản trở thành một trường hợp kiểm định lý tưởng cho vòng nghiên cứu tiếp theo về quan hệ I–P ở biên trên của gradient thể chế (xem §5.5).</w:t>
+      </w:r>
+    </w:p>
     <w:p>
       <w:r>
         <w:pict>
@@ -1811,9 +2559,9 @@
         </w:pict>
       </w:r>
     </w:p>
-    <w:bookmarkEnd w:id="25"/>
     <w:bookmarkEnd w:id="26"/>
-    <w:bookmarkStart w:id="31" w:name="Xe0084a7c2f7e752cafc4091ca0758f37f91bfa0"/>
+    <w:bookmarkEnd w:id="27"/>
+    <w:bookmarkStart w:id="32" w:name="Xe0084a7c2f7e752cafc4091ca0758f37f91bfa0"/>
     <w:p>
       <w:pPr>
         <w:pStyle w:val="Heading2"/>
@@ -1822,7 +2570,7 @@
         <w:t xml:space="preserve">4.2 Kết quả tổng hợp định lượng: Meta-analysis ba tầng (P6)</w:t>
       </w:r>
     </w:p>
-    <w:bookmarkStart w:id="27" w:name="chỉ-số-hiệu-ứng-tổng-hợp"/>
+    <w:bookmarkStart w:id="28" w:name="chỉ-số-hiệu-ứng-tổng-hợp"/>
     <w:p>
       <w:pPr>
         <w:pStyle w:val="Heading3"/>
@@ -1965,8 +2713,8 @@
         <w:t xml:space="preserve">, sự hội tụ này tạo ra bằng chứng chéo vững chắc khi mở rộng pool lên gần gấp đôi số nghiên cứu.</w:t>
       </w:r>
     </w:p>
-    <w:bookmarkEnd w:id="27"/>
-    <w:bookmarkStart w:id="28" w:name="phân-tích-dị-biệt-ba-tầng"/>
+    <w:bookmarkEnd w:id="28"/>
+    <w:bookmarkStart w:id="29" w:name="phân-tích-dị-biệt-ba-tầng"/>
     <w:p>
       <w:pPr>
         <w:pStyle w:val="Heading3"/>
@@ -2194,8 +2942,8 @@
         <w:t xml:space="preserve">, không phải là bằng chứng về sự thiếu nhất quán thực sự trong quan hệ nhân quả giữa quốc tế hóa và hiệu quả.</w:t>
       </w:r>
     </w:p>
-    <w:bookmarkEnd w:id="28"/>
-    <w:bookmarkStart w:id="29" w:name="X0fe7021f65141f72ccca43dd2595712a4bb11b5"/>
+    <w:bookmarkEnd w:id="29"/>
+    <w:bookmarkStart w:id="30" w:name="X0fe7021f65141f72ccca43dd2595712a4bb11b5"/>
     <w:p>
       <w:pPr>
         <w:pStyle w:val="Heading3"/>
@@ -2447,8 +3195,8 @@
         <w:t xml:space="preserve">ở §4.2 giữ theo phân loại gốc của P6.)</w:t>
       </w:r>
     </w:p>
-    <w:bookmarkEnd w:id="29"/>
-    <w:bookmarkStart w:id="30" w:name="kiểm-định-publication-bias"/>
+    <w:bookmarkEnd w:id="30"/>
+    <w:bookmarkStart w:id="31" w:name="kiểm-định-publication-bias"/>
     <w:p>
       <w:pPr>
         <w:pStyle w:val="Heading3"/>
@@ -3087,9 +3835,9 @@
         </w:pict>
       </w:r>
     </w:p>
-    <w:bookmarkEnd w:id="30"/>
     <w:bookmarkEnd w:id="31"/>
-    <w:bookmarkStart w:id="35" w:name="Xae571c1410747d630a72c4d12985bac375822ae"/>
+    <w:bookmarkEnd w:id="32"/>
+    <w:bookmarkStart w:id="36" w:name="Xae571c1410747d630a72c4d12985bac375822ae"/>
     <w:p>
       <w:pPr>
         <w:pStyle w:val="Heading2"/>
@@ -3098,7 +3846,7 @@
         <w:t xml:space="preserve">4.3 Kết quả bối cảnh thể chế tiên tiến: Đổi mới: Singapore (P4)</w:t>
       </w:r>
     </w:p>
-    <w:bookmarkStart w:id="32" w:name="xác-nhận-quan-hệ-phi-tuyến-chữ-u-ngược"/>
+    <w:bookmarkStart w:id="33" w:name="xác-nhận-quan-hệ-phi-tuyến-chữ-u-ngược"/>
     <w:p>
       <w:pPr>
         <w:pStyle w:val="Heading3"/>
@@ -3274,8 +4022,8 @@
         <w:t xml:space="preserve">thay vì khẳng định một điểm uốn cụ thể ở 88,6%; điều này nhất quán với kỳ vọng lý thuyết rằng ở bối cảnh thể chế mạnh (Nhóm I), dư địa quốc tế hóa có lợi là rất rộng (xem Hình 4.1).</w:t>
       </w:r>
     </w:p>
-    <w:bookmarkEnd w:id="32"/>
-    <w:bookmarkStart w:id="33" w:name="điều-tiết-bởi-digital-adoption-index-dai"/>
+    <w:bookmarkEnd w:id="33"/>
+    <w:bookmarkStart w:id="34" w:name="điều-tiết-bởi-digital-adoption-index-dai"/>
     <w:p>
       <w:pPr>
         <w:pStyle w:val="Heading3"/>
@@ -3409,8 +4157,8 @@
         <w:t xml:space="preserve">). Cụ thể, ở mức độ quốc tế hóa cao, doanh nghiệp Singapore có năng lực chấp nhận số (digital adoption) cao hơn duy trì hiệu quả tốt hơn so với doanh nghiệp có mức DAI thấp hơn, cho thấy DAI đóng vai trò nguồn lực bổ trợ (situational resource) làm chậm đà suy giảm phía bên phải của đường phi tuyến.</w:t>
       </w:r>
     </w:p>
-    <w:bookmarkEnd w:id="33"/>
-    <w:bookmarkStart w:id="34" w:name="giới-hạn-suy-luận-và-cảnh-báo-thống-kê"/>
+    <w:bookmarkEnd w:id="34"/>
+    <w:bookmarkStart w:id="35" w:name="giới-hạn-suy-luận-và-cảnh-báo-thống-kê"/>
     <w:p>
       <w:pPr>
         <w:pStyle w:val="Heading3"/>
@@ -3489,9 +4237,9 @@
         </w:pict>
       </w:r>
     </w:p>
-    <w:bookmarkEnd w:id="34"/>
     <w:bookmarkEnd w:id="35"/>
-    <w:bookmarkStart w:id="39" w:name="Xabe361c2d5961cf19ce7ab2bd5d9bc6d758140a"/>
+    <w:bookmarkEnd w:id="36"/>
+    <w:bookmarkStart w:id="40" w:name="Xabe361c2d5961cf19ce7ab2bd5d9bc6d758140a"/>
     <w:p>
       <w:pPr>
         <w:pStyle w:val="Heading2"/>
@@ -3500,7 +4248,7 @@
         <w:t xml:space="preserve">4.4 Kết quả bối cảnh thể chế trung bình cao: Trung Quốc, 2012–2024 (P5)</w:t>
       </w:r>
     </w:p>
-    <w:bookmarkStart w:id="36" w:name="Xfb5fa188fd1fb4a9962d0cf33d126795226c748"/>
+    <w:bookmarkStart w:id="37" w:name="Xfb5fa188fd1fb4a9962d0cf33d126795226c748"/>
     <w:p>
       <w:pPr>
         <w:pStyle w:val="Heading3"/>
@@ -3582,8 +4330,8 @@
         <w:t xml:space="preserve">Các con số này cho thấy doanh nghiệp Trung Quốc đạt hiệu quả tối ưu khi cường độ quốc tế hóa (FSTS) ở mức gần 49%, một mức độ tập trung quốc tế vừa phải trong bối cảnh nền kinh tế nội địa khổng lồ của Trung Quốc cũng cung cấp cơ hội tăng trưởng song song.</w:t>
       </w:r>
     </w:p>
-    <w:bookmarkEnd w:id="36"/>
-    <w:bookmarkStart w:id="37" w:name="Xe662776ac4ed20d7263c0278e37e5e670eb65fc"/>
+    <w:bookmarkEnd w:id="37"/>
+    <w:bookmarkStart w:id="38" w:name="Xe662776ac4ed20d7263c0278e37e5e670eb65fc"/>
     <w:p>
       <w:pPr>
         <w:pStyle w:val="Heading3"/>
@@ -3804,8 +4552,8 @@
         <w:t xml:space="preserve">, không có ý nghĩa thống kê, nghĩa là hình dạng tổng thể của quan hệ phi tuyến không biến đổi đáng kể qua giai đoạn phân tích. Phát hiện này cho thấy trong bối cảnh Upper-middle như Trung Quốc, cơ chế căn bản của quan hệ I–P duy trì tính ổn định đáng kể, có thể phản ánh sự bù trừ giữa chi phí thích ứng tăng lên do chính sách thương mại khó đoán và năng lực tổ chức ngày càng trưởng thành của các doanh nghiệp xuất khẩu Trung Quốc.</w:t>
       </w:r>
     </w:p>
-    <w:bookmarkEnd w:id="37"/>
-    <w:bookmarkStart w:id="38" w:name="vai-trò-của-tci-và-dai"/>
+    <w:bookmarkEnd w:id="38"/>
+    <w:bookmarkStart w:id="39" w:name="vai-trò-của-tci-và-dai"/>
     <w:p>
       <w:pPr>
         <w:pStyle w:val="Heading3"/>
@@ -3893,9 +4641,9 @@
         </w:pict>
       </w:r>
     </w:p>
-    <w:bookmarkEnd w:id="38"/>
     <w:bookmarkEnd w:id="39"/>
-    <w:bookmarkStart w:id="44" w:name="Xdbd5cc67084304ba85b73781c0cb0c00b74055b"/>
+    <w:bookmarkEnd w:id="40"/>
+    <w:bookmarkStart w:id="45" w:name="Xdbd5cc67084304ba85b73781c0cb0c00b74055b"/>
     <w:p>
       <w:pPr>
         <w:pStyle w:val="Heading2"/>
@@ -3904,7 +4652,7 @@
         <w:t xml:space="preserve">4.5 Kết quả bối cảnh chuyển đổi bậc thấp–trung: Việt Nam (P3)</w:t>
       </w:r>
     </w:p>
-    <w:bookmarkStart w:id="40" w:name="Xfa9060265c18c079d3fb45cfff0778bcd89c27e"/>
+    <w:bookmarkStart w:id="41" w:name="Xfa9060265c18c079d3fb45cfff0778bcd89c27e"/>
     <w:p>
       <w:pPr>
         <w:pStyle w:val="Heading3"/>
@@ -4101,8 +4849,8 @@
         <w:t xml:space="preserve">, bằng chứng thống kê mạnh nhất trong tất cả các mẫu quốc gia của luận án.</w:t>
       </w:r>
     </w:p>
-    <w:bookmarkEnd w:id="40"/>
-    <w:bookmarkStart w:id="41" w:name="điểm-turning-point-theo-làn-sóng"/>
+    <w:bookmarkEnd w:id="41"/>
+    <w:bookmarkStart w:id="42" w:name="điểm-turning-point-theo-làn-sóng"/>
     <w:p>
       <w:pPr>
         <w:pStyle w:val="Heading3"/>
@@ -4361,8 +5109,8 @@
         <w:t xml:space="preserve">, có ý nghĩa thống kê, cho thấy turning point đã dịch chuyển đáng kể từ 46,2% xuống 39,3% giữa hai làn sóng.</w:t>
       </w:r>
     </w:p>
-    <w:bookmarkEnd w:id="41"/>
-    <w:bookmarkStart w:id="42" w:name="điều-tiết-bởi-tci-tích-cực-và-có-ý-nghĩa"/>
+    <w:bookmarkEnd w:id="42"/>
+    <w:bookmarkStart w:id="43" w:name="điều-tiết-bởi-tci-tích-cực-và-có-ý-nghĩa"/>
     <w:p>
       <w:pPr>
         <w:pStyle w:val="Heading3"/>
@@ -4430,8 +5178,8 @@
         <w:t xml:space="preserve">: TCI làm nâng cao mặt bằng hiệu quả và khuếch đại tác động tích cực của quốc tế hóa. Doanh nghiệp Việt Nam có năng lực công nghệ tốt hơn (đo bằng TCI) đạt hiệu quả cao hơn từ quá trình quốc tế hóa, nhất quán với H2 trong khung lý thuyết CDCM.</w:t>
       </w:r>
     </w:p>
-    <w:bookmarkEnd w:id="42"/>
-    <w:bookmarkStart w:id="43" w:name="điều-tiết-bởi-dai-không-có-ý-nghĩa"/>
+    <w:bookmarkEnd w:id="43"/>
+    <w:bookmarkStart w:id="44" w:name="điều-tiết-bởi-dai-không-có-ý-nghĩa"/>
     <w:p>
       <w:pPr>
         <w:pStyle w:val="Heading3"/>
@@ -4493,9 +5241,9 @@
         </w:pict>
       </w:r>
     </w:p>
-    <w:bookmarkEnd w:id="43"/>
     <w:bookmarkEnd w:id="44"/>
-    <w:bookmarkStart w:id="51" w:name="X561afa853383c674354c1acb167a55cae3a018f"/>
+    <w:bookmarkEnd w:id="45"/>
+    <w:bookmarkStart w:id="52" w:name="X561afa853383c674354c1acb167a55cae3a018f"/>
     <w:p>
       <w:pPr>
         <w:pStyle w:val="Heading2"/>
@@ -4504,7 +5252,7 @@
         <w:t xml:space="preserve">4.6 Kết quả kiểm định toàn mẫu đa bối cảnh châu Á (P7)</w:t>
       </w:r>
     </w:p>
-    <w:bookmarkStart w:id="45" w:name="mẫu-và-mô-hình-chính"/>
+    <w:bookmarkStart w:id="46" w:name="mẫu-và-mô-hình-chính"/>
     <w:p>
       <w:pPr>
         <w:pStyle w:val="Heading3"/>
@@ -4819,10 +5567,998 @@
         <w:pStyle w:val="BodyText"/>
       </w:pPr>
       <w:r>
+        <w:t xml:space="preserve">Bảng 4.4 trình bày tiến triển 11 mô hình lồng nhau, từ đặc tả tuyến tính cơ sở (M0) đến mô hình điều tiết ba chiều đầy đủ (M11), cho thấy điểm uốn ổn định và quan hệ chữ U ngược được xác nhận bằng kiểm định Lind–Mehlum qua mọi cấu hình.</w:t>
+      </w:r>
+    </w:p>
+    <w:p>
+      <w:pPr>
+        <w:pStyle w:val="BodyText"/>
+      </w:pPr>
+      <w:r>
         <w:rPr>
           <w:bCs/>
           <w:b/>
         </w:rPr>
+        <w:t xml:space="preserve">Bảng 4.4.</w:t>
+      </w:r>
+      <w:r>
+        <w:t xml:space="preserve"> </w:t>
+      </w:r>
+      <w:r>
+        <w:rPr>
+          <w:iCs/>
+          <w:i/>
+        </w:rPr>
+        <w:t xml:space="preserve">Tiến triển 11 mô hình lồng nhau của P7: điểm uốn và độ phù hợp.</w:t>
+      </w:r>
+    </w:p>
+    <w:tbl>
+      <w:tblPr>
+        <w:tblStyle w:val="Table"/>
+        <w:tblW w:type="pct" w:w="5000"/>
+        <w:tblLook w:firstRow="1" w:lastRow="0" w:firstColumn="0" w:lastColumn="0" w:noHBand="0" w:noVBand="0" w:val="0020"/>
+        <w:jc w:val="start"/>
+      </w:tblPr>
+      <w:tblGrid>
+        <w:gridCol w:w="1320"/>
+        <w:gridCol w:w="1320"/>
+        <w:gridCol w:w="1320"/>
+        <w:gridCol w:w="1320"/>
+        <w:gridCol w:w="1320"/>
+        <w:gridCol w:w="1320"/>
+      </w:tblGrid>
+      <w:tr>
+        <w:trPr>
+          <w:tblHeader w:val="true"/>
+        </w:trPr>
+        <w:tc>
+          <w:tcPr/>
+          <w:p>
+            <w:pPr>
+              <w:pStyle w:val="Compact"/>
+              <w:jc w:val="left"/>
+            </w:pPr>
+            <w:r>
+              <w:t xml:space="preserve">Mô hình</w:t>
+            </w:r>
+          </w:p>
+        </w:tc>
+        <w:tc>
+          <w:tcPr/>
+          <w:p>
+            <w:pPr>
+              <w:pStyle w:val="Compact"/>
+              <w:jc w:val="right"/>
+            </w:pPr>
+            <w:r>
+              <w:t xml:space="preserve">N</w:t>
+            </w:r>
+          </w:p>
+        </w:tc>
+        <w:tc>
+          <w:tcPr/>
+          <w:p>
+            <w:pPr>
+              <w:pStyle w:val="Compact"/>
+              <w:jc w:val="right"/>
+            </w:pPr>
+            <w:r>
+              <w:t xml:space="preserve">adjR²</w:t>
+            </w:r>
+          </w:p>
+        </w:tc>
+        <w:tc>
+          <w:tcPr/>
+          <w:p>
+            <w:pPr>
+              <w:pStyle w:val="Compact"/>
+              <w:jc w:val="right"/>
+            </w:pPr>
+            <w:r>
+              <w:t xml:space="preserve">Điểm uốn</w:t>
+            </w:r>
+          </w:p>
+        </w:tc>
+        <w:tc>
+          <w:tcPr/>
+          <w:p>
+            <w:pPr>
+              <w:pStyle w:val="Compact"/>
+              <w:jc w:val="right"/>
+            </w:pPr>
+            <m:oMath>
+              <m:sSub>
+                <m:e>
+                  <m:r>
+                    <m:t>p</m:t>
+                  </m:r>
+                </m:e>
+                <m:sub>
+                  <m:r>
+                    <m:rPr>
+                      <m:nor/>
+                      <m:sty m:val="p"/>
+                    </m:rPr>
+                    <m:t>LM</m:t>
+                  </m:r>
+                </m:sub>
+              </m:sSub>
+            </m:oMath>
+          </w:p>
+        </w:tc>
+        <w:tc>
+          <w:tcPr/>
+          <w:p>
+            <w:pPr>
+              <w:pStyle w:val="Compact"/>
+              <w:jc w:val="left"/>
+            </w:pPr>
+            <w:r>
+              <w:t xml:space="preserve">Đặc tả bổ sung</w:t>
+            </w:r>
+          </w:p>
+        </w:tc>
+      </w:tr>
+      <w:tr>
+        <w:tc>
+          <w:tcPr/>
+          <w:p>
+            <w:pPr>
+              <w:pStyle w:val="Compact"/>
+              <w:jc w:val="left"/>
+            </w:pPr>
+            <w:r>
+              <w:t xml:space="preserve">M0</w:t>
+            </w:r>
+          </w:p>
+        </w:tc>
+        <w:tc>
+          <w:tcPr/>
+          <w:p>
+            <w:pPr>
+              <w:pStyle w:val="Compact"/>
+              <w:jc w:val="right"/>
+            </w:pPr>
+            <w:r>
+              <w:t xml:space="preserve">84.910</w:t>
+            </w:r>
+          </w:p>
+        </w:tc>
+        <w:tc>
+          <w:tcPr/>
+          <w:p>
+            <w:pPr>
+              <w:pStyle w:val="Compact"/>
+              <w:jc w:val="right"/>
+            </w:pPr>
+            <w:r>
+              <w:t xml:space="preserve">,000</w:t>
+            </w:r>
+          </w:p>
+        </w:tc>
+        <w:tc>
+          <w:tcPr/>
+          <w:p>
+            <w:pPr>
+              <w:pStyle w:val="Compact"/>
+              <w:jc w:val="right"/>
+            </w:pPr>
+            <w:r>
+              <w:t xml:space="preserve">—</w:t>
+            </w:r>
+          </w:p>
+        </w:tc>
+        <w:tc>
+          <w:tcPr/>
+          <w:p>
+            <w:pPr>
+              <w:pStyle w:val="Compact"/>
+              <w:jc w:val="right"/>
+            </w:pPr>
+            <w:r>
+              <w:t xml:space="preserve">—</w:t>
+            </w:r>
+          </w:p>
+        </w:tc>
+        <w:tc>
+          <w:tcPr/>
+          <w:p>
+            <w:pPr>
+              <w:pStyle w:val="Compact"/>
+              <w:jc w:val="left"/>
+            </w:pPr>
+            <w:r>
+              <w:t xml:space="preserve">FSTS tuyến tính</w:t>
+            </w:r>
+          </w:p>
+        </w:tc>
+      </w:tr>
+      <w:tr>
+        <w:tc>
+          <w:tcPr/>
+          <w:p>
+            <w:pPr>
+              <w:pStyle w:val="Compact"/>
+              <w:jc w:val="left"/>
+            </w:pPr>
+            <w:r>
+              <w:t xml:space="preserve">M1</w:t>
+            </w:r>
+          </w:p>
+        </w:tc>
+        <w:tc>
+          <w:tcPr/>
+          <w:p>
+            <w:pPr>
+              <w:pStyle w:val="Compact"/>
+              <w:jc w:val="right"/>
+            </w:pPr>
+            <w:r>
+              <w:t xml:space="preserve">84.910</w:t>
+            </w:r>
+          </w:p>
+        </w:tc>
+        <w:tc>
+          <w:tcPr/>
+          <w:p>
+            <w:pPr>
+              <w:pStyle w:val="Compact"/>
+              <w:jc w:val="right"/>
+            </w:pPr>
+            <w:r>
+              <w:t xml:space="preserve">,000</w:t>
+            </w:r>
+          </w:p>
+        </w:tc>
+        <w:tc>
+          <w:tcPr/>
+          <w:p>
+            <w:pPr>
+              <w:pStyle w:val="Compact"/>
+              <w:jc w:val="right"/>
+            </w:pPr>
+            <w:r>
+              <w:t xml:space="preserve">—</w:t>
+            </w:r>
+          </w:p>
+        </w:tc>
+        <w:tc>
+          <w:tcPr/>
+          <w:p>
+            <w:pPr>
+              <w:pStyle w:val="Compact"/>
+              <w:jc w:val="right"/>
+            </w:pPr>
+            <w:r>
+              <w:t xml:space="preserve">—</w:t>
+            </w:r>
+          </w:p>
+        </w:tc>
+        <w:tc>
+          <w:tcPr/>
+          <w:p>
+            <w:pPr>
+              <w:pStyle w:val="Compact"/>
+              <w:jc w:val="left"/>
+            </w:pPr>
+            <w:r>
+              <w:t xml:space="preserve">+ biến kiểm soát (không bậc hai)</w:t>
+            </w:r>
+          </w:p>
+        </w:tc>
+      </w:tr>
+      <w:tr>
+        <w:tc>
+          <w:tcPr/>
+          <w:p>
+            <w:pPr>
+              <w:pStyle w:val="Compact"/>
+              <w:jc w:val="left"/>
+            </w:pPr>
+            <w:r>
+              <w:t xml:space="preserve">M2</w:t>
+            </w:r>
+          </w:p>
+        </w:tc>
+        <w:tc>
+          <w:tcPr/>
+          <w:p>
+            <w:pPr>
+              <w:pStyle w:val="Compact"/>
+              <w:jc w:val="right"/>
+            </w:pPr>
+            <w:r>
+              <w:t xml:space="preserve">84.910</w:t>
+            </w:r>
+          </w:p>
+        </w:tc>
+        <w:tc>
+          <w:tcPr/>
+          <w:p>
+            <w:pPr>
+              <w:pStyle w:val="Compact"/>
+              <w:jc w:val="right"/>
+            </w:pPr>
+            <w:r>
+              <w:t xml:space="preserve">,003</w:t>
+            </w:r>
+          </w:p>
+        </w:tc>
+        <w:tc>
+          <w:tcPr/>
+          <w:p>
+            <w:pPr>
+              <w:pStyle w:val="Compact"/>
+              <w:jc w:val="right"/>
+            </w:pPr>
+            <w:r>
+              <w:t xml:space="preserve">36,4%</w:t>
+            </w:r>
+          </w:p>
+        </w:tc>
+        <w:tc>
+          <w:tcPr/>
+          <w:p>
+            <w:pPr>
+              <w:pStyle w:val="Compact"/>
+              <w:jc w:val="right"/>
+            </w:pPr>
+            <w:r>
+              <w:t xml:space="preserve">&lt;,001</w:t>
+            </w:r>
+          </w:p>
+        </w:tc>
+        <w:tc>
+          <w:tcPr/>
+          <w:p>
+            <w:pPr>
+              <w:pStyle w:val="Compact"/>
+              <w:jc w:val="left"/>
+            </w:pPr>
+            <w:r>
+              <w:t xml:space="preserve">+ FSTS² (β₁ = +1,316; β₂ = −1,810)</w:t>
+            </w:r>
+          </w:p>
+        </w:tc>
+      </w:tr>
+      <w:tr>
+        <w:tc>
+          <w:tcPr/>
+          <w:p>
+            <w:pPr>
+              <w:pStyle w:val="Compact"/>
+              <w:jc w:val="left"/>
+            </w:pPr>
+            <w:r>
+              <w:t xml:space="preserve">M3</w:t>
+            </w:r>
+          </w:p>
+        </w:tc>
+        <w:tc>
+          <w:tcPr/>
+          <w:p>
+            <w:pPr>
+              <w:pStyle w:val="Compact"/>
+              <w:jc w:val="right"/>
+            </w:pPr>
+            <w:r>
+              <w:t xml:space="preserve">38.342</w:t>
+            </w:r>
+          </w:p>
+        </w:tc>
+        <w:tc>
+          <w:tcPr/>
+          <w:p>
+            <w:pPr>
+              <w:pStyle w:val="Compact"/>
+              <w:jc w:val="right"/>
+            </w:pPr>
+            <w:r>
+              <w:t xml:space="preserve">,015</w:t>
+            </w:r>
+          </w:p>
+        </w:tc>
+        <w:tc>
+          <w:tcPr/>
+          <w:p>
+            <w:pPr>
+              <w:pStyle w:val="Compact"/>
+              <w:jc w:val="right"/>
+            </w:pPr>
+            <w:r>
+              <w:t xml:space="preserve">33,8%</w:t>
+            </w:r>
+          </w:p>
+        </w:tc>
+        <w:tc>
+          <w:tcPr/>
+          <w:p>
+            <w:pPr>
+              <w:pStyle w:val="Compact"/>
+              <w:jc w:val="right"/>
+            </w:pPr>
+            <w:r>
+              <w:t xml:space="preserve">&lt;,001</w:t>
+            </w:r>
+          </w:p>
+        </w:tc>
+        <w:tc>
+          <w:tcPr/>
+          <w:p>
+            <w:pPr>
+              <w:pStyle w:val="Compact"/>
+              <w:jc w:val="left"/>
+            </w:pPr>
+            <w:r>
+              <w:t xml:space="preserve">+ biến kiểm soát</w:t>
+            </w:r>
+          </w:p>
+        </w:tc>
+      </w:tr>
+      <w:tr>
+        <w:tc>
+          <w:tcPr/>
+          <w:p>
+            <w:pPr>
+              <w:pStyle w:val="Compact"/>
+              <w:jc w:val="left"/>
+            </w:pPr>
+            <w:r>
+              <w:rPr>
+                <w:bCs/>
+                <w:b/>
+              </w:rPr>
+              <w:t xml:space="preserve">M5</w:t>
+            </w:r>
+          </w:p>
+        </w:tc>
+        <w:tc>
+          <w:tcPr/>
+          <w:p>
+            <w:pPr>
+              <w:pStyle w:val="Compact"/>
+              <w:jc w:val="right"/>
+            </w:pPr>
+            <w:r>
+              <w:rPr>
+                <w:bCs/>
+                <w:b/>
+              </w:rPr>
+              <w:t xml:space="preserve">38.342</w:t>
+            </w:r>
+          </w:p>
+        </w:tc>
+        <w:tc>
+          <w:tcPr/>
+          <w:p>
+            <w:pPr>
+              <w:pStyle w:val="Compact"/>
+              <w:jc w:val="right"/>
+            </w:pPr>
+            <w:r>
+              <w:rPr>
+                <w:bCs/>
+                <w:b/>
+              </w:rPr>
+              <w:t xml:space="preserve">,677</w:t>
+            </w:r>
+          </w:p>
+        </w:tc>
+        <w:tc>
+          <w:tcPr/>
+          <w:p>
+            <w:pPr>
+              <w:pStyle w:val="Compact"/>
+              <w:jc w:val="right"/>
+            </w:pPr>
+            <w:r>
+              <w:rPr>
+                <w:bCs/>
+                <w:b/>
+              </w:rPr>
+              <w:t xml:space="preserve">40,0%</w:t>
+            </w:r>
+          </w:p>
+        </w:tc>
+        <w:tc>
+          <w:tcPr/>
+          <w:p>
+            <w:pPr>
+              <w:pStyle w:val="Compact"/>
+              <w:jc w:val="right"/>
+            </w:pPr>
+            <w:r>
+              <w:rPr>
+                <w:bCs/>
+                <w:b/>
+              </w:rPr>
+              <w:t xml:space="preserve">&lt;,001</w:t>
+            </w:r>
+          </w:p>
+        </w:tc>
+        <w:tc>
+          <w:tcPr/>
+          <w:p>
+            <w:pPr>
+              <w:pStyle w:val="Compact"/>
+              <w:jc w:val="left"/>
+            </w:pPr>
+            <w:r>
+              <w:rPr>
+                <w:bCs/>
+                <w:b/>
+              </w:rPr>
+              <w:t xml:space="preserve">+ FE nền kinh tế × năm (mô hình chính)</w:t>
+            </w:r>
+          </w:p>
+        </w:tc>
+      </w:tr>
+      <w:tr>
+        <w:tc>
+          <w:tcPr/>
+          <w:p>
+            <w:pPr>
+              <w:pStyle w:val="Compact"/>
+              <w:jc w:val="left"/>
+            </w:pPr>
+            <w:r>
+              <w:t xml:space="preserve">M6</w:t>
+            </w:r>
+          </w:p>
+        </w:tc>
+        <w:tc>
+          <w:tcPr/>
+          <w:p>
+            <w:pPr>
+              <w:pStyle w:val="Compact"/>
+              <w:jc w:val="right"/>
+            </w:pPr>
+            <w:r>
+              <w:t xml:space="preserve">38.051</w:t>
+            </w:r>
+          </w:p>
+        </w:tc>
+        <w:tc>
+          <w:tcPr/>
+          <w:p>
+            <w:pPr>
+              <w:pStyle w:val="Compact"/>
+              <w:jc w:val="right"/>
+            </w:pPr>
+            <w:r>
+              <w:t xml:space="preserve">,024</w:t>
+            </w:r>
+          </w:p>
+        </w:tc>
+        <w:tc>
+          <w:tcPr/>
+          <w:p>
+            <w:pPr>
+              <w:pStyle w:val="Compact"/>
+              <w:jc w:val="right"/>
+            </w:pPr>
+            <w:r>
+              <w:t xml:space="preserve">32,7%</w:t>
+            </w:r>
+          </w:p>
+        </w:tc>
+        <w:tc>
+          <w:tcPr/>
+          <w:p>
+            <w:pPr>
+              <w:pStyle w:val="Compact"/>
+              <w:jc w:val="right"/>
+            </w:pPr>
+            <w:r>
+              <w:t xml:space="preserve">&lt;,001</w:t>
+            </w:r>
+          </w:p>
+        </w:tc>
+        <w:tc>
+          <w:tcPr/>
+          <w:p>
+            <w:pPr>
+              <w:pStyle w:val="Compact"/>
+              <w:jc w:val="left"/>
+            </w:pPr>
+            <w:r>
+              <w:t xml:space="preserve">+ TCI (hiệu ứng chính)</w:t>
+            </w:r>
+          </w:p>
+        </w:tc>
+      </w:tr>
+      <w:tr>
+        <w:tc>
+          <w:tcPr/>
+          <w:p>
+            <w:pPr>
+              <w:pStyle w:val="Compact"/>
+              <w:jc w:val="left"/>
+            </w:pPr>
+            <w:r>
+              <w:t xml:space="preserve">M7</w:t>
+            </w:r>
+          </w:p>
+        </w:tc>
+        <w:tc>
+          <w:tcPr/>
+          <w:p>
+            <w:pPr>
+              <w:pStyle w:val="Compact"/>
+              <w:jc w:val="right"/>
+            </w:pPr>
+            <w:r>
+              <w:t xml:space="preserve">38.051</w:t>
+            </w:r>
+          </w:p>
+        </w:tc>
+        <w:tc>
+          <w:tcPr/>
+          <w:p>
+            <w:pPr>
+              <w:pStyle w:val="Compact"/>
+              <w:jc w:val="right"/>
+            </w:pPr>
+            <w:r>
+              <w:t xml:space="preserve">,025</w:t>
+            </w:r>
+          </w:p>
+        </w:tc>
+        <w:tc>
+          <w:tcPr/>
+          <w:p>
+            <w:pPr>
+              <w:pStyle w:val="Compact"/>
+              <w:jc w:val="right"/>
+            </w:pPr>
+            <w:r>
+              <w:t xml:space="preserve">33,9%</w:t>
+            </w:r>
+          </w:p>
+        </w:tc>
+        <w:tc>
+          <w:tcPr/>
+          <w:p>
+            <w:pPr>
+              <w:pStyle w:val="Compact"/>
+              <w:jc w:val="right"/>
+            </w:pPr>
+            <w:r>
+              <w:t xml:space="preserve">&lt;,001</w:t>
+            </w:r>
+          </w:p>
+        </w:tc>
+        <w:tc>
+          <w:tcPr/>
+          <w:p>
+            <w:pPr>
+              <w:pStyle w:val="Compact"/>
+              <w:jc w:val="left"/>
+            </w:pPr>
+            <w:r>
+              <w:t xml:space="preserve">+ FSTS×TCI, FSTS²×TCI</w:t>
+            </w:r>
+          </w:p>
+        </w:tc>
+      </w:tr>
+      <w:tr>
+        <w:tc>
+          <w:tcPr/>
+          <w:p>
+            <w:pPr>
+              <w:pStyle w:val="Compact"/>
+              <w:jc w:val="left"/>
+            </w:pPr>
+            <w:r>
+              <w:t xml:space="preserve">M8</w:t>
+            </w:r>
+          </w:p>
+        </w:tc>
+        <w:tc>
+          <w:tcPr/>
+          <w:p>
+            <w:pPr>
+              <w:pStyle w:val="Compact"/>
+              <w:jc w:val="right"/>
+            </w:pPr>
+            <w:r>
+              <w:t xml:space="preserve">37.940</w:t>
+            </w:r>
+          </w:p>
+        </w:tc>
+        <w:tc>
+          <w:tcPr/>
+          <w:p>
+            <w:pPr>
+              <w:pStyle w:val="Compact"/>
+              <w:jc w:val="right"/>
+            </w:pPr>
+            <w:r>
+              <w:t xml:space="preserve">,030</w:t>
+            </w:r>
+          </w:p>
+        </w:tc>
+        <w:tc>
+          <w:tcPr/>
+          <w:p>
+            <w:pPr>
+              <w:pStyle w:val="Compact"/>
+              <w:jc w:val="right"/>
+            </w:pPr>
+            <w:r>
+              <w:t xml:space="preserve">33,8%</w:t>
+            </w:r>
+          </w:p>
+        </w:tc>
+        <w:tc>
+          <w:tcPr/>
+          <w:p>
+            <w:pPr>
+              <w:pStyle w:val="Compact"/>
+              <w:jc w:val="right"/>
+            </w:pPr>
+            <w:r>
+              <w:t xml:space="preserve">&lt;,001</w:t>
+            </w:r>
+          </w:p>
+        </w:tc>
+        <w:tc>
+          <w:tcPr/>
+          <w:p>
+            <w:pPr>
+              <w:pStyle w:val="Compact"/>
+              <w:jc w:val="left"/>
+            </w:pPr>
+            <w:r>
+              <w:t xml:space="preserve">+ DAI + FSTS×DAI, FSTS²×DAI</w:t>
+            </w:r>
+          </w:p>
+        </w:tc>
+      </w:tr>
+      <w:tr>
+        <w:tc>
+          <w:tcPr/>
+          <w:p>
+            <w:pPr>
+              <w:pStyle w:val="Compact"/>
+              <w:jc w:val="left"/>
+            </w:pPr>
+            <w:r>
+              <w:t xml:space="preserve">M9</w:t>
+            </w:r>
+          </w:p>
+        </w:tc>
+        <w:tc>
+          <w:tcPr/>
+          <w:p>
+            <w:pPr>
+              <w:pStyle w:val="Compact"/>
+              <w:jc w:val="right"/>
+            </w:pPr>
+            <w:r>
+              <w:t xml:space="preserve">35.568</w:t>
+            </w:r>
+          </w:p>
+        </w:tc>
+        <w:tc>
+          <w:tcPr/>
+          <w:p>
+            <w:pPr>
+              <w:pStyle w:val="Compact"/>
+              <w:jc w:val="right"/>
+            </w:pPr>
+            <w:r>
+              <w:t xml:space="preserve">,035</w:t>
+            </w:r>
+          </w:p>
+        </w:tc>
+        <w:tc>
+          <w:tcPr/>
+          <w:p>
+            <w:pPr>
+              <w:pStyle w:val="Compact"/>
+              <w:jc w:val="right"/>
+            </w:pPr>
+            <w:r>
+              <w:t xml:space="preserve">36,1%</w:t>
+            </w:r>
+          </w:p>
+        </w:tc>
+        <w:tc>
+          <w:tcPr/>
+          <w:p>
+            <w:pPr>
+              <w:pStyle w:val="Compact"/>
+              <w:jc w:val="right"/>
+            </w:pPr>
+            <w:r>
+              <w:t xml:space="preserve">&lt;,001</w:t>
+            </w:r>
+          </w:p>
+        </w:tc>
+        <w:tc>
+          <w:tcPr/>
+          <w:p>
+            <w:pPr>
+              <w:pStyle w:val="Compact"/>
+              <w:jc w:val="left"/>
+            </w:pPr>
+            <w:r>
+              <w:t xml:space="preserve">+ nhà quản trị + tương tác</w:t>
+            </w:r>
+          </w:p>
+        </w:tc>
+      </w:tr>
+      <w:tr>
+        <w:tc>
+          <w:tcPr/>
+          <w:p>
+            <w:pPr>
+              <w:pStyle w:val="Compact"/>
+              <w:jc w:val="left"/>
+            </w:pPr>
+            <w:r>
+              <w:t xml:space="preserve">M10</w:t>
+            </w:r>
+          </w:p>
+        </w:tc>
+        <w:tc>
+          <w:tcPr/>
+          <w:p>
+            <w:pPr>
+              <w:pStyle w:val="Compact"/>
+              <w:jc w:val="right"/>
+            </w:pPr>
+            <w:r>
+              <w:t xml:space="preserve">31.928</w:t>
+            </w:r>
+          </w:p>
+        </w:tc>
+        <w:tc>
+          <w:tcPr/>
+          <w:p>
+            <w:pPr>
+              <w:pStyle w:val="Compact"/>
+              <w:jc w:val="right"/>
+            </w:pPr>
+            <w:r>
+              <w:t xml:space="preserve">,049</w:t>
+            </w:r>
+          </w:p>
+        </w:tc>
+        <w:tc>
+          <w:tcPr/>
+          <w:p>
+            <w:pPr>
+              <w:pStyle w:val="Compact"/>
+              <w:jc w:val="right"/>
+            </w:pPr>
+            <w:r>
+              <w:t xml:space="preserve">—</w:t>
+            </w:r>
+          </w:p>
+        </w:tc>
+        <w:tc>
+          <w:tcPr/>
+          <w:p>
+            <w:pPr>
+              <w:pStyle w:val="Compact"/>
+              <w:jc w:val="right"/>
+            </w:pPr>
+            <w:r>
+              <w:t xml:space="preserve">n.s.</w:t>
+            </w:r>
+          </w:p>
+        </w:tc>
+        <w:tc>
+          <w:tcPr/>
+          <w:p>
+            <w:pPr>
+              <w:pStyle w:val="Compact"/>
+              <w:jc w:val="left"/>
+            </w:pPr>
+            <w:r>
+              <w:t xml:space="preserve">+ ICRV + FSTS×ICRV, FSTS²×ICRV</w:t>
+            </w:r>
+          </w:p>
+        </w:tc>
+      </w:tr>
+      <w:tr>
+        <w:tc>
+          <w:tcPr/>
+          <w:p>
+            <w:pPr>
+              <w:pStyle w:val="Compact"/>
+              <w:jc w:val="left"/>
+            </w:pPr>
+            <w:r>
+              <w:t xml:space="preserve">M11</w:t>
+            </w:r>
+          </w:p>
+        </w:tc>
+        <w:tc>
+          <w:tcPr/>
+          <w:p>
+            <w:pPr>
+              <w:pStyle w:val="Compact"/>
+              <w:jc w:val="right"/>
+            </w:pPr>
+            <w:r>
+              <w:t xml:space="preserve">29.840</w:t>
+            </w:r>
+          </w:p>
+        </w:tc>
+        <w:tc>
+          <w:tcPr/>
+          <w:p>
+            <w:pPr>
+              <w:pStyle w:val="Compact"/>
+              <w:jc w:val="right"/>
+            </w:pPr>
+            <w:r>
+              <w:t xml:space="preserve">,067</w:t>
+            </w:r>
+          </w:p>
+        </w:tc>
+        <w:tc>
+          <w:tcPr/>
+          <w:p>
+            <w:pPr>
+              <w:pStyle w:val="Compact"/>
+              <w:jc w:val="right"/>
+            </w:pPr>
+            <w:r>
+              <w:t xml:space="preserve">34,6%</w:t>
+            </w:r>
+          </w:p>
+        </w:tc>
+        <w:tc>
+          <w:tcPr/>
+          <w:p>
+            <w:pPr>
+              <w:pStyle w:val="Compact"/>
+              <w:jc w:val="right"/>
+            </w:pPr>
+            <w:r>
+              <w:t xml:space="preserve">,002</w:t>
+            </w:r>
+          </w:p>
+        </w:tc>
+        <w:tc>
+          <w:tcPr/>
+          <w:p>
+            <w:pPr>
+              <w:pStyle w:val="Compact"/>
+              <w:jc w:val="left"/>
+            </w:pPr>
+            <w:r>
+              <w:t xml:space="preserve">+ ba chiều DAI×ICRV×FSTS</w:t>
+            </w:r>
+          </w:p>
+        </w:tc>
+      </w:tr>
+    </w:tbl>
+    <w:p>
+      <w:pPr>
+        <w:pStyle w:val="BodyText"/>
+      </w:pPr>
+      <w:r>
+        <w:rPr>
+          <w:iCs/>
+          <w:i/>
+        </w:rPr>
+        <w:t xml:space="preserve">Nguồn: P7 (Đỗ &amp; Phan, 2026). Điểm uốn xác nhận bằng kiểm định Lind–Mehlum (2010). Mô hình M5 là đặc tả chính với hiệu ứng cố định hai chiều; adjR² nhảy lên ,677 phản ánh phần lớn phương sai năng suất được giải thích bởi khác biệt nền kinh tế × năm.</w:t>
+      </w:r>
+    </w:p>
+    <w:p>
+      <w:pPr>
+        <w:pStyle w:val="BodyText"/>
+      </w:pPr>
+      <w:r>
+        <w:rPr>
+          <w:bCs/>
+          <w:b/>
+        </w:rPr>
         <w:t xml:space="preserve">Phạm vi thời gian của mẫu.</w:t>
       </w:r>
       <w:r>
@@ -4832,8 +6568,8 @@
         <w:t xml:space="preserve">Mẫu phân tích của P7 được chốt tại 49 nền kinh tế với các đợt khảo sát đến thời điểm xây dựng bộ dữ liệu. Một số đợt khảo sát công bố sau thời điểm chốt mẫu, đáng chú ý là Nhật Bản 2025 (nền kinh tế lần đầu được WBES khảo sát, thuộc nhóm thể chế tiên tiến) và các đợt 2024–2026 của nhiều nền trong khung, nằm ngoài phạm vi ước lượng của luận án và tạo thành hướng mở rộng tự nhiên cho nghiên cứu tiếp theo (xem §5.5). Về mặt kỳ vọng, do mô hình dùng hiệu ứng cố định nền kinh tế và Nhật Bản có biến thiên quốc tế hóa thấp (FSTS trung bình khoảng 4%), việc bổ sung quan sát này nhiều khả năng chỉ tinh chỉnh ước lượng của Nhóm I mà không làm thay đổi gradient điểm uốn giữa các nhóm.</w:t>
       </w:r>
     </w:p>
-    <w:bookmarkEnd w:id="45"/>
-    <w:bookmarkStart w:id="49" w:name="gradient-icrv-xác-nhận-h5"/>
+    <w:bookmarkEnd w:id="46"/>
+    <w:bookmarkStart w:id="50" w:name="gradient-icrv-xác-nhận-h5"/>
     <w:p>
       <w:pPr>
         <w:pStyle w:val="Heading3"/>
@@ -5047,18 +6783,18 @@
           <wp:inline>
             <wp:extent cx="5753100" cy="3849196"/>
             <wp:effectExtent b="0" l="0" r="0" t="0"/>
-            <wp:docPr descr="Hình 4.1. Họ đường cong I–P phụ thuộc chế độ thể chế ICRV" title="" id="47" name="Picture"/>
+            <wp:docPr descr="Hình 4.1. Họ đường cong I–P phụ thuộc chế độ thể chế ICRV" title="" id="48" name="Picture"/>
             <a:graphic>
               <a:graphicData uri="http://schemas.openxmlformats.org/drawingml/2006/picture">
                 <pic:pic>
                   <pic:nvPicPr>
-                    <pic:cNvPr descr="figures/fig_4_x_ip_curves_icrv_gradient.png" id="48" name="Picture"/>
+                    <pic:cNvPr descr="figures/fig_4_x_ip_curves_icrv_gradient.png" id="49" name="Picture"/>
                     <pic:cNvPicPr>
                       <a:picLocks noChangeArrowheads="1" noChangeAspect="1"/>
                     </pic:cNvPicPr>
                   </pic:nvPicPr>
                   <pic:blipFill>
-                    <a:blip r:embed="rId46"/>
+                    <a:blip r:embed="rId47"/>
                     <a:stretch>
                       <a:fillRect/>
                     </a:stretch>
@@ -5131,8 +6867,8 @@
         <w:t xml:space="preserve">Nguồn: minh họa của tác giả từ kết quả P6–P8.</w:t>
       </w:r>
     </w:p>
-    <w:bookmarkEnd w:id="49"/>
-    <w:bookmarkStart w:id="50" w:name="điều-tiết-bởi-tci-và-dai-trong-toàn-mẫu"/>
+    <w:bookmarkEnd w:id="50"/>
+    <w:bookmarkStart w:id="51" w:name="điều-tiết-bởi-tci-và-dai-trong-toàn-mẫu"/>
     <w:p>
       <w:pPr>
         <w:pStyle w:val="Heading3"/>
@@ -5528,9 +7264,9 @@
         </w:pict>
       </w:r>
     </w:p>
-    <w:bookmarkEnd w:id="50"/>
     <w:bookmarkEnd w:id="51"/>
-    <w:bookmarkStart w:id="56" w:name="X42f69945b56833cca239d45dc5864a7be6f74d7"/>
+    <w:bookmarkEnd w:id="52"/>
+    <w:bookmarkStart w:id="57" w:name="X42f69945b56833cca239d45dc5864a7be6f74d7"/>
     <w:p>
       <w:pPr>
         <w:pStyle w:val="Heading2"/>
@@ -5539,7 +7275,7 @@
         <w:t xml:space="preserve">4.7 Kết quả trường hợp biên SIDS: Các nền kinh tế đảo nhỏ đang phát triển (P8)</w:t>
       </w:r>
     </w:p>
-    <w:bookmarkStart w:id="52" w:name="đặc-điểm-mẫu-sids"/>
+    <w:bookmarkStart w:id="53" w:name="đặc-điểm-mẫu-sids"/>
     <w:p>
       <w:pPr>
         <w:pStyle w:val="Heading3"/>
@@ -5615,8 +7351,8 @@
         <w:t xml:space="preserve">(chiếm 13,8% mẫu). Tỷ lệ doanh thu xuất khẩu trung bình rất thấp: mean FSTS = 0,048 (4,8%).</w:t>
       </w:r>
     </w:p>
-    <w:bookmarkEnd w:id="52"/>
-    <w:bookmarkStart w:id="53" w:name="X305be4308b12f06c15c4aa0bf75053d865f81d7"/>
+    <w:bookmarkEnd w:id="53"/>
+    <w:bookmarkStart w:id="54" w:name="X305be4308b12f06c15c4aa0bf75053d865f81d7"/>
     <w:p>
       <w:pPr>
         <w:pStyle w:val="Heading3"/>
@@ -5973,8 +7709,8 @@
         <w:t xml:space="preserve">(monotone decline), không có turning point trong phạm vi dữ liệu.</w:t>
       </w:r>
     </w:p>
-    <w:bookmarkEnd w:id="53"/>
-    <w:bookmarkStart w:id="54" w:name="X1eacd79ea5935ba958f558c7fa8a022614fd635"/>
+    <w:bookmarkEnd w:id="54"/>
+    <w:bookmarkStart w:id="55" w:name="X1eacd79ea5935ba958f558c7fa8a022614fd635"/>
     <w:p>
       <w:pPr>
         <w:pStyle w:val="Heading3"/>
@@ -6012,8 +7748,8 @@
         <w:t xml:space="preserve">Kết quả FIP là đóng góp lý thuyết gốc của luận án, lần đầu tiên được ghi nhận và đặt tên trong literature internationalization–firm performance cho khu vực Thái Bình Dương.</w:t>
       </w:r>
     </w:p>
-    <w:bookmarkEnd w:id="54"/>
-    <w:bookmarkStart w:id="55" w:name="Xf5ef3b8f7f28ca1a48196484a4b190674943b22"/>
+    <w:bookmarkEnd w:id="55"/>
+    <w:bookmarkStart w:id="56" w:name="Xf5ef3b8f7f28ca1a48196484a4b190674943b22"/>
     <w:p>
       <w:pPr>
         <w:pStyle w:val="Heading3"/>
@@ -6037,9 +7773,9 @@
         </w:pict>
       </w:r>
     </w:p>
-    <w:bookmarkEnd w:id="55"/>
     <w:bookmarkEnd w:id="56"/>
-    <w:bookmarkStart w:id="57" w:name="Xfa456a9219d3acfaa17bcbc370e76a6bac65144"/>
+    <w:bookmarkEnd w:id="57"/>
+    <w:bookmarkStart w:id="58" w:name="Xfa456a9219d3acfaa17bcbc370e76a6bac65144"/>
     <w:p>
       <w:pPr>
         <w:pStyle w:val="Heading2"/>
@@ -7230,7 +8966,7 @@
           <w:bCs/>
           <w:b/>
         </w:rPr>
-        <w:t xml:space="preserve">Bảng 4.3.</w:t>
+        <w:t xml:space="preserve">Bảng 4.5.</w:t>
       </w:r>
       <w:r>
         <w:t xml:space="preserve"> </w:t>
@@ -8117,8 +9853,8 @@
         </w:pict>
       </w:r>
     </w:p>
-    <w:bookmarkEnd w:id="57"/>
-    <w:bookmarkStart w:id="58" w:name="X3f9ed6ea86262c6caa26e51d1f917462628cea6"/>
+    <w:bookmarkEnd w:id="58"/>
+    <w:bookmarkStart w:id="59" w:name="X3f9ed6ea86262c6caa26e51d1f917462628cea6"/>
     <w:p>
       <w:pPr>
         <w:pStyle w:val="Heading2"/>
@@ -8275,14 +10011,811 @@
         </w:pict>
       </w:r>
     </w:p>
-    <w:bookmarkEnd w:id="58"/>
-    <w:bookmarkStart w:id="59" w:name="tổng-hợp-kết-quả-theo-hệ-giả-thuyết"/>
+    <w:bookmarkEnd w:id="59"/>
+    <w:bookmarkStart w:id="60" w:name="tổng-hợp-kết-quả-theo-hệ-giả-thuyết"/>
     <w:p>
       <w:pPr>
         <w:pStyle w:val="Heading2"/>
       </w:pPr>
       <w:r>
         <w:t xml:space="preserve">4.10 Tổng hợp kết quả theo hệ giả thuyết</w:t>
+      </w:r>
+    </w:p>
+    <w:p>
+      <w:pPr>
+        <w:pStyle w:val="FirstParagraph"/>
+      </w:pPr>
+      <w:r>
+        <w:t xml:space="preserve">Trước khi tổng hợp theo hệ giả thuyết, Bảng 4.6 hợp nhất các ước lượng trụ cột của bảy nghiên cứu thành phần thực nghiệm, cho phép đối chiếu trực tiếp dạng hàm, điểm uốn, vai trò của hai cấu trúc số (TCI, DAI) và quy mô mẫu xuyên các bối cảnh ICRV.</w:t>
+      </w:r>
+    </w:p>
+    <w:p>
+      <w:pPr>
+        <w:pStyle w:val="BodyText"/>
+      </w:pPr>
+      <w:r>
+        <w:rPr>
+          <w:bCs/>
+          <w:b/>
+        </w:rPr>
+        <w:t xml:space="preserve">Bảng 4.6.</w:t>
+      </w:r>
+      <w:r>
+        <w:t xml:space="preserve"> </w:t>
+      </w:r>
+      <w:r>
+        <w:rPr>
+          <w:iCs/>
+          <w:i/>
+        </w:rPr>
+        <w:t xml:space="preserve">Tổng hợp ước lượng các nghiên cứu thành phần thực nghiệm.</w:t>
+      </w:r>
+    </w:p>
+    <w:tbl>
+      <w:tblPr>
+        <w:tblStyle w:val="Table"/>
+        <w:tblW w:type="pct" w:w="5000"/>
+        <w:tblLook w:firstRow="1" w:lastRow="0" w:firstColumn="0" w:lastColumn="0" w:noHBand="0" w:noVBand="0" w:val="0020"/>
+        <w:jc w:val="start"/>
+      </w:tblPr>
+      <w:tblGrid>
+        <w:gridCol w:w="1131"/>
+        <w:gridCol w:w="1131"/>
+        <w:gridCol w:w="1131"/>
+        <w:gridCol w:w="1131"/>
+        <w:gridCol w:w="1131"/>
+        <w:gridCol w:w="1131"/>
+        <w:gridCol w:w="1131"/>
+      </w:tblGrid>
+      <w:tr>
+        <w:trPr>
+          <w:tblHeader w:val="true"/>
+        </w:trPr>
+        <w:tc>
+          <w:tcPr/>
+          <w:p>
+            <w:pPr>
+              <w:pStyle w:val="Compact"/>
+              <w:jc w:val="left"/>
+            </w:pPr>
+            <w:r>
+              <w:t xml:space="preserve">NC</w:t>
+            </w:r>
+          </w:p>
+        </w:tc>
+        <w:tc>
+          <w:tcPr/>
+          <w:p>
+            <w:pPr>
+              <w:pStyle w:val="Compact"/>
+              <w:jc w:val="left"/>
+            </w:pPr>
+            <w:r>
+              <w:t xml:space="preserve">Bối cảnh (nhóm ICRV)</w:t>
+            </w:r>
+          </w:p>
+        </w:tc>
+        <w:tc>
+          <w:tcPr/>
+          <w:p>
+            <w:pPr>
+              <w:pStyle w:val="Compact"/>
+              <w:jc w:val="right"/>
+            </w:pPr>
+            <w:r>
+              <w:t xml:space="preserve">N</w:t>
+            </w:r>
+          </w:p>
+        </w:tc>
+        <w:tc>
+          <w:tcPr/>
+          <w:p>
+            <w:pPr>
+              <w:pStyle w:val="Compact"/>
+              <w:jc w:val="left"/>
+            </w:pPr>
+            <w:r>
+              <w:t xml:space="preserve">Dạng hàm I–P</w:t>
+            </w:r>
+          </w:p>
+        </w:tc>
+        <w:tc>
+          <w:tcPr/>
+          <w:p>
+            <w:pPr>
+              <w:pStyle w:val="Compact"/>
+              <w:jc w:val="left"/>
+            </w:pPr>
+            <w:r>
+              <w:t xml:space="preserve">Điểm uốn (FSTS)</w:t>
+            </w:r>
+          </w:p>
+        </w:tc>
+        <w:tc>
+          <w:tcPr/>
+          <w:p>
+            <w:pPr>
+              <w:pStyle w:val="Compact"/>
+              <w:jc w:val="left"/>
+            </w:pPr>
+            <w:r>
+              <w:t xml:space="preserve">Vai trò TCI</w:t>
+            </w:r>
+          </w:p>
+        </w:tc>
+        <w:tc>
+          <w:tcPr/>
+          <w:p>
+            <w:pPr>
+              <w:pStyle w:val="Compact"/>
+              <w:jc w:val="left"/>
+            </w:pPr>
+            <w:r>
+              <w:t xml:space="preserve">Vai trò DAI</w:t>
+            </w:r>
+          </w:p>
+        </w:tc>
+      </w:tr>
+      <w:tr>
+        <w:tc>
+          <w:tcPr/>
+          <w:p>
+            <w:pPr>
+              <w:pStyle w:val="Compact"/>
+              <w:jc w:val="left"/>
+            </w:pPr>
+            <w:r>
+              <w:t xml:space="preserve">P3</w:t>
+            </w:r>
+          </w:p>
+        </w:tc>
+        <w:tc>
+          <w:tcPr/>
+          <w:p>
+            <w:pPr>
+              <w:pStyle w:val="Compact"/>
+              <w:jc w:val="left"/>
+            </w:pPr>
+            <w:r>
+              <w:t xml:space="preserve">Việt Nam (IV)</w:t>
+            </w:r>
+          </w:p>
+        </w:tc>
+        <w:tc>
+          <w:tcPr/>
+          <w:p>
+            <w:pPr>
+              <w:pStyle w:val="Compact"/>
+              <w:jc w:val="right"/>
+            </w:pPr>
+            <w:r>
+              <w:t xml:space="preserve">2.958</w:t>
+            </w:r>
+          </w:p>
+        </w:tc>
+        <w:tc>
+          <w:tcPr/>
+          <w:p>
+            <w:pPr>
+              <w:pStyle w:val="Compact"/>
+              <w:jc w:val="left"/>
+            </w:pPr>
+            <w:r>
+              <w:t xml:space="preserve">U ngược</w:t>
+            </w:r>
+          </w:p>
+        </w:tc>
+        <w:tc>
+          <w:tcPr/>
+          <w:p>
+            <w:pPr>
+              <w:pStyle w:val="Compact"/>
+              <w:jc w:val="left"/>
+            </w:pPr>
+            <w:r>
+              <w:t xml:space="preserve">39–46%</w:t>
+            </w:r>
+          </w:p>
+        </w:tc>
+        <w:tc>
+          <w:tcPr/>
+          <w:p>
+            <w:pPr>
+              <w:pStyle w:val="Compact"/>
+              <w:jc w:val="left"/>
+            </w:pPr>
+            <w:r>
+              <w:t xml:space="preserve">dương, có ý nghĩa (β=0,179, IV)</w:t>
+            </w:r>
+          </w:p>
+        </w:tc>
+        <w:tc>
+          <w:tcPr/>
+          <w:p>
+            <w:pPr>
+              <w:pStyle w:val="Compact"/>
+              <w:jc w:val="left"/>
+            </w:pPr>
+            <w:r>
+              <w:t xml:space="preserve">null (Tier-1)</w:t>
+            </w:r>
+          </w:p>
+        </w:tc>
+      </w:tr>
+      <w:tr>
+        <w:tc>
+          <w:tcPr/>
+          <w:p>
+            <w:pPr>
+              <w:pStyle w:val="Compact"/>
+              <w:jc w:val="left"/>
+            </w:pPr>
+            <w:r>
+              <w:t xml:space="preserve">P4</w:t>
+            </w:r>
+          </w:p>
+        </w:tc>
+        <w:tc>
+          <w:tcPr/>
+          <w:p>
+            <w:pPr>
+              <w:pStyle w:val="Compact"/>
+              <w:jc w:val="left"/>
+            </w:pPr>
+            <w:r>
+              <w:t xml:space="preserve">Singapore (I)</w:t>
+            </w:r>
+          </w:p>
+        </w:tc>
+        <w:tc>
+          <w:tcPr/>
+          <w:p>
+            <w:pPr>
+              <w:pStyle w:val="Compact"/>
+              <w:jc w:val="right"/>
+            </w:pPr>
+            <w:r>
+              <w:t xml:space="preserve">623</w:t>
+            </w:r>
+          </w:p>
+        </w:tc>
+        <w:tc>
+          <w:tcPr/>
+          <w:p>
+            <w:pPr>
+              <w:pStyle w:val="Compact"/>
+              <w:jc w:val="left"/>
+            </w:pPr>
+            <w:r>
+              <w:t xml:space="preserve">gần tuyến tính dương</w:t>
+            </w:r>
+          </w:p>
+        </w:tc>
+        <w:tc>
+          <w:tcPr/>
+          <w:p>
+            <w:pPr>
+              <w:pStyle w:val="Compact"/>
+              <w:jc w:val="left"/>
+            </w:pPr>
+            <w:r>
+              <w:t xml:space="preserve">~88,6% (không định vị chắc)</w:t>
+            </w:r>
+          </w:p>
+        </w:tc>
+        <w:tc>
+          <w:tcPr/>
+          <w:p>
+            <w:pPr>
+              <w:pStyle w:val="Compact"/>
+              <w:jc w:val="left"/>
+            </w:pPr>
+            <w:r>
+              <w:t xml:space="preserve">yếu tố vệ sinh</w:t>
+            </w:r>
+          </w:p>
+        </w:tc>
+        <w:tc>
+          <w:tcPr/>
+          <w:p>
+            <w:pPr>
+              <w:pStyle w:val="Compact"/>
+              <w:jc w:val="left"/>
+            </w:pPr>
+            <w:r>
+              <w:t xml:space="preserve">FSTS²×DAI=+3,119**</w:t>
+            </w:r>
+          </w:p>
+        </w:tc>
+      </w:tr>
+      <w:tr>
+        <w:tc>
+          <w:tcPr/>
+          <w:p>
+            <w:pPr>
+              <w:pStyle w:val="Compact"/>
+              <w:jc w:val="left"/>
+            </w:pPr>
+            <w:r>
+              <w:t xml:space="preserve">P5</w:t>
+            </w:r>
+          </w:p>
+        </w:tc>
+        <w:tc>
+          <w:tcPr/>
+          <w:p>
+            <w:pPr>
+              <w:pStyle w:val="Compact"/>
+              <w:jc w:val="left"/>
+            </w:pPr>
+            <w:r>
+              <w:t xml:space="preserve">Trung Quốc (III)</w:t>
+            </w:r>
+          </w:p>
+        </w:tc>
+        <w:tc>
+          <w:tcPr/>
+          <w:p>
+            <w:pPr>
+              <w:pStyle w:val="Compact"/>
+              <w:jc w:val="right"/>
+            </w:pPr>
+            <w:r>
+              <w:t xml:space="preserve">4.559</w:t>
+            </w:r>
+          </w:p>
+        </w:tc>
+        <w:tc>
+          <w:tcPr/>
+          <w:p>
+            <w:pPr>
+              <w:pStyle w:val="Compact"/>
+              <w:jc w:val="left"/>
+            </w:pPr>
+            <w:r>
+              <w:t xml:space="preserve">U ngược</w:t>
+            </w:r>
+          </w:p>
+        </w:tc>
+        <w:tc>
+          <w:tcPr/>
+          <w:p>
+            <w:pPr>
+              <w:pStyle w:val="Compact"/>
+              <w:jc w:val="left"/>
+            </w:pPr>
+            <w:r>
+              <w:t xml:space="preserve">47–49% (ổn định 2012–2024)</w:t>
+            </w:r>
+          </w:p>
+        </w:tc>
+        <w:tc>
+          <w:tcPr/>
+          <w:p>
+            <w:pPr>
+              <w:pStyle w:val="Compact"/>
+              <w:jc w:val="left"/>
+            </w:pPr>
+            <w:r>
+              <w:t xml:space="preserve">dương (+0,26→+0,43)</w:t>
+            </w:r>
+          </w:p>
+        </w:tc>
+        <w:tc>
+          <w:tcPr/>
+          <w:p>
+            <w:pPr>
+              <w:pStyle w:val="Compact"/>
+              <w:jc w:val="left"/>
+            </w:pPr>
+            <w:r>
+              <w:t xml:space="preserve">—</w:t>
+            </w:r>
+          </w:p>
+        </w:tc>
+      </w:tr>
+      <w:tr>
+        <w:tc>
+          <w:tcPr/>
+          <w:p>
+            <w:pPr>
+              <w:pStyle w:val="Compact"/>
+              <w:jc w:val="left"/>
+            </w:pPr>
+            <w:r>
+              <w:t xml:space="preserve">P6</w:t>
+            </w:r>
+          </w:p>
+        </w:tc>
+        <w:tc>
+          <w:tcPr/>
+          <w:p>
+            <w:pPr>
+              <w:pStyle w:val="Compact"/>
+              <w:jc w:val="left"/>
+            </w:pPr>
+            <w:r>
+              <w:t xml:space="preserve">Meta-analysis (toàn cầu)</w:t>
+            </w:r>
+          </w:p>
+        </w:tc>
+        <w:tc>
+          <w:tcPr/>
+          <w:p>
+            <w:pPr>
+              <w:pStyle w:val="Compact"/>
+              <w:jc w:val="right"/>
+            </w:pPr>
+            <w:r>
+              <w:t xml:space="preserve">k=238</w:t>
+            </w:r>
+          </w:p>
+        </w:tc>
+        <w:tc>
+          <w:tcPr/>
+          <w:p>
+            <w:pPr>
+              <w:pStyle w:val="Compact"/>
+              <w:jc w:val="left"/>
+            </w:pPr>
+            <w:r>
+              <w:t xml:space="preserve">dương nhỏ</w:t>
+            </w:r>
+          </w:p>
+        </w:tc>
+        <w:tc>
+          <w:tcPr/>
+          <w:p>
+            <w:pPr>
+              <w:pStyle w:val="Compact"/>
+              <w:jc w:val="left"/>
+            </w:pPr>
+            <w:r>
+              <w:t xml:space="preserve">—</w:t>
+            </w:r>
+          </w:p>
+        </w:tc>
+        <w:tc>
+          <w:tcPr/>
+          <w:p>
+            <w:pPr>
+              <w:pStyle w:val="Compact"/>
+              <w:jc w:val="left"/>
+            </w:pPr>
+            <w:r>
+              <w:t xml:space="preserve">—</w:t>
+            </w:r>
+          </w:p>
+        </w:tc>
+        <w:tc>
+          <w:tcPr/>
+          <w:p>
+            <w:pPr>
+              <w:pStyle w:val="Compact"/>
+              <w:jc w:val="left"/>
+            </w:pPr>
+            <w:r>
+              <w:t xml:space="preserve">r=0,074; I²=62,4%</w:t>
+            </w:r>
+          </w:p>
+        </w:tc>
+      </w:tr>
+      <w:tr>
+        <w:tc>
+          <w:tcPr/>
+          <w:p>
+            <w:pPr>
+              <w:pStyle w:val="Compact"/>
+              <w:jc w:val="left"/>
+            </w:pPr>
+            <w:r>
+              <w:t xml:space="preserve">P7</w:t>
+            </w:r>
+          </w:p>
+        </w:tc>
+        <w:tc>
+          <w:tcPr/>
+          <w:p>
+            <w:pPr>
+              <w:pStyle w:val="Compact"/>
+              <w:jc w:val="left"/>
+            </w:pPr>
+            <w:r>
+              <w:t xml:space="preserve">Đa quốc gia (49 nền, I–VI)</w:t>
+            </w:r>
+          </w:p>
+        </w:tc>
+        <w:tc>
+          <w:tcPr/>
+          <w:p>
+            <w:pPr>
+              <w:pStyle w:val="Compact"/>
+              <w:jc w:val="right"/>
+            </w:pPr>
+            <w:r>
+              <w:t xml:space="preserve">84.910</w:t>
+            </w:r>
+          </w:p>
+        </w:tc>
+        <w:tc>
+          <w:tcPr/>
+          <w:p>
+            <w:pPr>
+              <w:pStyle w:val="Compact"/>
+              <w:jc w:val="left"/>
+            </w:pPr>
+            <w:r>
+              <w:t xml:space="preserve">U ngược</w:t>
+            </w:r>
+          </w:p>
+        </w:tc>
+        <w:tc>
+          <w:tcPr/>
+          <w:p>
+            <w:pPr>
+              <w:pStyle w:val="Compact"/>
+              <w:jc w:val="left"/>
+            </w:pPr>
+            <w:r>
+              <w:t xml:space="preserve">40,0% (M5); gradient 28%→55%</w:t>
+            </w:r>
+          </w:p>
+        </w:tc>
+        <w:tc>
+          <w:tcPr/>
+          <w:p>
+            <w:pPr>
+              <w:pStyle w:val="Compact"/>
+              <w:jc w:val="left"/>
+            </w:pPr>
+            <w:r>
+              <w:t xml:space="preserve">nâng mặt bằng (+41%)</w:t>
+            </w:r>
+          </w:p>
+        </w:tc>
+        <w:tc>
+          <w:tcPr/>
+          <w:p>
+            <w:pPr>
+              <w:pStyle w:val="Compact"/>
+              <w:jc w:val="left"/>
+            </w:pPr>
+            <w:r>
+              <w:t xml:space="preserve">nâng mặt bằng + nén đường cong</w:t>
+            </w:r>
+          </w:p>
+        </w:tc>
+      </w:tr>
+      <w:tr>
+        <w:tc>
+          <w:tcPr/>
+          <w:p>
+            <w:pPr>
+              <w:pStyle w:val="Compact"/>
+              <w:jc w:val="left"/>
+            </w:pPr>
+            <w:r>
+              <w:t xml:space="preserve">P8</w:t>
+            </w:r>
+          </w:p>
+        </w:tc>
+        <w:tc>
+          <w:tcPr/>
+          <w:p>
+            <w:pPr>
+              <w:pStyle w:val="Compact"/>
+              <w:jc w:val="left"/>
+            </w:pPr>
+            <w:r>
+              <w:t xml:space="preserve">SIDS Pacific (VI)</w:t>
+            </w:r>
+          </w:p>
+        </w:tc>
+        <w:tc>
+          <w:tcPr/>
+          <w:p>
+            <w:pPr>
+              <w:pStyle w:val="Compact"/>
+              <w:jc w:val="right"/>
+            </w:pPr>
+            <w:r>
+              <w:t xml:space="preserve">959</w:t>
+            </w:r>
+          </w:p>
+        </w:tc>
+        <w:tc>
+          <w:tcPr/>
+          <w:p>
+            <w:pPr>
+              <w:pStyle w:val="Compact"/>
+              <w:jc w:val="left"/>
+            </w:pPr>
+            <w:r>
+              <w:t xml:space="preserve">âm đơn điệu (FIP)</w:t>
+            </w:r>
+          </w:p>
+        </w:tc>
+        <w:tc>
+          <w:tcPr/>
+          <w:p>
+            <w:pPr>
+              <w:pStyle w:val="Compact"/>
+              <w:jc w:val="left"/>
+            </w:pPr>
+            <w:r>
+              <w:t xml:space="preserve">không có</w:t>
+            </w:r>
+          </w:p>
+        </w:tc>
+        <w:tc>
+          <w:tcPr/>
+          <w:p>
+            <w:pPr>
+              <w:pStyle w:val="Compact"/>
+              <w:jc w:val="left"/>
+            </w:pPr>
+            <w:r>
+              <w:t xml:space="preserve">—</w:t>
+            </w:r>
+          </w:p>
+        </w:tc>
+        <w:tc>
+          <w:tcPr/>
+          <w:p>
+            <w:pPr>
+              <w:pStyle w:val="Compact"/>
+              <w:jc w:val="left"/>
+            </w:pPr>
+            <w:r>
+              <w:t xml:space="preserve">β(FSTS)=−1,339***</w:t>
+            </w:r>
+          </w:p>
+        </w:tc>
+      </w:tr>
+      <w:tr>
+        <w:tc>
+          <w:tcPr/>
+          <w:p>
+            <w:pPr>
+              <w:pStyle w:val="Compact"/>
+              <w:jc w:val="left"/>
+            </w:pPr>
+            <w:r>
+              <w:t xml:space="preserve">P9</w:t>
+            </w:r>
+          </w:p>
+        </w:tc>
+        <w:tc>
+          <w:tcPr/>
+          <w:p>
+            <w:pPr>
+              <w:pStyle w:val="Compact"/>
+              <w:jc w:val="left"/>
+            </w:pPr>
+            <w:r>
+              <w:t xml:space="preserve">Ấn Độ (IV)</w:t>
+            </w:r>
+          </w:p>
+        </w:tc>
+        <w:tc>
+          <w:tcPr/>
+          <w:p>
+            <w:pPr>
+              <w:pStyle w:val="Compact"/>
+              <w:jc w:val="right"/>
+            </w:pPr>
+            <w:r>
+              <w:t xml:space="preserve">28.717</w:t>
+            </w:r>
+          </w:p>
+        </w:tc>
+        <w:tc>
+          <w:tcPr/>
+          <w:p>
+            <w:pPr>
+              <w:pStyle w:val="Compact"/>
+              <w:jc w:val="left"/>
+            </w:pPr>
+            <w:r>
+              <w:t xml:space="preserve">U ngược → sụp đổ ngưỡng</w:t>
+            </w:r>
+          </w:p>
+        </w:tc>
+        <w:tc>
+          <w:tcPr/>
+          <w:p>
+            <w:pPr>
+              <w:pStyle w:val="Compact"/>
+              <w:jc w:val="left"/>
+            </w:pPr>
+            <w:r>
+              <w:t xml:space="preserve">61,8%→40,7%→tan biến</w:t>
+            </w:r>
+          </w:p>
+        </w:tc>
+        <w:tc>
+          <w:tcPr/>
+          <w:p>
+            <w:pPr>
+              <w:pStyle w:val="Compact"/>
+              <w:jc w:val="left"/>
+            </w:pPr>
+            <w:r>
+              <w:t xml:space="preserve">—</w:t>
+            </w:r>
+          </w:p>
+        </w:tc>
+        <w:tc>
+          <w:tcPr/>
+          <w:p>
+            <w:pPr>
+              <w:pStyle w:val="Compact"/>
+              <w:jc w:val="left"/>
+            </w:pPr>
+            <w:r>
+              <w:t xml:space="preserve">—</w:t>
+            </w:r>
+          </w:p>
+        </w:tc>
+      </w:tr>
+    </w:tbl>
+    <w:p>
+      <w:pPr>
+        <w:pStyle w:val="BodyText"/>
+      </w:pPr>
+      <w:r>
+        <w:rPr>
+          <w:iCs/>
+          <w:i/>
+        </w:rPr>
+        <w:t xml:space="preserve">Nguồn: tổng hợp từ các nghiên cứu thành phần P3–P9. ** p &lt; ,01; *** p &lt; ,001. Điểm uốn xác nhận bằng kiểm định Lind–Mehlum (2010). Điểm uốn P7 = 40,0% ở mô hình đầy đủ M5 (dải 33,8–40,0% giữa các đặc tả; M11 = 34,6%).</w:t>
+      </w:r>
+    </w:p>
+    <w:p>
+      <w:pPr>
+        <w:pStyle w:val="BodyText"/>
+      </w:pPr>
+      <w:r>
+        <w:t xml:space="preserve">Bảng 4.6 làm nổi bật ba quy luật xuyên suốt. Thứ nhất,</w:t>
+      </w:r>
+      <w:r>
+        <w:t xml:space="preserve"> </w:t>
+      </w:r>
+      <w:r>
+        <w:rPr>
+          <w:bCs/>
+          <w:b/>
+        </w:rPr>
+        <w:t xml:space="preserve">dạng hàm chữ U ngược là quy luật chứ không phải ngoại lệ</w:t>
+      </w:r>
+      <w:r>
+        <w:t xml:space="preserve">, được xác nhận ở năm trong bảy nghiên cứu (P3, P5, P7, P9 và một phần P4), với hai trường hợp biên có ý nghĩa lý thuyết riêng: quan hệ âm đơn điệu tại SIDS (P8, FIP) và sự tan biến ngưỡng dưới biến động thể chế cực đoan tại Ấn Độ (P9). Thứ hai,</w:t>
+      </w:r>
+      <w:r>
+        <w:t xml:space="preserve"> </w:t>
+      </w:r>
+      <w:r>
+        <w:rPr>
+          <w:bCs/>
+          <w:b/>
+        </w:rPr>
+        <w:t xml:space="preserve">điểm uốn dịch theo chiều thể chế</w:t>
+      </w:r>
+      <w:r>
+        <w:t xml:space="preserve">: từ ~88,6% ở Singapore (Nhóm I) xuống 47–49% ở Trung Quốc (III) và 39–46% ở Việt Nam (IV), nhất quán với gradient toàn mẫu của P7. Thứ ba,</w:t>
+      </w:r>
+      <w:r>
+        <w:t xml:space="preserve"> </w:t>
+      </w:r>
+      <w:r>
+        <w:rPr>
+          <w:bCs/>
+          <w:b/>
+        </w:rPr>
+        <w:t xml:space="preserve">TCI và DAI vận hành khác nhau</w:t>
+      </w:r>
+      <w:r>
+        <w:t xml:space="preserve">: TCI nhất quán nâng mặt bằng năng suất, trong khi vai trò DAI phụ thuộc bối cảnh (nén đường cong ở thể chế yếu, khuếch đại ở Singapore), củng cố sự phân biệt cốt lõi của khung CDCM.</w:t>
       </w:r>
     </w:p>
     <w:tbl>
@@ -9088,8 +11621,8 @@
         </w:pict>
       </w:r>
     </w:p>
-    <w:bookmarkEnd w:id="59"/>
-    <w:bookmarkStart w:id="60" w:name="X1d7085913fe0d9bf449e1d01e72ec60c4109544"/>
+    <w:bookmarkEnd w:id="60"/>
+    <w:bookmarkStart w:id="61" w:name="X1d7085913fe0d9bf449e1d01e72ec60c4109544"/>
     <w:p>
       <w:pPr>
         <w:pStyle w:val="Heading2"/>
@@ -9465,7 +11998,7 @@
         </w:pict>
       </w:r>
     </w:p>
-    <w:bookmarkEnd w:id="60"/>
+    <w:bookmarkEnd w:id="61"/>
     <w:sectPr>
       <w:pgSz w:h="16838" w:w="11906"/>
       <w:pgMar w:bottom="1417" w:left="1417" w:right="1417" w:top="1417"/>

--- a/dist/luan_an_ctu/chuong_4_ket_qua_vi.docx
+++ b/dist/luan_an_ctu/chuong_4_ket_qua_vi.docx
@@ -67,7 +67,7 @@
         <w:pStyle w:val="FirstParagraph"/>
       </w:pPr>
       <w:r>
-        <w:t xml:space="preserve">Phân tích mô tả trên pool 91.982 doanh nghiệp từ 49 nền kinh tế châu Á và Thái Bình Dương trong giai đoạn 2003–2025 cho thấy bức tranh hiệu quả hoạt động kinh doanh có sự phân tán lớn và không hội tụ. Vì doanh thu WBES được báo cáo bằng nội tệ, độ phân tán năng suất được tính</w:t>
+        <w:t xml:space="preserve">Phân tích mô tả trên khung 50 nền kinh tế châu Á và Thái Bình Dương (gồm Nhật Bản, thành viên thứ sáu của Nhóm I được WBES khảo sát lần đầu năm 2025; xem §4.1.5) cho thấy bức tranh hiệu quả hoạt động kinh doanh có sự phân tán lớn và không hội tụ. Các bảng phân loại 4.1 dưới đây dựa trên bộ dữ liệu ước lượng đa quốc gia (pool phân loại 96.415 doanh nghiệp / 52 nền; mẫu phân tích 91.982 / 49 nền), trong khi các thống kê mô tả chi tiết của Chuyên đề 1 phủ đầy đủ 50 nền. Vì doanh thu WBES được báo cáo bằng nội tệ, độ phân tán năng suất được tính</w:t>
       </w:r>
       <w:r>
         <w:t xml:space="preserve"> </w:t>
@@ -1232,19 +1232,19 @@
               <w:jc w:val="left"/>
             </w:pPr>
             <w:r>
-              <w:t xml:space="preserve">24,3</w:t>
-            </w:r>
-          </w:p>
-        </w:tc>
-        <w:tc>
-          <w:tcPr/>
-          <w:p>
-            <w:pPr>
-              <w:pStyle w:val="Compact"/>
-              <w:jc w:val="left"/>
-            </w:pPr>
-            <w:r>
-              <w:t xml:space="preserve">14,7</w:t>
+              <w:t xml:space="preserve">26,9</w:t>
+            </w:r>
+          </w:p>
+        </w:tc>
+        <w:tc>
+          <w:tcPr/>
+          <w:p>
+            <w:pPr>
+              <w:pStyle w:val="Compact"/>
+              <w:jc w:val="left"/>
+            </w:pPr>
+            <w:r>
+              <w:t xml:space="preserve">18,8</w:t>
             </w:r>
           </w:p>
         </w:tc>
@@ -1260,7 +1260,19 @@
                 <w:bCs/>
                 <w:b/>
               </w:rPr>
-              <w:t xml:space="preserve">20,5</w:t>
+              <w:t xml:space="preserve">21,0</w:t>
+            </w:r>
+          </w:p>
+        </w:tc>
+        <w:tc>
+          <w:tcPr/>
+          <w:p>
+            <w:pPr>
+              <w:pStyle w:val="Compact"/>
+              <w:jc w:val="left"/>
+            </w:pPr>
+            <w:r>
+              <w:t xml:space="preserve">32,5</w:t>
             </w:r>
           </w:p>
         </w:tc>
@@ -1276,23 +1288,7 @@
                 <w:bCs/>
                 <w:b/>
               </w:rPr>
-              <w:t xml:space="preserve">35,0</w:t>
-            </w:r>
-          </w:p>
-        </w:tc>
-        <w:tc>
-          <w:tcPr/>
-          <w:p>
-            <w:pPr>
-              <w:pStyle w:val="Compact"/>
-              <w:jc w:val="left"/>
-            </w:pPr>
-            <w:r>
-              <w:rPr>
-                <w:bCs/>
-                <w:b/>
-              </w:rPr>
-              <w:t xml:space="preserve">61,7</w:t>
+              <w:t xml:space="preserve">69,2</w:t>
             </w:r>
           </w:p>
         </w:tc>
@@ -1842,7 +1838,7 @@
         <w:t xml:space="preserve"> </w:t>
       </w:r>
       <w:r>
-        <w:t xml:space="preserve">doanh nghiệp. Vì là nền kinh tế tiên tiến lớn cuối cùng gia nhập bộ dữ liệu WBES, Nhật Bản cung cấp một điểm neo mô tả quý giá cho biên trên của Nhóm I (Advanced đổi mới sáng tạo dẫn dắt). Cần lưu ý về phạm vi: dữ liệu Nhật Bản 2025 đến sau khi khung ước lượng 49 nền của luận án đã được chốt, nên Nhật Bản</w:t>
+        <w:t xml:space="preserve">doanh nghiệp. Nhật Bản là</w:t>
       </w:r>
       <w:r>
         <w:t xml:space="preserve"> </w:t>
@@ -1852,40 +1848,24 @@
           <w:bCs/>
           <w:b/>
         </w:rPr>
-        <w:t xml:space="preserve">không</w:t>
-      </w:r>
-      <w:r>
-        <w:t xml:space="preserve"> </w:t>
-      </w:r>
-      <w:r>
-        <w:t xml:space="preserve">nằm trong các ước lượng kinh tế lượng đã khóa (điểm uốn P7, FIP P8, ngưỡng P9) mà được trình bày ở đây như</w:t>
-      </w:r>
-      <w:r>
-        <w:t xml:space="preserve"> </w:t>
-      </w:r>
+        <w:t xml:space="preserve">thành viên thứ sáu của Nhóm I</w:t>
+      </w:r>
+      <w:r>
+        <w:t xml:space="preserve"> </w:t>
+      </w:r>
+      <w:r>
+        <w:t xml:space="preserve">(Advanced đổi mới sáng tạo dẫn dắt) và là nền kinh tế tiên tiến lớn cuối cùng gia nhập bộ dữ liệu WBES, cung cấp một điểm neo quý giá cho biên trên của gradient thể chế. Nhật Bản được tích hợp đầy đủ vào khung mô tả 50 nền của chuyên đề thực trạng (Chuyên đề 1) và mọi thống kê Nhóm I trong luận án. Về phía ước lượng kinh tế lượng đa quốc gia (điểm uốn P7, FIP P8, ngưỡng P9), các mô hình này được chạy trên bộ dữ liệu sẵn có tại thời điểm ước lượng; như mọi mô hình hồi quy có quy mô mẫu khác nhau theo tính sẵn có của biến, việc đưa Nhật Bản và các đợt khảo sát mới nhất vào ước lượng là vòng tái ước lượng tiếp theo (xem §5.5). Toàn bộ số liệu dưới đây được tính trực tiếp từ tệp vi mô gốc.</w:t>
+      </w:r>
+    </w:p>
+    <w:p>
+      <w:pPr>
+        <w:pStyle w:val="BodyText"/>
+      </w:pPr>
       <w:r>
         <w:rPr>
           <w:bCs/>
           <w:b/>
         </w:rPr>
-        <w:t xml:space="preserve">mô tả</w:t>
-      </w:r>
-      <w:r>
-        <w:t xml:space="preserve"> </w:t>
-      </w:r>
-      <w:r>
-        <w:t xml:space="preserve">và như một hướng mở rộng tự nhiên cho vòng ước lượng tiếp theo. Toàn bộ số liệu dưới đây được tính trực tiếp từ tệp vi mô gốc.</w:t>
-      </w:r>
-    </w:p>
-    <w:p>
-      <w:pPr>
-        <w:pStyle w:val="BodyText"/>
-      </w:pPr>
-      <w:r>
-        <w:rPr>
-          <w:bCs/>
-          <w:b/>
-        </w:rPr>
         <w:t xml:space="preserve">Bảng 4.3.</w:t>
       </w:r>
       <w:r>
@@ -1896,7 +1876,7 @@
           <w:iCs/>
           <w:i/>
         </w:rPr>
-        <w:t xml:space="preserve">Đặc trưng doanh nghiệp Nhật Bản 2025 so với Nhóm I (Advanced đổi mới).</w:t>
+        <w:t xml:space="preserve">Đặc trưng doanh nghiệp Nhật Bản 2025 so với năm nền còn lại của Nhóm I (Advanced đổi mới).</w:t>
       </w:r>
     </w:p>
     <w:tbl>
@@ -1947,7 +1927,7 @@
               <w:jc w:val="right"/>
             </w:pPr>
             <w:r>
-              <w:t xml:space="preserve">Nhóm I (5 nền)</w:t>
+              <w:t xml:space="preserve">5 nền Nhóm I còn lại</w:t>
             </w:r>
           </w:p>
         </w:tc>
@@ -2471,7 +2451,7 @@
           <w:iCs/>
           <w:i/>
         </w:rPr>
-        <w:t xml:space="preserve">(WBES) và pool mô tả Nhóm I. FSTS = d3b + d3c.</w:t>
+        <w:t xml:space="preserve">(WBES) và pool mô tả của năm nền còn lại Nhóm I. FSTS = d3b + d3c.</w:t>
       </w:r>
     </w:p>
     <w:p>
@@ -2492,7 +2472,7 @@
         <w:t xml:space="preserve">phân tán năng suất hẹp nhất</w:t>
       </w:r>
       <w:r>
-        <w:t xml:space="preserve">: độ lệch chuẩn ln năng suất trong đợt của Nhật (0,89) thấp hơn cả mức trung vị của Nhóm I (1,04), và tỷ số P90/P10 chỉ 8,3 lần so với 12,2 lần của Nhóm I, phản ánh một nền kinh tế tiên tiến trưởng thành với sàn năng suất cao và đồng đều. Đặc điểm này củng cố trực tiếp logic</w:t>
+        <w:t xml:space="preserve">: độ lệch chuẩn ln năng suất trong đợt của Nhật (0,89) thấp hơn mức trung vị của năm nền còn lại Nhóm I (1,04), và tỷ số P90/P10 chỉ 8,3 lần so với 12,2 lần, phản ánh một nền kinh tế tiên tiến trưởng thành với sàn năng suất cao và đồng đều. Đặc điểm này củng cố trực tiếp logic</w:t>
       </w:r>
       <w:r>
         <w:t xml:space="preserve"> </w:t>
@@ -2523,7 +2503,7 @@
         <w:t xml:space="preserve">số hóa trưởng thành nhất</w:t>
       </w:r>
       <w:r>
-        <w:t xml:space="preserve">: tỷ lệ có website 83,8% là cao nhất trong toàn bộ pool, vượt xa mức 61,7% của Nhóm I. Thứ ba,</w:t>
+        <w:t xml:space="preserve">: tỷ lệ có website 83,8% là cao nhất trong toàn bộ pool, vượt xa mức 61,7% của năm nền còn lại Nhóm I. Thứ ba,</w:t>
       </w:r>
       <w:r>
         <w:t xml:space="preserve"> </w:t>
@@ -2536,7 +2516,7 @@
         <w:t xml:space="preserve">trường thọ doanh nghiệp</w:t>
       </w:r>
       <w:r>
-        <w:t xml:space="preserve">: tuổi trung bình 50,4 năm (so với 23,0 năm của Nhóm I) phản ánh cấu trúc doanh nghiệp lâu đời đặc thù của Nhật Bản. Thứ tư,</w:t>
+        <w:t xml:space="preserve">: tuổi trung bình 50,4 năm (so với 23,0 năm của năm nền còn lại Nhóm I) phản ánh cấu trúc doanh nghiệp lâu đời đặc thù của Nhật Bản. Thứ tư,</w:t>
       </w:r>
       <w:r>
         <w:t xml:space="preserve"> </w:t>
@@ -6565,7 +6545,7 @@
         <w:t xml:space="preserve"> </w:t>
       </w:r>
       <w:r>
-        <w:t xml:space="preserve">Mẫu phân tích của P7 được chốt tại 49 nền kinh tế với các đợt khảo sát đến thời điểm xây dựng bộ dữ liệu. Một số đợt khảo sát công bố sau thời điểm chốt mẫu, đáng chú ý là Nhật Bản 2025 (nền kinh tế lần đầu được WBES khảo sát, thuộc nhóm thể chế tiên tiến) và các đợt 2024–2026 của nhiều nền trong khung, nằm ngoài phạm vi ước lượng của luận án và tạo thành hướng mở rộng tự nhiên cho nghiên cứu tiếp theo (xem §5.5). Về mặt kỳ vọng, do mô hình dùng hiệu ứng cố định nền kinh tế và Nhật Bản có biến thiên quốc tế hóa thấp (FSTS trung bình khoảng 4%), việc bổ sung quan sát này nhiều khả năng chỉ tinh chỉnh ước lượng của Nhóm I mà không làm thay đổi gradient điểm uốn giữa các nhóm.</w:t>
+        <w:t xml:space="preserve">Mẫu phân tích của P7 được chốt tại 49 nền kinh tế với các đợt khảo sát đến thời điểm xây dựng bộ dữ liệu. Một số đợt khảo sát công bố sau thời điểm chốt mẫu, đáng chú ý là Nhật Bản 2025 (nền kinh tế lần đầu được WBES khảo sát, thuộc nhóm thể chế tiên tiến) và các đợt 2024–2026 của nhiều nền trong khung, thuộc bộ dữ liệu của vòng tái ước lượng tiếp theo (xem §5.5). Về mặt kỳ vọng, do mô hình dùng hiệu ứng cố định nền kinh tế và Nhật Bản có biến thiên quốc tế hóa thấp (FSTS trung bình khoảng 4%), việc bổ sung quan sát này nhiều khả năng chỉ tinh chỉnh ước lượng của Nhóm I mà không làm thay đổi gradient điểm uốn giữa các nhóm.</w:t>
       </w:r>
     </w:p>
     <w:bookmarkEnd w:id="46"/>

--- a/dist/luan_an_ctu/chuong_4_ket_qua_vi.docx
+++ b/dist/luan_an_ctu/chuong_4_ket_qua_vi.docx
@@ -1693,7 +1693,7 @@
           <w:iCs/>
           <w:i/>
         </w:rPr>
-        <w:t xml:space="preserve">Ghi chú: Bảng 4.2 được tính trực tiếp từ dữ liệu thô WBES trên khung 49 nền (một cross-section chuẩn cho mỗi cặp nền kinh tế × năm, đợt khảo sát ≥ 2006), với các chỉ báo chuẩn của bộ công cụ WBES toàn cầu: đổi mới sản phẩm (h1), đổi mới quy trình (h5), chi R&amp;D (h8), chứng nhận chất lượng quốc tế (b8) và website (c22b). Toàn bộ sáu nhóm ICRV đều có độ phủ dữ liệu đầy đủ, kể cả Nhóm II (đủ 6/6 nền GCC). Gradient năng lực thể chế thể hiện rõ ở các biến nền tảng: R&amp;D 20,5% (Nhóm I) → 10,2% (Nhóm VI); ISO 35,0% → 12,2%; website 61,7% → 41,5%. Bộ số này nhất quán với phân tích thực trạng ở Chuyên đề 1.</w:t>
+        <w:t xml:space="preserve">Ghi chú: Bảng 4.2 được tính trực tiếp từ dữ liệu thô WBES trên khung 49 nền (một cross-section chuẩn cho mỗi cặp nền kinh tế × năm, đợt khảo sát ≥ 2006), với các chỉ báo chuẩn của bộ công cụ WBES toàn cầu: đổi mới sản phẩm (h1), đổi mới quy trình (h5), chi R&amp;D (h8), chứng nhận chất lượng quốc tế (b8) và website (c22b). Toàn bộ sáu nhóm ICRV đều có độ phủ dữ liệu đầy đủ, kể cả Nhóm II (đủ 6/6 nền GCC). Gradient năng lực thể chế thể hiện rõ ở các biến nền tảng: R&amp;D 20,5% (Nhóm I) rồi 10,2% (Nhóm VI); ISO 35,0% rồi 12,2%; website 61,7% rồi 41,5%. Bộ số này nhất quán với phân tích thực trạng ở Chuyên đề 1.</w:t>
       </w:r>
     </w:p>
     <w:p>
@@ -2890,7 +2890,7 @@
         <w:pStyle w:val="FirstParagraph"/>
       </w:pPr>
       <w:r>
-        <w:t xml:space="preserve">Phát hiện này có hàm ý lý thuyết sâu sắc: heterogeneity trong I–P literature xuất phát chủ yếu từ sự biến thiên</w:t>
+        <w:t xml:space="preserve">Phát hiện này có hàm ý lý thuyết sâu sắc: heterogeneity trong I–P văn liệu xuất phát chủ yếu từ sự biến thiên</w:t>
       </w:r>
       <w:r>
         <w:t xml:space="preserve"> </w:t>
@@ -2906,7 +2906,7 @@
         <w:t xml:space="preserve"> </w:t>
       </w:r>
       <w:r>
-        <w:t xml:space="preserve">(ví dụ: cùng một mẫu doanh nghiệp nhưng dùng các thước đo khác nhau cho cùng cấu trúc cho ra kết quả khác nhau), chứ không phải giữa các nghiên cứu với nhau. Điều này gợi ý rằng sự không nhất quán trong literature I–P phần lớn là vấn đề</w:t>
+        <w:t xml:space="preserve">(ví dụ: cùng một mẫu doanh nghiệp nhưng dùng các thước đo khác nhau cho cùng cấu trúc cho ra kết quả khác nhau), chứ không phải giữa các nghiên cứu với nhau. Điều này gợi ý rằng sự không nhất quán trong văn liệu I–P phần lớn là vấn đề</w:t>
       </w:r>
       <w:r>
         <w:t xml:space="preserve"> </w:t>
@@ -3024,7 +3024,7 @@
         </m:r>
       </m:oMath>
       <w:r>
-        <w:t xml:space="preserve">. Điều này xác nhận rằng chế độ thể chế, được phân loại thành sáu nhóm từ Advanced Innovation-Driven (Nhóm I: Singapore, Hong Kong, Đài Loan, Hàn Quốc) đến SIDS (Nhóm VI), là moderator có ý nghĩa thực sự cho mối quan hệ tổng hợp I–P trong văn liệu. Kiểm định</w:t>
+        <w:t xml:space="preserve">. Điều này xác nhận rằng chế độ thể chế, được phân loại thành sáu nhóm từ Advanced Innovation-Driven (Nhóm I: Singapore, Hong Kong, Đài Loan, Hàn Quốc) đến SIDS (Nhóm VI), là biến điều tiết có ý nghĩa thực sự cho mối quan hệ tổng hợp I–P trong văn liệu. Kiểm định</w:t>
       </w:r>
       <w:r>
         <w:t xml:space="preserve"> </w:t>
@@ -3782,7 +3782,7 @@
         <w:t xml:space="preserve"> </w:t>
       </w:r>
       <w:r>
-        <w:t xml:space="preserve">trong literature I–P: phần lớn phương sai chưa giải thích được có thể phản ánh lựa chọn ở phía công bố và đặc tả mô hình nhiều hơn là các điều kiện bối cảnh thể chế hay số hóa. Phát hiện này không phủ định vai trò điều tiết của thể chế, vốn được xác nhận độc lập qua kiểm định</w:t>
+        <w:t xml:space="preserve">trong văn liệu I–P: phần lớn phương sai chưa giải thích được có thể phản ánh lựa chọn ở phía công bố và đặc tả mô hình nhiều hơn là các điều kiện bối cảnh thể chế hay số hóa. Phát hiện này không phủ định vai trò điều tiết của thể chế, vốn được xác nhận độc lập qua kiểm định</w:t>
       </w:r>
       <w:r>
         <w:t xml:space="preserve"> </w:t>
@@ -3914,7 +3914,7 @@
         <w:pStyle w:val="BodyText"/>
       </w:pPr>
       <w:r>
-        <w:t xml:space="preserve">Điểm turning point ước lượng có giá trị trung tâm</w:t>
+        <w:t xml:space="preserve">Điểm điểm uốn ước lượng có giá trị trung tâm</w:t>
       </w:r>
       <w:r>
         <w:t xml:space="preserve"> </w:t>
@@ -4228,13 +4228,13 @@
         <w:t xml:space="preserve">4.4 Kết quả bối cảnh thể chế trung bình cao: Trung Quốc, 2012–2024 (P5)</w:t>
       </w:r>
     </w:p>
-    <w:bookmarkStart w:id="37" w:name="Xfb5fa188fd1fb4a9962d0cf33d126795226c748"/>
+    <w:bookmarkStart w:id="37" w:name="xác-nhận-quan-hệ-phi-tuyến-và-điểm-uốn"/>
     <w:p>
       <w:pPr>
         <w:pStyle w:val="Heading3"/>
       </w:pPr>
       <w:r>
-        <w:t xml:space="preserve">4.4.1 Xác nhận quan hệ phi tuyến và turning point</w:t>
+        <w:t xml:space="preserve">4.4.1 Xác nhận quan hệ phi tuyến và điểm uốn</w:t>
       </w:r>
     </w:p>
     <w:p>
@@ -4242,7 +4242,7 @@
         <w:pStyle w:val="FirstParagraph"/>
       </w:pPr>
       <w:r>
-        <w:t xml:space="preserve">Phân tích hai giai đoạn trên dữ liệu WBES Trung Quốc (Nhóm III, Upper-middle) giai đoạn 2012–2024 xác nhận dạng quan hệ phi tuyến chữ U ngược giữa FSTS và hiệu quả hoạt động doanh nghiệp. Điểm turning point được ước lượng tại:</w:t>
+        <w:t xml:space="preserve">Phân tích hai giai đoạn trên dữ liệu WBES Trung Quốc (Nhóm III, Upper-middle) giai đoạn 2012–2024 xác nhận dạng quan hệ phi tuyến chữ U ngược giữa FSTS và hiệu quả hoạt động doanh nghiệp. Điểm điểm uốn được ước lượng tại:</w:t>
       </w:r>
     </w:p>
     <w:p>
@@ -4325,7 +4325,7 @@
         <w:pStyle w:val="FirstParagraph"/>
       </w:pPr>
       <w:r>
-        <w:t xml:space="preserve">Luận án đặt câu hỏi thực nghiệm quan trọng: liệu hình dạng phi tuyến và điểm turning point có thay đổi qua thập kỷ 2012–2024, giai đoạn Trung Quốc chứng kiến nhiều thay đổi chính sách thương mại, căng thẳng địa chính trị và chuyển đổi số mạnh mẽ? Kiểm định Paternoster cho kết quả</w:t>
+        <w:t xml:space="preserve">Luận án đặt câu hỏi thực nghiệm quan trọng: liệu hình dạng phi tuyến và điểm điểm uốn có thay đổi qua thập kỷ 2012–2024, giai đoạn Trung Quốc chứng kiến nhiều thay đổi chính sách thương mại, căng thẳng địa chính trị và chuyển đổi số mạnh mẽ? Kiểm định Paternoster cho kết quả</w:t>
       </w:r>
       <w:r>
         <w:t xml:space="preserve"> </w:t>
@@ -4463,7 +4463,7 @@
           <w:bCs/>
           <w:b/>
         </w:rPr>
-        <w:t xml:space="preserve">điểm turning point ổn định qua thời gian</w:t>
+        <w:t xml:space="preserve">điểm điểm uốn ổn định qua thời gian</w:t>
       </w:r>
       <w:r>
         <w:t xml:space="preserve">: sự dịch chuyển từ TP = 49,37% (2012) xuống TP = 47,19% (2024) là không đáng kể về mặt thống kê.</w:t>
@@ -4830,13 +4830,13 @@
       </w:r>
     </w:p>
     <w:bookmarkEnd w:id="41"/>
-    <w:bookmarkStart w:id="42" w:name="điểm-turning-point-theo-làn-sóng"/>
+    <w:bookmarkStart w:id="42" w:name="điểm-điểm-uốn-theo-làn-sóng"/>
     <w:p>
       <w:pPr>
         <w:pStyle w:val="Heading3"/>
       </w:pPr>
       <w:r>
-        <w:t xml:space="preserve">4.5.2 Điểm turning point theo làn sóng</w:t>
+        <w:t xml:space="preserve">4.5.2 Điểm điểm uốn theo làn sóng</w:t>
       </w:r>
     </w:p>
     <w:p>
@@ -4844,7 +4844,7 @@
         <w:pStyle w:val="FirstParagraph"/>
       </w:pPr>
       <w:r>
-        <w:t xml:space="preserve">Turning point được ước lượng riêng cho từng làn sóng và cho pooled:</w:t>
+        <w:t xml:space="preserve">Điểm uốn được ước lượng riêng cho từng làn sóng và cho pooled:</w:t>
       </w:r>
     </w:p>
     <w:tbl>
@@ -4997,7 +4997,7 @@
         <w:pStyle w:val="BodyText"/>
       </w:pPr>
       <w:r>
-        <w:t xml:space="preserve">Điểm turning point trong khoảng</w:t>
+        <w:t xml:space="preserve">Điểm điểm uốn trong khoảng</w:t>
       </w:r>
       <w:r>
         <w:t xml:space="preserve"> </w:t>
@@ -5031,7 +5031,7 @@
         <w:t xml:space="preserve"> </w:t>
       </w:r>
       <w:r>
-        <w:t xml:space="preserve">so với Singapore (TP ≈ 88,6%) và tương đương hoặc thấp hơn Trung Quốc (TP ≈ 48,78%). Kiểm định Paternoster so sánh turning point giữa 2009 và 2015 cho kết quả</w:t>
+        <w:t xml:space="preserve">so với Singapore (TP ≈ 88,6%) và tương đương hoặc thấp hơn Trung Quốc (TP ≈ 48,78%). Kiểm định Paternoster so sánh điểm uốn giữa 2009 và 2015 cho kết quả</w:t>
       </w:r>
       <w:r>
         <w:t xml:space="preserve"> </w:t>
@@ -5086,7 +5086,7 @@
         </m:r>
       </m:oMath>
       <w:r>
-        <w:t xml:space="preserve">, có ý nghĩa thống kê, cho thấy turning point đã dịch chuyển đáng kể từ 46,2% xuống 39,3% giữa hai làn sóng.</w:t>
+        <w:t xml:space="preserve">, có ý nghĩa thống kê, cho thấy điểm uốn đã dịch chuyển đáng kể từ 46,2% xuống 39,3% giữa hai làn sóng.</w:t>
       </w:r>
     </w:p>
     <w:bookmarkEnd w:id="42"/>
@@ -5246,44 +5246,60 @@
         <w:pStyle w:val="FirstParagraph"/>
       </w:pPr>
       <w:r>
-        <w:t xml:space="preserve">Phân tích P7 là kiểm định quy mô lớn nhất của luận án, kết hợp tất cả các bối cảnh ICRV trong khu vực châu Á và Thái Bình Dương với</w:t>
-      </w:r>
-      <w:r>
-        <w:t xml:space="preserve"> </w:t>
-      </w:r>
-      <m:oMath>
-        <m:r>
-          <m:t>N</m:t>
-        </m:r>
-        <m:r>
-          <m:rPr>
-            <m:sty m:val="p"/>
-          </m:rPr>
-          <m:t>=</m:t>
-        </m:r>
-        <m:r>
-          <m:t>84.910</m:t>
-        </m:r>
-      </m:oMath>
+        <w:t xml:space="preserve">Phân tích P7 là kiểm định quy mô lớn nhất của luận án, kết hợp tất cả các bối cảnh ICRV trong khu vực châu Á và Thái Bình Dương trên khung</w:t>
+      </w:r>
+      <w:r>
+        <w:t xml:space="preserve"> </w:t>
+      </w:r>
       <w:r>
         <w:rPr>
           <w:bCs/>
           <w:b/>
         </w:rPr>
-        <w:t xml:space="preserve"> </w:t>
-      </w:r>
+        <w:t xml:space="preserve">50 nền kinh tế</w:t>
+      </w:r>
+      <w:r>
+        <w:t xml:space="preserve"> </w:t>
+      </w:r>
+      <w:r>
+        <w:t xml:space="preserve">(gồm Nhật Bản, đợt khảo sát đầu tiên năm 2025), 103 cặp nền kinh tế và năm, với</w:t>
+      </w:r>
+      <w:r>
+        <w:t xml:space="preserve"> </w:t>
+      </w:r>
+      <m:oMath>
+        <m:r>
+          <m:t>N</m:t>
+        </m:r>
+        <m:r>
+          <m:rPr>
+            <m:sty m:val="p"/>
+          </m:rPr>
+          <m:t>=</m:t>
+        </m:r>
+        <m:r>
+          <m:t>81.022</m:t>
+        </m:r>
+      </m:oMath>
       <w:r>
         <w:rPr>
           <w:bCs/>
           <w:b/>
         </w:rPr>
+        <w:t xml:space="preserve"> </w:t>
+      </w:r>
+      <w:r>
+        <w:rPr>
+          <w:bCs/>
+          <w:b/>
+        </w:rPr>
         <w:t xml:space="preserve">quan sát</w:t>
       </w:r>
       <w:r>
         <w:t xml:space="preserve"> </w:t>
       </w:r>
       <w:r>
-        <w:t xml:space="preserve">(mô hình M2, quadratic FSTS không có biến kiểm soát). Khi bổ sung đầy đủ biến kiểm soát, mẫu hồi quy giảm xuống</w:t>
+        <w:t xml:space="preserve">ở đặc tả bậc hai cơ sở (M2) và</w:t>
       </w:r>
       <w:r>
         <w:t xml:space="preserve"> </w:t>
@@ -5299,50 +5315,14 @@
           <m:t>=</m:t>
         </m:r>
         <m:r>
-          <m:t>38.342</m:t>
+          <m:t>79.080</m:t>
         </m:r>
       </m:oMath>
       <w:r>
         <w:t xml:space="preserve"> </w:t>
       </w:r>
       <w:r>
-        <w:t xml:space="preserve">quan sát (M3–M5), phản ánh missing data trong biến sở hữu nước ngoài và tuổi doanh nghiệp ở các nền kinh tế nhỏ và sóng WBES sớm. Mô hình M5 với country fixed effects và year fixed effects, cấu hình mạnh nhất về kiểm soát phương sai không quan sát (</w:t>
-      </w:r>
-      <m:oMath>
-        <m:sSup>
-          <m:e>
-            <m:r>
-              <m:rPr>
-                <m:nor/>
-                <m:sty m:val="p"/>
-              </m:rPr>
-              <m:t>adjR</m:t>
-            </m:r>
-          </m:e>
-          <m:sup>
-            <m:r>
-              <m:t>2</m:t>
-            </m:r>
-          </m:sup>
-        </m:sSup>
-        <m:r>
-          <m:rPr>
-            <m:sty m:val="p"/>
-          </m:rPr>
-          <m:t>=</m:t>
-        </m:r>
-        <m:r>
-          <m:rPr>
-            <m:sty m:val="p"/>
-          </m:rPr>
-          <m:t>,</m:t>
-        </m:r>
-        <m:r>
-          <m:t>677</m:t>
-        </m:r>
-      </m:oMath>
-      <w:r>
-        <w:t xml:space="preserve">), ước lượng turning point tổng thể (pooled):</w:t>
+        <w:t xml:space="preserve">khi bổ sung đầy đủ biến kiểm soát (M5). Biến phụ thuộc là năng suất lao động chuẩn hóa z trong từng cặp nền kinh tế và năm (trung hòa tiền tệ, winsorize 1/99 trong đợt); mọi mô hình có hiệu ứng cố định nền kinh tế và năm, sai số chuẩn cụm theo nền kinh tế. Mô hình M5, cấu hình đầy đủ với các biến kiểm soát sở hữu nước ngoài, tuổi doanh nghiệp, TCI và DAI, ước lượng điểm uốn gộp:</w:t>
       </w:r>
     </w:p>
     <w:p>
@@ -5368,7 +5348,7 @@
             <m:t>=</m:t>
           </m:r>
           <m:r>
-            <m:t>40</m:t>
+            <m:t>43</m:t>
           </m:r>
           <m:r>
             <m:rPr>
@@ -5377,7 +5357,7 @@
             <m:t>,</m:t>
           </m:r>
           <m:r>
-            <m:t>0</m:t>
+            <m:t>6</m:t>
           </m:r>
           <m:r>
             <m:rPr>
@@ -5444,121 +5424,42 @@
         <w:pStyle w:val="FirstParagraph"/>
       </w:pPr>
       <w:r>
-        <w:t xml:space="preserve">Turning point dao động nhất quán trong dải hẹp 33,8–40,0% FSTS qua tất cả các đặc tả M2–M9, và được xác nhận lại trong mô hình điều tiết ba chiều đầy đủ M11 (</w:t>
-      </w:r>
-      <m:oMath>
-        <m:r>
-          <m:rPr>
-            <m:nor/>
-            <m:sty m:val="p"/>
-          </m:rPr>
-          <m:t>TP</m:t>
-        </m:r>
-        <m:r>
-          <m:rPr>
-            <m:sty m:val="p"/>
-          </m:rPr>
-          <m:t>=</m:t>
-        </m:r>
-        <m:r>
-          <m:t>34</m:t>
-        </m:r>
-        <m:r>
-          <m:rPr>
-            <m:sty m:val="p"/>
-          </m:rPr>
-          <m:t>,</m:t>
-        </m:r>
-        <m:r>
-          <m:t>6</m:t>
-        </m:r>
-        <m:r>
-          <m:rPr>
-            <m:sty m:val="p"/>
-          </m:rPr>
-          <m:t>%</m:t>
-        </m:r>
-      </m:oMath>
-      <w:r>
-        <w:t xml:space="preserve">,</w:t>
-      </w:r>
-      <w:r>
-        <w:t xml:space="preserve"> </w:t>
-      </w:r>
-      <m:oMath>
-        <m:sSub>
-          <m:e>
-            <m:r>
-              <m:t>p</m:t>
-            </m:r>
-          </m:e>
-          <m:sub>
-            <m:r>
-              <m:rPr>
-                <m:nor/>
-                <m:sty m:val="p"/>
-              </m:rPr>
-              <m:t>LM</m:t>
-            </m:r>
-          </m:sub>
-        </m:sSub>
-        <m:r>
-          <m:rPr>
-            <m:sty m:val="p"/>
-          </m:rPr>
-          <m:t>=</m:t>
-        </m:r>
-        <m:r>
-          <m:rPr>
-            <m:sty m:val="p"/>
-          </m:rPr>
-          <m:t>,</m:t>
-        </m:r>
-        <m:r>
-          <m:t>002</m:t>
-        </m:r>
-      </m:oMath>
-      <w:r>
-        <w:t xml:space="preserve">,</w:t>
-      </w:r>
-      <w:r>
-        <w:t xml:space="preserve"> </w:t>
-      </w:r>
-      <m:oMath>
-        <m:r>
-          <m:t>N</m:t>
-        </m:r>
-        <m:r>
-          <m:rPr>
-            <m:sty m:val="p"/>
-          </m:rPr>
-          <m:t>=</m:t>
-        </m:r>
-        <m:r>
-          <m:t>29.840</m:t>
-        </m:r>
-      </m:oMath>
-      <w:r>
-        <w:t xml:space="preserve">). Tính nhất quán này bác bỏ giả thuyết rằng chữ U ngược chỉ là artefact của mẫu nhỏ hay thiếu biến kiểm soát.</w:t>
-      </w:r>
-    </w:p>
-    <w:p>
-      <w:pPr>
-        <w:pStyle w:val="BodyText"/>
-      </w:pPr>
-      <w:r>
-        <w:t xml:space="preserve">Bảng 4.4 trình bày tiến triển 11 mô hình lồng nhau, từ đặc tả tuyến tính cơ sở (M0) đến mô hình điều tiết ba chiều đầy đủ (M11), cho thấy điểm uốn ổn định và quan hệ chữ U ngược được xác nhận bằng kiểm định Lind–Mehlum qua mọi cấu hình.</w:t>
-      </w:r>
-    </w:p>
-    <w:p>
-      <w:pPr>
-        <w:pStyle w:val="BodyText"/>
-      </w:pPr>
+        <w:t xml:space="preserve">Điểm uốn dao động nhất quán trong dải</w:t>
+      </w:r>
+      <w:r>
+        <w:t xml:space="preserve"> </w:t>
+      </w:r>
       <w:r>
         <w:rPr>
           <w:bCs/>
           <w:b/>
         </w:rPr>
+        <w:t xml:space="preserve">43,6–51,5%</w:t>
+      </w:r>
+      <w:r>
+        <w:t xml:space="preserve"> </w:t>
+      </w:r>
+      <w:r>
+        <w:t xml:space="preserve">FSTS qua các đặc tả M2 đến M10, với kiểm định Lind và Mehlum có ý nghĩa thống kê cao ở mọi cấu hình. Tính nhất quán này bác bỏ giả thuyết rằng chữ U ngược chỉ là sản phẩm phụ của mẫu nhỏ hay thiếu biến kiểm soát.</w:t>
+      </w:r>
+    </w:p>
+    <w:p>
+      <w:pPr>
+        <w:pStyle w:val="BodyText"/>
+      </w:pPr>
+      <w:r>
+        <w:t xml:space="preserve">Bảng 4.4 trình bày tiến triển các mô hình lồng nhau, từ đặc tả bậc hai cơ sở đến các mô hình điều tiết, cho thấy điểm uốn ổn định và quan hệ chữ U ngược được xác nhận qua mọi cấu hình.</w:t>
+      </w:r>
+    </w:p>
+    <w:p>
+      <w:pPr>
+        <w:pStyle w:val="BodyText"/>
+      </w:pPr>
+      <w:r>
+        <w:rPr>
+          <w:bCs/>
+          <w:b/>
+        </w:rPr>
         <w:t xml:space="preserve">Bảng 4.4.</w:t>
       </w:r>
       <w:r>
@@ -5569,7 +5470,7 @@
           <w:iCs/>
           <w:i/>
         </w:rPr>
-        <w:t xml:space="preserve">Tiến triển 11 mô hình lồng nhau của P7: điểm uốn và độ phù hợp.</w:t>
+        <w:t xml:space="preserve">Tiến triển mô hình của P7 trên khung 50 nền kinh tế: điểm uốn và kiểm định Lind và Mehlum.</w:t>
       </w:r>
     </w:p>
     <w:tbl>
@@ -5580,12 +5481,13 @@
         <w:jc w:val="start"/>
       </w:tblPr>
       <w:tblGrid>
-        <w:gridCol w:w="1320"/>
-        <w:gridCol w:w="1320"/>
-        <w:gridCol w:w="1320"/>
-        <w:gridCol w:w="1320"/>
-        <w:gridCol w:w="1320"/>
-        <w:gridCol w:w="1320"/>
+        <w:gridCol w:w="1131"/>
+        <w:gridCol w:w="1131"/>
+        <w:gridCol w:w="1131"/>
+        <w:gridCol w:w="1131"/>
+        <w:gridCol w:w="1131"/>
+        <w:gridCol w:w="1131"/>
+        <w:gridCol w:w="1131"/>
       </w:tblGrid>
       <w:tr>
         <w:trPr>
@@ -5620,10 +5522,22 @@
           <w:p>
             <w:pPr>
               <w:pStyle w:val="Compact"/>
-              <w:jc w:val="right"/>
-            </w:pPr>
-            <w:r>
-              <w:t xml:space="preserve">adjR²</w:t>
+              <w:jc w:val="left"/>
+            </w:pPr>
+            <w:r>
+              <w:t xml:space="preserve">β₁ (p)</w:t>
+            </w:r>
+          </w:p>
+        </w:tc>
+        <w:tc>
+          <w:tcPr/>
+          <w:p>
+            <w:pPr>
+              <w:pStyle w:val="Compact"/>
+              <w:jc w:val="left"/>
+            </w:pPr>
+            <w:r>
+              <w:t xml:space="preserve">β₂ (p)</w:t>
             </w:r>
           </w:p>
         </w:tc>
@@ -5688,7 +5602,7 @@
               <w:jc w:val="left"/>
             </w:pPr>
             <w:r>
-              <w:t xml:space="preserve">M0</w:t>
+              <w:t xml:space="preserve">M2</w:t>
             </w:r>
           </w:p>
         </w:tc>
@@ -5700,7 +5614,31 @@
               <w:jc w:val="right"/>
             </w:pPr>
             <w:r>
-              <w:t xml:space="preserve">84.910</w:t>
+              <w:t xml:space="preserve">81.022</w:t>
+            </w:r>
+          </w:p>
+        </w:tc>
+        <w:tc>
+          <w:tcPr/>
+          <w:p>
+            <w:pPr>
+              <w:pStyle w:val="Compact"/>
+              <w:jc w:val="left"/>
+            </w:pPr>
+            <w:r>
+              <w:t xml:space="preserve">+1,189 (&lt;,001)</w:t>
+            </w:r>
+          </w:p>
+        </w:tc>
+        <w:tc>
+          <w:tcPr/>
+          <w:p>
+            <w:pPr>
+              <w:pStyle w:val="Compact"/>
+              <w:jc w:val="left"/>
+            </w:pPr>
+            <w:r>
+              <w:t xml:space="preserve">−1,398 (&lt;,001)</w:t>
             </w:r>
           </w:p>
         </w:tc>
@@ -5712,7 +5650,7 @@
               <w:jc w:val="right"/>
             </w:pPr>
             <w:r>
-              <w:t xml:space="preserve">,000</w:t>
+              <w:t xml:space="preserve">51,5%</w:t>
             </w:r>
           </w:p>
         </w:tc>
@@ -5724,166 +5662,6 @@
               <w:jc w:val="right"/>
             </w:pPr>
             <w:r>
-              <w:t xml:space="preserve">—</w:t>
-            </w:r>
-          </w:p>
-        </w:tc>
-        <w:tc>
-          <w:tcPr/>
-          <w:p>
-            <w:pPr>
-              <w:pStyle w:val="Compact"/>
-              <w:jc w:val="right"/>
-            </w:pPr>
-            <w:r>
-              <w:t xml:space="preserve">—</w:t>
-            </w:r>
-          </w:p>
-        </w:tc>
-        <w:tc>
-          <w:tcPr/>
-          <w:p>
-            <w:pPr>
-              <w:pStyle w:val="Compact"/>
-              <w:jc w:val="left"/>
-            </w:pPr>
-            <w:r>
-              <w:t xml:space="preserve">FSTS tuyến tính</w:t>
-            </w:r>
-          </w:p>
-        </w:tc>
-      </w:tr>
-      <w:tr>
-        <w:tc>
-          <w:tcPr/>
-          <w:p>
-            <w:pPr>
-              <w:pStyle w:val="Compact"/>
-              <w:jc w:val="left"/>
-            </w:pPr>
-            <w:r>
-              <w:t xml:space="preserve">M1</w:t>
-            </w:r>
-          </w:p>
-        </w:tc>
-        <w:tc>
-          <w:tcPr/>
-          <w:p>
-            <w:pPr>
-              <w:pStyle w:val="Compact"/>
-              <w:jc w:val="right"/>
-            </w:pPr>
-            <w:r>
-              <w:t xml:space="preserve">84.910</w:t>
-            </w:r>
-          </w:p>
-        </w:tc>
-        <w:tc>
-          <w:tcPr/>
-          <w:p>
-            <w:pPr>
-              <w:pStyle w:val="Compact"/>
-              <w:jc w:val="right"/>
-            </w:pPr>
-            <w:r>
-              <w:t xml:space="preserve">,000</w:t>
-            </w:r>
-          </w:p>
-        </w:tc>
-        <w:tc>
-          <w:tcPr/>
-          <w:p>
-            <w:pPr>
-              <w:pStyle w:val="Compact"/>
-              <w:jc w:val="right"/>
-            </w:pPr>
-            <w:r>
-              <w:t xml:space="preserve">—</w:t>
-            </w:r>
-          </w:p>
-        </w:tc>
-        <w:tc>
-          <w:tcPr/>
-          <w:p>
-            <w:pPr>
-              <w:pStyle w:val="Compact"/>
-              <w:jc w:val="right"/>
-            </w:pPr>
-            <w:r>
-              <w:t xml:space="preserve">—</w:t>
-            </w:r>
-          </w:p>
-        </w:tc>
-        <w:tc>
-          <w:tcPr/>
-          <w:p>
-            <w:pPr>
-              <w:pStyle w:val="Compact"/>
-              <w:jc w:val="left"/>
-            </w:pPr>
-            <w:r>
-              <w:t xml:space="preserve">+ biến kiểm soát (không bậc hai)</w:t>
-            </w:r>
-          </w:p>
-        </w:tc>
-      </w:tr>
-      <w:tr>
-        <w:tc>
-          <w:tcPr/>
-          <w:p>
-            <w:pPr>
-              <w:pStyle w:val="Compact"/>
-              <w:jc w:val="left"/>
-            </w:pPr>
-            <w:r>
-              <w:t xml:space="preserve">M2</w:t>
-            </w:r>
-          </w:p>
-        </w:tc>
-        <w:tc>
-          <w:tcPr/>
-          <w:p>
-            <w:pPr>
-              <w:pStyle w:val="Compact"/>
-              <w:jc w:val="right"/>
-            </w:pPr>
-            <w:r>
-              <w:t xml:space="preserve">84.910</w:t>
-            </w:r>
-          </w:p>
-        </w:tc>
-        <w:tc>
-          <w:tcPr/>
-          <w:p>
-            <w:pPr>
-              <w:pStyle w:val="Compact"/>
-              <w:jc w:val="right"/>
-            </w:pPr>
-            <w:r>
-              <w:t xml:space="preserve">,003</w:t>
-            </w:r>
-          </w:p>
-        </w:tc>
-        <w:tc>
-          <w:tcPr/>
-          <w:p>
-            <w:pPr>
-              <w:pStyle w:val="Compact"/>
-              <w:jc w:val="right"/>
-            </w:pPr>
-            <w:r>
-              <w:t xml:space="preserve">36,4%</w:t>
-            </w:r>
-          </w:p>
-        </w:tc>
-        <w:tc>
-          <w:tcPr/>
-          <w:p>
-            <w:pPr>
-              <w:pStyle w:val="Compact"/>
-              <w:jc w:val="right"/>
-            </w:pPr>
-            <w:r>
               <w:t xml:space="preserve">&lt;,001</w:t>
             </w:r>
           </w:p>
@@ -5896,81 +5674,7 @@
               <w:jc w:val="left"/>
             </w:pPr>
             <w:r>
-              <w:t xml:space="preserve">+ FSTS² (β₁ = +1,316; β₂ = −1,810)</w:t>
-            </w:r>
-          </w:p>
-        </w:tc>
-      </w:tr>
-      <w:tr>
-        <w:tc>
-          <w:tcPr/>
-          <w:p>
-            <w:pPr>
-              <w:pStyle w:val="Compact"/>
-              <w:jc w:val="left"/>
-            </w:pPr>
-            <w:r>
-              <w:t xml:space="preserve">M3</w:t>
-            </w:r>
-          </w:p>
-        </w:tc>
-        <w:tc>
-          <w:tcPr/>
-          <w:p>
-            <w:pPr>
-              <w:pStyle w:val="Compact"/>
-              <w:jc w:val="right"/>
-            </w:pPr>
-            <w:r>
-              <w:t xml:space="preserve">38.342</w:t>
-            </w:r>
-          </w:p>
-        </w:tc>
-        <w:tc>
-          <w:tcPr/>
-          <w:p>
-            <w:pPr>
-              <w:pStyle w:val="Compact"/>
-              <w:jc w:val="right"/>
-            </w:pPr>
-            <w:r>
-              <w:t xml:space="preserve">,015</w:t>
-            </w:r>
-          </w:p>
-        </w:tc>
-        <w:tc>
-          <w:tcPr/>
-          <w:p>
-            <w:pPr>
-              <w:pStyle w:val="Compact"/>
-              <w:jc w:val="right"/>
-            </w:pPr>
-            <w:r>
-              <w:t xml:space="preserve">33,8%</w:t>
-            </w:r>
-          </w:p>
-        </w:tc>
-        <w:tc>
-          <w:tcPr/>
-          <w:p>
-            <w:pPr>
-              <w:pStyle w:val="Compact"/>
-              <w:jc w:val="right"/>
-            </w:pPr>
-            <w:r>
-              <w:t xml:space="preserve">&lt;,001</w:t>
-            </w:r>
-          </w:p>
-        </w:tc>
-        <w:tc>
-          <w:tcPr/>
-          <w:p>
-            <w:pPr>
-              <w:pStyle w:val="Compact"/>
-              <w:jc w:val="left"/>
-            </w:pPr>
-            <w:r>
-              <w:t xml:space="preserve">+ biến kiểm soát</w:t>
+              <w:t xml:space="preserve">FSTS + FSTS², FE hai chiều</w:t>
             </w:r>
           </w:p>
         </w:tc>
@@ -6004,39 +5708,55 @@
                 <w:bCs/>
                 <w:b/>
               </w:rPr>
-              <w:t xml:space="preserve">38.342</w:t>
-            </w:r>
-          </w:p>
-        </w:tc>
-        <w:tc>
-          <w:tcPr/>
-          <w:p>
-            <w:pPr>
-              <w:pStyle w:val="Compact"/>
-              <w:jc w:val="right"/>
+              <w:t xml:space="preserve">79.080</w:t>
+            </w:r>
+          </w:p>
+        </w:tc>
+        <w:tc>
+          <w:tcPr/>
+          <w:p>
+            <w:pPr>
+              <w:pStyle w:val="Compact"/>
+              <w:jc w:val="left"/>
             </w:pPr>
             <w:r>
               <w:rPr>
                 <w:bCs/>
                 <w:b/>
               </w:rPr>
-              <w:t xml:space="preserve">,677</w:t>
-            </w:r>
-          </w:p>
-        </w:tc>
-        <w:tc>
-          <w:tcPr/>
-          <w:p>
-            <w:pPr>
-              <w:pStyle w:val="Compact"/>
-              <w:jc w:val="right"/>
+              <w:t xml:space="preserve">+0,500 (&lt;,001)</w:t>
+            </w:r>
+          </w:p>
+        </w:tc>
+        <w:tc>
+          <w:tcPr/>
+          <w:p>
+            <w:pPr>
+              <w:pStyle w:val="Compact"/>
+              <w:jc w:val="left"/>
             </w:pPr>
             <w:r>
               <w:rPr>
                 <w:bCs/>
                 <w:b/>
               </w:rPr>
-              <w:t xml:space="preserve">40,0%</w:t>
+              <w:t xml:space="preserve">−0,721 (&lt;,001)</w:t>
+            </w:r>
+          </w:p>
+        </w:tc>
+        <w:tc>
+          <w:tcPr/>
+          <w:p>
+            <w:pPr>
+              <w:pStyle w:val="Compact"/>
+              <w:jc w:val="right"/>
+            </w:pPr>
+            <w:r>
+              <w:rPr>
+                <w:bCs/>
+                <w:b/>
+              </w:rPr>
+              <w:t xml:space="preserve">43,6%</w:t>
             </w:r>
           </w:p>
         </w:tc>
@@ -6068,7 +5788,7 @@
                 <w:bCs/>
                 <w:b/>
               </w:rPr>
-              <w:t xml:space="preserve">+ FE nền kinh tế × năm (mô hình chính)</w:t>
+              <w:t xml:space="preserve">+ kiểm soát (mô hình chính)</w:t>
             </w:r>
           </w:p>
         </w:tc>
@@ -6082,7 +5802,7 @@
               <w:jc w:val="left"/>
             </w:pPr>
             <w:r>
-              <w:t xml:space="preserve">M6</w:t>
+              <w:t xml:space="preserve">M7</w:t>
             </w:r>
           </w:p>
         </w:tc>
@@ -6094,7 +5814,31 @@
               <w:jc w:val="right"/>
             </w:pPr>
             <w:r>
-              <w:t xml:space="preserve">38.051</w:t>
+              <w:t xml:space="preserve">79.220</w:t>
+            </w:r>
+          </w:p>
+        </w:tc>
+        <w:tc>
+          <w:tcPr/>
+          <w:p>
+            <w:pPr>
+              <w:pStyle w:val="Compact"/>
+              <w:jc w:val="left"/>
+            </w:pPr>
+            <w:r>
+              <w:t xml:space="preserve">+0,627 (&lt;,001)</w:t>
+            </w:r>
+          </w:p>
+        </w:tc>
+        <w:tc>
+          <w:tcPr/>
+          <w:p>
+            <w:pPr>
+              <w:pStyle w:val="Compact"/>
+              <w:jc w:val="left"/>
+            </w:pPr>
+            <w:r>
+              <w:t xml:space="preserve">−0,836 (&lt;,001)</w:t>
             </w:r>
           </w:p>
         </w:tc>
@@ -6106,7 +5850,7 @@
               <w:jc w:val="right"/>
             </w:pPr>
             <w:r>
-              <w:t xml:space="preserve">,024</w:t>
+              <w:t xml:space="preserve">46,4%</w:t>
             </w:r>
           </w:p>
         </w:tc>
@@ -6118,18 +5862,6 @@
               <w:jc w:val="right"/>
             </w:pPr>
             <w:r>
-              <w:t xml:space="preserve">32,7%</w:t>
-            </w:r>
-          </w:p>
-        </w:tc>
-        <w:tc>
-          <w:tcPr/>
-          <w:p>
-            <w:pPr>
-              <w:pStyle w:val="Compact"/>
-              <w:jc w:val="right"/>
-            </w:pPr>
-            <w:r>
               <w:t xml:space="preserve">&lt;,001</w:t>
             </w:r>
           </w:p>
@@ -6142,7 +5874,7 @@
               <w:jc w:val="left"/>
             </w:pPr>
             <w:r>
-              <w:t xml:space="preserve">+ TCI (hiệu ứng chính)</w:t>
+              <w:t xml:space="preserve">+ TCI và tương tác TCI</w:t>
             </w:r>
           </w:p>
         </w:tc>
@@ -6156,7 +5888,7 @@
               <w:jc w:val="left"/>
             </w:pPr>
             <w:r>
-              <w:t xml:space="preserve">M7</w:t>
+              <w:t xml:space="preserve">M8</w:t>
             </w:r>
           </w:p>
         </w:tc>
@@ -6168,7 +5900,31 @@
               <w:jc w:val="right"/>
             </w:pPr>
             <w:r>
-              <w:t xml:space="preserve">38.051</w:t>
+              <w:t xml:space="preserve">79.080</w:t>
+            </w:r>
+          </w:p>
+        </w:tc>
+        <w:tc>
+          <w:tcPr/>
+          <w:p>
+            <w:pPr>
+              <w:pStyle w:val="Compact"/>
+              <w:jc w:val="left"/>
+            </w:pPr>
+            <w:r>
+              <w:t xml:space="preserve">+0,704 (&lt;,001)</w:t>
+            </w:r>
+          </w:p>
+        </w:tc>
+        <w:tc>
+          <w:tcPr/>
+          <w:p>
+            <w:pPr>
+              <w:pStyle w:val="Compact"/>
+              <w:jc w:val="left"/>
+            </w:pPr>
+            <w:r>
+              <w:t xml:space="preserve">−0,924 (&lt;,001)</w:t>
             </w:r>
           </w:p>
         </w:tc>
@@ -6180,7 +5936,7 @@
               <w:jc w:val="right"/>
             </w:pPr>
             <w:r>
-              <w:t xml:space="preserve">,025</w:t>
+              <w:t xml:space="preserve">47,1%</w:t>
             </w:r>
           </w:p>
         </w:tc>
@@ -6192,18 +5948,6 @@
               <w:jc w:val="right"/>
             </w:pPr>
             <w:r>
-              <w:t xml:space="preserve">33,9%</w:t>
-            </w:r>
-          </w:p>
-        </w:tc>
-        <w:tc>
-          <w:tcPr/>
-          <w:p>
-            <w:pPr>
-              <w:pStyle w:val="Compact"/>
-              <w:jc w:val="right"/>
-            </w:pPr>
-            <w:r>
               <w:t xml:space="preserve">&lt;,001</w:t>
             </w:r>
           </w:p>
@@ -6216,7 +5960,7 @@
               <w:jc w:val="left"/>
             </w:pPr>
             <w:r>
-              <w:t xml:space="preserve">+ FSTS×TCI, FSTS²×TCI</w:t>
+              <w:t xml:space="preserve">+ DAI và tương tác DAI</w:t>
             </w:r>
           </w:p>
         </w:tc>
@@ -6230,7 +5974,7 @@
               <w:jc w:val="left"/>
             </w:pPr>
             <w:r>
-              <w:t xml:space="preserve">M8</w:t>
+              <w:t xml:space="preserve">M10</w:t>
             </w:r>
           </w:p>
         </w:tc>
@@ -6242,7 +5986,31 @@
               <w:jc w:val="right"/>
             </w:pPr>
             <w:r>
-              <w:t xml:space="preserve">37.940</w:t>
+              <w:t xml:space="preserve">79.080</w:t>
+            </w:r>
+          </w:p>
+        </w:tc>
+        <w:tc>
+          <w:tcPr/>
+          <w:p>
+            <w:pPr>
+              <w:pStyle w:val="Compact"/>
+              <w:jc w:val="left"/>
+            </w:pPr>
+            <w:r>
+              <w:t xml:space="preserve">+0,615 (&lt;,001)</w:t>
+            </w:r>
+          </w:p>
+        </w:tc>
+        <w:tc>
+          <w:tcPr/>
+          <w:p>
+            <w:pPr>
+              <w:pStyle w:val="Compact"/>
+              <w:jc w:val="left"/>
+            </w:pPr>
+            <w:r>
+              <w:t xml:space="preserve">−0,833 (&lt;,001)</w:t>
             </w:r>
           </w:p>
         </w:tc>
@@ -6254,7 +6022,7 @@
               <w:jc w:val="right"/>
             </w:pPr>
             <w:r>
-              <w:t xml:space="preserve">,030</w:t>
+              <w:t xml:space="preserve">45,9%</w:t>
             </w:r>
           </w:p>
         </w:tc>
@@ -6266,7 +6034,170 @@
               <w:jc w:val="right"/>
             </w:pPr>
             <w:r>
-              <w:t xml:space="preserve">33,8%</w:t>
+              <w:t xml:space="preserve">&lt;,001</w:t>
+            </w:r>
+          </w:p>
+        </w:tc>
+        <w:tc>
+          <w:tcPr/>
+          <w:p>
+            <w:pPr>
+              <w:pStyle w:val="Compact"/>
+              <w:jc w:val="left"/>
+            </w:pPr>
+            <w:r>
+              <w:t xml:space="preserve">+ tương tác chế độ thể chế yếu</w:t>
+            </w:r>
+          </w:p>
+        </w:tc>
+      </w:tr>
+    </w:tbl>
+    <w:p>
+      <w:pPr>
+        <w:pStyle w:val="BodyText"/>
+      </w:pPr>
+      <w:r>
+        <w:rPr>
+          <w:iCs/>
+          <w:i/>
+        </w:rPr>
+        <w:t xml:space="preserve">Nguồn: ước lượng của tác giả trên khung 50 nền (tái lập:</w:t>
+      </w:r>
+      <w:r>
+        <w:rPr>
+          <w:iCs/>
+          <w:i/>
+        </w:rPr>
+        <w:t xml:space="preserve"> </w:t>
+      </w:r>
+      <w:r>
+        <w:rPr>
+          <w:rStyle w:val="VerbatimChar"/>
+          <w:iCs/>
+          <w:i/>
+        </w:rPr>
+        <w:t xml:space="preserve">scripts/p7_run_50econ.py</w:t>
+      </w:r>
+      <w:r>
+        <w:rPr>
+          <w:iCs/>
+          <w:i/>
+        </w:rPr>
+        <w:t xml:space="preserve">). Biến kiểm soát: sở hữu nước ngoài ≥10%, ln(tuổi doanh nghiệp), TCI chuẩn hóa, DAI. Điểm uốn xác nhận bằng kiểm định Lind và Mehlum (2010), một phía. Sai số chuẩn cụm theo nền kinh tế.</w:t>
+      </w:r>
+    </w:p>
+    <w:p>
+      <w:pPr>
+        <w:pStyle w:val="BodyText"/>
+      </w:pPr>
+      <w:r>
+        <w:rPr>
+          <w:bCs/>
+          <w:b/>
+        </w:rPr>
+        <w:t xml:space="preserve">Lưu ý xác thực.</w:t>
+      </w:r>
+      <w:r>
+        <w:t xml:space="preserve"> </w:t>
+      </w:r>
+      <w:r>
+        <w:t xml:space="preserve">Bộ kết quả này được ước lượng bằng công cụ hồi quy hiệu ứng cố định tương đương reghdfe (pyfixest) với spec được tài liệu hóa đầy đủ và tái lập được; bộ do-file Stata tương ứng (</w:t>
+      </w:r>
+      <w:r>
+        <w:rPr>
+          <w:rStyle w:val="VerbatimChar"/>
+        </w:rPr>
+        <w:t xml:space="preserve">scripts/stata/</w:t>
+      </w:r>
+      <w:r>
+        <w:t xml:space="preserve">) cho phép xác thực lại từng hệ số trên máy có Stata trước khi nộp tạp chí.</w:t>
+      </w:r>
+    </w:p>
+    <w:bookmarkEnd w:id="46"/>
+    <w:bookmarkStart w:id="50" w:name="Xdf270642fda085fbdd4dd23ef5f7d1faa056489"/>
+    <w:p>
+      <w:pPr>
+        <w:pStyle w:val="Heading3"/>
+      </w:pPr>
+      <w:r>
+        <w:t xml:space="preserve">4.6.2 Điểm uốn theo chế độ thể chế: tái định hình H5</w:t>
+      </w:r>
+    </w:p>
+    <w:p>
+      <w:pPr>
+        <w:pStyle w:val="FirstParagraph"/>
+      </w:pPr>
+      <w:r>
+        <w:t xml:space="preserve">Ước lượng dạng M5 trong từng nhóm ICRV cho thấy một bức tranh điều tiết thể chế</w:t>
+      </w:r>
+      <w:r>
+        <w:t xml:space="preserve"> </w:t>
+      </w:r>
+      <w:r>
+        <w:rPr>
+          <w:bCs/>
+          <w:b/>
+        </w:rPr>
+        <w:t xml:space="preserve">tinh tế hơn</w:t>
+      </w:r>
+      <w:r>
+        <w:t xml:space="preserve"> </w:t>
+      </w:r>
+      <w:r>
+        <w:t xml:space="preserve">giả thuyết ban đầu:</w:t>
+      </w:r>
+    </w:p>
+    <w:p>
+      <w:pPr>
+        <w:pStyle w:val="BodyText"/>
+      </w:pPr>
+      <w:r>
+        <w:rPr>
+          <w:bCs/>
+          <w:b/>
+        </w:rPr>
+        <w:t xml:space="preserve">Bảng 4.5a.</w:t>
+      </w:r>
+      <w:r>
+        <w:t xml:space="preserve"> </w:t>
+      </w:r>
+      <w:r>
+        <w:rPr>
+          <w:iCs/>
+          <w:i/>
+        </w:rPr>
+        <w:t xml:space="preserve">Điểm uốn theo nhóm ICRV (khung 50 nền, dạng M5 trong từng nhóm).</w:t>
+      </w:r>
+    </w:p>
+    <w:tbl>
+      <w:tblPr>
+        <w:tblStyle w:val="Table"/>
+        <w:tblW w:type="pct" w:w="5000"/>
+        <w:tblLook w:firstRow="1" w:lastRow="0" w:firstColumn="0" w:lastColumn="0" w:noHBand="0" w:noVBand="0" w:val="0020"/>
+        <w:jc w:val="start"/>
+      </w:tblPr>
+      <w:tblGrid>
+        <w:gridCol w:w="1131"/>
+        <w:gridCol w:w="1131"/>
+        <w:gridCol w:w="1131"/>
+        <w:gridCol w:w="1131"/>
+        <w:gridCol w:w="1131"/>
+        <w:gridCol w:w="1131"/>
+        <w:gridCol w:w="1131"/>
+      </w:tblGrid>
+      <w:tr>
+        <w:trPr>
+          <w:tblHeader w:val="true"/>
+        </w:trPr>
+        <w:tc>
+          <w:tcPr/>
+          <w:p>
+            <w:pPr>
+              <w:pStyle w:val="Compact"/>
+              <w:jc w:val="left"/>
+            </w:pPr>
+            <w:r>
+              <w:t xml:space="preserve">Nhóm ICRV</w:t>
             </w:r>
           </w:p>
         </w:tc>
@@ -6278,19 +6209,82 @@
               <w:jc w:val="right"/>
             </w:pPr>
             <w:r>
-              <w:t xml:space="preserve">&lt;,001</w:t>
-            </w:r>
-          </w:p>
-        </w:tc>
-        <w:tc>
-          <w:tcPr/>
-          <w:p>
-            <w:pPr>
-              <w:pStyle w:val="Compact"/>
-              <w:jc w:val="left"/>
-            </w:pPr>
-            <w:r>
-              <w:t xml:space="preserve">+ DAI + FSTS×DAI, FSTS²×DAI</w:t>
+              <w:t xml:space="preserve">N</w:t>
+            </w:r>
+          </w:p>
+        </w:tc>
+        <w:tc>
+          <w:tcPr/>
+          <w:p>
+            <w:pPr>
+              <w:pStyle w:val="Compact"/>
+              <w:jc w:val="left"/>
+            </w:pPr>
+            <w:r>
+              <w:t xml:space="preserve">β₁ (p)</w:t>
+            </w:r>
+          </w:p>
+        </w:tc>
+        <w:tc>
+          <w:tcPr/>
+          <w:p>
+            <w:pPr>
+              <w:pStyle w:val="Compact"/>
+              <w:jc w:val="left"/>
+            </w:pPr>
+            <w:r>
+              <w:t xml:space="preserve">β₂ (p)</w:t>
+            </w:r>
+          </w:p>
+        </w:tc>
+        <w:tc>
+          <w:tcPr/>
+          <w:p>
+            <w:pPr>
+              <w:pStyle w:val="Compact"/>
+              <w:jc w:val="right"/>
+            </w:pPr>
+            <w:r>
+              <w:t xml:space="preserve">Điểm uốn</w:t>
+            </w:r>
+          </w:p>
+        </w:tc>
+        <w:tc>
+          <w:tcPr/>
+          <w:p>
+            <w:pPr>
+              <w:pStyle w:val="Compact"/>
+              <w:jc w:val="right"/>
+            </w:pPr>
+            <m:oMath>
+              <m:sSub>
+                <m:e>
+                  <m:r>
+                    <m:t>p</m:t>
+                  </m:r>
+                </m:e>
+                <m:sub>
+                  <m:r>
+                    <m:rPr>
+                      <m:nor/>
+                      <m:sty m:val="p"/>
+                    </m:rPr>
+                    <m:t>LM</m:t>
+                  </m:r>
+                </m:sub>
+              </m:sSub>
+            </m:oMath>
+          </w:p>
+        </w:tc>
+        <w:tc>
+          <w:tcPr/>
+          <w:p>
+            <w:pPr>
+              <w:pStyle w:val="Compact"/>
+              <w:jc w:val="left"/>
+            </w:pPr>
+            <w:r>
+              <w:t xml:space="preserve">Kết luận</w:t>
             </w:r>
           </w:p>
         </w:tc>
@@ -6304,7 +6298,7 @@
               <w:jc w:val="left"/>
             </w:pPr>
             <w:r>
-              <w:t xml:space="preserve">M9</w:t>
+              <w:t xml:space="preserve">I — Adv. đổi mới (gồm Nhật Bản)</w:t>
             </w:r>
           </w:p>
         </w:tc>
@@ -6316,7 +6310,31 @@
               <w:jc w:val="right"/>
             </w:pPr>
             <w:r>
-              <w:t xml:space="preserve">35.568</w:t>
+              <w:t xml:space="preserve">5.581</w:t>
+            </w:r>
+          </w:p>
+        </w:tc>
+        <w:tc>
+          <w:tcPr/>
+          <w:p>
+            <w:pPr>
+              <w:pStyle w:val="Compact"/>
+              <w:jc w:val="left"/>
+            </w:pPr>
+            <w:r>
+              <w:t xml:space="preserve">+0,698 (,17)</w:t>
+            </w:r>
+          </w:p>
+        </w:tc>
+        <w:tc>
+          <w:tcPr/>
+          <w:p>
+            <w:pPr>
+              <w:pStyle w:val="Compact"/>
+              <w:jc w:val="left"/>
+            </w:pPr>
+            <w:r>
+              <w:t xml:space="preserve">−0,504 (,31)</w:t>
             </w:r>
           </w:p>
         </w:tc>
@@ -6328,7 +6346,7 @@
               <w:jc w:val="right"/>
             </w:pPr>
             <w:r>
-              <w:t xml:space="preserve">,035</w:t>
+              <w:t xml:space="preserve">[79,1%]</w:t>
             </w:r>
           </w:p>
         </w:tc>
@@ -6340,31 +6358,19 @@
               <w:jc w:val="right"/>
             </w:pPr>
             <w:r>
-              <w:t xml:space="preserve">36,1%</w:t>
-            </w:r>
-          </w:p>
-        </w:tc>
-        <w:tc>
-          <w:tcPr/>
-          <w:p>
-            <w:pPr>
-              <w:pStyle w:val="Compact"/>
-              <w:jc w:val="right"/>
-            </w:pPr>
-            <w:r>
-              <w:t xml:space="preserve">&lt;,001</w:t>
-            </w:r>
-          </w:p>
-        </w:tc>
-        <w:tc>
-          <w:tcPr/>
-          <w:p>
-            <w:pPr>
-              <w:pStyle w:val="Compact"/>
-              <w:jc w:val="left"/>
-            </w:pPr>
-            <w:r>
-              <w:t xml:space="preserve">+ nhà quản trị + tương tác</w:t>
+              <w:t xml:space="preserve">,30</w:t>
+            </w:r>
+          </w:p>
+        </w:tc>
+        <w:tc>
+          <w:tcPr/>
+          <w:p>
+            <w:pPr>
+              <w:pStyle w:val="Compact"/>
+              <w:jc w:val="left"/>
+            </w:pPr>
+            <w:r>
+              <w:t xml:space="preserve">gần tuyến tính dương; điểm uốn ngoài miền, không định vị</w:t>
             </w:r>
           </w:p>
         </w:tc>
@@ -6378,7 +6384,7 @@
               <w:jc w:val="left"/>
             </w:pPr>
             <w:r>
-              <w:t xml:space="preserve">M10</w:t>
+              <w:t xml:space="preserve">II — Adv. tài nguyên</w:t>
             </w:r>
           </w:p>
         </w:tc>
@@ -6390,7 +6396,31 @@
               <w:jc w:val="right"/>
             </w:pPr>
             <w:r>
-              <w:t xml:space="preserve">31.928</w:t>
+              <w:t xml:space="preserve">2.075</w:t>
+            </w:r>
+          </w:p>
+        </w:tc>
+        <w:tc>
+          <w:tcPr/>
+          <w:p>
+            <w:pPr>
+              <w:pStyle w:val="Compact"/>
+              <w:jc w:val="left"/>
+            </w:pPr>
+            <w:r>
+              <w:t xml:space="preserve">+0,854 (,045)</w:t>
+            </w:r>
+          </w:p>
+        </w:tc>
+        <w:tc>
+          <w:tcPr/>
+          <w:p>
+            <w:pPr>
+              <w:pStyle w:val="Compact"/>
+              <w:jc w:val="left"/>
+            </w:pPr>
+            <w:r>
+              <w:t xml:space="preserve">−0,730 (,082)</w:t>
             </w:r>
           </w:p>
         </w:tc>
@@ -6402,7 +6432,7 @@
               <w:jc w:val="right"/>
             </w:pPr>
             <w:r>
-              <w:t xml:space="preserve">,049</w:t>
+              <w:t xml:space="preserve">62,0%</w:t>
             </w:r>
           </w:p>
         </w:tc>
@@ -6414,31 +6444,19 @@
               <w:jc w:val="right"/>
             </w:pPr>
             <w:r>
-              <w:t xml:space="preserve">—</w:t>
-            </w:r>
-          </w:p>
-        </w:tc>
-        <w:tc>
-          <w:tcPr/>
-          <w:p>
-            <w:pPr>
-              <w:pStyle w:val="Compact"/>
-              <w:jc w:val="right"/>
-            </w:pPr>
-            <w:r>
-              <w:t xml:space="preserve">n.s.</w:t>
-            </w:r>
-          </w:p>
-        </w:tc>
-        <w:tc>
-          <w:tcPr/>
-          <w:p>
-            <w:pPr>
-              <w:pStyle w:val="Compact"/>
-              <w:jc w:val="left"/>
-            </w:pPr>
-            <w:r>
-              <w:t xml:space="preserve">+ ICRV + FSTS×ICRV, FSTS²×ICRV</w:t>
+              <w:t xml:space="preserve">,081</w:t>
+            </w:r>
+          </w:p>
+        </w:tc>
+        <w:tc>
+          <w:tcPr/>
+          <w:p>
+            <w:pPr>
+              <w:pStyle w:val="Compact"/>
+              <w:jc w:val="left"/>
+            </w:pPr>
+            <w:r>
+              <w:t xml:space="preserve">chữ U ngược ở biên ý nghĩa</w:t>
             </w:r>
           </w:p>
         </w:tc>
@@ -6452,7 +6470,7 @@
               <w:jc w:val="left"/>
             </w:pPr>
             <w:r>
-              <w:t xml:space="preserve">M11</w:t>
+              <w:t xml:space="preserve">III — Trung bình cao</w:t>
             </w:r>
           </w:p>
         </w:tc>
@@ -6464,7 +6482,31 @@
               <w:jc w:val="right"/>
             </w:pPr>
             <w:r>
-              <w:t xml:space="preserve">29.840</w:t>
+              <w:t xml:space="preserve">12.055</w:t>
+            </w:r>
+          </w:p>
+        </w:tc>
+        <w:tc>
+          <w:tcPr/>
+          <w:p>
+            <w:pPr>
+              <w:pStyle w:val="Compact"/>
+              <w:jc w:val="left"/>
+            </w:pPr>
+            <w:r>
+              <w:t xml:space="preserve">+0,168 (,42)</w:t>
+            </w:r>
+          </w:p>
+        </w:tc>
+        <w:tc>
+          <w:tcPr/>
+          <w:p>
+            <w:pPr>
+              <w:pStyle w:val="Compact"/>
+              <w:jc w:val="left"/>
+            </w:pPr>
+            <w:r>
+              <w:t xml:space="preserve">−0,189 (,48)</w:t>
             </w:r>
           </w:p>
         </w:tc>
@@ -6476,7 +6518,7 @@
               <w:jc w:val="right"/>
             </w:pPr>
             <w:r>
-              <w:t xml:space="preserve">,067</w:t>
+              <w:t xml:space="preserve">[55,0%]</w:t>
             </w:r>
           </w:p>
         </w:tc>
@@ -6488,7 +6530,37 @@
               <w:jc w:val="right"/>
             </w:pPr>
             <w:r>
-              <w:t xml:space="preserve">34,6%</w:t>
+              <w:t xml:space="preserve">,26</w:t>
+            </w:r>
+          </w:p>
+        </w:tc>
+        <w:tc>
+          <w:tcPr/>
+          <w:p>
+            <w:pPr>
+              <w:pStyle w:val="Compact"/>
+              <w:jc w:val="left"/>
+            </w:pPr>
+            <w:r>
+              <w:t xml:space="preserve">không xác định ở cấp nhóm</w:t>
+            </w:r>
+          </w:p>
+        </w:tc>
+      </w:tr>
+      <w:tr>
+        <w:tc>
+          <w:tcPr/>
+          <w:p>
+            <w:pPr>
+              <w:pStyle w:val="Compact"/>
+              <w:jc w:val="left"/>
+            </w:pPr>
+            <w:r>
+              <w:rPr>
+                <w:bCs/>
+                <w:b/>
+              </w:rPr>
+              <w:t xml:space="preserve">IV — Chuyển đổi TB-thấp</w:t>
             </w:r>
           </w:p>
         </w:tc>
@@ -6500,19 +6572,263 @@
               <w:jc w:val="right"/>
             </w:pPr>
             <w:r>
-              <w:t xml:space="preserve">,002</w:t>
-            </w:r>
-          </w:p>
-        </w:tc>
-        <w:tc>
-          <w:tcPr/>
-          <w:p>
-            <w:pPr>
-              <w:pStyle w:val="Compact"/>
-              <w:jc w:val="left"/>
-            </w:pPr>
-            <w:r>
-              <w:t xml:space="preserve">+ ba chiều DAI×ICRV×FSTS</w:t>
+              <w:rPr>
+                <w:bCs/>
+                <w:b/>
+              </w:rPr>
+              <w:t xml:space="preserve">42.094</w:t>
+            </w:r>
+          </w:p>
+        </w:tc>
+        <w:tc>
+          <w:tcPr/>
+          <w:p>
+            <w:pPr>
+              <w:pStyle w:val="Compact"/>
+              <w:jc w:val="left"/>
+            </w:pPr>
+            <w:r>
+              <w:rPr>
+                <w:bCs/>
+                <w:b/>
+              </w:rPr>
+              <w:t xml:space="preserve">+0,709 (&lt;,001)</w:t>
+            </w:r>
+          </w:p>
+        </w:tc>
+        <w:tc>
+          <w:tcPr/>
+          <w:p>
+            <w:pPr>
+              <w:pStyle w:val="Compact"/>
+              <w:jc w:val="left"/>
+            </w:pPr>
+            <w:r>
+              <w:rPr>
+                <w:bCs/>
+                <w:b/>
+              </w:rPr>
+              <w:t xml:space="preserve">−1,012 (&lt;,001)</w:t>
+            </w:r>
+          </w:p>
+        </w:tc>
+        <w:tc>
+          <w:tcPr/>
+          <w:p>
+            <w:pPr>
+              <w:pStyle w:val="Compact"/>
+              <w:jc w:val="right"/>
+            </w:pPr>
+            <w:r>
+              <w:rPr>
+                <w:bCs/>
+                <w:b/>
+              </w:rPr>
+              <w:t xml:space="preserve">43,0%</w:t>
+            </w:r>
+          </w:p>
+        </w:tc>
+        <w:tc>
+          <w:tcPr/>
+          <w:p>
+            <w:pPr>
+              <w:pStyle w:val="Compact"/>
+              <w:jc w:val="right"/>
+            </w:pPr>
+            <w:r>
+              <w:rPr>
+                <w:bCs/>
+                <w:b/>
+              </w:rPr>
+              <w:t xml:space="preserve">&lt;,001</w:t>
+            </w:r>
+          </w:p>
+        </w:tc>
+        <w:tc>
+          <w:tcPr/>
+          <w:p>
+            <w:pPr>
+              <w:pStyle w:val="Compact"/>
+              <w:jc w:val="left"/>
+            </w:pPr>
+            <w:r>
+              <w:rPr>
+                <w:bCs/>
+                <w:b/>
+              </w:rPr>
+              <w:t xml:space="preserve">chữ U ngược rõ nét nhất</w:t>
+            </w:r>
+          </w:p>
+        </w:tc>
+      </w:tr>
+      <w:tr>
+        <w:tc>
+          <w:tcPr/>
+          <w:p>
+            <w:pPr>
+              <w:pStyle w:val="Compact"/>
+              <w:jc w:val="left"/>
+            </w:pPr>
+            <w:r>
+              <w:t xml:space="preserve">V — Đang nổi</w:t>
+            </w:r>
+          </w:p>
+        </w:tc>
+        <w:tc>
+          <w:tcPr/>
+          <w:p>
+            <w:pPr>
+              <w:pStyle w:val="Compact"/>
+              <w:jc w:val="right"/>
+            </w:pPr>
+            <w:r>
+              <w:t xml:space="preserve">15.457</w:t>
+            </w:r>
+          </w:p>
+        </w:tc>
+        <w:tc>
+          <w:tcPr/>
+          <w:p>
+            <w:pPr>
+              <w:pStyle w:val="Compact"/>
+              <w:jc w:val="left"/>
+            </w:pPr>
+            <w:r>
+              <w:t xml:space="preserve">+0,218 (,44)</w:t>
+            </w:r>
+          </w:p>
+        </w:tc>
+        <w:tc>
+          <w:tcPr/>
+          <w:p>
+            <w:pPr>
+              <w:pStyle w:val="Compact"/>
+              <w:jc w:val="left"/>
+            </w:pPr>
+            <w:r>
+              <w:t xml:space="preserve">−0,455 (,21)</w:t>
+            </w:r>
+          </w:p>
+        </w:tc>
+        <w:tc>
+          <w:tcPr/>
+          <w:p>
+            <w:pPr>
+              <w:pStyle w:val="Compact"/>
+              <w:jc w:val="right"/>
+            </w:pPr>
+            <w:r>
+              <w:t xml:space="preserve">[34,8%]</w:t>
+            </w:r>
+          </w:p>
+        </w:tc>
+        <w:tc>
+          <w:tcPr/>
+          <w:p>
+            <w:pPr>
+              <w:pStyle w:val="Compact"/>
+              <w:jc w:val="right"/>
+            </w:pPr>
+            <w:r>
+              <w:t xml:space="preserve">,18</w:t>
+            </w:r>
+          </w:p>
+        </w:tc>
+        <w:tc>
+          <w:tcPr/>
+          <w:p>
+            <w:pPr>
+              <w:pStyle w:val="Compact"/>
+              <w:jc w:val="left"/>
+            </w:pPr>
+            <w:r>
+              <w:t xml:space="preserve">quan hệ tan rã</w:t>
+            </w:r>
+          </w:p>
+        </w:tc>
+      </w:tr>
+      <w:tr>
+        <w:tc>
+          <w:tcPr/>
+          <w:p>
+            <w:pPr>
+              <w:pStyle w:val="Compact"/>
+              <w:jc w:val="left"/>
+            </w:pPr>
+            <w:r>
+              <w:t xml:space="preserve">VI — SIDS</w:t>
+            </w:r>
+          </w:p>
+        </w:tc>
+        <w:tc>
+          <w:tcPr/>
+          <w:p>
+            <w:pPr>
+              <w:pStyle w:val="Compact"/>
+              <w:jc w:val="right"/>
+            </w:pPr>
+            <w:r>
+              <w:t xml:space="preserve">1.818</w:t>
+            </w:r>
+          </w:p>
+        </w:tc>
+        <w:tc>
+          <w:tcPr/>
+          <w:p>
+            <w:pPr>
+              <w:pStyle w:val="Compact"/>
+              <w:jc w:val="left"/>
+            </w:pPr>
+            <w:r>
+              <w:t xml:space="preserve">−0,728 (,010)</w:t>
+            </w:r>
+          </w:p>
+        </w:tc>
+        <w:tc>
+          <w:tcPr/>
+          <w:p>
+            <w:pPr>
+              <w:pStyle w:val="Compact"/>
+              <w:jc w:val="left"/>
+            </w:pPr>
+            <w:r>
+              <w:t xml:space="preserve">+0,870 (,013)</w:t>
+            </w:r>
+          </w:p>
+        </w:tc>
+        <w:tc>
+          <w:tcPr/>
+          <w:p>
+            <w:pPr>
+              <w:pStyle w:val="Compact"/>
+              <w:jc w:val="right"/>
+            </w:pPr>
+            <w:r>
+              <w:t xml:space="preserve">—</w:t>
+            </w:r>
+          </w:p>
+        </w:tc>
+        <w:tc>
+          <w:tcPr/>
+          <w:p>
+            <w:pPr>
+              <w:pStyle w:val="Compact"/>
+              <w:jc w:val="right"/>
+            </w:pPr>
+            <w:r>
+              <w:t xml:space="preserve">—</w:t>
+            </w:r>
+          </w:p>
+        </w:tc>
+        <w:tc>
+          <w:tcPr/>
+          <w:p>
+            <w:pPr>
+              <w:pStyle w:val="Compact"/>
+              <w:jc w:val="left"/>
+            </w:pPr>
+            <w:r>
+              <w:t xml:space="preserve">không có chữ U ngược</w:t>
             </w:r>
           </w:p>
         </w:tc>
@@ -6527,43 +6843,31 @@
           <w:iCs/>
           <w:i/>
         </w:rPr>
-        <w:t xml:space="preserve">Nguồn: P7 (Đỗ &amp; Phan, 2026). Điểm uốn xác nhận bằng kiểm định Lind–Mehlum (2010). Mô hình M5 là đặc tả chính với hiệu ứng cố định hai chiều; adjR² nhảy lên ,677 phản ánh phần lớn phương sai năng suất được giải thích bởi khác biệt nền kinh tế × năm.</w:t>
+        <w:t xml:space="preserve">Ghi chú: giá trị trong ngoặc vuông là điểm uốn đại số khi đường cong không được xác nhận thống kê, chỉ mang tính tham khảo. Nguồn: như Bảng 4.4.</w:t>
       </w:r>
     </w:p>
     <w:p>
       <w:pPr>
         <w:pStyle w:val="BodyText"/>
       </w:pPr>
+      <w:r>
+        <w:t xml:space="preserve">Kết quả này</w:t>
+      </w:r>
+      <w:r>
+        <w:t xml:space="preserve"> </w:t>
+      </w:r>
       <w:r>
         <w:rPr>
           <w:bCs/>
           <w:b/>
         </w:rPr>
-        <w:t xml:space="preserve">Phạm vi thời gian của mẫu.</w:t>
-      </w:r>
-      <w:r>
-        <w:t xml:space="preserve"> </w:t>
-      </w:r>
-      <w:r>
-        <w:t xml:space="preserve">Mẫu phân tích của P7 được chốt tại 49 nền kinh tế với các đợt khảo sát đến thời điểm xây dựng bộ dữ liệu. Một số đợt khảo sát công bố sau thời điểm chốt mẫu, đáng chú ý là Nhật Bản 2025 (nền kinh tế lần đầu được WBES khảo sát, thuộc nhóm thể chế tiên tiến) và các đợt 2024–2026 của nhiều nền trong khung, thuộc bộ dữ liệu của vòng tái ước lượng tiếp theo (xem §5.5). Về mặt kỳ vọng, do mô hình dùng hiệu ứng cố định nền kinh tế và Nhật Bản có biến thiên quốc tế hóa thấp (FSTS trung bình khoảng 4%), việc bổ sung quan sát này nhiều khả năng chỉ tinh chỉnh ước lượng của Nhóm I mà không làm thay đổi gradient điểm uốn giữa các nhóm.</w:t>
-      </w:r>
-    </w:p>
-    <w:bookmarkEnd w:id="46"/>
-    <w:bookmarkStart w:id="50" w:name="gradient-icrv-xác-nhận-h5"/>
-    <w:p>
-      <w:pPr>
-        <w:pStyle w:val="Heading3"/>
-      </w:pPr>
-      <w:r>
-        <w:t xml:space="preserve">4.6.2 Gradient ICRV: Xác nhận H5</w:t>
-      </w:r>
-    </w:p>
-    <w:p>
-      <w:pPr>
-        <w:pStyle w:val="FirstParagraph"/>
-      </w:pPr>
-      <w:r>
-        <w:t xml:space="preserve">Kết quả quan trọng nhất của P7 là xác nhận</w:t>
+        <w:t xml:space="preserve">tái định hình H5</w:t>
+      </w:r>
+      <w:r>
+        <w:t xml:space="preserve"> </w:t>
+      </w:r>
+      <w:r>
+        <w:t xml:space="preserve">theo hướng giàu thông tin hơn: thể chế không chỉ dịch chuyển vị trí điểm uốn mà quyết định</w:t>
       </w:r>
       <w:r>
         <w:t xml:space="preserve"> </w:t>
@@ -6573,104 +6877,89 @@
           <w:bCs/>
           <w:b/>
         </w:rPr>
-        <w:t xml:space="preserve">gradient ICRV</w:t>
-      </w:r>
-      <w:r>
-        <w:t xml:space="preserve">: turning point tăng dần khi chuyển từ nhóm thể chế mạnh hơn sang nhóm thể chế yếu hơn:</w:t>
+        <w:t xml:space="preserve">chính sự tồn tại của dạng hàm chữ U ngược</w:t>
+      </w:r>
+      <w:r>
+        <w:t xml:space="preserve">. Ba vùng được nhận diện rõ. Ở</w:t>
+      </w:r>
+      <w:r>
+        <w:t xml:space="preserve"> </w:t>
+      </w:r>
+      <w:r>
+        <w:rPr>
+          <w:bCs/>
+          <w:b/>
+        </w:rPr>
+        <w:t xml:space="preserve">vùng giữa của gradient thể chế</w:t>
+      </w:r>
+      <w:r>
+        <w:t xml:space="preserve"> </w:t>
+      </w:r>
+      <w:r>
+        <w:t xml:space="preserve">(Nhóm IV), chữ U ngược định hình rõ nét và tin cậy nhất, với điểm uốn 43,0% trùng khớp với các ước lượng đơn quốc gia độc lập trong cùng nhóm (P3 Việt Nam 39–46%; P9 Ấn Độ 2022 ở mức 40,7%). Ở</w:t>
+      </w:r>
+      <w:r>
+        <w:t xml:space="preserve"> </w:t>
+      </w:r>
+      <w:r>
+        <w:rPr>
+          <w:bCs/>
+          <w:b/>
+        </w:rPr>
+        <w:t xml:space="preserve">biên trên của gradient</w:t>
+      </w:r>
+      <w:r>
+        <w:t xml:space="preserve"> </w:t>
+      </w:r>
+      <w:r>
+        <w:t xml:space="preserve">(Nhóm I, nay gồm cả Nhật Bản), đường cong duỗi thẳng thành quan hệ gần tuyến tính dương với điểm uốn nằm ngoài miền dữ liệu và không định vị được, trùng khớp với phát hiện đơn quốc gia tại Singapore (P4: gần tuyến tính, điểm uốn ước lượng ~88,6% không định vị chắc chắn). Ở</w:t>
+      </w:r>
+      <w:r>
+        <w:t xml:space="preserve"> </w:t>
+      </w:r>
+      <w:r>
+        <w:rPr>
+          <w:bCs/>
+          <w:b/>
+        </w:rPr>
+        <w:t xml:space="preserve">biên dưới của gradient</w:t>
+      </w:r>
+      <w:r>
+        <w:t xml:space="preserve"> </w:t>
+      </w:r>
+      <w:r>
+        <w:t xml:space="preserve">(Nhóm V và VI), quan hệ mất cấu trúc: các hệ số không còn ý nghĩa thống kê ở Nhóm V và Nhóm VI không có dạng chữ U ngược, nhất quán với việc tương quan FSTS và năng suất mất ý nghĩa ở SIDS trong phân tích mô tả (Chuyên đề 1, Bảng 2.3.8.1) và với phát hiện FIP của P8.</w:t>
       </w:r>
     </w:p>
     <w:p>
       <w:pPr>
         <w:pStyle w:val="BodyText"/>
       </w:pPr>
-      <m:oMathPara>
-        <m:oMathParaPr>
-          <m:jc m:val="center"/>
-        </m:oMathParaPr>
-        <m:oMath>
-          <m:r>
-            <m:rPr>
-              <m:nor/>
-              <m:sty m:val="p"/>
-            </m:rPr>
-            <m:t>TP(Advanced Innovation)</m:t>
-          </m:r>
-          <m:r>
-            <m:rPr>
-              <m:sty m:val="p"/>
-            </m:rPr>
-            <m:t>≈</m:t>
-          </m:r>
-          <m:r>
-            <m:t>28</m:t>
-          </m:r>
-          <m:r>
-            <m:rPr>
-              <m:sty m:val="p"/>
-            </m:rPr>
-            <m:t>%</m:t>
-          </m:r>
-          <m:r>
-            <m:rPr>
-              <m:sty m:val="p"/>
-            </m:rPr>
-            <m:t>&lt;</m:t>
-          </m:r>
-          <m:r>
-            <m:rPr>
-              <m:nor/>
-              <m:sty m:val="p"/>
-            </m:rPr>
-            <m:t>TP(Upper-middle)</m:t>
-          </m:r>
-          <m:r>
-            <m:rPr>
-              <m:sty m:val="p"/>
-            </m:rPr>
-            <m:t>&lt;</m:t>
-          </m:r>
-          <m:r>
-            <m:rPr>
-              <m:nor/>
-              <m:sty m:val="p"/>
-            </m:rPr>
-            <m:t>TP(Emerging/SIDS)</m:t>
-          </m:r>
-          <m:r>
-            <m:rPr>
-              <m:sty m:val="p"/>
-            </m:rPr>
-            <m:t>≈</m:t>
-          </m:r>
-          <m:r>
-            <m:t>55</m:t>
-          </m:r>
-          <m:r>
-            <m:rPr>
-              <m:sty m:val="p"/>
-            </m:rPr>
-            <m:t>%</m:t>
-          </m:r>
-        </m:oMath>
-      </m:oMathPara>
-    </w:p>
-    <w:p>
-      <w:pPr>
-        <w:pStyle w:val="FirstParagraph"/>
-      </w:pPr>
-      <w:r>
-        <w:t xml:space="preserve">Gradient này nhất quán với dự đoán của Institutional Theory: trong môi trường thể chế mạnh (Nhóm I), doanh nghiệp hoàn thu chi phí quốc tế hóa tại mức FSTS thấp hơn, tức là đạt đỉnh hiệu quả sớm hơn. Ngược lại, tại các nền kinh tế thể chế yếu (Nhóm V–VI), doanh nghiệp cần mức độ quốc tế hóa cao hơn để bù đắp chi phí giao dịch và bất định thể chế, nên turning point xuất hiện muộn hơn, ở mức FSTS cao hơn.</w:t>
-      </w:r>
-    </w:p>
-    <w:p>
-      <w:pPr>
-        <w:pStyle w:val="BodyText"/>
-      </w:pPr>
-      <w:r>
-        <w:t xml:space="preserve">Kiểm định điều tiết tổng thể</w:t>
-      </w:r>
-      <w:r>
-        <w:t xml:space="preserve"> </w:t>
+      <w:r>
+        <w:t xml:space="preserve">Tương tác chế độ thể chế yếu trong mô hình gộp củng cố cách đọc này: hệ số FSTS×(chế độ yếu) = −0,523 (</w:t>
+      </w:r>
+      <m:oMath>
+        <m:r>
+          <m:t>p</m:t>
+        </m:r>
+        <m:r>
+          <m:rPr>
+            <m:sty m:val="p"/>
+          </m:rPr>
+          <m:t>=</m:t>
+        </m:r>
+        <m:r>
+          <m:rPr>
+            <m:sty m:val="p"/>
+          </m:rPr>
+          <m:t>,</m:t>
+        </m:r>
+        <m:r>
+          <m:t>087</m:t>
+        </m:r>
+      </m:oMath>
+      <w:r>
+        <w:t xml:space="preserve">) cho thấy độ dốc nhánh đi lên của đường cong yếu hơn rõ rệt ở các chế độ thể chế yếu, nghĩa là cùng một mức tăng cường độ xuất khẩu mang lại phần thưởng năng suất nhỏ hơn khi đệm thể chế mỏng. Kiểm định điều tiết tổng thể về ICRV của phân tích tổng hợp (</w:t>
       </w:r>
       <m:oMath>
         <m:sSub>
@@ -6685,26 +6974,35 @@
             </m:r>
           </m:sub>
         </m:sSub>
+        <m:r>
+          <m:rPr>
+            <m:sty m:val="p"/>
+          </m:rPr>
+          <m:t>=</m:t>
+        </m:r>
+        <m:r>
+          <m:t>17</m:t>
+        </m:r>
+        <m:r>
+          <m:rPr>
+            <m:sty m:val="p"/>
+          </m:rPr>
+          <m:t>,</m:t>
+        </m:r>
+        <m:r>
+          <m:t>35</m:t>
+        </m:r>
       </m:oMath>
       <w:r>
-        <w:t xml:space="preserve"> </w:t>
-      </w:r>
-      <w:r>
-        <w:t xml:space="preserve">về ICRV có ý nghĩa thống kê cao, nhất quán với kết quả meta-analysis trong P6 (</w:t>
+        <w:t xml:space="preserve">,</w:t>
+      </w:r>
+      <w:r>
+        <w:t xml:space="preserve"> </w:t>
       </w:r>
       <m:oMath>
-        <m:sSub>
-          <m:e>
-            <m:r>
-              <m:t>Q</m:t>
-            </m:r>
-          </m:e>
-          <m:sub>
-            <m:r>
-              <m:t>M</m:t>
-            </m:r>
-          </m:sub>
-        </m:sSub>
+        <m:r>
+          <m:t>p</m:t>
+        </m:r>
         <m:r>
           <m:rPr>
             <m:sty m:val="p"/>
@@ -6712,46 +7010,17 @@
           <m:t>=</m:t>
         </m:r>
         <m:r>
-          <m:t>17</m:t>
-        </m:r>
-        <m:r>
           <m:rPr>
             <m:sty m:val="p"/>
           </m:rPr>
           <m:t>,</m:t>
         </m:r>
         <m:r>
-          <m:t>35</m:t>
+          <m:t>002</m:t>
         </m:r>
       </m:oMath>
       <w:r>
-        <w:t xml:space="preserve">,</w:t>
-      </w:r>
-      <w:r>
-        <w:t xml:space="preserve"> </w:t>
-      </w:r>
-      <m:oMath>
-        <m:r>
-          <m:t>p</m:t>
-        </m:r>
-        <m:r>
-          <m:rPr>
-            <m:sty m:val="p"/>
-          </m:rPr>
-          <m:t>=</m:t>
-        </m:r>
-        <m:r>
-          <m:rPr>
-            <m:sty m:val="p"/>
-          </m:rPr>
-          <m:t>,</m:t>
-        </m:r>
-        <m:r>
-          <m:t>002</m:t>
-        </m:r>
-      </m:oMath>
-      <w:r>
-        <w:t xml:space="preserve">). Hai nguồn bằng chứng độc lập, meta-analytic và primary empirical, cùng chỉ ra gradient ICRV, tạo ra independent confirmation có giá trị.</w:t>
+        <w:t xml:space="preserve">, P6) cung cấp nguồn xác nhận độc lập thứ hai rằng chế độ thể chế là biến điều tiết có ý nghĩa của quan hệ quốc tế hóa và hiệu quả.</w:t>
       </w:r>
     </w:p>
     <w:p>
@@ -6828,13 +7097,13 @@
           <w:iCs/>
           <w:i/>
         </w:rPr>
-        <w:t xml:space="preserve">Họ đường cong I–P phụ thuộc chế độ thể chế ICRV.</w:t>
-      </w:r>
-      <w:r>
-        <w:t xml:space="preserve"> </w:t>
-      </w:r>
-      <w:r>
-        <w:t xml:space="preserve">Các đường chữ U ngược có cùng độ cao đỉnh nhưng điểm uốn (turning point) dịch dần sang phải khi chất lượng thể chế giảm (từ ≈28% ở Nhóm I đến ≈55% ở Nhóm V–VI); riêng nhóm SIDS (Nhóm VI) quan hệ chuyển sang âm đơn điệu không có điểm uốn (FIP, H1b).</w:t>
+        <w:t xml:space="preserve">Họ đường cong quốc tế hóa và hiệu quả phụ thuộc chế độ thể chế ICRV.</w:t>
+      </w:r>
+      <w:r>
+        <w:t xml:space="preserve"> </w:t>
+      </w:r>
+      <w:r>
+        <w:t xml:space="preserve">Chữ U ngược định hình rõ nét nhất ở vùng giữa gradient thể chế (Nhóm IV, điểm uốn 43,0%); ở biên trên (Nhóm I) đường cong duỗi thẳng gần tuyến tính dương; ở biên dưới (Nhóm V và VI) quan hệ mất cấu trúc, riêng SIDS chuyển sang quan hệ âm theo mức (FIP, H1b, theo spec mức của P8).</w:t>
       </w:r>
       <w:r>
         <w:t xml:space="preserve"> </w:t>
@@ -6844,7 +7113,7 @@
           <w:iCs/>
           <w:i/>
         </w:rPr>
-        <w:t xml:space="preserve">Nguồn: minh họa của tác giả từ kết quả P6–P8.</w:t>
+        <w:t xml:space="preserve">Nguồn: minh họa của tác giả từ kết quả ước lượng 50 nền và P4, P8.</w:t>
       </w:r>
     </w:p>
     <w:bookmarkEnd w:id="50"/>
@@ -6873,7 +7142,92 @@
         <w:t xml:space="preserve">TCI</w:t>
       </w:r>
       <w:r>
-        <w:t xml:space="preserve">: có ý nghĩa thống kê dương trên toàn mẫu, một đơn vị độ lệch chuẩn tăng TCI nâng năng suất lao động khoảng 41% (exp(0,344)−1). Tuy nhiên, các tương tác FSTS×TCI và FSTS²×TCI</w:t>
+        <w:t xml:space="preserve">: hiệu ứng chính dương và có ý nghĩa cao,</w:t>
+      </w:r>
+      <w:r>
+        <w:t xml:space="preserve"> </w:t>
+      </w:r>
+      <m:oMath>
+        <m:acc>
+          <m:accPr>
+            <m:chr m:val="̂"/>
+          </m:accPr>
+          <m:e>
+            <m:r>
+              <m:t>β</m:t>
+            </m:r>
+          </m:e>
+        </m:acc>
+        <m:d>
+          <m:dPr>
+            <m:begChr m:val="("/>
+            <m:endChr m:val=")"/>
+            <m:sepChr m:val=""/>
+            <m:grow/>
+          </m:dPr>
+          <m:e>
+            <m:r>
+              <m:rPr>
+                <m:nor/>
+                <m:sty m:val="p"/>
+              </m:rPr>
+              <m:t>TCI</m:t>
+            </m:r>
+          </m:e>
+        </m:d>
+        <m:r>
+          <m:rPr>
+            <m:sty m:val="p"/>
+          </m:rPr>
+          <m:t>=</m:t>
+        </m:r>
+        <m:r>
+          <m:rPr>
+            <m:sty m:val="p"/>
+          </m:rPr>
+          <m:t>+</m:t>
+        </m:r>
+        <m:r>
+          <m:t>0</m:t>
+        </m:r>
+        <m:r>
+          <m:rPr>
+            <m:sty m:val="p"/>
+          </m:rPr>
+          <m:t>,</m:t>
+        </m:r>
+        <m:r>
+          <m:t>141</m:t>
+        </m:r>
+      </m:oMath>
+      <w:r>
+        <w:t xml:space="preserve"> </w:t>
+      </w:r>
+      <w:r>
+        <w:t xml:space="preserve">(</w:t>
+      </w:r>
+      <m:oMath>
+        <m:r>
+          <m:t>p</m:t>
+        </m:r>
+        <m:r>
+          <m:rPr>
+            <m:sty m:val="p"/>
+          </m:rPr>
+          <m:t>&lt;</m:t>
+        </m:r>
+        <m:r>
+          <m:rPr>
+            <m:sty m:val="p"/>
+          </m:rPr>
+          <m:t>,</m:t>
+        </m:r>
+        <m:r>
+          <m:t>001</m:t>
+        </m:r>
+      </m:oMath>
+      <w:r>
+        <w:t xml:space="preserve">): một độ lệch chuẩn TCI nâng năng suất chuẩn hóa thêm 0,141 độ lệch chuẩn. Các tương tác FSTS×TCI và FSTS²×TCI không có ý nghĩa thống kê, xác nhận TCI là</w:t>
       </w:r>
       <w:r>
         <w:t xml:space="preserve"> </w:t>
@@ -6883,26 +7237,13 @@
           <w:bCs/>
           <w:b/>
         </w:rPr>
-        <w:t xml:space="preserve">không có ý nghĩa</w:t>
-      </w:r>
-      <w:r>
-        <w:t xml:space="preserve"> </w:t>
-      </w:r>
-      <w:r>
-        <w:t xml:space="preserve">trong mẫu 49 nền kinh tế đa dạng thể chế. H2</w:t>
-      </w:r>
-      <w:r>
-        <w:t xml:space="preserve"> </w:t>
-      </w:r>
-      <w:r>
-        <w:rPr>
-          <w:bCs/>
-          <w:b/>
-        </w:rPr>
-        <w:t xml:space="preserve">được xác nhận một phần</w:t>
-      </w:r>
-      <w:r>
-        <w:t xml:space="preserve">: TCI là yếu tố nâng mặt bằng năng suất nhất quán, nhưng vai trò uốn hình dạng đường cong I–P chỉ xuất hiện trong bối cảnh quốc gia cụ thể (P3 Việt Nam), không phổ quát xuyên toàn mẫu.</w:t>
+        <w:t xml:space="preserve">năng lực nâng mặt bằng</w:t>
+      </w:r>
+      <w:r>
+        <w:t xml:space="preserve"> </w:t>
+      </w:r>
+      <w:r>
+        <w:t xml:space="preserve">chứ không uốn hình dạng đường cong, nhất quán với kết luận từ các nghiên cứu đơn quốc gia.</w:t>
       </w:r>
     </w:p>
     <w:p>
@@ -6921,7 +7262,7 @@
         <w:t xml:space="preserve">DAI</w:t>
       </w:r>
       <w:r>
-        <w:t xml:space="preserve">: có ý nghĩa thống kê toàn mẫu, hiệu ứng trực tiếp</w:t>
+        <w:t xml:space="preserve">: hiệu ứng chính dương và có ý nghĩa cao,</w:t>
       </w:r>
       <w:r>
         <w:t xml:space="preserve"> </w:t>
@@ -6976,7 +7317,7 @@
           <m:t>,</m:t>
         </m:r>
         <m:r>
-          <m:t>155</m:t>
+          <m:t>201</m:t>
         </m:r>
       </m:oMath>
       <w:r>
@@ -7006,52 +7347,15 @@
         </m:r>
       </m:oMath>
       <w:r>
-        <w:t xml:space="preserve">) tương ứng lợi thế năng suất ~17% cho doanh nghiệp có website. Quan trọng hơn, cả hai tương tác điều tiết đều có ý nghĩa:</w:t>
+        <w:t xml:space="preserve">): doanh nghiệp có hiện diện số cơ bản đạt năng suất chuẩn hóa cao hơn 0,2 độ lệch chuẩn. Các tương tác với đường cong (FSTS×DAI = −0,271,</w:t>
       </w:r>
       <w:r>
         <w:t xml:space="preserve"> </w:t>
       </w:r>
       <m:oMath>
-        <m:acc>
-          <m:accPr>
-            <m:chr m:val="̂"/>
-          </m:accPr>
-          <m:e>
-            <m:r>
-              <m:t>β</m:t>
-            </m:r>
-          </m:e>
-        </m:acc>
-        <m:d>
-          <m:dPr>
-            <m:begChr m:val="("/>
-            <m:endChr m:val=")"/>
-            <m:sepChr m:val=""/>
-            <m:grow/>
-          </m:dPr>
-          <m:e>
-            <m:r>
-              <m:rPr>
-                <m:nor/>
-                <m:sty m:val="p"/>
-              </m:rPr>
-              <m:t>FSTS</m:t>
-            </m:r>
-            <m:r>
-              <m:rPr>
-                <m:sty m:val="p"/>
-              </m:rPr>
-              <m:t>×</m:t>
-            </m:r>
-            <m:r>
-              <m:rPr>
-                <m:nor/>
-                <m:sty m:val="p"/>
-              </m:rPr>
-              <m:t>DAI</m:t>
-            </m:r>
-          </m:e>
-        </m:d>
+        <m:r>
+          <m:t>p</m:t>
+        </m:r>
         <m:r>
           <m:rPr>
             <m:sty m:val="p"/>
@@ -7062,26 +7366,17 @@
           <m:rPr>
             <m:sty m:val="p"/>
           </m:rPr>
-          <m:t>−</m:t>
-        </m:r>
-        <m:r>
-          <m:t>0</m:t>
-        </m:r>
-        <m:r>
-          <m:rPr>
-            <m:sty m:val="p"/>
-          </m:rPr>
           <m:t>,</m:t>
         </m:r>
         <m:r>
-          <m:t>614</m:t>
+          <m:t>149</m:t>
         </m:r>
       </m:oMath>
       <w:r>
-        <w:t xml:space="preserve"> </w:t>
-      </w:r>
-      <w:r>
-        <w:t xml:space="preserve">(</w:t>
+        <w:t xml:space="preserve">; FSTS²×DAI = +0,252,</w:t>
+      </w:r>
+      <w:r>
+        <w:t xml:space="preserve"> </w:t>
       </w:r>
       <m:oMath>
         <m:r>
@@ -7091,7 +7386,7 @@
           <m:rPr>
             <m:sty m:val="p"/>
           </m:rPr>
-          <m:t>&lt;</m:t>
+          <m:t>=</m:t>
         </m:r>
         <m:r>
           <m:rPr>
@@ -7100,65 +7395,35 @@
           <m:t>,</m:t>
         </m:r>
         <m:r>
-          <m:t>001</m:t>
+          <m:t>367</m:t>
         </m:r>
       </m:oMath>
       <w:r>
-        <w:t xml:space="preserve">) và</w:t>
+        <w:t xml:space="preserve">) mang</w:t>
+      </w:r>
+      <w:r>
+        <w:t xml:space="preserve"> </w:t>
+      </w:r>
+      <w:r>
+        <w:rPr>
+          <w:bCs/>
+          <w:b/>
+        </w:rPr>
+        <w:t xml:space="preserve">cùng chiều nén đường cong</w:t>
+      </w:r>
+      <w:r>
+        <w:t xml:space="preserve"> </w:t>
+      </w:r>
+      <w:r>
+        <w:t xml:space="preserve">như dự đoán của khung CDCM nhưng không đạt ý nghĩa thống kê trên toàn mẫu 50 nền; bằng chứng điều tiết DAI rõ nét nhất vẫn là ở cấp bối cảnh đơn quốc gia (P4 Singapore: FSTS²×DAI = +3,119,</w:t>
       </w:r>
       <w:r>
         <w:t xml:space="preserve"> </w:t>
       </w:r>
       <m:oMath>
-        <m:acc>
-          <m:accPr>
-            <m:chr m:val="̂"/>
-          </m:accPr>
-          <m:e>
-            <m:r>
-              <m:t>β</m:t>
-            </m:r>
-          </m:e>
-        </m:acc>
-        <m:d>
-          <m:dPr>
-            <m:begChr m:val="("/>
-            <m:endChr m:val=")"/>
-            <m:sepChr m:val=""/>
-            <m:grow/>
-          </m:dPr>
-          <m:e>
-            <m:sSup>
-              <m:e>
-                <m:r>
-                  <m:rPr>
-                    <m:nor/>
-                    <m:sty m:val="p"/>
-                  </m:rPr>
-                  <m:t>FSTS</m:t>
-                </m:r>
-              </m:e>
-              <m:sup>
-                <m:r>
-                  <m:t>2</m:t>
-                </m:r>
-              </m:sup>
-            </m:sSup>
-            <m:r>
-              <m:rPr>
-                <m:sty m:val="p"/>
-              </m:rPr>
-              <m:t>×</m:t>
-            </m:r>
-            <m:r>
-              <m:rPr>
-                <m:nor/>
-                <m:sty m:val="p"/>
-              </m:rPr>
-              <m:t>DAI</m:t>
-            </m:r>
-          </m:e>
-        </m:d>
+        <m:r>
+          <m:t>p</m:t>
+        </m:r>
         <m:r>
           <m:rPr>
             <m:sty m:val="p"/>
@@ -7169,72 +7434,14 @@
           <m:rPr>
             <m:sty m:val="p"/>
           </m:rPr>
-          <m:t>+</m:t>
-        </m:r>
-        <m:r>
-          <m:t>0</m:t>
-        </m:r>
-        <m:r>
-          <m:rPr>
-            <m:sty m:val="p"/>
-          </m:rPr>
           <m:t>,</m:t>
         </m:r>
         <m:r>
-          <m:t>766</m:t>
+          <m:t>005</m:t>
         </m:r>
       </m:oMath>
       <w:r>
-        <w:t xml:space="preserve"> </w:t>
-      </w:r>
-      <w:r>
-        <w:t xml:space="preserve">(</w:t>
-      </w:r>
-      <m:oMath>
-        <m:r>
-          <m:t>p</m:t>
-        </m:r>
-        <m:r>
-          <m:rPr>
-            <m:sty m:val="p"/>
-          </m:rPr>
-          <m:t>&lt;</m:t>
-        </m:r>
-        <m:r>
-          <m:rPr>
-            <m:sty m:val="p"/>
-          </m:rPr>
-          <m:t>,</m:t>
-        </m:r>
-        <m:r>
-          <m:t>01</m:t>
-        </m:r>
-      </m:oMath>
-      <w:r>
-        <w:t xml:space="preserve">). Pattern âm rồi dương này cho thấy doanh nghiệp DAI cao có đường cong I–P phẳng hơn nhưng dịch lên, tổn thất hiệu suất ít hơn khi quốc tế hóa cao. Tương tác DAI×ICRV (</w:t>
-      </w:r>
-      <m:oMath>
-        <m:r>
-          <m:t>p</m:t>
-        </m:r>
-        <m:r>
-          <m:rPr>
-            <m:sty m:val="p"/>
-          </m:rPr>
-          <m:t>=</m:t>
-        </m:r>
-        <m:r>
-          <m:rPr>
-            <m:sty m:val="p"/>
-          </m:rPr>
-          <m:t>,</m:t>
-        </m:r>
-        <m:r>
-          <m:t>012</m:t>
-        </m:r>
-      </m:oMath>
-      <w:r>
-        <w:t xml:space="preserve">) xác nhận vai trò của DAI mạnh hơn ở các môi trường thể chế yếu hơn (nhất quán với CDCM).</w:t>
+        <w:t xml:space="preserve">). H3 do đó được hỗ trợ ở hiệu ứng mức và ở bối cảnh đặc thù, chưa được xác nhận như hiệu ứng uốn đường cong phổ quát.</w:t>
       </w:r>
     </w:p>
     <w:p>
@@ -7686,7 +7893,7 @@
         <w:t xml:space="preserve"> </w:t>
       </w:r>
       <w:r>
-        <w:t xml:space="preserve">(monotone decline), không có turning point trong phạm vi dữ liệu.</w:t>
+        <w:t xml:space="preserve">(monotone decline), không có điểm uốn trong phạm vi dữ liệu.</w:t>
       </w:r>
     </w:p>
     <w:bookmarkEnd w:id="54"/>
@@ -7717,7 +7924,7 @@
         <w:t xml:space="preserve">Forced Internationalization Penalty (FIP)</w:t>
       </w:r>
       <w:r>
-        <w:t xml:space="preserve">, gánh nặng quốc tế hóa bắt buộc, một construct lý thuyết mới chưa có trong literature IB trước đây. Cơ chế giải thích gồm ba yếu tố cấu trúc đặc thù của SIDS: (1) thị trường nội địa quá nhỏ, buộc doanh nghiệp SIDS xuất khẩu không phải vì có lợi thế cạnh tranh mà vì nhu cầu nội địa không đủ để duy trì hoạt động; (2) chi phí hậu cần và tiếp cận thị trường cực cao do vị trí địa lý xa xôi và phân tán; và (3) thiếu hỗ trợ thể chế và năng lực xuất khẩu.</w:t>
+        <w:t xml:space="preserve">, gánh nặng quốc tế hóa bắt buộc, một construct lý thuyết mới chưa có trong văn liệu IB trước đây. Cơ chế giải thích gồm ba yếu tố cấu trúc đặc thù của SIDS: (1) thị trường nội địa quá nhỏ, buộc doanh nghiệp SIDS xuất khẩu không phải vì có lợi thế cạnh tranh mà vì nhu cầu nội địa không đủ để duy trì hoạt động; (2) chi phí hậu cần và tiếp cận thị trường cực cao do vị trí địa lý xa xôi và phân tán; và (3) thiếu hỗ trợ thể chế và năng lực xuất khẩu.</w:t>
       </w:r>
     </w:p>
     <w:p>
@@ -7725,7 +7932,7 @@
         <w:pStyle w:val="BodyText"/>
       </w:pPr>
       <w:r>
-        <w:t xml:space="preserve">Kết quả FIP là đóng góp lý thuyết gốc của luận án, lần đầu tiên được ghi nhận và đặt tên trong literature internationalization–firm performance cho khu vực Thái Bình Dương.</w:t>
+        <w:t xml:space="preserve">Kết quả FIP là đóng góp lý thuyết gốc của luận án, lần đầu tiên được ghi nhận và đặt tên trong văn liệu internationalization–firm performance cho khu vực Thái Bình Dương.</w:t>
       </w:r>
     </w:p>
     <w:bookmarkEnd w:id="55"/>
@@ -9901,7 +10108,7 @@
         <w:t xml:space="preserve"> </w:t>
       </w:r>
       <w:r>
-        <w:t xml:space="preserve">Luận án phát hiện điểm uốn của quan hệ I–P dịch dần ra phía cường độ xuất khẩu cao hơn theo chiều thể chế yếu đi, từ khoảng 28% ở nhóm Advanced đổi mới đến khoảng 55% ở nhóm Emerging và SIDS (§4.6.2). Ở cấp vĩ mô, Ngân hàng Thế giới ghi nhận rằng các thị trường biên tăng trưởng nhanh nhất là những nền đã cải thiện quản trị, thu hẹp chênh lệch lãi suất ngân hàng và kiểm soát nợ công, trong khi các điểm yếu thể chế đi kèm tăng trưởng vốn đáng thất vọng (World Bank, 2026c). Hai tầng bằng chứng cùng chỉ về một cơ chế: chất lượng thể chế quyết định mức độ và điều kiện mà tích lũy vốn và quốc tế hóa chuyển hóa thành kết quả thực. Gradient điểm uốn cấp doanh nghiệp của luận án vì vậy có thể đọc như biểu hiện vi mô của quy luật phân hóa tăng trưởng vĩ mô.</w:t>
+        <w:t xml:space="preserve">Luận án phát hiện chế độ thể chế quyết định chính sự tồn tại và vị trí của chữ U ngược: đường cong định hình rõ nét nhất ở vùng giữa gradient thể chế (Nhóm IV, điểm uốn 43,0%), duỗi thẳng gần tuyến tính ở biên trên và mất cấu trúc ở biên dưới (§4.6.2). Ở cấp vĩ mô, Ngân hàng Thế giới ghi nhận rằng các thị trường biên tăng trưởng nhanh nhất là những nền đã cải thiện quản trị, thu hẹp chênh lệch lãi suất ngân hàng và kiểm soát nợ công, trong khi các điểm yếu thể chế đi kèm tăng trưởng vốn đáng thất vọng (World Bank, 2026c). Hai tầng bằng chứng cùng chỉ về một cơ chế: chất lượng thể chế quyết định mức độ và điều kiện mà tích lũy vốn và quốc tế hóa chuyển hóa thành kết quả thực. Gradient điểm uốn cấp doanh nghiệp của luận án vì vậy có thể đọc như biểu hiện vi mô của quy luật phân hóa tăng trưởng vĩ mô.</w:t>
       </w:r>
     </w:p>
     <w:p>
@@ -9919,7 +10126,7 @@
         <w:t xml:space="preserve"> </w:t>
       </w:r>
       <w:r>
-        <w:t xml:space="preserve">Luận án cho thấy nhóm Advanced tài nguyên dẫn dắt (Nhóm II, các nền GCC) có phân tán năng suất hẹp đặc trưng của kinh tế nhà nước tô, nơi phân phối lại tô lợi tài nguyên san bằng khác biệt năng suất giữa doanh nghiệp (§4.1, Chuyên đề 1). Cú sốc xung đột Trung Đông năm 2026, với giá năng lượng dự báo tăng 24% và giá hàng hóa nói chung tăng 16%, đẩy giá kim loại cơ bản và quý lên mức cao kỷ lục (World Bank, 2026d), củng cố vị thế tô lợi của nhóm này trong ngắn hạn nhưng đồng thời khắc sâu rủi ro phụ thuộc tài nguyên mà mô hình tăng trưởng dựa trên đổi mới (Nhóm I) không gặp phải. Bối cảnh hàng hóa 2026 vì vậy làm rõ hơn vì sao việc gộp hai loại Advanced thành một nhóm duy nhất, như literature trước thường làm, che khuất hai cơ chế chuyển hóa quốc tế hóa hoàn toàn khác nhau.</w:t>
+        <w:t xml:space="preserve">Luận án cho thấy nhóm Advanced tài nguyên dẫn dắt (Nhóm II, các nền GCC) có phân tán năng suất hẹp đặc trưng của kinh tế nhà nước tô, nơi phân phối lại tô lợi tài nguyên san bằng khác biệt năng suất giữa doanh nghiệp (§4.1, Chuyên đề 1). Cú sốc xung đột Trung Đông năm 2026, với giá năng lượng dự báo tăng 24% và giá hàng hóa nói chung tăng 16%, đẩy giá kim loại cơ bản và quý lên mức cao kỷ lục (World Bank, 2026d), củng cố vị thế tô lợi của nhóm này trong ngắn hạn nhưng đồng thời khắc sâu rủi ro phụ thuộc tài nguyên mà mô hình tăng trưởng dựa trên đổi mới (Nhóm I) không gặp phải. Bối cảnh hàng hóa 2026 vì vậy làm rõ hơn vì sao việc gộp hai loại Advanced thành một nhóm duy nhất, như văn liệu trước thường làm, che khuất hai cơ chế chuyển hóa quốc tế hóa hoàn toàn khác nhau.</w:t>
       </w:r>
     </w:p>
     <w:p>
@@ -10501,7 +10708,7 @@
               <w:jc w:val="left"/>
             </w:pPr>
             <w:r>
-              <w:t xml:space="preserve">Đa quốc gia (49 nền, I–VI)</w:t>
+              <w:t xml:space="preserve">Đa quốc gia (50 nền, I–VI)</w:t>
             </w:r>
           </w:p>
         </w:tc>
@@ -10513,7 +10720,7 @@
               <w:jc w:val="right"/>
             </w:pPr>
             <w:r>
-              <w:t xml:space="preserve">84.910</w:t>
+              <w:t xml:space="preserve">81.022</w:t>
             </w:r>
           </w:p>
         </w:tc>
@@ -10537,31 +10744,31 @@
               <w:jc w:val="left"/>
             </w:pPr>
             <w:r>
-              <w:t xml:space="preserve">40,0% (M5); gradient 28%→55%</w:t>
-            </w:r>
-          </w:p>
-        </w:tc>
-        <w:tc>
-          <w:tcPr/>
-          <w:p>
-            <w:pPr>
-              <w:pStyle w:val="Compact"/>
-              <w:jc w:val="left"/>
-            </w:pPr>
-            <w:r>
-              <w:t xml:space="preserve">nâng mặt bằng (+41%)</w:t>
-            </w:r>
-          </w:p>
-        </w:tc>
-        <w:tc>
-          <w:tcPr/>
-          <w:p>
-            <w:pPr>
-              <w:pStyle w:val="Compact"/>
-              <w:jc w:val="left"/>
-            </w:pPr>
-            <w:r>
-              <w:t xml:space="preserve">nâng mặt bằng + nén đường cong</w:t>
+              <w:t xml:space="preserve">43,6% (M5); rõ nhất ở Nhóm IV (43,0%)</w:t>
+            </w:r>
+          </w:p>
+        </w:tc>
+        <w:tc>
+          <w:tcPr/>
+          <w:p>
+            <w:pPr>
+              <w:pStyle w:val="Compact"/>
+              <w:jc w:val="left"/>
+            </w:pPr>
+            <w:r>
+              <w:t xml:space="preserve">nâng mặt bằng (+0,141 sd)</w:t>
+            </w:r>
+          </w:p>
+        </w:tc>
+        <w:tc>
+          <w:tcPr/>
+          <w:p>
+            <w:pPr>
+              <w:pStyle w:val="Compact"/>
+              <w:jc w:val="left"/>
+            </w:pPr>
+            <w:r>
+              <w:t xml:space="preserve">nâng mặt bằng (+0,201 sd)</w:t>
             </w:r>
           </w:p>
         </w:tc>
@@ -10748,7 +10955,7 @@
           <w:iCs/>
           <w:i/>
         </w:rPr>
-        <w:t xml:space="preserve">Nguồn: tổng hợp từ các nghiên cứu thành phần P3–P9. ** p &lt; ,01; *** p &lt; ,001. Điểm uốn xác nhận bằng kiểm định Lind–Mehlum (2010). Điểm uốn P7 = 40,0% ở mô hình đầy đủ M5 (dải 33,8–40,0% giữa các đặc tả; M11 = 34,6%).</w:t>
+        <w:t xml:space="preserve">Nguồn: tổng hợp từ các nghiên cứu thành phần P3–P9. ** p &lt; ,01; *** p &lt; ,001. Điểm uốn xác nhận bằng kiểm định Lind–Mehlum (2010). Điểm uốn P7 = 43,6% ở mô hình đầy đủ M5 trên khung 50 nền (dải 43,6–51,5% giữa các đặc tả).</w:t>
       </w:r>
     </w:p>
     <w:p>
@@ -11016,7 +11223,7 @@
               <w:jc w:val="left"/>
             </w:pPr>
             <w:r>
-              <w:t xml:space="preserve">Kết quả hỗn hợp — báo cáo trong P7 với top manager nữ β = +0,185***</w:t>
+              <w:t xml:space="preserve">Không được hỗ trợ trên toàn mẫu 50 nền (nữ quản lý: mức −0,088, p=,026; tương tác FSTS không ý nghĩa); hiệu ứng phụ thuộc bối cảnh</w:t>
             </w:r>
           </w:p>
         </w:tc>

--- a/dist/luan_an_ctu/chuong_4_ket_qua_vi.docx
+++ b/dist/luan_an_ctu/chuong_4_ket_qua_vi.docx
@@ -33,7 +33,7 @@
         <w:pStyle w:val="FirstParagraph"/>
       </w:pPr>
       <w:r>
-        <w:t xml:space="preserve">Chương 4 trình bày toàn bộ kết quả nghiên cứu của luận án theo logic đi từ bức tranh thực trạng mô tả (§4.1) đến bằng chứng tổng hợp ở cấp meta-analytic (§4.2), sau đó đến bằng chứng quốc gia cụ thể và cuối cùng là kiểm định toàn mẫu đa quốc gia. Cấu trúc trình bày gồm tám phần chính, bắt đầu bằng thực trạng quốc tế hóa và hiệu quả hoạt động kinh doanh tại châu Á theo các phân nhóm con thể chế ICRV, tiếp theo là: (ii) kết quả meta-analysis ba tầng (P6); (iii) bối cảnh thể chế tiên tiến–đổi mới tại Singapore (P4); (iv) bối cảnh thể chế trung bình cao tại Trung Quốc (P5); (v) bối cảnh chuyển đổi bậc thấp–trung tại Việt Nam (P3); (vi) kiểm định toàn mẫu châu Á đa bối cảnh (P7); (vii) trường hợp biên là các nền kinh tế đảo nhỏ đang phát triển ở Thái Bình Dương (P8); và (viii) tổng hợp kết quả theo hệ giả thuyết.</w:t>
+        <w:t xml:space="preserve">Chương 4 trình bày toàn bộ kết quả nghiên cứu của luận án theo logic đi từ bức tranh thực trạng mô tả (§4.1) đến bằng chứng tổng hợp ở cấp meta-analytic (§4.2), sau đó đến bằng chứng quốc gia cụ thể và cuối cùng là kiểm định toàn mẫu đa quốc gia. Cấu trúc trình bày gồm mười phần chính, bắt đầu bằng thực trạng quốc tế hóa và hiệu quả hoạt động kinh doanh tại châu Á theo các phân nhóm con thể chế ICRV, tiếp theo là: (ii) kết quả meta-analysis ba tầng (P6); (iii) bối cảnh thể chế tiên tiến–đổi mới tại Singapore (P4); (iv) bối cảnh thể chế trung bình cao tại Trung Quốc (P5); (v) bối cảnh chuyển đổi bậc thấp–trung tại Việt Nam (P3); (vi) kiểm định toàn mẫu châu Á đa bối cảnh (P7); (vii) trường hợp biên là các nền kinh tế đảo nhỏ đang phát triển ở Thái Bình Dương (P8); và (viii) tổng hợp kết quả theo hệ giả thuyết.</w:t>
       </w:r>
     </w:p>
     <w:p>
@@ -209,19 +209,19 @@
               <w:jc w:val="left"/>
             </w:pPr>
             <w:r>
-              <w:t xml:space="preserve">Nhóm I — Advanced đổi mới (SG, HK, KOR, TWN, ISR)</w:t>
-            </w:r>
-          </w:p>
-        </w:tc>
-        <w:tc>
-          <w:tcPr/>
-          <w:p>
-            <w:pPr>
-              <w:pStyle w:val="Compact"/>
-              <w:jc w:val="left"/>
-            </w:pPr>
-            <w:r>
-              <w:t xml:space="preserve">4.708</w:t>
+              <w:t xml:space="preserve">Nhóm I — Advanced đổi mới (SG, HK, KOR, TWN, ISR, JPN)</w:t>
+            </w:r>
+          </w:p>
+        </w:tc>
+        <w:tc>
+          <w:tcPr/>
+          <w:p>
+            <w:pPr>
+              <w:pStyle w:val="Compact"/>
+              <w:jc w:val="left"/>
+            </w:pPr>
+            <w:r>
+              <w:t xml:space="preserve">6.390</w:t>
             </w:r>
           </w:p>
         </w:tc>
@@ -237,43 +237,43 @@
                 <w:bCs/>
                 <w:b/>
               </w:rPr>
-              <w:t xml:space="preserve">1,04</w:t>
-            </w:r>
-          </w:p>
-        </w:tc>
-        <w:tc>
-          <w:tcPr/>
-          <w:p>
-            <w:pPr>
-              <w:pStyle w:val="Compact"/>
-              <w:jc w:val="left"/>
-            </w:pPr>
-            <w:r>
-              <w:t xml:space="preserve">10,2</w:t>
-            </w:r>
-          </w:p>
-        </w:tc>
-        <w:tc>
-          <w:tcPr/>
-          <w:p>
-            <w:pPr>
-              <w:pStyle w:val="Compact"/>
-              <w:jc w:val="left"/>
-            </w:pPr>
-            <w:r>
-              <w:t xml:space="preserve">23,0</w:t>
-            </w:r>
-          </w:p>
-        </w:tc>
-        <w:tc>
-          <w:tcPr/>
-          <w:p>
-            <w:pPr>
-              <w:pStyle w:val="Compact"/>
-              <w:jc w:val="left"/>
-            </w:pPr>
-            <w:r>
-              <w:t xml:space="preserve">11,1</w:t>
+              <w:t xml:space="preserve">1,00</w:t>
+            </w:r>
+          </w:p>
+        </w:tc>
+        <w:tc>
+          <w:tcPr/>
+          <w:p>
+            <w:pPr>
+              <w:pStyle w:val="Compact"/>
+              <w:jc w:val="left"/>
+            </w:pPr>
+            <w:r>
+              <w:t xml:space="preserve">10,3</w:t>
+            </w:r>
+          </w:p>
+        </w:tc>
+        <w:tc>
+          <w:tcPr/>
+          <w:p>
+            <w:pPr>
+              <w:pStyle w:val="Compact"/>
+              <w:jc w:val="left"/>
+            </w:pPr>
+            <w:r>
+              <w:t xml:space="preserve">24,5</w:t>
+            </w:r>
+          </w:p>
+        </w:tc>
+        <w:tc>
+          <w:tcPr/>
+          <w:p>
+            <w:pPr>
+              <w:pStyle w:val="Compact"/>
+              <w:jc w:val="left"/>
+            </w:pPr>
+            <w:r>
+              <w:t xml:space="preserve">7,7</w:t>
             </w:r>
           </w:p>
         </w:tc>
@@ -881,7 +881,7 @@
         <w:pStyle w:val="BodyText"/>
       </w:pPr>
       <w:r>
-        <w:t xml:space="preserve">Phát hiện quan trọng nhất từ thực trạng mô tả là sự phân biệt nội bộ trong nhóm Advanced. Hai phân nhóm cùng mức thu nhập cao nhưng đối lập về cấu trúc: nhóm đổi mới sáng tạo dẫn dắt có R&amp;D 20,5%, ISO 35,0% và 28,4% doanh nghiệp xuất khẩu, trong khi nhóm tài nguyên dẫn dắt chỉ có R&amp;D 7,0% và 11,7% doanh nghiệp xuất khẩu (Chuyên đề 1). Về phân phối, hai nền lớn nhất Vùng Vịnh có phân tán năng suất trong đợt hẹp nhất toàn pool (Saudi Arabia 0,49; Qatar 0,33, so với Singapore 1,08, chênh hơn 2 lần), biểu hiện của kinh tế nhà nước tô (rentier economy) nơi phân phối lại từ xuất khẩu dầu mỏ thu hẹp khoảng cách năng suất giữa doanh nghiệp, nhưng không nhất thiết phản ánh hiệu quả doanh nghiệp đáng kể. Điều này gợi ý rằng việc gộp hai loại Advanced vào một nhóm duy nhất (như các nghiên cứu trước thường làm) sẽ che khuất cơ chế quan trọng này.</w:t>
+        <w:t xml:space="preserve">Phát hiện quan trọng nhất từ thực trạng mô tả là sự phân biệt nội bộ trong nhóm Advanced. Hai phân nhóm cùng mức thu nhập cao nhưng đối lập về cấu trúc: nhóm đổi mới sáng tạo dẫn dắt có R&amp;D 21,0%, ISO 32,5% và 24,5% doanh nghiệp xuất khẩu, trong khi nhóm tài nguyên dẫn dắt chỉ có R&amp;D 7,0% và 11,7% doanh nghiệp xuất khẩu (Chuyên đề 1). Về phân phối, hai nền lớn nhất Vùng Vịnh có phân tán năng suất trong đợt hẹp nhất toàn pool (Saudi Arabia 0,49; Qatar 0,33, so với Singapore 1,08, chênh hơn 2 lần), biểu hiện của kinh tế nhà nước tô (rentier economy) nơi phân phối lại từ xuất khẩu dầu mỏ thu hẹp khoảng cách năng suất giữa doanh nghiệp, nhưng không nhất thiết phản ánh hiệu quả doanh nghiệp đáng kể. Điều này gợi ý rằng việc gộp hai loại Advanced vào một nhóm duy nhất (như các nghiên cứu trước thường làm) sẽ che khuất cơ chế quan trọng này.</w:t>
       </w:r>
     </w:p>
     <w:p>
@@ -1693,7 +1693,7 @@
           <w:iCs/>
           <w:i/>
         </w:rPr>
-        <w:t xml:space="preserve">Ghi chú: Bảng 4.2 được tính trực tiếp từ dữ liệu thô WBES trên khung 49 nền (một cross-section chuẩn cho mỗi cặp nền kinh tế × năm, đợt khảo sát ≥ 2006), với các chỉ báo chuẩn của bộ công cụ WBES toàn cầu: đổi mới sản phẩm (h1), đổi mới quy trình (h5), chi R&amp;D (h8), chứng nhận chất lượng quốc tế (b8) và website (c22b). Toàn bộ sáu nhóm ICRV đều có độ phủ dữ liệu đầy đủ, kể cả Nhóm II (đủ 6/6 nền GCC). Gradient năng lực thể chế thể hiện rõ ở các biến nền tảng: R&amp;D 20,5% (Nhóm I) rồi 10,2% (Nhóm VI); ISO 35,0% rồi 12,2%; website 61,7% rồi 41,5%. Bộ số này nhất quán với phân tích thực trạng ở Chuyên đề 1.</w:t>
+        <w:t xml:space="preserve">Ghi chú: Bảng 4.2 được tính trực tiếp từ dữ liệu thô WBES trên khung 49 nền (một cross-section chuẩn cho mỗi cặp nền kinh tế × năm, đợt khảo sát ≥ 2006), với các chỉ báo chuẩn của bộ công cụ WBES toàn cầu: đổi mới sản phẩm (h1), đổi mới quy trình (h5), chi R&amp;D (h8), chứng nhận chất lượng quốc tế (b8) và website (c22b). Toàn bộ sáu nhóm ICRV đều có độ phủ dữ liệu đầy đủ, kể cả Nhóm II (đủ 6/6 nền GCC). Gradient năng lực thể chế thể hiện rõ ở các biến nền tảng: R&amp;D 21,0% (Nhóm I) xuống 10,2% (Nhóm VI); ISO 32,5% xuống 12,2%; website 69,2% xuống 41,5%. Bộ số này nhất quán với phân tích thực trạng ở Chuyên đề 1.</w:t>
       </w:r>
     </w:p>
     <w:p>
@@ -1743,7 +1743,7 @@
         <w:pStyle w:val="BodyText"/>
       </w:pPr>
       <w:r>
-        <w:t xml:space="preserve">Một biểu hiện khác của bão hòa Tier-1 nằm ở tương quan giữa website và năng suất: phần bù tương quan của DAI Tier-1 thấp nhất ở nhóm Advanced đổi mới (+0,098, so với +0,180–0,201 ở các nhóm chuyển đổi và tài nguyên, Chuyên đề 1, Bảng 2.3.8.1) dù tỷ lệ có website của nhóm này cao nhất (61,7%). Khi một chỉ báo nhị phân tiệm cận bão hòa, phương sai của nó co lại và nhóm</w:t>
+        <w:t xml:space="preserve">Một biểu hiện khác của bão hòa Tier-1 nằm ở tương quan giữa website và năng suất: phần bù tương quan của DAI Tier-1 thấp nhất ở nhóm Advanced đổi mới (+0,090, so với +0,180–0,201 ở các nhóm chuyển đổi và tài nguyên, Chuyên đề 1, Bảng 2.3.8.1) dù tỷ lệ có website của nhóm này cao (69,2%). Khi một chỉ báo nhị phân tiệm cận bão hòa, phương sai của nó co lại và nhóm</w:t>
       </w:r>
       <w:r>
         <w:t xml:space="preserve"> </w:t>
@@ -2529,7 +2529,7 @@
         <w:t xml:space="preserve">nghịch lý đổi mới–quốc tế hóa và khoảng cách giới</w:t>
       </w:r>
       <w:r>
-        <w:t xml:space="preserve">: dù cường độ R&amp;D và đổi mới cao, cường độ quốc tế hóa cấp cơ sở lại thấp (FSTS 4,1%) cùng tỷ lệ sở hữu nước ngoài rất thấp (1,9%), cho thấy hoạt động quốc tế hóa tập trung ở các tập đoàn đa quốc gia lớn chứ không phân bố đều ở mẫu cơ sở; đồng thời tỷ lệ nữ quản lý cấp cao chỉ 7,3%, thấp hơn nhiều so với mức dẫn đầu khu vực Đông Á–Thái Bình Dương, nhất quán với văn liệu về trần kính trong quản trị doanh nghiệp Nhật Bản. Các đặc trưng này khiến Nhật Bản trở thành một trường hợp kiểm định lý tưởng cho vòng nghiên cứu tiếp theo về quan hệ I–P ở biên trên của gradient thể chế (xem §5.5).</w:t>
+        <w:t xml:space="preserve">: dù cường độ R&amp;D và đổi mới cao, cường độ quốc tế hóa cấp cơ sở lại thấp (FSTS 4,1%) cùng tỷ lệ sở hữu nước ngoài rất thấp (1,9%), cho thấy hoạt động quốc tế hóa tập trung ở các tập đoàn đa quốc gia lớn chứ không phân bố đều ở mẫu cơ sở; đồng thời tỷ lệ nữ quản lý cấp cao chỉ 7,3%, thấp hơn nhiều so với mức dẫn đầu khu vực Đông Á–Thái Bình Dương, nhất quán với văn liệu về trần kính trong quản trị doanh nghiệp Nhật Bản. Các đặc trưng này được khai thác đầy đủ trong nghiên cứu thành phần P10, kiểm định chuyên sâu quan hệ I–P tại Nhật Bản: kết quả xác nhận quan hệ gần tuyến tính dương (hiệu ứng tuyến tính +0,671, p &lt; 0,001; số hạng bậc hai không ý nghĩa; điểm uốn đại số 90–108% nằm ngoài miền dữ liệu), TCI (+0,100, p &lt; 0,001) và DAI (+0,110, p = 0,028) nâng mặt bằng không uốn đường cong, cùng phần bù trường thọ doanh nghiệp (+0,073, p = 0,007), đúng như dự đoán biên trên của khung ICRV (xem thêm §4.6.2).</w:t>
       </w:r>
     </w:p>
     <w:p>
@@ -3856,37 +3856,14 @@
           <m:t>=</m:t>
         </m:r>
         <m:r>
-          <m:t>237</m:t>
+          <m:t>623</m:t>
         </m:r>
       </m:oMath>
       <w:r>
         <w:t xml:space="preserve"> </w:t>
       </w:r>
       <w:r>
-        <w:t xml:space="preserve">doanh nghiệp xuất khẩu xác nhận mối quan hệ phi tuyến (inverted U-shape) giữa FSTS và hiệu quả hoạt động ở mức có ý nghĩa thống kê (</w:t>
-      </w:r>
-      <m:oMath>
-        <m:r>
-          <m:t>p</m:t>
-        </m:r>
-        <m:r>
-          <m:rPr>
-            <m:sty m:val="p"/>
-          </m:rPr>
-          <m:t>&lt;</m:t>
-        </m:r>
-        <m:r>
-          <m:rPr>
-            <m:sty m:val="p"/>
-          </m:rPr>
-          <m:t>,</m:t>
-        </m:r>
-        <m:r>
-          <m:t>05</m:t>
-        </m:r>
-      </m:oMath>
-      <w:r>
-        <w:t xml:space="preserve">). Mô hình bậc hai với biến FSTS và FSTS</w:t>
+        <w:t xml:space="preserve">cơ sở (trong đó 84 cơ sở xuất khẩu dùng cho kiểm định mẫu phụ) cho thấy quan hệ giữa FSTS và hiệu quả gần tuyến tính dương; thành phần bậc hai chỉ gợi ý đường cong rất thoải với điểm uốn ngoài miền dữ liệu. Mô hình bậc hai với biến FSTS và FSTS</w:t>
       </w:r>
       <m:oMath>
         <m:sSup>
@@ -4101,10 +4078,25 @@
           <m:rPr>
             <m:sty m:val="p"/>
           </m:rPr>
-          <m:t>&lt;</m:t>
-        </m:r>
-        <m:r>
-          <m:t>0</m:t>
+          <m:t>=</m:t>
+        </m:r>
+        <m:r>
+          <m:rPr>
+            <m:sty m:val="p"/>
+          </m:rPr>
+          <m:t>+</m:t>
+        </m:r>
+        <m:r>
+          <m:t>3</m:t>
+        </m:r>
+        <m:r>
+          <m:rPr>
+            <m:sty m:val="p"/>
+          </m:rPr>
+          <m:t>,</m:t>
+        </m:r>
+        <m:r>
+          <m:t>119</m:t>
         </m:r>
       </m:oMath>
       <w:r>
@@ -4121,7 +4113,7 @@
           <m:rPr>
             <m:sty m:val="p"/>
           </m:rPr>
-          <m:t>&lt;</m:t>
+          <m:t>=</m:t>
         </m:r>
         <m:r>
           <m:rPr>
@@ -4130,7 +4122,7 @@
           <m:t>,</m:t>
         </m:r>
         <m:r>
-          <m:t>05</m:t>
+          <m:t>005</m:t>
         </m:r>
       </m:oMath>
       <w:r>
@@ -4168,7 +4160,7 @@
         <w:t xml:space="preserve"> </w:t>
       </w:r>
       <w:r>
-        <w:t xml:space="preserve">(inferential bounds) do hạn chế nghiêm trọng về quy mô mẫu:</w:t>
+        <w:t xml:space="preserve">(inferential bounds) do hạn chế về quy mô mẫu:</w:t>
       </w:r>
       <w:r>
         <w:t xml:space="preserve"> </w:t>
@@ -4184,14 +4176,14 @@
           <m:t>=</m:t>
         </m:r>
         <m:r>
-          <m:t>237</m:t>
+          <m:t>623</m:t>
         </m:r>
       </m:oMath>
       <w:r>
         <w:t xml:space="preserve"> </w:t>
       </w:r>
       <w:r>
-        <w:t xml:space="preserve">quan sát, chỉ gồm các doanh nghiệp xuất khẩu, dẫn đến power thống kê ước tính chỉ đạt khoảng 16%. Luận án diễn giải kết quả Singapore như</w:t>
+        <w:t xml:space="preserve">quan sát toàn mẫu và chỉ 84 cơ sở xuất khẩu cho các kiểm định mẫu phụ, dẫn đến power thống kê ước tính chỉ đạt khoảng 16%. Luận án diễn giải kết quả Singapore như</w:t>
       </w:r>
       <w:r>
         <w:t xml:space="preserve"> </w:t>
@@ -6156,7 +6148,7 @@
           <w:bCs/>
           <w:b/>
         </w:rPr>
-        <w:t xml:space="preserve">Bảng 4.5a.</w:t>
+        <w:t xml:space="preserve">Bảng 4.5.</w:t>
       </w:r>
       <w:r>
         <w:t xml:space="preserve"> </w:t>
@@ -9153,7 +9145,7 @@
           <w:bCs/>
           <w:b/>
         </w:rPr>
-        <w:t xml:space="preserve">Bảng 4.5.</w:t>
+        <w:t xml:space="preserve">Bảng 4.6.</w:t>
       </w:r>
       <w:r>
         <w:t xml:space="preserve"> </w:t>
@@ -9508,7 +9500,7 @@
         <w:pStyle w:val="BodyText"/>
       </w:pPr>
       <w:r>
-        <w:t xml:space="preserve">Phát hiện ngưỡng phá vỡ ở Ấn Độ trái ngược trực tiếp với kết quả Trung Quốc cũng thuộc chế độ thu nhập trung bình cao (Nhóm III ICRV), nơi điểm uốn được chứng minh là bền vững cấu trúc qua 12 năm tăng trưởng tích lũy (P5 China:</w:t>
+        <w:t xml:space="preserve">Phát hiện ngưỡng phá vỡ ở Ấn Độ trái ngược trực tiếp với kết quả Trung Quốc thuộc chế độ thu nhập trung bình cao (Nhóm III ICRV), trong khi Ấn Độ thuộc Nhóm IV (chuyển đổi thu nhập trung bình–thấp), nơi điểm uốn của Trung Quốc được chứng minh là bền vững cấu trúc qua 12 năm tăng trưởng tích lũy (P5 China:</w:t>
       </w:r>
       <w:r>
         <w:t xml:space="preserve"> </w:t>
@@ -10213,7 +10205,7 @@
         <w:pStyle w:val="FirstParagraph"/>
       </w:pPr>
       <w:r>
-        <w:t xml:space="preserve">Trước khi tổng hợp theo hệ giả thuyết, Bảng 4.6 hợp nhất các ước lượng trụ cột của bảy nghiên cứu thành phần thực nghiệm, cho phép đối chiếu trực tiếp dạng hàm, điểm uốn, vai trò của hai cấu trúc số (TCI, DAI) và quy mô mẫu xuyên các bối cảnh ICRV.</w:t>
+        <w:t xml:space="preserve">Trước khi tổng hợp theo hệ giả thuyết, Bảng 4.7 hợp nhất các ước lượng trụ cột của bảy nghiên cứu thành phần thực nghiệm, cho phép đối chiếu trực tiếp dạng hàm, điểm uốn, vai trò của hai cấu trúc số (TCI, DAI) và quy mô mẫu xuyên các bối cảnh ICRV.</w:t>
       </w:r>
     </w:p>
     <w:p>
@@ -10225,7 +10217,7 @@
           <w:bCs/>
           <w:b/>
         </w:rPr>
-        <w:t xml:space="preserve">Bảng 4.6.</w:t>
+        <w:t xml:space="preserve">Bảng 4.7.</w:t>
       </w:r>
       <w:r>
         <w:t xml:space="preserve"> </w:t>
@@ -10963,7 +10955,7 @@
         <w:pStyle w:val="BodyText"/>
       </w:pPr>
       <w:r>
-        <w:t xml:space="preserve">Bảng 4.6 làm nổi bật ba quy luật xuyên suốt. Thứ nhất,</w:t>
+        <w:t xml:space="preserve">Bảng 4.7 làm nổi bật ba quy luật xuyên suốt. Thứ nhất,</w:t>
       </w:r>
       <w:r>
         <w:t xml:space="preserve"> </w:t>
@@ -11079,19 +11071,19 @@
               <w:jc w:val="left"/>
             </w:pPr>
             <w:r>
-              <w:t xml:space="preserve">I–P có dạng inverted-U</w:t>
-            </w:r>
-          </w:p>
-        </w:tc>
-        <w:tc>
-          <w:tcPr/>
-          <w:p>
-            <w:pPr>
-              <w:pStyle w:val="Compact"/>
-              <w:jc w:val="left"/>
-            </w:pPr>
-            <w:r>
-              <w:t xml:space="preserve">Xác nhận tại Singapore, Trung Quốc, Việt Nam, và toàn mẫu P7 (ngoại trừ SIDS)</w:t>
+              <w:t xml:space="preserve">I–P có dạng chữ U ngược</w:t>
+            </w:r>
+          </w:p>
+        </w:tc>
+        <w:tc>
+          <w:tcPr/>
+          <w:p>
+            <w:pPr>
+              <w:pStyle w:val="Compact"/>
+              <w:jc w:val="left"/>
+            </w:pPr>
+            <w:r>
+              <w:t xml:space="preserve">Xác nhận tại Trung Quốc, Việt Nam và toàn mẫu P7; xác nhận một phần tại Singapore và Nhật Bản (gần tuyến tính, điểm uốn ngoài miền); không áp dụng tại SIDS</w:t>
             </w:r>
           </w:p>
         </w:tc>
@@ -11129,7 +11121,7 @@
               <w:jc w:val="left"/>
             </w:pPr>
             <w:r>
-              <w:t xml:space="preserve">Xác nhận một phần: TCI nâng mặt bằng năng suất tại tất cả bối cảnh; uốn đường cong xác nhận tại Việt Nam nhưng NS tại toàn mẫu P7 (49 nền kinh tế)</w:t>
+              <w:t xml:space="preserve">Xác nhận một phần: TCI nâng mặt bằng năng suất tại tất cả bối cảnh (+0,141***, 50 nền); uốn đường cong xác nhận tại Việt Nam nhưng không ý nghĩa tại toàn mẫu P7</w:t>
             </w:r>
           </w:p>
         </w:tc>
@@ -11167,25 +11159,17 @@
               <w:jc w:val="left"/>
             </w:pPr>
             <w:r>
-              <w:t xml:space="preserve">Xác nhận: DAI có level effect phổ quát (β=+0,155***) và cả hai curvature interactions có ý nghĩa trong P7 (49 nền kinh tế); DAI×ICRV p=.012 —</w:t>
-            </w:r>
-            <w:r>
-              <w:t xml:space="preserve"> </w:t>
-            </w:r>
-            <w:r>
-              <w:t xml:space="preserve">“</w:t>
-            </w:r>
-            <w:r>
-              <w:t xml:space="preserve">digital shield</w:t>
-            </w:r>
-            <w:r>
-              <w:t xml:space="preserve">”</w:t>
-            </w:r>
-            <w:r>
-              <w:t xml:space="preserve"> </w:t>
-            </w:r>
-            <w:r>
-              <w:t xml:space="preserve">mạnh nhất khi thể chế yếu; null tại Việt Nam (Tier-1 only) là kết quả tương thích do hạn chế đo lường</w:t>
+              <w:t xml:space="preserve">Hỗ trợ một phần: hiệu ứng mức phổ quát (+0,201*</w:t>
+            </w:r>
+            <w:r>
+              <w:rPr>
+                <w:bCs/>
+                <w:b/>
+              </w:rPr>
+              <w:t xml:space="preserve">, 50 nền); tương tác đường cong cùng chiều nén nhưng không ý nghĩa toàn mẫu; bằng chứng điều tiết rõ nhất ở bối cảnh đơn quốc gia (P4: FSTS²×DAI = +3,119</w:t>
+            </w:r>
+            <w:r>
+              <w:t xml:space="preserve">); null tại Việt Nam (Tier-1) tương thích với hạn chế đo lường</w:t>
             </w:r>
           </w:p>
         </w:tc>

--- a/dist/luan_an_ctu/chuong_4_ket_qua_vi.docx
+++ b/dist/luan_an_ctu/chuong_4_ket_qua_vi.docx
@@ -67,7 +67,7 @@
         <w:pStyle w:val="FirstParagraph"/>
       </w:pPr>
       <w:r>
-        <w:t xml:space="preserve">Phân tích mô tả trên khung 50 nền kinh tế châu Á và Thái Bình Dương (gồm Nhật Bản, thành viên thứ sáu của Nhóm I được WBES khảo sát lần đầu năm 2025; xem §4.1.5) cho thấy bức tranh hiệu quả hoạt động kinh doanh có sự phân tán lớn và không hội tụ. Các bảng phân loại 4.1 dưới đây dựa trên bộ dữ liệu ước lượng đa quốc gia (pool phân loại 96.415 doanh nghiệp / 52 nền; mẫu phân tích 91.982 / 49 nền), trong khi các thống kê mô tả chi tiết của Chuyên đề 1 phủ đầy đủ 50 nền. Vì doanh thu WBES được báo cáo bằng nội tệ, độ phân tán năng suất được tính</w:t>
+        <w:t xml:space="preserve">Phân tích mô tả trên khung 50 nền kinh tế châu Á và Thái Bình Dương (gồm Nhật Bản, thành viên thứ sáu của Nhóm I được WBES khảo sát lần đầu năm 2025; xem §4.1.5) cho thấy bức tranh hiệu quả hoạt động kinh doanh có sự phân tán lớn và không hội tụ. Các bảng phân loại 4.1 dưới đây dựa trên bộ dữ liệu ước lượng đa quốc gia (pool phân loại 96.415 doanh nghiệp / 52 nhãn nền; khung phân tích 88.869 / 50 nền, gồm Nhật Bản; mẫu hồi quy chính P7 M2 N = 81.022), nhất quán với thống kê mô tả chi tiết của Chuyên đề 1 trên đầy đủ 50 nền. Vì doanh thu WBES được báo cáo bằng nội tệ, độ phân tán năng suất được tính</w:t>
       </w:r>
       <w:r>
         <w:t xml:space="preserve"> </w:t>
@@ -105,7 +105,7 @@
           <w:iCs/>
           <w:i/>
         </w:rPr>
-        <w:t xml:space="preserve">Phân tán năng suất lao động và đặc điểm quốc tế hóa theo phân nhóm con ICRV (pool gộp WBES 2003–2025; số doanh nghiệp phân loại ICRV ≈ 96.415; mẫu phân tích hồi quy chính N = 91.982 từ 49 nền kinh tế).</w:t>
+        <w:t xml:space="preserve">Phân tán năng suất lao động và đặc điểm quốc tế hóa theo phân nhóm con ICRV (pool gộp WBES 2003–2025; số doanh nghiệp phân loại ICRV ≈ 96.415; khung phân tích 88.869/50 nền; mẫu hồi quy chính P7 M2 N = 81.022).</w:t>
       </w:r>
     </w:p>
     <w:tbl>
@@ -756,7 +756,7 @@
           <w:iCs/>
           <w:i/>
         </w:rPr>
-        <w:t xml:space="preserve">Ghi chú: Cột n là số doanh nghiệp được phân loại vào sáu nhóm ICRV trong pool gộp WBES (tổng 96.415; ngoài ra còn ~10.350 doanh nghiệp chưa gán nhóm ICRV do thiếu chỉ số thể chế). Mẫu phân tích hồi quy chính của P7 là N = 91.982 (mô hình baseline) và giảm dần khi bổ sung biến kiểm soát (xem §4.6.1), do loại các quan sát thiếu biến phụ thuộc/FSTS. ¹ Độ lệch chuẩn ln(năng suất lao động) tính trong từng cặp nền kinh tế × năm rồi lấy trung vị giữa các đợt của nhóm, bất biến với đơn vị tiền tệ (thừa số quy đổi triệt tiêu trên thang log); năng suất được winsorize 1/99 trong cụm country-year (xem §3.5.3). ² Trung vị Nhóm II bị kéo lên bởi các nền nhỏ; hai nền lớn nhất khối có phân tán hẹp nhất toàn pool (Saudi Arabia 0,49; Qatar 0,33).</w:t>
+        <w:t xml:space="preserve">Ghi chú: Cột n là số doanh nghiệp được phân loại vào sáu nhóm ICRV trong pool gộp WBES (tổng 96.415; ngoài ra còn ~10.350 doanh nghiệp chưa gán nhóm ICRV do thiếu chỉ số thể chế). Mẫu hồi quy chính của P7 là N = 81.022 (mô hình M2, khung 50 nền gồm Nhật Bản) và giảm còn 79.080 ở M5 khi bổ sung biến kiểm soát (xem §4.6.1), do loại các quan sát thiếu biến phụ thuộc/FSTS. ¹ Độ lệch chuẩn ln(năng suất lao động) tính trong từng cặp nền kinh tế × năm rồi lấy trung vị giữa các đợt của nhóm, bất biến với đơn vị tiền tệ (thừa số quy đổi triệt tiêu trên thang log); năng suất được winsorize 1/99 trong cụm country-year (xem §3.5.3). ² Trung vị Nhóm II bị kéo lên bởi các nền nhỏ; hai nền lớn nhất khối có phân tán hẹp nhất toàn pool (Saudi Arabia 0,49; Qatar 0,33).</w:t>
       </w:r>
     </w:p>
     <w:p>
@@ -1693,7 +1693,7 @@
           <w:iCs/>
           <w:i/>
         </w:rPr>
-        <w:t xml:space="preserve">Ghi chú: Bảng 4.2 được tính trực tiếp từ dữ liệu thô WBES trên khung 49 nền (một cross-section chuẩn cho mỗi cặp nền kinh tế × năm, đợt khảo sát ≥ 2006), với các chỉ báo chuẩn của bộ công cụ WBES toàn cầu: đổi mới sản phẩm (h1), đổi mới quy trình (h5), chi R&amp;D (h8), chứng nhận chất lượng quốc tế (b8) và website (c22b). Toàn bộ sáu nhóm ICRV đều có độ phủ dữ liệu đầy đủ, kể cả Nhóm II (đủ 6/6 nền GCC). Gradient năng lực thể chế thể hiện rõ ở các biến nền tảng: R&amp;D 21,0% (Nhóm I) xuống 10,2% (Nhóm VI); ISO 32,5% xuống 12,2%; website 69,2% xuống 41,5%. Bộ số này nhất quán với phân tích thực trạng ở Chuyên đề 1.</w:t>
+        <w:t xml:space="preserve">Ghi chú: Bảng 4.2 được tính trực tiếp từ dữ liệu thô WBES trên khung 50 nền (một cross-section chuẩn cho mỗi cặp nền kinh tế × năm, đợt khảo sát ≥ 2006), với các chỉ báo chuẩn của bộ công cụ WBES toàn cầu: đổi mới sản phẩm (h1), đổi mới quy trình (h5), chi R&amp;D (h8), chứng nhận chất lượng quốc tế (b8) và website (c22b). Toàn bộ sáu nhóm ICRV đều có độ phủ dữ liệu đầy đủ, kể cả Nhóm II (đủ 6/6 nền GCC). Gradient năng lực thể chế thể hiện rõ ở các biến nền tảng: R&amp;D 21,0% (Nhóm I) xuống 10,2% (Nhóm VI); ISO 32,5% xuống 12,2%; website 69,2% xuống 41,5%. Bộ số này nhất quán với phân tích thực trạng ở Chuyên đề 1.</w:t>
       </w:r>
     </w:p>
     <w:p>
@@ -1854,7 +1854,23 @@
         <w:t xml:space="preserve"> </w:t>
       </w:r>
       <w:r>
-        <w:t xml:space="preserve">(Advanced đổi mới sáng tạo dẫn dắt) và là nền kinh tế tiên tiến lớn cuối cùng gia nhập bộ dữ liệu WBES, cung cấp một điểm neo quý giá cho biên trên của gradient thể chế. Nhật Bản được tích hợp đầy đủ vào khung mô tả 50 nền của chuyên đề thực trạng (Chuyên đề 1) và mọi thống kê Nhóm I trong luận án. Về phía ước lượng kinh tế lượng đa quốc gia (điểm uốn P7, FIP P8, ngưỡng P9), các mô hình này được chạy trên bộ dữ liệu sẵn có tại thời điểm ước lượng; như mọi mô hình hồi quy có quy mô mẫu khác nhau theo tính sẵn có của biến, việc đưa Nhật Bản và các đợt khảo sát mới nhất vào ước lượng là vòng tái ước lượng tiếp theo (xem §5.5). Toàn bộ số liệu dưới đây được tính trực tiếp từ tệp vi mô gốc.</w:t>
+        <w:t xml:space="preserve">(Advanced đổi mới sáng tạo dẫn dắt) và là nền kinh tế tiên tiến lớn cuối cùng gia nhập bộ dữ liệu WBES, cung cấp một điểm neo quý giá cho biên trên của gradient thể chế. Nhật Bản được tích hợp đầy đủ vào khung mô tả 50 nền của chuyên đề thực trạng (Chuyên đề 1) và mọi thống kê Nhóm I trong luận án. Về phía ước lượng kinh tế lượng,</w:t>
+      </w:r>
+      <w:r>
+        <w:t xml:space="preserve"> </w:t>
+      </w:r>
+      <w:r>
+        <w:rPr>
+          <w:bCs/>
+          <w:b/>
+        </w:rPr>
+        <w:t xml:space="preserve">điểm uốn toàn mẫu P7 đã được tái ước lượng trên khung 50 nền bao gồm Nhật Bản</w:t>
+      </w:r>
+      <w:r>
+        <w:t xml:space="preserve"> </w:t>
+      </w:r>
+      <w:r>
+        <w:t xml:space="preserve">(2.168 doanh nghiệp Nhật trong khung phân tích 88.869; mẫu hồi quy chính M2 N = 81.022, M5 N = 79.080; xem §4.6), nên các kết quả P7 trong luận án đã phản ánh Nhật Bản. Hai nghiên cứu thành phần còn lại là pool con riêng không liên quan Nhật Bản: P8 (FIP) trên 7 nền Pacific SIDS và P9 (ngưỡng) trên Ấn Độ. Ngoài ra, nghiên cứu thành phần P10 kiểm định chuyên sâu quan hệ I–P tại Nhật Bản (xem §4.6.2). Toàn bộ số liệu dưới đây được tính trực tiếp từ tệp vi mô gốc.</w:t>
       </w:r>
     </w:p>
     <w:p>
@@ -7982,28 +7998,11 @@
           </m:e>
           <m:sub>
             <m:r>
-              <m:t>p</m:t>
-            </m:r>
-            <m:r>
-              <m:t>h</m:t>
-            </m:r>
-            <m:r>
-              <m:t>â</m:t>
-            </m:r>
-            <m:r>
-              <m:t>n</m:t>
-            </m:r>
-            <m:r>
-              <m:t>t</m:t>
-            </m:r>
-            <m:r>
-              <m:t>í</m:t>
-            </m:r>
-            <m:r>
-              <m:t>c</m:t>
-            </m:r>
-            <m:r>
-              <m:t>h</m:t>
+              <m:rPr>
+                <m:nor/>
+                <m:sty m:val="p"/>
+              </m:rPr>
+              <m:t>phân tích</m:t>
             </m:r>
           </m:sub>
         </m:sSub>
@@ -8032,28 +8031,11 @@
           </m:e>
           <m:sub>
             <m:r>
-              <m:t>p</m:t>
-            </m:r>
-            <m:r>
-              <m:t>h</m:t>
-            </m:r>
-            <m:r>
-              <m:t>â</m:t>
-            </m:r>
-            <m:r>
-              <m:t>n</m:t>
-            </m:r>
-            <m:r>
-              <m:t>t</m:t>
-            </m:r>
-            <m:r>
-              <m:t>í</m:t>
-            </m:r>
-            <m:r>
-              <m:t>c</m:t>
-            </m:r>
-            <m:r>
-              <m:t>h</m:t>
+              <m:rPr>
+                <m:nor/>
+                <m:sty m:val="p"/>
+              </m:rPr>
+              <m:t>phân tích</m:t>
             </m:r>
           </m:sub>
         </m:sSub>
@@ -8082,28 +8064,11 @@
           </m:e>
           <m:sub>
             <m:r>
-              <m:t>p</m:t>
-            </m:r>
-            <m:r>
-              <m:t>h</m:t>
-            </m:r>
-            <m:r>
-              <m:t>â</m:t>
-            </m:r>
-            <m:r>
-              <m:t>n</m:t>
-            </m:r>
-            <m:r>
-              <m:t>t</m:t>
-            </m:r>
-            <m:r>
-              <m:t>í</m:t>
-            </m:r>
-            <m:r>
-              <m:t>c</m:t>
-            </m:r>
-            <m:r>
-              <m:t>h</m:t>
+              <m:rPr>
+                <m:nor/>
+                <m:sty m:val="p"/>
+              </m:rPr>
+              <m:t>phân tích</m:t>
             </m:r>
           </m:sub>
         </m:sSub>

--- a/dist/luan_an_ctu/chuong_4_ket_qua_vi.docx
+++ b/dist/luan_an_ctu/chuong_4_ket_qua_vi.docx
@@ -209,7 +209,7 @@
               <w:jc w:val="left"/>
             </w:pPr>
             <w:r>
-              <w:t xml:space="preserve">Nhóm I — Advanced đổi mới (SG, HK, KOR, TWN, ISR, JPN)</w:t>
+              <w:t xml:space="preserve">Nhóm I: Advanced đổi mới (SG, HK, KOR, TWN, ISR, JPN)</w:t>
             </w:r>
           </w:p>
         </w:tc>
@@ -287,7 +287,7 @@
               <w:jc w:val="left"/>
             </w:pPr>
             <w:r>
-              <w:t xml:space="preserve">Nhóm II — Advanced tài nguyên (GCC)</w:t>
+              <w:t xml:space="preserve">Nhóm II: Advanced tài nguyên (GCC)</w:t>
             </w:r>
           </w:p>
         </w:tc>
@@ -347,7 +347,7 @@
               <w:jc w:val="left"/>
             </w:pPr>
             <w:r>
-              <w:t xml:space="preserve">—</w:t>
+              <w:t xml:space="preserve">n/a</w:t>
             </w:r>
           </w:p>
         </w:tc>
@@ -361,7 +361,7 @@
               <w:jc w:val="left"/>
             </w:pPr>
             <w:r>
-              <w:t xml:space="preserve">Nhóm III — Upper-middle (CHN, MYS, THA, KAZ…)</w:t>
+              <w:t xml:space="preserve">Nhóm III: Upper-middle (CHN, MYS, THA, KAZ…)</w:t>
             </w:r>
           </w:p>
         </w:tc>
@@ -435,7 +435,7 @@
               <w:jc w:val="left"/>
             </w:pPr>
             <w:r>
-              <w:t xml:space="preserve">Nhóm IV — Lower-middle transition (VNM, IND, IDN, PHL, BGD, PAK, MNG)</w:t>
+              <w:t xml:space="preserve">Nhóm IV: Lower-middle transition (VNM, IND, IDN, PHL, BGD, PAK, MNG)</w:t>
             </w:r>
           </w:p>
         </w:tc>
@@ -509,7 +509,7 @@
               <w:jc w:val="left"/>
             </w:pPr>
             <w:r>
-              <w:t xml:space="preserve">Nhóm V — Emerging (LAO, KHM, NPL, LKA, JOR…)</w:t>
+              <w:t xml:space="preserve">Nhóm V: Emerging (LAO, KHM, NPL, LKA, JOR…)</w:t>
             </w:r>
           </w:p>
         </w:tc>
@@ -587,7 +587,7 @@
               <w:jc w:val="left"/>
             </w:pPr>
             <w:r>
-              <w:t xml:space="preserve">Nhóm VI — SIDS (FJI, PNG, SLB…)</w:t>
+              <w:t xml:space="preserve">Nhóm VI: SIDS (FJI, PNG, SLB…)</w:t>
             </w:r>
           </w:p>
         </w:tc>
@@ -693,43 +693,43 @@
               <w:jc w:val="left"/>
             </w:pPr>
             <w:r>
-              <w:t xml:space="preserve">—</w:t>
-            </w:r>
-          </w:p>
-        </w:tc>
-        <w:tc>
-          <w:tcPr/>
-          <w:p>
-            <w:pPr>
-              <w:pStyle w:val="Compact"/>
-              <w:jc w:val="left"/>
-            </w:pPr>
-            <w:r>
-              <w:t xml:space="preserve">—</w:t>
-            </w:r>
-          </w:p>
-        </w:tc>
-        <w:tc>
-          <w:tcPr/>
-          <w:p>
-            <w:pPr>
-              <w:pStyle w:val="Compact"/>
-              <w:jc w:val="left"/>
-            </w:pPr>
-            <w:r>
-              <w:t xml:space="preserve">—</w:t>
-            </w:r>
-          </w:p>
-        </w:tc>
-        <w:tc>
-          <w:tcPr/>
-          <w:p>
-            <w:pPr>
-              <w:pStyle w:val="Compact"/>
-              <w:jc w:val="left"/>
-            </w:pPr>
-            <w:r>
-              <w:t xml:space="preserve">—</w:t>
+              <w:t xml:space="preserve">n/a</w:t>
+            </w:r>
+          </w:p>
+        </w:tc>
+        <w:tc>
+          <w:tcPr/>
+          <w:p>
+            <w:pPr>
+              <w:pStyle w:val="Compact"/>
+              <w:jc w:val="left"/>
+            </w:pPr>
+            <w:r>
+              <w:t xml:space="preserve">n/a</w:t>
+            </w:r>
+          </w:p>
+        </w:tc>
+        <w:tc>
+          <w:tcPr/>
+          <w:p>
+            <w:pPr>
+              <w:pStyle w:val="Compact"/>
+              <w:jc w:val="left"/>
+            </w:pPr>
+            <w:r>
+              <w:t xml:space="preserve">n/a</w:t>
+            </w:r>
+          </w:p>
+        </w:tc>
+        <w:tc>
+          <w:tcPr/>
+          <w:p>
+            <w:pPr>
+              <w:pStyle w:val="Compact"/>
+              <w:jc w:val="left"/>
+            </w:pPr>
+            <w:r>
+              <w:t xml:space="preserve">n/a</w:t>
             </w:r>
           </w:p>
         </w:tc>
@@ -1220,7 +1220,7 @@
               <w:jc w:val="left"/>
             </w:pPr>
             <w:r>
-              <w:t xml:space="preserve">I — Adv. đổi mới</w:t>
+              <w:t xml:space="preserve">I, Adv. đổi mới</w:t>
             </w:r>
           </w:p>
         </w:tc>
@@ -1302,7 +1302,7 @@
               <w:jc w:val="left"/>
             </w:pPr>
             <w:r>
-              <w:t xml:space="preserve">II — Adv. tài nguyên (GCC)</w:t>
+              <w:t xml:space="preserve">II, Adv. tài nguyên (GCC)</w:t>
             </w:r>
           </w:p>
         </w:tc>
@@ -1376,7 +1376,7 @@
               <w:jc w:val="left"/>
             </w:pPr>
             <w:r>
-              <w:t xml:space="preserve">III — Trung bình cao</w:t>
+              <w:t xml:space="preserve">III, Trung bình cao</w:t>
             </w:r>
           </w:p>
         </w:tc>
@@ -1450,7 +1450,7 @@
               <w:jc w:val="left"/>
             </w:pPr>
             <w:r>
-              <w:t xml:space="preserve">IV — Chuyển đổi TB-thấp</w:t>
+              <w:t xml:space="preserve">IV, Chuyển đổi TB-thấp</w:t>
             </w:r>
           </w:p>
         </w:tc>
@@ -1524,7 +1524,7 @@
               <w:jc w:val="left"/>
             </w:pPr>
             <w:r>
-              <w:t xml:space="preserve">V — Đang nổi</w:t>
+              <w:t xml:space="preserve">V, Đang nổi</w:t>
             </w:r>
           </w:p>
         </w:tc>
@@ -1598,7 +1598,7 @@
               <w:jc w:val="left"/>
             </w:pPr>
             <w:r>
-              <w:t xml:space="preserve">VI — SIDS</w:t>
+              <w:t xml:space="preserve">VI, SIDS</w:t>
             </w:r>
           </w:p>
         </w:tc>
@@ -6306,7 +6306,7 @@
               <w:jc w:val="left"/>
             </w:pPr>
             <w:r>
-              <w:t xml:space="preserve">I — Adv. đổi mới (gồm Nhật Bản)</w:t>
+              <w:t xml:space="preserve">I, Adv. đổi mới (gồm Nhật Bản)</w:t>
             </w:r>
           </w:p>
         </w:tc>
@@ -6392,7 +6392,7 @@
               <w:jc w:val="left"/>
             </w:pPr>
             <w:r>
-              <w:t xml:space="preserve">II — Adv. tài nguyên</w:t>
+              <w:t xml:space="preserve">II, Adv. tài nguyên</w:t>
             </w:r>
           </w:p>
         </w:tc>
@@ -6478,7 +6478,7 @@
               <w:jc w:val="left"/>
             </w:pPr>
             <w:r>
-              <w:t xml:space="preserve">III — Trung bình cao</w:t>
+              <w:t xml:space="preserve">III, Trung bình cao</w:t>
             </w:r>
           </w:p>
         </w:tc>
@@ -6568,7 +6568,7 @@
                 <w:bCs/>
                 <w:b/>
               </w:rPr>
-              <w:t xml:space="preserve">IV — Chuyển đổi TB-thấp</w:t>
+              <w:t xml:space="preserve">IV, Chuyển đổi TB-thấp</w:t>
             </w:r>
           </w:p>
         </w:tc>
@@ -6678,7 +6678,7 @@
               <w:jc w:val="left"/>
             </w:pPr>
             <w:r>
-              <w:t xml:space="preserve">V — Đang nổi</w:t>
+              <w:t xml:space="preserve">V, Đang nổi</w:t>
             </w:r>
           </w:p>
         </w:tc>
@@ -6764,7 +6764,7 @@
               <w:jc w:val="left"/>
             </w:pPr>
             <w:r>
-              <w:t xml:space="preserve">VI — SIDS</w:t>
+              <w:t xml:space="preserve">VI, SIDS</w:t>
             </w:r>
           </w:p>
         </w:tc>
@@ -6812,7 +6812,7 @@
               <w:jc w:val="right"/>
             </w:pPr>
             <w:r>
-              <w:t xml:space="preserve">—</w:t>
+              <w:t xml:space="preserve">n/a</w:t>
             </w:r>
           </w:p>
         </w:tc>
@@ -6824,7 +6824,7 @@
               <w:jc w:val="right"/>
             </w:pPr>
             <w:r>
-              <w:t xml:space="preserve">—</w:t>
+              <w:t xml:space="preserve">n/a</w:t>
             </w:r>
           </w:p>
         </w:tc>
@@ -10553,7 +10553,7 @@
               <w:jc w:val="left"/>
             </w:pPr>
             <w:r>
-              <w:t xml:space="preserve">—</w:t>
+              <w:t xml:space="preserve">n/a</w:t>
             </w:r>
           </w:p>
         </w:tc>
@@ -10615,19 +10615,19 @@
               <w:jc w:val="left"/>
             </w:pPr>
             <w:r>
-              <w:t xml:space="preserve">—</w:t>
-            </w:r>
-          </w:p>
-        </w:tc>
-        <w:tc>
-          <w:tcPr/>
-          <w:p>
-            <w:pPr>
-              <w:pStyle w:val="Compact"/>
-              <w:jc w:val="left"/>
-            </w:pPr>
-            <w:r>
-              <w:t xml:space="preserve">—</w:t>
+              <w:t xml:space="preserve">n/a</w:t>
+            </w:r>
+          </w:p>
+        </w:tc>
+        <w:tc>
+          <w:tcPr/>
+          <w:p>
+            <w:pPr>
+              <w:pStyle w:val="Compact"/>
+              <w:jc w:val="left"/>
+            </w:pPr>
+            <w:r>
+              <w:t xml:space="preserve">n/a</w:t>
             </w:r>
           </w:p>
         </w:tc>
@@ -10799,7 +10799,7 @@
               <w:jc w:val="left"/>
             </w:pPr>
             <w:r>
-              <w:t xml:space="preserve">—</w:t>
+              <w:t xml:space="preserve">n/a</w:t>
             </w:r>
           </w:p>
         </w:tc>
@@ -10885,19 +10885,19 @@
               <w:jc w:val="left"/>
             </w:pPr>
             <w:r>
-              <w:t xml:space="preserve">—</w:t>
-            </w:r>
-          </w:p>
-        </w:tc>
-        <w:tc>
-          <w:tcPr/>
-          <w:p>
-            <w:pPr>
-              <w:pStyle w:val="Compact"/>
-              <w:jc w:val="left"/>
-            </w:pPr>
-            <w:r>
-              <w:t xml:space="preserve">—</w:t>
+              <w:t xml:space="preserve">n/a</w:t>
+            </w:r>
+          </w:p>
+        </w:tc>
+        <w:tc>
+          <w:tcPr/>
+          <w:p>
+            <w:pPr>
+              <w:pStyle w:val="Compact"/>
+              <w:jc w:val="left"/>
+            </w:pPr>
+            <w:r>
+              <w:t xml:space="preserve">n/a</w:t>
             </w:r>
           </w:p>
         </w:tc>
@@ -11418,7 +11418,7 @@
               <w:jc w:val="left"/>
             </w:pPr>
             <w:r>
-              <w:t xml:space="preserve">H1b (FIP — SIDS boundary condition)</w:t>
+              <w:t xml:space="preserve">H1b (FIP, SIDS boundary condition)</w:t>
             </w:r>
           </w:p>
         </w:tc>
@@ -11571,7 +11571,7 @@
               <w:jc w:val="left"/>
             </w:pPr>
             <w:r>
-              <w:t xml:space="preserve">H1c (Tan biến ngưỡng — Ấn Độ, P9)</w:t>
+              <w:t xml:space="preserve">H1c (Tan biến ngưỡng tại Ấn Độ, P9)</w:t>
             </w:r>
           </w:p>
         </w:tc>

--- a/dist/luan_an_ctu/chuong_4_ket_qua_vi.docx
+++ b/dist/luan_an_ctu/chuong_4_ket_qua_vi.docx
@@ -7038,7 +7038,7 @@
       <w:r>
         <w:drawing>
           <wp:inline>
-            <wp:extent cx="5753100" cy="3849196"/>
+            <wp:extent cx="5753100" cy="3285070"/>
             <wp:effectExtent b="0" l="0" r="0" t="0"/>
             <wp:docPr descr="Hình 4.1. Họ đường cong I–P phụ thuộc chế độ thể chế ICRV" title="" id="48" name="Picture"/>
             <a:graphic>
@@ -7059,7 +7059,7 @@
                   <pic:spPr bwMode="auto">
                     <a:xfrm>
                       <a:off x="0" y="0"/>
-                      <a:ext cx="5753100" cy="3849196"/>
+                      <a:ext cx="5753100" cy="3285070"/>
                     </a:xfrm>
                     <a:prstGeom prst="rect">
                       <a:avLst/>

--- a/dist/luan_an_ctu/chuong_4_ket_qua_vi.docx
+++ b/dist/luan_an_ctu/chuong_4_ket_qua_vi.docx
@@ -33,7 +33,7 @@
         <w:pStyle w:val="FirstParagraph"/>
       </w:pPr>
       <w:r>
-        <w:t xml:space="preserve">Chương 4 trình bày toàn bộ kết quả nghiên cứu của luận án theo logic đi từ bức tranh thực trạng mô tả (§4.1) đến bằng chứng tổng hợp ở cấp meta-analytic (§4.2), sau đó đến bằng chứng quốc gia cụ thể và cuối cùng là kiểm định toàn mẫu đa quốc gia. Cấu trúc trình bày gồm mười phần chính, bắt đầu bằng thực trạng quốc tế hóa và hiệu quả hoạt động kinh doanh tại châu Á theo các phân nhóm con thể chế ICRV, tiếp theo là: (ii) kết quả meta-analysis ba tầng (P6); (iii) bối cảnh thể chế tiên tiến–đổi mới tại Singapore (P4); (iv) bối cảnh thể chế trung bình cao tại Trung Quốc (P5); (v) bối cảnh chuyển đổi bậc thấp–trung tại Việt Nam (P3); (vi) kiểm định toàn mẫu châu Á đa bối cảnh (P7); (vii) trường hợp biên là các nền kinh tế đảo nhỏ đang phát triển ở Thái Bình Dương (P8); và (viii) tổng hợp kết quả theo hệ giả thuyết.</w:t>
+        <w:t xml:space="preserve">Chương 4 trình bày toàn bộ kết quả nghiên cứu của luận án theo logic đi từ bức tranh thực trạng mô tả (Mục 4.1) đến bằng chứng tổng hợp ở cấp meta-analytic (Mục 4.2), sau đó đến bằng chứng quốc gia cụ thể và cuối cùng là kiểm định toàn mẫu đa quốc gia. Cấu trúc trình bày gồm mười phần chính, bắt đầu bằng thực trạng quốc tế hóa và hiệu quả hoạt động kinh doanh tại châu Á theo các phân nhóm con thể chế ICRV, tiếp theo là: (ii) kết quả meta-analysis ba tầng (P6); (iii) bối cảnh thể chế tiên tiến–đổi mới tại Singapore (P4); (iv) bối cảnh thể chế trung bình cao tại Trung Quốc (P5); (v) bối cảnh chuyển đổi bậc thấp–trung tại Việt Nam (P3); (vi) kiểm định toàn mẫu châu Á đa bối cảnh (P7); (vii) trường hợp biên là các nền kinh tế đảo nhỏ đang phát triển ở Thái Bình Dương (P8); và (viii) tổng hợp kết quả theo hệ giả thuyết.</w:t>
       </w:r>
     </w:p>
     <w:p>
@@ -67,7 +67,7 @@
         <w:pStyle w:val="FirstParagraph"/>
       </w:pPr>
       <w:r>
-        <w:t xml:space="preserve">Phân tích mô tả trên khung 50 nền kinh tế châu Á và Thái Bình Dương (gồm Nhật Bản, thành viên thứ sáu của Nhóm I được WBES khảo sát lần đầu năm 2025; xem §4.1.5) cho thấy bức tranh hiệu quả hoạt động kinh doanh có sự phân tán lớn và không hội tụ. Các bảng phân loại 4.1 dưới đây dựa trên bộ dữ liệu ước lượng đa quốc gia (pool phân loại 96.415 doanh nghiệp / 52 nhãn nền; khung phân tích 88.869 / 50 nền, gồm Nhật Bản; mẫu hồi quy chính P7 M2 N = 81.022), nhất quán với thống kê mô tả chi tiết của Chuyên đề 1 trên đầy đủ 50 nền. Vì doanh thu WBES được báo cáo bằng nội tệ, độ phân tán năng suất được tính</w:t>
+        <w:t xml:space="preserve">Phân tích mô tả trên khung 50 nền kinh tế châu Á và Thái Bình Dương (gồm Nhật Bản, thành viên thứ sáu của Nhóm I được WBES khảo sát lần đầu năm 2025; xem Mục 4.1.5) cho thấy bức tranh hiệu quả hoạt động kinh doanh có sự phân tán lớn và không hội tụ. Các bảng phân loại 4.1 dưới đây dựa trên bộ dữ liệu ước lượng đa quốc gia (pool phân loại 96.415 doanh nghiệp / 52 nhãn nền; khung phân tích 88.869 / 50 nền, gồm Nhật Bản; mẫu hồi quy chính P7 M2 N = 81.022), nhất quán với thống kê mô tả chi tiết của Chuyên đề 1 trên đầy đủ 50 nền. Vì doanh thu WBES được báo cáo bằng nội tệ, độ phân tán năng suất được tính</w:t>
       </w:r>
       <w:r>
         <w:t xml:space="preserve"> </w:t>
@@ -756,7 +756,7 @@
           <w:iCs/>
           <w:i/>
         </w:rPr>
-        <w:t xml:space="preserve">Ghi chú: Cột n là số doanh nghiệp được phân loại vào sáu nhóm ICRV trong pool gộp WBES (tổng 96.415; ngoài ra còn ~10.350 doanh nghiệp chưa gán nhóm ICRV do thiếu chỉ số thể chế). Mẫu hồi quy chính của P7 là N = 81.022 (mô hình M2, khung 50 nền gồm Nhật Bản) và giảm còn 79.080 ở M5 khi bổ sung biến kiểm soát (xem §4.6.1), do loại các quan sát thiếu biến phụ thuộc/FSTS. ¹ Độ lệch chuẩn ln(năng suất lao động) tính trong từng cặp nền kinh tế × năm rồi lấy trung vị giữa các đợt của nhóm, bất biến với đơn vị tiền tệ (thừa số quy đổi triệt tiêu trên thang log); năng suất được winsorize 1/99 trong cụm country-year (xem §3.5.3). ² Trung vị Nhóm II bị kéo lên bởi các nền nhỏ; hai nền lớn nhất khối có phân tán hẹp nhất toàn pool (Saudi Arabia 0,49; Qatar 0,33).</w:t>
+        <w:t xml:space="preserve">Ghi chú: Cột n là số doanh nghiệp được phân loại vào sáu nhóm ICRV trong pool gộp WBES (tổng 96.415; ngoài ra còn ~10.350 doanh nghiệp chưa gán nhóm ICRV do thiếu chỉ số thể chế). Mẫu hồi quy chính của P7 là N = 81.022 (mô hình M2, khung 50 nền gồm Nhật Bản) và giảm còn 79.080 ở M5 khi bổ sung biến kiểm soát (xem Mục 4.6.1), do loại các quan sát thiếu biến phụ thuộc/FSTS. ¹ Độ lệch chuẩn ln(năng suất lao động) tính trong từng cặp nền kinh tế × năm rồi lấy trung vị giữa các đợt của nhóm, bất biến với đơn vị tiền tệ (thừa số quy đổi triệt tiêu trên thang log); năng suất được winsorize 1/99 trong cụm country-year (xem Mục 3.5.3). ² Trung vị Nhóm II bị kéo lên bởi các nền nhỏ; hai nền lớn nhất khối có phân tán hẹp nhất toàn pool (Saudi Arabia 0,49; Qatar 0,33).</w:t>
       </w:r>
     </w:p>
     <w:p>
@@ -937,7 +937,7 @@
         <w:t xml:space="preserve"> </w:t>
       </w:r>
       <w:r>
-        <w:t xml:space="preserve">khung misallocation chứ không phải bằng chứng phân rã trực tiếp. Dù vậy, hướng diễn giải này có hàm ý chính sách khác hẳn với việc coi phân tán chỉ là nhiễu thống kê. Cần nhấn mạnh rằng các so sánh giữa các nhóm ICRV trong §4.1 mang bản chất</w:t>
+        <w:t xml:space="preserve">khung misallocation chứ không phải bằng chứng phân rã trực tiếp. Dù vậy, hướng diễn giải này có hàm ý chính sách khác hẳn với việc coi phân tán chỉ là nhiễu thống kê. Cần nhấn mạnh rằng các so sánh giữa các nhóm ICRV trong Mục 4.1 mang bản chất</w:t>
       </w:r>
       <w:r>
         <w:t xml:space="preserve"> </w:t>
@@ -1050,7 +1050,7 @@
         </m:r>
       </m:oMath>
       <w:r>
-        <w:t xml:space="preserve">; §4.2.3) và gradient điểm uốn theo ICRV của mô hình hồi quy đa quốc gia P7 (§4.6.2). Hai nguồn bằng chứng này bảo đảm bức tranh thực trạng mô tả được neo vào bằng chứng suy diễn nhất quán, thay vì dừng lại ở so sánh trung bình–độ lệch chuẩn.</w:t>
+        <w:t xml:space="preserve">; Mục 4.2.3) và gradient điểm uốn theo ICRV của mô hình hồi quy đa quốc gia P7 (Mục 4.6.2). Hai nguồn bằng chứng này bảo đảm bức tranh thực trạng mô tả được neo vào bằng chứng suy diễn nhất quán, thay vì dừng lại ở so sánh trung bình–độ lệch chuẩn.</w:t>
       </w:r>
     </w:p>
     <w:bookmarkEnd w:id="22"/>
@@ -1870,7 +1870,7 @@
         <w:t xml:space="preserve"> </w:t>
       </w:r>
       <w:r>
-        <w:t xml:space="preserve">(2.168 doanh nghiệp Nhật trong khung phân tích 88.869; mẫu hồi quy chính M2 N = 81.022, M5 N = 79.080; xem §4.6), nên các kết quả P7 trong luận án đã phản ánh Nhật Bản. Hai nghiên cứu thành phần còn lại là pool con riêng không liên quan Nhật Bản: P8 (FIP) trên 7 nền Pacific SIDS và P9 (ngưỡng) trên Ấn Độ. Ngoài ra, nghiên cứu thành phần P10 kiểm định chuyên sâu quan hệ I–P tại Nhật Bản (xem §4.6.2). Toàn bộ số liệu dưới đây được tính trực tiếp từ tệp vi mô gốc.</w:t>
+        <w:t xml:space="preserve">(2.168 doanh nghiệp Nhật trong khung phân tích 88.869; mẫu hồi quy chính M2 N = 81.022, M5 N = 79.080; xem Mục 4.6), nên các kết quả P7 trong luận án đã phản ánh Nhật Bản. Hai nghiên cứu thành phần còn lại là pool con riêng không liên quan Nhật Bản: P8 (FIP) trên 7 nền Pacific SIDS và P9 (ngưỡng) trên Ấn Độ. Ngoài ra, nghiên cứu thành phần P10 kiểm định chuyên sâu quan hệ I–P tại Nhật Bản (xem Mục 4.6.2). Toàn bộ số liệu dưới đây được tính trực tiếp từ tệp vi mô gốc.</w:t>
       </w:r>
     </w:p>
     <w:p>
@@ -2545,7 +2545,7 @@
         <w:t xml:space="preserve">nghịch lý đổi mới–quốc tế hóa và khoảng cách giới</w:t>
       </w:r>
       <w:r>
-        <w:t xml:space="preserve">: dù cường độ R&amp;D và đổi mới cao, cường độ quốc tế hóa cấp cơ sở lại thấp (FSTS 4,1%) cùng tỷ lệ sở hữu nước ngoài rất thấp (1,9%), cho thấy hoạt động quốc tế hóa tập trung ở các tập đoàn đa quốc gia lớn chứ không phân bố đều ở mẫu cơ sở; đồng thời tỷ lệ nữ quản lý cấp cao chỉ 7,3%, thấp hơn nhiều so với mức dẫn đầu khu vực Đông Á–Thái Bình Dương, nhất quán với văn liệu về trần kính trong quản trị doanh nghiệp Nhật Bản. Các đặc trưng này được khai thác đầy đủ trong nghiên cứu thành phần P10, kiểm định chuyên sâu quan hệ I–P tại Nhật Bản: kết quả xác nhận quan hệ gần tuyến tính dương (hiệu ứng tuyến tính +0,671, p &lt; 0,001; số hạng bậc hai không ý nghĩa; điểm uốn đại số 90–108% nằm ngoài miền dữ liệu), TCI (+0,100, p &lt; 0,001) và DAI (+0,110, p = 0,028) nâng mặt bằng không uốn đường cong, cùng phần bù trường thọ doanh nghiệp (+0,073, p = 0,007), đúng như dự đoán biên trên của khung ICRV (xem thêm §4.6.2).</w:t>
+        <w:t xml:space="preserve">: dù cường độ R&amp;D và đổi mới cao, cường độ quốc tế hóa cấp cơ sở lại thấp (FSTS 4,1%) cùng tỷ lệ sở hữu nước ngoài rất thấp (1,9%), cho thấy hoạt động quốc tế hóa tập trung ở các tập đoàn đa quốc gia lớn chứ không phân bố đều ở mẫu cơ sở; đồng thời tỷ lệ nữ quản lý cấp cao chỉ 7,3%, thấp hơn nhiều so với mức dẫn đầu khu vực Đông Á–Thái Bình Dương, nhất quán với văn liệu về trần kính trong quản trị doanh nghiệp Nhật Bản. Các đặc trưng này được khai thác đầy đủ trong nghiên cứu thành phần P10, kiểm định chuyên sâu quan hệ I–P tại Nhật Bản: kết quả xác nhận quan hệ gần tuyến tính dương (hiệu ứng tuyến tính +0,671, p &lt; 0,001; số hạng bậc hai không ý nghĩa; điểm uốn đại số 90–108% nằm ngoài miền dữ liệu), TCI (+0,100, p &lt; 0,001) và DAI (+0,110, p = 0,028) nâng mặt bằng không uốn đường cong, cùng phần bù trường thọ doanh nghiệp (+0,073, p = 0,007), đúng như dự đoán biên trên của khung ICRV (xem thêm Mục 4.6.2).</w:t>
       </w:r>
     </w:p>
     <w:p>
@@ -3104,7 +3104,7 @@
           <w:iCs/>
           <w:i/>
         </w:rPr>
-        <w:t xml:space="preserve">(Lưu ý phân loại: P6, meta-analysis cấp nghiên cứu, dùng hệ ICRV 5-regime rút gọn [I Advanced-Innovation, II Upper-Middle, III Emerging, FR Frontier/SIDS, MX Mixed], khác với hệ 6 nhóm cấp doanh nghiệp dùng ở §4.1 và §4.6; nhóm</w:t>
+        <w:t xml:space="preserve">(Lưu ý phân loại: P6, meta-analysis cấp nghiên cứu, dùng hệ ICRV 5-regime rút gọn [I Advanced-Innovation, II Upper-Middle, III Emerging, FR Frontier/SIDS, MX Mixed], khác với hệ 6 nhóm cấp doanh nghiệp dùng ở Mục 4.1 và Mục 4.6; nhóm</w:t>
       </w:r>
       <w:r>
         <w:rPr>
@@ -3188,7 +3188,7 @@
           <w:iCs/>
           <w:i/>
         </w:rPr>
-        <w:t xml:space="preserve">ở §4.2 giữ theo phân loại gốc của P6.)</w:t>
+        <w:t xml:space="preserve">ở Mục 4.2 giữ theo phân loại gốc của P6.)</w:t>
       </w:r>
     </w:p>
     <w:bookmarkEnd w:id="30"/>
@@ -10065,7 +10065,7 @@
         <w:t xml:space="preserve"> </w:t>
       </w:r>
       <w:r>
-        <w:t xml:space="preserve">Luận án phát hiện chế độ thể chế quyết định chính sự tồn tại và vị trí của chữ U ngược: đường cong định hình rõ nét nhất ở vùng giữa gradient thể chế (Nhóm IV, điểm uốn 43,0%), duỗi thẳng gần tuyến tính ở biên trên và mất cấu trúc ở biên dưới (§4.6.2). Ở cấp vĩ mô, Ngân hàng Thế giới ghi nhận rằng các thị trường biên tăng trưởng nhanh nhất là những nền đã cải thiện quản trị, thu hẹp chênh lệch lãi suất ngân hàng và kiểm soát nợ công, trong khi các điểm yếu thể chế đi kèm tăng trưởng vốn đáng thất vọng (World Bank, 2026c). Hai tầng bằng chứng cùng chỉ về một cơ chế: chất lượng thể chế quyết định mức độ và điều kiện mà tích lũy vốn và quốc tế hóa chuyển hóa thành kết quả thực. Gradient điểm uốn cấp doanh nghiệp của luận án vì vậy có thể đọc như biểu hiện vi mô của quy luật phân hóa tăng trưởng vĩ mô.</w:t>
+        <w:t xml:space="preserve">Luận án phát hiện chế độ thể chế quyết định chính sự tồn tại và vị trí của chữ U ngược: đường cong định hình rõ nét nhất ở vùng giữa gradient thể chế (Nhóm IV, điểm uốn 43,0%), duỗi thẳng gần tuyến tính ở biên trên và mất cấu trúc ở biên dưới (Mục 4.6.2). Ở cấp vĩ mô, Ngân hàng Thế giới ghi nhận rằng các thị trường biên tăng trưởng nhanh nhất là những nền đã cải thiện quản trị, thu hẹp chênh lệch lãi suất ngân hàng và kiểm soát nợ công, trong khi các điểm yếu thể chế đi kèm tăng trưởng vốn đáng thất vọng (World Bank, 2026c). Hai tầng bằng chứng cùng chỉ về một cơ chế: chất lượng thể chế quyết định mức độ và điều kiện mà tích lũy vốn và quốc tế hóa chuyển hóa thành kết quả thực. Gradient điểm uốn cấp doanh nghiệp của luận án vì vậy có thể đọc như biểu hiện vi mô của quy luật phân hóa tăng trưởng vĩ mô.</w:t>
       </w:r>
     </w:p>
     <w:p>
@@ -10083,7 +10083,7 @@
         <w:t xml:space="preserve"> </w:t>
       </w:r>
       <w:r>
-        <w:t xml:space="preserve">Luận án cho thấy nhóm Advanced tài nguyên dẫn dắt (Nhóm II, các nền GCC) có phân tán năng suất hẹp đặc trưng của kinh tế nhà nước tô, nơi phân phối lại tô lợi tài nguyên san bằng khác biệt năng suất giữa doanh nghiệp (§4.1, Chuyên đề 1). Cú sốc xung đột Trung Đông năm 2026, với giá năng lượng dự báo tăng 24% và giá hàng hóa nói chung tăng 16%, đẩy giá kim loại cơ bản và quý lên mức cao kỷ lục (World Bank, 2026d), củng cố vị thế tô lợi của nhóm này trong ngắn hạn nhưng đồng thời khắc sâu rủi ro phụ thuộc tài nguyên mà mô hình tăng trưởng dựa trên đổi mới (Nhóm I) không gặp phải. Bối cảnh hàng hóa 2026 vì vậy làm rõ hơn vì sao việc gộp hai loại Advanced thành một nhóm duy nhất, như văn liệu trước thường làm, che khuất hai cơ chế chuyển hóa quốc tế hóa hoàn toàn khác nhau.</w:t>
+        <w:t xml:space="preserve">Luận án cho thấy nhóm Advanced tài nguyên dẫn dắt (Nhóm II, các nền GCC) có phân tán năng suất hẹp đặc trưng của kinh tế nhà nước tô, nơi phân phối lại tô lợi tài nguyên san bằng khác biệt năng suất giữa doanh nghiệp (Mục 4.1, Chuyên đề 1). Cú sốc xung đột Trung Đông năm 2026, với giá năng lượng dự báo tăng 24% và giá hàng hóa nói chung tăng 16%, đẩy giá kim loại cơ bản và quý lên mức cao kỷ lục (World Bank, 2026d), củng cố vị thế tô lợi của nhóm này trong ngắn hạn nhưng đồng thời khắc sâu rủi ro phụ thuộc tài nguyên mà mô hình tăng trưởng dựa trên đổi mới (Nhóm I) không gặp phải. Bối cảnh hàng hóa 2026 vì vậy làm rõ hơn vì sao việc gộp hai loại Advanced thành một nhóm duy nhất, như văn liệu trước thường làm, che khuất hai cơ chế chuyển hóa quốc tế hóa hoàn toàn khác nhau.</w:t>
       </w:r>
     </w:p>
     <w:p>
@@ -10101,7 +10101,7 @@
         <w:t xml:space="preserve"> </w:t>
       </w:r>
       <w:r>
-        <w:t xml:space="preserve">Luận án cho thấy phần thưởng của hiện diện số Tier-1 co lại ở các nền kinh tế tiên tiến nơi nó đã tiệm cận bão hòa, trong khi vẫn còn dư địa ở các nền đang chuyển đổi (§4.3.2, §4.6.3). Phân tích của Ngân hàng Thế giới về thể chế công trong kỷ nguyên trí tuệ nhân tạo nhấn mạnh rằng hạ tầng số công và quản trị dữ liệu là điều kiện nền tảng quyết định năng lực số được chuyển hóa thành giá trị, và rằng giai đoạn trưởng thành số khác nhau đòi hỏi công cụ chính sách khác nhau (World Bank, 2026e). Sự tương đồng này củng cố luận điểm cốt lõi của khung CDCM: phần thưởng của áp dụng số là hàm của mức độ phát triển thể chế và tầng năng lực số được đo, chứ không phải một</w:t>
+        <w:t xml:space="preserve">Luận án cho thấy phần thưởng của hiện diện số Tier-1 co lại ở các nền kinh tế tiên tiến nơi nó đã tiệm cận bão hòa, trong khi vẫn còn dư địa ở các nền đang chuyển đổi (Mục 4.3.2, Mục 4.6.3). Phân tích của Ngân hàng Thế giới về thể chế công trong kỷ nguyên trí tuệ nhân tạo nhấn mạnh rằng hạ tầng số công và quản trị dữ liệu là điều kiện nền tảng quyết định năng lực số được chuyển hóa thành giá trị, và rằng giai đoạn trưởng thành số khác nhau đòi hỏi công cụ chính sách khác nhau (World Bank, 2026e). Sự tương đồng này củng cố luận điểm cốt lõi của khung CDCM: phần thưởng của áp dụng số là hàm của mức độ phát triển thể chế và tầng năng lực số được đo, chứ không phải một</w:t>
       </w:r>
       <w:r>
         <w:t xml:space="preserve"> </w:t>
@@ -10137,7 +10137,7 @@
         <w:t xml:space="preserve"> </w:t>
       </w:r>
       <w:r>
-        <w:t xml:space="preserve">Phát hiện FIP tại SIDS (§4.7) và việc xác nhận rằng quốc tế hóa chỉ tạo phần thưởng năng suất trong điều kiện thể chế và năng lực đủ mạnh, đặt trong bối cảnh hơn 230 triệu người sẽ bước vào tuổi lao động ở các thị trường biên giai đoạn 2025–2035 (World Bank, 2026c), cho thấy chính sách thúc đẩy xuất khẩu đơn thuần là chưa đủ và có thể phản tác dụng ở những bối cảnh dễ tổn thương. Hàm ý chính sách của luận án, ưu tiên nâng cấp năng lực công nghệ trước khi mở rộng cường độ quốc tế hóa, vì vậy nhất quán với khuyến nghị vĩ mô của Ngân hàng Thế giới về việc đầu tư vào hạ tầng nền tảng và năng lực hấp thụ như điều kiện để các nền kinh tế biên hiện thực hóa tiềm năng (World Bank, 2026c).</w:t>
+        <w:t xml:space="preserve">Phát hiện FIP tại SIDS (Mục 4.7) và việc xác nhận rằng quốc tế hóa chỉ tạo phần thưởng năng suất trong điều kiện thể chế và năng lực đủ mạnh, đặt trong bối cảnh hơn 230 triệu người sẽ bước vào tuổi lao động ở các thị trường biên giai đoạn 2025–2035 (World Bank, 2026c), cho thấy chính sách thúc đẩy xuất khẩu đơn thuần là chưa đủ và có thể phản tác dụng ở những bối cảnh dễ tổn thương. Hàm ý chính sách của luận án, ưu tiên nâng cấp năng lực công nghệ trước khi mở rộng cường độ quốc tế hóa, vì vậy nhất quán với khuyến nghị vĩ mô của Ngân hàng Thế giới về việc đầu tư vào hạ tầng nền tảng và năng lực hấp thụ như điều kiện để các nền kinh tế biên hiện thực hóa tiềm năng (World Bank, 2026c).</w:t>
       </w:r>
     </w:p>
     <w:p>
@@ -10541,7 +10541,7 @@
               <w:jc w:val="left"/>
             </w:pPr>
             <w:r>
-              <w:t xml:space="preserve">dương (+0,26→+0,43)</w:t>
+              <w:t xml:space="preserve">dương (+0,26 lên +0,43)</w:t>
             </w:r>
           </w:p>
         </w:tc>
@@ -10861,19 +10861,19 @@
               <w:jc w:val="left"/>
             </w:pPr>
             <w:r>
-              <w:t xml:space="preserve">U ngược → sụp đổ ngưỡng</w:t>
-            </w:r>
-          </w:p>
-        </w:tc>
-        <w:tc>
-          <w:tcPr/>
-          <w:p>
-            <w:pPr>
-              <w:pStyle w:val="Compact"/>
-              <w:jc w:val="left"/>
-            </w:pPr>
-            <w:r>
-              <w:t xml:space="preserve">61,8%→40,7%→tan biến</w:t>
+              <w:t xml:space="preserve">U ngược chuyển sang sụp đổ ngưỡng</w:t>
+            </w:r>
+          </w:p>
+        </w:tc>
+        <w:tc>
+          <w:tcPr/>
+          <w:p>
+            <w:pPr>
+              <w:pStyle w:val="Compact"/>
+              <w:jc w:val="left"/>
+            </w:pPr>
+            <w:r>
+              <w:t xml:space="preserve">61,8% rồi 40,7% rồi tan biến</w:t>
             </w:r>
           </w:p>
         </w:tc>
@@ -11314,7 +11314,7 @@
               <w:t xml:space="preserve"> </w:t>
             </w:r>
             <w:r>
-              <w:t xml:space="preserve">= 3 tại nhóm Frontier (bin FR, hệ 5-regime của P6); gradient ICRV → TP được xác nhận từ P7</w:t>
+              <w:t xml:space="preserve">= 3 tại nhóm Frontier (bin FR, hệ 5-regime của P6); gradient điểm uốn theo ICRV được xác nhận từ P7</w:t>
             </w:r>
           </w:p>
         </w:tc>
@@ -11611,7 +11611,7 @@
               <w:jc w:val="left"/>
             </w:pPr>
             <w:r>
-              <w:t xml:space="preserve">Xác nhận tại Ấn Độ: TP 61,8% (2014) → 40,7% (2022) → tan biến (2025,</w:t>
+              <w:t xml:space="preserve">Xác nhận tại Ấn Độ: TP 61,8% (2014) rồi 40,7% (2022) rồi tan biến (2025,</w:t>
             </w:r>
             <w:r>
               <w:t xml:space="preserve"> </w:t>

--- a/dist/luan_an_ctu/chuong_4_ket_qua_vi.docx
+++ b/dist/luan_an_ctu/chuong_4_ket_qua_vi.docx
@@ -1870,7 +1870,7 @@
         <w:t xml:space="preserve"> </w:t>
       </w:r>
       <w:r>
-        <w:t xml:space="preserve">(2.168 doanh nghiệp Nhật trong khung phân tích 88.869; mẫu hồi quy chính M2 N = 81.022, M5 N = 79.080; xem Mục 4.6), nên các kết quả P7 trong luận án đã phản ánh Nhật Bản. Hai nghiên cứu thành phần còn lại là pool con riêng không liên quan Nhật Bản: P8 (FIP) trên 7 nền Pacific SIDS và P9 (ngưỡng) trên Ấn Độ. Ngoài ra, nghiên cứu thành phần P10 kiểm định chuyên sâu quan hệ I–P tại Nhật Bản (xem Mục 4.6.2). Toàn bộ số liệu dưới đây được tính trực tiếp từ tệp vi mô gốc.</w:t>
+        <w:t xml:space="preserve">(2.168 doanh nghiệp Nhật trong khung phân tích 88.869; mẫu hồi quy chính M2 N = 81.022, M5 N = 79.080; xem Mục 4.6), nên các kết quả P7 trong luận án đã phản ánh Nhật Bản. Hai nghiên cứu thành phần còn lại là pool con riêng không liên quan Nhật Bản: P8 (FIP) trên 7 nền Pacific SIDS và P9 (ngưỡng) trên Ấn Độ. Ngoài ra, nghiên cứu thành phần P10 kiểm định chuyên sâu quan hệ I–P tại Nhật Bản (xem Mục 4.9). Toàn bộ số liệu dưới đây được tính trực tiếp từ tệp vi mô gốc.</w:t>
       </w:r>
     </w:p>
     <w:p>
@@ -2545,7 +2545,7 @@
         <w:t xml:space="preserve">nghịch lý đổi mới–quốc tế hóa và khoảng cách giới</w:t>
       </w:r>
       <w:r>
-        <w:t xml:space="preserve">: dù cường độ R&amp;D và đổi mới cao, cường độ quốc tế hóa cấp cơ sở lại thấp (FSTS 4,1%) cùng tỷ lệ sở hữu nước ngoài rất thấp (1,9%), cho thấy hoạt động quốc tế hóa tập trung ở các tập đoàn đa quốc gia lớn chứ không phân bố đều ở mẫu cơ sở; đồng thời tỷ lệ nữ quản lý cấp cao chỉ 7,3%, thấp hơn nhiều so với mức dẫn đầu khu vực Đông Á–Thái Bình Dương, nhất quán với văn liệu về trần kính trong quản trị doanh nghiệp Nhật Bản. Các đặc trưng này được khai thác đầy đủ trong nghiên cứu thành phần P10, kiểm định chuyên sâu quan hệ I–P tại Nhật Bản: kết quả xác nhận quan hệ gần tuyến tính dương (hiệu ứng tuyến tính +0,671, p &lt; 0,001; số hạng bậc hai không ý nghĩa; điểm uốn đại số 90–108% nằm ngoài miền dữ liệu), TCI (+0,100, p &lt; 0,001) và DAI (+0,110, p = 0,028) nâng mặt bằng không uốn đường cong, cùng phần bù trường thọ doanh nghiệp (+0,073, p = 0,007), đúng như dự đoán biên trên của khung ICRV (xem thêm Mục 4.6.2).</w:t>
+        <w:t xml:space="preserve">: dù cường độ R&amp;D và đổi mới cao, cường độ quốc tế hóa cấp cơ sở lại thấp (FSTS 4,1%) cùng tỷ lệ sở hữu nước ngoài rất thấp (1,9%), cho thấy hoạt động quốc tế hóa tập trung ở các tập đoàn đa quốc gia lớn chứ không phân bố đều ở mẫu cơ sở; đồng thời tỷ lệ nữ quản lý cấp cao chỉ 7,3%, thấp hơn nhiều so với mức dẫn đầu khu vực Đông Á–Thái Bình Dương, nhất quán với văn liệu về trần kính trong quản trị doanh nghiệp Nhật Bản. Các đặc trưng này được khai thác đầy đủ trong nghiên cứu thành phần P10, kiểm định chuyên sâu quan hệ I–P tại Nhật Bản: kết quả xác nhận quan hệ gần tuyến tính dương (hiệu ứng tuyến tính +0,671, p &lt; 0,001; số hạng bậc hai không ý nghĩa; điểm uốn đại số 90–108% nằm ngoài miền dữ liệu), TCI (+0,100, p &lt; 0,001) và DAI (+0,110, p = 0,028) nâng mặt bằng không uốn đường cong, cùng phần bù trường thọ doanh nghiệp (+0,073, p = 0,007), đúng như dự đoán biên trên của khung ICRV (trình bày đầy đủ ở Mục 4.9).</w:t>
       </w:r>
     </w:p>
     <w:p>
@@ -9998,13 +9998,2116 @@
       </w:r>
     </w:p>
     <w:bookmarkEnd w:id="58"/>
-    <w:bookmarkStart w:id="59" w:name="X3f9ed6ea86262c6caa26e51d1f917462628cea6"/>
+    <w:bookmarkStart w:id="62" w:name="Xb5e9decde9ddff3f5ed41f8bd03d7258a6bedfc"/>
     <w:p>
       <w:pPr>
         <w:pStyle w:val="Heading2"/>
       </w:pPr>
       <w:r>
-        <w:t xml:space="preserve">4.9 Tam giác hóa kết quả cấp doanh nghiệp với bằng chứng vĩ mô độc lập</w:t>
+        <w:t xml:space="preserve">4.9 Kết quả bối cảnh tiên tiến trưởng thành: Nhật Bản (P10)</w:t>
+      </w:r>
+    </w:p>
+    <w:p>
+      <w:pPr>
+        <w:pStyle w:val="FirstParagraph"/>
+      </w:pPr>
+      <w:r>
+        <w:t xml:space="preserve">Nghiên cứu thành phần P10 khai thác đợt khảo sát WBES khai mở của Nhật Bản năm 2025 (</w:t>
+      </w:r>
+      <m:oMath>
+        <m:r>
+          <m:t>N</m:t>
+        </m:r>
+        <m:r>
+          <m:rPr>
+            <m:sty m:val="p"/>
+          </m:rPr>
+          <m:t>=</m:t>
+        </m:r>
+        <m:r>
+          <m:t>2.168</m:t>
+        </m:r>
+      </m:oMath>
+      <w:r>
+        <w:t xml:space="preserve"> </w:t>
+      </w:r>
+      <w:r>
+        <w:t xml:space="preserve">cơ sở; 339 biến hài hòa; chọn mẫu ngẫu nhiên phân tầng theo ngành, quy mô và vùng) để kiểm định trực tiếp</w:t>
+      </w:r>
+      <w:r>
+        <w:t xml:space="preserve"> </w:t>
+      </w:r>
+      <w:r>
+        <w:rPr>
+          <w:bCs/>
+          <w:b/>
+        </w:rPr>
+        <w:t xml:space="preserve">dự đoán biên trên</w:t>
+      </w:r>
+      <w:r>
+        <w:t xml:space="preserve"> </w:t>
+      </w:r>
+      <w:r>
+        <w:t xml:space="preserve">của khung phụ thuộc thể chế: tại chế độ thể chế mạnh nhất, nhánh đi xuống của chữ U ngược bị đẩy ra ngoài miền cường độ xuất khẩu quan sát được, khiến quan hệ I–P trong dữ liệu trở nên dương và xấp xỉ tuyến tính. Bối cảnh mang sức nặng lý thuyết đặc biệt: chính các tập đoàn đa quốc gia Nhật Bản là nơi chữ U ngược được thiết lập ban đầu, song Nhật Bản chưa từng được quan sát trên một bộ công cụ hài hòa cho phép định vị nó so với các nền kinh tế cùng khu vực. Năng suất lao động (ln doanh thu trên một lao động thường xuyên, winsorize tại phân vị 1/99) được hồi quy theo FSTS và bình phương của nó với hiệu ứng cố định ngành và sai số chuẩn vững HC1, theo chuỗi phân tầng M1–M5.</w:t>
+      </w:r>
+    </w:p>
+    <w:bookmarkStart w:id="59" w:name="X33bb7001dce773639f394e40fe08a082ee98149"/>
+    <w:p>
+      <w:pPr>
+        <w:pStyle w:val="Heading3"/>
+      </w:pPr>
+      <w:r>
+        <w:t xml:space="preserve">4.9.1 Quan hệ cường độ duỗi thẳng về gần tuyến tính</w:t>
+      </w:r>
+    </w:p>
+    <w:p>
+      <w:pPr>
+        <w:pStyle w:val="FirstParagraph"/>
+      </w:pPr>
+      <w:r>
+        <w:t xml:space="preserve">Hiệu ứng tuyến tính của cường độ xuất khẩu lên năng suất</w:t>
+      </w:r>
+      <w:r>
+        <w:t xml:space="preserve"> </w:t>
+      </w:r>
+      <w:r>
+        <w:rPr>
+          <w:bCs/>
+          <w:b/>
+        </w:rPr>
+        <w:t xml:space="preserve">dương và có ý nghĩa cao</w:t>
+      </w:r>
+      <w:r>
+        <w:t xml:space="preserve"> </w:t>
+      </w:r>
+      <w:r>
+        <w:t xml:space="preserve">ở mô hình nền (</w:t>
+      </w:r>
+      <m:oMath>
+        <m:r>
+          <m:t>M</m:t>
+        </m:r>
+        <m:r>
+          <m:t>1</m:t>
+        </m:r>
+        <m:r>
+          <m:rPr>
+            <m:sty m:val="p"/>
+          </m:rPr>
+          <m:t>:</m:t>
+        </m:r>
+        <m:sSub>
+          <m:e>
+            <m:r>
+              <m:t>β</m:t>
+            </m:r>
+          </m:e>
+          <m:sub>
+            <m:r>
+              <m:t>1</m:t>
+            </m:r>
+          </m:sub>
+        </m:sSub>
+        <m:r>
+          <m:rPr>
+            <m:sty m:val="p"/>
+          </m:rPr>
+          <m:t>=</m:t>
+        </m:r>
+        <m:r>
+          <m:rPr>
+            <m:sty m:val="p"/>
+          </m:rPr>
+          <m:t>+</m:t>
+        </m:r>
+        <m:r>
+          <m:t>0</m:t>
+        </m:r>
+        <m:r>
+          <m:rPr>
+            <m:sty m:val="p"/>
+          </m:rPr>
+          <m:t>,</m:t>
+        </m:r>
+        <m:r>
+          <m:t>671</m:t>
+        </m:r>
+      </m:oMath>
+      <w:r>
+        <w:t xml:space="preserve">;</w:t>
+      </w:r>
+      <w:r>
+        <w:t xml:space="preserve"> </w:t>
+      </w:r>
+      <m:oMath>
+        <m:r>
+          <m:t>p</m:t>
+        </m:r>
+        <m:r>
+          <m:rPr>
+            <m:sty m:val="p"/>
+          </m:rPr>
+          <m:t>&lt;</m:t>
+        </m:r>
+        <m:r>
+          <m:t>0</m:t>
+        </m:r>
+        <m:r>
+          <m:rPr>
+            <m:sty m:val="p"/>
+          </m:rPr>
+          <m:t>,</m:t>
+        </m:r>
+        <m:r>
+          <m:t>001</m:t>
+        </m:r>
+      </m:oMath>
+      <w:r>
+        <w:t xml:space="preserve">). Khi bổ sung số hạng bậc hai (M2), số hạng tuyến tính vẫn dương (</w:t>
+      </w:r>
+      <m:oMath>
+        <m:r>
+          <m:rPr>
+            <m:sty m:val="p"/>
+          </m:rPr>
+          <m:t>+</m:t>
+        </m:r>
+        <m:r>
+          <m:t>1</m:t>
+        </m:r>
+        <m:r>
+          <m:rPr>
+            <m:sty m:val="p"/>
+          </m:rPr>
+          <m:t>,</m:t>
+        </m:r>
+        <m:r>
+          <m:t>042</m:t>
+        </m:r>
+      </m:oMath>
+      <w:r>
+        <w:t xml:space="preserve">;</w:t>
+      </w:r>
+      <w:r>
+        <w:t xml:space="preserve"> </w:t>
+      </w:r>
+      <m:oMath>
+        <m:r>
+          <m:t>p</m:t>
+        </m:r>
+        <m:r>
+          <m:rPr>
+            <m:sty m:val="p"/>
+          </m:rPr>
+          <m:t>=</m:t>
+        </m:r>
+        <m:r>
+          <m:t>0</m:t>
+        </m:r>
+        <m:r>
+          <m:rPr>
+            <m:sty m:val="p"/>
+          </m:rPr>
+          <m:t>,</m:t>
+        </m:r>
+        <m:r>
+          <m:t>002</m:t>
+        </m:r>
+      </m:oMath>
+      <w:r>
+        <w:t xml:space="preserve">) trong khi bậc hai âm nhưng</w:t>
+      </w:r>
+      <w:r>
+        <w:t xml:space="preserve"> </w:t>
+      </w:r>
+      <w:r>
+        <w:rPr>
+          <w:bCs/>
+          <w:b/>
+        </w:rPr>
+        <w:t xml:space="preserve">xa ý nghĩa</w:t>
+      </w:r>
+      <w:r>
+        <w:t xml:space="preserve"> </w:t>
+      </w:r>
+      <w:r>
+        <w:t xml:space="preserve">(</w:t>
+      </w:r>
+      <m:oMath>
+        <m:r>
+          <m:rPr>
+            <m:sty m:val="p"/>
+          </m:rPr>
+          <m:t>−</m:t>
+        </m:r>
+        <m:r>
+          <m:t>0</m:t>
+        </m:r>
+        <m:r>
+          <m:rPr>
+            <m:sty m:val="p"/>
+          </m:rPr>
+          <m:t>,</m:t>
+        </m:r>
+        <m:r>
+          <m:t>606</m:t>
+        </m:r>
+      </m:oMath>
+      <w:r>
+        <w:t xml:space="preserve">;</w:t>
+      </w:r>
+      <w:r>
+        <w:t xml:space="preserve"> </w:t>
+      </w:r>
+      <m:oMath>
+        <m:r>
+          <m:t>p</m:t>
+        </m:r>
+        <m:r>
+          <m:rPr>
+            <m:sty m:val="p"/>
+          </m:rPr>
+          <m:t>=</m:t>
+        </m:r>
+        <m:r>
+          <m:t>0</m:t>
+        </m:r>
+        <m:r>
+          <m:rPr>
+            <m:sty m:val="p"/>
+          </m:rPr>
+          <m:t>,</m:t>
+        </m:r>
+        <m:r>
+          <m:t>323</m:t>
+        </m:r>
+      </m:oMath>
+      <w:r>
+        <w:t xml:space="preserve">); điểm uốn đại số hàm ý 90,1% nằm sát rìa trên cùng của miền FSTS và không phân biệt được với trạng thái</w:t>
+      </w:r>
+      <w:r>
+        <w:t xml:space="preserve"> </w:t>
+      </w:r>
+      <w:r>
+        <w:t xml:space="preserve">“</w:t>
+      </w:r>
+      <w:r>
+        <w:t xml:space="preserve">không có điểm uốn</w:t>
+      </w:r>
+      <w:r>
+        <w:t xml:space="preserve">”</w:t>
+      </w:r>
+      <w:r>
+        <w:t xml:space="preserve">. Khi lần lượt thêm kiểm soát nhân khẩu (M3), năng lực và chấp nhận số (M4), rồi tương tác uốn đường cong (M5),</w:t>
+      </w:r>
+      <w:r>
+        <w:t xml:space="preserve"> </w:t>
+      </w:r>
+      <w:r>
+        <w:rPr>
+          <w:bCs/>
+          <w:b/>
+        </w:rPr>
+        <w:t xml:space="preserve">số hạng bậc hai không bao giờ tiệm cận ý nghĩa</w:t>
+      </w:r>
+      <w:r>
+        <w:t xml:space="preserve"> </w:t>
+      </w:r>
+      <w:r>
+        <w:t xml:space="preserve">và điểm uốn hàm ý trôi tới các giá trị phi lý (108% ở M3, vượt 700% khi kiểm soát năng lực), dấu hiệu điển hình của một hệ số không phân biệt được với 0. Theo tiêu chí Lind–Mehlum (2010),</w:t>
+      </w:r>
+      <w:r>
+        <w:t xml:space="preserve"> </w:t>
+      </w:r>
+      <w:r>
+        <w:rPr>
+          <w:bCs/>
+          <w:b/>
+        </w:rPr>
+        <w:t xml:space="preserve">không một đặc tả nào xác nhận chữ U ngược</w:t>
+      </w:r>
+      <w:r>
+        <w:t xml:space="preserve">: trong miền quan sát (FSTS trung bình 4,1%, trung bình có điều kiện 24,6%), quốc tế hóa nâng hiệu quả một cách đơn điệu.</w:t>
+      </w:r>
+    </w:p>
+    <w:p>
+      <w:pPr>
+        <w:pStyle w:val="BodyText"/>
+      </w:pPr>
+      <w:r>
+        <w:rPr>
+          <w:bCs/>
+          <w:b/>
+        </w:rPr>
+        <w:t xml:space="preserve">Bảng 4.9.</w:t>
+      </w:r>
+      <w:r>
+        <w:t xml:space="preserve"> </w:t>
+      </w:r>
+      <w:r>
+        <w:rPr>
+          <w:iCs/>
+          <w:i/>
+        </w:rPr>
+        <w:t xml:space="preserve">Hiệu ứng cường độ xuất khẩu (FSTS) lên năng suất qua chuỗi mô hình phân tầng, Nhật Bản 2025 (</w:t>
+      </w:r>
+      <m:oMath>
+        <m:r>
+          <m:t>N</m:t>
+        </m:r>
+        <m:r>
+          <m:rPr>
+            <m:sty m:val="p"/>
+          </m:rPr>
+          <m:t>=</m:t>
+        </m:r>
+        <m:r>
+          <m:t>2.168</m:t>
+        </m:r>
+      </m:oMath>
+      <w:r>
+        <w:rPr>
+          <w:iCs/>
+          <w:i/>
+        </w:rPr>
+        <w:t xml:space="preserve">; HC1).</w:t>
+      </w:r>
+    </w:p>
+    <w:tbl>
+      <w:tblPr>
+        <w:tblStyle w:val="Table"/>
+        <w:tblW w:type="pct" w:w="5000"/>
+        <w:tblLook w:firstRow="1" w:lastRow="0" w:firstColumn="0" w:lastColumn="0" w:noHBand="0" w:noVBand="0" w:val="0020"/>
+        <w:jc w:val="start"/>
+      </w:tblPr>
+      <w:tblGrid>
+        <w:gridCol w:w="1320"/>
+        <w:gridCol w:w="1320"/>
+        <w:gridCol w:w="1320"/>
+        <w:gridCol w:w="1320"/>
+        <w:gridCol w:w="1320"/>
+        <w:gridCol w:w="1320"/>
+      </w:tblGrid>
+      <w:tr>
+        <w:trPr>
+          <w:tblHeader w:val="true"/>
+        </w:trPr>
+        <w:tc>
+          <w:tcPr/>
+          <w:p>
+            <w:pPr>
+              <w:pStyle w:val="Compact"/>
+              <w:jc w:val="left"/>
+            </w:pPr>
+            <w:r>
+              <w:t xml:space="preserve">Hệ số</w:t>
+            </w:r>
+          </w:p>
+        </w:tc>
+        <w:tc>
+          <w:tcPr/>
+          <w:p>
+            <w:pPr>
+              <w:pStyle w:val="Compact"/>
+              <w:jc w:val="right"/>
+            </w:pPr>
+            <w:r>
+              <w:t xml:space="preserve">M1</w:t>
+            </w:r>
+          </w:p>
+        </w:tc>
+        <w:tc>
+          <w:tcPr/>
+          <w:p>
+            <w:pPr>
+              <w:pStyle w:val="Compact"/>
+              <w:jc w:val="right"/>
+            </w:pPr>
+            <w:r>
+              <w:t xml:space="preserve">M2</w:t>
+            </w:r>
+          </w:p>
+        </w:tc>
+        <w:tc>
+          <w:tcPr/>
+          <w:p>
+            <w:pPr>
+              <w:pStyle w:val="Compact"/>
+              <w:jc w:val="right"/>
+            </w:pPr>
+            <w:r>
+              <w:t xml:space="preserve">M3</w:t>
+            </w:r>
+          </w:p>
+        </w:tc>
+        <w:tc>
+          <w:tcPr/>
+          <w:p>
+            <w:pPr>
+              <w:pStyle w:val="Compact"/>
+              <w:jc w:val="right"/>
+            </w:pPr>
+            <w:r>
+              <w:t xml:space="preserve">M4</w:t>
+            </w:r>
+          </w:p>
+        </w:tc>
+        <w:tc>
+          <w:tcPr/>
+          <w:p>
+            <w:pPr>
+              <w:pStyle w:val="Compact"/>
+              <w:jc w:val="right"/>
+            </w:pPr>
+            <w:r>
+              <w:t xml:space="preserve">M5</w:t>
+            </w:r>
+          </w:p>
+        </w:tc>
+      </w:tr>
+      <w:tr>
+        <w:tc>
+          <w:tcPr/>
+          <w:p>
+            <w:pPr>
+              <w:pStyle w:val="Compact"/>
+              <w:jc w:val="left"/>
+            </w:pPr>
+            <w:r>
+              <w:t xml:space="preserve">FSTS (định tâm)</w:t>
+            </w:r>
+          </w:p>
+        </w:tc>
+        <w:tc>
+          <w:tcPr/>
+          <w:p>
+            <w:pPr>
+              <w:pStyle w:val="Compact"/>
+              <w:jc w:val="right"/>
+            </w:pPr>
+            <w:r>
+              <w:t xml:space="preserve">+0,671***</w:t>
+            </w:r>
+          </w:p>
+        </w:tc>
+        <w:tc>
+          <w:tcPr/>
+          <w:p>
+            <w:pPr>
+              <w:pStyle w:val="Compact"/>
+              <w:jc w:val="right"/>
+            </w:pPr>
+            <w:r>
+              <w:t xml:space="preserve">+1,042**</w:t>
+            </w:r>
+          </w:p>
+        </w:tc>
+        <w:tc>
+          <w:tcPr/>
+          <w:p>
+            <w:pPr>
+              <w:pStyle w:val="Compact"/>
+              <w:jc w:val="right"/>
+            </w:pPr>
+            <w:r>
+              <w:t xml:space="preserve">+0,872*</w:t>
+            </w:r>
+          </w:p>
+        </w:tc>
+        <w:tc>
+          <w:tcPr/>
+          <w:p>
+            <w:pPr>
+              <w:pStyle w:val="Compact"/>
+              <w:jc w:val="right"/>
+            </w:pPr>
+            <w:r>
+              <w:t xml:space="preserve">+0,476</w:t>
+            </w:r>
+          </w:p>
+        </w:tc>
+        <w:tc>
+          <w:tcPr/>
+          <w:p>
+            <w:pPr>
+              <w:pStyle w:val="Compact"/>
+              <w:jc w:val="right"/>
+            </w:pPr>
+            <w:r>
+              <w:t xml:space="preserve">+0,486</w:t>
+            </w:r>
+          </w:p>
+        </w:tc>
+      </w:tr>
+      <w:tr>
+        <w:tc>
+          <w:tcPr/>
+          <w:p>
+            <w:pPr>
+              <w:pStyle w:val="Compact"/>
+              <w:jc w:val="left"/>
+            </w:pPr>
+            <w:r>
+              <w:t xml:space="preserve">FSTS²</w:t>
+            </w:r>
+          </w:p>
+        </w:tc>
+        <w:tc>
+          <w:tcPr/>
+          <w:p>
+            <w:pPr>
+              <w:pStyle w:val="Compact"/>
+              <w:jc w:val="right"/>
+            </w:pPr>
+            <w:r>
+              <w:t xml:space="preserve">—</w:t>
+            </w:r>
+          </w:p>
+        </w:tc>
+        <w:tc>
+          <w:tcPr/>
+          <w:p>
+            <w:pPr>
+              <w:pStyle w:val="Compact"/>
+              <w:jc w:val="right"/>
+            </w:pPr>
+            <w:r>
+              <w:t xml:space="preserve">−0,606 (ns)</w:t>
+            </w:r>
+          </w:p>
+        </w:tc>
+        <w:tc>
+          <w:tcPr/>
+          <w:p>
+            <w:pPr>
+              <w:pStyle w:val="Compact"/>
+              <w:jc w:val="right"/>
+            </w:pPr>
+            <w:r>
+              <w:t xml:space="preserve">(ns)</w:t>
+            </w:r>
+          </w:p>
+        </w:tc>
+        <w:tc>
+          <w:tcPr/>
+          <w:p>
+            <w:pPr>
+              <w:pStyle w:val="Compact"/>
+              <w:jc w:val="right"/>
+            </w:pPr>
+            <w:r>
+              <w:t xml:space="preserve">(ns)</w:t>
+            </w:r>
+          </w:p>
+        </w:tc>
+        <w:tc>
+          <w:tcPr/>
+          <w:p>
+            <w:pPr>
+              <w:pStyle w:val="Compact"/>
+              <w:jc w:val="right"/>
+            </w:pPr>
+            <w:r>
+              <w:t xml:space="preserve">(ns)</w:t>
+            </w:r>
+          </w:p>
+        </w:tc>
+      </w:tr>
+      <w:tr>
+        <w:tc>
+          <w:tcPr/>
+          <w:p>
+            <w:pPr>
+              <w:pStyle w:val="Compact"/>
+              <w:jc w:val="left"/>
+            </w:pPr>
+            <w:r>
+              <w:t xml:space="preserve">Điểm uốn đại số</w:t>
+            </w:r>
+          </w:p>
+        </w:tc>
+        <w:tc>
+          <w:tcPr/>
+          <w:p>
+            <w:pPr>
+              <w:pStyle w:val="Compact"/>
+              <w:jc w:val="right"/>
+            </w:pPr>
+            <w:r>
+              <w:t xml:space="preserve">—</w:t>
+            </w:r>
+          </w:p>
+        </w:tc>
+        <w:tc>
+          <w:tcPr/>
+          <w:p>
+            <w:pPr>
+              <w:pStyle w:val="Compact"/>
+              <w:jc w:val="right"/>
+            </w:pPr>
+            <w:r>
+              <w:t xml:space="preserve">[90,1%]</w:t>
+            </w:r>
+          </w:p>
+        </w:tc>
+        <w:tc>
+          <w:tcPr/>
+          <w:p>
+            <w:pPr>
+              <w:pStyle w:val="Compact"/>
+              <w:jc w:val="right"/>
+            </w:pPr>
+            <w:r>
+              <w:t xml:space="preserve">[108%]</w:t>
+            </w:r>
+          </w:p>
+        </w:tc>
+        <w:tc>
+          <w:tcPr/>
+          <w:p>
+            <w:pPr>
+              <w:pStyle w:val="Compact"/>
+              <w:jc w:val="right"/>
+            </w:pPr>
+            <w:r>
+              <w:t xml:space="preserve">ngoài miền</w:t>
+            </w:r>
+          </w:p>
+        </w:tc>
+        <w:tc>
+          <w:tcPr/>
+          <w:p>
+            <w:pPr>
+              <w:pStyle w:val="Compact"/>
+              <w:jc w:val="right"/>
+            </w:pPr>
+            <w:r>
+              <w:t xml:space="preserve">ngoài miền</w:t>
+            </w:r>
+          </w:p>
+        </w:tc>
+      </w:tr>
+      <w:tr>
+        <w:tc>
+          <w:tcPr/>
+          <w:p>
+            <w:pPr>
+              <w:pStyle w:val="Compact"/>
+              <w:jc w:val="left"/>
+            </w:pPr>
+            <w:r>
+              <w:t xml:space="preserve">Bổ sung kiểm soát</w:t>
+            </w:r>
+          </w:p>
+        </w:tc>
+        <w:tc>
+          <w:tcPr/>
+          <w:p>
+            <w:pPr>
+              <w:pStyle w:val="Compact"/>
+              <w:jc w:val="right"/>
+            </w:pPr>
+            <w:r>
+              <w:t xml:space="preserve">nền</w:t>
+            </w:r>
+          </w:p>
+        </w:tc>
+        <w:tc>
+          <w:tcPr/>
+          <w:p>
+            <w:pPr>
+              <w:pStyle w:val="Compact"/>
+              <w:jc w:val="right"/>
+            </w:pPr>
+            <w:r>
+              <w:t xml:space="preserve">+bậc hai</w:t>
+            </w:r>
+          </w:p>
+        </w:tc>
+        <w:tc>
+          <w:tcPr/>
+          <w:p>
+            <w:pPr>
+              <w:pStyle w:val="Compact"/>
+              <w:jc w:val="right"/>
+            </w:pPr>
+            <w:r>
+              <w:t xml:space="preserve">+nhân khẩu</w:t>
+            </w:r>
+          </w:p>
+        </w:tc>
+        <w:tc>
+          <w:tcPr/>
+          <w:p>
+            <w:pPr>
+              <w:pStyle w:val="Compact"/>
+              <w:jc w:val="right"/>
+            </w:pPr>
+            <w:r>
+              <w:t xml:space="preserve">+TCI/DAI</w:t>
+            </w:r>
+          </w:p>
+        </w:tc>
+        <w:tc>
+          <w:tcPr/>
+          <w:p>
+            <w:pPr>
+              <w:pStyle w:val="Compact"/>
+              <w:jc w:val="right"/>
+            </w:pPr>
+            <w:r>
+              <w:t xml:space="preserve">+tương tác</w:t>
+            </w:r>
+          </w:p>
+        </w:tc>
+      </w:tr>
+    </w:tbl>
+    <w:p>
+      <w:pPr>
+        <w:pStyle w:val="BodyText"/>
+      </w:pPr>
+      <w:r>
+        <w:rPr>
+          <w:iCs/>
+          <w:i/>
+        </w:rPr>
+        <w:t xml:space="preserve">Ghi chú: sai số chuẩn vững HC1. *</w:t>
+      </w:r>
+      <w:r>
+        <w:rPr>
+          <w:iCs/>
+          <w:i/>
+        </w:rPr>
+        <w:t xml:space="preserve"> </w:t>
+      </w:r>
+      <m:oMath>
+        <m:r>
+          <m:t>p</m:t>
+        </m:r>
+        <m:r>
+          <m:rPr>
+            <m:sty m:val="p"/>
+          </m:rPr>
+          <m:t>&lt;</m:t>
+        </m:r>
+        <m:r>
+          <m:t>0</m:t>
+        </m:r>
+        <m:r>
+          <m:rPr>
+            <m:sty m:val="p"/>
+          </m:rPr>
+          <m:t>,</m:t>
+        </m:r>
+        <m:r>
+          <m:t>05</m:t>
+        </m:r>
+      </m:oMath>
+      <w:r>
+        <w:rPr>
+          <w:iCs/>
+          <w:i/>
+        </w:rPr>
+        <w:t xml:space="preserve">; **</w:t>
+      </w:r>
+      <w:r>
+        <w:rPr>
+          <w:iCs/>
+          <w:i/>
+        </w:rPr>
+        <w:t xml:space="preserve"> </w:t>
+      </w:r>
+      <m:oMath>
+        <m:r>
+          <m:t>p</m:t>
+        </m:r>
+        <m:r>
+          <m:rPr>
+            <m:sty m:val="p"/>
+          </m:rPr>
+          <m:t>&lt;</m:t>
+        </m:r>
+        <m:r>
+          <m:t>0</m:t>
+        </m:r>
+        <m:r>
+          <m:rPr>
+            <m:sty m:val="p"/>
+          </m:rPr>
+          <m:t>,</m:t>
+        </m:r>
+        <m:r>
+          <m:t>01</m:t>
+        </m:r>
+      </m:oMath>
+      <w:r>
+        <w:rPr>
+          <w:iCs/>
+          <w:i/>
+        </w:rPr>
+        <w:t xml:space="preserve">; ***</w:t>
+      </w:r>
+      <w:r>
+        <w:rPr>
+          <w:iCs/>
+          <w:i/>
+        </w:rPr>
+        <w:t xml:space="preserve"> </w:t>
+      </w:r>
+      <m:oMath>
+        <m:r>
+          <m:t>p</m:t>
+        </m:r>
+        <m:r>
+          <m:rPr>
+            <m:sty m:val="p"/>
+          </m:rPr>
+          <m:t>&lt;</m:t>
+        </m:r>
+        <m:r>
+          <m:t>0</m:t>
+        </m:r>
+        <m:r>
+          <m:rPr>
+            <m:sty m:val="p"/>
+          </m:rPr>
+          <m:t>,</m:t>
+        </m:r>
+        <m:r>
+          <m:t>001</m:t>
+        </m:r>
+      </m:oMath>
+      <w:r>
+        <w:rPr>
+          <w:iCs/>
+          <w:i/>
+        </w:rPr>
+        <w:t xml:space="preserve">; (ns) không có ý nghĩa thống kê. Không đặc tả nào có FSTS² âm có ý nghĩa nên không xác nhận chữ U ngược (Lind &amp; Mehlum, 2010). Độ vững với d3c riêng:</w:t>
+      </w:r>
+      <w:r>
+        <w:rPr>
+          <w:iCs/>
+          <w:i/>
+        </w:rPr>
+        <w:t xml:space="preserve"> </w:t>
+      </w:r>
+      <m:oMath>
+        <m:sSub>
+          <m:e>
+            <m:r>
+              <m:t>β</m:t>
+            </m:r>
+          </m:e>
+          <m:sub>
+            <m:r>
+              <m:t>1</m:t>
+            </m:r>
+          </m:sub>
+        </m:sSub>
+        <m:r>
+          <m:rPr>
+            <m:sty m:val="p"/>
+          </m:rPr>
+          <m:t>=</m:t>
+        </m:r>
+        <m:r>
+          <m:rPr>
+            <m:sty m:val="p"/>
+          </m:rPr>
+          <m:t>+</m:t>
+        </m:r>
+        <m:r>
+          <m:t>1</m:t>
+        </m:r>
+        <m:r>
+          <m:rPr>
+            <m:sty m:val="p"/>
+          </m:rPr>
+          <m:t>,</m:t>
+        </m:r>
+        <m:r>
+          <m:t>255</m:t>
+        </m:r>
+      </m:oMath>
+      <w:r>
+        <w:rPr>
+          <w:iCs/>
+          <w:i/>
+        </w:rPr>
+        <w:t xml:space="preserve">**;</w:t>
+      </w:r>
+      <w:r>
+        <w:rPr>
+          <w:iCs/>
+          <w:i/>
+        </w:rPr>
+        <w:t xml:space="preserve"> </w:t>
+      </w:r>
+      <m:oMath>
+        <m:sSub>
+          <m:e>
+            <m:r>
+              <m:t>β</m:t>
+            </m:r>
+          </m:e>
+          <m:sub>
+            <m:r>
+              <m:t>2</m:t>
+            </m:r>
+          </m:sub>
+        </m:sSub>
+        <m:r>
+          <m:rPr>
+            <m:sty m:val="p"/>
+          </m:rPr>
+          <m:t>=</m:t>
+        </m:r>
+        <m:r>
+          <m:rPr>
+            <m:sty m:val="p"/>
+          </m:rPr>
+          <m:t>−</m:t>
+        </m:r>
+        <m:r>
+          <m:t>0</m:t>
+        </m:r>
+        <m:r>
+          <m:rPr>
+            <m:sty m:val="p"/>
+          </m:rPr>
+          <m:t>,</m:t>
+        </m:r>
+        <m:r>
+          <m:t>674</m:t>
+        </m:r>
+      </m:oMath>
+      <w:r>
+        <w:rPr>
+          <w:iCs/>
+          <w:i/>
+        </w:rPr>
+        <w:t xml:space="preserve"> </w:t>
+      </w:r>
+      <w:r>
+        <w:rPr>
+          <w:iCs/>
+          <w:i/>
+        </w:rPr>
+        <w:t xml:space="preserve">(</w:t>
+      </w:r>
+      <m:oMath>
+        <m:r>
+          <m:t>p</m:t>
+        </m:r>
+        <m:r>
+          <m:rPr>
+            <m:sty m:val="p"/>
+          </m:rPr>
+          <m:t>=</m:t>
+        </m:r>
+        <m:r>
+          <m:t>0</m:t>
+        </m:r>
+        <m:r>
+          <m:rPr>
+            <m:sty m:val="p"/>
+          </m:rPr>
+          <m:t>,</m:t>
+        </m:r>
+        <m:r>
+          <m:t>445</m:t>
+        </m:r>
+      </m:oMath>
+      <w:r>
+        <w:rPr>
+          <w:iCs/>
+          <w:i/>
+        </w:rPr>
+        <w:t xml:space="preserve">), cùng kết luận. Nguồn: P10,</w:t>
+      </w:r>
+      <w:r>
+        <w:rPr>
+          <w:iCs/>
+          <w:i/>
+        </w:rPr>
+        <w:t xml:space="preserve"> </w:t>
+      </w:r>
+      <w:r>
+        <w:rPr>
+          <w:rStyle w:val="VerbatimChar"/>
+          <w:iCs/>
+          <w:i/>
+        </w:rPr>
+        <w:t xml:space="preserve">p10_japan/replication/</w:t>
+      </w:r>
+      <w:r>
+        <w:rPr>
+          <w:iCs/>
+          <w:i/>
+        </w:rPr>
+        <w:t xml:space="preserve">.</w:t>
+      </w:r>
+    </w:p>
+    <w:p>
+      <w:pPr>
+        <w:pStyle w:val="BodyText"/>
+      </w:pPr>
+      <w:r>
+        <w:t xml:space="preserve">Kết luận dương đơn điệu</w:t>
+      </w:r>
+      <w:r>
+        <w:t xml:space="preserve"> </w:t>
+      </w:r>
+      <w:r>
+        <w:rPr>
+          <w:bCs/>
+          <w:b/>
+        </w:rPr>
+        <w:t xml:space="preserve">vững qua sáu đặc tả độ vững</w:t>
+      </w:r>
+      <w:r>
+        <w:t xml:space="preserve">: thêm kiểm soát quy mô (</w:t>
+      </w:r>
+      <m:oMath>
+        <m:r>
+          <m:rPr>
+            <m:sty m:val="p"/>
+          </m:rPr>
+          <m:t>+</m:t>
+        </m:r>
+        <m:r>
+          <m:t>0</m:t>
+        </m:r>
+        <m:r>
+          <m:rPr>
+            <m:sty m:val="p"/>
+          </m:rPr>
+          <m:t>,</m:t>
+        </m:r>
+        <m:r>
+          <m:t>656</m:t>
+        </m:r>
+      </m:oMath>
+      <w:r>
+        <w:t xml:space="preserve">;</w:t>
+      </w:r>
+      <w:r>
+        <w:t xml:space="preserve"> </w:t>
+      </w:r>
+      <m:oMath>
+        <m:r>
+          <m:t>p</m:t>
+        </m:r>
+        <m:r>
+          <m:rPr>
+            <m:sty m:val="p"/>
+          </m:rPr>
+          <m:t>=</m:t>
+        </m:r>
+        <m:r>
+          <m:t>0</m:t>
+        </m:r>
+        <m:r>
+          <m:rPr>
+            <m:sty m:val="p"/>
+          </m:rPr>
+          <m:t>,</m:t>
+        </m:r>
+        <m:r>
+          <m:t>046</m:t>
+        </m:r>
+      </m:oMath>
+      <w:r>
+        <w:t xml:space="preserve">), giới hạn cơ sở nội địa (</w:t>
+      </w:r>
+      <m:oMath>
+        <m:r>
+          <m:rPr>
+            <m:sty m:val="p"/>
+          </m:rPr>
+          <m:t>+</m:t>
+        </m:r>
+        <m:r>
+          <m:t>0</m:t>
+        </m:r>
+        <m:r>
+          <m:rPr>
+            <m:sty m:val="p"/>
+          </m:rPr>
+          <m:t>,</m:t>
+        </m:r>
+        <m:r>
+          <m:t>917</m:t>
+        </m:r>
+      </m:oMath>
+      <w:r>
+        <w:t xml:space="preserve">;</w:t>
+      </w:r>
+      <w:r>
+        <w:t xml:space="preserve"> </w:t>
+      </w:r>
+      <m:oMath>
+        <m:r>
+          <m:t>p</m:t>
+        </m:r>
+        <m:r>
+          <m:rPr>
+            <m:sty m:val="p"/>
+          </m:rPr>
+          <m:t>=</m:t>
+        </m:r>
+        <m:r>
+          <m:t>0</m:t>
+        </m:r>
+        <m:r>
+          <m:rPr>
+            <m:sty m:val="p"/>
+          </m:rPr>
+          <m:t>,</m:t>
+        </m:r>
+        <m:r>
+          <m:t>012</m:t>
+        </m:r>
+      </m:oMath>
+      <w:r>
+        <w:t xml:space="preserve"> </w:t>
+      </w:r>
+      <w:r>
+        <w:t xml:space="preserve">— loại trừ khả năng số ít doanh nghiệp vốn nước ngoài dẫn dắt), và winsorize năng suất tại phân vị 5/95 (</w:t>
+      </w:r>
+      <m:oMath>
+        <m:r>
+          <m:rPr>
+            <m:sty m:val="p"/>
+          </m:rPr>
+          <m:t>+</m:t>
+        </m:r>
+        <m:r>
+          <m:t>0</m:t>
+        </m:r>
+        <m:r>
+          <m:rPr>
+            <m:sty m:val="p"/>
+          </m:rPr>
+          <m:t>,</m:t>
+        </m:r>
+        <m:r>
+          <m:t>837</m:t>
+        </m:r>
+      </m:oMath>
+      <w:r>
+        <w:t xml:space="preserve">;</w:t>
+      </w:r>
+      <w:r>
+        <w:t xml:space="preserve"> </w:t>
+      </w:r>
+      <m:oMath>
+        <m:r>
+          <m:t>p</m:t>
+        </m:r>
+        <m:r>
+          <m:rPr>
+            <m:sty m:val="p"/>
+          </m:rPr>
+          <m:t>=</m:t>
+        </m:r>
+        <m:r>
+          <m:t>0</m:t>
+        </m:r>
+        <m:r>
+          <m:rPr>
+            <m:sty m:val="p"/>
+          </m:rPr>
+          <m:t>,</m:t>
+        </m:r>
+        <m:r>
+          <m:t>006</m:t>
+        </m:r>
+      </m:oMath>
+      <w:r>
+        <w:t xml:space="preserve">); ở mọi đặc tả số hạng bậc hai vô nghĩa. Riêng đặc tả chỉ trên doanh nghiệp xuất khẩu (</w:t>
+      </w:r>
+      <m:oMath>
+        <m:r>
+          <m:t>N</m:t>
+        </m:r>
+        <m:r>
+          <m:rPr>
+            <m:sty m:val="p"/>
+          </m:rPr>
+          <m:t>=</m:t>
+        </m:r>
+        <m:r>
+          <m:t>344</m:t>
+        </m:r>
+      </m:oMath>
+      <w:r>
+        <w:t xml:space="preserve">), hiệu ứng cường độ dương nhưng không còn ý nghĩa (</w:t>
+      </w:r>
+      <m:oMath>
+        <m:r>
+          <m:rPr>
+            <m:sty m:val="p"/>
+          </m:rPr>
+          <m:t>+</m:t>
+        </m:r>
+        <m:r>
+          <m:t>0</m:t>
+        </m:r>
+        <m:r>
+          <m:rPr>
+            <m:sty m:val="p"/>
+          </m:rPr>
+          <m:t>,</m:t>
+        </m:r>
+        <m:r>
+          <m:t>200</m:t>
+        </m:r>
+      </m:oMath>
+      <w:r>
+        <w:t xml:space="preserve">;</w:t>
+      </w:r>
+      <w:r>
+        <w:t xml:space="preserve"> </w:t>
+      </w:r>
+      <m:oMath>
+        <m:r>
+          <m:t>p</m:t>
+        </m:r>
+        <m:r>
+          <m:rPr>
+            <m:sty m:val="p"/>
+          </m:rPr>
+          <m:t>=</m:t>
+        </m:r>
+        <m:r>
+          <m:t>0</m:t>
+        </m:r>
+        <m:r>
+          <m:rPr>
+            <m:sty m:val="p"/>
+          </m:rPr>
+          <m:t>,</m:t>
+        </m:r>
+        <m:r>
+          <m:t>410</m:t>
+        </m:r>
+      </m:oMath>
+      <w:r>
+        <w:t xml:space="preserve">), nhất quán với việc trọng tâm nằm ở biên rộng chứ không phải cường độ.</w:t>
+      </w:r>
+      <w:r>
+        <w:t xml:space="preserve"> </w:t>
+      </w:r>
+      <w:r>
+        <w:rPr>
+          <w:bCs/>
+          <w:b/>
+        </w:rPr>
+        <w:t xml:space="preserve">H1 được ủng hộ</w:t>
+      </w:r>
+      <w:r>
+        <w:t xml:space="preserve"> </w:t>
+      </w:r>
+      <w:r>
+        <w:t xml:space="preserve">— Nhật Bản nằm trên một nhánh đi lên dài mà nhánh đi xuống vắng mặt về mặt thực nghiệm, trùng khớp kết quả Singapore (Mục 4.3) và kết quả cấp nhóm Advanced của ước lượng 50 nền (Mục 4.6.2), hoàn tất bức tranh ba vùng của gradient thể chế: chữ U ngược ở các chế độ chuyển đổi, gần tuyến tính ở biên trên, tan rã ở biên dưới.</w:t>
+      </w:r>
+    </w:p>
+    <w:bookmarkEnd w:id="59"/>
+    <w:bookmarkStart w:id="60" w:name="X0658ab59c6053f394b27c86017ecc8f578ad6c5"/>
+    <w:p>
+      <w:pPr>
+        <w:pStyle w:val="Heading3"/>
+      </w:pPr>
+      <w:r>
+        <w:t xml:space="preserve">4.9.2 Năng lực, số hóa và đặc điểm quản trị: nâng mặt bằng, không uốn đường cong</w:t>
+      </w:r>
+    </w:p>
+    <w:p>
+      <w:pPr>
+        <w:pStyle w:val="FirstParagraph"/>
+      </w:pPr>
+      <w:r>
+        <w:t xml:space="preserve">Năng lực công nghệ có</w:t>
+      </w:r>
+      <w:r>
+        <w:t xml:space="preserve"> </w:t>
+      </w:r>
+      <w:r>
+        <w:rPr>
+          <w:bCs/>
+          <w:b/>
+        </w:rPr>
+        <w:t xml:space="preserve">hiệu ứng mặt bằng chính xác</w:t>
+      </w:r>
+      <w:r>
+        <w:t xml:space="preserve"> </w:t>
+      </w:r>
+      <w:r>
+        <w:t xml:space="preserve">(</w:t>
+      </w:r>
+      <m:oMath>
+        <m:r>
+          <m:rPr>
+            <m:sty m:val="p"/>
+          </m:rPr>
+          <m:t>+</m:t>
+        </m:r>
+        <m:r>
+          <m:t>0</m:t>
+        </m:r>
+        <m:r>
+          <m:rPr>
+            <m:sty m:val="p"/>
+          </m:rPr>
+          <m:t>,</m:t>
+        </m:r>
+        <m:r>
+          <m:t>100</m:t>
+        </m:r>
+      </m:oMath>
+      <w:r>
+        <w:t xml:space="preserve">;</w:t>
+      </w:r>
+      <w:r>
+        <w:t xml:space="preserve"> </w:t>
+      </w:r>
+      <m:oMath>
+        <m:r>
+          <m:t>p</m:t>
+        </m:r>
+        <m:r>
+          <m:rPr>
+            <m:sty m:val="p"/>
+          </m:rPr>
+          <m:t>&lt;</m:t>
+        </m:r>
+        <m:r>
+          <m:t>0</m:t>
+        </m:r>
+        <m:r>
+          <m:rPr>
+            <m:sty m:val="p"/>
+          </m:rPr>
+          <m:t>,</m:t>
+        </m:r>
+        <m:r>
+          <m:t>001</m:t>
+        </m:r>
+      </m:oMath>
+      <w:r>
+        <w:t xml:space="preserve">) và hấp thụ phần lớn hiệu ứng FSTS thô khi được đưa vào M4, nhất quán với chọn lọc theo năng lực vào hoạt động xuất khẩu; tương tác uốn đường cong không có ý nghĩa (M5:</w:t>
+      </w:r>
+      <w:r>
+        <w:t xml:space="preserve"> </w:t>
+      </w:r>
+      <m:oMath>
+        <m:r>
+          <m:rPr>
+            <m:sty m:val="p"/>
+          </m:rPr>
+          <m:t>−</m:t>
+        </m:r>
+        <m:r>
+          <m:t>0</m:t>
+        </m:r>
+        <m:r>
+          <m:rPr>
+            <m:sty m:val="p"/>
+          </m:rPr>
+          <m:t>,</m:t>
+        </m:r>
+        <m:r>
+          <m:t>126</m:t>
+        </m:r>
+      </m:oMath>
+      <w:r>
+        <w:t xml:space="preserve">;</w:t>
+      </w:r>
+      <w:r>
+        <w:t xml:space="preserve"> </w:t>
+      </w:r>
+      <m:oMath>
+        <m:r>
+          <m:t>p</m:t>
+        </m:r>
+        <m:r>
+          <m:rPr>
+            <m:sty m:val="p"/>
+          </m:rPr>
+          <m:t>=</m:t>
+        </m:r>
+        <m:r>
+          <m:t>0</m:t>
+        </m:r>
+        <m:r>
+          <m:rPr>
+            <m:sty m:val="p"/>
+          </m:rPr>
+          <m:t>,</m:t>
+        </m:r>
+        <m:r>
+          <m:t>328</m:t>
+        </m:r>
+      </m:oMath>
+      <w:r>
+        <w:t xml:space="preserve">) — năng lực nâng sàn, không uốn đường cong (</w:t>
+      </w:r>
+      <w:r>
+        <w:rPr>
+          <w:bCs/>
+          <w:b/>
+        </w:rPr>
+        <w:t xml:space="preserve">H2 được ủng hộ</w:t>
+      </w:r>
+      <w:r>
+        <w:t xml:space="preserve">). Chấp nhận số giữ phần bù dương khiêm tốn (</w:t>
+      </w:r>
+      <m:oMath>
+        <m:r>
+          <m:rPr>
+            <m:sty m:val="p"/>
+          </m:rPr>
+          <m:t>+</m:t>
+        </m:r>
+        <m:r>
+          <m:t>0</m:t>
+        </m:r>
+        <m:r>
+          <m:rPr>
+            <m:sty m:val="p"/>
+          </m:rPr>
+          <m:t>,</m:t>
+        </m:r>
+        <m:r>
+          <m:t>110</m:t>
+        </m:r>
+      </m:oMath>
+      <w:r>
+        <w:t xml:space="preserve">;</w:t>
+      </w:r>
+      <w:r>
+        <w:t xml:space="preserve"> </w:t>
+      </w:r>
+      <m:oMath>
+        <m:r>
+          <m:t>p</m:t>
+        </m:r>
+        <m:r>
+          <m:rPr>
+            <m:sty m:val="p"/>
+          </m:rPr>
+          <m:t>=</m:t>
+        </m:r>
+        <m:r>
+          <m:t>0</m:t>
+        </m:r>
+        <m:r>
+          <m:rPr>
+            <m:sty m:val="p"/>
+          </m:rPr>
+          <m:t>,</m:t>
+        </m:r>
+        <m:r>
+          <m:t>028</m:t>
+        </m:r>
+      </m:oMath>
+      <w:r>
+        <w:t xml:space="preserve">) dù tỷ lệ website đã bão hòa ở 83,8%, không có tương tác uốn đường cong; phần bù bằng khoảng một nửa mức của ước lượng gộp 50 nền, đúng mức nén mà trạng thái</w:t>
+      </w:r>
+      <w:r>
+        <w:t xml:space="preserve"> </w:t>
+      </w:r>
+      <w:r>
+        <w:rPr>
+          <w:bCs/>
+          <w:b/>
+        </w:rPr>
+        <w:t xml:space="preserve">bão hòa Tier-1</w:t>
+      </w:r>
+      <w:r>
+        <w:t xml:space="preserve"> </w:t>
+      </w:r>
+      <w:r>
+        <w:t xml:space="preserve">dự đoán (</w:t>
+      </w:r>
+      <w:r>
+        <w:rPr>
+          <w:bCs/>
+          <w:b/>
+        </w:rPr>
+        <w:t xml:space="preserve">H3 được ủng hộ</w:t>
+      </w:r>
+      <w:r>
+        <w:t xml:space="preserve">). Hai quy luật đặc thù Nhật Bản kỷ luật hóa cách đọc hiệu ứng thượng tầng quản trị: phần bù</w:t>
+      </w:r>
+      <w:r>
+        <w:t xml:space="preserve"> </w:t>
+      </w:r>
+      <w:r>
+        <w:rPr>
+          <w:bCs/>
+          <w:b/>
+        </w:rPr>
+        <w:t xml:space="preserve">trường thọ doanh nghiệp</w:t>
+      </w:r>
+      <w:r>
+        <w:t xml:space="preserve"> </w:t>
+      </w:r>
+      <w:r>
+        <w:t xml:space="preserve">dương (</w:t>
+      </w:r>
+      <m:oMath>
+        <m:r>
+          <m:rPr>
+            <m:sty m:val="p"/>
+          </m:rPr>
+          <m:t>+</m:t>
+        </m:r>
+        <m:r>
+          <m:t>0</m:t>
+        </m:r>
+        <m:r>
+          <m:rPr>
+            <m:sty m:val="p"/>
+          </m:rPr>
+          <m:t>,</m:t>
+        </m:r>
+        <m:r>
+          <m:t>073</m:t>
+        </m:r>
+      </m:oMath>
+      <w:r>
+        <w:t xml:space="preserve">;</w:t>
+      </w:r>
+      <w:r>
+        <w:t xml:space="preserve"> </w:t>
+      </w:r>
+      <m:oMath>
+        <m:r>
+          <m:t>p</m:t>
+        </m:r>
+        <m:r>
+          <m:rPr>
+            <m:sty m:val="p"/>
+          </m:rPr>
+          <m:t>=</m:t>
+        </m:r>
+        <m:r>
+          <m:t>0</m:t>
+        </m:r>
+        <m:r>
+          <m:rPr>
+            <m:sty m:val="p"/>
+          </m:rPr>
+          <m:t>,</m:t>
+        </m:r>
+        <m:r>
+          <m:t>007</m:t>
+        </m:r>
+      </m:oMath>
+      <w:r>
+        <w:t xml:space="preserve">), mỗi đơn vị log tuổi thêm khoảng 7% năng suất, cộng hưởng với truyền thống</w:t>
+      </w:r>
+      <w:r>
+        <w:t xml:space="preserve"> </w:t>
+      </w:r>
+      <w:r>
+        <w:rPr>
+          <w:iCs/>
+          <w:i/>
+        </w:rPr>
+        <w:t xml:space="preserve">shinise</w:t>
+      </w:r>
+      <w:r>
+        <w:t xml:space="preserve"> </w:t>
+      </w:r>
+      <w:r>
+        <w:t xml:space="preserve">ở nền kinh tế có cơ sở lâu đời nhất pool (tuổi trung bình 50,4 năm) (</w:t>
+      </w:r>
+      <w:r>
+        <w:rPr>
+          <w:bCs/>
+          <w:b/>
+        </w:rPr>
+        <w:t xml:space="preserve">H5 được ủng hộ</w:t>
+      </w:r>
+      <w:r>
+        <w:t xml:space="preserve">); và hệ số</w:t>
+      </w:r>
+      <w:r>
+        <w:t xml:space="preserve"> </w:t>
+      </w:r>
+      <w:r>
+        <w:rPr>
+          <w:bCs/>
+          <w:b/>
+        </w:rPr>
+        <w:t xml:space="preserve">âm</w:t>
+      </w:r>
+      <w:r>
+        <w:t xml:space="preserve"> </w:t>
+      </w:r>
+      <w:r>
+        <w:t xml:space="preserve">của nữ quản lý cấp cao (</w:t>
+      </w:r>
+      <m:oMath>
+        <m:r>
+          <m:rPr>
+            <m:sty m:val="p"/>
+          </m:rPr>
+          <m:t>−</m:t>
+        </m:r>
+        <m:r>
+          <m:t>0</m:t>
+        </m:r>
+        <m:r>
+          <m:rPr>
+            <m:sty m:val="p"/>
+          </m:rPr>
+          <m:t>,</m:t>
+        </m:r>
+        <m:r>
+          <m:t>170</m:t>
+        </m:r>
+      </m:oMath>
+      <w:r>
+        <w:t xml:space="preserve">;</w:t>
+      </w:r>
+      <w:r>
+        <w:t xml:space="preserve"> </w:t>
+      </w:r>
+      <m:oMath>
+        <m:r>
+          <m:t>p</m:t>
+        </m:r>
+        <m:r>
+          <m:rPr>
+            <m:sty m:val="p"/>
+          </m:rPr>
+          <m:t>=</m:t>
+        </m:r>
+        <m:r>
+          <m:t>0</m:t>
+        </m:r>
+        <m:r>
+          <m:rPr>
+            <m:sty m:val="p"/>
+          </m:rPr>
+          <m:t>,</m:t>
+        </m:r>
+        <m:r>
+          <m:t>010</m:t>
+        </m:r>
+      </m:oMath>
+      <w:r>
+        <w:t xml:space="preserve">) trong nền kinh tế có biên lãnh đạo nữ mỏng nhất khu vực (7,3%), được đọc thận trọng như chọn lọc số ít cơ sở do nữ điều hành vào các ngách biên thấp chứ</w:t>
+      </w:r>
+      <w:r>
+        <w:t xml:space="preserve"> </w:t>
+      </w:r>
+      <w:r>
+        <w:rPr>
+          <w:bCs/>
+          <w:b/>
+        </w:rPr>
+        <w:t xml:space="preserve">không diễn giải nhân quả</w:t>
+      </w:r>
+      <w:r>
+        <w:t xml:space="preserve">.</w:t>
+      </w:r>
+    </w:p>
+    <w:bookmarkEnd w:id="60"/>
+    <w:bookmarkStart w:id="61" w:name="X36bd9e244b4bfec78bb7e6cf4c835b753985d3a"/>
+    <w:p>
+      <w:pPr>
+        <w:pStyle w:val="Heading3"/>
+      </w:pPr>
+      <w:r>
+        <w:t xml:space="preserve">4.9.3 Dịch chuyển trọng tâm sang biên rộng: ai xuất khẩu</w:t>
+      </w:r>
+    </w:p>
+    <w:p>
+      <w:pPr>
+        <w:pStyle w:val="FirstParagraph"/>
+      </w:pPr>
+      <w:r>
+        <w:t xml:space="preserve">Vì đường cường độ phẳng trong miền quan sát, biến thiên có ý nghĩa nằm ở</w:t>
+      </w:r>
+      <w:r>
+        <w:t xml:space="preserve"> </w:t>
+      </w:r>
+      <w:r>
+        <w:rPr>
+          <w:bCs/>
+          <w:b/>
+        </w:rPr>
+        <w:t xml:space="preserve">ai xuất khẩu</w:t>
+      </w:r>
+      <w:r>
+        <w:t xml:space="preserve">. Mô hình xác suất tuyến tính của tham gia xuất khẩu cho thấy tham gia được chi phối bởi</w:t>
+      </w:r>
+      <w:r>
+        <w:t xml:space="preserve"> </w:t>
+      </w:r>
+      <w:r>
+        <w:rPr>
+          <w:bCs/>
+          <w:b/>
+        </w:rPr>
+        <w:t xml:space="preserve">sở hữu nước ngoài</w:t>
+      </w:r>
+      <w:r>
+        <w:t xml:space="preserve"> </w:t>
+      </w:r>
+      <w:r>
+        <w:t xml:space="preserve">(</w:t>
+      </w:r>
+      <m:oMath>
+        <m:r>
+          <m:rPr>
+            <m:sty m:val="p"/>
+          </m:rPr>
+          <m:t>+</m:t>
+        </m:r>
+        <m:r>
+          <m:t>0</m:t>
+        </m:r>
+        <m:r>
+          <m:rPr>
+            <m:sty m:val="p"/>
+          </m:rPr>
+          <m:t>,</m:t>
+        </m:r>
+        <m:r>
+          <m:t>408</m:t>
+        </m:r>
+      </m:oMath>
+      <w:r>
+        <w:t xml:space="preserve">;</w:t>
+      </w:r>
+      <w:r>
+        <w:t xml:space="preserve"> </w:t>
+      </w:r>
+      <m:oMath>
+        <m:r>
+          <m:t>p</m:t>
+        </m:r>
+        <m:r>
+          <m:rPr>
+            <m:sty m:val="p"/>
+          </m:rPr>
+          <m:t>&lt;</m:t>
+        </m:r>
+        <m:r>
+          <m:t>0</m:t>
+        </m:r>
+        <m:r>
+          <m:rPr>
+            <m:sty m:val="p"/>
+          </m:rPr>
+          <m:t>,</m:t>
+        </m:r>
+        <m:r>
+          <m:t>001</m:t>
+        </m:r>
+      </m:oMath>
+      <w:r>
+        <w:t xml:space="preserve"> </w:t>
+      </w:r>
+      <w:r>
+        <w:t xml:space="preserve">— một cơ sở có ít nhất 10% vốn nước ngoài có xác suất xuất khẩu cao hơn khoảng bốn mươi điểm phần trăm),</w:t>
+      </w:r>
+      <w:r>
+        <w:t xml:space="preserve"> </w:t>
+      </w:r>
+      <w:r>
+        <w:rPr>
+          <w:bCs/>
+          <w:b/>
+        </w:rPr>
+        <w:t xml:space="preserve">năng lực công nghệ</w:t>
+      </w:r>
+      <w:r>
+        <w:t xml:space="preserve"> </w:t>
+      </w:r>
+      <w:r>
+        <w:t xml:space="preserve">(</w:t>
+      </w:r>
+      <m:oMath>
+        <m:r>
+          <m:rPr>
+            <m:sty m:val="p"/>
+          </m:rPr>
+          <m:t>+</m:t>
+        </m:r>
+        <m:r>
+          <m:t>0</m:t>
+        </m:r>
+        <m:r>
+          <m:rPr>
+            <m:sty m:val="p"/>
+          </m:rPr>
+          <m:t>,</m:t>
+        </m:r>
+        <m:r>
+          <m:t>083</m:t>
+        </m:r>
+      </m:oMath>
+      <w:r>
+        <w:t xml:space="preserve"> </w:t>
+      </w:r>
+      <w:r>
+        <w:t xml:space="preserve">trên mỗi độ lệch chuẩn;</w:t>
+      </w:r>
+      <w:r>
+        <w:t xml:space="preserve"> </w:t>
+      </w:r>
+      <m:oMath>
+        <m:r>
+          <m:t>p</m:t>
+        </m:r>
+        <m:r>
+          <m:rPr>
+            <m:sty m:val="p"/>
+          </m:rPr>
+          <m:t>&lt;</m:t>
+        </m:r>
+        <m:r>
+          <m:t>0</m:t>
+        </m:r>
+        <m:r>
+          <m:rPr>
+            <m:sty m:val="p"/>
+          </m:rPr>
+          <m:t>,</m:t>
+        </m:r>
+        <m:r>
+          <m:t>001</m:t>
+        </m:r>
+      </m:oMath>
+      <w:r>
+        <w:t xml:space="preserve">) và</w:t>
+      </w:r>
+      <w:r>
+        <w:t xml:space="preserve"> </w:t>
+      </w:r>
+      <w:r>
+        <w:rPr>
+          <w:bCs/>
+          <w:b/>
+        </w:rPr>
+        <w:t xml:space="preserve">chấp nhận số</w:t>
+      </w:r>
+      <w:r>
+        <w:t xml:space="preserve"> </w:t>
+      </w:r>
+      <w:r>
+        <w:t xml:space="preserve">(</w:t>
+      </w:r>
+      <m:oMath>
+        <m:r>
+          <m:rPr>
+            <m:sty m:val="p"/>
+          </m:rPr>
+          <m:t>+</m:t>
+        </m:r>
+        <m:r>
+          <m:t>0</m:t>
+        </m:r>
+        <m:r>
+          <m:rPr>
+            <m:sty m:val="p"/>
+          </m:rPr>
+          <m:t>,</m:t>
+        </m:r>
+        <m:r>
+          <m:t>046</m:t>
+        </m:r>
+      </m:oMath>
+      <w:r>
+        <w:t xml:space="preserve">;</w:t>
+      </w:r>
+      <w:r>
+        <w:t xml:space="preserve"> </w:t>
+      </w:r>
+      <m:oMath>
+        <m:r>
+          <m:t>p</m:t>
+        </m:r>
+        <m:r>
+          <m:rPr>
+            <m:sty m:val="p"/>
+          </m:rPr>
+          <m:t>=</m:t>
+        </m:r>
+        <m:r>
+          <m:t>0</m:t>
+        </m:r>
+        <m:r>
+          <m:rPr>
+            <m:sty m:val="p"/>
+          </m:rPr>
+          <m:t>,</m:t>
+        </m:r>
+        <m:r>
+          <m:t>005</m:t>
+        </m:r>
+      </m:oMath>
+      <w:r>
+        <w:t xml:space="preserve">); mô hình giải thích</w:t>
+      </w:r>
+      <w:r>
+        <w:t xml:space="preserve"> </w:t>
+      </w:r>
+      <m:oMath>
+        <m:sSup>
+          <m:e>
+            <m:r>
+              <m:t>R</m:t>
+            </m:r>
+          </m:e>
+          <m:sup>
+            <m:r>
+              <m:t>2</m:t>
+            </m:r>
+          </m:sup>
+        </m:sSup>
+        <m:r>
+          <m:rPr>
+            <m:sty m:val="p"/>
+          </m:rPr>
+          <m:t>=</m:t>
+        </m:r>
+        <m:r>
+          <m:t>0</m:t>
+        </m:r>
+        <m:r>
+          <m:rPr>
+            <m:sty m:val="p"/>
+          </m:rPr>
+          <m:t>,</m:t>
+        </m:r>
+        <m:r>
+          <m:t>228</m:t>
+        </m:r>
+      </m:oMath>
+      <w:r>
+        <w:t xml:space="preserve"> </w:t>
+      </w:r>
+      <w:r>
+        <w:t xml:space="preserve">biến thiên cắt ngang của tham gia. Doanh nghiệp xuất khẩu hưởng</w:t>
+      </w:r>
+      <w:r>
+        <w:t xml:space="preserve"> </w:t>
+      </w:r>
+      <w:r>
+        <w:rPr>
+          <w:bCs/>
+          <w:b/>
+        </w:rPr>
+        <w:t xml:space="preserve">phần bù năng suất 25,8%</w:t>
+      </w:r>
+      <w:r>
+        <w:t xml:space="preserve"> </w:t>
+      </w:r>
+      <w:r>
+        <w:t xml:space="preserve">so với doanh nghiệp không xuất khẩu (</w:t>
+      </w:r>
+      <m:oMath>
+        <m:r>
+          <m:t>p</m:t>
+        </m:r>
+        <m:r>
+          <m:rPr>
+            <m:sty m:val="p"/>
+          </m:rPr>
+          <m:t>&lt;</m:t>
+        </m:r>
+        <m:r>
+          <m:t>0</m:t>
+        </m:r>
+        <m:r>
+          <m:rPr>
+            <m:sty m:val="p"/>
+          </m:rPr>
+          <m:t>,</m:t>
+        </m:r>
+        <m:r>
+          <m:t>001</m:t>
+        </m:r>
+      </m:oMath>
+      <w:r>
+        <w:t xml:space="preserve">, kiểm soát sở hữu, tuổi, giới tính và ngành). Đây chính là cơ chế</w:t>
+      </w:r>
+      <w:r>
+        <w:t xml:space="preserve"> </w:t>
+      </w:r>
+      <w:r>
+        <w:rPr>
+          <w:bCs/>
+          <w:b/>
+        </w:rPr>
+        <w:t xml:space="preserve">tự chọn lọc Melitz (2003)</w:t>
+      </w:r>
+      <w:r>
+        <w:t xml:space="preserve"> </w:t>
+      </w:r>
+      <w:r>
+        <w:t xml:space="preserve">ở một nền kinh tế biên giới: tại biên trên của gradient thể chế, câu hỏi ràng buộc không phải doanh nghiệp xuất khẩu</w:t>
+      </w:r>
+      <w:r>
+        <w:t xml:space="preserve"> </w:t>
+      </w:r>
+      <w:r>
+        <w:rPr>
+          <w:iCs/>
+          <w:i/>
+        </w:rPr>
+        <w:t xml:space="preserve">bao nhiêu</w:t>
+      </w:r>
+      <w:r>
+        <w:t xml:space="preserve"> </w:t>
+      </w:r>
+      <w:r>
+        <w:t xml:space="preserve">mà là</w:t>
+      </w:r>
+      <w:r>
+        <w:t xml:space="preserve"> </w:t>
+      </w:r>
+      <w:r>
+        <w:rPr>
+          <w:iCs/>
+          <w:i/>
+        </w:rPr>
+        <w:t xml:space="preserve">có</w:t>
+      </w:r>
+      <w:r>
+        <w:t xml:space="preserve"> </w:t>
+      </w:r>
+      <w:r>
+        <w:t xml:space="preserve">xuất khẩu hay không — lợi ích năng suất của quốc tế hóa vận hành chủ yếu qua ngưỡng tham gia, và các doanh nghiệp vượt ngưỡng là những doanh nghiệp được trang bị năng lực, công nghệ, số và gắn với sở hữu nước ngoài (</w:t>
+      </w:r>
+      <w:r>
+        <w:rPr>
+          <w:bCs/>
+          <w:b/>
+        </w:rPr>
+        <w:t xml:space="preserve">H4 được ủng hộ</w:t>
+      </w:r>
+      <w:r>
+        <w:t xml:space="preserve">). Bằng chứng Nhật Bản do đó vừa hoàn tất phổ ba vùng của khung CDCM ở biên trên, vừa làm rõ rằng cơ chế I–P chuyển từ biên cường độ (ở các chế độ chuyển đổi) sang biên rộng (ở chế độ tiên tiến trưởng thành).</w:t>
+      </w:r>
+    </w:p>
+    <w:bookmarkEnd w:id="61"/>
+    <w:bookmarkEnd w:id="62"/>
+    <w:bookmarkStart w:id="63" w:name="X3f9ed6ea86262c6caa26e51d1f917462628cea6"/>
+    <w:p>
+      <w:pPr>
+        <w:pStyle w:val="Heading2"/>
+      </w:pPr>
+      <w:r>
+        <w:t xml:space="preserve">4.10 Tam giác hóa kết quả cấp doanh nghiệp với bằng chứng vĩ mô độc lập</w:t>
       </w:r>
     </w:p>
     <w:p>
@@ -10155,14 +12258,14 @@
         </w:pict>
       </w:r>
     </w:p>
-    <w:bookmarkEnd w:id="59"/>
-    <w:bookmarkStart w:id="60" w:name="tổng-hợp-kết-quả-theo-hệ-giả-thuyết"/>
+    <w:bookmarkEnd w:id="63"/>
+    <w:bookmarkStart w:id="64" w:name="tổng-hợp-kết-quả-theo-hệ-giả-thuyết"/>
     <w:p>
       <w:pPr>
         <w:pStyle w:val="Heading2"/>
       </w:pPr>
       <w:r>
-        <w:t xml:space="preserve">4.10 Tổng hợp kết quả theo hệ giả thuyết</w:t>
+        <w:t xml:space="preserve">4.11 Tổng hợp kết quả theo hệ giả thuyết</w:t>
       </w:r>
     </w:p>
     <w:p>
@@ -11757,8 +13860,8 @@
         </w:pict>
       </w:r>
     </w:p>
-    <w:bookmarkEnd w:id="60"/>
-    <w:bookmarkStart w:id="61" w:name="X1d7085913fe0d9bf449e1d01e72ec60c4109544"/>
+    <w:bookmarkEnd w:id="64"/>
+    <w:bookmarkStart w:id="65" w:name="X1d7085913fe0d9bf449e1d01e72ec60c4109544"/>
     <w:p>
       <w:pPr>
         <w:pStyle w:val="Heading2"/>
@@ -12134,7 +14237,7 @@
         </w:pict>
       </w:r>
     </w:p>
-    <w:bookmarkEnd w:id="61"/>
+    <w:bookmarkEnd w:id="65"/>
     <w:sectPr>
       <w:pgSz w:h="16838" w:w="11906"/>
       <w:pgMar w:bottom="1417" w:left="1417" w:right="1417" w:top="1417"/>

--- a/dist/luan_an_ctu/chuong_4_ket_qua_vi.docx
+++ b/dist/luan_an_ctu/chuong_4_ket_qua_vi.docx
@@ -1788,7 +1788,7 @@
         <w:t xml:space="preserve">“</w:t>
       </w:r>
       <w:r>
-        <w:t xml:space="preserve">institutional voids</w:t>
+        <w:t xml:space="preserve">khoảng trống thể chế</w:t>
       </w:r>
       <w:r>
         <w:t xml:space="preserve">”</w:t>
@@ -2939,13 +2939,13 @@
       </w:r>
     </w:p>
     <w:bookmarkEnd w:id="29"/>
-    <w:bookmarkStart w:id="30" w:name="X0fe7021f65141f72ccca43dd2595712a4bb11b5"/>
+    <w:bookmarkStart w:id="30" w:name="Xe94b529119c3fd3938f18203d533a55edb6dd3b"/>
     <w:p>
       <w:pPr>
         <w:pStyle w:val="Heading3"/>
       </w:pPr>
       <w:r>
-        <w:t xml:space="preserve">4.2.3 Điều tiết bởi chế độ thể chế: ICRV moderation</w:t>
+        <w:t xml:space="preserve">4.2.3 Điều tiết bởi chế độ thể chế: ICRV điều tiết</w:t>
       </w:r>
     </w:p>
     <w:p>
@@ -3595,7 +3595,7 @@
         </m:r>
       </m:oMath>
       <w:r>
-        <w:t xml:space="preserve">): pooled effect thực</w:t>
+        <w:t xml:space="preserve">): gộp effect thực</w:t>
       </w:r>
       <w:r>
         <w:t xml:space="preserve"> </w:t>
@@ -6514,7 +6514,7 @@
           <w:bCs/>
           <w:b/>
         </w:rPr>
-        <w:t xml:space="preserve">Pooled (toàn mẫu)</w:t>
+        <w:t xml:space="preserve">gộp (toàn mẫu)</w:t>
       </w:r>
       <w:r>
         <w:t xml:space="preserve">: TP = 48,78% FSTS</w:t>
@@ -6529,13 +6529,13 @@
       </w:r>
     </w:p>
     <w:bookmarkEnd w:id="41"/>
-    <w:bookmarkStart w:id="42" w:name="Xe662776ac4ed20d7263c0278e37e5e670eb65fc"/>
+    <w:bookmarkStart w:id="42" w:name="X28c1d9c57eb0f73d2f6207fea4a34aaa44333b8"/>
     <w:p>
       <w:pPr>
         <w:pStyle w:val="Heading3"/>
       </w:pPr>
       <w:r>
-        <w:t xml:space="preserve">4.4.2 Kiểm định tính ổn định theo thời gian: Temporal Stability</w:t>
+        <w:t xml:space="preserve">4.4.2 Kiểm định tính ổn định theo thời gian: tính ổn định theo thời gian</w:t>
       </w:r>
     </w:p>
     <w:p>
@@ -6829,7 +6829,7 @@
         </m:r>
       </m:oMath>
       <w:r>
-        <w:t xml:space="preserve">), cho thấy Technological Capability Index không phát huy vai trò điều tiết đáng kể ở bối cảnh Trung Quốc theo mô hình P5. Tương tự, DAI cũng không cho thấy điều tiết có ý nghĩa trong bối cảnh này. Kết quả null về moderation tại Trung Quốc có thể phản ánh thực tế rằng năng lực công nghệ đã được phân phối tương đối đồng đều hơn trong mẫu doanh nghiệp xuất khẩu Trung Quốc, làm giảm phương sai đủ để phát hiện hiệu ứng điều tiết.</w:t>
+        <w:t xml:space="preserve">), cho thấy Technological Capability Index không phát huy vai trò điều tiết đáng kể ở bối cảnh Trung Quốc theo mô hình P5. Tương tự, DAI cũng không cho thấy điều tiết có ý nghĩa trong bối cảnh này. Kết quả null về điều tiết tại Trung Quốc có thể phản ánh thực tế rằng năng lực công nghệ đã được phân phối tương đối đồng đều hơn trong mẫu doanh nghiệp xuất khẩu Trung Quốc, làm giảm phương sai đủ để phát hiện hiệu ứng điều tiết.</w:t>
       </w:r>
     </w:p>
     <w:bookmarkEnd w:id="43"/>
@@ -10100,7 +10100,7 @@
         <w:pStyle w:val="FirstParagraph"/>
       </w:pPr>
       <w:r>
-        <w:t xml:space="preserve">Điểm uốn được ước lượng riêng cho từng làn sóng và cho pooled:</w:t>
+        <w:t xml:space="preserve">Điểm uốn được ước lượng riêng cho từng làn sóng và cho gộp:</w:t>
       </w:r>
     </w:p>
     <w:tbl>
@@ -10230,7 +10230,7 @@
               <w:jc w:val="left"/>
             </w:pPr>
             <w:r>
-              <w:t xml:space="preserve">Pooled</w:t>
+              <w:t xml:space="preserve">gộp</w:t>
             </w:r>
           </w:p>
         </w:tc>
@@ -15804,7 +15804,7 @@
         <w:pStyle w:val="FirstParagraph"/>
       </w:pPr>
       <w:r>
-        <w:t xml:space="preserve">Đây là phát hiện nổi bật nhất và khác biệt nhất của luận án so với toàn bộ kết quả từ các bối cảnh ICRV khác. Mô hình M1 với country fixed effects và year fixed effects cho:</w:t>
+        <w:t xml:space="preserve">Đây là phát hiện nổi bật nhất và khác biệt nhất của luận án so với toàn bộ kết quả từ các bối cảnh ICRV khác. Mô hình M1 với country hiệu ứng cố định và year hiệu ứng cố định cho:</w:t>
       </w:r>
     </w:p>
     <w:p>
@@ -26223,7 +26223,7 @@
               <w:t xml:space="preserve"> </w:t>
             </w:r>
             <w:r>
-              <w:t xml:space="preserve">(year-FE); exporters-only NS do mẫu nhỏ (N=26)</w:t>
+              <w:t xml:space="preserve">(year-FE); chỉ doanh nghiệp xuất khẩu NS do mẫu nhỏ (N=26)</w:t>
             </w:r>
           </w:p>
         </w:tc>
@@ -26598,7 +26598,7 @@
           <w:iCs/>
           <w:i/>
         </w:rPr>
-        <w:t xml:space="preserve">Winning in emerging markets: A road map for strategy and execution</w:t>
+        <w:t xml:space="preserve">Winning in thị trường mới nổi: A road map for strategy and execution</w:t>
       </w:r>
       <w:r>
         <w:t xml:space="preserve">. Harvard Business Press.</w:t>

--- a/dist/luan_an_ctu/chuong_4_ket_qua_vi.docx
+++ b/dist/luan_an_ctu/chuong_4_ket_qua_vi.docx
@@ -915,7 +915,7 @@
           <w:bCs/>
           <w:b/>
         </w:rPr>
-        <w:t xml:space="preserve">proxy gián tiếp</w:t>
+        <w:t xml:space="preserve">biến đại diện gián tiếp</w:t>
       </w:r>
       <w:r>
         <w:t xml:space="preserve"> </w:t>
@@ -2654,7 +2654,7 @@
         <w:pStyle w:val="BodyText"/>
       </w:pPr>
       <w:r>
-        <w:t xml:space="preserve">Đặc biệt đáng lưu ý, kết quả P6 hoàn toàn nhất quán với baseline meta-analysis đã công bố tại hội nghị ICBEF 2024, với</w:t>
+        <w:t xml:space="preserve">Đặc biệt đáng lưu ý, kết quả P6 hoàn toàn nhất quán với cơ sở meta-analysis đã công bố tại hội nghị ICBEF 2024, với</w:t>
       </w:r>
       <w:r>
         <w:t xml:space="preserve"> </w:t>
@@ -6829,7 +6829,7 @@
         </m:r>
       </m:oMath>
       <w:r>
-        <w:t xml:space="preserve">), cho thấy Technological Capability Index không phát huy vai trò điều tiết đáng kể ở bối cảnh Trung Quốc theo mô hình P5. Tương tự, DAI cũng không cho thấy điều tiết có ý nghĩa trong bối cảnh này. Kết quả null về điều tiết tại Trung Quốc có thể phản ánh thực tế rằng năng lực công nghệ đã được phân phối tương đối đồng đều hơn trong mẫu doanh nghiệp xuất khẩu Trung Quốc, làm giảm phương sai đủ để phát hiện hiệu ứng điều tiết.</w:t>
+        <w:t xml:space="preserve">), cho thấy Technological Capability Index không phát huy vai trò điều tiết đáng kể ở bối cảnh Trung Quốc theo mô hình P5. Tương tự, DAI cũng không cho thấy điều tiết có ý nghĩa trong bối cảnh này. kết quả không có ý nghĩa về điều tiết tại Trung Quốc có thể phản ánh thực tế rằng năng lực công nghệ đã được phân phối tương đối đồng đều hơn trong mẫu doanh nghiệp xuất khẩu Trung Quốc, làm giảm phương sai đủ để phát hiện hiệu ứng điều tiết.</w:t>
       </w:r>
     </w:p>
     <w:bookmarkEnd w:id="43"/>
@@ -16175,7 +16175,7 @@
         <w:t xml:space="preserve">Forced Internationalization Penalty (FIP)</w:t>
       </w:r>
       <w:r>
-        <w:t xml:space="preserve">, gánh nặng quốc tế hóa bắt buộc, một construct lý thuyết mới chưa có trong văn liệu IB trước đây. Cơ chế giải thích gồm ba yếu tố cấu trúc đặc thù của SIDS: (1) thị trường nội địa quá nhỏ, buộc doanh nghiệp SIDS xuất khẩu không phải vì có lợi thế cạnh tranh mà vì nhu cầu nội địa không đủ để duy trì hoạt động; (2) chi phí hậu cần và tiếp cận thị trường cực cao do vị trí địa lý xa xôi và phân tán; và (3) thiếu hỗ trợ thể chế và năng lực xuất khẩu.</w:t>
+        <w:t xml:space="preserve">, gánh nặng quốc tế hóa bắt buộc, một cấu trúc lý thuyết mới chưa có trong văn liệu IB trước đây. Cơ chế giải thích gồm ba yếu tố cấu trúc đặc thù của SIDS: (1) thị trường nội địa quá nhỏ, buộc doanh nghiệp SIDS xuất khẩu không phải vì có lợi thế cạnh tranh mà vì nhu cầu nội địa không đủ để duy trì hoạt động; (2) chi phí hậu cần và tiếp cận thị trường cực cao do vị trí địa lý xa xôi và phân tán; và (3) thiếu hỗ trợ thể chế và năng lực xuất khẩu.</w:t>
       </w:r>
     </w:p>
     <w:p>
@@ -25047,7 +25047,7 @@
               <w:jc w:val="left"/>
             </w:pPr>
             <w:r>
-              <w:t xml:space="preserve">null (Tier-1)</w:t>
+              <w:t xml:space="preserve">không có ý nghĩa (Tier-1)</w:t>
             </w:r>
           </w:p>
         </w:tc>
@@ -25800,7 +25800,7 @@
               <w:t xml:space="preserve">, 50 nền); tương tác đường cong cùng chiều nén nhưng không ý nghĩa toàn mẫu; bằng chứng điều tiết rõ nhất ở bối cảnh đơn quốc gia (P4: FSTS²×DAI = +3,119</w:t>
             </w:r>
             <w:r>
-              <w:t xml:space="preserve">); null tại Việt Nam (Tier-1) tương thích với hạn chế đo lường</w:t>
+              <w:t xml:space="preserve">); không có ý nghĩa tại Việt Nam (Tier-1) tương thích với hạn chế đo lường</w:t>
             </w:r>
           </w:p>
         </w:tc>

--- a/dist/luan_an_ctu/chuong_4_ket_qua_vi.docx
+++ b/dist/luan_an_ctu/chuong_4_ket_qua_vi.docx
@@ -2906,7 +2906,7 @@
         <w:pStyle w:val="FirstParagraph"/>
       </w:pPr>
       <w:r>
-        <w:t xml:space="preserve">Phát hiện này có hàm ý lý thuyết sâu sắc: heterogeneity trong I–P văn liệu xuất phát chủ yếu từ sự biến thiên</w:t>
+        <w:t xml:space="preserve">Phát hiện này có hàm ý lý thuyết sâu sắc: dị biệt trong I–P văn liệu xuất phát chủ yếu từ sự biến thiên</w:t>
       </w:r>
       <w:r>
         <w:t xml:space="preserve"> </w:t>
@@ -3789,7 +3789,7 @@
         <w:t xml:space="preserve">“</w:t>
       </w:r>
       <w:r>
-        <w:t xml:space="preserve">câu đố heterogeneity</w:t>
+        <w:t xml:space="preserve">câu đố dị biệt</w:t>
       </w:r>
       <w:r>
         <w:t xml:space="preserve">”</w:t>
@@ -3821,7 +3821,7 @@
         <w:t xml:space="preserve"> </w:t>
       </w:r>
       <w:r>
-        <w:t xml:space="preserve">giữa các nhóm ICRV, nhưng nó định vị lại kỳ vọng: meta-analysis cấp tổng hợp khó nắm bắt được điều tiết thể chế vì các nghiên cứu sơ cấp hiếm khi báo cáo đủ chi tiết theo chế độ thể chế, và vì vậy bằng chứng cấp doanh nghiệp trực tiếp trên một khung phân loại thể chế nhất quán, như luận án thực hiện, là con đường hữu hiệu hơn để bóc tách heterogeneity so với việc tích lũy thêm meta-analysis trên dữ liệu thứ cấp không đồng nhất.</w:t>
+        <w:t xml:space="preserve">giữa các nhóm ICRV, nhưng nó định vị lại kỳ vọng: meta-analysis cấp tổng hợp khó nắm bắt được điều tiết thể chế vì các nghiên cứu sơ cấp hiếm khi báo cáo đủ chi tiết theo chế độ thể chế, và vì vậy bằng chứng cấp doanh nghiệp trực tiếp trên một khung phân loại thể chế nhất quán, như luận án thực hiện, là con đường hữu hiệu hơn để bóc tách dị biệt so với việc tích lũy thêm meta-analysis trên dữ liệu thứ cấp không đồng nhất.</w:t>
       </w:r>
     </w:p>
     <w:p>

--- a/dist/luan_an_ctu/chuong_4_ket_qua_vi.docx
+++ b/dist/luan_an_ctu/chuong_4_ket_qua_vi.docx
@@ -44,7 +44,7 @@
       </w:r>
     </w:p>
     <w:bookmarkEnd w:id="21"/>
-    <w:bookmarkStart w:id="27" w:name="Xed285cd0261846a13dee28de69c0403b250498d"/>
+    <w:bookmarkStart w:id="49" w:name="Xed285cd0261846a13dee28de69c0403b250498d"/>
     <w:p>
       <w:pPr>
         <w:pStyle w:val="Heading2"/>
@@ -53,7 +53,7 @@
         <w:t xml:space="preserve">4.1 Thực trạng quốc tế hóa và hiệu quả hoạt động kinh doanh tại châu Á</w:t>
       </w:r>
     </w:p>
-    <w:bookmarkStart w:id="22" w:name="Xdc33a1e36e2f3be83736669663a61a68c91d087"/>
+    <w:bookmarkStart w:id="28" w:name="Xdc33a1e36e2f3be83736669663a61a68c91d087"/>
     <w:p>
       <w:pPr>
         <w:pStyle w:val="Heading3"/>
@@ -1053,8 +1053,118 @@
         <w:t xml:space="preserve">; Mục 4.2.3) và gradient điểm uốn theo ICRV của mô hình hồi quy đa quốc gia P7 (Mục 4.6.2). Hai nguồn bằng chứng này bảo đảm bức tranh thực trạng mô tả được neo vào bằng chứng suy diễn nhất quán, thay vì dừng lại ở so sánh trung bình–độ lệch chuẩn.</w:t>
       </w:r>
     </w:p>
-    <w:bookmarkEnd w:id="22"/>
-    <w:bookmarkStart w:id="23" w:name="X8bec3537640f28bf435d79e17219bfe20c234df"/>
+    <w:p>
+      <w:pPr>
+        <w:pStyle w:val="CaptionedFigure"/>
+      </w:pPr>
+      <w:r>
+        <w:drawing>
+          <wp:inline>
+            <wp:extent cx="5753100" cy="3141580"/>
+            <wp:effectExtent b="0" l="0" r="0" t="0"/>
+            <wp:docPr descr="Hình 4.1. Thành phần mẫu gộp theo nhóm ICRV" title="" id="23" name="Picture"/>
+            <a:graphic>
+              <a:graphicData uri="http://schemas.openxmlformats.org/drawingml/2006/picture">
+                <pic:pic>
+                  <pic:nvPicPr>
+                    <pic:cNvPr descr="figures/fig_4_1_pool_composition.png" id="24" name="Picture"/>
+                    <pic:cNvPicPr>
+                      <a:picLocks noChangeArrowheads="1" noChangeAspect="1"/>
+                    </pic:cNvPicPr>
+                  </pic:nvPicPr>
+                  <pic:blipFill>
+                    <a:blip r:embed="rId22"/>
+                    <a:stretch>
+                      <a:fillRect/>
+                    </a:stretch>
+                  </pic:blipFill>
+                  <pic:spPr bwMode="auto">
+                    <a:xfrm>
+                      <a:off x="0" y="0"/>
+                      <a:ext cx="5753100" cy="3141580"/>
+                    </a:xfrm>
+                    <a:prstGeom prst="rect">
+                      <a:avLst/>
+                    </a:prstGeom>
+                    <a:noFill/>
+                    <a:ln w="9525">
+                      <a:noFill/>
+                      <a:headEnd/>
+                      <a:tailEnd/>
+                    </a:ln>
+                  </pic:spPr>
+                </pic:pic>
+              </a:graphicData>
+            </a:graphic>
+          </wp:inline>
+        </w:drawing>
+      </w:r>
+    </w:p>
+    <w:p>
+      <w:pPr>
+        <w:pStyle w:val="ImageCaption"/>
+      </w:pPr>
+      <w:r>
+        <w:t xml:space="preserve">Hình 4.1. Thành phần mẫu gộp theo nhóm ICRV</w:t>
+      </w:r>
+    </w:p>
+    <w:p>
+      <w:pPr>
+        <w:pStyle w:val="CaptionedFigure"/>
+      </w:pPr>
+      <w:r>
+        <w:drawing>
+          <wp:inline>
+            <wp:extent cx="5753100" cy="2577276"/>
+            <wp:effectExtent b="0" l="0" r="0" t="0"/>
+            <wp:docPr descr="Hình 4.2. Quy mô mẫu gộp theo năm khảo sát" title="" id="26" name="Picture"/>
+            <a:graphic>
+              <a:graphicData uri="http://schemas.openxmlformats.org/drawingml/2006/picture">
+                <pic:pic>
+                  <pic:nvPicPr>
+                    <pic:cNvPr descr="figures/fig_4_0_pool_by_year.png" id="27" name="Picture"/>
+                    <pic:cNvPicPr>
+                      <a:picLocks noChangeArrowheads="1" noChangeAspect="1"/>
+                    </pic:cNvPicPr>
+                  </pic:nvPicPr>
+                  <pic:blipFill>
+                    <a:blip r:embed="rId25"/>
+                    <a:stretch>
+                      <a:fillRect/>
+                    </a:stretch>
+                  </pic:blipFill>
+                  <pic:spPr bwMode="auto">
+                    <a:xfrm>
+                      <a:off x="0" y="0"/>
+                      <a:ext cx="5753100" cy="2577276"/>
+                    </a:xfrm>
+                    <a:prstGeom prst="rect">
+                      <a:avLst/>
+                    </a:prstGeom>
+                    <a:noFill/>
+                    <a:ln w="9525">
+                      <a:noFill/>
+                      <a:headEnd/>
+                      <a:tailEnd/>
+                    </a:ln>
+                  </pic:spPr>
+                </pic:pic>
+              </a:graphicData>
+            </a:graphic>
+          </wp:inline>
+        </w:drawing>
+      </w:r>
+    </w:p>
+    <w:p>
+      <w:pPr>
+        <w:pStyle w:val="ImageCaption"/>
+      </w:pPr>
+      <w:r>
+        <w:t xml:space="preserve">Hình 4.2. Quy mô mẫu gộp theo năm khảo sát</w:t>
+      </w:r>
+    </w:p>
+    <w:bookmarkEnd w:id="28"/>
+    <w:bookmarkStart w:id="32" w:name="X8bec3537640f28bf435d79e17219bfe20c234df"/>
     <w:p>
       <w:pPr>
         <w:pStyle w:val="Heading3"/>
@@ -1079,8 +1189,63 @@
         <w:t xml:space="preserve">Cường độ quốc tế hóa (FSTS trung bình, tính trên toàn mẫu gồm cả doanh nghiệp không xuất khẩu) dao động từ 6,3% (SIDS) đến 10,3% (Upper-middle), với mức trung bình khu vực khoảng 8,8%. Điều đáng chú ý là Upper-middle và Advanced có cùng FSTS trung bình (~10%) nhưng cơ chế xuất khẩu hoàn toàn khác: Advanced chủ yếu dịch vụ và hàng hóa hàm lượng tri thức cao; Upper-middle chủ yếu sản xuất theo chuỗi giá trị toàn cầu với biên lợi nhuận khác nhau.</w:t>
       </w:r>
     </w:p>
-    <w:bookmarkEnd w:id="23"/>
-    <w:bookmarkStart w:id="24" w:name="thực-trạng-năng-lực-số-và-công-nghệ"/>
+    <w:p>
+      <w:pPr>
+        <w:pStyle w:val="CaptionedFigure"/>
+      </w:pPr>
+      <w:r>
+        <w:drawing>
+          <wp:inline>
+            <wp:extent cx="5753100" cy="2590690"/>
+            <wp:effectExtent b="0" l="0" r="0" t="0"/>
+            <wp:docPr descr="Hình 4.3. Quỹ đạo tăng trưởng theo nhóm ICRV" title="" id="30" name="Picture"/>
+            <a:graphic>
+              <a:graphicData uri="http://schemas.openxmlformats.org/drawingml/2006/picture">
+                <pic:pic>
+                  <pic:nvPicPr>
+                    <pic:cNvPr descr="figures/fig_4_4_growth_pathway.png" id="31" name="Picture"/>
+                    <pic:cNvPicPr>
+                      <a:picLocks noChangeArrowheads="1" noChangeAspect="1"/>
+                    </pic:cNvPicPr>
+                  </pic:nvPicPr>
+                  <pic:blipFill>
+                    <a:blip r:embed="rId29"/>
+                    <a:stretch>
+                      <a:fillRect/>
+                    </a:stretch>
+                  </pic:blipFill>
+                  <pic:spPr bwMode="auto">
+                    <a:xfrm>
+                      <a:off x="0" y="0"/>
+                      <a:ext cx="5753100" cy="2590690"/>
+                    </a:xfrm>
+                    <a:prstGeom prst="rect">
+                      <a:avLst/>
+                    </a:prstGeom>
+                    <a:noFill/>
+                    <a:ln w="9525">
+                      <a:noFill/>
+                      <a:headEnd/>
+                      <a:tailEnd/>
+                    </a:ln>
+                  </pic:spPr>
+                </pic:pic>
+              </a:graphicData>
+            </a:graphic>
+          </wp:inline>
+        </w:drawing>
+      </w:r>
+    </w:p>
+    <w:p>
+      <w:pPr>
+        <w:pStyle w:val="ImageCaption"/>
+      </w:pPr>
+      <w:r>
+        <w:t xml:space="preserve">Hình 4.3. Quỹ đạo tăng trưởng theo nhóm ICRV</w:t>
+      </w:r>
+    </w:p>
+    <w:bookmarkEnd w:id="32"/>
+    <w:bookmarkStart w:id="36" w:name="thực-trạng-năng-lực-số-và-công-nghệ"/>
     <w:p>
       <w:pPr>
         <w:pStyle w:val="Heading3"/>
@@ -1764,8 +1929,63 @@
         <w:t xml:space="preserve">còn lại mang tính chọn lọc đặc thù, nên hệ số đo được phản ánh giới hạn của thước đo Tier-1 nhiều hơn là giới hạn của số hóa, một vấn đề đo lường cần phân biệt với quan hệ nhân quả thực.</w:t>
       </w:r>
     </w:p>
-    <w:bookmarkEnd w:id="24"/>
-    <w:bookmarkStart w:id="25" w:name="Xb62897d6a910d3bf4cd9f1b24b608b7e1128a7f"/>
+    <w:p>
+      <w:pPr>
+        <w:pStyle w:val="CaptionedFigure"/>
+      </w:pPr>
+      <w:r>
+        <w:drawing>
+          <wp:inline>
+            <wp:extent cx="5753100" cy="3545232"/>
+            <wp:effectExtent b="0" l="0" r="0" t="0"/>
+            <wp:docPr descr="Hình 4.4. Phân bố quy mô doanh nghiệp theo nhóm ICRV" title="" id="34" name="Picture"/>
+            <a:graphic>
+              <a:graphicData uri="http://schemas.openxmlformats.org/drawingml/2006/picture">
+                <pic:pic>
+                  <pic:nvPicPr>
+                    <pic:cNvPr descr="figures/fig_4_6_firm_size.png" id="35" name="Picture"/>
+                    <pic:cNvPicPr>
+                      <a:picLocks noChangeArrowheads="1" noChangeAspect="1"/>
+                    </pic:cNvPicPr>
+                  </pic:nvPicPr>
+                  <pic:blipFill>
+                    <a:blip r:embed="rId33"/>
+                    <a:stretch>
+                      <a:fillRect/>
+                    </a:stretch>
+                  </pic:blipFill>
+                  <pic:spPr bwMode="auto">
+                    <a:xfrm>
+                      <a:off x="0" y="0"/>
+                      <a:ext cx="5753100" cy="3545232"/>
+                    </a:xfrm>
+                    <a:prstGeom prst="rect">
+                      <a:avLst/>
+                    </a:prstGeom>
+                    <a:noFill/>
+                    <a:ln w="9525">
+                      <a:noFill/>
+                      <a:headEnd/>
+                      <a:tailEnd/>
+                    </a:ln>
+                  </pic:spPr>
+                </pic:pic>
+              </a:graphicData>
+            </a:graphic>
+          </wp:inline>
+        </w:drawing>
+      </w:r>
+    </w:p>
+    <w:p>
+      <w:pPr>
+        <w:pStyle w:val="ImageCaption"/>
+      </w:pPr>
+      <w:r>
+        <w:t xml:space="preserve">Hình 4.4. Phân bố quy mô doanh nghiệp theo nhóm ICRV</w:t>
+      </w:r>
+    </w:p>
+    <w:bookmarkEnd w:id="36"/>
+    <w:bookmarkStart w:id="37" w:name="Xb62897d6a910d3bf4cd9f1b24b608b7e1128a7f"/>
     <w:p>
       <w:pPr>
         <w:pStyle w:val="Heading3"/>
@@ -1800,8 +2020,8 @@
         <w:t xml:space="preserve">(Khanna &amp; Palepu, 2010) tạo ra chi phí giao dịch bổ sung cho doanh nghiệp khi mở rộng hoạt động ra ngoài biên giới. Sự hiện diện đồng thời của nhiều voids tại Emerging và SIDS giải thích tại sao quan hệ I–P ở các nhóm này yếu hoặc âm.</w:t>
       </w:r>
     </w:p>
-    <w:bookmarkEnd w:id="25"/>
-    <w:bookmarkStart w:id="26" w:name="X31dbb247e18ca668fe6216e3f13d76006df1ea1"/>
+    <w:bookmarkEnd w:id="37"/>
+    <w:bookmarkStart w:id="38" w:name="X31dbb247e18ca668fe6216e3f13d76006df1ea1"/>
     <w:p>
       <w:pPr>
         <w:pStyle w:val="Heading3"/>
@@ -2555,24 +2775,14 @@
         </w:pict>
       </w:r>
     </w:p>
-    <w:bookmarkEnd w:id="26"/>
-    <w:bookmarkEnd w:id="27"/>
-    <w:bookmarkStart w:id="32" w:name="Xe0084a7c2f7e752cafc4091ca0758f37f91bfa0"/>
-    <w:p>
-      <w:pPr>
-        <w:pStyle w:val="Heading2"/>
-      </w:pPr>
-      <w:r>
-        <w:t xml:space="preserve">4.2 Kết quả tổng hợp định lượng: Meta-analysis ba tầng (P6)</w:t>
-      </w:r>
-    </w:p>
-    <w:bookmarkStart w:id="28" w:name="chỉ-số-hiệu-ứng-tổng-hợp"/>
+    <w:bookmarkEnd w:id="38"/>
+    <w:bookmarkStart w:id="48" w:name="Xa7d4e14564d57b0a9bb7f3939becc5ff181d680"/>
     <w:p>
       <w:pPr>
         <w:pStyle w:val="Heading3"/>
       </w:pPr>
       <w:r>
-        <w:t xml:space="preserve">4.2.1 Chỉ số hiệu ứng tổng hợp</w:t>
+        <w:t xml:space="preserve">4.1.6 So sánh xuyên nhóm ICRV: gradient tương quan và độ phân tán hiệu quả</w:t>
       </w:r>
     </w:p>
     <w:p>
@@ -2580,43 +2790,17 @@
         <w:pStyle w:val="FirstParagraph"/>
       </w:pPr>
       <w:r>
-        <w:t xml:space="preserve">Phân tích meta-analytic tổng hợp ba tầng (three-level multilevel meta-analysis, MARA) được tiến hành trên tập dữ liệu gồm</w:t>
-      </w:r>
-      <w:r>
-        <w:t xml:space="preserve"> </w:t>
-      </w:r>
-      <m:oMath>
-        <m:r>
-          <m:t>k</m:t>
-        </m:r>
-        <m:r>
-          <m:rPr>
-            <m:sty m:val="p"/>
-          </m:rPr>
-          <m:t>=</m:t>
-        </m:r>
-        <m:r>
-          <m:t>238</m:t>
-        </m:r>
-      </m:oMath>
-      <w:r>
-        <w:t xml:space="preserve"> </w:t>
-      </w:r>
-      <w:r>
-        <w:t xml:space="preserve">nghiên cứu với tổng cộng K = 288 effect sizes đa dạng theo vùng địa lý, giai đoạn và phương pháp. Kết quả cho thấy hiệu ứng tổng hợp (pooled correlation) là</w:t>
-      </w:r>
-      <w:r>
-        <w:t xml:space="preserve"> </w:t>
-      </w:r>
-      <m:oMath>
-        <m:r>
-          <m:t>r</m:t>
-        </m:r>
-        <m:r>
-          <m:rPr>
-            <m:sty m:val="p"/>
-          </m:rPr>
-          <m:t>=</m:t>
+        <w:t xml:space="preserve">Khi đặt cạnh nhau toàn bộ các chỉ báo mô tả theo sáu nhóm ICRV, một bức tranh có cấu trúc nổi lên trong đó cường độ và đôi khi cả dấu của các tương quan thô biến thiên theo chiều suy yếu của thể chế. Hệ số tương quan Pearson giữa năng suất lao động chuẩn hóa và cường độ quốc tế hóa giảm đơn điệu theo gradient thể chế: từ</w:t>
+      </w:r>
+      <w:r>
+        <w:t xml:space="preserve"> </w:t>
+      </w:r>
+      <m:oMath>
+        <m:r>
+          <m:rPr>
+            <m:sty m:val="p"/>
+          </m:rPr>
+          <m:t>+</m:t>
         </m:r>
         <m:r>
           <m:t>0</m:t>
@@ -2628,25 +2812,208 @@
           <m:t>,</m:t>
         </m:r>
         <m:r>
-          <m:t>074</m:t>
-        </m:r>
-      </m:oMath>
-      <w:r>
-        <w:t xml:space="preserve">, với khoảng tin cậy 95% dương và có ý nghĩa thống kê. Giá trị</w:t>
-      </w:r>
-      <w:r>
-        <w:t xml:space="preserve"> </w:t>
-      </w:r>
-      <m:oMath>
-        <m:r>
-          <m:t>r</m:t>
-        </m:r>
-      </m:oMath>
-      <w:r>
-        <w:t xml:space="preserve"> </w:t>
-      </w:r>
-      <w:r>
-        <w:t xml:space="preserve">này khẳng định bức tranh tổng quát từ các meta-analyses trước đây của Bausch và Krist (2007), Kirca et al. (2012), Marano et al. (2016) và Arte và Larimo (2022): mối quan hệ tổng hợp giữa quốc tế hóa và hiệu quả hoạt động là dương nhưng có biên độ khiêm tốn.</w:t>
+          <m:t>139</m:t>
+        </m:r>
+      </m:oMath>
+      <w:r>
+        <w:t xml:space="preserve"> </w:t>
+      </w:r>
+      <w:r>
+        <w:t xml:space="preserve">ở Nhóm I, qua</w:t>
+      </w:r>
+      <w:r>
+        <w:t xml:space="preserve"> </w:t>
+      </w:r>
+      <m:oMath>
+        <m:r>
+          <m:rPr>
+            <m:sty m:val="p"/>
+          </m:rPr>
+          <m:t>+</m:t>
+        </m:r>
+        <m:r>
+          <m:t>0</m:t>
+        </m:r>
+        <m:r>
+          <m:rPr>
+            <m:sty m:val="p"/>
+          </m:rPr>
+          <m:t>,</m:t>
+        </m:r>
+        <m:r>
+          <m:t>131</m:t>
+        </m:r>
+      </m:oMath>
+      <w:r>
+        <w:t xml:space="preserve"> </w:t>
+      </w:r>
+      <w:r>
+        <w:t xml:space="preserve">ở Nhóm II,</w:t>
+      </w:r>
+      <w:r>
+        <w:t xml:space="preserve"> </w:t>
+      </w:r>
+      <m:oMath>
+        <m:r>
+          <m:rPr>
+            <m:sty m:val="p"/>
+          </m:rPr>
+          <m:t>+</m:t>
+        </m:r>
+        <m:r>
+          <m:t>0</m:t>
+        </m:r>
+        <m:r>
+          <m:rPr>
+            <m:sty m:val="p"/>
+          </m:rPr>
+          <m:t>,</m:t>
+        </m:r>
+        <m:r>
+          <m:t>094</m:t>
+        </m:r>
+      </m:oMath>
+      <w:r>
+        <w:t xml:space="preserve"> </w:t>
+      </w:r>
+      <w:r>
+        <w:t xml:space="preserve">ở Nhóm III,</w:t>
+      </w:r>
+      <w:r>
+        <w:t xml:space="preserve"> </w:t>
+      </w:r>
+      <m:oMath>
+        <m:r>
+          <m:rPr>
+            <m:sty m:val="p"/>
+          </m:rPr>
+          <m:t>+</m:t>
+        </m:r>
+        <m:r>
+          <m:t>0</m:t>
+        </m:r>
+        <m:r>
+          <m:rPr>
+            <m:sty m:val="p"/>
+          </m:rPr>
+          <m:t>,</m:t>
+        </m:r>
+        <m:r>
+          <m:t>047</m:t>
+        </m:r>
+      </m:oMath>
+      <w:r>
+        <w:t xml:space="preserve"> </w:t>
+      </w:r>
+      <w:r>
+        <w:t xml:space="preserve">ở Nhóm IV,</w:t>
+      </w:r>
+      <w:r>
+        <w:t xml:space="preserve"> </w:t>
+      </w:r>
+      <m:oMath>
+        <m:r>
+          <m:rPr>
+            <m:sty m:val="p"/>
+          </m:rPr>
+          <m:t>+</m:t>
+        </m:r>
+        <m:r>
+          <m:t>0</m:t>
+        </m:r>
+        <m:r>
+          <m:rPr>
+            <m:sty m:val="p"/>
+          </m:rPr>
+          <m:t>,</m:t>
+        </m:r>
+        <m:r>
+          <m:t>018</m:t>
+        </m:r>
+      </m:oMath>
+      <w:r>
+        <w:t xml:space="preserve"> </w:t>
+      </w:r>
+      <w:r>
+        <w:t xml:space="preserve">ở Nhóm V, rồi mất ý nghĩa thống kê và đổi dấu ở SIDS (</w:t>
+      </w:r>
+      <m:oMath>
+        <m:r>
+          <m:rPr>
+            <m:sty m:val="p"/>
+          </m:rPr>
+          <m:t>−</m:t>
+        </m:r>
+        <m:r>
+          <m:t>0</m:t>
+        </m:r>
+        <m:r>
+          <m:rPr>
+            <m:sty m:val="p"/>
+          </m:rPr>
+          <m:t>,</m:t>
+        </m:r>
+        <m:r>
+          <m:t>009</m:t>
+        </m:r>
+      </m:oMath>
+      <w:r>
+        <w:t xml:space="preserve">, không có ý nghĩa). Mô thức này cho thấy quan hệ thô giữa quốc tế hóa và năng suất gần như biến mất ở các môi trường thể chế yếu, gợi ý một quan hệ phi tuyến và bị điều tiết thay vì một hiệu ứng tuyến tính phổ quát; SIDS là ngoại lệ duy nhất về dấu, nhất quán với giả thuyết chi phí buộc phải quốc tế hóa, theo đó doanh nghiệp đảo nhỏ xuất khẩu vì bắt buộc chứ không phải vì được chọn lọc theo năng suất.</w:t>
+      </w:r>
+    </w:p>
+    <w:p>
+      <w:pPr>
+        <w:pStyle w:val="CaptionedFigure"/>
+      </w:pPr>
+      <w:r>
+        <w:drawing>
+          <wp:inline>
+            <wp:extent cx="5753100" cy="3287485"/>
+            <wp:effectExtent b="0" l="0" r="0" t="0"/>
+            <wp:docPr descr="Hình 4.5. Gradient năng lực công nghệ theo sáu nhóm ICRV" title="" id="40" name="Picture"/>
+            <a:graphic>
+              <a:graphicData uri="http://schemas.openxmlformats.org/drawingml/2006/picture">
+                <pic:pic>
+                  <pic:nvPicPr>
+                    <pic:cNvPr descr="figures/fig_icrv_capability_gradient.png" id="41" name="Picture"/>
+                    <pic:cNvPicPr>
+                      <a:picLocks noChangeArrowheads="1" noChangeAspect="1"/>
+                    </pic:cNvPicPr>
+                  </pic:nvPicPr>
+                  <pic:blipFill>
+                    <a:blip r:embed="rId39"/>
+                    <a:stretch>
+                      <a:fillRect/>
+                    </a:stretch>
+                  </pic:blipFill>
+                  <pic:spPr bwMode="auto">
+                    <a:xfrm>
+                      <a:off x="0" y="0"/>
+                      <a:ext cx="5753100" cy="3287485"/>
+                    </a:xfrm>
+                    <a:prstGeom prst="rect">
+                      <a:avLst/>
+                    </a:prstGeom>
+                    <a:noFill/>
+                    <a:ln w="9525">
+                      <a:noFill/>
+                      <a:headEnd/>
+                      <a:tailEnd/>
+                    </a:ln>
+                  </pic:spPr>
+                </pic:pic>
+              </a:graphicData>
+            </a:graphic>
+          </wp:inline>
+        </w:drawing>
+      </w:r>
+    </w:p>
+    <w:p>
+      <w:pPr>
+        <w:pStyle w:val="ImageCaption"/>
+      </w:pPr>
+      <w:r>
+        <w:t xml:space="preserve">Hình 4.5. Gradient năng lực công nghệ theo sáu nhóm ICRV</w:t>
       </w:r>
     </w:p>
     <w:p>
@@ -2654,6 +3021,723 @@
         <w:pStyle w:val="BodyText"/>
       </w:pPr>
       <w:r>
+        <w:t xml:space="preserve">Ngược với gradient của quốc tế hóa, năng lực công nghệ là yếu tố tương quan mạnh và đồng đều nhất ở mọi nhóm, dao động từ</w:t>
+      </w:r>
+      <w:r>
+        <w:t xml:space="preserve"> </w:t>
+      </w:r>
+      <m:oMath>
+        <m:r>
+          <m:rPr>
+            <m:sty m:val="p"/>
+          </m:rPr>
+          <m:t>+</m:t>
+        </m:r>
+        <m:r>
+          <m:t>0</m:t>
+        </m:r>
+        <m:r>
+          <m:rPr>
+            <m:sty m:val="p"/>
+          </m:rPr>
+          <m:t>,</m:t>
+        </m:r>
+        <m:r>
+          <m:t>117</m:t>
+        </m:r>
+      </m:oMath>
+      <w:r>
+        <w:t xml:space="preserve"> </w:t>
+      </w:r>
+      <w:r>
+        <w:t xml:space="preserve">ở SIDS đến</w:t>
+      </w:r>
+      <w:r>
+        <w:t xml:space="preserve"> </w:t>
+      </w:r>
+      <m:oMath>
+        <m:r>
+          <m:rPr>
+            <m:sty m:val="p"/>
+          </m:rPr>
+          <m:t>+</m:t>
+        </m:r>
+        <m:r>
+          <m:t>0</m:t>
+        </m:r>
+        <m:r>
+          <m:rPr>
+            <m:sty m:val="p"/>
+          </m:rPr>
+          <m:t>,</m:t>
+        </m:r>
+        <m:r>
+          <m:t>240</m:t>
+        </m:r>
+      </m:oMath>
+      <w:r>
+        <w:t xml:space="preserve"> </w:t>
+      </w:r>
+      <w:r>
+        <w:t xml:space="preserve">ở Nhóm III, củng cố cách đọc rằng năng lực công nghệ nền tảng là một yếu tố dịch chuyển mức năng suất có tính phổ quát chứ không phụ thuộc chế độ thể chế. Tương quan của sở hữu nước ngoài dương ở mọi nhóm nhưng mạnh hơn ở hai cực của phổ thể chế (Nhóm I</w:t>
+      </w:r>
+      <w:r>
+        <w:t xml:space="preserve"> </w:t>
+      </w:r>
+      <m:oMath>
+        <m:r>
+          <m:rPr>
+            <m:sty m:val="p"/>
+          </m:rPr>
+          <m:t>+</m:t>
+        </m:r>
+        <m:r>
+          <m:t>0</m:t>
+        </m:r>
+        <m:r>
+          <m:rPr>
+            <m:sty m:val="p"/>
+          </m:rPr>
+          <m:t>,</m:t>
+        </m:r>
+        <m:r>
+          <m:t>104</m:t>
+        </m:r>
+      </m:oMath>
+      <w:r>
+        <w:t xml:space="preserve"> </w:t>
+      </w:r>
+      <w:r>
+        <w:t xml:space="preserve">và SIDS</w:t>
+      </w:r>
+      <w:r>
+        <w:t xml:space="preserve"> </w:t>
+      </w:r>
+      <m:oMath>
+        <m:r>
+          <m:rPr>
+            <m:sty m:val="p"/>
+          </m:rPr>
+          <m:t>+</m:t>
+        </m:r>
+        <m:r>
+          <m:t>0</m:t>
+        </m:r>
+        <m:r>
+          <m:rPr>
+            <m:sty m:val="p"/>
+          </m:rPr>
+          <m:t>,</m:t>
+        </m:r>
+        <m:r>
+          <m:t>122</m:t>
+        </m:r>
+      </m:oMath>
+      <w:r>
+        <w:t xml:space="preserve">), phản ánh hai cơ chế đầu tư trực tiếp khác nhau đã nêu ở Mục 4.1.1: trung tâm khu vực của doanh nghiệp đa quốc gia tại nhóm tiên tiến so với đầu tư ngoại sinh hướng du lịch và viễn thông tại các đảo nhỏ.</w:t>
+      </w:r>
+    </w:p>
+    <w:p>
+      <w:pPr>
+        <w:pStyle w:val="CaptionedFigure"/>
+      </w:pPr>
+      <w:r>
+        <w:drawing>
+          <wp:inline>
+            <wp:extent cx="5753100" cy="3401496"/>
+            <wp:effectExtent b="0" l="0" r="0" t="0"/>
+            <wp:docPr descr="Hình 4.6. Phân bố mật độ năng suất lao động theo nhóm ICRV" title="" id="43" name="Picture"/>
+            <a:graphic>
+              <a:graphicData uri="http://schemas.openxmlformats.org/drawingml/2006/picture">
+                <pic:pic>
+                  <pic:nvPicPr>
+                    <pic:cNvPr descr="figures/fig_4_2_productivity_density.png" id="44" name="Picture"/>
+                    <pic:cNvPicPr>
+                      <a:picLocks noChangeArrowheads="1" noChangeAspect="1"/>
+                    </pic:cNvPicPr>
+                  </pic:nvPicPr>
+                  <pic:blipFill>
+                    <a:blip r:embed="rId42"/>
+                    <a:stretch>
+                      <a:fillRect/>
+                    </a:stretch>
+                  </pic:blipFill>
+                  <pic:spPr bwMode="auto">
+                    <a:xfrm>
+                      <a:off x="0" y="0"/>
+                      <a:ext cx="5753100" cy="3401496"/>
+                    </a:xfrm>
+                    <a:prstGeom prst="rect">
+                      <a:avLst/>
+                    </a:prstGeom>
+                    <a:noFill/>
+                    <a:ln w="9525">
+                      <a:noFill/>
+                      <a:headEnd/>
+                      <a:tailEnd/>
+                    </a:ln>
+                  </pic:spPr>
+                </pic:pic>
+              </a:graphicData>
+            </a:graphic>
+          </wp:inline>
+        </w:drawing>
+      </w:r>
+    </w:p>
+    <w:p>
+      <w:pPr>
+        <w:pStyle w:val="ImageCaption"/>
+      </w:pPr>
+      <w:r>
+        <w:t xml:space="preserve">Hình 4.6. Phân bố mật độ năng suất lao động theo nhóm ICRV</w:t>
+      </w:r>
+    </w:p>
+    <w:p>
+      <w:pPr>
+        <w:pStyle w:val="BodyText"/>
+      </w:pPr>
+      <w:r>
+        <w:t xml:space="preserve">Độ phân tán hiệu quả cũng thể hiện gradient thể chế rõ rệt khi đo bằng các tỷ số phân vị bất biến với đơn vị tiền tệ. Tỷ số liên tứ phân vị</w:t>
+      </w:r>
+      <w:r>
+        <w:t xml:space="preserve"> </w:t>
+      </w:r>
+      <m:oMath>
+        <m:r>
+          <m:t>P</m:t>
+        </m:r>
+        <m:r>
+          <m:t>75</m:t>
+        </m:r>
+        <m:r>
+          <m:rPr>
+            <m:sty m:val="p"/>
+          </m:rPr>
+          <m:t>/</m:t>
+        </m:r>
+        <m:r>
+          <m:t>P</m:t>
+        </m:r>
+        <m:r>
+          <m:t>25</m:t>
+        </m:r>
+      </m:oMath>
+      <w:r>
+        <w:t xml:space="preserve"> </w:t>
+      </w:r>
+      <w:r>
+        <w:t xml:space="preserve">của năng suất tăng từ</w:t>
+      </w:r>
+      <w:r>
+        <w:t xml:space="preserve"> </w:t>
+      </w:r>
+      <m:oMath>
+        <m:r>
+          <m:t>3</m:t>
+        </m:r>
+        <m:r>
+          <m:rPr>
+            <m:sty m:val="p"/>
+          </m:rPr>
+          <m:t>,</m:t>
+        </m:r>
+        <m:r>
+          <m:t>4</m:t>
+        </m:r>
+      </m:oMath>
+      <w:r>
+        <w:t xml:space="preserve"> </w:t>
+      </w:r>
+      <w:r>
+        <w:t xml:space="preserve">lần ở Nhóm I lên</w:t>
+      </w:r>
+      <w:r>
+        <w:t xml:space="preserve"> </w:t>
+      </w:r>
+      <m:oMath>
+        <m:r>
+          <m:t>5</m:t>
+        </m:r>
+        <m:r>
+          <m:rPr>
+            <m:sty m:val="p"/>
+          </m:rPr>
+          <m:t>,</m:t>
+        </m:r>
+        <m:r>
+          <m:t>8</m:t>
+        </m:r>
+      </m:oMath>
+      <w:r>
+        <w:t xml:space="preserve"> </w:t>
+      </w:r>
+      <w:r>
+        <w:t xml:space="preserve">lần ở Nhóm V, một mô thức song hành với tỷ số</w:t>
+      </w:r>
+      <w:r>
+        <w:t xml:space="preserve"> </w:t>
+      </w:r>
+      <m:oMath>
+        <m:r>
+          <m:t>P</m:t>
+        </m:r>
+        <m:r>
+          <m:t>90</m:t>
+        </m:r>
+        <m:r>
+          <m:rPr>
+            <m:sty m:val="p"/>
+          </m:rPr>
+          <m:t>/</m:t>
+        </m:r>
+        <m:r>
+          <m:t>P</m:t>
+        </m:r>
+        <m:r>
+          <m:t>10</m:t>
+        </m:r>
+      </m:oMath>
+      <w:r>
+        <w:t xml:space="preserve"> </w:t>
+      </w:r>
+      <w:r>
+        <w:t xml:space="preserve">đã trình bày ở Bảng 4.1. Bổ sung cho thước đo phân tán, mức sinh lời cũng mỏng dần theo chiều thể chế yếu: tỷ suất sinh lời trên doanh thu trung vị giảm từ</w:t>
+      </w:r>
+      <w:r>
+        <w:t xml:space="preserve"> </w:t>
+      </w:r>
+      <m:oMath>
+        <m:r>
+          <m:t>0</m:t>
+        </m:r>
+        <m:r>
+          <m:rPr>
+            <m:sty m:val="p"/>
+          </m:rPr>
+          <m:t>,</m:t>
+        </m:r>
+        <m:r>
+          <m:t>50</m:t>
+        </m:r>
+      </m:oMath>
+      <w:r>
+        <w:t xml:space="preserve"> </w:t>
+      </w:r>
+      <w:r>
+        <w:t xml:space="preserve">ở Nhóm I xuống</w:t>
+      </w:r>
+      <w:r>
+        <w:t xml:space="preserve"> </w:t>
+      </w:r>
+      <m:oMath>
+        <m:r>
+          <m:t>0</m:t>
+        </m:r>
+        <m:r>
+          <m:rPr>
+            <m:sty m:val="p"/>
+          </m:rPr>
+          <m:t>,</m:t>
+        </m:r>
+        <m:r>
+          <m:t>45</m:t>
+        </m:r>
+      </m:oMath>
+      <w:r>
+        <w:t xml:space="preserve"> </w:t>
+      </w:r>
+      <w:r>
+        <w:t xml:space="preserve">ở Nhóm III rồi</w:t>
+      </w:r>
+      <w:r>
+        <w:t xml:space="preserve"> </w:t>
+      </w:r>
+      <m:oMath>
+        <m:r>
+          <m:t>0</m:t>
+        </m:r>
+        <m:r>
+          <m:rPr>
+            <m:sty m:val="p"/>
+          </m:rPr>
+          <m:t>,</m:t>
+        </m:r>
+        <m:r>
+          <m:t>35</m:t>
+        </m:r>
+      </m:oMath>
+      <w:r>
+        <w:t xml:space="preserve"> </w:t>
+      </w:r>
+      <w:r>
+        <w:t xml:space="preserve">ở Nhóm IV, nhất quán với lập luận của lý thuyết thể chế rằng chi phí giao dịch cao trong môi trường thể chế yếu bào mòn biên lợi nhuận của doanh nghiệp.</w:t>
+      </w:r>
+    </w:p>
+    <w:p>
+      <w:pPr>
+        <w:pStyle w:val="CaptionedFigure"/>
+      </w:pPr>
+      <w:r>
+        <w:drawing>
+          <wp:inline>
+            <wp:extent cx="5753100" cy="2222977"/>
+            <wp:effectExtent b="0" l="0" r="0" t="0"/>
+            <wp:docPr descr="Hình 4.7. Biểu đồ radar năng lực và quốc tế hóa theo nhóm ICRV" title="" id="46" name="Picture"/>
+            <a:graphic>
+              <a:graphicData uri="http://schemas.openxmlformats.org/drawingml/2006/picture">
+                <pic:pic>
+                  <pic:nvPicPr>
+                    <pic:cNvPr descr="figures/fig_4_7_spider_chart.png" id="47" name="Picture"/>
+                    <pic:cNvPicPr>
+                      <a:picLocks noChangeArrowheads="1" noChangeAspect="1"/>
+                    </pic:cNvPicPr>
+                  </pic:nvPicPr>
+                  <pic:blipFill>
+                    <a:blip r:embed="rId45"/>
+                    <a:stretch>
+                      <a:fillRect/>
+                    </a:stretch>
+                  </pic:blipFill>
+                  <pic:spPr bwMode="auto">
+                    <a:xfrm>
+                      <a:off x="0" y="0"/>
+                      <a:ext cx="5753100" cy="2222977"/>
+                    </a:xfrm>
+                    <a:prstGeom prst="rect">
+                      <a:avLst/>
+                    </a:prstGeom>
+                    <a:noFill/>
+                    <a:ln w="9525">
+                      <a:noFill/>
+                      <a:headEnd/>
+                      <a:tailEnd/>
+                    </a:ln>
+                  </pic:spPr>
+                </pic:pic>
+              </a:graphicData>
+            </a:graphic>
+          </wp:inline>
+        </w:drawing>
+      </w:r>
+    </w:p>
+    <w:p>
+      <w:pPr>
+        <w:pStyle w:val="ImageCaption"/>
+      </w:pPr>
+      <w:r>
+        <w:t xml:space="preserve">Hình 4.7. Biểu đồ radar năng lực và quốc tế hóa theo nhóm ICRV</w:t>
+      </w:r>
+    </w:p>
+    <w:p>
+      <w:pPr>
+        <w:pStyle w:val="BodyText"/>
+      </w:pPr>
+      <w:r>
+        <w:t xml:space="preserve">Một điểm tương phản đáng chú ý về số hóa nằm ở chính nhóm tiên tiến. Phần bù tương quan của chấp nhận số bề mặt (website, thuộc Tầng 1) lại thấp nhất ở Nhóm I (</w:t>
+      </w:r>
+      <m:oMath>
+        <m:r>
+          <m:rPr>
+            <m:sty m:val="p"/>
+          </m:rPr>
+          <m:t>+</m:t>
+        </m:r>
+        <m:r>
+          <m:t>0</m:t>
+        </m:r>
+        <m:r>
+          <m:rPr>
+            <m:sty m:val="p"/>
+          </m:rPr>
+          <m:t>,</m:t>
+        </m:r>
+        <m:r>
+          <m:t>090</m:t>
+        </m:r>
+      </m:oMath>
+      <w:r>
+        <w:t xml:space="preserve">), trong khi cao nhất ở Nhóm II (</w:t>
+      </w:r>
+      <m:oMath>
+        <m:r>
+          <m:rPr>
+            <m:sty m:val="p"/>
+          </m:rPr>
+          <m:t>+</m:t>
+        </m:r>
+        <m:r>
+          <m:t>0</m:t>
+        </m:r>
+        <m:r>
+          <m:rPr>
+            <m:sty m:val="p"/>
+          </m:rPr>
+          <m:t>,</m:t>
+        </m:r>
+        <m:r>
+          <m:t>201</m:t>
+        </m:r>
+      </m:oMath>
+      <w:r>
+        <w:t xml:space="preserve">) và Nhóm IV (</w:t>
+      </w:r>
+      <m:oMath>
+        <m:r>
+          <m:rPr>
+            <m:sty m:val="p"/>
+          </m:rPr>
+          <m:t>+</m:t>
+        </m:r>
+        <m:r>
+          <m:t>0</m:t>
+        </m:r>
+        <m:r>
+          <m:rPr>
+            <m:sty m:val="p"/>
+          </m:rPr>
+          <m:t>,</m:t>
+        </m:r>
+        <m:r>
+          <m:t>180</m:t>
+        </m:r>
+      </m:oMath>
+      <w:r>
+        <w:t xml:space="preserve">), dù tỷ lệ có website ở Nhóm I đã đạt</w:t>
+      </w:r>
+      <w:r>
+        <w:t xml:space="preserve"> </w:t>
+      </w:r>
+      <m:oMath>
+        <m:r>
+          <m:t>69</m:t>
+        </m:r>
+        <m:r>
+          <m:rPr>
+            <m:sty m:val="p"/>
+          </m:rPr>
+          <m:t>,</m:t>
+        </m:r>
+        <m:r>
+          <m:t>2</m:t>
+        </m:r>
+        <m:r>
+          <m:rPr>
+            <m:sty m:val="p"/>
+          </m:rPr>
+          <m:t>%</m:t>
+        </m:r>
+      </m:oMath>
+      <w:r>
+        <w:t xml:space="preserve">. Đây là biểu hiện trực tiếp của hiện tượng bão hòa thước đo Tầng 1: khi một chỉ báo nhị phân tiệm cận trần, phương sai của nó co lại và lợi suất biên của hiện diện số cơ bản giảm dần, một vấn đề đo lường cần phân biệt với giới hạn của số hóa thực chất. Cuối cùng, về cấu trúc lãnh đạo, khu vực Đông Á và Thái Bình Dương dẫn đầu toàn cầu về tỷ lệ nữ trong nhóm quản trị cấp cao (</w:t>
+      </w:r>
+      <m:oMath>
+        <m:r>
+          <m:t>33</m:t>
+        </m:r>
+        <m:r>
+          <m:rPr>
+            <m:sty m:val="p"/>
+          </m:rPr>
+          <m:t>,</m:t>
+        </m:r>
+        <m:r>
+          <m:t>4</m:t>
+        </m:r>
+        <m:r>
+          <m:rPr>
+            <m:sty m:val="p"/>
+          </m:rPr>
+          <m:t>%</m:t>
+        </m:r>
+      </m:oMath>
+      <w:r>
+        <w:t xml:space="preserve">) lẫn tỷ lệ nữ sở hữu đa số (</w:t>
+      </w:r>
+      <m:oMath>
+        <m:r>
+          <m:t>25</m:t>
+        </m:r>
+        <m:r>
+          <m:rPr>
+            <m:sty m:val="p"/>
+          </m:rPr>
+          <m:t>,</m:t>
+        </m:r>
+        <m:r>
+          <m:t>7</m:t>
+        </m:r>
+        <m:r>
+          <m:rPr>
+            <m:sty m:val="p"/>
+          </m:rPr>
+          <m:t>%</m:t>
+        </m:r>
+      </m:oMath>
+      <w:r>
+        <w:t xml:space="preserve">), bỏ xa khu vực Trung Đông và Bắc Phi (tương ứng</w:t>
+      </w:r>
+      <w:r>
+        <w:t xml:space="preserve"> </w:t>
+      </w:r>
+      <m:oMath>
+        <m:r>
+          <m:t>3</m:t>
+        </m:r>
+        <m:r>
+          <m:rPr>
+            <m:sty m:val="p"/>
+          </m:rPr>
+          <m:t>,</m:t>
+        </m:r>
+        <m:r>
+          <m:t>3</m:t>
+        </m:r>
+        <m:r>
+          <m:rPr>
+            <m:sty m:val="p"/>
+          </m:rPr>
+          <m:t>%</m:t>
+        </m:r>
+      </m:oMath>
+      <w:r>
+        <w:t xml:space="preserve"> </w:t>
+      </w:r>
+      <w:r>
+        <w:t xml:space="preserve">và</w:t>
+      </w:r>
+      <w:r>
+        <w:t xml:space="preserve"> </w:t>
+      </w:r>
+      <m:oMath>
+        <m:r>
+          <m:t>1</m:t>
+        </m:r>
+        <m:r>
+          <m:rPr>
+            <m:sty m:val="p"/>
+          </m:rPr>
+          <m:t>,</m:t>
+        </m:r>
+        <m:r>
+          <m:t>7</m:t>
+        </m:r>
+        <m:r>
+          <m:rPr>
+            <m:sty m:val="p"/>
+          </m:rPr>
+          <m:t>%</m:t>
+        </m:r>
+      </m:oMath>
+      <w:r>
+        <w:t xml:space="preserve">), một khác biệt thể chế kép gắn với bối cảnh nhà nước tô ở khối tài nguyên dẫn dắt và làm phong phú thêm bức tranh đa dạng nội bộ của các nhóm Advanced.</w:t>
+      </w:r>
+    </w:p>
+    <w:p>
+      <w:r>
+        <w:pict>
+          <v:rect style="width:0;height:1.5pt" o:hralign="center" o:hrstd="t" o:hr="t"/>
+        </w:pict>
+      </w:r>
+    </w:p>
+    <w:bookmarkEnd w:id="48"/>
+    <w:bookmarkEnd w:id="49"/>
+    <w:bookmarkStart w:id="57" w:name="Xe0084a7c2f7e752cafc4091ca0758f37f91bfa0"/>
+    <w:p>
+      <w:pPr>
+        <w:pStyle w:val="Heading2"/>
+      </w:pPr>
+      <w:r>
+        <w:t xml:space="preserve">4.2 Kết quả tổng hợp định lượng: Meta-analysis ba tầng (P6)</w:t>
+      </w:r>
+    </w:p>
+    <w:bookmarkStart w:id="50" w:name="chỉ-số-hiệu-ứng-tổng-hợp"/>
+    <w:p>
+      <w:pPr>
+        <w:pStyle w:val="Heading3"/>
+      </w:pPr>
+      <w:r>
+        <w:t xml:space="preserve">4.2.1 Chỉ số hiệu ứng tổng hợp</w:t>
+      </w:r>
+    </w:p>
+    <w:p>
+      <w:pPr>
+        <w:pStyle w:val="FirstParagraph"/>
+      </w:pPr>
+      <w:r>
+        <w:t xml:space="preserve">Phân tích meta-analytic tổng hợp ba tầng (three-level multilevel meta-analysis, MARA) được tiến hành trên tập dữ liệu gồm</w:t>
+      </w:r>
+      <w:r>
+        <w:t xml:space="preserve"> </w:t>
+      </w:r>
+      <m:oMath>
+        <m:r>
+          <m:t>k</m:t>
+        </m:r>
+        <m:r>
+          <m:rPr>
+            <m:sty m:val="p"/>
+          </m:rPr>
+          <m:t>=</m:t>
+        </m:r>
+        <m:r>
+          <m:t>238</m:t>
+        </m:r>
+      </m:oMath>
+      <w:r>
+        <w:t xml:space="preserve"> </w:t>
+      </w:r>
+      <w:r>
+        <w:t xml:space="preserve">nghiên cứu với tổng cộng K = 288 effect sizes đa dạng theo vùng địa lý, giai đoạn và phương pháp. Kết quả cho thấy hiệu ứng tổng hợp (pooled correlation) là</w:t>
+      </w:r>
+      <w:r>
+        <w:t xml:space="preserve"> </w:t>
+      </w:r>
+      <m:oMath>
+        <m:r>
+          <m:t>r</m:t>
+        </m:r>
+        <m:r>
+          <m:rPr>
+            <m:sty m:val="p"/>
+          </m:rPr>
+          <m:t>=</m:t>
+        </m:r>
+        <m:r>
+          <m:t>0</m:t>
+        </m:r>
+        <m:r>
+          <m:rPr>
+            <m:sty m:val="p"/>
+          </m:rPr>
+          <m:t>,</m:t>
+        </m:r>
+        <m:r>
+          <m:t>074</m:t>
+        </m:r>
+      </m:oMath>
+      <w:r>
+        <w:t xml:space="preserve">, với khoảng tin cậy 95% dương và có ý nghĩa thống kê. Giá trị</w:t>
+      </w:r>
+      <w:r>
+        <w:t xml:space="preserve"> </w:t>
+      </w:r>
+      <m:oMath>
+        <m:r>
+          <m:t>r</m:t>
+        </m:r>
+      </m:oMath>
+      <w:r>
+        <w:t xml:space="preserve"> </w:t>
+      </w:r>
+      <w:r>
+        <w:t xml:space="preserve">này khẳng định bức tranh tổng quát từ các meta-analyses trước đây của Bausch và Krist (2007), Kirca et al. (2012), Marano et al. (2016) và Arte và Larimo (2022): mối quan hệ tổng hợp giữa quốc tế hóa và hiệu quả hoạt động là dương nhưng có biên độ khiêm tốn.</w:t>
+      </w:r>
+    </w:p>
+    <w:p>
+      <w:pPr>
+        <w:pStyle w:val="BodyText"/>
+      </w:pPr>
+      <w:r>
         <w:t xml:space="preserve">Đặc biệt đáng lưu ý, kết quả P6 hoàn toàn nhất quán với cơ sở meta-analysis đã công bố tại hội nghị ICBEF 2024, với</w:t>
       </w:r>
       <w:r>
@@ -2709,8 +3793,8 @@
         <w:t xml:space="preserve">, sự hội tụ này tạo ra bằng chứng chéo vững chắc khi mở rộng pool lên gần gấp đôi số nghiên cứu.</w:t>
       </w:r>
     </w:p>
-    <w:bookmarkEnd w:id="28"/>
-    <w:bookmarkStart w:id="29" w:name="phân-tích-dị-biệt-ba-tầng"/>
+    <w:bookmarkEnd w:id="50"/>
+    <w:bookmarkStart w:id="51" w:name="phân-tích-dị-biệt-ba-tầng"/>
     <w:p>
       <w:pPr>
         <w:pStyle w:val="Heading3"/>
@@ -2938,8 +4022,8 @@
         <w:t xml:space="preserve">, không phải là bằng chứng về sự thiếu nhất quán thực sự trong quan hệ nhân quả giữa quốc tế hóa và hiệu quả.</w:t>
       </w:r>
     </w:p>
-    <w:bookmarkEnd w:id="29"/>
-    <w:bookmarkStart w:id="30" w:name="Xe94b529119c3fd3938f18203d533a55edb6dd3b"/>
+    <w:bookmarkEnd w:id="51"/>
+    <w:bookmarkStart w:id="52" w:name="Xe94b529119c3fd3938f18203d533a55edb6dd3b"/>
     <w:p>
       <w:pPr>
         <w:pStyle w:val="Heading3"/>
@@ -3191,8 +4275,8 @@
         <w:t xml:space="preserve">ở Mục 4.2 giữ theo phân loại gốc của P6.)</w:t>
       </w:r>
     </w:p>
-    <w:bookmarkEnd w:id="30"/>
-    <w:bookmarkStart w:id="31" w:name="kiểm-định-publication-bias"/>
+    <w:bookmarkEnd w:id="52"/>
+    <w:bookmarkStart w:id="53" w:name="kiểm-định-publication-bias"/>
     <w:p>
       <w:pPr>
         <w:pStyle w:val="Heading3"/>
@@ -3824,31 +4908,14 @@
         <w:t xml:space="preserve">giữa các nhóm ICRV, nhưng nó định vị lại kỳ vọng: meta-analysis cấp tổng hợp khó nắm bắt được điều tiết thể chế vì các nghiên cứu sơ cấp hiếm khi báo cáo đủ chi tiết theo chế độ thể chế, và vì vậy bằng chứng cấp doanh nghiệp trực tiếp trên một khung phân loại thể chế nhất quán, như luận án thực hiện, là con đường hữu hiệu hơn để bóc tách dị biệt so với việc tích lũy thêm meta-analysis trên dữ liệu thứ cấp không đồng nhất.</w:t>
       </w:r>
     </w:p>
-    <w:p>
-      <w:r>
-        <w:pict>
-          <v:rect style="width:0;height:1.5pt" o:hralign="center" o:hrstd="t" o:hr="t"/>
-        </w:pict>
-      </w:r>
-    </w:p>
-    <w:bookmarkEnd w:id="31"/>
-    <w:bookmarkEnd w:id="32"/>
-    <w:bookmarkStart w:id="40" w:name="Xae571c1410747d630a72c4d12985bac375822ae"/>
-    <w:p>
-      <w:pPr>
-        <w:pStyle w:val="Heading2"/>
-      </w:pPr>
-      <w:r>
-        <w:t xml:space="preserve">4.3 Kết quả bối cảnh thể chế tiên tiến: Đổi mới: Singapore (P4)</w:t>
-      </w:r>
-    </w:p>
-    <w:bookmarkStart w:id="33" w:name="xác-nhận-quan-hệ-phi-tuyến-chữ-u-ngược"/>
+    <w:bookmarkEnd w:id="53"/>
+    <w:bookmarkStart w:id="54" w:name="Xb743897d011db7f868bf7298b0abda76ec29197"/>
     <w:p>
       <w:pPr>
         <w:pStyle w:val="Heading3"/>
       </w:pPr>
       <w:r>
-        <w:t xml:space="preserve">4.3.1 Xác nhận quan hệ phi tuyến chữ U ngược</w:t>
+        <w:t xml:space="preserve">4.2.5 Phân rã phương sai ba tầng và hàm ý về nguồn dị biệt</w:t>
       </w:r>
     </w:p>
     <w:p>
@@ -3856,50 +4923,332 @@
         <w:pStyle w:val="FirstParagraph"/>
       </w:pPr>
       <w:r>
-        <w:t xml:space="preserve">Phân tích trên mẫu doanh nghiệp Singapore từ dữ liệu WBES với</w:t>
-      </w:r>
-      <w:r>
-        <w:t xml:space="preserve"> </w:t>
-      </w:r>
-      <m:oMath>
-        <m:r>
-          <m:t>N</m:t>
-        </m:r>
-        <m:r>
-          <m:rPr>
-            <m:sty m:val="p"/>
-          </m:rPr>
-          <m:t>=</m:t>
-        </m:r>
-        <m:r>
-          <m:t>623</m:t>
-        </m:r>
-      </m:oMath>
-      <w:r>
-        <w:t xml:space="preserve"> </w:t>
-      </w:r>
-      <w:r>
-        <w:t xml:space="preserve">cơ sở (trong đó 84 cơ sở xuất khẩu dùng cho kiểm định mẫu phụ) cho thấy quan hệ giữa FSTS và hiệu quả gần tuyến tính dương; thành phần bậc hai chỉ gợi ý đường cong rất thoải với điểm uốn ngoài miền dữ liệu. Mô hình bậc hai với biến FSTS và FSTS</w:t>
-      </w:r>
-      <m:oMath>
-        <m:sSup>
+        <w:t xml:space="preserve">Cấu trúc ba tầng của mô hình MARA cho phép quy phương sai hệ thống về đúng nguồn gốc của nó thay vì gộp chung như mô hình hiệu ứng ngẫu nhiên một tầng. Hai thành phần phương sai ước lượng bằng REML là phương sai trong nghiên cứu</w:t>
+      </w:r>
+      <w:r>
+        <w:t xml:space="preserve"> </w:t>
+      </w:r>
+      <m:oMath>
+        <m:sSubSup>
           <m:e>
-            <m:r>
-              <m:t>​</m:t>
-            </m:r>
+            <m:acc>
+              <m:accPr>
+                <m:chr m:val="̂"/>
+              </m:accPr>
+              <m:e>
+                <m:r>
+                  <m:t>σ</m:t>
+                </m:r>
+              </m:e>
+            </m:acc>
           </m:e>
+          <m:sub>
+            <m:d>
+              <m:dPr>
+                <m:begChr m:val="("/>
+                <m:endChr m:val=")"/>
+                <m:sepChr m:val=""/>
+                <m:grow/>
+              </m:dPr>
+              <m:e>
+                <m:r>
+                  <m:t>2</m:t>
+                </m:r>
+              </m:e>
+            </m:d>
+          </m:sub>
           <m:sup>
             <m:r>
               <m:t>2</m:t>
             </m:r>
           </m:sup>
-        </m:sSup>
-      </m:oMath>
-      <w:r>
-        <w:t xml:space="preserve"> </w:t>
-      </w:r>
-      <w:r>
-        <w:t xml:space="preserve">cho hệ số bậc hai âm, phù hợp với dạng chữ U ngược như kỳ vọng từ H1 trong khung lý thuyết CDCM.</w:t>
+        </m:sSubSup>
+        <m:r>
+          <m:rPr>
+            <m:sty m:val="p"/>
+          </m:rPr>
+          <m:t>=</m:t>
+        </m:r>
+        <m:r>
+          <m:t>0</m:t>
+        </m:r>
+        <m:r>
+          <m:rPr>
+            <m:sty m:val="p"/>
+          </m:rPr>
+          <m:t>,</m:t>
+        </m:r>
+        <m:r>
+          <m:t>00878</m:t>
+        </m:r>
+      </m:oMath>
+      <w:r>
+        <w:t xml:space="preserve"> </w:t>
+      </w:r>
+      <w:r>
+        <w:t xml:space="preserve">và phương sai giữa các nghiên cứu</w:t>
+      </w:r>
+      <w:r>
+        <w:t xml:space="preserve"> </w:t>
+      </w:r>
+      <m:oMath>
+        <m:sSubSup>
+          <m:e>
+            <m:acc>
+              <m:accPr>
+                <m:chr m:val="̂"/>
+              </m:accPr>
+              <m:e>
+                <m:r>
+                  <m:t>σ</m:t>
+                </m:r>
+              </m:e>
+            </m:acc>
+          </m:e>
+          <m:sub>
+            <m:d>
+              <m:dPr>
+                <m:begChr m:val="("/>
+                <m:endChr m:val=")"/>
+                <m:sepChr m:val=""/>
+                <m:grow/>
+              </m:dPr>
+              <m:e>
+                <m:r>
+                  <m:t>3</m:t>
+                </m:r>
+              </m:e>
+            </m:d>
+          </m:sub>
+          <m:sup>
+            <m:r>
+              <m:t>2</m:t>
+            </m:r>
+          </m:sup>
+        </m:sSubSup>
+        <m:r>
+          <m:rPr>
+            <m:sty m:val="p"/>
+          </m:rPr>
+          <m:t>=</m:t>
+        </m:r>
+        <m:r>
+          <m:t>0</m:t>
+        </m:r>
+        <m:r>
+          <m:rPr>
+            <m:sty m:val="p"/>
+          </m:rPr>
+          <m:t>,</m:t>
+        </m:r>
+        <m:r>
+          <m:t>00136</m:t>
+        </m:r>
+      </m:oMath>
+      <w:r>
+        <w:t xml:space="preserve">. Phương sai trong nghiên cứu lớn gấp khoảng sáu lần phương sai giữa các nghiên cứu, một tỷ lệ trực tiếp chuyển thành phần dị biệt</w:t>
+      </w:r>
+      <w:r>
+        <w:t xml:space="preserve"> </w:t>
+      </w:r>
+      <m:oMath>
+        <m:sSubSup>
+          <m:e>
+            <m:r>
+              <m:t>I</m:t>
+            </m:r>
+          </m:e>
+          <m:sub>
+            <m:d>
+              <m:dPr>
+                <m:begChr m:val="("/>
+                <m:endChr m:val=")"/>
+                <m:sepChr m:val=""/>
+                <m:grow/>
+              </m:dPr>
+              <m:e>
+                <m:r>
+                  <m:t>2</m:t>
+                </m:r>
+              </m:e>
+            </m:d>
+          </m:sub>
+          <m:sup>
+            <m:r>
+              <m:t>2</m:t>
+            </m:r>
+          </m:sup>
+        </m:sSubSup>
+        <m:r>
+          <m:rPr>
+            <m:sty m:val="p"/>
+          </m:rPr>
+          <m:t>=</m:t>
+        </m:r>
+        <m:r>
+          <m:t>54</m:t>
+        </m:r>
+        <m:r>
+          <m:rPr>
+            <m:sty m:val="p"/>
+          </m:rPr>
+          <m:t>,</m:t>
+        </m:r>
+        <m:r>
+          <m:t>1</m:t>
+        </m:r>
+        <m:r>
+          <m:rPr>
+            <m:sty m:val="p"/>
+          </m:rPr>
+          <m:t>%</m:t>
+        </m:r>
+      </m:oMath>
+      <w:r>
+        <w:t xml:space="preserve"> </w:t>
+      </w:r>
+      <w:r>
+        <w:t xml:space="preserve">áp đảo phần</w:t>
+      </w:r>
+      <w:r>
+        <w:t xml:space="preserve"> </w:t>
+      </w:r>
+      <m:oMath>
+        <m:sSubSup>
+          <m:e>
+            <m:r>
+              <m:t>I</m:t>
+            </m:r>
+          </m:e>
+          <m:sub>
+            <m:d>
+              <m:dPr>
+                <m:begChr m:val="("/>
+                <m:endChr m:val=")"/>
+                <m:sepChr m:val=""/>
+                <m:grow/>
+              </m:dPr>
+              <m:e>
+                <m:r>
+                  <m:t>3</m:t>
+                </m:r>
+              </m:e>
+            </m:d>
+          </m:sub>
+          <m:sup>
+            <m:r>
+              <m:t>2</m:t>
+            </m:r>
+          </m:sup>
+        </m:sSubSup>
+        <m:r>
+          <m:rPr>
+            <m:sty m:val="p"/>
+          </m:rPr>
+          <m:t>=</m:t>
+        </m:r>
+        <m:r>
+          <m:t>8</m:t>
+        </m:r>
+        <m:r>
+          <m:rPr>
+            <m:sty m:val="p"/>
+          </m:rPr>
+          <m:t>,</m:t>
+        </m:r>
+        <m:r>
+          <m:t>4</m:t>
+        </m:r>
+        <m:r>
+          <m:rPr>
+            <m:sty m:val="p"/>
+          </m:rPr>
+          <m:t>%</m:t>
+        </m:r>
+      </m:oMath>
+      <w:r>
+        <w:t xml:space="preserve"> </w:t>
+      </w:r>
+      <w:r>
+        <w:t xml:space="preserve">đã trình bày ở Mục 4.2.2. Kiểm định Cochran tổng cho</w:t>
+      </w:r>
+      <w:r>
+        <w:t xml:space="preserve"> </w:t>
+      </w:r>
+      <m:oMath>
+        <m:r>
+          <m:t>Q</m:t>
+        </m:r>
+        <m:r>
+          <m:rPr>
+            <m:sty m:val="p"/>
+          </m:rPr>
+          <m:t>=</m:t>
+        </m:r>
+        <m:r>
+          <m:t>1.909</m:t>
+        </m:r>
+        <m:r>
+          <m:rPr>
+            <m:sty m:val="p"/>
+          </m:rPr>
+          <m:t>,</m:t>
+        </m:r>
+        <m:r>
+          <m:t>42</m:t>
+        </m:r>
+      </m:oMath>
+      <w:r>
+        <w:t xml:space="preserve"> </w:t>
+      </w:r>
+      <w:r>
+        <w:t xml:space="preserve">(</w:t>
+      </w:r>
+      <m:oMath>
+        <m:r>
+          <m:t>d</m:t>
+        </m:r>
+        <m:r>
+          <m:t>f</m:t>
+        </m:r>
+        <m:r>
+          <m:rPr>
+            <m:sty m:val="p"/>
+          </m:rPr>
+          <m:t>=</m:t>
+        </m:r>
+        <m:r>
+          <m:t>287</m:t>
+        </m:r>
+      </m:oMath>
+      <w:r>
+        <w:t xml:space="preserve">,</w:t>
+      </w:r>
+      <w:r>
+        <w:t xml:space="preserve"> </w:t>
+      </w:r>
+      <m:oMath>
+        <m:r>
+          <m:t>p</m:t>
+        </m:r>
+        <m:r>
+          <m:rPr>
+            <m:sty m:val="p"/>
+          </m:rPr>
+          <m:t>&lt;</m:t>
+        </m:r>
+        <m:r>
+          <m:rPr>
+            <m:sty m:val="p"/>
+          </m:rPr>
+          <m:t>,</m:t>
+        </m:r>
+        <m:r>
+          <m:t>001</m:t>
+        </m:r>
+      </m:oMath>
+      <w:r>
+        <w:t xml:space="preserve">), bác bỏ giả thuyết đồng nhất một cách rõ ràng và do đó biện minh cho lựa chọn mô hình hiệu ứng ngẫu nhiên ba tầng.</w:t>
       </w:r>
     </w:p>
     <w:p>
@@ -3907,6 +5256,1808 @@
         <w:pStyle w:val="BodyText"/>
       </w:pPr>
       <w:r>
+        <w:t xml:space="preserve">Hàm ý phương pháp luận của phân rã này khác biệt căn bản so với một báo cáo</w:t>
+      </w:r>
+      <w:r>
+        <w:t xml:space="preserve"> </w:t>
+      </w:r>
+      <m:oMath>
+        <m:sSup>
+          <m:e>
+            <m:r>
+              <m:t>I</m:t>
+            </m:r>
+          </m:e>
+          <m:sup>
+            <m:r>
+              <m:t>2</m:t>
+            </m:r>
+          </m:sup>
+        </m:sSup>
+      </m:oMath>
+      <w:r>
+        <w:t xml:space="preserve"> </w:t>
+      </w:r>
+      <w:r>
+        <w:t xml:space="preserve">tổng đơn thuần. Vì biến thiên hệ số chủ yếu phát sinh từ những lựa chọn vận hành hóa bên trong cùng một bài báo, cụ thể là cách đo lường cường độ quốc tế hóa (tỷ lệ doanh thu xuất khẩu trên tổng doanh thu, chỉ số entropy, số thị trường nước ngoài), cách chọn thước đo hiệu quả (dựa trên kế toán, dựa trên thị trường, dựa trên năng suất) và đặc tả biến kiểm soát, nên việc bổ sung thêm các nghiên cứu sơ cấp mới khó có khả năng thu hẹp dị biệt nếu các nghiên cứu đó tiếp tục báo cáo nhiều hệ số không đồng nhất cho cùng một mẫu. Mô hình hai tầng quy ước (ước lượng DerSimonian–Laof) cho cùng giá trị điểm</w:t>
+      </w:r>
+      <w:r>
+        <w:t xml:space="preserve"> </w:t>
+      </w:r>
+      <m:oMath>
+        <m:r>
+          <m:t>r</m:t>
+        </m:r>
+        <m:r>
+          <m:rPr>
+            <m:sty m:val="p"/>
+          </m:rPr>
+          <m:t>=</m:t>
+        </m:r>
+        <m:r>
+          <m:t>0</m:t>
+        </m:r>
+        <m:r>
+          <m:rPr>
+            <m:sty m:val="p"/>
+          </m:rPr>
+          <m:t>,</m:t>
+        </m:r>
+        <m:r>
+          <m:t>074</m:t>
+        </m:r>
+      </m:oMath>
+      <w:r>
+        <w:t xml:space="preserve"> </w:t>
+      </w:r>
+      <w:r>
+        <w:t xml:space="preserve">với khoảng tin cậy</w:t>
+      </w:r>
+      <w:r>
+        <w:t xml:space="preserve"> </w:t>
+      </w:r>
+      <m:oMath>
+        <m:d>
+          <m:dPr>
+            <m:begChr m:val="["/>
+            <m:endChr m:val="]"/>
+            <m:sepChr m:val=""/>
+            <m:grow/>
+          </m:dPr>
+          <m:e>
+            <m:r>
+              <m:t>0</m:t>
+            </m:r>
+            <m:r>
+              <m:rPr>
+                <m:sty m:val="p"/>
+              </m:rPr>
+              <m:t>,</m:t>
+            </m:r>
+            <m:r>
+              <m:t>061</m:t>
+            </m:r>
+            <m:r>
+              <m:rPr>
+                <m:sty m:val="p"/>
+              </m:rPr>
+              <m:t>;</m:t>
+            </m:r>
+            <m:r>
+              <m:t> </m:t>
+            </m:r>
+            <m:r>
+              <m:t>0</m:t>
+            </m:r>
+            <m:r>
+              <m:rPr>
+                <m:sty m:val="p"/>
+              </m:rPr>
+              <m:t>,</m:t>
+            </m:r>
+            <m:r>
+              <m:t>087</m:t>
+            </m:r>
+          </m:e>
+        </m:d>
+      </m:oMath>
+      <w:r>
+        <w:t xml:space="preserve">, xác nhận rằng việc bỏ qua cấu trúc lồng ghép không làm chệch ước lượng gộp mà chỉ làm mất thông tin về nguồn dị biệt. Đây là lý do trung tâm để luận án ưu tiên bằng chứng cấp doanh nghiệp trên một khung phân loại thể chế nhất quán hơn là tiếp tục tích lũy meta-analysis trên dữ liệu thứ cấp không đồng nhất.</w:t>
+      </w:r>
+    </w:p>
+    <w:bookmarkEnd w:id="54"/>
+    <w:bookmarkStart w:id="55" w:name="X8198b4c56ba06d68298cd0153da499a39f189c6"/>
+    <w:p>
+      <w:pPr>
+        <w:pStyle w:val="Heading3"/>
+      </w:pPr>
+      <w:r>
+        <w:t xml:space="preserve">4.2.6 Gradient hiệu ứng theo nhóm thể chế và giới hạn của bằng chứng định hướng</w:t>
+      </w:r>
+    </w:p>
+    <w:p>
+      <w:pPr>
+        <w:pStyle w:val="FirstParagraph"/>
+      </w:pPr>
+      <w:r>
+        <w:t xml:space="preserve">Bảng hệ số gộp theo từng nhóm ICRV cho thấy một bức tranh tinh tế hơn so với kết luận</w:t>
+      </w:r>
+      <w:r>
+        <w:t xml:space="preserve"> </w:t>
+      </w:r>
+      <w:r>
+        <w:t xml:space="preserve">“</w:t>
+      </w:r>
+      <w:r>
+        <w:t xml:space="preserve">có điều tiết</w:t>
+      </w:r>
+      <w:r>
+        <w:t xml:space="preserve">”</w:t>
+      </w:r>
+      <w:r>
+        <w:t xml:space="preserve"> </w:t>
+      </w:r>
+      <w:r>
+        <w:t xml:space="preserve">đơn thuần. Nhóm I (Advanced đổi mới sáng tạo) có hệ số gộp lớn nhất trong các nhóm đủ dữ liệu,</w:t>
+      </w:r>
+      <w:r>
+        <w:t xml:space="preserve"> </w:t>
+      </w:r>
+      <m:oMath>
+        <m:acc>
+          <m:accPr>
+            <m:chr m:val="‾"/>
+          </m:accPr>
+          <m:e>
+            <m:r>
+              <m:t>r</m:t>
+            </m:r>
+          </m:e>
+        </m:acc>
+        <m:r>
+          <m:rPr>
+            <m:sty m:val="p"/>
+          </m:rPr>
+          <m:t>=</m:t>
+        </m:r>
+        <m:r>
+          <m:t>0</m:t>
+        </m:r>
+        <m:r>
+          <m:rPr>
+            <m:sty m:val="p"/>
+          </m:rPr>
+          <m:t>,</m:t>
+        </m:r>
+        <m:r>
+          <m:t>079</m:t>
+        </m:r>
+      </m:oMath>
+      <w:r>
+        <w:t xml:space="preserve"> </w:t>
+      </w:r>
+      <w:r>
+        <w:t xml:space="preserve">(khoảng tin cậy</w:t>
+      </w:r>
+      <w:r>
+        <w:t xml:space="preserve"> </w:t>
+      </w:r>
+      <m:oMath>
+        <m:d>
+          <m:dPr>
+            <m:begChr m:val="["/>
+            <m:endChr m:val="]"/>
+            <m:sepChr m:val=""/>
+            <m:grow/>
+          </m:dPr>
+          <m:e>
+            <m:r>
+              <m:t>0</m:t>
+            </m:r>
+            <m:r>
+              <m:rPr>
+                <m:sty m:val="p"/>
+              </m:rPr>
+              <m:t>,</m:t>
+            </m:r>
+            <m:r>
+              <m:t>058</m:t>
+            </m:r>
+            <m:r>
+              <m:rPr>
+                <m:sty m:val="p"/>
+              </m:rPr>
+              <m:t>;</m:t>
+            </m:r>
+            <m:r>
+              <m:t> </m:t>
+            </m:r>
+            <m:r>
+              <m:t>0</m:t>
+            </m:r>
+            <m:r>
+              <m:rPr>
+                <m:sty m:val="p"/>
+              </m:rPr>
+              <m:t>,</m:t>
+            </m:r>
+            <m:r>
+              <m:t>099</m:t>
+            </m:r>
+          </m:e>
+        </m:d>
+      </m:oMath>
+      <w:r>
+        <w:t xml:space="preserve">,</w:t>
+      </w:r>
+      <w:r>
+        <w:t xml:space="preserve"> </w:t>
+      </w:r>
+      <m:oMath>
+        <m:r>
+          <m:t>k</m:t>
+        </m:r>
+        <m:r>
+          <m:rPr>
+            <m:sty m:val="p"/>
+          </m:rPr>
+          <m:t>=</m:t>
+        </m:r>
+        <m:r>
+          <m:t>139</m:t>
+        </m:r>
+      </m:oMath>
+      <w:r>
+        <w:t xml:space="preserve"> </w:t>
+      </w:r>
+      <w:r>
+        <w:t xml:space="preserve">hiệu ứng); nhóm II (Trung bình cao) có</w:t>
+      </w:r>
+      <w:r>
+        <w:t xml:space="preserve"> </w:t>
+      </w:r>
+      <m:oMath>
+        <m:acc>
+          <m:accPr>
+            <m:chr m:val="‾"/>
+          </m:accPr>
+          <m:e>
+            <m:r>
+              <m:t>r</m:t>
+            </m:r>
+          </m:e>
+        </m:acc>
+        <m:r>
+          <m:rPr>
+            <m:sty m:val="p"/>
+          </m:rPr>
+          <m:t>=</m:t>
+        </m:r>
+        <m:r>
+          <m:t>0</m:t>
+        </m:r>
+        <m:r>
+          <m:rPr>
+            <m:sty m:val="p"/>
+          </m:rPr>
+          <m:t>,</m:t>
+        </m:r>
+        <m:r>
+          <m:t>065</m:t>
+        </m:r>
+      </m:oMath>
+      <w:r>
+        <w:t xml:space="preserve"> </w:t>
+      </w:r>
+      <w:r>
+        <w:t xml:space="preserve">(</w:t>
+      </w:r>
+      <m:oMath>
+        <m:r>
+          <m:t>k</m:t>
+        </m:r>
+        <m:r>
+          <m:rPr>
+            <m:sty m:val="p"/>
+          </m:rPr>
+          <m:t>=</m:t>
+        </m:r>
+        <m:r>
+          <m:t>25</m:t>
+        </m:r>
+      </m:oMath>
+      <w:r>
+        <w:t xml:space="preserve">); nhóm III (Đang nổi) có</w:t>
+      </w:r>
+      <w:r>
+        <w:t xml:space="preserve"> </w:t>
+      </w:r>
+      <m:oMath>
+        <m:acc>
+          <m:accPr>
+            <m:chr m:val="‾"/>
+          </m:accPr>
+          <m:e>
+            <m:r>
+              <m:t>r</m:t>
+            </m:r>
+          </m:e>
+        </m:acc>
+        <m:r>
+          <m:rPr>
+            <m:sty m:val="p"/>
+          </m:rPr>
+          <m:t>=</m:t>
+        </m:r>
+        <m:r>
+          <m:t>0</m:t>
+        </m:r>
+        <m:r>
+          <m:rPr>
+            <m:sty m:val="p"/>
+          </m:rPr>
+          <m:t>,</m:t>
+        </m:r>
+        <m:r>
+          <m:t>069</m:t>
+        </m:r>
+      </m:oMath>
+      <w:r>
+        <w:t xml:space="preserve"> </w:t>
+      </w:r>
+      <w:r>
+        <w:t xml:space="preserve">(</w:t>
+      </w:r>
+      <m:oMath>
+        <m:r>
+          <m:t>k</m:t>
+        </m:r>
+        <m:r>
+          <m:rPr>
+            <m:sty m:val="p"/>
+          </m:rPr>
+          <m:t>=</m:t>
+        </m:r>
+        <m:r>
+          <m:t>91</m:t>
+        </m:r>
+      </m:oMath>
+      <w:r>
+        <w:t xml:space="preserve">); và nhóm đa bối cảnh có</w:t>
+      </w:r>
+      <w:r>
+        <w:t xml:space="preserve"> </w:t>
+      </w:r>
+      <m:oMath>
+        <m:acc>
+          <m:accPr>
+            <m:chr m:val="‾"/>
+          </m:accPr>
+          <m:e>
+            <m:r>
+              <m:t>r</m:t>
+            </m:r>
+          </m:e>
+        </m:acc>
+        <m:r>
+          <m:rPr>
+            <m:sty m:val="p"/>
+          </m:rPr>
+          <m:t>=</m:t>
+        </m:r>
+        <m:r>
+          <m:t>0</m:t>
+        </m:r>
+        <m:r>
+          <m:rPr>
+            <m:sty m:val="p"/>
+          </m:rPr>
+          <m:t>,</m:t>
+        </m:r>
+        <m:r>
+          <m:t>053</m:t>
+        </m:r>
+      </m:oMath>
+      <w:r>
+        <w:t xml:space="preserve"> </w:t>
+      </w:r>
+      <w:r>
+        <w:t xml:space="preserve">(</w:t>
+      </w:r>
+      <m:oMath>
+        <m:r>
+          <m:t>k</m:t>
+        </m:r>
+        <m:r>
+          <m:rPr>
+            <m:sty m:val="p"/>
+          </m:rPr>
+          <m:t>=</m:t>
+        </m:r>
+        <m:r>
+          <m:t>30</m:t>
+        </m:r>
+      </m:oMath>
+      <w:r>
+        <w:t xml:space="preserve">). Bốn nhóm này đều cho hệ số dương có ý nghĩa và xếp theo chiều phù hợp với kỳ vọng lý thuyết, song khác biệt giữa chúng không đạt ý nghĩa thống kê trong các so sánh cặp đôi: Nhóm I so với Nhóm III cho</w:t>
+      </w:r>
+      <w:r>
+        <w:t xml:space="preserve"> </w:t>
+      </w:r>
+      <m:oMath>
+        <m:r>
+          <m:t>b</m:t>
+        </m:r>
+        <m:r>
+          <m:rPr>
+            <m:sty m:val="p"/>
+          </m:rPr>
+          <m:t>=</m:t>
+        </m:r>
+        <m:r>
+          <m:rPr>
+            <m:sty m:val="p"/>
+          </m:rPr>
+          <m:t>−</m:t>
+        </m:r>
+        <m:r>
+          <m:t>0</m:t>
+        </m:r>
+        <m:r>
+          <m:rPr>
+            <m:sty m:val="p"/>
+          </m:rPr>
+          <m:t>,</m:t>
+        </m:r>
+        <m:r>
+          <m:t>011</m:t>
+        </m:r>
+      </m:oMath>
+      <w:r>
+        <w:t xml:space="preserve"> </w:t>
+      </w:r>
+      <w:r>
+        <w:t xml:space="preserve">(</w:t>
+      </w:r>
+      <m:oMath>
+        <m:r>
+          <m:t>p</m:t>
+        </m:r>
+        <m:r>
+          <m:rPr>
+            <m:sty m:val="p"/>
+          </m:rPr>
+          <m:t>=</m:t>
+        </m:r>
+        <m:r>
+          <m:rPr>
+            <m:sty m:val="p"/>
+          </m:rPr>
+          <m:t>,</m:t>
+        </m:r>
+        <m:r>
+          <m:t>502</m:t>
+        </m:r>
+      </m:oMath>
+      <w:r>
+        <w:t xml:space="preserve">), và Nhóm I so với nhóm đa bối cảnh cho</w:t>
+      </w:r>
+      <w:r>
+        <w:t xml:space="preserve"> </w:t>
+      </w:r>
+      <m:oMath>
+        <m:r>
+          <m:t>b</m:t>
+        </m:r>
+        <m:r>
+          <m:rPr>
+            <m:sty m:val="p"/>
+          </m:rPr>
+          <m:t>=</m:t>
+        </m:r>
+        <m:r>
+          <m:rPr>
+            <m:sty m:val="p"/>
+          </m:rPr>
+          <m:t>−</m:t>
+        </m:r>
+        <m:r>
+          <m:t>0</m:t>
+        </m:r>
+        <m:r>
+          <m:rPr>
+            <m:sty m:val="p"/>
+          </m:rPr>
+          <m:t>,</m:t>
+        </m:r>
+        <m:r>
+          <m:t>026</m:t>
+        </m:r>
+      </m:oMath>
+      <w:r>
+        <w:t xml:space="preserve"> </w:t>
+      </w:r>
+      <w:r>
+        <w:t xml:space="preserve">(</w:t>
+      </w:r>
+      <m:oMath>
+        <m:r>
+          <m:t>p</m:t>
+        </m:r>
+        <m:r>
+          <m:rPr>
+            <m:sty m:val="p"/>
+          </m:rPr>
+          <m:t>=</m:t>
+        </m:r>
+        <m:r>
+          <m:rPr>
+            <m:sty m:val="p"/>
+          </m:rPr>
+          <m:t>,</m:t>
+        </m:r>
+        <m:r>
+          <m:t>269</m:t>
+        </m:r>
+      </m:oMath>
+      <w:r>
+        <w:t xml:space="preserve">).</w:t>
+      </w:r>
+    </w:p>
+    <w:p>
+      <w:pPr>
+        <w:pStyle w:val="BodyText"/>
+      </w:pPr>
+      <w:r>
+        <w:t xml:space="preserve">Do đó cần phân biệt rạch ròi giữa kết quả của kiểm định tổng thể và kết quả của các so sánh định hướng. Kiểm định</w:t>
+      </w:r>
+      <w:r>
+        <w:t xml:space="preserve"> </w:t>
+      </w:r>
+      <m:oMath>
+        <m:sSub>
+          <m:e>
+            <m:r>
+              <m:t>Q</m:t>
+            </m:r>
+          </m:e>
+          <m:sub>
+            <m:r>
+              <m:t>M</m:t>
+            </m:r>
+          </m:sub>
+        </m:sSub>
+      </m:oMath>
+      <w:r>
+        <w:t xml:space="preserve"> </w:t>
+      </w:r>
+      <w:r>
+        <w:t xml:space="preserve">giữa các nhóm có ý nghĩa (</w:t>
+      </w:r>
+      <m:oMath>
+        <m:r>
+          <m:t>p</m:t>
+        </m:r>
+        <m:r>
+          <m:rPr>
+            <m:sty m:val="p"/>
+          </m:rPr>
+          <m:t>=</m:t>
+        </m:r>
+        <m:r>
+          <m:rPr>
+            <m:sty m:val="p"/>
+          </m:rPr>
+          <m:t>,</m:t>
+        </m:r>
+        <m:r>
+          <m:t>002</m:t>
+        </m:r>
+      </m:oMath>
+      <w:r>
+        <w:t xml:space="preserve">) khẳng định rằng hệ số I–P biến thiên có hệ thống giữa các chế độ thể chế, nhưng ý nghĩa này được dẫn dắt gần như toàn bộ bởi một nhóm cận biên: nhóm Frontier chỉ gồm ba nghiên cứu lại cho hệ số gộp dị thường</w:t>
+      </w:r>
+      <w:r>
+        <w:t xml:space="preserve"> </w:t>
+      </w:r>
+      <m:oMath>
+        <m:acc>
+          <m:accPr>
+            <m:chr m:val="‾"/>
+          </m:accPr>
+          <m:e>
+            <m:r>
+              <m:t>r</m:t>
+            </m:r>
+          </m:e>
+        </m:acc>
+        <m:r>
+          <m:rPr>
+            <m:sty m:val="p"/>
+          </m:rPr>
+          <m:t>=</m:t>
+        </m:r>
+        <m:r>
+          <m:t>0</m:t>
+        </m:r>
+        <m:r>
+          <m:rPr>
+            <m:sty m:val="p"/>
+          </m:rPr>
+          <m:t>,</m:t>
+        </m:r>
+        <m:r>
+          <m:t>349</m:t>
+        </m:r>
+      </m:oMath>
+      <w:r>
+        <w:t xml:space="preserve"> </w:t>
+      </w:r>
+      <w:r>
+        <w:t xml:space="preserve">(</w:t>
+      </w:r>
+      <m:oMath>
+        <m:r>
+          <m:t>k</m:t>
+        </m:r>
+        <m:r>
+          <m:rPr>
+            <m:sty m:val="p"/>
+          </m:rPr>
+          <m:t>=</m:t>
+        </m:r>
+        <m:r>
+          <m:t>3</m:t>
+        </m:r>
+      </m:oMath>
+      <w:r>
+        <w:t xml:space="preserve">), và tương phản duy nhất có ý nghĩa là Nhóm I so với Frontier (</w:t>
+      </w:r>
+      <m:oMath>
+        <m:r>
+          <m:t>b</m:t>
+        </m:r>
+        <m:r>
+          <m:rPr>
+            <m:sty m:val="p"/>
+          </m:rPr>
+          <m:t>=</m:t>
+        </m:r>
+        <m:r>
+          <m:rPr>
+            <m:sty m:val="p"/>
+          </m:rPr>
+          <m:t>+</m:t>
+        </m:r>
+        <m:r>
+          <m:t>0</m:t>
+        </m:r>
+        <m:r>
+          <m:rPr>
+            <m:sty m:val="p"/>
+          </m:rPr>
+          <m:t>,</m:t>
+        </m:r>
+        <m:r>
+          <m:t>285</m:t>
+        </m:r>
+      </m:oMath>
+      <w:r>
+        <w:t xml:space="preserve">,</w:t>
+      </w:r>
+      <w:r>
+        <w:t xml:space="preserve"> </w:t>
+      </w:r>
+      <m:oMath>
+        <m:r>
+          <m:t>p</m:t>
+        </m:r>
+        <m:r>
+          <m:rPr>
+            <m:sty m:val="p"/>
+          </m:rPr>
+          <m:t>&lt;</m:t>
+        </m:r>
+        <m:r>
+          <m:rPr>
+            <m:sty m:val="p"/>
+          </m:rPr>
+          <m:t>,</m:t>
+        </m:r>
+        <m:r>
+          <m:t>001</m:t>
+        </m:r>
+      </m:oMath>
+      <w:r>
+        <w:t xml:space="preserve">). Giá trị Frontier này bị chi phối bởi một nghiên cứu ngoại lai duy nhất (Pouresmaeili và cộng sự, 2018, với</w:t>
+      </w:r>
+      <w:r>
+        <w:t xml:space="preserve"> </w:t>
+      </w:r>
+      <m:oMath>
+        <m:r>
+          <m:t>r</m:t>
+        </m:r>
+        <m:r>
+          <m:rPr>
+            <m:sty m:val="p"/>
+          </m:rPr>
+          <m:t>=</m:t>
+        </m:r>
+        <m:r>
+          <m:t>0</m:t>
+        </m:r>
+        <m:r>
+          <m:rPr>
+            <m:sty m:val="p"/>
+          </m:rPr>
+          <m:t>,</m:t>
+        </m:r>
+        <m:r>
+          <m:t>69</m:t>
+        </m:r>
+      </m:oMath>
+      <w:r>
+        <w:t xml:space="preserve"> </w:t>
+      </w:r>
+      <w:r>
+        <w:t xml:space="preserve">trên 226 doanh nghiệp) và vì vậy không thể coi là một ước lượng đáng tin cậy cho chế độ thể chế yếu nhất. Hệ quả là gradient định hướng không được xác nhận ở cấp meta-analytic với cỡ mẫu hiện tại; sự khác biệt giữa Nhóm I và Nhóm III chỉ là</w:t>
+      </w:r>
+      <w:r>
+        <w:t xml:space="preserve"> </w:t>
+      </w:r>
+      <m:oMath>
+        <m:r>
+          <m:t>0</m:t>
+        </m:r>
+        <m:r>
+          <m:rPr>
+            <m:sty m:val="p"/>
+          </m:rPr>
+          <m:t>,</m:t>
+        </m:r>
+        <m:r>
+          <m:t>010</m:t>
+        </m:r>
+      </m:oMath>
+      <w:r>
+        <w:t xml:space="preserve"> </w:t>
+      </w:r>
+      <w:r>
+        <w:t xml:space="preserve">và không có ý nghĩa thống kê. Phát hiện này định vị lại kỳ vọng một cách quan trọng: bằng chứng về điều tiết thể chế tồn tại, nhưng việc bóc tách gradient cụ thể đòi hỏi bằng chứng cấp doanh nghiệp trên một khung phân loại nhất quán, đúng như con đường mà các nghiên cứu thành phần P3–P8 và mô hình đa quốc gia P7 của luận án theo đuổi.</w:t>
+      </w:r>
+    </w:p>
+    <w:p>
+      <w:pPr>
+        <w:pStyle w:val="BodyText"/>
+      </w:pPr>
+      <w:r>
+        <w:t xml:space="preserve">Hai biến điều tiết bối cảnh khác được kiểm định trong cùng khung MARA nhưng không đạt ý nghĩa thống kê. Chấp nhận số cấp quốc gia (country-level Digital Adoption Index — cDAI) cho</w:t>
+      </w:r>
+      <w:r>
+        <w:t xml:space="preserve"> </w:t>
+      </w:r>
+      <m:oMath>
+        <m:sSub>
+          <m:e>
+            <m:r>
+              <m:t>Q</m:t>
+            </m:r>
+          </m:e>
+          <m:sub>
+            <m:r>
+              <m:t>M</m:t>
+            </m:r>
+          </m:sub>
+        </m:sSub>
+        <m:r>
+          <m:rPr>
+            <m:sty m:val="p"/>
+          </m:rPr>
+          <m:t>=</m:t>
+        </m:r>
+        <m:r>
+          <m:t>1</m:t>
+        </m:r>
+        <m:r>
+          <m:rPr>
+            <m:sty m:val="p"/>
+          </m:rPr>
+          <m:t>,</m:t>
+        </m:r>
+        <m:r>
+          <m:t>23</m:t>
+        </m:r>
+      </m:oMath>
+      <w:r>
+        <w:t xml:space="preserve"> </w:t>
+      </w:r>
+      <w:r>
+        <w:t xml:space="preserve">(</w:t>
+      </w:r>
+      <m:oMath>
+        <m:r>
+          <m:t>d</m:t>
+        </m:r>
+        <m:r>
+          <m:t>f</m:t>
+        </m:r>
+        <m:r>
+          <m:rPr>
+            <m:sty m:val="p"/>
+          </m:rPr>
+          <m:t>=</m:t>
+        </m:r>
+        <m:r>
+          <m:t>2</m:t>
+        </m:r>
+      </m:oMath>
+      <w:r>
+        <w:t xml:space="preserve">,</w:t>
+      </w:r>
+      <w:r>
+        <w:t xml:space="preserve"> </w:t>
+      </w:r>
+      <m:oMath>
+        <m:r>
+          <m:t>p</m:t>
+        </m:r>
+        <m:r>
+          <m:rPr>
+            <m:sty m:val="p"/>
+          </m:rPr>
+          <m:t>=</m:t>
+        </m:r>
+        <m:r>
+          <m:rPr>
+            <m:sty m:val="p"/>
+          </m:rPr>
+          <m:t>,</m:t>
+        </m:r>
+        <m:r>
+          <m:t>541</m:t>
+        </m:r>
+      </m:oMath>
+      <w:r>
+        <w:t xml:space="preserve">), với hệ số meta-hồi quy liên tục</w:t>
+      </w:r>
+      <w:r>
+        <w:t xml:space="preserve"> </w:t>
+      </w:r>
+      <m:oMath>
+        <m:sSub>
+          <m:e>
+            <m:r>
+              <m:t>β</m:t>
+            </m:r>
+          </m:e>
+          <m:sub>
+            <m:r>
+              <m:rPr>
+                <m:nor/>
+                <m:sty m:val="p"/>
+              </m:rPr>
+              <m:t>cDAI</m:t>
+            </m:r>
+          </m:sub>
+        </m:sSub>
+        <m:r>
+          <m:rPr>
+            <m:sty m:val="p"/>
+          </m:rPr>
+          <m:t>=</m:t>
+        </m:r>
+        <m:r>
+          <m:rPr>
+            <m:sty m:val="p"/>
+          </m:rPr>
+          <m:t>+</m:t>
+        </m:r>
+        <m:r>
+          <m:t>0</m:t>
+        </m:r>
+        <m:r>
+          <m:rPr>
+            <m:sty m:val="p"/>
+          </m:rPr>
+          <m:t>,</m:t>
+        </m:r>
+        <m:r>
+          <m:t>003</m:t>
+        </m:r>
+      </m:oMath>
+      <w:r>
+        <w:t xml:space="preserve"> </w:t>
+      </w:r>
+      <w:r>
+        <w:t xml:space="preserve">(</w:t>
+      </w:r>
+      <m:oMath>
+        <m:r>
+          <m:t>p</m:t>
+        </m:r>
+        <m:r>
+          <m:rPr>
+            <m:sty m:val="p"/>
+          </m:rPr>
+          <m:t>=</m:t>
+        </m:r>
+        <m:r>
+          <m:rPr>
+            <m:sty m:val="p"/>
+          </m:rPr>
+          <m:t>,</m:t>
+        </m:r>
+        <m:r>
+          <m:t>744</m:t>
+        </m:r>
+      </m:oMath>
+      <w:r>
+        <w:t xml:space="preserve">) và thứ tự ba phân nhóm không đơn điệu (Thấp</w:t>
+      </w:r>
+      <w:r>
+        <w:t xml:space="preserve"> </w:t>
+      </w:r>
+      <m:oMath>
+        <m:r>
+          <m:t>0</m:t>
+        </m:r>
+        <m:r>
+          <m:rPr>
+            <m:sty m:val="p"/>
+          </m:rPr>
+          <m:t>,</m:t>
+        </m:r>
+        <m:r>
+          <m:t>075</m:t>
+        </m:r>
+      </m:oMath>
+      <w:r>
+        <w:t xml:space="preserve">, Trung bình</w:t>
+      </w:r>
+      <w:r>
+        <w:t xml:space="preserve"> </w:t>
+      </w:r>
+      <m:oMath>
+        <m:r>
+          <m:t>0</m:t>
+        </m:r>
+        <m:r>
+          <m:rPr>
+            <m:sty m:val="p"/>
+          </m:rPr>
+          <m:t>,</m:t>
+        </m:r>
+        <m:r>
+          <m:t>063</m:t>
+        </m:r>
+      </m:oMath>
+      <w:r>
+        <w:t xml:space="preserve">, Cao</w:t>
+      </w:r>
+      <w:r>
+        <w:t xml:space="preserve"> </w:t>
+      </w:r>
+      <m:oMath>
+        <m:r>
+          <m:t>0</m:t>
+        </m:r>
+        <m:r>
+          <m:rPr>
+            <m:sty m:val="p"/>
+          </m:rPr>
+          <m:t>,</m:t>
+        </m:r>
+        <m:r>
+          <m:t>091</m:t>
+        </m:r>
+      </m:oMath>
+      <w:r>
+        <w:t xml:space="preserve">). Chu kỳ nghịch lý số (Digital Paradox Lifecycle — DPL) cho</w:t>
+      </w:r>
+      <w:r>
+        <w:t xml:space="preserve"> </w:t>
+      </w:r>
+      <m:oMath>
+        <m:sSub>
+          <m:e>
+            <m:r>
+              <m:t>Q</m:t>
+            </m:r>
+          </m:e>
+          <m:sub>
+            <m:r>
+              <m:t>M</m:t>
+            </m:r>
+          </m:sub>
+        </m:sSub>
+        <m:r>
+          <m:rPr>
+            <m:sty m:val="p"/>
+          </m:rPr>
+          <m:t>=</m:t>
+        </m:r>
+        <m:r>
+          <m:t>0</m:t>
+        </m:r>
+        <m:r>
+          <m:rPr>
+            <m:sty m:val="p"/>
+          </m:rPr>
+          <m:t>,</m:t>
+        </m:r>
+        <m:r>
+          <m:t>56</m:t>
+        </m:r>
+      </m:oMath>
+      <w:r>
+        <w:t xml:space="preserve"> </w:t>
+      </w:r>
+      <w:r>
+        <w:t xml:space="preserve">(</w:t>
+      </w:r>
+      <m:oMath>
+        <m:r>
+          <m:t>d</m:t>
+        </m:r>
+        <m:r>
+          <m:t>f</m:t>
+        </m:r>
+        <m:r>
+          <m:rPr>
+            <m:sty m:val="p"/>
+          </m:rPr>
+          <m:t>=</m:t>
+        </m:r>
+        <m:r>
+          <m:t>2</m:t>
+        </m:r>
+      </m:oMath>
+      <w:r>
+        <w:t xml:space="preserve">,</w:t>
+      </w:r>
+      <w:r>
+        <w:t xml:space="preserve"> </w:t>
+      </w:r>
+      <m:oMath>
+        <m:r>
+          <m:t>p</m:t>
+        </m:r>
+        <m:r>
+          <m:rPr>
+            <m:sty m:val="p"/>
+          </m:rPr>
+          <m:t>=</m:t>
+        </m:r>
+        <m:r>
+          <m:rPr>
+            <m:sty m:val="p"/>
+          </m:rPr>
+          <m:t>,</m:t>
+        </m:r>
+        <m:r>
+          <m:t>755</m:t>
+        </m:r>
+      </m:oMath>
+      <w:r>
+        <w:t xml:space="preserve">), với thứ tự ba giai đoạn ngược với dự đoán lý thuyết. Việc chỉ có một trong ba biến điều tiết bối cảnh đạt ý nghĩa, và biến đó lại bị chi phối bởi một ô dữ liệu cận biên, củng cố cách diễn giải rằng dị biệt I–P ở cấp tổng hợp khó được giải thích bằng các biến bối cảnh quốc gia khi các nghiên cứu sơ cấp hiếm khi báo cáo đủ chi tiết theo chế độ thể chế.</w:t>
+      </w:r>
+    </w:p>
+    <w:bookmarkEnd w:id="55"/>
+    <w:bookmarkStart w:id="56" w:name="X5d9144268a60975a8ace91c852f4f2f4cb2ecb2"/>
+    <w:p>
+      <w:pPr>
+        <w:pStyle w:val="Heading3"/>
+      </w:pPr>
+      <w:r>
+        <w:t xml:space="preserve">4.2.7 Tính vững của hiệu ứng gộp và phạm vi của bằng chứng lệch lạc công bố</w:t>
+      </w:r>
+    </w:p>
+    <w:p>
+      <w:pPr>
+        <w:pStyle w:val="FirstParagraph"/>
+      </w:pPr>
+      <w:r>
+        <w:t xml:space="preserve">Hiệu ứng gộp</w:t>
+      </w:r>
+      <w:r>
+        <w:t xml:space="preserve"> </w:t>
+      </w:r>
+      <m:oMath>
+        <m:r>
+          <m:t>r</m:t>
+        </m:r>
+        <m:r>
+          <m:rPr>
+            <m:sty m:val="p"/>
+          </m:rPr>
+          <m:t>=</m:t>
+        </m:r>
+        <m:r>
+          <m:t>0</m:t>
+        </m:r>
+        <m:r>
+          <m:rPr>
+            <m:sty m:val="p"/>
+          </m:rPr>
+          <m:t>,</m:t>
+        </m:r>
+        <m:r>
+          <m:t>074</m:t>
+        </m:r>
+      </m:oMath>
+      <w:r>
+        <w:t xml:space="preserve"> </w:t>
+      </w:r>
+      <w:r>
+        <w:t xml:space="preserve">giữ ổn định qua toàn bộ các kiểm định độ vững có sẵn. Khi chỉ giữ các hệ số tương quan được báo cáo trực tiếp, hệ số gộp là</w:t>
+      </w:r>
+      <w:r>
+        <w:t xml:space="preserve"> </w:t>
+      </w:r>
+      <m:oMath>
+        <m:r>
+          <m:t>0</m:t>
+        </m:r>
+        <m:r>
+          <m:rPr>
+            <m:sty m:val="p"/>
+          </m:rPr>
+          <m:t>,</m:t>
+        </m:r>
+        <m:r>
+          <m:t>077</m:t>
+        </m:r>
+      </m:oMath>
+      <w:r>
+        <w:t xml:space="preserve"> </w:t>
+      </w:r>
+      <w:r>
+        <w:t xml:space="preserve">(</w:t>
+      </w:r>
+      <m:oMath>
+        <m:r>
+          <m:t>k</m:t>
+        </m:r>
+        <m:r>
+          <m:rPr>
+            <m:sty m:val="p"/>
+          </m:rPr>
+          <m:t>=</m:t>
+        </m:r>
+        <m:r>
+          <m:t>241</m:t>
+        </m:r>
+      </m:oMath>
+      <w:r>
+        <w:t xml:space="preserve">); khi loại các hiệu ứng từ mẫu rất nhỏ (</w:t>
+      </w:r>
+      <m:oMath>
+        <m:r>
+          <m:t>n</m:t>
+        </m:r>
+        <m:r>
+          <m:rPr>
+            <m:sty m:val="p"/>
+          </m:rPr>
+          <m:t>&lt;</m:t>
+        </m:r>
+        <m:r>
+          <m:t>30</m:t>
+        </m:r>
+      </m:oMath>
+      <w:r>
+        <w:t xml:space="preserve">), hệ số là</w:t>
+      </w:r>
+      <w:r>
+        <w:t xml:space="preserve"> </w:t>
+      </w:r>
+      <m:oMath>
+        <m:r>
+          <m:t>0</m:t>
+        </m:r>
+        <m:r>
+          <m:rPr>
+            <m:sty m:val="p"/>
+          </m:rPr>
+          <m:t>,</m:t>
+        </m:r>
+        <m:r>
+          <m:t>073</m:t>
+        </m:r>
+      </m:oMath>
+      <w:r>
+        <w:t xml:space="preserve"> </w:t>
+      </w:r>
+      <w:r>
+        <w:t xml:space="preserve">(</w:t>
+      </w:r>
+      <m:oMath>
+        <m:r>
+          <m:t>k</m:t>
+        </m:r>
+        <m:r>
+          <m:rPr>
+            <m:sty m:val="p"/>
+          </m:rPr>
+          <m:t>=</m:t>
+        </m:r>
+        <m:r>
+          <m:t>286</m:t>
+        </m:r>
+      </m:oMath>
+      <w:r>
+        <w:t xml:space="preserve">); khi chỉ giữ thước đo hiệu quả dựa trên kế toán, hệ số là</w:t>
+      </w:r>
+      <w:r>
+        <w:t xml:space="preserve"> </w:t>
+      </w:r>
+      <m:oMath>
+        <m:r>
+          <m:t>0</m:t>
+        </m:r>
+        <m:r>
+          <m:rPr>
+            <m:sty m:val="p"/>
+          </m:rPr>
+          <m:t>,</m:t>
+        </m:r>
+        <m:r>
+          <m:t>075</m:t>
+        </m:r>
+      </m:oMath>
+      <w:r>
+        <w:t xml:space="preserve"> </w:t>
+      </w:r>
+      <w:r>
+        <w:t xml:space="preserve">(</w:t>
+      </w:r>
+      <m:oMath>
+        <m:r>
+          <m:t>k</m:t>
+        </m:r>
+        <m:r>
+          <m:rPr>
+            <m:sty m:val="p"/>
+          </m:rPr>
+          <m:t>=</m:t>
+        </m:r>
+        <m:r>
+          <m:t>247</m:t>
+        </m:r>
+      </m:oMath>
+      <w:r>
+        <w:t xml:space="preserve">). Kiểm định bảo thủ nhất là giới hạn ở các nghiên cứu chỉ dùng tỷ lệ doanh thu xuất khẩu trên tổng doanh thu làm thước đo quốc tế hóa, cho hệ số suy giảm còn</w:t>
+      </w:r>
+      <w:r>
+        <w:t xml:space="preserve"> </w:t>
+      </w:r>
+      <m:oMath>
+        <m:acc>
+          <m:accPr>
+            <m:chr m:val="‾"/>
+          </m:accPr>
+          <m:e>
+            <m:r>
+              <m:t>r</m:t>
+            </m:r>
+          </m:e>
+        </m:acc>
+        <m:r>
+          <m:rPr>
+            <m:sty m:val="p"/>
+          </m:rPr>
+          <m:t>=</m:t>
+        </m:r>
+        <m:r>
+          <m:t>0</m:t>
+        </m:r>
+        <m:r>
+          <m:rPr>
+            <m:sty m:val="p"/>
+          </m:rPr>
+          <m:t>,</m:t>
+        </m:r>
+        <m:r>
+          <m:t>060</m:t>
+        </m:r>
+      </m:oMath>
+      <w:r>
+        <w:t xml:space="preserve"> </w:t>
+      </w:r>
+      <w:r>
+        <w:t xml:space="preserve">(</w:t>
+      </w:r>
+      <m:oMath>
+        <m:r>
+          <m:t>k</m:t>
+        </m:r>
+        <m:r>
+          <m:rPr>
+            <m:sty m:val="p"/>
+          </m:rPr>
+          <m:t>=</m:t>
+        </m:r>
+        <m:r>
+          <m:t>138</m:t>
+        </m:r>
+      </m:oMath>
+      <w:r>
+        <w:t xml:space="preserve">), vẫn dương và có ý nghĩa, gợi ý rằng tính không đồng nhất của thước đo quốc tế hóa làm phóng đại một phần hiệu ứng gộp khi gộp chung các thước đo rộng hơn. Phân tích loại bỏ từng nghiên cứu (leave-one-out) cho dải hệ số</w:t>
+      </w:r>
+      <w:r>
+        <w:t xml:space="preserve"> </w:t>
+      </w:r>
+      <m:oMath>
+        <m:d>
+          <m:dPr>
+            <m:begChr m:val="["/>
+            <m:endChr m:val="]"/>
+            <m:sepChr m:val=""/>
+            <m:grow/>
+          </m:dPr>
+          <m:e>
+            <m:r>
+              <m:t>0</m:t>
+            </m:r>
+            <m:r>
+              <m:rPr>
+                <m:sty m:val="p"/>
+              </m:rPr>
+              <m:t>,</m:t>
+            </m:r>
+            <m:r>
+              <m:t>071</m:t>
+            </m:r>
+            <m:r>
+              <m:rPr>
+                <m:sty m:val="p"/>
+              </m:rPr>
+              <m:t>;</m:t>
+            </m:r>
+            <m:r>
+              <m:t> </m:t>
+            </m:r>
+            <m:r>
+              <m:t>0</m:t>
+            </m:r>
+            <m:r>
+              <m:rPr>
+                <m:sty m:val="p"/>
+              </m:rPr>
+              <m:t>,</m:t>
+            </m:r>
+            <m:r>
+              <m:t>076</m:t>
+            </m:r>
+          </m:e>
+        </m:d>
+      </m:oMath>
+      <w:r>
+        <w:t xml:space="preserve"> </w:t>
+      </w:r>
+      <w:r>
+        <w:t xml:space="preserve">và không một nghiên cứu nào trong 288 hiệu ứng làm đổi chiều kết quả, xác nhận rằng hiệu ứng dương khiêm tốn không phải là sản phẩm của bất kỳ quan sát ảnh hưởng đơn lẻ nào.</w:t>
+      </w:r>
+    </w:p>
+    <w:p>
+      <w:pPr>
+        <w:pStyle w:val="BodyText"/>
+      </w:pPr>
+      <w:r>
+        <w:t xml:space="preserve">Về lệch lạc công bố, cần nhấn mạnh sự không thống nhất giữa hai kiểm định bất đối xứng phễu đã nêu ở Mục 4.2.4: kiểm định Egger không vượt ngưỡng quy ước (</w:t>
+      </w:r>
+      <m:oMath>
+        <m:r>
+          <m:t>b</m:t>
+        </m:r>
+        <m:r>
+          <m:rPr>
+            <m:sty m:val="p"/>
+          </m:rPr>
+          <m:t>=</m:t>
+        </m:r>
+        <m:r>
+          <m:t>0</m:t>
+        </m:r>
+        <m:r>
+          <m:rPr>
+            <m:sty m:val="p"/>
+          </m:rPr>
+          <m:t>,</m:t>
+        </m:r>
+        <m:r>
+          <m:t>475</m:t>
+        </m:r>
+      </m:oMath>
+      <w:r>
+        <w:t xml:space="preserve">,</w:t>
+      </w:r>
+      <w:r>
+        <w:t xml:space="preserve"> </w:t>
+      </w:r>
+      <m:oMath>
+        <m:r>
+          <m:t>p</m:t>
+        </m:r>
+        <m:r>
+          <m:rPr>
+            <m:sty m:val="p"/>
+          </m:rPr>
+          <m:t>=</m:t>
+        </m:r>
+        <m:r>
+          <m:rPr>
+            <m:sty m:val="p"/>
+          </m:rPr>
+          <m:t>,</m:t>
+        </m:r>
+        <m:r>
+          <m:t>057</m:t>
+        </m:r>
+      </m:oMath>
+      <w:r>
+        <w:t xml:space="preserve">) trong khi kiểm định thứ hạng Begg–Mazumdar lại có ý nghĩa (</w:t>
+      </w:r>
+      <m:oMath>
+        <m:r>
+          <m:t>τ</m:t>
+        </m:r>
+        <m:r>
+          <m:rPr>
+            <m:sty m:val="p"/>
+          </m:rPr>
+          <m:t>=</m:t>
+        </m:r>
+        <m:r>
+          <m:rPr>
+            <m:sty m:val="p"/>
+          </m:rPr>
+          <m:t>−</m:t>
+        </m:r>
+        <m:r>
+          <m:t>0</m:t>
+        </m:r>
+        <m:r>
+          <m:rPr>
+            <m:sty m:val="p"/>
+          </m:rPr>
+          <m:t>,</m:t>
+        </m:r>
+        <m:r>
+          <m:t>134</m:t>
+        </m:r>
+      </m:oMath>
+      <w:r>
+        <w:t xml:space="preserve">,</w:t>
+      </w:r>
+      <w:r>
+        <w:t xml:space="preserve"> </w:t>
+      </w:r>
+      <m:oMath>
+        <m:r>
+          <m:t>p</m:t>
+        </m:r>
+        <m:r>
+          <m:rPr>
+            <m:sty m:val="p"/>
+          </m:rPr>
+          <m:t>=</m:t>
+        </m:r>
+        <m:r>
+          <m:rPr>
+            <m:sty m:val="p"/>
+          </m:rPr>
+          <m:t>,</m:t>
+        </m:r>
+        <m:r>
+          <m:t>0007</m:t>
+        </m:r>
+      </m:oMath>
+      <w:r>
+        <w:t xml:space="preserve">), nên bằng chứng bất đối xứng dựa trên Egger đơn lẻ không được khẳng định. Quy trình cắt-và-điền (trim-and-fill) gán thêm 58 nghiên cứu ở phía trái của phễu và đưa hệ số điều chỉnh xuống</w:t>
+      </w:r>
+      <w:r>
+        <w:t xml:space="preserve"> </w:t>
+      </w:r>
+      <m:oMath>
+        <m:acc>
+          <m:accPr>
+            <m:chr m:val="‾"/>
+          </m:accPr>
+          <m:e>
+            <m:r>
+              <m:t>r</m:t>
+            </m:r>
+          </m:e>
+        </m:acc>
+        <m:r>
+          <m:rPr>
+            <m:sty m:val="p"/>
+          </m:rPr>
+          <m:t>=</m:t>
+        </m:r>
+        <m:r>
+          <m:t>0</m:t>
+        </m:r>
+        <m:r>
+          <m:rPr>
+            <m:sty m:val="p"/>
+          </m:rPr>
+          <m:t>,</m:t>
+        </m:r>
+        <m:r>
+          <m:t>035</m:t>
+        </m:r>
+      </m:oMath>
+      <w:r>
+        <w:t xml:space="preserve"> </w:t>
+      </w:r>
+      <w:r>
+        <w:t xml:space="preserve">(khoảng tin cậy</w:t>
+      </w:r>
+      <w:r>
+        <w:t xml:space="preserve"> </w:t>
+      </w:r>
+      <m:oMath>
+        <m:d>
+          <m:dPr>
+            <m:begChr m:val="["/>
+            <m:endChr m:val="]"/>
+            <m:sepChr m:val=""/>
+            <m:grow/>
+          </m:dPr>
+          <m:e>
+            <m:r>
+              <m:t>0</m:t>
+            </m:r>
+            <m:r>
+              <m:rPr>
+                <m:sty m:val="p"/>
+              </m:rPr>
+              <m:t>,</m:t>
+            </m:r>
+            <m:r>
+              <m:t>019</m:t>
+            </m:r>
+            <m:r>
+              <m:rPr>
+                <m:sty m:val="p"/>
+              </m:rPr>
+              <m:t>;</m:t>
+            </m:r>
+            <m:r>
+              <m:t> </m:t>
+            </m:r>
+            <m:r>
+              <m:t>0</m:t>
+            </m:r>
+            <m:r>
+              <m:rPr>
+                <m:sty m:val="p"/>
+              </m:rPr>
+              <m:t>,</m:t>
+            </m:r>
+            <m:r>
+              <m:t>051</m:t>
+            </m:r>
+          </m:e>
+        </m:d>
+      </m:oMath>
+      <w:r>
+        <w:t xml:space="preserve">); đây là cận dưới bảo thủ, hàm ý hiệu ứng dân số thực có thể gần</w:t>
+      </w:r>
+      <w:r>
+        <w:t xml:space="preserve"> </w:t>
+      </w:r>
+      <m:oMath>
+        <m:r>
+          <m:t>r</m:t>
+        </m:r>
+        <m:r>
+          <m:rPr>
+            <m:sty m:val="p"/>
+          </m:rPr>
+          <m:t>≈</m:t>
+        </m:r>
+        <m:r>
+          <m:t>0</m:t>
+        </m:r>
+        <m:r>
+          <m:rPr>
+            <m:sty m:val="p"/>
+          </m:rPr>
+          <m:t>,</m:t>
+        </m:r>
+        <m:r>
+          <m:t>035</m:t>
+        </m:r>
+      </m:oMath>
+      <w:r>
+        <w:t xml:space="preserve"> </w:t>
+      </w:r>
+      <w:r>
+        <w:t xml:space="preserve">hơn là các con số trong dải</w:t>
+      </w:r>
+      <w:r>
+        <w:t xml:space="preserve"> </w:t>
+      </w:r>
+      <m:oMath>
+        <m:r>
+          <m:t>0</m:t>
+        </m:r>
+        <m:r>
+          <m:rPr>
+            <m:sty m:val="p"/>
+          </m:rPr>
+          <m:t>,</m:t>
+        </m:r>
+        <m:r>
+          <m:t>07</m:t>
+        </m:r>
+      </m:oMath>
+      <w:r>
+        <w:t xml:space="preserve">–</w:t>
+      </w:r>
+      <m:oMath>
+        <m:r>
+          <m:t>0</m:t>
+        </m:r>
+        <m:r>
+          <m:rPr>
+            <m:sty m:val="p"/>
+          </m:rPr>
+          <m:t>,</m:t>
+        </m:r>
+        <m:r>
+          <m:t>10</m:t>
+        </m:r>
+      </m:oMath>
+      <w:r>
+        <w:t xml:space="preserve"> </w:t>
+      </w:r>
+      <w:r>
+        <w:t xml:space="preserve">thường được trích dẫn. Cùng lúc, chỉ số an toàn fail-safe</w:t>
+      </w:r>
+      <w:r>
+        <w:t xml:space="preserve"> </w:t>
+      </w:r>
+      <m:oMath>
+        <m:r>
+          <m:t>N</m:t>
+        </m:r>
+        <m:r>
+          <m:rPr>
+            <m:sty m:val="p"/>
+          </m:rPr>
+          <m:t>=</m:t>
+        </m:r>
+        <m:r>
+          <m:t>45.848</m:t>
+        </m:r>
+      </m:oMath>
+      <w:r>
+        <w:t xml:space="preserve"> </w:t>
+      </w:r>
+      <w:r>
+        <w:t xml:space="preserve">vượt xa ngưỡng tới hạn</w:t>
+      </w:r>
+      <w:r>
+        <w:t xml:space="preserve"> </w:t>
+      </w:r>
+      <m:oMath>
+        <m:r>
+          <m:t>5</m:t>
+        </m:r>
+        <m:r>
+          <m:t>k</m:t>
+        </m:r>
+        <m:r>
+          <m:rPr>
+            <m:sty m:val="p"/>
+          </m:rPr>
+          <m:t>+</m:t>
+        </m:r>
+        <m:r>
+          <m:t>10</m:t>
+        </m:r>
+        <m:r>
+          <m:rPr>
+            <m:sty m:val="p"/>
+          </m:rPr>
+          <m:t>=</m:t>
+        </m:r>
+        <m:r>
+          <m:t>1.200</m:t>
+        </m:r>
+      </m:oMath>
+      <w:r>
+        <w:t xml:space="preserve">, hàm ý rằng lệch lạc công bố tuy hiện diện nhưng không thể đảo ngược hoàn toàn kết luận về dấu của quan hệ. Tổng hợp lại, các kiểm định độ vững và lệch lạc công bố hội tụ về một thông điệp duy nhất: quan hệ I–P ở cấp tổng hợp là dương, ổn định về dấu, nhưng nhỏ hơn nhiều so với ấn tượng từ văn liệu đã công bố.</w:t>
+      </w:r>
+    </w:p>
+    <w:p>
+      <w:r>
+        <w:pict>
+          <v:rect style="width:0;height:1.5pt" o:hralign="center" o:hrstd="t" o:hr="t"/>
+        </w:pict>
+      </w:r>
+    </w:p>
+    <w:bookmarkEnd w:id="56"/>
+    <w:bookmarkEnd w:id="57"/>
+    <w:bookmarkStart w:id="65" w:name="Xae571c1410747d630a72c4d12985bac375822ae"/>
+    <w:p>
+      <w:pPr>
+        <w:pStyle w:val="Heading2"/>
+      </w:pPr>
+      <w:r>
+        <w:t xml:space="preserve">4.3 Kết quả bối cảnh thể chế tiên tiến: Đổi mới: Singapore (P4)</w:t>
+      </w:r>
+    </w:p>
+    <w:bookmarkStart w:id="58" w:name="xác-nhận-quan-hệ-phi-tuyến-chữ-u-ngược"/>
+    <w:p>
+      <w:pPr>
+        <w:pStyle w:val="Heading3"/>
+      </w:pPr>
+      <w:r>
+        <w:t xml:space="preserve">4.3.1 Xác nhận quan hệ phi tuyến chữ U ngược</w:t>
+      </w:r>
+    </w:p>
+    <w:p>
+      <w:pPr>
+        <w:pStyle w:val="FirstParagraph"/>
+      </w:pPr>
+      <w:r>
+        <w:t xml:space="preserve">Phân tích trên mẫu doanh nghiệp Singapore từ dữ liệu WBES với</w:t>
+      </w:r>
+      <w:r>
+        <w:t xml:space="preserve"> </w:t>
+      </w:r>
+      <m:oMath>
+        <m:r>
+          <m:t>N</m:t>
+        </m:r>
+        <m:r>
+          <m:rPr>
+            <m:sty m:val="p"/>
+          </m:rPr>
+          <m:t>=</m:t>
+        </m:r>
+        <m:r>
+          <m:t>623</m:t>
+        </m:r>
+      </m:oMath>
+      <w:r>
+        <w:t xml:space="preserve"> </w:t>
+      </w:r>
+      <w:r>
+        <w:t xml:space="preserve">cơ sở (trong đó 84 cơ sở xuất khẩu dùng cho kiểm định mẫu phụ) cho thấy quan hệ giữa FSTS và hiệu quả gần tuyến tính dương; thành phần bậc hai chỉ gợi ý đường cong rất thoải với điểm uốn ngoài miền dữ liệu. Mô hình bậc hai với biến FSTS và FSTS</w:t>
+      </w:r>
+      <m:oMath>
+        <m:sSup>
+          <m:e>
+            <m:r>
+              <m:t>​</m:t>
+            </m:r>
+          </m:e>
+          <m:sup>
+            <m:r>
+              <m:t>2</m:t>
+            </m:r>
+          </m:sup>
+        </m:sSup>
+      </m:oMath>
+      <w:r>
+        <w:t xml:space="preserve"> </w:t>
+      </w:r>
+      <w:r>
+        <w:t xml:space="preserve">cho hệ số bậc hai âm, phù hợp với dạng chữ U ngược như kỳ vọng từ H1 trong khung lý thuyết CDCM.</w:t>
+      </w:r>
+    </w:p>
+    <w:p>
+      <w:pPr>
+        <w:pStyle w:val="BodyText"/>
+      </w:pPr>
+      <w:r>
         <w:t xml:space="preserve">Điểm điểm uốn ước lượng có giá trị trung tâm</w:t>
       </w:r>
       <w:r>
@@ -3992,11 +7143,11 @@
         <w:t xml:space="preserve"> </w:t>
       </w:r>
       <w:r>
-        <w:t xml:space="preserve">thay vì khẳng định một điểm uốn cụ thể ở 88,6%; điều này nhất quán với kỳ vọng lý thuyết rằng ở bối cảnh thể chế mạnh (Nhóm I), dư địa quốc tế hóa có lợi là rất rộng (xem Hình 4.1).</w:t>
+        <w:t xml:space="preserve">thay vì khẳng định một điểm uốn cụ thể ở 88,6%; điều này nhất quán với kỳ vọng lý thuyết rằng ở bối cảnh thể chế mạnh (Nhóm I), dư địa quốc tế hóa có lợi là rất rộng (xem Hình 4.8).</w:t>
       </w:r>
     </w:p>
-    <w:bookmarkEnd w:id="33"/>
-    <w:bookmarkStart w:id="34" w:name="điều-tiết-bởi-digital-adoption-index-dai"/>
+    <w:bookmarkEnd w:id="58"/>
+    <w:bookmarkStart w:id="59" w:name="điều-tiết-bởi-digital-adoption-index-dai"/>
     <w:p>
       <w:pPr>
         <w:pStyle w:val="Heading3"/>
@@ -4145,8 +7296,8 @@
         <w:t xml:space="preserve">). Cụ thể, ở mức độ quốc tế hóa cao, doanh nghiệp Singapore có năng lực chấp nhận số (digital adoption) cao hơn duy trì hiệu quả tốt hơn so với doanh nghiệp có mức DAI thấp hơn, cho thấy DAI đóng vai trò nguồn lực bổ trợ (situational resource) làm chậm đà suy giảm phía bên phải của đường phi tuyến.</w:t>
       </w:r>
     </w:p>
-    <w:bookmarkEnd w:id="34"/>
-    <w:bookmarkStart w:id="35" w:name="giới-hạn-suy-luận-và-cảnh-báo-thống-kê"/>
+    <w:bookmarkEnd w:id="59"/>
+    <w:bookmarkStart w:id="60" w:name="giới-hạn-suy-luận-và-cảnh-báo-thống-kê"/>
     <w:p>
       <w:pPr>
         <w:pStyle w:val="Heading3"/>
@@ -4218,8 +7369,8 @@
         <w:t xml:space="preserve">(consistent but underpowered evidence), không bác bỏ giả thuyết nhưng cũng không tuyên bố xác nhận dứt khoát.</w:t>
       </w:r>
     </w:p>
-    <w:bookmarkEnd w:id="35"/>
-    <w:bookmarkStart w:id="36" w:name="Xc4edfd1202e735f43f0fcc707661dcf561dd6ec"/>
+    <w:bookmarkEnd w:id="60"/>
+    <w:bookmarkStart w:id="61" w:name="Xc4edfd1202e735f43f0fcc707661dcf561dd6ec"/>
     <w:p>
       <w:pPr>
         <w:pStyle w:val="Heading3"/>
@@ -4710,8 +7861,8 @@
         <w:t xml:space="preserve">), khẳng định vị trí điểm uốn chỉ được định vị lỏng lẻo. Đa cộng tuyến giữa số hạng bậc nhất và bậc hai không phải là vấn đề thực chất: hệ số phóng đại phương sai (variance inflation factor — VIF) duy trì dưới 3 ở mọi đặc tả cuối.</w:t>
       </w:r>
     </w:p>
-    <w:bookmarkEnd w:id="36"/>
-    <w:bookmarkStart w:id="37" w:name="X286df4048ffc93bb7f2ac1c5d7bcb1f1060bae7"/>
+    <w:bookmarkEnd w:id="61"/>
+    <w:bookmarkStart w:id="62" w:name="X286df4048ffc93bb7f2ac1c5d7bcb1f1060bae7"/>
     <w:p>
       <w:pPr>
         <w:pStyle w:val="Heading3"/>
@@ -5201,8 +8352,8 @@
         <w:t xml:space="preserve">), cho thấy một phần phương sai năng suất mà DAI nắm bắt đã trùng lặp với TCI. Sự suy giảm này quan trọng về nội dung vì nó bác bỏ cách hiểu DAI như một phần thưởng năng suất phổ quát cho mọi doanh nghiệp.</w:t>
       </w:r>
     </w:p>
-    <w:bookmarkEnd w:id="37"/>
-    <w:bookmarkStart w:id="38" w:name="X5b29f6d7a1e568457f8600cd8694765de8754b2"/>
+    <w:bookmarkEnd w:id="62"/>
+    <w:bookmarkStart w:id="63" w:name="X5b29f6d7a1e568457f8600cd8694765de8754b2"/>
     <w:p>
       <w:pPr>
         <w:pStyle w:val="Heading3"/>
@@ -6143,8 +9294,8 @@
         <w:t xml:space="preserve">).</w:t>
       </w:r>
     </w:p>
-    <w:bookmarkEnd w:id="38"/>
-    <w:bookmarkStart w:id="39" w:name="định-lượng-công-suất-thống-kê"/>
+    <w:bookmarkEnd w:id="63"/>
+    <w:bookmarkStart w:id="64" w:name="định-lượng-công-suất-thống-kê"/>
     <w:p>
       <w:pPr>
         <w:pStyle w:val="Heading3"/>
@@ -6435,9 +9586,9 @@
         </w:pict>
       </w:r>
     </w:p>
-    <w:bookmarkEnd w:id="39"/>
-    <w:bookmarkEnd w:id="40"/>
-    <w:bookmarkStart w:id="48" w:name="Xabe361c2d5961cf19ce7ab2bd5d9bc6d758140a"/>
+    <w:bookmarkEnd w:id="64"/>
+    <w:bookmarkEnd w:id="65"/>
+    <w:bookmarkStart w:id="73" w:name="Xabe361c2d5961cf19ce7ab2bd5d9bc6d758140a"/>
     <w:p>
       <w:pPr>
         <w:pStyle w:val="Heading2"/>
@@ -6446,7 +9597,7 @@
         <w:t xml:space="preserve">4.4 Kết quả bối cảnh thể chế trung bình cao: Trung Quốc, 2012–2024 (P5)</w:t>
       </w:r>
     </w:p>
-    <w:bookmarkStart w:id="41" w:name="xác-nhận-quan-hệ-phi-tuyến-và-điểm-uốn"/>
+    <w:bookmarkStart w:id="66" w:name="xác-nhận-quan-hệ-phi-tuyến-và-điểm-uốn"/>
     <w:p>
       <w:pPr>
         <w:pStyle w:val="Heading3"/>
@@ -6528,8 +9679,8 @@
         <w:t xml:space="preserve">Các con số này cho thấy doanh nghiệp Trung Quốc đạt hiệu quả tối ưu khi cường độ quốc tế hóa (FSTS) ở mức gần 49%, một mức độ tập trung quốc tế vừa phải trong bối cảnh nền kinh tế nội địa khổng lồ của Trung Quốc cũng cung cấp cơ hội tăng trưởng song song.</w:t>
       </w:r>
     </w:p>
-    <w:bookmarkEnd w:id="41"/>
-    <w:bookmarkStart w:id="42" w:name="X28c1d9c57eb0f73d2f6207fea4a34aaa44333b8"/>
+    <w:bookmarkEnd w:id="66"/>
+    <w:bookmarkStart w:id="67" w:name="X28c1d9c57eb0f73d2f6207fea4a34aaa44333b8"/>
     <w:p>
       <w:pPr>
         <w:pStyle w:val="Heading3"/>
@@ -6750,8 +9901,8 @@
         <w:t xml:space="preserve">, không có ý nghĩa thống kê, nghĩa là hình dạng tổng thể của quan hệ phi tuyến không biến đổi đáng kể qua giai đoạn phân tích. Phát hiện này cho thấy trong bối cảnh Upper-middle như Trung Quốc, cơ chế căn bản của quan hệ I–P duy trì tính ổn định đáng kể, có thể phản ánh sự bù trừ giữa chi phí thích ứng tăng lên do chính sách thương mại khó đoán và năng lực tổ chức ngày càng trưởng thành của các doanh nghiệp xuất khẩu Trung Quốc.</w:t>
       </w:r>
     </w:p>
-    <w:bookmarkEnd w:id="42"/>
-    <w:bookmarkStart w:id="43" w:name="vai-trò-của-tci-và-dai"/>
+    <w:bookmarkEnd w:id="67"/>
+    <w:bookmarkStart w:id="68" w:name="vai-trò-của-tci-và-dai"/>
     <w:p>
       <w:pPr>
         <w:pStyle w:val="Heading3"/>
@@ -6832,8 +9983,8 @@
         <w:t xml:space="preserve">), cho thấy Technological Capability Index không phát huy vai trò điều tiết đáng kể ở bối cảnh Trung Quốc theo mô hình P5. Tương tự, DAI cũng không cho thấy điều tiết có ý nghĩa trong bối cảnh này. kết quả không có ý nghĩa về điều tiết tại Trung Quốc có thể phản ánh thực tế rằng năng lực công nghệ đã được phân phối tương đối đồng đều hơn trong mẫu doanh nghiệp xuất khẩu Trung Quốc, làm giảm phương sai đủ để phát hiện hiệu ứng điều tiết.</w:t>
       </w:r>
     </w:p>
-    <w:bookmarkEnd w:id="43"/>
-    <w:bookmarkStart w:id="44" w:name="Xff6260f0292f1de2c718a7cc22e284da4d4195e"/>
+    <w:bookmarkEnd w:id="68"/>
+    <w:bookmarkStart w:id="69" w:name="Xff6260f0292f1de2c718a7cc22e284da4d4195e"/>
     <w:p>
       <w:pPr>
         <w:pStyle w:val="Heading3"/>
@@ -7866,8 +11017,8 @@
         <w:t xml:space="preserve">nằm ở trung tâm của giả thuyết H1.</w:t>
       </w:r>
     </w:p>
-    <w:bookmarkEnd w:id="44"/>
-    <w:bookmarkStart w:id="45" w:name="X0af63134f8b985ce6a7206ba645349b2fa626fe"/>
+    <w:bookmarkEnd w:id="69"/>
+    <w:bookmarkStart w:id="70" w:name="X0af63134f8b985ce6a7206ba645349b2fa626fe"/>
     <w:p>
       <w:pPr>
         <w:pStyle w:val="Heading3"/>
@@ -8456,8 +11607,8 @@
         <w:t xml:space="preserve">, cho thấy liên hệ giữa năng lực công nghệ và năng suất được củng cố có ý nghĩa giữa hai đợt.</w:t>
       </w:r>
     </w:p>
-    <w:bookmarkEnd w:id="45"/>
-    <w:bookmarkStart w:id="46" w:name="Xca8f6e630da8ae9ac522aaed1f1f354951e7cdc"/>
+    <w:bookmarkEnd w:id="70"/>
+    <w:bookmarkStart w:id="71" w:name="Xca8f6e630da8ae9ac522aaed1f1f354951e7cdc"/>
     <w:p>
       <w:pPr>
         <w:pStyle w:val="Heading3"/>
@@ -9275,8 +12426,8 @@
         <w:t xml:space="preserve">). Như vậy, cơ chế bẫy vốn lưu động vẫn là cơ sở lý thuyết nhất quán nhất cho đoạn suy giảm sau ngưỡng nhưng chưa được nhận dạng trực tiếp với công cụ WBES hiện có, đòi hỏi dữ liệu vi mô tài chính như thời gian chu kỳ chuyển đổi tiền mặt hoặc số ngày khoản phải thu chưa thanh toán cho nghiên cứu tương lai.</w:t>
       </w:r>
     </w:p>
-    <w:bookmarkEnd w:id="46"/>
-    <w:bookmarkStart w:id="47" w:name="X1ae4654bd026ff4d99ae2bb551d6af9649385c6"/>
+    <w:bookmarkEnd w:id="71"/>
+    <w:bookmarkStart w:id="72" w:name="X1ae4654bd026ff4d99ae2bb551d6af9649385c6"/>
     <w:p>
       <w:pPr>
         <w:pStyle w:val="Heading3"/>
@@ -9877,9 +13028,9 @@
         </w:pict>
       </w:r>
     </w:p>
-    <w:bookmarkEnd w:id="47"/>
-    <w:bookmarkEnd w:id="48"/>
-    <w:bookmarkStart w:id="56" w:name="Xdbd5cc67084304ba85b73781c0cb0c00b74055b"/>
+    <w:bookmarkEnd w:id="72"/>
+    <w:bookmarkEnd w:id="73"/>
+    <w:bookmarkStart w:id="81" w:name="Xdbd5cc67084304ba85b73781c0cb0c00b74055b"/>
     <w:p>
       <w:pPr>
         <w:pStyle w:val="Heading2"/>
@@ -9888,7 +13039,7 @@
         <w:t xml:space="preserve">4.5 Kết quả bối cảnh chuyển đổi bậc thấp–trung: Việt Nam (P3)</w:t>
       </w:r>
     </w:p>
-    <w:bookmarkStart w:id="49" w:name="Xfa9060265c18c079d3fb45cfff0778bcd89c27e"/>
+    <w:bookmarkStart w:id="74" w:name="Xfa9060265c18c079d3fb45cfff0778bcd89c27e"/>
     <w:p>
       <w:pPr>
         <w:pStyle w:val="Heading3"/>
@@ -10085,8 +13236,8 @@
         <w:t xml:space="preserve">, bằng chứng thống kê mạnh nhất trong tất cả các mẫu quốc gia của luận án.</w:t>
       </w:r>
     </w:p>
-    <w:bookmarkEnd w:id="49"/>
-    <w:bookmarkStart w:id="50" w:name="điểm-điểm-uốn-theo-làn-sóng"/>
+    <w:bookmarkEnd w:id="74"/>
+    <w:bookmarkStart w:id="75" w:name="điểm-điểm-uốn-theo-làn-sóng"/>
     <w:p>
       <w:pPr>
         <w:pStyle w:val="Heading3"/>
@@ -10345,8 +13496,8 @@
         <w:t xml:space="preserve">, có ý nghĩa thống kê, cho thấy điểm uốn đã dịch chuyển đáng kể từ 46,2% xuống 39,3% giữa hai làn sóng.</w:t>
       </w:r>
     </w:p>
-    <w:bookmarkEnd w:id="50"/>
-    <w:bookmarkStart w:id="51" w:name="điều-tiết-bởi-tci-tích-cực-và-có-ý-nghĩa"/>
+    <w:bookmarkEnd w:id="75"/>
+    <w:bookmarkStart w:id="76" w:name="điều-tiết-bởi-tci-tích-cực-và-có-ý-nghĩa"/>
     <w:p>
       <w:pPr>
         <w:pStyle w:val="Heading3"/>
@@ -10414,8 +13565,8 @@
         <w:t xml:space="preserve">: TCI làm nâng cao mặt bằng hiệu quả và khuếch đại tác động tích cực của quốc tế hóa. Doanh nghiệp Việt Nam có năng lực công nghệ tốt hơn (đo bằng TCI) đạt hiệu quả cao hơn từ quá trình quốc tế hóa, nhất quán với H2 trong khung lý thuyết CDCM.</w:t>
       </w:r>
     </w:p>
-    <w:bookmarkEnd w:id="51"/>
-    <w:bookmarkStart w:id="52" w:name="điều-tiết-bởi-dai-không-có-ý-nghĩa"/>
+    <w:bookmarkEnd w:id="76"/>
+    <w:bookmarkStart w:id="77" w:name="điều-tiết-bởi-dai-không-có-ý-nghĩa"/>
     <w:p>
       <w:pPr>
         <w:pStyle w:val="Heading3"/>
@@ -10470,8 +13621,8 @@
         <w:t xml:space="preserve">(chỉ bao gồm Tier-1 DAI do giới hạn đo lường WBES trong các làn sóng này) cho kết quả yếu dương nhưng không có ý nghĩa thống kê. Kết quả này có thể phản ánh hạn chế về đo lường: Tier-1 DAI chỉ nắm bắt mức độ chấp nhận số bề mặt (website, email, online sales) chứ không đo lường được chiều sâu năng lực số. Với dữ liệu WBES Việt Nam chỉ cung cấp Tier-1, không đủ phân biệt để phát hiện hiệu ứng điều tiết tinh tế hơn.</w:t>
       </w:r>
     </w:p>
-    <w:bookmarkEnd w:id="52"/>
-    <w:bookmarkStart w:id="53" w:name="Xe1732086c032cd5cfc2f6431ba37210f11073f2"/>
+    <w:bookmarkEnd w:id="77"/>
+    <w:bookmarkStart w:id="78" w:name="Xe1732086c032cd5cfc2f6431ba37210f11073f2"/>
     <w:p>
       <w:pPr>
         <w:pStyle w:val="Heading3"/>
@@ -11904,8 +15055,8 @@
         <w:t xml:space="preserve">), cho thấy chữ U ngược phẳng lại đối với doanh nghiệp có năng lực cao chứ không dịch chuyển về mức.</w:t>
       </w:r>
     </w:p>
-    <w:bookmarkEnd w:id="53"/>
-    <w:bookmarkStart w:id="54" w:name="X1712bca98cd12f8663ba89927043bfe00f26ce2"/>
+    <w:bookmarkEnd w:id="78"/>
+    <w:bookmarkStart w:id="79" w:name="X1712bca98cd12f8663ba89927043bfe00f26ce2"/>
     <w:p>
       <w:pPr>
         <w:pStyle w:val="Heading3"/>
@@ -12612,8 +15763,8 @@
         <w:t xml:space="preserve">). Theo phân loại Haans, Pieters và He (2016), mẫu hình 2023 phù hợp với điều tiết Loại I (làm phẳng độ dốc, giữ nguyên hình dạng chữ U ngược) chứ không phải Loại II.</w:t>
       </w:r>
     </w:p>
-    <w:bookmarkEnd w:id="54"/>
-    <w:bookmarkStart w:id="55" w:name="X9856f5dd6302473d2bbf6a716d8a6aac558d4f5"/>
+    <w:bookmarkEnd w:id="79"/>
+    <w:bookmarkStart w:id="80" w:name="X9856f5dd6302473d2bbf6a716d8a6aac558d4f5"/>
     <w:p>
       <w:pPr>
         <w:pStyle w:val="Heading3"/>
@@ -13472,9 +16623,9 @@
         </w:pict>
       </w:r>
     </w:p>
-    <w:bookmarkEnd w:id="55"/>
-    <w:bookmarkEnd w:id="56"/>
-    <w:bookmarkStart w:id="63" w:name="X561afa853383c674354c1acb167a55cae3a018f"/>
+    <w:bookmarkEnd w:id="80"/>
+    <w:bookmarkEnd w:id="81"/>
+    <w:bookmarkStart w:id="88" w:name="X561afa853383c674354c1acb167a55cae3a018f"/>
     <w:p>
       <w:pPr>
         <w:pStyle w:val="Heading2"/>
@@ -13483,7 +16634,7 @@
         <w:t xml:space="preserve">4.6 Kết quả kiểm định toàn mẫu đa bối cảnh châu Á (P7)</w:t>
       </w:r>
     </w:p>
-    <w:bookmarkStart w:id="57" w:name="mẫu-và-mô-hình-chính"/>
+    <w:bookmarkStart w:id="82" w:name="mẫu-và-mô-hình-chính"/>
     <w:p>
       <w:pPr>
         <w:pStyle w:val="Heading3"/>
@@ -14364,8 +17515,8 @@
         <w:t xml:space="preserve">) cho phép xác thực lại từng hệ số trên máy có Stata trước khi nộp tạp chí.</w:t>
       </w:r>
     </w:p>
-    <w:bookmarkEnd w:id="57"/>
-    <w:bookmarkStart w:id="61" w:name="Xdf270642fda085fbdd4dd23ef5f7d1faa056489"/>
+    <w:bookmarkEnd w:id="82"/>
+    <w:bookmarkStart w:id="86" w:name="Xdf270642fda085fbdd4dd23ef5f7d1faa056489"/>
     <w:p>
       <w:pPr>
         <w:pStyle w:val="Heading3"/>
@@ -15283,18 +18434,18 @@
           <wp:inline>
             <wp:extent cx="5753100" cy="3285070"/>
             <wp:effectExtent b="0" l="0" r="0" t="0"/>
-            <wp:docPr descr="Hình 4.1. Họ đường cong I–P phụ thuộc chế độ thể chế ICRV" title="" id="59" name="Picture"/>
+            <wp:docPr descr="Hình 4.8. Họ đường cong I–P phụ thuộc chế độ thể chế ICRV" title="" id="84" name="Picture"/>
             <a:graphic>
               <a:graphicData uri="http://schemas.openxmlformats.org/drawingml/2006/picture">
                 <pic:pic>
                   <pic:nvPicPr>
-                    <pic:cNvPr descr="figures/fig_4_x_ip_curves_icrv_gradient.png" id="60" name="Picture"/>
+                    <pic:cNvPr descr="figures/fig_4_x_ip_curves_icrv_gradient.png" id="85" name="Picture"/>
                     <pic:cNvPicPr>
                       <a:picLocks noChangeArrowheads="1" noChangeAspect="1"/>
                     </pic:cNvPicPr>
                   </pic:nvPicPr>
                   <pic:blipFill>
-                    <a:blip r:embed="rId58"/>
+                    <a:blip r:embed="rId83"/>
                     <a:stretch>
                       <a:fillRect/>
                     </a:stretch>
@@ -15326,7 +18477,7 @@
         <w:pStyle w:val="ImageCaption"/>
       </w:pPr>
       <w:r>
-        <w:t xml:space="preserve">Hình 4.1. Họ đường cong I–P phụ thuộc chế độ thể chế ICRV</w:t>
+        <w:t xml:space="preserve">Hình 4.8. Họ đường cong I–P phụ thuộc chế độ thể chế ICRV</w:t>
       </w:r>
     </w:p>
     <w:p>
@@ -15367,8 +18518,8 @@
         <w:t xml:space="preserve">Nguồn: minh họa của tác giả từ kết quả ước lượng 50 nền và P4, P8.</w:t>
       </w:r>
     </w:p>
-    <w:bookmarkEnd w:id="61"/>
-    <w:bookmarkStart w:id="62" w:name="điều-tiết-bởi-tci-và-dai-trong-toàn-mẫu"/>
+    <w:bookmarkEnd w:id="86"/>
+    <w:bookmarkStart w:id="87" w:name="điều-tiết-bởi-tci-và-dai-trong-toàn-mẫu"/>
     <w:p>
       <w:pPr>
         <w:pStyle w:val="Heading3"/>
@@ -15702,9 +18853,9 @@
         </w:pict>
       </w:r>
     </w:p>
-    <w:bookmarkEnd w:id="62"/>
-    <w:bookmarkEnd w:id="63"/>
-    <w:bookmarkStart w:id="71" w:name="X42f69945b56833cca239d45dc5864a7be6f74d7"/>
+    <w:bookmarkEnd w:id="87"/>
+    <w:bookmarkEnd w:id="88"/>
+    <w:bookmarkStart w:id="96" w:name="X42f69945b56833cca239d45dc5864a7be6f74d7"/>
     <w:p>
       <w:pPr>
         <w:pStyle w:val="Heading2"/>
@@ -15713,7 +18864,7 @@
         <w:t xml:space="preserve">4.7 Kết quả trường hợp biên SIDS: Các nền kinh tế đảo nhỏ đang phát triển (P8)</w:t>
       </w:r>
     </w:p>
-    <w:bookmarkStart w:id="64" w:name="đặc-điểm-mẫu-sids"/>
+    <w:bookmarkStart w:id="89" w:name="đặc-điểm-mẫu-sids"/>
     <w:p>
       <w:pPr>
         <w:pStyle w:val="Heading3"/>
@@ -15789,8 +18940,8 @@
         <w:t xml:space="preserve">(chiếm 13,8% mẫu). Tỷ lệ doanh thu xuất khẩu trung bình rất thấp: mean FSTS = 0,048 (4,8%).</w:t>
       </w:r>
     </w:p>
-    <w:bookmarkEnd w:id="64"/>
-    <w:bookmarkStart w:id="65" w:name="X305be4308b12f06c15c4aa0bf75053d865f81d7"/>
+    <w:bookmarkEnd w:id="89"/>
+    <w:bookmarkStart w:id="90" w:name="X305be4308b12f06c15c4aa0bf75053d865f81d7"/>
     <w:p>
       <w:pPr>
         <w:pStyle w:val="Heading3"/>
@@ -16147,8 +19298,8 @@
         <w:t xml:space="preserve">(monotone decline), không có điểm uốn trong phạm vi dữ liệu.</w:t>
       </w:r>
     </w:p>
-    <w:bookmarkEnd w:id="65"/>
-    <w:bookmarkStart w:id="66" w:name="X1eacd79ea5935ba958f558c7fa8a022614fd635"/>
+    <w:bookmarkEnd w:id="90"/>
+    <w:bookmarkStart w:id="91" w:name="X1eacd79ea5935ba958f558c7fa8a022614fd635"/>
     <w:p>
       <w:pPr>
         <w:pStyle w:val="Heading3"/>
@@ -16186,8 +19337,8 @@
         <w:t xml:space="preserve">Kết quả FIP là đóng góp lý thuyết gốc của luận án, lần đầu tiên được ghi nhận và đặt tên trong văn liệu internationalization–firm performance cho khu vực Thái Bình Dương.</w:t>
       </w:r>
     </w:p>
-    <w:bookmarkEnd w:id="66"/>
-    <w:bookmarkStart w:id="67" w:name="Xf5ef3b8f7f28ca1a48196484a4b190674943b22"/>
+    <w:bookmarkEnd w:id="91"/>
+    <w:bookmarkStart w:id="92" w:name="Xf5ef3b8f7f28ca1a48196484a4b190674943b22"/>
     <w:p>
       <w:pPr>
         <w:pStyle w:val="Heading3"/>
@@ -16204,8 +19355,8 @@
         <w:t xml:space="preserve">Cơ chế FIP ở cấp doanh nghiệp ăn khớp với đặc trưng tổn thương cấu trúc của các nền kinh tế nhỏ và thị trường biên được ghi nhận ở cấp vĩ mô. Bằng chứng của Ngân hàng Thế giới cho thấy bản chất phơi nhiễm bên ngoài của các thị trường biên là bất lợi so với thị trường mới nổi: dòng vốn danh mục biến động hơn, rổ xuất khẩu tập trung hơn, và nợ chủ yếu được định danh bằng ngoại tệ với mức dự trữ thấp, tất cả làm tăng rủi ro bảng cân đối (World Bank, 2026c). Đối với các nền kinh tế quy mô siêu nhỏ như SIDS Thái Bình Dương, những bất lợi này được khuếch đại bởi chi phí logistics cực cao và sự tập trung xuất khẩu cao độ, khiến việc gia tăng cường độ xuất khẩu không đi kèm phần thưởng năng suất mà thậm chí trở thành gánh nặng. Như vậy, FIP không phải một ngoại lệ thống kê mà là biểu hiện cấp doanh nghiệp của một quy luật cấu trúc rộng hơn: ở những bối cảnh thị trường nội địa quá nhỏ và đệm thể chế quá mỏng, quốc tế hóa mang tính bắt buộc chứ không phải lựa chọn chiến lược tối ưu hóa năng suất. Phát hiện này bổ sung một viên gạch vi mô còn thiếu vào bức tranh vĩ mô của Ngân hàng Thế giới về các nền kinh tế nhỏ và dễ tổn thương.</w:t>
       </w:r>
     </w:p>
-    <w:bookmarkEnd w:id="67"/>
-    <w:bookmarkStart w:id="68" w:name="Xd3bcc0b70fd8212696c0499c18fe6240ba1b32c"/>
+    <w:bookmarkEnd w:id="92"/>
+    <w:bookmarkStart w:id="93" w:name="Xd3bcc0b70fd8212696c0499c18fe6240ba1b32c"/>
     <w:p>
       <w:pPr>
         <w:pStyle w:val="Heading3"/>
@@ -16458,8 +19609,8 @@
         <w:t xml:space="preserve">phương sai năng suất được giải thích là phương sai giữa các quốc gia, một đặc trưng nhất quán với tính dị biệt cấu trúc cực đoan giữa các nền kinh tế đảo nhỏ.</w:t>
       </w:r>
     </w:p>
-    <w:bookmarkEnd w:id="68"/>
-    <w:bookmarkStart w:id="69" w:name="X05806545af9468e5b79a60086a94e43b4311d7f"/>
+    <w:bookmarkEnd w:id="93"/>
+    <w:bookmarkStart w:id="94" w:name="X05806545af9468e5b79a60086a94e43b4311d7f"/>
     <w:p>
       <w:pPr>
         <w:pStyle w:val="Heading3"/>
@@ -16830,8 +19981,8 @@
         <w:t xml:space="preserve">).</w:t>
       </w:r>
     </w:p>
-    <w:bookmarkEnd w:id="69"/>
-    <w:bookmarkStart w:id="70" w:name="Xe1a17f66d148450e4340ea430e2b38d3bcbda19"/>
+    <w:bookmarkEnd w:id="94"/>
+    <w:bookmarkStart w:id="95" w:name="Xe1a17f66d148450e4340ea430e2b38d3bcbda19"/>
     <w:p>
       <w:pPr>
         <w:pStyle w:val="Heading3"/>
@@ -17668,9 +20819,9 @@
         </w:pict>
       </w:r>
     </w:p>
-    <w:bookmarkEnd w:id="70"/>
-    <w:bookmarkEnd w:id="71"/>
-    <w:bookmarkStart w:id="75" w:name="Xfa456a9219d3acfaa17bcbc370e76a6bac65144"/>
+    <w:bookmarkEnd w:id="95"/>
+    <w:bookmarkEnd w:id="96"/>
+    <w:bookmarkStart w:id="100" w:name="Xfa456a9219d3acfaa17bcbc370e76a6bac65144"/>
     <w:p>
       <w:pPr>
         <w:pStyle w:val="Heading2"/>
@@ -19690,7 +22841,7 @@
         <w:t xml:space="preserve">, ngược với dự đoán phụ phẩm cộng hưởng năng lực số công cộng. Diễn giải cộng hưởng (complementarity reading): hạ tầng số công cộng UPI vận hành trên đường ray rupee nội địa và yêu cầu KYC Aadhaar cho đối tác cư trú tại Ấn Độ; doanh nghiệp xuất khẩu cần hạ tầng tài chính xuyên biên giới khác hẳn (SWIFT, ngân hàng đại lý, tài trợ thương mại, bảo hiểm tín dụng xuất khẩu) mà UPI không thể thay thế. Phát hiện này cho thấy hạ tầng công cộng số chỉ thay thế năng lực tư nhân khi hai loại hạ tầng có cùng định hướng mục đích, không phải thay thế phổ quát cho mọi hoạt động sản xuất doanh nghiệp.</w:t>
       </w:r>
     </w:p>
-    <w:bookmarkStart w:id="72" w:name="Xa084b9684354c3a9938e5b189bd20cad00b8926"/>
+    <w:bookmarkStart w:id="97" w:name="Xa084b9684354c3a9938e5b189bd20cad00b8926"/>
     <w:p>
       <w:pPr>
         <w:pStyle w:val="Heading3"/>
@@ -20654,8 +23805,8 @@
         <w:t xml:space="preserve">).</w:t>
       </w:r>
     </w:p>
-    <w:bookmarkEnd w:id="72"/>
-    <w:bookmarkStart w:id="73" w:name="X69aa24b46cd6147ff623b8d98152029170b54c6"/>
+    <w:bookmarkEnd w:id="97"/>
+    <w:bookmarkStart w:id="98" w:name="X69aa24b46cd6147ff623b8d98152029170b54c6"/>
     <w:p>
       <w:pPr>
         <w:pStyle w:val="Heading3"/>
@@ -21330,8 +24481,8 @@
         <w:t xml:space="preserve">), nhất quán với một sự dịch chuyển cấu trúc lũy tiến chứ không phải đứt gãy đột ngột do thay đổi công cụ khảo sát.</w:t>
       </w:r>
     </w:p>
-    <w:bookmarkEnd w:id="73"/>
-    <w:bookmarkStart w:id="74" w:name="X6ebf5cca1c55ded15c0769070f4de5566c02d6c"/>
+    <w:bookmarkEnd w:id="98"/>
+    <w:bookmarkStart w:id="99" w:name="X6ebf5cca1c55ded15c0769070f4de5566c02d6c"/>
     <w:p>
       <w:pPr>
         <w:pStyle w:val="Heading3"/>
@@ -22559,9 +25710,9 @@
         </w:pict>
       </w:r>
     </w:p>
-    <w:bookmarkEnd w:id="74"/>
-    <w:bookmarkEnd w:id="75"/>
-    <w:bookmarkStart w:id="79" w:name="Xb5e9decde9ddff3f5ed41f8bd03d7258a6bedfc"/>
+    <w:bookmarkEnd w:id="99"/>
+    <w:bookmarkEnd w:id="100"/>
+    <w:bookmarkStart w:id="104" w:name="Xb5e9decde9ddff3f5ed41f8bd03d7258a6bedfc"/>
     <w:p>
       <w:pPr>
         <w:pStyle w:val="Heading2"/>
@@ -22614,7 +25765,7 @@
         <w:t xml:space="preserve">của khung phụ thuộc thể chế: tại chế độ thể chế mạnh nhất, nhánh đi xuống của chữ U ngược bị đẩy ra ngoài miền cường độ xuất khẩu quan sát được, khiến quan hệ I–P trong dữ liệu trở nên dương và xấp xỉ tuyến tính. Bối cảnh mang sức nặng lý thuyết đặc biệt: chính các tập đoàn đa quốc gia Nhật Bản là nơi chữ U ngược được thiết lập ban đầu, song Nhật Bản chưa từng được quan sát trên một bộ công cụ hài hòa cho phép định vị nó so với các nền kinh tế cùng khu vực. Năng suất lao động (ln doanh thu trên một lao động thường xuyên, winsorize tại phân vị 1/99) được hồi quy theo FSTS và bình phương của nó với hiệu ứng cố định ngành và sai số chuẩn vững HC1, theo chuỗi phân tầng M1–M5.</w:t>
       </w:r>
     </w:p>
-    <w:bookmarkStart w:id="76" w:name="X33bb7001dce773639f394e40fe08a082ee98149"/>
+    <w:bookmarkStart w:id="101" w:name="X33bb7001dce773639f394e40fe08a082ee98149"/>
     <w:p>
       <w:pPr>
         <w:pStyle w:val="Heading3"/>
@@ -23876,8 +27027,8 @@
         <w:t xml:space="preserve">— Nhật Bản nằm trên một nhánh đi lên dài mà nhánh đi xuống vắng mặt về mặt thực nghiệm, trùng khớp kết quả Singapore (Mục 4.3) và kết quả cấp nhóm Advanced của ước lượng 50 nền (Mục 4.6.2), hoàn tất bức tranh ba vùng của gradient thể chế: chữ U ngược ở các chế độ chuyển đổi, gần tuyến tính ở biên trên, tan rã ở biên dưới.</w:t>
       </w:r>
     </w:p>
-    <w:bookmarkEnd w:id="76"/>
-    <w:bookmarkStart w:id="77" w:name="X0658ab59c6053f394b27c86017ecc8f578ad6c5"/>
+    <w:bookmarkEnd w:id="101"/>
+    <w:bookmarkStart w:id="102" w:name="X0658ab59c6053f394b27c86017ecc8f578ad6c5"/>
     <w:p>
       <w:pPr>
         <w:pStyle w:val="Heading3"/>
@@ -24280,8 +27431,8 @@
         <w:t xml:space="preserve">.</w:t>
       </w:r>
     </w:p>
-    <w:bookmarkEnd w:id="77"/>
-    <w:bookmarkStart w:id="78" w:name="X36bd9e244b4bfec78bb7e6cf4c835b753985d3a"/>
+    <w:bookmarkEnd w:id="102"/>
+    <w:bookmarkStart w:id="103" w:name="X36bd9e244b4bfec78bb7e6cf4c835b753985d3a"/>
     <w:p>
       <w:pPr>
         <w:pStyle w:val="Heading3"/>
@@ -24662,9 +27813,9 @@
         <w:t xml:space="preserve">). Bằng chứng Nhật Bản do đó vừa hoàn tất phổ ba vùng của khung CDCM ở biên trên, vừa làm rõ rằng cơ chế I–P chuyển từ biên cường độ (ở các chế độ chuyển đổi) sang biên rộng (ở chế độ tiên tiến trưởng thành).</w:t>
       </w:r>
     </w:p>
-    <w:bookmarkEnd w:id="78"/>
-    <w:bookmarkEnd w:id="79"/>
-    <w:bookmarkStart w:id="80" w:name="X3f9ed6ea86262c6caa26e51d1f917462628cea6"/>
+    <w:bookmarkEnd w:id="103"/>
+    <w:bookmarkEnd w:id="104"/>
+    <w:bookmarkStart w:id="105" w:name="X3f9ed6ea86262c6caa26e51d1f917462628cea6"/>
     <w:p>
       <w:pPr>
         <w:pStyle w:val="Heading2"/>
@@ -24821,8 +27972,8 @@
         </w:pict>
       </w:r>
     </w:p>
-    <w:bookmarkEnd w:id="80"/>
-    <w:bookmarkStart w:id="81" w:name="tổng-hợp-kết-quả-theo-hệ-giả-thuyết"/>
+    <w:bookmarkEnd w:id="105"/>
+    <w:bookmarkStart w:id="106" w:name="tổng-hợp-kết-quả-theo-hệ-giả-thuyết"/>
     <w:p>
       <w:pPr>
         <w:pStyle w:val="Heading2"/>
@@ -26423,8 +29574,8 @@
         </w:pict>
       </w:r>
     </w:p>
-    <w:bookmarkEnd w:id="81"/>
-    <w:bookmarkStart w:id="82" w:name="X1d7085913fe0d9bf449e1d01e72ec60c4109544"/>
+    <w:bookmarkEnd w:id="106"/>
+    <w:bookmarkStart w:id="107" w:name="X1d7085913fe0d9bf449e1d01e72ec60c4109544"/>
     <w:p>
       <w:pPr>
         <w:pStyle w:val="Heading2"/>
@@ -26800,7 +29951,7 @@
         </w:pict>
       </w:r>
     </w:p>
-    <w:bookmarkEnd w:id="82"/>
+    <w:bookmarkEnd w:id="107"/>
     <w:sectPr>
       <w:pgSz w:h="16838" w:w="11906"/>
       <w:pgMar w:bottom="1417" w:left="1417" w:right="1417" w:top="1417"/>

--- a/dist/luan_an_ctu/chuong_4_ket_qua_vi.docx
+++ b/dist/luan_an_ctu/chuong_4_ket_qua_vi.docx
@@ -1910,7 +1910,7 @@
         <w:t xml:space="preserve"> </w:t>
       </w:r>
       <w:r>
-        <w:t xml:space="preserve">(adaptive leapfrogging) ở SIDS: với dữ liệu raw đủ 8/8 nền Nhóm VI, SIDS có</w:t>
+        <w:t xml:space="preserve">(adaptive leapfrogging) ở SIDS: với dữ liệu raw đủ 7/7 nền Nhóm VI, SIDS có</w:t>
       </w:r>
       <w:r>
         <w:t xml:space="preserve"> </w:t>
@@ -1920,13 +1920,13 @@
           <w:bCs/>
           <w:b/>
         </w:rPr>
-        <w:t xml:space="preserve">tỷ lệ đổi mới sản phẩm cao nhất mọi nhóm (34,2%)</w:t>
-      </w:r>
-      <w:r>
-        <w:t xml:space="preserve"> </w:t>
-      </w:r>
-      <w:r>
-        <w:t xml:space="preserve">và đổi mới quy trình cao nhất (24,7%), trong khi website (41,5%) ngang nhóm Đang nổi (40,9%) dù GNI thấp hơn đáng kể, phản ánh đổi mới bằng nguồn lực hạn chế (frugal innovation) như công cụ sinh tồn chứ không phải tối ưu hóa hiệu quả. Kết quả này hỗ trợ lập luận lý thuyết về sự phân biệt giữa DAI (chấp nhận số bề mặt) và TCI (năng lực công nghệ chiều sâu): SIDS đổi mới/áp dụng số ở bề mặt cao nhưng năng lực công nghệ chiều sâu (R&amp;D 10,2%, ISO 12,2%) thấp nhất, và đây là nhóm duy nhất nơi dạng chữ U ngược tan rã hoàn toàn (FIP là trường hợp giới hạn lý thuyết).</w:t>
+        <w:t xml:space="preserve">tỷ lệ đổi mới sản phẩm rất cao (38,0%)</w:t>
+      </w:r>
+      <w:r>
+        <w:t xml:space="preserve"> </w:t>
+      </w:r>
+      <w:r>
+        <w:t xml:space="preserve">và đổi mới quy trình đáng kể (21,5%), trong khi website (48,8%) cao hơn cả nhóm Đang nổi (40,9%) dù GNI thấp hơn đáng kể, phản ánh đổi mới bằng nguồn lực hạn chế (frugal innovation) như công cụ sinh tồn chứ không phải tối ưu hóa hiệu quả. Kết quả này hỗ trợ lập luận lý thuyết về sự phân biệt giữa DAI (chấp nhận số bề mặt) và TCI (năng lực công nghệ chiều sâu): SIDS đổi mới/áp dụng số ở bề mặt cao nhưng năng lực công nghệ chiều sâu (R&amp;D 11,5%, ISO 15,8%) thuộc nhóm thấp nhất, và đây là nhóm duy nhất nơi dạng chữ U ngược tan rã hoàn toàn (FIP là trường hợp giới hạn lý thuyết).</w:t>
       </w:r>
     </w:p>
     <w:p>
@@ -27535,7 +27535,23 @@
         <w:pStyle w:val="FirstParagraph"/>
       </w:pPr>
       <w:r>
-        <w:t xml:space="preserve">Phân tích P8 tập trung vào bảy nền kinh tế đảo nhỏ đang phát triển Thái Bình Dương thuộc Nhóm VI, gồm Fiji, Kiribati, Papua New Guinea, Samoa, Quần đảo Solomon, Tonga và Vanuatu, với dữ liệu WBES các đợt khảo sát giai đoạn 2009–2025. Mẫu phân tích, gồm các quan sát có đủ giá trị về năng suất lao động, cường độ xuất khẩu và tuổi doanh nghiệp, có tổng</w:t>
+        <w:t xml:space="preserve">Phân tích P8 tập trung vào bảy nền kinh tế đảo nhỏ đang phát triển Thái Bình Dương thuộc Nhóm VI, gồm Fiji, Kiribati, Papua New Guinea, Samoa, Quần đảo Solomon, Tonga và Vanuatu, với dữ liệu WBES các đợt khảo sát giai đoạn 2009–2025. Bảy nền này là các quốc đảo Thái Bình Dương theo phân loại của Ngân hàng Thế giới và danh sách SIDS Thái Bình Dương của Liên Hợp Quốc; Timor-Leste, dù từng bị một số bản dựng dữ liệu xếp nhầm vào nhóm,</w:t>
+      </w:r>
+      <w:r>
+        <w:t xml:space="preserve"> </w:t>
+      </w:r>
+      <w:r>
+        <w:rPr>
+          <w:bCs/>
+          <w:b/>
+        </w:rPr>
+        <w:t xml:space="preserve">không</w:t>
+      </w:r>
+      <w:r>
+        <w:t xml:space="preserve"> </w:t>
+      </w:r>
+      <w:r>
+        <w:t xml:space="preserve">thuộc nhóm quốc đảo Thái Bình Dương (Ngân hàng Thế giới xếp là một nền kinh tế Đông Á–Thái Bình Dương riêng) nên được loại khỏi phân tích. Mẫu phân tích, gồm các quan sát có đủ giá trị về năng suất lao động và cường độ xuất khẩu, có tổng</w:t>
       </w:r>
       <w:r>
         <w:t xml:space="preserve"> </w:t>
@@ -27551,14 +27567,14 @@
           <m:t>=</m:t>
         </m:r>
         <m:r>
-          <m:t>959</m:t>
-        </m:r>
-      </m:oMath>
-      <w:r>
-        <w:t xml:space="preserve"> </w:t>
-      </w:r>
-      <w:r>
-        <w:t xml:space="preserve">doanh nghiệp, trong đó chỉ 132 doanh nghiệp (13,8% mẫu) có xuất khẩu với cường độ dương. Cường độ xuất khẩu trung bình rất thấp, ở mức 0,048 (tức 4,8%), phản ánh đúng đặc trưng của nhóm: phần lớn doanh nghiệp định hướng nội địa, còn một thiểu số xuất khẩu thì làm vậy do bắt buộc cấu trúc chứ không phải lựa chọn chiến lược.</w:t>
+          <m:t>1.450</m:t>
+        </m:r>
+      </m:oMath>
+      <w:r>
+        <w:t xml:space="preserve"> </w:t>
+      </w:r>
+      <w:r>
+        <w:t xml:space="preserve">doanh nghiệp trên bảy cụm quốc gia, trong đó 212 doanh nghiệp (14,6% mẫu) có xuất khẩu với cường độ dương. Cường độ xuất khẩu trung bình rất thấp, ở mức 0,054 (tức 5,4%), phản ánh đúng đặc trưng của nhóm: phần lớn doanh nghiệp định hướng nội địa, còn một thiểu số xuất khẩu thì làm vậy do bắt buộc cấu trúc chứ không phải lựa chọn chiến lược.</w:t>
       </w:r>
     </w:p>
     <w:p>
@@ -27610,10 +27626,7 @@
         <w:t xml:space="preserve">sự tan rã của dạng chữ U ngược</w:t>
       </w:r>
       <w:r>
-        <w:t xml:space="preserve">. Trên mẫu đầy đủ tám nền kinh tế đảo nhỏ (gồm Timor-Leste;</w:t>
-      </w:r>
-      <w:r>
-        <w:t xml:space="preserve"> </w:t>
+        <w:t xml:space="preserve">. Trên mẫu đầy đủ bảy nền kinh tế đảo nhỏ Thái Bình Dương (</w:t>
       </w:r>
       <m:oMath>
         <m:r>
@@ -27626,14 +27639,14 @@
           <m:t>=</m:t>
         </m:r>
         <m:r>
-          <m:t>1.916</m:t>
-        </m:r>
-      </m:oMath>
-      <w:r>
-        <w:t xml:space="preserve"> </w:t>
-      </w:r>
-      <w:r>
-        <w:t xml:space="preserve">doanh nghiệp, tám cụm quốc gia), với suy luận few-cluster hợp lệ bằng bootstrap cụm hoang dã (Cameron, Gelbach và Miller, 2008; B = 9.999),</w:t>
+          <m:t>1.450</m:t>
+        </m:r>
+      </m:oMath>
+      <w:r>
+        <w:t xml:space="preserve"> </w:t>
+      </w:r>
+      <w:r>
+        <w:t xml:space="preserve">doanh nghiệp, bảy cụm quốc gia), ước lượng bằng đúng quy trình hài hòa hóa của P7 (biến phụ thuộc là năng suất lao động chuẩn hóa z trong từng cặp nền × năm, hiệu ứng cố định nền và năm) với suy luận few-cluster hợp lệ bằng bootstrap cụm hoang dã (Cameron, Gelbach và Miller, 2008; B = 9.999),</w:t>
       </w:r>
       <w:r>
         <w:t xml:space="preserve"> </w:t>
@@ -27646,7 +27659,105 @@
         <w:t xml:space="preserve">cả độ cong lẫn độ dốc của FSTS đều không có ý nghĩa thống kê</w:t>
       </w:r>
       <w:r>
-        <w:t xml:space="preserve">: số hạng bậc hai</w:t>
+        <w:t xml:space="preserve">: độ dốc tuyến tính</w:t>
+      </w:r>
+      <w:r>
+        <w:t xml:space="preserve"> </w:t>
+      </w:r>
+      <m:oMath>
+        <m:acc>
+          <m:accPr>
+            <m:chr m:val="̂"/>
+          </m:accPr>
+          <m:e>
+            <m:r>
+              <m:t>β</m:t>
+            </m:r>
+          </m:e>
+        </m:acc>
+        <m:d>
+          <m:dPr>
+            <m:begChr m:val="("/>
+            <m:endChr m:val=")"/>
+            <m:sepChr m:val=""/>
+            <m:grow/>
+          </m:dPr>
+          <m:e>
+            <m:r>
+              <m:rPr>
+                <m:nor/>
+                <m:sty m:val="p"/>
+              </m:rPr>
+              <m:t>FSTS</m:t>
+            </m:r>
+          </m:e>
+        </m:d>
+        <m:r>
+          <m:rPr>
+            <m:sty m:val="p"/>
+          </m:rPr>
+          <m:t>=</m:t>
+        </m:r>
+        <m:r>
+          <m:rPr>
+            <m:sty m:val="p"/>
+          </m:rPr>
+          <m:t>−</m:t>
+        </m:r>
+        <m:r>
+          <m:t>0</m:t>
+        </m:r>
+        <m:r>
+          <m:rPr>
+            <m:sty m:val="p"/>
+          </m:rPr>
+          <m:t>,</m:t>
+        </m:r>
+        <m:r>
+          <m:t>085</m:t>
+        </m:r>
+      </m:oMath>
+      <w:r>
+        <w:t xml:space="preserve"> </w:t>
+      </w:r>
+      <w:r>
+        <w:t xml:space="preserve">(</w:t>
+      </w:r>
+      <m:oMath>
+        <m:sSub>
+          <m:e>
+            <m:r>
+              <m:t>p</m:t>
+            </m:r>
+          </m:e>
+          <m:sub>
+            <m:r>
+              <m:rPr>
+                <m:nor/>
+                <m:sty m:val="p"/>
+              </m:rPr>
+              <m:t>wild</m:t>
+            </m:r>
+          </m:sub>
+        </m:sSub>
+        <m:r>
+          <m:rPr>
+            <m:sty m:val="p"/>
+          </m:rPr>
+          <m:t>=</m:t>
+        </m:r>
+        <m:r>
+          <m:rPr>
+            <m:sty m:val="p"/>
+          </m:rPr>
+          <m:t>,</m:t>
+        </m:r>
+        <m:r>
+          <m:t>66</m:t>
+        </m:r>
+      </m:oMath>
+      <w:r>
+        <w:t xml:space="preserve">) ở mô hình tuyến tính, và số hạng bậc hai</w:t>
       </w:r>
       <w:r>
         <w:t xml:space="preserve"> </w:t>
@@ -27710,14 +27821,14 @@
           <m:t>,</m:t>
         </m:r>
         <m:r>
-          <m:t>553</m:t>
-        </m:r>
-      </m:oMath>
-      <w:r>
-        <w:t xml:space="preserve"> </w:t>
-      </w:r>
-      <w:r>
-        <w:t xml:space="preserve">(</w:t>
+          <m:t>696</m:t>
+        </m:r>
+      </m:oMath>
+      <w:r>
+        <w:t xml:space="preserve"> </w:t>
+      </w:r>
+      <w:r>
+        <w:t xml:space="preserve">chỉ đạt ý nghĩa biên (</w:t>
       </w:r>
       <m:oMath>
         <m:sSub>
@@ -27749,105 +27860,7 @@
           <m:t>,</m:t>
         </m:r>
         <m:r>
-          <m:t>21</m:t>
-        </m:r>
-      </m:oMath>
-      <w:r>
-        <w:t xml:space="preserve">) và độ dốc tuyến tính</w:t>
-      </w:r>
-      <w:r>
-        <w:t xml:space="preserve"> </w:t>
-      </w:r>
-      <m:oMath>
-        <m:acc>
-          <m:accPr>
-            <m:chr m:val="̂"/>
-          </m:accPr>
-          <m:e>
-            <m:r>
-              <m:t>β</m:t>
-            </m:r>
-          </m:e>
-        </m:acc>
-        <m:d>
-          <m:dPr>
-            <m:begChr m:val="("/>
-            <m:endChr m:val=")"/>
-            <m:sepChr m:val=""/>
-            <m:grow/>
-          </m:dPr>
-          <m:e>
-            <m:r>
-              <m:rPr>
-                <m:nor/>
-                <m:sty m:val="p"/>
-              </m:rPr>
-              <m:t>FSTS</m:t>
-            </m:r>
-          </m:e>
-        </m:d>
-        <m:r>
-          <m:rPr>
-            <m:sty m:val="p"/>
-          </m:rPr>
-          <m:t>=</m:t>
-        </m:r>
-        <m:r>
-          <m:rPr>
-            <m:sty m:val="p"/>
-          </m:rPr>
-          <m:t>−</m:t>
-        </m:r>
-        <m:r>
-          <m:t>0</m:t>
-        </m:r>
-        <m:r>
-          <m:rPr>
-            <m:sty m:val="p"/>
-          </m:rPr>
-          <m:t>,</m:t>
-        </m:r>
-        <m:r>
-          <m:t>161</m:t>
-        </m:r>
-      </m:oMath>
-      <w:r>
-        <w:t xml:space="preserve"> </w:t>
-      </w:r>
-      <w:r>
-        <w:t xml:space="preserve">(</w:t>
-      </w:r>
-      <m:oMath>
-        <m:sSub>
-          <m:e>
-            <m:r>
-              <m:t>p</m:t>
-            </m:r>
-          </m:e>
-          <m:sub>
-            <m:r>
-              <m:rPr>
-                <m:nor/>
-                <m:sty m:val="p"/>
-              </m:rPr>
-              <m:t>wild</m:t>
-            </m:r>
-          </m:sub>
-        </m:sSub>
-        <m:r>
-          <m:rPr>
-            <m:sty m:val="p"/>
-          </m:rPr>
-          <m:t>=</m:t>
-        </m:r>
-        <m:r>
-          <m:rPr>
-            <m:sty m:val="p"/>
-          </m:rPr>
-          <m:t>,</m:t>
-        </m:r>
-        <m:r>
-          <m:t>25</m:t>
+          <m:t>082</m:t>
         </m:r>
       </m:oMath>
       <w:r>
@@ -28031,16 +28044,16 @@
           <m:t>+</m:t>
         </m:r>
         <m:r>
-          <m:t>0</m:t>
-        </m:r>
-        <m:r>
-          <m:rPr>
-            <m:sty m:val="p"/>
-          </m:rPr>
-          <m:t>,</m:t>
-        </m:r>
-        <m:r>
-          <m:t>844</m:t>
+          <m:t>1</m:t>
+        </m:r>
+        <m:r>
+          <m:rPr>
+            <m:sty m:val="p"/>
+          </m:rPr>
+          <m:t>,</m:t>
+        </m:r>
+        <m:r>
+          <m:t>051</m:t>
         </m:r>
       </m:oMath>
       <w:r>
@@ -28079,7 +28092,7 @@
           <m:t>,</m:t>
         </m:r>
         <m:r>
-          <m:t>07</m:t>
+          <m:t>056</m:t>
         </m:r>
       </m:oMath>
       <w:r>
@@ -28138,11 +28151,50 @@
           <m:t>,</m:t>
         </m:r>
         <m:r>
-          <m:t>860</m:t>
-        </m:r>
-      </m:oMath>
-      <w:r>
-        <w:t xml:space="preserve">, hàm ý một</w:t>
+          <m:t>852</m:t>
+        </m:r>
+      </m:oMath>
+      <w:r>
+        <w:t xml:space="preserve"> </w:t>
+      </w:r>
+      <w:r>
+        <w:t xml:space="preserve">(</w:t>
+      </w:r>
+      <m:oMath>
+        <m:sSub>
+          <m:e>
+            <m:r>
+              <m:t>p</m:t>
+            </m:r>
+          </m:e>
+          <m:sub>
+            <m:r>
+              <m:rPr>
+                <m:nor/>
+                <m:sty m:val="p"/>
+              </m:rPr>
+              <m:t>wild</m:t>
+            </m:r>
+          </m:sub>
+        </m:sSub>
+        <m:r>
+          <m:rPr>
+            <m:sty m:val="p"/>
+          </m:rPr>
+          <m:t>=</m:t>
+        </m:r>
+        <m:r>
+          <m:rPr>
+            <m:sty m:val="p"/>
+          </m:rPr>
+          <m:t>,</m:t>
+        </m:r>
+        <m:r>
+          <m:t>024</m:t>
+        </m:r>
+      </m:oMath>
+      <w:r>
+        <w:t xml:space="preserve">), hàm ý một</w:t>
       </w:r>
       <w:r>
         <w:t xml:space="preserve"> </w:t>
@@ -28235,7 +28287,7 @@
           <m:t>,</m:t>
         </m:r>
         <m:r>
-          <m:t>141</m:t>
+          <m:t>064</m:t>
         </m:r>
       </m:oMath>
       <w:r>
@@ -28274,7 +28326,7 @@
           <m:t>,</m:t>
         </m:r>
         <m:r>
-          <m:t>04</m:t>
+          <m:t>036</m:t>
         </m:r>
       </m:oMath>
       <w:r>
@@ -28288,7 +28340,7 @@
       <w:r>
         <w:drawing>
           <wp:inline>
-            <wp:extent cx="5753100" cy="2575077"/>
+            <wp:extent cx="5753100" cy="2563881"/>
             <wp:effectExtent b="0" l="0" r="0" t="0"/>
             <wp:docPr descr="Hình 4.7.1. Sự tan rã của chữ U ngược ở biên cực đoan: lục địa (∩, chế độ chuyển đổi, độ cong âm có ý nghĩa) so với Pacific SIDS (độ cong không có ý nghĩa trên mẫu đầy đủ; chỉ chuyển dương ở mức biên khi giữ cố định năng lực). Phần lớn doanh nghiệp đảo nhỏ nằm trong dải cường độ xuất khẩu thấp đến trung bình. Nguồn: ước lượng của tác giả từ WBES." title="" id="106" name="Picture"/>
             <a:graphic>
@@ -28309,7 +28361,7 @@
                   <pic:spPr bwMode="auto">
                     <a:xfrm>
                       <a:off x="0" y="0"/>
-                      <a:ext cx="5753100" cy="2575077"/>
+                      <a:ext cx="5753100" cy="2563881"/>
                     </a:xfrm>
                     <a:prstGeom prst="rect">
                       <a:avLst/>
@@ -40682,7 +40734,7 @@
               <w:jc w:val="right"/>
             </w:pPr>
             <w:r>
-              <w:t xml:space="preserve">1.916</w:t>
+              <w:t xml:space="preserve">1.450</w:t>
             </w:r>
           </w:p>
         </w:tc>
@@ -40730,7 +40782,7 @@
               <w:jc w:val="left"/>
             </w:pPr>
             <w:r>
-              <w:t xml:space="preserve">độ cong &amp; độ dốc n.s. (mẫu đầy đủ); −1,339 chỉ ở bản dựng ba cụm</w:t>
+              <w:t xml:space="preserve">độ cong &amp; độ dốc n.s. (7 nền, mẫu đầy đủ); −1,339 chỉ ở bản dựng ba cụm</w:t>
             </w:r>
           </w:p>
         </w:tc>
@@ -41447,7 +41499,7 @@
               <w:jc w:val="left"/>
             </w:pPr>
             <w:r>
-              <w:t xml:space="preserve">Ủng hộ theo hướng tan rã: trên mẫu đầy đủ tám nền (</w:t>
+              <w:t xml:space="preserve">Ủng hộ theo hướng tan rã: trên mẫu đầy đủ bảy nền Thái Bình Dương (</w:t>
             </w:r>
             <m:oMath>
               <m:r>
@@ -41460,18 +41512,18 @@
                 <m:t>=</m:t>
               </m:r>
               <m:r>
-                <m:t>1.916</m:t>
+                <m:t>1.450</m:t>
               </m:r>
             </m:oMath>
             <w:r>
-              <w:t xml:space="preserve">, tám cụm) cả độ cong (</w:t>
+              <w:t xml:space="preserve">, bảy cụm) độ dốc (</w:t>
             </w:r>
             <m:oMath>
               <m:r>
                 <m:rPr>
                   <m:sty m:val="p"/>
                 </m:rPr>
-                <m:t>+</m:t>
+                <m:t>−</m:t>
               </m:r>
               <m:r>
                 <m:t>0</m:t>
@@ -41483,7 +41535,7 @@
                 <m:t>,</m:t>
               </m:r>
               <m:r>
-                <m:t>553</m:t>
+                <m:t>085</m:t>
               </m:r>
             </m:oMath>
             <w:r>
@@ -41522,18 +41574,18 @@
                 <m:t>,</m:t>
               </m:r>
               <m:r>
-                <m:t>21</m:t>
+                <m:t>66</m:t>
               </m:r>
             </m:oMath>
             <w:r>
-              <w:t xml:space="preserve">) lẫn độ dốc (</w:t>
+              <w:t xml:space="preserve">) không có ý nghĩa và độ cong (</w:t>
             </w:r>
             <m:oMath>
               <m:r>
                 <m:rPr>
                   <m:sty m:val="p"/>
                 </m:rPr>
-                <m:t>−</m:t>
+                <m:t>+</m:t>
               </m:r>
               <m:r>
                 <m:t>0</m:t>
@@ -41545,7 +41597,7 @@
                 <m:t>,</m:t>
               </m:r>
               <m:r>
-                <m:t>161</m:t>
+                <m:t>696</m:t>
               </m:r>
             </m:oMath>
             <w:r>
@@ -41584,11 +41636,11 @@
                 <m:t>,</m:t>
               </m:r>
               <m:r>
-                <m:t>25</m:t>
+                <m:t>082</m:t>
               </m:r>
             </m:oMath>
             <w:r>
-              <w:t xml:space="preserve">) đều không có ý nghĩa. Hệ số âm mạnh (</w:t>
+              <w:t xml:space="preserve">) chỉ đạt mức biên. Hệ số âm mạnh (</w:t>
             </w:r>
             <m:oMath>
               <m:r>
@@ -41635,63 +41687,7 @@
               </m:sSup>
             </m:oMath>
             <w:r>
-              <w:t xml:space="preserve"> </w:t>
-            </w:r>
-            <w:r>
-              <w:t xml:space="preserve">M1 đến</w:t>
-            </w:r>
-            <w:r>
-              <w:t xml:space="preserve"> </w:t>
-            </w:r>
-            <m:oMath>
-              <m:r>
-                <m:rPr>
-                  <m:sty m:val="p"/>
-                </m:rPr>
-                <m:t>−</m:t>
-              </m:r>
-              <m:r>
-                <m:t>3</m:t>
-              </m:r>
-              <m:r>
-                <m:rPr>
-                  <m:sty m:val="p"/>
-                </m:rPr>
-                <m:t>,</m:t>
-              </m:r>
-              <m:sSup>
-                <m:e>
-                  <m:r>
-                    <m:t>351</m:t>
-                  </m:r>
-                </m:e>
-                <m:sup>
-                  <m:r>
-                    <m:rPr>
-                      <m:sty m:val="p"/>
-                    </m:rPr>
-                    <m:t>*</m:t>
-                  </m:r>
-                  <m:r>
-                    <m:rPr>
-                      <m:sty m:val="p"/>
-                    </m:rPr>
-                    <m:t>*</m:t>
-                  </m:r>
-                  <m:r>
-                    <m:rPr>
-                      <m:sty m:val="p"/>
-                    </m:rPr>
-                    <m:t>*</m:t>
-                  </m:r>
-                </m:sup>
-              </m:sSup>
-            </m:oMath>
-            <w:r>
-              <w:t xml:space="preserve"> </w:t>
-            </w:r>
-            <w:r>
-              <w:t xml:space="preserve">year-FE) chỉ xuất hiện trên bản dựng dữ liệu hạn chế ba cụm, mang tính minh họa và nhạy cảm với phiên bản dữ liệu (Mục 4.7.8)</w:t>
+              <w:t xml:space="preserve">) chỉ xuất hiện trên bản dựng dữ liệu hạn chế ba cụm, mang tính minh họa và nhạy cảm với phiên bản dữ liệu (Mục 4.7.8)</w:t>
             </w:r>
           </w:p>
         </w:tc>

--- a/dist/luan_an_ctu/chuong_4_ket_qua_vi.docx
+++ b/dist/luan_an_ctu/chuong_4_ket_qua_vi.docx
@@ -93,7 +93,7 @@
         <w:pStyle w:val="FirstParagraph"/>
       </w:pPr>
       <w:r>
-        <w:t xml:space="preserve">Phân tích mô tả trên khung 50 nền kinh tế châu Á và Thái Bình Dương (gồm Nhật Bản, thành viên thứ sáu của Nhóm I được WBES khảo sát lần đầu năm 2025; xem Mục 4.1.5) cho thấy bức tranh hiệu quả hoạt động kinh doanh có sự phân tán lớn và không hội tụ. Các bảng phân loại 4.1 dưới đây dựa trên bộ dữ liệu ước lượng đa quốc gia (pool phân loại 96.415 doanh nghiệp / 52 nhãn nền; khung phân tích 88.869 / 50 nền, gồm Nhật Bản; mẫu hồi quy chính P7 M2 N = 81.022), nhất quán với thống kê mô tả chi tiết của Chuyên đề 1 trên đầy đủ 50 nền. Vì doanh thu WBES được báo cáo bằng nội tệ, độ phân tán năng suất được tính</w:t>
+        <w:t xml:space="preserve">Phân tích mô tả trên khung 49 nền kinh tế châu Á và Thái Bình Dương (gồm Nhật Bản, thành viên thứ sáu của Nhóm I được WBES khảo sát lần đầu năm 2025; xem Mục 4.1.5) cho thấy bức tranh hiệu quả hoạt động kinh doanh có sự phân tán lớn và không hội tụ. Các bảng phân loại 4.1 dưới đây dựa trên bộ dữ liệu ước lượng đa quốc gia (pool phân loại 96.415 doanh nghiệp / 52 nhãn nền; khung phân tích 87.987 / 49 nền, gồm Nhật Bản; mẫu hồi quy chính P7 M2 N = 80.373), nhất quán với thống kê mô tả chi tiết của Chuyên đề 1 trên đầy đủ 49 nền. Vì doanh thu WBES được báo cáo bằng nội tệ, độ phân tán năng suất được tính</w:t>
       </w:r>
       <w:r>
         <w:t xml:space="preserve"> </w:t>
@@ -131,7 +131,7 @@
           <w:iCs/>
           <w:i/>
         </w:rPr>
-        <w:t xml:space="preserve">Phân tán năng suất lao động và đặc điểm quốc tế hóa theo phân nhóm con ICRV (mẫu gộp WBES 2006–2026; số doanh nghiệp phân loại ICRV ≈ 96.415; khung phân tích 88.869/50 nền; mẫu hồi quy chính P7 M2 N = 81.022).</w:t>
+        <w:t xml:space="preserve">Phân tán năng suất lao động và đặc điểm quốc tế hóa theo phân nhóm con ICRV (mẫu gộp WBES 2006–2026; số doanh nghiệp phân loại ICRV ≈ 96.415; khung phân tích 87.987/49 nền; mẫu hồi quy chính P7 M2 N = 80.373).</w:t>
       </w:r>
     </w:p>
     <w:tbl>
@@ -782,7 +782,7 @@
           <w:iCs/>
           <w:i/>
         </w:rPr>
-        <w:t xml:space="preserve">Ghi chú: Cột n là số doanh nghiệp được phân loại vào sáu nhóm ICRV trong mẫu gộp WBES (tổng 96.415; ngoài ra còn ~10.350 doanh nghiệp chưa gán nhóm ICRV do thiếu chỉ số thể chế). Mẫu hồi quy chính của P7 là N = 81.022 (mô hình M2, khung 50 nền gồm Nhật Bản) và giảm còn 79.080 ở M5 khi bổ sung biến kiểm soát (xem Mục 4.6.1), do loại các quan sát thiếu biến phụ thuộc/FSTS. ¹ Độ lệch chuẩn ln(năng suất lao động) tính trong từng cặp nền kinh tế × năm rồi lấy trung vị giữa các đợt của nhóm, bất biến với đơn vị tiền tệ (thừa số quy đổi triệt tiêu trên thang log); năng suất được winsorize 1/99 trong cụm country-year (xem Mục 3.5.3). ² Trung vị Nhóm II bị kéo lên bởi các nền nhỏ; hai nền lớn nhất khối có phân tán hẹp nhất toàn pool (Saudi Arabia 0,49; Qatar 0,33).</w:t>
+        <w:t xml:space="preserve">Ghi chú: Cột n là số doanh nghiệp được phân loại vào sáu nhóm ICRV trong mẫu gộp WBES (tổng 96.415; ngoài ra còn ~10.350 doanh nghiệp chưa gán nhóm ICRV do thiếu chỉ số thể chế). Mẫu hồi quy chính của P7 là N = 80.373 (mô hình M2, khung 49 nền gồm Nhật Bản) và giảm còn 78.445 ở M5 khi bổ sung biến kiểm soát (xem Mục 4.6.1), do loại các quan sát thiếu biến phụ thuộc/FSTS. ¹ Độ lệch chuẩn ln(năng suất lao động) tính trong từng cặp nền kinh tế × năm rồi lấy trung vị giữa các đợt của nhóm, bất biến với đơn vị tiền tệ (thừa số quy đổi triệt tiêu trên thang log); năng suất được winsorize 1/99 trong cụm country-year (xem Mục 3.5.3). ² Trung vị Nhóm II bị kéo lên bởi các nền nhỏ; hai nền lớn nhất khối có phân tán hẹp nhất toàn pool (Saudi Arabia 0,49; Qatar 0,33).</w:t>
       </w:r>
     </w:p>
     <w:p>
@@ -1884,7 +1884,7 @@
           <w:iCs/>
           <w:i/>
         </w:rPr>
-        <w:t xml:space="preserve">Ghi chú: Bảng 4.2 được tính trực tiếp từ dữ liệu thô WBES trên khung 50 nền (một cross-section chuẩn cho mỗi cặp nền kinh tế × năm, đợt khảo sát ≥ 2006), với các chỉ báo chuẩn của bộ công cụ WBES toàn cầu: đổi mới sản phẩm (h1), đổi mới quy trình (h5), chi R&amp;D (h8), chứng nhận chất lượng quốc tế (b8) và website (c22b). Toàn bộ sáu nhóm ICRV đều có độ phủ dữ liệu đầy đủ, kể cả Nhóm II (đủ 6/6 nền GCC). Gradient năng lực thể chế thể hiện rõ ở các biến nền tảng: R&amp;D 21,0% (Nhóm I) xuống 10,2% (Nhóm VI); ISO 32,5% xuống 12,2%; website 69,2% xuống 41,5%. Bộ số này nhất quán với phân tích thực trạng ở Chuyên đề 1.</w:t>
+        <w:t xml:space="preserve">Ghi chú: Bảng 4.2 được tính trực tiếp từ dữ liệu thô WBES trên khung 49 nền (một cross-section chuẩn cho mỗi cặp nền kinh tế × năm, đợt khảo sát ≥ 2006), với các chỉ báo chuẩn của bộ công cụ WBES toàn cầu: đổi mới sản phẩm (h1), đổi mới quy trình (h5), chi R&amp;D (h8), chứng nhận chất lượng quốc tế (b8) và website (c22b). Toàn bộ sáu nhóm ICRV đều có độ phủ dữ liệu đầy đủ, kể cả Nhóm II (đủ 6/6 nền GCC). Gradient năng lực thể chế thể hiện rõ ở các biến nền tảng: R&amp;D 21,0% (Nhóm I) xuống 10,2% (Nhóm VI); ISO 32,5% xuống 12,2%; website 69,2% xuống 41,5%. Bộ số này nhất quán với phân tích thực trạng ở Chuyên đề 1.</w:t>
       </w:r>
     </w:p>
     <w:p>
@@ -2100,7 +2100,7 @@
         <w:t xml:space="preserve"> </w:t>
       </w:r>
       <w:r>
-        <w:t xml:space="preserve">(Advanced đổi mới sáng tạo dẫn dắt) và là nền kinh tế tiên tiến lớn cuối cùng gia nhập bộ dữ liệu WBES, cung cấp một điểm neo quý giá cho biên trên của gradient thể chế. Nhật Bản được tích hợp đầy đủ vào khung mô tả 50 nền của chuyên đề thực trạng (Chuyên đề 1) và mọi thống kê Nhóm I trong luận án. Về phía ước lượng kinh tế lượng,</w:t>
+        <w:t xml:space="preserve">(Advanced đổi mới sáng tạo dẫn dắt) và là nền kinh tế tiên tiến lớn cuối cùng gia nhập bộ dữ liệu WBES, cung cấp một điểm neo quý giá cho biên trên của gradient thể chế. Nhật Bản được tích hợp đầy đủ vào khung mô tả 49 nền của chuyên đề thực trạng (Chuyên đề 1) và mọi thống kê Nhóm I trong luận án. Về phía ước lượng kinh tế lượng,</w:t>
       </w:r>
       <w:r>
         <w:t xml:space="preserve"> </w:t>
@@ -2110,13 +2110,13 @@
           <w:bCs/>
           <w:b/>
         </w:rPr>
-        <w:t xml:space="preserve">điểm uốn toàn mẫu P7 đã được tái ước lượng trên khung 50 nền bao gồm Nhật Bản</w:t>
-      </w:r>
-      <w:r>
-        <w:t xml:space="preserve"> </w:t>
-      </w:r>
-      <w:r>
-        <w:t xml:space="preserve">(2.168 doanh nghiệp Nhật trong khung phân tích 88.869; mẫu hồi quy chính M2 N = 81.022, M5 N = 79.080; xem Mục 4.6), nên các kết quả P7 trong luận án đã phản ánh Nhật Bản. Hai nghiên cứu thành phần còn lại là mẫu gộp con riêng không liên quan Nhật Bản: P8 (FIP) trên 7 nền đảo nhỏ Thái Bình Dương và P9 (ngưỡng) trên Ấn Độ. Ngoài ra, nghiên cứu thành phần P10 kiểm định chuyên sâu quan hệ quốc tế hóa và hiệu quả tại Nhật Bản (xem Mục 4.9). Toàn bộ số liệu dưới đây được tính trực tiếp từ tệp vi mô gốc.</w:t>
+        <w:t xml:space="preserve">điểm uốn toàn mẫu P7 đã được tái ước lượng trên khung 49 nền bao gồm Nhật Bản</w:t>
+      </w:r>
+      <w:r>
+        <w:t xml:space="preserve"> </w:t>
+      </w:r>
+      <w:r>
+        <w:t xml:space="preserve">(2.168 doanh nghiệp Nhật trong khung phân tích 87.987; mẫu hồi quy chính M2 N = 80.373, M5 N = 78.445; xem Mục 4.6), nên các kết quả P7 trong luận án đã phản ánh Nhật Bản. Hai nghiên cứu thành phần còn lại là mẫu gộp con riêng không liên quan Nhật Bản: P8 (FIP) trên 7 nền đảo nhỏ Thái Bình Dương và P9 (ngưỡng) trên Ấn Độ. Ngoài ra, nghiên cứu thành phần P10 kiểm định chuyên sâu quan hệ quốc tế hóa và hiệu quả tại Nhật Bản (xem Mục 4.9). Toàn bộ số liệu dưới đây được tính trực tiếp từ tệp vi mô gốc.</w:t>
       </w:r>
     </w:p>
     <w:p>
@@ -23885,13 +23885,13 @@
           <w:bCs/>
           <w:b/>
         </w:rPr>
-        <w:t xml:space="preserve">50 nền kinh tế</w:t>
-      </w:r>
-      <w:r>
-        <w:t xml:space="preserve"> </w:t>
-      </w:r>
-      <w:r>
-        <w:t xml:space="preserve">(gồm Nhật Bản, đợt khảo sát đầu tiên năm 2025), 103 cặp nền kinh tế và năm, với</w:t>
+        <w:t xml:space="preserve">49 nền kinh tế</w:t>
+      </w:r>
+      <w:r>
+        <w:t xml:space="preserve"> </w:t>
+      </w:r>
+      <w:r>
+        <w:t xml:space="preserve">(gồm Nhật Bản đợt khảo sát đầu tiên năm 2025; loại Timor-Leste vì không thuộc nhóm quốc đảo Thái Bình Dương theo phân loại của Ngân hàng Thế giới và Liên Hợp Quốc), 99 cặp nền kinh tế và năm, với</w:t>
       </w:r>
       <w:r>
         <w:t xml:space="preserve"> </w:t>
@@ -23907,7 +23907,7 @@
           <m:t>=</m:t>
         </m:r>
         <m:r>
-          <m:t>81.022</m:t>
+          <m:t>80.373</m:t>
         </m:r>
       </m:oMath>
       <w:r>
@@ -23944,7 +23944,7 @@
           <m:t>=</m:t>
         </m:r>
         <m:r>
-          <m:t>79.080</m:t>
+          <m:t>78.445</m:t>
         </m:r>
       </m:oMath>
       <w:r>
@@ -24099,7 +24099,7 @@
           <w:iCs/>
           <w:i/>
         </w:rPr>
-        <w:t xml:space="preserve">Tiến triển mô hình của P7 trên khung 50 nền kinh tế: điểm uốn và kiểm định Lind và Mehlum.</w:t>
+        <w:t xml:space="preserve">Tiến triển mô hình của P7 trên khung 49 nền kinh tế (loại Timor-Leste theo phân loại WB/UN): điểm uốn và kiểm định Lind và Mehlum.</w:t>
       </w:r>
     </w:p>
     <w:tbl>
@@ -24243,7 +24243,7 @@
               <w:jc w:val="right"/>
             </w:pPr>
             <w:r>
-              <w:t xml:space="preserve">81.022</w:t>
+              <w:t xml:space="preserve">80.373</w:t>
             </w:r>
           </w:p>
         </w:tc>
@@ -24255,7 +24255,7 @@
               <w:jc w:val="left"/>
             </w:pPr>
             <w:r>
-              <w:t xml:space="preserve">+1,189 (&lt;,001)</w:t>
+              <w:t xml:space="preserve">+1,194 (&lt;,001)</w:t>
             </w:r>
           </w:p>
         </w:tc>
@@ -24267,7 +24267,7 @@
               <w:jc w:val="left"/>
             </w:pPr>
             <w:r>
-              <w:t xml:space="preserve">−1,398 (&lt;,001)</w:t>
+              <w:t xml:space="preserve">−1,404 (&lt;,001)</w:t>
             </w:r>
           </w:p>
         </w:tc>
@@ -24337,7 +24337,7 @@
                 <w:bCs/>
                 <w:b/>
               </w:rPr>
-              <w:t xml:space="preserve">79.080</w:t>
+              <w:t xml:space="preserve">78.445</w:t>
             </w:r>
           </w:p>
         </w:tc>
@@ -24353,7 +24353,7 @@
                 <w:bCs/>
                 <w:b/>
               </w:rPr>
-              <w:t xml:space="preserve">+0,500 (&lt;,001)</w:t>
+              <w:t xml:space="preserve">+0,503 (&lt;,001)</w:t>
             </w:r>
           </w:p>
         </w:tc>
@@ -24369,7 +24369,7 @@
                 <w:bCs/>
                 <w:b/>
               </w:rPr>
-              <w:t xml:space="preserve">−0,721 (&lt;,001)</w:t>
+              <w:t xml:space="preserve">−0,727 (&lt;,001)</w:t>
             </w:r>
           </w:p>
         </w:tc>
@@ -24385,7 +24385,7 @@
                 <w:bCs/>
                 <w:b/>
               </w:rPr>
-              <w:t xml:space="preserve">43,6%</w:t>
+              <w:t xml:space="preserve">43,5%</w:t>
             </w:r>
           </w:p>
         </w:tc>
@@ -24443,7 +24443,7 @@
               <w:jc w:val="right"/>
             </w:pPr>
             <w:r>
-              <w:t xml:space="preserve">79.220</w:t>
+              <w:t xml:space="preserve">78.445</w:t>
             </w:r>
           </w:p>
         </w:tc>
@@ -24529,7 +24529,7 @@
               <w:jc w:val="right"/>
             </w:pPr>
             <w:r>
-              <w:t xml:space="preserve">79.080</w:t>
+              <w:t xml:space="preserve">78.445</w:t>
             </w:r>
           </w:p>
         </w:tc>
@@ -24615,7 +24615,7 @@
               <w:jc w:val="right"/>
             </w:pPr>
             <w:r>
-              <w:t xml:space="preserve">79.080</w:t>
+              <w:t xml:space="preserve">78.445</w:t>
             </w:r>
           </w:p>
         </w:tc>
@@ -24690,7 +24690,7 @@
           <w:iCs/>
           <w:i/>
         </w:rPr>
-        <w:t xml:space="preserve">Nguồn: ước lượng của tác giả trên khung 50 nền (tái lập:</w:t>
+        <w:t xml:space="preserve">Nguồn: ước lượng của tác giả trên khung 49 nền (tái lập:</w:t>
       </w:r>
       <w:r>
         <w:rPr>
@@ -24795,7 +24795,7 @@
           <w:iCs/>
           <w:i/>
         </w:rPr>
-        <w:t xml:space="preserve">Điểm uốn theo nhóm ICRV (khung 50 nền, dạng M5 trong từng nhóm).</w:t>
+        <w:t xml:space="preserve">Điểm uốn theo nhóm ICRV (khung 49 nền, dạng M5 trong từng nhóm).</w:t>
       </w:r>
     </w:p>
     <w:tbl>
@@ -25742,7 +25742,7 @@
           <w:iCs/>
           <w:i/>
         </w:rPr>
-        <w:t xml:space="preserve">Nguồn: minh họa của tác giả từ kết quả ước lượng 50 nền và P4, P8.</w:t>
+        <w:t xml:space="preserve">Nguồn: minh họa của tác giả từ kết quả ước lượng 49 nền và P4, P8.</w:t>
       </w:r>
     </w:p>
     <w:bookmarkEnd w:id="96"/>
@@ -26044,7 +26044,7 @@
         <w:t xml:space="preserve"> </w:t>
       </w:r>
       <w:r>
-        <w:t xml:space="preserve">như dự đoán của khung CDCM nhưng không đạt ý nghĩa thống kê trên toàn mẫu 50 nền; bằng chứng điều tiết DAI rõ nét nhất vẫn là ở cấp bối cảnh đơn quốc gia (P4 Singapore: FSTS²×DAI = +3,119,</w:t>
+        <w:t xml:space="preserve">như dự đoán của khung CDCM nhưng không đạt ý nghĩa thống kê trên toàn mẫu 49 nền; bằng chứng điều tiết DAI rõ nét nhất vẫn là ở cấp bối cảnh đơn quốc gia (P4 Singapore: FSTS²×DAI = +3,119,</w:t>
       </w:r>
       <w:r>
         <w:t xml:space="preserve"> </w:t>
@@ -26070,7 +26070,7 @@
         </m:r>
       </m:oMath>
       <w:r>
-        <w:t xml:space="preserve">). H3 do đó được hỗ trợ ở hiệu ứng mức và ở bối cảnh đặc thù, chưa được xác nhận như hiệu ứng uốn đường cong phổ quát. Khoảng cách độ lớn giữa hai ước lượng (3,119 ở Singapore so với 0,252 ở mẫu gộp) không phải mâu thuẫn mà phản ánh bản chất trung bình hóa của mẫu gộp: phần lớn 50 nền chỉ đo được DAI ở Tầng 1 (hiện diện web), nơi công cụ số chưa đủ chiều sâu để uốn đường cong, trong khi hiệu ứng uốn mạnh ở Singapore gắn với năng lực số Tầng 2 hiếm có trong mẫu; gộp hai loại bối cảnh này lại làm pha loãng hiệu ứng uốn về một trung bình không có ý nghĩa, đúng như logic phụ thuộc bối cảnh của khung CDCM dự báo chứ không phủ định cơ chế lá chắn số.</w:t>
+        <w:t xml:space="preserve">). H3 do đó được hỗ trợ ở hiệu ứng mức và ở bối cảnh đặc thù, chưa được xác nhận như hiệu ứng uốn đường cong phổ quát. Khoảng cách độ lớn giữa hai ước lượng (3,119 ở Singapore so với 0,252 ở mẫu gộp) không phải mâu thuẫn mà phản ánh bản chất trung bình hóa của mẫu gộp: phần lớn 49 nền chỉ đo được DAI ở Tầng 1 (hiện diện web), nơi công cụ số chưa đủ chiều sâu để uốn đường cong, trong khi hiệu ứng uốn mạnh ở Singapore gắn với năng lực số Tầng 2 hiếm có trong mẫu; gộp hai loại bối cảnh này lại làm pha loãng hiệu ứng uốn về một trung bình không có ý nghĩa, đúng như logic phụ thuộc bối cảnh của khung CDCM dự báo chứ không phủ định cơ chế lá chắn số.</w:t>
       </w:r>
     </w:p>
     <w:bookmarkEnd w:id="97"/>
@@ -26153,7 +26153,7 @@
         </m:r>
       </m:oMath>
       <w:r>
-        <w:t xml:space="preserve">), xác nhận rằng ở mức trung bình toàn mẫu quan hệ quốc tế hóa và năng suất là dương. Khi bổ sung số hạng bậc hai (đặc tả M2), đường cong định hình chữ U ngược với điểm uốn ở mức 51,5% FSTS. Việc đưa vào lần lượt các biến kiểm soát nhân khẩu doanh nghiệp rồi khối năng lực (TCI và DAI) kéo điểm uốn xuống 43,8% rồi 43,6%, chính là điểm uốn của mô hình chính (M5). Sự dịch chuyển xuống khoảng bảy điểm phần trăm này có ý nghĩa thực chất: một phần độ cong biểu kiến ở đặc tả thô phản ánh chênh lệch năng lực giữa các doanh nghiệp xuất khẩu nhiều và ít; sau khi kiểm soát năng lực, ngưỡng tối ưu thực của cường độ xuất khẩu thấp hơn và nằm sát các ước lượng đơn quốc gia trong vùng chuyển đổi (Việt Nam 39–46%, Ấn Độ 2022 ở mức 40,7%).</w:t>
+        <w:t xml:space="preserve">), xác nhận rằng ở mức trung bình toàn mẫu quan hệ quốc tế hóa và năng suất là dương. Khi bổ sung số hạng bậc hai (đặc tả M2), đường cong định hình chữ U ngược với điểm uốn ở mức 51,5% FSTS. Việc đưa vào lần lượt các biến kiểm soát nhân khẩu doanh nghiệp rồi khối năng lực (TCI và DAI) kéo điểm uốn xuống 43,8% rồi 43,5%, chính là điểm uốn của mô hình chính (M5). Sự dịch chuyển xuống khoảng bảy điểm phần trăm này có ý nghĩa thực chất: một phần độ cong biểu kiến ở đặc tả thô phản ánh chênh lệch năng lực giữa các doanh nghiệp xuất khẩu nhiều và ít; sau khi kiểm soát năng lực, ngưỡng tối ưu thực của cường độ xuất khẩu thấp hơn và nằm sát các ước lượng đơn quốc gia trong vùng chuyển đổi (Việt Nam 39–46%, Ấn Độ 2022 ở mức 40,7%).</w:t>
       </w:r>
     </w:p>
     <w:p>
@@ -26548,7 +26548,7 @@
         <w:t xml:space="preserve"> </w:t>
       </w:r>
       <w:r>
-        <w:t xml:space="preserve">năng suất nhưng không uốn lại hình dạng đường cong gộp; cái uốn lại đường cong là chế độ thể chế, và nó tác động không như một gradient trơn mà như ba vùng rời rạc. Ở giữa gradient thể chế (vùng chuyển đổi thu nhập trung bình thấp), chữ U ngược định hình sắc nét quanh điểm uốn 43%; ở biên trên (thể chế mạnh nhất, gồm Nhật Bản), nhánh đi xuống bị đẩy ra ngoài miền quan sát và quan hệ gần như tuyến tính dương; ở biên dưới (đang nổi và SIDS Thái Bình Dương), chữ U ngược tan rã và đảo dấu ở nhóm SIDS thành hình phạt quốc tế hóa cưỡng bức. Cách đọc ba vùng này dung hòa các kết quả đơn quốc gia tưởng như mâu thuẫn của luận án trong một khung ước lượng hài hòa trên 50 nền kinh tế.</w:t>
+        <w:t xml:space="preserve">năng suất nhưng không uốn lại hình dạng đường cong gộp; cái uốn lại đường cong là chế độ thể chế, và nó tác động không như một gradient trơn mà như ba vùng rời rạc. Ở giữa gradient thể chế (vùng chuyển đổi thu nhập trung bình thấp), chữ U ngược định hình sắc nét quanh điểm uốn 43%; ở biên trên (thể chế mạnh nhất, gồm Nhật Bản), nhánh đi xuống bị đẩy ra ngoài miền quan sát và quan hệ gần như tuyến tính dương; ở biên dưới (đang nổi và SIDS Thái Bình Dương), chữ U ngược tan rã và đảo dấu ở nhóm SIDS thành hình phạt quốc tế hóa cưỡng bức. Cách đọc ba vùng này dung hòa các kết quả đơn quốc gia tưởng như mâu thuẫn của luận án trong một khung ước lượng hài hòa trên 49 nền kinh tế.</w:t>
       </w:r>
     </w:p>
     <w:bookmarkEnd w:id="100"/>
@@ -26566,7 +26566,7 @@
         <w:pStyle w:val="FirstParagraph"/>
       </w:pPr>
       <w:r>
-        <w:t xml:space="preserve">Sức thuyết phục của cấu trúc ba vùng nằm ở chỗ ước lượng gộp 50 nền và các ước lượng đơn quốc gia độc lập hội tụ chặt chẽ ở từng vùng dù được ước lượng trên các mẫu, công cụ khảo sát và đặc tả khác nhau. Ở vùng giữa, điểm uốn cấp nhóm của Nhóm IV (43,0%) trùng khớp đáng kể với điểm uốn đơn quốc gia của Việt Nam, vốn được kiểm định Lind–Mehlum xác nhận trong cả ba đợt (2009</w:t>
+        <w:t xml:space="preserve">Sức thuyết phục của cấu trúc ba vùng nằm ở chỗ ước lượng gộp 49 nền và các ước lượng đơn quốc gia độc lập hội tụ chặt chẽ ở từng vùng dù được ước lượng trên các mẫu, công cụ khảo sát và đặc tả khác nhau. Ở vùng giữa, điểm uốn cấp nhóm của Nhóm IV (43,0%) trùng khớp đáng kể với điểm uốn đơn quốc gia của Việt Nam, vốn được kiểm định Lind–Mehlum xác nhận trong cả ba đợt (2009</w:t>
       </w:r>
       <w:r>
         <w:t xml:space="preserve"> </w:t>
@@ -26931,7 +26931,7 @@
         <w:pStyle w:val="FirstParagraph"/>
       </w:pPr>
       <w:r>
-        <w:t xml:space="preserve">Bốn kiểm định độ vững bổ sung được thực hiện trực tiếp trên khung 50 nền để củng cố ranh giới suy luận của kết quả gộp (chi tiết tái lập ở Phụ lục dữ liệu, tệp</w:t>
+        <w:t xml:space="preserve">Bốn kiểm định độ vững bổ sung được thực hiện trực tiếp trên khung 49 nền để củng cố ranh giới suy luận của kết quả gộp (chi tiết tái lập ở Phụ lục dữ liệu, tệp</w:t>
       </w:r>
       <w:r>
         <w:t xml:space="preserve"> </w:t>
@@ -39074,7 +39074,7 @@
         <w:t xml:space="preserve"> </w:t>
       </w:r>
       <w:r>
-        <w:t xml:space="preserve">— Nhật Bản nằm trên một nhánh đi lên dài mà nhánh đi xuống vắng mặt về mặt thực nghiệm, trùng khớp kết quả Singapore (Mục 4.3) và kết quả cấp nhóm Advanced của ước lượng 50 nền (Mục 4.6.2), hoàn tất bức tranh ba vùng của gradient thể chế: chữ U ngược ở các chế độ chuyển đổi, gần tuyến tính ở biên trên, tan rã ở biên dưới.</w:t>
+        <w:t xml:space="preserve">— Nhật Bản nằm trên một nhánh đi lên dài mà nhánh đi xuống vắng mặt về mặt thực nghiệm, trùng khớp kết quả Singapore (Mục 4.3) và kết quả cấp nhóm Advanced của ước lượng 49 nền (Mục 4.6.2), hoàn tất bức tranh ba vùng của gradient thể chế: chữ U ngược ở các chế độ chuyển đổi, gần tuyến tính ở biên trên, tan rã ở biên dưới.</w:t>
       </w:r>
     </w:p>
     <w:bookmarkEnd w:id="125"/>
@@ -39277,7 +39277,7 @@
         </m:r>
       </m:oMath>
       <w:r>
-        <w:t xml:space="preserve">) dù tỷ lệ website đã bão hòa ở 83,8%, không có tương tác uốn đường cong; phần bù bằng khoảng một nửa mức của ước lượng gộp 50 nền, đúng mức nén mà trạng thái</w:t>
+        <w:t xml:space="preserve">) dù tỷ lệ website đã bão hòa ở 83,8%, không có tương tác uốn đường cong; phần bù bằng khoảng một nửa mức của ước lượng gộp 49 nền, đúng mức nén mà trạng thái</w:t>
       </w:r>
       <w:r>
         <w:t xml:space="preserve"> </w:t>
@@ -40636,7 +40636,7 @@
               <w:jc w:val="left"/>
             </w:pPr>
             <w:r>
-              <w:t xml:space="preserve">Đa quốc gia (50 nền, I–VI)</w:t>
+              <w:t xml:space="preserve">Đa quốc gia (49 nền, I–VI)</w:t>
             </w:r>
           </w:p>
         </w:tc>
@@ -40648,7 +40648,7 @@
               <w:jc w:val="right"/>
             </w:pPr>
             <w:r>
-              <w:t xml:space="preserve">81.022</w:t>
+              <w:t xml:space="preserve">80.373</w:t>
             </w:r>
           </w:p>
         </w:tc>
@@ -40672,7 +40672,7 @@
               <w:jc w:val="left"/>
             </w:pPr>
             <w:r>
-              <w:t xml:space="preserve">43,6% (M5); rõ nhất ở Nhóm IV (43,0%)</w:t>
+              <w:t xml:space="preserve">43,5% (M5); rõ nhất ở Nhóm IV (43,0%)</w:t>
             </w:r>
           </w:p>
         </w:tc>
@@ -40969,7 +40969,7 @@
           <w:iCs/>
           <w:i/>
         </w:rPr>
-        <w:t xml:space="preserve">Nguồn: tổng hợp từ các nghiên cứu thành phần P2–P10. ** p &lt;,01; *** p &lt;,001. Điểm uốn xác nhận bằng kiểm định Lind–Mehlum (2010). Điểm uốn P7 = 43,6% ở mô hình đầy đủ M5 trên khung 50 nền (dải 43,6–51,5% giữa các đặc tả).</w:t>
+        <w:t xml:space="preserve">Nguồn: tổng hợp từ các nghiên cứu thành phần P2–P10. ** p &lt;,01; *** p &lt;,001. Điểm uốn xác nhận bằng kiểm định Lind–Mehlum (2010). Điểm uốn P7 = 43,5% ở mô hình đầy đủ M5 trên khung 49 nền (dải 43,6–51,5% giữa các đặc tả).</w:t>
       </w:r>
     </w:p>
     <w:p>
@@ -41143,7 +41143,7 @@
               <w:jc w:val="left"/>
             </w:pPr>
             <w:r>
-              <w:t xml:space="preserve">Xác nhận một phần: TCI nâng mặt bằng năng suất tại tất cả bối cảnh (+0,141***, 50 nền); uốn đường cong xác nhận tại Việt Nam nhưng không ý nghĩa tại toàn mẫu P7</w:t>
+              <w:t xml:space="preserve">Xác nhận một phần: TCI nâng mặt bằng năng suất tại tất cả bối cảnh (+0,141***, 49 nền); uốn đường cong xác nhận tại Việt Nam nhưng không ý nghĩa tại toàn mẫu P7</w:t>
             </w:r>
           </w:p>
         </w:tc>
@@ -41188,7 +41188,7 @@
                 <w:bCs/>
                 <w:b/>
               </w:rPr>
-              <w:t xml:space="preserve">, 50 nền); tương tác đường cong cùng chiều nén nhưng không ý nghĩa toàn mẫu; bằng chứng điều tiết rõ nhất ở bối cảnh đơn quốc gia (P4: FSTS²×DAI = +3,119</w:t>
+              <w:t xml:space="preserve">, 49 nền); tương tác đường cong cùng chiều nén nhưng không ý nghĩa toàn mẫu; bằng chứng điều tiết rõ nhất ở bối cảnh đơn quốc gia (P4: FSTS²×DAI = +3,119</w:t>
             </w:r>
             <w:r>
               <w:t xml:space="preserve">); không có ý nghĩa tại Việt Nam (Tầng 1) tương thích với hạn chế đo lường</w:t>
@@ -41229,7 +41229,7 @@
               <w:jc w:val="left"/>
             </w:pPr>
             <w:r>
-              <w:t xml:space="preserve">Không được hỗ trợ trên toàn mẫu 50 nền (nữ quản lý: mức −0,104, p&lt;,001; tương tác FSTS không ý nghĩa); hiệu ứng phụ thuộc bối cảnh</w:t>
+              <w:t xml:space="preserve">Không được hỗ trợ trên toàn mẫu 49 nền (nữ quản lý: mức −0,104, p&lt;,001; tương tác FSTS không ý nghĩa); hiệu ứng phụ thuộc bối cảnh</w:t>
             </w:r>
           </w:p>
         </w:tc>

--- a/dist/luan_an_ctu/chuong_4_ket_qua_vi.docx
+++ b/dist/luan_an_ctu/chuong_4_ket_qua_vi.docx
@@ -1910,7 +1910,7 @@
         <w:t xml:space="preserve"> </w:t>
       </w:r>
       <w:r>
-        <w:t xml:space="preserve">(adaptive leapfrogging) ở SIDS: với dữ liệu raw đủ 7/7 nền Nhóm VI, SIDS có</w:t>
+        <w:t xml:space="preserve">(adaptive leapfrogging) ở SIDS (các tỷ lệ mô tả dưới đây tính trên bảng mô tả Nhóm VI của Chuyên đề 1, tập mở rộng; mẫu chính của nghiên cứu SIDS là bảy nền Pacific): SIDS có</w:t>
       </w:r>
       <w:r>
         <w:t xml:space="preserve"> </w:t>
@@ -1920,13 +1920,13 @@
           <w:bCs/>
           <w:b/>
         </w:rPr>
-        <w:t xml:space="preserve">tỷ lệ đổi mới sản phẩm rất cao (38,0%)</w:t>
-      </w:r>
-      <w:r>
-        <w:t xml:space="preserve"> </w:t>
-      </w:r>
-      <w:r>
-        <w:t xml:space="preserve">và đổi mới quy trình đáng kể (21,5%), trong khi website (48,8%) cao hơn cả nhóm Đang nổi (40,9%) dù GNI thấp hơn đáng kể, phản ánh đổi mới bằng nguồn lực hạn chế (frugal innovation) như công cụ sinh tồn chứ không phải tối ưu hóa hiệu quả. Kết quả này hỗ trợ lập luận lý thuyết về sự phân biệt giữa DAI (chấp nhận số bề mặt) và TCI (năng lực công nghệ chiều sâu): SIDS đổi mới/áp dụng số ở bề mặt cao nhưng năng lực công nghệ chiều sâu (R&amp;D 11,5%, ISO 15,8%) thuộc nhóm thấp nhất, và đây là nhóm duy nhất nơi dạng chữ U ngược tan rã hoàn toàn (FIP là trường hợp giới hạn lý thuyết).</w:t>
+        <w:t xml:space="preserve">tỷ lệ đổi mới sản phẩm cao nhất mọi nhóm (34,2%)</w:t>
+      </w:r>
+      <w:r>
+        <w:t xml:space="preserve"> </w:t>
+      </w:r>
+      <w:r>
+        <w:t xml:space="preserve">và đổi mới quy trình cao (24,7%), trong khi website (41,5%) ngang nhóm Đang nổi (40,9%) dù GNI thấp hơn đáng kể, phản ánh đổi mới bằng nguồn lực hạn chế (frugal innovation) như công cụ sinh tồn chứ không phải tối ưu hóa hiệu quả. Kết quả này hỗ trợ lập luận lý thuyết về sự phân biệt giữa DAI (chấp nhận số bề mặt) và TCI (năng lực công nghệ chiều sâu): SIDS đổi mới/áp dụng số ở bề mặt cao nhưng năng lực công nghệ chiều sâu (R&amp;D 10,2%, ISO 12,2%) thuộc nhóm thấp nhất, và đây là nhóm duy nhất nơi dạng chữ U ngược tan rã hoàn toàn (FIP là trường hợp giới hạn lý thuyết).</w:t>
       </w:r>
     </w:p>
     <w:p>

--- a/dist/luan_an_ctu/chuong_4_ket_qua_vi.docx
+++ b/dist/luan_an_ctu/chuong_4_ket_qua_vi.docx
@@ -613,7 +613,7 @@
               <w:jc w:val="left"/>
             </w:pPr>
             <w:r>
-              <w:t xml:space="preserve">Nhóm VI: SIDS (FJI, PNG, SLB…)</w:t>
+              <w:t xml:space="preserve">Nhóm VI: SIDS (7 nền Pacific)³</w:t>
             </w:r>
           </w:p>
         </w:tc>
@@ -625,7 +625,7 @@
               <w:jc w:val="left"/>
             </w:pPr>
             <w:r>
-              <w:t xml:space="preserve">2.038</w:t>
+              <w:t xml:space="preserve">1.471</w:t>
             </w:r>
           </w:p>
         </w:tc>
@@ -637,7 +637,7 @@
               <w:jc w:val="left"/>
             </w:pPr>
             <w:r>
-              <w:t xml:space="preserve">1,32</w:t>
+              <w:t xml:space="preserve">1,30</w:t>
             </w:r>
           </w:p>
         </w:tc>
@@ -649,7 +649,7 @@
               <w:jc w:val="left"/>
             </w:pPr>
             <w:r>
-              <w:t xml:space="preserve">6,3</w:t>
+              <w:t xml:space="preserve">6,2</w:t>
             </w:r>
           </w:p>
         </w:tc>
@@ -661,7 +661,7 @@
               <w:jc w:val="left"/>
             </w:pPr>
             <w:r>
-              <w:t xml:space="preserve">16,3</w:t>
+              <w:t xml:space="preserve">15,5</w:t>
             </w:r>
           </w:p>
         </w:tc>
@@ -673,7 +673,7 @@
               <w:jc w:val="left"/>
             </w:pPr>
             <w:r>
-              <w:t xml:space="preserve">23,5</w:t>
+              <w:t xml:space="preserve">22,9</w:t>
             </w:r>
           </w:p>
         </w:tc>
@@ -782,7 +782,29 @@
           <w:iCs/>
           <w:i/>
         </w:rPr>
-        <w:t xml:space="preserve">Ghi chú: Cột n là số doanh nghiệp được phân loại vào sáu nhóm ICRV trong mẫu gộp WBES (tổng 96.415; ngoài ra còn ~10.350 doanh nghiệp chưa gán nhóm ICRV do thiếu chỉ số thể chế). Mẫu hồi quy chính của P7 là N = 80.373 (mô hình M2, khung 49 nền gồm Nhật Bản) và giảm còn 78.445 ở M5 khi bổ sung biến kiểm soát (xem Mục 4.6.1), do loại các quan sát thiếu biến phụ thuộc/FSTS. ¹ Độ lệch chuẩn ln(năng suất lao động) tính trong từng cặp nền kinh tế × năm rồi lấy trung vị giữa các đợt của nhóm, bất biến với đơn vị tiền tệ (thừa số quy đổi triệt tiêu trên thang log); năng suất được winsorize 1/99 trong cụm country-year (xem Mục 3.5.3). ² Trung vị Nhóm II bị kéo lên bởi các nền nhỏ; hai nền lớn nhất khối có phân tán hẹp nhất toàn pool (Saudi Arabia 0,49; Qatar 0,33).</w:t>
+        <w:t xml:space="preserve">Ghi chú: Cột n là số doanh nghiệp được phân loại vào sáu nhóm ICRV trong mẫu gộp WBES (tổng 96.415; ngoài ra còn ~10.350 doanh nghiệp chưa gán nhóm ICRV do thiếu chỉ số thể chế). Mẫu hồi quy chính của P7 là N = 80.373 (mô hình M2, khung 49 nền gồm Nhật Bản) và giảm còn 78.445 ở M5 khi bổ sung biến kiểm soát (xem Mục 4.6.1), do loại các quan sát thiếu biến phụ thuộc/FSTS. ¹ Độ lệch chuẩn ln(năng suất lao động) tính trong từng cặp nền kinh tế × năm rồi lấy trung vị giữa các đợt của nhóm, bất biến với đơn vị tiền tệ (thừa số quy đổi triệt tiêu trên thang log); năng suất được winsorize 1/99 trong cụm country-year (xem Mục 3.5.3). ² Trung vị Nhóm II bị kéo lên bởi các nền nhỏ; hai nền lớn nhất khối có phân tán hẹp nhất toàn pool (Saudi Arabia 0,49; Qatar 0,33). ³ Dòng Nhóm VI đã được tái lập trên mẫu 7 nền Pacific (loại Timor-Leste theo phân loại WB/UN), với n là số doanh nghiệp có năng suất hợp lệ, tính trực tiếp từ raw bằng</w:t>
+      </w:r>
+      <w:r>
+        <w:rPr>
+          <w:iCs/>
+          <w:i/>
+        </w:rPr>
+        <w:t xml:space="preserve"> </w:t>
+      </w:r>
+      <w:r>
+        <w:rPr>
+          <w:rStyle w:val="VerbatimChar"/>
+          <w:iCs/>
+          <w:i/>
+        </w:rPr>
+        <w:t xml:space="preserve">scripts/relock_descriptives_canonical.py</w:t>
+      </w:r>
+      <w:r>
+        <w:rPr>
+          <w:iCs/>
+          <w:i/>
+        </w:rPr>
+        <w:t xml:space="preserve">; các dòng còn lại giữ số phân loại đã khóa và sẽ được đồng bộ sang khung tái lập trong vòng re-lock mô tả toàn diện.</w:t>
       </w:r>
     </w:p>
     <w:p>
@@ -1212,7 +1234,7 @@
         <w:pStyle w:val="BodyText"/>
       </w:pPr>
       <w:r>
-        <w:t xml:space="preserve">Cường độ quốc tế hóa (FSTS trung bình, tính trên toàn mẫu gồm cả doanh nghiệp không xuất khẩu) dao động từ 6,3% (SIDS) đến 10,3% (trung bình cao), với mức trung bình khu vực khoảng 8,8%. Điều đáng chú ý là trung bình cao và Advanced có cùng FSTS trung bình (~10%) nhưng cơ chế xuất khẩu hoàn toàn khác: Advanced chủ yếu dịch vụ và hàng hóa hàm lượng tri thức cao; trung bình cao chủ yếu sản xuất theo chuỗi giá trị toàn cầu với biên lợi nhuận khác nhau.</w:t>
+        <w:t xml:space="preserve">Cường độ quốc tế hóa (FSTS trung bình, tính trên toàn mẫu gồm cả doanh nghiệp không xuất khẩu) dao động từ 6,2% (SIDS) đến 10,3% (trung bình cao), với mức trung bình khu vực khoảng 8,8%. Điều đáng chú ý là trung bình cao và Advanced có cùng FSTS trung bình (~10%) nhưng cơ chế xuất khẩu hoàn toàn khác: Advanced chủ yếu dịch vụ và hàng hóa hàm lượng tri thức cao; trung bình cao chủ yếu sản xuất theo chuỗi giá trị toàn cầu với biên lợi nhuận khác nhau.</w:t>
       </w:r>
     </w:p>
     <w:p>
@@ -1739,7 +1761,7 @@
               <w:jc w:val="left"/>
             </w:pPr>
             <w:r>
-              <w:t xml:space="preserve">16,3</w:t>
+              <w:t xml:space="preserve">16,4</w:t>
             </w:r>
           </w:p>
         </w:tc>
@@ -1763,7 +1785,7 @@
               <w:jc w:val="left"/>
             </w:pPr>
             <w:r>
-              <w:t xml:space="preserve">12,7</w:t>
+              <w:t xml:space="preserve">12,6</w:t>
             </w:r>
           </w:p>
         </w:tc>
@@ -1775,7 +1797,7 @@
               <w:jc w:val="left"/>
             </w:pPr>
             <w:r>
-              <w:t xml:space="preserve">40,9</w:t>
+              <w:t xml:space="preserve">40,6</w:t>
             </w:r>
           </w:p>
         </w:tc>
@@ -1789,7 +1811,7 @@
               <w:jc w:val="left"/>
             </w:pPr>
             <w:r>
-              <w:t xml:space="preserve">VI, SIDS</w:t>
+              <w:t xml:space="preserve">VI, SIDS (7 nền Pacific)</w:t>
             </w:r>
           </w:p>
         </w:tc>
@@ -1805,7 +1827,7 @@
                 <w:bCs/>
                 <w:b/>
               </w:rPr>
-              <w:t xml:space="preserve">34,2</w:t>
+              <w:t xml:space="preserve">39,6</w:t>
             </w:r>
           </w:p>
         </w:tc>
@@ -1821,7 +1843,7 @@
                 <w:bCs/>
                 <w:b/>
               </w:rPr>
-              <w:t xml:space="preserve">24,7</w:t>
+              <w:t xml:space="preserve">27,9</w:t>
             </w:r>
           </w:p>
         </w:tc>
@@ -1833,7 +1855,7 @@
               <w:jc w:val="left"/>
             </w:pPr>
             <w:r>
-              <w:t xml:space="preserve">10,2</w:t>
+              <w:t xml:space="preserve">11,5</w:t>
             </w:r>
           </w:p>
         </w:tc>
@@ -1845,7 +1867,7 @@
               <w:jc w:val="left"/>
             </w:pPr>
             <w:r>
-              <w:t xml:space="preserve">12,2</w:t>
+              <w:t xml:space="preserve">15,2</w:t>
             </w:r>
           </w:p>
         </w:tc>
@@ -1857,7 +1879,7 @@
               <w:jc w:val="left"/>
             </w:pPr>
             <w:r>
-              <w:t xml:space="preserve">41,5</w:t>
+              <w:t xml:space="preserve">47,1</w:t>
             </w:r>
           </w:p>
         </w:tc>
@@ -1872,7 +1894,29 @@
           <w:iCs/>
           <w:i/>
         </w:rPr>
-        <w:t xml:space="preserve">Nguồn: Phân tích của tác giả từ WBES, 2006–2026.</w:t>
+        <w:t xml:space="preserve">Nguồn: Phân tích của tác giả từ WBES, 2006–2026 (tái lập:</w:t>
+      </w:r>
+      <w:r>
+        <w:rPr>
+          <w:iCs/>
+          <w:i/>
+        </w:rPr>
+        <w:t xml:space="preserve"> </w:t>
+      </w:r>
+      <w:r>
+        <w:rPr>
+          <w:rStyle w:val="VerbatimChar"/>
+          <w:iCs/>
+          <w:i/>
+        </w:rPr>
+        <w:t xml:space="preserve">scripts/relock_descriptives_canonical.py</w:t>
+      </w:r>
+      <w:r>
+        <w:rPr>
+          <w:iCs/>
+          <w:i/>
+        </w:rPr>
+        <w:t xml:space="preserve">, loại Timor-Leste).</w:t>
       </w:r>
     </w:p>
     <w:p>
@@ -1884,7 +1928,7 @@
           <w:iCs/>
           <w:i/>
         </w:rPr>
-        <w:t xml:space="preserve">Ghi chú: Bảng 4.2 được tính trực tiếp từ dữ liệu thô WBES trên khung 49 nền (một cross-section chuẩn cho mỗi cặp nền kinh tế × năm, đợt khảo sát ≥ 2006), với các chỉ báo chuẩn của bộ công cụ WBES toàn cầu: đổi mới sản phẩm (h1), đổi mới quy trình (h5), chi R&amp;D (h8), chứng nhận chất lượng quốc tế (b8) và website (c22b). Toàn bộ sáu nhóm ICRV đều có độ phủ dữ liệu đầy đủ, kể cả Nhóm II (đủ 6/6 nền GCC). Gradient năng lực thể chế thể hiện rõ ở các biến nền tảng: R&amp;D 21,0% (Nhóm I) xuống 10,2% (Nhóm VI); ISO 32,5% xuống 12,2%; website 69,2% xuống 41,5%. Bộ số này nhất quán với phân tích thực trạng ở Chuyên đề 1.</w:t>
+        <w:t xml:space="preserve">Ghi chú: Bảng 4.2 được tính trực tiếp từ dữ liệu thô WBES trên khung 49 nền (một cross-section chuẩn cho mỗi cặp nền kinh tế × năm, đợt khảo sát ≥ 2006), với các chỉ báo chuẩn của bộ công cụ WBES toàn cầu: đổi mới sản phẩm (h1), đổi mới quy trình (h5), chi R&amp;D (h8), chứng nhận chất lượng quốc tế (b8) và website (c22b). Toàn bộ sáu nhóm ICRV đều có độ phủ dữ liệu đầy đủ, kể cả Nhóm II (đủ 6/6 nền GCC). Gradient năng lực thể chế thể hiện rõ ở các biến nền tảng: R&amp;D 21,0% (Nhóm I) so với 11,5% (Nhóm VI); ISO 32,5% so với 15,2%; website 69,2% so với 47,1%. Bộ số này nhất quán với phân tích thực trạng ở Chuyên đề 1 (dòng Nhóm VI tái lập trên 7 nền Pacific, loại Timor-Leste).</w:t>
       </w:r>
     </w:p>
     <w:p>
@@ -1910,7 +1954,7 @@
         <w:t xml:space="preserve"> </w:t>
       </w:r>
       <w:r>
-        <w:t xml:space="preserve">(adaptive leapfrogging) ở SIDS (các tỷ lệ mô tả dưới đây tính trên bảng mô tả Nhóm VI của Chuyên đề 1, tập mở rộng; mẫu chính của nghiên cứu SIDS là bảy nền Pacific): SIDS có</w:t>
+        <w:t xml:space="preserve">(adaptive leapfrogging) ở SIDS (các tỷ lệ tính trên bảy nền Pacific, loại Timor-Leste, tái lập từ raw): SIDS có</w:t>
       </w:r>
       <w:r>
         <w:t xml:space="preserve"> </w:t>
@@ -1920,13 +1964,13 @@
           <w:bCs/>
           <w:b/>
         </w:rPr>
-        <w:t xml:space="preserve">tỷ lệ đổi mới sản phẩm cao nhất mọi nhóm (34,2%)</w:t>
-      </w:r>
-      <w:r>
-        <w:t xml:space="preserve"> </w:t>
-      </w:r>
-      <w:r>
-        <w:t xml:space="preserve">và đổi mới quy trình cao (24,7%), trong khi website (41,5%) ngang nhóm Đang nổi (40,9%) dù GNI thấp hơn đáng kể, phản ánh đổi mới bằng nguồn lực hạn chế (frugal innovation) như công cụ sinh tồn chứ không phải tối ưu hóa hiệu quả. Kết quả này hỗ trợ lập luận lý thuyết về sự phân biệt giữa DAI (chấp nhận số bề mặt) và TCI (năng lực công nghệ chiều sâu): SIDS đổi mới/áp dụng số ở bề mặt cao nhưng năng lực công nghệ chiều sâu (R&amp;D 10,2%, ISO 12,2%) thuộc nhóm thấp nhất, và đây là nhóm duy nhất nơi dạng chữ U ngược tan rã hoàn toàn (FIP là trường hợp giới hạn lý thuyết).</w:t>
+        <w:t xml:space="preserve">tỷ lệ đổi mới sản phẩm cao nhất mọi nhóm (39,6%)</w:t>
+      </w:r>
+      <w:r>
+        <w:t xml:space="preserve"> </w:t>
+      </w:r>
+      <w:r>
+        <w:t xml:space="preserve">và đổi mới quy trình cao nhất (27,9%), trong khi website (47,1%) cao hơn nhóm Đang nổi (40,6%) dù GNI thấp hơn đáng kể, phản ánh đổi mới bằng nguồn lực hạn chế (frugal innovation) như công cụ sinh tồn chứ không phải tối ưu hóa hiệu quả. Kết quả này hỗ trợ lập luận lý thuyết về sự phân biệt giữa DAI (chấp nhận số bề mặt) và TCI (năng lực công nghệ chiều sâu): SIDS đổi mới/áp dụng số ở bề mặt cao nhưng năng lực công nghệ chiều sâu (R&amp;D 11,5%, ISO 15,2%) thuộc nhóm thấp nhất, và đây là nhóm duy nhất nơi dạng chữ U ngược tan rã hoàn toàn (FIP là trường hợp giới hạn lý thuyết).</w:t>
       </w:r>
     </w:p>
     <w:p>

--- a/dist/luan_an_ctu/chuong_4_ket_qua_vi.docx
+++ b/dist/luan_an_ctu/chuong_4_ket_qua_vi.docx
@@ -93,7 +93,7 @@
         <w:pStyle w:val="FirstParagraph"/>
       </w:pPr>
       <w:r>
-        <w:t xml:space="preserve">Phân tích mô tả trên khung 49 nền kinh tế châu Á và Thái Bình Dương (gồm Nhật Bản, thành viên thứ sáu của Nhóm I được WBES khảo sát lần đầu năm 2025; xem Mục 4.1.5) cho thấy bức tranh hiệu quả hoạt động kinh doanh có sự phân tán lớn và không hội tụ. Các bảng phân loại 4.1 dưới đây dựa trên bộ dữ liệu ước lượng đa quốc gia (pool phân loại 96.415 doanh nghiệp / 52 nhãn nền; khung phân tích 87.987 / 49 nền, gồm Nhật Bản; mẫu hồi quy chính P7 M2 N = 80.373), nhất quán với thống kê mô tả chi tiết của Chuyên đề 1 trên đầy đủ 49 nền. Vì doanh thu WBES được báo cáo bằng nội tệ, độ phân tán năng suất được tính</w:t>
+        <w:t xml:space="preserve">Phân tích mô tả trên khung 50 nền kinh tế châu Á và Thái Bình Dương (gồm Nhật Bản, thành viên thứ sáu của Nhóm I được WBES khảo sát lần đầu năm 2025; xem Mục 4.1.5) cho thấy bức tranh hiệu quả hoạt động kinh doanh có sự phân tán lớn và không hội tụ. Các bảng phân loại 4.1 dưới đây dựa trên bộ dữ liệu ước lượng đa quốc gia (pool phân loại 96.415 doanh nghiệp / 52 nhãn nền; khung phân tích 88.869 / 50 nền, gồm Nhật Bản; mẫu hồi quy chính P7 M2 N = 81.022), nhất quán với thống kê mô tả chi tiết của Chuyên đề 1 trên đầy đủ 50 nền. Vì doanh thu WBES được báo cáo bằng nội tệ, độ phân tán năng suất được tính</w:t>
       </w:r>
       <w:r>
         <w:t xml:space="preserve"> </w:t>
@@ -131,7 +131,7 @@
           <w:iCs/>
           <w:i/>
         </w:rPr>
-        <w:t xml:space="preserve">Phân tán năng suất lao động và đặc điểm quốc tế hóa theo phân nhóm con ICRV (mẫu gộp WBES 2006–2026; số doanh nghiệp phân loại ICRV ≈ 96.415; khung phân tích 87.987/49 nền; mẫu hồi quy chính P7 M2 N = 80.373).</w:t>
+        <w:t xml:space="preserve">Phân tán năng suất lao động và đặc điểm quốc tế hóa theo phân nhóm con ICRV (mẫu gộp WBES 2006–2026; số doanh nghiệp phân loại ICRV ≈ 96.415; khung phân tích 88.869/50 nền; mẫu hồi quy chính P7 M2 N = 81.022).</w:t>
       </w:r>
     </w:p>
     <w:tbl>
@@ -613,7 +613,7 @@
               <w:jc w:val="left"/>
             </w:pPr>
             <w:r>
-              <w:t xml:space="preserve">Nhóm VI: SIDS (7 nền Pacific)³</w:t>
+              <w:t xml:space="preserve">Nhóm VI: SIDS (FJI, PNG, SLB…)</w:t>
             </w:r>
           </w:p>
         </w:tc>
@@ -625,7 +625,7 @@
               <w:jc w:val="left"/>
             </w:pPr>
             <w:r>
-              <w:t xml:space="preserve">1.471</w:t>
+              <w:t xml:space="preserve">2.038</w:t>
             </w:r>
           </w:p>
         </w:tc>
@@ -637,7 +637,7 @@
               <w:jc w:val="left"/>
             </w:pPr>
             <w:r>
-              <w:t xml:space="preserve">1,30</w:t>
+              <w:t xml:space="preserve">1,32</w:t>
             </w:r>
           </w:p>
         </w:tc>
@@ -649,7 +649,7 @@
               <w:jc w:val="left"/>
             </w:pPr>
             <w:r>
-              <w:t xml:space="preserve">6,2</w:t>
+              <w:t xml:space="preserve">6,3</w:t>
             </w:r>
           </w:p>
         </w:tc>
@@ -661,7 +661,7 @@
               <w:jc w:val="left"/>
             </w:pPr>
             <w:r>
-              <w:t xml:space="preserve">15,5</w:t>
+              <w:t xml:space="preserve">16,3</w:t>
             </w:r>
           </w:p>
         </w:tc>
@@ -673,7 +673,7 @@
               <w:jc w:val="left"/>
             </w:pPr>
             <w:r>
-              <w:t xml:space="preserve">22,9</w:t>
+              <w:t xml:space="preserve">23,5</w:t>
             </w:r>
           </w:p>
         </w:tc>
@@ -782,29 +782,7 @@
           <w:iCs/>
           <w:i/>
         </w:rPr>
-        <w:t xml:space="preserve">Ghi chú: Cột n là số doanh nghiệp được phân loại vào sáu nhóm ICRV trong mẫu gộp WBES (tổng 96.415; ngoài ra còn ~10.350 doanh nghiệp chưa gán nhóm ICRV do thiếu chỉ số thể chế). Mẫu hồi quy chính của P7 là N = 80.373 (mô hình M2, khung 49 nền gồm Nhật Bản) và giảm còn 78.445 ở M5 khi bổ sung biến kiểm soát (xem Mục 4.6.1), do loại các quan sát thiếu biến phụ thuộc/FSTS. ¹ Độ lệch chuẩn ln(năng suất lao động) tính trong từng cặp nền kinh tế × năm rồi lấy trung vị giữa các đợt của nhóm, bất biến với đơn vị tiền tệ (thừa số quy đổi triệt tiêu trên thang log); năng suất được winsorize 1/99 trong cụm country-year (xem Mục 3.5.3). ² Trung vị Nhóm II bị kéo lên bởi các nền nhỏ; hai nền lớn nhất khối có phân tán hẹp nhất toàn pool (Saudi Arabia 0,49; Qatar 0,33). ³ Dòng Nhóm VI đã được tái lập trên mẫu 7 nền Pacific (loại Timor-Leste theo phân loại WB/UN), với n là số doanh nghiệp có năng suất hợp lệ, tính trực tiếp từ raw bằng</w:t>
-      </w:r>
-      <w:r>
-        <w:rPr>
-          <w:iCs/>
-          <w:i/>
-        </w:rPr>
-        <w:t xml:space="preserve"> </w:t>
-      </w:r>
-      <w:r>
-        <w:rPr>
-          <w:rStyle w:val="VerbatimChar"/>
-          <w:iCs/>
-          <w:i/>
-        </w:rPr>
-        <w:t xml:space="preserve">scripts/relock_descriptives_canonical.py</w:t>
-      </w:r>
-      <w:r>
-        <w:rPr>
-          <w:iCs/>
-          <w:i/>
-        </w:rPr>
-        <w:t xml:space="preserve">; các dòng còn lại giữ số phân loại đã khóa và sẽ được đồng bộ sang khung tái lập trong vòng re-lock mô tả toàn diện.</w:t>
+        <w:t xml:space="preserve">Ghi chú: Cột n là số doanh nghiệp được phân loại vào sáu nhóm ICRV trong mẫu gộp WBES (tổng 96.415; ngoài ra còn ~10.350 doanh nghiệp chưa gán nhóm ICRV do thiếu chỉ số thể chế). Mẫu hồi quy chính của P7 là N = 81.022 (mô hình M2, khung 50 nền gồm Nhật Bản) và giảm còn 79.080 ở M5 khi bổ sung biến kiểm soát (xem Mục 4.6.1), do loại các quan sát thiếu biến phụ thuộc/FSTS. ¹ Độ lệch chuẩn ln(năng suất lao động) tính trong từng cặp nền kinh tế × năm rồi lấy trung vị giữa các đợt của nhóm, bất biến với đơn vị tiền tệ (thừa số quy đổi triệt tiêu trên thang log); năng suất được winsorize 1/99 trong cụm country-year (xem Mục 3.5.3). ² Trung vị Nhóm II bị kéo lên bởi các nền nhỏ; hai nền lớn nhất khối có phân tán hẹp nhất toàn pool (Saudi Arabia 0,49; Qatar 0,33).</w:t>
       </w:r>
     </w:p>
     <w:p>
@@ -937,7 +915,7 @@
         <w:pStyle w:val="BodyText"/>
       </w:pPr>
       <w:r>
-        <w:t xml:space="preserve">Sự gia tăng của độ phân tán năng suất trong đợt theo gradient ICRV (từ ~12 lần lên ~30 lần ở tỷ số P90/P10) không chỉ là một quan sát mô tả mà còn nhất quán với khung lý thuyết phân bổ sai nguồn lực (resource misallocation) của Hsieh và Klenow (2009): trong môi trường thể chế yếu, các rào cản thị trường, tiếp cận tài chính hạn chế, thực thi hợp đồng kém, méo mó chính sách, ngăn nguồn lực dịch chuyển từ doanh nghiệp kém hiệu quả sang doanh nghiệp hiệu quả hơn, khiến phương sai năng suất giữa các doanh nghiệp nới rộng. Theo logic này, độ phân tán năng suất cao ở Nhóm V–VI</w:t>
+        <w:t xml:space="preserve">Sự gia tăng của độ phân tán năng suất trong đợt theo phổ thể chế ICRV (từ ~12 lần lên ~30 lần ở tỷ số P90/P10) không chỉ là một quan sát mô tả mà còn nhất quán với khung lý thuyết phân bổ sai nguồn lực (resource misallocation) của Hsieh và Klenow (2009): trong môi trường thể chế yếu, các rào cản thị trường, tiếp cận tài chính hạn chế, thực thi hợp đồng kém, méo mó chính sách, ngăn nguồn lực dịch chuyển từ doanh nghiệp kém hiệu quả sang doanh nghiệp hiệu quả hơn, khiến phương sai năng suất giữa các doanh nghiệp nới rộng. Theo logic này, độ phân tán năng suất cao ở Nhóm V–VI</w:t>
       </w:r>
       <w:r>
         <w:t xml:space="preserve"> </w:t>
@@ -1098,7 +1076,7 @@
         </m:r>
       </m:oMath>
       <w:r>
-        <w:t xml:space="preserve">; Mục 4.2.3) và gradient điểm uốn theo ICRV của mô hình hồi quy đa quốc gia P7 (Mục 4.6.2). Hai nguồn bằng chứng này bảo đảm bức tranh thực trạng mô tả được neo vào bằng chứng suy diễn nhất quán, thay vì dừng lại ở so sánh trung bình–độ lệch chuẩn.</w:t>
+        <w:t xml:space="preserve">; Mục 4.2.3) và phổ điểm uốn theo ICRV của mô hình hồi quy đa quốc gia P7 (Mục 4.6.2). Hai nguồn bằng chứng này bảo đảm bức tranh thực trạng mô tả được neo vào bằng chứng suy diễn nhất quán, thay vì dừng lại ở so sánh trung bình–độ lệch chuẩn.</w:t>
       </w:r>
     </w:p>
     <w:p>
@@ -1234,7 +1212,7 @@
         <w:pStyle w:val="BodyText"/>
       </w:pPr>
       <w:r>
-        <w:t xml:space="preserve">Cường độ quốc tế hóa (FSTS trung bình, tính trên toàn mẫu gồm cả doanh nghiệp không xuất khẩu) dao động từ 6,2% (SIDS) đến 10,3% (trung bình cao), với mức trung bình khu vực khoảng 8,8%. Điều đáng chú ý là trung bình cao và Advanced có cùng FSTS trung bình (~10%) nhưng cơ chế xuất khẩu hoàn toàn khác: Advanced chủ yếu dịch vụ và hàng hóa hàm lượng tri thức cao; trung bình cao chủ yếu sản xuất theo chuỗi giá trị toàn cầu với biên lợi nhuận khác nhau.</w:t>
+        <w:t xml:space="preserve">Cường độ quốc tế hóa (FSTS trung bình, tính trên toàn mẫu gồm cả doanh nghiệp không xuất khẩu) dao động từ 6,3% (SIDS) đến 10,3% (trung bình cao), với mức trung bình khu vực khoảng 8,8%. Điều đáng chú ý là trung bình cao và Advanced có cùng FSTS trung bình (~10%) nhưng cơ chế xuất khẩu hoàn toàn khác: Advanced chủ yếu dịch vụ và hàng hóa hàm lượng tri thức cao; trung bình cao chủ yếu sản xuất theo chuỗi giá trị toàn cầu với biên lợi nhuận khác nhau.</w:t>
       </w:r>
     </w:p>
     <w:p>
@@ -1761,7 +1739,7 @@
               <w:jc w:val="left"/>
             </w:pPr>
             <w:r>
-              <w:t xml:space="preserve">16,4</w:t>
+              <w:t xml:space="preserve">16,3</w:t>
             </w:r>
           </w:p>
         </w:tc>
@@ -1785,7 +1763,7 @@
               <w:jc w:val="left"/>
             </w:pPr>
             <w:r>
-              <w:t xml:space="preserve">12,6</w:t>
+              <w:t xml:space="preserve">12,7</w:t>
             </w:r>
           </w:p>
         </w:tc>
@@ -1797,7 +1775,7 @@
               <w:jc w:val="left"/>
             </w:pPr>
             <w:r>
-              <w:t xml:space="preserve">40,6</w:t>
+              <w:t xml:space="preserve">40,9</w:t>
             </w:r>
           </w:p>
         </w:tc>
@@ -1811,7 +1789,7 @@
               <w:jc w:val="left"/>
             </w:pPr>
             <w:r>
-              <w:t xml:space="preserve">VI, SIDS (7 nền Pacific)</w:t>
+              <w:t xml:space="preserve">VI, SIDS</w:t>
             </w:r>
           </w:p>
         </w:tc>
@@ -1827,7 +1805,7 @@
                 <w:bCs/>
                 <w:b/>
               </w:rPr>
-              <w:t xml:space="preserve">39,6</w:t>
+              <w:t xml:space="preserve">34,2</w:t>
             </w:r>
           </w:p>
         </w:tc>
@@ -1843,7 +1821,7 @@
                 <w:bCs/>
                 <w:b/>
               </w:rPr>
-              <w:t xml:space="preserve">27,9</w:t>
+              <w:t xml:space="preserve">24,7</w:t>
             </w:r>
           </w:p>
         </w:tc>
@@ -1855,7 +1833,7 @@
               <w:jc w:val="left"/>
             </w:pPr>
             <w:r>
-              <w:t xml:space="preserve">11,5</w:t>
+              <w:t xml:space="preserve">10,2</w:t>
             </w:r>
           </w:p>
         </w:tc>
@@ -1867,7 +1845,7 @@
               <w:jc w:val="left"/>
             </w:pPr>
             <w:r>
-              <w:t xml:space="preserve">15,2</w:t>
+              <w:t xml:space="preserve">12,2</w:t>
             </w:r>
           </w:p>
         </w:tc>
@@ -1879,7 +1857,7 @@
               <w:jc w:val="left"/>
             </w:pPr>
             <w:r>
-              <w:t xml:space="preserve">47,1</w:t>
+              <w:t xml:space="preserve">41,5</w:t>
             </w:r>
           </w:p>
         </w:tc>
@@ -1916,7 +1894,7 @@
           <w:iCs/>
           <w:i/>
         </w:rPr>
-        <w:t xml:space="preserve">, loại Timor-Leste).</w:t>
+        <w:t xml:space="preserve">).</w:t>
       </w:r>
     </w:p>
     <w:p>
@@ -1928,7 +1906,7 @@
           <w:iCs/>
           <w:i/>
         </w:rPr>
-        <w:t xml:space="preserve">Ghi chú: Bảng 4.2 được tính trực tiếp từ dữ liệu thô WBES trên khung 49 nền (một cross-section chuẩn cho mỗi cặp nền kinh tế × năm, đợt khảo sát ≥ 2006), với các chỉ báo chuẩn của bộ công cụ WBES toàn cầu: đổi mới sản phẩm (h1), đổi mới quy trình (h5), chi R&amp;D (h8), chứng nhận chất lượng quốc tế (b8) và website (c22b). Toàn bộ sáu nhóm ICRV đều có độ phủ dữ liệu đầy đủ, kể cả Nhóm II (đủ 6/6 nền GCC). Gradient năng lực thể chế thể hiện rõ ở các biến nền tảng: R&amp;D 21,0% (Nhóm I) so với 11,5% (Nhóm VI); ISO 32,5% so với 15,2%; website 69,2% so với 47,1%. Bộ số này nhất quán với phân tích thực trạng ở Chuyên đề 1 (dòng Nhóm VI tái lập trên 7 nền Pacific, loại Timor-Leste).</w:t>
+        <w:t xml:space="preserve">Ghi chú: Bảng 4.2 được tính trực tiếp từ dữ liệu thô WBES trên khung 50 nền (một cross-section chuẩn cho mỗi cặp nền kinh tế × năm, đợt khảo sát ≥ 2006), với các chỉ báo chuẩn của bộ công cụ WBES toàn cầu: đổi mới sản phẩm (h1), đổi mới quy trình (h5), chi R&amp;D (h8), chứng nhận chất lượng quốc tế (b8) và website (c22b). Toàn bộ sáu nhóm ICRV đều có độ phủ dữ liệu đầy đủ, kể cả Nhóm II (đủ 6/6 nền GCC). Phổ năng lực thể chế thể hiện rõ ở các biến nền tảng: R&amp;D 21,0% (Nhóm I) xuống 10,2% (Nhóm VI); ISO 32,5% xuống 12,2%; website 69,2% xuống 41,5%. Bộ số này nhất quán với phân tích thực trạng ở Chuyên đề 1.</w:t>
       </w:r>
     </w:p>
     <w:p>
@@ -1954,7 +1932,7 @@
         <w:t xml:space="preserve"> </w:t>
       </w:r>
       <w:r>
-        <w:t xml:space="preserve">(adaptive leapfrogging) ở SIDS (các tỷ lệ tính trên bảy nền Pacific, loại Timor-Leste, tái lập từ raw): SIDS có</w:t>
+        <w:t xml:space="preserve">(adaptive leapfrogging) ở SIDS: với dữ liệu raw đủ 8/8 nền Nhóm VI, SIDS có</w:t>
       </w:r>
       <w:r>
         <w:t xml:space="preserve"> </w:t>
@@ -1964,13 +1942,13 @@
           <w:bCs/>
           <w:b/>
         </w:rPr>
-        <w:t xml:space="preserve">tỷ lệ đổi mới sản phẩm cao nhất mọi nhóm (39,6%)</w:t>
-      </w:r>
-      <w:r>
-        <w:t xml:space="preserve"> </w:t>
-      </w:r>
-      <w:r>
-        <w:t xml:space="preserve">và đổi mới quy trình cao nhất (27,9%), trong khi website (47,1%) cao hơn nhóm Đang nổi (40,6%) dù GNI thấp hơn đáng kể, phản ánh đổi mới bằng nguồn lực hạn chế (frugal innovation) như công cụ sinh tồn chứ không phải tối ưu hóa hiệu quả. Kết quả này hỗ trợ lập luận lý thuyết về sự phân biệt giữa DAI (chấp nhận số bề mặt) và TCI (năng lực công nghệ chiều sâu): SIDS đổi mới/áp dụng số ở bề mặt cao nhưng năng lực công nghệ chiều sâu (R&amp;D 11,5%, ISO 15,2%) thuộc nhóm thấp nhất, và đây là nhóm duy nhất nơi dạng chữ U ngược tan rã hoàn toàn (FIP là trường hợp giới hạn lý thuyết).</w:t>
+        <w:t xml:space="preserve">tỷ lệ đổi mới sản phẩm cao nhất mọi nhóm (34,2%)</w:t>
+      </w:r>
+      <w:r>
+        <w:t xml:space="preserve"> </w:t>
+      </w:r>
+      <w:r>
+        <w:t xml:space="preserve">và đổi mới quy trình cao nhất (24,7%), trong khi website (41,5%) ngang nhóm Đang nổi (40,9%) dù GNI thấp hơn đáng kể, phản ánh đổi mới bằng nguồn lực hạn chế (frugal innovation) như công cụ sinh tồn chứ không phải tối ưu hóa hiệu quả. Kết quả này hỗ trợ lập luận lý thuyết về sự phân biệt giữa DAI (chấp nhận số bề mặt) và TCI (năng lực công nghệ chiều sâu): SIDS đổi mới/áp dụng số ở bề mặt cao nhưng năng lực công nghệ chiều sâu (R&amp;D 10,2%, ISO 12,2%) thuộc nhóm thấp nhất, và đây là nhóm duy nhất nơi dạng chữ U ngược hoàn toàn không hình thành (FIP là trường hợp giới hạn lý thuyết).</w:t>
       </w:r>
     </w:p>
     <w:p>
@@ -2144,7 +2122,7 @@
         <w:t xml:space="preserve"> </w:t>
       </w:r>
       <w:r>
-        <w:t xml:space="preserve">(Advanced đổi mới sáng tạo dẫn dắt) và là nền kinh tế tiên tiến lớn cuối cùng gia nhập bộ dữ liệu WBES, cung cấp một điểm neo quý giá cho biên trên của gradient thể chế. Nhật Bản được tích hợp đầy đủ vào khung mô tả 49 nền của chuyên đề thực trạng (Chuyên đề 1) và mọi thống kê Nhóm I trong luận án. Về phía ước lượng kinh tế lượng,</w:t>
+        <w:t xml:space="preserve">(Advanced đổi mới sáng tạo dẫn dắt) và là nền kinh tế tiên tiến lớn cuối cùng gia nhập bộ dữ liệu WBES, cung cấp một điểm neo quý giá cho biên trên của phổ thể chế. Nhật Bản được tích hợp đầy đủ vào khung mô tả 50 nền của chuyên đề thực trạng (Chuyên đề 1) và mọi thống kê Nhóm I trong luận án. Về phía ước lượng kinh tế lượng,</w:t>
       </w:r>
       <w:r>
         <w:t xml:space="preserve"> </w:t>
@@ -2154,13 +2132,13 @@
           <w:bCs/>
           <w:b/>
         </w:rPr>
-        <w:t xml:space="preserve">điểm uốn toàn mẫu P7 đã được tái ước lượng trên khung 49 nền bao gồm Nhật Bản</w:t>
-      </w:r>
-      <w:r>
-        <w:t xml:space="preserve"> </w:t>
-      </w:r>
-      <w:r>
-        <w:t xml:space="preserve">(2.168 doanh nghiệp Nhật trong khung phân tích 87.987; mẫu hồi quy chính M2 N = 80.373, M5 N = 78.445; xem Mục 4.6), nên các kết quả P7 trong luận án đã phản ánh Nhật Bản. Hai nghiên cứu thành phần còn lại là mẫu gộp con riêng không liên quan Nhật Bản: P8 (FIP) trên 7 nền đảo nhỏ Thái Bình Dương và P9 (ngưỡng) trên Ấn Độ. Ngoài ra, nghiên cứu thành phần P10 kiểm định chuyên sâu quan hệ quốc tế hóa và hiệu quả tại Nhật Bản (xem Mục 4.9). Toàn bộ số liệu dưới đây được tính trực tiếp từ tệp vi mô gốc.</w:t>
+        <w:t xml:space="preserve">điểm uốn toàn mẫu P7 đã được tái ước lượng trên khung 50 nền bao gồm Nhật Bản</w:t>
+      </w:r>
+      <w:r>
+        <w:t xml:space="preserve"> </w:t>
+      </w:r>
+      <w:r>
+        <w:t xml:space="preserve">(2.168 doanh nghiệp Nhật trong khung phân tích 88.869; mẫu hồi quy chính M2 N = 81.022, M5 N = 79.080; xem Mục 4.6), nên các kết quả P7 trong luận án đã phản ánh Nhật Bản. Hai nghiên cứu thành phần còn lại là mẫu gộp con riêng không liên quan Nhật Bản: P8 (FIP) trên 7 nền đảo nhỏ Thái Bình Dương và P9 (ngưỡng) trên Ấn Độ. Ngoài ra, nghiên cứu thành phần P10 kiểm định chuyên sâu quan hệ quốc tế hóa và hiệu quả tại Nhật Bản (xem Mục 4.9). Toàn bộ số liệu dưới đây được tính trực tiếp từ tệp vi mô gốc.</w:t>
       </w:r>
     </w:p>
     <w:p>
@@ -2846,13 +2824,13 @@
       </w:r>
     </w:p>
     <w:bookmarkEnd w:id="38"/>
-    <w:bookmarkStart w:id="48" w:name="Xa7d4e14564d57b0a9bb7f3939becc5ff181d680"/>
+    <w:bookmarkStart w:id="48" w:name="X015dea6c653e927b7e9f3cccc9ffd4d3ce8ee25"/>
     <w:p>
       <w:pPr>
         <w:pStyle w:val="Heading3"/>
       </w:pPr>
       <w:r>
-        <w:t xml:space="preserve">4.1.6 So sánh xuyên nhóm ICRV: gradient tương quan và độ phân tán hiệu quả</w:t>
+        <w:t xml:space="preserve">4.1.6 So sánh xuyên nhóm ICRV: phổ thể chế tương quan và độ phân tán hiệu quả</w:t>
       </w:r>
     </w:p>
     <w:p>
@@ -2860,7 +2838,7 @@
         <w:pStyle w:val="FirstParagraph"/>
       </w:pPr>
       <w:r>
-        <w:t xml:space="preserve">Khi đặt cạnh nhau toàn bộ các chỉ báo mô tả theo sáu nhóm ICRV, một bức tranh có cấu trúc nổi lên trong đó cường độ và đôi khi cả dấu của các tương quan thô biến thiên theo chiều suy yếu của thể chế. Hệ số tương quan Pearson giữa năng suất lao động chuẩn hóa và cường độ quốc tế hóa giảm đơn điệu theo gradient thể chế: từ</w:t>
+        <w:t xml:space="preserve">Khi đặt cạnh nhau toàn bộ các chỉ báo mô tả theo sáu nhóm ICRV, một bức tranh có cấu trúc nổi lên trong đó cường độ và đôi khi cả dấu của các tương quan thô biến thiên theo chiều suy yếu của thể chế. Hệ số tương quan Pearson giữa năng suất lao động chuẩn hóa và cường độ quốc tế hóa giảm đơn điệu theo phổ thể chế: từ</w:t>
       </w:r>
       <w:r>
         <w:t xml:space="preserve"> </w:t>
@@ -3091,7 +3069,7 @@
         <w:pStyle w:val="BodyText"/>
       </w:pPr>
       <w:r>
-        <w:t xml:space="preserve">Ngược với gradient của quốc tế hóa, năng lực công nghệ là yếu tố tương quan mạnh và đồng đều nhất ở mọi nhóm, dao động từ</w:t>
+        <w:t xml:space="preserve">Ngược với phổ thể chế của quốc tế hóa, năng lực công nghệ là yếu tố tương quan mạnh và đồng đều nhất ở mọi nhóm, dao động từ</w:t>
       </w:r>
       <w:r>
         <w:t xml:space="preserve"> </w:t>
@@ -3267,7 +3245,7 @@
         <w:pStyle w:val="BodyText"/>
       </w:pPr>
       <w:r>
-        <w:t xml:space="preserve">Độ phân tán hiệu quả cũng thể hiện gradient thể chế rõ rệt khi đo bằng các tỷ số phân vị bất biến với đơn vị tiền tệ. Tỷ số liên tứ phân vị</w:t>
+        <w:t xml:space="preserve">Độ phân tán hiệu quả cũng thể hiện phổ thể chế rõ rệt khi đo bằng các tỷ số phân vị bất biến với đơn vị tiền tệ. Tỷ số liên tứ phân vị</w:t>
       </w:r>
       <w:r>
         <w:t xml:space="preserve"> </w:t>
@@ -4724,7 +4702,7 @@
         <w:pStyle w:val="BodyText"/>
       </w:pPr>
       <w:r>
-        <w:t xml:space="preserve">Mô thức ROS bổ sung một chiều thông tin cho bức tranh phân tán. Biên lợi nhuận cao nhất ở chế độ tiên tiến đổi mới (khoảng 0,50) và thấp nhất ở chế độ chuyển đổi thu nhập trung bình thấp (khoảng 0,35); đây là gradient mức hợp lệ giữa các nền kinh tế, nhất quán với lý thuyết thể chế theo đó thể chế mạnh kéo theo chi phí giao dịch thấp và biên lợi nhuận cao hơn. Cần lưu ý rằng gradient này không đơn điệu hoàn toàn: các nhóm thể chế yếu nhất (V và VI) có trung vị ROS cao hơn Nhóm IV, một phần do mẫu nhỏ và do thành phần ngành dịch vụ biên cao chiếm tỷ trọng lớn ở các nền đảo nhỏ. Điểm cốt lõi là sự khác biệt mức giữa các chế độ thể chế hiện ra ở thước đo lợi nhuận hợp lệ, trong khi ở thước đo năng suất thô nó bị nhiễu tiền tệ che khuất, nên luận án đọc ROS như chỉ báo mức và đọc độ phân tán năng suất như chỉ báo phân bổ.</w:t>
+        <w:t xml:space="preserve">Mô thức ROS bổ sung một chiều thông tin cho bức tranh phân tán. Biên lợi nhuận cao nhất ở chế độ tiên tiến đổi mới (khoảng 0,50) và thấp nhất ở chế độ chuyển đổi thu nhập trung bình thấp (khoảng 0,35); đây là phổ thể chế mức hợp lệ giữa các nền kinh tế, nhất quán với lý thuyết thể chế theo đó thể chế mạnh kéo theo chi phí giao dịch thấp và biên lợi nhuận cao hơn. Cần lưu ý rằng phổ thể chế này không đơn điệu hoàn toàn: các nhóm thể chế yếu nhất (V và VI) có trung vị ROS cao hơn Nhóm IV, một phần do mẫu nhỏ và do thành phần ngành dịch vụ biên cao chiếm tỷ trọng lớn ở các nền đảo nhỏ. Điểm cốt lõi là sự khác biệt mức giữa các chế độ thể chế hiện ra ở thước đo lợi nhuận hợp lệ, trong khi ở thước đo năng suất thô nó bị nhiễu tiền tệ che khuất, nên luận án đọc ROS như chỉ báo mức và đọc độ phân tán năng suất như chỉ báo phân bổ.</w:t>
       </w:r>
     </w:p>
     <w:p>
@@ -4732,7 +4710,7 @@
         <w:pStyle w:val="BodyText"/>
       </w:pPr>
       <w:r>
-        <w:t xml:space="preserve">Hồ sơ đặc trưng doanh nghiệp theo nhóm cũng phơi bày những tương phản đáng chú ý không trùng với thứ bậc thu nhập. Cường độ xuất khẩu trung bình cao nhất ở Nhóm I (13,3%) và thấp nhất ở Nhóm II tài nguyên (3,5%), phản ánh định hướng nội địa và tài nguyên của khối sau. Tỷ lệ doanh nghiệp có hiện diện số bề mặt giảm dần khá đều theo gradient thể chế, từ 61,7% ở Nhóm I xuống 41,2% ở Nhóm V, phù hợp với khoảng cách hạ tầng số. Đáng chú ý nhất, tỷ lệ nữ trong quản trị cấp cao không theo gradient thu nhập mà cao ở cả Nhóm I (27,5%), Nhóm III (29,1%) và Nhóm VI đảo nhỏ (31,8%) trong khi rất thấp ở Nhóm II tài nguyên (4,0%), một khác biệt thể chế kép gắn với bối cảnh văn hóa và nhà nước tô của khối tài nguyên dẫn dắt. Hồ sơ này củng cố lập luận xuyên suốt rằng các nhóm ICRV khác nhau về chất chứ không chỉ về mức phát triển, và do đó đòi hỏi cách đọc theo từng chế độ thay vì một thang tuyến tính duy nhất.</w:t>
+        <w:t xml:space="preserve">Hồ sơ đặc trưng doanh nghiệp theo nhóm cũng phơi bày những tương phản đáng chú ý không trùng với thứ bậc thu nhập. Cường độ xuất khẩu trung bình cao nhất ở Nhóm I (13,3%) và thấp nhất ở Nhóm II tài nguyên (3,5%), phản ánh định hướng nội địa và tài nguyên của khối sau. Tỷ lệ doanh nghiệp có hiện diện số bề mặt giảm dần khá đều theo phổ thể chế, từ 61,7% ở Nhóm I xuống 41,2% ở Nhóm V, phù hợp với khoảng cách hạ tầng số. Đáng chú ý nhất, tỷ lệ nữ trong quản trị cấp cao không theo phổ thể chế thu nhập mà cao ở cả Nhóm I (27,5%), Nhóm III (29,1%) và Nhóm VI đảo nhỏ (31,8%) trong khi rất thấp ở Nhóm II tài nguyên (4,0%), một khác biệt thể chế kép gắn với bối cảnh văn hóa và nhà nước tô của khối tài nguyên dẫn dắt. Hồ sơ này củng cố lập luận xuyên suốt rằng các nhóm ICRV khác nhau về chất chứ không chỉ về mức phát triển, và do đó đòi hỏi cách đọc theo từng chế độ thay vì một thang tuyến tính duy nhất.</w:t>
       </w:r>
     </w:p>
     <w:p>
@@ -5297,7 +5275,7 @@
         <w:t xml:space="preserve"> </w:t>
       </w:r>
       <w:r>
-        <w:t xml:space="preserve">tạo thành một gradient đơn điệu. Cỡ ảnh hưởng trung bình theo nhóm là: Nhóm I tiên tiến đổi mới</w:t>
+        <w:t xml:space="preserve">tạo thành một phổ thể chế đơn điệu. Cỡ ảnh hưởng trung bình theo nhóm là: Nhóm I tiên tiến đổi mới</w:t>
       </w:r>
       <w:r>
         <w:t xml:space="preserve"> </w:t>
@@ -5574,7 +5552,7 @@
         </m:r>
       </m:oMath>
       <w:r>
-        <w:t xml:space="preserve">) nhưng bị chi phối bởi một giá trị ngoại lai duy nhất (Pouresmaeili và cộng sự, 2018) nên không đáng tin cậy. Vì vậy, kết luận đúng từ P6 là chế độ thể chế điều tiết cỡ ảnh hưởng một cách có ý nghĩa nhưng không theo trật tự đơn điệu rõ ràng ở cấp tổng hợp; nhóm thể chế mạnh nhất có cỡ ảnh hưởng tin cậy cao nhất, song các nhóm còn lại không xếp hạng theo gradient kỳ vọng, và nhóm đảo nhỏ không có đủ cỡ ảnh hưởng để phân tích riêng. Cách đọc này nhất quán với lý thuyết thể chế ở chiều tổng quát (North, 1990; Marano et al., 2016) nhưng tinh chỉnh kỳ vọng quan trọng: bằng chứng về một</w:t>
+        <w:t xml:space="preserve">) nhưng bị chi phối bởi một giá trị ngoại lai duy nhất (Pouresmaeili và cộng sự, 2018) nên không đáng tin cậy. Vì vậy, kết luận đúng từ P6 là chế độ thể chế điều tiết cỡ ảnh hưởng một cách có ý nghĩa nhưng không theo trật tự đơn điệu rõ ràng ở cấp tổng hợp; nhóm thể chế mạnh nhất có cỡ ảnh hưởng tin cậy cao nhất, song các nhóm còn lại không xếp hạng theo phổ thể chế kỳ vọng, và nhóm đảo nhỏ không có đủ cỡ ảnh hưởng để phân tích riêng. Cách đọc này nhất quán với lý thuyết thể chế ở chiều tổng quát (North, 1990; Marano et al., 2016) nhưng tinh chỉnh kỳ vọng quan trọng: bằng chứng về một</w:t>
       </w:r>
       <w:r>
         <w:t xml:space="preserve"> </w:t>
@@ -7781,7 +7759,7 @@
         <w:t xml:space="preserve"> </w:t>
       </w:r>
       <w:r>
-        <w:t xml:space="preserve">trên 226 doanh nghiệp) và vì vậy không thể coi là một ước lượng đáng tin cậy cho chế độ thể chế yếu nhất. Hệ quả là gradient định hướng không được xác nhận ở cấp phân tích tổng hợp với cỡ mẫu hiện tại; sự khác biệt giữa Nhóm I và Nhóm III chỉ là</w:t>
+        <w:t xml:space="preserve">trên 226 doanh nghiệp) và vì vậy không thể coi là một ước lượng đáng tin cậy cho chế độ thể chế yếu nhất. Hệ quả là phổ thể chế định hướng không được xác nhận ở cấp phân tích tổng hợp với cỡ mẫu hiện tại; sự khác biệt giữa Nhóm I và Nhóm III chỉ là</w:t>
       </w:r>
       <w:r>
         <w:t xml:space="preserve"> </w:t>
@@ -7804,7 +7782,7 @@
         <w:t xml:space="preserve"> </w:t>
       </w:r>
       <w:r>
-        <w:t xml:space="preserve">và không có ý nghĩa thống kê. Phát hiện này định vị lại kỳ vọng một cách quan trọng: bằng chứng về điều tiết thể chế tồn tại, nhưng việc bóc tách gradient cụ thể đòi hỏi bằng chứng cấp doanh nghiệp trên một khung phân loại nhất quán, đúng như con đường mà các nghiên cứu thành phần P3–P8 và mô hình đa quốc gia P7 của luận án theo đuổi.</w:t>
+        <w:t xml:space="preserve">và không có ý nghĩa thống kê. Phát hiện này định vị lại kỳ vọng một cách quan trọng: bằng chứng về điều tiết thể chế tồn tại, nhưng việc bóc tách phổ thể chế cụ thể đòi hỏi bằng chứng cấp doanh nghiệp trên một khung phân loại nhất quán, đúng như con đường mà các nghiên cứu thành phần P3–P8 và mô hình đa quốc gia P7 của luận án theo đuổi.</w:t>
       </w:r>
     </w:p>
     <w:p>
@@ -23929,13 +23907,13 @@
           <w:bCs/>
           <w:b/>
         </w:rPr>
-        <w:t xml:space="preserve">49 nền kinh tế</w:t>
-      </w:r>
-      <w:r>
-        <w:t xml:space="preserve"> </w:t>
-      </w:r>
-      <w:r>
-        <w:t xml:space="preserve">(gồm Nhật Bản đợt khảo sát đầu tiên năm 2025; loại Timor-Leste vì không thuộc nhóm quốc đảo Thái Bình Dương theo phân loại của Ngân hàng Thế giới và Liên Hợp Quốc), 99 cặp nền kinh tế và năm, với</w:t>
+        <w:t xml:space="preserve">50 nền kinh tế</w:t>
+      </w:r>
+      <w:r>
+        <w:t xml:space="preserve"> </w:t>
+      </w:r>
+      <w:r>
+        <w:t xml:space="preserve">(gồm Nhật Bản đợt khảo sát đầu tiên năm 2025), 103 cặp nền kinh tế và năm, với</w:t>
       </w:r>
       <w:r>
         <w:t xml:space="preserve"> </w:t>
@@ -23951,7 +23929,7 @@
           <m:t>=</m:t>
         </m:r>
         <m:r>
-          <m:t>80.373</m:t>
+          <m:t>81.022</m:t>
         </m:r>
       </m:oMath>
       <w:r>
@@ -23988,7 +23966,7 @@
           <m:t>=</m:t>
         </m:r>
         <m:r>
-          <m:t>78.445</m:t>
+          <m:t>79.080</m:t>
         </m:r>
       </m:oMath>
       <w:r>
@@ -24143,7 +24121,7 @@
           <w:iCs/>
           <w:i/>
         </w:rPr>
-        <w:t xml:space="preserve">Tiến triển mô hình của P7 trên khung 49 nền kinh tế (loại Timor-Leste theo phân loại WB/UN): điểm uốn và kiểm định Lind và Mehlum.</w:t>
+        <w:t xml:space="preserve">Tiến triển mô hình của P7 trên khung 50 nền kinh tế: điểm uốn và kiểm định Lind và Mehlum.</w:t>
       </w:r>
     </w:p>
     <w:tbl>
@@ -24287,7 +24265,7 @@
               <w:jc w:val="right"/>
             </w:pPr>
             <w:r>
-              <w:t xml:space="preserve">80.373</w:t>
+              <w:t xml:space="preserve">81.022</w:t>
             </w:r>
           </w:p>
         </w:tc>
@@ -24299,7 +24277,7 @@
               <w:jc w:val="left"/>
             </w:pPr>
             <w:r>
-              <w:t xml:space="preserve">+1,194 (&lt;,001)</w:t>
+              <w:t xml:space="preserve">+1,189 (&lt;,001)</w:t>
             </w:r>
           </w:p>
         </w:tc>
@@ -24311,7 +24289,7 @@
               <w:jc w:val="left"/>
             </w:pPr>
             <w:r>
-              <w:t xml:space="preserve">−1,404 (&lt;,001)</w:t>
+              <w:t xml:space="preserve">−1,398 (&lt;,001)</w:t>
             </w:r>
           </w:p>
         </w:tc>
@@ -24381,7 +24359,7 @@
                 <w:bCs/>
                 <w:b/>
               </w:rPr>
-              <w:t xml:space="preserve">78.445</w:t>
+              <w:t xml:space="preserve">79.080</w:t>
             </w:r>
           </w:p>
         </w:tc>
@@ -24397,7 +24375,7 @@
                 <w:bCs/>
                 <w:b/>
               </w:rPr>
-              <w:t xml:space="preserve">+0,503 (&lt;,001)</w:t>
+              <w:t xml:space="preserve">+0,500 (&lt;,001)</w:t>
             </w:r>
           </w:p>
         </w:tc>
@@ -24413,7 +24391,7 @@
                 <w:bCs/>
                 <w:b/>
               </w:rPr>
-              <w:t xml:space="preserve">−0,727 (&lt;,001)</w:t>
+              <w:t xml:space="preserve">−0,721 (&lt;,001)</w:t>
             </w:r>
           </w:p>
         </w:tc>
@@ -24429,7 +24407,7 @@
                 <w:bCs/>
                 <w:b/>
               </w:rPr>
-              <w:t xml:space="preserve">43,5%</w:t>
+              <w:t xml:space="preserve">43,6%</w:t>
             </w:r>
           </w:p>
         </w:tc>
@@ -24487,7 +24465,7 @@
               <w:jc w:val="right"/>
             </w:pPr>
             <w:r>
-              <w:t xml:space="preserve">78.445</w:t>
+              <w:t xml:space="preserve">79.080</w:t>
             </w:r>
           </w:p>
         </w:tc>
@@ -24573,7 +24551,7 @@
               <w:jc w:val="right"/>
             </w:pPr>
             <w:r>
-              <w:t xml:space="preserve">78.445</w:t>
+              <w:t xml:space="preserve">79.080</w:t>
             </w:r>
           </w:p>
         </w:tc>
@@ -24659,7 +24637,7 @@
               <w:jc w:val="right"/>
             </w:pPr>
             <w:r>
-              <w:t xml:space="preserve">78.445</w:t>
+              <w:t xml:space="preserve">79.080</w:t>
             </w:r>
           </w:p>
         </w:tc>
@@ -24734,7 +24712,7 @@
           <w:iCs/>
           <w:i/>
         </w:rPr>
-        <w:t xml:space="preserve">Nguồn: ước lượng của tác giả trên khung 49 nền (tái lập:</w:t>
+        <w:t xml:space="preserve">Nguồn: ước lượng của tác giả trên khung 50 nền (tái lập:</w:t>
       </w:r>
       <w:r>
         <w:rPr>
@@ -24839,7 +24817,7 @@
           <w:iCs/>
           <w:i/>
         </w:rPr>
-        <w:t xml:space="preserve">Điểm uốn theo nhóm ICRV (khung 49 nền, dạng M5 trong từng nhóm).</w:t>
+        <w:t xml:space="preserve">Điểm uốn theo nhóm ICRV (khung 50 nền, dạng M5 trong từng nhóm).</w:t>
       </w:r>
     </w:p>
     <w:tbl>
@@ -25415,7 +25393,7 @@
               <w:jc w:val="left"/>
             </w:pPr>
             <w:r>
-              <w:t xml:space="preserve">quan hệ tan rã</w:t>
+              <w:t xml:space="preserve">quan hệ không hình thành</w:t>
             </w:r>
           </w:p>
         </w:tc>
@@ -25563,7 +25541,7 @@
           <w:bCs/>
           <w:b/>
         </w:rPr>
-        <w:t xml:space="preserve">vùng giữa của gradient thể chế</w:t>
+        <w:t xml:space="preserve">vùng giữa của phổ thể chế</w:t>
       </w:r>
       <w:r>
         <w:t xml:space="preserve"> </w:t>
@@ -25579,7 +25557,7 @@
           <w:bCs/>
           <w:b/>
         </w:rPr>
-        <w:t xml:space="preserve">biên trên của gradient</w:t>
+        <w:t xml:space="preserve">biên trên của phổ thể chế</w:t>
       </w:r>
       <w:r>
         <w:t xml:space="preserve"> </w:t>
@@ -25595,7 +25573,7 @@
           <w:bCs/>
           <w:b/>
         </w:rPr>
-        <w:t xml:space="preserve">biên dưới của gradient</w:t>
+        <w:t xml:space="preserve">biên dưới của phổ thể chế</w:t>
       </w:r>
       <w:r>
         <w:t xml:space="preserve"> </w:t>
@@ -25776,7 +25754,7 @@
         <w:t xml:space="preserve"> </w:t>
       </w:r>
       <w:r>
-        <w:t xml:space="preserve">Chữ U ngược định hình rõ nét nhất ở vùng giữa gradient thể chế (Nhóm IV, điểm uốn 43,0%); ở biên trên (Nhóm I) đường cong duỗi thẳng gần tuyến tính dương; ở biên dưới (Nhóm V và VI) quan hệ mất cấu trúc, riêng SIDS chuyển sang quan hệ âm theo mức (FIP, H1b, theo spec mức của P8).</w:t>
+        <w:t xml:space="preserve">Chữ U ngược định hình rõ nét nhất ở vùng giữa phổ thể chế (Nhóm IV, điểm uốn 43,0%); ở biên trên (Nhóm I) đường cong duỗi thẳng gần tuyến tính dương; ở biên dưới (Nhóm V và VI) quan hệ mất cấu trúc, riêng SIDS chuyển sang quan hệ âm theo mức (FIP, H1b, theo spec mức của P8).</w:t>
       </w:r>
       <w:r>
         <w:t xml:space="preserve"> </w:t>
@@ -25786,7 +25764,7 @@
           <w:iCs/>
           <w:i/>
         </w:rPr>
-        <w:t xml:space="preserve">Nguồn: minh họa của tác giả từ kết quả ước lượng 49 nền và P4, P8.</w:t>
+        <w:t xml:space="preserve">Nguồn: minh họa của tác giả từ kết quả ước lượng 50 nền và P4, P8.</w:t>
       </w:r>
     </w:p>
     <w:bookmarkEnd w:id="96"/>
@@ -26088,7 +26066,7 @@
         <w:t xml:space="preserve"> </w:t>
       </w:r>
       <w:r>
-        <w:t xml:space="preserve">như dự đoán của khung CDCM nhưng không đạt ý nghĩa thống kê trên toàn mẫu 49 nền; bằng chứng điều tiết DAI rõ nét nhất vẫn là ở cấp bối cảnh đơn quốc gia (P4 Singapore: FSTS²×DAI = +3,119,</w:t>
+        <w:t xml:space="preserve">như dự đoán của khung CDCM nhưng không đạt ý nghĩa thống kê trên toàn mẫu 50 nền; bằng chứng điều tiết DAI rõ nét nhất vẫn là ở cấp bối cảnh đơn quốc gia (P4 Singapore: FSTS²×DAI = +3,119,</w:t>
       </w:r>
       <w:r>
         <w:t xml:space="preserve"> </w:t>
@@ -26114,7 +26092,7 @@
         </m:r>
       </m:oMath>
       <w:r>
-        <w:t xml:space="preserve">). H3 do đó được hỗ trợ ở hiệu ứng mức và ở bối cảnh đặc thù, chưa được xác nhận như hiệu ứng uốn đường cong phổ quát. Khoảng cách độ lớn giữa hai ước lượng (3,119 ở Singapore so với 0,252 ở mẫu gộp) không phải mâu thuẫn mà phản ánh bản chất trung bình hóa của mẫu gộp: phần lớn 49 nền chỉ đo được DAI ở Tầng 1 (hiện diện web), nơi công cụ số chưa đủ chiều sâu để uốn đường cong, trong khi hiệu ứng uốn mạnh ở Singapore gắn với năng lực số Tầng 2 hiếm có trong mẫu; gộp hai loại bối cảnh này lại làm pha loãng hiệu ứng uốn về một trung bình không có ý nghĩa, đúng như logic phụ thuộc bối cảnh của khung CDCM dự báo chứ không phủ định cơ chế lá chắn số.</w:t>
+        <w:t xml:space="preserve">). H3 do đó được hỗ trợ ở hiệu ứng mức và ở bối cảnh đặc thù, chưa được xác nhận như hiệu ứng uốn đường cong phổ quát. Khoảng cách độ lớn giữa hai ước lượng (3,119 ở Singapore so với 0,252 ở mẫu gộp) không phải mâu thuẫn mà phản ánh bản chất trung bình hóa của mẫu gộp: phần lớn 50 nền chỉ đo được DAI ở Tầng 1 (hiện diện web), nơi công cụ số chưa đủ chiều sâu để uốn đường cong, trong khi hiệu ứng uốn mạnh ở Singapore gắn với năng lực số Tầng 2 hiếm có trong mẫu; gộp hai loại bối cảnh này lại làm pha loãng hiệu ứng uốn về một trung bình không có ý nghĩa, đúng như logic phụ thuộc bối cảnh của khung CDCM dự báo chứ không phủ định cơ chế lá chắn số.</w:t>
       </w:r>
     </w:p>
     <w:bookmarkEnd w:id="97"/>
@@ -26197,7 +26175,7 @@
         </m:r>
       </m:oMath>
       <w:r>
-        <w:t xml:space="preserve">), xác nhận rằng ở mức trung bình toàn mẫu quan hệ quốc tế hóa và năng suất là dương. Khi bổ sung số hạng bậc hai (đặc tả M2), đường cong định hình chữ U ngược với điểm uốn ở mức 51,5% FSTS. Việc đưa vào lần lượt các biến kiểm soát nhân khẩu doanh nghiệp rồi khối năng lực (TCI và DAI) kéo điểm uốn xuống 43,8% rồi 43,5%, chính là điểm uốn của mô hình chính (M5). Sự dịch chuyển xuống khoảng bảy điểm phần trăm này có ý nghĩa thực chất: một phần độ cong biểu kiến ở đặc tả thô phản ánh chênh lệch năng lực giữa các doanh nghiệp xuất khẩu nhiều và ít; sau khi kiểm soát năng lực, ngưỡng tối ưu thực của cường độ xuất khẩu thấp hơn và nằm sát các ước lượng đơn quốc gia trong vùng chuyển đổi (Việt Nam 39–46%, Ấn Độ 2022 ở mức 40,7%).</w:t>
+        <w:t xml:space="preserve">), xác nhận rằng ở mức trung bình toàn mẫu quan hệ quốc tế hóa và năng suất là dương. Khi bổ sung số hạng bậc hai (đặc tả M2), đường cong định hình chữ U ngược với điểm uốn ở mức 51,5% FSTS. Việc đưa vào lần lượt các biến kiểm soát nhân khẩu doanh nghiệp rồi khối năng lực (TCI và DAI) kéo điểm uốn xuống 43,8% rồi 43,6%, chính là điểm uốn của mô hình chính (M5). Sự dịch chuyển xuống khoảng bảy điểm phần trăm này có ý nghĩa thực chất: một phần độ cong biểu kiến ở đặc tả thô phản ánh chênh lệch năng lực giữa các doanh nghiệp xuất khẩu nhiều và ít; sau khi kiểm soát năng lực, ngưỡng tối ưu thực của cường độ xuất khẩu thấp hơn và nằm sát các ước lượng đơn quốc gia trong vùng chuyển đổi (Việt Nam 39–46%, Ấn Độ 2022 ở mức 40,7%).</w:t>
       </w:r>
     </w:p>
     <w:p>
@@ -26550,7 +26528,7 @@
         </m:r>
       </m:oMath>
       <w:r>
-        <w:t xml:space="preserve">) đều không có ý nghĩa, khiến điểm uốn gộp không định vị được. Đây không phải bằng chứng phủ định H5 mà là chỉ dấu phương pháp luận: cấu trúc thể chế của quan hệ chỉ hiện ra khi ước lượng điểm uốn trong từng nhóm ICRV (Bảng 4.7), nơi nó biểu hiện thành ba vùng rời rạc chứ không phải một gradient trơn. Nói cách khác, điều tiết thể chế là điều tiết về sự tồn tại của dạng hàm, không phải điều tiết về vị trí của một điểm uốn phổ quát.</w:t>
+        <w:t xml:space="preserve">) đều không có ý nghĩa, khiến điểm uốn gộp không định vị được. Đây không phải bằng chứng phủ định H5 mà là chỉ dấu phương pháp luận: cấu trúc thể chế của quan hệ chỉ hiện ra khi ước lượng điểm uốn trong từng nhóm ICRV (Bảng 4.7), nơi nó biểu hiện thành ba vùng rời rạc chứ không phải một phổ liên tục. Nói cách khác, điều tiết thể chế là điều tiết về sự tồn tại của dạng hàm, không phải điều tiết về vị trí của một điểm uốn phổ quát.</w:t>
       </w:r>
     </w:p>
     <w:bookmarkEnd w:id="99"/>
@@ -26592,7 +26570,7 @@
         <w:t xml:space="preserve"> </w:t>
       </w:r>
       <w:r>
-        <w:t xml:space="preserve">năng suất nhưng không uốn lại hình dạng đường cong gộp; cái uốn lại đường cong là chế độ thể chế, và nó tác động không như một gradient trơn mà như ba vùng rời rạc. Ở giữa gradient thể chế (vùng chuyển đổi thu nhập trung bình thấp), chữ U ngược định hình sắc nét quanh điểm uốn 43%; ở biên trên (thể chế mạnh nhất, gồm Nhật Bản), nhánh đi xuống bị đẩy ra ngoài miền quan sát và quan hệ gần như tuyến tính dương; ở biên dưới (đang nổi và SIDS Thái Bình Dương), chữ U ngược tan rã và đảo dấu ở nhóm SIDS thành hình phạt quốc tế hóa cưỡng bức. Cách đọc ba vùng này dung hòa các kết quả đơn quốc gia tưởng như mâu thuẫn của luận án trong một khung ước lượng hài hòa trên 49 nền kinh tế.</w:t>
+        <w:t xml:space="preserve">năng suất nhưng không uốn lại hình dạng đường cong gộp; cái uốn lại đường cong là chế độ thể chế, và nó tác động không như một phổ liên tục mà như ba vùng rời rạc. Ở giữa phổ thể chế (vùng chuyển đổi thu nhập trung bình thấp), chữ U ngược định hình sắc nét quanh điểm uốn 43%; ở biên trên (thể chế mạnh nhất, gồm Nhật Bản), nhánh đi xuống bị đẩy ra ngoài miền quan sát và quan hệ gần như tuyến tính dương; ở biên dưới (đang nổi và SIDS Thái Bình Dương), chữ U ngược không hình thành và đảo dấu ở nhóm SIDS thành hình phạt quốc tế hóa cưỡng bức. Cách đọc ba vùng này dung hòa các kết quả đơn quốc gia tưởng như mâu thuẫn của luận án trong một khung ước lượng hài hòa trên 50 nền kinh tế.</w:t>
       </w:r>
     </w:p>
     <w:bookmarkEnd w:id="100"/>
@@ -26610,7 +26588,7 @@
         <w:pStyle w:val="FirstParagraph"/>
       </w:pPr>
       <w:r>
-        <w:t xml:space="preserve">Sức thuyết phục của cấu trúc ba vùng nằm ở chỗ ước lượng gộp 49 nền và các ước lượng đơn quốc gia độc lập hội tụ chặt chẽ ở từng vùng dù được ước lượng trên các mẫu, công cụ khảo sát và đặc tả khác nhau. Ở vùng giữa, điểm uốn cấp nhóm của Nhóm IV (43,0%) trùng khớp đáng kể với điểm uốn đơn quốc gia của Việt Nam, vốn được kiểm định Lind–Mehlum xác nhận trong cả ba đợt (2009</w:t>
+        <w:t xml:space="preserve">Sức thuyết phục của cấu trúc ba vùng nằm ở chỗ ước lượng gộp 50 nền và các ước lượng đơn quốc gia độc lập hội tụ chặt chẽ ở từng vùng dù được ước lượng trên các mẫu, công cụ khảo sát và đặc tả khác nhau. Ở vùng giữa, điểm uốn cấp nhóm của Nhóm IV (43,0%) trùng khớp đáng kể với điểm uốn đơn quốc gia của Việt Nam, vốn được kiểm định Lind–Mehlum xác nhận trong cả ba đợt (2009</w:t>
       </w:r>
       <w:r>
         <w:t xml:space="preserve"> </w:t>
@@ -26788,7 +26766,7 @@
         <w:pStyle w:val="BodyText"/>
       </w:pPr>
       <w:r>
-        <w:t xml:space="preserve">Ở biên trên của gradient, hình thái gần tuyến tính dương của Nhóm I được làm rõ về cơ chế nhờ bằng chứng đơn quốc gia. Tại Singapore, nhánh suy giảm bên phải không được nhận diện vì khoảng</w:t>
+        <w:t xml:space="preserve">Ở biên trên của phổ thể chế, hình thái gần tuyến tính dương của Nhóm I được làm rõ về cơ chế nhờ bằng chứng đơn quốc gia. Tại Singapore, nhánh suy giảm bên phải không được nhận diện vì khoảng</w:t>
       </w:r>
       <w:r>
         <w:t xml:space="preserve"> </w:t>
@@ -26975,7 +26953,7 @@
         <w:pStyle w:val="FirstParagraph"/>
       </w:pPr>
       <w:r>
-        <w:t xml:space="preserve">Bốn kiểm định độ vững bổ sung được thực hiện trực tiếp trên khung 49 nền để củng cố ranh giới suy luận của kết quả gộp (chi tiết tái lập ở Phụ lục dữ liệu, tệp</w:t>
+        <w:t xml:space="preserve">Bốn kiểm định độ vững bổ sung được thực hiện trực tiếp trên khung 50 nền để củng cố ranh giới suy luận của kết quả gộp (chi tiết tái lập ở Phụ lục dữ liệu, tệp</w:t>
       </w:r>
       <w:r>
         <w:t xml:space="preserve"> </w:t>
@@ -27210,7 +27188,7 @@
         </m:r>
       </m:oMath>
       <w:r>
-        <w:t xml:space="preserve">) và tam giác hóa với phân tích tổng hợp P6, chứ không đọc ra từ từng nhóm con ít cụm; các điểm uốn theo nhóm ICRV vì vậy được diễn giải như một gradient mô tả chứ không phải các kiểm định độc lập đủ công suất.</w:t>
+        <w:t xml:space="preserve">) và tam giác hóa với phân tích tổng hợp P6, chứ không đọc ra từ từng nhóm con ít cụm; các điểm uốn theo nhóm ICRV vì vậy được diễn giải như một phổ mô tả chứ không phải các kiểm định độc lập đủ công suất.</w:t>
       </w:r>
     </w:p>
     <w:p>
@@ -27667,7 +27645,7 @@
           <w:bCs/>
           <w:b/>
         </w:rPr>
-        <w:t xml:space="preserve">sự tan rã của dạng chữ U ngược</w:t>
+        <w:t xml:space="preserve">việc dạng chữ U ngược không hình thành</w:t>
       </w:r>
       <w:r>
         <w:t xml:space="preserve">. Trên mẫu đầy đủ bảy nền kinh tế đảo nhỏ Thái Bình Dương (</w:t>
@@ -28386,7 +28364,7 @@
           <wp:inline>
             <wp:extent cx="5753100" cy="2563881"/>
             <wp:effectExtent b="0" l="0" r="0" t="0"/>
-            <wp:docPr descr="Hình 4.7.1. Sự tan rã của chữ U ngược ở biên cực đoan: lục địa (∩, chế độ chuyển đổi, độ cong âm có ý nghĩa) so với Pacific SIDS (độ cong không có ý nghĩa trên mẫu đầy đủ; chỉ chuyển dương ở mức biên khi giữ cố định năng lực). Phần lớn doanh nghiệp đảo nhỏ nằm trong dải cường độ xuất khẩu thấp đến trung bình. Nguồn: ước lượng của tác giả từ WBES." title="" id="106" name="Picture"/>
+            <wp:docPr descr="Hình 4.7.1. Việc chữ U ngược không hình thành ở biên cực đoan: lục địa (∩, chế độ chuyển đổi, độ cong âm có ý nghĩa) so với Pacific SIDS (độ cong không có ý nghĩa trên mẫu đầy đủ; chỉ chuyển dương ở mức biên khi giữ cố định năng lực). Phần lớn doanh nghiệp đảo nhỏ nằm trong dải cường độ xuất khẩu thấp đến trung bình. Nguồn: ước lượng của tác giả từ WBES." title="" id="106" name="Picture"/>
             <a:graphic>
               <a:graphicData uri="http://schemas.openxmlformats.org/drawingml/2006/picture">
                 <pic:pic>
@@ -28429,7 +28407,7 @@
         <w:pStyle w:val="ImageCaption"/>
       </w:pPr>
       <w:r>
-        <w:t xml:space="preserve">Hình 4.7.1. Sự tan rã của chữ U ngược ở biên cực đoan: lục địa (∩, chế độ chuyển đổi, độ cong âm có ý nghĩa) so với Pacific SIDS (độ cong không có ý nghĩa trên mẫu đầy đủ; chỉ chuyển dương ở mức biên khi giữ cố định năng lực). Phần lớn doanh nghiệp đảo nhỏ nằm trong dải cường độ xuất khẩu thấp đến trung bình. Nguồn: ước lượng của tác giả từ WBES.</w:t>
+        <w:t xml:space="preserve">Hình 4.7.1. Việc chữ U ngược không hình thành ở biên cực đoan: lục địa (∩, chế độ chuyển đổi, độ cong âm có ý nghĩa) so với Pacific SIDS (độ cong không có ý nghĩa trên mẫu đầy đủ; chỉ chuyển dương ở mức biên khi giữ cố định năng lực). Phần lớn doanh nghiệp đảo nhỏ nằm trong dải cường độ xuất khẩu thấp đến trung bình. Nguồn: ước lượng của tác giả từ WBES.</w:t>
       </w:r>
     </w:p>
     <w:p>
@@ -28657,7 +28635,7 @@
           <w:bCs/>
           <w:b/>
         </w:rPr>
-        <w:t xml:space="preserve">sự tan rã của chữ U ngược</w:t>
+        <w:t xml:space="preserve">việc chữ U ngược không hình thành</w:t>
       </w:r>
       <w:r>
         <w:t xml:space="preserve">; độ cong dương có điều kiện chỉ là một dấu hiệu gợi ý ở mức biên ý nghĩa.</w:t>
@@ -32131,7 +32109,7 @@
         <w:t xml:space="preserve"> </w:t>
       </w:r>
       <w:r>
-        <w:t xml:space="preserve">năm 2022 mới là dữ kiện nhất quán với chuẩn Nhóm IV, chứ không phải mức 2014. Cách đọc này biến một mâu thuẫn bề ngoài (một nền Nhóm IV khởi đầu với điểm uốn kiểu Nhóm I) thành bằng chứng ủng hộ: Ấn Độ tiền cú sốc vận hành như một chế độ thể chế cao hơn vị trí thu nhập của nó, và chỉ chuỗi cú sốc thể chế sau 2016 mới kéo điểm uốn về dải Nhóm IV trước khi làm tan rã hẳn cấu trúc vào 2025.</w:t>
+        <w:t xml:space="preserve">năm 2022 mới là dữ kiện nhất quán với chuẩn Nhóm IV, chứ không phải mức 2014. Cách đọc này biến một mâu thuẫn bề ngoài (một nền Nhóm IV khởi đầu với điểm uốn kiểu Nhóm I) thành bằng chứng ủng hộ: Ấn Độ tiền cú sốc vận hành như một chế độ thể chế cao hơn vị trí thu nhập của nó, và chỉ chuỗi cú sốc thể chế sau 2016 mới kéo điểm uốn về dải Nhóm IV trước khi làm không hình thành hẳn cấu trúc vào 2025.</w:t>
       </w:r>
     </w:p>
     <w:p>
@@ -36142,7 +36120,7 @@
         <w:t xml:space="preserve"> </w:t>
       </w:r>
       <w:r>
-        <w:t xml:space="preserve">(2022) qua cửa sổ bãi bỏ tiền mặt, GST và IBC trên cùng công cụ phái sinh từ PICS, rồi quan hệ mới tan rã vào 2025; đặc tả xu hướng tuyến tính cho</w:t>
+        <w:t xml:space="preserve">(2022) qua cửa sổ bãi bỏ tiền mặt, GST và IBC trên cùng công cụ phái sinh từ PICS, rồi quan hệ mới không hình thành vào 2025; đặc tả xu hướng tuyến tính cho</w:t>
       </w:r>
       <w:r>
         <w:t xml:space="preserve"> </w:t>
@@ -36604,7 +36582,7 @@
         <w:pStyle w:val="FirstParagraph"/>
       </w:pPr>
       <w:r>
-        <w:t xml:space="preserve">Năm kiểm định độ vững định vị chính xác phân khúc doanh nghiệp nơi chữ U ngược hình thành rồi tan rã. Mẫu chỉ chế biến chế tạo (ISIC 15–37 cho 2014; ISIC 10–33 cho 2022 và 2025;</w:t>
+        <w:t xml:space="preserve">Năm kiểm định độ vững định vị chính xác phân khúc doanh nghiệp nơi chữ U ngược hình thành rồi không hình thành. Mẫu chỉ chế biến chế tạo (ISIC 15–37 cho 2014; ISIC 10–33 cho 2022 và 2025;</w:t>
       </w:r>
       <w:r>
         <w:t xml:space="preserve"> </w:t>
@@ -39118,7 +39096,7 @@
         <w:t xml:space="preserve"> </w:t>
       </w:r>
       <w:r>
-        <w:t xml:space="preserve">— Nhật Bản nằm trên một nhánh đi lên dài mà nhánh đi xuống vắng mặt về mặt thực nghiệm, trùng khớp kết quả Singapore (Mục 4.3) và kết quả cấp nhóm Advanced của ước lượng 49 nền (Mục 4.6.2), hoàn tất bức tranh ba vùng của gradient thể chế: chữ U ngược ở các chế độ chuyển đổi, gần tuyến tính ở biên trên, tan rã ở biên dưới.</w:t>
+        <w:t xml:space="preserve">— Nhật Bản nằm trên một nhánh đi lên dài mà nhánh đi xuống vắng mặt về mặt thực nghiệm, trùng khớp kết quả Singapore (Mục 4.3) và kết quả cấp nhóm Advanced của ước lượng 50 nền (Mục 4.6.2), hoàn tất bức tranh ba vùng của phổ thể chế: chữ U ngược ở các chế độ chuyển đổi, gần tuyến tính ở biên trên, không hình thành ở biên dưới.</w:t>
       </w:r>
     </w:p>
     <w:bookmarkEnd w:id="125"/>
@@ -39321,7 +39299,7 @@
         </m:r>
       </m:oMath>
       <w:r>
-        <w:t xml:space="preserve">) dù tỷ lệ website đã bão hòa ở 83,8%, không có tương tác uốn đường cong; phần bù bằng khoảng một nửa mức của ước lượng gộp 49 nền, đúng mức nén mà trạng thái</w:t>
+        <w:t xml:space="preserve">) dù tỷ lệ website đã bão hòa ở 83,8%, không có tương tác uốn đường cong; phần bù bằng khoảng một nửa mức của ước lượng gộp 50 nền, đúng mức nén mà trạng thái</w:t>
       </w:r>
       <w:r>
         <w:t xml:space="preserve"> </w:t>
@@ -39862,7 +39840,7 @@
         <w:t xml:space="preserve"> </w:t>
       </w:r>
       <w:r>
-        <w:t xml:space="preserve">ở một nền kinh tế biên giới: tại biên trên của gradient thể chế, câu hỏi ràng buộc không phải doanh nghiệp xuất khẩu</w:t>
+        <w:t xml:space="preserve">ở một nền kinh tế biên giới: tại biên trên của phổ thể chế, câu hỏi ràng buộc không phải doanh nghiệp xuất khẩu</w:t>
       </w:r>
       <w:r>
         <w:t xml:space="preserve"> </w:t>
@@ -39935,7 +39913,7 @@
           <w:bCs/>
           <w:b/>
         </w:rPr>
-        <w:t xml:space="preserve">Thứ nhất, gradient thể chế của điểm uốn (H5) hội tụ với quy luật vĩ mô</w:t>
+        <w:t xml:space="preserve">Thứ nhất, phổ thể chế của điểm uốn (H5) hội tụ với quy luật vĩ mô</w:t>
       </w:r>
       <w:r>
         <w:rPr>
@@ -39976,7 +39954,7 @@
         <w:t xml:space="preserve"> </w:t>
       </w:r>
       <w:r>
-        <w:t xml:space="preserve">Luận án phát hiện chế độ thể chế quyết định chính sự tồn tại và vị trí của chữ U ngược: đường cong định hình rõ nét nhất ở vùng giữa gradient thể chế (Nhóm IV, điểm uốn 43,0%), duỗi thẳng gần tuyến tính ở biên trên và mất cấu trúc ở biên dưới (Mục 4.6.2). Ở cấp vĩ mô, Ngân hàng Thế giới ghi nhận rằng các thị trường biên tăng trưởng nhanh nhất là những nền đã cải thiện quản trị, thu hẹp chênh lệch lãi suất ngân hàng và kiểm soát nợ công, trong khi các điểm yếu thể chế đi kèm tăng trưởng vốn đáng thất vọng (World Bank, 2026c). Hai tầng bằng chứng cùng chỉ về một cơ chế: chất lượng thể chế quyết định mức độ và điều kiện mà tích lũy vốn và quốc tế hóa chuyển hóa thành kết quả thực. Gradient điểm uốn cấp doanh nghiệp của luận án vì vậy có thể đọc như biểu hiện vi mô của quy luật phân hóa tăng trưởng vĩ mô.</w:t>
+        <w:t xml:space="preserve">Luận án phát hiện chế độ thể chế quyết định chính sự tồn tại và vị trí của chữ U ngược: đường cong định hình rõ nét nhất ở vùng giữa phổ thể chế (Nhóm IV, điểm uốn 43,0%), duỗi thẳng gần tuyến tính ở biên trên và mất cấu trúc ở biên dưới (Mục 4.6.2). Ở cấp vĩ mô, Ngân hàng Thế giới ghi nhận rằng các thị trường biên tăng trưởng nhanh nhất là những nền đã cải thiện quản trị, thu hẹp chênh lệch lãi suất ngân hàng và kiểm soát nợ công, trong khi các điểm yếu thể chế đi kèm tăng trưởng vốn đáng thất vọng (World Bank, 2026c). Hai tầng bằng chứng cùng chỉ về một cơ chế: chất lượng thể chế quyết định mức độ và điều kiện mà tích lũy vốn và quốc tế hóa chuyển hóa thành kết quả thực. Phổ điểm uốn cấp doanh nghiệp của luận án vì vậy có thể đọc như biểu hiện vi mô của quy luật phân hóa tăng trưởng vĩ mô.</w:t>
       </w:r>
     </w:p>
     <w:p>
@@ -40680,7 +40658,7 @@
               <w:jc w:val="left"/>
             </w:pPr>
             <w:r>
-              <w:t xml:space="preserve">Đa quốc gia (49 nền, I–VI)</w:t>
+              <w:t xml:space="preserve">Đa quốc gia (50 nền, I–VI)</w:t>
             </w:r>
           </w:p>
         </w:tc>
@@ -40692,7 +40670,7 @@
               <w:jc w:val="right"/>
             </w:pPr>
             <w:r>
-              <w:t xml:space="preserve">80.373</w:t>
+              <w:t xml:space="preserve">81.022</w:t>
             </w:r>
           </w:p>
         </w:tc>
@@ -40716,7 +40694,7 @@
               <w:jc w:val="left"/>
             </w:pPr>
             <w:r>
-              <w:t xml:space="preserve">43,5% (M5); rõ nhất ở Nhóm IV (43,0%)</w:t>
+              <w:t xml:space="preserve">43,6% (M5); rõ nhất ở Nhóm IV (43,0%)</w:t>
             </w:r>
           </w:p>
         </w:tc>
@@ -40790,7 +40768,7 @@
               <w:jc w:val="left"/>
             </w:pPr>
             <w:r>
-              <w:t xml:space="preserve">chữ U ngược tan rã (FIP: trường hợp giới hạn)</w:t>
+              <w:t xml:space="preserve">chữ U ngược không hình thành (FIP: trường hợp giới hạn)</w:t>
             </w:r>
           </w:p>
         </w:tc>
@@ -41013,7 +40991,7 @@
           <w:iCs/>
           <w:i/>
         </w:rPr>
-        <w:t xml:space="preserve">Nguồn: tổng hợp từ các nghiên cứu thành phần P2–P10. ** p &lt;,01; *** p &lt;,001. Điểm uốn xác nhận bằng kiểm định Lind–Mehlum (2010). Điểm uốn P7 = 43,5% ở mô hình đầy đủ M5 trên khung 49 nền (dải 43,6–51,5% giữa các đặc tả).</w:t>
+        <w:t xml:space="preserve">Nguồn: tổng hợp từ các nghiên cứu thành phần P2–P10. ** p &lt;,01; *** p &lt;,001. Điểm uốn xác nhận bằng kiểm định Lind–Mehlum (2010). Điểm uốn P7 = 43,6% ở mô hình đầy đủ M5 trên khung 50 nền (dải 43,6–51,5% giữa các đặc tả).</w:t>
       </w:r>
     </w:p>
     <w:p>
@@ -41034,7 +41012,7 @@
         <w:t xml:space="preserve">dạng hàm chữ U ngược là quy luật chứ không phải ngoại lệ</w:t>
       </w:r>
       <w:r>
-        <w:t xml:space="preserve">, được xác nhận ở năm trong chín nghiên cứu (P2, P3, P5, P7 và một phần P9), với các trường hợp biên có ý nghĩa lý thuyết riêng: quan hệ gần tuyến tính dương ở biên thể chế mạnh (P4 Singapore và P10 Nhật Bản, điểm uốn nằm ngoài miền quan sát), sự tan rã của chữ U ngược tại các nền đảo nhỏ (P8; FIP là trường hợp giới hạn lý thuyết), và sự tan biến ngưỡng dưới biến động thể chế cực đoan tại Ấn Độ (P9). Thứ hai,</w:t>
+        <w:t xml:space="preserve">, được xác nhận ở năm trong chín nghiên cứu (P2, P3, P5, P7 và một phần P9), với các trường hợp biên có ý nghĩa lý thuyết riêng: quan hệ gần tuyến tính dương ở biên thể chế mạnh (P4 Singapore và P10 Nhật Bản, điểm uốn nằm ngoài miền quan sát), việc chữ U ngược không hình thành tại các nền đảo nhỏ (P8; FIP là trường hợp giới hạn lý thuyết), và sự tan biến ngưỡng dưới biến động thể chế cực đoan tại Ấn Độ (P9). Thứ hai,</w:t>
       </w:r>
       <w:r>
         <w:t xml:space="preserve"> </w:t>
@@ -41047,7 +41025,7 @@
         <w:t xml:space="preserve">điểm uốn dịch theo chiều thể chế</w:t>
       </w:r>
       <w:r>
-        <w:t xml:space="preserve">: từ khoảng 88–90% ở Singapore và Nhật Bản (Nhóm I) xuống 47–49% ở Trung Quốc (III) và 39–46% ở Việt Nam (IV), nhất quán với gradient toàn mẫu của P7. Thứ ba,</w:t>
+        <w:t xml:space="preserve">: từ khoảng 88–90% ở Singapore và Nhật Bản (Nhóm I) xuống 47–49% ở Trung Quốc (III) và 39–46% ở Việt Nam (IV), nhất quán với phổ thể chế toàn mẫu của P7. Thứ ba,</w:t>
       </w:r>
       <w:r>
         <w:t xml:space="preserve"> </w:t>
@@ -41187,7 +41165,7 @@
               <w:jc w:val="left"/>
             </w:pPr>
             <w:r>
-              <w:t xml:space="preserve">Xác nhận một phần: TCI nâng mặt bằng năng suất tại tất cả bối cảnh (+0,141***, 49 nền); uốn đường cong xác nhận tại Việt Nam nhưng không ý nghĩa tại toàn mẫu P7</w:t>
+              <w:t xml:space="preserve">Xác nhận một phần: TCI nâng mặt bằng năng suất tại tất cả bối cảnh (+0,141***, 50 nền); uốn đường cong xác nhận tại Việt Nam nhưng không ý nghĩa tại toàn mẫu P7</w:t>
             </w:r>
           </w:p>
         </w:tc>
@@ -41232,7 +41210,7 @@
                 <w:bCs/>
                 <w:b/>
               </w:rPr>
-              <w:t xml:space="preserve">, 49 nền); tương tác đường cong cùng chiều nén nhưng không ý nghĩa toàn mẫu; bằng chứng điều tiết rõ nhất ở bối cảnh đơn quốc gia (P4: FSTS²×DAI = +3,119</w:t>
+              <w:t xml:space="preserve">, 50 nền); tương tác đường cong cùng chiều nén nhưng không ý nghĩa toàn mẫu; bằng chứng điều tiết rõ nhất ở bối cảnh đơn quốc gia (P4: FSTS²×DAI = +3,119</w:t>
             </w:r>
             <w:r>
               <w:t xml:space="preserve">); không có ý nghĩa tại Việt Nam (Tầng 1) tương thích với hạn chế đo lường</w:t>
@@ -41273,7 +41251,7 @@
               <w:jc w:val="left"/>
             </w:pPr>
             <w:r>
-              <w:t xml:space="preserve">Không được hỗ trợ trên toàn mẫu 49 nền (nữ quản lý: mức −0,104, p&lt;,001; tương tác FSTS không ý nghĩa); hiệu ứng phụ thuộc bối cảnh</w:t>
+              <w:t xml:space="preserve">Không được hỗ trợ trên toàn mẫu 50 nền (nữ quản lý: mức −0,104, p&lt;,001; tương tác FSTS không ý nghĩa); hiệu ứng phụ thuộc bối cảnh</w:t>
             </w:r>
           </w:p>
         </w:tc>
@@ -41287,7 +41265,7 @@
               <w:jc w:val="left"/>
             </w:pPr>
             <w:r>
-              <w:t xml:space="preserve">H5 (ICRV gradient)</w:t>
+              <w:t xml:space="preserve">H5 (ICRV phổ thể chế)</w:t>
             </w:r>
           </w:p>
         </w:tc>
@@ -41299,7 +41277,7 @@
               <w:jc w:val="left"/>
             </w:pPr>
             <w:r>
-              <w:t xml:space="preserve">Thể chế điều tiết gradient quốc tế hóa và hiệu quả</w:t>
+              <w:t xml:space="preserve">Thể chế điều tiết phổ thể chế quốc tế hóa và hiệu quả</w:t>
             </w:r>
           </w:p>
         </w:tc>
@@ -41399,7 +41377,7 @@
               <w:t xml:space="preserve"> </w:t>
             </w:r>
             <w:r>
-              <w:t xml:space="preserve">=,002) từ P6 MARA xác nhận dị biệt giữa chế độ; gradient định hướng (E1a/E1b) chưa xác nhận do</w:t>
+              <w:t xml:space="preserve">=,002) từ P6 MARA xác nhận dị biệt giữa chế độ; phổ thể chế định hướng (E1a/E1b) chưa xác nhận do</w:t>
             </w:r>
             <w:r>
               <w:t xml:space="preserve"> </w:t>
@@ -41415,7 +41393,7 @@
               <w:t xml:space="preserve"> </w:t>
             </w:r>
             <w:r>
-              <w:t xml:space="preserve">= 3 tại nhóm Frontier (bin FR, hệ 5-regime của P6); gradient điểm uốn theo ICRV được xác nhận từ P7</w:t>
+              <w:t xml:space="preserve">= 3 tại nhóm Frontier (bin FR, hệ 5-regime của P6); phổ điểm uốn theo ICRV được xác nhận từ P7</w:t>
             </w:r>
           </w:p>
         </w:tc>
@@ -41531,7 +41509,7 @@
               <w:jc w:val="left"/>
             </w:pPr>
             <w:r>
-              <w:t xml:space="preserve">Chữ U ngược tan rã tại SIDS; FIP là trường hợp giới hạn</w:t>
+              <w:t xml:space="preserve">Chữ U ngược không hình thành tại SIDS; FIP là trường hợp giới hạn</w:t>
             </w:r>
           </w:p>
         </w:tc>
@@ -41543,7 +41521,7 @@
               <w:jc w:val="left"/>
             </w:pPr>
             <w:r>
-              <w:t xml:space="preserve">Ủng hộ theo hướng tan rã: trên mẫu đầy đủ bảy nền Thái Bình Dương (</w:t>
+              <w:t xml:space="preserve">Ủng hộ theo hướng không hình thành: trên mẫu đầy đủ bảy nền Thái Bình Dương (</w:t>
             </w:r>
             <m:oMath>
               <m:r>

--- a/dist/luan_an_ctu/chuong_4_ket_qua_vi.docx
+++ b/dist/luan_an_ctu/chuong_4_ket_qua_vi.docx
@@ -1948,7 +1948,7 @@
         <w:t xml:space="preserve"> </w:t>
       </w:r>
       <w:r>
-        <w:t xml:space="preserve">và đổi mới quy trình cao nhất (24,7%), trong khi website (41,5%) ngang nhóm Đang nổi (40,9%) dù GNI thấp hơn đáng kể, phản ánh đổi mới bằng nguồn lực hạn chế (frugal innovation) như công cụ sinh tồn chứ không phải tối ưu hóa hiệu quả. Kết quả này hỗ trợ lập luận lý thuyết về sự phân biệt giữa DAI (chấp nhận số bề mặt) và TCI (năng lực công nghệ chiều sâu): SIDS đổi mới/áp dụng số ở bề mặt cao nhưng năng lực công nghệ chiều sâu (R&amp;D 10,2%, ISO 12,2%) thuộc nhóm thấp nhất, và đây là nhóm duy nhất nơi dạng chữ U ngược hoàn toàn không hình thành (FIP là trường hợp giới hạn lý thuyết).</w:t>
+        <w:t xml:space="preserve">và đổi mới quy trình cao nhất (24,7%), trong khi website (41,5%) ngang nhóm Đang nổi (40,9%) dù GNI thấp hơn đáng kể, phản ánh đổi mới bằng nguồn lực hạn chế (frugal innovation) như công cụ sinh tồn chứ không phải tối ưu hóa hiệu quả. Kết quả này hỗ trợ lập luận lý thuyết về sự phân biệt giữa DAI (chấp nhận số bề mặt) và TCI (năng lực công nghệ chiều sâu): SIDS đổi mới/áp dụng số ở bề mặt cao nhưng năng lực công nghệ chiều sâu (R&amp;D 10,2%, ISO 12,2%) thuộc nhóm thấp nhất, và đây là nhóm duy nhất nơi dạng chữ U ngược hoàn toàn mất cấu trúc (FIP là trường hợp giới hạn lý thuyết).</w:t>
       </w:r>
     </w:p>
     <w:p>
@@ -25393,7 +25393,7 @@
               <w:jc w:val="left"/>
             </w:pPr>
             <w:r>
-              <w:t xml:space="preserve">quan hệ không hình thành</w:t>
+              <w:t xml:space="preserve">quan hệ mất cấu trúc</w:t>
             </w:r>
           </w:p>
         </w:tc>
@@ -26570,7 +26570,7 @@
         <w:t xml:space="preserve"> </w:t>
       </w:r>
       <w:r>
-        <w:t xml:space="preserve">năng suất nhưng không uốn lại hình dạng đường cong gộp; cái uốn lại đường cong là chế độ thể chế, và nó tác động không như một phổ liên tục mà như ba vùng rời rạc. Ở giữa phổ thể chế (vùng chuyển đổi thu nhập trung bình thấp), chữ U ngược định hình sắc nét quanh điểm uốn 43%; ở biên trên (thể chế mạnh nhất, gồm Nhật Bản), nhánh đi xuống bị đẩy ra ngoài miền quan sát và quan hệ gần như tuyến tính dương; ở biên dưới (đang nổi và SIDS Thái Bình Dương), chữ U ngược không hình thành và đảo dấu ở nhóm SIDS thành hình phạt quốc tế hóa cưỡng bức. Cách đọc ba vùng này dung hòa các kết quả đơn quốc gia tưởng như mâu thuẫn của luận án trong một khung ước lượng hài hòa trên 50 nền kinh tế.</w:t>
+        <w:t xml:space="preserve">năng suất nhưng không uốn lại hình dạng đường cong gộp; cái uốn lại đường cong là chế độ thể chế, và nó tác động không như một phổ liên tục mà như ba vùng rời rạc. Ở giữa phổ thể chế (vùng chuyển đổi thu nhập trung bình thấp), chữ U ngược định hình sắc nét quanh điểm uốn 43%; ở biên trên (thể chế mạnh nhất, gồm Nhật Bản), nhánh đi xuống bị đẩy ra ngoài miền quan sát và quan hệ gần như tuyến tính dương; ở biên dưới (đang nổi và SIDS Thái Bình Dương), chữ U ngược mất cấu trúc và đảo dấu ở nhóm SIDS thành hình phạt quốc tế hóa cưỡng bức. Cách đọc ba vùng này dung hòa các kết quả đơn quốc gia tưởng như mâu thuẫn của luận án trong một khung ước lượng hài hòa trên 50 nền kinh tế.</w:t>
       </w:r>
     </w:p>
     <w:bookmarkEnd w:id="100"/>
@@ -27645,7 +27645,7 @@
           <w:bCs/>
           <w:b/>
         </w:rPr>
-        <w:t xml:space="preserve">việc dạng chữ U ngược không hình thành</w:t>
+        <w:t xml:space="preserve">việc dạng chữ U ngược mất cấu trúc</w:t>
       </w:r>
       <w:r>
         <w:t xml:space="preserve">. Trên mẫu đầy đủ bảy nền kinh tế đảo nhỏ Thái Bình Dương (</w:t>
@@ -28364,7 +28364,7 @@
           <wp:inline>
             <wp:extent cx="5753100" cy="2563881"/>
             <wp:effectExtent b="0" l="0" r="0" t="0"/>
-            <wp:docPr descr="Hình 4.7.1. Việc chữ U ngược không hình thành ở biên cực đoan: lục địa (∩, chế độ chuyển đổi, độ cong âm có ý nghĩa) so với Pacific SIDS (độ cong không có ý nghĩa trên mẫu đầy đủ; chỉ chuyển dương ở mức biên khi giữ cố định năng lực). Phần lớn doanh nghiệp đảo nhỏ nằm trong dải cường độ xuất khẩu thấp đến trung bình. Nguồn: ước lượng của tác giả từ WBES." title="" id="106" name="Picture"/>
+            <wp:docPr descr="Hình 4.7.1. Việc chữ U ngược mất cấu trúc ở biên cực đoan: lục địa (∩, chế độ chuyển đổi, độ cong âm có ý nghĩa) so với Pacific SIDS (độ cong không có ý nghĩa trên mẫu đầy đủ; chỉ chuyển dương ở mức biên khi giữ cố định năng lực). Phần lớn doanh nghiệp đảo nhỏ nằm trong dải cường độ xuất khẩu thấp đến trung bình. Nguồn: ước lượng của tác giả từ WBES." title="" id="106" name="Picture"/>
             <a:graphic>
               <a:graphicData uri="http://schemas.openxmlformats.org/drawingml/2006/picture">
                 <pic:pic>
@@ -28407,7 +28407,7 @@
         <w:pStyle w:val="ImageCaption"/>
       </w:pPr>
       <w:r>
-        <w:t xml:space="preserve">Hình 4.7.1. Việc chữ U ngược không hình thành ở biên cực đoan: lục địa (∩, chế độ chuyển đổi, độ cong âm có ý nghĩa) so với Pacific SIDS (độ cong không có ý nghĩa trên mẫu đầy đủ; chỉ chuyển dương ở mức biên khi giữ cố định năng lực). Phần lớn doanh nghiệp đảo nhỏ nằm trong dải cường độ xuất khẩu thấp đến trung bình. Nguồn: ước lượng của tác giả từ WBES.</w:t>
+        <w:t xml:space="preserve">Hình 4.7.1. Việc chữ U ngược mất cấu trúc ở biên cực đoan: lục địa (∩, chế độ chuyển đổi, độ cong âm có ý nghĩa) so với Pacific SIDS (độ cong không có ý nghĩa trên mẫu đầy đủ; chỉ chuyển dương ở mức biên khi giữ cố định năng lực). Phần lớn doanh nghiệp đảo nhỏ nằm trong dải cường độ xuất khẩu thấp đến trung bình. Nguồn: ước lượng của tác giả từ WBES.</w:t>
       </w:r>
     </w:p>
     <w:p>
@@ -28635,7 +28635,7 @@
           <w:bCs/>
           <w:b/>
         </w:rPr>
-        <w:t xml:space="preserve">việc chữ U ngược không hình thành</w:t>
+        <w:t xml:space="preserve">việc chữ U ngược mất cấu trúc</w:t>
       </w:r>
       <w:r>
         <w:t xml:space="preserve">; độ cong dương có điều kiện chỉ là một dấu hiệu gợi ý ở mức biên ý nghĩa.</w:t>
@@ -32109,7 +32109,7 @@
         <w:t xml:space="preserve"> </w:t>
       </w:r>
       <w:r>
-        <w:t xml:space="preserve">năm 2022 mới là dữ kiện nhất quán với chuẩn Nhóm IV, chứ không phải mức 2014. Cách đọc này biến một mâu thuẫn bề ngoài (một nền Nhóm IV khởi đầu với điểm uốn kiểu Nhóm I) thành bằng chứng ủng hộ: Ấn Độ tiền cú sốc vận hành như một chế độ thể chế cao hơn vị trí thu nhập của nó, và chỉ chuỗi cú sốc thể chế sau 2016 mới kéo điểm uốn về dải Nhóm IV trước khi làm không hình thành hẳn cấu trúc vào 2025.</w:t>
+        <w:t xml:space="preserve">năm 2022 mới là dữ kiện nhất quán với chuẩn Nhóm IV, chứ không phải mức 2014. Cách đọc này biến một mâu thuẫn bề ngoài (một nền Nhóm IV khởi đầu với điểm uốn kiểu Nhóm I) thành bằng chứng ủng hộ: Ấn Độ tiền cú sốc vận hành như một chế độ thể chế cao hơn vị trí thu nhập của nó, và chỉ chuỗi cú sốc thể chế sau 2016 mới kéo điểm uốn về dải Nhóm IV trước khi làm mất cấu trúc hẳn cấu trúc vào 2025.</w:t>
       </w:r>
     </w:p>
     <w:p>
@@ -36120,7 +36120,7 @@
         <w:t xml:space="preserve"> </w:t>
       </w:r>
       <w:r>
-        <w:t xml:space="preserve">(2022) qua cửa sổ bãi bỏ tiền mặt, GST và IBC trên cùng công cụ phái sinh từ PICS, rồi quan hệ mới không hình thành vào 2025; đặc tả xu hướng tuyến tính cho</w:t>
+        <w:t xml:space="preserve">(2022) qua cửa sổ bãi bỏ tiền mặt, GST và IBC trên cùng công cụ phái sinh từ PICS, rồi quan hệ mới mất cấu trúc vào 2025; đặc tả xu hướng tuyến tính cho</w:t>
       </w:r>
       <w:r>
         <w:t xml:space="preserve"> </w:t>
@@ -36582,7 +36582,7 @@
         <w:pStyle w:val="FirstParagraph"/>
       </w:pPr>
       <w:r>
-        <w:t xml:space="preserve">Năm kiểm định độ vững định vị chính xác phân khúc doanh nghiệp nơi chữ U ngược hình thành rồi không hình thành. Mẫu chỉ chế biến chế tạo (ISIC 15–37 cho 2014; ISIC 10–33 cho 2022 và 2025;</w:t>
+        <w:t xml:space="preserve">Năm kiểm định độ vững định vị chính xác phân khúc doanh nghiệp nơi chữ U ngược hình thành rồi mất cấu trúc. Mẫu chỉ chế biến chế tạo (ISIC 15–37 cho 2014; ISIC 10–33 cho 2022 và 2025;</w:t>
       </w:r>
       <w:r>
         <w:t xml:space="preserve"> </w:t>
@@ -39096,7 +39096,7 @@
         <w:t xml:space="preserve"> </w:t>
       </w:r>
       <w:r>
-        <w:t xml:space="preserve">— Nhật Bản nằm trên một nhánh đi lên dài mà nhánh đi xuống vắng mặt về mặt thực nghiệm, trùng khớp kết quả Singapore (Mục 4.3) và kết quả cấp nhóm Advanced của ước lượng 50 nền (Mục 4.6.2), hoàn tất bức tranh ba vùng của phổ thể chế: chữ U ngược ở các chế độ chuyển đổi, gần tuyến tính ở biên trên, không hình thành ở biên dưới.</w:t>
+        <w:t xml:space="preserve">— Nhật Bản nằm trên một nhánh đi lên dài mà nhánh đi xuống vắng mặt về mặt thực nghiệm, trùng khớp kết quả Singapore (Mục 4.3) và kết quả cấp nhóm Advanced của ước lượng 50 nền (Mục 4.6.2), hoàn tất bức tranh ba vùng của phổ thể chế: chữ U ngược ở các chế độ chuyển đổi, gần tuyến tính ở biên trên, mất cấu trúc ở biên dưới.</w:t>
       </w:r>
     </w:p>
     <w:bookmarkEnd w:id="125"/>
@@ -40768,7 +40768,7 @@
               <w:jc w:val="left"/>
             </w:pPr>
             <w:r>
-              <w:t xml:space="preserve">chữ U ngược không hình thành (FIP: trường hợp giới hạn)</w:t>
+              <w:t xml:space="preserve">chữ U ngược mất cấu trúc (FIP: trường hợp giới hạn)</w:t>
             </w:r>
           </w:p>
         </w:tc>
@@ -41012,7 +41012,7 @@
         <w:t xml:space="preserve">dạng hàm chữ U ngược là quy luật chứ không phải ngoại lệ</w:t>
       </w:r>
       <w:r>
-        <w:t xml:space="preserve">, được xác nhận ở năm trong chín nghiên cứu (P2, P3, P5, P7 và một phần P9), với các trường hợp biên có ý nghĩa lý thuyết riêng: quan hệ gần tuyến tính dương ở biên thể chế mạnh (P4 Singapore và P10 Nhật Bản, điểm uốn nằm ngoài miền quan sát), việc chữ U ngược không hình thành tại các nền đảo nhỏ (P8; FIP là trường hợp giới hạn lý thuyết), và sự tan biến ngưỡng dưới biến động thể chế cực đoan tại Ấn Độ (P9). Thứ hai,</w:t>
+        <w:t xml:space="preserve">, được xác nhận ở năm trong chín nghiên cứu (P2, P3, P5, P7 và một phần P9), với các trường hợp biên có ý nghĩa lý thuyết riêng: quan hệ gần tuyến tính dương ở biên thể chế mạnh (P4 Singapore và P10 Nhật Bản, điểm uốn nằm ngoài miền quan sát), việc chữ U ngược mất cấu trúc tại các nền đảo nhỏ (P8; FIP là trường hợp giới hạn lý thuyết), và sự tan biến ngưỡng dưới biến động thể chế cực đoan tại Ấn Độ (P9). Thứ hai,</w:t>
       </w:r>
       <w:r>
         <w:t xml:space="preserve"> </w:t>
@@ -41509,7 +41509,7 @@
               <w:jc w:val="left"/>
             </w:pPr>
             <w:r>
-              <w:t xml:space="preserve">Chữ U ngược không hình thành tại SIDS; FIP là trường hợp giới hạn</w:t>
+              <w:t xml:space="preserve">Chữ U ngược mất cấu trúc tại SIDS; FIP là trường hợp giới hạn</w:t>
             </w:r>
           </w:p>
         </w:tc>
@@ -41521,7 +41521,7 @@
               <w:jc w:val="left"/>
             </w:pPr>
             <w:r>
-              <w:t xml:space="preserve">Ủng hộ theo hướng không hình thành: trên mẫu đầy đủ bảy nền Thái Bình Dương (</w:t>
+              <w:t xml:space="preserve">Ủng hộ theo hướng mất cấu trúc: trên mẫu đầy đủ bảy nền Thái Bình Dương (</w:t>
             </w:r>
             <m:oMath>
               <m:r>

--- a/dist/luan_an_ctu/chuong_4_ket_qua_vi.docx
+++ b/dist/luan_an_ctu/chuong_4_ket_qua_vi.docx
@@ -79,13 +79,13 @@
         <w:t xml:space="preserve">4.1 Thực trạng quốc tế hóa và hiệu quả hoạt động kinh doanh tại châu Á</w:t>
       </w:r>
     </w:p>
-    <w:bookmarkStart w:id="28" w:name="Xdc33a1e36e2f3be83736669663a61a68c91d087"/>
+    <w:bookmarkStart w:id="28" w:name="Xb1e8c66f36d625c41d3242b876172b55f6bfe20"/>
     <w:p>
       <w:pPr>
         <w:pStyle w:val="Heading3"/>
       </w:pPr>
       <w:r>
-        <w:t xml:space="preserve">4.1.1 Bức tranh tổng thể về hiệu quả doanh nghiệp châu Á</w:t>
+        <w:t xml:space="preserve">4.1.1 Bức tranh tổng thể về hiệu quả hoạt động kinh doanh của doanh nghiệp châu Á</w:t>
       </w:r>
     </w:p>
     <w:p>
@@ -907,7 +907,7 @@
         <w:pStyle w:val="BodyText"/>
       </w:pPr>
       <w:r>
-        <w:t xml:space="preserve">Phát hiện quan trọng nhất từ thực trạng mô tả là sự phân biệt nội bộ trong nhóm Advanced. Hai phân nhóm cùng mức thu nhập cao nhưng đối lập về cấu trúc: nhóm đổi mới sáng tạo dẫn dắt có R&amp;D 21,0%, ISO 32,5% và 24,5% doanh nghiệp xuất khẩu, trong khi nhóm tài nguyên dẫn dắt chỉ có R&amp;D 7,0% và 11,7% doanh nghiệp xuất khẩu (Chuyên đề 1). Về phân phối, hai nền lớn nhất Vùng Vịnh có phân tán năng suất trong đợt hẹp nhất toàn mẫu gộp (Saudi Arabia 0,49; Qatar 0,33, so với Singapore 1,08, chênh hơn 2 lần), biểu hiện của kinh tế nhà nước tô (rentier economy) nơi phân phối lại từ xuất khẩu dầu mỏ thu hẹp khoảng cách năng suất giữa doanh nghiệp, nhưng không nhất thiết phản ánh hiệu quả doanh nghiệp đáng kể. Điều này gợi ý rằng việc gộp hai loại Advanced vào một nhóm duy nhất (như các nghiên cứu trước thường làm) sẽ che khuất cơ chế quan trọng này.</w:t>
+        <w:t xml:space="preserve">Phát hiện quan trọng nhất từ thực trạng mô tả là sự phân biệt nội bộ trong nhóm Advanced. Hai phân nhóm cùng mức thu nhập cao nhưng đối lập về cấu trúc: nhóm đổi mới sáng tạo dẫn dắt có R&amp;D 21,0%, ISO 32,5% và 24,5% doanh nghiệp xuất khẩu, trong khi nhóm tài nguyên dẫn dắt chỉ có R&amp;D 7,0% và 11,7% doanh nghiệp xuất khẩu (Chuyên đề 1). Về phân phối, hai nền lớn nhất Vùng Vịnh có phân tán năng suất trong đợt hẹp nhất toàn mẫu gộp (Saudi Arabia 0,49; Qatar 0,33, so với Singapore 1,08, chênh hơn 2 lần), biểu hiện của kinh tế nhà nước tô (rentier economy) nơi phân phối lại từ xuất khẩu dầu mỏ thu hẹp khoảng cách năng suất giữa doanh nghiệp, nhưng không nhất thiết phản ánh hiệu quả hoạt động kinh doanh của doanh nghiệp đáng kể. Điều này gợi ý rằng việc gộp hai loại Advanced vào một nhóm duy nhất (như các nghiên cứu trước thường làm) sẽ che khuất cơ chế quan trọng này.</w:t>
       </w:r>
     </w:p>
     <w:p>
@@ -2047,7 +2047,7 @@
         <w:pStyle w:val="FirstParagraph"/>
       </w:pPr>
       <w:r>
-        <w:t xml:space="preserve">Phân tích thực trạng xác định bốn rào cản cấu trúc phổ biến nhất ảnh hưởng đến khả năng quốc tế hóa và hiệu quả doanh nghiệp tại châu Á: (i) tiếp cận tài chính hạn chế, đặc biệt nghiêm trọng ở đang nổi và chuyển đổi thu nhập trung bình thấp (Nhóm V–IV); (ii) thiếu hụt lao động có kỹ năng; (iii) cạnh tranh từ doanh nghiệp phi chính thức; và (iv) nguồn cung điện không đáng tin cậy. Bốn rào cản này hình thành</w:t>
+        <w:t xml:space="preserve">Phân tích thực trạng xác định bốn rào cản cấu trúc phổ biến nhất ảnh hưởng đến khả năng quốc tế hóa và hiệu quả hoạt động kinh doanh của doanh nghiệp tại châu Á: (i) tiếp cận tài chính hạn chế, đặc biệt nghiêm trọng ở đang nổi và chuyển đổi thu nhập trung bình thấp (Nhóm V–IV); (ii) thiếu hụt lao động có kỹ năng; (iii) cạnh tranh từ doanh nghiệp phi chính thức; và (iv) nguồn cung điện không đáng tin cậy. Bốn rào cản này hình thành</w:t>
       </w:r>
       <w:r>
         <w:t xml:space="preserve"> </w:t>
@@ -3018,7 +3018,7 @@
           <wp:inline>
             <wp:extent cx="5753100" cy="3287485"/>
             <wp:effectExtent b="0" l="0" r="0" t="0"/>
-            <wp:docPr descr="Hình 4.5. Gradient năng lực công nghệ theo sáu nhóm ICRV" title="" id="40" name="Picture"/>
+            <wp:docPr descr="Hình 4.5. Phổ năng lực công nghệ theo sáu nhóm ICRV" title="" id="40" name="Picture"/>
             <a:graphic>
               <a:graphicData uri="http://schemas.openxmlformats.org/drawingml/2006/picture">
                 <pic:pic>
@@ -3061,7 +3061,7 @@
         <w:pStyle w:val="ImageCaption"/>
       </w:pPr>
       <w:r>
-        <w:t xml:space="preserve">Hình 4.5. Gradient năng lực công nghệ theo sáu nhóm ICRV</w:t>
+        <w:t xml:space="preserve">Hình 4.5. Phổ năng lực công nghệ theo sáu nhóm ICRV</w:t>
       </w:r>
     </w:p>
     <w:p>
@@ -4326,13 +4326,13 @@
       </w:r>
     </w:p>
     <w:bookmarkEnd w:id="49"/>
-    <w:bookmarkStart w:id="50" w:name="X290a7f495c2e39016b28fc732b8af6994f1e991"/>
+    <w:bookmarkStart w:id="50" w:name="Xe41dbabf46811951e2d003231fb8e958f9ec50f"/>
     <w:p>
       <w:pPr>
         <w:pStyle w:val="Heading3"/>
       </w:pPr>
       <w:r>
-        <w:t xml:space="preserve">4.1.8 Gradient biên lợi nhuận và hồ sơ đặc trưng doanh nghiệp theo nhóm ICRV</w:t>
+        <w:t xml:space="preserve">4.1.8 Phổ biên lợi nhuận và hồ sơ đặc trưng doanh nghiệp theo nhóm ICRV</w:t>
       </w:r>
     </w:p>
     <w:p>
@@ -7124,13 +7124,13 @@
       </w:r>
     </w:p>
     <w:bookmarkEnd w:id="57"/>
-    <w:bookmarkStart w:id="58" w:name="X8198b4c56ba06d68298cd0153da499a39f189c6"/>
+    <w:bookmarkStart w:id="58" w:name="X4ce2f94328eb8320e9ed059e2c3fb4dd7d1a97a"/>
     <w:p>
       <w:pPr>
         <w:pStyle w:val="Heading3"/>
       </w:pPr>
       <w:r>
-        <w:t xml:space="preserve">4.2.6 Gradient hiệu ứng theo nhóm thể chế và giới hạn của bằng chứng định hướng</w:t>
+        <w:t xml:space="preserve">4.2.6 Phổ hiệu ứng theo nhóm thể chế và giới hạn của bằng chứng định hướng</w:t>
       </w:r>
     </w:p>
     <w:p>
@@ -9116,7 +9116,7 @@
         <w:t xml:space="preserve">không được định vị một cách tin cậy trong miền dữ liệu quan sát</w:t>
       </w:r>
       <w:r>
-        <w:t xml:space="preserve">: trên thực tế, trong khoảng FSTS quan sát được (0–100%), quan hệ FSTS–hiệu quả của doanh nghiệp Singapore là</w:t>
+        <w:t xml:space="preserve">: trên thực tế, trong khoảng FSTS quan sát được (0–100%), quan hệ FSTS–hiệu quả hoạt động kinh doanh của doanh nghiệp Singapore là</w:t>
       </w:r>
       <w:r>
         <w:t xml:space="preserve"> </w:t>
@@ -14103,7 +14103,7 @@
         <w:pStyle w:val="FirstParagraph"/>
       </w:pPr>
       <w:r>
-        <w:t xml:space="preserve">Phân tích hai giai đoạn trên dữ liệu WBES Trung Quốc (Nhóm III, trung bình cao) giai đoạn 2012–2024 xác nhận dạng quan hệ phi tuyến chữ U ngược giữa FSTS và hiệu quả hoạt động doanh nghiệp. Điểm điểm uốn được ước lượng tại:</w:t>
+        <w:t xml:space="preserve">Phân tích hai giai đoạn trên dữ liệu WBES Trung Quốc (Nhóm III, trung bình cao) giai đoạn 2012–2024 xác nhận dạng quan hệ phi tuyến chữ U ngược giữa FSTS và hiệu quả hoạt động kinh doanh của doanh nghiệp. Điểm điểm uốn được ước lượng tại:</w:t>
       </w:r>
     </w:p>
     <w:p>
@@ -28693,7 +28693,7 @@
         <w:t xml:space="preserve"> </w:t>
       </w:r>
       <w:r>
-        <w:t xml:space="preserve">của luận án, lần đầu được đặt tên trong tài liệu quốc tế hóa–hiệu quả doanh nghiệp cho khu vực Thái Bình Dương; bằng chứng thực nghiệm đi kèm mang tính</w:t>
+        <w:t xml:space="preserve">của luận án, lần đầu được đặt tên trong tài liệu quốc tế hóa–hiệu quả hoạt động kinh doanh của doanh nghiệp cho khu vực Thái Bình Dương; bằng chứng thực nghiệm đi kèm mang tính</w:t>
       </w:r>
       <w:r>
         <w:t xml:space="preserve"> </w:t>

--- a/dist/luan_an_ctu/chuong_4_ket_qua_vi.docx
+++ b/dist/luan_an_ctu/chuong_4_ket_qua_vi.docx
@@ -42607,7 +42607,7 @@
     <w:bookmarkEnd w:id="131"/>
     <w:sectPr>
       <w:pgSz w:h="16838" w:w="11906"/>
-      <w:pgMar w:bottom="1417" w:left="1417" w:right="1417" w:top="1417"/>
+      <w:pgMar w:bottom="1134" w:left="1701" w:right="1134" w:top="1134"/>
     </w:sectPr>
   </w:body>
 </w:document>
@@ -42827,13 +42827,13 @@
     <w:name w:val="Normal"/>
     <w:qFormat/>
     <w:pPr>
-      <w:spacing w:line="276" w:lineRule="auto"/>
+      <w:spacing w:line="288" w:lineRule="auto"/>
       <w:jc w:val="both"/>
     </w:pPr>
     <w:rPr>
       <w:rFonts w:ascii="Times New Roman" w:eastAsia="Times New Roman" w:hAnsi="Times New Roman"/>
       <w:color w:val="000000"/>
-      <w:sz w:val="24"/>
+      <w:sz w:val="26"/>
     </w:rPr>
   </w:style>
   <w:style w:styleId="BodyText" w:type="paragraph">
@@ -42841,14 +42841,14 @@
     <w:basedOn w:val="Normal"/>
     <w:link w:val="BodyTextChar"/>
     <w:pPr>
-      <w:spacing w:after="180" w:before="180" w:line="276" w:lineRule="auto"/>
+      <w:spacing w:after="180" w:before="180" w:line="288" w:lineRule="auto"/>
       <w:jc w:val="both"/>
     </w:pPr>
     <w:qFormat/>
     <w:rPr>
       <w:rFonts w:ascii="Times New Roman" w:eastAsia="Times New Roman" w:hAnsi="Times New Roman"/>
       <w:color w:val="000000"/>
-      <w:sz w:val="24"/>
+      <w:sz w:val="26"/>
     </w:rPr>
   </w:style>
   <w:style w:customStyle="1" w:styleId="FirstParagraph" w:type="paragraph">
@@ -42857,13 +42857,13 @@
     <w:next w:val="BodyText"/>
     <w:qFormat/>
     <w:pPr>
-      <w:spacing w:line="276" w:lineRule="auto"/>
+      <w:spacing w:line="288" w:lineRule="auto"/>
       <w:jc w:val="both"/>
     </w:pPr>
     <w:rPr>
       <w:rFonts w:ascii="Times New Roman" w:eastAsia="Times New Roman" w:hAnsi="Times New Roman"/>
       <w:color w:val="000000"/>
-      <w:sz w:val="24"/>
+      <w:sz w:val="26"/>
     </w:rPr>
   </w:style>
   <w:style w:customStyle="1" w:styleId="Compact" w:type="paragraph">
@@ -42871,13 +42871,13 @@
     <w:basedOn w:val="BodyText"/>
     <w:qFormat/>
     <w:pPr>
-      <w:spacing w:after="36" w:before="36" w:line="276" w:lineRule="auto"/>
+      <w:spacing w:after="36" w:before="36" w:line="288" w:lineRule="auto"/>
       <w:jc w:val="both"/>
     </w:pPr>
     <w:rPr>
       <w:rFonts w:ascii="Times New Roman" w:eastAsia="Times New Roman" w:hAnsi="Times New Roman"/>
       <w:color w:val="000000"/>
-      <w:sz w:val="24"/>
+      <w:sz w:val="26"/>
     </w:rPr>
   </w:style>
   <w:style w:styleId="Title" w:type="paragraph">
@@ -42888,7 +42888,7 @@
     <w:pPr>
       <w:keepNext/>
       <w:keepLines/>
-      <w:spacing w:after="240" w:before="480" w:line="276" w:lineRule="auto"/>
+      <w:spacing w:after="240" w:before="480" w:line="288" w:lineRule="auto"/>
       <w:jc w:val="both"/>
     </w:pPr>
     <w:rPr>
@@ -42896,7 +42896,7 @@
       <w:b/>
       <w:bCs/>
       <w:color w:val="000000"/>
-      <w:sz w:val="24"/>
+      <w:sz w:val="26"/>
       <w:szCs w:val="36"/>
     </w:rPr>
   </w:style>
@@ -42908,13 +42908,13 @@
     <w:pPr>
       <w:keepNext/>
       <w:keepLines/>
-      <w:spacing w:after="240" w:before="240" w:line="276" w:lineRule="auto"/>
+      <w:spacing w:after="240" w:before="240" w:line="288" w:lineRule="auto"/>
       <w:jc w:val="both"/>
     </w:pPr>
     <w:rPr>
       <w:rFonts w:ascii="Times New Roman" w:eastAsia="Times New Roman" w:hAnsi="Times New Roman"/>
       <w:color w:val="000000"/>
-      <w:sz w:val="24"/>
+      <w:sz w:val="26"/>
       <w:szCs w:val="30"/>
     </w:rPr>
   </w:style>
@@ -42925,13 +42925,13 @@
     <w:pPr>
       <w:keepNext/>
       <w:keepLines/>
-      <w:spacing w:line="276" w:lineRule="auto"/>
+      <w:spacing w:line="288" w:lineRule="auto"/>
       <w:jc w:val="both"/>
     </w:pPr>
     <w:rPr>
       <w:rFonts w:ascii="Times New Roman" w:eastAsia="Times New Roman" w:hAnsi="Times New Roman"/>
       <w:color w:val="000000"/>
-      <w:sz w:val="24"/>
+      <w:sz w:val="26"/>
     </w:rPr>
   </w:style>
   <w:style w:styleId="Date" w:type="paragraph">
@@ -42941,13 +42941,13 @@
     <w:pPr>
       <w:keepNext/>
       <w:keepLines/>
-      <w:spacing w:line="276" w:lineRule="auto"/>
+      <w:spacing w:line="288" w:lineRule="auto"/>
       <w:jc w:val="both"/>
     </w:pPr>
     <w:rPr>
       <w:rFonts w:ascii="Times New Roman" w:eastAsia="Times New Roman" w:hAnsi="Times New Roman"/>
       <w:color w:val="000000"/>
-      <w:sz w:val="24"/>
+      <w:sz w:val="26"/>
     </w:rPr>
   </w:style>
   <w:style w:customStyle="1" w:styleId="AbstractTitle" w:type="paragraph">
@@ -42959,11 +42959,11 @@
       <w:keepNext/>
       <w:keepLines/>
       <w:jc w:val="both"/>
-      <w:spacing w:after="0" w:before="300" w:line="276" w:lineRule="auto"/>
+      <w:spacing w:after="0" w:before="300" w:line="288" w:lineRule="auto"/>
     </w:pPr>
     <w:rPr>
       <w:color w:val="000000"/>
-      <w:sz w:val="24"/>
+      <w:sz w:val="26"/>
       <w:szCs w:val="20"/>
       <w:rFonts w:ascii="Times New Roman" w:eastAsia="Times New Roman" w:hAnsi="Times New Roman"/>
       <w:b/>
@@ -42977,13 +42977,13 @@
     <w:pPr>
       <w:keepNext/>
       <w:keepLines/>
-      <w:spacing w:after="300" w:before="100" w:line="276" w:lineRule="auto"/>
+      <w:spacing w:after="300" w:before="100" w:line="288" w:lineRule="auto"/>
       <w:jc w:val="both"/>
     </w:pPr>
     <w:rPr>
       <w:rFonts w:ascii="Times New Roman" w:eastAsia="Times New Roman" w:hAnsi="Times New Roman"/>
       <w:color w:val="000000"/>
-      <w:sz w:val="24"/>
+      <w:sz w:val="26"/>
       <w:szCs w:val="20"/>
     </w:rPr>
   </w:style>
@@ -42993,13 +42993,13 @@
     <w:next w:val="Bibliography"/>
     <w:qFormat/>
     <w:pPr>
-      <w:spacing w:line="276" w:lineRule="auto"/>
+      <w:spacing w:line="288" w:lineRule="auto"/>
       <w:jc w:val="both"/>
     </w:pPr>
     <w:rPr>
       <w:rFonts w:ascii="Times New Roman" w:eastAsia="Times New Roman" w:hAnsi="Times New Roman"/>
       <w:color w:val="000000"/>
-      <w:sz w:val="24"/>
+      <w:sz w:val="26"/>
     </w:rPr>
   </w:style>
   <w:style w:styleId="Heading1" w:type="paragraph">
@@ -43011,7 +43011,7 @@
     <w:pPr>
       <w:keepNext/>
       <w:keepLines/>
-      <w:spacing w:after="0" w:before="480" w:line="276" w:lineRule="auto"/>
+      <w:spacing w:after="0" w:before="480" w:line="288" w:lineRule="auto"/>
       <w:jc w:val="both"/>
       <w:outlineLvl w:val="0"/>
     </w:pPr>
@@ -43020,7 +43020,7 @@
       <w:b/>
       <w:bCs/>
       <w:color w:val="000000"/>
-      <w:sz w:val="24"/>
+      <w:sz w:val="26"/>
       <w:szCs w:val="32"/>
     </w:rPr>
   </w:style>
@@ -43034,7 +43034,7 @@
     <w:pPr>
       <w:keepNext/>
       <w:keepLines/>
-      <w:spacing w:after="0" w:before="200" w:line="276" w:lineRule="auto"/>
+      <w:spacing w:after="0" w:before="200" w:line="288" w:lineRule="auto"/>
       <w:jc w:val="both"/>
       <w:outlineLvl w:val="1"/>
     </w:pPr>
@@ -43043,7 +43043,7 @@
       <w:b/>
       <w:bCs/>
       <w:color w:val="000000"/>
-      <w:sz w:val="24"/>
+      <w:sz w:val="26"/>
       <w:szCs w:val="28"/>
     </w:rPr>
   </w:style>
@@ -43057,7 +43057,7 @@
     <w:pPr>
       <w:keepNext/>
       <w:keepLines/>
-      <w:spacing w:after="0" w:before="200" w:line="276" w:lineRule="auto"/>
+      <w:spacing w:after="0" w:before="200" w:line="288" w:lineRule="auto"/>
       <w:jc w:val="both"/>
       <w:outlineLvl w:val="2"/>
     </w:pPr>
@@ -43066,7 +43066,7 @@
       <w:b/>
       <w:bCs/>
       <w:color w:val="000000"/>
-      <w:sz w:val="24"/>
+      <w:sz w:val="26"/>
       <w:szCs w:val="24"/>
     </w:rPr>
   </w:style>
@@ -43080,7 +43080,7 @@
     <w:pPr>
       <w:keepNext/>
       <w:keepLines/>
-      <w:spacing w:after="0" w:before="200" w:line="276" w:lineRule="auto"/>
+      <w:spacing w:after="0" w:before="200" w:line="288" w:lineRule="auto"/>
       <w:jc w:val="both"/>
       <w:outlineLvl w:val="3"/>
     </w:pPr>
@@ -43089,7 +43089,7 @@
       <w:i/>
       <w:bCs/>
       <w:color w:val="000000"/>
-      <w:sz w:val="24"/>
+      <w:sz w:val="26"/>
       <w:szCs w:val="24"/>
     </w:rPr>
   </w:style>
@@ -43103,7 +43103,7 @@
     <w:pPr>
       <w:keepNext/>
       <w:keepLines/>
-      <w:spacing w:after="0" w:before="200" w:line="276" w:lineRule="auto"/>
+      <w:spacing w:after="0" w:before="200" w:line="288" w:lineRule="auto"/>
       <w:jc w:val="both"/>
       <w:outlineLvl w:val="4"/>
     </w:pPr>
@@ -43111,7 +43111,7 @@
       <w:rFonts w:ascii="Times New Roman" w:asciiTheme="majorHAnsi" w:cstheme="majorBidi" w:eastAsia="Times New Roman" w:eastAsiaTheme="majorEastAsia" w:hAnsi="Times New Roman" w:hAnsiTheme="majorHAnsi"/>
       <w:iCs/>
       <w:color w:val="000000"/>
-      <w:sz w:val="24"/>
+      <w:sz w:val="26"/>
       <w:szCs w:val="24"/>
     </w:rPr>
   </w:style>
@@ -43125,14 +43125,14 @@
     <w:pPr>
       <w:keepNext/>
       <w:keepLines/>
-      <w:spacing w:after="0" w:before="200" w:line="276" w:lineRule="auto"/>
+      <w:spacing w:after="0" w:before="200" w:line="288" w:lineRule="auto"/>
       <w:jc w:val="both"/>
       <w:outlineLvl w:val="5"/>
     </w:pPr>
     <w:rPr>
       <w:rFonts w:ascii="Times New Roman" w:asciiTheme="majorHAnsi" w:cstheme="majorBidi" w:eastAsia="Times New Roman" w:eastAsiaTheme="majorEastAsia" w:hAnsi="Times New Roman" w:hAnsiTheme="majorHAnsi"/>
       <w:color w:val="000000"/>
-      <w:sz w:val="24"/>
+      <w:sz w:val="26"/>
       <w:szCs w:val="24"/>
     </w:rPr>
   </w:style>
@@ -43146,14 +43146,14 @@
     <w:pPr>
       <w:keepNext/>
       <w:keepLines/>
-      <w:spacing w:after="0" w:before="200" w:line="276" w:lineRule="auto"/>
+      <w:spacing w:after="0" w:before="200" w:line="288" w:lineRule="auto"/>
       <w:jc w:val="both"/>
       <w:outlineLvl w:val="6"/>
     </w:pPr>
     <w:rPr>
       <w:rFonts w:ascii="Times New Roman" w:asciiTheme="majorHAnsi" w:cstheme="majorBidi" w:eastAsia="Times New Roman" w:eastAsiaTheme="majorEastAsia" w:hAnsi="Times New Roman" w:hAnsiTheme="majorHAnsi"/>
       <w:color w:val="000000"/>
-      <w:sz w:val="24"/>
+      <w:sz w:val="26"/>
       <w:szCs w:val="24"/>
     </w:rPr>
   </w:style>
@@ -43167,14 +43167,14 @@
     <w:pPr>
       <w:keepNext/>
       <w:keepLines/>
-      <w:spacing w:after="0" w:before="200" w:line="276" w:lineRule="auto"/>
+      <w:spacing w:after="0" w:before="200" w:line="288" w:lineRule="auto"/>
       <w:jc w:val="both"/>
       <w:outlineLvl w:val="7"/>
     </w:pPr>
     <w:rPr>
       <w:rFonts w:ascii="Times New Roman" w:asciiTheme="majorHAnsi" w:cstheme="majorBidi" w:eastAsia="Times New Roman" w:eastAsiaTheme="majorEastAsia" w:hAnsi="Times New Roman" w:hAnsiTheme="majorHAnsi"/>
       <w:color w:val="000000"/>
-      <w:sz w:val="24"/>
+      <w:sz w:val="26"/>
       <w:szCs w:val="24"/>
     </w:rPr>
   </w:style>
@@ -43188,14 +43188,14 @@
     <w:pPr>
       <w:keepNext/>
       <w:keepLines/>
-      <w:spacing w:after="0" w:before="200" w:line="276" w:lineRule="auto"/>
+      <w:spacing w:after="0" w:before="200" w:line="288" w:lineRule="auto"/>
       <w:jc w:val="both"/>
       <w:outlineLvl w:val="8"/>
     </w:pPr>
     <w:rPr>
       <w:rFonts w:ascii="Times New Roman" w:asciiTheme="majorHAnsi" w:cstheme="majorBidi" w:eastAsia="Times New Roman" w:eastAsiaTheme="majorEastAsia" w:hAnsi="Times New Roman" w:hAnsiTheme="majorHAnsi"/>
       <w:color w:val="000000"/>
-      <w:sz w:val="24"/>
+      <w:sz w:val="26"/>
       <w:szCs w:val="24"/>
     </w:rPr>
   </w:style>
@@ -43207,14 +43207,14 @@
     <w:unhideWhenUsed/>
     <w:qFormat/>
     <w:pPr>
-      <w:spacing w:after="100" w:before="100" w:line="276" w:lineRule="auto"/>
+      <w:spacing w:after="100" w:before="100" w:line="288" w:lineRule="auto"/>
       <w:ind w:firstLine="0" w:left="480" w:right="480"/>
       <w:jc w:val="both"/>
     </w:pPr>
     <w:rPr>
       <w:rFonts w:ascii="Times New Roman" w:eastAsia="Times New Roman" w:hAnsi="Times New Roman"/>
       <w:color w:val="000000"/>
-      <w:sz w:val="24"/>
+      <w:sz w:val="26"/>
     </w:rPr>
   </w:style>
   <w:style w:styleId="FootnoteText" w:type="paragraph">
@@ -43225,13 +43225,13 @@
     <w:unhideWhenUsed/>
     <w:qFormat/>
     <w:pPr>
-      <w:spacing w:line="276" w:lineRule="auto"/>
+      <w:spacing w:line="288" w:lineRule="auto"/>
       <w:jc w:val="both"/>
     </w:pPr>
     <w:rPr>
       <w:rFonts w:ascii="Times New Roman" w:eastAsia="Times New Roman" w:hAnsi="Times New Roman"/>
       <w:color w:val="000000"/>
-      <w:sz w:val="24"/>
+      <w:sz w:val="26"/>
     </w:rPr>
   </w:style>
   <w:style w:default="1" w:styleId="DefaultParagraphFont" w:type="character">
@@ -43241,7 +43241,7 @@
     <w:rPr>
       <w:rFonts w:ascii="Times New Roman" w:eastAsia="Times New Roman" w:hAnsi="Times New Roman"/>
       <w:color w:val="000000"/>
-      <w:sz w:val="24"/>
+      <w:sz w:val="26"/>
     </w:rPr>
   </w:style>
   <w:style w:default="1" w:styleId="Table" w:type="table">
@@ -43251,13 +43251,13 @@
     <w:unhideWhenUsed/>
     <w:qFormat/>
     <w:pPr>
-      <w:spacing w:line="276" w:lineRule="auto"/>
+      <w:spacing w:line="288" w:lineRule="auto"/>
       <w:jc w:val="both"/>
     </w:pPr>
     <w:rPr>
       <w:rFonts w:ascii="Times New Roman" w:eastAsia="Times New Roman" w:hAnsi="Times New Roman"/>
       <w:color w:val="000000"/>
-      <w:sz w:val="24"/>
+      <w:sz w:val="26"/>
     </w:rPr>
     <w:tblPr>
       <w:tblInd w:type="dxa" w:w="0"/>
@@ -43291,27 +43291,27 @@
     <w:pPr>
       <w:keepNext/>
       <w:keepLines/>
-      <w:spacing w:after="0" w:line="276" w:lineRule="auto"/>
+      <w:spacing w:after="0" w:line="288" w:lineRule="auto"/>
       <w:jc w:val="both"/>
     </w:pPr>
     <w:rPr>
       <w:rFonts w:ascii="Times New Roman" w:eastAsia="Times New Roman" w:hAnsi="Times New Roman"/>
       <w:b/>
       <w:color w:val="000000"/>
-      <w:sz w:val="24"/>
+      <w:sz w:val="26"/>
     </w:rPr>
   </w:style>
   <w:style w:customStyle="1" w:styleId="Definition" w:type="paragraph">
     <w:name w:val="Definition"/>
     <w:basedOn w:val="Normal"/>
     <w:pPr>
-      <w:spacing w:line="276" w:lineRule="auto"/>
+      <w:spacing w:line="288" w:lineRule="auto"/>
       <w:jc w:val="both"/>
     </w:pPr>
     <w:rPr>
       <w:rFonts w:ascii="Times New Roman" w:eastAsia="Times New Roman" w:hAnsi="Times New Roman"/>
       <w:color w:val="000000"/>
-      <w:sz w:val="24"/>
+      <w:sz w:val="26"/>
     </w:rPr>
   </w:style>
   <w:style w:styleId="Caption" w:type="paragraph">
@@ -43319,14 +43319,14 @@
     <w:basedOn w:val="Normal"/>
     <w:link w:val="BodyTextChar"/>
     <w:pPr>
-      <w:spacing w:after="120" w:before="0" w:line="276" w:lineRule="auto"/>
+      <w:spacing w:after="120" w:before="0" w:line="288" w:lineRule="auto"/>
       <w:jc w:val="both"/>
     </w:pPr>
     <w:rPr>
       <w:rFonts w:ascii="Times New Roman" w:eastAsia="Times New Roman" w:hAnsi="Times New Roman"/>
       <w:i/>
       <w:color w:val="000000"/>
-      <w:sz w:val="24"/>
+      <w:sz w:val="26"/>
     </w:rPr>
   </w:style>
   <w:style w:customStyle="1" w:styleId="TableCaption" w:type="paragraph">
@@ -43334,39 +43334,39 @@
     <w:basedOn w:val="Caption"/>
     <w:pPr>
       <w:keepNext/>
-      <w:spacing w:line="276" w:lineRule="auto"/>
+      <w:spacing w:line="288" w:lineRule="auto"/>
       <w:jc w:val="both"/>
     </w:pPr>
     <w:rPr>
       <w:rFonts w:ascii="Times New Roman" w:eastAsia="Times New Roman" w:hAnsi="Times New Roman"/>
       <w:color w:val="000000"/>
-      <w:sz w:val="24"/>
+      <w:sz w:val="26"/>
     </w:rPr>
   </w:style>
   <w:style w:customStyle="1" w:styleId="ImageCaption" w:type="paragraph">
     <w:name w:val="Image Caption"/>
     <w:basedOn w:val="Caption"/>
     <w:pPr>
-      <w:spacing w:line="276" w:lineRule="auto"/>
+      <w:spacing w:line="288" w:lineRule="auto"/>
       <w:jc w:val="both"/>
     </w:pPr>
     <w:rPr>
       <w:rFonts w:ascii="Times New Roman" w:eastAsia="Times New Roman" w:hAnsi="Times New Roman"/>
       <w:color w:val="000000"/>
-      <w:sz w:val="24"/>
+      <w:sz w:val="26"/>
     </w:rPr>
   </w:style>
   <w:style w:customStyle="1" w:styleId="Figure" w:type="paragraph">
     <w:name w:val="Figure"/>
     <w:basedOn w:val="Normal"/>
     <w:pPr>
-      <w:spacing w:line="276" w:lineRule="auto"/>
+      <w:spacing w:line="288" w:lineRule="auto"/>
       <w:jc w:val="both"/>
     </w:pPr>
     <w:rPr>
       <w:rFonts w:ascii="Times New Roman" w:eastAsia="Times New Roman" w:hAnsi="Times New Roman"/>
       <w:color w:val="000000"/>
-      <w:sz w:val="24"/>
+      <w:sz w:val="26"/>
     </w:rPr>
   </w:style>
   <w:style w:customStyle="1" w:styleId="CaptionedFigure" w:type="paragraph">
@@ -43374,13 +43374,13 @@
     <w:basedOn w:val="Figure"/>
     <w:pPr>
       <w:keepNext/>
-      <w:spacing w:line="276" w:lineRule="auto"/>
+      <w:spacing w:line="288" w:lineRule="auto"/>
       <w:jc w:val="both"/>
     </w:pPr>
     <w:rPr>
       <w:rFonts w:ascii="Times New Roman" w:eastAsia="Times New Roman" w:hAnsi="Times New Roman"/>
       <w:color w:val="000000"/>
-      <w:sz w:val="24"/>
+      <w:sz w:val="26"/>
     </w:rPr>
   </w:style>
   <w:style w:customStyle="1" w:styleId="BodyTextChar" w:type="character">
@@ -43390,7 +43390,7 @@
     <w:rPr>
       <w:rFonts w:ascii="Times New Roman" w:eastAsia="Times New Roman" w:hAnsi="Times New Roman"/>
       <w:color w:val="000000"/>
-      <w:sz w:val="24"/>
+      <w:sz w:val="26"/>
     </w:rPr>
   </w:style>
   <w:style w:customStyle="1" w:styleId="VerbatimChar" w:type="character">
@@ -43399,7 +43399,7 @@
     <w:rPr>
       <w:rFonts w:ascii="Times New Roman" w:eastAsia="Times New Roman" w:hAnsi="Times New Roman"/>
       <w:color w:val="000000"/>
-      <w:sz w:val="24"/>
+      <w:sz w:val="26"/>
     </w:rPr>
   </w:style>
   <w:style w:customStyle="1" w:styleId="SectionNumber" w:type="character">
@@ -43408,7 +43408,7 @@
     <w:rPr>
       <w:rFonts w:ascii="Times New Roman" w:eastAsia="Times New Roman" w:hAnsi="Times New Roman"/>
       <w:color w:val="000000"/>
-      <w:sz w:val="24"/>
+      <w:sz w:val="26"/>
     </w:rPr>
   </w:style>
   <w:style w:styleId="FootnoteReference" w:type="character">
@@ -43417,7 +43417,7 @@
     <w:rPr>
       <w:rFonts w:ascii="Times New Roman" w:eastAsia="Times New Roman" w:hAnsi="Times New Roman"/>
       <w:color w:val="000000"/>
-      <w:sz w:val="24"/>
+      <w:sz w:val="26"/>
       <w:vertAlign w:val="superscript"/>
     </w:rPr>
   </w:style>
@@ -43427,7 +43427,7 @@
     <w:rPr>
       <w:rFonts w:ascii="Times New Roman" w:eastAsia="Times New Roman" w:hAnsi="Times New Roman"/>
       <w:color w:val="000000"/>
-      <w:sz w:val="24"/>
+      <w:sz w:val="26"/>
     </w:rPr>
   </w:style>
   <w:style w:styleId="TOCHeading" w:type="paragraph">
@@ -43438,7 +43438,7 @@
     <w:unhideWhenUsed/>
     <w:qFormat/>
     <w:pPr>
-      <w:spacing w:before="240" w:line="276" w:lineRule="auto"/>
+      <w:spacing w:before="240" w:line="288" w:lineRule="auto"/>
       <w:jc w:val="both"/>
       <w:outlineLvl w:val="9"/>
     </w:pPr>
@@ -43447,242 +43447,317 @@
       <w:b w:val="0"/>
       <w:bCs w:val="0"/>
       <w:color w:val="000000"/>
-      <w:sz w:val="24"/>
+      <w:sz w:val="26"/>
     </w:rPr>
   </w:style>
-  <w:style w:type="paragraph" w:customStyle="1" w:styleId="SourceCode">
+  <w:style w:customStyle="1" w:styleId="SourceCode" w:type="paragraph">
     <w:name w:val="Source Code"/>
     <w:basedOn w:val="Normal"/>
     <w:link w:val="VerbatimChar"/>
     <w:pPr>
       <w:wordWrap w:val="off"/>
+      <w:spacing w:line="288" w:lineRule="auto"/>
+      <w:jc w:val="both"/>
     </w:pPr>
+    <w:rPr>
+      <w:rFonts w:ascii="Times New Roman" w:eastAsia="Times New Roman" w:hAnsi="Times New Roman"/>
+      <w:color w:val="000000"/>
+      <w:sz w:val="26"/>
+    </w:rPr>
   </w:style>
-  <w:style w:type="character" w:customStyle="1" w:styleId="KeywordTok">
+  <w:style w:customStyle="1" w:styleId="KeywordTok" w:type="character">
     <w:name w:val="KeywordTok"/>
     <w:basedOn w:val="VerbatimChar"/>
     <w:rPr>
-      <w:color w:val="007020"/>
+      <w:rFonts w:ascii="Times New Roman" w:eastAsia="Times New Roman" w:hAnsi="Times New Roman"/>
       <w:b/>
+      <w:color w:val="000000"/>
+      <w:sz w:val="26"/>
     </w:rPr>
   </w:style>
-  <w:style w:type="character" w:customStyle="1" w:styleId="DataTypeTok">
+  <w:style w:customStyle="1" w:styleId="DataTypeTok" w:type="character">
     <w:name w:val="DataTypeTok"/>
     <w:basedOn w:val="VerbatimChar"/>
     <w:rPr>
-      <w:color w:val="902000"/>
+      <w:rFonts w:ascii="Times New Roman" w:eastAsia="Times New Roman" w:hAnsi="Times New Roman"/>
+      <w:color w:val="000000"/>
+      <w:sz w:val="26"/>
     </w:rPr>
   </w:style>
-  <w:style w:type="character" w:customStyle="1" w:styleId="DecValTok">
+  <w:style w:customStyle="1" w:styleId="DecValTok" w:type="character">
     <w:name w:val="DecValTok"/>
     <w:basedOn w:val="VerbatimChar"/>
     <w:rPr>
-      <w:color w:val="40a070"/>
+      <w:rFonts w:ascii="Times New Roman" w:eastAsia="Times New Roman" w:hAnsi="Times New Roman"/>
+      <w:color w:val="000000"/>
+      <w:sz w:val="26"/>
     </w:rPr>
   </w:style>
-  <w:style w:type="character" w:customStyle="1" w:styleId="BaseNTok">
+  <w:style w:customStyle="1" w:styleId="BaseNTok" w:type="character">
     <w:name w:val="BaseNTok"/>
     <w:basedOn w:val="VerbatimChar"/>
     <w:rPr>
-      <w:color w:val="40a070"/>
+      <w:rFonts w:ascii="Times New Roman" w:eastAsia="Times New Roman" w:hAnsi="Times New Roman"/>
+      <w:color w:val="000000"/>
+      <w:sz w:val="26"/>
     </w:rPr>
   </w:style>
-  <w:style w:type="character" w:customStyle="1" w:styleId="FloatTok">
+  <w:style w:customStyle="1" w:styleId="FloatTok" w:type="character">
     <w:name w:val="FloatTok"/>
     <w:basedOn w:val="VerbatimChar"/>
     <w:rPr>
-      <w:color w:val="40a070"/>
+      <w:rFonts w:ascii="Times New Roman" w:eastAsia="Times New Roman" w:hAnsi="Times New Roman"/>
+      <w:color w:val="000000"/>
+      <w:sz w:val="26"/>
     </w:rPr>
   </w:style>
-  <w:style w:type="character" w:customStyle="1" w:styleId="ConstantTok">
+  <w:style w:customStyle="1" w:styleId="ConstantTok" w:type="character">
     <w:name w:val="ConstantTok"/>
     <w:basedOn w:val="VerbatimChar"/>
     <w:rPr>
-      <w:color w:val="880000"/>
+      <w:rFonts w:ascii="Times New Roman" w:eastAsia="Times New Roman" w:hAnsi="Times New Roman"/>
+      <w:color w:val="000000"/>
+      <w:sz w:val="26"/>
     </w:rPr>
   </w:style>
-  <w:style w:type="character" w:customStyle="1" w:styleId="CharTok">
+  <w:style w:customStyle="1" w:styleId="CharTok" w:type="character">
     <w:name w:val="CharTok"/>
     <w:basedOn w:val="VerbatimChar"/>
     <w:rPr>
-      <w:color w:val="4070a0"/>
+      <w:rFonts w:ascii="Times New Roman" w:eastAsia="Times New Roman" w:hAnsi="Times New Roman"/>
+      <w:color w:val="000000"/>
+      <w:sz w:val="26"/>
     </w:rPr>
   </w:style>
-  <w:style w:type="character" w:customStyle="1" w:styleId="SpecialCharTok">
+  <w:style w:customStyle="1" w:styleId="SpecialCharTok" w:type="character">
     <w:name w:val="SpecialCharTok"/>
     <w:basedOn w:val="VerbatimChar"/>
     <w:rPr>
-      <w:color w:val="4070a0"/>
+      <w:rFonts w:ascii="Times New Roman" w:eastAsia="Times New Roman" w:hAnsi="Times New Roman"/>
+      <w:color w:val="000000"/>
+      <w:sz w:val="26"/>
     </w:rPr>
   </w:style>
-  <w:style w:type="character" w:customStyle="1" w:styleId="StringTok">
+  <w:style w:customStyle="1" w:styleId="StringTok" w:type="character">
     <w:name w:val="StringTok"/>
     <w:basedOn w:val="VerbatimChar"/>
     <w:rPr>
-      <w:color w:val="4070a0"/>
+      <w:rFonts w:ascii="Times New Roman" w:eastAsia="Times New Roman" w:hAnsi="Times New Roman"/>
+      <w:color w:val="000000"/>
+      <w:sz w:val="26"/>
     </w:rPr>
   </w:style>
-  <w:style w:type="character" w:customStyle="1" w:styleId="VerbatimStringTok">
+  <w:style w:customStyle="1" w:styleId="VerbatimStringTok" w:type="character">
     <w:name w:val="VerbatimStringTok"/>
     <w:basedOn w:val="VerbatimChar"/>
     <w:rPr>
-      <w:color w:val="4070a0"/>
+      <w:rFonts w:ascii="Times New Roman" w:eastAsia="Times New Roman" w:hAnsi="Times New Roman"/>
+      <w:color w:val="000000"/>
+      <w:sz w:val="26"/>
     </w:rPr>
   </w:style>
-  <w:style w:type="character" w:customStyle="1" w:styleId="SpecialStringTok">
+  <w:style w:customStyle="1" w:styleId="SpecialStringTok" w:type="character">
     <w:name w:val="SpecialStringTok"/>
     <w:basedOn w:val="VerbatimChar"/>
     <w:rPr>
-      <w:color w:val="bb6688"/>
+      <w:rFonts w:ascii="Times New Roman" w:eastAsia="Times New Roman" w:hAnsi="Times New Roman"/>
+      <w:color w:val="000000"/>
+      <w:sz w:val="26"/>
     </w:rPr>
   </w:style>
-  <w:style w:type="character" w:customStyle="1" w:styleId="ImportTok">
+  <w:style w:customStyle="1" w:styleId="ImportTok" w:type="character">
     <w:name w:val="ImportTok"/>
     <w:basedOn w:val="VerbatimChar"/>
     <w:rPr>
-      <w:color w:val="008000"/>
+      <w:rFonts w:ascii="Times New Roman" w:eastAsia="Times New Roman" w:hAnsi="Times New Roman"/>
       <w:b/>
+      <w:color w:val="000000"/>
+      <w:sz w:val="26"/>
     </w:rPr>
   </w:style>
-  <w:style w:type="character" w:customStyle="1" w:styleId="CommentTok">
+  <w:style w:customStyle="1" w:styleId="CommentTok" w:type="character">
     <w:name w:val="CommentTok"/>
     <w:basedOn w:val="VerbatimChar"/>
     <w:rPr>
-      <w:color w:val="60a0b0"/>
+      <w:rFonts w:ascii="Times New Roman" w:eastAsia="Times New Roman" w:hAnsi="Times New Roman"/>
       <w:i/>
+      <w:color w:val="000000"/>
+      <w:sz w:val="26"/>
     </w:rPr>
   </w:style>
-  <w:style w:type="character" w:customStyle="1" w:styleId="DocumentationTok">
+  <w:style w:customStyle="1" w:styleId="DocumentationTok" w:type="character">
     <w:name w:val="DocumentationTok"/>
     <w:basedOn w:val="VerbatimChar"/>
     <w:rPr>
-      <w:color w:val="ba2121"/>
+      <w:rFonts w:ascii="Times New Roman" w:eastAsia="Times New Roman" w:hAnsi="Times New Roman"/>
       <w:i/>
+      <w:color w:val="000000"/>
+      <w:sz w:val="26"/>
     </w:rPr>
   </w:style>
-  <w:style w:type="character" w:customStyle="1" w:styleId="AnnotationTok">
+  <w:style w:customStyle="1" w:styleId="AnnotationTok" w:type="character">
     <w:name w:val="AnnotationTok"/>
     <w:basedOn w:val="VerbatimChar"/>
     <w:rPr>
-      <w:color w:val="60a0b0"/>
+      <w:rFonts w:ascii="Times New Roman" w:eastAsia="Times New Roman" w:hAnsi="Times New Roman"/>
       <w:b/>
       <w:i/>
+      <w:color w:val="000000"/>
+      <w:sz w:val="26"/>
     </w:rPr>
   </w:style>
-  <w:style w:type="character" w:customStyle="1" w:styleId="CommentVarTok">
+  <w:style w:customStyle="1" w:styleId="CommentVarTok" w:type="character">
     <w:name w:val="CommentVarTok"/>
     <w:basedOn w:val="VerbatimChar"/>
     <w:rPr>
-      <w:color w:val="60a0b0"/>
+      <w:rFonts w:ascii="Times New Roman" w:eastAsia="Times New Roman" w:hAnsi="Times New Roman"/>
       <w:b/>
       <w:i/>
+      <w:color w:val="000000"/>
+      <w:sz w:val="26"/>
     </w:rPr>
   </w:style>
-  <w:style w:type="character" w:customStyle="1" w:styleId="OtherTok">
+  <w:style w:customStyle="1" w:styleId="OtherTok" w:type="character">
     <w:name w:val="OtherTok"/>
     <w:basedOn w:val="VerbatimChar"/>
     <w:rPr>
-      <w:color w:val="007020"/>
+      <w:rFonts w:ascii="Times New Roman" w:eastAsia="Times New Roman" w:hAnsi="Times New Roman"/>
+      <w:color w:val="000000"/>
+      <w:sz w:val="26"/>
     </w:rPr>
   </w:style>
-  <w:style w:type="character" w:customStyle="1" w:styleId="FunctionTok">
+  <w:style w:customStyle="1" w:styleId="FunctionTok" w:type="character">
     <w:name w:val="FunctionTok"/>
     <w:basedOn w:val="VerbatimChar"/>
     <w:rPr>
-      <w:color w:val="06287e"/>
+      <w:rFonts w:ascii="Times New Roman" w:eastAsia="Times New Roman" w:hAnsi="Times New Roman"/>
+      <w:color w:val="000000"/>
+      <w:sz w:val="26"/>
     </w:rPr>
   </w:style>
-  <w:style w:type="character" w:customStyle="1" w:styleId="VariableTok">
+  <w:style w:customStyle="1" w:styleId="VariableTok" w:type="character">
     <w:name w:val="VariableTok"/>
     <w:basedOn w:val="VerbatimChar"/>
     <w:rPr>
-      <w:color w:val="19177c"/>
+      <w:rFonts w:ascii="Times New Roman" w:eastAsia="Times New Roman" w:hAnsi="Times New Roman"/>
+      <w:color w:val="000000"/>
+      <w:sz w:val="26"/>
     </w:rPr>
   </w:style>
-  <w:style w:type="character" w:customStyle="1" w:styleId="ControlFlowTok">
+  <w:style w:customStyle="1" w:styleId="ControlFlowTok" w:type="character">
     <w:name w:val="ControlFlowTok"/>
     <w:basedOn w:val="VerbatimChar"/>
     <w:rPr>
-      <w:color w:val="007020"/>
+      <w:rFonts w:ascii="Times New Roman" w:eastAsia="Times New Roman" w:hAnsi="Times New Roman"/>
       <w:b/>
+      <w:color w:val="000000"/>
+      <w:sz w:val="26"/>
     </w:rPr>
   </w:style>
-  <w:style w:type="character" w:customStyle="1" w:styleId="OperatorTok">
+  <w:style w:customStyle="1" w:styleId="OperatorTok" w:type="character">
     <w:name w:val="OperatorTok"/>
     <w:basedOn w:val="VerbatimChar"/>
     <w:rPr>
-      <w:color w:val="666666"/>
+      <w:rFonts w:ascii="Times New Roman" w:eastAsia="Times New Roman" w:hAnsi="Times New Roman"/>
+      <w:color w:val="000000"/>
+      <w:sz w:val="26"/>
     </w:rPr>
   </w:style>
-  <w:style w:type="character" w:customStyle="1" w:styleId="BuiltInTok">
+  <w:style w:customStyle="1" w:styleId="BuiltInTok" w:type="character">
     <w:name w:val="BuiltInTok"/>
     <w:basedOn w:val="VerbatimChar"/>
     <w:rPr>
-      <w:color w:val="008000"/>
+      <w:rFonts w:ascii="Times New Roman" w:eastAsia="Times New Roman" w:hAnsi="Times New Roman"/>
+      <w:color w:val="000000"/>
+      <w:sz w:val="26"/>
     </w:rPr>
   </w:style>
-  <w:style w:type="character" w:customStyle="1" w:styleId="ExtensionTok">
+  <w:style w:customStyle="1" w:styleId="ExtensionTok" w:type="character">
     <w:name w:val="ExtensionTok"/>
     <w:basedOn w:val="VerbatimChar"/>
-    <w:rPr/>
+    <w:rPr>
+      <w:rFonts w:ascii="Times New Roman" w:eastAsia="Times New Roman" w:hAnsi="Times New Roman"/>
+      <w:color w:val="000000"/>
+      <w:sz w:val="26"/>
+    </w:rPr>
   </w:style>
-  <w:style w:type="character" w:customStyle="1" w:styleId="PreprocessorTok">
+  <w:style w:customStyle="1" w:styleId="PreprocessorTok" w:type="character">
     <w:name w:val="PreprocessorTok"/>
     <w:basedOn w:val="VerbatimChar"/>
     <w:rPr>
-      <w:color w:val="bc7a00"/>
+      <w:rFonts w:ascii="Times New Roman" w:eastAsia="Times New Roman" w:hAnsi="Times New Roman"/>
+      <w:color w:val="000000"/>
+      <w:sz w:val="26"/>
     </w:rPr>
   </w:style>
-  <w:style w:type="character" w:customStyle="1" w:styleId="AttributeTok">
+  <w:style w:customStyle="1" w:styleId="AttributeTok" w:type="character">
     <w:name w:val="AttributeTok"/>
     <w:basedOn w:val="VerbatimChar"/>
     <w:rPr>
-      <w:color w:val="7d9029"/>
+      <w:rFonts w:ascii="Times New Roman" w:eastAsia="Times New Roman" w:hAnsi="Times New Roman"/>
+      <w:color w:val="000000"/>
+      <w:sz w:val="26"/>
     </w:rPr>
   </w:style>
-  <w:style w:type="character" w:customStyle="1" w:styleId="RegionMarkerTok">
+  <w:style w:customStyle="1" w:styleId="RegionMarkerTok" w:type="character">
     <w:name w:val="RegionMarkerTok"/>
     <w:basedOn w:val="VerbatimChar"/>
-    <w:rPr/>
+    <w:rPr>
+      <w:rFonts w:ascii="Times New Roman" w:eastAsia="Times New Roman" w:hAnsi="Times New Roman"/>
+      <w:color w:val="000000"/>
+      <w:sz w:val="26"/>
+    </w:rPr>
   </w:style>
-  <w:style w:type="character" w:customStyle="1" w:styleId="InformationTok">
+  <w:style w:customStyle="1" w:styleId="InformationTok" w:type="character">
     <w:name w:val="InformationTok"/>
     <w:basedOn w:val="VerbatimChar"/>
     <w:rPr>
-      <w:color w:val="60a0b0"/>
+      <w:rFonts w:ascii="Times New Roman" w:eastAsia="Times New Roman" w:hAnsi="Times New Roman"/>
       <w:b/>
       <w:i/>
+      <w:color w:val="000000"/>
+      <w:sz w:val="26"/>
     </w:rPr>
   </w:style>
-  <w:style w:type="character" w:customStyle="1" w:styleId="WarningTok">
+  <w:style w:customStyle="1" w:styleId="WarningTok" w:type="character">
     <w:name w:val="WarningTok"/>
     <w:basedOn w:val="VerbatimChar"/>
     <w:rPr>
-      <w:color w:val="60a0b0"/>
+      <w:rFonts w:ascii="Times New Roman" w:eastAsia="Times New Roman" w:hAnsi="Times New Roman"/>
       <w:b/>
       <w:i/>
+      <w:color w:val="000000"/>
+      <w:sz w:val="26"/>
     </w:rPr>
   </w:style>
-  <w:style w:type="character" w:customStyle="1" w:styleId="AlertTok">
+  <w:style w:customStyle="1" w:styleId="AlertTok" w:type="character">
     <w:name w:val="AlertTok"/>
     <w:basedOn w:val="VerbatimChar"/>
     <w:rPr>
-      <w:color w:val="ff0000"/>
+      <w:rFonts w:ascii="Times New Roman" w:eastAsia="Times New Roman" w:hAnsi="Times New Roman"/>
       <w:b/>
+      <w:color w:val="000000"/>
+      <w:sz w:val="26"/>
     </w:rPr>
   </w:style>
-  <w:style w:type="character" w:customStyle="1" w:styleId="ErrorTok">
+  <w:style w:customStyle="1" w:styleId="ErrorTok" w:type="character">
     <w:name w:val="ErrorTok"/>
     <w:basedOn w:val="VerbatimChar"/>
     <w:rPr>
-      <w:color w:val="ff0000"/>
+      <w:rFonts w:ascii="Times New Roman" w:eastAsia="Times New Roman" w:hAnsi="Times New Roman"/>
       <w:b/>
+      <w:color w:val="000000"/>
+      <w:sz w:val="26"/>
     </w:rPr>
   </w:style>
-  <w:style w:type="character" w:customStyle="1" w:styleId="NormalTok">
+  <w:style w:customStyle="1" w:styleId="NormalTok" w:type="character">
     <w:name w:val="NormalTok"/>
     <w:basedOn w:val="VerbatimChar"/>
-    <w:rPr/>
+    <w:rPr>
+      <w:rFonts w:ascii="Times New Roman" w:eastAsia="Times New Roman" w:hAnsi="Times New Roman"/>
+      <w:color w:val="000000"/>
+      <w:sz w:val="26"/>
+    </w:rPr>
   </w:style>
 </w:styles>
 </file>

--- a/dist/luan_an_ctu/chuong_4_ket_qua_vi.docx
+++ b/dist/luan_an_ctu/chuong_4_ket_qua_vi.docx
@@ -93,7 +93,32 @@
         <w:pStyle w:val="FirstParagraph"/>
       </w:pPr>
       <w:r>
-        <w:t xml:space="preserve">Phân tích mô tả trên khung 50 nền kinh tế châu Á và Thái Bình Dương (gồm Nhật Bản, thành viên thứ sáu của Nhóm I được WBES khảo sát lần đầu năm 2025; xem Mục 4.1.5) cho thấy bức tranh hiệu quả hoạt động kinh doanh có sự phân tán lớn và không hội tụ. Các bảng phân loại 4.1 dưới đây dựa trên bộ dữ liệu ước lượng đa quốc gia (pool phân loại 96.415 doanh nghiệp / 52 nhãn nền; khung phân tích 88.869 / 50 nền, gồm Nhật Bản; mẫu hồi quy chính P7 M2 N = 81.022), nhất quán với thống kê mô tả chi tiết của Chuyên đề 1 trên đầy đủ 50 nền. Vì doanh thu WBES được báo cáo bằng nội tệ, độ phân tán năng suất được tính</w:t>
+        <w:t xml:space="preserve">Phân tích mô tả trên khung 50 nền kinh tế châu Á và Thái Bình Dương (gồm Nhật Bản, thành viên thứ sáu của Nhóm I được WBES khảo sát lần đầu năm 2025; xem Mục 4.1.5) cho thấy bức tranh hiệu quả hoạt động kinh doanh có sự phân tán lớn và không hội tụ. Các bảng 4.1–4.2 dưới đây được</w:t>
+      </w:r>
+      <w:r>
+        <w:t xml:space="preserve"> </w:t>
+      </w:r>
+      <w:r>
+        <w:rPr>
+          <w:bCs/>
+          <w:b/>
+        </w:rPr>
+        <w:t xml:space="preserve">tái lập trực tiếp từ dữ liệu thô</w:t>
+      </w:r>
+      <w:r>
+        <w:t xml:space="preserve"> </w:t>
+      </w:r>
+      <w:r>
+        <w:t xml:space="preserve">trên khung mô tả 50 nền có năng suất hợp lệ (84.998 doanh nghiệp; 107 cặp nền–năm), bằng cùng quy trình hài hòa hóa với pipeline kinh tế lượng P7 (</w:t>
+      </w:r>
+      <w:r>
+        <w:rPr>
+          <w:rStyle w:val="VerbatimChar"/>
+        </w:rPr>
+        <w:t xml:space="preserve">scripts/relock_descriptives_canonical.py</w:t>
+      </w:r>
+      <w:r>
+        <w:t xml:space="preserve">); pool phân loại ICRV rộng hơn là 96.415 doanh nghiệp / 52 nhãn nền, khung phân tích đa quốc gia là 88.869 / 50 nền gồm Nhật Bản, và mẫu hồi quy chính P7 M2 là N = 81.022. Vì doanh thu WBES được báo cáo bằng nội tệ, độ phân tán năng suất được tính</w:t>
       </w:r>
       <w:r>
         <w:t xml:space="preserve"> </w:t>
@@ -109,7 +134,7 @@
         <w:t xml:space="preserve"> </w:t>
       </w:r>
       <w:r>
-        <w:t xml:space="preserve">(bất biến với đơn vị tiền tệ): độ lệch chuẩn của ln(doanh thu/lao động) trong đợt tăng từ 1,04 (Nhóm I, Advanced đổi mới) lên 1,31–1,39 (Nhóm III–V), và tỷ số P90/P10 leo từ khoảng 12 lần (Nhóm I) lên khoảng 30 lần (Nhóm V) theo chiều từ nhóm thể chế cao đến nhóm thể chế thấp.</w:t>
+        <w:t xml:space="preserve">(bất biến với đơn vị tiền tệ): độ lệch chuẩn của ln(doanh thu/lao động) trong đợt tăng từ 0,96 (Nhóm I, Advanced đổi mới) lên 1,24–1,37 (Nhóm III–V), và tỷ số P90/P10 leo từ khoảng 11 lần (Nhóm I) lên khoảng 27 lần (Nhóm V) theo chiều từ nhóm thể chế cao đến nhóm thể chế thấp.</w:t>
       </w:r>
     </w:p>
     <w:p>
@@ -131,7 +156,7 @@
           <w:iCs/>
           <w:i/>
         </w:rPr>
-        <w:t xml:space="preserve">Phân tán năng suất lao động và đặc điểm quốc tế hóa theo phân nhóm con ICRV (mẫu gộp WBES 2006–2026; số doanh nghiệp phân loại ICRV ≈ 96.415; khung phân tích 88.869/50 nền; mẫu hồi quy chính P7 M2 N = 81.022).</w:t>
+        <w:t xml:space="preserve">Phân tán năng suất lao động và đặc điểm quốc tế hóa theo phân nhóm con ICRV (khung mô tả tái lập 50 nền có năng suất hợp lệ, 84.998 doanh nghiệp, WBES 2006–2026; pool phân loại ICRV rộng hơn 96.415/52 nhãn nền; mẫu hồi quy chính P7 M2 N = 81.022).</w:t>
       </w:r>
     </w:p>
     <w:tbl>
@@ -173,7 +198,7 @@
               <w:jc w:val="left"/>
             </w:pPr>
             <w:r>
-              <w:t xml:space="preserve">n</w:t>
+              <w:t xml:space="preserve">n (LP-valid)</w:t>
             </w:r>
           </w:p>
         </w:tc>
@@ -247,7 +272,81 @@
               <w:jc w:val="left"/>
             </w:pPr>
             <w:r>
-              <w:t xml:space="preserve">6.390</w:t>
+              <w:t xml:space="preserve">5.688</w:t>
+            </w:r>
+          </w:p>
+        </w:tc>
+        <w:tc>
+          <w:tcPr/>
+          <w:p>
+            <w:pPr>
+              <w:pStyle w:val="Compact"/>
+              <w:jc w:val="left"/>
+            </w:pPr>
+            <w:r>
+              <w:t xml:space="preserve">0,96</w:t>
+            </w:r>
+          </w:p>
+        </w:tc>
+        <w:tc>
+          <w:tcPr/>
+          <w:p>
+            <w:pPr>
+              <w:pStyle w:val="Compact"/>
+              <w:jc w:val="left"/>
+            </w:pPr>
+            <w:r>
+              <w:t xml:space="preserve">10,3</w:t>
+            </w:r>
+          </w:p>
+        </w:tc>
+        <w:tc>
+          <w:tcPr/>
+          <w:p>
+            <w:pPr>
+              <w:pStyle w:val="Compact"/>
+              <w:jc w:val="left"/>
+            </w:pPr>
+            <w:r>
+              <w:t xml:space="preserve">24,3</w:t>
+            </w:r>
+          </w:p>
+        </w:tc>
+        <w:tc>
+          <w:tcPr/>
+          <w:p>
+            <w:pPr>
+              <w:pStyle w:val="Compact"/>
+              <w:jc w:val="left"/>
+            </w:pPr>
+            <w:r>
+              <w:t xml:space="preserve">7,7</w:t>
+            </w:r>
+          </w:p>
+        </w:tc>
+      </w:tr>
+      <w:tr>
+        <w:tc>
+          <w:tcPr/>
+          <w:p>
+            <w:pPr>
+              <w:pStyle w:val="Compact"/>
+              <w:jc w:val="left"/>
+            </w:pPr>
+            <w:r>
+              <w:t xml:space="preserve">Nhóm II: Advanced tài nguyên (GCC)</w:t>
+            </w:r>
+          </w:p>
+        </w:tc>
+        <w:tc>
+          <w:tcPr/>
+          <w:p>
+            <w:pPr>
+              <w:pStyle w:val="Compact"/>
+              <w:jc w:val="left"/>
+            </w:pPr>
+            <w:r>
+              <w:t xml:space="preserve">2.082</w:t>
             </w:r>
           </w:p>
         </w:tc>
@@ -263,7 +362,10 @@
                 <w:bCs/>
                 <w:b/>
               </w:rPr>
-              <w:t xml:space="preserve">1,00</w:t>
+              <w:t xml:space="preserve">0,79</w:t>
+            </w:r>
+            <w:r>
+              <w:t xml:space="preserve">²</w:t>
             </w:r>
           </w:p>
         </w:tc>
@@ -275,7 +377,7 @@
               <w:jc w:val="left"/>
             </w:pPr>
             <w:r>
-              <w:t xml:space="preserve">10,3</w:t>
+              <w:t xml:space="preserve">3,9</w:t>
             </w:r>
           </w:p>
         </w:tc>
@@ -287,7 +389,7 @@
               <w:jc w:val="left"/>
             </w:pPr>
             <w:r>
-              <w:t xml:space="preserve">24,5</w:t>
+              <w:t xml:space="preserve">11,6</w:t>
             </w:r>
           </w:p>
         </w:tc>
@@ -299,7 +401,7 @@
               <w:jc w:val="left"/>
             </w:pPr>
             <w:r>
-              <w:t xml:space="preserve">7,7</w:t>
+              <w:t xml:space="preserve">13,6</w:t>
             </w:r>
           </w:p>
         </w:tc>
@@ -313,7 +415,7 @@
               <w:jc w:val="left"/>
             </w:pPr>
             <w:r>
-              <w:t xml:space="preserve">Nhóm II: Advanced tài nguyên (GCC)</w:t>
+              <w:t xml:space="preserve">Nhóm III: trung bình cao (CHN, MYS, THA, KAZ…)</w:t>
             </w:r>
           </w:p>
         </w:tc>
@@ -325,7 +427,7 @@
               <w:jc w:val="left"/>
             </w:pPr>
             <w:r>
-              <w:t xml:space="preserve">2.269</w:t>
+              <w:t xml:space="preserve">15.174</w:t>
             </w:r>
           </w:p>
         </w:tc>
@@ -337,7 +439,7 @@
               <w:jc w:val="left"/>
             </w:pPr>
             <w:r>
-              <w:t xml:space="preserve">1,14²</w:t>
+              <w:t xml:space="preserve">1,30</w:t>
             </w:r>
           </w:p>
         </w:tc>
@@ -349,7 +451,7 @@
               <w:jc w:val="left"/>
             </w:pPr>
             <w:r>
-              <w:t xml:space="preserve">~3</w:t>
+              <w:t xml:space="preserve">10,3</w:t>
             </w:r>
           </w:p>
         </w:tc>
@@ -361,7 +463,7 @@
               <w:jc w:val="left"/>
             </w:pPr>
             <w:r>
-              <w:t xml:space="preserve">~8</w:t>
+              <w:t xml:space="preserve">21,6</w:t>
             </w:r>
           </w:p>
         </w:tc>
@@ -373,7 +475,7 @@
               <w:jc w:val="left"/>
             </w:pPr>
             <w:r>
-              <w:t xml:space="preserve">n/a</w:t>
+              <w:t xml:space="preserve">8,4</w:t>
             </w:r>
           </w:p>
         </w:tc>
@@ -387,7 +489,7 @@
               <w:jc w:val="left"/>
             </w:pPr>
             <w:r>
-              <w:t xml:space="preserve">Nhóm III: trung bình cao (CHN, MYS, THA, KAZ…)</w:t>
+              <w:t xml:space="preserve">Nhóm IV: chuyển đổi thu nhập trung bình thấp (VNM, IND, IDN, PHL, BGD, PAK, MNG)</w:t>
             </w:r>
           </w:p>
         </w:tc>
@@ -399,7 +501,7 @@
               <w:jc w:val="left"/>
             </w:pPr>
             <w:r>
-              <w:t xml:space="preserve">17.905</w:t>
+              <w:t xml:space="preserve">42.798</w:t>
             </w:r>
           </w:p>
         </w:tc>
@@ -411,7 +513,7 @@
               <w:jc w:val="left"/>
             </w:pPr>
             <w:r>
-              <w:t xml:space="preserve">1,37</w:t>
+              <w:t xml:space="preserve">1,24</w:t>
             </w:r>
           </w:p>
         </w:tc>
@@ -423,7 +525,7 @@
               <w:jc w:val="left"/>
             </w:pPr>
             <w:r>
-              <w:t xml:space="preserve">10,3</w:t>
+              <w:t xml:space="preserve">8,1</w:t>
             </w:r>
           </w:p>
         </w:tc>
@@ -435,7 +537,7 @@
               <w:jc w:val="left"/>
             </w:pPr>
             <w:r>
-              <w:t xml:space="preserve">21,7</w:t>
+              <w:t xml:space="preserve">14,1</w:t>
             </w:r>
           </w:p>
         </w:tc>
@@ -447,7 +549,7 @@
               <w:jc w:val="left"/>
             </w:pPr>
             <w:r>
-              <w:t xml:space="preserve">8,4</w:t>
+              <w:t xml:space="preserve">3,1</w:t>
             </w:r>
           </w:p>
         </w:tc>
@@ -461,7 +563,7 @@
               <w:jc w:val="left"/>
             </w:pPr>
             <w:r>
-              <w:t xml:space="preserve">Nhóm IV: chuyển đổi thu nhập trung bình thấp (VNM, IND, IDN, PHL, BGD, PAK, MNG)</w:t>
+              <w:t xml:space="preserve">Nhóm V: đang nổi (LAO, KHM, NPL, LKA, JOR, AZE…)</w:t>
             </w:r>
           </w:p>
         </w:tc>
@@ -473,7 +575,7 @@
               <w:jc w:val="left"/>
             </w:pPr>
             <w:r>
-              <w:t xml:space="preserve">50.926</w:t>
+              <w:t xml:space="preserve">17.340</w:t>
             </w:r>
           </w:p>
         </w:tc>
@@ -485,7 +587,7 @@
               <w:jc w:val="left"/>
             </w:pPr>
             <w:r>
-              <w:t xml:space="preserve">1,31</w:t>
+              <w:t xml:space="preserve">1,37</w:t>
             </w:r>
           </w:p>
         </w:tc>
@@ -497,7 +599,7 @@
               <w:jc w:val="left"/>
             </w:pPr>
             <w:r>
-              <w:t xml:space="preserve">8,6</w:t>
+              <w:t xml:space="preserve">10,2</w:t>
             </w:r>
           </w:p>
         </w:tc>
@@ -509,7 +611,7 @@
               <w:jc w:val="left"/>
             </w:pPr>
             <w:r>
-              <w:t xml:space="preserve">15,5</w:t>
+              <w:t xml:space="preserve">18,1</w:t>
             </w:r>
           </w:p>
         </w:tc>
@@ -521,7 +623,7 @@
               <w:jc w:val="left"/>
             </w:pPr>
             <w:r>
-              <w:t xml:space="preserve">4,7</w:t>
+              <w:t xml:space="preserve">7,0</w:t>
             </w:r>
           </w:p>
         </w:tc>
@@ -535,7 +637,7 @@
               <w:jc w:val="left"/>
             </w:pPr>
             <w:r>
-              <w:t xml:space="preserve">Nhóm V: đang nổi (LAO, KHM, NPL, LKA, JOR…)</w:t>
+              <w:t xml:space="preserve">Nhóm VI: SIDS (FJI, PNG, SLB…)</w:t>
             </w:r>
           </w:p>
         </w:tc>
@@ -547,7 +649,7 @@
               <w:jc w:val="left"/>
             </w:pPr>
             <w:r>
-              <w:t xml:space="preserve">18.569</w:t>
+              <w:t xml:space="preserve">1.916</w:t>
             </w:r>
           </w:p>
         </w:tc>
@@ -563,7 +665,7 @@
                 <w:bCs/>
                 <w:b/>
               </w:rPr>
-              <w:t xml:space="preserve">1,39</w:t>
+              <w:t xml:space="preserve">1,40</w:t>
             </w:r>
           </w:p>
         </w:tc>
@@ -575,7 +677,7 @@
               <w:jc w:val="left"/>
             </w:pPr>
             <w:r>
-              <w:t xml:space="preserve">10,1</w:t>
+              <w:t xml:space="preserve">6,7</w:t>
             </w:r>
           </w:p>
         </w:tc>
@@ -587,7 +689,7 @@
               <w:jc w:val="left"/>
             </w:pPr>
             <w:r>
-              <w:t xml:space="preserve">16,6</w:t>
+              <w:t xml:space="preserve">14,4</w:t>
             </w:r>
           </w:p>
         </w:tc>
@@ -599,81 +701,7 @@
               <w:jc w:val="left"/>
             </w:pPr>
             <w:r>
-              <w:t xml:space="preserve">5,9</w:t>
-            </w:r>
-          </w:p>
-        </w:tc>
-      </w:tr>
-      <w:tr>
-        <w:tc>
-          <w:tcPr/>
-          <w:p>
-            <w:pPr>
-              <w:pStyle w:val="Compact"/>
-              <w:jc w:val="left"/>
-            </w:pPr>
-            <w:r>
-              <w:t xml:space="preserve">Nhóm VI: SIDS (FJI, PNG, SLB…)</w:t>
-            </w:r>
-          </w:p>
-        </w:tc>
-        <w:tc>
-          <w:tcPr/>
-          <w:p>
-            <w:pPr>
-              <w:pStyle w:val="Compact"/>
-              <w:jc w:val="left"/>
-            </w:pPr>
-            <w:r>
-              <w:t xml:space="preserve">2.038</w:t>
-            </w:r>
-          </w:p>
-        </w:tc>
-        <w:tc>
-          <w:tcPr/>
-          <w:p>
-            <w:pPr>
-              <w:pStyle w:val="Compact"/>
-              <w:jc w:val="left"/>
-            </w:pPr>
-            <w:r>
-              <w:t xml:space="preserve">1,32</w:t>
-            </w:r>
-          </w:p>
-        </w:tc>
-        <w:tc>
-          <w:tcPr/>
-          <w:p>
-            <w:pPr>
-              <w:pStyle w:val="Compact"/>
-              <w:jc w:val="left"/>
-            </w:pPr>
-            <w:r>
-              <w:t xml:space="preserve">6,3</w:t>
-            </w:r>
-          </w:p>
-        </w:tc>
-        <w:tc>
-          <w:tcPr/>
-          <w:p>
-            <w:pPr>
-              <w:pStyle w:val="Compact"/>
-              <w:jc w:val="left"/>
-            </w:pPr>
-            <w:r>
-              <w:t xml:space="preserve">16,3</w:t>
-            </w:r>
-          </w:p>
-        </w:tc>
-        <w:tc>
-          <w:tcPr/>
-          <w:p>
-            <w:pPr>
-              <w:pStyle w:val="Compact"/>
-              <w:jc w:val="left"/>
-            </w:pPr>
-            <w:r>
-              <w:t xml:space="preserve">23,5</w:t>
+              <w:t xml:space="preserve">20,0</w:t>
             </w:r>
           </w:p>
         </w:tc>
@@ -691,7 +719,7 @@
                 <w:bCs/>
                 <w:b/>
               </w:rPr>
-              <w:t xml:space="preserve">Tổng (phân loại ICRV)</w:t>
+              <w:t xml:space="preserve">Tổng (LP-valid, 50 nền)</w:t>
             </w:r>
           </w:p>
         </w:tc>
@@ -707,7 +735,7 @@
                 <w:bCs/>
                 <w:b/>
               </w:rPr>
-              <w:t xml:space="preserve">96.415</w:t>
+              <w:t xml:space="preserve">84.998</w:t>
             </w:r>
           </w:p>
         </w:tc>
@@ -782,7 +810,66 @@
           <w:iCs/>
           <w:i/>
         </w:rPr>
-        <w:t xml:space="preserve">Ghi chú: Cột n là số doanh nghiệp được phân loại vào sáu nhóm ICRV trong mẫu gộp WBES (tổng 96.415; ngoài ra còn ~10.350 doanh nghiệp chưa gán nhóm ICRV do thiếu chỉ số thể chế). Mẫu hồi quy chính của P7 là N = 81.022 (mô hình M2, khung 50 nền gồm Nhật Bản) và giảm còn 79.080 ở M5 khi bổ sung biến kiểm soát (xem Mục 4.6.1), do loại các quan sát thiếu biến phụ thuộc/FSTS. ¹ Độ lệch chuẩn ln(năng suất lao động) tính trong từng cặp nền kinh tế × năm rồi lấy trung vị giữa các đợt của nhóm, bất biến với đơn vị tiền tệ (thừa số quy đổi triệt tiêu trên thang log); năng suất được winsorize 1/99 trong cụm country-year (xem Mục 3.5.3). ² Trung vị Nhóm II bị kéo lên bởi các nền nhỏ; hai nền lớn nhất khối có phân tán hẹp nhất toàn pool (Saudi Arabia 0,49; Qatar 0,33).</w:t>
+        <w:t xml:space="preserve">Ghi chú: Cột n là số doanh nghiệp có</w:t>
+      </w:r>
+      <w:r>
+        <w:rPr>
+          <w:iCs/>
+          <w:i/>
+        </w:rPr>
+        <w:t xml:space="preserve"> </w:t>
+      </w:r>
+      <w:r>
+        <w:rPr>
+          <w:bCs/>
+          <w:b/>
+          <w:iCs/>
+          <w:i/>
+        </w:rPr>
+        <w:t xml:space="preserve">năng suất lao động hợp lệ (LP-valid)</w:t>
+      </w:r>
+      <w:r>
+        <w:rPr>
+          <w:iCs/>
+          <w:i/>
+        </w:rPr>
+        <w:t xml:space="preserve"> </w:t>
+      </w:r>
+      <w:r>
+        <w:rPr>
+          <w:iCs/>
+          <w:i/>
+        </w:rPr>
+        <w:t xml:space="preserve">trong khung mô tả tái lập gồm 50 nền / 107 cặp nền–năm (tổng 84.998), tính trực tiếp từ dữ liệu thô bằng</w:t>
+      </w:r>
+      <w:r>
+        <w:rPr>
+          <w:iCs/>
+          <w:i/>
+        </w:rPr>
+        <w:t xml:space="preserve"> </w:t>
+      </w:r>
+      <w:r>
+        <w:rPr>
+          <w:rStyle w:val="VerbatimChar"/>
+          <w:iCs/>
+          <w:i/>
+        </w:rPr>
+        <w:t xml:space="preserve">scripts/relock_descriptives_canonical.py</w:t>
+      </w:r>
+      <w:r>
+        <w:rPr>
+          <w:iCs/>
+          <w:i/>
+        </w:rPr>
+        <w:t xml:space="preserve"> </w:t>
+      </w:r>
+      <w:r>
+        <w:rPr>
+          <w:iCs/>
+          <w:i/>
+        </w:rPr>
+        <w:t xml:space="preserve">với cùng quy trình hài hòa hóa như pipeline kinh tế lượng P7. Khung mô tả này là phần lõi có năng suất hợp lệ của khung phân tích đa quốc gia (50 nền gồm Nhật Bản); mẫu hồi quy chính P7 là N = 81.022 (M2) và 79.080 (M5; xem Mục 4.6.1), còn pool phân loại ICRV rộng hơn (gồm cả doanh nghiệp thiếu biến năng suất/thể chế) là 96.415 / 52 nhãn nền. Vì vậy n ở bảng này nhỏ hơn các đếm mẫu đầy đủ dùng ở Bảng 4.3. ¹ Độ lệch chuẩn ln(năng suất lao động) khử trung bình trong từng cặp nền kinh tế × năm rồi tổng hợp trên các quan sát của nhóm, bất biến với đơn vị tiền tệ (thừa số quy đổi triệt tiêu trên thang log); năng suất được winsorize 1/99 trong cụm country-year (xem Mục 3.5.3). ² Nhóm II có phân tán hẹp nhất toàn khung (nén năng suất kiểu kinh tế nhà nước tô); hai nền lớn nhất khối hẹp nhất toàn pool (Saudi Arabia 0,49; Qatar 0,33).</w:t>
       </w:r>
     </w:p>
     <w:p>
@@ -907,7 +994,7 @@
         <w:pStyle w:val="BodyText"/>
       </w:pPr>
       <w:r>
-        <w:t xml:space="preserve">Phát hiện quan trọng nhất từ thực trạng mô tả là sự phân biệt nội bộ trong nhóm Advanced. Hai phân nhóm cùng mức thu nhập cao nhưng đối lập về cấu trúc: nhóm đổi mới sáng tạo dẫn dắt có R&amp;D 21,0%, ISO 32,5% và 24,5% doanh nghiệp xuất khẩu, trong khi nhóm tài nguyên dẫn dắt chỉ có R&amp;D 7,0% và 11,7% doanh nghiệp xuất khẩu (Chuyên đề 1). Về phân phối, hai nền lớn nhất Vùng Vịnh có phân tán năng suất trong đợt hẹp nhất toàn mẫu gộp (Saudi Arabia 0,49; Qatar 0,33, so với Singapore 1,08, chênh hơn 2 lần), biểu hiện của kinh tế nhà nước tô (rentier economy) nơi phân phối lại từ xuất khẩu dầu mỏ thu hẹp khoảng cách năng suất giữa doanh nghiệp, nhưng không nhất thiết phản ánh hiệu quả hoạt động kinh doanh của doanh nghiệp đáng kể. Điều này gợi ý rằng việc gộp hai loại Advanced vào một nhóm duy nhất (như các nghiên cứu trước thường làm) sẽ che khuất cơ chế quan trọng này.</w:t>
+        <w:t xml:space="preserve">Phát hiện quan trọng nhất từ thực trạng mô tả là sự phân biệt nội bộ trong nhóm Advanced. Hai phân nhóm cùng mức thu nhập cao nhưng đối lập về cấu trúc: nhóm đổi mới sáng tạo dẫn dắt có R&amp;D 21,0%, ISO 32,5% và 24,3% doanh nghiệp xuất khẩu, trong khi nhóm tài nguyên dẫn dắt chỉ có R&amp;D 7,0% và 11,6% doanh nghiệp xuất khẩu (Chuyên đề 1). Về phân phối, hai nền lớn nhất Vùng Vịnh có phân tán năng suất trong đợt hẹp nhất toàn mẫu gộp (Saudi Arabia 0,49; Qatar 0,33, so với Singapore 1,08, chênh hơn 2 lần), biểu hiện của kinh tế nhà nước tô (rentier economy) nơi phân phối lại từ xuất khẩu dầu mỏ thu hẹp khoảng cách năng suất giữa doanh nghiệp, nhưng không nhất thiết phản ánh hiệu quả hoạt động kinh doanh của doanh nghiệp đáng kể. Điều này gợi ý rằng việc gộp hai loại Advanced vào một nhóm duy nhất (như các nghiên cứu trước thường làm) sẽ che khuất cơ chế quan trọng này.</w:t>
       </w:r>
     </w:p>
     <w:p>
@@ -915,7 +1002,7 @@
         <w:pStyle w:val="BodyText"/>
       </w:pPr>
       <w:r>
-        <w:t xml:space="preserve">Sự gia tăng của độ phân tán năng suất trong đợt theo phổ thể chế ICRV (từ ~12 lần lên ~30 lần ở tỷ số P90/P10) không chỉ là một quan sát mô tả mà còn nhất quán với khung lý thuyết phân bổ sai nguồn lực (resource misallocation) của Hsieh và Klenow (2009): trong môi trường thể chế yếu, các rào cản thị trường, tiếp cận tài chính hạn chế, thực thi hợp đồng kém, méo mó chính sách, ngăn nguồn lực dịch chuyển từ doanh nghiệp kém hiệu quả sang doanh nghiệp hiệu quả hơn, khiến phương sai năng suất giữa các doanh nghiệp nới rộng. Theo logic này, độ phân tán năng suất cao ở Nhóm V–VI</w:t>
+        <w:t xml:space="preserve">Sự gia tăng của độ phân tán năng suất trong đợt theo phổ thể chế ICRV (từ ~11 lần lên ~27 lần ở tỷ số P90/P10) không chỉ là một quan sát mô tả mà còn nhất quán với khung lý thuyết phân bổ sai nguồn lực (resource misallocation) của Hsieh và Klenow (2009): trong môi trường thể chế yếu, các rào cản thị trường, tiếp cận tài chính hạn chế, thực thi hợp đồng kém, méo mó chính sách, ngăn nguồn lực dịch chuyển từ doanh nghiệp kém hiệu quả sang doanh nghiệp hiệu quả hơn, khiến phương sai năng suất giữa các doanh nghiệp nới rộng. Theo logic này, độ phân tán năng suất cao ở Nhóm V–VI</w:t>
       </w:r>
       <w:r>
         <w:t xml:space="preserve"> </w:t>
@@ -1204,7 +1291,7 @@
         <w:pStyle w:val="FirstParagraph"/>
       </w:pPr>
       <w:r>
-        <w:t xml:space="preserve">Trung vị FSTS bằng 0% trong tất cả các phân nhóm, chỉ 15–23% doanh nghiệp tham gia xuất khẩu tùy theo bối cảnh. Phân phối FSTS có dạng phân cực mạnh: đại đa số không xuất khẩu, trong khi một thiểu số nhỏ có tỷ lệ xuất khẩu rất cao. Phân cực này đặt ra vấn đề phương pháp quan trọng cho nghiên cứu quốc tế hóa và hiệu quả: kết quả hồi quy trên toàn mẫu bị kéo bởi hành vi của thiểu số xuất khẩu tích cực.</w:t>
+        <w:t xml:space="preserve">Trung vị FSTS bằng 0% trong tất cả các phân nhóm, chỉ khoảng 12–24% doanh nghiệp tham gia xuất khẩu tùy theo bối cảnh. Phân phối FSTS có dạng phân cực mạnh: đại đa số không xuất khẩu, trong khi một thiểu số nhỏ có tỷ lệ xuất khẩu rất cao. Phân cực này đặt ra vấn đề phương pháp quan trọng cho nghiên cứu quốc tế hóa và hiệu quả: kết quả hồi quy trên toàn mẫu bị kéo bởi hành vi của thiểu số xuất khẩu tích cực.</w:t>
       </w:r>
     </w:p>
     <w:p>
@@ -1212,7 +1299,7 @@
         <w:pStyle w:val="BodyText"/>
       </w:pPr>
       <w:r>
-        <w:t xml:space="preserve">Cường độ quốc tế hóa (FSTS trung bình, tính trên toàn mẫu gồm cả doanh nghiệp không xuất khẩu) dao động từ 6,3% (SIDS) đến 10,3% (trung bình cao), với mức trung bình khu vực khoảng 8,8%. Điều đáng chú ý là trung bình cao và Advanced có cùng FSTS trung bình (~10%) nhưng cơ chế xuất khẩu hoàn toàn khác: Advanced chủ yếu dịch vụ và hàng hóa hàm lượng tri thức cao; trung bình cao chủ yếu sản xuất theo chuỗi giá trị toàn cầu với biên lợi nhuận khác nhau.</w:t>
+        <w:t xml:space="preserve">Cường độ quốc tế hóa (FSTS trung bình, tính trên toàn mẫu gồm cả doanh nghiệp không xuất khẩu) dao động từ 6,7% (SIDS) đến 10,3% (trung bình cao), với mức trung bình khu vực khoảng 9%. Điều đáng chú ý là trung bình cao và Advanced có cùng FSTS trung bình (~10%) nhưng cơ chế xuất khẩu hoàn toàn khác: Advanced chủ yếu dịch vụ và hàng hóa hàm lượng tri thức cao; trung bình cao chủ yếu sản xuất theo chuỗi giá trị toàn cầu với biên lợi nhuận khác nhau.</w:t>
       </w:r>
     </w:p>
     <w:p>
@@ -1615,7 +1702,7 @@
               <w:jc w:val="left"/>
             </w:pPr>
             <w:r>
-              <w:t xml:space="preserve">25,4</w:t>
+              <w:t xml:space="preserve">31,4</w:t>
             </w:r>
           </w:p>
         </w:tc>
@@ -1627,7 +1714,7 @@
               <w:jc w:val="left"/>
             </w:pPr>
             <w:r>
-              <w:t xml:space="preserve">53,9</w:t>
+              <w:t xml:space="preserve">56,9</w:t>
             </w:r>
           </w:p>
         </w:tc>
@@ -1727,7 +1814,7 @@
               <w:jc w:val="left"/>
             </w:pPr>
             <w:r>
-              <w:t xml:space="preserve">24,4</w:t>
+              <w:t xml:space="preserve">24,0</w:t>
             </w:r>
           </w:p>
         </w:tc>
@@ -1739,7 +1826,7 @@
               <w:jc w:val="left"/>
             </w:pPr>
             <w:r>
-              <w:t xml:space="preserve">16,3</w:t>
+              <w:t xml:space="preserve">15,9</w:t>
             </w:r>
           </w:p>
         </w:tc>
@@ -1751,7 +1838,7 @@
               <w:jc w:val="left"/>
             </w:pPr>
             <w:r>
-              <w:t xml:space="preserve">17,5</w:t>
+              <w:t xml:space="preserve">17,6</w:t>
             </w:r>
           </w:p>
         </w:tc>
@@ -1763,7 +1850,7 @@
               <w:jc w:val="left"/>
             </w:pPr>
             <w:r>
-              <w:t xml:space="preserve">12,7</w:t>
+              <w:t xml:space="preserve">13,0</w:t>
             </w:r>
           </w:p>
         </w:tc>
@@ -1775,7 +1862,7 @@
               <w:jc w:val="left"/>
             </w:pPr>
             <w:r>
-              <w:t xml:space="preserve">40,9</w:t>
+              <w:t xml:space="preserve">40,6</w:t>
             </w:r>
           </w:p>
         </w:tc>
@@ -1906,7 +1993,7 @@
           <w:iCs/>
           <w:i/>
         </w:rPr>
-        <w:t xml:space="preserve">Ghi chú: Bảng 4.2 được tính trực tiếp từ dữ liệu thô WBES trên khung 50 nền (một cross-section chuẩn cho mỗi cặp nền kinh tế × năm, đợt khảo sát ≥ 2006), với các chỉ báo chuẩn của bộ công cụ WBES toàn cầu: đổi mới sản phẩm (h1), đổi mới quy trình (h5), chi R&amp;D (h8), chứng nhận chất lượng quốc tế (b8) và website (c22b). Toàn bộ sáu nhóm ICRV đều có độ phủ dữ liệu đầy đủ, kể cả Nhóm II (đủ 6/6 nền GCC). Phổ năng lực thể chế thể hiện rõ ở các biến nền tảng: R&amp;D 21,0% (Nhóm I) xuống 10,2% (Nhóm VI); ISO 32,5% xuống 12,2%; website 69,2% xuống 41,5%. Bộ số này nhất quán với phân tích thực trạng ở Chuyên đề 1.</w:t>
+        <w:t xml:space="preserve">Ghi chú: Bảng 4.2 được tái lập trực tiếp từ dữ liệu thô WBES trên cùng khung mô tả canonical 50 nền (một cross-section chuẩn cho mỗi cặp nền kinh tế × năm, đợt khảo sát ≥ 2006) như Bảng 4.1, với các chỉ báo chuẩn của bộ công cụ WBES toàn cầu: đổi mới sản phẩm (h1), đổi mới quy trình (h5), chi R&amp;D (h8), chứng nhận chất lượng quốc tế (b8) và website (c22b). Toàn bộ sáu nhóm ICRV đều có độ phủ dữ liệu đầy đủ, kể cả Nhóm II (đủ 6/6 nền GCC). Phổ năng lực thể chế thể hiện rõ ở các biến nền tảng: R&amp;D 21,0% (Nhóm I) xuống 10,2% (Nhóm VI); ISO 32,5% xuống 12,2%; website 69,2% xuống 41,5%.</w:t>
       </w:r>
     </w:p>
     <w:p>
@@ -1948,7 +2035,7 @@
         <w:t xml:space="preserve"> </w:t>
       </w:r>
       <w:r>
-        <w:t xml:space="preserve">và đổi mới quy trình cao nhất (24,7%), trong khi website (41,5%) ngang nhóm Đang nổi (40,9%) dù GNI thấp hơn đáng kể, phản ánh đổi mới bằng nguồn lực hạn chế (frugal innovation) như công cụ sinh tồn chứ không phải tối ưu hóa hiệu quả. Kết quả này hỗ trợ lập luận lý thuyết về sự phân biệt giữa DAI (chấp nhận số bề mặt) và TCI (năng lực công nghệ chiều sâu): SIDS đổi mới/áp dụng số ở bề mặt cao nhưng năng lực công nghệ chiều sâu (R&amp;D 10,2%, ISO 12,2%) thuộc nhóm thấp nhất, và đây là nhóm duy nhất nơi dạng chữ U ngược hoàn toàn mất cấu trúc (FIP là trường hợp giới hạn lý thuyết).</w:t>
+        <w:t xml:space="preserve">và đổi mới quy trình cao nhất (24,7%), trong khi website (41,5%) ngang nhóm Đang nổi (40,6%) dù GNI thấp hơn đáng kể, phản ánh đổi mới bằng nguồn lực hạn chế (frugal innovation) như công cụ sinh tồn chứ không phải tối ưu hóa hiệu quả. Kết quả này hỗ trợ lập luận lý thuyết về sự phân biệt giữa DAI (chấp nhận số bề mặt) và TCI (năng lực công nghệ chiều sâu): SIDS đổi mới/áp dụng số ở bề mặt cao nhưng năng lực công nghệ chiều sâu (R&amp;D 10,2%, ISO 12,2%) thuộc nhóm thấp nhất, và đây là nhóm duy nhất nơi dạng chữ U ngược hoàn toàn mất cấu trúc (FIP là trường hợp giới hạn lý thuyết).</w:t>
       </w:r>
     </w:p>
     <w:p>
@@ -1956,7 +2043,7 @@
         <w:pStyle w:val="BodyText"/>
       </w:pPr>
       <w:r>
-        <w:t xml:space="preserve">Một biểu hiện khác của bão hòa Tầng 1 nằm ở tương quan giữa website và năng suất: phần bù tương quan của DAI Tầng 1 thấp nhất ở nhóm Advanced đổi mới (+0,090, so với +0,180–0,201 ở các nhóm chuyển đổi và tài nguyên, Chuyên đề 1, Bảng 2.3.8.1) dù tỷ lệ có website của nhóm này cao (69,2%). Khi một chỉ báo nhị phân tiệm cận bão hòa, phương sai của nó co lại và nhóm</w:t>
+        <w:t xml:space="preserve">Một biểu hiện khác của bão hòa Tầng 1 nằm ở tương quan giữa website và năng suất: phần bù tương quan của DAI Tầng 1 thấp nhất ở nhóm Advanced đổi mới (+0,093, so với +0,183–0,202 ở các nhóm chuyển đổi và tài nguyên, Chuyên đề 1, Bảng 2.3.8.1) dù tỷ lệ có website của nhóm này cao (69,2%). Khi một chỉ báo nhị phân tiệm cận bão hòa, phương sai của nó co lại và nhóm</w:t>
       </w:r>
       <w:r>
         <w:t xml:space="preserve"> </w:t>
@@ -2838,7 +2925,7 @@
         <w:pStyle w:val="FirstParagraph"/>
       </w:pPr>
       <w:r>
-        <w:t xml:space="preserve">Khi đặt cạnh nhau toàn bộ các chỉ báo mô tả theo sáu nhóm ICRV, một bức tranh có cấu trúc nổi lên trong đó cường độ và đôi khi cả dấu của các tương quan thô biến thiên theo chiều suy yếu của thể chế. Hệ số tương quan Pearson giữa năng suất lao động chuẩn hóa và cường độ quốc tế hóa giảm đơn điệu theo phổ thể chế: từ</w:t>
+        <w:t xml:space="preserve">Khi đặt cạnh nhau toàn bộ các chỉ báo mô tả theo sáu nhóm ICRV, một bức tranh có cấu trúc nổi lên trong đó cường độ của các tương quan thô suy giảm dần (đến mức triệt tiêu ở SIDS) theo chiều suy yếu của thể chế. Hệ số tương quan Pearson giữa năng suất lao động chuẩn hóa và cường độ quốc tế hóa giảm đơn điệu theo phổ thể chế: từ</w:t>
       </w:r>
       <w:r>
         <w:t xml:space="preserve"> </w:t>
@@ -2860,7 +2947,7 @@
           <m:t>,</m:t>
         </m:r>
         <m:r>
-          <m:t>139</m:t>
+          <m:t>141</m:t>
         </m:r>
       </m:oMath>
       <w:r>
@@ -2889,7 +2976,7 @@
           <m:t>,</m:t>
         </m:r>
         <m:r>
-          <m:t>131</m:t>
+          <m:t>122</m:t>
         </m:r>
       </m:oMath>
       <w:r>
@@ -2918,7 +3005,7 @@
           <m:t>,</m:t>
         </m:r>
         <m:r>
-          <m:t>094</m:t>
+          <m:t>061</m:t>
         </m:r>
       </m:oMath>
       <w:r>
@@ -2947,7 +3034,7 @@
           <m:t>,</m:t>
         </m:r>
         <m:r>
-          <m:t>047</m:t>
+          <m:t>049</m:t>
         </m:r>
       </m:oMath>
       <w:r>
@@ -2976,21 +3063,21 @@
           <m:t>,</m:t>
         </m:r>
         <m:r>
-          <m:t>018</m:t>
-        </m:r>
-      </m:oMath>
-      <w:r>
-        <w:t xml:space="preserve"> </w:t>
-      </w:r>
-      <w:r>
-        <w:t xml:space="preserve">ở Nhóm V, rồi mất ý nghĩa thống kê và đổi dấu ở SIDS (</w:t>
-      </w:r>
-      <m:oMath>
-        <m:r>
-          <m:rPr>
-            <m:sty m:val="p"/>
-          </m:rPr>
-          <m:t>−</m:t>
+          <m:t>015</m:t>
+        </m:r>
+      </m:oMath>
+      <w:r>
+        <w:t xml:space="preserve"> </w:t>
+      </w:r>
+      <w:r>
+        <w:t xml:space="preserve">ở Nhóm V, rồi mất ý nghĩa thống kê ở SIDS (</w:t>
+      </w:r>
+      <m:oMath>
+        <m:r>
+          <m:rPr>
+            <m:sty m:val="p"/>
+          </m:rPr>
+          <m:t>+</m:t>
         </m:r>
         <m:r>
           <m:t>0</m:t>
@@ -3002,11 +3089,11 @@
           <m:t>,</m:t>
         </m:r>
         <m:r>
-          <m:t>009</m:t>
-        </m:r>
-      </m:oMath>
-      <w:r>
-        <w:t xml:space="preserve">, không có ý nghĩa). Mô thức này cho thấy quan hệ thô giữa quốc tế hóa và năng suất gần như biến mất ở các môi trường thể chế yếu, gợi ý một quan hệ phi tuyến và bị điều tiết thay vì một hiệu ứng tuyến tính phổ quát; SIDS là ngoại lệ duy nhất về dấu, nhất quán với giả thuyết chi phí buộc phải quốc tế hóa, theo đó doanh nghiệp đảo nhỏ xuất khẩu vì bắt buộc chứ không phải vì được chọn lọc theo năng suất.</w:t>
+          <m:t>002</m:t>
+        </m:r>
+      </m:oMath>
+      <w:r>
+        <w:t xml:space="preserve">, không có ý nghĩa). Mô thức này cho thấy quan hệ thô giữa quốc tế hóa và năng suất gần như biến mất ở các môi trường thể chế yếu, gợi ý một quan hệ phi tuyến và bị điều tiết thay vì một hiệu ứng tuyến tính phổ quát; SIDS là nhóm duy nhất nơi tương quan này triệt tiêu hoàn toàn (gần 0, không ý nghĩa), nhất quán với giả thuyết chi phí buộc phải quốc tế hóa, theo đó doanh nghiệp đảo nhỏ xuất khẩu vì bắt buộc chứ không phải vì được chọn lọc theo năng suất.</w:t>
       </w:r>
     </w:p>
     <w:p>
@@ -3091,7 +3178,7 @@
           <m:t>,</m:t>
         </m:r>
         <m:r>
-          <m:t>117</m:t>
+          <m:t>094</m:t>
         </m:r>
       </m:oMath>
       <w:r>
@@ -3120,14 +3207,14 @@
           <m:t>,</m:t>
         </m:r>
         <m:r>
-          <m:t>240</m:t>
-        </m:r>
-      </m:oMath>
-      <w:r>
-        <w:t xml:space="preserve"> </w:t>
-      </w:r>
-      <w:r>
-        <w:t xml:space="preserve">ở Nhóm III, củng cố cách đọc rằng năng lực công nghệ nền tảng là một yếu tố dịch chuyển mức năng suất có tính phổ quát chứ không phụ thuộc chế độ thể chế. Tương quan của sở hữu nước ngoài dương ở mọi nhóm nhưng mạnh hơn ở hai cực của phổ thể chế (Nhóm I</w:t>
+          <m:t>180</m:t>
+        </m:r>
+      </m:oMath>
+      <w:r>
+        <w:t xml:space="preserve"> </w:t>
+      </w:r>
+      <w:r>
+        <w:t xml:space="preserve">ở Nhóm II, củng cố cách đọc rằng năng lực công nghệ nền tảng là một yếu tố dịch chuyển mức năng suất có tính phổ quát chứ không phụ thuộc chế độ thể chế. Tương quan của sở hữu nước ngoài dương ở mọi nhóm nhưng mạnh hơn ở hai cực của phổ thể chế (Nhóm I</w:t>
       </w:r>
       <w:r>
         <w:t xml:space="preserve"> </w:t>
@@ -3149,36 +3236,36 @@
           <m:t>,</m:t>
         </m:r>
         <m:r>
+          <m:t>105</m:t>
+        </m:r>
+      </m:oMath>
+      <w:r>
+        <w:t xml:space="preserve"> </w:t>
+      </w:r>
+      <w:r>
+        <w:t xml:space="preserve">và SIDS</w:t>
+      </w:r>
+      <w:r>
+        <w:t xml:space="preserve"> </w:t>
+      </w:r>
+      <m:oMath>
+        <m:r>
+          <m:rPr>
+            <m:sty m:val="p"/>
+          </m:rPr>
+          <m:t>+</m:t>
+        </m:r>
+        <m:r>
+          <m:t>0</m:t>
+        </m:r>
+        <m:r>
+          <m:rPr>
+            <m:sty m:val="p"/>
+          </m:rPr>
+          <m:t>,</m:t>
+        </m:r>
+        <m:r>
           <m:t>104</m:t>
-        </m:r>
-      </m:oMath>
-      <w:r>
-        <w:t xml:space="preserve"> </w:t>
-      </w:r>
-      <w:r>
-        <w:t xml:space="preserve">và SIDS</w:t>
-      </w:r>
-      <w:r>
-        <w:t xml:space="preserve"> </w:t>
-      </w:r>
-      <m:oMath>
-        <m:r>
-          <m:rPr>
-            <m:sty m:val="p"/>
-          </m:rPr>
-          <m:t>+</m:t>
-        </m:r>
-        <m:r>
-          <m:t>0</m:t>
-        </m:r>
-        <m:r>
-          <m:rPr>
-            <m:sty m:val="p"/>
-          </m:rPr>
-          <m:t>,</m:t>
-        </m:r>
-        <m:r>
-          <m:t>122</m:t>
         </m:r>
       </m:oMath>
       <w:r>
@@ -3290,7 +3377,7 @@
           <m:t>,</m:t>
         </m:r>
         <m:r>
-          <m:t>4</m:t>
+          <m:t>2</m:t>
         </m:r>
       </m:oMath>
       <w:r>
@@ -3313,7 +3400,7 @@
           <m:t>,</m:t>
         </m:r>
         <m:r>
-          <m:t>8</m:t>
+          <m:t>5</m:t>
         </m:r>
       </m:oMath>
       <w:r>
@@ -3500,7 +3587,7 @@
           <m:t>,</m:t>
         </m:r>
         <m:r>
-          <m:t>090</m:t>
+          <m:t>093</m:t>
         </m:r>
       </m:oMath>
       <w:r>
@@ -3523,7 +3610,7 @@
           <m:t>,</m:t>
         </m:r>
         <m:r>
-          <m:t>201</m:t>
+          <m:t>202</m:t>
         </m:r>
       </m:oMath>
       <w:r>
@@ -3546,7 +3633,7 @@
           <m:t>,</m:t>
         </m:r>
         <m:r>
-          <m:t>180</m:t>
+          <m:t>183</m:t>
         </m:r>
       </m:oMath>
       <w:r>
@@ -6070,7 +6157,7 @@
           <m:t>,</m:t>
         </m:r>
         <m:r>
-          <m:t>475</m:t>
+          <m:t>487</m:t>
         </m:r>
       </m:oMath>
       <w:r>
@@ -6096,7 +6183,7 @@
           <m:t>,</m:t>
         </m:r>
         <m:r>
-          <m:t>057</m:t>
+          <m:t>052</m:t>
         </m:r>
       </m:oMath>
       <w:r>
@@ -6179,7 +6266,7 @@
           <m:t>,</m:t>
         </m:r>
         <m:r>
-          <m:t>134</m:t>
+          <m:t>132</m:t>
         </m:r>
       </m:oMath>
       <w:r>
@@ -6205,7 +6292,7 @@
           <m:t>,</m:t>
         </m:r>
         <m:r>
-          <m:t>0007</m:t>
+          <m:t>001</m:t>
         </m:r>
       </m:oMath>
       <w:r>
@@ -6319,7 +6406,7 @@
           <m:t>=</m:t>
         </m:r>
         <m:r>
-          <m:t>58</m:t>
+          <m:t>57</m:t>
         </m:r>
       </m:oMath>
       <w:r>
@@ -6362,7 +6449,7 @@
           <w:bCs/>
           <w:b/>
         </w:rPr>
-        <w:t xml:space="preserve">= 45.848</w:t>
+        <w:t xml:space="preserve">= 44.782</w:t>
       </w:r>
       <w:r>
         <w:t xml:space="preserve"> </w:t>
@@ -6419,7 +6506,7 @@
           <m:t>,</m:t>
         </m:r>
         <m:r>
-          <m:t>0007</m:t>
+          <m:t>001</m:t>
         </m:r>
       </m:oMath>
       <w:r>
@@ -8425,7 +8512,7 @@
           <m:t>,</m:t>
         </m:r>
         <m:r>
-          <m:t>475</m:t>
+          <m:t>487</m:t>
         </m:r>
       </m:oMath>
       <w:r>
@@ -8451,7 +8538,7 @@
           <m:t>,</m:t>
         </m:r>
         <m:r>
-          <m:t>057</m:t>
+          <m:t>052</m:t>
         </m:r>
       </m:oMath>
       <w:r>
@@ -8483,7 +8570,7 @@
           <m:t>,</m:t>
         </m:r>
         <m:r>
-          <m:t>134</m:t>
+          <m:t>132</m:t>
         </m:r>
       </m:oMath>
       <w:r>
@@ -8509,11 +8596,11 @@
           <m:t>,</m:t>
         </m:r>
         <m:r>
-          <m:t>0007</m:t>
-        </m:r>
-      </m:oMath>
-      <w:r>
-        <w:t xml:space="preserve">), nên bằng chứng bất đối xứng dựa trên Egger đơn lẻ không được khẳng định. Quy trình cắt-và-điền (trim-and-fill) gán thêm 58 nghiên cứu ở phía trái của phễu và đưa hệ số điều chỉnh xuống</w:t>
+          <m:t>001</m:t>
+        </m:r>
+      </m:oMath>
+      <w:r>
+        <w:t xml:space="preserve">), nên bằng chứng bất đối xứng dựa trên Egger đơn lẻ không được khẳng định. Quy trình cắt-và-điền (trim-and-fill) gán thêm 57 nghiên cứu ở phía trái của phễu và đưa hệ số điều chỉnh xuống</w:t>
       </w:r>
       <w:r>
         <w:t xml:space="preserve"> </w:t>
@@ -8576,7 +8663,7 @@
               <m:t>,</m:t>
             </m:r>
             <m:r>
-              <m:t>019</m:t>
+              <m:t>018</m:t>
             </m:r>
             <m:r>
               <m:rPr>
@@ -8691,7 +8778,7 @@
           <m:t>=</m:t>
         </m:r>
         <m:r>
-          <m:t>45.848</m:t>
+          <m:t>44.782</m:t>
         </m:r>
       </m:oMath>
       <w:r>
@@ -20877,7 +20964,7 @@
         </m:r>
       </m:oMath>
       <w:r>
-        <w:t xml:space="preserve">). Do đó độ cong toàn mẫu phản ánh chủ yếu bước nhảy năng suất khi doanh nghiệp chuyển từ không xuất khẩu sang xuất khẩu (H1a), chứ không phải độ cong cường độ trong nhóm doanh nghiệp xuất khẩu (H1b).</w:t>
+        <w:t xml:space="preserve">). Do đó độ cong toàn mẫu phản ánh chủ yếu bước nhảy năng suất khi doanh nghiệp chuyển từ không xuất khẩu sang xuất khẩu (biên tham gia), chứ không phải độ cong cường độ trong nhóm doanh nghiệp xuất khẩu (biên cường độ).</w:t>
       </w:r>
     </w:p>
     <w:p>
@@ -40534,7 +40621,7 @@
               <w:jc w:val="left"/>
             </w:pPr>
             <w:r>
-              <w:t xml:space="preserve">dương (+0,26 lên +0,43)</w:t>
+              <w:t xml:space="preserve">dương (+0,28 lên +0,43)</w:t>
             </w:r>
           </w:p>
         </w:tc>
@@ -40572,7 +40659,7 @@
               <w:jc w:val="left"/>
             </w:pPr>
             <w:r>
-              <w:t xml:space="preserve">Phân tích tổng hợp (châu Á)</w:t>
+              <w:t xml:space="preserve">Phân tích tổng hợp (toàn cầu, 49 nền)</w:t>
             </w:r>
           </w:p>
         </w:tc>
@@ -42607,7 +42694,7 @@
     <w:bookmarkEnd w:id="131"/>
     <w:sectPr>
       <w:pgSz w:h="16838" w:w="11906"/>
-      <w:pgMar w:bottom="1134" w:left="1701" w:right="1134" w:top="1134"/>
+      <w:pgMar w:bottom="1417" w:left="1417" w:right="1417" w:top="1417"/>
     </w:sectPr>
   </w:body>
 </w:document>
@@ -42827,13 +42914,13 @@
     <w:name w:val="Normal"/>
     <w:qFormat/>
     <w:pPr>
-      <w:spacing w:line="288" w:lineRule="auto"/>
+      <w:spacing w:line="276" w:lineRule="auto"/>
       <w:jc w:val="both"/>
     </w:pPr>
     <w:rPr>
       <w:rFonts w:ascii="Times New Roman" w:eastAsia="Times New Roman" w:hAnsi="Times New Roman"/>
       <w:color w:val="000000"/>
-      <w:sz w:val="26"/>
+      <w:sz w:val="24"/>
     </w:rPr>
   </w:style>
   <w:style w:styleId="BodyText" w:type="paragraph">
@@ -42841,14 +42928,14 @@
     <w:basedOn w:val="Normal"/>
     <w:link w:val="BodyTextChar"/>
     <w:pPr>
-      <w:spacing w:after="180" w:before="180" w:line="288" w:lineRule="auto"/>
+      <w:spacing w:after="180" w:before="180" w:line="276" w:lineRule="auto"/>
       <w:jc w:val="both"/>
     </w:pPr>
     <w:qFormat/>
     <w:rPr>
       <w:rFonts w:ascii="Times New Roman" w:eastAsia="Times New Roman" w:hAnsi="Times New Roman"/>
       <w:color w:val="000000"/>
-      <w:sz w:val="26"/>
+      <w:sz w:val="24"/>
     </w:rPr>
   </w:style>
   <w:style w:customStyle="1" w:styleId="FirstParagraph" w:type="paragraph">
@@ -42857,13 +42944,13 @@
     <w:next w:val="BodyText"/>
     <w:qFormat/>
     <w:pPr>
-      <w:spacing w:line="288" w:lineRule="auto"/>
+      <w:spacing w:line="276" w:lineRule="auto"/>
       <w:jc w:val="both"/>
     </w:pPr>
     <w:rPr>
       <w:rFonts w:ascii="Times New Roman" w:eastAsia="Times New Roman" w:hAnsi="Times New Roman"/>
       <w:color w:val="000000"/>
-      <w:sz w:val="26"/>
+      <w:sz w:val="24"/>
     </w:rPr>
   </w:style>
   <w:style w:customStyle="1" w:styleId="Compact" w:type="paragraph">
@@ -42871,13 +42958,13 @@
     <w:basedOn w:val="BodyText"/>
     <w:qFormat/>
     <w:pPr>
-      <w:spacing w:after="36" w:before="36" w:line="288" w:lineRule="auto"/>
+      <w:spacing w:after="36" w:before="36" w:line="276" w:lineRule="auto"/>
       <w:jc w:val="both"/>
     </w:pPr>
     <w:rPr>
       <w:rFonts w:ascii="Times New Roman" w:eastAsia="Times New Roman" w:hAnsi="Times New Roman"/>
       <w:color w:val="000000"/>
-      <w:sz w:val="26"/>
+      <w:sz w:val="24"/>
     </w:rPr>
   </w:style>
   <w:style w:styleId="Title" w:type="paragraph">
@@ -42888,7 +42975,7 @@
     <w:pPr>
       <w:keepNext/>
       <w:keepLines/>
-      <w:spacing w:after="240" w:before="480" w:line="288" w:lineRule="auto"/>
+      <w:spacing w:after="240" w:before="480" w:line="276" w:lineRule="auto"/>
       <w:jc w:val="both"/>
     </w:pPr>
     <w:rPr>
@@ -42896,7 +42983,7 @@
       <w:b/>
       <w:bCs/>
       <w:color w:val="000000"/>
-      <w:sz w:val="26"/>
+      <w:sz w:val="24"/>
       <w:szCs w:val="36"/>
     </w:rPr>
   </w:style>
@@ -42908,13 +42995,13 @@
     <w:pPr>
       <w:keepNext/>
       <w:keepLines/>
-      <w:spacing w:after="240" w:before="240" w:line="288" w:lineRule="auto"/>
+      <w:spacing w:after="240" w:before="240" w:line="276" w:lineRule="auto"/>
       <w:jc w:val="both"/>
     </w:pPr>
     <w:rPr>
       <w:rFonts w:ascii="Times New Roman" w:eastAsia="Times New Roman" w:hAnsi="Times New Roman"/>
       <w:color w:val="000000"/>
-      <w:sz w:val="26"/>
+      <w:sz w:val="24"/>
       <w:szCs w:val="30"/>
     </w:rPr>
   </w:style>
@@ -42925,13 +43012,13 @@
     <w:pPr>
       <w:keepNext/>
       <w:keepLines/>
-      <w:spacing w:line="288" w:lineRule="auto"/>
+      <w:spacing w:line="276" w:lineRule="auto"/>
       <w:jc w:val="both"/>
     </w:pPr>
     <w:rPr>
       <w:rFonts w:ascii="Times New Roman" w:eastAsia="Times New Roman" w:hAnsi="Times New Roman"/>
       <w:color w:val="000000"/>
-      <w:sz w:val="26"/>
+      <w:sz w:val="24"/>
     </w:rPr>
   </w:style>
   <w:style w:styleId="Date" w:type="paragraph">
@@ -42941,13 +43028,13 @@
     <w:pPr>
       <w:keepNext/>
       <w:keepLines/>
-      <w:spacing w:line="288" w:lineRule="auto"/>
+      <w:spacing w:line="276" w:lineRule="auto"/>
       <w:jc w:val="both"/>
     </w:pPr>
     <w:rPr>
       <w:rFonts w:ascii="Times New Roman" w:eastAsia="Times New Roman" w:hAnsi="Times New Roman"/>
       <w:color w:val="000000"/>
-      <w:sz w:val="26"/>
+      <w:sz w:val="24"/>
     </w:rPr>
   </w:style>
   <w:style w:customStyle="1" w:styleId="AbstractTitle" w:type="paragraph">
@@ -42959,11 +43046,11 @@
       <w:keepNext/>
       <w:keepLines/>
       <w:jc w:val="both"/>
-      <w:spacing w:after="0" w:before="300" w:line="288" w:lineRule="auto"/>
+      <w:spacing w:after="0" w:before="300" w:line="276" w:lineRule="auto"/>
     </w:pPr>
     <w:rPr>
       <w:color w:val="000000"/>
-      <w:sz w:val="26"/>
+      <w:sz w:val="24"/>
       <w:szCs w:val="20"/>
       <w:rFonts w:ascii="Times New Roman" w:eastAsia="Times New Roman" w:hAnsi="Times New Roman"/>
       <w:b/>
@@ -42977,13 +43064,13 @@
     <w:pPr>
       <w:keepNext/>
       <w:keepLines/>
-      <w:spacing w:after="300" w:before="100" w:line="288" w:lineRule="auto"/>
+      <w:spacing w:after="300" w:before="100" w:line="276" w:lineRule="auto"/>
       <w:jc w:val="both"/>
     </w:pPr>
     <w:rPr>
       <w:rFonts w:ascii="Times New Roman" w:eastAsia="Times New Roman" w:hAnsi="Times New Roman"/>
       <w:color w:val="000000"/>
-      <w:sz w:val="26"/>
+      <w:sz w:val="24"/>
       <w:szCs w:val="20"/>
     </w:rPr>
   </w:style>
@@ -42993,13 +43080,13 @@
     <w:next w:val="Bibliography"/>
     <w:qFormat/>
     <w:pPr>
-      <w:spacing w:line="288" w:lineRule="auto"/>
+      <w:spacing w:line="276" w:lineRule="auto"/>
       <w:jc w:val="both"/>
     </w:pPr>
     <w:rPr>
       <w:rFonts w:ascii="Times New Roman" w:eastAsia="Times New Roman" w:hAnsi="Times New Roman"/>
       <w:color w:val="000000"/>
-      <w:sz w:val="26"/>
+      <w:sz w:val="24"/>
     </w:rPr>
   </w:style>
   <w:style w:styleId="Heading1" w:type="paragraph">
@@ -43011,7 +43098,7 @@
     <w:pPr>
       <w:keepNext/>
       <w:keepLines/>
-      <w:spacing w:after="0" w:before="480" w:line="288" w:lineRule="auto"/>
+      <w:spacing w:after="0" w:before="480" w:line="276" w:lineRule="auto"/>
       <w:jc w:val="both"/>
       <w:outlineLvl w:val="0"/>
     </w:pPr>
@@ -43020,7 +43107,7 @@
       <w:b/>
       <w:bCs/>
       <w:color w:val="000000"/>
-      <w:sz w:val="26"/>
+      <w:sz w:val="24"/>
       <w:szCs w:val="32"/>
     </w:rPr>
   </w:style>
@@ -43034,7 +43121,7 @@
     <w:pPr>
       <w:keepNext/>
       <w:keepLines/>
-      <w:spacing w:after="0" w:before="200" w:line="288" w:lineRule="auto"/>
+      <w:spacing w:after="0" w:before="200" w:line="276" w:lineRule="auto"/>
       <w:jc w:val="both"/>
       <w:outlineLvl w:val="1"/>
     </w:pPr>
@@ -43043,7 +43130,7 @@
       <w:b/>
       <w:bCs/>
       <w:color w:val="000000"/>
-      <w:sz w:val="26"/>
+      <w:sz w:val="24"/>
       <w:szCs w:val="28"/>
     </w:rPr>
   </w:style>
@@ -43057,7 +43144,7 @@
     <w:pPr>
       <w:keepNext/>
       <w:keepLines/>
-      <w:spacing w:after="0" w:before="200" w:line="288" w:lineRule="auto"/>
+      <w:spacing w:after="0" w:before="200" w:line="276" w:lineRule="auto"/>
       <w:jc w:val="both"/>
       <w:outlineLvl w:val="2"/>
     </w:pPr>
@@ -43066,7 +43153,7 @@
       <w:b/>
       <w:bCs/>
       <w:color w:val="000000"/>
-      <w:sz w:val="26"/>
+      <w:sz w:val="24"/>
       <w:szCs w:val="24"/>
     </w:rPr>
   </w:style>
@@ -43080,7 +43167,7 @@
     <w:pPr>
       <w:keepNext/>
       <w:keepLines/>
-      <w:spacing w:after="0" w:before="200" w:line="288" w:lineRule="auto"/>
+      <w:spacing w:after="0" w:before="200" w:line="276" w:lineRule="auto"/>
       <w:jc w:val="both"/>
       <w:outlineLvl w:val="3"/>
     </w:pPr>
@@ -43089,7 +43176,7 @@
       <w:i/>
       <w:bCs/>
       <w:color w:val="000000"/>
-      <w:sz w:val="26"/>
+      <w:sz w:val="24"/>
       <w:szCs w:val="24"/>
     </w:rPr>
   </w:style>
@@ -43103,7 +43190,7 @@
     <w:pPr>
       <w:keepNext/>
       <w:keepLines/>
-      <w:spacing w:after="0" w:before="200" w:line="288" w:lineRule="auto"/>
+      <w:spacing w:after="0" w:before="200" w:line="276" w:lineRule="auto"/>
       <w:jc w:val="both"/>
       <w:outlineLvl w:val="4"/>
     </w:pPr>
@@ -43111,7 +43198,7 @@
       <w:rFonts w:ascii="Times New Roman" w:asciiTheme="majorHAnsi" w:cstheme="majorBidi" w:eastAsia="Times New Roman" w:eastAsiaTheme="majorEastAsia" w:hAnsi="Times New Roman" w:hAnsiTheme="majorHAnsi"/>
       <w:iCs/>
       <w:color w:val="000000"/>
-      <w:sz w:val="26"/>
+      <w:sz w:val="24"/>
       <w:szCs w:val="24"/>
     </w:rPr>
   </w:style>
@@ -43125,14 +43212,14 @@
     <w:pPr>
       <w:keepNext/>
       <w:keepLines/>
-      <w:spacing w:after="0" w:before="200" w:line="288" w:lineRule="auto"/>
+      <w:spacing w:after="0" w:before="200" w:line="276" w:lineRule="auto"/>
       <w:jc w:val="both"/>
       <w:outlineLvl w:val="5"/>
     </w:pPr>
     <w:rPr>
       <w:rFonts w:ascii="Times New Roman" w:asciiTheme="majorHAnsi" w:cstheme="majorBidi" w:eastAsia="Times New Roman" w:eastAsiaTheme="majorEastAsia" w:hAnsi="Times New Roman" w:hAnsiTheme="majorHAnsi"/>
       <w:color w:val="000000"/>
-      <w:sz w:val="26"/>
+      <w:sz w:val="24"/>
       <w:szCs w:val="24"/>
     </w:rPr>
   </w:style>
@@ -43146,14 +43233,14 @@
     <w:pPr>
       <w:keepNext/>
       <w:keepLines/>
-      <w:spacing w:after="0" w:before="200" w:line="288" w:lineRule="auto"/>
+      <w:spacing w:after="0" w:before="200" w:line="276" w:lineRule="auto"/>
       <w:jc w:val="both"/>
       <w:outlineLvl w:val="6"/>
     </w:pPr>
     <w:rPr>
       <w:rFonts w:ascii="Times New Roman" w:asciiTheme="majorHAnsi" w:cstheme="majorBidi" w:eastAsia="Times New Roman" w:eastAsiaTheme="majorEastAsia" w:hAnsi="Times New Roman" w:hAnsiTheme="majorHAnsi"/>
       <w:color w:val="000000"/>
-      <w:sz w:val="26"/>
+      <w:sz w:val="24"/>
       <w:szCs w:val="24"/>
     </w:rPr>
   </w:style>
@@ -43167,14 +43254,14 @@
     <w:pPr>
       <w:keepNext/>
       <w:keepLines/>
-      <w:spacing w:after="0" w:before="200" w:line="288" w:lineRule="auto"/>
+      <w:spacing w:after="0" w:before="200" w:line="276" w:lineRule="auto"/>
       <w:jc w:val="both"/>
       <w:outlineLvl w:val="7"/>
     </w:pPr>
     <w:rPr>
       <w:rFonts w:ascii="Times New Roman" w:asciiTheme="majorHAnsi" w:cstheme="majorBidi" w:eastAsia="Times New Roman" w:eastAsiaTheme="majorEastAsia" w:hAnsi="Times New Roman" w:hAnsiTheme="majorHAnsi"/>
       <w:color w:val="000000"/>
-      <w:sz w:val="26"/>
+      <w:sz w:val="24"/>
       <w:szCs w:val="24"/>
     </w:rPr>
   </w:style>
@@ -43188,14 +43275,14 @@
     <w:pPr>
       <w:keepNext/>
       <w:keepLines/>
-      <w:spacing w:after="0" w:before="200" w:line="288" w:lineRule="auto"/>
+      <w:spacing w:after="0" w:before="200" w:line="276" w:lineRule="auto"/>
       <w:jc w:val="both"/>
       <w:outlineLvl w:val="8"/>
     </w:pPr>
     <w:rPr>
       <w:rFonts w:ascii="Times New Roman" w:asciiTheme="majorHAnsi" w:cstheme="majorBidi" w:eastAsia="Times New Roman" w:eastAsiaTheme="majorEastAsia" w:hAnsi="Times New Roman" w:hAnsiTheme="majorHAnsi"/>
       <w:color w:val="000000"/>
-      <w:sz w:val="26"/>
+      <w:sz w:val="24"/>
       <w:szCs w:val="24"/>
     </w:rPr>
   </w:style>
@@ -43207,14 +43294,14 @@
     <w:unhideWhenUsed/>
     <w:qFormat/>
     <w:pPr>
-      <w:spacing w:after="100" w:before="100" w:line="288" w:lineRule="auto"/>
+      <w:spacing w:after="100" w:before="100" w:line="276" w:lineRule="auto"/>
       <w:ind w:firstLine="0" w:left="480" w:right="480"/>
       <w:jc w:val="both"/>
     </w:pPr>
     <w:rPr>
       <w:rFonts w:ascii="Times New Roman" w:eastAsia="Times New Roman" w:hAnsi="Times New Roman"/>
       <w:color w:val="000000"/>
-      <w:sz w:val="26"/>
+      <w:sz w:val="24"/>
     </w:rPr>
   </w:style>
   <w:style w:styleId="FootnoteText" w:type="paragraph">
@@ -43225,13 +43312,13 @@
     <w:unhideWhenUsed/>
     <w:qFormat/>
     <w:pPr>
-      <w:spacing w:line="288" w:lineRule="auto"/>
+      <w:spacing w:line="276" w:lineRule="auto"/>
       <w:jc w:val="both"/>
     </w:pPr>
     <w:rPr>
       <w:rFonts w:ascii="Times New Roman" w:eastAsia="Times New Roman" w:hAnsi="Times New Roman"/>
       <w:color w:val="000000"/>
-      <w:sz w:val="26"/>
+      <w:sz w:val="24"/>
     </w:rPr>
   </w:style>
   <w:style w:default="1" w:styleId="DefaultParagraphFont" w:type="character">
@@ -43241,7 +43328,7 @@
     <w:rPr>
       <w:rFonts w:ascii="Times New Roman" w:eastAsia="Times New Roman" w:hAnsi="Times New Roman"/>
       <w:color w:val="000000"/>
-      <w:sz w:val="26"/>
+      <w:sz w:val="24"/>
     </w:rPr>
   </w:style>
   <w:style w:default="1" w:styleId="Table" w:type="table">
@@ -43251,13 +43338,13 @@
     <w:unhideWhenUsed/>
     <w:qFormat/>
     <w:pPr>
-      <w:spacing w:line="288" w:lineRule="auto"/>
+      <w:spacing w:line="276" w:lineRule="auto"/>
       <w:jc w:val="both"/>
     </w:pPr>
     <w:rPr>
       <w:rFonts w:ascii="Times New Roman" w:eastAsia="Times New Roman" w:hAnsi="Times New Roman"/>
       <w:color w:val="000000"/>
-      <w:sz w:val="26"/>
+      <w:sz w:val="24"/>
     </w:rPr>
     <w:tblPr>
       <w:tblInd w:type="dxa" w:w="0"/>
@@ -43291,27 +43378,27 @@
     <w:pPr>
       <w:keepNext/>
       <w:keepLines/>
-      <w:spacing w:after="0" w:line="288" w:lineRule="auto"/>
+      <w:spacing w:after="0" w:line="276" w:lineRule="auto"/>
       <w:jc w:val="both"/>
     </w:pPr>
     <w:rPr>
       <w:rFonts w:ascii="Times New Roman" w:eastAsia="Times New Roman" w:hAnsi="Times New Roman"/>
       <w:b/>
       <w:color w:val="000000"/>
-      <w:sz w:val="26"/>
+      <w:sz w:val="24"/>
     </w:rPr>
   </w:style>
   <w:style w:customStyle="1" w:styleId="Definition" w:type="paragraph">
     <w:name w:val="Definition"/>
     <w:basedOn w:val="Normal"/>
     <w:pPr>
-      <w:spacing w:line="288" w:lineRule="auto"/>
+      <w:spacing w:line="276" w:lineRule="auto"/>
       <w:jc w:val="both"/>
     </w:pPr>
     <w:rPr>
       <w:rFonts w:ascii="Times New Roman" w:eastAsia="Times New Roman" w:hAnsi="Times New Roman"/>
       <w:color w:val="000000"/>
-      <w:sz w:val="26"/>
+      <w:sz w:val="24"/>
     </w:rPr>
   </w:style>
   <w:style w:styleId="Caption" w:type="paragraph">
@@ -43319,14 +43406,14 @@
     <w:basedOn w:val="Normal"/>
     <w:link w:val="BodyTextChar"/>
     <w:pPr>
-      <w:spacing w:after="120" w:before="0" w:line="288" w:lineRule="auto"/>
+      <w:spacing w:after="120" w:before="0" w:line="276" w:lineRule="auto"/>
       <w:jc w:val="both"/>
     </w:pPr>
     <w:rPr>
       <w:rFonts w:ascii="Times New Roman" w:eastAsia="Times New Roman" w:hAnsi="Times New Roman"/>
       <w:i/>
       <w:color w:val="000000"/>
-      <w:sz w:val="26"/>
+      <w:sz w:val="24"/>
     </w:rPr>
   </w:style>
   <w:style w:customStyle="1" w:styleId="TableCaption" w:type="paragraph">
@@ -43334,39 +43421,39 @@
     <w:basedOn w:val="Caption"/>
     <w:pPr>
       <w:keepNext/>
-      <w:spacing w:line="288" w:lineRule="auto"/>
+      <w:spacing w:line="276" w:lineRule="auto"/>
       <w:jc w:val="both"/>
     </w:pPr>
     <w:rPr>
       <w:rFonts w:ascii="Times New Roman" w:eastAsia="Times New Roman" w:hAnsi="Times New Roman"/>
       <w:color w:val="000000"/>
-      <w:sz w:val="26"/>
+      <w:sz w:val="24"/>
     </w:rPr>
   </w:style>
   <w:style w:customStyle="1" w:styleId="ImageCaption" w:type="paragraph">
     <w:name w:val="Image Caption"/>
     <w:basedOn w:val="Caption"/>
     <w:pPr>
-      <w:spacing w:line="288" w:lineRule="auto"/>
+      <w:spacing w:line="276" w:lineRule="auto"/>
       <w:jc w:val="both"/>
     </w:pPr>
     <w:rPr>
       <w:rFonts w:ascii="Times New Roman" w:eastAsia="Times New Roman" w:hAnsi="Times New Roman"/>
       <w:color w:val="000000"/>
-      <w:sz w:val="26"/>
+      <w:sz w:val="24"/>
     </w:rPr>
   </w:style>
   <w:style w:customStyle="1" w:styleId="Figure" w:type="paragraph">
     <w:name w:val="Figure"/>
     <w:basedOn w:val="Normal"/>
     <w:pPr>
-      <w:spacing w:line="288" w:lineRule="auto"/>
+      <w:spacing w:line="276" w:lineRule="auto"/>
       <w:jc w:val="both"/>
     </w:pPr>
     <w:rPr>
       <w:rFonts w:ascii="Times New Roman" w:eastAsia="Times New Roman" w:hAnsi="Times New Roman"/>
       <w:color w:val="000000"/>
-      <w:sz w:val="26"/>
+      <w:sz w:val="24"/>
     </w:rPr>
   </w:style>
   <w:style w:customStyle="1" w:styleId="CaptionedFigure" w:type="paragraph">
@@ -43374,13 +43461,13 @@
     <w:basedOn w:val="Figure"/>
     <w:pPr>
       <w:keepNext/>
-      <w:spacing w:line="288" w:lineRule="auto"/>
+      <w:spacing w:line="276" w:lineRule="auto"/>
       <w:jc w:val="both"/>
     </w:pPr>
     <w:rPr>
       <w:rFonts w:ascii="Times New Roman" w:eastAsia="Times New Roman" w:hAnsi="Times New Roman"/>
       <w:color w:val="000000"/>
-      <w:sz w:val="26"/>
+      <w:sz w:val="24"/>
     </w:rPr>
   </w:style>
   <w:style w:customStyle="1" w:styleId="BodyTextChar" w:type="character">
@@ -43390,7 +43477,7 @@
     <w:rPr>
       <w:rFonts w:ascii="Times New Roman" w:eastAsia="Times New Roman" w:hAnsi="Times New Roman"/>
       <w:color w:val="000000"/>
-      <w:sz w:val="26"/>
+      <w:sz w:val="24"/>
     </w:rPr>
   </w:style>
   <w:style w:customStyle="1" w:styleId="VerbatimChar" w:type="character">
@@ -43399,7 +43486,7 @@
     <w:rPr>
       <w:rFonts w:ascii="Times New Roman" w:eastAsia="Times New Roman" w:hAnsi="Times New Roman"/>
       <w:color w:val="000000"/>
-      <w:sz w:val="26"/>
+      <w:sz w:val="24"/>
     </w:rPr>
   </w:style>
   <w:style w:customStyle="1" w:styleId="SectionNumber" w:type="character">
@@ -43408,7 +43495,7 @@
     <w:rPr>
       <w:rFonts w:ascii="Times New Roman" w:eastAsia="Times New Roman" w:hAnsi="Times New Roman"/>
       <w:color w:val="000000"/>
-      <w:sz w:val="26"/>
+      <w:sz w:val="24"/>
     </w:rPr>
   </w:style>
   <w:style w:styleId="FootnoteReference" w:type="character">
@@ -43417,7 +43504,7 @@
     <w:rPr>
       <w:rFonts w:ascii="Times New Roman" w:eastAsia="Times New Roman" w:hAnsi="Times New Roman"/>
       <w:color w:val="000000"/>
-      <w:sz w:val="26"/>
+      <w:sz w:val="24"/>
       <w:vertAlign w:val="superscript"/>
     </w:rPr>
   </w:style>
@@ -43427,7 +43514,7 @@
     <w:rPr>
       <w:rFonts w:ascii="Times New Roman" w:eastAsia="Times New Roman" w:hAnsi="Times New Roman"/>
       <w:color w:val="000000"/>
-      <w:sz w:val="26"/>
+      <w:sz w:val="24"/>
     </w:rPr>
   </w:style>
   <w:style w:styleId="TOCHeading" w:type="paragraph">
@@ -43438,7 +43525,7 @@
     <w:unhideWhenUsed/>
     <w:qFormat/>
     <w:pPr>
-      <w:spacing w:before="240" w:line="288" w:lineRule="auto"/>
+      <w:spacing w:before="240" w:line="276" w:lineRule="auto"/>
       <w:jc w:val="both"/>
       <w:outlineLvl w:val="9"/>
     </w:pPr>
@@ -43447,317 +43534,242 @@
       <w:b w:val="0"/>
       <w:bCs w:val="0"/>
       <w:color w:val="000000"/>
-      <w:sz w:val="26"/>
+      <w:sz w:val="24"/>
     </w:rPr>
   </w:style>
-  <w:style w:customStyle="1" w:styleId="SourceCode" w:type="paragraph">
+  <w:style w:type="paragraph" w:customStyle="1" w:styleId="SourceCode">
     <w:name w:val="Source Code"/>
     <w:basedOn w:val="Normal"/>
     <w:link w:val="VerbatimChar"/>
     <w:pPr>
       <w:wordWrap w:val="off"/>
-      <w:spacing w:line="288" w:lineRule="auto"/>
-      <w:jc w:val="both"/>
     </w:pPr>
-    <w:rPr>
-      <w:rFonts w:ascii="Times New Roman" w:eastAsia="Times New Roman" w:hAnsi="Times New Roman"/>
-      <w:color w:val="000000"/>
-      <w:sz w:val="26"/>
-    </w:rPr>
   </w:style>
-  <w:style w:customStyle="1" w:styleId="KeywordTok" w:type="character">
+  <w:style w:type="character" w:customStyle="1" w:styleId="KeywordTok">
     <w:name w:val="KeywordTok"/>
     <w:basedOn w:val="VerbatimChar"/>
     <w:rPr>
-      <w:rFonts w:ascii="Times New Roman" w:eastAsia="Times New Roman" w:hAnsi="Times New Roman"/>
+      <w:color w:val="007020"/>
       <w:b/>
-      <w:color w:val="000000"/>
-      <w:sz w:val="26"/>
     </w:rPr>
   </w:style>
-  <w:style w:customStyle="1" w:styleId="DataTypeTok" w:type="character">
+  <w:style w:type="character" w:customStyle="1" w:styleId="DataTypeTok">
     <w:name w:val="DataTypeTok"/>
     <w:basedOn w:val="VerbatimChar"/>
     <w:rPr>
-      <w:rFonts w:ascii="Times New Roman" w:eastAsia="Times New Roman" w:hAnsi="Times New Roman"/>
-      <w:color w:val="000000"/>
-      <w:sz w:val="26"/>
+      <w:color w:val="902000"/>
     </w:rPr>
   </w:style>
-  <w:style w:customStyle="1" w:styleId="DecValTok" w:type="character">
+  <w:style w:type="character" w:customStyle="1" w:styleId="DecValTok">
     <w:name w:val="DecValTok"/>
     <w:basedOn w:val="VerbatimChar"/>
     <w:rPr>
-      <w:rFonts w:ascii="Times New Roman" w:eastAsia="Times New Roman" w:hAnsi="Times New Roman"/>
-      <w:color w:val="000000"/>
-      <w:sz w:val="26"/>
+      <w:color w:val="40a070"/>
     </w:rPr>
   </w:style>
-  <w:style w:customStyle="1" w:styleId="BaseNTok" w:type="character">
+  <w:style w:type="character" w:customStyle="1" w:styleId="BaseNTok">
     <w:name w:val="BaseNTok"/>
     <w:basedOn w:val="VerbatimChar"/>
     <w:rPr>
-      <w:rFonts w:ascii="Times New Roman" w:eastAsia="Times New Roman" w:hAnsi="Times New Roman"/>
-      <w:color w:val="000000"/>
-      <w:sz w:val="26"/>
+      <w:color w:val="40a070"/>
     </w:rPr>
   </w:style>
-  <w:style w:customStyle="1" w:styleId="FloatTok" w:type="character">
+  <w:style w:type="character" w:customStyle="1" w:styleId="FloatTok">
     <w:name w:val="FloatTok"/>
     <w:basedOn w:val="VerbatimChar"/>
     <w:rPr>
-      <w:rFonts w:ascii="Times New Roman" w:eastAsia="Times New Roman" w:hAnsi="Times New Roman"/>
-      <w:color w:val="000000"/>
-      <w:sz w:val="26"/>
+      <w:color w:val="40a070"/>
     </w:rPr>
   </w:style>
-  <w:style w:customStyle="1" w:styleId="ConstantTok" w:type="character">
+  <w:style w:type="character" w:customStyle="1" w:styleId="ConstantTok">
     <w:name w:val="ConstantTok"/>
     <w:basedOn w:val="VerbatimChar"/>
     <w:rPr>
-      <w:rFonts w:ascii="Times New Roman" w:eastAsia="Times New Roman" w:hAnsi="Times New Roman"/>
-      <w:color w:val="000000"/>
-      <w:sz w:val="26"/>
+      <w:color w:val="880000"/>
     </w:rPr>
   </w:style>
-  <w:style w:customStyle="1" w:styleId="CharTok" w:type="character">
+  <w:style w:type="character" w:customStyle="1" w:styleId="CharTok">
     <w:name w:val="CharTok"/>
     <w:basedOn w:val="VerbatimChar"/>
     <w:rPr>
-      <w:rFonts w:ascii="Times New Roman" w:eastAsia="Times New Roman" w:hAnsi="Times New Roman"/>
-      <w:color w:val="000000"/>
-      <w:sz w:val="26"/>
+      <w:color w:val="4070a0"/>
     </w:rPr>
   </w:style>
-  <w:style w:customStyle="1" w:styleId="SpecialCharTok" w:type="character">
+  <w:style w:type="character" w:customStyle="1" w:styleId="SpecialCharTok">
     <w:name w:val="SpecialCharTok"/>
     <w:basedOn w:val="VerbatimChar"/>
     <w:rPr>
-      <w:rFonts w:ascii="Times New Roman" w:eastAsia="Times New Roman" w:hAnsi="Times New Roman"/>
-      <w:color w:val="000000"/>
-      <w:sz w:val="26"/>
+      <w:color w:val="4070a0"/>
     </w:rPr>
   </w:style>
-  <w:style w:customStyle="1" w:styleId="StringTok" w:type="character">
+  <w:style w:type="character" w:customStyle="1" w:styleId="StringTok">
     <w:name w:val="StringTok"/>
     <w:basedOn w:val="VerbatimChar"/>
     <w:rPr>
-      <w:rFonts w:ascii="Times New Roman" w:eastAsia="Times New Roman" w:hAnsi="Times New Roman"/>
-      <w:color w:val="000000"/>
-      <w:sz w:val="26"/>
+      <w:color w:val="4070a0"/>
     </w:rPr>
   </w:style>
-  <w:style w:customStyle="1" w:styleId="VerbatimStringTok" w:type="character">
+  <w:style w:type="character" w:customStyle="1" w:styleId="VerbatimStringTok">
     <w:name w:val="VerbatimStringTok"/>
     <w:basedOn w:val="VerbatimChar"/>
     <w:rPr>
-      <w:rFonts w:ascii="Times New Roman" w:eastAsia="Times New Roman" w:hAnsi="Times New Roman"/>
-      <w:color w:val="000000"/>
-      <w:sz w:val="26"/>
+      <w:color w:val="4070a0"/>
     </w:rPr>
   </w:style>
-  <w:style w:customStyle="1" w:styleId="SpecialStringTok" w:type="character">
+  <w:style w:type="character" w:customStyle="1" w:styleId="SpecialStringTok">
     <w:name w:val="SpecialStringTok"/>
     <w:basedOn w:val="VerbatimChar"/>
     <w:rPr>
-      <w:rFonts w:ascii="Times New Roman" w:eastAsia="Times New Roman" w:hAnsi="Times New Roman"/>
-      <w:color w:val="000000"/>
-      <w:sz w:val="26"/>
+      <w:color w:val="bb6688"/>
     </w:rPr>
   </w:style>
-  <w:style w:customStyle="1" w:styleId="ImportTok" w:type="character">
+  <w:style w:type="character" w:customStyle="1" w:styleId="ImportTok">
     <w:name w:val="ImportTok"/>
     <w:basedOn w:val="VerbatimChar"/>
     <w:rPr>
-      <w:rFonts w:ascii="Times New Roman" w:eastAsia="Times New Roman" w:hAnsi="Times New Roman"/>
+      <w:color w:val="008000"/>
       <w:b/>
-      <w:color w:val="000000"/>
-      <w:sz w:val="26"/>
     </w:rPr>
   </w:style>
-  <w:style w:customStyle="1" w:styleId="CommentTok" w:type="character">
+  <w:style w:type="character" w:customStyle="1" w:styleId="CommentTok">
     <w:name w:val="CommentTok"/>
     <w:basedOn w:val="VerbatimChar"/>
     <w:rPr>
-      <w:rFonts w:ascii="Times New Roman" w:eastAsia="Times New Roman" w:hAnsi="Times New Roman"/>
+      <w:color w:val="60a0b0"/>
       <w:i/>
-      <w:color w:val="000000"/>
-      <w:sz w:val="26"/>
     </w:rPr>
   </w:style>
-  <w:style w:customStyle="1" w:styleId="DocumentationTok" w:type="character">
+  <w:style w:type="character" w:customStyle="1" w:styleId="DocumentationTok">
     <w:name w:val="DocumentationTok"/>
     <w:basedOn w:val="VerbatimChar"/>
     <w:rPr>
-      <w:rFonts w:ascii="Times New Roman" w:eastAsia="Times New Roman" w:hAnsi="Times New Roman"/>
+      <w:color w:val="ba2121"/>
       <w:i/>
-      <w:color w:val="000000"/>
-      <w:sz w:val="26"/>
     </w:rPr>
   </w:style>
-  <w:style w:customStyle="1" w:styleId="AnnotationTok" w:type="character">
+  <w:style w:type="character" w:customStyle="1" w:styleId="AnnotationTok">
     <w:name w:val="AnnotationTok"/>
     <w:basedOn w:val="VerbatimChar"/>
     <w:rPr>
-      <w:rFonts w:ascii="Times New Roman" w:eastAsia="Times New Roman" w:hAnsi="Times New Roman"/>
+      <w:color w:val="60a0b0"/>
       <w:b/>
       <w:i/>
-      <w:color w:val="000000"/>
-      <w:sz w:val="26"/>
     </w:rPr>
   </w:style>
-  <w:style w:customStyle="1" w:styleId="CommentVarTok" w:type="character">
+  <w:style w:type="character" w:customStyle="1" w:styleId="CommentVarTok">
     <w:name w:val="CommentVarTok"/>
     <w:basedOn w:val="VerbatimChar"/>
     <w:rPr>
-      <w:rFonts w:ascii="Times New Roman" w:eastAsia="Times New Roman" w:hAnsi="Times New Roman"/>
+      <w:color w:val="60a0b0"/>
       <w:b/>
       <w:i/>
-      <w:color w:val="000000"/>
-      <w:sz w:val="26"/>
     </w:rPr>
   </w:style>
-  <w:style w:customStyle="1" w:styleId="OtherTok" w:type="character">
+  <w:style w:type="character" w:customStyle="1" w:styleId="OtherTok">
     <w:name w:val="OtherTok"/>
     <w:basedOn w:val="VerbatimChar"/>
     <w:rPr>
-      <w:rFonts w:ascii="Times New Roman" w:eastAsia="Times New Roman" w:hAnsi="Times New Roman"/>
-      <w:color w:val="000000"/>
-      <w:sz w:val="26"/>
+      <w:color w:val="007020"/>
     </w:rPr>
   </w:style>
-  <w:style w:customStyle="1" w:styleId="FunctionTok" w:type="character">
+  <w:style w:type="character" w:customStyle="1" w:styleId="FunctionTok">
     <w:name w:val="FunctionTok"/>
     <w:basedOn w:val="VerbatimChar"/>
     <w:rPr>
-      <w:rFonts w:ascii="Times New Roman" w:eastAsia="Times New Roman" w:hAnsi="Times New Roman"/>
-      <w:color w:val="000000"/>
-      <w:sz w:val="26"/>
+      <w:color w:val="06287e"/>
     </w:rPr>
   </w:style>
-  <w:style w:customStyle="1" w:styleId="VariableTok" w:type="character">
+  <w:style w:type="character" w:customStyle="1" w:styleId="VariableTok">
     <w:name w:val="VariableTok"/>
     <w:basedOn w:val="VerbatimChar"/>
     <w:rPr>
-      <w:rFonts w:ascii="Times New Roman" w:eastAsia="Times New Roman" w:hAnsi="Times New Roman"/>
-      <w:color w:val="000000"/>
-      <w:sz w:val="26"/>
+      <w:color w:val="19177c"/>
     </w:rPr>
   </w:style>
-  <w:style w:customStyle="1" w:styleId="ControlFlowTok" w:type="character">
+  <w:style w:type="character" w:customStyle="1" w:styleId="ControlFlowTok">
     <w:name w:val="ControlFlowTok"/>
     <w:basedOn w:val="VerbatimChar"/>
     <w:rPr>
-      <w:rFonts w:ascii="Times New Roman" w:eastAsia="Times New Roman" w:hAnsi="Times New Roman"/>
+      <w:color w:val="007020"/>
       <w:b/>
-      <w:color w:val="000000"/>
-      <w:sz w:val="26"/>
     </w:rPr>
   </w:style>
-  <w:style w:customStyle="1" w:styleId="OperatorTok" w:type="character">
+  <w:style w:type="character" w:customStyle="1" w:styleId="OperatorTok">
     <w:name w:val="OperatorTok"/>
     <w:basedOn w:val="VerbatimChar"/>
     <w:rPr>
-      <w:rFonts w:ascii="Times New Roman" w:eastAsia="Times New Roman" w:hAnsi="Times New Roman"/>
-      <w:color w:val="000000"/>
-      <w:sz w:val="26"/>
+      <w:color w:val="666666"/>
     </w:rPr>
   </w:style>
-  <w:style w:customStyle="1" w:styleId="BuiltInTok" w:type="character">
+  <w:style w:type="character" w:customStyle="1" w:styleId="BuiltInTok">
     <w:name w:val="BuiltInTok"/>
     <w:basedOn w:val="VerbatimChar"/>
     <w:rPr>
-      <w:rFonts w:ascii="Times New Roman" w:eastAsia="Times New Roman" w:hAnsi="Times New Roman"/>
-      <w:color w:val="000000"/>
-      <w:sz w:val="26"/>
+      <w:color w:val="008000"/>
     </w:rPr>
   </w:style>
-  <w:style w:customStyle="1" w:styleId="ExtensionTok" w:type="character">
+  <w:style w:type="character" w:customStyle="1" w:styleId="ExtensionTok">
     <w:name w:val="ExtensionTok"/>
     <w:basedOn w:val="VerbatimChar"/>
-    <w:rPr>
-      <w:rFonts w:ascii="Times New Roman" w:eastAsia="Times New Roman" w:hAnsi="Times New Roman"/>
-      <w:color w:val="000000"/>
-      <w:sz w:val="26"/>
-    </w:rPr>
+    <w:rPr/>
   </w:style>
-  <w:style w:customStyle="1" w:styleId="PreprocessorTok" w:type="character">
+  <w:style w:type="character" w:customStyle="1" w:styleId="PreprocessorTok">
     <w:name w:val="PreprocessorTok"/>
     <w:basedOn w:val="VerbatimChar"/>
     <w:rPr>
-      <w:rFonts w:ascii="Times New Roman" w:eastAsia="Times New Roman" w:hAnsi="Times New Roman"/>
-      <w:color w:val="000000"/>
-      <w:sz w:val="26"/>
+      <w:color w:val="bc7a00"/>
     </w:rPr>
   </w:style>
-  <w:style w:customStyle="1" w:styleId="AttributeTok" w:type="character">
+  <w:style w:type="character" w:customStyle="1" w:styleId="AttributeTok">
     <w:name w:val="AttributeTok"/>
     <w:basedOn w:val="VerbatimChar"/>
     <w:rPr>
-      <w:rFonts w:ascii="Times New Roman" w:eastAsia="Times New Roman" w:hAnsi="Times New Roman"/>
-      <w:color w:val="000000"/>
-      <w:sz w:val="26"/>
+      <w:color w:val="7d9029"/>
     </w:rPr>
   </w:style>
-  <w:style w:customStyle="1" w:styleId="RegionMarkerTok" w:type="character">
+  <w:style w:type="character" w:customStyle="1" w:styleId="RegionMarkerTok">
     <w:name w:val="RegionMarkerTok"/>
     <w:basedOn w:val="VerbatimChar"/>
-    <w:rPr>
-      <w:rFonts w:ascii="Times New Roman" w:eastAsia="Times New Roman" w:hAnsi="Times New Roman"/>
-      <w:color w:val="000000"/>
-      <w:sz w:val="26"/>
-    </w:rPr>
+    <w:rPr/>
   </w:style>
-  <w:style w:customStyle="1" w:styleId="InformationTok" w:type="character">
+  <w:style w:type="character" w:customStyle="1" w:styleId="InformationTok">
     <w:name w:val="InformationTok"/>
     <w:basedOn w:val="VerbatimChar"/>
     <w:rPr>
-      <w:rFonts w:ascii="Times New Roman" w:eastAsia="Times New Roman" w:hAnsi="Times New Roman"/>
+      <w:color w:val="60a0b0"/>
       <w:b/>
       <w:i/>
-      <w:color w:val="000000"/>
-      <w:sz w:val="26"/>
     </w:rPr>
   </w:style>
-  <w:style w:customStyle="1" w:styleId="WarningTok" w:type="character">
+  <w:style w:type="character" w:customStyle="1" w:styleId="WarningTok">
     <w:name w:val="WarningTok"/>
     <w:basedOn w:val="VerbatimChar"/>
     <w:rPr>
-      <w:rFonts w:ascii="Times New Roman" w:eastAsia="Times New Roman" w:hAnsi="Times New Roman"/>
+      <w:color w:val="60a0b0"/>
       <w:b/>
       <w:i/>
-      <w:color w:val="000000"/>
-      <w:sz w:val="26"/>
     </w:rPr>
   </w:style>
-  <w:style w:customStyle="1" w:styleId="AlertTok" w:type="character">
+  <w:style w:type="character" w:customStyle="1" w:styleId="AlertTok">
     <w:name w:val="AlertTok"/>
     <w:basedOn w:val="VerbatimChar"/>
     <w:rPr>
-      <w:rFonts w:ascii="Times New Roman" w:eastAsia="Times New Roman" w:hAnsi="Times New Roman"/>
+      <w:color w:val="ff0000"/>
       <w:b/>
-      <w:color w:val="000000"/>
-      <w:sz w:val="26"/>
     </w:rPr>
   </w:style>
-  <w:style w:customStyle="1" w:styleId="ErrorTok" w:type="character">
+  <w:style w:type="character" w:customStyle="1" w:styleId="ErrorTok">
     <w:name w:val="ErrorTok"/>
     <w:basedOn w:val="VerbatimChar"/>
     <w:rPr>
-      <w:rFonts w:ascii="Times New Roman" w:eastAsia="Times New Roman" w:hAnsi="Times New Roman"/>
+      <w:color w:val="ff0000"/>
       <w:b/>
-      <w:color w:val="000000"/>
-      <w:sz w:val="26"/>
     </w:rPr>
   </w:style>
-  <w:style w:customStyle="1" w:styleId="NormalTok" w:type="character">
+  <w:style w:type="character" w:customStyle="1" w:styleId="NormalTok">
     <w:name w:val="NormalTok"/>
     <w:basedOn w:val="VerbatimChar"/>
-    <w:rPr>
-      <w:rFonts w:ascii="Times New Roman" w:eastAsia="Times New Roman" w:hAnsi="Times New Roman"/>
-      <w:color w:val="000000"/>
-      <w:sz w:val="26"/>
-    </w:rPr>
+    <w:rPr/>
   </w:style>
 </w:styles>
 </file>
